--- a/internal_doc/03.开发设计/Story-password调整方案.docx
+++ b/internal_doc/03.开发设计/Story-password调整方案.docx
@@ -10,7 +10,7 @@
         <w:rPr>
           <w:rFonts w:hint="eastAsia"/>
         </w:rPr>
-        <w:t>命令行密码方式修改</w:t>
+        <w:t>密码管理</w:t>
       </w:r>
     </w:p>
     <w:tbl>
@@ -57,13 +57,7 @@
               <w:rPr>
                 <w:rFonts w:hint="eastAsia"/>
               </w:rPr>
-              <w:t>2018-6-20</w:t>
-            </w:r>
-            <w:r>
-              <w:rPr>
-                <w:rFonts w:hint="eastAsia"/>
-              </w:rPr>
-              <w:t xml:space="preserve">  </w:t>
+              <w:t xml:space="preserve">2018-6-20 </w:t>
             </w:r>
             <w:r>
               <w:rPr>
@@ -99,6 +93,18 @@
             <w:pPr>
               <w:ind w:left="0"/>
             </w:pPr>
+            <w:r>
+              <w:rPr>
+                <w:rFonts w:hint="eastAsia"/>
+              </w:rPr>
+              <w:t xml:space="preserve">2018-6-26 </w:t>
+            </w:r>
+            <w:r>
+              <w:rPr>
+                <w:rFonts w:hint="eastAsia"/>
+              </w:rPr>
+              <w:t>叶基</w:t>
+            </w:r>
           </w:p>
         </w:tc>
         <w:tc>
@@ -109,6 +115,148 @@
             <w:pPr>
               <w:ind w:left="0"/>
             </w:pPr>
+            <w:r>
+              <w:rPr>
+                <w:rFonts w:hint="eastAsia"/>
+              </w:rPr>
+              <w:t xml:space="preserve">1. </w:t>
+            </w:r>
+            <w:proofErr w:type="spellStart"/>
+            <w:r>
+              <w:rPr>
+                <w:rFonts w:hint="eastAsia"/>
+              </w:rPr>
+              <w:t>sequoiadb</w:t>
+            </w:r>
+            <w:proofErr w:type="spellEnd"/>
+            <w:r>
+              <w:rPr>
+                <w:rFonts w:hint="eastAsia"/>
+              </w:rPr>
+              <w:t>涉及密码类工具新增</w:t>
+            </w:r>
+            <w:r>
+              <w:rPr>
+                <w:rFonts w:hint="eastAsia"/>
+              </w:rPr>
+              <w:t xml:space="preserve"> --</w:t>
+            </w:r>
+            <w:r>
+              <w:rPr>
+                <w:rFonts w:hint="eastAsia"/>
+              </w:rPr>
+              <w:t>cipher</w:t>
+            </w:r>
+            <w:r>
+              <w:rPr>
+                <w:rFonts w:hint="eastAsia"/>
+              </w:rPr>
+              <w:t>参数</w:t>
+            </w:r>
+          </w:p>
+          <w:p>
+            <w:pPr>
+              <w:ind w:left="0"/>
+            </w:pPr>
+            <w:r>
+              <w:rPr>
+                <w:rFonts w:hint="eastAsia"/>
+              </w:rPr>
+              <w:t xml:space="preserve">2.sdbpasswd </w:t>
+            </w:r>
+            <w:r>
+              <w:rPr>
+                <w:rFonts w:hint="eastAsia"/>
+              </w:rPr>
+              <w:t>加密算法更改，参考</w:t>
+            </w:r>
+            <w:r>
+              <w:rPr>
+                <w:rFonts w:hint="eastAsia"/>
+              </w:rPr>
+              <w:t>SCM</w:t>
+            </w:r>
+          </w:p>
+          <w:p>
+            <w:pPr>
+              <w:ind w:left="0"/>
+            </w:pPr>
+            <w:r>
+              <w:rPr>
+                <w:rFonts w:hint="eastAsia"/>
+              </w:rPr>
+              <w:t xml:space="preserve">3.sdbpasswd </w:t>
+            </w:r>
+            <w:r>
+              <w:rPr>
+                <w:rFonts w:hint="eastAsia"/>
+              </w:rPr>
+              <w:t>删除解密操作并更改使用方式</w:t>
+            </w:r>
+          </w:p>
+          <w:p>
+            <w:pPr>
+              <w:ind w:left="0"/>
+            </w:pPr>
+            <w:r>
+              <w:rPr>
+                <w:rFonts w:hint="eastAsia"/>
+              </w:rPr>
+              <w:t>4</w:t>
+            </w:r>
+            <w:r>
+              <w:rPr>
+                <w:rFonts w:hint="eastAsia"/>
+              </w:rPr>
+              <w:t>.</w:t>
+            </w:r>
+            <w:r>
+              <w:rPr>
+                <w:rFonts w:hint="eastAsia"/>
+              </w:rPr>
+              <w:t>约定加密文件的权限</w:t>
+            </w:r>
+            <w:r>
+              <w:rPr>
+                <w:rFonts w:hint="eastAsia"/>
+              </w:rPr>
+              <w:t>700</w:t>
+            </w:r>
+            <w:r>
+              <w:rPr>
+                <w:rFonts w:hint="eastAsia"/>
+              </w:rPr>
+              <w:t>及存储路径</w:t>
+            </w:r>
+          </w:p>
+          <w:p>
+            <w:pPr>
+              <w:ind w:left="0"/>
+            </w:pPr>
+            <w:r>
+              <w:rPr>
+                <w:rFonts w:hint="eastAsia"/>
+              </w:rPr>
+              <w:t>5.</w:t>
+            </w:r>
+            <w:r>
+              <w:rPr>
+                <w:rFonts w:hint="eastAsia"/>
+              </w:rPr>
+              <w:t>命令行参数不再进行预处理，统一到</w:t>
+            </w:r>
+            <w:r>
+              <w:rPr>
+                <w:rFonts w:hint="eastAsia"/>
+              </w:rPr>
+              <w:t>boost</w:t>
+            </w:r>
+            <w:r>
+              <w:rPr>
+                <w:rFonts w:hint="eastAsia"/>
+              </w:rPr>
+              <w:t>库后进行处理</w:t>
+            </w:r>
           </w:p>
         </w:tc>
       </w:tr>
@@ -136,15 +284,30 @@
         <w:rPr>
           <w:rFonts w:hint="eastAsia"/>
         </w:rPr>
-        <w:t>Story.password.001</w:t>
+        <w:t>Story.password</w:t>
+      </w:r>
+      <w:r>
+        <w:rPr>
+          <w:rFonts w:hint="eastAsia"/>
+        </w:rPr>
+        <w:t>.001</w:t>
+      </w:r>
+      <w:r>
+        <w:rPr>
+          <w:rFonts w:hint="eastAsia"/>
+        </w:rPr>
+        <w:t xml:space="preserve"> </w:t>
+      </w:r>
+      <w:r>
+        <w:rPr>
+          <w:rFonts w:hint="eastAsia"/>
+        </w:rPr>
+        <w:t>密码管理</w:t>
       </w:r>
     </w:p>
     <w:p>
       <w:pPr>
         <w:pStyle w:val="Heading2"/>
-        <w:rPr>
-          <w:rFonts w:hint="eastAsia"/>
-        </w:rPr>
       </w:pPr>
       <w:r>
         <w:rPr>
@@ -160,11 +323,6 @@
       </w:r>
     </w:p>
     <w:p>
-      <w:pPr>
-        <w:rPr>
-          <w:rFonts w:hint="eastAsia"/>
-        </w:rPr>
-      </w:pPr>
       <w:r>
         <w:rPr>
           <w:rFonts w:hint="eastAsia"/>
@@ -177,12 +335,14 @@
         </w:rPr>
         <w:t>是</w:t>
       </w:r>
+      <w:proofErr w:type="spellStart"/>
       <w:r>
         <w:rPr>
           <w:rFonts w:hint="eastAsia"/>
         </w:rPr>
         <w:t>sequoiadb</w:t>
       </w:r>
+      <w:proofErr w:type="spellEnd"/>
       <w:r>
         <w:rPr>
           <w:rFonts w:hint="eastAsia"/>
@@ -227,11 +387,6 @@
       </w:r>
     </w:p>
     <w:p>
-      <w:pPr>
-        <w:rPr>
-          <w:rFonts w:hint="eastAsia"/>
-        </w:rPr>
-      </w:pPr>
       <w:r>
         <w:rPr>
           <w:rFonts w:hint="eastAsia"/>
@@ -242,15 +397,10 @@
         <w:rPr>
           <w:rFonts w:hint="eastAsia"/>
         </w:rPr>
-        <w:t>支持通过命令行输入密码参数</w:t>
+        <w:t>普通输入方式</w:t>
       </w:r>
     </w:p>
     <w:p>
-      <w:pPr>
-        <w:rPr>
-          <w:rFonts w:hint="eastAsia"/>
-        </w:rPr>
-      </w:pPr>
       <w:r>
         <w:rPr>
           <w:rFonts w:hint="eastAsia"/>
@@ -261,7 +411,7 @@
         <w:rPr>
           <w:rFonts w:hint="eastAsia"/>
         </w:rPr>
-        <w:t>支持通过交互式输入密码参数</w:t>
+        <w:t>交互输入方式</w:t>
       </w:r>
     </w:p>
     <w:p>
@@ -275,37 +425,7 @@
         <w:rPr>
           <w:rFonts w:hint="eastAsia"/>
         </w:rPr>
-        <w:t>通过加密文件方式输入密码</w:t>
-      </w:r>
-      <w:r>
-        <w:rPr>
-          <w:rFonts w:hint="eastAsia"/>
-        </w:rPr>
-        <w:t>，提供</w:t>
-      </w:r>
-      <w:r>
-        <w:rPr>
-          <w:rFonts w:hint="eastAsia"/>
-        </w:rPr>
-        <w:t>sdbPasswd</w:t>
-      </w:r>
-      <w:r>
-        <w:rPr>
-          <w:rFonts w:hint="eastAsia"/>
-        </w:rPr>
-        <w:t>工具对</w:t>
-      </w:r>
-      <w:r>
-        <w:rPr>
-          <w:rFonts w:hint="eastAsia"/>
-        </w:rPr>
-        <w:t>passwd</w:t>
-      </w:r>
-      <w:r>
-        <w:rPr>
-          <w:rFonts w:hint="eastAsia"/>
-        </w:rPr>
-        <w:t>进行加解密工作</w:t>
+        <w:t>加密文件方式</w:t>
       </w:r>
     </w:p>
     <w:p>
@@ -332,23 +452,33 @@
       </w:r>
     </w:p>
     <w:p>
-      <w:r>
-        <w:rPr>
-          <w:rFonts w:hint="eastAsia"/>
-        </w:rPr>
-        <w:t>涉及到</w:t>
-      </w:r>
-      <w:r>
-        <w:rPr>
-          <w:rFonts w:hint="eastAsia"/>
-        </w:rPr>
-        <w:t>password</w:t>
-      </w:r>
-      <w:r>
-        <w:rPr>
-          <w:rFonts w:hint="eastAsia"/>
-        </w:rPr>
-        <w:t>的工具</w:t>
+      <w:pPr>
+        <w:pStyle w:val="ListParagraph"/>
+        <w:numPr>
+          <w:ilvl w:val="0"/>
+          <w:numId w:val="9"/>
+        </w:numPr>
+        <w:ind w:firstLineChars="0"/>
+      </w:pPr>
+      <w:proofErr w:type="spellStart"/>
+      <w:r>
+        <w:rPr>
+          <w:rFonts w:hint="eastAsia"/>
+        </w:rPr>
+        <w:t>sequoiadb</w:t>
+      </w:r>
+      <w:proofErr w:type="spellEnd"/>
+      <w:r>
+        <w:rPr>
+          <w:rFonts w:hint="eastAsia"/>
+        </w:rPr>
+        <w:t xml:space="preserve"> </w:t>
+      </w:r>
+      <w:r>
+        <w:rPr>
+          <w:rFonts w:hint="eastAsia"/>
+        </w:rPr>
+        <w:t>用到密码的工具</w:t>
       </w:r>
       <w:r>
         <w:rPr>
@@ -379,18 +509,18 @@
       <w:tblPr>
         <w:tblStyle w:val="TableGrid"/>
         <w:tblW w:w="0" w:type="auto"/>
-        <w:tblInd w:w="357" w:type="dxa"/>
+        <w:tblInd w:w="959" w:type="dxa"/>
         <w:tblLook w:val="04A0"/>
       </w:tblPr>
       <w:tblGrid>
-        <w:gridCol w:w="1707"/>
-        <w:gridCol w:w="1408"/>
-        <w:gridCol w:w="5050"/>
+        <w:gridCol w:w="1276"/>
+        <w:gridCol w:w="2268"/>
+        <w:gridCol w:w="4019"/>
       </w:tblGrid>
       <w:tr>
         <w:tc>
           <w:tcPr>
-            <w:tcW w:w="1722" w:type="dxa"/>
+            <w:tcW w:w="1276" w:type="dxa"/>
           </w:tcPr>
           <w:p>
             <w:pPr>
@@ -406,7 +536,7 @@
         </w:tc>
         <w:tc>
           <w:tcPr>
-            <w:tcW w:w="1290" w:type="dxa"/>
+            <w:tcW w:w="2268" w:type="dxa"/>
           </w:tcPr>
           <w:p>
             <w:pPr>
@@ -431,7 +561,7 @@
         </w:tc>
         <w:tc>
           <w:tcPr>
-            <w:tcW w:w="5153" w:type="dxa"/>
+            <w:tcW w:w="4019" w:type="dxa"/>
           </w:tcPr>
           <w:p>
             <w:pPr>
@@ -449,12 +579,13 @@
       <w:tr>
         <w:tc>
           <w:tcPr>
-            <w:tcW w:w="1722" w:type="dxa"/>
-          </w:tcPr>
-          <w:p>
-            <w:pPr>
-              <w:ind w:left="0"/>
-            </w:pPr>
+            <w:tcW w:w="1276" w:type="dxa"/>
+          </w:tcPr>
+          <w:p>
+            <w:pPr>
+              <w:ind w:left="0"/>
+            </w:pPr>
+            <w:proofErr w:type="spellStart"/>
             <w:r>
               <w:t>S</w:t>
             </w:r>
@@ -464,11 +595,12 @@
               </w:rPr>
               <w:t>dbtop</w:t>
             </w:r>
-          </w:p>
-        </w:tc>
-        <w:tc>
-          <w:tcPr>
-            <w:tcW w:w="1290" w:type="dxa"/>
+            <w:proofErr w:type="spellEnd"/>
+          </w:p>
+        </w:tc>
+        <w:tc>
+          <w:tcPr>
+            <w:tcW w:w="2268" w:type="dxa"/>
           </w:tcPr>
           <w:p>
             <w:pPr>
@@ -484,12 +616,13 @@
         </w:tc>
         <w:tc>
           <w:tcPr>
-            <w:tcW w:w="5153" w:type="dxa"/>
-          </w:tcPr>
-          <w:p>
-            <w:pPr>
-              <w:ind w:left="0"/>
-            </w:pPr>
+            <w:tcW w:w="4019" w:type="dxa"/>
+          </w:tcPr>
+          <w:p>
+            <w:pPr>
+              <w:ind w:left="0"/>
+            </w:pPr>
+            <w:proofErr w:type="spellStart"/>
             <w:r>
               <w:t>S</w:t>
             </w:r>
@@ -499,6 +632,7 @@
               </w:rPr>
               <w:t>equoiadb</w:t>
             </w:r>
+            <w:proofErr w:type="spellEnd"/>
             <w:r>
               <w:rPr>
                 <w:rFonts w:hint="eastAsia"/>
@@ -511,30 +645,32 @@
       <w:tr>
         <w:tc>
           <w:tcPr>
-            <w:tcW w:w="1722" w:type="dxa"/>
-          </w:tcPr>
-          <w:p>
-            <w:pPr>
-              <w:ind w:left="0"/>
-            </w:pPr>
-            <w:r>
-              <w:rPr>
-                <w:rFonts w:hint="eastAsia"/>
-              </w:rPr>
-              <w:t>sdbinspect</w:t>
-            </w:r>
-          </w:p>
-        </w:tc>
-        <w:tc>
-          <w:tcPr>
-            <w:tcW w:w="1290" w:type="dxa"/>
-          </w:tcPr>
-          <w:p>
-            <w:pPr>
-              <w:ind w:left="0"/>
-              <w:rPr>
-                <w:rFonts w:hint="eastAsia"/>
-              </w:rPr>
+            <w:tcW w:w="1276" w:type="dxa"/>
+          </w:tcPr>
+          <w:p>
+            <w:pPr>
+              <w:ind w:left="0"/>
+            </w:pPr>
+            <w:proofErr w:type="spellStart"/>
+            <w:r>
+              <w:t>S</w:t>
+            </w:r>
+            <w:r>
+              <w:rPr>
+                <w:rFonts w:hint="eastAsia"/>
+              </w:rPr>
+              <w:t>dbinspect</w:t>
+            </w:r>
+            <w:proofErr w:type="spellEnd"/>
+          </w:p>
+        </w:tc>
+        <w:tc>
+          <w:tcPr>
+            <w:tcW w:w="2268" w:type="dxa"/>
+          </w:tcPr>
+          <w:p>
+            <w:pPr>
+              <w:ind w:left="0"/>
             </w:pPr>
             <w:r>
               <w:rPr>
@@ -546,15 +682,13 @@
         </w:tc>
         <w:tc>
           <w:tcPr>
-            <w:tcW w:w="5153" w:type="dxa"/>
-          </w:tcPr>
-          <w:p>
-            <w:pPr>
-              <w:ind w:left="0"/>
-              <w:rPr>
-                <w:rFonts w:hint="eastAsia"/>
-              </w:rPr>
-            </w:pPr>
+            <w:tcW w:w="4019" w:type="dxa"/>
+          </w:tcPr>
+          <w:p>
+            <w:pPr>
+              <w:ind w:left="0"/>
+            </w:pPr>
+            <w:proofErr w:type="spellStart"/>
             <w:r>
               <w:t>S</w:t>
             </w:r>
@@ -564,6 +698,7 @@
               </w:rPr>
               <w:t>equoiadb</w:t>
             </w:r>
+            <w:proofErr w:type="spellEnd"/>
             <w:r>
               <w:rPr>
                 <w:rFonts w:hint="eastAsia"/>
@@ -576,52 +711,56 @@
       <w:tr>
         <w:tc>
           <w:tcPr>
-            <w:tcW w:w="1722" w:type="dxa"/>
-          </w:tcPr>
-          <w:p>
-            <w:pPr>
-              <w:ind w:left="0"/>
-              <w:rPr>
-                <w:rFonts w:hint="eastAsia"/>
-              </w:rPr>
-            </w:pPr>
-            <w:r>
-              <w:rPr>
-                <w:rFonts w:hint="eastAsia"/>
-              </w:rPr>
-              <w:t>sdblobtool</w:t>
-            </w:r>
-          </w:p>
-        </w:tc>
-        <w:tc>
-          <w:tcPr>
-            <w:tcW w:w="1290" w:type="dxa"/>
-          </w:tcPr>
-          <w:p>
-            <w:pPr>
-              <w:ind w:left="0"/>
-              <w:rPr>
-                <w:rFonts w:hint="eastAsia"/>
-              </w:rPr>
-            </w:pPr>
-            <w:r>
-              <w:rPr>
-                <w:rFonts w:hint="eastAsia"/>
-              </w:rPr>
-              <w:t>--passwd</w:t>
-            </w:r>
-          </w:p>
-        </w:tc>
-        <w:tc>
-          <w:tcPr>
-            <w:tcW w:w="5153" w:type="dxa"/>
-          </w:tcPr>
-          <w:p>
-            <w:pPr>
-              <w:ind w:left="0"/>
-              <w:rPr>
-                <w:rFonts w:hint="eastAsia"/>
-              </w:rPr>
+            <w:tcW w:w="1276" w:type="dxa"/>
+          </w:tcPr>
+          <w:p>
+            <w:pPr>
+              <w:ind w:left="0"/>
+            </w:pPr>
+            <w:proofErr w:type="spellStart"/>
+            <w:r>
+              <w:t>S</w:t>
+            </w:r>
+            <w:r>
+              <w:rPr>
+                <w:rFonts w:hint="eastAsia"/>
+              </w:rPr>
+              <w:t>dblobtool</w:t>
+            </w:r>
+            <w:proofErr w:type="spellEnd"/>
+          </w:p>
+        </w:tc>
+        <w:tc>
+          <w:tcPr>
+            <w:tcW w:w="2268" w:type="dxa"/>
+          </w:tcPr>
+          <w:p>
+            <w:pPr>
+              <w:ind w:left="0"/>
+            </w:pPr>
+            <w:r>
+              <w:rPr>
+                <w:rFonts w:hint="eastAsia"/>
+              </w:rPr>
+              <w:t>--</w:t>
+            </w:r>
+            <w:proofErr w:type="spellStart"/>
+            <w:r>
+              <w:rPr>
+                <w:rFonts w:hint="eastAsia"/>
+              </w:rPr>
+              <w:t>passwd</w:t>
+            </w:r>
+            <w:proofErr w:type="spellEnd"/>
+          </w:p>
+        </w:tc>
+        <w:tc>
+          <w:tcPr>
+            <w:tcW w:w="4019" w:type="dxa"/>
+          </w:tcPr>
+          <w:p>
+            <w:pPr>
+              <w:ind w:left="0"/>
             </w:pPr>
             <w:r>
               <w:rPr>
@@ -629,12 +768,14 @@
               </w:rPr>
               <w:t>管理</w:t>
             </w:r>
+            <w:proofErr w:type="spellStart"/>
             <w:r>
               <w:rPr>
                 <w:rFonts w:hint="eastAsia"/>
               </w:rPr>
               <w:t>sequoiadb</w:t>
             </w:r>
+            <w:proofErr w:type="spellEnd"/>
             <w:r>
               <w:rPr>
                 <w:rFonts w:hint="eastAsia"/>
@@ -647,33 +788,32 @@
       <w:tr>
         <w:tc>
           <w:tcPr>
-            <w:tcW w:w="1722" w:type="dxa"/>
-          </w:tcPr>
-          <w:p>
-            <w:pPr>
-              <w:ind w:left="0"/>
-              <w:rPr>
-                <w:rFonts w:hint="eastAsia"/>
-              </w:rPr>
-            </w:pPr>
-            <w:r>
-              <w:rPr>
-                <w:rFonts w:hint="eastAsia"/>
-              </w:rPr>
-              <w:t>sdbreplay</w:t>
-            </w:r>
-          </w:p>
-        </w:tc>
-        <w:tc>
-          <w:tcPr>
-            <w:tcW w:w="1290" w:type="dxa"/>
-          </w:tcPr>
-          <w:p>
-            <w:pPr>
-              <w:ind w:left="0"/>
-              <w:rPr>
-                <w:rFonts w:hint="eastAsia"/>
-              </w:rPr>
+            <w:tcW w:w="1276" w:type="dxa"/>
+          </w:tcPr>
+          <w:p>
+            <w:pPr>
+              <w:ind w:left="0"/>
+            </w:pPr>
+            <w:proofErr w:type="spellStart"/>
+            <w:r>
+              <w:t>S</w:t>
+            </w:r>
+            <w:r>
+              <w:rPr>
+                <w:rFonts w:hint="eastAsia"/>
+              </w:rPr>
+              <w:t>dbreplay</w:t>
+            </w:r>
+            <w:proofErr w:type="spellEnd"/>
+          </w:p>
+        </w:tc>
+        <w:tc>
+          <w:tcPr>
+            <w:tcW w:w="2268" w:type="dxa"/>
+          </w:tcPr>
+          <w:p>
+            <w:pPr>
+              <w:ind w:left="0"/>
             </w:pPr>
             <w:r>
               <w:rPr>
@@ -685,15 +825,13 @@
         </w:tc>
         <w:tc>
           <w:tcPr>
-            <w:tcW w:w="5153" w:type="dxa"/>
-          </w:tcPr>
-          <w:p>
-            <w:pPr>
-              <w:ind w:left="0"/>
-              <w:rPr>
-                <w:rFonts w:hint="eastAsia"/>
-              </w:rPr>
-            </w:pPr>
+            <w:tcW w:w="4019" w:type="dxa"/>
+          </w:tcPr>
+          <w:p>
+            <w:pPr>
+              <w:ind w:left="0"/>
+            </w:pPr>
+            <w:proofErr w:type="spellStart"/>
             <w:r>
               <w:t>S</w:t>
             </w:r>
@@ -703,6 +841,7 @@
               </w:rPr>
               <w:t>equoiadb</w:t>
             </w:r>
+            <w:proofErr w:type="spellEnd"/>
             <w:r>
               <w:rPr>
                 <w:rFonts w:hint="eastAsia"/>
@@ -715,33 +854,32 @@
       <w:tr>
         <w:tc>
           <w:tcPr>
-            <w:tcW w:w="1722" w:type="dxa"/>
-          </w:tcPr>
-          <w:p>
-            <w:pPr>
-              <w:ind w:left="0"/>
-              <w:rPr>
-                <w:rFonts w:hint="eastAsia"/>
-              </w:rPr>
-            </w:pPr>
-            <w:r>
-              <w:rPr>
-                <w:rFonts w:hint="eastAsia"/>
-              </w:rPr>
-              <w:t>sdbexport</w:t>
-            </w:r>
-          </w:p>
-        </w:tc>
-        <w:tc>
-          <w:tcPr>
-            <w:tcW w:w="1290" w:type="dxa"/>
-          </w:tcPr>
-          <w:p>
-            <w:pPr>
-              <w:ind w:left="0"/>
-              <w:rPr>
-                <w:rFonts w:hint="eastAsia"/>
-              </w:rPr>
+            <w:tcW w:w="1276" w:type="dxa"/>
+          </w:tcPr>
+          <w:p>
+            <w:pPr>
+              <w:ind w:left="0"/>
+            </w:pPr>
+            <w:proofErr w:type="spellStart"/>
+            <w:r>
+              <w:t>S</w:t>
+            </w:r>
+            <w:r>
+              <w:rPr>
+                <w:rFonts w:hint="eastAsia"/>
+              </w:rPr>
+              <w:t>dbexport</w:t>
+            </w:r>
+            <w:proofErr w:type="spellEnd"/>
+          </w:p>
+        </w:tc>
+        <w:tc>
+          <w:tcPr>
+            <w:tcW w:w="2268" w:type="dxa"/>
+          </w:tcPr>
+          <w:p>
+            <w:pPr>
+              <w:ind w:left="0"/>
             </w:pPr>
             <w:r>
               <w:rPr>
@@ -753,14 +891,11 @@
         </w:tc>
         <w:tc>
           <w:tcPr>
-            <w:tcW w:w="5153" w:type="dxa"/>
-          </w:tcPr>
-          <w:p>
-            <w:pPr>
-              <w:ind w:left="0"/>
-              <w:rPr>
-                <w:rFonts w:hint="eastAsia"/>
-              </w:rPr>
+            <w:tcW w:w="4019" w:type="dxa"/>
+          </w:tcPr>
+          <w:p>
+            <w:pPr>
+              <w:ind w:left="0"/>
             </w:pPr>
             <w:r>
               <w:rPr>
@@ -774,33 +909,32 @@
       <w:tr>
         <w:tc>
           <w:tcPr>
-            <w:tcW w:w="1722" w:type="dxa"/>
-          </w:tcPr>
-          <w:p>
-            <w:pPr>
-              <w:ind w:left="0"/>
-              <w:rPr>
-                <w:rFonts w:hint="eastAsia"/>
-              </w:rPr>
-            </w:pPr>
-            <w:r>
-              <w:rPr>
-                <w:rFonts w:hint="eastAsia"/>
-              </w:rPr>
-              <w:t>sdbimprt</w:t>
-            </w:r>
-          </w:p>
-        </w:tc>
-        <w:tc>
-          <w:tcPr>
-            <w:tcW w:w="1290" w:type="dxa"/>
-          </w:tcPr>
-          <w:p>
-            <w:pPr>
-              <w:ind w:left="0"/>
-              <w:rPr>
-                <w:rFonts w:hint="eastAsia"/>
-              </w:rPr>
+            <w:tcW w:w="1276" w:type="dxa"/>
+          </w:tcPr>
+          <w:p>
+            <w:pPr>
+              <w:ind w:left="0"/>
+            </w:pPr>
+            <w:proofErr w:type="spellStart"/>
+            <w:r>
+              <w:t>S</w:t>
+            </w:r>
+            <w:r>
+              <w:rPr>
+                <w:rFonts w:hint="eastAsia"/>
+              </w:rPr>
+              <w:t>dbimprt</w:t>
+            </w:r>
+            <w:proofErr w:type="spellEnd"/>
+          </w:p>
+        </w:tc>
+        <w:tc>
+          <w:tcPr>
+            <w:tcW w:w="2268" w:type="dxa"/>
+          </w:tcPr>
+          <w:p>
+            <w:pPr>
+              <w:ind w:left="0"/>
             </w:pPr>
             <w:r>
               <w:rPr>
@@ -812,301 +946,126 @@
         </w:tc>
         <w:tc>
           <w:tcPr>
-            <w:tcW w:w="5153" w:type="dxa"/>
-          </w:tcPr>
-          <w:p>
-            <w:pPr>
-              <w:ind w:left="0"/>
-              <w:rPr>
-                <w:rFonts w:hint="eastAsia"/>
-              </w:rPr>
+            <w:tcW w:w="4019" w:type="dxa"/>
+          </w:tcPr>
+          <w:p>
+            <w:pPr>
+              <w:ind w:left="0"/>
             </w:pPr>
             <w:r>
               <w:rPr>
                 <w:rFonts w:hint="eastAsia"/>
               </w:rPr>
               <w:t>数据导入工具</w:t>
-            </w:r>
-          </w:p>
-        </w:tc>
-      </w:tr>
-      <w:tr>
-        <w:tc>
-          <w:tcPr>
-            <w:tcW w:w="1722" w:type="dxa"/>
-          </w:tcPr>
-          <w:p>
-            <w:pPr>
-              <w:ind w:left="0"/>
-              <w:rPr>
-                <w:rFonts w:hint="eastAsia"/>
-              </w:rPr>
-            </w:pPr>
-            <w:r>
-              <w:rPr>
-                <w:rFonts w:hint="eastAsia"/>
-              </w:rPr>
-              <w:t>sdb</w:t>
-            </w:r>
-          </w:p>
-        </w:tc>
-        <w:tc>
-          <w:tcPr>
-            <w:tcW w:w="1290" w:type="dxa"/>
-          </w:tcPr>
-          <w:p>
-            <w:pPr>
-              <w:ind w:left="0"/>
-              <w:rPr>
-                <w:rFonts w:hint="eastAsia"/>
-              </w:rPr>
-            </w:pPr>
-          </w:p>
-        </w:tc>
-        <w:tc>
-          <w:tcPr>
-            <w:tcW w:w="5153" w:type="dxa"/>
-          </w:tcPr>
-          <w:p>
-            <w:pPr>
-              <w:ind w:left="0"/>
-              <w:rPr>
-                <w:rFonts w:hint="eastAsia"/>
-              </w:rPr>
-            </w:pPr>
-            <w:r>
-              <w:rPr>
-                <w:rFonts w:hint="eastAsia"/>
-              </w:rPr>
-              <w:t>Sequoiadb</w:t>
-            </w:r>
-            <w:r>
-              <w:rPr>
-                <w:rFonts w:hint="eastAsia"/>
-              </w:rPr>
-              <w:t>集群操作工具</w:t>
             </w:r>
           </w:p>
         </w:tc>
       </w:tr>
     </w:tbl>
-    <w:p/>
     <w:p>
       <w:pPr>
-        <w:pStyle w:val="Heading2"/>
-        <w:rPr>
-          <w:rFonts w:hint="eastAsia"/>
-        </w:rPr>
-      </w:pPr>
-      <w:r>
-        <w:rPr>
-          <w:rFonts w:hint="eastAsia"/>
-        </w:rPr>
-        <w:t>Story</w:t>
-      </w:r>
-      <w:r>
-        <w:rPr>
-          <w:rFonts w:hint="eastAsia"/>
-        </w:rPr>
-        <w:t>约束和依赖</w:t>
-      </w:r>
+        <w:pStyle w:val="ListParagraph"/>
+        <w:ind w:left="1301" w:firstLineChars="0" w:firstLine="0"/>
+      </w:pPr>
     </w:p>
     <w:p>
       <w:pPr>
-        <w:rPr>
-          <w:rFonts w:hint="eastAsia"/>
-        </w:rPr>
-      </w:pPr>
-      <w:r>
-        <w:rPr>
-          <w:rFonts w:hint="eastAsia"/>
-        </w:rPr>
-        <w:t>依赖：</w:t>
-      </w:r>
-    </w:p>
-    <w:p>
-      <w:pPr>
-        <w:rPr>
-          <w:rFonts w:hint="eastAsia"/>
-        </w:rPr>
-      </w:pPr>
-      <w:r>
-        <w:rPr>
-          <w:rFonts w:hint="eastAsia"/>
-        </w:rPr>
-        <w:t>命令行的解释依赖于</w:t>
-      </w:r>
-      <w:r>
-        <w:rPr>
-          <w:rFonts w:hint="eastAsia"/>
-        </w:rPr>
-        <w:t>boost_program_options</w:t>
-      </w:r>
-      <w:r>
-        <w:rPr>
-          <w:rFonts w:hint="eastAsia"/>
-        </w:rPr>
-        <w:t>库</w:t>
-      </w:r>
-    </w:p>
-    <w:p/>
-    <w:p>
-      <w:pPr>
-        <w:rPr>
-          <w:rFonts w:hint="eastAsia"/>
-        </w:rPr>
-      </w:pPr>
-      <w:r>
-        <w:rPr>
-          <w:rFonts w:hint="eastAsia"/>
-        </w:rPr>
-        <w:t>约束：</w:t>
-      </w:r>
-    </w:p>
-    <w:p>
-      <w:r>
-        <w:rPr>
-          <w:rFonts w:hint="eastAsia"/>
-        </w:rPr>
-        <w:t>密码参数顺序无关，缺省可识别</w:t>
-      </w:r>
-    </w:p>
-    <w:p>
-      <w:pPr>
-        <w:pStyle w:val="Heading2"/>
-      </w:pPr>
-      <w:r>
-        <w:rPr>
-          <w:rFonts w:hint="eastAsia"/>
-        </w:rPr>
-        <w:lastRenderedPageBreak/>
-        <w:t xml:space="preserve">Story </w:t>
-      </w:r>
-      <w:r>
-        <w:rPr>
-          <w:rFonts w:hint="eastAsia"/>
-        </w:rPr>
-        <w:t>简单设计</w:t>
-      </w:r>
-    </w:p>
-    <w:p>
-      <w:pPr>
-        <w:pStyle w:val="Heading3"/>
-        <w:rPr>
-          <w:rFonts w:hint="eastAsia"/>
-        </w:rPr>
-      </w:pPr>
-      <w:r>
-        <w:rPr>
-          <w:rFonts w:hint="eastAsia"/>
-        </w:rPr>
-        <w:t>sdbPasswd</w:t>
-      </w:r>
-      <w:r>
-        <w:rPr>
-          <w:rFonts w:hint="eastAsia"/>
-        </w:rPr>
-        <w:t>工具设计</w:t>
-      </w:r>
+        <w:pStyle w:val="ListParagraph"/>
+        <w:ind w:left="1301" w:firstLineChars="0" w:firstLine="0"/>
+      </w:pPr>
     </w:p>
     <w:p>
       <w:pPr>
         <w:pStyle w:val="ListParagraph"/>
         <w:numPr>
           <w:ilvl w:val="0"/>
-          <w:numId w:val="8"/>
+          <w:numId w:val="31"/>
         </w:numPr>
         <w:ind w:firstLineChars="0"/>
-        <w:rPr>
-          <w:rFonts w:hint="eastAsia"/>
-        </w:rPr>
-      </w:pPr>
-      <w:r>
-        <w:rPr>
-          <w:rFonts w:hint="eastAsia"/>
-        </w:rPr>
-        <w:t>功能描述：</w:t>
+      </w:pPr>
+      <w:r>
+        <w:rPr>
+          <w:rFonts w:hint="eastAsia"/>
+        </w:rPr>
+        <w:t>表</w:t>
+      </w:r>
+      <w:r>
+        <w:rPr>
+          <w:rFonts w:hint="eastAsia"/>
+        </w:rPr>
+        <w:t>1</w:t>
+      </w:r>
+      <w:r>
+        <w:rPr>
+          <w:rFonts w:hint="eastAsia"/>
+        </w:rPr>
+        <w:t>工具统一增加</w:t>
+      </w:r>
+      <w:r>
+        <w:rPr>
+          <w:rFonts w:hint="eastAsia"/>
+        </w:rPr>
+        <w:t xml:space="preserve"> --</w:t>
+      </w:r>
+      <w:r>
+        <w:rPr>
+          <w:rFonts w:hint="eastAsia"/>
+        </w:rPr>
+        <w:t>cipher</w:t>
+      </w:r>
+      <w:r>
+        <w:rPr>
+          <w:rFonts w:hint="eastAsia"/>
+        </w:rPr>
+        <w:t xml:space="preserve"> </w:t>
+      </w:r>
+      <w:r>
+        <w:rPr>
+          <w:rFonts w:hint="eastAsia"/>
+        </w:rPr>
+        <w:t>的命令行参数</w:t>
+      </w:r>
+      <w:r>
+        <w:rPr>
+          <w:rFonts w:hint="eastAsia"/>
+        </w:rPr>
+        <w:t>,</w:t>
+      </w:r>
+      <w:r>
+        <w:rPr>
+          <w:rFonts w:hint="eastAsia"/>
+        </w:rPr>
+        <w:t xml:space="preserve"> </w:t>
+      </w:r>
+      <w:r>
+        <w:rPr>
+          <w:rFonts w:hint="eastAsia"/>
+        </w:rPr>
+        <w:t>判断</w:t>
+      </w:r>
+      <w:r>
+        <w:rPr>
+          <w:rFonts w:hint="eastAsia"/>
+        </w:rPr>
+        <w:t>表</w:t>
+      </w:r>
+      <w:r>
+        <w:rPr>
+          <w:rFonts w:hint="eastAsia"/>
+        </w:rPr>
+        <w:t>1</w:t>
+      </w:r>
+      <w:r>
+        <w:rPr>
+          <w:rFonts w:hint="eastAsia"/>
+        </w:rPr>
+        <w:t>的工具是否是通过密文方式登录。</w:t>
       </w:r>
     </w:p>
     <w:p>
       <w:pPr>
         <w:pStyle w:val="ListParagraph"/>
-        <w:ind w:left="777" w:firstLineChars="0" w:firstLine="0"/>
-        <w:rPr>
-          <w:rFonts w:hint="eastAsia"/>
-        </w:rPr>
-      </w:pPr>
-    </w:p>
-    <w:p>
-      <w:pPr>
-        <w:pStyle w:val="ListParagraph"/>
-        <w:ind w:left="777" w:firstLineChars="0" w:firstLine="0"/>
-        <w:rPr>
-          <w:rFonts w:hint="eastAsia"/>
-        </w:rPr>
-      </w:pPr>
-      <w:r>
-        <w:rPr>
-          <w:rFonts w:hint="eastAsia"/>
-        </w:rPr>
-        <w:t xml:space="preserve">1) </w:t>
-      </w:r>
-      <w:r>
-        <w:rPr>
-          <w:rFonts w:hint="eastAsia"/>
-        </w:rPr>
-        <w:t>密钥可指定</w:t>
-      </w:r>
-    </w:p>
-    <w:p>
-      <w:pPr>
-        <w:pStyle w:val="ListParagraph"/>
-        <w:ind w:left="777" w:firstLineChars="0" w:firstLine="0"/>
-        <w:rPr>
-          <w:rFonts w:hint="eastAsia"/>
-        </w:rPr>
-      </w:pPr>
-      <w:r>
-        <w:rPr>
-          <w:rFonts w:hint="eastAsia"/>
-        </w:rPr>
-        <w:t xml:space="preserve">2) </w:t>
-      </w:r>
-      <w:r>
-        <w:rPr>
-          <w:rFonts w:hint="eastAsia"/>
-        </w:rPr>
-        <w:t>加解密</w:t>
-      </w:r>
-    </w:p>
-    <w:p>
-      <w:pPr>
-        <w:pStyle w:val="ListParagraph"/>
-        <w:ind w:left="777" w:firstLineChars="0" w:firstLine="0"/>
-        <w:rPr>
-          <w:rFonts w:hint="eastAsia"/>
-        </w:rPr>
-      </w:pPr>
-      <w:r>
-        <w:rPr>
-          <w:rFonts w:hint="eastAsia"/>
-        </w:rPr>
-        <w:t xml:space="preserve">3) </w:t>
-      </w:r>
-      <w:r>
-        <w:rPr>
-          <w:rFonts w:hint="eastAsia"/>
-        </w:rPr>
-        <w:t>持久化</w:t>
-      </w:r>
-    </w:p>
-    <w:p>
-      <w:pPr>
-        <w:pStyle w:val="ListParagraph"/>
-        <w:ind w:left="777" w:firstLineChars="0" w:firstLine="0"/>
-        <w:rPr>
-          <w:rFonts w:hint="eastAsia"/>
-        </w:rPr>
+        <w:ind w:left="1301" w:firstLineChars="0" w:firstLine="0"/>
       </w:pPr>
     </w:p>
     <w:p>
@@ -1114,28 +1073,391 @@
         <w:pStyle w:val="ListParagraph"/>
         <w:numPr>
           <w:ilvl w:val="0"/>
-          <w:numId w:val="8"/>
+          <w:numId w:val="31"/>
         </w:numPr>
         <w:ind w:firstLineChars="0"/>
-        <w:rPr>
-          <w:rFonts w:hint="eastAsia"/>
-        </w:rPr>
-      </w:pPr>
-      <w:r>
-        <w:rPr>
-          <w:rFonts w:hint="eastAsia"/>
-        </w:rPr>
-        <w:t>相关参数说明</w:t>
+      </w:pPr>
+      <w:r>
+        <w:rPr>
+          <w:rFonts w:hint="eastAsia"/>
+        </w:rPr>
+        <w:t>表</w:t>
+      </w:r>
+      <w:r>
+        <w:rPr>
+          <w:rFonts w:hint="eastAsia"/>
+        </w:rPr>
+        <w:t>1</w:t>
+      </w:r>
+      <w:r>
+        <w:rPr>
+          <w:rFonts w:hint="eastAsia"/>
+        </w:rPr>
+        <w:t>工具</w:t>
+      </w:r>
+      <w:r>
+        <w:rPr>
+          <w:rFonts w:hint="eastAsia"/>
+        </w:rPr>
+        <w:t xml:space="preserve"> </w:t>
+      </w:r>
+      <w:r>
+        <w:rPr>
+          <w:rFonts w:hint="eastAsia"/>
+        </w:rPr>
+        <w:t>的密码参数出现在命令行，则为</w:t>
+      </w:r>
+      <w:r>
+        <w:rPr>
+          <w:rFonts w:hint="eastAsia"/>
+        </w:rPr>
+        <w:t>普通输入方式，如：</w:t>
       </w:r>
     </w:p>
     <w:p>
       <w:pPr>
         <w:pStyle w:val="ListParagraph"/>
+        <w:ind w:left="1301" w:firstLineChars="0" w:firstLine="0"/>
+      </w:pPr>
+      <w:r>
+        <w:rPr>
+          <w:rFonts w:hint="eastAsia"/>
+        </w:rPr>
+        <w:lastRenderedPageBreak/>
+        <w:t>./</w:t>
+      </w:r>
+      <w:proofErr w:type="spellStart"/>
+      <w:r>
+        <w:rPr>
+          <w:rFonts w:hint="eastAsia"/>
+        </w:rPr>
+        <w:t>sdbtop</w:t>
+      </w:r>
+      <w:proofErr w:type="spellEnd"/>
+      <w:r>
+        <w:rPr>
+          <w:rFonts w:hint="eastAsia"/>
+        </w:rPr>
+        <w:t xml:space="preserve">  -</w:t>
+      </w:r>
+      <w:proofErr w:type="spellStart"/>
+      <w:r>
+        <w:rPr>
+          <w:rFonts w:hint="eastAsia"/>
+        </w:rPr>
+        <w:t>i</w:t>
+      </w:r>
+      <w:proofErr w:type="spellEnd"/>
+      <w:r>
+        <w:rPr>
+          <w:rFonts w:hint="eastAsia"/>
+        </w:rPr>
+        <w:t xml:space="preserve"> hostname -s  port  -u ** -p **</w:t>
+      </w:r>
+    </w:p>
+    <w:p>
+      <w:pPr>
+        <w:pStyle w:val="ListParagraph"/>
+        <w:ind w:left="1301" w:firstLineChars="0" w:firstLine="0"/>
+      </w:pPr>
+    </w:p>
+    <w:p>
+      <w:pPr>
+        <w:pStyle w:val="ListParagraph"/>
+        <w:numPr>
+          <w:ilvl w:val="0"/>
+          <w:numId w:val="31"/>
+        </w:numPr>
+        <w:ind w:firstLineChars="0"/>
+      </w:pPr>
+      <w:r>
+        <w:rPr>
+          <w:rFonts w:hint="eastAsia"/>
+        </w:rPr>
+        <w:t>表</w:t>
+      </w:r>
+      <w:r>
+        <w:rPr>
+          <w:rFonts w:hint="eastAsia"/>
+        </w:rPr>
+        <w:t>1</w:t>
+      </w:r>
+      <w:r>
+        <w:rPr>
+          <w:rFonts w:hint="eastAsia"/>
+        </w:rPr>
+        <w:t>工具</w:t>
+      </w:r>
+      <w:r>
+        <w:rPr>
+          <w:rFonts w:hint="eastAsia"/>
+        </w:rPr>
+        <w:t xml:space="preserve"> </w:t>
+      </w:r>
+      <w:r>
+        <w:rPr>
+          <w:rFonts w:hint="eastAsia"/>
+        </w:rPr>
+        <w:t>的密码参数</w:t>
+      </w:r>
+      <w:r>
+        <w:rPr>
+          <w:rFonts w:hint="eastAsia"/>
+        </w:rPr>
+        <w:t>没</w:t>
+      </w:r>
+      <w:r>
+        <w:rPr>
+          <w:rFonts w:hint="eastAsia"/>
+        </w:rPr>
+        <w:t>出现在命令行</w:t>
+      </w:r>
+      <w:r>
+        <w:rPr>
+          <w:rFonts w:hint="eastAsia"/>
+        </w:rPr>
+        <w:t>，则为交互输入方式</w:t>
+      </w:r>
+      <w:r>
+        <w:rPr>
+          <w:rFonts w:hint="eastAsia"/>
+        </w:rPr>
+        <w:t>，如：</w:t>
+      </w:r>
+    </w:p>
+    <w:p>
+      <w:pPr>
+        <w:pStyle w:val="ListParagraph"/>
+        <w:ind w:left="1301" w:firstLineChars="0" w:firstLine="0"/>
+      </w:pPr>
+      <w:r>
+        <w:rPr>
+          <w:rFonts w:hint="eastAsia"/>
+        </w:rPr>
+        <w:t>./</w:t>
+      </w:r>
+      <w:proofErr w:type="spellStart"/>
+      <w:r>
+        <w:rPr>
+          <w:rFonts w:hint="eastAsia"/>
+        </w:rPr>
+        <w:t>sdbtop</w:t>
+      </w:r>
+      <w:proofErr w:type="spellEnd"/>
+      <w:r>
+        <w:rPr>
+          <w:rFonts w:hint="eastAsia"/>
+        </w:rPr>
+        <w:t xml:space="preserve">  -</w:t>
+      </w:r>
+      <w:proofErr w:type="spellStart"/>
+      <w:r>
+        <w:rPr>
+          <w:rFonts w:hint="eastAsia"/>
+        </w:rPr>
+        <w:t>i</w:t>
+      </w:r>
+      <w:proofErr w:type="spellEnd"/>
+      <w:r>
+        <w:rPr>
+          <w:rFonts w:hint="eastAsia"/>
+        </w:rPr>
+        <w:t xml:space="preserve"> hostname  -s  port  -u **</w:t>
+      </w:r>
+    </w:p>
+    <w:p>
+      <w:pPr>
+        <w:pStyle w:val="ListParagraph"/>
+        <w:ind w:left="1301" w:firstLineChars="0" w:firstLine="0"/>
+      </w:pPr>
+    </w:p>
+    <w:p>
+      <w:pPr>
+        <w:pStyle w:val="ListParagraph"/>
+        <w:numPr>
+          <w:ilvl w:val="0"/>
+          <w:numId w:val="31"/>
+        </w:numPr>
+        <w:ind w:firstLineChars="0"/>
+      </w:pPr>
+      <w:r>
+        <w:rPr>
+          <w:rFonts w:hint="eastAsia"/>
+        </w:rPr>
+        <w:t>表</w:t>
+      </w:r>
+      <w:r>
+        <w:rPr>
+          <w:rFonts w:hint="eastAsia"/>
+        </w:rPr>
+        <w:t>1</w:t>
+      </w:r>
+      <w:r>
+        <w:rPr>
+          <w:rFonts w:hint="eastAsia"/>
+        </w:rPr>
+        <w:t>工具的</w:t>
+      </w:r>
+      <w:r>
+        <w:rPr>
+          <w:rFonts w:hint="eastAsia"/>
+        </w:rPr>
+        <w:t xml:space="preserve"> "-</w:t>
+      </w:r>
+      <w:r>
+        <w:rPr>
+          <w:rFonts w:hint="eastAsia"/>
+        </w:rPr>
+        <w:t>cipher</w:t>
+      </w:r>
+      <w:r>
+        <w:rPr>
+          <w:rFonts w:hint="eastAsia"/>
+        </w:rPr>
+        <w:t>"</w:t>
+      </w:r>
+      <w:r>
+        <w:rPr>
+          <w:rFonts w:hint="eastAsia"/>
+        </w:rPr>
+        <w:t>出现在命令行，则为加密文件方式</w:t>
+      </w:r>
+      <w:r>
+        <w:rPr>
+          <w:rFonts w:hint="eastAsia"/>
+        </w:rPr>
+        <w:t>解密操作，如：</w:t>
+      </w:r>
+    </w:p>
+    <w:p>
+      <w:pPr>
+        <w:pStyle w:val="ListParagraph"/>
+        <w:ind w:left="1301" w:firstLineChars="0" w:firstLine="0"/>
+      </w:pPr>
+      <w:r>
+        <w:rPr>
+          <w:rFonts w:hint="eastAsia"/>
+        </w:rPr>
+        <w:t>./</w:t>
+      </w:r>
+      <w:proofErr w:type="spellStart"/>
+      <w:r>
+        <w:rPr>
+          <w:rFonts w:hint="eastAsia"/>
+        </w:rPr>
+        <w:t>sdbtop</w:t>
+      </w:r>
+      <w:proofErr w:type="spellEnd"/>
+      <w:r>
+        <w:rPr>
+          <w:rFonts w:hint="eastAsia"/>
+        </w:rPr>
+        <w:t xml:space="preserve">  -</w:t>
+      </w:r>
+      <w:proofErr w:type="spellStart"/>
+      <w:r>
+        <w:rPr>
+          <w:rFonts w:hint="eastAsia"/>
+        </w:rPr>
+        <w:t>i</w:t>
+      </w:r>
+      <w:proofErr w:type="spellEnd"/>
+      <w:r>
+        <w:rPr>
+          <w:rFonts w:hint="eastAsia"/>
+        </w:rPr>
+        <w:t xml:space="preserve"> hostname  -s  port  -u ** -</w:t>
+      </w:r>
+      <w:r>
+        <w:rPr>
+          <w:rFonts w:hint="eastAsia"/>
+        </w:rPr>
+        <w:t>cipher</w:t>
+      </w:r>
+      <w:r>
+        <w:rPr>
+          <w:rFonts w:hint="eastAsia"/>
+        </w:rPr>
+        <w:t xml:space="preserve">  filename</w:t>
+      </w:r>
+    </w:p>
+    <w:p>
+      <w:pPr>
+        <w:pStyle w:val="ListParagraph"/>
+        <w:ind w:left="1290" w:firstLineChars="0" w:firstLine="0"/>
+      </w:pPr>
+    </w:p>
+    <w:p>
+      <w:pPr>
+        <w:pStyle w:val="ListParagraph"/>
+        <w:numPr>
+          <w:ilvl w:val="0"/>
+          <w:numId w:val="9"/>
+        </w:numPr>
+        <w:ind w:firstLineChars="0"/>
+      </w:pPr>
+      <w:r>
+        <w:rPr>
+          <w:rFonts w:hint="eastAsia"/>
+        </w:rPr>
+        <w:t>加密工具</w:t>
+      </w:r>
+      <w:r>
+        <w:rPr>
+          <w:rFonts w:hint="eastAsia"/>
+        </w:rPr>
+        <w:t>(</w:t>
+      </w:r>
+      <w:proofErr w:type="spellStart"/>
+      <w:r>
+        <w:rPr>
+          <w:rFonts w:hint="eastAsia"/>
+        </w:rPr>
+        <w:t>sdbpasswd</w:t>
+      </w:r>
+      <w:proofErr w:type="spellEnd"/>
+      <w:r>
+        <w:rPr>
+          <w:rFonts w:hint="eastAsia"/>
+        </w:rPr>
+        <w:t>)</w:t>
+      </w:r>
+      <w:r>
+        <w:rPr>
+          <w:rFonts w:hint="eastAsia"/>
+        </w:rPr>
+        <w:t>：</w:t>
+      </w:r>
+    </w:p>
+    <w:p>
+      <w:pPr>
+        <w:pStyle w:val="ListParagraph"/>
         <w:ind w:left="777" w:firstLineChars="0" w:firstLine="0"/>
-        <w:rPr>
-          <w:rFonts w:hint="eastAsia"/>
-        </w:rPr>
-      </w:pPr>
+      </w:pPr>
+    </w:p>
+    <w:p>
+      <w:pPr>
+        <w:pStyle w:val="ListParagraph"/>
+        <w:numPr>
+          <w:ilvl w:val="0"/>
+          <w:numId w:val="14"/>
+        </w:numPr>
+        <w:ind w:firstLineChars="0"/>
+      </w:pPr>
+      <w:proofErr w:type="spellStart"/>
+      <w:r>
+        <w:rPr>
+          <w:rFonts w:hint="eastAsia"/>
+        </w:rPr>
+        <w:t>sdbpasswd</w:t>
+      </w:r>
+      <w:proofErr w:type="spellEnd"/>
+      <w:r>
+        <w:rPr>
+          <w:rFonts w:hint="eastAsia"/>
+        </w:rPr>
+        <w:t>的参数介绍</w:t>
+      </w:r>
     </w:p>
     <w:tbl>
       <w:tblPr>
@@ -1145,13 +1467,14 @@
         <w:tblLook w:val="04A0"/>
       </w:tblPr>
       <w:tblGrid>
-        <w:gridCol w:w="1408"/>
-        <w:gridCol w:w="5050"/>
+        <w:gridCol w:w="1291"/>
+        <w:gridCol w:w="2787"/>
+        <w:gridCol w:w="3515"/>
       </w:tblGrid>
       <w:tr>
         <w:tc>
           <w:tcPr>
-            <w:tcW w:w="1408" w:type="dxa"/>
+            <w:tcW w:w="1291" w:type="dxa"/>
           </w:tcPr>
           <w:p>
             <w:pPr>
@@ -1167,7 +1490,23 @@
         </w:tc>
         <w:tc>
           <w:tcPr>
-            <w:tcW w:w="5050" w:type="dxa"/>
+            <w:tcW w:w="2787" w:type="dxa"/>
+          </w:tcPr>
+          <w:p>
+            <w:pPr>
+              <w:ind w:left="0"/>
+            </w:pPr>
+            <w:r>
+              <w:rPr>
+                <w:rFonts w:hint="eastAsia"/>
+              </w:rPr>
+              <w:t>缩写</w:t>
+            </w:r>
+          </w:p>
+        </w:tc>
+        <w:tc>
+          <w:tcPr>
+            <w:tcW w:w="3515" w:type="dxa"/>
           </w:tcPr>
           <w:p>
             <w:pPr>
@@ -1185,51 +1524,85 @@
       <w:tr>
         <w:tc>
           <w:tcPr>
-            <w:tcW w:w="1408" w:type="dxa"/>
-          </w:tcPr>
-          <w:p>
-            <w:pPr>
-              <w:ind w:left="0"/>
-              <w:rPr>
-                <w:rFonts w:hint="eastAsia"/>
-              </w:rPr>
-            </w:pPr>
-            <w:r>
-              <w:rPr>
-                <w:rFonts w:hint="eastAsia"/>
-              </w:rPr>
-              <w:t>--user</w:t>
-            </w:r>
-          </w:p>
-        </w:tc>
-        <w:tc>
-          <w:tcPr>
-            <w:tcW w:w="5050" w:type="dxa"/>
-          </w:tcPr>
-          <w:p>
-            <w:pPr>
-              <w:ind w:left="0"/>
-              <w:rPr>
-                <w:rFonts w:hint="eastAsia"/>
-              </w:rPr>
-            </w:pPr>
-            <w:r>
-              <w:rPr>
-                <w:rFonts w:hint="eastAsia"/>
-              </w:rPr>
-              <w:t>用户名，针对</w:t>
-            </w:r>
-            <w:r>
-              <w:rPr>
-                <w:rFonts w:hint="eastAsia"/>
-              </w:rPr>
-              <w:t>sequoiadb</w:t>
-            </w:r>
-            <w:r>
-              <w:rPr>
-                <w:rFonts w:hint="eastAsia"/>
-              </w:rPr>
-              <w:t>的用户</w:t>
+            <w:tcW w:w="1291" w:type="dxa"/>
+          </w:tcPr>
+          <w:p>
+            <w:pPr>
+              <w:ind w:left="0"/>
+            </w:pPr>
+            <w:proofErr w:type="spellStart"/>
+            <w:r>
+              <w:t>A</w:t>
+            </w:r>
+            <w:r>
+              <w:rPr>
+                <w:rFonts w:hint="eastAsia"/>
+              </w:rPr>
+              <w:t>dd|rm</w:t>
+            </w:r>
+            <w:proofErr w:type="spellEnd"/>
+          </w:p>
+        </w:tc>
+        <w:tc>
+          <w:tcPr>
+            <w:tcW w:w="2787" w:type="dxa"/>
+          </w:tcPr>
+          <w:p>
+            <w:pPr>
+              <w:ind w:left="0"/>
+            </w:pPr>
+          </w:p>
+        </w:tc>
+        <w:tc>
+          <w:tcPr>
+            <w:tcW w:w="3515" w:type="dxa"/>
+          </w:tcPr>
+          <w:p>
+            <w:pPr>
+              <w:ind w:left="0"/>
+            </w:pPr>
+            <w:r>
+              <w:t>A</w:t>
+            </w:r>
+            <w:r>
+              <w:rPr>
+                <w:rFonts w:hint="eastAsia"/>
+              </w:rPr>
+              <w:t xml:space="preserve">dd </w:t>
+            </w:r>
+            <w:r>
+              <w:rPr>
+                <w:rFonts w:hint="eastAsia"/>
+              </w:rPr>
+              <w:t>增加或更新用户密文</w:t>
+            </w:r>
+          </w:p>
+          <w:p>
+            <w:pPr>
+              <w:ind w:left="0"/>
+            </w:pPr>
+            <w:proofErr w:type="spellStart"/>
+            <w:r>
+              <w:t>R</w:t>
+            </w:r>
+            <w:r>
+              <w:rPr>
+                <w:rFonts w:hint="eastAsia"/>
+              </w:rPr>
+              <w:t>m</w:t>
+            </w:r>
+            <w:proofErr w:type="spellEnd"/>
+            <w:r>
+              <w:rPr>
+                <w:rFonts w:hint="eastAsia"/>
+              </w:rPr>
+              <w:t xml:space="preserve"> </w:t>
+            </w:r>
+            <w:r>
+              <w:rPr>
+                <w:rFonts w:hint="eastAsia"/>
+              </w:rPr>
+              <w:t>删除用户密文</w:t>
             </w:r>
           </w:p>
         </w:tc>
@@ -1237,14 +1610,11 @@
       <w:tr>
         <w:tc>
           <w:tcPr>
-            <w:tcW w:w="1408" w:type="dxa"/>
-          </w:tcPr>
-          <w:p>
-            <w:pPr>
-              <w:ind w:left="0"/>
-              <w:rPr>
-                <w:rFonts w:hint="eastAsia"/>
-              </w:rPr>
+            <w:tcW w:w="1291" w:type="dxa"/>
+          </w:tcPr>
+          <w:p>
+            <w:pPr>
+              <w:ind w:left="0"/>
             </w:pPr>
             <w:r>
               <w:rPr>
@@ -1256,199 +1626,121 @@
         </w:tc>
         <w:tc>
           <w:tcPr>
-            <w:tcW w:w="5050" w:type="dxa"/>
-          </w:tcPr>
-          <w:p>
-            <w:pPr>
-              <w:ind w:left="0"/>
-              <w:rPr>
-                <w:rFonts w:hint="eastAsia"/>
-              </w:rPr>
-            </w:pPr>
-            <w:r>
-              <w:rPr>
-                <w:rFonts w:hint="eastAsia"/>
-              </w:rPr>
-              <w:t>用户密码</w:t>
-            </w:r>
+            <w:tcW w:w="2787" w:type="dxa"/>
+          </w:tcPr>
+          <w:p>
+            <w:pPr>
+              <w:ind w:left="0"/>
+            </w:pPr>
+            <w:r>
+              <w:rPr>
+                <w:rFonts w:hint="eastAsia"/>
+              </w:rPr>
+              <w:t>-p</w:t>
+            </w:r>
+          </w:p>
+        </w:tc>
+        <w:tc>
+          <w:tcPr>
+            <w:tcW w:w="3515" w:type="dxa"/>
+          </w:tcPr>
+          <w:p>
+            <w:pPr>
+              <w:ind w:left="0"/>
+            </w:pPr>
+            <w:r>
+              <w:rPr>
+                <w:rFonts w:hint="eastAsia"/>
+              </w:rPr>
+              <w:t>用户密码，</w:t>
+            </w:r>
+          </w:p>
+          <w:p>
+            <w:pPr>
+              <w:ind w:left="0"/>
+            </w:pPr>
           </w:p>
         </w:tc>
       </w:tr>
       <w:tr>
         <w:tc>
           <w:tcPr>
-            <w:tcW w:w="1408" w:type="dxa"/>
-          </w:tcPr>
-          <w:p>
-            <w:pPr>
-              <w:ind w:left="0"/>
-              <w:rPr>
-                <w:rFonts w:hint="eastAsia"/>
-              </w:rPr>
-            </w:pPr>
-            <w:r>
-              <w:rPr>
-                <w:rFonts w:hint="eastAsia"/>
-              </w:rPr>
-              <w:t>--key</w:t>
-            </w:r>
-          </w:p>
-        </w:tc>
-        <w:tc>
-          <w:tcPr>
-            <w:tcW w:w="5050" w:type="dxa"/>
-          </w:tcPr>
-          <w:p>
-            <w:pPr>
-              <w:ind w:left="0"/>
-              <w:rPr>
-                <w:rFonts w:hint="eastAsia"/>
-              </w:rPr>
-            </w:pPr>
-            <w:r>
-              <w:rPr>
-                <w:rFonts w:hint="eastAsia"/>
-              </w:rPr>
-              <w:t>密钥</w:t>
-            </w:r>
-          </w:p>
-        </w:tc>
-      </w:tr>
-      <w:tr>
-        <w:tc>
-          <w:tcPr>
-            <w:tcW w:w="1408" w:type="dxa"/>
-          </w:tcPr>
-          <w:p>
-            <w:pPr>
-              <w:ind w:left="0"/>
-              <w:rPr>
-                <w:rFonts w:hint="eastAsia"/>
-              </w:rPr>
-            </w:pPr>
-            <w:r>
-              <w:rPr>
-                <w:rFonts w:hint="eastAsia"/>
-              </w:rPr>
-              <w:t>--path</w:t>
-            </w:r>
-          </w:p>
-        </w:tc>
-        <w:tc>
-          <w:tcPr>
-            <w:tcW w:w="5050" w:type="dxa"/>
-          </w:tcPr>
-          <w:p>
-            <w:pPr>
-              <w:ind w:left="0"/>
-              <w:rPr>
-                <w:rFonts w:hint="eastAsia"/>
-              </w:rPr>
-            </w:pPr>
-            <w:r>
-              <w:rPr>
-                <w:rFonts w:hint="eastAsia"/>
-              </w:rPr>
-              <w:t>密钥路径</w:t>
-            </w:r>
-          </w:p>
-        </w:tc>
-      </w:tr>
-      <w:tr>
-        <w:tc>
-          <w:tcPr>
-            <w:tcW w:w="1408" w:type="dxa"/>
-          </w:tcPr>
-          <w:p>
-            <w:pPr>
-              <w:ind w:left="0"/>
-              <w:rPr>
-                <w:rFonts w:hint="eastAsia"/>
-              </w:rPr>
-            </w:pPr>
-            <w:r>
-              <w:rPr>
-                <w:rFonts w:hint="eastAsia"/>
-              </w:rPr>
-              <w:t>--flag</w:t>
-            </w:r>
-          </w:p>
-        </w:tc>
-        <w:tc>
-          <w:tcPr>
-            <w:tcW w:w="5050" w:type="dxa"/>
-          </w:tcPr>
-          <w:p>
-            <w:pPr>
-              <w:ind w:left="0"/>
-              <w:rPr>
-                <w:rFonts w:hint="eastAsia"/>
-              </w:rPr>
-            </w:pPr>
-            <w:r>
-              <w:t>E</w:t>
-            </w:r>
-            <w:r>
-              <w:rPr>
-                <w:rFonts w:hint="eastAsia"/>
-              </w:rPr>
-              <w:t>ncode</w:t>
-            </w:r>
-            <w:r>
-              <w:rPr>
-                <w:rFonts w:hint="eastAsia"/>
-              </w:rPr>
-              <w:t>加密</w:t>
-            </w:r>
-          </w:p>
-          <w:p>
-            <w:pPr>
-              <w:ind w:left="0"/>
-              <w:rPr>
-                <w:rFonts w:hint="eastAsia"/>
-              </w:rPr>
-            </w:pPr>
-            <w:r>
-              <w:rPr>
-                <w:rFonts w:hint="eastAsia"/>
-              </w:rPr>
-              <w:t xml:space="preserve">Decode </w:t>
-            </w:r>
-            <w:r>
-              <w:rPr>
-                <w:rFonts w:hint="eastAsia"/>
-              </w:rPr>
-              <w:t>解密</w:t>
-            </w:r>
-          </w:p>
-          <w:p>
-            <w:pPr>
-              <w:ind w:left="0"/>
-              <w:rPr>
-                <w:rFonts w:hint="eastAsia"/>
-              </w:rPr>
-            </w:pPr>
-            <w:r>
-              <w:t>U</w:t>
-            </w:r>
-            <w:r>
-              <w:rPr>
-                <w:rFonts w:hint="eastAsia"/>
-              </w:rPr>
-              <w:t xml:space="preserve">pdate </w:t>
-            </w:r>
-            <w:r>
-              <w:rPr>
-                <w:rFonts w:hint="eastAsia"/>
-              </w:rPr>
-              <w:t>更改</w:t>
-            </w:r>
-            <w:r>
-              <w:rPr>
-                <w:rFonts w:hint="eastAsia"/>
-              </w:rPr>
-              <w:t>key</w:t>
-            </w:r>
+            <w:tcW w:w="1291" w:type="dxa"/>
+          </w:tcPr>
+          <w:p>
+            <w:pPr>
+              <w:ind w:left="0"/>
+            </w:pPr>
+            <w:r>
+              <w:rPr>
+                <w:rFonts w:hint="eastAsia"/>
+              </w:rPr>
+              <w:t>--file</w:t>
+            </w:r>
+          </w:p>
+        </w:tc>
+        <w:tc>
+          <w:tcPr>
+            <w:tcW w:w="2787" w:type="dxa"/>
+          </w:tcPr>
+          <w:p>
+            <w:pPr>
+              <w:ind w:left="0"/>
+            </w:pPr>
+            <w:r>
+              <w:rPr>
+                <w:rFonts w:hint="eastAsia"/>
+              </w:rPr>
+              <w:t>-f</w:t>
+            </w:r>
+          </w:p>
+        </w:tc>
+        <w:tc>
+          <w:tcPr>
+            <w:tcW w:w="3515" w:type="dxa"/>
+          </w:tcPr>
+          <w:p>
+            <w:pPr>
+              <w:ind w:left="0"/>
+            </w:pPr>
+            <w:r>
+              <w:rPr>
+                <w:rFonts w:hint="eastAsia"/>
+              </w:rPr>
+              <w:t>密文路径，默认</w:t>
+            </w:r>
+            <w:r>
+              <w:rPr>
+                <w:rFonts w:ascii="Arial" w:hAnsi="Arial" w:cs="Arial"/>
+                <w:color w:val="555555"/>
+                <w:spacing w:val="-1"/>
+                <w:sz w:val="18"/>
+                <w:szCs w:val="18"/>
+              </w:rPr>
+              <w:t> </w:t>
+            </w:r>
+            <w:r>
+              <w:rPr>
+                <w:rFonts w:ascii="Arial" w:hAnsi="Arial" w:cs="Arial"/>
+                <w:color w:val="555555"/>
+                <w:spacing w:val="-1"/>
+                <w:sz w:val="20"/>
+                <w:szCs w:val="18"/>
+              </w:rPr>
+              <w:t>/opt/</w:t>
+            </w:r>
+            <w:proofErr w:type="spellStart"/>
+            <w:r>
+              <w:rPr>
+                <w:rFonts w:ascii="Arial" w:hAnsi="Arial" w:cs="Arial"/>
+                <w:color w:val="555555"/>
+                <w:spacing w:val="-1"/>
+                <w:sz w:val="20"/>
+                <w:szCs w:val="18"/>
+              </w:rPr>
+              <w:t>sequoiadb</w:t>
+            </w:r>
+            <w:proofErr w:type="spellEnd"/>
           </w:p>
         </w:tc>
       </w:tr>
@@ -1456,55 +1748,7 @@
     <w:p>
       <w:pPr>
         <w:pStyle w:val="ListParagraph"/>
-        <w:ind w:left="777" w:firstLineChars="0" w:firstLine="0"/>
-        <w:rPr>
-          <w:rFonts w:hint="eastAsia"/>
-        </w:rPr>
-      </w:pPr>
-    </w:p>
-    <w:p>
-      <w:pPr>
-        <w:pStyle w:val="ListParagraph"/>
-        <w:ind w:left="777" w:firstLineChars="0" w:firstLine="0"/>
-        <w:rPr>
-          <w:rFonts w:hint="eastAsia"/>
-        </w:rPr>
-      </w:pPr>
-      <w:r>
-        <w:rPr>
-          <w:rFonts w:hint="eastAsia"/>
-        </w:rPr>
-        <w:t>用户信息存储在文件中，文件中有多个用户信息，一行一个，存储格式如下：</w:t>
-      </w:r>
-    </w:p>
-    <w:p>
-      <w:pPr>
-        <w:pStyle w:val="ListParagraph"/>
-        <w:ind w:left="777" w:firstLineChars="0" w:firstLine="0"/>
-        <w:rPr>
-          <w:rFonts w:hint="eastAsia"/>
-        </w:rPr>
-      </w:pPr>
-      <w:r>
-        <w:rPr>
-          <w:rFonts w:hint="eastAsia"/>
-        </w:rPr>
-        <w:t>$user$key</w:t>
-      </w:r>
-      <w:r>
-        <w:rPr>
-          <w:rFonts w:hint="eastAsia"/>
-        </w:rPr>
-        <w:t>$password</w:t>
-      </w:r>
-    </w:p>
-    <w:p>
-      <w:pPr>
-        <w:pStyle w:val="ListParagraph"/>
-        <w:ind w:left="777" w:firstLineChars="0" w:firstLine="0"/>
-        <w:rPr>
-          <w:rFonts w:hint="eastAsia"/>
-        </w:rPr>
+        <w:ind w:left="1290" w:firstLineChars="0" w:firstLine="0"/>
       </w:pPr>
     </w:p>
     <w:p>
@@ -1512,27 +1756,59 @@
         <w:pStyle w:val="ListParagraph"/>
         <w:numPr>
           <w:ilvl w:val="0"/>
-          <w:numId w:val="8"/>
+          <w:numId w:val="14"/>
         </w:numPr>
         <w:ind w:firstLineChars="0"/>
-        <w:rPr>
-          <w:rFonts w:hint="eastAsia"/>
-        </w:rPr>
-      </w:pPr>
-      <w:r>
-        <w:rPr>
-          <w:rFonts w:hint="eastAsia"/>
-        </w:rPr>
-        <w:t>使用方式：</w:t>
+      </w:pPr>
+      <w:proofErr w:type="spellStart"/>
+      <w:r>
+        <w:rPr>
+          <w:rFonts w:hint="eastAsia"/>
+        </w:rPr>
+        <w:t>sdbpasswd</w:t>
+      </w:r>
+      <w:proofErr w:type="spellEnd"/>
+      <w:r>
+        <w:rPr>
+          <w:rFonts w:hint="eastAsia"/>
+        </w:rPr>
+        <w:t xml:space="preserve"> </w:t>
+      </w:r>
+      <w:r>
+        <w:rPr>
+          <w:rFonts w:hint="eastAsia"/>
+        </w:rPr>
+        <w:t>对外没有</w:t>
+      </w:r>
+      <w:r>
+        <w:rPr>
+          <w:rFonts w:hint="eastAsia"/>
+        </w:rPr>
+        <w:t>decode</w:t>
+      </w:r>
+      <w:r>
+        <w:rPr>
+          <w:rFonts w:hint="eastAsia"/>
+        </w:rPr>
+        <w:t>的功能，只有</w:t>
+      </w:r>
+      <w:r>
+        <w:rPr>
+          <w:rFonts w:hint="eastAsia"/>
+        </w:rPr>
+        <w:t>encode</w:t>
+      </w:r>
+      <w:r>
+        <w:rPr>
+          <w:rFonts w:hint="eastAsia"/>
+        </w:rPr>
+        <w:t>的功能</w:t>
       </w:r>
     </w:p>
     <w:p>
       <w:pPr>
         <w:pStyle w:val="ListParagraph"/>
-        <w:ind w:left="777" w:firstLineChars="0" w:firstLine="0"/>
-        <w:rPr>
-          <w:rFonts w:hint="eastAsia"/>
-        </w:rPr>
+        <w:ind w:left="1290" w:firstLineChars="0" w:firstLine="0"/>
       </w:pPr>
     </w:p>
     <w:p>
@@ -1540,42 +1816,39 @@
         <w:pStyle w:val="ListParagraph"/>
         <w:numPr>
           <w:ilvl w:val="0"/>
-          <w:numId w:val="15"/>
+          <w:numId w:val="14"/>
         </w:numPr>
         <w:ind w:firstLineChars="0"/>
-        <w:rPr>
-          <w:rFonts w:hint="eastAsia"/>
-        </w:rPr>
-      </w:pPr>
-      <w:r>
-        <w:rPr>
-          <w:rFonts w:hint="eastAsia"/>
-        </w:rPr>
-        <w:t>加密：</w:t>
+      </w:pPr>
+      <w:r>
+        <w:rPr>
+          <w:rFonts w:hint="eastAsia"/>
+        </w:rPr>
+        <w:t>增加更新用户密文信息</w:t>
+      </w:r>
+      <w:r>
+        <w:rPr>
+          <w:rFonts w:hint="eastAsia"/>
+        </w:rPr>
+        <w:t>，</w:t>
+      </w:r>
+      <w:r>
+        <w:rPr>
+          <w:rFonts w:hint="eastAsia"/>
+        </w:rPr>
+        <w:t xml:space="preserve">-p </w:t>
+      </w:r>
+      <w:r>
+        <w:rPr>
+          <w:rFonts w:hint="eastAsia"/>
+        </w:rPr>
+        <w:t>缺失与否将决定密码输入方式</w:t>
       </w:r>
     </w:p>
     <w:p>
       <w:pPr>
         <w:pStyle w:val="ListParagraph"/>
-        <w:ind w:left="1197" w:firstLineChars="0" w:firstLine="0"/>
-        <w:rPr>
-          <w:rFonts w:hint="eastAsia"/>
-        </w:rPr>
-      </w:pPr>
-      <w:r>
-        <w:rPr>
-          <w:rFonts w:hint="eastAsia"/>
-        </w:rPr>
-        <w:t xml:space="preserve">./sdbPassword -user ** -path /**/*** -key *** - flag  encode </w:t>
-      </w:r>
-    </w:p>
-    <w:p>
-      <w:pPr>
-        <w:pStyle w:val="ListParagraph"/>
-        <w:ind w:left="1197" w:firstLineChars="0" w:firstLine="0"/>
-        <w:rPr>
-          <w:rFonts w:hint="eastAsia"/>
-        </w:rPr>
+        <w:ind w:left="1290" w:firstLineChars="0" w:firstLine="0"/>
       </w:pPr>
     </w:p>
     <w:p>
@@ -1583,42 +1856,85 @@
         <w:pStyle w:val="ListParagraph"/>
         <w:numPr>
           <w:ilvl w:val="0"/>
-          <w:numId w:val="15"/>
+          <w:numId w:val="29"/>
         </w:numPr>
         <w:ind w:firstLineChars="0"/>
-        <w:rPr>
-          <w:rFonts w:hint="eastAsia"/>
-        </w:rPr>
-      </w:pPr>
-      <w:r>
-        <w:rPr>
-          <w:rFonts w:hint="eastAsia"/>
-        </w:rPr>
-        <w:t>解密：</w:t>
+      </w:pPr>
+      <w:r>
+        <w:rPr>
+          <w:rFonts w:hint="eastAsia"/>
+        </w:rPr>
+        <w:t>普通输入方式</w:t>
       </w:r>
     </w:p>
     <w:p>
       <w:pPr>
         <w:pStyle w:val="ListParagraph"/>
-        <w:ind w:left="1197" w:firstLineChars="0" w:firstLine="0"/>
-        <w:rPr>
-          <w:rFonts w:hint="eastAsia"/>
-        </w:rPr>
-      </w:pPr>
-      <w:r>
-        <w:rPr>
-          <w:rFonts w:hint="eastAsia"/>
-        </w:rPr>
-        <w:t xml:space="preserve">./sdbPassword -user ** -path /**/***  - flag  decode </w:t>
+        <w:ind w:left="1290" w:firstLineChars="0" w:firstLine="0"/>
+      </w:pPr>
+      <w:r>
+        <w:rPr>
+          <w:rFonts w:hint="eastAsia"/>
+        </w:rPr>
+        <w:t xml:space="preserve">   </w:t>
+      </w:r>
+      <w:r>
+        <w:rPr>
+          <w:rFonts w:hint="eastAsia"/>
+        </w:rPr>
+        <w:t>./</w:t>
+      </w:r>
+      <w:proofErr w:type="spellStart"/>
+      <w:r>
+        <w:rPr>
+          <w:rFonts w:hint="eastAsia"/>
+        </w:rPr>
+        <w:t>sdb</w:t>
+      </w:r>
+      <w:r>
+        <w:rPr>
+          <w:rFonts w:hint="eastAsia"/>
+        </w:rPr>
+        <w:t>passwd</w:t>
+      </w:r>
+      <w:proofErr w:type="spellEnd"/>
+      <w:r>
+        <w:rPr>
+          <w:rFonts w:hint="eastAsia"/>
+        </w:rPr>
+        <w:t xml:space="preserve">  add  -u user  -f /opt</w:t>
+      </w:r>
+      <w:r>
+        <w:rPr>
+          <w:rFonts w:hint="eastAsia"/>
+        </w:rPr>
+        <w:t>/</w:t>
+      </w:r>
+      <w:proofErr w:type="spellStart"/>
+      <w:r>
+        <w:rPr>
+          <w:rFonts w:hint="eastAsia"/>
+        </w:rPr>
+        <w:t>sequoiadb</w:t>
+      </w:r>
+      <w:proofErr w:type="spellEnd"/>
+      <w:r>
+        <w:rPr>
+          <w:rFonts w:hint="eastAsia"/>
+        </w:rPr>
+        <w:t xml:space="preserve"> </w:t>
+      </w:r>
+      <w:r>
+        <w:rPr>
+          <w:rFonts w:hint="eastAsia"/>
+        </w:rPr>
+        <w:t>-p ***</w:t>
       </w:r>
     </w:p>
     <w:p>
       <w:pPr>
         <w:pStyle w:val="ListParagraph"/>
-        <w:ind w:left="1197" w:firstLineChars="0" w:firstLine="0"/>
-        <w:rPr>
-          <w:rFonts w:hint="eastAsia"/>
-        </w:rPr>
+        <w:ind w:left="1290" w:firstLineChars="0" w:firstLine="0"/>
       </w:pPr>
     </w:p>
     <w:p>
@@ -1626,42 +1942,61 @@
         <w:pStyle w:val="ListParagraph"/>
         <w:numPr>
           <w:ilvl w:val="0"/>
-          <w:numId w:val="15"/>
+          <w:numId w:val="29"/>
         </w:numPr>
         <w:ind w:firstLineChars="0"/>
-        <w:rPr>
-          <w:rFonts w:hint="eastAsia"/>
-        </w:rPr>
-      </w:pPr>
-      <w:r>
-        <w:rPr>
-          <w:rFonts w:hint="eastAsia"/>
-        </w:rPr>
-        <w:t>密钥更新：</w:t>
+      </w:pPr>
+      <w:r>
+        <w:rPr>
+          <w:rFonts w:hint="eastAsia"/>
+        </w:rPr>
+        <w:t>交互式输入</w:t>
+      </w:r>
+      <w:r>
+        <w:rPr>
+          <w:rFonts w:hint="eastAsia"/>
+        </w:rPr>
+        <w:t>方式</w:t>
       </w:r>
     </w:p>
     <w:p>
       <w:pPr>
         <w:pStyle w:val="ListParagraph"/>
-        <w:ind w:left="1197" w:firstLineChars="0" w:firstLine="0"/>
-        <w:rPr>
-          <w:rFonts w:hint="eastAsia"/>
-        </w:rPr>
-      </w:pPr>
-      <w:r>
-        <w:rPr>
-          <w:rFonts w:hint="eastAsia"/>
-        </w:rPr>
-        <w:t>./sdbPassword -user ** -path /**/***  - flag  update</w:t>
-      </w:r>
+        <w:ind w:left="1290" w:firstLineChars="0" w:firstLine="0"/>
+      </w:pPr>
+      <w:r>
+        <w:rPr>
+          <w:rFonts w:hint="eastAsia"/>
+        </w:rPr>
+        <w:t xml:space="preserve">   ./</w:t>
+      </w:r>
+      <w:proofErr w:type="spellStart"/>
+      <w:r>
+        <w:rPr>
+          <w:rFonts w:hint="eastAsia"/>
+        </w:rPr>
+        <w:t>sdbpasswd</w:t>
+      </w:r>
+      <w:proofErr w:type="spellEnd"/>
+      <w:r>
+        <w:rPr>
+          <w:rFonts w:hint="eastAsia"/>
+        </w:rPr>
+        <w:t xml:space="preserve">  add  -u user  -f /opt/</w:t>
+      </w:r>
+      <w:proofErr w:type="spellStart"/>
+      <w:r>
+        <w:rPr>
+          <w:rFonts w:hint="eastAsia"/>
+        </w:rPr>
+        <w:t>sequoiadb</w:t>
+      </w:r>
+      <w:proofErr w:type="spellEnd"/>
     </w:p>
     <w:p>
       <w:pPr>
         <w:pStyle w:val="ListParagraph"/>
-        <w:ind w:left="1197" w:firstLineChars="0" w:firstLine="0"/>
-        <w:rPr>
-          <w:rFonts w:hint="eastAsia"/>
-        </w:rPr>
+        <w:ind w:left="1290" w:firstLineChars="0" w:firstLine="0"/>
       </w:pPr>
     </w:p>
     <w:p>
@@ -1669,175 +2004,295 @@
         <w:pStyle w:val="ListParagraph"/>
         <w:numPr>
           <w:ilvl w:val="0"/>
-          <w:numId w:val="8"/>
+          <w:numId w:val="14"/>
         </w:numPr>
         <w:ind w:firstLineChars="0"/>
-        <w:rPr>
-          <w:rFonts w:hint="eastAsia"/>
-        </w:rPr>
-      </w:pPr>
-      <w:r>
-        <w:rPr>
-          <w:rFonts w:hint="eastAsia"/>
-        </w:rPr>
-        <w:t>密钥管理</w:t>
+      </w:pPr>
+      <w:r>
+        <w:rPr>
+          <w:rFonts w:hint="eastAsia"/>
+        </w:rPr>
+        <w:t>删除</w:t>
+      </w:r>
+      <w:r>
+        <w:rPr>
+          <w:rFonts w:hint="eastAsia"/>
+        </w:rPr>
+        <w:t>用户</w:t>
+      </w:r>
+      <w:r>
+        <w:rPr>
+          <w:rFonts w:hint="eastAsia"/>
+        </w:rPr>
+        <w:t>密文信息</w:t>
       </w:r>
     </w:p>
     <w:p>
       <w:pPr>
         <w:pStyle w:val="ListParagraph"/>
-        <w:ind w:left="777" w:firstLineChars="0" w:firstLine="0"/>
-        <w:rPr>
-          <w:rFonts w:hint="eastAsia"/>
-        </w:rPr>
-      </w:pPr>
-      <w:r>
-        <w:rPr>
-          <w:rFonts w:hint="eastAsia"/>
-        </w:rPr>
-        <w:t xml:space="preserve"> sdbPassword</w:t>
-      </w:r>
-      <w:r>
-        <w:rPr>
-          <w:rFonts w:hint="eastAsia"/>
-        </w:rPr>
-        <w:t>可以管理多个用户的密钥信息，通过</w:t>
-      </w:r>
-      <w:r>
-        <w:rPr>
-          <w:rFonts w:hint="eastAsia"/>
-        </w:rPr>
-        <w:t>map</w:t>
-      </w:r>
-      <w:r>
-        <w:rPr>
-          <w:rFonts w:hint="eastAsia"/>
-        </w:rPr>
-        <w:t>管理</w:t>
-      </w:r>
-      <w:r>
-        <w:rPr>
-          <w:rFonts w:hint="eastAsia"/>
-        </w:rPr>
-        <w:t>,</w:t>
-      </w:r>
-      <w:r>
-        <w:rPr>
-          <w:rFonts w:hint="eastAsia"/>
-        </w:rPr>
-        <w:t>实际的加解密工作由</w:t>
-      </w:r>
-      <w:r>
-        <w:rPr>
-          <w:rFonts w:hint="eastAsia"/>
-        </w:rPr>
-        <w:t>cryptogramOpt</w:t>
-      </w:r>
-      <w:r>
-        <w:rPr>
-          <w:rFonts w:hint="eastAsia"/>
-        </w:rPr>
-        <w:t>完成。管理类的设计如下：</w:t>
+        <w:ind w:left="1290" w:firstLineChars="0" w:firstLine="0"/>
+      </w:pPr>
+      <w:r>
+        <w:rPr>
+          <w:rFonts w:hint="eastAsia"/>
+        </w:rPr>
+        <w:t>.</w:t>
+      </w:r>
+      <w:proofErr w:type="spellStart"/>
+      <w:r>
+        <w:rPr>
+          <w:rFonts w:hint="eastAsia"/>
+        </w:rPr>
+        <w:t>sdbpasswd</w:t>
+      </w:r>
+      <w:proofErr w:type="spellEnd"/>
+      <w:r>
+        <w:rPr>
+          <w:rFonts w:hint="eastAsia"/>
+        </w:rPr>
+        <w:t xml:space="preserve">  </w:t>
+      </w:r>
+      <w:proofErr w:type="spellStart"/>
+      <w:r>
+        <w:rPr>
+          <w:rFonts w:hint="eastAsia"/>
+        </w:rPr>
+        <w:t>rm</w:t>
+      </w:r>
+      <w:proofErr w:type="spellEnd"/>
+      <w:r>
+        <w:rPr>
+          <w:rFonts w:hint="eastAsia"/>
+        </w:rPr>
+        <w:t xml:space="preserve">  -u user -f file </w:t>
       </w:r>
     </w:p>
     <w:p>
       <w:pPr>
         <w:pStyle w:val="ListParagraph"/>
-        <w:ind w:left="777" w:firstLineChars="0" w:firstLine="0"/>
-        <w:rPr>
-          <w:rFonts w:hint="eastAsia"/>
-        </w:rPr>
-      </w:pPr>
-      <w:r>
-        <w:rPr>
-          <w:rFonts w:hint="eastAsia"/>
-        </w:rPr>
-        <w:t xml:space="preserve">    </w:t>
-      </w:r>
+        <w:ind w:left="1290" w:firstLineChars="0" w:firstLine="0"/>
+      </w:pPr>
     </w:p>
     <w:p>
       <w:pPr>
         <w:pStyle w:val="ListParagraph"/>
         <w:numPr>
           <w:ilvl w:val="0"/>
-          <w:numId w:val="8"/>
+          <w:numId w:val="9"/>
         </w:numPr>
         <w:ind w:firstLineChars="0"/>
-        <w:rPr>
-          <w:rFonts w:hint="eastAsia"/>
-        </w:rPr>
-      </w:pPr>
-      <w:r>
-        <w:rPr>
-          <w:rFonts w:hint="eastAsia"/>
-        </w:rPr>
-        <w:t>加解密原理</w:t>
+      </w:pPr>
+      <w:r>
+        <w:rPr>
+          <w:rFonts w:hint="eastAsia"/>
+        </w:rPr>
+        <w:t>加解密的代码，以库的形式对外提供使用</w:t>
+      </w:r>
+    </w:p>
+    <w:p/>
+    <w:p>
+      <w:pPr>
+        <w:pStyle w:val="Heading2"/>
+      </w:pPr>
+      <w:r>
+        <w:rPr>
+          <w:rFonts w:hint="eastAsia"/>
+        </w:rPr>
+        <w:t>Story</w:t>
+      </w:r>
+      <w:r>
+        <w:rPr>
+          <w:rFonts w:hint="eastAsia"/>
+        </w:rPr>
+        <w:t>约束和依赖</w:t>
       </w:r>
     </w:p>
     <w:p>
       <w:pPr>
         <w:pStyle w:val="ListParagraph"/>
-        <w:ind w:left="777" w:firstLineChars="0" w:firstLine="0"/>
-        <w:rPr>
-          <w:rFonts w:hint="eastAsia"/>
-        </w:rPr>
-      </w:pPr>
+        <w:numPr>
+          <w:ilvl w:val="0"/>
+          <w:numId w:val="24"/>
+        </w:numPr>
+        <w:ind w:firstLineChars="0"/>
+      </w:pPr>
+      <w:r>
+        <w:rPr>
+          <w:rFonts w:hint="eastAsia"/>
+        </w:rPr>
+        <w:t>交互式输入密码不可见</w:t>
+      </w:r>
     </w:p>
     <w:p>
       <w:pPr>
         <w:pStyle w:val="ListParagraph"/>
-        <w:ind w:left="777" w:firstLineChars="0" w:firstLine="0"/>
-        <w:rPr>
-          <w:rFonts w:hint="eastAsia"/>
-        </w:rPr>
-      </w:pPr>
-      <w:r>
-        <w:rPr>
-          <w:rFonts w:hint="eastAsia"/>
-        </w:rPr>
-        <w:t xml:space="preserve">1) </w:t>
-      </w:r>
-      <w:r>
-        <w:rPr>
-          <w:rFonts w:hint="eastAsia"/>
-        </w:rPr>
-        <w:t>加密原理：</w:t>
+        <w:numPr>
+          <w:ilvl w:val="0"/>
+          <w:numId w:val="24"/>
+        </w:numPr>
+        <w:ind w:firstLineChars="0"/>
+      </w:pPr>
+      <w:r>
+        <w:rPr>
+          <w:rFonts w:hint="eastAsia"/>
+        </w:rPr>
+        <w:t>命令行参数携带密码参数，密码必是明文</w:t>
       </w:r>
     </w:p>
     <w:p>
       <w:pPr>
         <w:pStyle w:val="ListParagraph"/>
-        <w:ind w:left="777" w:firstLineChars="0" w:firstLine="0"/>
-        <w:rPr>
-          <w:rFonts w:hint="eastAsia"/>
-        </w:rPr>
-      </w:pPr>
-      <w:r>
-        <w:rPr>
-          <w:rFonts w:hint="eastAsia"/>
-        </w:rPr>
-        <w:lastRenderedPageBreak/>
-        <w:t>加密后的格式</w:t>
+        <w:numPr>
+          <w:ilvl w:val="0"/>
+          <w:numId w:val="24"/>
+        </w:numPr>
+        <w:ind w:firstLineChars="0"/>
+      </w:pPr>
+      <w:r>
+        <w:rPr>
+          <w:rFonts w:hint="eastAsia"/>
+        </w:rPr>
+        <w:t>命令行参数的合法性检查由</w:t>
+      </w:r>
+      <w:r>
+        <w:rPr>
+          <w:rFonts w:hint="eastAsia"/>
+        </w:rPr>
+        <w:t>boost</w:t>
+      </w:r>
+      <w:r>
+        <w:rPr>
+          <w:rFonts w:hint="eastAsia"/>
+        </w:rPr>
+        <w:t>库完成</w:t>
       </w:r>
     </w:p>
     <w:p>
       <w:pPr>
         <w:pStyle w:val="ListParagraph"/>
+        <w:numPr>
+          <w:ilvl w:val="0"/>
+          <w:numId w:val="24"/>
+        </w:numPr>
+        <w:ind w:firstLineChars="0"/>
+      </w:pPr>
+      <w:r>
+        <w:rPr>
+          <w:rFonts w:hint="eastAsia"/>
+        </w:rPr>
+        <w:t>交互式输入的时机发生在</w:t>
+      </w:r>
+      <w:r>
+        <w:rPr>
+          <w:rFonts w:hint="eastAsia"/>
+        </w:rPr>
+        <w:t>boost</w:t>
+      </w:r>
+      <w:r>
+        <w:rPr>
+          <w:rFonts w:hint="eastAsia"/>
+        </w:rPr>
+        <w:t>库解析完成后</w:t>
+      </w:r>
+    </w:p>
+    <w:p>
+      <w:pPr>
+        <w:pStyle w:val="ListParagraph"/>
         <w:ind w:left="777" w:firstLineChars="0" w:firstLine="0"/>
-        <w:rPr>
-          <w:rFonts w:hint="eastAsia"/>
-        </w:rPr>
-      </w:pPr>
-      <w:r>
-        <w:rPr>
-          <w:rFonts w:hint="eastAsia"/>
+      </w:pPr>
+    </w:p>
+    <w:p/>
+    <w:p>
+      <w:pPr>
+        <w:pStyle w:val="Heading2"/>
+      </w:pPr>
+      <w:r>
+        <w:rPr>
+          <w:rFonts w:hint="eastAsia"/>
+        </w:rPr>
+        <w:lastRenderedPageBreak/>
+        <w:t xml:space="preserve">Story </w:t>
+      </w:r>
+      <w:r>
+        <w:rPr>
+          <w:rFonts w:hint="eastAsia"/>
+        </w:rPr>
+        <w:t>简单设计</w:t>
+      </w:r>
+      <w:r>
+        <w:rPr>
+          <w:rFonts w:hint="eastAsia"/>
+        </w:rPr>
+        <w:t xml:space="preserve"> </w:t>
+      </w:r>
+    </w:p>
+    <w:p>
+      <w:pPr>
+        <w:pStyle w:val="Heading3"/>
+      </w:pPr>
+      <w:proofErr w:type="spellStart"/>
+      <w:r>
+        <w:rPr>
+          <w:rFonts w:hint="eastAsia"/>
+        </w:rPr>
+        <w:t>sequoiadb</w:t>
+      </w:r>
+      <w:proofErr w:type="spellEnd"/>
+      <w:r>
+        <w:rPr>
+          <w:rFonts w:hint="eastAsia"/>
+        </w:rPr>
+        <w:t>表</w:t>
+      </w:r>
+      <w:r>
+        <w:rPr>
+          <w:rFonts w:hint="eastAsia"/>
+        </w:rPr>
+        <w:t>1</w:t>
+      </w:r>
+      <w:r>
+        <w:rPr>
+          <w:rFonts w:hint="eastAsia"/>
+        </w:rPr>
+        <w:t>工具涉及的类</w:t>
+      </w:r>
+    </w:p>
+    <w:p>
+      <w:pPr>
+        <w:pStyle w:val="ListParagraph"/>
+        <w:numPr>
+          <w:ilvl w:val="0"/>
+          <w:numId w:val="28"/>
+        </w:numPr>
+        <w:ind w:firstLineChars="0"/>
+      </w:pPr>
+      <w:r>
+        <w:rPr>
+          <w:rFonts w:hint="eastAsia"/>
+        </w:rPr>
+        <w:t>类</w:t>
+      </w:r>
+      <w:r>
+        <w:rPr>
+          <w:rFonts w:hint="eastAsia"/>
+        </w:rPr>
+        <w:t>设计</w:t>
+      </w:r>
+    </w:p>
+    <w:p>
+      <w:pPr>
+        <w:pStyle w:val="ListParagraph"/>
+        <w:ind w:left="777" w:firstLineChars="0" w:firstLine="0"/>
+      </w:pPr>
+      <w:r>
+        <w:rPr>
           <w:noProof/>
         </w:rPr>
         <w:drawing>
           <wp:inline distT="0" distB="0" distL="0" distR="0">
-            <wp:extent cx="5267960" cy="593725"/>
+            <wp:extent cx="5267960" cy="2115185"/>
             <wp:effectExtent l="19050" t="0" r="8890" b="0"/>
-            <wp:docPr id="6" name="Picture 6" descr="C:\Users\yeji\Desktop\format.png"/>
+            <wp:docPr id="3" name="Picture 1" descr="Z:\upload\new.jpg"/>
             <wp:cNvGraphicFramePr>
               <a:graphicFrameLocks xmlns:a="http://schemas.openxmlformats.org/drawingml/2006/main" noChangeAspect="1"/>
             </wp:cNvGraphicFramePr>
@@ -1845,13 +2300,13 @@
               <a:graphicData uri="http://schemas.openxmlformats.org/drawingml/2006/picture">
                 <pic:pic xmlns:pic="http://schemas.openxmlformats.org/drawingml/2006/picture">
                   <pic:nvPicPr>
-                    <pic:cNvPr id="0" name="Picture 6" descr="C:\Users\yeji\Desktop\format.png"/>
+                    <pic:cNvPr id="0" name="Picture 1" descr="Z:\upload\new.jpg"/>
                     <pic:cNvPicPr>
                       <a:picLocks noChangeAspect="1" noChangeArrowheads="1"/>
                     </pic:cNvPicPr>
                   </pic:nvPicPr>
                   <pic:blipFill>
-                    <a:blip r:embed="rId7"/>
+                    <a:blip r:embed="rId8"/>
                     <a:srcRect/>
                     <a:stretch>
                       <a:fillRect/>
@@ -1860,7 +2315,7 @@
                   <pic:spPr bwMode="auto">
                     <a:xfrm>
                       <a:off x="0" y="0"/>
-                      <a:ext cx="5267960" cy="593725"/>
+                      <a:ext cx="5267960" cy="2115185"/>
                     </a:xfrm>
                     <a:prstGeom prst="rect">
                       <a:avLst/>
@@ -1880,28 +2335,321 @@
         </w:drawing>
       </w:r>
     </w:p>
+    <w:tbl>
+      <w:tblPr>
+        <w:tblStyle w:val="TableGrid"/>
+        <w:tblW w:w="0" w:type="auto"/>
+        <w:tblInd w:w="777" w:type="dxa"/>
+        <w:tblLook w:val="04A0"/>
+      </w:tblPr>
+      <w:tblGrid>
+        <w:gridCol w:w="3912"/>
+        <w:gridCol w:w="3833"/>
+      </w:tblGrid>
+      <w:tr>
+        <w:tc>
+          <w:tcPr>
+            <w:tcW w:w="3912" w:type="dxa"/>
+          </w:tcPr>
+          <w:p>
+            <w:pPr>
+              <w:pStyle w:val="ListParagraph"/>
+              <w:ind w:left="0" w:firstLineChars="0" w:firstLine="0"/>
+            </w:pPr>
+            <w:r>
+              <w:rPr>
+                <w:rFonts w:hint="eastAsia"/>
+              </w:rPr>
+              <w:t>类名</w:t>
+            </w:r>
+          </w:p>
+        </w:tc>
+        <w:tc>
+          <w:tcPr>
+            <w:tcW w:w="3833" w:type="dxa"/>
+          </w:tcPr>
+          <w:p>
+            <w:pPr>
+              <w:pStyle w:val="ListParagraph"/>
+              <w:ind w:left="0" w:firstLineChars="0" w:firstLine="0"/>
+            </w:pPr>
+            <w:r>
+              <w:rPr>
+                <w:rFonts w:hint="eastAsia"/>
+              </w:rPr>
+              <w:t>说明</w:t>
+            </w:r>
+          </w:p>
+        </w:tc>
+      </w:tr>
+      <w:tr>
+        <w:tc>
+          <w:tcPr>
+            <w:tcW w:w="3912" w:type="dxa"/>
+          </w:tcPr>
+          <w:p>
+            <w:pPr>
+              <w:pStyle w:val="ListParagraph"/>
+              <w:ind w:left="0" w:firstLineChars="0" w:firstLine="0"/>
+            </w:pPr>
+            <w:proofErr w:type="spellStart"/>
+            <w:r>
+              <w:t>E</w:t>
+            </w:r>
+            <w:r>
+              <w:rPr>
+                <w:rFonts w:hint="eastAsia"/>
+              </w:rPr>
+              <w:t>xpOption</w:t>
+            </w:r>
+            <w:proofErr w:type="spellEnd"/>
+          </w:p>
+        </w:tc>
+        <w:tc>
+          <w:tcPr>
+            <w:tcW w:w="3833" w:type="dxa"/>
+          </w:tcPr>
+          <w:p>
+            <w:pPr>
+              <w:pStyle w:val="ListParagraph"/>
+              <w:ind w:left="0" w:firstLineChars="0" w:firstLine="0"/>
+            </w:pPr>
+            <w:r>
+              <w:rPr>
+                <w:rFonts w:hint="eastAsia"/>
+              </w:rPr>
+              <w:t>系统已有类，图中所示为新增属性与函数</w:t>
+            </w:r>
+          </w:p>
+        </w:tc>
+      </w:tr>
+      <w:tr>
+        <w:tc>
+          <w:tcPr>
+            <w:tcW w:w="3912" w:type="dxa"/>
+          </w:tcPr>
+          <w:p>
+            <w:pPr>
+              <w:pStyle w:val="ListParagraph"/>
+              <w:ind w:left="0" w:firstLineChars="0" w:firstLine="0"/>
+            </w:pPr>
+            <w:proofErr w:type="spellStart"/>
+            <w:r>
+              <w:t>E</w:t>
+            </w:r>
+            <w:r>
+              <w:rPr>
+                <w:rFonts w:hint="eastAsia"/>
+              </w:rPr>
+              <w:t>nterTool</w:t>
+            </w:r>
+            <w:proofErr w:type="spellEnd"/>
+          </w:p>
+        </w:tc>
+        <w:tc>
+          <w:tcPr>
+            <w:tcW w:w="3833" w:type="dxa"/>
+          </w:tcPr>
+          <w:p>
+            <w:pPr>
+              <w:pStyle w:val="ListParagraph"/>
+              <w:ind w:left="0" w:firstLineChars="0" w:firstLine="0"/>
+            </w:pPr>
+            <w:r>
+              <w:rPr>
+                <w:rFonts w:hint="eastAsia"/>
+              </w:rPr>
+              <w:t>新增类，负责交互型输入密码</w:t>
+            </w:r>
+          </w:p>
+        </w:tc>
+      </w:tr>
+      <w:tr>
+        <w:tc>
+          <w:tcPr>
+            <w:tcW w:w="3912" w:type="dxa"/>
+          </w:tcPr>
+          <w:p>
+            <w:pPr>
+              <w:pStyle w:val="ListParagraph"/>
+              <w:ind w:left="0" w:firstLineChars="0" w:firstLine="0"/>
+            </w:pPr>
+            <w:proofErr w:type="spellStart"/>
+            <w:r>
+              <w:t>Cipher</w:t>
+            </w:r>
+            <w:r>
+              <w:rPr>
+                <w:rFonts w:hint="eastAsia"/>
+              </w:rPr>
+              <w:t>Mgr</w:t>
+            </w:r>
+            <w:proofErr w:type="spellEnd"/>
+          </w:p>
+        </w:tc>
+        <w:tc>
+          <w:tcPr>
+            <w:tcW w:w="3833" w:type="dxa"/>
+          </w:tcPr>
+          <w:p>
+            <w:pPr>
+              <w:pStyle w:val="ListParagraph"/>
+              <w:ind w:left="0" w:firstLineChars="0" w:firstLine="0"/>
+            </w:pPr>
+            <w:r>
+              <w:rPr>
+                <w:rFonts w:hint="eastAsia"/>
+              </w:rPr>
+              <w:t>新增类，负责用户密文管理与保存</w:t>
+            </w:r>
+          </w:p>
+        </w:tc>
+      </w:tr>
+      <w:tr>
+        <w:tc>
+          <w:tcPr>
+            <w:tcW w:w="3912" w:type="dxa"/>
+          </w:tcPr>
+          <w:p>
+            <w:pPr>
+              <w:pStyle w:val="ListParagraph"/>
+              <w:ind w:left="0" w:firstLineChars="0" w:firstLine="0"/>
+            </w:pPr>
+            <w:proofErr w:type="spellStart"/>
+            <w:r>
+              <w:t>Cipher</w:t>
+            </w:r>
+            <w:r>
+              <w:rPr>
+                <w:rFonts w:hint="eastAsia"/>
+              </w:rPr>
+              <w:t>Option</w:t>
+            </w:r>
+            <w:proofErr w:type="spellEnd"/>
+          </w:p>
+        </w:tc>
+        <w:tc>
+          <w:tcPr>
+            <w:tcW w:w="3833" w:type="dxa"/>
+          </w:tcPr>
+          <w:p>
+            <w:pPr>
+              <w:pStyle w:val="ListParagraph"/>
+              <w:ind w:left="0" w:firstLineChars="0" w:firstLine="0"/>
+            </w:pPr>
+            <w:r>
+              <w:rPr>
+                <w:rFonts w:hint="eastAsia"/>
+              </w:rPr>
+              <w:t>新增类，负责用户密文加解密</w:t>
+            </w:r>
+          </w:p>
+        </w:tc>
+      </w:tr>
+      <w:tr>
+        <w:tc>
+          <w:tcPr>
+            <w:tcW w:w="3912" w:type="dxa"/>
+          </w:tcPr>
+          <w:p>
+            <w:pPr>
+              <w:pStyle w:val="ListParagraph"/>
+              <w:ind w:left="0" w:firstLineChars="0" w:firstLine="0"/>
+            </w:pPr>
+            <w:proofErr w:type="spellStart"/>
+            <w:r>
+              <w:t>F</w:t>
+            </w:r>
+            <w:r>
+              <w:rPr>
+                <w:rFonts w:hint="eastAsia"/>
+              </w:rPr>
+              <w:t>ileOption</w:t>
+            </w:r>
+            <w:proofErr w:type="spellEnd"/>
+          </w:p>
+        </w:tc>
+        <w:tc>
+          <w:tcPr>
+            <w:tcW w:w="3833" w:type="dxa"/>
+          </w:tcPr>
+          <w:p>
+            <w:pPr>
+              <w:pStyle w:val="ListParagraph"/>
+              <w:ind w:left="0" w:firstLineChars="0" w:firstLine="0"/>
+            </w:pPr>
+            <w:r>
+              <w:rPr>
+                <w:rFonts w:hint="eastAsia"/>
+              </w:rPr>
+              <w:t>新增类，</w:t>
+            </w:r>
+            <w:r>
+              <w:rPr>
+                <w:rFonts w:hint="eastAsia"/>
+              </w:rPr>
+              <w:t xml:space="preserve"> </w:t>
+            </w:r>
+            <w:r>
+              <w:rPr>
+                <w:rFonts w:hint="eastAsia"/>
+              </w:rPr>
+              <w:t>负责密文文件操作</w:t>
+            </w:r>
+          </w:p>
+        </w:tc>
+      </w:tr>
+    </w:tbl>
     <w:p>
       <w:pPr>
         <w:pStyle w:val="ListParagraph"/>
         <w:ind w:left="777" w:firstLineChars="0" w:firstLine="0"/>
-        <w:rPr>
-          <w:rFonts w:hint="eastAsia"/>
-        </w:rPr>
-      </w:pPr>
-      <w:r>
-        <w:rPr>
-          <w:rFonts w:hint="eastAsia"/>
-        </w:rPr>
-        <w:t>加密方法</w:t>
-      </w:r>
+      </w:pPr>
     </w:p>
     <w:p>
       <w:pPr>
         <w:pStyle w:val="ListParagraph"/>
+        <w:numPr>
+          <w:ilvl w:val="0"/>
+          <w:numId w:val="28"/>
+        </w:numPr>
+        <w:ind w:firstLineChars="0"/>
+      </w:pPr>
+      <w:r>
+        <w:rPr>
+          <w:rFonts w:hint="eastAsia"/>
+        </w:rPr>
+        <w:t>工具没有</w:t>
+      </w:r>
+      <w:r>
+        <w:rPr>
+          <w:rFonts w:hint="eastAsia"/>
+        </w:rPr>
+        <w:t>encode</w:t>
+      </w:r>
+      <w:r>
+        <w:rPr>
+          <w:rFonts w:hint="eastAsia"/>
+        </w:rPr>
+        <w:t>的方式，</w:t>
+      </w:r>
+      <w:r>
+        <w:rPr>
+          <w:rFonts w:hint="eastAsia"/>
+        </w:rPr>
+        <w:t>工具</w:t>
+      </w:r>
+      <w:r>
+        <w:rPr>
+          <w:rFonts w:hint="eastAsia"/>
+        </w:rPr>
+        <w:t>的处理流程</w:t>
+      </w:r>
+    </w:p>
+    <w:p>
+      <w:pPr>
+        <w:pStyle w:val="ListParagraph"/>
         <w:ind w:left="777" w:firstLineChars="0" w:firstLine="0"/>
-        <w:rPr>
-          <w:rFonts w:hint="eastAsia"/>
-        </w:rPr>
       </w:pPr>
       <w:r>
         <w:rPr>
@@ -1910,9 +2658,9 @@
         </w:rPr>
         <w:drawing>
           <wp:inline distT="0" distB="0" distL="0" distR="0">
-            <wp:extent cx="5274945" cy="3404870"/>
-            <wp:effectExtent l="19050" t="0" r="1905" b="0"/>
-            <wp:docPr id="9" name="Picture 9" descr="C:\Users\yeji\Desktop\encode.png"/>
+            <wp:extent cx="5260975" cy="2040255"/>
+            <wp:effectExtent l="19050" t="0" r="0" b="0"/>
+            <wp:docPr id="4" name="Picture 2" descr="Z:\upload\new3.jpg"/>
             <wp:cNvGraphicFramePr>
               <a:graphicFrameLocks xmlns:a="http://schemas.openxmlformats.org/drawingml/2006/main" noChangeAspect="1"/>
             </wp:cNvGraphicFramePr>
@@ -1920,13 +2668,13 @@
               <a:graphicData uri="http://schemas.openxmlformats.org/drawingml/2006/picture">
                 <pic:pic xmlns:pic="http://schemas.openxmlformats.org/drawingml/2006/picture">
                   <pic:nvPicPr>
-                    <pic:cNvPr id="0" name="Picture 9" descr="C:\Users\yeji\Desktop\encode.png"/>
+                    <pic:cNvPr id="0" name="Picture 2" descr="Z:\upload\new3.jpg"/>
                     <pic:cNvPicPr>
                       <a:picLocks noChangeAspect="1" noChangeArrowheads="1"/>
                     </pic:cNvPicPr>
                   </pic:nvPicPr>
                   <pic:blipFill>
-                    <a:blip r:embed="rId8"/>
+                    <a:blip r:embed="rId9"/>
                     <a:srcRect/>
                     <a:stretch>
                       <a:fillRect/>
@@ -1935,7 +2683,7 @@
                   <pic:spPr bwMode="auto">
                     <a:xfrm>
                       <a:off x="0" y="0"/>
-                      <a:ext cx="5274945" cy="3404870"/>
+                      <a:ext cx="5260975" cy="2040255"/>
                     </a:xfrm>
                     <a:prstGeom prst="rect">
                       <a:avLst/>
@@ -1959,24 +2707,262 @@
       <w:pPr>
         <w:pStyle w:val="ListParagraph"/>
         <w:ind w:left="777" w:firstLineChars="0" w:firstLine="0"/>
-        <w:rPr>
-          <w:rFonts w:hint="eastAsia"/>
-        </w:rPr>
-      </w:pPr>
-      <w:r>
-        <w:rPr>
-          <w:rFonts w:hint="eastAsia"/>
-        </w:rPr>
-        <w:t>密钥主要运算</w:t>
+      </w:pPr>
+      <w:r>
+        <w:rPr>
+          <w:rFonts w:hint="eastAsia"/>
+        </w:rPr>
+        <w:t>判断</w:t>
+      </w:r>
+      <w:r>
+        <w:rPr>
+          <w:rFonts w:hint="eastAsia"/>
+        </w:rPr>
+        <w:t>情况</w:t>
+      </w:r>
+      <w:r>
+        <w:rPr>
+          <w:rFonts w:hint="eastAsia"/>
+        </w:rPr>
+        <w:t>：</w:t>
       </w:r>
     </w:p>
     <w:p>
       <w:pPr>
         <w:pStyle w:val="ListParagraph"/>
+        <w:numPr>
+          <w:ilvl w:val="0"/>
+          <w:numId w:val="32"/>
+        </w:numPr>
+        <w:ind w:firstLineChars="0"/>
+      </w:pPr>
+      <w:proofErr w:type="spellStart"/>
+      <w:r>
+        <w:rPr>
+          <w:rFonts w:hint="eastAsia"/>
+        </w:rPr>
+        <w:t>hasPassword</w:t>
+      </w:r>
+      <w:proofErr w:type="spellEnd"/>
+      <w:r>
+        <w:rPr>
+          <w:rFonts w:hint="eastAsia"/>
+        </w:rPr>
+        <w:t xml:space="preserve">() == true ; </w:t>
+      </w:r>
+      <w:proofErr w:type="spellStart"/>
+      <w:r>
+        <w:rPr>
+          <w:rFonts w:hint="eastAsia"/>
+        </w:rPr>
+        <w:t>safeEnter</w:t>
+      </w:r>
+      <w:proofErr w:type="spellEnd"/>
+      <w:r>
+        <w:rPr>
+          <w:rFonts w:hint="eastAsia"/>
+        </w:rPr>
+        <w:t xml:space="preserve"> </w:t>
+      </w:r>
+      <w:r>
+        <w:rPr>
+          <w:rFonts w:hint="eastAsia"/>
+        </w:rPr>
+        <w:t>与</w:t>
+      </w:r>
+      <w:r>
+        <w:rPr>
+          <w:rFonts w:hint="eastAsia"/>
+        </w:rPr>
+        <w:t xml:space="preserve">decode </w:t>
+      </w:r>
+      <w:r>
+        <w:rPr>
+          <w:rFonts w:hint="eastAsia"/>
+        </w:rPr>
+        <w:t>均不进入</w:t>
+      </w:r>
+    </w:p>
+    <w:p>
+      <w:pPr>
+        <w:pStyle w:val="ListParagraph"/>
+        <w:numPr>
+          <w:ilvl w:val="0"/>
+          <w:numId w:val="32"/>
+        </w:numPr>
+        <w:ind w:firstLineChars="0"/>
+      </w:pPr>
+      <w:proofErr w:type="spellStart"/>
+      <w:r>
+        <w:rPr>
+          <w:rFonts w:hint="eastAsia"/>
+        </w:rPr>
+        <w:t>hasPassword</w:t>
+      </w:r>
+      <w:proofErr w:type="spellEnd"/>
+      <w:r>
+        <w:rPr>
+          <w:rFonts w:hint="eastAsia"/>
+        </w:rPr>
+        <w:t xml:space="preserve">() == false &amp;&amp; </w:t>
+      </w:r>
+      <w:proofErr w:type="spellStart"/>
+      <w:r>
+        <w:rPr>
+          <w:rFonts w:hint="eastAsia"/>
+        </w:rPr>
+        <w:t>has</w:t>
+      </w:r>
+      <w:r>
+        <w:rPr>
+          <w:rFonts w:hint="eastAsia"/>
+        </w:rPr>
+        <w:t>Cipher</w:t>
+      </w:r>
+      <w:proofErr w:type="spellEnd"/>
+      <w:r>
+        <w:rPr>
+          <w:rFonts w:hint="eastAsia"/>
+        </w:rPr>
+        <w:t xml:space="preserve">() == </w:t>
+      </w:r>
+      <w:proofErr w:type="spellStart"/>
+      <w:r>
+        <w:rPr>
+          <w:rFonts w:hint="eastAsia"/>
+        </w:rPr>
+        <w:t>flase</w:t>
+      </w:r>
+      <w:proofErr w:type="spellEnd"/>
+      <w:r>
+        <w:rPr>
+          <w:rFonts w:hint="eastAsia"/>
+        </w:rPr>
+        <w:t xml:space="preserve">; </w:t>
+      </w:r>
+      <w:r>
+        <w:rPr>
+          <w:rFonts w:hint="eastAsia"/>
+        </w:rPr>
+        <w:t>进入</w:t>
+      </w:r>
+      <w:proofErr w:type="spellStart"/>
+      <w:r>
+        <w:rPr>
+          <w:rFonts w:hint="eastAsia"/>
+        </w:rPr>
+        <w:t>safeEnter</w:t>
+      </w:r>
+      <w:proofErr w:type="spellEnd"/>
+    </w:p>
+    <w:p>
+      <w:pPr>
+        <w:pStyle w:val="ListParagraph"/>
+        <w:numPr>
+          <w:ilvl w:val="0"/>
+          <w:numId w:val="32"/>
+        </w:numPr>
+        <w:ind w:firstLineChars="0"/>
+      </w:pPr>
+      <w:proofErr w:type="spellStart"/>
+      <w:r>
+        <w:rPr>
+          <w:rFonts w:hint="eastAsia"/>
+        </w:rPr>
+        <w:t>hasPassword</w:t>
+      </w:r>
+      <w:proofErr w:type="spellEnd"/>
+      <w:r>
+        <w:rPr>
+          <w:rFonts w:hint="eastAsia"/>
+        </w:rPr>
+        <w:t xml:space="preserve">() == false &amp;&amp; </w:t>
+      </w:r>
+      <w:proofErr w:type="spellStart"/>
+      <w:r>
+        <w:rPr>
+          <w:rFonts w:hint="eastAsia"/>
+        </w:rPr>
+        <w:t>has</w:t>
+      </w:r>
+      <w:r>
+        <w:rPr>
+          <w:rFonts w:hint="eastAsia"/>
+        </w:rPr>
+        <w:t>Cipher</w:t>
+      </w:r>
+      <w:proofErr w:type="spellEnd"/>
+      <w:r>
+        <w:rPr>
+          <w:rFonts w:hint="eastAsia"/>
+        </w:rPr>
+        <w:t>() == true</w:t>
+      </w:r>
+      <w:r>
+        <w:rPr>
+          <w:rFonts w:hint="eastAsia"/>
+        </w:rPr>
+        <w:t>；</w:t>
+      </w:r>
+      <w:r>
+        <w:rPr>
+          <w:rFonts w:hint="eastAsia"/>
+        </w:rPr>
+        <w:t>进入</w:t>
+      </w:r>
+      <w:r>
+        <w:rPr>
+          <w:rFonts w:hint="eastAsia"/>
+        </w:rPr>
+        <w:t>decode</w:t>
+      </w:r>
+    </w:p>
+    <w:p>
+      <w:pPr>
+        <w:pStyle w:val="ListParagraph"/>
+        <w:ind w:left="1710" w:firstLineChars="0" w:firstLine="0"/>
+      </w:pPr>
+    </w:p>
+    <w:p>
+      <w:pPr>
+        <w:pStyle w:val="Heading3"/>
+      </w:pPr>
+      <w:r>
+        <w:rPr>
+          <w:rFonts w:hint="eastAsia"/>
+        </w:rPr>
+        <w:lastRenderedPageBreak/>
+        <w:t xml:space="preserve"> </w:t>
+      </w:r>
+      <w:proofErr w:type="spellStart"/>
+      <w:r>
+        <w:rPr>
+          <w:rFonts w:hint="eastAsia"/>
+        </w:rPr>
+        <w:t>sdbpasswd</w:t>
+      </w:r>
+      <w:proofErr w:type="spellEnd"/>
+    </w:p>
+    <w:p>
+      <w:pPr>
+        <w:pStyle w:val="ListParagraph"/>
+        <w:numPr>
+          <w:ilvl w:val="0"/>
+          <w:numId w:val="26"/>
+        </w:numPr>
+        <w:ind w:firstLineChars="0"/>
+      </w:pPr>
+      <w:r>
+        <w:rPr>
+          <w:rFonts w:hint="eastAsia"/>
+        </w:rPr>
+        <w:t>类设计</w:t>
+      </w:r>
+    </w:p>
+    <w:p>
+      <w:pPr>
+        <w:pStyle w:val="ListParagraph"/>
         <w:ind w:left="777" w:firstLineChars="0" w:firstLine="0"/>
-        <w:rPr>
-          <w:rFonts w:hint="eastAsia"/>
-        </w:rPr>
       </w:pPr>
       <w:r>
         <w:rPr>
@@ -1985,9 +2971,9 @@
         </w:rPr>
         <w:drawing>
           <wp:inline distT="0" distB="0" distL="0" distR="0">
-            <wp:extent cx="4790440" cy="2893060"/>
+            <wp:extent cx="5260975" cy="2388235"/>
             <wp:effectExtent l="19050" t="0" r="0" b="0"/>
-            <wp:docPr id="8" name="Picture 8" descr="C:\Users\yeji\Desktop\example.png"/>
+            <wp:docPr id="5" name="Picture 3" descr="Z:\upload\new2.jpg"/>
             <wp:cNvGraphicFramePr>
               <a:graphicFrameLocks xmlns:a="http://schemas.openxmlformats.org/drawingml/2006/main" noChangeAspect="1"/>
             </wp:cNvGraphicFramePr>
@@ -1995,13 +2981,13 @@
               <a:graphicData uri="http://schemas.openxmlformats.org/drawingml/2006/picture">
                 <pic:pic xmlns:pic="http://schemas.openxmlformats.org/drawingml/2006/picture">
                   <pic:nvPicPr>
-                    <pic:cNvPr id="0" name="Picture 8" descr="C:\Users\yeji\Desktop\example.png"/>
+                    <pic:cNvPr id="0" name="Picture 3" descr="Z:\upload\new2.jpg"/>
                     <pic:cNvPicPr>
                       <a:picLocks noChangeAspect="1" noChangeArrowheads="1"/>
                     </pic:cNvPicPr>
                   </pic:nvPicPr>
                   <pic:blipFill>
-                    <a:blip r:embed="rId9"/>
+                    <a:blip r:embed="rId10"/>
                     <a:srcRect/>
                     <a:stretch>
                       <a:fillRect/>
@@ -2010,7 +2996,7 @@
                   <pic:spPr bwMode="auto">
                     <a:xfrm>
                       <a:off x="0" y="0"/>
-                      <a:ext cx="4790440" cy="2893060"/>
+                      <a:ext cx="5260975" cy="2388235"/>
                     </a:xfrm>
                     <a:prstGeom prst="rect">
                       <a:avLst/>
@@ -2033,371 +3019,38 @@
     <w:p>
       <w:pPr>
         <w:pStyle w:val="ListParagraph"/>
-        <w:ind w:left="777" w:firstLineChars="0" w:firstLine="0"/>
-        <w:rPr>
-          <w:rFonts w:hint="eastAsia"/>
-        </w:rPr>
-      </w:pPr>
-      <w:r>
-        <w:rPr>
-          <w:rFonts w:hint="eastAsia"/>
-        </w:rPr>
-        <w:t>加密时，每</w:t>
-      </w:r>
-      <w:r>
-        <w:rPr>
-          <w:rFonts w:hint="eastAsia"/>
-        </w:rPr>
-        <w:t>8</w:t>
-      </w:r>
-      <w:r>
-        <w:rPr>
-          <w:rFonts w:hint="eastAsia"/>
-        </w:rPr>
-        <w:t>个字节就加密一次，每次加密循环</w:t>
-      </w:r>
-      <w:r>
-        <w:rPr>
-          <w:rFonts w:hint="eastAsia"/>
-        </w:rPr>
-        <w:t>16</w:t>
-      </w:r>
-      <w:r>
-        <w:rPr>
-          <w:rFonts w:hint="eastAsia"/>
-        </w:rPr>
-        <w:t>次运算</w:t>
-      </w:r>
-      <w:r>
-        <w:rPr>
-          <w:rFonts w:hint="eastAsia"/>
-        </w:rPr>
-        <w:t>:</w:t>
+        <w:numPr>
+          <w:ilvl w:val="0"/>
+          <w:numId w:val="26"/>
+        </w:numPr>
+        <w:ind w:firstLineChars="0"/>
+      </w:pPr>
+      <w:proofErr w:type="spellStart"/>
+      <w:r>
+        <w:rPr>
+          <w:rFonts w:hint="eastAsia"/>
+        </w:rPr>
+        <w:t>sdbpasswd</w:t>
+      </w:r>
+      <w:proofErr w:type="spellEnd"/>
+      <w:r>
+        <w:rPr>
+          <w:rFonts w:hint="eastAsia"/>
+        </w:rPr>
+        <w:t xml:space="preserve"> </w:t>
+      </w:r>
+      <w:r>
+        <w:rPr>
+          <w:rFonts w:hint="eastAsia"/>
+        </w:rPr>
+        <w:t>操作的流程</w:t>
       </w:r>
     </w:p>
     <w:p>
       <w:pPr>
         <w:pStyle w:val="ListParagraph"/>
         <w:ind w:left="777" w:firstLineChars="0" w:firstLine="0"/>
-        <w:rPr>
-          <w:rFonts w:hint="eastAsia"/>
-        </w:rPr>
-      </w:pPr>
-      <w:r>
-        <w:rPr>
-          <w:rFonts w:hint="eastAsia"/>
-        </w:rPr>
-        <w:t xml:space="preserve">        sum += delta; </w:t>
-      </w:r>
-    </w:p>
-    <w:p>
-      <w:pPr>
-        <w:pStyle w:val="ListParagraph"/>
-        <w:ind w:left="777" w:firstLineChars="0" w:firstLine="0"/>
-        <w:rPr>
-          <w:rFonts w:hint="eastAsia"/>
-        </w:rPr>
-      </w:pPr>
-      <w:r>
-        <w:t xml:space="preserve">        </w:t>
-      </w:r>
-      <w:r>
-        <w:rPr>
-          <w:rFonts w:hint="eastAsia"/>
-        </w:rPr>
-        <w:t>x</w:t>
-      </w:r>
-      <w:r>
-        <w:t xml:space="preserve"> += ((</w:t>
-      </w:r>
-      <w:r>
-        <w:rPr>
-          <w:rFonts w:hint="eastAsia"/>
-        </w:rPr>
-        <w:t>y</w:t>
-      </w:r>
-      <w:r>
-        <w:t xml:space="preserve"> &lt;&lt; 4) + a</w:t>
-      </w:r>
-      <w:r>
-        <w:rPr>
-          <w:rFonts w:hint="eastAsia"/>
-        </w:rPr>
-        <w:t>1</w:t>
-      </w:r>
-      <w:r>
-        <w:t>) ^ (</w:t>
-      </w:r>
-      <w:r>
-        <w:rPr>
-          <w:rFonts w:hint="eastAsia"/>
-        </w:rPr>
-        <w:t>y</w:t>
-      </w:r>
-      <w:r>
-        <w:t xml:space="preserve"> + sum) ^ ((</w:t>
-      </w:r>
-      <w:r>
-        <w:rPr>
-          <w:rFonts w:hint="eastAsia"/>
-        </w:rPr>
-        <w:t>y</w:t>
-      </w:r>
-      <w:r>
-        <w:t xml:space="preserve"> &gt;&gt; 5) + </w:t>
-      </w:r>
-      <w:r>
-        <w:rPr>
-          <w:rFonts w:hint="eastAsia"/>
-        </w:rPr>
-        <w:t>a2</w:t>
-      </w:r>
-      <w:r>
-        <w:t>)</w:t>
-      </w:r>
-    </w:p>
-    <w:p>
-      <w:pPr>
-        <w:pStyle w:val="ListParagraph"/>
-        <w:ind w:left="777" w:firstLineChars="0" w:firstLine="0"/>
-        <w:rPr>
-          <w:rFonts w:hint="eastAsia"/>
-        </w:rPr>
-      </w:pPr>
-      <w:r>
-        <w:t xml:space="preserve">        </w:t>
-      </w:r>
-      <w:r>
-        <w:rPr>
-          <w:rFonts w:hint="eastAsia"/>
-        </w:rPr>
-        <w:t>y</w:t>
-      </w:r>
-      <w:r>
-        <w:t xml:space="preserve"> += ((</w:t>
-      </w:r>
-      <w:r>
-        <w:rPr>
-          <w:rFonts w:hint="eastAsia"/>
-        </w:rPr>
-        <w:t>x</w:t>
-      </w:r>
-      <w:r>
-        <w:t xml:space="preserve"> &lt;&lt; 4) + </w:t>
-      </w:r>
-      <w:r>
-        <w:rPr>
-          <w:rFonts w:hint="eastAsia"/>
-        </w:rPr>
-        <w:t>a3</w:t>
-      </w:r>
-      <w:r>
-        <w:t>) ^ (</w:t>
-      </w:r>
-      <w:r>
-        <w:rPr>
-          <w:rFonts w:hint="eastAsia"/>
-        </w:rPr>
-        <w:t>x</w:t>
-      </w:r>
-      <w:r>
-        <w:t xml:space="preserve"> + sum) ^ ((</w:t>
-      </w:r>
-      <w:r>
-        <w:rPr>
-          <w:rFonts w:hint="eastAsia"/>
-        </w:rPr>
-        <w:t>x</w:t>
-      </w:r>
-      <w:r>
-        <w:t xml:space="preserve"> &gt;&gt; 5) + </w:t>
-      </w:r>
-      <w:r>
-        <w:rPr>
-          <w:rFonts w:hint="eastAsia"/>
-        </w:rPr>
-        <w:t>a4</w:t>
-      </w:r>
-      <w:r>
-        <w:t>);</w:t>
-      </w:r>
-    </w:p>
-    <w:p>
-      <w:pPr>
-        <w:pStyle w:val="ListParagraph"/>
-        <w:ind w:left="777" w:firstLineChars="0" w:firstLine="0"/>
-        <w:rPr>
-          <w:rFonts w:hint="eastAsia"/>
-        </w:rPr>
-      </w:pPr>
-    </w:p>
-    <w:p>
-      <w:pPr>
-        <w:pStyle w:val="ListParagraph"/>
-        <w:ind w:left="777" w:firstLineChars="0" w:firstLine="0"/>
-        <w:rPr>
-          <w:rFonts w:hint="eastAsia"/>
-        </w:rPr>
-      </w:pPr>
-      <w:r>
-        <w:rPr>
-          <w:rFonts w:hint="eastAsia"/>
-        </w:rPr>
-        <w:lastRenderedPageBreak/>
-        <w:t xml:space="preserve">2) </w:t>
-      </w:r>
-      <w:r>
-        <w:rPr>
-          <w:rFonts w:hint="eastAsia"/>
-        </w:rPr>
-        <w:t>解密原理</w:t>
-      </w:r>
-    </w:p>
-    <w:p>
-      <w:pPr>
-        <w:pStyle w:val="ListParagraph"/>
-        <w:ind w:left="777" w:firstLineChars="0" w:firstLine="0"/>
-        <w:rPr>
-          <w:rFonts w:hint="eastAsia"/>
-        </w:rPr>
-      </w:pPr>
-      <w:r>
-        <w:rPr>
-          <w:rFonts w:hint="eastAsia"/>
-        </w:rPr>
-        <w:t xml:space="preserve">   (1) </w:t>
-      </w:r>
-      <w:r>
-        <w:rPr>
-          <w:rFonts w:hint="eastAsia"/>
-        </w:rPr>
-        <w:t>解密前</w:t>
-      </w:r>
-      <w:r>
-        <w:rPr>
-          <w:rFonts w:hint="eastAsia"/>
-        </w:rPr>
-        <w:t>8</w:t>
-      </w:r>
-      <w:r>
-        <w:rPr>
-          <w:rFonts w:hint="eastAsia"/>
-        </w:rPr>
-        <w:t>个字节，获取填充的长度</w:t>
-      </w:r>
-      <w:r>
-        <w:rPr>
-          <w:rFonts w:hint="eastAsia"/>
-        </w:rPr>
-        <w:t>n</w:t>
-      </w:r>
-    </w:p>
-    <w:p>
-      <w:pPr>
-        <w:pStyle w:val="ListParagraph"/>
-        <w:ind w:left="777" w:firstLineChars="0" w:firstLine="0"/>
-        <w:rPr>
-          <w:rFonts w:hint="eastAsia"/>
-        </w:rPr>
-      </w:pPr>
-      <w:r>
-        <w:rPr>
-          <w:rFonts w:hint="eastAsia"/>
-        </w:rPr>
-        <w:t xml:space="preserve">   (2) </w:t>
-      </w:r>
-      <w:r>
-        <w:rPr>
-          <w:rFonts w:hint="eastAsia"/>
-        </w:rPr>
-        <w:t>校验填充的</w:t>
-      </w:r>
-      <w:r>
-        <w:rPr>
-          <w:rFonts w:hint="eastAsia"/>
-        </w:rPr>
-        <w:t>n</w:t>
-      </w:r>
-      <w:r>
-        <w:rPr>
-          <w:rFonts w:hint="eastAsia"/>
-        </w:rPr>
-        <w:t>的字节，如不通过则解密失败</w:t>
-      </w:r>
-    </w:p>
-    <w:p>
-      <w:pPr>
-        <w:pStyle w:val="ListParagraph"/>
-        <w:ind w:left="777" w:firstLineChars="0" w:firstLine="0"/>
-        <w:rPr>
-          <w:rFonts w:hint="eastAsia"/>
-        </w:rPr>
-      </w:pPr>
-      <w:r>
-        <w:rPr>
-          <w:rFonts w:hint="eastAsia"/>
-        </w:rPr>
-        <w:t xml:space="preserve">   (3) </w:t>
-      </w:r>
-      <w:r>
-        <w:rPr>
-          <w:rFonts w:hint="eastAsia"/>
-        </w:rPr>
-        <w:t>每</w:t>
-      </w:r>
-      <w:r>
-        <w:rPr>
-          <w:rFonts w:hint="eastAsia"/>
-        </w:rPr>
-        <w:t>8</w:t>
-      </w:r>
-      <w:r>
-        <w:rPr>
-          <w:rFonts w:hint="eastAsia"/>
-        </w:rPr>
-        <w:t>个字节进行一次解密，密钥运算是加密的反操作</w:t>
-      </w:r>
-    </w:p>
-    <w:p>
-      <w:pPr>
-        <w:pStyle w:val="ListParagraph"/>
-        <w:ind w:left="777" w:firstLineChars="0" w:firstLine="0"/>
-        <w:rPr>
-          <w:rFonts w:hint="eastAsia"/>
-        </w:rPr>
-      </w:pPr>
-    </w:p>
-    <w:p>
-      <w:pPr>
-        <w:pStyle w:val="ListParagraph"/>
-        <w:numPr>
-          <w:ilvl w:val="0"/>
-          <w:numId w:val="8"/>
-        </w:numPr>
-        <w:ind w:firstLineChars="0"/>
-        <w:rPr>
-          <w:rFonts w:hint="eastAsia"/>
-        </w:rPr>
-      </w:pPr>
-      <w:r>
-        <w:rPr>
-          <w:rFonts w:hint="eastAsia"/>
-        </w:rPr>
-        <w:t>关键数据结构</w:t>
-      </w:r>
-    </w:p>
-    <w:p>
-      <w:pPr>
-        <w:rPr>
-          <w:rFonts w:hint="eastAsia"/>
-        </w:rPr>
-      </w:pPr>
-      <w:r>
-        <w:rPr>
-          <w:rFonts w:hint="eastAsia"/>
-        </w:rPr>
-        <w:t xml:space="preserve">    </w:t>
-      </w:r>
+      </w:pPr>
       <w:r>
         <w:rPr>
           <w:rFonts w:hint="eastAsia"/>
@@ -2405,9 +3058,9 @@
         </w:rPr>
         <w:drawing>
           <wp:inline distT="0" distB="0" distL="0" distR="0">
-            <wp:extent cx="5274945" cy="4721860"/>
-            <wp:effectExtent l="19050" t="0" r="1905" b="0"/>
-            <wp:docPr id="10" name="Picture 10" descr="C:\Users\yeji\Desktop\cryptgramOpt.png"/>
+            <wp:extent cx="5267960" cy="1685290"/>
+            <wp:effectExtent l="19050" t="0" r="8890" b="0"/>
+            <wp:docPr id="6" name="Picture 4" descr="Z:\upload\new4.jpg"/>
             <wp:cNvGraphicFramePr>
               <a:graphicFrameLocks xmlns:a="http://schemas.openxmlformats.org/drawingml/2006/main" noChangeAspect="1"/>
             </wp:cNvGraphicFramePr>
@@ -2415,13 +3068,13 @@
               <a:graphicData uri="http://schemas.openxmlformats.org/drawingml/2006/picture">
                 <pic:pic xmlns:pic="http://schemas.openxmlformats.org/drawingml/2006/picture">
                   <pic:nvPicPr>
-                    <pic:cNvPr id="0" name="Picture 10" descr="C:\Users\yeji\Desktop\cryptgramOpt.png"/>
+                    <pic:cNvPr id="0" name="Picture 4" descr="Z:\upload\new4.jpg"/>
                     <pic:cNvPicPr>
                       <a:picLocks noChangeAspect="1" noChangeArrowheads="1"/>
                     </pic:cNvPicPr>
                   </pic:nvPicPr>
                   <pic:blipFill>
-                    <a:blip r:embed="rId10"/>
+                    <a:blip r:embed="rId11"/>
                     <a:srcRect/>
                     <a:stretch>
                       <a:fillRect/>
@@ -2430,7 +3083,7 @@
                   <pic:spPr bwMode="auto">
                     <a:xfrm>
                       <a:off x="0" y="0"/>
-                      <a:ext cx="5274945" cy="4721860"/>
+                      <a:ext cx="5267960" cy="1685290"/>
                     </a:xfrm>
                     <a:prstGeom prst="rect">
                       <a:avLst/>
@@ -2455,338 +3108,449 @@
         <w:pStyle w:val="ListParagraph"/>
         <w:ind w:left="777" w:firstLineChars="0" w:firstLine="0"/>
       </w:pPr>
+      <w:r>
+        <w:rPr>
+          <w:rFonts w:hint="eastAsia"/>
+        </w:rPr>
+        <w:t>如果</w:t>
+      </w:r>
+      <w:r>
+        <w:rPr>
+          <w:rFonts w:hint="eastAsia"/>
+        </w:rPr>
+        <w:t xml:space="preserve">add </w:t>
+      </w:r>
+      <w:r>
+        <w:rPr>
+          <w:rFonts w:hint="eastAsia"/>
+        </w:rPr>
+        <w:t>加密文件里已存在的用户，会将用户的旧信息覆盖。</w:t>
+      </w:r>
     </w:p>
     <w:p>
       <w:pPr>
-        <w:pStyle w:val="Heading3"/>
-        <w:rPr>
-          <w:rFonts w:hint="eastAsia"/>
-        </w:rPr>
-      </w:pPr>
-      <w:r>
-        <w:rPr>
-          <w:rFonts w:hint="eastAsia"/>
-        </w:rPr>
-        <w:t>Sequoiadb</w:t>
-      </w:r>
-      <w:r>
-        <w:rPr>
-          <w:rFonts w:hint="eastAsia"/>
-        </w:rPr>
-        <w:t>工具</w:t>
-      </w:r>
-      <w:r>
-        <w:rPr>
-          <w:rFonts w:hint="eastAsia"/>
-        </w:rPr>
-        <w:t>处理</w:t>
-      </w:r>
+        <w:pStyle w:val="ListParagraph"/>
+        <w:ind w:left="777" w:firstLineChars="0" w:firstLine="0"/>
+      </w:pPr>
     </w:p>
     <w:p>
       <w:pPr>
         <w:pStyle w:val="ListParagraph"/>
         <w:numPr>
           <w:ilvl w:val="0"/>
-          <w:numId w:val="14"/>
+          <w:numId w:val="26"/>
         </w:numPr>
         <w:ind w:firstLineChars="0"/>
-        <w:rPr>
-          <w:rFonts w:hint="eastAsia"/>
-        </w:rPr>
-      </w:pPr>
-      <w:r>
-        <w:rPr>
-          <w:rFonts w:hint="eastAsia"/>
-        </w:rPr>
-        <w:t xml:space="preserve">Sequoiadb </w:t>
-      </w:r>
-      <w:r>
-        <w:rPr>
-          <w:rFonts w:hint="eastAsia"/>
-        </w:rPr>
-        <w:t>工具处理流程</w:t>
-      </w:r>
-    </w:p>
-    <w:p>
-      <w:pPr>
-        <w:rPr>
-          <w:rFonts w:hint="eastAsia"/>
-        </w:rPr>
-      </w:pPr>
-      <w:r>
-        <w:rPr>
-          <w:rFonts w:hint="eastAsia"/>
-          <w:noProof/>
-        </w:rPr>
-        <w:lastRenderedPageBreak/>
-        <w:drawing>
-          <wp:inline distT="0" distB="0" distL="0" distR="0">
-            <wp:extent cx="5274945" cy="4074160"/>
-            <wp:effectExtent l="19050" t="0" r="1905" b="0"/>
-            <wp:docPr id="11" name="Picture 11" descr="C:\Users\yeji\Desktop\preprocessing.png"/>
-            <wp:cNvGraphicFramePr>
-              <a:graphicFrameLocks xmlns:a="http://schemas.openxmlformats.org/drawingml/2006/main" noChangeAspect="1"/>
-            </wp:cNvGraphicFramePr>
-            <a:graphic xmlns:a="http://schemas.openxmlformats.org/drawingml/2006/main">
-              <a:graphicData uri="http://schemas.openxmlformats.org/drawingml/2006/picture">
-                <pic:pic xmlns:pic="http://schemas.openxmlformats.org/drawingml/2006/picture">
-                  <pic:nvPicPr>
-                    <pic:cNvPr id="0" name="Picture 11" descr="C:\Users\yeji\Desktop\preprocessing.png"/>
-                    <pic:cNvPicPr>
-                      <a:picLocks noChangeAspect="1" noChangeArrowheads="1"/>
-                    </pic:cNvPicPr>
-                  </pic:nvPicPr>
-                  <pic:blipFill>
-                    <a:blip r:embed="rId11"/>
-                    <a:srcRect/>
-                    <a:stretch>
-                      <a:fillRect/>
-                    </a:stretch>
-                  </pic:blipFill>
-                  <pic:spPr bwMode="auto">
-                    <a:xfrm>
-                      <a:off x="0" y="0"/>
-                      <a:ext cx="5274945" cy="4074160"/>
-                    </a:xfrm>
-                    <a:prstGeom prst="rect">
-                      <a:avLst/>
-                    </a:prstGeom>
-                    <a:noFill/>
-                    <a:ln w="9525">
-                      <a:noFill/>
-                      <a:miter lim="800000"/>
-                      <a:headEnd/>
-                      <a:tailEnd/>
-                    </a:ln>
-                  </pic:spPr>
-                </pic:pic>
-              </a:graphicData>
-            </a:graphic>
-          </wp:inline>
-        </w:drawing>
-      </w:r>
-    </w:p>
-    <w:p>
-      <w:pPr>
-        <w:rPr>
-          <w:rFonts w:hint="eastAsia"/>
-        </w:rPr>
-      </w:pPr>
-    </w:p>
-    <w:p>
-      <w:pPr>
-        <w:rPr>
-          <w:rFonts w:hint="eastAsia"/>
-        </w:rPr>
-      </w:pPr>
-      <w:r>
-        <w:rPr>
-          <w:rFonts w:hint="eastAsia"/>
-        </w:rPr>
-        <w:t>功能核心：</w:t>
-      </w:r>
-    </w:p>
-    <w:p>
-      <w:pPr>
-        <w:rPr>
-          <w:rFonts w:hint="eastAsia"/>
-        </w:rPr>
-      </w:pPr>
-      <w:r>
-        <w:rPr>
-          <w:rFonts w:hint="eastAsia"/>
-        </w:rPr>
-        <w:t>参数的预处理主要负责监控密码参数</w:t>
-      </w:r>
-      <w:r>
-        <w:rPr>
-          <w:rFonts w:hint="eastAsia"/>
-        </w:rPr>
-        <w:t>并通过处理的结果决定是调用</w:t>
-      </w:r>
-      <w:r>
-        <w:rPr>
-          <w:rFonts w:hint="eastAsia"/>
-        </w:rPr>
-        <w:t>input</w:t>
-      </w:r>
-      <w:r>
-        <w:rPr>
-          <w:rFonts w:hint="eastAsia"/>
-        </w:rPr>
-        <w:t>交互式输入密码，还是通过密钥进行解密得到密码。</w:t>
-      </w:r>
-    </w:p>
-    <w:p>
-      <w:pPr>
-        <w:rPr>
-          <w:rFonts w:hint="eastAsia"/>
-        </w:rPr>
-      </w:pPr>
+      </w:pPr>
+      <w:proofErr w:type="spellStart"/>
+      <w:r>
+        <w:rPr>
+          <w:rFonts w:hint="eastAsia"/>
+        </w:rPr>
+        <w:t>sdbpasswd</w:t>
+      </w:r>
+      <w:proofErr w:type="spellEnd"/>
+      <w:r>
+        <w:rPr>
+          <w:rFonts w:hint="eastAsia"/>
+        </w:rPr>
+        <w:t xml:space="preserve"> </w:t>
+      </w:r>
+      <w:r>
+        <w:rPr>
+          <w:rFonts w:hint="eastAsia"/>
+        </w:rPr>
+        <w:t>操作的密文文件的存储格式</w:t>
+      </w:r>
     </w:p>
     <w:p>
       <w:pPr>
         <w:pStyle w:val="ListParagraph"/>
         <w:numPr>
           <w:ilvl w:val="0"/>
-          <w:numId w:val="14"/>
+          <w:numId w:val="33"/>
         </w:numPr>
         <w:ind w:firstLineChars="0"/>
-        <w:rPr>
-          <w:rFonts w:hint="eastAsia"/>
-        </w:rPr>
-      </w:pPr>
-      <w:r>
-        <w:rPr>
-          <w:rFonts w:hint="eastAsia"/>
-        </w:rPr>
-        <w:t>主要类设计</w:t>
-      </w:r>
-    </w:p>
-    <w:p>
-      <w:pPr>
-        <w:rPr>
-          <w:rFonts w:hint="eastAsia"/>
-        </w:rPr>
-      </w:pPr>
-      <w:r>
-        <w:rPr>
-          <w:noProof/>
-        </w:rPr>
-        <w:lastRenderedPageBreak/>
-        <w:drawing>
-          <wp:inline distT="0" distB="0" distL="0" distR="0">
-            <wp:extent cx="5220335" cy="4114800"/>
-            <wp:effectExtent l="19050" t="0" r="0" b="0"/>
-            <wp:docPr id="5" name="Picture 5" descr="C:\Users\yeji\Desktop\cmdPretreatment.png"/>
-            <wp:cNvGraphicFramePr>
-              <a:graphicFrameLocks xmlns:a="http://schemas.openxmlformats.org/drawingml/2006/main" noChangeAspect="1"/>
-            </wp:cNvGraphicFramePr>
-            <a:graphic xmlns:a="http://schemas.openxmlformats.org/drawingml/2006/main">
-              <a:graphicData uri="http://schemas.openxmlformats.org/drawingml/2006/picture">
-                <pic:pic xmlns:pic="http://schemas.openxmlformats.org/drawingml/2006/picture">
-                  <pic:nvPicPr>
-                    <pic:cNvPr id="0" name="Picture 5" descr="C:\Users\yeji\Desktop\cmdPretreatment.png"/>
-                    <pic:cNvPicPr>
-                      <a:picLocks noChangeAspect="1" noChangeArrowheads="1"/>
-                    </pic:cNvPicPr>
-                  </pic:nvPicPr>
-                  <pic:blipFill>
-                    <a:blip r:embed="rId12"/>
-                    <a:srcRect/>
-                    <a:stretch>
-                      <a:fillRect/>
-                    </a:stretch>
-                  </pic:blipFill>
-                  <pic:spPr bwMode="auto">
-                    <a:xfrm>
-                      <a:off x="0" y="0"/>
-                      <a:ext cx="5220335" cy="4114800"/>
-                    </a:xfrm>
-                    <a:prstGeom prst="rect">
-                      <a:avLst/>
-                    </a:prstGeom>
-                    <a:noFill/>
-                    <a:ln w="9525">
-                      <a:noFill/>
-                      <a:miter lim="800000"/>
-                      <a:headEnd/>
-                      <a:tailEnd/>
-                    </a:ln>
-                  </pic:spPr>
-                </pic:pic>
-              </a:graphicData>
-            </a:graphic>
-          </wp:inline>
-        </w:drawing>
-      </w:r>
-    </w:p>
-    <w:p>
-      <w:pPr>
-        <w:rPr>
-          <w:rFonts w:hint="eastAsia"/>
-        </w:rPr>
-      </w:pPr>
-      <w:r>
-        <w:rPr>
-          <w:rFonts w:hint="eastAsia"/>
-        </w:rPr>
-        <w:t>cmdPretreatment</w:t>
-      </w:r>
-      <w:r>
-        <w:rPr>
-          <w:rFonts w:hint="eastAsia"/>
-        </w:rPr>
-        <w:t>负责</w:t>
-      </w:r>
-      <w:r>
-        <w:rPr>
-          <w:rFonts w:hint="eastAsia"/>
-        </w:rPr>
-        <w:t>cmd</w:t>
-      </w:r>
-      <w:r>
-        <w:rPr>
-          <w:rFonts w:hint="eastAsia"/>
-        </w:rPr>
-        <w:t>命令行的预处理及根据处理的结果决定输入的方式。</w:t>
-      </w:r>
-    </w:p>
-    <w:p>
-      <w:pPr>
-        <w:rPr>
-          <w:rFonts w:hint="eastAsia"/>
-        </w:rPr>
-      </w:pPr>
+      </w:pPr>
+      <w:r>
+        <w:rPr>
+          <w:rFonts w:hint="eastAsia"/>
+        </w:rPr>
+        <w:t>用户加密信息存储在文件，按行存储</w:t>
+      </w:r>
     </w:p>
     <w:p>
       <w:pPr>
         <w:pStyle w:val="ListParagraph"/>
         <w:numPr>
           <w:ilvl w:val="0"/>
-          <w:numId w:val="14"/>
+          <w:numId w:val="33"/>
         </w:numPr>
         <w:ind w:firstLineChars="0"/>
-        <w:rPr>
-          <w:rFonts w:hint="eastAsia"/>
-        </w:rPr>
-      </w:pPr>
-      <w:r>
-        <w:rPr>
-          <w:rFonts w:hint="eastAsia"/>
-        </w:rPr>
-        <w:t>主要函数</w:t>
+      </w:pPr>
+      <w:r>
+        <w:rPr>
+          <w:rFonts w:hint="eastAsia"/>
+        </w:rPr>
+        <w:t>存储格式</w:t>
+      </w:r>
+      <w:r>
+        <w:rPr>
+          <w:rFonts w:hint="eastAsia"/>
+        </w:rPr>
+        <w:t xml:space="preserve">: </w:t>
       </w:r>
     </w:p>
     <w:p>
       <w:pPr>
         <w:pStyle w:val="ListParagraph"/>
-        <w:ind w:left="777" w:firstLineChars="0" w:firstLine="0"/>
-        <w:rPr>
-          <w:rFonts w:hint="eastAsia"/>
-        </w:rPr>
-      </w:pPr>
+        <w:ind w:left="1197" w:firstLineChars="0" w:firstLine="0"/>
+      </w:pPr>
+      <w:r>
+        <w:rPr>
+          <w:rFonts w:hint="eastAsia"/>
+        </w:rPr>
+        <w:t xml:space="preserve">user : </w:t>
+      </w:r>
+      <w:r>
+        <w:rPr>
+          <w:rFonts w:hint="eastAsia"/>
+        </w:rPr>
+        <w:t>加密后的密码</w:t>
+      </w:r>
+    </w:p>
+    <w:p/>
+    <w:p>
+      <w:pPr>
+        <w:pStyle w:val="Heading3"/>
+      </w:pPr>
+      <w:r>
+        <w:rPr>
+          <w:rFonts w:hint="eastAsia"/>
+        </w:rPr>
+        <w:t>加解密算法</w:t>
+      </w:r>
     </w:p>
     <w:p>
       <w:pPr>
-        <w:rPr>
-          <w:rFonts w:hint="eastAsia"/>
-        </w:rPr>
-      </w:pPr>
-      <w:r>
-        <w:rPr>
-          <w:rFonts w:hint="eastAsia"/>
-        </w:rPr>
-        <w:t>Int32 cmdPretreatment::preprocessing(Int32 argc, CHAR* argv)</w:t>
+        <w:pStyle w:val="ListParagraph"/>
+        <w:numPr>
+          <w:ilvl w:val="0"/>
+          <w:numId w:val="36"/>
+        </w:numPr>
+        <w:ind w:firstLineChars="0"/>
+      </w:pPr>
+      <w:r>
+        <w:rPr>
+          <w:rFonts w:hint="eastAsia"/>
+        </w:rPr>
+        <w:t>加密原理：</w:t>
       </w:r>
     </w:p>
     <w:p>
-      <w:r>
-        <w:rPr>
-          <w:rFonts w:hint="eastAsia"/>
-        </w:rPr>
-        <w:t>此函数主要是开启交互式输入密码或通过解密得到密码，并在预处理类实例化。</w:t>
-      </w:r>
+      <w:pPr>
+        <w:pStyle w:val="ListParagraph"/>
+        <w:numPr>
+          <w:ilvl w:val="0"/>
+          <w:numId w:val="37"/>
+        </w:numPr>
+        <w:ind w:firstLineChars="0"/>
+      </w:pPr>
+      <w:r>
+        <w:rPr>
+          <w:rFonts w:hint="eastAsia"/>
+        </w:rPr>
+        <w:t>生成一个随机数生成一个定长</w:t>
+      </w:r>
+      <w:r>
+        <w:rPr>
+          <w:rFonts w:hint="eastAsia"/>
+        </w:rPr>
+        <w:t>key</w:t>
+      </w:r>
+      <w:r>
+        <w:rPr>
+          <w:rFonts w:hint="eastAsia"/>
+        </w:rPr>
+        <w:t>(4</w:t>
+      </w:r>
+      <w:r>
+        <w:rPr>
+          <w:rFonts w:hint="eastAsia"/>
+        </w:rPr>
+        <w:t>个字节</w:t>
+      </w:r>
+      <w:r>
+        <w:rPr>
+          <w:rFonts w:hint="eastAsia"/>
+        </w:rPr>
+        <w:t>)</w:t>
+      </w:r>
+    </w:p>
+    <w:p>
+      <w:pPr>
+        <w:pStyle w:val="ListParagraph"/>
+        <w:numPr>
+          <w:ilvl w:val="0"/>
+          <w:numId w:val="37"/>
+        </w:numPr>
+        <w:ind w:firstLineChars="0"/>
+      </w:pPr>
+      <w:r>
+        <w:rPr>
+          <w:rFonts w:hint="eastAsia"/>
+        </w:rPr>
+        <w:t>DEC</w:t>
+      </w:r>
+      <w:r>
+        <w:rPr>
+          <w:rFonts w:hint="eastAsia"/>
+        </w:rPr>
+        <w:t>编码，</w:t>
+      </w:r>
+      <w:r>
+        <w:rPr>
+          <w:rFonts w:hint="eastAsia"/>
+        </w:rPr>
+        <w:t>实际格式</w:t>
+      </w:r>
+      <w:r>
+        <w:rPr>
+          <w:rFonts w:hint="eastAsia"/>
+        </w:rPr>
+        <w:t xml:space="preserve">  key</w:t>
+      </w:r>
+      <w:r>
+        <w:rPr>
+          <w:rFonts w:hint="eastAsia"/>
+        </w:rPr>
+        <w:t>编码部分</w:t>
+      </w:r>
+      <w:r>
+        <w:rPr>
+          <w:rFonts w:hint="eastAsia"/>
+        </w:rPr>
+        <w:t>(</w:t>
+      </w:r>
+      <w:r>
+        <w:rPr>
+          <w:rFonts w:hint="eastAsia"/>
+        </w:rPr>
+        <w:t>定长</w:t>
+      </w:r>
+      <w:r>
+        <w:rPr>
+          <w:rFonts w:hint="eastAsia"/>
+        </w:rPr>
+        <w:t>8</w:t>
+      </w:r>
+      <w:r>
+        <w:rPr>
+          <w:rFonts w:hint="eastAsia"/>
+        </w:rPr>
+        <w:t>字节</w:t>
+      </w:r>
+      <w:r>
+        <w:rPr>
+          <w:rFonts w:hint="eastAsia"/>
+        </w:rPr>
+        <w:t xml:space="preserve">) + </w:t>
+      </w:r>
+      <w:proofErr w:type="spellStart"/>
+      <w:r>
+        <w:rPr>
+          <w:rFonts w:hint="eastAsia"/>
+        </w:rPr>
+        <w:t>val</w:t>
+      </w:r>
+      <w:proofErr w:type="spellEnd"/>
+      <w:r>
+        <w:rPr>
+          <w:rFonts w:hint="eastAsia"/>
+        </w:rPr>
+        <w:t xml:space="preserve"> </w:t>
+      </w:r>
+      <w:r>
+        <w:rPr>
+          <w:rFonts w:hint="eastAsia"/>
+        </w:rPr>
+        <w:t>编码部分</w:t>
+      </w:r>
+    </w:p>
+    <w:p>
+      <w:pPr>
+        <w:pStyle w:val="ListParagraph"/>
+        <w:ind w:left="1710" w:firstLineChars="0" w:firstLine="0"/>
+      </w:pPr>
+    </w:p>
+    <w:p>
+      <w:pPr>
+        <w:pStyle w:val="ListParagraph"/>
+        <w:ind w:left="1710" w:firstLineChars="0" w:firstLine="0"/>
+      </w:pPr>
+    </w:p>
+    <w:p>
+      <w:pPr>
+        <w:pStyle w:val="ListParagraph"/>
+        <w:numPr>
+          <w:ilvl w:val="0"/>
+          <w:numId w:val="36"/>
+        </w:numPr>
+        <w:ind w:firstLineChars="0"/>
+      </w:pPr>
+      <w:r>
+        <w:rPr>
+          <w:rFonts w:hint="eastAsia"/>
+        </w:rPr>
+        <w:t>解密原理</w:t>
+      </w:r>
+      <w:r>
+        <w:rPr>
+          <w:rFonts w:hint="eastAsia"/>
+        </w:rPr>
+        <w:t>:</w:t>
+      </w:r>
+    </w:p>
+    <w:p>
+      <w:pPr>
+        <w:pStyle w:val="ListParagraph"/>
+        <w:numPr>
+          <w:ilvl w:val="0"/>
+          <w:numId w:val="39"/>
+        </w:numPr>
+        <w:ind w:firstLineChars="0"/>
+      </w:pPr>
+      <w:r>
+        <w:rPr>
+          <w:rFonts w:hint="eastAsia"/>
+        </w:rPr>
+        <w:t>读取编码后的串固定的前</w:t>
+      </w:r>
+      <w:r>
+        <w:rPr>
+          <w:rFonts w:hint="eastAsia"/>
+        </w:rPr>
+        <w:t>(</w:t>
+      </w:r>
+      <w:r>
+        <w:rPr>
+          <w:rFonts w:hint="eastAsia"/>
+        </w:rPr>
+        <w:t>8</w:t>
+      </w:r>
+      <w:r>
+        <w:rPr>
+          <w:rFonts w:hint="eastAsia"/>
+        </w:rPr>
+        <w:t>字节</w:t>
+      </w:r>
+      <w:r>
+        <w:rPr>
+          <w:rFonts w:hint="eastAsia"/>
+        </w:rPr>
+        <w:t>)</w:t>
+      </w:r>
+      <w:r>
+        <w:rPr>
+          <w:rFonts w:hint="eastAsia"/>
+        </w:rPr>
+        <w:t>获取</w:t>
+      </w:r>
+      <w:r>
+        <w:rPr>
+          <w:rFonts w:hint="eastAsia"/>
+        </w:rPr>
+        <w:t>key</w:t>
+      </w:r>
+    </w:p>
+    <w:p>
+      <w:pPr>
+        <w:pStyle w:val="ListParagraph"/>
+        <w:numPr>
+          <w:ilvl w:val="0"/>
+          <w:numId w:val="39"/>
+        </w:numPr>
+        <w:ind w:firstLineChars="0"/>
+      </w:pPr>
+      <w:r>
+        <w:rPr>
+          <w:rFonts w:hint="eastAsia"/>
+        </w:rPr>
+        <w:lastRenderedPageBreak/>
+        <w:t>通过</w:t>
+      </w:r>
+      <w:r>
+        <w:rPr>
+          <w:rFonts w:hint="eastAsia"/>
+        </w:rPr>
+        <w:t>key</w:t>
+      </w:r>
+      <w:r>
+        <w:rPr>
+          <w:rFonts w:hint="eastAsia"/>
+        </w:rPr>
+        <w:t>对编码后进行</w:t>
+      </w:r>
+      <w:r>
+        <w:rPr>
+          <w:rFonts w:hint="eastAsia"/>
+        </w:rPr>
+        <w:t>DES</w:t>
+      </w:r>
+      <w:r>
+        <w:rPr>
+          <w:rFonts w:hint="eastAsia"/>
+        </w:rPr>
+        <w:t>解密</w:t>
+      </w:r>
+    </w:p>
+    <w:p>
+      <w:pPr>
+        <w:pStyle w:val="ListParagraph"/>
+        <w:ind w:left="1710" w:firstLineChars="0" w:firstLine="0"/>
+      </w:pPr>
+    </w:p>
+    <w:p>
+      <w:pPr>
+        <w:pStyle w:val="ListParagraph"/>
+        <w:numPr>
+          <w:ilvl w:val="0"/>
+          <w:numId w:val="36"/>
+        </w:numPr>
+        <w:ind w:firstLineChars="0"/>
+      </w:pPr>
+      <w:r>
+        <w:rPr>
+          <w:rFonts w:hint="eastAsia"/>
+        </w:rPr>
+        <w:t>具体类设计查看</w:t>
+      </w:r>
+      <w:proofErr w:type="spellStart"/>
+      <w:r>
+        <w:rPr>
+          <w:rFonts w:hint="eastAsia"/>
+        </w:rPr>
+        <w:t>cipher</w:t>
+      </w:r>
+      <w:r>
+        <w:rPr>
+          <w:rFonts w:hint="eastAsia"/>
+        </w:rPr>
+        <w:t>Option</w:t>
+      </w:r>
+      <w:proofErr w:type="spellEnd"/>
+      <w:r>
+        <w:rPr>
+          <w:rFonts w:hint="eastAsia"/>
+        </w:rPr>
+        <w:t xml:space="preserve">  </w:t>
+      </w:r>
+    </w:p>
+    <w:p>
+      <w:pPr>
+        <w:pStyle w:val="ListParagraph"/>
+        <w:ind w:left="1710" w:firstLineChars="0" w:firstLine="0"/>
+      </w:pPr>
     </w:p>
     <w:p>
       <w:pPr>
@@ -3176,16 +3940,23 @@
                 <w:szCs w:val="18"/>
               </w:rPr>
             </w:pPr>
-            <w:r>
-              <w:rPr>
-                <w:rFonts w:hint="eastAsia"/>
+          </w:p>
+        </w:tc>
+        <w:tc>
+          <w:tcPr>
+            <w:tcW w:w="3027" w:type="dxa"/>
+            <w:gridSpan w:val="2"/>
+          </w:tcPr>
+          <w:p>
+            <w:pPr>
+              <w:ind w:left="0"/>
+              <w:rPr>
                 <w:i/>
                 <w:color w:val="8DB3E2" w:themeColor="text2" w:themeTint="66"/>
                 <w:sz w:val="18"/>
                 <w:szCs w:val="18"/>
               </w:rPr>
-              <w:t>编码完成</w:t>
-            </w:r>
+            </w:pPr>
             <w:r>
               <w:rPr>
                 <w:rFonts w:hint="eastAsia"/>
@@ -3194,28 +3965,66 @@
                 <w:sz w:val="18"/>
                 <w:szCs w:val="18"/>
               </w:rPr>
-              <w:t>Coord</w:t>
-            </w:r>
-            <w:r>
-              <w:rPr>
-                <w:rFonts w:hint="eastAsia"/>
+              <w:t>按时完成</w:t>
+            </w:r>
+          </w:p>
+        </w:tc>
+      </w:tr>
+      <w:tr>
+        <w:tc>
+          <w:tcPr>
+            <w:tcW w:w="1452" w:type="dxa"/>
+          </w:tcPr>
+          <w:p>
+            <w:pPr>
+              <w:ind w:left="0"/>
+              <w:rPr>
+                <w:sz w:val="18"/>
+                <w:szCs w:val="18"/>
+              </w:rPr>
+            </w:pPr>
+            <w:r>
+              <w:rPr>
+                <w:rFonts w:hint="eastAsia"/>
+                <w:sz w:val="18"/>
+                <w:szCs w:val="18"/>
+              </w:rPr>
+              <w:t>第二周</w:t>
+            </w:r>
+          </w:p>
+        </w:tc>
+        <w:tc>
+          <w:tcPr>
+            <w:tcW w:w="3686" w:type="dxa"/>
+            <w:gridSpan w:val="3"/>
+          </w:tcPr>
+          <w:p>
+            <w:pPr>
+              <w:ind w:left="0"/>
+              <w:rPr>
                 <w:i/>
                 <w:color w:val="8DB3E2" w:themeColor="text2" w:themeTint="66"/>
                 <w:sz w:val="18"/>
                 <w:szCs w:val="18"/>
               </w:rPr>
-              <w:t>向</w:t>
-            </w:r>
-            <w:r>
-              <w:rPr>
-                <w:rFonts w:hint="eastAsia"/>
+            </w:pPr>
+          </w:p>
+        </w:tc>
+        <w:tc>
+          <w:tcPr>
+            <w:tcW w:w="3027" w:type="dxa"/>
+            <w:gridSpan w:val="2"/>
+          </w:tcPr>
+          <w:p>
+            <w:pPr>
+              <w:ind w:left="0"/>
+              <w:rPr>
                 <w:i/>
                 <w:color w:val="8DB3E2" w:themeColor="text2" w:themeTint="66"/>
                 <w:sz w:val="18"/>
                 <w:szCs w:val="18"/>
               </w:rPr>
-              <w:t>Catalog</w:t>
-            </w:r>
+            </w:pPr>
             <w:r>
               <w:rPr>
                 <w:rFonts w:hint="eastAsia"/>
@@ -3224,25 +4033,18 @@
                 <w:sz w:val="18"/>
                 <w:szCs w:val="18"/>
               </w:rPr>
-              <w:t>注册</w:t>
-            </w:r>
-          </w:p>
-        </w:tc>
-        <w:tc>
-          <w:tcPr>
-            <w:tcW w:w="3027" w:type="dxa"/>
-            <w:gridSpan w:val="2"/>
-          </w:tcPr>
-          <w:p>
-            <w:pPr>
-              <w:ind w:left="0"/>
-              <w:rPr>
+              <w:t>延迟</w:t>
+            </w:r>
+            <w:r>
+              <w:rPr>
+                <w:rFonts w:hint="eastAsia"/>
                 <w:i/>
                 <w:color w:val="8DB3E2" w:themeColor="text2" w:themeTint="66"/>
                 <w:sz w:val="18"/>
                 <w:szCs w:val="18"/>
               </w:rPr>
-            </w:pPr>
+              <w:t>1</w:t>
+            </w:r>
             <w:r>
               <w:rPr>
                 <w:rFonts w:hint="eastAsia"/>
@@ -3251,7 +4053,7 @@
                 <w:sz w:val="18"/>
                 <w:szCs w:val="18"/>
               </w:rPr>
-              <w:t>按时完成</w:t>
+              <w:t>天，对下阶段不影响</w:t>
             </w:r>
           </w:p>
         </w:tc>
@@ -3275,7 +4077,7 @@
                 <w:sz w:val="18"/>
                 <w:szCs w:val="18"/>
               </w:rPr>
-              <w:t>第二周</w:t>
+              <w:t>第三周</w:t>
             </w:r>
           </w:p>
         </w:tc>
@@ -3294,139 +4096,31 @@
                 <w:szCs w:val="18"/>
               </w:rPr>
             </w:pPr>
-            <w:r>
-              <w:rPr>
-                <w:rFonts w:hint="eastAsia"/>
+          </w:p>
+        </w:tc>
+        <w:tc>
+          <w:tcPr>
+            <w:tcW w:w="3027" w:type="dxa"/>
+            <w:gridSpan w:val="2"/>
+          </w:tcPr>
+          <w:p>
+            <w:pPr>
+              <w:ind w:left="0"/>
+              <w:rPr>
                 <w:i/>
                 <w:color w:val="8DB3E2" w:themeColor="text2" w:themeTint="66"/>
                 <w:sz w:val="18"/>
                 <w:szCs w:val="18"/>
               </w:rPr>
-              <w:t>编码完成会话机制并实现全面对接</w:t>
-            </w:r>
-          </w:p>
-        </w:tc>
-        <w:tc>
-          <w:tcPr>
-            <w:tcW w:w="3027" w:type="dxa"/>
-            <w:gridSpan w:val="2"/>
-          </w:tcPr>
-          <w:p>
-            <w:pPr>
-              <w:ind w:left="0"/>
-              <w:rPr>
+            </w:pPr>
+            <w:r>
+              <w:rPr>
+                <w:rFonts w:hint="eastAsia"/>
                 <w:i/>
                 <w:color w:val="8DB3E2" w:themeColor="text2" w:themeTint="66"/>
                 <w:sz w:val="18"/>
                 <w:szCs w:val="18"/>
               </w:rPr>
-            </w:pPr>
-            <w:r>
-              <w:rPr>
-                <w:rFonts w:hint="eastAsia"/>
-                <w:i/>
-                <w:color w:val="8DB3E2" w:themeColor="text2" w:themeTint="66"/>
-                <w:sz w:val="18"/>
-                <w:szCs w:val="18"/>
-              </w:rPr>
-              <w:t>延迟</w:t>
-            </w:r>
-            <w:r>
-              <w:rPr>
-                <w:rFonts w:hint="eastAsia"/>
-                <w:i/>
-                <w:color w:val="8DB3E2" w:themeColor="text2" w:themeTint="66"/>
-                <w:sz w:val="18"/>
-                <w:szCs w:val="18"/>
-              </w:rPr>
-              <w:t>1</w:t>
-            </w:r>
-            <w:r>
-              <w:rPr>
-                <w:rFonts w:hint="eastAsia"/>
-                <w:i/>
-                <w:color w:val="8DB3E2" w:themeColor="text2" w:themeTint="66"/>
-                <w:sz w:val="18"/>
-                <w:szCs w:val="18"/>
-              </w:rPr>
-              <w:t>天，对下阶段不影响</w:t>
-            </w:r>
-          </w:p>
-        </w:tc>
-      </w:tr>
-      <w:tr>
-        <w:tc>
-          <w:tcPr>
-            <w:tcW w:w="1452" w:type="dxa"/>
-          </w:tcPr>
-          <w:p>
-            <w:pPr>
-              <w:ind w:left="0"/>
-              <w:rPr>
-                <w:sz w:val="18"/>
-                <w:szCs w:val="18"/>
-              </w:rPr>
-            </w:pPr>
-            <w:r>
-              <w:rPr>
-                <w:rFonts w:hint="eastAsia"/>
-                <w:sz w:val="18"/>
-                <w:szCs w:val="18"/>
-              </w:rPr>
-              <w:t>第三周</w:t>
-            </w:r>
-          </w:p>
-        </w:tc>
-        <w:tc>
-          <w:tcPr>
-            <w:tcW w:w="3686" w:type="dxa"/>
-            <w:gridSpan w:val="3"/>
-          </w:tcPr>
-          <w:p>
-            <w:pPr>
-              <w:ind w:left="0"/>
-              <w:rPr>
-                <w:i/>
-                <w:color w:val="8DB3E2" w:themeColor="text2" w:themeTint="66"/>
-                <w:sz w:val="18"/>
-                <w:szCs w:val="18"/>
-              </w:rPr>
-            </w:pPr>
-            <w:r>
-              <w:rPr>
-                <w:rFonts w:hint="eastAsia"/>
-                <w:i/>
-                <w:color w:val="8DB3E2" w:themeColor="text2" w:themeTint="66"/>
-                <w:sz w:val="18"/>
-                <w:szCs w:val="18"/>
-              </w:rPr>
-              <w:t>自测并提交测试验收</w:t>
-            </w:r>
-          </w:p>
-        </w:tc>
-        <w:tc>
-          <w:tcPr>
-            <w:tcW w:w="3027" w:type="dxa"/>
-            <w:gridSpan w:val="2"/>
-          </w:tcPr>
-          <w:p>
-            <w:pPr>
-              <w:ind w:left="0"/>
-              <w:rPr>
-                <w:i/>
-                <w:color w:val="8DB3E2" w:themeColor="text2" w:themeTint="66"/>
-                <w:sz w:val="18"/>
-                <w:szCs w:val="18"/>
-              </w:rPr>
-            </w:pPr>
-            <w:r>
-              <w:rPr>
-                <w:rFonts w:hint="eastAsia"/>
-                <w:i/>
-                <w:color w:val="8DB3E2" w:themeColor="text2" w:themeTint="66"/>
-                <w:sz w:val="18"/>
-                <w:szCs w:val="18"/>
-              </w:rPr>
               <w:t>按时完成</w:t>
             </w:r>
           </w:p>
@@ -3512,7 +4206,6 @@
         <w:rPr>
           <w:rFonts w:hint="eastAsia"/>
         </w:rPr>
-        <w:lastRenderedPageBreak/>
         <w:t>遗留问题</w:t>
       </w:r>
     </w:p>
@@ -3752,22 +4445,14 @@
             <w:tcW w:w="2527" w:type="dxa"/>
           </w:tcPr>
           <w:p>
-            <w:r>
-              <w:rPr>
-                <w:rFonts w:hint="eastAsia"/>
-              </w:rPr>
-              <w:t>Story.password.001</w:t>
-            </w:r>
-          </w:p>
-          <w:p>
-            <w:pPr>
-              <w:ind w:left="0"/>
-            </w:pPr>
-            <w:r>
-              <w:rPr>
-                <w:rFonts w:hint="eastAsia"/>
-              </w:rPr>
-              <w:t>001</w:t>
+            <w:pPr>
+              <w:ind w:left="0"/>
+            </w:pPr>
+            <w:r>
+              <w:rPr>
+                <w:rFonts w:hint="eastAsia"/>
+              </w:rPr>
+              <w:t>Story.uniondb.mgr.001.001</w:t>
             </w:r>
           </w:p>
         </w:tc>
@@ -3783,19 +4468,43 @@
               <w:rPr>
                 <w:rFonts w:hint="eastAsia"/>
               </w:rPr>
-              <w:t>对表</w:t>
-            </w:r>
-            <w:r>
-              <w:rPr>
-                <w:rFonts w:hint="eastAsia"/>
-              </w:rPr>
-              <w:t>1</w:t>
-            </w:r>
-            <w:r>
-              <w:rPr>
-                <w:rFonts w:hint="eastAsia"/>
-              </w:rPr>
-              <w:t>的工具，密码明文</w:t>
+              <w:t>创建</w:t>
+            </w:r>
+            <w:r>
+              <w:rPr>
+                <w:rFonts w:hint="eastAsia"/>
+              </w:rPr>
+              <w:t xml:space="preserve">DB2 </w:t>
+            </w:r>
+            <w:r>
+              <w:rPr>
+                <w:rFonts w:hint="eastAsia"/>
+              </w:rPr>
+              <w:t>数据源和表</w:t>
+            </w:r>
+            <w:r>
+              <w:rPr>
+                <w:rFonts w:hint="eastAsia"/>
+              </w:rPr>
+              <w:t>,</w:t>
+            </w:r>
+            <w:r>
+              <w:rPr>
+                <w:rFonts w:hint="eastAsia"/>
+              </w:rPr>
+              <w:t>查询</w:t>
+            </w:r>
+            <w:r>
+              <w:rPr>
+                <w:rFonts w:hint="eastAsia"/>
+              </w:rPr>
+              <w:t>DB2</w:t>
+            </w:r>
+            <w:r>
+              <w:rPr>
+                <w:rFonts w:hint="eastAsia"/>
+              </w:rPr>
+              <w:t>数据表</w:t>
             </w:r>
           </w:p>
         </w:tc>
@@ -3806,13 +4515,54 @@
           <w:p>
             <w:pPr>
               <w:pStyle w:val="ListParagraph"/>
-              <w:ind w:left="360" w:firstLineChars="0" w:firstLine="0"/>
-            </w:pPr>
-            <w:r>
-              <w:rPr>
-                <w:rFonts w:hint="eastAsia"/>
-              </w:rPr>
-              <w:t>./$cmd -p $password ...</w:t>
+              <w:numPr>
+                <w:ilvl w:val="0"/>
+                <w:numId w:val="3"/>
+              </w:numPr>
+              <w:ind w:firstLineChars="0"/>
+            </w:pPr>
+            <w:r>
+              <w:rPr>
+                <w:rFonts w:hint="eastAsia"/>
+              </w:rPr>
+              <w:t>添加</w:t>
+            </w:r>
+            <w:r>
+              <w:rPr>
+                <w:rFonts w:hint="eastAsia"/>
+              </w:rPr>
+              <w:t xml:space="preserve">DB2 </w:t>
+            </w:r>
+            <w:r>
+              <w:rPr>
+                <w:rFonts w:hint="eastAsia"/>
+              </w:rPr>
+              <w:t>数据源</w:t>
+            </w:r>
+          </w:p>
+          <w:p>
+            <w:pPr>
+              <w:pStyle w:val="ListParagraph"/>
+              <w:numPr>
+                <w:ilvl w:val="0"/>
+                <w:numId w:val="3"/>
+              </w:numPr>
+              <w:ind w:firstLineChars="0"/>
+            </w:pPr>
+            <w:r>
+              <w:rPr>
+                <w:rFonts w:hint="eastAsia"/>
+              </w:rPr>
+              <w:t>创建表</w:t>
+            </w:r>
+            <w:r>
+              <w:t>…</w:t>
+            </w:r>
+            <w:r>
+              <w:rPr>
+                <w:rFonts w:hint="eastAsia"/>
+              </w:rPr>
+              <w:t>.</w:t>
             </w:r>
           </w:p>
         </w:tc>
@@ -3824,6 +4574,12 @@
             <w:pPr>
               <w:ind w:left="0"/>
             </w:pPr>
+            <w:r>
+              <w:rPr>
+                <w:rFonts w:hint="eastAsia"/>
+              </w:rPr>
+              <w:t>查询结果与预期相同</w:t>
+            </w:r>
           </w:p>
         </w:tc>
       </w:tr>
@@ -3833,23 +4589,9 @@
             <w:tcW w:w="2527" w:type="dxa"/>
           </w:tcPr>
           <w:p>
-            <w:r>
-              <w:rPr>
-                <w:rFonts w:hint="eastAsia"/>
-              </w:rPr>
-              <w:t>Story.password.001</w:t>
-            </w:r>
-          </w:p>
-          <w:p>
-            <w:pPr>
-              <w:ind w:left="0"/>
-            </w:pPr>
-            <w:r>
-              <w:rPr>
-                <w:rFonts w:hint="eastAsia"/>
-              </w:rPr>
-              <w:t>002</w:t>
-            </w:r>
+            <w:pPr>
+              <w:ind w:left="0"/>
+            </w:pPr>
           </w:p>
         </w:tc>
         <w:tc>
@@ -3860,24 +4602,6 @@
             <w:pPr>
               <w:ind w:left="0"/>
             </w:pPr>
-            <w:r>
-              <w:rPr>
-                <w:rFonts w:hint="eastAsia"/>
-              </w:rPr>
-              <w:t>对表</w:t>
-            </w:r>
-            <w:r>
-              <w:rPr>
-                <w:rFonts w:hint="eastAsia"/>
-              </w:rPr>
-              <w:t>1</w:t>
-            </w:r>
-            <w:r>
-              <w:rPr>
-                <w:rFonts w:hint="eastAsia"/>
-              </w:rPr>
-              <w:t>的工具，密码参数后，密码缺失</w:t>
-            </w:r>
           </w:p>
         </w:tc>
         <w:tc>
@@ -3887,452 +4611,6 @@
           <w:p>
             <w:pPr>
               <w:ind w:left="0"/>
-              <w:rPr>
-                <w:rFonts w:hint="eastAsia"/>
-              </w:rPr>
-            </w:pPr>
-            <w:r>
-              <w:rPr>
-                <w:rFonts w:hint="eastAsia"/>
-              </w:rPr>
-              <w:t>./$cmd -p ...</w:t>
-            </w:r>
-          </w:p>
-          <w:p>
-            <w:pPr>
-              <w:ind w:left="0"/>
-            </w:pPr>
-            <w:r>
-              <w:rPr>
-                <w:rFonts w:hint="eastAsia"/>
-              </w:rPr>
-              <w:t xml:space="preserve">-p </w:t>
-            </w:r>
-            <w:r>
-              <w:rPr>
-                <w:rFonts w:hint="eastAsia"/>
-              </w:rPr>
-              <w:t>位置不约束</w:t>
-            </w:r>
-          </w:p>
-        </w:tc>
-        <w:tc>
-          <w:tcPr>
-            <w:tcW w:w="1751" w:type="dxa"/>
-          </w:tcPr>
-          <w:p>
-            <w:pPr>
-              <w:ind w:left="0"/>
-            </w:pPr>
-          </w:p>
-        </w:tc>
-      </w:tr>
-      <w:tr>
-        <w:tc>
-          <w:tcPr>
-            <w:tcW w:w="2527" w:type="dxa"/>
-          </w:tcPr>
-          <w:p>
-            <w:r>
-              <w:rPr>
-                <w:rFonts w:hint="eastAsia"/>
-              </w:rPr>
-              <w:t>Story.password.001</w:t>
-            </w:r>
-          </w:p>
-          <w:p>
-            <w:pPr>
-              <w:rPr>
-                <w:rFonts w:hint="eastAsia"/>
-              </w:rPr>
-            </w:pPr>
-            <w:r>
-              <w:rPr>
-                <w:rFonts w:hint="eastAsia"/>
-              </w:rPr>
-              <w:t>003</w:t>
-            </w:r>
-          </w:p>
-        </w:tc>
-        <w:tc>
-          <w:tcPr>
-            <w:tcW w:w="1511" w:type="dxa"/>
-          </w:tcPr>
-          <w:p>
-            <w:pPr>
-              <w:ind w:left="0"/>
-              <w:rPr>
-                <w:rFonts w:hint="eastAsia"/>
-              </w:rPr>
-            </w:pPr>
-            <w:r>
-              <w:rPr>
-                <w:rFonts w:hint="eastAsia"/>
-              </w:rPr>
-              <w:t>对表</w:t>
-            </w:r>
-            <w:r>
-              <w:rPr>
-                <w:rFonts w:hint="eastAsia"/>
-              </w:rPr>
-              <w:t>1</w:t>
-            </w:r>
-            <w:r>
-              <w:rPr>
-                <w:rFonts w:hint="eastAsia"/>
-              </w:rPr>
-              <w:t>的工具，</w:t>
-            </w:r>
-            <w:r>
-              <w:rPr>
-                <w:rFonts w:hint="eastAsia"/>
-              </w:rPr>
-              <w:t xml:space="preserve">-decode </w:t>
-            </w:r>
-            <w:r>
-              <w:rPr>
-                <w:rFonts w:hint="eastAsia"/>
-              </w:rPr>
-              <w:t>解密，无密码参数</w:t>
-            </w:r>
-          </w:p>
-        </w:tc>
-        <w:tc>
-          <w:tcPr>
-            <w:tcW w:w="2376" w:type="dxa"/>
-          </w:tcPr>
-          <w:p>
-            <w:pPr>
-              <w:ind w:left="0"/>
-              <w:rPr>
-                <w:rFonts w:hint="eastAsia"/>
-              </w:rPr>
-            </w:pPr>
-            <w:r>
-              <w:rPr>
-                <w:rFonts w:hint="eastAsia"/>
-              </w:rPr>
-              <w:t xml:space="preserve">./$cmd -decode </w:t>
-            </w:r>
-            <w:r>
-              <w:rPr>
-                <w:rFonts w:hint="eastAsia"/>
-              </w:rPr>
-              <w:t>密钥</w:t>
-            </w:r>
-            <w:r>
-              <w:rPr>
-                <w:rFonts w:hint="eastAsia"/>
-              </w:rPr>
-              <w:t xml:space="preserve"> ...</w:t>
-            </w:r>
-          </w:p>
-        </w:tc>
-        <w:tc>
-          <w:tcPr>
-            <w:tcW w:w="1751" w:type="dxa"/>
-          </w:tcPr>
-          <w:p>
-            <w:pPr>
-              <w:ind w:left="0"/>
-            </w:pPr>
-          </w:p>
-        </w:tc>
-      </w:tr>
-      <w:tr>
-        <w:tc>
-          <w:tcPr>
-            <w:tcW w:w="2527" w:type="dxa"/>
-          </w:tcPr>
-          <w:p>
-            <w:r>
-              <w:rPr>
-                <w:rFonts w:hint="eastAsia"/>
-              </w:rPr>
-              <w:t>Story.password.001</w:t>
-            </w:r>
-          </w:p>
-          <w:p>
-            <w:pPr>
-              <w:ind w:left="0"/>
-            </w:pPr>
-            <w:r>
-              <w:rPr>
-                <w:rFonts w:hint="eastAsia"/>
-              </w:rPr>
-              <w:t>00</w:t>
-            </w:r>
-            <w:r>
-              <w:rPr>
-                <w:rFonts w:hint="eastAsia"/>
-              </w:rPr>
-              <w:t>4</w:t>
-            </w:r>
-          </w:p>
-        </w:tc>
-        <w:tc>
-          <w:tcPr>
-            <w:tcW w:w="1511" w:type="dxa"/>
-          </w:tcPr>
-          <w:p>
-            <w:pPr>
-              <w:ind w:left="0"/>
-              <w:rPr>
-                <w:rFonts w:hint="eastAsia"/>
-              </w:rPr>
-            </w:pPr>
-            <w:r>
-              <w:rPr>
-                <w:rFonts w:hint="eastAsia"/>
-              </w:rPr>
-              <w:t>加密工具，对密码加密</w:t>
-            </w:r>
-          </w:p>
-        </w:tc>
-        <w:tc>
-          <w:tcPr>
-            <w:tcW w:w="2376" w:type="dxa"/>
-          </w:tcPr>
-          <w:p>
-            <w:pPr>
-              <w:ind w:left="0"/>
-              <w:rPr>
-                <w:rFonts w:hint="eastAsia"/>
-              </w:rPr>
-            </w:pPr>
-          </w:p>
-        </w:tc>
-        <w:tc>
-          <w:tcPr>
-            <w:tcW w:w="1751" w:type="dxa"/>
-          </w:tcPr>
-          <w:p>
-            <w:pPr>
-              <w:ind w:left="0"/>
-            </w:pPr>
-          </w:p>
-        </w:tc>
-      </w:tr>
-      <w:tr>
-        <w:tc>
-          <w:tcPr>
-            <w:tcW w:w="2527" w:type="dxa"/>
-          </w:tcPr>
-          <w:p>
-            <w:r>
-              <w:rPr>
-                <w:rFonts w:hint="eastAsia"/>
-              </w:rPr>
-              <w:t>Story.password.001</w:t>
-            </w:r>
-          </w:p>
-          <w:p>
-            <w:pPr>
-              <w:rPr>
-                <w:rFonts w:hint="eastAsia"/>
-              </w:rPr>
-            </w:pPr>
-            <w:r>
-              <w:rPr>
-                <w:rFonts w:hint="eastAsia"/>
-              </w:rPr>
-              <w:t>00</w:t>
-            </w:r>
-            <w:r>
-              <w:rPr>
-                <w:rFonts w:hint="eastAsia"/>
-              </w:rPr>
-              <w:t>5</w:t>
-            </w:r>
-          </w:p>
-        </w:tc>
-        <w:tc>
-          <w:tcPr>
-            <w:tcW w:w="1511" w:type="dxa"/>
-          </w:tcPr>
-          <w:p>
-            <w:pPr>
-              <w:ind w:left="0"/>
-              <w:rPr>
-                <w:rFonts w:hint="eastAsia"/>
-              </w:rPr>
-            </w:pPr>
-            <w:r>
-              <w:rPr>
-                <w:rFonts w:hint="eastAsia"/>
-              </w:rPr>
-              <w:t>加密工具，对密码解</w:t>
-            </w:r>
-            <w:r>
-              <w:rPr>
-                <w:rFonts w:hint="eastAsia"/>
-              </w:rPr>
-              <w:t>密</w:t>
-            </w:r>
-          </w:p>
-        </w:tc>
-        <w:tc>
-          <w:tcPr>
-            <w:tcW w:w="2376" w:type="dxa"/>
-          </w:tcPr>
-          <w:p>
-            <w:pPr>
-              <w:ind w:left="0"/>
-              <w:rPr>
-                <w:rFonts w:hint="eastAsia"/>
-              </w:rPr>
-            </w:pPr>
-          </w:p>
-        </w:tc>
-        <w:tc>
-          <w:tcPr>
-            <w:tcW w:w="1751" w:type="dxa"/>
-          </w:tcPr>
-          <w:p>
-            <w:pPr>
-              <w:ind w:left="0"/>
-            </w:pPr>
-          </w:p>
-        </w:tc>
-      </w:tr>
-      <w:tr>
-        <w:tc>
-          <w:tcPr>
-            <w:tcW w:w="2527" w:type="dxa"/>
-          </w:tcPr>
-          <w:p>
-            <w:r>
-              <w:rPr>
-                <w:rFonts w:hint="eastAsia"/>
-              </w:rPr>
-              <w:t>Story.password.001</w:t>
-            </w:r>
-          </w:p>
-          <w:p>
-            <w:pPr>
-              <w:rPr>
-                <w:rFonts w:hint="eastAsia"/>
-              </w:rPr>
-            </w:pPr>
-            <w:r>
-              <w:rPr>
-                <w:rFonts w:hint="eastAsia"/>
-              </w:rPr>
-              <w:t>00</w:t>
-            </w:r>
-            <w:r>
-              <w:rPr>
-                <w:rFonts w:hint="eastAsia"/>
-              </w:rPr>
-              <w:t>6</w:t>
-            </w:r>
-          </w:p>
-        </w:tc>
-        <w:tc>
-          <w:tcPr>
-            <w:tcW w:w="1511" w:type="dxa"/>
-          </w:tcPr>
-          <w:p>
-            <w:pPr>
-              <w:ind w:left="0"/>
-              <w:rPr>
-                <w:rFonts w:hint="eastAsia"/>
-              </w:rPr>
-            </w:pPr>
-            <w:r>
-              <w:rPr>
-                <w:rFonts w:hint="eastAsia"/>
-              </w:rPr>
-              <w:t>加密工具，更改密钥</w:t>
-            </w:r>
-          </w:p>
-        </w:tc>
-        <w:tc>
-          <w:tcPr>
-            <w:tcW w:w="2376" w:type="dxa"/>
-          </w:tcPr>
-          <w:p>
-            <w:pPr>
-              <w:ind w:left="0"/>
-              <w:rPr>
-                <w:rFonts w:hint="eastAsia"/>
-              </w:rPr>
-            </w:pPr>
-          </w:p>
-        </w:tc>
-        <w:tc>
-          <w:tcPr>
-            <w:tcW w:w="1751" w:type="dxa"/>
-          </w:tcPr>
-          <w:p>
-            <w:pPr>
-              <w:ind w:left="0"/>
-            </w:pPr>
-          </w:p>
-        </w:tc>
-      </w:tr>
-      <w:tr>
-        <w:tc>
-          <w:tcPr>
-            <w:tcW w:w="2527" w:type="dxa"/>
-          </w:tcPr>
-          <w:p>
-            <w:r>
-              <w:rPr>
-                <w:rFonts w:hint="eastAsia"/>
-              </w:rPr>
-              <w:t>Story.password.001</w:t>
-            </w:r>
-          </w:p>
-          <w:p>
-            <w:pPr>
-              <w:rPr>
-                <w:rFonts w:hint="eastAsia"/>
-              </w:rPr>
-            </w:pPr>
-            <w:r>
-              <w:rPr>
-                <w:rFonts w:hint="eastAsia"/>
-              </w:rPr>
-              <w:t>00</w:t>
-            </w:r>
-            <w:r>
-              <w:rPr>
-                <w:rFonts w:hint="eastAsia"/>
-              </w:rPr>
-              <w:t>7</w:t>
-            </w:r>
-          </w:p>
-        </w:tc>
-        <w:tc>
-          <w:tcPr>
-            <w:tcW w:w="1511" w:type="dxa"/>
-          </w:tcPr>
-          <w:p>
-            <w:pPr>
-              <w:ind w:left="0"/>
-              <w:rPr>
-                <w:rFonts w:hint="eastAsia"/>
-              </w:rPr>
-            </w:pPr>
-            <w:r>
-              <w:rPr>
-                <w:rFonts w:hint="eastAsia"/>
-              </w:rPr>
-              <w:t>密钥更改后，能够解密出原来的密码</w:t>
-            </w:r>
-          </w:p>
-        </w:tc>
-        <w:tc>
-          <w:tcPr>
-            <w:tcW w:w="2376" w:type="dxa"/>
-          </w:tcPr>
-          <w:p>
-            <w:pPr>
-              <w:ind w:left="0"/>
-              <w:rPr>
-                <w:rFonts w:hint="eastAsia"/>
-              </w:rPr>
             </w:pPr>
           </w:p>
         </w:tc>
@@ -4632,6 +4910,7 @@
               <w:rPr>
                 <w:rFonts w:hint="eastAsia"/>
               </w:rPr>
+              <w:lastRenderedPageBreak/>
               <w:t>资料是否变更</w:t>
             </w:r>
           </w:p>
@@ -4780,12 +5059,19 @@
             <w:pPr>
               <w:ind w:left="0"/>
             </w:pPr>
-            <w:r>
-              <w:rPr>
-                <w:rFonts w:hint="eastAsia"/>
-              </w:rPr>
-              <w:lastRenderedPageBreak/>
-              <w:t>sdb shell</w:t>
+            <w:proofErr w:type="spellStart"/>
+            <w:r>
+              <w:rPr>
+                <w:rFonts w:hint="eastAsia"/>
+              </w:rPr>
+              <w:t>sdb</w:t>
+            </w:r>
+            <w:proofErr w:type="spellEnd"/>
+            <w:r>
+              <w:rPr>
+                <w:rFonts w:hint="eastAsia"/>
+              </w:rPr>
+              <w:t xml:space="preserve"> shell</w:t>
             </w:r>
             <w:r>
               <w:rPr>
@@ -4869,9 +5155,95 @@
 <file path=word/numbering.xml><?xml version="1.0" encoding="utf-8"?>
 <w:numbering xmlns:ve="http://schemas.openxmlformats.org/markup-compatibility/2006" xmlns:o="urn:schemas-microsoft-com:office:office" xmlns:r="http://schemas.openxmlformats.org/officeDocument/2006/relationships" xmlns:m="http://schemas.openxmlformats.org/officeDocument/2006/math" xmlns:v="urn:schemas-microsoft-com:vml" xmlns:wp="http://schemas.openxmlformats.org/drawingml/2006/wordprocessingDrawing" xmlns:w10="urn:schemas-microsoft-com:office:word" xmlns:w="http://schemas.openxmlformats.org/wordprocessingml/2006/main" xmlns:wne="http://schemas.microsoft.com/office/word/2006/wordml">
   <w:abstractNum w:abstractNumId="0">
-    <w:nsid w:val="11EC3F3D"/>
+    <w:nsid w:val="0168278B"/>
     <w:multiLevelType w:val="hybridMultilevel"/>
-    <w:tmpl w:val="7DB8875C"/>
+    <w:tmpl w:val="57DAD8B6"/>
+    <w:lvl w:ilvl="0" w:tplc="0409001B">
+      <w:start w:val="1"/>
+      <w:numFmt w:val="lowerRoman"/>
+      <w:lvlText w:val="%1."/>
+      <w:lvlJc w:val="right"/>
+      <w:pPr>
+        <w:ind w:left="1197" w:hanging="420"/>
+      </w:pPr>
+    </w:lvl>
+    <w:lvl w:ilvl="1" w:tplc="04090019" w:tentative="1">
+      <w:start w:val="1"/>
+      <w:numFmt w:val="lowerLetter"/>
+      <w:lvlText w:val="%2)"/>
+      <w:lvlJc w:val="left"/>
+      <w:pPr>
+        <w:ind w:left="1617" w:hanging="420"/>
+      </w:pPr>
+    </w:lvl>
+    <w:lvl w:ilvl="2" w:tplc="0409001B" w:tentative="1">
+      <w:start w:val="1"/>
+      <w:numFmt w:val="lowerRoman"/>
+      <w:lvlText w:val="%3."/>
+      <w:lvlJc w:val="right"/>
+      <w:pPr>
+        <w:ind w:left="2037" w:hanging="420"/>
+      </w:pPr>
+    </w:lvl>
+    <w:lvl w:ilvl="3" w:tplc="0409000F" w:tentative="1">
+      <w:start w:val="1"/>
+      <w:numFmt w:val="decimal"/>
+      <w:lvlText w:val="%4."/>
+      <w:lvlJc w:val="left"/>
+      <w:pPr>
+        <w:ind w:left="2457" w:hanging="420"/>
+      </w:pPr>
+    </w:lvl>
+    <w:lvl w:ilvl="4" w:tplc="04090019" w:tentative="1">
+      <w:start w:val="1"/>
+      <w:numFmt w:val="lowerLetter"/>
+      <w:lvlText w:val="%5)"/>
+      <w:lvlJc w:val="left"/>
+      <w:pPr>
+        <w:ind w:left="2877" w:hanging="420"/>
+      </w:pPr>
+    </w:lvl>
+    <w:lvl w:ilvl="5" w:tplc="0409001B" w:tentative="1">
+      <w:start w:val="1"/>
+      <w:numFmt w:val="lowerRoman"/>
+      <w:lvlText w:val="%6."/>
+      <w:lvlJc w:val="right"/>
+      <w:pPr>
+        <w:ind w:left="3297" w:hanging="420"/>
+      </w:pPr>
+    </w:lvl>
+    <w:lvl w:ilvl="6" w:tplc="0409000F" w:tentative="1">
+      <w:start w:val="1"/>
+      <w:numFmt w:val="decimal"/>
+      <w:lvlText w:val="%7."/>
+      <w:lvlJc w:val="left"/>
+      <w:pPr>
+        <w:ind w:left="3717" w:hanging="420"/>
+      </w:pPr>
+    </w:lvl>
+    <w:lvl w:ilvl="7" w:tplc="04090019" w:tentative="1">
+      <w:start w:val="1"/>
+      <w:numFmt w:val="lowerLetter"/>
+      <w:lvlText w:val="%8)"/>
+      <w:lvlJc w:val="left"/>
+      <w:pPr>
+        <w:ind w:left="4137" w:hanging="420"/>
+      </w:pPr>
+    </w:lvl>
+    <w:lvl w:ilvl="8" w:tplc="0409001B" w:tentative="1">
+      <w:start w:val="1"/>
+      <w:numFmt w:val="lowerRoman"/>
+      <w:lvlText w:val="%9."/>
+      <w:lvlJc w:val="right"/>
+      <w:pPr>
+        <w:ind w:left="4557" w:hanging="420"/>
+      </w:pPr>
+    </w:lvl>
+  </w:abstractNum>
+  <w:abstractNum w:abstractNumId="1">
+    <w:nsid w:val="04124B80"/>
+    <w:multiLevelType w:val="hybridMultilevel"/>
+    <w:tmpl w:val="762AA1A8"/>
     <w:lvl w:ilvl="0" w:tplc="04090011">
       <w:start w:val="1"/>
       <w:numFmt w:val="decimal"/>
@@ -4954,14 +5326,14 @@
       </w:pPr>
     </w:lvl>
   </w:abstractNum>
-  <w:abstractNum w:abstractNumId="1">
-    <w:nsid w:val="17EE29AF"/>
+  <w:abstractNum w:abstractNumId="2">
+    <w:nsid w:val="043A567B"/>
     <w:multiLevelType w:val="hybridMultilevel"/>
-    <w:tmpl w:val="BEC4EA16"/>
-    <w:lvl w:ilvl="0" w:tplc="04090011">
+    <w:tmpl w:val="BDF62E06"/>
+    <w:lvl w:ilvl="0" w:tplc="0409000F">
       <w:start w:val="1"/>
       <w:numFmt w:val="decimal"/>
-      <w:lvlText w:val="%1)"/>
+      <w:lvlText w:val="%1."/>
       <w:lvlJc w:val="left"/>
       <w:pPr>
         <w:ind w:left="777" w:hanging="420"/>
@@ -5040,7 +5412,437 @@
       </w:pPr>
     </w:lvl>
   </w:abstractNum>
-  <w:abstractNum w:abstractNumId="2">
+  <w:abstractNum w:abstractNumId="3">
+    <w:nsid w:val="050D04C6"/>
+    <w:multiLevelType w:val="hybridMultilevel"/>
+    <w:tmpl w:val="C400C9FA"/>
+    <w:lvl w:ilvl="0" w:tplc="0409001B">
+      <w:start w:val="1"/>
+      <w:numFmt w:val="lowerRoman"/>
+      <w:lvlText w:val="%1."/>
+      <w:lvlJc w:val="right"/>
+      <w:pPr>
+        <w:ind w:left="1290" w:hanging="420"/>
+      </w:pPr>
+    </w:lvl>
+    <w:lvl w:ilvl="1" w:tplc="04090019" w:tentative="1">
+      <w:start w:val="1"/>
+      <w:numFmt w:val="lowerLetter"/>
+      <w:lvlText w:val="%2)"/>
+      <w:lvlJc w:val="left"/>
+      <w:pPr>
+        <w:ind w:left="1710" w:hanging="420"/>
+      </w:pPr>
+    </w:lvl>
+    <w:lvl w:ilvl="2" w:tplc="0409001B" w:tentative="1">
+      <w:start w:val="1"/>
+      <w:numFmt w:val="lowerRoman"/>
+      <w:lvlText w:val="%3."/>
+      <w:lvlJc w:val="right"/>
+      <w:pPr>
+        <w:ind w:left="2130" w:hanging="420"/>
+      </w:pPr>
+    </w:lvl>
+    <w:lvl w:ilvl="3" w:tplc="0409000F" w:tentative="1">
+      <w:start w:val="1"/>
+      <w:numFmt w:val="decimal"/>
+      <w:lvlText w:val="%4."/>
+      <w:lvlJc w:val="left"/>
+      <w:pPr>
+        <w:ind w:left="2550" w:hanging="420"/>
+      </w:pPr>
+    </w:lvl>
+    <w:lvl w:ilvl="4" w:tplc="04090019" w:tentative="1">
+      <w:start w:val="1"/>
+      <w:numFmt w:val="lowerLetter"/>
+      <w:lvlText w:val="%5)"/>
+      <w:lvlJc w:val="left"/>
+      <w:pPr>
+        <w:ind w:left="2970" w:hanging="420"/>
+      </w:pPr>
+    </w:lvl>
+    <w:lvl w:ilvl="5" w:tplc="0409001B" w:tentative="1">
+      <w:start w:val="1"/>
+      <w:numFmt w:val="lowerRoman"/>
+      <w:lvlText w:val="%6."/>
+      <w:lvlJc w:val="right"/>
+      <w:pPr>
+        <w:ind w:left="3390" w:hanging="420"/>
+      </w:pPr>
+    </w:lvl>
+    <w:lvl w:ilvl="6" w:tplc="0409000F" w:tentative="1">
+      <w:start w:val="1"/>
+      <w:numFmt w:val="decimal"/>
+      <w:lvlText w:val="%7."/>
+      <w:lvlJc w:val="left"/>
+      <w:pPr>
+        <w:ind w:left="3810" w:hanging="420"/>
+      </w:pPr>
+    </w:lvl>
+    <w:lvl w:ilvl="7" w:tplc="04090019" w:tentative="1">
+      <w:start w:val="1"/>
+      <w:numFmt w:val="lowerLetter"/>
+      <w:lvlText w:val="%8)"/>
+      <w:lvlJc w:val="left"/>
+      <w:pPr>
+        <w:ind w:left="4230" w:hanging="420"/>
+      </w:pPr>
+    </w:lvl>
+    <w:lvl w:ilvl="8" w:tplc="0409001B" w:tentative="1">
+      <w:start w:val="1"/>
+      <w:numFmt w:val="lowerRoman"/>
+      <w:lvlText w:val="%9."/>
+      <w:lvlJc w:val="right"/>
+      <w:pPr>
+        <w:ind w:left="4650" w:hanging="420"/>
+      </w:pPr>
+    </w:lvl>
+  </w:abstractNum>
+  <w:abstractNum w:abstractNumId="4">
+    <w:nsid w:val="0BCE1AA2"/>
+    <w:multiLevelType w:val="hybridMultilevel"/>
+    <w:tmpl w:val="18B2D00A"/>
+    <w:lvl w:ilvl="0" w:tplc="04090015">
+      <w:start w:val="1"/>
+      <w:numFmt w:val="upperLetter"/>
+      <w:lvlText w:val="%1."/>
+      <w:lvlJc w:val="left"/>
+      <w:pPr>
+        <w:ind w:left="1710" w:hanging="420"/>
+      </w:pPr>
+    </w:lvl>
+    <w:lvl w:ilvl="1" w:tplc="04090019" w:tentative="1">
+      <w:start w:val="1"/>
+      <w:numFmt w:val="lowerLetter"/>
+      <w:lvlText w:val="%2)"/>
+      <w:lvlJc w:val="left"/>
+      <w:pPr>
+        <w:ind w:left="2130" w:hanging="420"/>
+      </w:pPr>
+    </w:lvl>
+    <w:lvl w:ilvl="2" w:tplc="0409001B" w:tentative="1">
+      <w:start w:val="1"/>
+      <w:numFmt w:val="lowerRoman"/>
+      <w:lvlText w:val="%3."/>
+      <w:lvlJc w:val="right"/>
+      <w:pPr>
+        <w:ind w:left="2550" w:hanging="420"/>
+      </w:pPr>
+    </w:lvl>
+    <w:lvl w:ilvl="3" w:tplc="0409000F" w:tentative="1">
+      <w:start w:val="1"/>
+      <w:numFmt w:val="decimal"/>
+      <w:lvlText w:val="%4."/>
+      <w:lvlJc w:val="left"/>
+      <w:pPr>
+        <w:ind w:left="2970" w:hanging="420"/>
+      </w:pPr>
+    </w:lvl>
+    <w:lvl w:ilvl="4" w:tplc="04090019" w:tentative="1">
+      <w:start w:val="1"/>
+      <w:numFmt w:val="lowerLetter"/>
+      <w:lvlText w:val="%5)"/>
+      <w:lvlJc w:val="left"/>
+      <w:pPr>
+        <w:ind w:left="3390" w:hanging="420"/>
+      </w:pPr>
+    </w:lvl>
+    <w:lvl w:ilvl="5" w:tplc="0409001B" w:tentative="1">
+      <w:start w:val="1"/>
+      <w:numFmt w:val="lowerRoman"/>
+      <w:lvlText w:val="%6."/>
+      <w:lvlJc w:val="right"/>
+      <w:pPr>
+        <w:ind w:left="3810" w:hanging="420"/>
+      </w:pPr>
+    </w:lvl>
+    <w:lvl w:ilvl="6" w:tplc="0409000F" w:tentative="1">
+      <w:start w:val="1"/>
+      <w:numFmt w:val="decimal"/>
+      <w:lvlText w:val="%7."/>
+      <w:lvlJc w:val="left"/>
+      <w:pPr>
+        <w:ind w:left="4230" w:hanging="420"/>
+      </w:pPr>
+    </w:lvl>
+    <w:lvl w:ilvl="7" w:tplc="04090019" w:tentative="1">
+      <w:start w:val="1"/>
+      <w:numFmt w:val="lowerLetter"/>
+      <w:lvlText w:val="%8)"/>
+      <w:lvlJc w:val="left"/>
+      <w:pPr>
+        <w:ind w:left="4650" w:hanging="420"/>
+      </w:pPr>
+    </w:lvl>
+    <w:lvl w:ilvl="8" w:tplc="0409001B" w:tentative="1">
+      <w:start w:val="1"/>
+      <w:numFmt w:val="lowerRoman"/>
+      <w:lvlText w:val="%9."/>
+      <w:lvlJc w:val="right"/>
+      <w:pPr>
+        <w:ind w:left="5070" w:hanging="420"/>
+      </w:pPr>
+    </w:lvl>
+  </w:abstractNum>
+  <w:abstractNum w:abstractNumId="5">
+    <w:nsid w:val="100F408A"/>
+    <w:multiLevelType w:val="hybridMultilevel"/>
+    <w:tmpl w:val="80A25860"/>
+    <w:lvl w:ilvl="0" w:tplc="0409001B">
+      <w:start w:val="1"/>
+      <w:numFmt w:val="lowerRoman"/>
+      <w:lvlText w:val="%1."/>
+      <w:lvlJc w:val="right"/>
+      <w:pPr>
+        <w:ind w:left="777" w:hanging="420"/>
+      </w:pPr>
+    </w:lvl>
+    <w:lvl w:ilvl="1" w:tplc="04090019" w:tentative="1">
+      <w:start w:val="1"/>
+      <w:numFmt w:val="lowerLetter"/>
+      <w:lvlText w:val="%2)"/>
+      <w:lvlJc w:val="left"/>
+      <w:pPr>
+        <w:ind w:left="1197" w:hanging="420"/>
+      </w:pPr>
+    </w:lvl>
+    <w:lvl w:ilvl="2" w:tplc="0409001B" w:tentative="1">
+      <w:start w:val="1"/>
+      <w:numFmt w:val="lowerRoman"/>
+      <w:lvlText w:val="%3."/>
+      <w:lvlJc w:val="right"/>
+      <w:pPr>
+        <w:ind w:left="1617" w:hanging="420"/>
+      </w:pPr>
+    </w:lvl>
+    <w:lvl w:ilvl="3" w:tplc="0409000F" w:tentative="1">
+      <w:start w:val="1"/>
+      <w:numFmt w:val="decimal"/>
+      <w:lvlText w:val="%4."/>
+      <w:lvlJc w:val="left"/>
+      <w:pPr>
+        <w:ind w:left="2037" w:hanging="420"/>
+      </w:pPr>
+    </w:lvl>
+    <w:lvl w:ilvl="4" w:tplc="04090019" w:tentative="1">
+      <w:start w:val="1"/>
+      <w:numFmt w:val="lowerLetter"/>
+      <w:lvlText w:val="%5)"/>
+      <w:lvlJc w:val="left"/>
+      <w:pPr>
+        <w:ind w:left="2457" w:hanging="420"/>
+      </w:pPr>
+    </w:lvl>
+    <w:lvl w:ilvl="5" w:tplc="0409001B" w:tentative="1">
+      <w:start w:val="1"/>
+      <w:numFmt w:val="lowerRoman"/>
+      <w:lvlText w:val="%6."/>
+      <w:lvlJc w:val="right"/>
+      <w:pPr>
+        <w:ind w:left="2877" w:hanging="420"/>
+      </w:pPr>
+    </w:lvl>
+    <w:lvl w:ilvl="6" w:tplc="0409000F" w:tentative="1">
+      <w:start w:val="1"/>
+      <w:numFmt w:val="decimal"/>
+      <w:lvlText w:val="%7."/>
+      <w:lvlJc w:val="left"/>
+      <w:pPr>
+        <w:ind w:left="3297" w:hanging="420"/>
+      </w:pPr>
+    </w:lvl>
+    <w:lvl w:ilvl="7" w:tplc="04090019" w:tentative="1">
+      <w:start w:val="1"/>
+      <w:numFmt w:val="lowerLetter"/>
+      <w:lvlText w:val="%8)"/>
+      <w:lvlJc w:val="left"/>
+      <w:pPr>
+        <w:ind w:left="3717" w:hanging="420"/>
+      </w:pPr>
+    </w:lvl>
+    <w:lvl w:ilvl="8" w:tplc="0409001B" w:tentative="1">
+      <w:start w:val="1"/>
+      <w:numFmt w:val="lowerRoman"/>
+      <w:lvlText w:val="%9."/>
+      <w:lvlJc w:val="right"/>
+      <w:pPr>
+        <w:ind w:left="4137" w:hanging="420"/>
+      </w:pPr>
+    </w:lvl>
+  </w:abstractNum>
+  <w:abstractNum w:abstractNumId="6">
+    <w:nsid w:val="187A2EA3"/>
+    <w:multiLevelType w:val="hybridMultilevel"/>
+    <w:tmpl w:val="B9DE192A"/>
+    <w:lvl w:ilvl="0" w:tplc="0409001B">
+      <w:start w:val="1"/>
+      <w:numFmt w:val="lowerRoman"/>
+      <w:lvlText w:val="%1."/>
+      <w:lvlJc w:val="right"/>
+      <w:pPr>
+        <w:ind w:left="1197" w:hanging="420"/>
+      </w:pPr>
+    </w:lvl>
+    <w:lvl w:ilvl="1" w:tplc="04090019" w:tentative="1">
+      <w:start w:val="1"/>
+      <w:numFmt w:val="lowerLetter"/>
+      <w:lvlText w:val="%2)"/>
+      <w:lvlJc w:val="left"/>
+      <w:pPr>
+        <w:ind w:left="1617" w:hanging="420"/>
+      </w:pPr>
+    </w:lvl>
+    <w:lvl w:ilvl="2" w:tplc="0409001B" w:tentative="1">
+      <w:start w:val="1"/>
+      <w:numFmt w:val="lowerRoman"/>
+      <w:lvlText w:val="%3."/>
+      <w:lvlJc w:val="right"/>
+      <w:pPr>
+        <w:ind w:left="2037" w:hanging="420"/>
+      </w:pPr>
+    </w:lvl>
+    <w:lvl w:ilvl="3" w:tplc="0409000F" w:tentative="1">
+      <w:start w:val="1"/>
+      <w:numFmt w:val="decimal"/>
+      <w:lvlText w:val="%4."/>
+      <w:lvlJc w:val="left"/>
+      <w:pPr>
+        <w:ind w:left="2457" w:hanging="420"/>
+      </w:pPr>
+    </w:lvl>
+    <w:lvl w:ilvl="4" w:tplc="04090019" w:tentative="1">
+      <w:start w:val="1"/>
+      <w:numFmt w:val="lowerLetter"/>
+      <w:lvlText w:val="%5)"/>
+      <w:lvlJc w:val="left"/>
+      <w:pPr>
+        <w:ind w:left="2877" w:hanging="420"/>
+      </w:pPr>
+    </w:lvl>
+    <w:lvl w:ilvl="5" w:tplc="0409001B" w:tentative="1">
+      <w:start w:val="1"/>
+      <w:numFmt w:val="lowerRoman"/>
+      <w:lvlText w:val="%6."/>
+      <w:lvlJc w:val="right"/>
+      <w:pPr>
+        <w:ind w:left="3297" w:hanging="420"/>
+      </w:pPr>
+    </w:lvl>
+    <w:lvl w:ilvl="6" w:tplc="0409000F" w:tentative="1">
+      <w:start w:val="1"/>
+      <w:numFmt w:val="decimal"/>
+      <w:lvlText w:val="%7."/>
+      <w:lvlJc w:val="left"/>
+      <w:pPr>
+        <w:ind w:left="3717" w:hanging="420"/>
+      </w:pPr>
+    </w:lvl>
+    <w:lvl w:ilvl="7" w:tplc="04090019" w:tentative="1">
+      <w:start w:val="1"/>
+      <w:numFmt w:val="lowerLetter"/>
+      <w:lvlText w:val="%8)"/>
+      <w:lvlJc w:val="left"/>
+      <w:pPr>
+        <w:ind w:left="4137" w:hanging="420"/>
+      </w:pPr>
+    </w:lvl>
+    <w:lvl w:ilvl="8" w:tplc="0409001B" w:tentative="1">
+      <w:start w:val="1"/>
+      <w:numFmt w:val="lowerRoman"/>
+      <w:lvlText w:val="%9."/>
+      <w:lvlJc w:val="right"/>
+      <w:pPr>
+        <w:ind w:left="4557" w:hanging="420"/>
+      </w:pPr>
+    </w:lvl>
+  </w:abstractNum>
+  <w:abstractNum w:abstractNumId="7">
+    <w:nsid w:val="220D1294"/>
+    <w:multiLevelType w:val="hybridMultilevel"/>
+    <w:tmpl w:val="CE96E552"/>
+    <w:lvl w:ilvl="0" w:tplc="04090015">
+      <w:start w:val="1"/>
+      <w:numFmt w:val="upperLetter"/>
+      <w:lvlText w:val="%1."/>
+      <w:lvlJc w:val="left"/>
+      <w:pPr>
+        <w:ind w:left="1197" w:hanging="420"/>
+      </w:pPr>
+    </w:lvl>
+    <w:lvl w:ilvl="1" w:tplc="04090019" w:tentative="1">
+      <w:start w:val="1"/>
+      <w:numFmt w:val="lowerLetter"/>
+      <w:lvlText w:val="%2)"/>
+      <w:lvlJc w:val="left"/>
+      <w:pPr>
+        <w:ind w:left="1617" w:hanging="420"/>
+      </w:pPr>
+    </w:lvl>
+    <w:lvl w:ilvl="2" w:tplc="0409001B" w:tentative="1">
+      <w:start w:val="1"/>
+      <w:numFmt w:val="lowerRoman"/>
+      <w:lvlText w:val="%3."/>
+      <w:lvlJc w:val="right"/>
+      <w:pPr>
+        <w:ind w:left="2037" w:hanging="420"/>
+      </w:pPr>
+    </w:lvl>
+    <w:lvl w:ilvl="3" w:tplc="0409000F" w:tentative="1">
+      <w:start w:val="1"/>
+      <w:numFmt w:val="decimal"/>
+      <w:lvlText w:val="%4."/>
+      <w:lvlJc w:val="left"/>
+      <w:pPr>
+        <w:ind w:left="2457" w:hanging="420"/>
+      </w:pPr>
+    </w:lvl>
+    <w:lvl w:ilvl="4" w:tplc="04090019" w:tentative="1">
+      <w:start w:val="1"/>
+      <w:numFmt w:val="lowerLetter"/>
+      <w:lvlText w:val="%5)"/>
+      <w:lvlJc w:val="left"/>
+      <w:pPr>
+        <w:ind w:left="2877" w:hanging="420"/>
+      </w:pPr>
+    </w:lvl>
+    <w:lvl w:ilvl="5" w:tplc="0409001B" w:tentative="1">
+      <w:start w:val="1"/>
+      <w:numFmt w:val="lowerRoman"/>
+      <w:lvlText w:val="%6."/>
+      <w:lvlJc w:val="right"/>
+      <w:pPr>
+        <w:ind w:left="3297" w:hanging="420"/>
+      </w:pPr>
+    </w:lvl>
+    <w:lvl w:ilvl="6" w:tplc="0409000F" w:tentative="1">
+      <w:start w:val="1"/>
+      <w:numFmt w:val="decimal"/>
+      <w:lvlText w:val="%7."/>
+      <w:lvlJc w:val="left"/>
+      <w:pPr>
+        <w:ind w:left="3717" w:hanging="420"/>
+      </w:pPr>
+    </w:lvl>
+    <w:lvl w:ilvl="7" w:tplc="04090019" w:tentative="1">
+      <w:start w:val="1"/>
+      <w:numFmt w:val="lowerLetter"/>
+      <w:lvlText w:val="%8)"/>
+      <w:lvlJc w:val="left"/>
+      <w:pPr>
+        <w:ind w:left="4137" w:hanging="420"/>
+      </w:pPr>
+    </w:lvl>
+    <w:lvl w:ilvl="8" w:tplc="0409001B" w:tentative="1">
+      <w:start w:val="1"/>
+      <w:numFmt w:val="lowerRoman"/>
+      <w:lvlText w:val="%9."/>
+      <w:lvlJc w:val="right"/>
+      <w:pPr>
+        <w:ind w:left="4557" w:hanging="420"/>
+      </w:pPr>
+    </w:lvl>
+  </w:abstractNum>
+  <w:abstractNum w:abstractNumId="8">
     <w:nsid w:val="22501AA3"/>
     <w:multiLevelType w:val="hybridMultilevel"/>
     <w:tmpl w:val="1B2A9E7A"/>
@@ -5127,7 +5929,93 @@
       </w:pPr>
     </w:lvl>
   </w:abstractNum>
-  <w:abstractNum w:abstractNumId="3">
+  <w:abstractNum w:abstractNumId="9">
+    <w:nsid w:val="23AB0D0C"/>
+    <w:multiLevelType w:val="hybridMultilevel"/>
+    <w:tmpl w:val="AC5CE594"/>
+    <w:lvl w:ilvl="0" w:tplc="04090011">
+      <w:start w:val="1"/>
+      <w:numFmt w:val="decimal"/>
+      <w:lvlText w:val="%1)"/>
+      <w:lvlJc w:val="left"/>
+      <w:pPr>
+        <w:ind w:left="777" w:hanging="420"/>
+      </w:pPr>
+    </w:lvl>
+    <w:lvl w:ilvl="1" w:tplc="04090019" w:tentative="1">
+      <w:start w:val="1"/>
+      <w:numFmt w:val="lowerLetter"/>
+      <w:lvlText w:val="%2)"/>
+      <w:lvlJc w:val="left"/>
+      <w:pPr>
+        <w:ind w:left="1197" w:hanging="420"/>
+      </w:pPr>
+    </w:lvl>
+    <w:lvl w:ilvl="2" w:tplc="0409001B" w:tentative="1">
+      <w:start w:val="1"/>
+      <w:numFmt w:val="lowerRoman"/>
+      <w:lvlText w:val="%3."/>
+      <w:lvlJc w:val="right"/>
+      <w:pPr>
+        <w:ind w:left="1617" w:hanging="420"/>
+      </w:pPr>
+    </w:lvl>
+    <w:lvl w:ilvl="3" w:tplc="0409000F" w:tentative="1">
+      <w:start w:val="1"/>
+      <w:numFmt w:val="decimal"/>
+      <w:lvlText w:val="%4."/>
+      <w:lvlJc w:val="left"/>
+      <w:pPr>
+        <w:ind w:left="2037" w:hanging="420"/>
+      </w:pPr>
+    </w:lvl>
+    <w:lvl w:ilvl="4" w:tplc="04090019" w:tentative="1">
+      <w:start w:val="1"/>
+      <w:numFmt w:val="lowerLetter"/>
+      <w:lvlText w:val="%5)"/>
+      <w:lvlJc w:val="left"/>
+      <w:pPr>
+        <w:ind w:left="2457" w:hanging="420"/>
+      </w:pPr>
+    </w:lvl>
+    <w:lvl w:ilvl="5" w:tplc="0409001B" w:tentative="1">
+      <w:start w:val="1"/>
+      <w:numFmt w:val="lowerRoman"/>
+      <w:lvlText w:val="%6."/>
+      <w:lvlJc w:val="right"/>
+      <w:pPr>
+        <w:ind w:left="2877" w:hanging="420"/>
+      </w:pPr>
+    </w:lvl>
+    <w:lvl w:ilvl="6" w:tplc="0409000F" w:tentative="1">
+      <w:start w:val="1"/>
+      <w:numFmt w:val="decimal"/>
+      <w:lvlText w:val="%7."/>
+      <w:lvlJc w:val="left"/>
+      <w:pPr>
+        <w:ind w:left="3297" w:hanging="420"/>
+      </w:pPr>
+    </w:lvl>
+    <w:lvl w:ilvl="7" w:tplc="04090019" w:tentative="1">
+      <w:start w:val="1"/>
+      <w:numFmt w:val="lowerLetter"/>
+      <w:lvlText w:val="%8)"/>
+      <w:lvlJc w:val="left"/>
+      <w:pPr>
+        <w:ind w:left="3717" w:hanging="420"/>
+      </w:pPr>
+    </w:lvl>
+    <w:lvl w:ilvl="8" w:tplc="0409001B" w:tentative="1">
+      <w:start w:val="1"/>
+      <w:numFmt w:val="lowerRoman"/>
+      <w:lvlText w:val="%9."/>
+      <w:lvlJc w:val="right"/>
+      <w:pPr>
+        <w:ind w:left="4137" w:hanging="420"/>
+      </w:pPr>
+    </w:lvl>
+  </w:abstractNum>
+  <w:abstractNum w:abstractNumId="10">
     <w:nsid w:val="23EC5C36"/>
     <w:multiLevelType w:val="hybridMultilevel"/>
     <w:tmpl w:val="3338448C"/>
@@ -5216,10 +6104,10 @@
       </w:pPr>
     </w:lvl>
   </w:abstractNum>
-  <w:abstractNum w:abstractNumId="4">
-    <w:nsid w:val="464745B1"/>
+  <w:abstractNum w:abstractNumId="11">
+    <w:nsid w:val="25D92C25"/>
     <w:multiLevelType w:val="hybridMultilevel"/>
-    <w:tmpl w:val="C7DCDEBE"/>
+    <w:tmpl w:val="61CEBAE4"/>
     <w:lvl w:ilvl="0" w:tplc="04090011">
       <w:start w:val="1"/>
       <w:numFmt w:val="decimal"/>
@@ -5302,10 +6190,10 @@
       </w:pPr>
     </w:lvl>
   </w:abstractNum>
-  <w:abstractNum w:abstractNumId="5">
-    <w:nsid w:val="4874478F"/>
+  <w:abstractNum w:abstractNumId="12">
+    <w:nsid w:val="26A00F94"/>
     <w:multiLevelType w:val="hybridMultilevel"/>
-    <w:tmpl w:val="59C43264"/>
+    <w:tmpl w:val="9A5A1380"/>
     <w:lvl w:ilvl="0" w:tplc="0409001B">
       <w:start w:val="1"/>
       <w:numFmt w:val="lowerRoman"/>
@@ -5388,7 +6276,609 @@
       </w:pPr>
     </w:lvl>
   </w:abstractNum>
-  <w:abstractNum w:abstractNumId="6">
+  <w:abstractNum w:abstractNumId="13">
+    <w:nsid w:val="27F232AA"/>
+    <w:multiLevelType w:val="hybridMultilevel"/>
+    <w:tmpl w:val="AAFC2112"/>
+    <w:lvl w:ilvl="0" w:tplc="0409001B">
+      <w:start w:val="1"/>
+      <w:numFmt w:val="lowerRoman"/>
+      <w:lvlText w:val="%1."/>
+      <w:lvlJc w:val="right"/>
+      <w:pPr>
+        <w:ind w:left="777" w:hanging="420"/>
+      </w:pPr>
+    </w:lvl>
+    <w:lvl w:ilvl="1" w:tplc="04090019" w:tentative="1">
+      <w:start w:val="1"/>
+      <w:numFmt w:val="lowerLetter"/>
+      <w:lvlText w:val="%2)"/>
+      <w:lvlJc w:val="left"/>
+      <w:pPr>
+        <w:ind w:left="1197" w:hanging="420"/>
+      </w:pPr>
+    </w:lvl>
+    <w:lvl w:ilvl="2" w:tplc="0409001B" w:tentative="1">
+      <w:start w:val="1"/>
+      <w:numFmt w:val="lowerRoman"/>
+      <w:lvlText w:val="%3."/>
+      <w:lvlJc w:val="right"/>
+      <w:pPr>
+        <w:ind w:left="1617" w:hanging="420"/>
+      </w:pPr>
+    </w:lvl>
+    <w:lvl w:ilvl="3" w:tplc="0409000F" w:tentative="1">
+      <w:start w:val="1"/>
+      <w:numFmt w:val="decimal"/>
+      <w:lvlText w:val="%4."/>
+      <w:lvlJc w:val="left"/>
+      <w:pPr>
+        <w:ind w:left="2037" w:hanging="420"/>
+      </w:pPr>
+    </w:lvl>
+    <w:lvl w:ilvl="4" w:tplc="04090019" w:tentative="1">
+      <w:start w:val="1"/>
+      <w:numFmt w:val="lowerLetter"/>
+      <w:lvlText w:val="%5)"/>
+      <w:lvlJc w:val="left"/>
+      <w:pPr>
+        <w:ind w:left="2457" w:hanging="420"/>
+      </w:pPr>
+    </w:lvl>
+    <w:lvl w:ilvl="5" w:tplc="0409001B" w:tentative="1">
+      <w:start w:val="1"/>
+      <w:numFmt w:val="lowerRoman"/>
+      <w:lvlText w:val="%6."/>
+      <w:lvlJc w:val="right"/>
+      <w:pPr>
+        <w:ind w:left="2877" w:hanging="420"/>
+      </w:pPr>
+    </w:lvl>
+    <w:lvl w:ilvl="6" w:tplc="0409000F" w:tentative="1">
+      <w:start w:val="1"/>
+      <w:numFmt w:val="decimal"/>
+      <w:lvlText w:val="%7."/>
+      <w:lvlJc w:val="left"/>
+      <w:pPr>
+        <w:ind w:left="3297" w:hanging="420"/>
+      </w:pPr>
+    </w:lvl>
+    <w:lvl w:ilvl="7" w:tplc="04090019" w:tentative="1">
+      <w:start w:val="1"/>
+      <w:numFmt w:val="lowerLetter"/>
+      <w:lvlText w:val="%8)"/>
+      <w:lvlJc w:val="left"/>
+      <w:pPr>
+        <w:ind w:left="3717" w:hanging="420"/>
+      </w:pPr>
+    </w:lvl>
+    <w:lvl w:ilvl="8" w:tplc="0409001B" w:tentative="1">
+      <w:start w:val="1"/>
+      <w:numFmt w:val="lowerRoman"/>
+      <w:lvlText w:val="%9."/>
+      <w:lvlJc w:val="right"/>
+      <w:pPr>
+        <w:ind w:left="4137" w:hanging="420"/>
+      </w:pPr>
+    </w:lvl>
+  </w:abstractNum>
+  <w:abstractNum w:abstractNumId="14">
+    <w:nsid w:val="33520CEF"/>
+    <w:multiLevelType w:val="hybridMultilevel"/>
+    <w:tmpl w:val="C6EE240A"/>
+    <w:lvl w:ilvl="0" w:tplc="0409001B">
+      <w:start w:val="1"/>
+      <w:numFmt w:val="lowerRoman"/>
+      <w:lvlText w:val="%1."/>
+      <w:lvlJc w:val="right"/>
+      <w:pPr>
+        <w:ind w:left="777" w:hanging="420"/>
+      </w:pPr>
+    </w:lvl>
+    <w:lvl w:ilvl="1" w:tplc="04090019" w:tentative="1">
+      <w:start w:val="1"/>
+      <w:numFmt w:val="lowerLetter"/>
+      <w:lvlText w:val="%2)"/>
+      <w:lvlJc w:val="left"/>
+      <w:pPr>
+        <w:ind w:left="1197" w:hanging="420"/>
+      </w:pPr>
+    </w:lvl>
+    <w:lvl w:ilvl="2" w:tplc="0409001B" w:tentative="1">
+      <w:start w:val="1"/>
+      <w:numFmt w:val="lowerRoman"/>
+      <w:lvlText w:val="%3."/>
+      <w:lvlJc w:val="right"/>
+      <w:pPr>
+        <w:ind w:left="1617" w:hanging="420"/>
+      </w:pPr>
+    </w:lvl>
+    <w:lvl w:ilvl="3" w:tplc="0409000F" w:tentative="1">
+      <w:start w:val="1"/>
+      <w:numFmt w:val="decimal"/>
+      <w:lvlText w:val="%4."/>
+      <w:lvlJc w:val="left"/>
+      <w:pPr>
+        <w:ind w:left="2037" w:hanging="420"/>
+      </w:pPr>
+    </w:lvl>
+    <w:lvl w:ilvl="4" w:tplc="04090019" w:tentative="1">
+      <w:start w:val="1"/>
+      <w:numFmt w:val="lowerLetter"/>
+      <w:lvlText w:val="%5)"/>
+      <w:lvlJc w:val="left"/>
+      <w:pPr>
+        <w:ind w:left="2457" w:hanging="420"/>
+      </w:pPr>
+    </w:lvl>
+    <w:lvl w:ilvl="5" w:tplc="0409001B" w:tentative="1">
+      <w:start w:val="1"/>
+      <w:numFmt w:val="lowerRoman"/>
+      <w:lvlText w:val="%6."/>
+      <w:lvlJc w:val="right"/>
+      <w:pPr>
+        <w:ind w:left="2877" w:hanging="420"/>
+      </w:pPr>
+    </w:lvl>
+    <w:lvl w:ilvl="6" w:tplc="0409000F" w:tentative="1">
+      <w:start w:val="1"/>
+      <w:numFmt w:val="decimal"/>
+      <w:lvlText w:val="%7."/>
+      <w:lvlJc w:val="left"/>
+      <w:pPr>
+        <w:ind w:left="3297" w:hanging="420"/>
+      </w:pPr>
+    </w:lvl>
+    <w:lvl w:ilvl="7" w:tplc="04090019" w:tentative="1">
+      <w:start w:val="1"/>
+      <w:numFmt w:val="lowerLetter"/>
+      <w:lvlText w:val="%8)"/>
+      <w:lvlJc w:val="left"/>
+      <w:pPr>
+        <w:ind w:left="3717" w:hanging="420"/>
+      </w:pPr>
+    </w:lvl>
+    <w:lvl w:ilvl="8" w:tplc="0409001B" w:tentative="1">
+      <w:start w:val="1"/>
+      <w:numFmt w:val="lowerRoman"/>
+      <w:lvlText w:val="%9."/>
+      <w:lvlJc w:val="right"/>
+      <w:pPr>
+        <w:ind w:left="4137" w:hanging="420"/>
+      </w:pPr>
+    </w:lvl>
+  </w:abstractNum>
+  <w:abstractNum w:abstractNumId="15">
+    <w:nsid w:val="34270BAD"/>
+    <w:multiLevelType w:val="hybridMultilevel"/>
+    <w:tmpl w:val="0598F0A2"/>
+    <w:lvl w:ilvl="0" w:tplc="0409001B">
+      <w:start w:val="1"/>
+      <w:numFmt w:val="lowerRoman"/>
+      <w:lvlText w:val="%1."/>
+      <w:lvlJc w:val="right"/>
+      <w:pPr>
+        <w:ind w:left="1290" w:hanging="420"/>
+      </w:pPr>
+    </w:lvl>
+    <w:lvl w:ilvl="1" w:tplc="04090019" w:tentative="1">
+      <w:start w:val="1"/>
+      <w:numFmt w:val="lowerLetter"/>
+      <w:lvlText w:val="%2)"/>
+      <w:lvlJc w:val="left"/>
+      <w:pPr>
+        <w:ind w:left="1710" w:hanging="420"/>
+      </w:pPr>
+    </w:lvl>
+    <w:lvl w:ilvl="2" w:tplc="0409001B" w:tentative="1">
+      <w:start w:val="1"/>
+      <w:numFmt w:val="lowerRoman"/>
+      <w:lvlText w:val="%3."/>
+      <w:lvlJc w:val="right"/>
+      <w:pPr>
+        <w:ind w:left="2130" w:hanging="420"/>
+      </w:pPr>
+    </w:lvl>
+    <w:lvl w:ilvl="3" w:tplc="0409000F" w:tentative="1">
+      <w:start w:val="1"/>
+      <w:numFmt w:val="decimal"/>
+      <w:lvlText w:val="%4."/>
+      <w:lvlJc w:val="left"/>
+      <w:pPr>
+        <w:ind w:left="2550" w:hanging="420"/>
+      </w:pPr>
+    </w:lvl>
+    <w:lvl w:ilvl="4" w:tplc="04090019" w:tentative="1">
+      <w:start w:val="1"/>
+      <w:numFmt w:val="lowerLetter"/>
+      <w:lvlText w:val="%5)"/>
+      <w:lvlJc w:val="left"/>
+      <w:pPr>
+        <w:ind w:left="2970" w:hanging="420"/>
+      </w:pPr>
+    </w:lvl>
+    <w:lvl w:ilvl="5" w:tplc="0409001B" w:tentative="1">
+      <w:start w:val="1"/>
+      <w:numFmt w:val="lowerRoman"/>
+      <w:lvlText w:val="%6."/>
+      <w:lvlJc w:val="right"/>
+      <w:pPr>
+        <w:ind w:left="3390" w:hanging="420"/>
+      </w:pPr>
+    </w:lvl>
+    <w:lvl w:ilvl="6" w:tplc="0409000F" w:tentative="1">
+      <w:start w:val="1"/>
+      <w:numFmt w:val="decimal"/>
+      <w:lvlText w:val="%7."/>
+      <w:lvlJc w:val="left"/>
+      <w:pPr>
+        <w:ind w:left="3810" w:hanging="420"/>
+      </w:pPr>
+    </w:lvl>
+    <w:lvl w:ilvl="7" w:tplc="04090019" w:tentative="1">
+      <w:start w:val="1"/>
+      <w:numFmt w:val="lowerLetter"/>
+      <w:lvlText w:val="%8)"/>
+      <w:lvlJc w:val="left"/>
+      <w:pPr>
+        <w:ind w:left="4230" w:hanging="420"/>
+      </w:pPr>
+    </w:lvl>
+    <w:lvl w:ilvl="8" w:tplc="0409001B" w:tentative="1">
+      <w:start w:val="1"/>
+      <w:numFmt w:val="lowerRoman"/>
+      <w:lvlText w:val="%9."/>
+      <w:lvlJc w:val="right"/>
+      <w:pPr>
+        <w:ind w:left="4650" w:hanging="420"/>
+      </w:pPr>
+    </w:lvl>
+  </w:abstractNum>
+  <w:abstractNum w:abstractNumId="16">
+    <w:nsid w:val="39C31ECF"/>
+    <w:multiLevelType w:val="hybridMultilevel"/>
+    <w:tmpl w:val="1F2EA18A"/>
+    <w:lvl w:ilvl="0" w:tplc="0409001B">
+      <w:start w:val="1"/>
+      <w:numFmt w:val="lowerRoman"/>
+      <w:lvlText w:val="%1."/>
+      <w:lvlJc w:val="right"/>
+      <w:pPr>
+        <w:ind w:left="1710" w:hanging="420"/>
+      </w:pPr>
+    </w:lvl>
+    <w:lvl w:ilvl="1" w:tplc="04090019" w:tentative="1">
+      <w:start w:val="1"/>
+      <w:numFmt w:val="lowerLetter"/>
+      <w:lvlText w:val="%2)"/>
+      <w:lvlJc w:val="left"/>
+      <w:pPr>
+        <w:ind w:left="2130" w:hanging="420"/>
+      </w:pPr>
+    </w:lvl>
+    <w:lvl w:ilvl="2" w:tplc="0409001B" w:tentative="1">
+      <w:start w:val="1"/>
+      <w:numFmt w:val="lowerRoman"/>
+      <w:lvlText w:val="%3."/>
+      <w:lvlJc w:val="right"/>
+      <w:pPr>
+        <w:ind w:left="2550" w:hanging="420"/>
+      </w:pPr>
+    </w:lvl>
+    <w:lvl w:ilvl="3" w:tplc="0409000F" w:tentative="1">
+      <w:start w:val="1"/>
+      <w:numFmt w:val="decimal"/>
+      <w:lvlText w:val="%4."/>
+      <w:lvlJc w:val="left"/>
+      <w:pPr>
+        <w:ind w:left="2970" w:hanging="420"/>
+      </w:pPr>
+    </w:lvl>
+    <w:lvl w:ilvl="4" w:tplc="04090019" w:tentative="1">
+      <w:start w:val="1"/>
+      <w:numFmt w:val="lowerLetter"/>
+      <w:lvlText w:val="%5)"/>
+      <w:lvlJc w:val="left"/>
+      <w:pPr>
+        <w:ind w:left="3390" w:hanging="420"/>
+      </w:pPr>
+    </w:lvl>
+    <w:lvl w:ilvl="5" w:tplc="0409001B" w:tentative="1">
+      <w:start w:val="1"/>
+      <w:numFmt w:val="lowerRoman"/>
+      <w:lvlText w:val="%6."/>
+      <w:lvlJc w:val="right"/>
+      <w:pPr>
+        <w:ind w:left="3810" w:hanging="420"/>
+      </w:pPr>
+    </w:lvl>
+    <w:lvl w:ilvl="6" w:tplc="0409000F" w:tentative="1">
+      <w:start w:val="1"/>
+      <w:numFmt w:val="decimal"/>
+      <w:lvlText w:val="%7."/>
+      <w:lvlJc w:val="left"/>
+      <w:pPr>
+        <w:ind w:left="4230" w:hanging="420"/>
+      </w:pPr>
+    </w:lvl>
+    <w:lvl w:ilvl="7" w:tplc="04090019" w:tentative="1">
+      <w:start w:val="1"/>
+      <w:numFmt w:val="lowerLetter"/>
+      <w:lvlText w:val="%8)"/>
+      <w:lvlJc w:val="left"/>
+      <w:pPr>
+        <w:ind w:left="4650" w:hanging="420"/>
+      </w:pPr>
+    </w:lvl>
+    <w:lvl w:ilvl="8" w:tplc="0409001B" w:tentative="1">
+      <w:start w:val="1"/>
+      <w:numFmt w:val="lowerRoman"/>
+      <w:lvlText w:val="%9."/>
+      <w:lvlJc w:val="right"/>
+      <w:pPr>
+        <w:ind w:left="5070" w:hanging="420"/>
+      </w:pPr>
+    </w:lvl>
+  </w:abstractNum>
+  <w:abstractNum w:abstractNumId="17">
+    <w:nsid w:val="3AC97F15"/>
+    <w:multiLevelType w:val="hybridMultilevel"/>
+    <w:tmpl w:val="372A9548"/>
+    <w:lvl w:ilvl="0" w:tplc="04090011">
+      <w:start w:val="1"/>
+      <w:numFmt w:val="decimal"/>
+      <w:lvlText w:val="%1)"/>
+      <w:lvlJc w:val="left"/>
+      <w:pPr>
+        <w:ind w:left="777" w:hanging="420"/>
+      </w:pPr>
+    </w:lvl>
+    <w:lvl w:ilvl="1" w:tplc="04090019" w:tentative="1">
+      <w:start w:val="1"/>
+      <w:numFmt w:val="lowerLetter"/>
+      <w:lvlText w:val="%2)"/>
+      <w:lvlJc w:val="left"/>
+      <w:pPr>
+        <w:ind w:left="1197" w:hanging="420"/>
+      </w:pPr>
+    </w:lvl>
+    <w:lvl w:ilvl="2" w:tplc="0409001B" w:tentative="1">
+      <w:start w:val="1"/>
+      <w:numFmt w:val="lowerRoman"/>
+      <w:lvlText w:val="%3."/>
+      <w:lvlJc w:val="right"/>
+      <w:pPr>
+        <w:ind w:left="1617" w:hanging="420"/>
+      </w:pPr>
+    </w:lvl>
+    <w:lvl w:ilvl="3" w:tplc="0409000F" w:tentative="1">
+      <w:start w:val="1"/>
+      <w:numFmt w:val="decimal"/>
+      <w:lvlText w:val="%4."/>
+      <w:lvlJc w:val="left"/>
+      <w:pPr>
+        <w:ind w:left="2037" w:hanging="420"/>
+      </w:pPr>
+    </w:lvl>
+    <w:lvl w:ilvl="4" w:tplc="04090019" w:tentative="1">
+      <w:start w:val="1"/>
+      <w:numFmt w:val="lowerLetter"/>
+      <w:lvlText w:val="%5)"/>
+      <w:lvlJc w:val="left"/>
+      <w:pPr>
+        <w:ind w:left="2457" w:hanging="420"/>
+      </w:pPr>
+    </w:lvl>
+    <w:lvl w:ilvl="5" w:tplc="0409001B" w:tentative="1">
+      <w:start w:val="1"/>
+      <w:numFmt w:val="lowerRoman"/>
+      <w:lvlText w:val="%6."/>
+      <w:lvlJc w:val="right"/>
+      <w:pPr>
+        <w:ind w:left="2877" w:hanging="420"/>
+      </w:pPr>
+    </w:lvl>
+    <w:lvl w:ilvl="6" w:tplc="0409000F" w:tentative="1">
+      <w:start w:val="1"/>
+      <w:numFmt w:val="decimal"/>
+      <w:lvlText w:val="%7."/>
+      <w:lvlJc w:val="left"/>
+      <w:pPr>
+        <w:ind w:left="3297" w:hanging="420"/>
+      </w:pPr>
+    </w:lvl>
+    <w:lvl w:ilvl="7" w:tplc="04090019" w:tentative="1">
+      <w:start w:val="1"/>
+      <w:numFmt w:val="lowerLetter"/>
+      <w:lvlText w:val="%8)"/>
+      <w:lvlJc w:val="left"/>
+      <w:pPr>
+        <w:ind w:left="3717" w:hanging="420"/>
+      </w:pPr>
+    </w:lvl>
+    <w:lvl w:ilvl="8" w:tplc="0409001B" w:tentative="1">
+      <w:start w:val="1"/>
+      <w:numFmt w:val="lowerRoman"/>
+      <w:lvlText w:val="%9."/>
+      <w:lvlJc w:val="right"/>
+      <w:pPr>
+        <w:ind w:left="4137" w:hanging="420"/>
+      </w:pPr>
+    </w:lvl>
+  </w:abstractNum>
+  <w:abstractNum w:abstractNumId="18">
+    <w:nsid w:val="3E1457F4"/>
+    <w:multiLevelType w:val="hybridMultilevel"/>
+    <w:tmpl w:val="F02EC0E0"/>
+    <w:lvl w:ilvl="0" w:tplc="04090015">
+      <w:start w:val="1"/>
+      <w:numFmt w:val="upperLetter"/>
+      <w:lvlText w:val="%1."/>
+      <w:lvlJc w:val="left"/>
+      <w:pPr>
+        <w:ind w:left="1301" w:hanging="420"/>
+      </w:pPr>
+    </w:lvl>
+    <w:lvl w:ilvl="1" w:tplc="04090019" w:tentative="1">
+      <w:start w:val="1"/>
+      <w:numFmt w:val="lowerLetter"/>
+      <w:lvlText w:val="%2)"/>
+      <w:lvlJc w:val="left"/>
+      <w:pPr>
+        <w:ind w:left="1721" w:hanging="420"/>
+      </w:pPr>
+    </w:lvl>
+    <w:lvl w:ilvl="2" w:tplc="0409001B" w:tentative="1">
+      <w:start w:val="1"/>
+      <w:numFmt w:val="lowerRoman"/>
+      <w:lvlText w:val="%3."/>
+      <w:lvlJc w:val="right"/>
+      <w:pPr>
+        <w:ind w:left="2141" w:hanging="420"/>
+      </w:pPr>
+    </w:lvl>
+    <w:lvl w:ilvl="3" w:tplc="0409000F" w:tentative="1">
+      <w:start w:val="1"/>
+      <w:numFmt w:val="decimal"/>
+      <w:lvlText w:val="%4."/>
+      <w:lvlJc w:val="left"/>
+      <w:pPr>
+        <w:ind w:left="2561" w:hanging="420"/>
+      </w:pPr>
+    </w:lvl>
+    <w:lvl w:ilvl="4" w:tplc="04090019" w:tentative="1">
+      <w:start w:val="1"/>
+      <w:numFmt w:val="lowerLetter"/>
+      <w:lvlText w:val="%5)"/>
+      <w:lvlJc w:val="left"/>
+      <w:pPr>
+        <w:ind w:left="2981" w:hanging="420"/>
+      </w:pPr>
+    </w:lvl>
+    <w:lvl w:ilvl="5" w:tplc="0409001B" w:tentative="1">
+      <w:start w:val="1"/>
+      <w:numFmt w:val="lowerRoman"/>
+      <w:lvlText w:val="%6."/>
+      <w:lvlJc w:val="right"/>
+      <w:pPr>
+        <w:ind w:left="3401" w:hanging="420"/>
+      </w:pPr>
+    </w:lvl>
+    <w:lvl w:ilvl="6" w:tplc="0409000F" w:tentative="1">
+      <w:start w:val="1"/>
+      <w:numFmt w:val="decimal"/>
+      <w:lvlText w:val="%7."/>
+      <w:lvlJc w:val="left"/>
+      <w:pPr>
+        <w:ind w:left="3821" w:hanging="420"/>
+      </w:pPr>
+    </w:lvl>
+    <w:lvl w:ilvl="7" w:tplc="04090019" w:tentative="1">
+      <w:start w:val="1"/>
+      <w:numFmt w:val="lowerLetter"/>
+      <w:lvlText w:val="%8)"/>
+      <w:lvlJc w:val="left"/>
+      <w:pPr>
+        <w:ind w:left="4241" w:hanging="420"/>
+      </w:pPr>
+    </w:lvl>
+    <w:lvl w:ilvl="8" w:tplc="0409001B" w:tentative="1">
+      <w:start w:val="1"/>
+      <w:numFmt w:val="lowerRoman"/>
+      <w:lvlText w:val="%9."/>
+      <w:lvlJc w:val="right"/>
+      <w:pPr>
+        <w:ind w:left="4661" w:hanging="420"/>
+      </w:pPr>
+    </w:lvl>
+  </w:abstractNum>
+  <w:abstractNum w:abstractNumId="19">
+    <w:nsid w:val="43A55E54"/>
+    <w:multiLevelType w:val="hybridMultilevel"/>
+    <w:tmpl w:val="F7AC1BBA"/>
+    <w:lvl w:ilvl="0" w:tplc="0409001B">
+      <w:start w:val="1"/>
+      <w:numFmt w:val="lowerRoman"/>
+      <w:lvlText w:val="%1."/>
+      <w:lvlJc w:val="right"/>
+      <w:pPr>
+        <w:ind w:left="1197" w:hanging="420"/>
+      </w:pPr>
+    </w:lvl>
+    <w:lvl w:ilvl="1" w:tplc="04090019" w:tentative="1">
+      <w:start w:val="1"/>
+      <w:numFmt w:val="lowerLetter"/>
+      <w:lvlText w:val="%2)"/>
+      <w:lvlJc w:val="left"/>
+      <w:pPr>
+        <w:ind w:left="1617" w:hanging="420"/>
+      </w:pPr>
+    </w:lvl>
+    <w:lvl w:ilvl="2" w:tplc="0409001B" w:tentative="1">
+      <w:start w:val="1"/>
+      <w:numFmt w:val="lowerRoman"/>
+      <w:lvlText w:val="%3."/>
+      <w:lvlJc w:val="right"/>
+      <w:pPr>
+        <w:ind w:left="2037" w:hanging="420"/>
+      </w:pPr>
+    </w:lvl>
+    <w:lvl w:ilvl="3" w:tplc="0409000F" w:tentative="1">
+      <w:start w:val="1"/>
+      <w:numFmt w:val="decimal"/>
+      <w:lvlText w:val="%4."/>
+      <w:lvlJc w:val="left"/>
+      <w:pPr>
+        <w:ind w:left="2457" w:hanging="420"/>
+      </w:pPr>
+    </w:lvl>
+    <w:lvl w:ilvl="4" w:tplc="04090019" w:tentative="1">
+      <w:start w:val="1"/>
+      <w:numFmt w:val="lowerLetter"/>
+      <w:lvlText w:val="%5)"/>
+      <w:lvlJc w:val="left"/>
+      <w:pPr>
+        <w:ind w:left="2877" w:hanging="420"/>
+      </w:pPr>
+    </w:lvl>
+    <w:lvl w:ilvl="5" w:tplc="0409001B" w:tentative="1">
+      <w:start w:val="1"/>
+      <w:numFmt w:val="lowerRoman"/>
+      <w:lvlText w:val="%6."/>
+      <w:lvlJc w:val="right"/>
+      <w:pPr>
+        <w:ind w:left="3297" w:hanging="420"/>
+      </w:pPr>
+    </w:lvl>
+    <w:lvl w:ilvl="6" w:tplc="0409000F" w:tentative="1">
+      <w:start w:val="1"/>
+      <w:numFmt w:val="decimal"/>
+      <w:lvlText w:val="%7."/>
+      <w:lvlJc w:val="left"/>
+      <w:pPr>
+        <w:ind w:left="3717" w:hanging="420"/>
+      </w:pPr>
+    </w:lvl>
+    <w:lvl w:ilvl="7" w:tplc="04090019" w:tentative="1">
+      <w:start w:val="1"/>
+      <w:numFmt w:val="lowerLetter"/>
+      <w:lvlText w:val="%8)"/>
+      <w:lvlJc w:val="left"/>
+      <w:pPr>
+        <w:ind w:left="4137" w:hanging="420"/>
+      </w:pPr>
+    </w:lvl>
+    <w:lvl w:ilvl="8" w:tplc="0409001B" w:tentative="1">
+      <w:start w:val="1"/>
+      <w:numFmt w:val="lowerRoman"/>
+      <w:lvlText w:val="%9."/>
+      <w:lvlJc w:val="right"/>
+      <w:pPr>
+        <w:ind w:left="4557" w:hanging="420"/>
+      </w:pPr>
+    </w:lvl>
+  </w:abstractNum>
+  <w:abstractNum w:abstractNumId="20">
     <w:nsid w:val="4919108D"/>
     <w:multiLevelType w:val="hybridMultilevel"/>
     <w:tmpl w:val="47560A34"/>
@@ -5474,10 +6964,10 @@
       </w:pPr>
     </w:lvl>
   </w:abstractNum>
-  <w:abstractNum w:abstractNumId="7">
-    <w:nsid w:val="52A421D6"/>
+  <w:abstractNum w:abstractNumId="21">
+    <w:nsid w:val="51334D8E"/>
     <w:multiLevelType w:val="hybridMultilevel"/>
-    <w:tmpl w:val="59C43264"/>
+    <w:tmpl w:val="F15A88F8"/>
     <w:lvl w:ilvl="0" w:tplc="0409001B">
       <w:start w:val="1"/>
       <w:numFmt w:val="lowerRoman"/>
@@ -5560,7 +7050,93 @@
       </w:pPr>
     </w:lvl>
   </w:abstractNum>
-  <w:abstractNum w:abstractNumId="8">
+  <w:abstractNum w:abstractNumId="22">
+    <w:nsid w:val="5729105D"/>
+    <w:multiLevelType w:val="hybridMultilevel"/>
+    <w:tmpl w:val="0BC4BFA8"/>
+    <w:lvl w:ilvl="0" w:tplc="0409000F">
+      <w:start w:val="1"/>
+      <w:numFmt w:val="decimal"/>
+      <w:lvlText w:val="%1."/>
+      <w:lvlJc w:val="left"/>
+      <w:pPr>
+        <w:ind w:left="777" w:hanging="420"/>
+      </w:pPr>
+    </w:lvl>
+    <w:lvl w:ilvl="1" w:tplc="04090019" w:tentative="1">
+      <w:start w:val="1"/>
+      <w:numFmt w:val="lowerLetter"/>
+      <w:lvlText w:val="%2)"/>
+      <w:lvlJc w:val="left"/>
+      <w:pPr>
+        <w:ind w:left="1197" w:hanging="420"/>
+      </w:pPr>
+    </w:lvl>
+    <w:lvl w:ilvl="2" w:tplc="0409001B" w:tentative="1">
+      <w:start w:val="1"/>
+      <w:numFmt w:val="lowerRoman"/>
+      <w:lvlText w:val="%3."/>
+      <w:lvlJc w:val="right"/>
+      <w:pPr>
+        <w:ind w:left="1617" w:hanging="420"/>
+      </w:pPr>
+    </w:lvl>
+    <w:lvl w:ilvl="3" w:tplc="0409000F" w:tentative="1">
+      <w:start w:val="1"/>
+      <w:numFmt w:val="decimal"/>
+      <w:lvlText w:val="%4."/>
+      <w:lvlJc w:val="left"/>
+      <w:pPr>
+        <w:ind w:left="2037" w:hanging="420"/>
+      </w:pPr>
+    </w:lvl>
+    <w:lvl w:ilvl="4" w:tplc="04090019" w:tentative="1">
+      <w:start w:val="1"/>
+      <w:numFmt w:val="lowerLetter"/>
+      <w:lvlText w:val="%5)"/>
+      <w:lvlJc w:val="left"/>
+      <w:pPr>
+        <w:ind w:left="2457" w:hanging="420"/>
+      </w:pPr>
+    </w:lvl>
+    <w:lvl w:ilvl="5" w:tplc="0409001B" w:tentative="1">
+      <w:start w:val="1"/>
+      <w:numFmt w:val="lowerRoman"/>
+      <w:lvlText w:val="%6."/>
+      <w:lvlJc w:val="right"/>
+      <w:pPr>
+        <w:ind w:left="2877" w:hanging="420"/>
+      </w:pPr>
+    </w:lvl>
+    <w:lvl w:ilvl="6" w:tplc="0409000F" w:tentative="1">
+      <w:start w:val="1"/>
+      <w:numFmt w:val="decimal"/>
+      <w:lvlText w:val="%7."/>
+      <w:lvlJc w:val="left"/>
+      <w:pPr>
+        <w:ind w:left="3297" w:hanging="420"/>
+      </w:pPr>
+    </w:lvl>
+    <w:lvl w:ilvl="7" w:tplc="04090019" w:tentative="1">
+      <w:start w:val="1"/>
+      <w:numFmt w:val="lowerLetter"/>
+      <w:lvlText w:val="%8)"/>
+      <w:lvlJc w:val="left"/>
+      <w:pPr>
+        <w:ind w:left="3717" w:hanging="420"/>
+      </w:pPr>
+    </w:lvl>
+    <w:lvl w:ilvl="8" w:tplc="0409001B" w:tentative="1">
+      <w:start w:val="1"/>
+      <w:numFmt w:val="lowerRoman"/>
+      <w:lvlText w:val="%9."/>
+      <w:lvlJc w:val="right"/>
+      <w:pPr>
+        <w:ind w:left="4137" w:hanging="420"/>
+      </w:pPr>
+    </w:lvl>
+  </w:abstractNum>
+  <w:abstractNum w:abstractNumId="23">
     <w:nsid w:val="589E00D2"/>
     <w:multiLevelType w:val="hybridMultilevel"/>
     <w:tmpl w:val="712282AA"/>
@@ -5571,16 +7147,16 @@
       <w:lvlText w:val="%1."/>
       <w:lvlJc w:val="left"/>
       <w:pPr>
-        <w:ind w:left="777" w:hanging="420"/>
-      </w:pPr>
-    </w:lvl>
-    <w:lvl w:ilvl="1" w:tplc="04090019">
+        <w:ind w:left="840" w:hanging="420"/>
+      </w:pPr>
+    </w:lvl>
+    <w:lvl w:ilvl="1" w:tplc="04090019" w:tentative="1">
       <w:start w:val="1"/>
       <w:numFmt w:val="lowerLetter"/>
       <w:lvlText w:val="%2)"/>
       <w:lvlJc w:val="left"/>
       <w:pPr>
-        <w:ind w:left="1197" w:hanging="420"/>
+        <w:ind w:left="1260" w:hanging="420"/>
       </w:pPr>
     </w:lvl>
     <w:lvl w:ilvl="2" w:tplc="0409001B" w:tentative="1">
@@ -5589,7 +7165,7 @@
       <w:lvlText w:val="%3."/>
       <w:lvlJc w:val="right"/>
       <w:pPr>
-        <w:ind w:left="1617" w:hanging="420"/>
+        <w:ind w:left="1680" w:hanging="420"/>
       </w:pPr>
     </w:lvl>
     <w:lvl w:ilvl="3" w:tplc="0409000F" w:tentative="1">
@@ -5598,7 +7174,7 @@
       <w:lvlText w:val="%4."/>
       <w:lvlJc w:val="left"/>
       <w:pPr>
-        <w:ind w:left="2037" w:hanging="420"/>
+        <w:ind w:left="2100" w:hanging="420"/>
       </w:pPr>
     </w:lvl>
     <w:lvl w:ilvl="4" w:tplc="04090019" w:tentative="1">
@@ -5607,7 +7183,7 @@
       <w:lvlText w:val="%5)"/>
       <w:lvlJc w:val="left"/>
       <w:pPr>
-        <w:ind w:left="2457" w:hanging="420"/>
+        <w:ind w:left="2520" w:hanging="420"/>
       </w:pPr>
     </w:lvl>
     <w:lvl w:ilvl="5" w:tplc="0409001B" w:tentative="1">
@@ -5616,7 +7192,7 @@
       <w:lvlText w:val="%6."/>
       <w:lvlJc w:val="right"/>
       <w:pPr>
-        <w:ind w:left="2877" w:hanging="420"/>
+        <w:ind w:left="2940" w:hanging="420"/>
       </w:pPr>
     </w:lvl>
     <w:lvl w:ilvl="6" w:tplc="0409000F" w:tentative="1">
@@ -5625,7 +7201,7 @@
       <w:lvlText w:val="%7."/>
       <w:lvlJc w:val="left"/>
       <w:pPr>
-        <w:ind w:left="3297" w:hanging="420"/>
+        <w:ind w:left="3360" w:hanging="420"/>
       </w:pPr>
     </w:lvl>
     <w:lvl w:ilvl="7" w:tplc="04090019" w:tentative="1">
@@ -5634,7 +7210,7 @@
       <w:lvlText w:val="%8)"/>
       <w:lvlJc w:val="left"/>
       <w:pPr>
-        <w:ind w:left="3717" w:hanging="420"/>
+        <w:ind w:left="3780" w:hanging="420"/>
       </w:pPr>
     </w:lvl>
     <w:lvl w:ilvl="8" w:tplc="0409001B" w:tentative="1">
@@ -5643,39 +7219,383 @@
       <w:lvlText w:val="%9."/>
       <w:lvlJc w:val="right"/>
       <w:pPr>
-        <w:ind w:left="4137" w:hanging="420"/>
+        <w:ind w:left="4200" w:hanging="420"/>
       </w:pPr>
     </w:lvl>
   </w:abstractNum>
-  <w:abstractNum w:abstractNumId="9">
-    <w:nsid w:val="63D407DD"/>
+  <w:abstractNum w:abstractNumId="24">
+    <w:nsid w:val="5C1E21C2"/>
     <w:multiLevelType w:val="hybridMultilevel"/>
-    <w:tmpl w:val="9EEC44EC"/>
+    <w:tmpl w:val="1F52D11C"/>
+    <w:lvl w:ilvl="0" w:tplc="04090015">
+      <w:start w:val="1"/>
+      <w:numFmt w:val="upperLetter"/>
+      <w:lvlText w:val="%1."/>
+      <w:lvlJc w:val="left"/>
+      <w:pPr>
+        <w:ind w:left="1710" w:hanging="420"/>
+      </w:pPr>
+    </w:lvl>
+    <w:lvl w:ilvl="1" w:tplc="04090019" w:tentative="1">
+      <w:start w:val="1"/>
+      <w:numFmt w:val="lowerLetter"/>
+      <w:lvlText w:val="%2)"/>
+      <w:lvlJc w:val="left"/>
+      <w:pPr>
+        <w:ind w:left="2130" w:hanging="420"/>
+      </w:pPr>
+    </w:lvl>
+    <w:lvl w:ilvl="2" w:tplc="0409001B" w:tentative="1">
+      <w:start w:val="1"/>
+      <w:numFmt w:val="lowerRoman"/>
+      <w:lvlText w:val="%3."/>
+      <w:lvlJc w:val="right"/>
+      <w:pPr>
+        <w:ind w:left="2550" w:hanging="420"/>
+      </w:pPr>
+    </w:lvl>
+    <w:lvl w:ilvl="3" w:tplc="0409000F" w:tentative="1">
+      <w:start w:val="1"/>
+      <w:numFmt w:val="decimal"/>
+      <w:lvlText w:val="%4."/>
+      <w:lvlJc w:val="left"/>
+      <w:pPr>
+        <w:ind w:left="2970" w:hanging="420"/>
+      </w:pPr>
+    </w:lvl>
+    <w:lvl w:ilvl="4" w:tplc="04090019" w:tentative="1">
+      <w:start w:val="1"/>
+      <w:numFmt w:val="lowerLetter"/>
+      <w:lvlText w:val="%5)"/>
+      <w:lvlJc w:val="left"/>
+      <w:pPr>
+        <w:ind w:left="3390" w:hanging="420"/>
+      </w:pPr>
+    </w:lvl>
+    <w:lvl w:ilvl="5" w:tplc="0409001B" w:tentative="1">
+      <w:start w:val="1"/>
+      <w:numFmt w:val="lowerRoman"/>
+      <w:lvlText w:val="%6."/>
+      <w:lvlJc w:val="right"/>
+      <w:pPr>
+        <w:ind w:left="3810" w:hanging="420"/>
+      </w:pPr>
+    </w:lvl>
+    <w:lvl w:ilvl="6" w:tplc="0409000F" w:tentative="1">
+      <w:start w:val="1"/>
+      <w:numFmt w:val="decimal"/>
+      <w:lvlText w:val="%7."/>
+      <w:lvlJc w:val="left"/>
+      <w:pPr>
+        <w:ind w:left="4230" w:hanging="420"/>
+      </w:pPr>
+    </w:lvl>
+    <w:lvl w:ilvl="7" w:tplc="04090019" w:tentative="1">
+      <w:start w:val="1"/>
+      <w:numFmt w:val="lowerLetter"/>
+      <w:lvlText w:val="%8)"/>
+      <w:lvlJc w:val="left"/>
+      <w:pPr>
+        <w:ind w:left="4650" w:hanging="420"/>
+      </w:pPr>
+    </w:lvl>
+    <w:lvl w:ilvl="8" w:tplc="0409001B" w:tentative="1">
+      <w:start w:val="1"/>
+      <w:numFmt w:val="lowerRoman"/>
+      <w:lvlText w:val="%9."/>
+      <w:lvlJc w:val="right"/>
+      <w:pPr>
+        <w:ind w:left="5070" w:hanging="420"/>
+      </w:pPr>
+    </w:lvl>
+  </w:abstractNum>
+  <w:abstractNum w:abstractNumId="25">
+    <w:nsid w:val="5D943525"/>
+    <w:multiLevelType w:val="hybridMultilevel"/>
+    <w:tmpl w:val="C400C9FA"/>
+    <w:lvl w:ilvl="0" w:tplc="0409001B">
+      <w:start w:val="1"/>
+      <w:numFmt w:val="lowerRoman"/>
+      <w:lvlText w:val="%1."/>
+      <w:lvlJc w:val="right"/>
+      <w:pPr>
+        <w:ind w:left="1290" w:hanging="420"/>
+      </w:pPr>
+    </w:lvl>
+    <w:lvl w:ilvl="1" w:tplc="04090019" w:tentative="1">
+      <w:start w:val="1"/>
+      <w:numFmt w:val="lowerLetter"/>
+      <w:lvlText w:val="%2)"/>
+      <w:lvlJc w:val="left"/>
+      <w:pPr>
+        <w:ind w:left="1710" w:hanging="420"/>
+      </w:pPr>
+    </w:lvl>
+    <w:lvl w:ilvl="2" w:tplc="0409001B" w:tentative="1">
+      <w:start w:val="1"/>
+      <w:numFmt w:val="lowerRoman"/>
+      <w:lvlText w:val="%3."/>
+      <w:lvlJc w:val="right"/>
+      <w:pPr>
+        <w:ind w:left="2130" w:hanging="420"/>
+      </w:pPr>
+    </w:lvl>
+    <w:lvl w:ilvl="3" w:tplc="0409000F" w:tentative="1">
+      <w:start w:val="1"/>
+      <w:numFmt w:val="decimal"/>
+      <w:lvlText w:val="%4."/>
+      <w:lvlJc w:val="left"/>
+      <w:pPr>
+        <w:ind w:left="2550" w:hanging="420"/>
+      </w:pPr>
+    </w:lvl>
+    <w:lvl w:ilvl="4" w:tplc="04090019" w:tentative="1">
+      <w:start w:val="1"/>
+      <w:numFmt w:val="lowerLetter"/>
+      <w:lvlText w:val="%5)"/>
+      <w:lvlJc w:val="left"/>
+      <w:pPr>
+        <w:ind w:left="2970" w:hanging="420"/>
+      </w:pPr>
+    </w:lvl>
+    <w:lvl w:ilvl="5" w:tplc="0409001B" w:tentative="1">
+      <w:start w:val="1"/>
+      <w:numFmt w:val="lowerRoman"/>
+      <w:lvlText w:val="%6."/>
+      <w:lvlJc w:val="right"/>
+      <w:pPr>
+        <w:ind w:left="3390" w:hanging="420"/>
+      </w:pPr>
+    </w:lvl>
+    <w:lvl w:ilvl="6" w:tplc="0409000F" w:tentative="1">
+      <w:start w:val="1"/>
+      <w:numFmt w:val="decimal"/>
+      <w:lvlText w:val="%7."/>
+      <w:lvlJc w:val="left"/>
+      <w:pPr>
+        <w:ind w:left="3810" w:hanging="420"/>
+      </w:pPr>
+    </w:lvl>
+    <w:lvl w:ilvl="7" w:tplc="04090019" w:tentative="1">
+      <w:start w:val="1"/>
+      <w:numFmt w:val="lowerLetter"/>
+      <w:lvlText w:val="%8)"/>
+      <w:lvlJc w:val="left"/>
+      <w:pPr>
+        <w:ind w:left="4230" w:hanging="420"/>
+      </w:pPr>
+    </w:lvl>
+    <w:lvl w:ilvl="8" w:tplc="0409001B" w:tentative="1">
+      <w:start w:val="1"/>
+      <w:numFmt w:val="lowerRoman"/>
+      <w:lvlText w:val="%9."/>
+      <w:lvlJc w:val="right"/>
+      <w:pPr>
+        <w:ind w:left="4650" w:hanging="420"/>
+      </w:pPr>
+    </w:lvl>
+  </w:abstractNum>
+  <w:abstractNum w:abstractNumId="26">
+    <w:nsid w:val="60903E3B"/>
+    <w:multiLevelType w:val="hybridMultilevel"/>
+    <w:tmpl w:val="476A3136"/>
+    <w:lvl w:ilvl="0" w:tplc="04090015">
+      <w:start w:val="1"/>
+      <w:numFmt w:val="upperLetter"/>
+      <w:lvlText w:val="%1."/>
+      <w:lvlJc w:val="left"/>
+      <w:pPr>
+        <w:ind w:left="1710" w:hanging="420"/>
+      </w:pPr>
+    </w:lvl>
+    <w:lvl w:ilvl="1" w:tplc="04090019" w:tentative="1">
+      <w:start w:val="1"/>
+      <w:numFmt w:val="lowerLetter"/>
+      <w:lvlText w:val="%2)"/>
+      <w:lvlJc w:val="left"/>
+      <w:pPr>
+        <w:ind w:left="2130" w:hanging="420"/>
+      </w:pPr>
+    </w:lvl>
+    <w:lvl w:ilvl="2" w:tplc="0409001B" w:tentative="1">
+      <w:start w:val="1"/>
+      <w:numFmt w:val="lowerRoman"/>
+      <w:lvlText w:val="%3."/>
+      <w:lvlJc w:val="right"/>
+      <w:pPr>
+        <w:ind w:left="2550" w:hanging="420"/>
+      </w:pPr>
+    </w:lvl>
+    <w:lvl w:ilvl="3" w:tplc="0409000F" w:tentative="1">
+      <w:start w:val="1"/>
+      <w:numFmt w:val="decimal"/>
+      <w:lvlText w:val="%4."/>
+      <w:lvlJc w:val="left"/>
+      <w:pPr>
+        <w:ind w:left="2970" w:hanging="420"/>
+      </w:pPr>
+    </w:lvl>
+    <w:lvl w:ilvl="4" w:tplc="04090019" w:tentative="1">
+      <w:start w:val="1"/>
+      <w:numFmt w:val="lowerLetter"/>
+      <w:lvlText w:val="%5)"/>
+      <w:lvlJc w:val="left"/>
+      <w:pPr>
+        <w:ind w:left="3390" w:hanging="420"/>
+      </w:pPr>
+    </w:lvl>
+    <w:lvl w:ilvl="5" w:tplc="0409001B" w:tentative="1">
+      <w:start w:val="1"/>
+      <w:numFmt w:val="lowerRoman"/>
+      <w:lvlText w:val="%6."/>
+      <w:lvlJc w:val="right"/>
+      <w:pPr>
+        <w:ind w:left="3810" w:hanging="420"/>
+      </w:pPr>
+    </w:lvl>
+    <w:lvl w:ilvl="6" w:tplc="0409000F" w:tentative="1">
+      <w:start w:val="1"/>
+      <w:numFmt w:val="decimal"/>
+      <w:lvlText w:val="%7."/>
+      <w:lvlJc w:val="left"/>
+      <w:pPr>
+        <w:ind w:left="4230" w:hanging="420"/>
+      </w:pPr>
+    </w:lvl>
+    <w:lvl w:ilvl="7" w:tplc="04090019" w:tentative="1">
+      <w:start w:val="1"/>
+      <w:numFmt w:val="lowerLetter"/>
+      <w:lvlText w:val="%8)"/>
+      <w:lvlJc w:val="left"/>
+      <w:pPr>
+        <w:ind w:left="4650" w:hanging="420"/>
+      </w:pPr>
+    </w:lvl>
+    <w:lvl w:ilvl="8" w:tplc="0409001B" w:tentative="1">
+      <w:start w:val="1"/>
+      <w:numFmt w:val="lowerRoman"/>
+      <w:lvlText w:val="%9."/>
+      <w:lvlJc w:val="right"/>
+      <w:pPr>
+        <w:ind w:left="5070" w:hanging="420"/>
+      </w:pPr>
+    </w:lvl>
+  </w:abstractNum>
+  <w:abstractNum w:abstractNumId="27">
+    <w:nsid w:val="62452D00"/>
+    <w:multiLevelType w:val="hybridMultilevel"/>
+    <w:tmpl w:val="0598F0A2"/>
+    <w:lvl w:ilvl="0" w:tplc="0409001B">
+      <w:start w:val="1"/>
+      <w:numFmt w:val="lowerRoman"/>
+      <w:lvlText w:val="%1."/>
+      <w:lvlJc w:val="right"/>
+      <w:pPr>
+        <w:ind w:left="1290" w:hanging="420"/>
+      </w:pPr>
+    </w:lvl>
+    <w:lvl w:ilvl="1" w:tplc="04090019" w:tentative="1">
+      <w:start w:val="1"/>
+      <w:numFmt w:val="lowerLetter"/>
+      <w:lvlText w:val="%2)"/>
+      <w:lvlJc w:val="left"/>
+      <w:pPr>
+        <w:ind w:left="1710" w:hanging="420"/>
+      </w:pPr>
+    </w:lvl>
+    <w:lvl w:ilvl="2" w:tplc="0409001B" w:tentative="1">
+      <w:start w:val="1"/>
+      <w:numFmt w:val="lowerRoman"/>
+      <w:lvlText w:val="%3."/>
+      <w:lvlJc w:val="right"/>
+      <w:pPr>
+        <w:ind w:left="2130" w:hanging="420"/>
+      </w:pPr>
+    </w:lvl>
+    <w:lvl w:ilvl="3" w:tplc="0409000F" w:tentative="1">
+      <w:start w:val="1"/>
+      <w:numFmt w:val="decimal"/>
+      <w:lvlText w:val="%4."/>
+      <w:lvlJc w:val="left"/>
+      <w:pPr>
+        <w:ind w:left="2550" w:hanging="420"/>
+      </w:pPr>
+    </w:lvl>
+    <w:lvl w:ilvl="4" w:tplc="04090019" w:tentative="1">
+      <w:start w:val="1"/>
+      <w:numFmt w:val="lowerLetter"/>
+      <w:lvlText w:val="%5)"/>
+      <w:lvlJc w:val="left"/>
+      <w:pPr>
+        <w:ind w:left="2970" w:hanging="420"/>
+      </w:pPr>
+    </w:lvl>
+    <w:lvl w:ilvl="5" w:tplc="0409001B" w:tentative="1">
+      <w:start w:val="1"/>
+      <w:numFmt w:val="lowerRoman"/>
+      <w:lvlText w:val="%6."/>
+      <w:lvlJc w:val="right"/>
+      <w:pPr>
+        <w:ind w:left="3390" w:hanging="420"/>
+      </w:pPr>
+    </w:lvl>
+    <w:lvl w:ilvl="6" w:tplc="0409000F" w:tentative="1">
+      <w:start w:val="1"/>
+      <w:numFmt w:val="decimal"/>
+      <w:lvlText w:val="%7."/>
+      <w:lvlJc w:val="left"/>
+      <w:pPr>
+        <w:ind w:left="3810" w:hanging="420"/>
+      </w:pPr>
+    </w:lvl>
+    <w:lvl w:ilvl="7" w:tplc="04090019" w:tentative="1">
+      <w:start w:val="1"/>
+      <w:numFmt w:val="lowerLetter"/>
+      <w:lvlText w:val="%8)"/>
+      <w:lvlJc w:val="left"/>
+      <w:pPr>
+        <w:ind w:left="4230" w:hanging="420"/>
+      </w:pPr>
+    </w:lvl>
+    <w:lvl w:ilvl="8" w:tplc="0409001B" w:tentative="1">
+      <w:start w:val="1"/>
+      <w:numFmt w:val="lowerRoman"/>
+      <w:lvlText w:val="%9."/>
+      <w:lvlJc w:val="right"/>
+      <w:pPr>
+        <w:ind w:left="4650" w:hanging="420"/>
+      </w:pPr>
+    </w:lvl>
+  </w:abstractNum>
+  <w:abstractNum w:abstractNumId="28">
+    <w:nsid w:val="69FC3C89"/>
+    <w:multiLevelType w:val="hybridMultilevel"/>
+    <w:tmpl w:val="AC5CE594"/>
     <w:lvl w:ilvl="0" w:tplc="04090011">
       <w:start w:val="1"/>
       <w:numFmt w:val="decimal"/>
       <w:lvlText w:val="%1)"/>
       <w:lvlJc w:val="left"/>
       <w:pPr>
+        <w:ind w:left="777" w:hanging="420"/>
+      </w:pPr>
+    </w:lvl>
+    <w:lvl w:ilvl="1" w:tplc="04090019" w:tentative="1">
+      <w:start w:val="1"/>
+      <w:numFmt w:val="lowerLetter"/>
+      <w:lvlText w:val="%2)"/>
+      <w:lvlJc w:val="left"/>
+      <w:pPr>
         <w:ind w:left="1197" w:hanging="420"/>
       </w:pPr>
     </w:lvl>
-    <w:lvl w:ilvl="1" w:tplc="04090019" w:tentative="1">
-      <w:start w:val="1"/>
-      <w:numFmt w:val="lowerLetter"/>
-      <w:lvlText w:val="%2)"/>
-      <w:lvlJc w:val="left"/>
+    <w:lvl w:ilvl="2" w:tplc="0409001B" w:tentative="1">
+      <w:start w:val="1"/>
+      <w:numFmt w:val="lowerRoman"/>
+      <w:lvlText w:val="%3."/>
+      <w:lvlJc w:val="right"/>
       <w:pPr>
         <w:ind w:left="1617" w:hanging="420"/>
-      </w:pPr>
-    </w:lvl>
-    <w:lvl w:ilvl="2" w:tplc="0409001B" w:tentative="1">
-      <w:start w:val="1"/>
-      <w:numFmt w:val="lowerRoman"/>
-      <w:lvlText w:val="%3."/>
-      <w:lvlJc w:val="right"/>
-      <w:pPr>
-        <w:ind w:left="2037" w:hanging="420"/>
       </w:pPr>
     </w:lvl>
     <w:lvl w:ilvl="3" w:tplc="0409000F" w:tentative="1">
@@ -5684,25 +7604,25 @@
       <w:lvlText w:val="%4."/>
       <w:lvlJc w:val="left"/>
       <w:pPr>
+        <w:ind w:left="2037" w:hanging="420"/>
+      </w:pPr>
+    </w:lvl>
+    <w:lvl w:ilvl="4" w:tplc="04090019" w:tentative="1">
+      <w:start w:val="1"/>
+      <w:numFmt w:val="lowerLetter"/>
+      <w:lvlText w:val="%5)"/>
+      <w:lvlJc w:val="left"/>
+      <w:pPr>
         <w:ind w:left="2457" w:hanging="420"/>
       </w:pPr>
     </w:lvl>
-    <w:lvl w:ilvl="4" w:tplc="04090019" w:tentative="1">
-      <w:start w:val="1"/>
-      <w:numFmt w:val="lowerLetter"/>
-      <w:lvlText w:val="%5)"/>
-      <w:lvlJc w:val="left"/>
+    <w:lvl w:ilvl="5" w:tplc="0409001B" w:tentative="1">
+      <w:start w:val="1"/>
+      <w:numFmt w:val="lowerRoman"/>
+      <w:lvlText w:val="%6."/>
+      <w:lvlJc w:val="right"/>
       <w:pPr>
         <w:ind w:left="2877" w:hanging="420"/>
-      </w:pPr>
-    </w:lvl>
-    <w:lvl w:ilvl="5" w:tplc="0409001B" w:tentative="1">
-      <w:start w:val="1"/>
-      <w:numFmt w:val="lowerRoman"/>
-      <w:lvlText w:val="%6."/>
-      <w:lvlJc w:val="right"/>
-      <w:pPr>
-        <w:ind w:left="3297" w:hanging="420"/>
       </w:pPr>
     </w:lvl>
     <w:lvl w:ilvl="6" w:tplc="0409000F" w:tentative="1">
@@ -5711,32 +7631,32 @@
       <w:lvlText w:val="%7."/>
       <w:lvlJc w:val="left"/>
       <w:pPr>
+        <w:ind w:left="3297" w:hanging="420"/>
+      </w:pPr>
+    </w:lvl>
+    <w:lvl w:ilvl="7" w:tplc="04090019" w:tentative="1">
+      <w:start w:val="1"/>
+      <w:numFmt w:val="lowerLetter"/>
+      <w:lvlText w:val="%8)"/>
+      <w:lvlJc w:val="left"/>
+      <w:pPr>
         <w:ind w:left="3717" w:hanging="420"/>
       </w:pPr>
     </w:lvl>
-    <w:lvl w:ilvl="7" w:tplc="04090019" w:tentative="1">
-      <w:start w:val="1"/>
-      <w:numFmt w:val="lowerLetter"/>
-      <w:lvlText w:val="%8)"/>
-      <w:lvlJc w:val="left"/>
+    <w:lvl w:ilvl="8" w:tplc="0409001B" w:tentative="1">
+      <w:start w:val="1"/>
+      <w:numFmt w:val="lowerRoman"/>
+      <w:lvlText w:val="%9."/>
+      <w:lvlJc w:val="right"/>
       <w:pPr>
         <w:ind w:left="4137" w:hanging="420"/>
       </w:pPr>
     </w:lvl>
-    <w:lvl w:ilvl="8" w:tplc="0409001B" w:tentative="1">
-      <w:start w:val="1"/>
-      <w:numFmt w:val="lowerRoman"/>
-      <w:lvlText w:val="%9."/>
-      <w:lvlJc w:val="right"/>
-      <w:pPr>
-        <w:ind w:left="4557" w:hanging="420"/>
-      </w:pPr>
-    </w:lvl>
   </w:abstractNum>
-  <w:abstractNum w:abstractNumId="10">
-    <w:nsid w:val="6C64149B"/>
+  <w:abstractNum w:abstractNumId="29">
+    <w:nsid w:val="6B590105"/>
     <w:multiLevelType w:val="hybridMultilevel"/>
-    <w:tmpl w:val="59C43264"/>
+    <w:tmpl w:val="8182CF32"/>
     <w:lvl w:ilvl="0" w:tplc="0409001B">
       <w:start w:val="1"/>
       <w:numFmt w:val="lowerRoman"/>
@@ -5819,7 +7739,265 @@
       </w:pPr>
     </w:lvl>
   </w:abstractNum>
-  <w:abstractNum w:abstractNumId="11">
+  <w:abstractNum w:abstractNumId="30">
+    <w:nsid w:val="6C183509"/>
+    <w:multiLevelType w:val="hybridMultilevel"/>
+    <w:tmpl w:val="C518C7BC"/>
+    <w:lvl w:ilvl="0" w:tplc="0409001B">
+      <w:start w:val="1"/>
+      <w:numFmt w:val="lowerRoman"/>
+      <w:lvlText w:val="%1."/>
+      <w:lvlJc w:val="right"/>
+      <w:pPr>
+        <w:ind w:left="777" w:hanging="420"/>
+      </w:pPr>
+    </w:lvl>
+    <w:lvl w:ilvl="1" w:tplc="04090019" w:tentative="1">
+      <w:start w:val="1"/>
+      <w:numFmt w:val="lowerLetter"/>
+      <w:lvlText w:val="%2)"/>
+      <w:lvlJc w:val="left"/>
+      <w:pPr>
+        <w:ind w:left="1197" w:hanging="420"/>
+      </w:pPr>
+    </w:lvl>
+    <w:lvl w:ilvl="2" w:tplc="0409001B" w:tentative="1">
+      <w:start w:val="1"/>
+      <w:numFmt w:val="lowerRoman"/>
+      <w:lvlText w:val="%3."/>
+      <w:lvlJc w:val="right"/>
+      <w:pPr>
+        <w:ind w:left="1617" w:hanging="420"/>
+      </w:pPr>
+    </w:lvl>
+    <w:lvl w:ilvl="3" w:tplc="0409000F" w:tentative="1">
+      <w:start w:val="1"/>
+      <w:numFmt w:val="decimal"/>
+      <w:lvlText w:val="%4."/>
+      <w:lvlJc w:val="left"/>
+      <w:pPr>
+        <w:ind w:left="2037" w:hanging="420"/>
+      </w:pPr>
+    </w:lvl>
+    <w:lvl w:ilvl="4" w:tplc="04090019" w:tentative="1">
+      <w:start w:val="1"/>
+      <w:numFmt w:val="lowerLetter"/>
+      <w:lvlText w:val="%5)"/>
+      <w:lvlJc w:val="left"/>
+      <w:pPr>
+        <w:ind w:left="2457" w:hanging="420"/>
+      </w:pPr>
+    </w:lvl>
+    <w:lvl w:ilvl="5" w:tplc="0409001B" w:tentative="1">
+      <w:start w:val="1"/>
+      <w:numFmt w:val="lowerRoman"/>
+      <w:lvlText w:val="%6."/>
+      <w:lvlJc w:val="right"/>
+      <w:pPr>
+        <w:ind w:left="2877" w:hanging="420"/>
+      </w:pPr>
+    </w:lvl>
+    <w:lvl w:ilvl="6" w:tplc="0409000F" w:tentative="1">
+      <w:start w:val="1"/>
+      <w:numFmt w:val="decimal"/>
+      <w:lvlText w:val="%7."/>
+      <w:lvlJc w:val="left"/>
+      <w:pPr>
+        <w:ind w:left="3297" w:hanging="420"/>
+      </w:pPr>
+    </w:lvl>
+    <w:lvl w:ilvl="7" w:tplc="04090019" w:tentative="1">
+      <w:start w:val="1"/>
+      <w:numFmt w:val="lowerLetter"/>
+      <w:lvlText w:val="%8)"/>
+      <w:lvlJc w:val="left"/>
+      <w:pPr>
+        <w:ind w:left="3717" w:hanging="420"/>
+      </w:pPr>
+    </w:lvl>
+    <w:lvl w:ilvl="8" w:tplc="0409001B" w:tentative="1">
+      <w:start w:val="1"/>
+      <w:numFmt w:val="lowerRoman"/>
+      <w:lvlText w:val="%9."/>
+      <w:lvlJc w:val="right"/>
+      <w:pPr>
+        <w:ind w:left="4137" w:hanging="420"/>
+      </w:pPr>
+    </w:lvl>
+  </w:abstractNum>
+  <w:abstractNum w:abstractNumId="31">
+    <w:nsid w:val="6CC47C4C"/>
+    <w:multiLevelType w:val="hybridMultilevel"/>
+    <w:tmpl w:val="1F52D11C"/>
+    <w:lvl w:ilvl="0" w:tplc="04090015">
+      <w:start w:val="1"/>
+      <w:numFmt w:val="upperLetter"/>
+      <w:lvlText w:val="%1."/>
+      <w:lvlJc w:val="left"/>
+      <w:pPr>
+        <w:ind w:left="1710" w:hanging="420"/>
+      </w:pPr>
+    </w:lvl>
+    <w:lvl w:ilvl="1" w:tplc="04090019" w:tentative="1">
+      <w:start w:val="1"/>
+      <w:numFmt w:val="lowerLetter"/>
+      <w:lvlText w:val="%2)"/>
+      <w:lvlJc w:val="left"/>
+      <w:pPr>
+        <w:ind w:left="2130" w:hanging="420"/>
+      </w:pPr>
+    </w:lvl>
+    <w:lvl w:ilvl="2" w:tplc="0409001B" w:tentative="1">
+      <w:start w:val="1"/>
+      <w:numFmt w:val="lowerRoman"/>
+      <w:lvlText w:val="%3."/>
+      <w:lvlJc w:val="right"/>
+      <w:pPr>
+        <w:ind w:left="2550" w:hanging="420"/>
+      </w:pPr>
+    </w:lvl>
+    <w:lvl w:ilvl="3" w:tplc="0409000F" w:tentative="1">
+      <w:start w:val="1"/>
+      <w:numFmt w:val="decimal"/>
+      <w:lvlText w:val="%4."/>
+      <w:lvlJc w:val="left"/>
+      <w:pPr>
+        <w:ind w:left="2970" w:hanging="420"/>
+      </w:pPr>
+    </w:lvl>
+    <w:lvl w:ilvl="4" w:tplc="04090019" w:tentative="1">
+      <w:start w:val="1"/>
+      <w:numFmt w:val="lowerLetter"/>
+      <w:lvlText w:val="%5)"/>
+      <w:lvlJc w:val="left"/>
+      <w:pPr>
+        <w:ind w:left="3390" w:hanging="420"/>
+      </w:pPr>
+    </w:lvl>
+    <w:lvl w:ilvl="5" w:tplc="0409001B" w:tentative="1">
+      <w:start w:val="1"/>
+      <w:numFmt w:val="lowerRoman"/>
+      <w:lvlText w:val="%6."/>
+      <w:lvlJc w:val="right"/>
+      <w:pPr>
+        <w:ind w:left="3810" w:hanging="420"/>
+      </w:pPr>
+    </w:lvl>
+    <w:lvl w:ilvl="6" w:tplc="0409000F" w:tentative="1">
+      <w:start w:val="1"/>
+      <w:numFmt w:val="decimal"/>
+      <w:lvlText w:val="%7."/>
+      <w:lvlJc w:val="left"/>
+      <w:pPr>
+        <w:ind w:left="4230" w:hanging="420"/>
+      </w:pPr>
+    </w:lvl>
+    <w:lvl w:ilvl="7" w:tplc="04090019" w:tentative="1">
+      <w:start w:val="1"/>
+      <w:numFmt w:val="lowerLetter"/>
+      <w:lvlText w:val="%8)"/>
+      <w:lvlJc w:val="left"/>
+      <w:pPr>
+        <w:ind w:left="4650" w:hanging="420"/>
+      </w:pPr>
+    </w:lvl>
+    <w:lvl w:ilvl="8" w:tplc="0409001B" w:tentative="1">
+      <w:start w:val="1"/>
+      <w:numFmt w:val="lowerRoman"/>
+      <w:lvlText w:val="%9."/>
+      <w:lvlJc w:val="right"/>
+      <w:pPr>
+        <w:ind w:left="5070" w:hanging="420"/>
+      </w:pPr>
+    </w:lvl>
+  </w:abstractNum>
+  <w:abstractNum w:abstractNumId="32">
+    <w:nsid w:val="79981998"/>
+    <w:multiLevelType w:val="hybridMultilevel"/>
+    <w:tmpl w:val="048EF6F4"/>
+    <w:lvl w:ilvl="0" w:tplc="04090015">
+      <w:start w:val="1"/>
+      <w:numFmt w:val="upperLetter"/>
+      <w:lvlText w:val="%1."/>
+      <w:lvlJc w:val="left"/>
+      <w:pPr>
+        <w:ind w:left="1624" w:hanging="420"/>
+      </w:pPr>
+    </w:lvl>
+    <w:lvl w:ilvl="1" w:tplc="04090019" w:tentative="1">
+      <w:start w:val="1"/>
+      <w:numFmt w:val="lowerLetter"/>
+      <w:lvlText w:val="%2)"/>
+      <w:lvlJc w:val="left"/>
+      <w:pPr>
+        <w:ind w:left="2044" w:hanging="420"/>
+      </w:pPr>
+    </w:lvl>
+    <w:lvl w:ilvl="2" w:tplc="0409001B" w:tentative="1">
+      <w:start w:val="1"/>
+      <w:numFmt w:val="lowerRoman"/>
+      <w:lvlText w:val="%3."/>
+      <w:lvlJc w:val="right"/>
+      <w:pPr>
+        <w:ind w:left="2464" w:hanging="420"/>
+      </w:pPr>
+    </w:lvl>
+    <w:lvl w:ilvl="3" w:tplc="0409000F" w:tentative="1">
+      <w:start w:val="1"/>
+      <w:numFmt w:val="decimal"/>
+      <w:lvlText w:val="%4."/>
+      <w:lvlJc w:val="left"/>
+      <w:pPr>
+        <w:ind w:left="2884" w:hanging="420"/>
+      </w:pPr>
+    </w:lvl>
+    <w:lvl w:ilvl="4" w:tplc="04090019" w:tentative="1">
+      <w:start w:val="1"/>
+      <w:numFmt w:val="lowerLetter"/>
+      <w:lvlText w:val="%5)"/>
+      <w:lvlJc w:val="left"/>
+      <w:pPr>
+        <w:ind w:left="3304" w:hanging="420"/>
+      </w:pPr>
+    </w:lvl>
+    <w:lvl w:ilvl="5" w:tplc="0409001B" w:tentative="1">
+      <w:start w:val="1"/>
+      <w:numFmt w:val="lowerRoman"/>
+      <w:lvlText w:val="%6."/>
+      <w:lvlJc w:val="right"/>
+      <w:pPr>
+        <w:ind w:left="3724" w:hanging="420"/>
+      </w:pPr>
+    </w:lvl>
+    <w:lvl w:ilvl="6" w:tplc="0409000F" w:tentative="1">
+      <w:start w:val="1"/>
+      <w:numFmt w:val="decimal"/>
+      <w:lvlText w:val="%7."/>
+      <w:lvlJc w:val="left"/>
+      <w:pPr>
+        <w:ind w:left="4144" w:hanging="420"/>
+      </w:pPr>
+    </w:lvl>
+    <w:lvl w:ilvl="7" w:tplc="04090019" w:tentative="1">
+      <w:start w:val="1"/>
+      <w:numFmt w:val="lowerLetter"/>
+      <w:lvlText w:val="%8)"/>
+      <w:lvlJc w:val="left"/>
+      <w:pPr>
+        <w:ind w:left="4564" w:hanging="420"/>
+      </w:pPr>
+    </w:lvl>
+    <w:lvl w:ilvl="8" w:tplc="0409001B" w:tentative="1">
+      <w:start w:val="1"/>
+      <w:numFmt w:val="lowerRoman"/>
+      <w:lvlText w:val="%9."/>
+      <w:lvlJc w:val="right"/>
+      <w:pPr>
+        <w:ind w:left="4984" w:hanging="420"/>
+      </w:pPr>
+    </w:lvl>
+  </w:abstractNum>
+  <w:abstractNum w:abstractNumId="33">
     <w:nsid w:val="7F5129E3"/>
     <w:multiLevelType w:val="hybridMultilevel"/>
     <w:tmpl w:val="51906D98"/>
@@ -5906,49 +8084,127 @@
     </w:lvl>
   </w:abstractNum>
   <w:num w:numId="1">
+    <w:abstractNumId w:val="8"/>
+  </w:num>
+  <w:num w:numId="2">
+    <w:abstractNumId w:val="23"/>
+  </w:num>
+  <w:num w:numId="3">
+    <w:abstractNumId w:val="10"/>
+  </w:num>
+  <w:num w:numId="4">
+    <w:abstractNumId w:val="8"/>
+  </w:num>
+  <w:num w:numId="5">
+    <w:abstractNumId w:val="8"/>
+  </w:num>
+  <w:num w:numId="6">
+    <w:abstractNumId w:val="8"/>
+  </w:num>
+  <w:num w:numId="7">
+    <w:abstractNumId w:val="22"/>
+  </w:num>
+  <w:num w:numId="8">
+    <w:abstractNumId w:val="20"/>
+  </w:num>
+  <w:num w:numId="9">
     <w:abstractNumId w:val="2"/>
   </w:num>
-  <w:num w:numId="2">
-    <w:abstractNumId w:val="8"/>
-  </w:num>
-  <w:num w:numId="3">
+  <w:num w:numId="10">
     <w:abstractNumId w:val="3"/>
   </w:num>
-  <w:num w:numId="4">
-    <w:abstractNumId w:val="2"/>
+  <w:num w:numId="11">
+    <w:abstractNumId w:val="5"/>
   </w:num>
-  <w:num w:numId="5">
-    <w:abstractNumId w:val="2"/>
+  <w:num w:numId="12">
+    <w:abstractNumId w:val="25"/>
   </w:num>
-  <w:num w:numId="6">
-    <w:abstractNumId w:val="2"/>
+  <w:num w:numId="13">
+    <w:abstractNumId w:val="0"/>
   </w:num>
-  <w:num w:numId="7">
+  <w:num w:numId="14">
+    <w:abstractNumId w:val="15"/>
+  </w:num>
+  <w:num w:numId="15">
+    <w:abstractNumId w:val="33"/>
+  </w:num>
+  <w:num w:numId="16">
+    <w:abstractNumId w:val="27"/>
+  </w:num>
+  <w:num w:numId="17">
+    <w:abstractNumId w:val="14"/>
+  </w:num>
+  <w:num w:numId="18">
+    <w:abstractNumId w:val="1"/>
+  </w:num>
+  <w:num w:numId="19">
+    <w:abstractNumId w:val="11"/>
+  </w:num>
+  <w:num w:numId="20">
+    <w:abstractNumId w:val="30"/>
+  </w:num>
+  <w:num w:numId="21">
+    <w:abstractNumId w:val="29"/>
+  </w:num>
+  <w:num w:numId="22">
+    <w:abstractNumId w:val="12"/>
+  </w:num>
+  <w:num w:numId="23">
     <w:abstractNumId w:val="6"/>
   </w:num>
-  <w:num w:numId="8">
-    <w:abstractNumId w:val="10"/>
+  <w:num w:numId="24">
+    <w:abstractNumId w:val="21"/>
   </w:num>
-  <w:num w:numId="9">
-    <w:abstractNumId w:val="0"/>
+  <w:num w:numId="25">
+    <w:abstractNumId w:val="23"/>
+    <w:lvlOverride w:ilvl="0">
+      <w:startOverride w:val="1"/>
+    </w:lvlOverride>
   </w:num>
-  <w:num w:numId="10">
+  <w:num w:numId="26">
+    <w:abstractNumId w:val="9"/>
+  </w:num>
+  <w:num w:numId="27">
+    <w:abstractNumId w:val="23"/>
+    <w:lvlOverride w:ilvl="0">
+      <w:startOverride w:val="1"/>
+    </w:lvlOverride>
+  </w:num>
+  <w:num w:numId="28">
+    <w:abstractNumId w:val="17"/>
+  </w:num>
+  <w:num w:numId="29">
     <w:abstractNumId w:val="4"/>
   </w:num>
-  <w:num w:numId="11">
-    <w:abstractNumId w:val="1"/>
+  <w:num w:numId="30">
+    <w:abstractNumId w:val="32"/>
   </w:num>
-  <w:num w:numId="12">
-    <w:abstractNumId w:val="5"/>
+  <w:num w:numId="31">
+    <w:abstractNumId w:val="18"/>
   </w:num>
-  <w:num w:numId="13">
+  <w:num w:numId="32">
+    <w:abstractNumId w:val="16"/>
+  </w:num>
+  <w:num w:numId="33">
+    <w:abstractNumId w:val="19"/>
+  </w:num>
+  <w:num w:numId="34">
+    <w:abstractNumId w:val="13"/>
+  </w:num>
+  <w:num w:numId="35">
+    <w:abstractNumId w:val="26"/>
+  </w:num>
+  <w:num w:numId="36">
+    <w:abstractNumId w:val="28"/>
+  </w:num>
+  <w:num w:numId="37">
+    <w:abstractNumId w:val="24"/>
+  </w:num>
+  <w:num w:numId="38">
     <w:abstractNumId w:val="7"/>
   </w:num>
-  <w:num w:numId="14">
-    <w:abstractNumId w:val="11"/>
-  </w:num>
-  <w:num w:numId="15">
-    <w:abstractNumId w:val="9"/>
+  <w:num w:numId="39">
+    <w:abstractNumId w:val="31"/>
   </w:num>
 </w:numbering>
 </file>
@@ -6469,7 +8725,7 @@
     <w:uiPriority w:val="99"/>
     <w:semiHidden/>
     <w:unhideWhenUsed/>
-    <w:rsid w:val="00500E39"/>
+    <w:rsid w:val="00F138D7"/>
     <w:rPr>
       <w:sz w:val="16"/>
       <w:szCs w:val="16"/>
@@ -6481,7 +8737,7 @@
     <w:link w:val="BalloonText"/>
     <w:uiPriority w:val="99"/>
     <w:semiHidden/>
-    <w:rsid w:val="00500E39"/>
+    <w:rsid w:val="00F138D7"/>
     <w:rPr>
       <w:sz w:val="16"/>
       <w:szCs w:val="16"/>
@@ -6771,4 +9027,16 @@
   <a:objectDefaults/>
   <a:extraClrSchemeLst/>
 </a:theme>
+</file>
+
+<file path=customXml/item1.xml><?xml version="1.0" encoding="utf-8"?>
+<b:Sources xmlns:b="http://schemas.openxmlformats.org/officeDocument/2006/bibliography" xmlns="http://schemas.openxmlformats.org/officeDocument/2006/bibliography" SelectedStyle="\APA.XSL" StyleName="APA"/>
+</file>
+
+<file path=customXml/itemProps1.xml><?xml version="1.0" encoding="utf-8"?>
+<ds:datastoreItem xmlns:ds="http://schemas.openxmlformats.org/officeDocument/2006/customXml" ds:itemID="{1F7FC3A9-FDCF-42C7-959B-D28134131C3D}">
+  <ds:schemaRefs>
+    <ds:schemaRef ds:uri="http://schemas.openxmlformats.org/officeDocument/2006/bibliography"/>
+  </ds:schemaRefs>
+</ds:datastoreItem>
 </file>
--- a/internal_doc/03.开发设计/Story-password调整方案.docx
+++ b/internal_doc/03.开发设计/Story-password调整方案.docx
@@ -119,16 +119,8 @@
               <w:rPr>
                 <w:rFonts w:hint="eastAsia"/>
               </w:rPr>
-              <w:t xml:space="preserve">1. </w:t>
-            </w:r>
-            <w:proofErr w:type="spellStart"/>
-            <w:r>
-              <w:rPr>
-                <w:rFonts w:hint="eastAsia"/>
-              </w:rPr>
-              <w:t>sequoiadb</w:t>
-            </w:r>
-            <w:proofErr w:type="spellEnd"/>
+              <w:t>1. sequoiadb</w:t>
+            </w:r>
             <w:r>
               <w:rPr>
                 <w:rFonts w:hint="eastAsia"/>
@@ -335,14 +327,12 @@
         </w:rPr>
         <w:t>是</w:t>
       </w:r>
-      <w:proofErr w:type="spellStart"/>
       <w:r>
         <w:rPr>
           <w:rFonts w:hint="eastAsia"/>
         </w:rPr>
         <w:t>sequoiadb</w:t>
       </w:r>
-      <w:proofErr w:type="spellEnd"/>
       <w:r>
         <w:rPr>
           <w:rFonts w:hint="eastAsia"/>
@@ -460,19 +450,11 @@
         </w:numPr>
         <w:ind w:firstLineChars="0"/>
       </w:pPr>
-      <w:proofErr w:type="spellStart"/>
-      <w:r>
-        <w:rPr>
-          <w:rFonts w:hint="eastAsia"/>
-        </w:rPr>
-        <w:t>sequoiadb</w:t>
-      </w:r>
-      <w:proofErr w:type="spellEnd"/>
-      <w:r>
-        <w:rPr>
-          <w:rFonts w:hint="eastAsia"/>
-        </w:rPr>
-        <w:t xml:space="preserve"> </w:t>
+      <w:r>
+        <w:rPr>
+          <w:rFonts w:hint="eastAsia"/>
+        </w:rPr>
+        <w:t xml:space="preserve">sequoiadb </w:t>
       </w:r>
       <w:r>
         <w:rPr>
@@ -585,7 +567,6 @@
             <w:pPr>
               <w:ind w:left="0"/>
             </w:pPr>
-            <w:proofErr w:type="spellStart"/>
             <w:r>
               <w:t>S</w:t>
             </w:r>
@@ -595,7 +576,6 @@
               </w:rPr>
               <w:t>dbtop</w:t>
             </w:r>
-            <w:proofErr w:type="spellEnd"/>
           </w:p>
         </w:tc>
         <w:tc>
@@ -622,7 +602,6 @@
             <w:pPr>
               <w:ind w:left="0"/>
             </w:pPr>
-            <w:proofErr w:type="spellStart"/>
             <w:r>
               <w:t>S</w:t>
             </w:r>
@@ -632,7 +611,6 @@
               </w:rPr>
               <w:t>equoiadb</w:t>
             </w:r>
-            <w:proofErr w:type="spellEnd"/>
             <w:r>
               <w:rPr>
                 <w:rFonts w:hint="eastAsia"/>
@@ -651,7 +629,6 @@
             <w:pPr>
               <w:ind w:left="0"/>
             </w:pPr>
-            <w:proofErr w:type="spellStart"/>
             <w:r>
               <w:t>S</w:t>
             </w:r>
@@ -661,7 +638,6 @@
               </w:rPr>
               <w:t>dbinspect</w:t>
             </w:r>
-            <w:proofErr w:type="spellEnd"/>
           </w:p>
         </w:tc>
         <w:tc>
@@ -688,7 +664,6 @@
             <w:pPr>
               <w:ind w:left="0"/>
             </w:pPr>
-            <w:proofErr w:type="spellStart"/>
             <w:r>
               <w:t>S</w:t>
             </w:r>
@@ -698,7 +673,6 @@
               </w:rPr>
               <w:t>equoiadb</w:t>
             </w:r>
-            <w:proofErr w:type="spellEnd"/>
             <w:r>
               <w:rPr>
                 <w:rFonts w:hint="eastAsia"/>
@@ -717,7 +691,6 @@
             <w:pPr>
               <w:ind w:left="0"/>
             </w:pPr>
-            <w:proofErr w:type="spellStart"/>
             <w:r>
               <w:t>S</w:t>
             </w:r>
@@ -727,7 +700,6 @@
               </w:rPr>
               <w:t>dblobtool</w:t>
             </w:r>
-            <w:proofErr w:type="spellEnd"/>
           </w:p>
         </w:tc>
         <w:tc>
@@ -742,16 +714,8 @@
               <w:rPr>
                 <w:rFonts w:hint="eastAsia"/>
               </w:rPr>
-              <w:t>--</w:t>
-            </w:r>
-            <w:proofErr w:type="spellStart"/>
-            <w:r>
-              <w:rPr>
-                <w:rFonts w:hint="eastAsia"/>
-              </w:rPr>
-              <w:t>passwd</w:t>
-            </w:r>
-            <w:proofErr w:type="spellEnd"/>
+              <w:t>--passwd</w:t>
+            </w:r>
           </w:p>
         </w:tc>
         <w:tc>
@@ -768,14 +732,12 @@
               </w:rPr>
               <w:t>管理</w:t>
             </w:r>
-            <w:proofErr w:type="spellStart"/>
             <w:r>
               <w:rPr>
                 <w:rFonts w:hint="eastAsia"/>
               </w:rPr>
               <w:t>sequoiadb</w:t>
             </w:r>
-            <w:proofErr w:type="spellEnd"/>
             <w:r>
               <w:rPr>
                 <w:rFonts w:hint="eastAsia"/>
@@ -794,7 +756,6 @@
             <w:pPr>
               <w:ind w:left="0"/>
             </w:pPr>
-            <w:proofErr w:type="spellStart"/>
             <w:r>
               <w:t>S</w:t>
             </w:r>
@@ -804,7 +765,6 @@
               </w:rPr>
               <w:t>dbreplay</w:t>
             </w:r>
-            <w:proofErr w:type="spellEnd"/>
           </w:p>
         </w:tc>
         <w:tc>
@@ -831,7 +791,6 @@
             <w:pPr>
               <w:ind w:left="0"/>
             </w:pPr>
-            <w:proofErr w:type="spellStart"/>
             <w:r>
               <w:t>S</w:t>
             </w:r>
@@ -841,7 +800,6 @@
               </w:rPr>
               <w:t>equoiadb</w:t>
             </w:r>
-            <w:proofErr w:type="spellEnd"/>
             <w:r>
               <w:rPr>
                 <w:rFonts w:hint="eastAsia"/>
@@ -860,7 +818,6 @@
             <w:pPr>
               <w:ind w:left="0"/>
             </w:pPr>
-            <w:proofErr w:type="spellStart"/>
             <w:r>
               <w:t>S</w:t>
             </w:r>
@@ -870,7 +827,6 @@
               </w:rPr>
               <w:t>dbexport</w:t>
             </w:r>
-            <w:proofErr w:type="spellEnd"/>
           </w:p>
         </w:tc>
         <w:tc>
@@ -915,7 +871,6 @@
             <w:pPr>
               <w:ind w:left="0"/>
             </w:pPr>
-            <w:proofErr w:type="spellStart"/>
             <w:r>
               <w:t>S</w:t>
             </w:r>
@@ -925,7 +880,6 @@
               </w:rPr>
               <w:t>dbimprt</w:t>
             </w:r>
-            <w:proofErr w:type="spellEnd"/>
           </w:p>
         </w:tc>
         <w:tc>
@@ -973,16 +927,18 @@
         <w:pStyle w:val="ListParagraph"/>
         <w:ind w:left="1301" w:firstLineChars="0" w:firstLine="0"/>
       </w:pPr>
-    </w:p>
-    <w:p>
-      <w:pPr>
-        <w:pStyle w:val="ListParagraph"/>
-        <w:numPr>
-          <w:ilvl w:val="0"/>
-          <w:numId w:val="31"/>
-        </w:numPr>
-        <w:ind w:firstLineChars="0"/>
-      </w:pPr>
+      <w:r>
+        <w:rPr>
+          <w:rFonts w:hint="eastAsia"/>
+        </w:rPr>
+        <w:t>passwd</w:t>
+      </w:r>
+      <w:r>
+        <w:rPr>
+          <w:rFonts w:hint="eastAsia"/>
+        </w:rPr>
+        <w:t>文件默认存在当前路径，</w:t>
+      </w:r>
       <w:r>
         <w:rPr>
           <w:rFonts w:hint="eastAsia"/>
@@ -999,386 +955,31 @@
         <w:rPr>
           <w:rFonts w:hint="eastAsia"/>
         </w:rPr>
-        <w:t>工具统一增加</w:t>
-      </w:r>
-      <w:r>
-        <w:rPr>
-          <w:rFonts w:hint="eastAsia"/>
-        </w:rPr>
-        <w:t xml:space="preserve"> --</w:t>
-      </w:r>
-      <w:r>
-        <w:rPr>
-          <w:rFonts w:hint="eastAsia"/>
-        </w:rPr>
-        <w:t>cipher</w:t>
-      </w:r>
-      <w:r>
-        <w:rPr>
-          <w:rFonts w:hint="eastAsia"/>
-        </w:rPr>
-        <w:t xml:space="preserve"> </w:t>
-      </w:r>
-      <w:r>
-        <w:rPr>
-          <w:rFonts w:hint="eastAsia"/>
-        </w:rPr>
-        <w:t>的命令行参数</w:t>
-      </w:r>
-      <w:r>
-        <w:rPr>
-          <w:rFonts w:hint="eastAsia"/>
-        </w:rPr>
-        <w:t>,</w:t>
-      </w:r>
-      <w:r>
-        <w:rPr>
-          <w:rFonts w:hint="eastAsia"/>
-        </w:rPr>
-        <w:t xml:space="preserve"> </w:t>
-      </w:r>
-      <w:r>
-        <w:rPr>
-          <w:rFonts w:hint="eastAsia"/>
-        </w:rPr>
-        <w:t>判断</w:t>
-      </w:r>
-      <w:r>
-        <w:rPr>
-          <w:rFonts w:hint="eastAsia"/>
-        </w:rPr>
-        <w:t>表</w:t>
-      </w:r>
-      <w:r>
-        <w:rPr>
-          <w:rFonts w:hint="eastAsia"/>
-        </w:rPr>
-        <w:t>1</w:t>
-      </w:r>
-      <w:r>
-        <w:rPr>
-          <w:rFonts w:hint="eastAsia"/>
-        </w:rPr>
-        <w:t>的工具是否是通过密文方式登录。</w:t>
-      </w:r>
-    </w:p>
-    <w:p>
-      <w:pPr>
-        <w:pStyle w:val="ListParagraph"/>
-        <w:ind w:left="1301" w:firstLineChars="0" w:firstLine="0"/>
-      </w:pPr>
-    </w:p>
-    <w:p>
-      <w:pPr>
-        <w:pStyle w:val="ListParagraph"/>
-        <w:numPr>
-          <w:ilvl w:val="0"/>
-          <w:numId w:val="31"/>
-        </w:numPr>
-        <w:ind w:firstLineChars="0"/>
-      </w:pPr>
-      <w:r>
-        <w:rPr>
-          <w:rFonts w:hint="eastAsia"/>
-        </w:rPr>
-        <w:t>表</w:t>
-      </w:r>
-      <w:r>
-        <w:rPr>
-          <w:rFonts w:hint="eastAsia"/>
-        </w:rPr>
-        <w:t>1</w:t>
-      </w:r>
-      <w:r>
-        <w:rPr>
-          <w:rFonts w:hint="eastAsia"/>
-        </w:rPr>
-        <w:t>工具</w:t>
-      </w:r>
-      <w:r>
-        <w:rPr>
-          <w:rFonts w:hint="eastAsia"/>
-        </w:rPr>
-        <w:t xml:space="preserve"> </w:t>
-      </w:r>
-      <w:r>
-        <w:rPr>
-          <w:rFonts w:hint="eastAsia"/>
-        </w:rPr>
-        <w:t>的密码参数出现在命令行，则为</w:t>
-      </w:r>
-      <w:r>
-        <w:rPr>
-          <w:rFonts w:hint="eastAsia"/>
-        </w:rPr>
-        <w:t>普通输入方式，如：</w:t>
-      </w:r>
-    </w:p>
-    <w:p>
-      <w:pPr>
-        <w:pStyle w:val="ListParagraph"/>
-        <w:ind w:left="1301" w:firstLineChars="0" w:firstLine="0"/>
-      </w:pPr>
-      <w:r>
-        <w:rPr>
-          <w:rFonts w:hint="eastAsia"/>
-        </w:rPr>
-        <w:lastRenderedPageBreak/>
-        <w:t>./</w:t>
-      </w:r>
-      <w:proofErr w:type="spellStart"/>
-      <w:r>
-        <w:rPr>
-          <w:rFonts w:hint="eastAsia"/>
-        </w:rPr>
-        <w:t>sdbtop</w:t>
-      </w:r>
-      <w:proofErr w:type="spellEnd"/>
-      <w:r>
-        <w:rPr>
-          <w:rFonts w:hint="eastAsia"/>
-        </w:rPr>
-        <w:t xml:space="preserve">  -</w:t>
-      </w:r>
-      <w:proofErr w:type="spellStart"/>
-      <w:r>
-        <w:rPr>
-          <w:rFonts w:hint="eastAsia"/>
-        </w:rPr>
-        <w:t>i</w:t>
-      </w:r>
-      <w:proofErr w:type="spellEnd"/>
-      <w:r>
-        <w:rPr>
-          <w:rFonts w:hint="eastAsia"/>
-        </w:rPr>
-        <w:t xml:space="preserve"> hostname -s  port  -u ** -p **</w:t>
-      </w:r>
-    </w:p>
-    <w:p>
-      <w:pPr>
-        <w:pStyle w:val="ListParagraph"/>
-        <w:ind w:left="1301" w:firstLineChars="0" w:firstLine="0"/>
-      </w:pPr>
-    </w:p>
-    <w:p>
-      <w:pPr>
-        <w:pStyle w:val="ListParagraph"/>
-        <w:numPr>
-          <w:ilvl w:val="0"/>
-          <w:numId w:val="31"/>
-        </w:numPr>
-        <w:ind w:firstLineChars="0"/>
-      </w:pPr>
-      <w:r>
-        <w:rPr>
-          <w:rFonts w:hint="eastAsia"/>
-        </w:rPr>
-        <w:t>表</w:t>
-      </w:r>
-      <w:r>
-        <w:rPr>
-          <w:rFonts w:hint="eastAsia"/>
-        </w:rPr>
-        <w:t>1</w:t>
-      </w:r>
-      <w:r>
-        <w:rPr>
-          <w:rFonts w:hint="eastAsia"/>
-        </w:rPr>
-        <w:t>工具</w:t>
-      </w:r>
-      <w:r>
-        <w:rPr>
-          <w:rFonts w:hint="eastAsia"/>
-        </w:rPr>
-        <w:t xml:space="preserve"> </w:t>
-      </w:r>
-      <w:r>
-        <w:rPr>
-          <w:rFonts w:hint="eastAsia"/>
-        </w:rPr>
-        <w:t>的密码参数</w:t>
-      </w:r>
-      <w:r>
-        <w:rPr>
-          <w:rFonts w:hint="eastAsia"/>
-        </w:rPr>
-        <w:t>没</w:t>
-      </w:r>
-      <w:r>
-        <w:rPr>
-          <w:rFonts w:hint="eastAsia"/>
-        </w:rPr>
-        <w:t>出现在命令行</w:t>
-      </w:r>
-      <w:r>
-        <w:rPr>
-          <w:rFonts w:hint="eastAsia"/>
-        </w:rPr>
-        <w:t>，则为交互输入方式</w:t>
-      </w:r>
-      <w:r>
-        <w:rPr>
-          <w:rFonts w:hint="eastAsia"/>
-        </w:rPr>
-        <w:t>，如：</w:t>
-      </w:r>
-    </w:p>
-    <w:p>
-      <w:pPr>
-        <w:pStyle w:val="ListParagraph"/>
-        <w:ind w:left="1301" w:firstLineChars="0" w:firstLine="0"/>
-      </w:pPr>
-      <w:r>
-        <w:rPr>
-          <w:rFonts w:hint="eastAsia"/>
-        </w:rPr>
-        <w:t>./</w:t>
-      </w:r>
-      <w:proofErr w:type="spellStart"/>
-      <w:r>
-        <w:rPr>
-          <w:rFonts w:hint="eastAsia"/>
-        </w:rPr>
-        <w:t>sdbtop</w:t>
-      </w:r>
-      <w:proofErr w:type="spellEnd"/>
-      <w:r>
-        <w:rPr>
-          <w:rFonts w:hint="eastAsia"/>
-        </w:rPr>
-        <w:t xml:space="preserve">  -</w:t>
-      </w:r>
-      <w:proofErr w:type="spellStart"/>
-      <w:r>
-        <w:rPr>
-          <w:rFonts w:hint="eastAsia"/>
-        </w:rPr>
-        <w:t>i</w:t>
-      </w:r>
-      <w:proofErr w:type="spellEnd"/>
-      <w:r>
-        <w:rPr>
-          <w:rFonts w:hint="eastAsia"/>
-        </w:rPr>
-        <w:t xml:space="preserve"> hostname  -s  port  -u **</w:t>
-      </w:r>
-    </w:p>
-    <w:p>
-      <w:pPr>
-        <w:pStyle w:val="ListParagraph"/>
-        <w:ind w:left="1301" w:firstLineChars="0" w:firstLine="0"/>
-      </w:pPr>
-    </w:p>
-    <w:p>
-      <w:pPr>
-        <w:pStyle w:val="ListParagraph"/>
-        <w:numPr>
-          <w:ilvl w:val="0"/>
-          <w:numId w:val="31"/>
-        </w:numPr>
-        <w:ind w:firstLineChars="0"/>
-      </w:pPr>
-      <w:r>
-        <w:rPr>
-          <w:rFonts w:hint="eastAsia"/>
-        </w:rPr>
-        <w:t>表</w:t>
-      </w:r>
-      <w:r>
-        <w:rPr>
-          <w:rFonts w:hint="eastAsia"/>
-        </w:rPr>
-        <w:t>1</w:t>
-      </w:r>
-      <w:r>
-        <w:rPr>
-          <w:rFonts w:hint="eastAsia"/>
-        </w:rPr>
-        <w:t>工具的</w:t>
-      </w:r>
-      <w:r>
-        <w:rPr>
-          <w:rFonts w:hint="eastAsia"/>
-        </w:rPr>
-        <w:t xml:space="preserve"> "-</w:t>
-      </w:r>
-      <w:r>
-        <w:rPr>
-          <w:rFonts w:hint="eastAsia"/>
-        </w:rPr>
-        <w:t>cipher</w:t>
-      </w:r>
-      <w:r>
-        <w:rPr>
-          <w:rFonts w:hint="eastAsia"/>
-        </w:rPr>
-        <w:t>"</w:t>
-      </w:r>
-      <w:r>
-        <w:rPr>
-          <w:rFonts w:hint="eastAsia"/>
-        </w:rPr>
-        <w:t>出现在命令行，则为加密文件方式</w:t>
-      </w:r>
-      <w:r>
-        <w:rPr>
-          <w:rFonts w:hint="eastAsia"/>
-        </w:rPr>
-        <w:t>解密操作，如：</w:t>
-      </w:r>
-    </w:p>
-    <w:p>
-      <w:pPr>
-        <w:pStyle w:val="ListParagraph"/>
-        <w:ind w:left="1301" w:firstLineChars="0" w:firstLine="0"/>
-      </w:pPr>
-      <w:r>
-        <w:rPr>
-          <w:rFonts w:hint="eastAsia"/>
-        </w:rPr>
-        <w:t>./</w:t>
-      </w:r>
-      <w:proofErr w:type="spellStart"/>
-      <w:r>
-        <w:rPr>
-          <w:rFonts w:hint="eastAsia"/>
-        </w:rPr>
-        <w:t>sdbtop</w:t>
-      </w:r>
-      <w:proofErr w:type="spellEnd"/>
-      <w:r>
-        <w:rPr>
-          <w:rFonts w:hint="eastAsia"/>
-        </w:rPr>
-        <w:t xml:space="preserve">  -</w:t>
-      </w:r>
-      <w:proofErr w:type="spellStart"/>
-      <w:r>
-        <w:rPr>
-          <w:rFonts w:hint="eastAsia"/>
-        </w:rPr>
-        <w:t>i</w:t>
-      </w:r>
-      <w:proofErr w:type="spellEnd"/>
-      <w:r>
-        <w:rPr>
-          <w:rFonts w:hint="eastAsia"/>
-        </w:rPr>
-        <w:t xml:space="preserve"> hostname  -s  port  -u ** -</w:t>
-      </w:r>
-      <w:r>
-        <w:rPr>
-          <w:rFonts w:hint="eastAsia"/>
-        </w:rPr>
-        <w:t>cipher</w:t>
-      </w:r>
-      <w:r>
-        <w:rPr>
-          <w:rFonts w:hint="eastAsia"/>
-        </w:rPr>
-        <w:t xml:space="preserve">  filename</w:t>
+        <w:t>工具统一密码处理流程：通过</w:t>
+      </w:r>
+      <w:r>
+        <w:rPr>
+          <w:rFonts w:hint="eastAsia"/>
+        </w:rPr>
+        <w:t xml:space="preserve">usr </w:t>
+      </w:r>
+      <w:r>
+        <w:rPr>
+          <w:rFonts w:hint="eastAsia"/>
+        </w:rPr>
+        <w:t>参数在</w:t>
+      </w:r>
+      <w:r>
+        <w:rPr>
+          <w:rFonts w:hint="eastAsia"/>
+        </w:rPr>
+        <w:t>passwd</w:t>
+      </w:r>
+      <w:r>
+        <w:rPr>
+          <w:rFonts w:hint="eastAsia"/>
+        </w:rPr>
+        <w:t>文件中查找，如果密文存在则解密获取密码；反之交互输入密码</w:t>
       </w:r>
     </w:p>
     <w:p>
@@ -1406,21 +1007,7 @@
         <w:rPr>
           <w:rFonts w:hint="eastAsia"/>
         </w:rPr>
-        <w:t>(</w:t>
-      </w:r>
-      <w:proofErr w:type="spellStart"/>
-      <w:r>
-        <w:rPr>
-          <w:rFonts w:hint="eastAsia"/>
-        </w:rPr>
-        <w:t>sdbpasswd</w:t>
-      </w:r>
-      <w:proofErr w:type="spellEnd"/>
-      <w:r>
-        <w:rPr>
-          <w:rFonts w:hint="eastAsia"/>
-        </w:rPr>
-        <w:t>)</w:t>
+        <w:t>(sdbpasswd)</w:t>
       </w:r>
       <w:r>
         <w:rPr>
@@ -1444,14 +1031,13 @@
         </w:numPr>
         <w:ind w:firstLineChars="0"/>
       </w:pPr>
-      <w:proofErr w:type="spellStart"/>
-      <w:r>
-        <w:rPr>
-          <w:rFonts w:hint="eastAsia"/>
-        </w:rPr>
+      <w:r>
+        <w:rPr>
+          <w:rFonts w:hint="eastAsia"/>
+        </w:rPr>
+        <w:lastRenderedPageBreak/>
         <w:t>sdbpasswd</w:t>
       </w:r>
-      <w:proofErr w:type="spellEnd"/>
       <w:r>
         <w:rPr>
           <w:rFonts w:hint="eastAsia"/>
@@ -1530,7 +1116,38 @@
             <w:pPr>
               <w:ind w:left="0"/>
             </w:pPr>
-            <w:proofErr w:type="spellStart"/>
+            <w:r>
+              <w:rPr>
+                <w:rFonts w:hint="eastAsia"/>
+              </w:rPr>
+              <w:t>--mode</w:t>
+            </w:r>
+          </w:p>
+        </w:tc>
+        <w:tc>
+          <w:tcPr>
+            <w:tcW w:w="2787" w:type="dxa"/>
+          </w:tcPr>
+          <w:p>
+            <w:pPr>
+              <w:ind w:left="0"/>
+            </w:pPr>
+            <w:r>
+              <w:rPr>
+                <w:rFonts w:hint="eastAsia"/>
+              </w:rPr>
+              <w:t>-m</w:t>
+            </w:r>
+          </w:p>
+        </w:tc>
+        <w:tc>
+          <w:tcPr>
+            <w:tcW w:w="3515" w:type="dxa"/>
+          </w:tcPr>
+          <w:p>
+            <w:pPr>
+              <w:ind w:left="0"/>
+            </w:pPr>
             <w:r>
               <w:t>A</w:t>
             </w:r>
@@ -1538,36 +1155,6 @@
               <w:rPr>
                 <w:rFonts w:hint="eastAsia"/>
               </w:rPr>
-              <w:t>dd|rm</w:t>
-            </w:r>
-            <w:proofErr w:type="spellEnd"/>
-          </w:p>
-        </w:tc>
-        <w:tc>
-          <w:tcPr>
-            <w:tcW w:w="2787" w:type="dxa"/>
-          </w:tcPr>
-          <w:p>
-            <w:pPr>
-              <w:ind w:left="0"/>
-            </w:pPr>
-          </w:p>
-        </w:tc>
-        <w:tc>
-          <w:tcPr>
-            <w:tcW w:w="3515" w:type="dxa"/>
-          </w:tcPr>
-          <w:p>
-            <w:pPr>
-              <w:ind w:left="0"/>
-            </w:pPr>
-            <w:r>
-              <w:t>A</w:t>
-            </w:r>
-            <w:r>
-              <w:rPr>
-                <w:rFonts w:hint="eastAsia"/>
-              </w:rPr>
               <w:t xml:space="preserve">dd </w:t>
             </w:r>
             <w:r>
@@ -1581,7 +1168,6 @@
             <w:pPr>
               <w:ind w:left="0"/>
             </w:pPr>
-            <w:proofErr w:type="spellStart"/>
             <w:r>
               <w:t>R</w:t>
             </w:r>
@@ -1589,14 +1175,7 @@
               <w:rPr>
                 <w:rFonts w:hint="eastAsia"/>
               </w:rPr>
-              <w:t>m</w:t>
-            </w:r>
-            <w:proofErr w:type="spellEnd"/>
-            <w:r>
-              <w:rPr>
-                <w:rFonts w:hint="eastAsia"/>
-              </w:rPr>
-              <w:t xml:space="preserve"> </w:t>
+              <w:t xml:space="preserve">m </w:t>
             </w:r>
             <w:r>
               <w:rPr>
@@ -1707,40 +1286,76 @@
               <w:rPr>
                 <w:rFonts w:hint="eastAsia"/>
               </w:rPr>
-              <w:t>密文路径，默认</w:t>
-            </w:r>
-            <w:r>
-              <w:rPr>
-                <w:rFonts w:ascii="Arial" w:hAnsi="Arial" w:cs="Arial"/>
-                <w:color w:val="555555"/>
-                <w:spacing w:val="-1"/>
-                <w:sz w:val="18"/>
-                <w:szCs w:val="18"/>
-              </w:rPr>
-              <w:t> </w:t>
-            </w:r>
-            <w:r>
-              <w:rPr>
-                <w:rFonts w:ascii="Arial" w:hAnsi="Arial" w:cs="Arial"/>
-                <w:color w:val="555555"/>
-                <w:spacing w:val="-1"/>
-                <w:sz w:val="20"/>
-                <w:szCs w:val="18"/>
-              </w:rPr>
-              <w:t>/opt/</w:t>
-            </w:r>
-            <w:proofErr w:type="spellStart"/>
-            <w:r>
-              <w:rPr>
-                <w:rFonts w:ascii="Arial" w:hAnsi="Arial" w:cs="Arial"/>
-                <w:color w:val="555555"/>
-                <w:spacing w:val="-1"/>
-                <w:sz w:val="20"/>
-                <w:szCs w:val="18"/>
-              </w:rPr>
-              <w:t>sequoiadb</w:t>
-            </w:r>
-            <w:proofErr w:type="spellEnd"/>
+              <w:t>密文路径，默</w:t>
+            </w:r>
+            <w:r>
+              <w:rPr>
+                <w:rFonts w:hint="eastAsia"/>
+              </w:rPr>
+              <w:t>认当前路径</w:t>
+            </w:r>
+            <w:r>
+              <w:rPr>
+                <w:rFonts w:hint="eastAsia"/>
+              </w:rPr>
+              <w:t>passwd</w:t>
+            </w:r>
+            <w:r>
+              <w:rPr>
+                <w:rFonts w:hint="eastAsia"/>
+              </w:rPr>
+              <w:t>文件</w:t>
+            </w:r>
+          </w:p>
+        </w:tc>
+      </w:tr>
+      <w:tr>
+        <w:tc>
+          <w:tcPr>
+            <w:tcW w:w="1291" w:type="dxa"/>
+          </w:tcPr>
+          <w:p>
+            <w:pPr>
+              <w:ind w:left="0"/>
+            </w:pPr>
+            <w:r>
+              <w:rPr>
+                <w:rFonts w:hint="eastAsia"/>
+              </w:rPr>
+              <w:t>--usr</w:t>
+            </w:r>
+          </w:p>
+        </w:tc>
+        <w:tc>
+          <w:tcPr>
+            <w:tcW w:w="2787" w:type="dxa"/>
+          </w:tcPr>
+          <w:p>
+            <w:pPr>
+              <w:ind w:left="0"/>
+            </w:pPr>
+            <w:r>
+              <w:rPr>
+                <w:rFonts w:hint="eastAsia"/>
+              </w:rPr>
+              <w:t>-u</w:t>
+            </w:r>
+          </w:p>
+        </w:tc>
+        <w:tc>
+          <w:tcPr>
+            <w:tcW w:w="3515" w:type="dxa"/>
+          </w:tcPr>
+          <w:p>
+            <w:pPr>
+              <w:ind w:left="0"/>
+            </w:pPr>
+            <w:r>
+              <w:rPr>
+                <w:rFonts w:hint="eastAsia"/>
+              </w:rPr>
+              <w:t>用户名</w:t>
+            </w:r>
           </w:p>
         </w:tc>
       </w:tr>
@@ -1760,19 +1375,11 @@
         </w:numPr>
         <w:ind w:firstLineChars="0"/>
       </w:pPr>
-      <w:proofErr w:type="spellStart"/>
-      <w:r>
-        <w:rPr>
-          <w:rFonts w:hint="eastAsia"/>
-        </w:rPr>
-        <w:t>sdbpasswd</w:t>
-      </w:r>
-      <w:proofErr w:type="spellEnd"/>
-      <w:r>
-        <w:rPr>
-          <w:rFonts w:hint="eastAsia"/>
-        </w:rPr>
-        <w:t xml:space="preserve"> </w:t>
+      <w:r>
+        <w:rPr>
+          <w:rFonts w:hint="eastAsia"/>
+        </w:rPr>
+        <w:t xml:space="preserve">sdbpasswd </w:t>
       </w:r>
       <w:r>
         <w:rPr>
@@ -1882,42 +1489,14 @@
         <w:rPr>
           <w:rFonts w:hint="eastAsia"/>
         </w:rPr>
-        <w:t>./</w:t>
-      </w:r>
-      <w:proofErr w:type="spellStart"/>
-      <w:r>
-        <w:rPr>
-          <w:rFonts w:hint="eastAsia"/>
-        </w:rPr>
-        <w:t>sdb</w:t>
-      </w:r>
-      <w:r>
-        <w:rPr>
-          <w:rFonts w:hint="eastAsia"/>
-        </w:rPr>
-        <w:t>passwd</w:t>
-      </w:r>
-      <w:proofErr w:type="spellEnd"/>
-      <w:r>
-        <w:rPr>
-          <w:rFonts w:hint="eastAsia"/>
-        </w:rPr>
-        <w:t xml:space="preserve">  add  -u user  -f /opt</w:t>
-      </w:r>
-      <w:r>
-        <w:rPr>
-          <w:rFonts w:hint="eastAsia"/>
-        </w:rPr>
-        <w:t>/</w:t>
-      </w:r>
-      <w:proofErr w:type="spellStart"/>
-      <w:r>
-        <w:rPr>
-          <w:rFonts w:hint="eastAsia"/>
-        </w:rPr>
-        <w:t>sequoiadb</w:t>
-      </w:r>
-      <w:proofErr w:type="spellEnd"/>
+        <w:t>./sdb</w:t>
+      </w:r>
+      <w:r>
+        <w:rPr>
+          <w:rFonts w:hint="eastAsia"/>
+        </w:rPr>
+        <w:t xml:space="preserve">passwd  add  -u user </w:t>
+      </w:r>
       <w:r>
         <w:rPr>
           <w:rFonts w:hint="eastAsia"/>
@@ -1968,30 +1547,20 @@
         <w:rPr>
           <w:rFonts w:hint="eastAsia"/>
         </w:rPr>
-        <w:t xml:space="preserve">   ./</w:t>
-      </w:r>
-      <w:proofErr w:type="spellStart"/>
-      <w:r>
-        <w:rPr>
-          <w:rFonts w:hint="eastAsia"/>
-        </w:rPr>
-        <w:t>sdbpasswd</w:t>
-      </w:r>
-      <w:proofErr w:type="spellEnd"/>
-      <w:r>
-        <w:rPr>
-          <w:rFonts w:hint="eastAsia"/>
-        </w:rPr>
-        <w:t xml:space="preserve">  add  -u user  -f /opt/</w:t>
-      </w:r>
-      <w:proofErr w:type="spellStart"/>
-      <w:r>
-        <w:rPr>
-          <w:rFonts w:hint="eastAsia"/>
-        </w:rPr>
-        <w:t>sequoiadb</w:t>
-      </w:r>
-      <w:proofErr w:type="spellEnd"/>
+        <w:t xml:space="preserve">   ./sdbpasswd  </w:t>
+      </w:r>
+      <w:r>
+        <w:rPr>
+          <w:rFonts w:hint="eastAsia"/>
+        </w:rPr>
+        <w:t xml:space="preserve">-m </w:t>
+      </w:r>
+      <w:r>
+        <w:rPr>
+          <w:rFonts w:hint="eastAsia"/>
+        </w:rPr>
+        <w:t xml:space="preserve">add  -u user </w:t>
+      </w:r>
     </w:p>
     <w:p>
       <w:pPr>
@@ -2036,57 +1605,19 @@
         <w:rPr>
           <w:rFonts w:hint="eastAsia"/>
         </w:rPr>
-        <w:t>.</w:t>
-      </w:r>
-      <w:proofErr w:type="spellStart"/>
-      <w:r>
-        <w:rPr>
-          <w:rFonts w:hint="eastAsia"/>
-        </w:rPr>
-        <w:t>sdbpasswd</w:t>
-      </w:r>
-      <w:proofErr w:type="spellEnd"/>
-      <w:r>
-        <w:rPr>
-          <w:rFonts w:hint="eastAsia"/>
-        </w:rPr>
-        <w:t xml:space="preserve">  </w:t>
-      </w:r>
-      <w:proofErr w:type="spellStart"/>
-      <w:r>
-        <w:rPr>
-          <w:rFonts w:hint="eastAsia"/>
-        </w:rPr>
-        <w:t>rm</w:t>
-      </w:r>
-      <w:proofErr w:type="spellEnd"/>
-      <w:r>
-        <w:rPr>
-          <w:rFonts w:hint="eastAsia"/>
-        </w:rPr>
-        <w:t xml:space="preserve">  -u user -f file </w:t>
-      </w:r>
-    </w:p>
-    <w:p>
-      <w:pPr>
-        <w:pStyle w:val="ListParagraph"/>
-        <w:ind w:left="1290" w:firstLineChars="0" w:firstLine="0"/>
-      </w:pPr>
-    </w:p>
-    <w:p>
-      <w:pPr>
-        <w:pStyle w:val="ListParagraph"/>
-        <w:numPr>
-          <w:ilvl w:val="0"/>
-          <w:numId w:val="9"/>
-        </w:numPr>
-        <w:ind w:firstLineChars="0"/>
-      </w:pPr>
-      <w:r>
-        <w:rPr>
-          <w:rFonts w:hint="eastAsia"/>
-        </w:rPr>
-        <w:t>加解密的代码，以库的形式对外提供使用</w:t>
+        <w:t xml:space="preserve">.sdbpasswd  </w:t>
+      </w:r>
+      <w:r>
+        <w:rPr>
+          <w:rFonts w:hint="eastAsia"/>
+        </w:rPr>
+        <w:t xml:space="preserve">-m </w:t>
+      </w:r>
+      <w:r>
+        <w:rPr>
+          <w:rFonts w:hint="eastAsia"/>
+        </w:rPr>
+        <w:t xml:space="preserve">rm  -u user </w:t>
       </w:r>
     </w:p>
     <w:p/>
@@ -2210,7 +1741,6 @@
         <w:rPr>
           <w:rFonts w:hint="eastAsia"/>
         </w:rPr>
-        <w:lastRenderedPageBreak/>
         <w:t xml:space="preserve">Story </w:t>
       </w:r>
       <w:r>
@@ -2230,14 +1760,12 @@
       <w:pPr>
         <w:pStyle w:val="Heading3"/>
       </w:pPr>
-      <w:proofErr w:type="spellStart"/>
       <w:r>
         <w:rPr>
           <w:rFonts w:hint="eastAsia"/>
         </w:rPr>
         <w:t>sequoiadb</w:t>
       </w:r>
-      <w:proofErr w:type="spellEnd"/>
       <w:r>
         <w:rPr>
           <w:rFonts w:hint="eastAsia"/>
@@ -2288,11 +1816,12 @@
         <w:rPr>
           <w:noProof/>
         </w:rPr>
+        <w:lastRenderedPageBreak/>
         <w:drawing>
           <wp:inline distT="0" distB="0" distL="0" distR="0">
-            <wp:extent cx="5267960" cy="2115185"/>
-            <wp:effectExtent l="19050" t="0" r="8890" b="0"/>
-            <wp:docPr id="3" name="Picture 1" descr="Z:\upload\new.jpg"/>
+            <wp:extent cx="5274310" cy="3138170"/>
+            <wp:effectExtent l="19050" t="0" r="2540" b="0"/>
+            <wp:docPr id="2" name="Picture 2" descr="Z:\upload\20180706105559453.jpg"/>
             <wp:cNvGraphicFramePr>
               <a:graphicFrameLocks xmlns:a="http://schemas.openxmlformats.org/drawingml/2006/main" noChangeAspect="1"/>
             </wp:cNvGraphicFramePr>
@@ -2300,7 +1829,7 @@
               <a:graphicData uri="http://schemas.openxmlformats.org/drawingml/2006/picture">
                 <pic:pic xmlns:pic="http://schemas.openxmlformats.org/drawingml/2006/picture">
                   <pic:nvPicPr>
-                    <pic:cNvPr id="0" name="Picture 1" descr="Z:\upload\new.jpg"/>
+                    <pic:cNvPr id="0" name="Picture 2" descr="Z:\upload\20180706105559453.jpg"/>
                     <pic:cNvPicPr>
                       <a:picLocks noChangeAspect="1" noChangeArrowheads="1"/>
                     </pic:cNvPicPr>
@@ -2315,7 +1844,7 @@
                   <pic:spPr bwMode="auto">
                     <a:xfrm>
                       <a:off x="0" y="0"/>
-                      <a:ext cx="5267960" cy="2115185"/>
+                      <a:ext cx="5274310" cy="3138170"/>
                     </a:xfrm>
                     <a:prstGeom prst="rect">
                       <a:avLst/>
@@ -2392,17 +1921,15 @@
               <w:pStyle w:val="ListParagraph"/>
               <w:ind w:left="0" w:firstLineChars="0" w:firstLine="0"/>
             </w:pPr>
-            <w:proofErr w:type="spellStart"/>
-            <w:r>
-              <w:t>E</w:t>
-            </w:r>
-            <w:r>
-              <w:rPr>
-                <w:rFonts w:hint="eastAsia"/>
-              </w:rPr>
-              <w:t>xpOption</w:t>
-            </w:r>
-            <w:proofErr w:type="spellEnd"/>
+            <w:r>
+              <w:t>C</w:t>
+            </w:r>
+            <w:r>
+              <w:rPr>
+                <w:rFonts w:hint="eastAsia"/>
+              </w:rPr>
+              <w:t>ipherMgr</w:t>
+            </w:r>
           </w:p>
         </w:tc>
         <w:tc>
@@ -2418,183 +1945,7 @@
               <w:rPr>
                 <w:rFonts w:hint="eastAsia"/>
               </w:rPr>
-              <w:t>系统已有类，图中所示为新增属性与函数</w:t>
-            </w:r>
-          </w:p>
-        </w:tc>
-      </w:tr>
-      <w:tr>
-        <w:tc>
-          <w:tcPr>
-            <w:tcW w:w="3912" w:type="dxa"/>
-          </w:tcPr>
-          <w:p>
-            <w:pPr>
-              <w:pStyle w:val="ListParagraph"/>
-              <w:ind w:left="0" w:firstLineChars="0" w:firstLine="0"/>
-            </w:pPr>
-            <w:proofErr w:type="spellStart"/>
-            <w:r>
-              <w:t>E</w:t>
-            </w:r>
-            <w:r>
-              <w:rPr>
-                <w:rFonts w:hint="eastAsia"/>
-              </w:rPr>
-              <w:t>nterTool</w:t>
-            </w:r>
-            <w:proofErr w:type="spellEnd"/>
-          </w:p>
-        </w:tc>
-        <w:tc>
-          <w:tcPr>
-            <w:tcW w:w="3833" w:type="dxa"/>
-          </w:tcPr>
-          <w:p>
-            <w:pPr>
-              <w:pStyle w:val="ListParagraph"/>
-              <w:ind w:left="0" w:firstLineChars="0" w:firstLine="0"/>
-            </w:pPr>
-            <w:r>
-              <w:rPr>
-                <w:rFonts w:hint="eastAsia"/>
-              </w:rPr>
-              <w:t>新增类，负责交互型输入密码</w:t>
-            </w:r>
-          </w:p>
-        </w:tc>
-      </w:tr>
-      <w:tr>
-        <w:tc>
-          <w:tcPr>
-            <w:tcW w:w="3912" w:type="dxa"/>
-          </w:tcPr>
-          <w:p>
-            <w:pPr>
-              <w:pStyle w:val="ListParagraph"/>
-              <w:ind w:left="0" w:firstLineChars="0" w:firstLine="0"/>
-            </w:pPr>
-            <w:proofErr w:type="spellStart"/>
-            <w:r>
-              <w:t>Cipher</w:t>
-            </w:r>
-            <w:r>
-              <w:rPr>
-                <w:rFonts w:hint="eastAsia"/>
-              </w:rPr>
-              <w:t>Mgr</w:t>
-            </w:r>
-            <w:proofErr w:type="spellEnd"/>
-          </w:p>
-        </w:tc>
-        <w:tc>
-          <w:tcPr>
-            <w:tcW w:w="3833" w:type="dxa"/>
-          </w:tcPr>
-          <w:p>
-            <w:pPr>
-              <w:pStyle w:val="ListParagraph"/>
-              <w:ind w:left="0" w:firstLineChars="0" w:firstLine="0"/>
-            </w:pPr>
-            <w:r>
-              <w:rPr>
-                <w:rFonts w:hint="eastAsia"/>
-              </w:rPr>
-              <w:t>新增类，负责用户密文管理与保存</w:t>
-            </w:r>
-          </w:p>
-        </w:tc>
-      </w:tr>
-      <w:tr>
-        <w:tc>
-          <w:tcPr>
-            <w:tcW w:w="3912" w:type="dxa"/>
-          </w:tcPr>
-          <w:p>
-            <w:pPr>
-              <w:pStyle w:val="ListParagraph"/>
-              <w:ind w:left="0" w:firstLineChars="0" w:firstLine="0"/>
-            </w:pPr>
-            <w:proofErr w:type="spellStart"/>
-            <w:r>
-              <w:t>Cipher</w:t>
-            </w:r>
-            <w:r>
-              <w:rPr>
-                <w:rFonts w:hint="eastAsia"/>
-              </w:rPr>
-              <w:t>Option</w:t>
-            </w:r>
-            <w:proofErr w:type="spellEnd"/>
-          </w:p>
-        </w:tc>
-        <w:tc>
-          <w:tcPr>
-            <w:tcW w:w="3833" w:type="dxa"/>
-          </w:tcPr>
-          <w:p>
-            <w:pPr>
-              <w:pStyle w:val="ListParagraph"/>
-              <w:ind w:left="0" w:firstLineChars="0" w:firstLine="0"/>
-            </w:pPr>
-            <w:r>
-              <w:rPr>
-                <w:rFonts w:hint="eastAsia"/>
-              </w:rPr>
-              <w:t>新增类，负责用户密文加解密</w:t>
-            </w:r>
-          </w:p>
-        </w:tc>
-      </w:tr>
-      <w:tr>
-        <w:tc>
-          <w:tcPr>
-            <w:tcW w:w="3912" w:type="dxa"/>
-          </w:tcPr>
-          <w:p>
-            <w:pPr>
-              <w:pStyle w:val="ListParagraph"/>
-              <w:ind w:left="0" w:firstLineChars="0" w:firstLine="0"/>
-            </w:pPr>
-            <w:proofErr w:type="spellStart"/>
-            <w:r>
-              <w:t>F</w:t>
-            </w:r>
-            <w:r>
-              <w:rPr>
-                <w:rFonts w:hint="eastAsia"/>
-              </w:rPr>
-              <w:t>ileOption</w:t>
-            </w:r>
-            <w:proofErr w:type="spellEnd"/>
-          </w:p>
-        </w:tc>
-        <w:tc>
-          <w:tcPr>
-            <w:tcW w:w="3833" w:type="dxa"/>
-          </w:tcPr>
-          <w:p>
-            <w:pPr>
-              <w:pStyle w:val="ListParagraph"/>
-              <w:ind w:left="0" w:firstLineChars="0" w:firstLine="0"/>
-            </w:pPr>
-            <w:r>
-              <w:rPr>
-                <w:rFonts w:hint="eastAsia"/>
-              </w:rPr>
-              <w:t>新增类，</w:t>
-            </w:r>
-            <w:r>
-              <w:rPr>
-                <w:rFonts w:hint="eastAsia"/>
-              </w:rPr>
-              <w:t xml:space="preserve"> </w:t>
-            </w:r>
-            <w:r>
-              <w:rPr>
-                <w:rFonts w:hint="eastAsia"/>
-              </w:rPr>
-              <w:t>负责密文文件操作</w:t>
+              <w:t>新增类，主要负责用户密文的管理</w:t>
             </w:r>
           </w:p>
         </w:tc>
@@ -2658,9 +2009,9 @@
         </w:rPr>
         <w:drawing>
           <wp:inline distT="0" distB="0" distL="0" distR="0">
-            <wp:extent cx="5260975" cy="2040255"/>
+            <wp:extent cx="5266690" cy="1887220"/>
             <wp:effectExtent l="19050" t="0" r="0" b="0"/>
-            <wp:docPr id="4" name="Picture 2" descr="Z:\upload\new3.jpg"/>
+            <wp:docPr id="3" name="Picture 3" descr="Z:\upload\20180706105559453.jpg"/>
             <wp:cNvGraphicFramePr>
               <a:graphicFrameLocks xmlns:a="http://schemas.openxmlformats.org/drawingml/2006/main" noChangeAspect="1"/>
             </wp:cNvGraphicFramePr>
@@ -2668,7 +2019,7 @@
               <a:graphicData uri="http://schemas.openxmlformats.org/drawingml/2006/picture">
                 <pic:pic xmlns:pic="http://schemas.openxmlformats.org/drawingml/2006/picture">
                   <pic:nvPicPr>
-                    <pic:cNvPr id="0" name="Picture 2" descr="Z:\upload\new3.jpg"/>
+                    <pic:cNvPr id="0" name="Picture 3" descr="Z:\upload\20180706105559453.jpg"/>
                     <pic:cNvPicPr>
                       <a:picLocks noChangeAspect="1" noChangeArrowheads="1"/>
                     </pic:cNvPicPr>
@@ -2683,7 +2034,7 @@
                   <pic:spPr bwMode="auto">
                     <a:xfrm>
                       <a:off x="0" y="0"/>
-                      <a:ext cx="5260975" cy="2040255"/>
+                      <a:ext cx="5266690" cy="1887220"/>
                     </a:xfrm>
                     <a:prstGeom prst="rect">
                       <a:avLst/>
@@ -2707,241 +2058,75 @@
       <w:pPr>
         <w:pStyle w:val="ListParagraph"/>
         <w:ind w:left="777" w:firstLineChars="0" w:firstLine="0"/>
-      </w:pPr>
-      <w:r>
-        <w:rPr>
-          <w:rFonts w:hint="eastAsia"/>
-        </w:rPr>
-        <w:t>判断</w:t>
-      </w:r>
-      <w:r>
-        <w:rPr>
-          <w:rFonts w:hint="eastAsia"/>
-        </w:rPr>
-        <w:t>情况</w:t>
-      </w:r>
-      <w:r>
-        <w:rPr>
-          <w:rFonts w:hint="eastAsia"/>
-        </w:rPr>
-        <w:t>：</w:t>
+        <w:rPr>
+          <w:rFonts w:hint="eastAsia"/>
+        </w:rPr>
+      </w:pPr>
+      <w:r>
+        <w:rPr>
+          <w:rFonts w:hint="eastAsia"/>
+        </w:rPr>
+        <w:t>处理流程：</w:t>
       </w:r>
     </w:p>
     <w:p>
       <w:pPr>
         <w:pStyle w:val="ListParagraph"/>
-        <w:numPr>
-          <w:ilvl w:val="0"/>
-          <w:numId w:val="32"/>
-        </w:numPr>
-        <w:ind w:firstLineChars="0"/>
-      </w:pPr>
-      <w:proofErr w:type="spellStart"/>
-      <w:r>
-        <w:rPr>
-          <w:rFonts w:hint="eastAsia"/>
-        </w:rPr>
-        <w:t>hasPassword</w:t>
-      </w:r>
-      <w:proofErr w:type="spellEnd"/>
-      <w:r>
-        <w:rPr>
-          <w:rFonts w:hint="eastAsia"/>
-        </w:rPr>
-        <w:t xml:space="preserve">() == true ; </w:t>
-      </w:r>
-      <w:proofErr w:type="spellStart"/>
-      <w:r>
-        <w:rPr>
-          <w:rFonts w:hint="eastAsia"/>
-        </w:rPr>
-        <w:t>safeEnter</w:t>
-      </w:r>
-      <w:proofErr w:type="spellEnd"/>
-      <w:r>
-        <w:rPr>
-          <w:rFonts w:hint="eastAsia"/>
-        </w:rPr>
-        <w:t xml:space="preserve"> </w:t>
-      </w:r>
-      <w:r>
-        <w:rPr>
-          <w:rFonts w:hint="eastAsia"/>
-        </w:rPr>
-        <w:t>与</w:t>
-      </w:r>
-      <w:r>
-        <w:rPr>
-          <w:rFonts w:hint="eastAsia"/>
-        </w:rPr>
-        <w:t xml:space="preserve">decode </w:t>
-      </w:r>
-      <w:r>
-        <w:rPr>
-          <w:rFonts w:hint="eastAsia"/>
-        </w:rPr>
-        <w:t>均不进入</w:t>
+        <w:ind w:left="777" w:firstLineChars="0" w:firstLine="0"/>
+      </w:pPr>
+      <w:r>
+        <w:rPr>
+          <w:rFonts w:hint="eastAsia"/>
+        </w:rPr>
+        <w:t xml:space="preserve">    </w:t>
+      </w:r>
+      <w:r>
+        <w:rPr>
+          <w:rFonts w:hint="eastAsia"/>
+        </w:rPr>
+        <w:t>优先选择解密得方式</w:t>
+      </w:r>
+      <w:r>
+        <w:rPr>
+          <w:rFonts w:hint="eastAsia"/>
+        </w:rPr>
+        <w:t>，如果解密成功继续下一步；反之交互输入密码。此过程会在</w:t>
+      </w:r>
+      <w:r>
+        <w:rPr>
+          <w:rFonts w:hint="eastAsia"/>
+        </w:rPr>
+        <w:t>passwd</w:t>
+      </w:r>
+      <w:r>
+        <w:rPr>
+          <w:rFonts w:hint="eastAsia"/>
+        </w:rPr>
+        <w:t>文件中通过</w:t>
+      </w:r>
+      <w:r>
+        <w:rPr>
+          <w:rFonts w:hint="eastAsia"/>
+        </w:rPr>
+        <w:t>user</w:t>
+      </w:r>
+      <w:r>
+        <w:rPr>
+          <w:rFonts w:hint="eastAsia"/>
+        </w:rPr>
+        <w:t>查找相应的密文。</w:t>
       </w:r>
     </w:p>
     <w:p>
       <w:pPr>
-        <w:pStyle w:val="ListParagraph"/>
-        <w:numPr>
-          <w:ilvl w:val="0"/>
-          <w:numId w:val="32"/>
-        </w:numPr>
-        <w:ind w:firstLineChars="0"/>
-      </w:pPr>
-      <w:proofErr w:type="spellStart"/>
-      <w:r>
-        <w:rPr>
-          <w:rFonts w:hint="eastAsia"/>
-        </w:rPr>
-        <w:t>hasPassword</w:t>
-      </w:r>
-      <w:proofErr w:type="spellEnd"/>
-      <w:r>
-        <w:rPr>
-          <w:rFonts w:hint="eastAsia"/>
-        </w:rPr>
-        <w:t xml:space="preserve">() == false &amp;&amp; </w:t>
-      </w:r>
-      <w:proofErr w:type="spellStart"/>
-      <w:r>
-        <w:rPr>
-          <w:rFonts w:hint="eastAsia"/>
-        </w:rPr>
-        <w:t>has</w:t>
-      </w:r>
-      <w:r>
-        <w:rPr>
-          <w:rFonts w:hint="eastAsia"/>
-        </w:rPr>
-        <w:t>Cipher</w:t>
-      </w:r>
-      <w:proofErr w:type="spellEnd"/>
-      <w:r>
-        <w:rPr>
-          <w:rFonts w:hint="eastAsia"/>
-        </w:rPr>
-        <w:t xml:space="preserve">() == </w:t>
-      </w:r>
-      <w:proofErr w:type="spellStart"/>
-      <w:r>
-        <w:rPr>
-          <w:rFonts w:hint="eastAsia"/>
-        </w:rPr>
-        <w:t>flase</w:t>
-      </w:r>
-      <w:proofErr w:type="spellEnd"/>
-      <w:r>
-        <w:rPr>
-          <w:rFonts w:hint="eastAsia"/>
-        </w:rPr>
-        <w:t xml:space="preserve">; </w:t>
-      </w:r>
-      <w:r>
-        <w:rPr>
-          <w:rFonts w:hint="eastAsia"/>
-        </w:rPr>
-        <w:t>进入</w:t>
-      </w:r>
-      <w:proofErr w:type="spellStart"/>
-      <w:r>
-        <w:rPr>
-          <w:rFonts w:hint="eastAsia"/>
-        </w:rPr>
-        <w:t>safeEnter</w:t>
-      </w:r>
-      <w:proofErr w:type="spellEnd"/>
-    </w:p>
-    <w:p>
-      <w:pPr>
-        <w:pStyle w:val="ListParagraph"/>
-        <w:numPr>
-          <w:ilvl w:val="0"/>
-          <w:numId w:val="32"/>
-        </w:numPr>
-        <w:ind w:firstLineChars="0"/>
-      </w:pPr>
-      <w:proofErr w:type="spellStart"/>
-      <w:r>
-        <w:rPr>
-          <w:rFonts w:hint="eastAsia"/>
-        </w:rPr>
-        <w:t>hasPassword</w:t>
-      </w:r>
-      <w:proofErr w:type="spellEnd"/>
-      <w:r>
-        <w:rPr>
-          <w:rFonts w:hint="eastAsia"/>
-        </w:rPr>
-        <w:t xml:space="preserve">() == false &amp;&amp; </w:t>
-      </w:r>
-      <w:proofErr w:type="spellStart"/>
-      <w:r>
-        <w:rPr>
-          <w:rFonts w:hint="eastAsia"/>
-        </w:rPr>
-        <w:t>has</w:t>
-      </w:r>
-      <w:r>
-        <w:rPr>
-          <w:rFonts w:hint="eastAsia"/>
-        </w:rPr>
-        <w:t>Cipher</w:t>
-      </w:r>
-      <w:proofErr w:type="spellEnd"/>
-      <w:r>
-        <w:rPr>
-          <w:rFonts w:hint="eastAsia"/>
-        </w:rPr>
-        <w:t>() == true</w:t>
-      </w:r>
-      <w:r>
-        <w:rPr>
-          <w:rFonts w:hint="eastAsia"/>
-        </w:rPr>
-        <w:t>；</w:t>
-      </w:r>
-      <w:r>
-        <w:rPr>
-          <w:rFonts w:hint="eastAsia"/>
-        </w:rPr>
-        <w:t>进入</w:t>
-      </w:r>
-      <w:r>
-        <w:rPr>
-          <w:rFonts w:hint="eastAsia"/>
-        </w:rPr>
-        <w:t>decode</w:t>
-      </w:r>
-    </w:p>
-    <w:p>
-      <w:pPr>
-        <w:pStyle w:val="ListParagraph"/>
-        <w:ind w:left="1710" w:firstLineChars="0" w:firstLine="0"/>
-      </w:pPr>
-    </w:p>
-    <w:p>
-      <w:pPr>
         <w:pStyle w:val="Heading3"/>
       </w:pPr>
       <w:r>
         <w:rPr>
           <w:rFonts w:hint="eastAsia"/>
         </w:rPr>
-        <w:lastRenderedPageBreak/>
-        <w:t xml:space="preserve"> </w:t>
-      </w:r>
-      <w:proofErr w:type="spellStart"/>
-      <w:r>
-        <w:rPr>
-          <w:rFonts w:hint="eastAsia"/>
-        </w:rPr>
-        <w:t>sdbpasswd</w:t>
-      </w:r>
-      <w:proofErr w:type="spellEnd"/>
+        <w:t xml:space="preserve"> sdbpasswd</w:t>
+      </w:r>
     </w:p>
     <w:p>
       <w:pPr>
@@ -2956,7 +2141,13 @@
         <w:rPr>
           <w:rFonts w:hint="eastAsia"/>
         </w:rPr>
-        <w:t>类设计</w:t>
+        <w:t xml:space="preserve">sdbpasswd </w:t>
+      </w:r>
+      <w:r>
+        <w:rPr>
+          <w:rFonts w:hint="eastAsia"/>
+        </w:rPr>
+        <w:t>操作的流程</w:t>
       </w:r>
     </w:p>
     <w:p>
@@ -2969,11 +2160,12 @@
           <w:rFonts w:hint="eastAsia"/>
           <w:noProof/>
         </w:rPr>
+        <w:lastRenderedPageBreak/>
         <w:drawing>
           <wp:inline distT="0" distB="0" distL="0" distR="0">
-            <wp:extent cx="5260975" cy="2388235"/>
+            <wp:extent cx="5266690" cy="1931035"/>
             <wp:effectExtent l="19050" t="0" r="0" b="0"/>
-            <wp:docPr id="5" name="Picture 3" descr="Z:\upload\new2.jpg"/>
+            <wp:docPr id="4" name="Picture 4" descr="Z:\upload\20180706105559454.jpg"/>
             <wp:cNvGraphicFramePr>
               <a:graphicFrameLocks xmlns:a="http://schemas.openxmlformats.org/drawingml/2006/main" noChangeAspect="1"/>
             </wp:cNvGraphicFramePr>
@@ -2981,7 +2173,7 @@
               <a:graphicData uri="http://schemas.openxmlformats.org/drawingml/2006/picture">
                 <pic:pic xmlns:pic="http://schemas.openxmlformats.org/drawingml/2006/picture">
                   <pic:nvPicPr>
-                    <pic:cNvPr id="0" name="Picture 3" descr="Z:\upload\new2.jpg"/>
+                    <pic:cNvPr id="0" name="Picture 4" descr="Z:\upload\20180706105559454.jpg"/>
                     <pic:cNvPicPr>
                       <a:picLocks noChangeAspect="1" noChangeArrowheads="1"/>
                     </pic:cNvPicPr>
@@ -2996,7 +2188,7 @@
                   <pic:spPr bwMode="auto">
                     <a:xfrm>
                       <a:off x="0" y="0"/>
-                      <a:ext cx="5260975" cy="2388235"/>
+                      <a:ext cx="5266690" cy="1931035"/>
                     </a:xfrm>
                     <a:prstGeom prst="rect">
                       <a:avLst/>
@@ -3019,93 +2211,6 @@
     <w:p>
       <w:pPr>
         <w:pStyle w:val="ListParagraph"/>
-        <w:numPr>
-          <w:ilvl w:val="0"/>
-          <w:numId w:val="26"/>
-        </w:numPr>
-        <w:ind w:firstLineChars="0"/>
-      </w:pPr>
-      <w:proofErr w:type="spellStart"/>
-      <w:r>
-        <w:rPr>
-          <w:rFonts w:hint="eastAsia"/>
-        </w:rPr>
-        <w:t>sdbpasswd</w:t>
-      </w:r>
-      <w:proofErr w:type="spellEnd"/>
-      <w:r>
-        <w:rPr>
-          <w:rFonts w:hint="eastAsia"/>
-        </w:rPr>
-        <w:t xml:space="preserve"> </w:t>
-      </w:r>
-      <w:r>
-        <w:rPr>
-          <w:rFonts w:hint="eastAsia"/>
-        </w:rPr>
-        <w:t>操作的流程</w:t>
-      </w:r>
-    </w:p>
-    <w:p>
-      <w:pPr>
-        <w:pStyle w:val="ListParagraph"/>
-        <w:ind w:left="777" w:firstLineChars="0" w:firstLine="0"/>
-      </w:pPr>
-      <w:r>
-        <w:rPr>
-          <w:rFonts w:hint="eastAsia"/>
-          <w:noProof/>
-        </w:rPr>
-        <w:drawing>
-          <wp:inline distT="0" distB="0" distL="0" distR="0">
-            <wp:extent cx="5267960" cy="1685290"/>
-            <wp:effectExtent l="19050" t="0" r="8890" b="0"/>
-            <wp:docPr id="6" name="Picture 4" descr="Z:\upload\new4.jpg"/>
-            <wp:cNvGraphicFramePr>
-              <a:graphicFrameLocks xmlns:a="http://schemas.openxmlformats.org/drawingml/2006/main" noChangeAspect="1"/>
-            </wp:cNvGraphicFramePr>
-            <a:graphic xmlns:a="http://schemas.openxmlformats.org/drawingml/2006/main">
-              <a:graphicData uri="http://schemas.openxmlformats.org/drawingml/2006/picture">
-                <pic:pic xmlns:pic="http://schemas.openxmlformats.org/drawingml/2006/picture">
-                  <pic:nvPicPr>
-                    <pic:cNvPr id="0" name="Picture 4" descr="Z:\upload\new4.jpg"/>
-                    <pic:cNvPicPr>
-                      <a:picLocks noChangeAspect="1" noChangeArrowheads="1"/>
-                    </pic:cNvPicPr>
-                  </pic:nvPicPr>
-                  <pic:blipFill>
-                    <a:blip r:embed="rId11"/>
-                    <a:srcRect/>
-                    <a:stretch>
-                      <a:fillRect/>
-                    </a:stretch>
-                  </pic:blipFill>
-                  <pic:spPr bwMode="auto">
-                    <a:xfrm>
-                      <a:off x="0" y="0"/>
-                      <a:ext cx="5267960" cy="1685290"/>
-                    </a:xfrm>
-                    <a:prstGeom prst="rect">
-                      <a:avLst/>
-                    </a:prstGeom>
-                    <a:noFill/>
-                    <a:ln w="9525">
-                      <a:noFill/>
-                      <a:miter lim="800000"/>
-                      <a:headEnd/>
-                      <a:tailEnd/>
-                    </a:ln>
-                  </pic:spPr>
-                </pic:pic>
-              </a:graphicData>
-            </a:graphic>
-          </wp:inline>
-        </w:drawing>
-      </w:r>
-    </w:p>
-    <w:p>
-      <w:pPr>
-        <w:pStyle w:val="ListParagraph"/>
         <w:ind w:left="777" w:firstLineChars="0" w:firstLine="0"/>
       </w:pPr>
       <w:r>
@@ -3142,19 +2247,11 @@
         </w:numPr>
         <w:ind w:firstLineChars="0"/>
       </w:pPr>
-      <w:proofErr w:type="spellStart"/>
-      <w:r>
-        <w:rPr>
-          <w:rFonts w:hint="eastAsia"/>
-        </w:rPr>
-        <w:t>sdbpasswd</w:t>
-      </w:r>
-      <w:proofErr w:type="spellEnd"/>
-      <w:r>
-        <w:rPr>
-          <w:rFonts w:hint="eastAsia"/>
-        </w:rPr>
-        <w:t xml:space="preserve"> </w:t>
+      <w:r>
+        <w:rPr>
+          <w:rFonts w:hint="eastAsia"/>
+        </w:rPr>
+        <w:t xml:space="preserve">sdbpasswd </w:t>
       </w:r>
       <w:r>
         <w:rPr>
@@ -3176,7 +2273,31 @@
         <w:rPr>
           <w:rFonts w:hint="eastAsia"/>
         </w:rPr>
-        <w:t>用户加密信息存储在文件，按行存储</w:t>
+        <w:t>用户加密信息存储在文件，按行</w:t>
+      </w:r>
+      <w:r>
+        <w:rPr>
+          <w:rFonts w:hint="eastAsia"/>
+        </w:rPr>
+        <w:t>以</w:t>
+      </w:r>
+      <w:r>
+        <w:rPr>
+          <w:rFonts w:hint="eastAsia"/>
+        </w:rPr>
+        <w:t>16</w:t>
+      </w:r>
+      <w:r>
+        <w:rPr>
+          <w:rFonts w:hint="eastAsia"/>
+        </w:rPr>
+        <w:t>进制的方式</w:t>
+      </w:r>
+      <w:r>
+        <w:rPr>
+          <w:rFonts w:hint="eastAsia"/>
+        </w:rPr>
+        <w:t>存储</w:t>
       </w:r>
     </w:p>
     <w:p>
@@ -3260,7 +2381,19 @@
         <w:rPr>
           <w:rFonts w:hint="eastAsia"/>
         </w:rPr>
-        <w:t>生成一个随机数生成一个定长</w:t>
+        <w:t>生成</w:t>
+      </w:r>
+      <w:r>
+        <w:rPr>
+          <w:rFonts w:hint="eastAsia"/>
+        </w:rPr>
+        <w:t>一</w:t>
+      </w:r>
+      <w:r>
+        <w:rPr>
+          <w:rFonts w:hint="eastAsia"/>
+        </w:rPr>
+        <w:t>个随机数生成一个定长</w:t>
       </w:r>
       <w:r>
         <w:rPr>
@@ -3272,7 +2405,7 @@
         <w:rPr>
           <w:rFonts w:hint="eastAsia"/>
         </w:rPr>
-        <w:t>(4</w:t>
+        <w:t>(8</w:t>
       </w:r>
       <w:r>
         <w:rPr>
@@ -3300,7 +2433,25 @@
         <w:rPr>
           <w:rFonts w:hint="eastAsia"/>
         </w:rPr>
-        <w:t>DEC</w:t>
+        <w:t>每</w:t>
+      </w:r>
+      <w:r>
+        <w:rPr>
+          <w:rFonts w:hint="eastAsia"/>
+        </w:rPr>
+        <w:t>8</w:t>
+      </w:r>
+      <w:r>
+        <w:rPr>
+          <w:rFonts w:hint="eastAsia"/>
+        </w:rPr>
+        <w:t>字节，</w:t>
+      </w:r>
+      <w:r>
+        <w:rPr>
+          <w:rFonts w:hint="eastAsia"/>
+        </w:rPr>
+        <w:t>DES</w:t>
       </w:r>
       <w:r>
         <w:rPr>
@@ -3312,6 +2463,24 @@
         <w:rPr>
           <w:rFonts w:hint="eastAsia"/>
         </w:rPr>
+        <w:t>不够</w:t>
+      </w:r>
+      <w:r>
+        <w:rPr>
+          <w:rFonts w:hint="eastAsia"/>
+        </w:rPr>
+        <w:t>8</w:t>
+      </w:r>
+      <w:r>
+        <w:rPr>
+          <w:rFonts w:hint="eastAsia"/>
+        </w:rPr>
+        <w:t>字节取前面的补足。</w:t>
+      </w:r>
+      <w:r>
+        <w:rPr>
+          <w:rFonts w:hint="eastAsia"/>
+        </w:rPr>
         <w:t>实际格式</w:t>
       </w:r>
       <w:r>
@@ -3354,21 +2523,7 @@
         <w:rPr>
           <w:rFonts w:hint="eastAsia"/>
         </w:rPr>
-        <w:t xml:space="preserve">) + </w:t>
-      </w:r>
-      <w:proofErr w:type="spellStart"/>
-      <w:r>
-        <w:rPr>
-          <w:rFonts w:hint="eastAsia"/>
-        </w:rPr>
-        <w:t>val</w:t>
-      </w:r>
-      <w:proofErr w:type="spellEnd"/>
-      <w:r>
-        <w:rPr>
-          <w:rFonts w:hint="eastAsia"/>
-        </w:rPr>
-        <w:t xml:space="preserve"> </w:t>
+        <w:t xml:space="preserve">) + val </w:t>
       </w:r>
       <w:r>
         <w:rPr>
@@ -3436,7 +2591,7 @@
         <w:rPr>
           <w:rFonts w:hint="eastAsia"/>
         </w:rPr>
-        <w:t>8</w:t>
+        <w:t>16</w:t>
       </w:r>
       <w:r>
         <w:rPr>
@@ -3476,7 +2631,6 @@
         <w:rPr>
           <w:rFonts w:hint="eastAsia"/>
         </w:rPr>
-        <w:lastRenderedPageBreak/>
         <w:t>通过</w:t>
       </w:r>
       <w:r>
@@ -3518,32 +2672,118 @@
           <w:numId w:val="36"/>
         </w:numPr>
         <w:ind w:firstLineChars="0"/>
-      </w:pPr>
-      <w:r>
-        <w:rPr>
-          <w:rFonts w:hint="eastAsia"/>
-        </w:rPr>
-        <w:t>具体类设计查看</w:t>
-      </w:r>
-      <w:proofErr w:type="spellStart"/>
-      <w:r>
-        <w:rPr>
-          <w:rFonts w:hint="eastAsia"/>
-        </w:rPr>
-        <w:t>cipher</w:t>
-      </w:r>
-      <w:r>
-        <w:rPr>
-          <w:rFonts w:hint="eastAsia"/>
-        </w:rPr>
-        <w:t>Option</w:t>
-      </w:r>
-      <w:proofErr w:type="spellEnd"/>
-      <w:r>
-        <w:rPr>
-          <w:rFonts w:hint="eastAsia"/>
-        </w:rPr>
-        <w:t xml:space="preserve">  </w:t>
+        <w:rPr>
+          <w:rFonts w:hint="eastAsia"/>
+        </w:rPr>
+      </w:pPr>
+      <w:r>
+        <w:rPr>
+          <w:rFonts w:hint="eastAsia"/>
+        </w:rPr>
+        <w:t>采用</w:t>
+      </w:r>
+      <w:r>
+        <w:rPr>
+          <w:rFonts w:hint="eastAsia"/>
+        </w:rPr>
+        <w:t xml:space="preserve"> openssl</w:t>
+      </w:r>
+      <w:r>
+        <w:rPr>
+          <w:rFonts w:hint="eastAsia"/>
+        </w:rPr>
+        <w:t>的</w:t>
+      </w:r>
+      <w:r>
+        <w:rPr>
+          <w:rFonts w:hint="eastAsia"/>
+        </w:rPr>
+        <w:t xml:space="preserve">des </w:t>
+      </w:r>
+      <w:r>
+        <w:rPr>
+          <w:rFonts w:hint="eastAsia"/>
+        </w:rPr>
+        <w:t>加解密</w:t>
+      </w:r>
+    </w:p>
+    <w:p>
+      <w:pPr>
+        <w:pStyle w:val="ListParagraph"/>
+        <w:numPr>
+          <w:ilvl w:val="0"/>
+          <w:numId w:val="36"/>
+        </w:numPr>
+        <w:ind w:firstLineChars="0"/>
+        <w:rPr>
+          <w:rFonts w:hint="eastAsia"/>
+        </w:rPr>
+      </w:pPr>
+      <w:r>
+        <w:rPr>
+          <w:rFonts w:hint="eastAsia"/>
+        </w:rPr>
+        <w:t>接口定义：</w:t>
+      </w:r>
+    </w:p>
+    <w:p>
+      <w:pPr>
+        <w:pStyle w:val="ListParagraph"/>
+        <w:ind w:left="777" w:firstLineChars="0" w:firstLine="0"/>
+        <w:rPr>
+          <w:rFonts w:hint="eastAsia"/>
+        </w:rPr>
+      </w:pPr>
+      <w:r>
+        <w:rPr>
+          <w:rFonts w:hint="eastAsia"/>
+        </w:rPr>
+        <w:t xml:space="preserve">INT32 encode(const string&amp; usr);  </w:t>
+      </w:r>
+    </w:p>
+    <w:p>
+      <w:pPr>
+        <w:pStyle w:val="ListParagraph"/>
+        <w:ind w:left="777" w:firstLineChars="0" w:firstLine="0"/>
+        <w:rPr>
+          <w:rFonts w:hint="eastAsia"/>
+        </w:rPr>
+      </w:pPr>
+      <w:r>
+        <w:rPr>
+          <w:rFonts w:hint="eastAsia"/>
+        </w:rPr>
+        <w:t>INT32 decode(const string&amp; usr, string&amp; clearText);</w:t>
+      </w:r>
+    </w:p>
+    <w:p>
+      <w:pPr>
+        <w:pStyle w:val="ListParagraph"/>
+        <w:ind w:left="777" w:firstLineChars="0" w:firstLine="0"/>
+      </w:pPr>
+      <w:r>
+        <w:rPr>
+          <w:rFonts w:hint="eastAsia"/>
+        </w:rPr>
+        <w:t>string processPasswd(</w:t>
+      </w:r>
+      <w:r>
+        <w:rPr>
+          <w:rFonts w:hint="eastAsia"/>
+        </w:rPr>
+        <w:t>const string&amp; usr</w:t>
+      </w:r>
+      <w:r>
+        <w:rPr>
+          <w:rFonts w:hint="eastAsia"/>
+        </w:rPr>
+        <w:t>)</w:t>
+      </w:r>
+      <w:r>
+        <w:rPr>
+          <w:rFonts w:hint="eastAsia"/>
+        </w:rPr>
+        <w:t>;</w:t>
       </w:r>
     </w:p>
     <w:p>
@@ -3664,6 +2904,22 @@
                 <w:szCs w:val="18"/>
               </w:rPr>
             </w:pPr>
+            <w:r>
+              <w:rPr>
+                <w:rFonts w:hint="eastAsia"/>
+                <w:sz w:val="18"/>
+                <w:szCs w:val="18"/>
+              </w:rPr>
+              <w:t>9</w:t>
+            </w:r>
+            <w:r>
+              <w:rPr>
+                <w:rFonts w:hint="eastAsia"/>
+                <w:sz w:val="18"/>
+                <w:szCs w:val="18"/>
+              </w:rPr>
+              <w:t>天</w:t>
+            </w:r>
           </w:p>
         </w:tc>
         <w:tc>
@@ -3702,6 +2958,22 @@
                 <w:szCs w:val="18"/>
               </w:rPr>
             </w:pPr>
+            <w:r>
+              <w:rPr>
+                <w:rFonts w:hint="eastAsia"/>
+                <w:sz w:val="18"/>
+                <w:szCs w:val="18"/>
+              </w:rPr>
+              <w:t>9</w:t>
+            </w:r>
+            <w:r>
+              <w:rPr>
+                <w:rFonts w:hint="eastAsia"/>
+                <w:sz w:val="18"/>
+                <w:szCs w:val="18"/>
+              </w:rPr>
+              <w:t>天</w:t>
+            </w:r>
           </w:p>
         </w:tc>
       </w:tr>
@@ -3742,6 +3014,62 @@
                 <w:szCs w:val="18"/>
               </w:rPr>
             </w:pPr>
+            <w:r>
+              <w:rPr>
+                <w:rFonts w:hint="eastAsia"/>
+                <w:sz w:val="18"/>
+                <w:szCs w:val="18"/>
+              </w:rPr>
+              <w:t>2018</w:t>
+            </w:r>
+            <w:r>
+              <w:rPr>
+                <w:rFonts w:hint="eastAsia"/>
+                <w:sz w:val="18"/>
+                <w:szCs w:val="18"/>
+              </w:rPr>
+              <w:t>年</w:t>
+            </w:r>
+            <w:r>
+              <w:rPr>
+                <w:rFonts w:hint="eastAsia"/>
+                <w:sz w:val="18"/>
+                <w:szCs w:val="18"/>
+              </w:rPr>
+              <w:t>7</w:t>
+            </w:r>
+            <w:r>
+              <w:rPr>
+                <w:rFonts w:hint="eastAsia"/>
+                <w:sz w:val="18"/>
+                <w:szCs w:val="18"/>
+              </w:rPr>
+              <w:t>月</w:t>
+            </w:r>
+            <w:r>
+              <w:rPr>
+                <w:rFonts w:hint="eastAsia"/>
+                <w:sz w:val="18"/>
+                <w:szCs w:val="18"/>
+              </w:rPr>
+              <w:t>2</w:t>
+            </w:r>
+            <w:r>
+              <w:rPr>
+                <w:rFonts w:hint="eastAsia"/>
+                <w:sz w:val="18"/>
+                <w:szCs w:val="18"/>
+              </w:rPr>
+              <w:t>日</w:t>
+            </w:r>
+            <w:r>
+              <w:rPr>
+                <w:rFonts w:hint="eastAsia"/>
+                <w:sz w:val="18"/>
+                <w:szCs w:val="18"/>
+              </w:rPr>
+              <w:t xml:space="preserve"> </w:t>
+            </w:r>
           </w:p>
         </w:tc>
         <w:tc>
@@ -3780,6 +3108,54 @@
                 <w:szCs w:val="18"/>
               </w:rPr>
             </w:pPr>
+            <w:r>
+              <w:rPr>
+                <w:rFonts w:hint="eastAsia"/>
+                <w:sz w:val="18"/>
+                <w:szCs w:val="18"/>
+              </w:rPr>
+              <w:t>2018</w:t>
+            </w:r>
+            <w:r>
+              <w:rPr>
+                <w:rFonts w:hint="eastAsia"/>
+                <w:sz w:val="18"/>
+                <w:szCs w:val="18"/>
+              </w:rPr>
+              <w:t>年</w:t>
+            </w:r>
+            <w:r>
+              <w:rPr>
+                <w:rFonts w:hint="eastAsia"/>
+                <w:sz w:val="18"/>
+                <w:szCs w:val="18"/>
+              </w:rPr>
+              <w:t>7</w:t>
+            </w:r>
+            <w:r>
+              <w:rPr>
+                <w:rFonts w:hint="eastAsia"/>
+                <w:sz w:val="18"/>
+                <w:szCs w:val="18"/>
+              </w:rPr>
+              <w:t>月</w:t>
+            </w:r>
+            <w:r>
+              <w:rPr>
+                <w:rFonts w:hint="eastAsia"/>
+                <w:sz w:val="18"/>
+                <w:szCs w:val="18"/>
+              </w:rPr>
+              <w:t>13</w:t>
+            </w:r>
+            <w:r>
+              <w:rPr>
+                <w:rFonts w:hint="eastAsia"/>
+                <w:sz w:val="18"/>
+                <w:szCs w:val="18"/>
+              </w:rPr>
+              <w:t>日</w:t>
+            </w:r>
           </w:p>
         </w:tc>
       </w:tr>
@@ -3831,6 +3207,7 @@
                 <w:sz w:val="18"/>
                 <w:szCs w:val="18"/>
               </w:rPr>
+              <w:lastRenderedPageBreak/>
               <w:t>时间（第</w:t>
             </w:r>
             <w:r>
@@ -4452,7 +3829,13 @@
               <w:rPr>
                 <w:rFonts w:hint="eastAsia"/>
               </w:rPr>
-              <w:t>Story.uniondb.mgr.001.001</w:t>
+              <w:t>Story.passwd.</w:t>
+            </w:r>
+            <w:r>
+              <w:rPr>
+                <w:rFonts w:hint="eastAsia"/>
+              </w:rPr>
+              <w:t>001.001</w:t>
             </w:r>
           </w:p>
         </w:tc>
@@ -4465,22 +3848,19 @@
               <w:ind w:left="0"/>
             </w:pPr>
             <w:r>
-              <w:rPr>
-                <w:rFonts w:hint="eastAsia"/>
-              </w:rPr>
-              <w:t>创建</w:t>
-            </w:r>
-            <w:r>
-              <w:rPr>
-                <w:rFonts w:hint="eastAsia"/>
-              </w:rPr>
-              <w:t xml:space="preserve">DB2 </w:t>
-            </w:r>
-            <w:r>
-              <w:rPr>
-                <w:rFonts w:hint="eastAsia"/>
-              </w:rPr>
-              <w:t>数据源和表</w:t>
+              <w:t>S</w:t>
+            </w:r>
+            <w:r>
+              <w:rPr>
+                <w:rFonts w:hint="eastAsia"/>
+              </w:rPr>
+              <w:t>dbpasswd</w:t>
+            </w:r>
+            <w:r>
+              <w:rPr>
+                <w:rFonts w:hint="eastAsia"/>
+              </w:rPr>
+              <w:t>加密</w:t>
             </w:r>
             <w:r>
               <w:rPr>
@@ -4492,19 +3872,7 @@
               <w:rPr>
                 <w:rFonts w:hint="eastAsia"/>
               </w:rPr>
-              <w:t>查询</w:t>
-            </w:r>
-            <w:r>
-              <w:rPr>
-                <w:rFonts w:hint="eastAsia"/>
-              </w:rPr>
-              <w:t>DB2</w:t>
-            </w:r>
-            <w:r>
-              <w:rPr>
-                <w:rFonts w:hint="eastAsia"/>
-              </w:rPr>
-              <w:t>数据表</w:t>
+              <w:t>交互输入密码</w:t>
             </w:r>
           </w:p>
         </w:tc>
@@ -4515,54 +3883,25 @@
           <w:p>
             <w:pPr>
               <w:pStyle w:val="ListParagraph"/>
-              <w:numPr>
-                <w:ilvl w:val="0"/>
-                <w:numId w:val="3"/>
-              </w:numPr>
-              <w:ind w:firstLineChars="0"/>
-            </w:pPr>
-            <w:r>
-              <w:rPr>
-                <w:rFonts w:hint="eastAsia"/>
-              </w:rPr>
-              <w:t>添加</w:t>
-            </w:r>
-            <w:r>
-              <w:rPr>
-                <w:rFonts w:hint="eastAsia"/>
-              </w:rPr>
-              <w:t xml:space="preserve">DB2 </w:t>
-            </w:r>
-            <w:r>
-              <w:rPr>
-                <w:rFonts w:hint="eastAsia"/>
-              </w:rPr>
-              <w:t>数据源</w:t>
+              <w:ind w:left="360" w:firstLineChars="0" w:firstLine="0"/>
+            </w:pPr>
+            <w:r>
+              <w:rPr>
+                <w:rFonts w:hint="eastAsia"/>
+              </w:rPr>
+              <w:t>./sdbpasswd -m add</w:t>
             </w:r>
           </w:p>
           <w:p>
             <w:pPr>
               <w:pStyle w:val="ListParagraph"/>
-              <w:numPr>
-                <w:ilvl w:val="0"/>
-                <w:numId w:val="3"/>
-              </w:numPr>
-              <w:ind w:firstLineChars="0"/>
-            </w:pPr>
-            <w:r>
-              <w:rPr>
-                <w:rFonts w:hint="eastAsia"/>
-              </w:rPr>
-              <w:t>创建表</w:t>
-            </w:r>
-            <w:r>
-              <w:t>…</w:t>
-            </w:r>
-            <w:r>
-              <w:rPr>
-                <w:rFonts w:hint="eastAsia"/>
-              </w:rPr>
-              <w:t>.</w:t>
+              <w:ind w:left="360" w:firstLineChars="0" w:firstLine="0"/>
+            </w:pPr>
+            <w:r>
+              <w:rPr>
+                <w:rFonts w:hint="eastAsia"/>
+              </w:rPr>
+              <w:t xml:space="preserve">-u usr1 </w:t>
             </w:r>
           </w:p>
         </w:tc>
@@ -4578,7 +3917,13 @@
               <w:rPr>
                 <w:rFonts w:hint="eastAsia"/>
               </w:rPr>
-              <w:t>查询结果与预期相同</w:t>
+              <w:t>密码加密存储在文件，</w:t>
+            </w:r>
+            <w:r>
+              <w:rPr>
+                <w:rFonts w:hint="eastAsia"/>
+              </w:rPr>
+              <w:t>与预期相同</w:t>
             </w:r>
           </w:p>
         </w:tc>
@@ -4592,6 +3937,12 @@
             <w:pPr>
               <w:ind w:left="0"/>
             </w:pPr>
+            <w:r>
+              <w:rPr>
+                <w:rFonts w:hint="eastAsia"/>
+              </w:rPr>
+              <w:t>Story.passwd.001.002</w:t>
+            </w:r>
           </w:p>
         </w:tc>
         <w:tc>
@@ -4602,6 +3953,33 @@
             <w:pPr>
               <w:ind w:left="0"/>
             </w:pPr>
+            <w:r>
+              <w:t>S</w:t>
+            </w:r>
+            <w:r>
+              <w:rPr>
+                <w:rFonts w:hint="eastAsia"/>
+              </w:rPr>
+              <w:t>dbpasswd</w:t>
+            </w:r>
+            <w:r>
+              <w:rPr>
+                <w:rFonts w:hint="eastAsia"/>
+              </w:rPr>
+              <w:t>加密</w:t>
+            </w:r>
+            <w:r>
+              <w:rPr>
+                <w:rFonts w:hint="eastAsia"/>
+              </w:rPr>
+              <w:t>,</w:t>
+            </w:r>
+            <w:r>
+              <w:rPr>
+                <w:rFonts w:hint="eastAsia"/>
+              </w:rPr>
+              <w:t>明文输入密码</w:t>
+            </w:r>
           </w:p>
         </w:tc>
         <w:tc>
@@ -4610,8 +3988,26 @@
           </w:tcPr>
           <w:p>
             <w:pPr>
-              <w:ind w:left="0"/>
-            </w:pPr>
+              <w:pStyle w:val="ListParagraph"/>
+              <w:ind w:left="360" w:firstLineChars="0" w:firstLine="0"/>
+            </w:pPr>
+            <w:r>
+              <w:rPr>
+                <w:rFonts w:hint="eastAsia"/>
+              </w:rPr>
+              <w:t>./sdbpasswd -m add</w:t>
+            </w:r>
+          </w:p>
+          <w:p>
+            <w:pPr>
+              <w:ind w:left="0"/>
+            </w:pPr>
+            <w:r>
+              <w:rPr>
+                <w:rFonts w:hint="eastAsia"/>
+              </w:rPr>
+              <w:t>-u usr2  -p 123456</w:t>
+            </w:r>
           </w:p>
         </w:tc>
         <w:tc>
@@ -4622,6 +4018,285 @@
             <w:pPr>
               <w:ind w:left="0"/>
             </w:pPr>
+            <w:r>
+              <w:rPr>
+                <w:rFonts w:hint="eastAsia"/>
+              </w:rPr>
+              <w:t>密码加密存储在文件，与预期相同</w:t>
+            </w:r>
+          </w:p>
+        </w:tc>
+      </w:tr>
+      <w:tr>
+        <w:tc>
+          <w:tcPr>
+            <w:tcW w:w="2527" w:type="dxa"/>
+          </w:tcPr>
+          <w:p>
+            <w:pPr>
+              <w:ind w:left="0"/>
+            </w:pPr>
+            <w:r>
+              <w:rPr>
+                <w:rFonts w:hint="eastAsia"/>
+              </w:rPr>
+              <w:t>Story.passwd.001.003</w:t>
+            </w:r>
+          </w:p>
+        </w:tc>
+        <w:tc>
+          <w:tcPr>
+            <w:tcW w:w="1511" w:type="dxa"/>
+          </w:tcPr>
+          <w:p>
+            <w:pPr>
+              <w:ind w:left="0"/>
+            </w:pPr>
+            <w:r>
+              <w:t>S</w:t>
+            </w:r>
+            <w:r>
+              <w:rPr>
+                <w:rFonts w:hint="eastAsia"/>
+              </w:rPr>
+              <w:t>dbpasswd</w:t>
+            </w:r>
+            <w:r>
+              <w:rPr>
+                <w:rFonts w:hint="eastAsia"/>
+              </w:rPr>
+              <w:t>删除用户</w:t>
+            </w:r>
+          </w:p>
+        </w:tc>
+        <w:tc>
+          <w:tcPr>
+            <w:tcW w:w="2376" w:type="dxa"/>
+          </w:tcPr>
+          <w:p>
+            <w:pPr>
+              <w:pStyle w:val="ListParagraph"/>
+              <w:ind w:left="360" w:firstLineChars="0" w:firstLine="0"/>
+            </w:pPr>
+            <w:r>
+              <w:rPr>
+                <w:rFonts w:hint="eastAsia"/>
+              </w:rPr>
+              <w:t>./sdbpasswd -m rm</w:t>
+            </w:r>
+          </w:p>
+          <w:p>
+            <w:pPr>
+              <w:pStyle w:val="ListParagraph"/>
+              <w:ind w:left="360" w:firstLineChars="0" w:firstLine="0"/>
+            </w:pPr>
+            <w:r>
+              <w:rPr>
+                <w:rFonts w:hint="eastAsia"/>
+              </w:rPr>
+              <w:t>-u usr2</w:t>
+            </w:r>
+          </w:p>
+        </w:tc>
+        <w:tc>
+          <w:tcPr>
+            <w:tcW w:w="1751" w:type="dxa"/>
+          </w:tcPr>
+          <w:p>
+            <w:pPr>
+              <w:ind w:left="0"/>
+            </w:pPr>
+            <w:r>
+              <w:rPr>
+                <w:rFonts w:hint="eastAsia"/>
+              </w:rPr>
+              <w:t>文件无</w:t>
+            </w:r>
+            <w:r>
+              <w:rPr>
+                <w:rFonts w:hint="eastAsia"/>
+              </w:rPr>
+              <w:t>usr2</w:t>
+            </w:r>
+            <w:r>
+              <w:rPr>
+                <w:rFonts w:hint="eastAsia"/>
+              </w:rPr>
+              <w:t>的信息，与预期相同</w:t>
+            </w:r>
+          </w:p>
+        </w:tc>
+      </w:tr>
+      <w:tr>
+        <w:tc>
+          <w:tcPr>
+            <w:tcW w:w="2527" w:type="dxa"/>
+          </w:tcPr>
+          <w:p>
+            <w:pPr>
+              <w:ind w:left="0"/>
+            </w:pPr>
+            <w:r>
+              <w:rPr>
+                <w:rFonts w:hint="eastAsia"/>
+              </w:rPr>
+              <w:t>Story.passwd.001.004</w:t>
+            </w:r>
+          </w:p>
+        </w:tc>
+        <w:tc>
+          <w:tcPr>
+            <w:tcW w:w="1511" w:type="dxa"/>
+          </w:tcPr>
+          <w:p>
+            <w:pPr>
+              <w:ind w:left="0"/>
+            </w:pPr>
+            <w:r>
+              <w:t>F</w:t>
+            </w:r>
+            <w:r>
+              <w:rPr>
+                <w:rFonts w:hint="eastAsia"/>
+              </w:rPr>
+              <w:t xml:space="preserve">ile </w:t>
+            </w:r>
+            <w:r>
+              <w:rPr>
+                <w:rFonts w:hint="eastAsia"/>
+              </w:rPr>
+              <w:t>文件所在的路径无读写权限</w:t>
+            </w:r>
+          </w:p>
+        </w:tc>
+        <w:tc>
+          <w:tcPr>
+            <w:tcW w:w="2376" w:type="dxa"/>
+          </w:tcPr>
+          <w:p>
+            <w:pPr>
+              <w:pStyle w:val="ListParagraph"/>
+              <w:ind w:left="360" w:firstLineChars="0" w:firstLine="0"/>
+            </w:pPr>
+            <w:r>
+              <w:rPr>
+                <w:rFonts w:hint="eastAsia"/>
+              </w:rPr>
+              <w:t>./sdbpasswd -m rm</w:t>
+            </w:r>
+          </w:p>
+          <w:p>
+            <w:pPr>
+              <w:pStyle w:val="ListParagraph"/>
+              <w:ind w:left="360" w:firstLineChars="0" w:firstLine="0"/>
+            </w:pPr>
+            <w:r>
+              <w:rPr>
+                <w:rFonts w:hint="eastAsia"/>
+              </w:rPr>
+              <w:t>-u usr2 -f /</w:t>
+            </w:r>
+          </w:p>
+        </w:tc>
+        <w:tc>
+          <w:tcPr>
+            <w:tcW w:w="1751" w:type="dxa"/>
+          </w:tcPr>
+          <w:p>
+            <w:pPr>
+              <w:ind w:left="0"/>
+            </w:pPr>
+            <w:r>
+              <w:rPr>
+                <w:rFonts w:hint="eastAsia"/>
+              </w:rPr>
+              <w:t>程序运行正常，告警合理</w:t>
+            </w:r>
+          </w:p>
+        </w:tc>
+      </w:tr>
+      <w:tr>
+        <w:tc>
+          <w:tcPr>
+            <w:tcW w:w="2527" w:type="dxa"/>
+          </w:tcPr>
+          <w:p>
+            <w:pPr>
+              <w:ind w:left="0"/>
+            </w:pPr>
+            <w:r>
+              <w:rPr>
+                <w:rFonts w:hint="eastAsia"/>
+              </w:rPr>
+              <w:t>Story.passwd.001.004</w:t>
+            </w:r>
+          </w:p>
+        </w:tc>
+        <w:tc>
+          <w:tcPr>
+            <w:tcW w:w="1511" w:type="dxa"/>
+          </w:tcPr>
+          <w:p>
+            <w:pPr>
+              <w:ind w:left="0"/>
+            </w:pPr>
+            <w:r>
+              <w:rPr>
+                <w:rFonts w:hint="eastAsia"/>
+              </w:rPr>
+              <w:t>表</w:t>
+            </w:r>
+            <w:r>
+              <w:rPr>
+                <w:rFonts w:hint="eastAsia"/>
+              </w:rPr>
+              <w:t>1</w:t>
+            </w:r>
+            <w:r>
+              <w:rPr>
+                <w:rFonts w:hint="eastAsia"/>
+              </w:rPr>
+              <w:t>工具</w:t>
+            </w:r>
+            <w:r>
+              <w:rPr>
+                <w:rFonts w:hint="eastAsia"/>
+              </w:rPr>
+              <w:t>解密或交互式输入</w:t>
+            </w:r>
+          </w:p>
+        </w:tc>
+        <w:tc>
+          <w:tcPr>
+            <w:tcW w:w="2376" w:type="dxa"/>
+          </w:tcPr>
+          <w:p>
+            <w:pPr>
+              <w:pStyle w:val="ListParagraph"/>
+              <w:ind w:left="360" w:firstLineChars="0" w:firstLine="0"/>
+            </w:pPr>
+            <w:r>
+              <w:rPr>
+                <w:rFonts w:hint="eastAsia"/>
+              </w:rPr>
+              <w:t>用户名必带</w:t>
+            </w:r>
+          </w:p>
+        </w:tc>
+        <w:tc>
+          <w:tcPr>
+            <w:tcW w:w="1751" w:type="dxa"/>
+          </w:tcPr>
+          <w:p>
+            <w:pPr>
+              <w:ind w:left="0"/>
+            </w:pPr>
+            <w:r>
+              <w:rPr>
+                <w:rFonts w:hint="eastAsia"/>
+              </w:rPr>
+              <w:t>符合预期</w:t>
+            </w:r>
           </w:p>
         </w:tc>
       </w:tr>
@@ -4910,7 +4585,6 @@
               <w:rPr>
                 <w:rFonts w:hint="eastAsia"/>
               </w:rPr>
-              <w:lastRenderedPageBreak/>
               <w:t>资料是否变更</w:t>
             </w:r>
           </w:p>
@@ -4987,6 +4661,7 @@
               <w:rPr>
                 <w:rFonts w:hint="eastAsia"/>
               </w:rPr>
+              <w:lastRenderedPageBreak/>
               <w:t>相关驱动是否变更或添加</w:t>
             </w:r>
           </w:p>
@@ -5059,19 +4734,11 @@
             <w:pPr>
               <w:ind w:left="0"/>
             </w:pPr>
-            <w:proofErr w:type="spellStart"/>
-            <w:r>
-              <w:rPr>
-                <w:rFonts w:hint="eastAsia"/>
-              </w:rPr>
-              <w:t>sdb</w:t>
-            </w:r>
-            <w:proofErr w:type="spellEnd"/>
-            <w:r>
-              <w:rPr>
-                <w:rFonts w:hint="eastAsia"/>
-              </w:rPr>
-              <w:t xml:space="preserve"> shell</w:t>
+            <w:r>
+              <w:rPr>
+                <w:rFonts w:hint="eastAsia"/>
+              </w:rPr>
+              <w:t>sdb shell</w:t>
             </w:r>
             <w:r>
               <w:rPr>

--- a/internal_doc/03.开发设计/Story-password调整方案.docx
+++ b/internal_doc/03.开发设计/Story-password调整方案.docx
@@ -1,10 +1,10 @@
 
 <file path=word/document.xml><?xml version="1.0" encoding="utf-8"?>
-<w:document xmlns:ve="http://schemas.openxmlformats.org/markup-compatibility/2006" xmlns:o="urn:schemas-microsoft-com:office:office" xmlns:r="http://schemas.openxmlformats.org/officeDocument/2006/relationships" xmlns:m="http://schemas.openxmlformats.org/officeDocument/2006/math" xmlns:v="urn:schemas-microsoft-com:vml" xmlns:wp="http://schemas.openxmlformats.org/drawingml/2006/wordprocessingDrawing" xmlns:w10="urn:schemas-microsoft-com:office:word" xmlns:w="http://schemas.openxmlformats.org/wordprocessingml/2006/main" xmlns:wne="http://schemas.microsoft.com/office/word/2006/wordml">
+<w:document xmlns:wpc="http://schemas.microsoft.com/office/word/2010/wordprocessingCanvas" xmlns:cx="http://schemas.microsoft.com/office/drawing/2014/chartex" xmlns:mc="http://schemas.openxmlformats.org/markup-compatibility/2006" xmlns:o="urn:schemas-microsoft-com:office:office" xmlns:r="http://schemas.openxmlformats.org/officeDocument/2006/relationships" xmlns:m="http://schemas.openxmlformats.org/officeDocument/2006/math" xmlns:v="urn:schemas-microsoft-com:vml" xmlns:wp14="http://schemas.microsoft.com/office/word/2010/wordprocessingDrawing" xmlns:wp="http://schemas.openxmlformats.org/drawingml/2006/wordprocessingDrawing" xmlns:w10="urn:schemas-microsoft-com:office:word" xmlns:w="http://schemas.openxmlformats.org/wordprocessingml/2006/main" xmlns:w14="http://schemas.microsoft.com/office/word/2010/wordml" xmlns:w15="http://schemas.microsoft.com/office/word/2012/wordml" xmlns:w16se="http://schemas.microsoft.com/office/word/2015/wordml/symex" xmlns:wpg="http://schemas.microsoft.com/office/word/2010/wordprocessingGroup" xmlns:wpi="http://schemas.microsoft.com/office/word/2010/wordprocessingInk" xmlns:wne="http://schemas.microsoft.com/office/word/2006/wordml" xmlns:wps="http://schemas.microsoft.com/office/word/2010/wordprocessingShape" mc:Ignorable="w14 w15 w16se wp14">
   <w:body>
     <w:p>
       <w:pPr>
-        <w:pStyle w:val="Title"/>
+        <w:pStyle w:val="ab"/>
       </w:pPr>
       <w:r>
         <w:rPr>
@@ -15,10 +15,10 @@
     </w:p>
     <w:tbl>
       <w:tblPr>
-        <w:tblStyle w:val="TableGrid"/>
+        <w:tblStyle w:val="a9"/>
         <w:tblW w:w="0" w:type="auto"/>
         <w:tblInd w:w="357" w:type="dxa"/>
-        <w:tblLook w:val="04A0"/>
+        <w:tblLook w:val="04A0" w:firstRow="1" w:lastRow="0" w:firstColumn="1" w:lastColumn="0" w:noHBand="0" w:noVBand="1"/>
       </w:tblPr>
       <w:tblGrid>
         <w:gridCol w:w="2728"/>
@@ -252,11 +252,151 @@
           </w:p>
         </w:tc>
       </w:tr>
+      <w:tr>
+        <w:tc>
+          <w:tcPr>
+            <w:tcW w:w="2728" w:type="dxa"/>
+          </w:tcPr>
+          <w:p>
+            <w:pPr>
+              <w:ind w:left="0"/>
+              <w:rPr>
+                <w:rFonts w:hint="eastAsia"/>
+              </w:rPr>
+            </w:pPr>
+            <w:r>
+              <w:rPr>
+                <w:rFonts w:hint="eastAsia"/>
+              </w:rPr>
+              <w:t>2018-</w:t>
+            </w:r>
+            <w:r>
+              <w:t>08</w:t>
+            </w:r>
+            <w:r>
+              <w:rPr>
+                <w:rFonts w:hint="eastAsia"/>
+              </w:rPr>
+              <w:t>-</w:t>
+            </w:r>
+            <w:r>
+              <w:t xml:space="preserve">20 </w:t>
+            </w:r>
+            <w:r>
+              <w:rPr>
+                <w:rFonts w:hint="eastAsia"/>
+              </w:rPr>
+              <w:t>赵文博</w:t>
+            </w:r>
+          </w:p>
+        </w:tc>
+        <w:tc>
+          <w:tcPr>
+            <w:tcW w:w="5437" w:type="dxa"/>
+          </w:tcPr>
+          <w:p>
+            <w:pPr>
+              <w:pStyle w:val="aa"/>
+              <w:numPr>
+                <w:ilvl w:val="0"/>
+                <w:numId w:val="40"/>
+              </w:numPr>
+              <w:ind w:firstLineChars="0"/>
+            </w:pPr>
+            <w:r>
+              <w:rPr>
+                <w:rFonts w:hint="eastAsia"/>
+              </w:rPr>
+              <w:t>修改部分命名</w:t>
+            </w:r>
+          </w:p>
+          <w:p>
+            <w:pPr>
+              <w:pStyle w:val="aa"/>
+              <w:numPr>
+                <w:ilvl w:val="0"/>
+                <w:numId w:val="40"/>
+              </w:numPr>
+              <w:ind w:firstLineChars="0"/>
+            </w:pPr>
+            <w:r>
+              <w:rPr>
+                <w:rFonts w:hint="eastAsia"/>
+              </w:rPr>
+              <w:t>增加</w:t>
+            </w:r>
+            <w:r>
+              <w:t>Seq</w:t>
+            </w:r>
+            <w:r>
+              <w:rPr>
+                <w:rFonts w:hint="eastAsia"/>
+              </w:rPr>
+              <w:t>uoiasql-pgsql</w:t>
+            </w:r>
+            <w:r>
+              <w:rPr>
+                <w:rFonts w:hint="eastAsia"/>
+              </w:rPr>
+              <w:t>支持</w:t>
+            </w:r>
+          </w:p>
+          <w:p>
+            <w:pPr>
+              <w:pStyle w:val="aa"/>
+              <w:numPr>
+                <w:ilvl w:val="0"/>
+                <w:numId w:val="40"/>
+              </w:numPr>
+              <w:ind w:firstLineChars="0"/>
+              <w:rPr>
+                <w:rFonts w:hint="eastAsia"/>
+              </w:rPr>
+            </w:pPr>
+            <w:r>
+              <w:rPr>
+                <w:rFonts w:hint="eastAsia"/>
+              </w:rPr>
+              <w:t>加密算法的</w:t>
+            </w:r>
+            <w:r>
+              <w:rPr>
+                <w:rFonts w:hint="eastAsia"/>
+              </w:rPr>
+              <w:t>key</w:t>
+            </w:r>
+            <w:r>
+              <w:rPr>
+                <w:rFonts w:hint="eastAsia"/>
+              </w:rPr>
+              <w:t>生成方法</w:t>
+            </w:r>
+            <w:r>
+              <w:rPr>
+                <w:rFonts w:hint="eastAsia"/>
+              </w:rPr>
+              <w:t>改为和</w:t>
+            </w:r>
+            <w:r>
+              <w:rPr>
+                <w:rFonts w:hint="eastAsia"/>
+              </w:rPr>
+              <w:t>SCM</w:t>
+            </w:r>
+            <w:r>
+              <w:rPr>
+                <w:rFonts w:hint="eastAsia"/>
+              </w:rPr>
+              <w:t>一致</w:t>
+            </w:r>
+          </w:p>
+        </w:tc>
+      </w:tr>
     </w:tbl>
     <w:p/>
     <w:p>
       <w:pPr>
-        <w:pStyle w:val="Heading2"/>
+        <w:pStyle w:val="2"/>
       </w:pPr>
       <w:r>
         <w:rPr>
@@ -299,7 +439,7 @@
     </w:p>
     <w:p>
       <w:pPr>
-        <w:pStyle w:val="Heading2"/>
+        <w:pStyle w:val="2"/>
       </w:pPr>
       <w:r>
         <w:rPr>
@@ -420,7 +560,7 @@
     </w:p>
     <w:p>
       <w:pPr>
-        <w:pStyle w:val="Heading2"/>
+        <w:pStyle w:val="2"/>
       </w:pPr>
       <w:r>
         <w:rPr>
@@ -443,7 +583,7 @@
     </w:p>
     <w:p>
       <w:pPr>
-        <w:pStyle w:val="ListParagraph"/>
+        <w:pStyle w:val="aa"/>
         <w:numPr>
           <w:ilvl w:val="0"/>
           <w:numId w:val="9"/>
@@ -487,12 +627,21 @@
         <w:t>：</w:t>
       </w:r>
     </w:p>
+    <w:p>
+      <w:pPr>
+        <w:pStyle w:val="aa"/>
+        <w:ind w:left="777" w:firstLineChars="0" w:firstLine="0"/>
+        <w:rPr>
+          <w:rFonts w:hint="eastAsia"/>
+        </w:rPr>
+      </w:pPr>
+    </w:p>
     <w:tbl>
       <w:tblPr>
-        <w:tblStyle w:val="TableGrid"/>
+        <w:tblStyle w:val="a9"/>
         <w:tblW w:w="0" w:type="auto"/>
         <w:tblInd w:w="959" w:type="dxa"/>
-        <w:tblLook w:val="04A0"/>
+        <w:tblLook w:val="04A0" w:firstRow="1" w:lastRow="0" w:firstColumn="1" w:lastColumn="0" w:noHBand="0" w:noVBand="1"/>
       </w:tblPr>
       <w:tblGrid>
         <w:gridCol w:w="1276"/>
@@ -502,7 +651,7 @@
       <w:tr>
         <w:tc>
           <w:tcPr>
-            <w:tcW w:w="1276" w:type="dxa"/>
+            <w:tcW w:w="0" w:type="auto"/>
           </w:tcPr>
           <w:p>
             <w:pPr>
@@ -518,7 +667,7 @@
         </w:tc>
         <w:tc>
           <w:tcPr>
-            <w:tcW w:w="2268" w:type="dxa"/>
+            <w:tcW w:w="0" w:type="auto"/>
           </w:tcPr>
           <w:p>
             <w:pPr>
@@ -543,7 +692,7 @@
         </w:tc>
         <w:tc>
           <w:tcPr>
-            <w:tcW w:w="4019" w:type="dxa"/>
+            <w:tcW w:w="0" w:type="auto"/>
           </w:tcPr>
           <w:p>
             <w:pPr>
@@ -561,7 +710,7 @@
       <w:tr>
         <w:tc>
           <w:tcPr>
-            <w:tcW w:w="1276" w:type="dxa"/>
+            <w:tcW w:w="0" w:type="auto"/>
           </w:tcPr>
           <w:p>
             <w:pPr>
@@ -580,7 +729,7 @@
         </w:tc>
         <w:tc>
           <w:tcPr>
-            <w:tcW w:w="2268" w:type="dxa"/>
+            <w:tcW w:w="0" w:type="auto"/>
           </w:tcPr>
           <w:p>
             <w:pPr>
@@ -596,7 +745,7 @@
         </w:tc>
         <w:tc>
           <w:tcPr>
-            <w:tcW w:w="4019" w:type="dxa"/>
+            <w:tcW w:w="0" w:type="auto"/>
           </w:tcPr>
           <w:p>
             <w:pPr>
@@ -623,7 +772,7 @@
       <w:tr>
         <w:tc>
           <w:tcPr>
-            <w:tcW w:w="1276" w:type="dxa"/>
+            <w:tcW w:w="0" w:type="auto"/>
           </w:tcPr>
           <w:p>
             <w:pPr>
@@ -642,7 +791,7 @@
         </w:tc>
         <w:tc>
           <w:tcPr>
-            <w:tcW w:w="2268" w:type="dxa"/>
+            <w:tcW w:w="0" w:type="auto"/>
           </w:tcPr>
           <w:p>
             <w:pPr>
@@ -658,7 +807,7 @@
         </w:tc>
         <w:tc>
           <w:tcPr>
-            <w:tcW w:w="4019" w:type="dxa"/>
+            <w:tcW w:w="0" w:type="auto"/>
           </w:tcPr>
           <w:p>
             <w:pPr>
@@ -685,7 +834,7 @@
       <w:tr>
         <w:tc>
           <w:tcPr>
-            <w:tcW w:w="1276" w:type="dxa"/>
+            <w:tcW w:w="0" w:type="auto"/>
           </w:tcPr>
           <w:p>
             <w:pPr>
@@ -704,7 +853,7 @@
         </w:tc>
         <w:tc>
           <w:tcPr>
-            <w:tcW w:w="2268" w:type="dxa"/>
+            <w:tcW w:w="0" w:type="auto"/>
           </w:tcPr>
           <w:p>
             <w:pPr>
@@ -720,7 +869,7 @@
         </w:tc>
         <w:tc>
           <w:tcPr>
-            <w:tcW w:w="4019" w:type="dxa"/>
+            <w:tcW w:w="0" w:type="auto"/>
           </w:tcPr>
           <w:p>
             <w:pPr>
@@ -750,7 +899,7 @@
       <w:tr>
         <w:tc>
           <w:tcPr>
-            <w:tcW w:w="1276" w:type="dxa"/>
+            <w:tcW w:w="0" w:type="auto"/>
           </w:tcPr>
           <w:p>
             <w:pPr>
@@ -769,7 +918,7 @@
         </w:tc>
         <w:tc>
           <w:tcPr>
-            <w:tcW w:w="2268" w:type="dxa"/>
+            <w:tcW w:w="0" w:type="auto"/>
           </w:tcPr>
           <w:p>
             <w:pPr>
@@ -785,7 +934,7 @@
         </w:tc>
         <w:tc>
           <w:tcPr>
-            <w:tcW w:w="4019" w:type="dxa"/>
+            <w:tcW w:w="0" w:type="auto"/>
           </w:tcPr>
           <w:p>
             <w:pPr>
@@ -812,7 +961,7 @@
       <w:tr>
         <w:tc>
           <w:tcPr>
-            <w:tcW w:w="1276" w:type="dxa"/>
+            <w:tcW w:w="0" w:type="auto"/>
           </w:tcPr>
           <w:p>
             <w:pPr>
@@ -825,13 +974,19 @@
               <w:rPr>
                 <w:rFonts w:hint="eastAsia"/>
               </w:rPr>
-              <w:t>dbexport</w:t>
-            </w:r>
-          </w:p>
-        </w:tc>
-        <w:tc>
-          <w:tcPr>
-            <w:tcW w:w="2268" w:type="dxa"/>
+              <w:t>dbexp</w:t>
+            </w:r>
+            <w:r>
+              <w:rPr>
+                <w:rFonts w:hint="eastAsia"/>
+              </w:rPr>
+              <w:t>rt</w:t>
+            </w:r>
+          </w:p>
+        </w:tc>
+        <w:tc>
+          <w:tcPr>
+            <w:tcW w:w="0" w:type="auto"/>
           </w:tcPr>
           <w:p>
             <w:pPr>
@@ -847,7 +1002,7 @@
         </w:tc>
         <w:tc>
           <w:tcPr>
-            <w:tcW w:w="4019" w:type="dxa"/>
+            <w:tcW w:w="0" w:type="auto"/>
           </w:tcPr>
           <w:p>
             <w:pPr>
@@ -865,7 +1020,7 @@
       <w:tr>
         <w:tc>
           <w:tcPr>
-            <w:tcW w:w="1276" w:type="dxa"/>
+            <w:tcW w:w="0" w:type="auto"/>
           </w:tcPr>
           <w:p>
             <w:pPr>
@@ -884,7 +1039,7 @@
         </w:tc>
         <w:tc>
           <w:tcPr>
-            <w:tcW w:w="2268" w:type="dxa"/>
+            <w:tcW w:w="0" w:type="auto"/>
           </w:tcPr>
           <w:p>
             <w:pPr>
@@ -900,7 +1055,7 @@
         </w:tc>
         <w:tc>
           <w:tcPr>
-            <w:tcW w:w="4019" w:type="dxa"/>
+            <w:tcW w:w="0" w:type="auto"/>
           </w:tcPr>
           <w:p>
             <w:pPr>
@@ -911,6 +1066,77 @@
                 <w:rFonts w:hint="eastAsia"/>
               </w:rPr>
               <w:t>数据导入工具</w:t>
+            </w:r>
+          </w:p>
+        </w:tc>
+      </w:tr>
+      <w:tr>
+        <w:tc>
+          <w:tcPr>
+            <w:tcW w:w="0" w:type="auto"/>
+          </w:tcPr>
+          <w:p>
+            <w:pPr>
+              <w:ind w:left="0"/>
+            </w:pPr>
+            <w:r>
+              <w:t>Seq</w:t>
+            </w:r>
+            <w:r>
+              <w:rPr>
+                <w:rFonts w:hint="eastAsia"/>
+              </w:rPr>
+              <w:t>uoiasql-pgsql</w:t>
+            </w:r>
+          </w:p>
+        </w:tc>
+        <w:tc>
+          <w:tcPr>
+            <w:tcW w:w="0" w:type="auto"/>
+          </w:tcPr>
+          <w:p>
+            <w:pPr>
+              <w:ind w:left="0"/>
+              <w:rPr>
+                <w:rFonts w:hint="eastAsia"/>
+              </w:rPr>
+            </w:pPr>
+            <w:r>
+              <w:t>Options (p</w:t>
+            </w:r>
+            <w:r>
+              <w:rPr>
+                <w:rFonts w:hint="eastAsia"/>
+              </w:rPr>
+              <w:t>ass</w:t>
+            </w:r>
+            <w:r>
+              <w:t>word “”)</w:t>
+            </w:r>
+          </w:p>
+        </w:tc>
+        <w:tc>
+          <w:tcPr>
+            <w:tcW w:w="0" w:type="auto"/>
+          </w:tcPr>
+          <w:p>
+            <w:pPr>
+              <w:ind w:left="0"/>
+              <w:rPr>
+                <w:rFonts w:hint="eastAsia"/>
+              </w:rPr>
+            </w:pPr>
+            <w:r>
+              <w:rPr>
+                <w:rFonts w:hint="eastAsia"/>
+              </w:rPr>
+              <w:t xml:space="preserve">Postgresql </w:t>
+            </w:r>
+            <w:r>
+              <w:rPr>
+                <w:rFonts w:hint="eastAsia"/>
+              </w:rPr>
+              <w:t>连接器</w:t>
             </w:r>
           </w:p>
         </w:tc>
@@ -918,79 +1144,457 @@
     </w:tbl>
     <w:p>
       <w:pPr>
-        <w:pStyle w:val="ListParagraph"/>
-        <w:ind w:left="1301" w:firstLineChars="0" w:firstLine="0"/>
+        <w:pStyle w:val="aa"/>
+        <w:ind w:left="777" w:firstLineChars="0" w:firstLine="0"/>
       </w:pPr>
     </w:p>
     <w:p>
       <w:pPr>
-        <w:pStyle w:val="ListParagraph"/>
-        <w:ind w:left="1301" w:firstLineChars="0" w:firstLine="0"/>
-      </w:pPr>
-      <w:r>
-        <w:rPr>
-          <w:rFonts w:hint="eastAsia"/>
-        </w:rPr>
-        <w:t>passwd</w:t>
-      </w:r>
-      <w:r>
-        <w:rPr>
-          <w:rFonts w:hint="eastAsia"/>
-        </w:rPr>
-        <w:t>文件默认存在当前路径，</w:t>
-      </w:r>
-      <w:r>
-        <w:rPr>
-          <w:rFonts w:hint="eastAsia"/>
-        </w:rPr>
-        <w:t>表</w:t>
-      </w:r>
-      <w:r>
-        <w:rPr>
-          <w:rFonts w:hint="eastAsia"/>
-        </w:rPr>
-        <w:t>1</w:t>
-      </w:r>
-      <w:r>
-        <w:rPr>
-          <w:rFonts w:hint="eastAsia"/>
-        </w:rPr>
-        <w:t>工具统一密码处理流程：通过</w:t>
-      </w:r>
-      <w:r>
-        <w:rPr>
-          <w:rFonts w:hint="eastAsia"/>
-        </w:rPr>
-        <w:t xml:space="preserve">usr </w:t>
-      </w:r>
-      <w:r>
-        <w:rPr>
-          <w:rFonts w:hint="eastAsia"/>
-        </w:rPr>
-        <w:t>参数在</w:t>
-      </w:r>
-      <w:r>
-        <w:rPr>
-          <w:rFonts w:hint="eastAsia"/>
-        </w:rPr>
-        <w:t>passwd</w:t>
-      </w:r>
-      <w:r>
-        <w:rPr>
-          <w:rFonts w:hint="eastAsia"/>
-        </w:rPr>
-        <w:t>文件中查找，如果密文存在则解密获取密码；反之交互输入密码</w:t>
+        <w:pStyle w:val="aa"/>
+        <w:ind w:left="777" w:firstLineChars="0" w:firstLine="0"/>
+      </w:pPr>
+      <w:r>
+        <w:rPr>
+          <w:rFonts w:hint="eastAsia"/>
+        </w:rPr>
+        <w:t>给上述工具增加以下新参数用于指定加密密码，用户不能直接给定加密后的密码，而是通过</w:t>
+      </w:r>
+      <w:r>
+        <w:rPr>
+          <w:rFonts w:hint="eastAsia"/>
+        </w:rPr>
+        <w:t xml:space="preserve"> sdb</w:t>
+      </w:r>
+      <w:r>
+        <w:t xml:space="preserve">passwd </w:t>
+      </w:r>
+      <w:r>
+        <w:rPr>
+          <w:rFonts w:hint="eastAsia"/>
+        </w:rPr>
+        <w:t>工具注册一个加密密码，然后在使用工具时使用下列参数指定加密密码。</w:t>
       </w:r>
     </w:p>
     <w:p>
       <w:pPr>
-        <w:pStyle w:val="ListParagraph"/>
-        <w:ind w:left="1290" w:firstLineChars="0" w:firstLine="0"/>
+        <w:pStyle w:val="aa"/>
+        <w:ind w:left="777" w:firstLineChars="0" w:firstLine="0"/>
+        <w:rPr>
+          <w:rFonts w:hint="eastAsia"/>
+        </w:rPr>
+      </w:pPr>
+    </w:p>
+    <w:tbl>
+      <w:tblPr>
+        <w:tblStyle w:val="a9"/>
+        <w:tblW w:w="0" w:type="auto"/>
+        <w:tblInd w:w="952" w:type="dxa"/>
+        <w:tblLook w:val="04A0" w:firstRow="1" w:lastRow="0" w:firstColumn="1" w:lastColumn="0" w:noHBand="0" w:noVBand="1"/>
+      </w:tblPr>
+      <w:tblGrid>
+        <w:gridCol w:w="1954"/>
+        <w:gridCol w:w="11222"/>
+      </w:tblGrid>
+      <w:tr>
+        <w:tc>
+          <w:tcPr>
+            <w:tcW w:w="0" w:type="auto"/>
+            <w:vAlign w:val="center"/>
+          </w:tcPr>
+          <w:p>
+            <w:pPr>
+              <w:ind w:left="0"/>
+              <w:rPr>
+                <w:rFonts w:hint="eastAsia"/>
+              </w:rPr>
+            </w:pPr>
+            <w:r>
+              <w:rPr>
+                <w:rFonts w:hint="eastAsia"/>
+              </w:rPr>
+              <w:t>参数名</w:t>
+            </w:r>
+          </w:p>
+        </w:tc>
+        <w:tc>
+          <w:tcPr>
+            <w:tcW w:w="0" w:type="auto"/>
+            <w:vAlign w:val="center"/>
+          </w:tcPr>
+          <w:p>
+            <w:pPr>
+              <w:ind w:left="0"/>
+              <w:rPr>
+                <w:rFonts w:hint="eastAsia"/>
+              </w:rPr>
+            </w:pPr>
+            <w:r>
+              <w:rPr>
+                <w:rFonts w:hint="eastAsia"/>
+              </w:rPr>
+              <w:t>参数说明</w:t>
+            </w:r>
+          </w:p>
+        </w:tc>
+      </w:tr>
+      <w:tr>
+        <w:tc>
+          <w:tcPr>
+            <w:tcW w:w="0" w:type="auto"/>
+            <w:vAlign w:val="center"/>
+          </w:tcPr>
+          <w:p>
+            <w:pPr>
+              <w:ind w:left="0"/>
+              <w:rPr>
+                <w:rFonts w:hint="eastAsia"/>
+              </w:rPr>
+            </w:pPr>
+            <w:r>
+              <w:rPr>
+                <w:rFonts w:hint="eastAsia"/>
+              </w:rPr>
+              <w:t>--user</w:t>
+            </w:r>
+          </w:p>
+        </w:tc>
+        <w:tc>
+          <w:tcPr>
+            <w:tcW w:w="0" w:type="auto"/>
+            <w:vAlign w:val="center"/>
+          </w:tcPr>
+          <w:p>
+            <w:pPr>
+              <w:ind w:left="0"/>
+              <w:rPr>
+                <w:rFonts w:hint="eastAsia"/>
+              </w:rPr>
+            </w:pPr>
+            <w:r>
+              <w:rPr>
+                <w:rFonts w:hint="eastAsia"/>
+              </w:rPr>
+              <w:t>对既有的</w:t>
+            </w:r>
+            <w:r>
+              <w:rPr>
+                <w:rFonts w:hint="eastAsia"/>
+              </w:rPr>
+              <w:t xml:space="preserve"> </w:t>
+            </w:r>
+            <w:r>
+              <w:t>–</w:t>
+            </w:r>
+            <w:r>
+              <w:rPr>
+                <w:rFonts w:hint="eastAsia"/>
+              </w:rPr>
+              <w:t>user</w:t>
+            </w:r>
+            <w:r>
+              <w:t xml:space="preserve"> </w:t>
+            </w:r>
+            <w:r>
+              <w:rPr>
+                <w:rFonts w:hint="eastAsia"/>
+              </w:rPr>
+              <w:t>赋予新的意义，用于指定在</w:t>
+            </w:r>
+            <w:r>
+              <w:rPr>
+                <w:rFonts w:hint="eastAsia"/>
+              </w:rPr>
+              <w:t xml:space="preserve"> sdbpasswd </w:t>
+            </w:r>
+            <w:r>
+              <w:rPr>
+                <w:rFonts w:hint="eastAsia"/>
+              </w:rPr>
+              <w:t>注册的用户名，通过用户名指定对应注册的加密密码。</w:t>
+            </w:r>
+          </w:p>
+        </w:tc>
+      </w:tr>
+      <w:tr>
+        <w:tc>
+          <w:tcPr>
+            <w:tcW w:w="0" w:type="auto"/>
+            <w:vAlign w:val="center"/>
+          </w:tcPr>
+          <w:p>
+            <w:pPr>
+              <w:ind w:left="0"/>
+              <w:rPr>
+                <w:rFonts w:hint="eastAsia"/>
+              </w:rPr>
+            </w:pPr>
+            <w:r>
+              <w:rPr>
+                <w:rFonts w:hint="eastAsia"/>
+              </w:rPr>
+              <w:t>--cipherFile</w:t>
+            </w:r>
+          </w:p>
+        </w:tc>
+        <w:tc>
+          <w:tcPr>
+            <w:tcW w:w="0" w:type="auto"/>
+            <w:vAlign w:val="center"/>
+          </w:tcPr>
+          <w:p>
+            <w:pPr>
+              <w:ind w:left="0"/>
+              <w:rPr>
+                <w:rFonts w:hint="eastAsia"/>
+              </w:rPr>
+            </w:pPr>
+            <w:r>
+              <w:rPr>
+                <w:rFonts w:hint="eastAsia"/>
+              </w:rPr>
+              <w:t>指定加密文件的路径，默认路径为</w:t>
+            </w:r>
+            <w:r>
+              <w:rPr>
+                <w:rFonts w:hint="eastAsia"/>
+              </w:rPr>
+              <w:t xml:space="preserve"> ./</w:t>
+            </w:r>
+            <w:r>
+              <w:t>passwd</w:t>
+            </w:r>
+          </w:p>
+        </w:tc>
+      </w:tr>
+    </w:tbl>
+    <w:p>
+      <w:pPr>
+        <w:pStyle w:val="aa"/>
+        <w:ind w:left="777" w:firstLineChars="0" w:firstLine="0"/>
+        <w:rPr>
+          <w:rFonts w:hint="eastAsia"/>
+        </w:rPr>
       </w:pPr>
     </w:p>
     <w:p>
       <w:pPr>
-        <w:pStyle w:val="ListParagraph"/>
+        <w:pStyle w:val="aa"/>
+        <w:ind w:left="777" w:firstLineChars="0" w:firstLine="0"/>
+        <w:rPr>
+          <w:rFonts w:hint="eastAsia"/>
+        </w:rPr>
+      </w:pPr>
+    </w:p>
+    <w:p>
+      <w:pPr>
+        <w:pStyle w:val="aa"/>
+        <w:ind w:left="777" w:firstLineChars="0" w:firstLine="0"/>
+      </w:pPr>
+      <w:r>
+        <w:rPr>
+          <w:rFonts w:hint="eastAsia"/>
+        </w:rPr>
+        <w:t>passwd</w:t>
+      </w:r>
+      <w:r>
+        <w:rPr>
+          <w:rFonts w:hint="eastAsia"/>
+        </w:rPr>
+        <w:t>文件默认存在当前路径，</w:t>
+      </w:r>
+      <w:r>
+        <w:rPr>
+          <w:rFonts w:hint="eastAsia"/>
+        </w:rPr>
+        <w:t>表</w:t>
+      </w:r>
+      <w:r>
+        <w:rPr>
+          <w:rFonts w:hint="eastAsia"/>
+        </w:rPr>
+        <w:t>1</w:t>
+      </w:r>
+      <w:r>
+        <w:rPr>
+          <w:rFonts w:hint="eastAsia"/>
+        </w:rPr>
+        <w:t>工具统一密码处理流程：通过</w:t>
+      </w:r>
+      <w:r>
+        <w:rPr>
+          <w:rFonts w:hint="eastAsia"/>
+        </w:rPr>
+        <w:t>--</w:t>
+      </w:r>
+      <w:r>
+        <w:rPr>
+          <w:rFonts w:hint="eastAsia"/>
+        </w:rPr>
+        <w:t>us</w:t>
+      </w:r>
+      <w:r>
+        <w:t>e</w:t>
+      </w:r>
+      <w:r>
+        <w:rPr>
+          <w:rFonts w:hint="eastAsia"/>
+        </w:rPr>
+        <w:t xml:space="preserve">r </w:t>
+      </w:r>
+      <w:r>
+        <w:rPr>
+          <w:rFonts w:hint="eastAsia"/>
+        </w:rPr>
+        <w:t>参数在</w:t>
+      </w:r>
+      <w:r>
+        <w:rPr>
+          <w:rFonts w:hint="eastAsia"/>
+        </w:rPr>
+        <w:t>passwd</w:t>
+      </w:r>
+      <w:r>
+        <w:rPr>
+          <w:rFonts w:hint="eastAsia"/>
+        </w:rPr>
+        <w:t>文件中查找，如果密文存在则解密获取密码；反之交互输入密码</w:t>
+      </w:r>
+      <w:r>
+        <w:rPr>
+          <w:rFonts w:hint="eastAsia"/>
+        </w:rPr>
+        <w:t>。</w:t>
+      </w:r>
+    </w:p>
+    <w:p>
+      <w:pPr>
+        <w:pStyle w:val="aa"/>
+        <w:ind w:left="777" w:firstLineChars="0" w:firstLine="0"/>
+      </w:pPr>
+    </w:p>
+    <w:p>
+      <w:pPr>
+        <w:pStyle w:val="aa"/>
+        <w:ind w:left="777" w:firstLineChars="0" w:firstLine="0"/>
+      </w:pPr>
+      <w:r>
+        <w:rPr>
+          <w:rFonts w:hint="eastAsia"/>
+        </w:rPr>
+        <w:t>示例：</w:t>
+      </w:r>
+    </w:p>
+    <w:p>
+      <w:pPr>
+        <w:pStyle w:val="aa"/>
+        <w:ind w:left="777" w:firstLineChars="0" w:firstLine="0"/>
+      </w:pPr>
+    </w:p>
+    <w:p>
+      <w:pPr>
+        <w:pStyle w:val="aa"/>
+        <w:ind w:left="777" w:firstLineChars="0" w:firstLine="0"/>
+      </w:pPr>
+      <w:r>
+        <w:t>S</w:t>
+      </w:r>
+      <w:r>
+        <w:rPr>
+          <w:rFonts w:hint="eastAsia"/>
+        </w:rPr>
+        <w:t>dbexprt</w:t>
+      </w:r>
+      <w:r>
+        <w:t xml:space="preserve"> –user ronin –password 123: </w:t>
+      </w:r>
+      <w:r>
+        <w:rPr>
+          <w:rFonts w:hint="eastAsia"/>
+        </w:rPr>
+        <w:t>通过传统的明文方式指定密码</w:t>
+      </w:r>
+    </w:p>
+    <w:p>
+      <w:pPr>
+        <w:pStyle w:val="aa"/>
+        <w:ind w:left="777" w:firstLineChars="0" w:firstLine="0"/>
+      </w:pPr>
+      <w:r>
+        <w:t>S</w:t>
+      </w:r>
+      <w:r>
+        <w:rPr>
+          <w:rFonts w:hint="eastAsia"/>
+        </w:rPr>
+        <w:t xml:space="preserve">dbexprt </w:t>
+      </w:r>
+      <w:r>
+        <w:t>–user ronin</w:t>
+      </w:r>
+      <w:r>
+        <w:rPr>
+          <w:rFonts w:hint="eastAsia"/>
+        </w:rPr>
+        <w:t>：通过指定加密密码对应用户名的方式指定加密密码，若此时加密文件中并未存在对应用户，则提示输入密码</w:t>
+      </w:r>
+    </w:p>
+    <w:p>
+      <w:pPr>
+        <w:pStyle w:val="aa"/>
+        <w:ind w:left="777" w:firstLineChars="0" w:firstLine="0"/>
+        <w:rPr>
+          <w:rFonts w:hint="eastAsia"/>
+        </w:rPr>
+      </w:pPr>
+      <w:r>
+        <w:t>S</w:t>
+      </w:r>
+      <w:r>
+        <w:rPr>
+          <w:rFonts w:hint="eastAsia"/>
+        </w:rPr>
+        <w:t xml:space="preserve">dbexprt </w:t>
+      </w:r>
+      <w:r>
+        <w:t>–user ronin –cipherFile ./cipher</w:t>
+      </w:r>
+      <w:r>
+        <w:rPr>
+          <w:rFonts w:hint="eastAsia"/>
+        </w:rPr>
+        <w:t>：</w:t>
+      </w:r>
+      <w:r>
+        <w:rPr>
+          <w:rFonts w:hint="eastAsia"/>
+        </w:rPr>
+        <w:t>通过指定加密密码对应用户名的方式指定加密密码</w:t>
+      </w:r>
+      <w:r>
+        <w:rPr>
+          <w:rFonts w:hint="eastAsia"/>
+        </w:rPr>
+        <w:t>，并提供非默认位置的加密文件</w:t>
+      </w:r>
+    </w:p>
+    <w:p>
+      <w:pPr>
+        <w:pStyle w:val="aa"/>
+        <w:ind w:left="777" w:firstLineChars="0" w:firstLine="0"/>
+        <w:rPr>
+          <w:rFonts w:hint="eastAsia"/>
+        </w:rPr>
+      </w:pPr>
+    </w:p>
+    <w:p>
+      <w:pPr>
+        <w:pStyle w:val="aa"/>
+        <w:ind w:left="1290" w:firstLineChars="0" w:firstLine="0"/>
+      </w:pPr>
+    </w:p>
+    <w:p>
+      <w:pPr>
+        <w:pStyle w:val="aa"/>
         <w:numPr>
           <w:ilvl w:val="0"/>
           <w:numId w:val="9"/>
@@ -1018,24 +1622,18 @@
     </w:p>
     <w:p>
       <w:pPr>
-        <w:pStyle w:val="ListParagraph"/>
+        <w:pStyle w:val="aa"/>
         <w:ind w:left="777" w:firstLineChars="0" w:firstLine="0"/>
       </w:pPr>
     </w:p>
     <w:p>
       <w:pPr>
-        <w:pStyle w:val="ListParagraph"/>
-        <w:numPr>
-          <w:ilvl w:val="0"/>
-          <w:numId w:val="14"/>
-        </w:numPr>
-        <w:ind w:firstLineChars="0"/>
-      </w:pPr>
-      <w:r>
-        <w:rPr>
-          <w:rFonts w:hint="eastAsia"/>
-        </w:rPr>
-        <w:lastRenderedPageBreak/>
+        <w:ind w:firstLineChars="200" w:firstLine="420"/>
+      </w:pPr>
+      <w:r>
+        <w:rPr>
+          <w:rFonts w:hint="eastAsia"/>
+        </w:rPr>
         <w:t>sdbpasswd</w:t>
       </w:r>
       <w:r>
@@ -1047,10 +1645,10 @@
     </w:p>
     <w:tbl>
       <w:tblPr>
-        <w:tblStyle w:val="TableGrid"/>
+        <w:tblStyle w:val="a9"/>
         <w:tblW w:w="0" w:type="auto"/>
         <w:tblInd w:w="929" w:type="dxa"/>
-        <w:tblLook w:val="04A0"/>
+        <w:tblLook w:val="04A0" w:firstRow="1" w:lastRow="0" w:firstColumn="1" w:lastColumn="0" w:noHBand="0" w:noVBand="1"/>
       </w:tblPr>
       <w:tblGrid>
         <w:gridCol w:w="1291"/>
@@ -1120,7 +1718,10 @@
               <w:rPr>
                 <w:rFonts w:hint="eastAsia"/>
               </w:rPr>
-              <w:t>--mode</w:t>
+              <w:t>--</w:t>
+            </w:r>
+            <w:r>
+              <w:t>addUser</w:t>
             </w:r>
           </w:p>
         </w:tc>
@@ -1136,7 +1737,13 @@
               <w:rPr>
                 <w:rFonts w:hint="eastAsia"/>
               </w:rPr>
-              <w:t>-m</w:t>
+              <w:t>-</w:t>
+            </w:r>
+            <w:r>
+              <w:rPr>
+                <w:rFonts w:hint="eastAsia"/>
+              </w:rPr>
+              <w:t>a</w:t>
             </w:r>
           </w:p>
         </w:tc>
@@ -1147,41 +1754,21 @@
           <w:p>
             <w:pPr>
               <w:ind w:left="0"/>
-            </w:pPr>
-            <w:r>
-              <w:t>A</w:t>
-            </w:r>
-            <w:r>
-              <w:rPr>
-                <w:rFonts w:hint="eastAsia"/>
-              </w:rPr>
-              <w:t xml:space="preserve">dd </w:t>
+              <w:rPr>
+                <w:rFonts w:hint="eastAsia"/>
+              </w:rPr>
+            </w:pPr>
+            <w:r>
+              <w:rPr>
+                <w:rFonts w:hint="eastAsia"/>
+              </w:rPr>
+              <w:t>为指定用户</w:t>
             </w:r>
             <w:r>
               <w:rPr>
                 <w:rFonts w:hint="eastAsia"/>
               </w:rPr>
               <w:t>增加或更新用户密文</w:t>
-            </w:r>
-          </w:p>
-          <w:p>
-            <w:pPr>
-              <w:ind w:left="0"/>
-            </w:pPr>
-            <w:r>
-              <w:t>R</w:t>
-            </w:r>
-            <w:r>
-              <w:rPr>
-                <w:rFonts w:hint="eastAsia"/>
-              </w:rPr>
-              <w:t xml:space="preserve">m </w:t>
-            </w:r>
-            <w:r>
-              <w:rPr>
-                <w:rFonts w:hint="eastAsia"/>
-              </w:rPr>
-              <w:t>删除用户密文</w:t>
             </w:r>
           </w:p>
         </w:tc>
@@ -1194,12 +1781,24 @@
           <w:p>
             <w:pPr>
               <w:ind w:left="0"/>
-            </w:pPr>
-            <w:r>
-              <w:rPr>
-                <w:rFonts w:hint="eastAsia"/>
-              </w:rPr>
-              <w:t>--password</w:t>
+              <w:rPr>
+                <w:rFonts w:hint="eastAsia"/>
+              </w:rPr>
+            </w:pPr>
+            <w:r>
+              <w:rPr>
+                <w:rFonts w:hint="eastAsia"/>
+              </w:rPr>
+              <w:t>--</w:t>
+            </w:r>
+            <w:r>
+              <w:t>rm</w:t>
+            </w:r>
+            <w:r>
+              <w:rPr>
+                <w:rFonts w:hint="eastAsia"/>
+              </w:rPr>
+              <w:t>User</w:t>
             </w:r>
           </w:p>
         </w:tc>
@@ -1210,12 +1809,15 @@
           <w:p>
             <w:pPr>
               <w:ind w:left="0"/>
-            </w:pPr>
-            <w:r>
-              <w:rPr>
-                <w:rFonts w:hint="eastAsia"/>
-              </w:rPr>
-              <w:t>-p</w:t>
+              <w:rPr>
+                <w:rFonts w:hint="eastAsia"/>
+              </w:rPr>
+            </w:pPr>
+            <w:r>
+              <w:rPr>
+                <w:rFonts w:hint="eastAsia"/>
+              </w:rPr>
+              <w:t>-d</w:t>
             </w:r>
           </w:p>
         </w:tc>
@@ -1231,13 +1833,20 @@
               <w:rPr>
                 <w:rFonts w:hint="eastAsia"/>
               </w:rPr>
-              <w:t>用户密码，</w:t>
-            </w:r>
-          </w:p>
-          <w:p>
-            <w:pPr>
-              <w:ind w:left="0"/>
-            </w:pPr>
+              <w:t>删除</w:t>
+            </w:r>
+            <w:r>
+              <w:rPr>
+                <w:rFonts w:hint="eastAsia"/>
+              </w:rPr>
+              <w:t>指定</w:t>
+            </w:r>
+            <w:r>
+              <w:rPr>
+                <w:rFonts w:hint="eastAsia"/>
+              </w:rPr>
+              <w:t>用户密文</w:t>
+            </w:r>
           </w:p>
         </w:tc>
       </w:tr>
@@ -1254,7 +1863,16 @@
               <w:rPr>
                 <w:rFonts w:hint="eastAsia"/>
               </w:rPr>
-              <w:t>--file</w:t>
+              <w:t>--passw</w:t>
+            </w:r>
+            <w:r>
+              <w:t>or</w:t>
+            </w:r>
+            <w:r>
+              <w:rPr>
+                <w:rFonts w:hint="eastAsia"/>
+              </w:rPr>
+              <w:t>d</w:t>
             </w:r>
           </w:p>
         </w:tc>
@@ -1270,7 +1888,7 @@
               <w:rPr>
                 <w:rFonts w:hint="eastAsia"/>
               </w:rPr>
-              <w:t>-f</w:t>
+              <w:t>-p</w:t>
             </w:r>
           </w:p>
         </w:tc>
@@ -1286,26 +1904,13 @@
               <w:rPr>
                 <w:rFonts w:hint="eastAsia"/>
               </w:rPr>
-              <w:t>密文路径，默</w:t>
-            </w:r>
-            <w:r>
-              <w:rPr>
-                <w:rFonts w:hint="eastAsia"/>
-              </w:rPr>
-              <w:t>认当前路径</w:t>
-            </w:r>
-            <w:r>
-              <w:rPr>
-                <w:rFonts w:hint="eastAsia"/>
-              </w:rPr>
-              <w:t>passwd</w:t>
-            </w:r>
-            <w:r>
-              <w:rPr>
-                <w:rFonts w:hint="eastAsia"/>
-              </w:rPr>
-              <w:t>文件</w:t>
-            </w:r>
+              <w:t>用户密码</w:t>
+            </w:r>
+          </w:p>
+          <w:p>
+            <w:pPr>
+              <w:ind w:left="0"/>
+            </w:pPr>
           </w:p>
         </w:tc>
       </w:tr>
@@ -1322,7 +1927,19 @@
               <w:rPr>
                 <w:rFonts w:hint="eastAsia"/>
               </w:rPr>
-              <w:t>--usr</w:t>
+              <w:t>--</w:t>
+            </w:r>
+            <w:r>
+              <w:rPr>
+                <w:rFonts w:hint="eastAsia"/>
+              </w:rPr>
+              <w:t>f</w:t>
+            </w:r>
+            <w:r>
+              <w:rPr>
+                <w:rFonts w:hint="eastAsia"/>
+              </w:rPr>
+              <w:t>ile</w:t>
             </w:r>
           </w:p>
         </w:tc>
@@ -1338,7 +1955,7 @@
               <w:rPr>
                 <w:rFonts w:hint="eastAsia"/>
               </w:rPr>
-              <w:t>-u</w:t>
+              <w:t>-f</w:t>
             </w:r>
           </w:p>
         </w:tc>
@@ -1354,7 +1971,25 @@
               <w:rPr>
                 <w:rFonts w:hint="eastAsia"/>
               </w:rPr>
-              <w:t>用户名</w:t>
+              <w:t>密文路径，默</w:t>
+            </w:r>
+            <w:r>
+              <w:rPr>
+                <w:rFonts w:hint="eastAsia"/>
+              </w:rPr>
+              <w:t>认当前路径</w:t>
+            </w:r>
+            <w:r>
+              <w:rPr>
+                <w:rFonts w:hint="eastAsia"/>
+              </w:rPr>
+              <w:t>passwd</w:t>
+            </w:r>
+            <w:r>
+              <w:rPr>
+                <w:rFonts w:hint="eastAsia"/>
+              </w:rPr>
+              <w:t>文件</w:t>
             </w:r>
           </w:p>
         </w:tc>
@@ -1362,70 +1997,35 @@
     </w:tbl>
     <w:p>
       <w:pPr>
-        <w:pStyle w:val="ListParagraph"/>
-        <w:ind w:left="1290" w:firstLineChars="0" w:firstLine="0"/>
+        <w:pStyle w:val="aa"/>
+        <w:ind w:left="777" w:firstLineChars="0" w:firstLine="0"/>
       </w:pPr>
     </w:p>
     <w:p>
       <w:pPr>
-        <w:pStyle w:val="ListParagraph"/>
-        <w:numPr>
-          <w:ilvl w:val="0"/>
-          <w:numId w:val="14"/>
-        </w:numPr>
-        <w:ind w:firstLineChars="0"/>
-      </w:pPr>
-      <w:r>
-        <w:rPr>
-          <w:rFonts w:hint="eastAsia"/>
-        </w:rPr>
-        <w:t xml:space="preserve">sdbpasswd </w:t>
-      </w:r>
-      <w:r>
-        <w:rPr>
-          <w:rFonts w:hint="eastAsia"/>
-        </w:rPr>
-        <w:t>对外没有</w:t>
-      </w:r>
-      <w:r>
-        <w:rPr>
-          <w:rFonts w:hint="eastAsia"/>
-        </w:rPr>
-        <w:t>decode</w:t>
-      </w:r>
-      <w:r>
-        <w:rPr>
-          <w:rFonts w:hint="eastAsia"/>
-        </w:rPr>
-        <w:t>的功能，只有</w:t>
-      </w:r>
-      <w:r>
-        <w:rPr>
-          <w:rFonts w:hint="eastAsia"/>
-        </w:rPr>
-        <w:t>encode</w:t>
-      </w:r>
-      <w:r>
-        <w:rPr>
-          <w:rFonts w:hint="eastAsia"/>
-        </w:rPr>
-        <w:t>的功能</w:t>
+        <w:pStyle w:val="aa"/>
+        <w:ind w:left="777" w:firstLineChars="0" w:firstLine="0"/>
+      </w:pPr>
+      <w:r>
+        <w:rPr>
+          <w:rFonts w:hint="eastAsia"/>
+        </w:rPr>
+        <w:t>示例：</w:t>
       </w:r>
     </w:p>
     <w:p>
       <w:pPr>
-        <w:pStyle w:val="ListParagraph"/>
-        <w:ind w:left="1290" w:firstLineChars="0" w:firstLine="0"/>
+        <w:pStyle w:val="aa"/>
+        <w:ind w:left="777" w:firstLineChars="0" w:firstLine="0"/>
+        <w:rPr>
+          <w:rFonts w:hint="eastAsia"/>
+        </w:rPr>
       </w:pPr>
     </w:p>
     <w:p>
       <w:pPr>
-        <w:pStyle w:val="ListParagraph"/>
-        <w:numPr>
-          <w:ilvl w:val="0"/>
-          <w:numId w:val="14"/>
-        </w:numPr>
-        <w:ind w:firstLineChars="0"/>
+        <w:pStyle w:val="aa"/>
+        <w:ind w:left="777" w:firstLineChars="0" w:firstLine="0"/>
       </w:pPr>
       <w:r>
         <w:rPr>
@@ -1443,7 +2043,34 @@
         <w:rPr>
           <w:rFonts w:hint="eastAsia"/>
         </w:rPr>
-        <w:t xml:space="preserve">-p </w:t>
+        <w:t>-</w:t>
+      </w:r>
+      <w:r>
+        <w:t>-</w:t>
+      </w:r>
+      <w:r>
+        <w:rPr>
+          <w:rFonts w:hint="eastAsia"/>
+        </w:rPr>
+        <w:t>p</w:t>
+      </w:r>
+      <w:r>
+        <w:t>assw</w:t>
+      </w:r>
+      <w:r>
+        <w:rPr>
+          <w:rFonts w:hint="eastAsia"/>
+        </w:rPr>
+        <w:t>or</w:t>
+      </w:r>
+      <w:r>
+        <w:t>d</w:t>
+      </w:r>
+      <w:r>
+        <w:rPr>
+          <w:rFonts w:hint="eastAsia"/>
+        </w:rPr>
+        <w:t xml:space="preserve"> </w:t>
       </w:r>
       <w:r>
         <w:rPr>
@@ -1454,30 +2081,44 @@
     </w:p>
     <w:p>
       <w:pPr>
-        <w:pStyle w:val="ListParagraph"/>
-        <w:ind w:left="1290" w:firstLineChars="0" w:firstLine="0"/>
+        <w:pStyle w:val="aa"/>
+        <w:ind w:left="777" w:firstLineChars="0" w:firstLine="0"/>
       </w:pPr>
     </w:p>
     <w:p>
       <w:pPr>
-        <w:pStyle w:val="ListParagraph"/>
-        <w:numPr>
-          <w:ilvl w:val="0"/>
-          <w:numId w:val="29"/>
-        </w:numPr>
-        <w:ind w:firstLineChars="0"/>
-      </w:pPr>
-      <w:r>
-        <w:rPr>
-          <w:rFonts w:hint="eastAsia"/>
-        </w:rPr>
-        <w:t>普通输入方式</w:t>
+        <w:pStyle w:val="aa"/>
+        <w:ind w:left="777" w:firstLineChars="0" w:firstLine="0"/>
+      </w:pPr>
+      <w:r>
+        <w:rPr>
+          <w:rFonts w:hint="eastAsia"/>
+        </w:rPr>
+        <w:t>普通</w:t>
+      </w:r>
+      <w:r>
+        <w:rPr>
+          <w:rFonts w:hint="eastAsia"/>
+        </w:rPr>
+        <w:t>明文</w:t>
+      </w:r>
+      <w:r>
+        <w:rPr>
+          <w:rFonts w:hint="eastAsia"/>
+        </w:rPr>
+        <w:t>输入方式</w:t>
+      </w:r>
+      <w:r>
+        <w:rPr>
+          <w:rFonts w:hint="eastAsia"/>
+        </w:rPr>
+        <w:t>：</w:t>
       </w:r>
     </w:p>
     <w:p>
       <w:pPr>
-        <w:pStyle w:val="ListParagraph"/>
-        <w:ind w:left="1290" w:firstLineChars="0" w:firstLine="0"/>
+        <w:pStyle w:val="aa"/>
+        <w:ind w:left="777" w:firstLineChars="0" w:firstLine="0"/>
       </w:pPr>
       <w:r>
         <w:rPr>
@@ -1495,35 +2136,67 @@
         <w:rPr>
           <w:rFonts w:hint="eastAsia"/>
         </w:rPr>
-        <w:t xml:space="preserve">passwd  add  -u user </w:t>
-      </w:r>
-      <w:r>
-        <w:rPr>
-          <w:rFonts w:hint="eastAsia"/>
-        </w:rPr>
+        <w:t xml:space="preserve">passwd </w:t>
+      </w:r>
+      <w:r>
+        <w:rPr>
+          <w:rFonts w:hint="eastAsia"/>
+        </w:rPr>
+        <w:t>--add</w:t>
+      </w:r>
+      <w:r>
+        <w:t>Use</w:t>
+      </w:r>
+      <w:r>
+        <w:rPr>
+          <w:rFonts w:hint="eastAsia"/>
+        </w:rPr>
+        <w:t>r</w:t>
+      </w:r>
+      <w:r>
         <w:t xml:space="preserve"> </w:t>
       </w:r>
       <w:r>
         <w:rPr>
           <w:rFonts w:hint="eastAsia"/>
         </w:rPr>
-        <w:t>-p ***</w:t>
+        <w:t>ronin</w:t>
+      </w:r>
+      <w:r>
+        <w:rPr>
+          <w:rFonts w:hint="eastAsia"/>
+        </w:rPr>
+        <w:t xml:space="preserve"> </w:t>
+      </w:r>
+      <w:r>
+        <w:t>-</w:t>
+      </w:r>
+      <w:r>
+        <w:rPr>
+          <w:rFonts w:hint="eastAsia"/>
+        </w:rPr>
+        <w:t>-p</w:t>
+      </w:r>
+      <w:r>
+        <w:t>assword</w:t>
+      </w:r>
+      <w:r>
+        <w:rPr>
+          <w:rFonts w:hint="eastAsia"/>
+        </w:rPr>
+        <w:t xml:space="preserve"> 123</w:t>
       </w:r>
     </w:p>
     <w:p>
       <w:pPr>
-        <w:pStyle w:val="ListParagraph"/>
-        <w:ind w:left="1290" w:firstLineChars="0" w:firstLine="0"/>
+        <w:pStyle w:val="aa"/>
+        <w:ind w:left="777" w:firstLineChars="0" w:firstLine="0"/>
       </w:pPr>
     </w:p>
     <w:p>
       <w:pPr>
-        <w:pStyle w:val="ListParagraph"/>
-        <w:numPr>
-          <w:ilvl w:val="0"/>
-          <w:numId w:val="29"/>
-        </w:numPr>
-        <w:ind w:firstLineChars="0"/>
+        <w:pStyle w:val="aa"/>
+        <w:ind w:left="777" w:firstLineChars="0" w:firstLine="0"/>
       </w:pPr>
       <w:r>
         <w:rPr>
@@ -1536,46 +2209,54 @@
           <w:rFonts w:hint="eastAsia"/>
         </w:rPr>
         <w:t>方式</w:t>
+      </w:r>
+      <w:r>
+        <w:rPr>
+          <w:rFonts w:hint="eastAsia"/>
+        </w:rPr>
+        <w:t>：</w:t>
       </w:r>
     </w:p>
     <w:p>
       <w:pPr>
-        <w:pStyle w:val="ListParagraph"/>
-        <w:ind w:left="1290" w:firstLineChars="0" w:firstLine="0"/>
-      </w:pPr>
-      <w:r>
-        <w:rPr>
-          <w:rFonts w:hint="eastAsia"/>
-        </w:rPr>
-        <w:t xml:space="preserve">   ./sdbpasswd  </w:t>
-      </w:r>
-      <w:r>
-        <w:rPr>
-          <w:rFonts w:hint="eastAsia"/>
-        </w:rPr>
-        <w:t xml:space="preserve">-m </w:t>
-      </w:r>
-      <w:r>
-        <w:rPr>
-          <w:rFonts w:hint="eastAsia"/>
-        </w:rPr>
-        <w:t xml:space="preserve">add  -u user </w:t>
+        <w:pStyle w:val="aa"/>
+        <w:ind w:left="777" w:firstLineChars="0" w:firstLine="0"/>
+      </w:pPr>
+      <w:r>
+        <w:rPr>
+          <w:rFonts w:hint="eastAsia"/>
+        </w:rPr>
+        <w:t xml:space="preserve">   </w:t>
+      </w:r>
+      <w:r>
+        <w:rPr>
+          <w:rFonts w:hint="eastAsia"/>
+        </w:rPr>
+        <w:t xml:space="preserve">./sdbpasswd </w:t>
+      </w:r>
+      <w:r>
+        <w:t>--addUser</w:t>
+      </w:r>
+      <w:r>
+        <w:rPr>
+          <w:rFonts w:hint="eastAsia"/>
+        </w:rPr>
+        <w:t xml:space="preserve"> </w:t>
+      </w:r>
+      <w:r>
+        <w:t>ronin</w:t>
       </w:r>
     </w:p>
     <w:p>
       <w:pPr>
-        <w:pStyle w:val="ListParagraph"/>
-        <w:ind w:left="1290" w:firstLineChars="0" w:firstLine="0"/>
+        <w:pStyle w:val="aa"/>
+        <w:ind w:left="777" w:firstLineChars="0" w:firstLine="0"/>
       </w:pPr>
     </w:p>
     <w:p>
       <w:pPr>
-        <w:pStyle w:val="ListParagraph"/>
-        <w:numPr>
-          <w:ilvl w:val="0"/>
-          <w:numId w:val="14"/>
-        </w:numPr>
-        <w:ind w:firstLineChars="0"/>
+        <w:pStyle w:val="aa"/>
+        <w:ind w:left="777" w:firstLineChars="0" w:firstLine="0"/>
       </w:pPr>
       <w:r>
         <w:rPr>
@@ -1594,36 +2275,51 @@
           <w:rFonts w:hint="eastAsia"/>
         </w:rPr>
         <w:t>密文信息</w:t>
+      </w:r>
+      <w:r>
+        <w:rPr>
+          <w:rFonts w:hint="eastAsia"/>
+        </w:rPr>
+        <w:t>：</w:t>
       </w:r>
     </w:p>
     <w:p>
       <w:pPr>
-        <w:pStyle w:val="ListParagraph"/>
-        <w:ind w:left="1290" w:firstLineChars="0" w:firstLine="0"/>
-      </w:pPr>
-      <w:r>
-        <w:rPr>
-          <w:rFonts w:hint="eastAsia"/>
-        </w:rPr>
-        <w:t xml:space="preserve">.sdbpasswd  </w:t>
-      </w:r>
-      <w:r>
-        <w:rPr>
-          <w:rFonts w:hint="eastAsia"/>
-        </w:rPr>
-        <w:t xml:space="preserve">-m </w:t>
-      </w:r>
-      <w:r>
-        <w:rPr>
-          <w:rFonts w:hint="eastAsia"/>
-        </w:rPr>
-        <w:t xml:space="preserve">rm  -u user </w:t>
+        <w:pStyle w:val="aa"/>
+        <w:ind w:left="777" w:firstLineChars="0" w:firstLine="0"/>
+      </w:pPr>
+      <w:r>
+        <w:rPr>
+          <w:rFonts w:hint="eastAsia"/>
+        </w:rPr>
+        <w:t>.sdbpasswd</w:t>
+      </w:r>
+      <w:r>
+        <w:rPr>
+          <w:rFonts w:hint="eastAsia"/>
+        </w:rPr>
+        <w:t xml:space="preserve"> </w:t>
+      </w:r>
+      <w:r>
+        <w:rPr>
+          <w:rFonts w:hint="eastAsia"/>
+        </w:rPr>
+        <w:t>-</w:t>
+      </w:r>
+      <w:r>
+        <w:t>-</w:t>
+      </w:r>
+      <w:r>
+        <w:t>rm</w:t>
+      </w:r>
+      <w:r>
+        <w:t>User ronin</w:t>
       </w:r>
     </w:p>
     <w:p/>
     <w:p>
       <w:pPr>
-        <w:pStyle w:val="Heading2"/>
+        <w:pStyle w:val="2"/>
       </w:pPr>
       <w:r>
         <w:rPr>
@@ -1640,7 +2336,7 @@
     </w:p>
     <w:p>
       <w:pPr>
-        <w:pStyle w:val="ListParagraph"/>
+        <w:pStyle w:val="aa"/>
         <w:numPr>
           <w:ilvl w:val="0"/>
           <w:numId w:val="24"/>
@@ -1656,7 +2352,7 @@
     </w:p>
     <w:p>
       <w:pPr>
-        <w:pStyle w:val="ListParagraph"/>
+        <w:pStyle w:val="aa"/>
         <w:numPr>
           <w:ilvl w:val="0"/>
           <w:numId w:val="24"/>
@@ -1672,7 +2368,7 @@
     </w:p>
     <w:p>
       <w:pPr>
-        <w:pStyle w:val="ListParagraph"/>
+        <w:pStyle w:val="aa"/>
         <w:numPr>
           <w:ilvl w:val="0"/>
           <w:numId w:val="24"/>
@@ -1700,7 +2396,7 @@
     </w:p>
     <w:p>
       <w:pPr>
-        <w:pStyle w:val="ListParagraph"/>
+        <w:pStyle w:val="aa"/>
         <w:numPr>
           <w:ilvl w:val="0"/>
           <w:numId w:val="24"/>
@@ -1728,14 +2424,14 @@
     </w:p>
     <w:p>
       <w:pPr>
-        <w:pStyle w:val="ListParagraph"/>
+        <w:pStyle w:val="aa"/>
         <w:ind w:left="777" w:firstLineChars="0" w:firstLine="0"/>
       </w:pPr>
     </w:p>
     <w:p/>
     <w:p>
       <w:pPr>
-        <w:pStyle w:val="Heading2"/>
+        <w:pStyle w:val="2"/>
       </w:pPr>
       <w:r>
         <w:rPr>
@@ -1758,7 +2454,7 @@
     </w:p>
     <w:p>
       <w:pPr>
-        <w:pStyle w:val="Heading3"/>
+        <w:pStyle w:val="3"/>
       </w:pPr>
       <w:r>
         <w:rPr>
@@ -1787,7 +2483,7 @@
     </w:p>
     <w:p>
       <w:pPr>
-        <w:pStyle w:val="ListParagraph"/>
+        <w:pStyle w:val="aa"/>
         <w:numPr>
           <w:ilvl w:val="0"/>
           <w:numId w:val="28"/>
@@ -1809,14 +2505,13 @@
     </w:p>
     <w:p>
       <w:pPr>
-        <w:pStyle w:val="ListParagraph"/>
+        <w:pStyle w:val="aa"/>
         <w:ind w:left="777" w:firstLineChars="0" w:firstLine="0"/>
       </w:pPr>
       <w:r>
         <w:rPr>
           <w:noProof/>
         </w:rPr>
-        <w:lastRenderedPageBreak/>
         <w:drawing>
           <wp:inline distT="0" distB="0" distL="0" distR="0">
             <wp:extent cx="5274310" cy="3138170"/>
@@ -1866,10 +2561,10 @@
     </w:p>
     <w:tbl>
       <w:tblPr>
-        <w:tblStyle w:val="TableGrid"/>
+        <w:tblStyle w:val="a9"/>
         <w:tblW w:w="0" w:type="auto"/>
         <w:tblInd w:w="777" w:type="dxa"/>
-        <w:tblLook w:val="04A0"/>
+        <w:tblLook w:val="04A0" w:firstRow="1" w:lastRow="0" w:firstColumn="1" w:lastColumn="0" w:noHBand="0" w:noVBand="1"/>
       </w:tblPr>
       <w:tblGrid>
         <w:gridCol w:w="3912"/>
@@ -1882,7 +2577,7 @@
           </w:tcPr>
           <w:p>
             <w:pPr>
-              <w:pStyle w:val="ListParagraph"/>
+              <w:pStyle w:val="aa"/>
               <w:ind w:left="0" w:firstLineChars="0" w:firstLine="0"/>
             </w:pPr>
             <w:r>
@@ -1899,7 +2594,7 @@
           </w:tcPr>
           <w:p>
             <w:pPr>
-              <w:pStyle w:val="ListParagraph"/>
+              <w:pStyle w:val="aa"/>
               <w:ind w:left="0" w:firstLineChars="0" w:firstLine="0"/>
             </w:pPr>
             <w:r>
@@ -1918,7 +2613,7 @@
           </w:tcPr>
           <w:p>
             <w:pPr>
-              <w:pStyle w:val="ListParagraph"/>
+              <w:pStyle w:val="aa"/>
               <w:ind w:left="0" w:firstLineChars="0" w:firstLine="0"/>
             </w:pPr>
             <w:r>
@@ -1938,7 +2633,7 @@
           </w:tcPr>
           <w:p>
             <w:pPr>
-              <w:pStyle w:val="ListParagraph"/>
+              <w:pStyle w:val="aa"/>
               <w:ind w:left="0" w:firstLineChars="0" w:firstLine="0"/>
             </w:pPr>
             <w:r>
@@ -1953,13 +2648,13 @@
     </w:tbl>
     <w:p>
       <w:pPr>
-        <w:pStyle w:val="ListParagraph"/>
+        <w:pStyle w:val="aa"/>
         <w:ind w:left="777" w:firstLineChars="0" w:firstLine="0"/>
       </w:pPr>
     </w:p>
     <w:p>
       <w:pPr>
-        <w:pStyle w:val="ListParagraph"/>
+        <w:pStyle w:val="aa"/>
         <w:numPr>
           <w:ilvl w:val="0"/>
           <w:numId w:val="28"/>
@@ -1999,7 +2694,7 @@
     </w:p>
     <w:p>
       <w:pPr>
-        <w:pStyle w:val="ListParagraph"/>
+        <w:pStyle w:val="aa"/>
         <w:ind w:left="777" w:firstLineChars="0" w:firstLine="0"/>
       </w:pPr>
       <w:r>
@@ -2056,11 +2751,8 @@
     </w:p>
     <w:p>
       <w:pPr>
-        <w:pStyle w:val="ListParagraph"/>
+        <w:pStyle w:val="aa"/>
         <w:ind w:left="777" w:firstLineChars="0" w:firstLine="0"/>
-        <w:rPr>
-          <w:rFonts w:hint="eastAsia"/>
-        </w:rPr>
       </w:pPr>
       <w:r>
         <w:rPr>
@@ -2071,15 +2763,9 @@
     </w:p>
     <w:p>
       <w:pPr>
-        <w:pStyle w:val="ListParagraph"/>
-        <w:ind w:left="777" w:firstLineChars="0" w:firstLine="0"/>
-      </w:pPr>
-      <w:r>
-        <w:rPr>
-          <w:rFonts w:hint="eastAsia"/>
-        </w:rPr>
-        <w:t xml:space="preserve">    </w:t>
-      </w:r>
+        <w:pStyle w:val="aa"/>
+        <w:ind w:left="777" w:firstLineChars="0"/>
+      </w:pPr>
       <w:r>
         <w:rPr>
           <w:rFonts w:hint="eastAsia"/>
@@ -2119,18 +2805,168 @@
     </w:p>
     <w:p>
       <w:pPr>
-        <w:pStyle w:val="Heading3"/>
-      </w:pPr>
-      <w:r>
-        <w:rPr>
-          <w:rFonts w:hint="eastAsia"/>
-        </w:rPr>
-        <w:t xml:space="preserve"> sdbpasswd</w:t>
-      </w:r>
+        <w:ind w:left="0"/>
+        <w:rPr>
+          <w:rFonts w:hint="eastAsia"/>
+        </w:rPr>
+      </w:pPr>
     </w:p>
     <w:p>
       <w:pPr>
-        <w:pStyle w:val="ListParagraph"/>
+        <w:pStyle w:val="aa"/>
+        <w:numPr>
+          <w:ilvl w:val="0"/>
+          <w:numId w:val="28"/>
+        </w:numPr>
+        <w:ind w:firstLineChars="0"/>
+      </w:pPr>
+      <w:r>
+        <w:rPr>
+          <w:rFonts w:hint="eastAsia"/>
+        </w:rPr>
+        <w:t>用于</w:t>
+      </w:r>
+      <w:r>
+        <w:rPr>
+          <w:rFonts w:hint="eastAsia"/>
+        </w:rPr>
+        <w:t>C</w:t>
+      </w:r>
+      <w:r>
+        <w:rPr>
+          <w:rFonts w:hint="eastAsia"/>
+        </w:rPr>
+        <w:t>驱动的库：</w:t>
+      </w:r>
+    </w:p>
+    <w:p>
+      <w:pPr>
+        <w:pStyle w:val="aa"/>
+        <w:ind w:left="777" w:firstLineChars="0" w:firstLine="0"/>
+      </w:pPr>
+      <w:r>
+        <w:rPr>
+          <w:rFonts w:hint="eastAsia"/>
+        </w:rPr>
+        <w:t xml:space="preserve">findUserInCipherFile() </w:t>
+      </w:r>
+      <w:r>
+        <w:rPr>
+          <w:rFonts w:hint="eastAsia"/>
+        </w:rPr>
+        <w:t>在加密文件中寻找对应用户</w:t>
+      </w:r>
+      <w:r>
+        <w:rPr>
+          <w:rFonts w:hint="eastAsia"/>
+        </w:rPr>
+        <w:t>/</w:t>
+      </w:r>
+      <w:r>
+        <w:rPr>
+          <w:rFonts w:hint="eastAsia"/>
+        </w:rPr>
+        <w:t>密码对。</w:t>
+      </w:r>
+    </w:p>
+    <w:p>
+      <w:pPr>
+        <w:pStyle w:val="aa"/>
+        <w:ind w:left="777" w:firstLineChars="0" w:firstLine="0"/>
+        <w:rPr>
+          <w:rFonts w:hint="eastAsia"/>
+        </w:rPr>
+      </w:pPr>
+      <w:r>
+        <w:rPr>
+          <w:rFonts w:hint="eastAsia"/>
+        </w:rPr>
+        <w:t>encodeCipher</w:t>
+      </w:r>
+      <w:r>
+        <w:t>Text</w:t>
+      </w:r>
+      <w:r>
+        <w:rPr>
+          <w:rFonts w:hint="eastAsia"/>
+        </w:rPr>
+        <w:t>()</w:t>
+      </w:r>
+      <w:r>
+        <w:t xml:space="preserve"> </w:t>
+      </w:r>
+      <w:r>
+        <w:rPr>
+          <w:rFonts w:hint="eastAsia"/>
+        </w:rPr>
+        <w:t>解密密文，</w:t>
+      </w:r>
+      <w:r>
+        <w:rPr>
+          <w:rFonts w:hint="eastAsia"/>
+        </w:rPr>
+        <w:t>C++</w:t>
+      </w:r>
+      <w:r>
+        <w:rPr>
+          <w:rFonts w:hint="eastAsia"/>
+        </w:rPr>
+        <w:t>使用</w:t>
+      </w:r>
+      <w:bookmarkStart w:id="0" w:name="_GoBack"/>
+      <w:bookmarkEnd w:id="0"/>
+    </w:p>
+    <w:p>
+      <w:pPr>
+        <w:pStyle w:val="aa"/>
+        <w:ind w:left="777" w:firstLineChars="0" w:firstLine="0"/>
+        <w:rPr>
+          <w:rFonts w:hint="eastAsia"/>
+        </w:rPr>
+      </w:pPr>
+      <w:r>
+        <w:t xml:space="preserve">decodeCipherText() </w:t>
+      </w:r>
+      <w:r>
+        <w:rPr>
+          <w:rFonts w:hint="eastAsia"/>
+        </w:rPr>
+        <w:t>加密密文，</w:t>
+      </w:r>
+      <w:r>
+        <w:rPr>
+          <w:rFonts w:hint="eastAsia"/>
+        </w:rPr>
+        <w:t>C/C++</w:t>
+      </w:r>
+      <w:r>
+        <w:rPr>
+          <w:rFonts w:hint="eastAsia"/>
+        </w:rPr>
+        <w:t>公用</w:t>
+      </w:r>
+    </w:p>
+    <w:p>
+      <w:pPr>
+        <w:rPr>
+          <w:rFonts w:hint="eastAsia"/>
+        </w:rPr>
+      </w:pPr>
+    </w:p>
+    <w:p>
+      <w:pPr>
+        <w:pStyle w:val="3"/>
+      </w:pPr>
+      <w:r>
+        <w:rPr>
+          <w:rFonts w:hint="eastAsia"/>
+        </w:rPr>
+        <w:t xml:space="preserve"> sdbpasswd</w:t>
+      </w:r>
+    </w:p>
+    <w:p>
+      <w:pPr>
+        <w:pStyle w:val="aa"/>
         <w:numPr>
           <w:ilvl w:val="0"/>
           <w:numId w:val="26"/>
@@ -2152,7 +2988,7 @@
     </w:p>
     <w:p>
       <w:pPr>
-        <w:pStyle w:val="ListParagraph"/>
+        <w:pStyle w:val="aa"/>
         <w:ind w:left="777" w:firstLineChars="0" w:firstLine="0"/>
       </w:pPr>
       <w:r>
@@ -2160,7 +2996,6 @@
           <w:rFonts w:hint="eastAsia"/>
           <w:noProof/>
         </w:rPr>
-        <w:lastRenderedPageBreak/>
         <w:drawing>
           <wp:inline distT="0" distB="0" distL="0" distR="0">
             <wp:extent cx="5266690" cy="1931035"/>
@@ -2210,7 +3045,7 @@
     </w:p>
     <w:p>
       <w:pPr>
-        <w:pStyle w:val="ListParagraph"/>
+        <w:pStyle w:val="aa"/>
         <w:ind w:left="777" w:firstLineChars="0" w:firstLine="0"/>
       </w:pPr>
       <w:r>
@@ -2234,13 +3069,13 @@
     </w:p>
     <w:p>
       <w:pPr>
-        <w:pStyle w:val="ListParagraph"/>
+        <w:pStyle w:val="aa"/>
         <w:ind w:left="777" w:firstLineChars="0" w:firstLine="0"/>
       </w:pPr>
     </w:p>
     <w:p>
       <w:pPr>
-        <w:pStyle w:val="ListParagraph"/>
+        <w:pStyle w:val="aa"/>
         <w:numPr>
           <w:ilvl w:val="0"/>
           <w:numId w:val="26"/>
@@ -2262,7 +3097,7 @@
     </w:p>
     <w:p>
       <w:pPr>
-        <w:pStyle w:val="ListParagraph"/>
+        <w:pStyle w:val="aa"/>
         <w:numPr>
           <w:ilvl w:val="0"/>
           <w:numId w:val="33"/>
@@ -2302,7 +3137,7 @@
     </w:p>
     <w:p>
       <w:pPr>
-        <w:pStyle w:val="ListParagraph"/>
+        <w:pStyle w:val="aa"/>
         <w:numPr>
           <w:ilvl w:val="0"/>
           <w:numId w:val="33"/>
@@ -2324,7 +3159,7 @@
     </w:p>
     <w:p>
       <w:pPr>
-        <w:pStyle w:val="ListParagraph"/>
+        <w:pStyle w:val="aa"/>
         <w:ind w:left="1197" w:firstLineChars="0" w:firstLine="0"/>
       </w:pPr>
       <w:r>
@@ -2343,7 +3178,7 @@
     <w:p/>
     <w:p>
       <w:pPr>
-        <w:pStyle w:val="Heading3"/>
+        <w:pStyle w:val="3"/>
       </w:pPr>
       <w:r>
         <w:rPr>
@@ -2354,7 +3189,7 @@
     </w:p>
     <w:p>
       <w:pPr>
-        <w:pStyle w:val="ListParagraph"/>
+        <w:pStyle w:val="aa"/>
         <w:numPr>
           <w:ilvl w:val="0"/>
           <w:numId w:val="36"/>
@@ -2370,30 +3205,93 @@
     </w:p>
     <w:p>
       <w:pPr>
-        <w:pStyle w:val="ListParagraph"/>
+        <w:pStyle w:val="aa"/>
         <w:numPr>
           <w:ilvl w:val="0"/>
           <w:numId w:val="37"/>
         </w:numPr>
         <w:ind w:firstLineChars="0"/>
-      </w:pPr>
-      <w:r>
-        <w:rPr>
-          <w:rFonts w:hint="eastAsia"/>
-        </w:rPr>
-        <w:t>生成</w:t>
-      </w:r>
-      <w:r>
-        <w:rPr>
-          <w:rFonts w:hint="eastAsia"/>
-        </w:rPr>
-        <w:t>一</w:t>
-      </w:r>
-      <w:r>
-        <w:rPr>
-          <w:rFonts w:hint="eastAsia"/>
-        </w:rPr>
-        <w:t>个随机数生成一个定长</w:t>
+        <w:rPr>
+          <w:rFonts w:hint="eastAsia"/>
+        </w:rPr>
+      </w:pPr>
+      <w:r>
+        <w:rPr>
+          <w:rFonts w:hint="eastAsia"/>
+        </w:rPr>
+        <w:t>随机生成</w:t>
+      </w:r>
+      <w:r>
+        <w:rPr>
+          <w:rFonts w:hint="eastAsia"/>
+        </w:rPr>
+        <w:t>2</w:t>
+      </w:r>
+      <w:r>
+        <w:rPr>
+          <w:rFonts w:hint="eastAsia"/>
+        </w:rPr>
+        <w:t>个字节的字符串做为</w:t>
+      </w:r>
+      <w:r>
+        <w:rPr>
+          <w:rFonts w:hint="eastAsia"/>
+        </w:rPr>
+        <w:t>basekey</w:t>
+      </w:r>
+      <w:r>
+        <w:rPr>
+          <w:rFonts w:hint="eastAsia"/>
+        </w:rPr>
+        <w:t>（例如：</w:t>
+      </w:r>
+      <w:r>
+        <w:rPr>
+          <w:rFonts w:hint="eastAsia"/>
+        </w:rPr>
+        <w:t>1Y</w:t>
+      </w:r>
+      <w:r>
+        <w:rPr>
+          <w:rFonts w:hint="eastAsia"/>
+        </w:rPr>
+        <w:t>）</w:t>
+      </w:r>
+      <w:r>
+        <w:rPr>
+          <w:rFonts w:hint="eastAsia"/>
+        </w:rPr>
+        <w:t>，</w:t>
+      </w:r>
+      <w:r>
+        <w:rPr>
+          <w:rFonts w:hint="eastAsia"/>
+        </w:rPr>
+        <w:t>将</w:t>
+      </w:r>
+      <w:r>
+        <w:rPr>
+          <w:rFonts w:hint="eastAsia"/>
+        </w:rPr>
+        <w:t>baseKey</w:t>
+      </w:r>
+      <w:r>
+        <w:rPr>
+          <w:rFonts w:hint="eastAsia"/>
+        </w:rPr>
+        <w:t>填充成</w:t>
+      </w:r>
+      <w:r>
+        <w:rPr>
+          <w:rFonts w:hint="eastAsia"/>
+        </w:rPr>
+        <w:t>8</w:t>
+      </w:r>
+      <w:r>
+        <w:rPr>
+          <w:rFonts w:hint="eastAsia"/>
+        </w:rPr>
+        <w:t>个字节的</w:t>
       </w:r>
       <w:r>
         <w:rPr>
@@ -2405,24 +3303,24 @@
         <w:rPr>
           <w:rFonts w:hint="eastAsia"/>
         </w:rPr>
-        <w:t>(8</w:t>
-      </w:r>
-      <w:r>
-        <w:rPr>
-          <w:rFonts w:hint="eastAsia"/>
-        </w:rPr>
-        <w:t>个字节</w:t>
-      </w:r>
-      <w:r>
-        <w:rPr>
-          <w:rFonts w:hint="eastAsia"/>
-        </w:rPr>
-        <w:t>)</w:t>
+        <w:t>（例如：</w:t>
+      </w:r>
+      <w:r>
+        <w:rPr>
+          <w:rFonts w:hint="eastAsia"/>
+        </w:rPr>
+        <w:t>1Y1Y1Y1Y</w:t>
+      </w:r>
+      <w:r>
+        <w:rPr>
+          <w:rFonts w:hint="eastAsia"/>
+        </w:rPr>
+        <w:t>）</w:t>
       </w:r>
     </w:p>
     <w:p>
       <w:pPr>
-        <w:pStyle w:val="ListParagraph"/>
+        <w:pStyle w:val="aa"/>
         <w:numPr>
           <w:ilvl w:val="0"/>
           <w:numId w:val="37"/>
@@ -2463,6 +3361,12 @@
         <w:rPr>
           <w:rFonts w:hint="eastAsia"/>
         </w:rPr>
+        <w:t>剩余</w:t>
+      </w:r>
+      <w:r>
+        <w:rPr>
+          <w:rFonts w:hint="eastAsia"/>
+        </w:rPr>
         <w:t>不够</w:t>
       </w:r>
       <w:r>
@@ -2475,7 +3379,19 @@
         <w:rPr>
           <w:rFonts w:hint="eastAsia"/>
         </w:rPr>
-        <w:t>字节取前面的补足。</w:t>
+        <w:t>字的部分用</w:t>
+      </w:r>
+      <w:r>
+        <w:rPr>
+          <w:rFonts w:hint="eastAsia"/>
+        </w:rPr>
+        <w:t>0</w:t>
+      </w:r>
+      <w:r>
+        <w:rPr>
+          <w:rFonts w:hint="eastAsia"/>
+        </w:rPr>
+        <w:t>补足。</w:t>
       </w:r>
       <w:r>
         <w:rPr>
@@ -2534,19 +3450,19 @@
     </w:p>
     <w:p>
       <w:pPr>
-        <w:pStyle w:val="ListParagraph"/>
+        <w:pStyle w:val="aa"/>
         <w:ind w:left="1710" w:firstLineChars="0" w:firstLine="0"/>
       </w:pPr>
     </w:p>
     <w:p>
       <w:pPr>
-        <w:pStyle w:val="ListParagraph"/>
+        <w:pStyle w:val="aa"/>
         <w:ind w:left="1710" w:firstLineChars="0" w:firstLine="0"/>
       </w:pPr>
     </w:p>
     <w:p>
       <w:pPr>
-        <w:pStyle w:val="ListParagraph"/>
+        <w:pStyle w:val="aa"/>
         <w:numPr>
           <w:ilvl w:val="0"/>
           <w:numId w:val="36"/>
@@ -2568,7 +3484,7 @@
     </w:p>
     <w:p>
       <w:pPr>
-        <w:pStyle w:val="ListParagraph"/>
+        <w:pStyle w:val="aa"/>
         <w:numPr>
           <w:ilvl w:val="0"/>
           <w:numId w:val="39"/>
@@ -2591,6 +3507,24 @@
         <w:rPr>
           <w:rFonts w:hint="eastAsia"/>
         </w:rPr>
+        <w:t>原</w:t>
+      </w:r>
+      <w:r>
+        <w:rPr>
+          <w:rFonts w:hint="eastAsia"/>
+        </w:rPr>
+        <w:t>8</w:t>
+      </w:r>
+      <w:r>
+        <w:rPr>
+          <w:rFonts w:hint="eastAsia"/>
+        </w:rPr>
+        <w:t>字节转换为的</w:t>
+      </w:r>
+      <w:r>
+        <w:rPr>
+          <w:rFonts w:hint="eastAsia"/>
+        </w:rPr>
         <w:t>16</w:t>
       </w:r>
       <w:r>
@@ -2598,6 +3532,18 @@
           <w:rFonts w:hint="eastAsia"/>
         </w:rPr>
         <w:t>字节</w:t>
+      </w:r>
+      <w:r>
+        <w:rPr>
+          <w:rFonts w:hint="eastAsia"/>
+        </w:rPr>
+        <w:t>Hex</w:t>
+      </w:r>
+      <w:r>
+        <w:rPr>
+          <w:rFonts w:hint="eastAsia"/>
+        </w:rPr>
+        <w:t>字符串</w:t>
       </w:r>
       <w:r>
         <w:rPr>
@@ -2620,7 +3566,7 @@
     </w:p>
     <w:p>
       <w:pPr>
-        <w:pStyle w:val="ListParagraph"/>
+        <w:pStyle w:val="aa"/>
         <w:numPr>
           <w:ilvl w:val="0"/>
           <w:numId w:val="39"/>
@@ -2660,13 +3606,13 @@
     </w:p>
     <w:p>
       <w:pPr>
-        <w:pStyle w:val="ListParagraph"/>
+        <w:pStyle w:val="aa"/>
         <w:ind w:left="1710" w:firstLineChars="0" w:firstLine="0"/>
       </w:pPr>
     </w:p>
     <w:p>
       <w:pPr>
-        <w:pStyle w:val="ListParagraph"/>
+        <w:pStyle w:val="aa"/>
         <w:numPr>
           <w:ilvl w:val="0"/>
           <w:numId w:val="36"/>
@@ -2709,92 +3655,7 @@
     </w:p>
     <w:p>
       <w:pPr>
-        <w:pStyle w:val="ListParagraph"/>
-        <w:numPr>
-          <w:ilvl w:val="0"/>
-          <w:numId w:val="36"/>
-        </w:numPr>
-        <w:ind w:firstLineChars="0"/>
-        <w:rPr>
-          <w:rFonts w:hint="eastAsia"/>
-        </w:rPr>
-      </w:pPr>
-      <w:r>
-        <w:rPr>
-          <w:rFonts w:hint="eastAsia"/>
-        </w:rPr>
-        <w:t>接口定义：</w:t>
-      </w:r>
-    </w:p>
-    <w:p>
-      <w:pPr>
-        <w:pStyle w:val="ListParagraph"/>
-        <w:ind w:left="777" w:firstLineChars="0" w:firstLine="0"/>
-        <w:rPr>
-          <w:rFonts w:hint="eastAsia"/>
-        </w:rPr>
-      </w:pPr>
-      <w:r>
-        <w:rPr>
-          <w:rFonts w:hint="eastAsia"/>
-        </w:rPr>
-        <w:t xml:space="preserve">INT32 encode(const string&amp; usr);  </w:t>
-      </w:r>
-    </w:p>
-    <w:p>
-      <w:pPr>
-        <w:pStyle w:val="ListParagraph"/>
-        <w:ind w:left="777" w:firstLineChars="0" w:firstLine="0"/>
-        <w:rPr>
-          <w:rFonts w:hint="eastAsia"/>
-        </w:rPr>
-      </w:pPr>
-      <w:r>
-        <w:rPr>
-          <w:rFonts w:hint="eastAsia"/>
-        </w:rPr>
-        <w:t>INT32 decode(const string&amp; usr, string&amp; clearText);</w:t>
-      </w:r>
-    </w:p>
-    <w:p>
-      <w:pPr>
-        <w:pStyle w:val="ListParagraph"/>
-        <w:ind w:left="777" w:firstLineChars="0" w:firstLine="0"/>
-      </w:pPr>
-      <w:r>
-        <w:rPr>
-          <w:rFonts w:hint="eastAsia"/>
-        </w:rPr>
-        <w:t>string processPasswd(</w:t>
-      </w:r>
-      <w:r>
-        <w:rPr>
-          <w:rFonts w:hint="eastAsia"/>
-        </w:rPr>
-        <w:t>const string&amp; usr</w:t>
-      </w:r>
-      <w:r>
-        <w:rPr>
-          <w:rFonts w:hint="eastAsia"/>
-        </w:rPr>
-        <w:t>)</w:t>
-      </w:r>
-      <w:r>
-        <w:rPr>
-          <w:rFonts w:hint="eastAsia"/>
-        </w:rPr>
-        <w:t>;</w:t>
-      </w:r>
-    </w:p>
-    <w:p>
-      <w:pPr>
-        <w:pStyle w:val="ListParagraph"/>
-        <w:ind w:left="1710" w:firstLineChars="0" w:firstLine="0"/>
-      </w:pPr>
-    </w:p>
-    <w:p>
-      <w:pPr>
-        <w:pStyle w:val="Heading2"/>
+        <w:pStyle w:val="2"/>
       </w:pPr>
       <w:r>
         <w:rPr>
@@ -2811,10 +3672,10 @@
     </w:p>
     <w:tbl>
       <w:tblPr>
-        <w:tblStyle w:val="TableGrid"/>
+        <w:tblStyle w:val="a9"/>
         <w:tblW w:w="0" w:type="auto"/>
         <w:tblInd w:w="357" w:type="dxa"/>
-        <w:tblLook w:val="04A0"/>
+        <w:tblLook w:val="04A0" w:firstRow="1" w:lastRow="0" w:firstColumn="1" w:lastColumn="0" w:noHBand="0" w:noVBand="1"/>
       </w:tblPr>
       <w:tblGrid>
         <w:gridCol w:w="1452"/>
@@ -3207,7 +4068,6 @@
                 <w:sz w:val="18"/>
                 <w:szCs w:val="18"/>
               </w:rPr>
-              <w:lastRenderedPageBreak/>
               <w:t>时间（第</w:t>
             </w:r>
             <w:r>
@@ -3577,7 +4437,7 @@
     <w:p/>
     <w:p>
       <w:pPr>
-        <w:pStyle w:val="Heading2"/>
+        <w:pStyle w:val="2"/>
       </w:pPr>
       <w:r>
         <w:rPr>
@@ -3588,10 +4448,10 @@
     </w:p>
     <w:tbl>
       <w:tblPr>
-        <w:tblStyle w:val="TableGrid"/>
+        <w:tblStyle w:val="a9"/>
         <w:tblW w:w="0" w:type="auto"/>
         <w:tblInd w:w="357" w:type="dxa"/>
-        <w:tblLook w:val="04A0"/>
+        <w:tblLook w:val="04A0" w:firstRow="1" w:lastRow="0" w:firstColumn="1" w:lastColumn="0" w:noHBand="0" w:noVBand="1"/>
       </w:tblPr>
       <w:tblGrid>
         <w:gridCol w:w="885"/>
@@ -3696,7 +4556,7 @@
     <w:p/>
     <w:p>
       <w:pPr>
-        <w:pStyle w:val="Heading2"/>
+        <w:pStyle w:val="2"/>
       </w:pPr>
       <w:r>
         <w:rPr>
@@ -3719,10 +4579,10 @@
     </w:p>
     <w:tbl>
       <w:tblPr>
-        <w:tblStyle w:val="TableGrid"/>
+        <w:tblStyle w:val="a9"/>
         <w:tblW w:w="0" w:type="auto"/>
         <w:tblInd w:w="357" w:type="dxa"/>
-        <w:tblLook w:val="04A0"/>
+        <w:tblLook w:val="04A0" w:firstRow="1" w:lastRow="0" w:firstColumn="1" w:lastColumn="0" w:noHBand="0" w:noVBand="1"/>
       </w:tblPr>
       <w:tblGrid>
         <w:gridCol w:w="2527"/>
@@ -3882,7 +4742,7 @@
           </w:tcPr>
           <w:p>
             <w:pPr>
-              <w:pStyle w:val="ListParagraph"/>
+              <w:pStyle w:val="aa"/>
               <w:ind w:left="360" w:firstLineChars="0" w:firstLine="0"/>
             </w:pPr>
             <w:r>
@@ -3894,7 +4754,7 @@
           </w:p>
           <w:p>
             <w:pPr>
-              <w:pStyle w:val="ListParagraph"/>
+              <w:pStyle w:val="aa"/>
               <w:ind w:left="360" w:firstLineChars="0" w:firstLine="0"/>
             </w:pPr>
             <w:r>
@@ -3988,7 +4848,7 @@
           </w:tcPr>
           <w:p>
             <w:pPr>
-              <w:pStyle w:val="ListParagraph"/>
+              <w:pStyle w:val="aa"/>
               <w:ind w:left="360" w:firstLineChars="0" w:firstLine="0"/>
             </w:pPr>
             <w:r>
@@ -4075,7 +4935,7 @@
           </w:tcPr>
           <w:p>
             <w:pPr>
-              <w:pStyle w:val="ListParagraph"/>
+              <w:pStyle w:val="aa"/>
               <w:ind w:left="360" w:firstLineChars="0" w:firstLine="0"/>
             </w:pPr>
             <w:r>
@@ -4087,7 +4947,7 @@
           </w:p>
           <w:p>
             <w:pPr>
-              <w:pStyle w:val="ListParagraph"/>
+              <w:pStyle w:val="aa"/>
               <w:ind w:left="360" w:firstLineChars="0" w:firstLine="0"/>
             </w:pPr>
             <w:r>
@@ -4175,7 +5035,7 @@
           </w:tcPr>
           <w:p>
             <w:pPr>
-              <w:pStyle w:val="ListParagraph"/>
+              <w:pStyle w:val="aa"/>
               <w:ind w:left="360" w:firstLineChars="0" w:firstLine="0"/>
             </w:pPr>
             <w:r>
@@ -4187,7 +5047,7 @@
           </w:p>
           <w:p>
             <w:pPr>
-              <w:pStyle w:val="ListParagraph"/>
+              <w:pStyle w:val="aa"/>
               <w:ind w:left="360" w:firstLineChars="0" w:firstLine="0"/>
             </w:pPr>
             <w:r>
@@ -4272,7 +5132,7 @@
           </w:tcPr>
           <w:p>
             <w:pPr>
-              <w:pStyle w:val="ListParagraph"/>
+              <w:pStyle w:val="aa"/>
               <w:ind w:left="360" w:firstLineChars="0" w:firstLine="0"/>
             </w:pPr>
             <w:r>
@@ -4304,7 +5164,7 @@
     <w:p/>
     <w:p>
       <w:pPr>
-        <w:pStyle w:val="Heading2"/>
+        <w:pStyle w:val="2"/>
       </w:pPr>
       <w:r>
         <w:rPr>
@@ -4315,10 +5175,10 @@
     </w:p>
     <w:tbl>
       <w:tblPr>
-        <w:tblStyle w:val="TableGrid"/>
+        <w:tblStyle w:val="a9"/>
         <w:tblW w:w="0" w:type="auto"/>
         <w:tblInd w:w="357" w:type="dxa"/>
-        <w:tblLook w:val="04A0"/>
+        <w:tblLook w:val="04A0" w:firstRow="1" w:lastRow="0" w:firstColumn="1" w:lastColumn="0" w:noHBand="0" w:noVBand="1"/>
       </w:tblPr>
       <w:tblGrid>
         <w:gridCol w:w="4004"/>
@@ -4661,7 +5521,6 @@
               <w:rPr>
                 <w:rFonts w:hint="eastAsia"/>
               </w:rPr>
-              <w:lastRenderedPageBreak/>
               <w:t>相关驱动是否变更或添加</w:t>
             </w:r>
           </w:p>
@@ -4782,15 +5641,15 @@
 </file>
 
 <file path=word/endnotes.xml><?xml version="1.0" encoding="utf-8"?>
-<w:endnotes xmlns:ve="http://schemas.openxmlformats.org/markup-compatibility/2006" xmlns:o="urn:schemas-microsoft-com:office:office" xmlns:r="http://schemas.openxmlformats.org/officeDocument/2006/relationships" xmlns:m="http://schemas.openxmlformats.org/officeDocument/2006/math" xmlns:v="urn:schemas-microsoft-com:vml" xmlns:wp="http://schemas.openxmlformats.org/drawingml/2006/wordprocessingDrawing" xmlns:w10="urn:schemas-microsoft-com:office:word" xmlns:w="http://schemas.openxmlformats.org/wordprocessingml/2006/main" xmlns:wne="http://schemas.microsoft.com/office/word/2006/wordml">
-  <w:endnote w:type="separator" w:id="0">
+<w:endnotes xmlns:wpc="http://schemas.microsoft.com/office/word/2010/wordprocessingCanvas" xmlns:cx="http://schemas.microsoft.com/office/drawing/2014/chartex" xmlns:mc="http://schemas.openxmlformats.org/markup-compatibility/2006" xmlns:o="urn:schemas-microsoft-com:office:office" xmlns:r="http://schemas.openxmlformats.org/officeDocument/2006/relationships" xmlns:m="http://schemas.openxmlformats.org/officeDocument/2006/math" xmlns:v="urn:schemas-microsoft-com:vml" xmlns:wp14="http://schemas.microsoft.com/office/word/2010/wordprocessingDrawing" xmlns:wp="http://schemas.openxmlformats.org/drawingml/2006/wordprocessingDrawing" xmlns:w10="urn:schemas-microsoft-com:office:word" xmlns:w="http://schemas.openxmlformats.org/wordprocessingml/2006/main" xmlns:w14="http://schemas.microsoft.com/office/word/2010/wordml" xmlns:w15="http://schemas.microsoft.com/office/word/2012/wordml" xmlns:w16se="http://schemas.microsoft.com/office/word/2015/wordml/symex" xmlns:wpg="http://schemas.microsoft.com/office/word/2010/wordprocessingGroup" xmlns:wpi="http://schemas.microsoft.com/office/word/2010/wordprocessingInk" xmlns:wne="http://schemas.microsoft.com/office/word/2006/wordml" xmlns:wps="http://schemas.microsoft.com/office/word/2010/wordprocessingShape" mc:Ignorable="w14 w15 w16se wp14">
+  <w:endnote w:type="separator" w:id="-1">
     <w:p>
       <w:r>
         <w:separator/>
       </w:r>
     </w:p>
   </w:endnote>
-  <w:endnote w:type="continuationSeparator" w:id="1">
+  <w:endnote w:type="continuationSeparator" w:id="0">
     <w:p>
       <w:r>
         <w:continuationSeparator/>
@@ -4801,15 +5660,15 @@
 </file>
 
 <file path=word/footnotes.xml><?xml version="1.0" encoding="utf-8"?>
-<w:footnotes xmlns:ve="http://schemas.openxmlformats.org/markup-compatibility/2006" xmlns:o="urn:schemas-microsoft-com:office:office" xmlns:r="http://schemas.openxmlformats.org/officeDocument/2006/relationships" xmlns:m="http://schemas.openxmlformats.org/officeDocument/2006/math" xmlns:v="urn:schemas-microsoft-com:vml" xmlns:wp="http://schemas.openxmlformats.org/drawingml/2006/wordprocessingDrawing" xmlns:w10="urn:schemas-microsoft-com:office:word" xmlns:w="http://schemas.openxmlformats.org/wordprocessingml/2006/main" xmlns:wne="http://schemas.microsoft.com/office/word/2006/wordml">
-  <w:footnote w:type="separator" w:id="0">
+<w:footnotes xmlns:wpc="http://schemas.microsoft.com/office/word/2010/wordprocessingCanvas" xmlns:cx="http://schemas.microsoft.com/office/drawing/2014/chartex" xmlns:mc="http://schemas.openxmlformats.org/markup-compatibility/2006" xmlns:o="urn:schemas-microsoft-com:office:office" xmlns:r="http://schemas.openxmlformats.org/officeDocument/2006/relationships" xmlns:m="http://schemas.openxmlformats.org/officeDocument/2006/math" xmlns:v="urn:schemas-microsoft-com:vml" xmlns:wp14="http://schemas.microsoft.com/office/word/2010/wordprocessingDrawing" xmlns:wp="http://schemas.openxmlformats.org/drawingml/2006/wordprocessingDrawing" xmlns:w10="urn:schemas-microsoft-com:office:word" xmlns:w="http://schemas.openxmlformats.org/wordprocessingml/2006/main" xmlns:w14="http://schemas.microsoft.com/office/word/2010/wordml" xmlns:w15="http://schemas.microsoft.com/office/word/2012/wordml" xmlns:w16se="http://schemas.microsoft.com/office/word/2015/wordml/symex" xmlns:wpg="http://schemas.microsoft.com/office/word/2010/wordprocessingGroup" xmlns:wpi="http://schemas.microsoft.com/office/word/2010/wordprocessingInk" xmlns:wne="http://schemas.microsoft.com/office/word/2006/wordml" xmlns:wps="http://schemas.microsoft.com/office/word/2010/wordprocessingShape" mc:Ignorable="w14 w15 w16se wp14">
+  <w:footnote w:type="separator" w:id="-1">
     <w:p>
       <w:r>
         <w:separator/>
       </w:r>
     </w:p>
   </w:footnote>
-  <w:footnote w:type="continuationSeparator" w:id="1">
+  <w:footnote w:type="continuationSeparator" w:id="0">
     <w:p>
       <w:r>
         <w:continuationSeparator/>
@@ -4820,8 +5679,8 @@
 </file>
 
 <file path=word/numbering.xml><?xml version="1.0" encoding="utf-8"?>
-<w:numbering xmlns:ve="http://schemas.openxmlformats.org/markup-compatibility/2006" xmlns:o="urn:schemas-microsoft-com:office:office" xmlns:r="http://schemas.openxmlformats.org/officeDocument/2006/relationships" xmlns:m="http://schemas.openxmlformats.org/officeDocument/2006/math" xmlns:v="urn:schemas-microsoft-com:vml" xmlns:wp="http://schemas.openxmlformats.org/drawingml/2006/wordprocessingDrawing" xmlns:w10="urn:schemas-microsoft-com:office:word" xmlns:w="http://schemas.openxmlformats.org/wordprocessingml/2006/main" xmlns:wne="http://schemas.microsoft.com/office/word/2006/wordml">
-  <w:abstractNum w:abstractNumId="0">
+<w:numbering xmlns:wpc="http://schemas.microsoft.com/office/word/2010/wordprocessingCanvas" xmlns:cx="http://schemas.microsoft.com/office/drawing/2014/chartex" xmlns:mc="http://schemas.openxmlformats.org/markup-compatibility/2006" xmlns:o="urn:schemas-microsoft-com:office:office" xmlns:r="http://schemas.openxmlformats.org/officeDocument/2006/relationships" xmlns:m="http://schemas.openxmlformats.org/officeDocument/2006/math" xmlns:v="urn:schemas-microsoft-com:vml" xmlns:wp14="http://schemas.microsoft.com/office/word/2010/wordprocessingDrawing" xmlns:wp="http://schemas.openxmlformats.org/drawingml/2006/wordprocessingDrawing" xmlns:w10="urn:schemas-microsoft-com:office:word" xmlns:w="http://schemas.openxmlformats.org/wordprocessingml/2006/main" xmlns:w14="http://schemas.microsoft.com/office/word/2010/wordml" xmlns:w15="http://schemas.microsoft.com/office/word/2012/wordml" xmlns:w16se="http://schemas.microsoft.com/office/word/2015/wordml/symex" xmlns:wpg="http://schemas.microsoft.com/office/word/2010/wordprocessingGroup" xmlns:wpi="http://schemas.microsoft.com/office/word/2010/wordprocessingInk" xmlns:wne="http://schemas.microsoft.com/office/word/2006/wordml" xmlns:wps="http://schemas.microsoft.com/office/word/2010/wordprocessingShape" mc:Ignorable="w14 w15 w16se wp14">
+  <w:abstractNum w:abstractNumId="0" w15:restartNumberingAfterBreak="0">
     <w:nsid w:val="0168278B"/>
     <w:multiLevelType w:val="hybridMultilevel"/>
     <w:tmpl w:val="57DAD8B6"/>
@@ -4907,7 +5766,7 @@
       </w:pPr>
     </w:lvl>
   </w:abstractNum>
-  <w:abstractNum w:abstractNumId="1">
+  <w:abstractNum w:abstractNumId="1" w15:restartNumberingAfterBreak="0">
     <w:nsid w:val="04124B80"/>
     <w:multiLevelType w:val="hybridMultilevel"/>
     <w:tmpl w:val="762AA1A8"/>
@@ -4993,7 +5852,7 @@
       </w:pPr>
     </w:lvl>
   </w:abstractNum>
-  <w:abstractNum w:abstractNumId="2">
+  <w:abstractNum w:abstractNumId="2" w15:restartNumberingAfterBreak="0">
     <w:nsid w:val="043A567B"/>
     <w:multiLevelType w:val="hybridMultilevel"/>
     <w:tmpl w:val="BDF62E06"/>
@@ -5079,7 +5938,7 @@
       </w:pPr>
     </w:lvl>
   </w:abstractNum>
-  <w:abstractNum w:abstractNumId="3">
+  <w:abstractNum w:abstractNumId="3" w15:restartNumberingAfterBreak="0">
     <w:nsid w:val="050D04C6"/>
     <w:multiLevelType w:val="hybridMultilevel"/>
     <w:tmpl w:val="C400C9FA"/>
@@ -5165,7 +6024,7 @@
       </w:pPr>
     </w:lvl>
   </w:abstractNum>
-  <w:abstractNum w:abstractNumId="4">
+  <w:abstractNum w:abstractNumId="4" w15:restartNumberingAfterBreak="0">
     <w:nsid w:val="0BCE1AA2"/>
     <w:multiLevelType w:val="hybridMultilevel"/>
     <w:tmpl w:val="18B2D00A"/>
@@ -5251,7 +6110,7 @@
       </w:pPr>
     </w:lvl>
   </w:abstractNum>
-  <w:abstractNum w:abstractNumId="5">
+  <w:abstractNum w:abstractNumId="5" w15:restartNumberingAfterBreak="0">
     <w:nsid w:val="100F408A"/>
     <w:multiLevelType w:val="hybridMultilevel"/>
     <w:tmpl w:val="80A25860"/>
@@ -5337,7 +6196,7 @@
       </w:pPr>
     </w:lvl>
   </w:abstractNum>
-  <w:abstractNum w:abstractNumId="6">
+  <w:abstractNum w:abstractNumId="6" w15:restartNumberingAfterBreak="0">
     <w:nsid w:val="187A2EA3"/>
     <w:multiLevelType w:val="hybridMultilevel"/>
     <w:tmpl w:val="B9DE192A"/>
@@ -5423,7 +6282,7 @@
       </w:pPr>
     </w:lvl>
   </w:abstractNum>
-  <w:abstractNum w:abstractNumId="7">
+  <w:abstractNum w:abstractNumId="7" w15:restartNumberingAfterBreak="0">
     <w:nsid w:val="220D1294"/>
     <w:multiLevelType w:val="hybridMultilevel"/>
     <w:tmpl w:val="CE96E552"/>
@@ -5509,14 +6368,14 @@
       </w:pPr>
     </w:lvl>
   </w:abstractNum>
-  <w:abstractNum w:abstractNumId="8">
+  <w:abstractNum w:abstractNumId="8" w15:restartNumberingAfterBreak="0">
     <w:nsid w:val="22501AA3"/>
     <w:multiLevelType w:val="hybridMultilevel"/>
     <w:tmpl w:val="1B2A9E7A"/>
     <w:lvl w:ilvl="0" w:tplc="354870E4">
       <w:start w:val="1"/>
       <w:numFmt w:val="chineseCountingThousand"/>
-      <w:pStyle w:val="Heading2"/>
+      <w:pStyle w:val="2"/>
       <w:lvlText w:val="%1、"/>
       <w:lvlJc w:val="left"/>
       <w:pPr>
@@ -5596,7 +6455,7 @@
       </w:pPr>
     </w:lvl>
   </w:abstractNum>
-  <w:abstractNum w:abstractNumId="9">
+  <w:abstractNum w:abstractNumId="9" w15:restartNumberingAfterBreak="0">
     <w:nsid w:val="23AB0D0C"/>
     <w:multiLevelType w:val="hybridMultilevel"/>
     <w:tmpl w:val="AC5CE594"/>
@@ -5682,7 +6541,7 @@
       </w:pPr>
     </w:lvl>
   </w:abstractNum>
-  <w:abstractNum w:abstractNumId="10">
+  <w:abstractNum w:abstractNumId="10" w15:restartNumberingAfterBreak="0">
     <w:nsid w:val="23EC5C36"/>
     <w:multiLevelType w:val="hybridMultilevel"/>
     <w:tmpl w:val="3338448C"/>
@@ -5771,7 +6630,7 @@
       </w:pPr>
     </w:lvl>
   </w:abstractNum>
-  <w:abstractNum w:abstractNumId="11">
+  <w:abstractNum w:abstractNumId="11" w15:restartNumberingAfterBreak="0">
     <w:nsid w:val="25D92C25"/>
     <w:multiLevelType w:val="hybridMultilevel"/>
     <w:tmpl w:val="61CEBAE4"/>
@@ -5857,7 +6716,7 @@
       </w:pPr>
     </w:lvl>
   </w:abstractNum>
-  <w:abstractNum w:abstractNumId="12">
+  <w:abstractNum w:abstractNumId="12" w15:restartNumberingAfterBreak="0">
     <w:nsid w:val="26A00F94"/>
     <w:multiLevelType w:val="hybridMultilevel"/>
     <w:tmpl w:val="9A5A1380"/>
@@ -5943,7 +6802,7 @@
       </w:pPr>
     </w:lvl>
   </w:abstractNum>
-  <w:abstractNum w:abstractNumId="13">
+  <w:abstractNum w:abstractNumId="13" w15:restartNumberingAfterBreak="0">
     <w:nsid w:val="27F232AA"/>
     <w:multiLevelType w:val="hybridMultilevel"/>
     <w:tmpl w:val="AAFC2112"/>
@@ -6029,7 +6888,7 @@
       </w:pPr>
     </w:lvl>
   </w:abstractNum>
-  <w:abstractNum w:abstractNumId="14">
+  <w:abstractNum w:abstractNumId="14" w15:restartNumberingAfterBreak="0">
     <w:nsid w:val="33520CEF"/>
     <w:multiLevelType w:val="hybridMultilevel"/>
     <w:tmpl w:val="C6EE240A"/>
@@ -6115,7 +6974,7 @@
       </w:pPr>
     </w:lvl>
   </w:abstractNum>
-  <w:abstractNum w:abstractNumId="15">
+  <w:abstractNum w:abstractNumId="15" w15:restartNumberingAfterBreak="0">
     <w:nsid w:val="34270BAD"/>
     <w:multiLevelType w:val="hybridMultilevel"/>
     <w:tmpl w:val="0598F0A2"/>
@@ -6201,7 +7060,7 @@
       </w:pPr>
     </w:lvl>
   </w:abstractNum>
-  <w:abstractNum w:abstractNumId="16">
+  <w:abstractNum w:abstractNumId="16" w15:restartNumberingAfterBreak="0">
     <w:nsid w:val="39C31ECF"/>
     <w:multiLevelType w:val="hybridMultilevel"/>
     <w:tmpl w:val="1F2EA18A"/>
@@ -6287,7 +7146,7 @@
       </w:pPr>
     </w:lvl>
   </w:abstractNum>
-  <w:abstractNum w:abstractNumId="17">
+  <w:abstractNum w:abstractNumId="17" w15:restartNumberingAfterBreak="0">
     <w:nsid w:val="3AC97F15"/>
     <w:multiLevelType w:val="hybridMultilevel"/>
     <w:tmpl w:val="372A9548"/>
@@ -6373,7 +7232,7 @@
       </w:pPr>
     </w:lvl>
   </w:abstractNum>
-  <w:abstractNum w:abstractNumId="18">
+  <w:abstractNum w:abstractNumId="18" w15:restartNumberingAfterBreak="0">
     <w:nsid w:val="3E1457F4"/>
     <w:multiLevelType w:val="hybridMultilevel"/>
     <w:tmpl w:val="F02EC0E0"/>
@@ -6459,7 +7318,7 @@
       </w:pPr>
     </w:lvl>
   </w:abstractNum>
-  <w:abstractNum w:abstractNumId="19">
+  <w:abstractNum w:abstractNumId="19" w15:restartNumberingAfterBreak="0">
     <w:nsid w:val="43A55E54"/>
     <w:multiLevelType w:val="hybridMultilevel"/>
     <w:tmpl w:val="F7AC1BBA"/>
@@ -6545,7 +7404,7 @@
       </w:pPr>
     </w:lvl>
   </w:abstractNum>
-  <w:abstractNum w:abstractNumId="20">
+  <w:abstractNum w:abstractNumId="20" w15:restartNumberingAfterBreak="0">
     <w:nsid w:val="4919108D"/>
     <w:multiLevelType w:val="hybridMultilevel"/>
     <w:tmpl w:val="47560A34"/>
@@ -6631,7 +7490,96 @@
       </w:pPr>
     </w:lvl>
   </w:abstractNum>
-  <w:abstractNum w:abstractNumId="21">
+  <w:abstractNum w:abstractNumId="21" w15:restartNumberingAfterBreak="0">
+    <w:nsid w:val="4BAB31BF"/>
+    <w:multiLevelType w:val="hybridMultilevel"/>
+    <w:tmpl w:val="2BD27972"/>
+    <w:lvl w:ilvl="0" w:tplc="B9044130">
+      <w:start w:val="1"/>
+      <w:numFmt w:val="decimal"/>
+      <w:lvlText w:val="%1."/>
+      <w:lvlJc w:val="left"/>
+      <w:pPr>
+        <w:ind w:left="360" w:hanging="360"/>
+      </w:pPr>
+      <w:rPr>
+        <w:rFonts w:hint="default"/>
+      </w:rPr>
+    </w:lvl>
+    <w:lvl w:ilvl="1" w:tplc="04090019" w:tentative="1">
+      <w:start w:val="1"/>
+      <w:numFmt w:val="lowerLetter"/>
+      <w:lvlText w:val="%2)"/>
+      <w:lvlJc w:val="left"/>
+      <w:pPr>
+        <w:ind w:left="840" w:hanging="420"/>
+      </w:pPr>
+    </w:lvl>
+    <w:lvl w:ilvl="2" w:tplc="0409001B" w:tentative="1">
+      <w:start w:val="1"/>
+      <w:numFmt w:val="lowerRoman"/>
+      <w:lvlText w:val="%3."/>
+      <w:lvlJc w:val="right"/>
+      <w:pPr>
+        <w:ind w:left="1260" w:hanging="420"/>
+      </w:pPr>
+    </w:lvl>
+    <w:lvl w:ilvl="3" w:tplc="0409000F" w:tentative="1">
+      <w:start w:val="1"/>
+      <w:numFmt w:val="decimal"/>
+      <w:lvlText w:val="%4."/>
+      <w:lvlJc w:val="left"/>
+      <w:pPr>
+        <w:ind w:left="1680" w:hanging="420"/>
+      </w:pPr>
+    </w:lvl>
+    <w:lvl w:ilvl="4" w:tplc="04090019" w:tentative="1">
+      <w:start w:val="1"/>
+      <w:numFmt w:val="lowerLetter"/>
+      <w:lvlText w:val="%5)"/>
+      <w:lvlJc w:val="left"/>
+      <w:pPr>
+        <w:ind w:left="2100" w:hanging="420"/>
+      </w:pPr>
+    </w:lvl>
+    <w:lvl w:ilvl="5" w:tplc="0409001B" w:tentative="1">
+      <w:start w:val="1"/>
+      <w:numFmt w:val="lowerRoman"/>
+      <w:lvlText w:val="%6."/>
+      <w:lvlJc w:val="right"/>
+      <w:pPr>
+        <w:ind w:left="2520" w:hanging="420"/>
+      </w:pPr>
+    </w:lvl>
+    <w:lvl w:ilvl="6" w:tplc="0409000F" w:tentative="1">
+      <w:start w:val="1"/>
+      <w:numFmt w:val="decimal"/>
+      <w:lvlText w:val="%7."/>
+      <w:lvlJc w:val="left"/>
+      <w:pPr>
+        <w:ind w:left="2940" w:hanging="420"/>
+      </w:pPr>
+    </w:lvl>
+    <w:lvl w:ilvl="7" w:tplc="04090019" w:tentative="1">
+      <w:start w:val="1"/>
+      <w:numFmt w:val="lowerLetter"/>
+      <w:lvlText w:val="%8)"/>
+      <w:lvlJc w:val="left"/>
+      <w:pPr>
+        <w:ind w:left="3360" w:hanging="420"/>
+      </w:pPr>
+    </w:lvl>
+    <w:lvl w:ilvl="8" w:tplc="0409001B" w:tentative="1">
+      <w:start w:val="1"/>
+      <w:numFmt w:val="lowerRoman"/>
+      <w:lvlText w:val="%9."/>
+      <w:lvlJc w:val="right"/>
+      <w:pPr>
+        <w:ind w:left="3780" w:hanging="420"/>
+      </w:pPr>
+    </w:lvl>
+  </w:abstractNum>
+  <w:abstractNum w:abstractNumId="22" w15:restartNumberingAfterBreak="0">
     <w:nsid w:val="51334D8E"/>
     <w:multiLevelType w:val="hybridMultilevel"/>
     <w:tmpl w:val="F15A88F8"/>
@@ -6717,7 +7665,7 @@
       </w:pPr>
     </w:lvl>
   </w:abstractNum>
-  <w:abstractNum w:abstractNumId="22">
+  <w:abstractNum w:abstractNumId="23" w15:restartNumberingAfterBreak="0">
     <w:nsid w:val="5729105D"/>
     <w:multiLevelType w:val="hybridMultilevel"/>
     <w:tmpl w:val="0BC4BFA8"/>
@@ -6803,14 +7751,14 @@
       </w:pPr>
     </w:lvl>
   </w:abstractNum>
-  <w:abstractNum w:abstractNumId="23">
+  <w:abstractNum w:abstractNumId="24" w15:restartNumberingAfterBreak="0">
     <w:nsid w:val="589E00D2"/>
     <w:multiLevelType w:val="hybridMultilevel"/>
     <w:tmpl w:val="712282AA"/>
     <w:lvl w:ilvl="0" w:tplc="C4BE6AC0">
       <w:start w:val="1"/>
       <w:numFmt w:val="decimal"/>
-      <w:pStyle w:val="Heading3"/>
+      <w:pStyle w:val="3"/>
       <w:lvlText w:val="%1."/>
       <w:lvlJc w:val="left"/>
       <w:pPr>
@@ -6890,7 +7838,7 @@
       </w:pPr>
     </w:lvl>
   </w:abstractNum>
-  <w:abstractNum w:abstractNumId="24">
+  <w:abstractNum w:abstractNumId="25" w15:restartNumberingAfterBreak="0">
     <w:nsid w:val="5C1E21C2"/>
     <w:multiLevelType w:val="hybridMultilevel"/>
     <w:tmpl w:val="1F52D11C"/>
@@ -6976,7 +7924,7 @@
       </w:pPr>
     </w:lvl>
   </w:abstractNum>
-  <w:abstractNum w:abstractNumId="25">
+  <w:abstractNum w:abstractNumId="26" w15:restartNumberingAfterBreak="0">
     <w:nsid w:val="5D943525"/>
     <w:multiLevelType w:val="hybridMultilevel"/>
     <w:tmpl w:val="C400C9FA"/>
@@ -7062,7 +8010,7 @@
       </w:pPr>
     </w:lvl>
   </w:abstractNum>
-  <w:abstractNum w:abstractNumId="26">
+  <w:abstractNum w:abstractNumId="27" w15:restartNumberingAfterBreak="0">
     <w:nsid w:val="60903E3B"/>
     <w:multiLevelType w:val="hybridMultilevel"/>
     <w:tmpl w:val="476A3136"/>
@@ -7148,7 +8096,7 @@
       </w:pPr>
     </w:lvl>
   </w:abstractNum>
-  <w:abstractNum w:abstractNumId="27">
+  <w:abstractNum w:abstractNumId="28" w15:restartNumberingAfterBreak="0">
     <w:nsid w:val="62452D00"/>
     <w:multiLevelType w:val="hybridMultilevel"/>
     <w:tmpl w:val="0598F0A2"/>
@@ -7234,7 +8182,7 @@
       </w:pPr>
     </w:lvl>
   </w:abstractNum>
-  <w:abstractNum w:abstractNumId="28">
+  <w:abstractNum w:abstractNumId="29" w15:restartNumberingAfterBreak="0">
     <w:nsid w:val="69FC3C89"/>
     <w:multiLevelType w:val="hybridMultilevel"/>
     <w:tmpl w:val="AC5CE594"/>
@@ -7320,7 +8268,7 @@
       </w:pPr>
     </w:lvl>
   </w:abstractNum>
-  <w:abstractNum w:abstractNumId="29">
+  <w:abstractNum w:abstractNumId="30" w15:restartNumberingAfterBreak="0">
     <w:nsid w:val="6B590105"/>
     <w:multiLevelType w:val="hybridMultilevel"/>
     <w:tmpl w:val="8182CF32"/>
@@ -7406,7 +8354,7 @@
       </w:pPr>
     </w:lvl>
   </w:abstractNum>
-  <w:abstractNum w:abstractNumId="30">
+  <w:abstractNum w:abstractNumId="31" w15:restartNumberingAfterBreak="0">
     <w:nsid w:val="6C183509"/>
     <w:multiLevelType w:val="hybridMultilevel"/>
     <w:tmpl w:val="C518C7BC"/>
@@ -7492,7 +8440,7 @@
       </w:pPr>
     </w:lvl>
   </w:abstractNum>
-  <w:abstractNum w:abstractNumId="31">
+  <w:abstractNum w:abstractNumId="32" w15:restartNumberingAfterBreak="0">
     <w:nsid w:val="6CC47C4C"/>
     <w:multiLevelType w:val="hybridMultilevel"/>
     <w:tmpl w:val="1F52D11C"/>
@@ -7578,7 +8526,7 @@
       </w:pPr>
     </w:lvl>
   </w:abstractNum>
-  <w:abstractNum w:abstractNumId="32">
+  <w:abstractNum w:abstractNumId="33" w15:restartNumberingAfterBreak="0">
     <w:nsid w:val="79981998"/>
     <w:multiLevelType w:val="hybridMultilevel"/>
     <w:tmpl w:val="048EF6F4"/>
@@ -7664,7 +8612,7 @@
       </w:pPr>
     </w:lvl>
   </w:abstractNum>
-  <w:abstractNum w:abstractNumId="33">
+  <w:abstractNum w:abstractNumId="34" w15:restartNumberingAfterBreak="0">
     <w:nsid w:val="7F5129E3"/>
     <w:multiLevelType w:val="hybridMultilevel"/>
     <w:tmpl w:val="51906D98"/>
@@ -7754,7 +8702,7 @@
     <w:abstractNumId w:val="8"/>
   </w:num>
   <w:num w:numId="2">
-    <w:abstractNumId w:val="23"/>
+    <w:abstractNumId w:val="24"/>
   </w:num>
   <w:num w:numId="3">
     <w:abstractNumId w:val="10"/>
@@ -7769,7 +8717,7 @@
     <w:abstractNumId w:val="8"/>
   </w:num>
   <w:num w:numId="7">
-    <w:abstractNumId w:val="22"/>
+    <w:abstractNumId w:val="23"/>
   </w:num>
   <w:num w:numId="8">
     <w:abstractNumId w:val="20"/>
@@ -7784,7 +8732,7 @@
     <w:abstractNumId w:val="5"/>
   </w:num>
   <w:num w:numId="12">
-    <w:abstractNumId w:val="25"/>
+    <w:abstractNumId w:val="26"/>
   </w:num>
   <w:num w:numId="13">
     <w:abstractNumId w:val="0"/>
@@ -7793,10 +8741,10 @@
     <w:abstractNumId w:val="15"/>
   </w:num>
   <w:num w:numId="15">
-    <w:abstractNumId w:val="33"/>
+    <w:abstractNumId w:val="34"/>
   </w:num>
   <w:num w:numId="16">
-    <w:abstractNumId w:val="27"/>
+    <w:abstractNumId w:val="28"/>
   </w:num>
   <w:num w:numId="17">
     <w:abstractNumId w:val="14"/>
@@ -7808,10 +8756,10 @@
     <w:abstractNumId w:val="11"/>
   </w:num>
   <w:num w:numId="20">
-    <w:abstractNumId w:val="30"/>
+    <w:abstractNumId w:val="31"/>
   </w:num>
   <w:num w:numId="21">
-    <w:abstractNumId w:val="29"/>
+    <w:abstractNumId w:val="30"/>
   </w:num>
   <w:num w:numId="22">
     <w:abstractNumId w:val="12"/>
@@ -7820,10 +8768,10 @@
     <w:abstractNumId w:val="6"/>
   </w:num>
   <w:num w:numId="24">
-    <w:abstractNumId w:val="21"/>
+    <w:abstractNumId w:val="22"/>
   </w:num>
   <w:num w:numId="25">
-    <w:abstractNumId w:val="23"/>
+    <w:abstractNumId w:val="24"/>
     <w:lvlOverride w:ilvl="0">
       <w:startOverride w:val="1"/>
     </w:lvlOverride>
@@ -7832,7 +8780,7 @@
     <w:abstractNumId w:val="9"/>
   </w:num>
   <w:num w:numId="27">
-    <w:abstractNumId w:val="23"/>
+    <w:abstractNumId w:val="24"/>
     <w:lvlOverride w:ilvl="0">
       <w:startOverride w:val="1"/>
     </w:lvlOverride>
@@ -7844,7 +8792,7 @@
     <w:abstractNumId w:val="4"/>
   </w:num>
   <w:num w:numId="30">
-    <w:abstractNumId w:val="32"/>
+    <w:abstractNumId w:val="33"/>
   </w:num>
   <w:num w:numId="31">
     <w:abstractNumId w:val="18"/>
@@ -7859,25 +8807,28 @@
     <w:abstractNumId w:val="13"/>
   </w:num>
   <w:num w:numId="35">
-    <w:abstractNumId w:val="26"/>
+    <w:abstractNumId w:val="27"/>
   </w:num>
   <w:num w:numId="36">
-    <w:abstractNumId w:val="28"/>
+    <w:abstractNumId w:val="29"/>
   </w:num>
   <w:num w:numId="37">
-    <w:abstractNumId w:val="24"/>
+    <w:abstractNumId w:val="25"/>
   </w:num>
   <w:num w:numId="38">
     <w:abstractNumId w:val="7"/>
   </w:num>
   <w:num w:numId="39">
-    <w:abstractNumId w:val="31"/>
+    <w:abstractNumId w:val="32"/>
+  </w:num>
+  <w:num w:numId="40">
+    <w:abstractNumId w:val="21"/>
   </w:num>
 </w:numbering>
 </file>
 
 <file path=word/styles.xml><?xml version="1.0" encoding="utf-8"?>
-<w:styles xmlns:r="http://schemas.openxmlformats.org/officeDocument/2006/relationships" xmlns:w="http://schemas.openxmlformats.org/wordprocessingml/2006/main">
+<w:styles xmlns:mc="http://schemas.openxmlformats.org/markup-compatibility/2006" xmlns:r="http://schemas.openxmlformats.org/officeDocument/2006/relationships" xmlns:w="http://schemas.openxmlformats.org/wordprocessingml/2006/main" xmlns:w14="http://schemas.microsoft.com/office/word/2010/wordml" xmlns:w15="http://schemas.microsoft.com/office/word/2012/wordml" xmlns:w16se="http://schemas.microsoft.com/office/word/2015/wordml/symex" mc:Ignorable="w14 w15 w16se">
   <w:docDefaults>
     <w:rPrDefault>
       <w:rPr>
@@ -7895,146 +8846,380 @@
       </w:pPr>
     </w:pPrDefault>
   </w:docDefaults>
-  <w:latentStyles w:defLockedState="0" w:defUIPriority="99" w:defSemiHidden="1" w:defUnhideWhenUsed="1" w:defQFormat="0" w:count="267">
-    <w:lsdException w:name="Normal" w:semiHidden="0" w:uiPriority="0" w:unhideWhenUsed="0" w:qFormat="1"/>
-    <w:lsdException w:name="heading 1" w:semiHidden="0" w:uiPriority="9" w:unhideWhenUsed="0" w:qFormat="1"/>
-    <w:lsdException w:name="heading 2" w:uiPriority="9" w:qFormat="1"/>
-    <w:lsdException w:name="heading 3" w:uiPriority="9" w:qFormat="1"/>
-    <w:lsdException w:name="heading 4" w:uiPriority="9" w:qFormat="1"/>
-    <w:lsdException w:name="heading 5" w:uiPriority="9" w:qFormat="1"/>
-    <w:lsdException w:name="heading 6" w:uiPriority="9" w:qFormat="1"/>
-    <w:lsdException w:name="heading 7" w:uiPriority="9" w:qFormat="1"/>
-    <w:lsdException w:name="heading 8" w:uiPriority="9" w:qFormat="1"/>
-    <w:lsdException w:name="heading 9" w:uiPriority="9" w:qFormat="1"/>
-    <w:lsdException w:name="toc 1" w:uiPriority="39"/>
-    <w:lsdException w:name="toc 2" w:uiPriority="39"/>
-    <w:lsdException w:name="toc 3" w:uiPriority="39"/>
-    <w:lsdException w:name="toc 4" w:uiPriority="39"/>
-    <w:lsdException w:name="toc 5" w:uiPriority="39"/>
-    <w:lsdException w:name="toc 6" w:uiPriority="39"/>
-    <w:lsdException w:name="toc 7" w:uiPriority="39"/>
-    <w:lsdException w:name="toc 8" w:uiPriority="39"/>
-    <w:lsdException w:name="toc 9" w:uiPriority="39"/>
-    <w:lsdException w:name="caption" w:uiPriority="35" w:qFormat="1"/>
-    <w:lsdException w:name="Title" w:semiHidden="0" w:uiPriority="10" w:unhideWhenUsed="0" w:qFormat="1"/>
-    <w:lsdException w:name="Default Paragraph Font" w:uiPriority="1"/>
-    <w:lsdException w:name="Subtitle" w:semiHidden="0" w:uiPriority="11" w:unhideWhenUsed="0" w:qFormat="1"/>
-    <w:lsdException w:name="Strong" w:semiHidden="0" w:uiPriority="22" w:unhideWhenUsed="0" w:qFormat="1"/>
-    <w:lsdException w:name="Emphasis" w:semiHidden="0" w:uiPriority="20" w:unhideWhenUsed="0" w:qFormat="1"/>
-    <w:lsdException w:name="Table Grid" w:semiHidden="0" w:uiPriority="59" w:unhideWhenUsed="0"/>
-    <w:lsdException w:name="Placeholder Text" w:unhideWhenUsed="0"/>
-    <w:lsdException w:name="No Spacing" w:semiHidden="0" w:uiPriority="1" w:unhideWhenUsed="0" w:qFormat="1"/>
-    <w:lsdException w:name="Light Shading" w:semiHidden="0" w:uiPriority="60" w:unhideWhenUsed="0"/>
-    <w:lsdException w:name="Light List" w:semiHidden="0" w:uiPriority="61" w:unhideWhenUsed="0"/>
-    <w:lsdException w:name="Light Grid" w:semiHidden="0" w:uiPriority="62" w:unhideWhenUsed="0"/>
-    <w:lsdException w:name="Medium Shading 1" w:semiHidden="0" w:uiPriority="63" w:unhideWhenUsed="0"/>
-    <w:lsdException w:name="Medium Shading 2" w:semiHidden="0" w:uiPriority="64" w:unhideWhenUsed="0"/>
-    <w:lsdException w:name="Medium List 1" w:semiHidden="0" w:uiPriority="65" w:unhideWhenUsed="0"/>
-    <w:lsdException w:name="Medium List 2" w:semiHidden="0" w:uiPriority="66" w:unhideWhenUsed="0"/>
-    <w:lsdException w:name="Medium Grid 1" w:semiHidden="0" w:uiPriority="67" w:unhideWhenUsed="0"/>
-    <w:lsdException w:name="Medium Grid 2" w:semiHidden="0" w:uiPriority="68" w:unhideWhenUsed="0"/>
-    <w:lsdException w:name="Medium Grid 3" w:semiHidden="0" w:uiPriority="69" w:unhideWhenUsed="0"/>
-    <w:lsdException w:name="Dark List" w:semiHidden="0" w:uiPriority="70" w:unhideWhenUsed="0"/>
-    <w:lsdException w:name="Colorful Shading" w:semiHidden="0" w:uiPriority="71" w:unhideWhenUsed="0"/>
-    <w:lsdException w:name="Colorful List" w:semiHidden="0" w:uiPriority="72" w:unhideWhenUsed="0"/>
-    <w:lsdException w:name="Colorful Grid" w:semiHidden="0" w:uiPriority="73" w:unhideWhenUsed="0"/>
-    <w:lsdException w:name="Light Shading Accent 1" w:semiHidden="0" w:uiPriority="60" w:unhideWhenUsed="0"/>
-    <w:lsdException w:name="Light List Accent 1" w:semiHidden="0" w:uiPriority="61" w:unhideWhenUsed="0"/>
-    <w:lsdException w:name="Light Grid Accent 1" w:semiHidden="0" w:uiPriority="62" w:unhideWhenUsed="0"/>
-    <w:lsdException w:name="Medium Shading 1 Accent 1" w:semiHidden="0" w:uiPriority="63" w:unhideWhenUsed="0"/>
-    <w:lsdException w:name="Medium Shading 2 Accent 1" w:semiHidden="0" w:uiPriority="64" w:unhideWhenUsed="0"/>
-    <w:lsdException w:name="Medium List 1 Accent 1" w:semiHidden="0" w:uiPriority="65" w:unhideWhenUsed="0"/>
-    <w:lsdException w:name="Revision" w:unhideWhenUsed="0"/>
-    <w:lsdException w:name="List Paragraph" w:semiHidden="0" w:uiPriority="34" w:unhideWhenUsed="0" w:qFormat="1"/>
-    <w:lsdException w:name="Quote" w:semiHidden="0" w:uiPriority="29" w:unhideWhenUsed="0" w:qFormat="1"/>
-    <w:lsdException w:name="Intense Quote" w:semiHidden="0" w:uiPriority="30" w:unhideWhenUsed="0" w:qFormat="1"/>
-    <w:lsdException w:name="Medium List 2 Accent 1" w:semiHidden="0" w:uiPriority="66" w:unhideWhenUsed="0"/>
-    <w:lsdException w:name="Medium Grid 1 Accent 1" w:semiHidden="0" w:uiPriority="67" w:unhideWhenUsed="0"/>
-    <w:lsdException w:name="Medium Grid 2 Accent 1" w:semiHidden="0" w:uiPriority="68" w:unhideWhenUsed="0"/>
-    <w:lsdException w:name="Medium Grid 3 Accent 1" w:semiHidden="0" w:uiPriority="69" w:unhideWhenUsed="0"/>
-    <w:lsdException w:name="Dark List Accent 1" w:semiHidden="0" w:uiPriority="70" w:unhideWhenUsed="0"/>
-    <w:lsdException w:name="Colorful Shading Accent 1" w:semiHidden="0" w:uiPriority="71" w:unhideWhenUsed="0"/>
-    <w:lsdException w:name="Colorful List Accent 1" w:semiHidden="0" w:uiPriority="72" w:unhideWhenUsed="0"/>
-    <w:lsdException w:name="Colorful Grid Accent 1" w:semiHidden="0" w:uiPriority="73" w:unhideWhenUsed="0"/>
-    <w:lsdException w:name="Light Shading Accent 2" w:semiHidden="0" w:uiPriority="60" w:unhideWhenUsed="0"/>
-    <w:lsdException w:name="Light List Accent 2" w:semiHidden="0" w:uiPriority="61" w:unhideWhenUsed="0"/>
-    <w:lsdException w:name="Light Grid Accent 2" w:semiHidden="0" w:uiPriority="62" w:unhideWhenUsed="0"/>
-    <w:lsdException w:name="Medium Shading 1 Accent 2" w:semiHidden="0" w:uiPriority="63" w:unhideWhenUsed="0"/>
-    <w:lsdException w:name="Medium Shading 2 Accent 2" w:semiHidden="0" w:uiPriority="64" w:unhideWhenUsed="0"/>
-    <w:lsdException w:name="Medium List 1 Accent 2" w:semiHidden="0" w:uiPriority="65" w:unhideWhenUsed="0"/>
-    <w:lsdException w:name="Medium List 2 Accent 2" w:semiHidden="0" w:uiPriority="66" w:unhideWhenUsed="0"/>
-    <w:lsdException w:name="Medium Grid 1 Accent 2" w:semiHidden="0" w:uiPriority="67" w:unhideWhenUsed="0"/>
-    <w:lsdException w:name="Medium Grid 2 Accent 2" w:semiHidden="0" w:uiPriority="68" w:unhideWhenUsed="0"/>
-    <w:lsdException w:name="Medium Grid 3 Accent 2" w:semiHidden="0" w:uiPriority="69" w:unhideWhenUsed="0"/>
-    <w:lsdException w:name="Dark List Accent 2" w:semiHidden="0" w:uiPriority="70" w:unhideWhenUsed="0"/>
-    <w:lsdException w:name="Colorful Shading Accent 2" w:semiHidden="0" w:uiPriority="71" w:unhideWhenUsed="0"/>
-    <w:lsdException w:name="Colorful List Accent 2" w:semiHidden="0" w:uiPriority="72" w:unhideWhenUsed="0"/>
-    <w:lsdException w:name="Colorful Grid Accent 2" w:semiHidden="0" w:uiPriority="73" w:unhideWhenUsed="0"/>
-    <w:lsdException w:name="Light Shading Accent 3" w:semiHidden="0" w:uiPriority="60" w:unhideWhenUsed="0"/>
-    <w:lsdException w:name="Light List Accent 3" w:semiHidden="0" w:uiPriority="61" w:unhideWhenUsed="0"/>
-    <w:lsdException w:name="Light Grid Accent 3" w:semiHidden="0" w:uiPriority="62" w:unhideWhenUsed="0"/>
-    <w:lsdException w:name="Medium Shading 1 Accent 3" w:semiHidden="0" w:uiPriority="63" w:unhideWhenUsed="0"/>
-    <w:lsdException w:name="Medium Shading 2 Accent 3" w:semiHidden="0" w:uiPriority="64" w:unhideWhenUsed="0"/>
-    <w:lsdException w:name="Medium List 1 Accent 3" w:semiHidden="0" w:uiPriority="65" w:unhideWhenUsed="0"/>
-    <w:lsdException w:name="Medium List 2 Accent 3" w:semiHidden="0" w:uiPriority="66" w:unhideWhenUsed="0"/>
-    <w:lsdException w:name="Medium Grid 1 Accent 3" w:semiHidden="0" w:uiPriority="67" w:unhideWhenUsed="0"/>
-    <w:lsdException w:name="Medium Grid 2 Accent 3" w:semiHidden="0" w:uiPriority="68" w:unhideWhenUsed="0"/>
-    <w:lsdException w:name="Medium Grid 3 Accent 3" w:semiHidden="0" w:uiPriority="69" w:unhideWhenUsed="0"/>
-    <w:lsdException w:name="Dark List Accent 3" w:semiHidden="0" w:uiPriority="70" w:unhideWhenUsed="0"/>
-    <w:lsdException w:name="Colorful Shading Accent 3" w:semiHidden="0" w:uiPriority="71" w:unhideWhenUsed="0"/>
-    <w:lsdException w:name="Colorful List Accent 3" w:semiHidden="0" w:uiPriority="72" w:unhideWhenUsed="0"/>
-    <w:lsdException w:name="Colorful Grid Accent 3" w:semiHidden="0" w:uiPriority="73" w:unhideWhenUsed="0"/>
-    <w:lsdException w:name="Light Shading Accent 4" w:semiHidden="0" w:uiPriority="60" w:unhideWhenUsed="0"/>
-    <w:lsdException w:name="Light List Accent 4" w:semiHidden="0" w:uiPriority="61" w:unhideWhenUsed="0"/>
-    <w:lsdException w:name="Light Grid Accent 4" w:semiHidden="0" w:uiPriority="62" w:unhideWhenUsed="0"/>
-    <w:lsdException w:name="Medium Shading 1 Accent 4" w:semiHidden="0" w:uiPriority="63" w:unhideWhenUsed="0"/>
-    <w:lsdException w:name="Medium Shading 2 Accent 4" w:semiHidden="0" w:uiPriority="64" w:unhideWhenUsed="0"/>
-    <w:lsdException w:name="Medium List 1 Accent 4" w:semiHidden="0" w:uiPriority="65" w:unhideWhenUsed="0"/>
-    <w:lsdException w:name="Medium List 2 Accent 4" w:semiHidden="0" w:uiPriority="66" w:unhideWhenUsed="0"/>
-    <w:lsdException w:name="Medium Grid 1 Accent 4" w:semiHidden="0" w:uiPriority="67" w:unhideWhenUsed="0"/>
-    <w:lsdException w:name="Medium Grid 2 Accent 4" w:semiHidden="0" w:uiPriority="68" w:unhideWhenUsed="0"/>
-    <w:lsdException w:name="Medium Grid 3 Accent 4" w:semiHidden="0" w:uiPriority="69" w:unhideWhenUsed="0"/>
-    <w:lsdException w:name="Dark List Accent 4" w:semiHidden="0" w:uiPriority="70" w:unhideWhenUsed="0"/>
-    <w:lsdException w:name="Colorful Shading Accent 4" w:semiHidden="0" w:uiPriority="71" w:unhideWhenUsed="0"/>
-    <w:lsdException w:name="Colorful List Accent 4" w:semiHidden="0" w:uiPriority="72" w:unhideWhenUsed="0"/>
-    <w:lsdException w:name="Colorful Grid Accent 4" w:semiHidden="0" w:uiPriority="73" w:unhideWhenUsed="0"/>
-    <w:lsdException w:name="Light Shading Accent 5" w:semiHidden="0" w:uiPriority="60" w:unhideWhenUsed="0"/>
-    <w:lsdException w:name="Light List Accent 5" w:semiHidden="0" w:uiPriority="61" w:unhideWhenUsed="0"/>
-    <w:lsdException w:name="Light Grid Accent 5" w:semiHidden="0" w:uiPriority="62" w:unhideWhenUsed="0"/>
-    <w:lsdException w:name="Medium Shading 1 Accent 5" w:semiHidden="0" w:uiPriority="63" w:unhideWhenUsed="0"/>
-    <w:lsdException w:name="Medium Shading 2 Accent 5" w:semiHidden="0" w:uiPriority="64" w:unhideWhenUsed="0"/>
-    <w:lsdException w:name="Medium List 1 Accent 5" w:semiHidden="0" w:uiPriority="65" w:unhideWhenUsed="0"/>
-    <w:lsdException w:name="Medium List 2 Accent 5" w:semiHidden="0" w:uiPriority="66" w:unhideWhenUsed="0"/>
-    <w:lsdException w:name="Medium Grid 1 Accent 5" w:semiHidden="0" w:uiPriority="67" w:unhideWhenUsed="0"/>
-    <w:lsdException w:name="Medium Grid 2 Accent 5" w:semiHidden="0" w:uiPriority="68" w:unhideWhenUsed="0"/>
-    <w:lsdException w:name="Medium Grid 3 Accent 5" w:semiHidden="0" w:uiPriority="69" w:unhideWhenUsed="0"/>
-    <w:lsdException w:name="Dark List Accent 5" w:semiHidden="0" w:uiPriority="70" w:unhideWhenUsed="0"/>
-    <w:lsdException w:name="Colorful Shading Accent 5" w:semiHidden="0" w:uiPriority="71" w:unhideWhenUsed="0"/>
-    <w:lsdException w:name="Colorful List Accent 5" w:semiHidden="0" w:uiPriority="72" w:unhideWhenUsed="0"/>
-    <w:lsdException w:name="Colorful Grid Accent 5" w:semiHidden="0" w:uiPriority="73" w:unhideWhenUsed="0"/>
-    <w:lsdException w:name="Light Shading Accent 6" w:semiHidden="0" w:uiPriority="60" w:unhideWhenUsed="0"/>
-    <w:lsdException w:name="Light List Accent 6" w:semiHidden="0" w:uiPriority="61" w:unhideWhenUsed="0"/>
-    <w:lsdException w:name="Light Grid Accent 6" w:semiHidden="0" w:uiPriority="62" w:unhideWhenUsed="0"/>
-    <w:lsdException w:name="Medium Shading 1 Accent 6" w:semiHidden="0" w:uiPriority="63" w:unhideWhenUsed="0"/>
-    <w:lsdException w:name="Medium Shading 2 Accent 6" w:semiHidden="0" w:uiPriority="64" w:unhideWhenUsed="0"/>
-    <w:lsdException w:name="Medium List 1 Accent 6" w:semiHidden="0" w:uiPriority="65" w:unhideWhenUsed="0"/>
-    <w:lsdException w:name="Medium List 2 Accent 6" w:semiHidden="0" w:uiPriority="66" w:unhideWhenUsed="0"/>
-    <w:lsdException w:name="Medium Grid 1 Accent 6" w:semiHidden="0" w:uiPriority="67" w:unhideWhenUsed="0"/>
-    <w:lsdException w:name="Medium Grid 2 Accent 6" w:semiHidden="0" w:uiPriority="68" w:unhideWhenUsed="0"/>
-    <w:lsdException w:name="Medium Grid 3 Accent 6" w:semiHidden="0" w:uiPriority="69" w:unhideWhenUsed="0"/>
-    <w:lsdException w:name="Dark List Accent 6" w:semiHidden="0" w:uiPriority="70" w:unhideWhenUsed="0"/>
-    <w:lsdException w:name="Colorful Shading Accent 6" w:semiHidden="0" w:uiPriority="71" w:unhideWhenUsed="0"/>
-    <w:lsdException w:name="Colorful List Accent 6" w:semiHidden="0" w:uiPriority="72" w:unhideWhenUsed="0"/>
-    <w:lsdException w:name="Colorful Grid Accent 6" w:semiHidden="0" w:uiPriority="73" w:unhideWhenUsed="0"/>
-    <w:lsdException w:name="Subtle Emphasis" w:semiHidden="0" w:uiPriority="19" w:unhideWhenUsed="0" w:qFormat="1"/>
-    <w:lsdException w:name="Intense Emphasis" w:semiHidden="0" w:uiPriority="21" w:unhideWhenUsed="0" w:qFormat="1"/>
-    <w:lsdException w:name="Subtle Reference" w:semiHidden="0" w:uiPriority="31" w:unhideWhenUsed="0" w:qFormat="1"/>
-    <w:lsdException w:name="Intense Reference" w:semiHidden="0" w:uiPriority="32" w:unhideWhenUsed="0" w:qFormat="1"/>
-    <w:lsdException w:name="Book Title" w:semiHidden="0" w:uiPriority="33" w:unhideWhenUsed="0" w:qFormat="1"/>
-    <w:lsdException w:name="Bibliography" w:uiPriority="37"/>
-    <w:lsdException w:name="TOC Heading" w:uiPriority="39" w:qFormat="1"/>
+  <w:latentStyles w:defLockedState="0" w:defUIPriority="99" w:defSemiHidden="0" w:defUnhideWhenUsed="0" w:defQFormat="0" w:count="371">
+    <w:lsdException w:name="Normal" w:uiPriority="0" w:qFormat="1"/>
+    <w:lsdException w:name="heading 1" w:uiPriority="9" w:qFormat="1"/>
+    <w:lsdException w:name="heading 2" w:semiHidden="1" w:uiPriority="9" w:unhideWhenUsed="1" w:qFormat="1"/>
+    <w:lsdException w:name="heading 3" w:semiHidden="1" w:uiPriority="9" w:unhideWhenUsed="1" w:qFormat="1"/>
+    <w:lsdException w:name="heading 4" w:semiHidden="1" w:uiPriority="9" w:unhideWhenUsed="1" w:qFormat="1"/>
+    <w:lsdException w:name="heading 5" w:semiHidden="1" w:uiPriority="9" w:unhideWhenUsed="1" w:qFormat="1"/>
+    <w:lsdException w:name="heading 6" w:semiHidden="1" w:uiPriority="9" w:unhideWhenUsed="1" w:qFormat="1"/>
+    <w:lsdException w:name="heading 7" w:semiHidden="1" w:uiPriority="9" w:unhideWhenUsed="1" w:qFormat="1"/>
+    <w:lsdException w:name="heading 8" w:semiHidden="1" w:uiPriority="9" w:unhideWhenUsed="1" w:qFormat="1"/>
+    <w:lsdException w:name="heading 9" w:semiHidden="1" w:uiPriority="9" w:unhideWhenUsed="1" w:qFormat="1"/>
+    <w:lsdException w:name="index 1" w:semiHidden="1" w:unhideWhenUsed="1"/>
+    <w:lsdException w:name="index 2" w:semiHidden="1" w:unhideWhenUsed="1"/>
+    <w:lsdException w:name="index 3" w:semiHidden="1" w:unhideWhenUsed="1"/>
+    <w:lsdException w:name="index 4" w:semiHidden="1" w:unhideWhenUsed="1"/>
+    <w:lsdException w:name="index 5" w:semiHidden="1" w:unhideWhenUsed="1"/>
+    <w:lsdException w:name="index 6" w:semiHidden="1" w:unhideWhenUsed="1"/>
+    <w:lsdException w:name="index 7" w:semiHidden="1" w:unhideWhenUsed="1"/>
+    <w:lsdException w:name="index 8" w:semiHidden="1" w:unhideWhenUsed="1"/>
+    <w:lsdException w:name="index 9" w:semiHidden="1" w:unhideWhenUsed="1"/>
+    <w:lsdException w:name="toc 1" w:semiHidden="1" w:uiPriority="39" w:unhideWhenUsed="1"/>
+    <w:lsdException w:name="toc 2" w:semiHidden="1" w:uiPriority="39" w:unhideWhenUsed="1"/>
+    <w:lsdException w:name="toc 3" w:semiHidden="1" w:uiPriority="39" w:unhideWhenUsed="1"/>
+    <w:lsdException w:name="toc 4" w:semiHidden="1" w:uiPriority="39" w:unhideWhenUsed="1"/>
+    <w:lsdException w:name="toc 5" w:semiHidden="1" w:uiPriority="39" w:unhideWhenUsed="1"/>
+    <w:lsdException w:name="toc 6" w:semiHidden="1" w:uiPriority="39" w:unhideWhenUsed="1"/>
+    <w:lsdException w:name="toc 7" w:semiHidden="1" w:uiPriority="39" w:unhideWhenUsed="1"/>
+    <w:lsdException w:name="toc 8" w:semiHidden="1" w:uiPriority="39" w:unhideWhenUsed="1"/>
+    <w:lsdException w:name="toc 9" w:semiHidden="1" w:uiPriority="39" w:unhideWhenUsed="1"/>
+    <w:lsdException w:name="Normal Indent" w:semiHidden="1" w:unhideWhenUsed="1"/>
+    <w:lsdException w:name="footnote text" w:semiHidden="1" w:unhideWhenUsed="1"/>
+    <w:lsdException w:name="annotation text" w:semiHidden="1" w:unhideWhenUsed="1"/>
+    <w:lsdException w:name="header" w:semiHidden="1" w:unhideWhenUsed="1"/>
+    <w:lsdException w:name="footer" w:semiHidden="1" w:unhideWhenUsed="1"/>
+    <w:lsdException w:name="index heading" w:semiHidden="1" w:unhideWhenUsed="1"/>
+    <w:lsdException w:name="caption" w:semiHidden="1" w:uiPriority="35" w:unhideWhenUsed="1" w:qFormat="1"/>
+    <w:lsdException w:name="table of figures" w:semiHidden="1" w:unhideWhenUsed="1"/>
+    <w:lsdException w:name="envelope address" w:semiHidden="1" w:unhideWhenUsed="1"/>
+    <w:lsdException w:name="envelope return" w:semiHidden="1" w:unhideWhenUsed="1"/>
+    <w:lsdException w:name="footnote reference" w:semiHidden="1" w:unhideWhenUsed="1"/>
+    <w:lsdException w:name="annotation reference" w:semiHidden="1" w:unhideWhenUsed="1"/>
+    <w:lsdException w:name="line number" w:semiHidden="1" w:unhideWhenUsed="1"/>
+    <w:lsdException w:name="page number" w:semiHidden="1" w:unhideWhenUsed="1"/>
+    <w:lsdException w:name="endnote reference" w:semiHidden="1" w:unhideWhenUsed="1"/>
+    <w:lsdException w:name="endnote text" w:semiHidden="1" w:unhideWhenUsed="1"/>
+    <w:lsdException w:name="table of authorities" w:semiHidden="1" w:unhideWhenUsed="1"/>
+    <w:lsdException w:name="macro" w:semiHidden="1" w:unhideWhenUsed="1"/>
+    <w:lsdException w:name="toa heading" w:semiHidden="1" w:unhideWhenUsed="1"/>
+    <w:lsdException w:name="List" w:semiHidden="1" w:unhideWhenUsed="1"/>
+    <w:lsdException w:name="List Bullet" w:semiHidden="1" w:unhideWhenUsed="1"/>
+    <w:lsdException w:name="List Number" w:semiHidden="1" w:unhideWhenUsed="1"/>
+    <w:lsdException w:name="List 2" w:semiHidden="1" w:unhideWhenUsed="1"/>
+    <w:lsdException w:name="List 3" w:semiHidden="1" w:unhideWhenUsed="1"/>
+    <w:lsdException w:name="List 4" w:semiHidden="1" w:unhideWhenUsed="1"/>
+    <w:lsdException w:name="List 5" w:semiHidden="1" w:unhideWhenUsed="1"/>
+    <w:lsdException w:name="List Bullet 2" w:semiHidden="1" w:unhideWhenUsed="1"/>
+    <w:lsdException w:name="List Bullet 3" w:semiHidden="1" w:unhideWhenUsed="1"/>
+    <w:lsdException w:name="List Bullet 4" w:semiHidden="1" w:unhideWhenUsed="1"/>
+    <w:lsdException w:name="List Bullet 5" w:semiHidden="1" w:unhideWhenUsed="1"/>
+    <w:lsdException w:name="List Number 2" w:semiHidden="1" w:unhideWhenUsed="1"/>
+    <w:lsdException w:name="List Number 3" w:semiHidden="1" w:unhideWhenUsed="1"/>
+    <w:lsdException w:name="List Number 4" w:semiHidden="1" w:unhideWhenUsed="1"/>
+    <w:lsdException w:name="List Number 5" w:semiHidden="1" w:unhideWhenUsed="1"/>
+    <w:lsdException w:name="Title" w:uiPriority="10" w:qFormat="1"/>
+    <w:lsdException w:name="Closing" w:semiHidden="1" w:unhideWhenUsed="1"/>
+    <w:lsdException w:name="Signature" w:semiHidden="1" w:unhideWhenUsed="1"/>
+    <w:lsdException w:name="Default Paragraph Font" w:semiHidden="1" w:uiPriority="1" w:unhideWhenUsed="1"/>
+    <w:lsdException w:name="Body Text" w:semiHidden="1" w:unhideWhenUsed="1"/>
+    <w:lsdException w:name="Body Text Indent" w:semiHidden="1" w:unhideWhenUsed="1"/>
+    <w:lsdException w:name="List Continue" w:semiHidden="1" w:unhideWhenUsed="1"/>
+    <w:lsdException w:name="List Continue 2" w:semiHidden="1" w:unhideWhenUsed="1"/>
+    <w:lsdException w:name="List Continue 3" w:semiHidden="1" w:unhideWhenUsed="1"/>
+    <w:lsdException w:name="List Continue 4" w:semiHidden="1" w:unhideWhenUsed="1"/>
+    <w:lsdException w:name="List Continue 5" w:semiHidden="1" w:unhideWhenUsed="1"/>
+    <w:lsdException w:name="Message Header" w:semiHidden="1" w:unhideWhenUsed="1"/>
+    <w:lsdException w:name="Subtitle" w:uiPriority="11" w:qFormat="1"/>
+    <w:lsdException w:name="Salutation" w:semiHidden="1" w:unhideWhenUsed="1"/>
+    <w:lsdException w:name="Date" w:semiHidden="1" w:unhideWhenUsed="1"/>
+    <w:lsdException w:name="Body Text First Indent" w:semiHidden="1" w:unhideWhenUsed="1"/>
+    <w:lsdException w:name="Body Text First Indent 2" w:semiHidden="1" w:unhideWhenUsed="1"/>
+    <w:lsdException w:name="Note Heading" w:semiHidden="1" w:unhideWhenUsed="1"/>
+    <w:lsdException w:name="Body Text 2" w:semiHidden="1" w:unhideWhenUsed="1"/>
+    <w:lsdException w:name="Body Text 3" w:semiHidden="1" w:unhideWhenUsed="1"/>
+    <w:lsdException w:name="Body Text Indent 2" w:semiHidden="1" w:unhideWhenUsed="1"/>
+    <w:lsdException w:name="Body Text Indent 3" w:semiHidden="1" w:unhideWhenUsed="1"/>
+    <w:lsdException w:name="Block Text" w:semiHidden="1" w:unhideWhenUsed="1"/>
+    <w:lsdException w:name="Hyperlink" w:semiHidden="1" w:unhideWhenUsed="1"/>
+    <w:lsdException w:name="FollowedHyperlink" w:semiHidden="1" w:unhideWhenUsed="1"/>
+    <w:lsdException w:name="Strong" w:uiPriority="22" w:qFormat="1"/>
+    <w:lsdException w:name="Emphasis" w:uiPriority="20" w:qFormat="1"/>
+    <w:lsdException w:name="Document Map" w:semiHidden="1" w:unhideWhenUsed="1"/>
+    <w:lsdException w:name="Plain Text" w:semiHidden="1" w:unhideWhenUsed="1"/>
+    <w:lsdException w:name="E-mail Signature" w:semiHidden="1" w:unhideWhenUsed="1"/>
+    <w:lsdException w:name="HTML Top of Form" w:semiHidden="1" w:unhideWhenUsed="1"/>
+    <w:lsdException w:name="HTML Bottom of Form" w:semiHidden="1" w:unhideWhenUsed="1"/>
+    <w:lsdException w:name="Normal (Web)" w:semiHidden="1" w:unhideWhenUsed="1"/>
+    <w:lsdException w:name="HTML Acronym" w:semiHidden="1" w:unhideWhenUsed="1"/>
+    <w:lsdException w:name="HTML Address" w:semiHidden="1" w:unhideWhenUsed="1"/>
+    <w:lsdException w:name="HTML Cite" w:semiHidden="1" w:unhideWhenUsed="1"/>
+    <w:lsdException w:name="HTML Code" w:semiHidden="1" w:unhideWhenUsed="1"/>
+    <w:lsdException w:name="HTML Definition" w:semiHidden="1" w:unhideWhenUsed="1"/>
+    <w:lsdException w:name="HTML Keyboard" w:semiHidden="1" w:unhideWhenUsed="1"/>
+    <w:lsdException w:name="HTML Preformatted" w:semiHidden="1" w:unhideWhenUsed="1"/>
+    <w:lsdException w:name="HTML Sample" w:semiHidden="1" w:unhideWhenUsed="1"/>
+    <w:lsdException w:name="HTML Typewriter" w:semiHidden="1" w:unhideWhenUsed="1"/>
+    <w:lsdException w:name="HTML Variable" w:semiHidden="1" w:unhideWhenUsed="1"/>
+    <w:lsdException w:name="Normal Table" w:semiHidden="1" w:unhideWhenUsed="1"/>
+    <w:lsdException w:name="annotation subject" w:semiHidden="1" w:unhideWhenUsed="1"/>
+    <w:lsdException w:name="No List" w:semiHidden="1" w:unhideWhenUsed="1"/>
+    <w:lsdException w:name="Outline List 1" w:semiHidden="1" w:unhideWhenUsed="1"/>
+    <w:lsdException w:name="Outline List 2" w:semiHidden="1" w:unhideWhenUsed="1"/>
+    <w:lsdException w:name="Outline List 3" w:semiHidden="1" w:unhideWhenUsed="1"/>
+    <w:lsdException w:name="Table Simple 1" w:semiHidden="1" w:unhideWhenUsed="1"/>
+    <w:lsdException w:name="Table Simple 2" w:semiHidden="1" w:unhideWhenUsed="1"/>
+    <w:lsdException w:name="Table Simple 3" w:semiHidden="1" w:unhideWhenUsed="1"/>
+    <w:lsdException w:name="Table Classic 1" w:semiHidden="1" w:unhideWhenUsed="1"/>
+    <w:lsdException w:name="Table Classic 2" w:semiHidden="1" w:unhideWhenUsed="1"/>
+    <w:lsdException w:name="Table Classic 3" w:semiHidden="1" w:unhideWhenUsed="1"/>
+    <w:lsdException w:name="Table Classic 4" w:semiHidden="1" w:unhideWhenUsed="1"/>
+    <w:lsdException w:name="Table Colorful 1" w:semiHidden="1" w:unhideWhenUsed="1"/>
+    <w:lsdException w:name="Table Colorful 2" w:semiHidden="1" w:unhideWhenUsed="1"/>
+    <w:lsdException w:name="Table Colorful 3" w:semiHidden="1" w:unhideWhenUsed="1"/>
+    <w:lsdException w:name="Table Columns 1" w:semiHidden="1" w:unhideWhenUsed="1"/>
+    <w:lsdException w:name="Table Columns 2" w:semiHidden="1" w:unhideWhenUsed="1"/>
+    <w:lsdException w:name="Table Columns 3" w:semiHidden="1" w:unhideWhenUsed="1"/>
+    <w:lsdException w:name="Table Columns 4" w:semiHidden="1" w:unhideWhenUsed="1"/>
+    <w:lsdException w:name="Table Columns 5" w:semiHidden="1" w:unhideWhenUsed="1"/>
+    <w:lsdException w:name="Table Grid 1" w:semiHidden="1" w:unhideWhenUsed="1"/>
+    <w:lsdException w:name="Table Grid 2" w:semiHidden="1" w:unhideWhenUsed="1"/>
+    <w:lsdException w:name="Table Grid 3" w:semiHidden="1" w:unhideWhenUsed="1"/>
+    <w:lsdException w:name="Table Grid 4" w:semiHidden="1" w:unhideWhenUsed="1"/>
+    <w:lsdException w:name="Table Grid 5" w:semiHidden="1" w:unhideWhenUsed="1"/>
+    <w:lsdException w:name="Table Grid 6" w:semiHidden="1" w:unhideWhenUsed="1"/>
+    <w:lsdException w:name="Table Grid 7" w:semiHidden="1" w:unhideWhenUsed="1"/>
+    <w:lsdException w:name="Table Grid 8" w:semiHidden="1" w:unhideWhenUsed="1"/>
+    <w:lsdException w:name="Table List 1" w:semiHidden="1" w:unhideWhenUsed="1"/>
+    <w:lsdException w:name="Table List 2" w:semiHidden="1" w:unhideWhenUsed="1"/>
+    <w:lsdException w:name="Table List 3" w:semiHidden="1" w:unhideWhenUsed="1"/>
+    <w:lsdException w:name="Table List 4" w:semiHidden="1" w:unhideWhenUsed="1"/>
+    <w:lsdException w:name="Table List 5" w:semiHidden="1" w:unhideWhenUsed="1"/>
+    <w:lsdException w:name="Table List 6" w:semiHidden="1" w:unhideWhenUsed="1"/>
+    <w:lsdException w:name="Table List 7" w:semiHidden="1" w:unhideWhenUsed="1"/>
+    <w:lsdException w:name="Table List 8" w:semiHidden="1" w:unhideWhenUsed="1"/>
+    <w:lsdException w:name="Table 3D effects 1" w:semiHidden="1" w:unhideWhenUsed="1"/>
+    <w:lsdException w:name="Table 3D effects 2" w:semiHidden="1" w:unhideWhenUsed="1"/>
+    <w:lsdException w:name="Table 3D effects 3" w:semiHidden="1" w:unhideWhenUsed="1"/>
+    <w:lsdException w:name="Table Contemporary" w:semiHidden="1" w:unhideWhenUsed="1"/>
+    <w:lsdException w:name="Table Elegant" w:semiHidden="1" w:unhideWhenUsed="1"/>
+    <w:lsdException w:name="Table Professional" w:semiHidden="1" w:unhideWhenUsed="1"/>
+    <w:lsdException w:name="Table Subtle 1" w:semiHidden="1" w:unhideWhenUsed="1"/>
+    <w:lsdException w:name="Table Subtle 2" w:semiHidden="1" w:unhideWhenUsed="1"/>
+    <w:lsdException w:name="Table Web 1" w:semiHidden="1" w:unhideWhenUsed="1"/>
+    <w:lsdException w:name="Table Web 2" w:semiHidden="1" w:unhideWhenUsed="1"/>
+    <w:lsdException w:name="Table Web 3" w:semiHidden="1" w:unhideWhenUsed="1"/>
+    <w:lsdException w:name="Balloon Text" w:semiHidden="1" w:unhideWhenUsed="1"/>
+    <w:lsdException w:name="Table Grid" w:uiPriority="59"/>
+    <w:lsdException w:name="Table Theme" w:semiHidden="1" w:unhideWhenUsed="1"/>
+    <w:lsdException w:name="Placeholder Text" w:semiHidden="1"/>
+    <w:lsdException w:name="No Spacing" w:uiPriority="1" w:qFormat="1"/>
+    <w:lsdException w:name="Light Shading" w:uiPriority="60"/>
+    <w:lsdException w:name="Light List" w:uiPriority="61"/>
+    <w:lsdException w:name="Light Grid" w:uiPriority="62"/>
+    <w:lsdException w:name="Medium Shading 1" w:uiPriority="63"/>
+    <w:lsdException w:name="Medium Shading 2" w:uiPriority="64"/>
+    <w:lsdException w:name="Medium List 1" w:uiPriority="65"/>
+    <w:lsdException w:name="Medium List 2" w:uiPriority="66"/>
+    <w:lsdException w:name="Medium Grid 1" w:uiPriority="67"/>
+    <w:lsdException w:name="Medium Grid 2" w:uiPriority="68"/>
+    <w:lsdException w:name="Medium Grid 3" w:uiPriority="69"/>
+    <w:lsdException w:name="Dark List" w:uiPriority="70"/>
+    <w:lsdException w:name="Colorful Shading" w:uiPriority="71"/>
+    <w:lsdException w:name="Colorful List" w:uiPriority="72"/>
+    <w:lsdException w:name="Colorful Grid" w:uiPriority="73"/>
+    <w:lsdException w:name="Light Shading Accent 1" w:uiPriority="60"/>
+    <w:lsdException w:name="Light List Accent 1" w:uiPriority="61"/>
+    <w:lsdException w:name="Light Grid Accent 1" w:uiPriority="62"/>
+    <w:lsdException w:name="Medium Shading 1 Accent 1" w:uiPriority="63"/>
+    <w:lsdException w:name="Medium Shading 2 Accent 1" w:uiPriority="64"/>
+    <w:lsdException w:name="Medium List 1 Accent 1" w:uiPriority="65"/>
+    <w:lsdException w:name="Revision" w:semiHidden="1"/>
+    <w:lsdException w:name="List Paragraph" w:uiPriority="34" w:qFormat="1"/>
+    <w:lsdException w:name="Quote" w:uiPriority="29" w:qFormat="1"/>
+    <w:lsdException w:name="Intense Quote" w:uiPriority="30" w:qFormat="1"/>
+    <w:lsdException w:name="Medium List 2 Accent 1" w:uiPriority="66"/>
+    <w:lsdException w:name="Medium Grid 1 Accent 1" w:uiPriority="67"/>
+    <w:lsdException w:name="Medium Grid 2 Accent 1" w:uiPriority="68"/>
+    <w:lsdException w:name="Medium Grid 3 Accent 1" w:uiPriority="69"/>
+    <w:lsdException w:name="Dark List Accent 1" w:uiPriority="70"/>
+    <w:lsdException w:name="Colorful Shading Accent 1" w:uiPriority="71"/>
+    <w:lsdException w:name="Colorful List Accent 1" w:uiPriority="72"/>
+    <w:lsdException w:name="Colorful Grid Accent 1" w:uiPriority="73"/>
+    <w:lsdException w:name="Light Shading Accent 2" w:uiPriority="60"/>
+    <w:lsdException w:name="Light List Accent 2" w:uiPriority="61"/>
+    <w:lsdException w:name="Light Grid Accent 2" w:uiPriority="62"/>
+    <w:lsdException w:name="Medium Shading 1 Accent 2" w:uiPriority="63"/>
+    <w:lsdException w:name="Medium Shading 2 Accent 2" w:uiPriority="64"/>
+    <w:lsdException w:name="Medium List 1 Accent 2" w:uiPriority="65"/>
+    <w:lsdException w:name="Medium List 2 Accent 2" w:uiPriority="66"/>
+    <w:lsdException w:name="Medium Grid 1 Accent 2" w:uiPriority="67"/>
+    <w:lsdException w:name="Medium Grid 2 Accent 2" w:uiPriority="68"/>
+    <w:lsdException w:name="Medium Grid 3 Accent 2" w:uiPriority="69"/>
+    <w:lsdException w:name="Dark List Accent 2" w:uiPriority="70"/>
+    <w:lsdException w:name="Colorful Shading Accent 2" w:uiPriority="71"/>
+    <w:lsdException w:name="Colorful List Accent 2" w:uiPriority="72"/>
+    <w:lsdException w:name="Colorful Grid Accent 2" w:uiPriority="73"/>
+    <w:lsdException w:name="Light Shading Accent 3" w:uiPriority="60"/>
+    <w:lsdException w:name="Light List Accent 3" w:uiPriority="61"/>
+    <w:lsdException w:name="Light Grid Accent 3" w:uiPriority="62"/>
+    <w:lsdException w:name="Medium Shading 1 Accent 3" w:uiPriority="63"/>
+    <w:lsdException w:name="Medium Shading 2 Accent 3" w:uiPriority="64"/>
+    <w:lsdException w:name="Medium List 1 Accent 3" w:uiPriority="65"/>
+    <w:lsdException w:name="Medium List 2 Accent 3" w:uiPriority="66"/>
+    <w:lsdException w:name="Medium Grid 1 Accent 3" w:uiPriority="67"/>
+    <w:lsdException w:name="Medium Grid 2 Accent 3" w:uiPriority="68"/>
+    <w:lsdException w:name="Medium Grid 3 Accent 3" w:uiPriority="69"/>
+    <w:lsdException w:name="Dark List Accent 3" w:uiPriority="70"/>
+    <w:lsdException w:name="Colorful Shading Accent 3" w:uiPriority="71"/>
+    <w:lsdException w:name="Colorful List Accent 3" w:uiPriority="72"/>
+    <w:lsdException w:name="Colorful Grid Accent 3" w:uiPriority="73"/>
+    <w:lsdException w:name="Light Shading Accent 4" w:uiPriority="60"/>
+    <w:lsdException w:name="Light List Accent 4" w:uiPriority="61"/>
+    <w:lsdException w:name="Light Grid Accent 4" w:uiPriority="62"/>
+    <w:lsdException w:name="Medium Shading 1 Accent 4" w:uiPriority="63"/>
+    <w:lsdException w:name="Medium Shading 2 Accent 4" w:uiPriority="64"/>
+    <w:lsdException w:name="Medium List 1 Accent 4" w:uiPriority="65"/>
+    <w:lsdException w:name="Medium List 2 Accent 4" w:uiPriority="66"/>
+    <w:lsdException w:name="Medium Grid 1 Accent 4" w:uiPriority="67"/>
+    <w:lsdException w:name="Medium Grid 2 Accent 4" w:uiPriority="68"/>
+    <w:lsdException w:name="Medium Grid 3 Accent 4" w:uiPriority="69"/>
+    <w:lsdException w:name="Dark List Accent 4" w:uiPriority="70"/>
+    <w:lsdException w:name="Colorful Shading Accent 4" w:uiPriority="71"/>
+    <w:lsdException w:name="Colorful List Accent 4" w:uiPriority="72"/>
+    <w:lsdException w:name="Colorful Grid Accent 4" w:uiPriority="73"/>
+    <w:lsdException w:name="Light Shading Accent 5" w:uiPriority="60"/>
+    <w:lsdException w:name="Light List Accent 5" w:uiPriority="61"/>
+    <w:lsdException w:name="Light Grid Accent 5" w:uiPriority="62"/>
+    <w:lsdException w:name="Medium Shading 1 Accent 5" w:uiPriority="63"/>
+    <w:lsdException w:name="Medium Shading 2 Accent 5" w:uiPriority="64"/>
+    <w:lsdException w:name="Medium List 1 Accent 5" w:uiPriority="65"/>
+    <w:lsdException w:name="Medium List 2 Accent 5" w:uiPriority="66"/>
+    <w:lsdException w:name="Medium Grid 1 Accent 5" w:uiPriority="67"/>
+    <w:lsdException w:name="Medium Grid 2 Accent 5" w:uiPriority="68"/>
+    <w:lsdException w:name="Medium Grid 3 Accent 5" w:uiPriority="69"/>
+    <w:lsdException w:name="Dark List Accent 5" w:uiPriority="70"/>
+    <w:lsdException w:name="Colorful Shading Accent 5" w:uiPriority="71"/>
+    <w:lsdException w:name="Colorful List Accent 5" w:uiPriority="72"/>
+    <w:lsdException w:name="Colorful Grid Accent 5" w:uiPriority="73"/>
+    <w:lsdException w:name="Light Shading Accent 6" w:uiPriority="60"/>
+    <w:lsdException w:name="Light List Accent 6" w:uiPriority="61"/>
+    <w:lsdException w:name="Light Grid Accent 6" w:uiPriority="62"/>
+    <w:lsdException w:name="Medium Shading 1 Accent 6" w:uiPriority="63"/>
+    <w:lsdException w:name="Medium Shading 2 Accent 6" w:uiPriority="64"/>
+    <w:lsdException w:name="Medium List 1 Accent 6" w:uiPriority="65"/>
+    <w:lsdException w:name="Medium List 2 Accent 6" w:uiPriority="66"/>
+    <w:lsdException w:name="Medium Grid 1 Accent 6" w:uiPriority="67"/>
+    <w:lsdException w:name="Medium Grid 2 Accent 6" w:uiPriority="68"/>
+    <w:lsdException w:name="Medium Grid 3 Accent 6" w:uiPriority="69"/>
+    <w:lsdException w:name="Dark List Accent 6" w:uiPriority="70"/>
+    <w:lsdException w:name="Colorful Shading Accent 6" w:uiPriority="71"/>
+    <w:lsdException w:name="Colorful List Accent 6" w:uiPriority="72"/>
+    <w:lsdException w:name="Colorful Grid Accent 6" w:uiPriority="73"/>
+    <w:lsdException w:name="Subtle Emphasis" w:uiPriority="19" w:qFormat="1"/>
+    <w:lsdException w:name="Intense Emphasis" w:uiPriority="21" w:qFormat="1"/>
+    <w:lsdException w:name="Subtle Reference" w:uiPriority="31" w:qFormat="1"/>
+    <w:lsdException w:name="Intense Reference" w:uiPriority="32" w:qFormat="1"/>
+    <w:lsdException w:name="Book Title" w:uiPriority="33" w:qFormat="1"/>
+    <w:lsdException w:name="Bibliography" w:semiHidden="1" w:uiPriority="37" w:unhideWhenUsed="1"/>
+    <w:lsdException w:name="TOC Heading" w:semiHidden="1" w:uiPriority="39" w:unhideWhenUsed="1" w:qFormat="1"/>
+    <w:lsdException w:name="Plain Table 1" w:uiPriority="41"/>
+    <w:lsdException w:name="Plain Table 2" w:uiPriority="42"/>
+    <w:lsdException w:name="Plain Table 3" w:uiPriority="43"/>
+    <w:lsdException w:name="Plain Table 4" w:uiPriority="44"/>
+    <w:lsdException w:name="Plain Table 5" w:uiPriority="45"/>
+    <w:lsdException w:name="Grid Table Light" w:uiPriority="40"/>
+    <w:lsdException w:name="Grid Table 1 Light" w:uiPriority="46"/>
+    <w:lsdException w:name="Grid Table 2" w:uiPriority="47"/>
+    <w:lsdException w:name="Grid Table 3" w:uiPriority="48"/>
+    <w:lsdException w:name="Grid Table 4" w:uiPriority="49"/>
+    <w:lsdException w:name="Grid Table 5 Dark" w:uiPriority="50"/>
+    <w:lsdException w:name="Grid Table 6 Colorful" w:uiPriority="51"/>
+    <w:lsdException w:name="Grid Table 7 Colorful" w:uiPriority="52"/>
+    <w:lsdException w:name="Grid Table 1 Light Accent 1" w:uiPriority="46"/>
+    <w:lsdException w:name="Grid Table 2 Accent 1" w:uiPriority="47"/>
+    <w:lsdException w:name="Grid Table 3 Accent 1" w:uiPriority="48"/>
+    <w:lsdException w:name="Grid Table 4 Accent 1" w:uiPriority="49"/>
+    <w:lsdException w:name="Grid Table 5 Dark Accent 1" w:uiPriority="50"/>
+    <w:lsdException w:name="Grid Table 6 Colorful Accent 1" w:uiPriority="51"/>
+    <w:lsdException w:name="Grid Table 7 Colorful Accent 1" w:uiPriority="52"/>
+    <w:lsdException w:name="Grid Table 1 Light Accent 2" w:uiPriority="46"/>
+    <w:lsdException w:name="Grid Table 2 Accent 2" w:uiPriority="47"/>
+    <w:lsdException w:name="Grid Table 3 Accent 2" w:uiPriority="48"/>
+    <w:lsdException w:name="Grid Table 4 Accent 2" w:uiPriority="49"/>
+    <w:lsdException w:name="Grid Table 5 Dark Accent 2" w:uiPriority="50"/>
+    <w:lsdException w:name="Grid Table 6 Colorful Accent 2" w:uiPriority="51"/>
+    <w:lsdException w:name="Grid Table 7 Colorful Accent 2" w:uiPriority="52"/>
+    <w:lsdException w:name="Grid Table 1 Light Accent 3" w:uiPriority="46"/>
+    <w:lsdException w:name="Grid Table 2 Accent 3" w:uiPriority="47"/>
+    <w:lsdException w:name="Grid Table 3 Accent 3" w:uiPriority="48"/>
+    <w:lsdException w:name="Grid Table 4 Accent 3" w:uiPriority="49"/>
+    <w:lsdException w:name="Grid Table 5 Dark Accent 3" w:uiPriority="50"/>
+    <w:lsdException w:name="Grid Table 6 Colorful Accent 3" w:uiPriority="51"/>
+    <w:lsdException w:name="Grid Table 7 Colorful Accent 3" w:uiPriority="52"/>
+    <w:lsdException w:name="Grid Table 1 Light Accent 4" w:uiPriority="46"/>
+    <w:lsdException w:name="Grid Table 2 Accent 4" w:uiPriority="47"/>
+    <w:lsdException w:name="Grid Table 3 Accent 4" w:uiPriority="48"/>
+    <w:lsdException w:name="Grid Table 4 Accent 4" w:uiPriority="49"/>
+    <w:lsdException w:name="Grid Table 5 Dark Accent 4" w:uiPriority="50"/>
+    <w:lsdException w:name="Grid Table 6 Colorful Accent 4" w:uiPriority="51"/>
+    <w:lsdException w:name="Grid Table 7 Colorful Accent 4" w:uiPriority="52"/>
+    <w:lsdException w:name="Grid Table 1 Light Accent 5" w:uiPriority="46"/>
+    <w:lsdException w:name="Grid Table 2 Accent 5" w:uiPriority="47"/>
+    <w:lsdException w:name="Grid Table 3 Accent 5" w:uiPriority="48"/>
+    <w:lsdException w:name="Grid Table 4 Accent 5" w:uiPriority="49"/>
+    <w:lsdException w:name="Grid Table 5 Dark Accent 5" w:uiPriority="50"/>
+    <w:lsdException w:name="Grid Table 6 Colorful Accent 5" w:uiPriority="51"/>
+    <w:lsdException w:name="Grid Table 7 Colorful Accent 5" w:uiPriority="52"/>
+    <w:lsdException w:name="Grid Table 1 Light Accent 6" w:uiPriority="46"/>
+    <w:lsdException w:name="Grid Table 2 Accent 6" w:uiPriority="47"/>
+    <w:lsdException w:name="Grid Table 3 Accent 6" w:uiPriority="48"/>
+    <w:lsdException w:name="Grid Table 4 Accent 6" w:uiPriority="49"/>
+    <w:lsdException w:name="Grid Table 5 Dark Accent 6" w:uiPriority="50"/>
+    <w:lsdException w:name="Grid Table 6 Colorful Accent 6" w:uiPriority="51"/>
+    <w:lsdException w:name="Grid Table 7 Colorful Accent 6" w:uiPriority="52"/>
+    <w:lsdException w:name="List Table 1 Light" w:uiPriority="46"/>
+    <w:lsdException w:name="List Table 2" w:uiPriority="47"/>
+    <w:lsdException w:name="List Table 3" w:uiPriority="48"/>
+    <w:lsdException w:name="List Table 4" w:uiPriority="49"/>
+    <w:lsdException w:name="List Table 5 Dark" w:uiPriority="50"/>
+    <w:lsdException w:name="List Table 6 Colorful" w:uiPriority="51"/>
+    <w:lsdException w:name="List Table 7 Colorful" w:uiPriority="52"/>
+    <w:lsdException w:name="List Table 1 Light Accent 1" w:uiPriority="46"/>
+    <w:lsdException w:name="List Table 2 Accent 1" w:uiPriority="47"/>
+    <w:lsdException w:name="List Table 3 Accent 1" w:uiPriority="48"/>
+    <w:lsdException w:name="List Table 4 Accent 1" w:uiPriority="49"/>
+    <w:lsdException w:name="List Table 5 Dark Accent 1" w:uiPriority="50"/>
+    <w:lsdException w:name="List Table 6 Colorful Accent 1" w:uiPriority="51"/>
+    <w:lsdException w:name="List Table 7 Colorful Accent 1" w:uiPriority="52"/>
+    <w:lsdException w:name="List Table 1 Light Accent 2" w:uiPriority="46"/>
+    <w:lsdException w:name="List Table 2 Accent 2" w:uiPriority="47"/>
+    <w:lsdException w:name="List Table 3 Accent 2" w:uiPriority="48"/>
+    <w:lsdException w:name="List Table 4 Accent 2" w:uiPriority="49"/>
+    <w:lsdException w:name="List Table 5 Dark Accent 2" w:uiPriority="50"/>
+    <w:lsdException w:name="List Table 6 Colorful Accent 2" w:uiPriority="51"/>
+    <w:lsdException w:name="List Table 7 Colorful Accent 2" w:uiPriority="52"/>
+    <w:lsdException w:name="List Table 1 Light Accent 3" w:uiPriority="46"/>
+    <w:lsdException w:name="List Table 2 Accent 3" w:uiPriority="47"/>
+    <w:lsdException w:name="List Table 3 Accent 3" w:uiPriority="48"/>
+    <w:lsdException w:name="List Table 4 Accent 3" w:uiPriority="49"/>
+    <w:lsdException w:name="List Table 5 Dark Accent 3" w:uiPriority="50"/>
+    <w:lsdException w:name="List Table 6 Colorful Accent 3" w:uiPriority="51"/>
+    <w:lsdException w:name="List Table 7 Colorful Accent 3" w:uiPriority="52"/>
+    <w:lsdException w:name="List Table 1 Light Accent 4" w:uiPriority="46"/>
+    <w:lsdException w:name="List Table 2 Accent 4" w:uiPriority="47"/>
+    <w:lsdException w:name="List Table 3 Accent 4" w:uiPriority="48"/>
+    <w:lsdException w:name="List Table 4 Accent 4" w:uiPriority="49"/>
+    <w:lsdException w:name="List Table 5 Dark Accent 4" w:uiPriority="50"/>
+    <w:lsdException w:name="List Table 6 Colorful Accent 4" w:uiPriority="51"/>
+    <w:lsdException w:name="List Table 7 Colorful Accent 4" w:uiPriority="52"/>
+    <w:lsdException w:name="List Table 1 Light Accent 5" w:uiPriority="46"/>
+    <w:lsdException w:name="List Table 2 Accent 5" w:uiPriority="47"/>
+    <w:lsdException w:name="List Table 3 Accent 5" w:uiPriority="48"/>
+    <w:lsdException w:name="List Table 4 Accent 5" w:uiPriority="49"/>
+    <w:lsdException w:name="List Table 5 Dark Accent 5" w:uiPriority="50"/>
+    <w:lsdException w:name="List Table 6 Colorful Accent 5" w:uiPriority="51"/>
+    <w:lsdException w:name="List Table 7 Colorful Accent 5" w:uiPriority="52"/>
+    <w:lsdException w:name="List Table 1 Light Accent 6" w:uiPriority="46"/>
+    <w:lsdException w:name="List Table 2 Accent 6" w:uiPriority="47"/>
+    <w:lsdException w:name="List Table 3 Accent 6" w:uiPriority="48"/>
+    <w:lsdException w:name="List Table 4 Accent 6" w:uiPriority="49"/>
+    <w:lsdException w:name="List Table 5 Dark Accent 6" w:uiPriority="50"/>
+    <w:lsdException w:name="List Table 6 Colorful Accent 6" w:uiPriority="51"/>
+    <w:lsdException w:name="List Table 7 Colorful Accent 6" w:uiPriority="52"/>
   </w:latentStyles>
-  <w:style w:type="paragraph" w:default="1" w:styleId="Normal">
+  <w:style w:type="paragraph" w:default="1" w:styleId="a">
     <w:name w:val="Normal"/>
     <w:qFormat/>
     <w:rsid w:val="009B35DD"/>
@@ -8042,11 +9227,11 @@
       <w:widowControl w:val="0"/>
     </w:pPr>
   </w:style>
-  <w:style w:type="paragraph" w:styleId="Heading1">
+  <w:style w:type="paragraph" w:styleId="1">
     <w:name w:val="heading 1"/>
-    <w:basedOn w:val="Normal"/>
-    <w:next w:val="Normal"/>
-    <w:link w:val="Heading1Char"/>
+    <w:basedOn w:val="a"/>
+    <w:next w:val="a"/>
+    <w:link w:val="10"/>
     <w:uiPriority w:val="9"/>
     <w:qFormat/>
     <w:rsid w:val="004B1D72"/>
@@ -8064,11 +9249,11 @@
       <w:szCs w:val="44"/>
     </w:rPr>
   </w:style>
-  <w:style w:type="paragraph" w:styleId="Heading2">
+  <w:style w:type="paragraph" w:styleId="2">
     <w:name w:val="heading 2"/>
-    <w:basedOn w:val="Normal"/>
-    <w:next w:val="Normal"/>
-    <w:link w:val="Heading2Char"/>
+    <w:basedOn w:val="a"/>
+    <w:next w:val="a"/>
+    <w:link w:val="20"/>
     <w:uiPriority w:val="9"/>
     <w:unhideWhenUsed/>
     <w:qFormat/>
@@ -8090,11 +9275,11 @@
       <w:szCs w:val="32"/>
     </w:rPr>
   </w:style>
-  <w:style w:type="paragraph" w:styleId="Heading3">
+  <w:style w:type="paragraph" w:styleId="3">
     <w:name w:val="heading 3"/>
-    <w:basedOn w:val="Normal"/>
-    <w:next w:val="Normal"/>
-    <w:link w:val="Heading3Char"/>
+    <w:basedOn w:val="a"/>
+    <w:next w:val="a"/>
+    <w:link w:val="30"/>
     <w:uiPriority w:val="9"/>
     <w:unhideWhenUsed/>
     <w:qFormat/>
@@ -8115,11 +9300,11 @@
       <w:szCs w:val="32"/>
     </w:rPr>
   </w:style>
-  <w:style w:type="paragraph" w:styleId="Heading4">
+  <w:style w:type="paragraph" w:styleId="4">
     <w:name w:val="heading 4"/>
-    <w:basedOn w:val="Normal"/>
-    <w:next w:val="Normal"/>
-    <w:link w:val="Heading4Char"/>
+    <w:basedOn w:val="a"/>
+    <w:next w:val="a"/>
+    <w:link w:val="40"/>
     <w:uiPriority w:val="9"/>
     <w:unhideWhenUsed/>
     <w:qFormat/>
@@ -8138,18 +9323,17 @@
       <w:szCs w:val="28"/>
     </w:rPr>
   </w:style>
-  <w:style w:type="character" w:default="1" w:styleId="DefaultParagraphFont">
+  <w:style w:type="character" w:default="1" w:styleId="a0">
     <w:name w:val="Default Paragraph Font"/>
     <w:uiPriority w:val="1"/>
     <w:semiHidden/>
     <w:unhideWhenUsed/>
   </w:style>
-  <w:style w:type="table" w:default="1" w:styleId="TableNormal">
+  <w:style w:type="table" w:default="1" w:styleId="a1">
     <w:name w:val="Normal Table"/>
     <w:uiPriority w:val="99"/>
     <w:semiHidden/>
     <w:unhideWhenUsed/>
-    <w:qFormat/>
     <w:tblPr>
       <w:tblInd w:w="0" w:type="dxa"/>
       <w:tblCellMar>
@@ -8160,18 +9344,17 @@
       </w:tblCellMar>
     </w:tblPr>
   </w:style>
-  <w:style w:type="numbering" w:default="1" w:styleId="NoList">
+  <w:style w:type="numbering" w:default="1" w:styleId="a2">
     <w:name w:val="No List"/>
     <w:uiPriority w:val="99"/>
     <w:semiHidden/>
     <w:unhideWhenUsed/>
   </w:style>
-  <w:style w:type="paragraph" w:styleId="Header">
+  <w:style w:type="paragraph" w:styleId="a3">
     <w:name w:val="header"/>
-    <w:basedOn w:val="Normal"/>
-    <w:link w:val="HeaderChar"/>
+    <w:basedOn w:val="a"/>
+    <w:link w:val="a4"/>
     <w:uiPriority w:val="99"/>
-    <w:semiHidden/>
     <w:unhideWhenUsed/>
     <w:rsid w:val="00210B6B"/>
     <w:pPr>
@@ -8190,24 +9373,22 @@
       <w:szCs w:val="18"/>
     </w:rPr>
   </w:style>
-  <w:style w:type="character" w:customStyle="1" w:styleId="HeaderChar">
-    <w:name w:val="Header Char"/>
-    <w:basedOn w:val="DefaultParagraphFont"/>
-    <w:link w:val="Header"/>
+  <w:style w:type="character" w:customStyle="1" w:styleId="a4">
+    <w:name w:val="页眉 字符"/>
+    <w:basedOn w:val="a0"/>
+    <w:link w:val="a3"/>
     <w:uiPriority w:val="99"/>
-    <w:semiHidden/>
     <w:rsid w:val="00210B6B"/>
     <w:rPr>
       <w:sz w:val="18"/>
       <w:szCs w:val="18"/>
     </w:rPr>
   </w:style>
-  <w:style w:type="paragraph" w:styleId="Footer">
+  <w:style w:type="paragraph" w:styleId="a5">
     <w:name w:val="footer"/>
-    <w:basedOn w:val="Normal"/>
-    <w:link w:val="FooterChar"/>
+    <w:basedOn w:val="a"/>
+    <w:link w:val="a6"/>
     <w:uiPriority w:val="99"/>
-    <w:semiHidden/>
     <w:unhideWhenUsed/>
     <w:rsid w:val="00210B6B"/>
     <w:pPr>
@@ -8223,22 +9404,21 @@
       <w:szCs w:val="18"/>
     </w:rPr>
   </w:style>
-  <w:style w:type="character" w:customStyle="1" w:styleId="FooterChar">
-    <w:name w:val="Footer Char"/>
-    <w:basedOn w:val="DefaultParagraphFont"/>
-    <w:link w:val="Footer"/>
+  <w:style w:type="character" w:customStyle="1" w:styleId="a6">
+    <w:name w:val="页脚 字符"/>
+    <w:basedOn w:val="a0"/>
+    <w:link w:val="a5"/>
     <w:uiPriority w:val="99"/>
-    <w:semiHidden/>
     <w:rsid w:val="00210B6B"/>
     <w:rPr>
       <w:sz w:val="18"/>
       <w:szCs w:val="18"/>
     </w:rPr>
   </w:style>
-  <w:style w:type="character" w:customStyle="1" w:styleId="Heading1Char">
-    <w:name w:val="Heading 1 Char"/>
-    <w:basedOn w:val="DefaultParagraphFont"/>
-    <w:link w:val="Heading1"/>
+  <w:style w:type="character" w:customStyle="1" w:styleId="10">
+    <w:name w:val="标题 1 字符"/>
+    <w:basedOn w:val="a0"/>
+    <w:link w:val="1"/>
     <w:uiPriority w:val="9"/>
     <w:rsid w:val="004B1D72"/>
     <w:rPr>
@@ -8249,10 +9429,10 @@
       <w:szCs w:val="44"/>
     </w:rPr>
   </w:style>
-  <w:style w:type="character" w:customStyle="1" w:styleId="Heading2Char">
-    <w:name w:val="Heading 2 Char"/>
-    <w:basedOn w:val="DefaultParagraphFont"/>
-    <w:link w:val="Heading2"/>
+  <w:style w:type="character" w:customStyle="1" w:styleId="20">
+    <w:name w:val="标题 2 字符"/>
+    <w:basedOn w:val="a0"/>
+    <w:link w:val="2"/>
     <w:uiPriority w:val="9"/>
     <w:rsid w:val="004B1D72"/>
     <w:rPr>
@@ -8263,10 +9443,10 @@
       <w:szCs w:val="32"/>
     </w:rPr>
   </w:style>
-  <w:style w:type="character" w:customStyle="1" w:styleId="Heading3Char">
-    <w:name w:val="Heading 3 Char"/>
-    <w:basedOn w:val="DefaultParagraphFont"/>
-    <w:link w:val="Heading3"/>
+  <w:style w:type="character" w:customStyle="1" w:styleId="30">
+    <w:name w:val="标题 3 字符"/>
+    <w:basedOn w:val="a0"/>
+    <w:link w:val="3"/>
     <w:uiPriority w:val="9"/>
     <w:rsid w:val="004B1D72"/>
     <w:rPr>
@@ -8276,10 +9456,10 @@
       <w:szCs w:val="32"/>
     </w:rPr>
   </w:style>
-  <w:style w:type="character" w:customStyle="1" w:styleId="Heading4Char">
-    <w:name w:val="Heading 4 Char"/>
-    <w:basedOn w:val="DefaultParagraphFont"/>
-    <w:link w:val="Heading4"/>
+  <w:style w:type="character" w:customStyle="1" w:styleId="40">
+    <w:name w:val="标题 4 字符"/>
+    <w:basedOn w:val="a0"/>
+    <w:link w:val="4"/>
     <w:uiPriority w:val="9"/>
     <w:rsid w:val="004B1D72"/>
     <w:rPr>
@@ -8290,10 +9470,10 @@
       <w:szCs w:val="28"/>
     </w:rPr>
   </w:style>
-  <w:style w:type="paragraph" w:styleId="DocumentMap">
+  <w:style w:type="paragraph" w:styleId="a7">
     <w:name w:val="Document Map"/>
-    <w:basedOn w:val="Normal"/>
-    <w:link w:val="DocumentMapChar"/>
+    <w:basedOn w:val="a"/>
+    <w:link w:val="a8"/>
     <w:uiPriority w:val="99"/>
     <w:semiHidden/>
     <w:unhideWhenUsed/>
@@ -8304,10 +9484,10 @@
       <w:szCs w:val="16"/>
     </w:rPr>
   </w:style>
-  <w:style w:type="character" w:customStyle="1" w:styleId="DocumentMapChar">
-    <w:name w:val="Document Map Char"/>
-    <w:basedOn w:val="DefaultParagraphFont"/>
-    <w:link w:val="DocumentMap"/>
+  <w:style w:type="character" w:customStyle="1" w:styleId="a8">
+    <w:name w:val="文档结构图 字符"/>
+    <w:basedOn w:val="a0"/>
+    <w:link w:val="a7"/>
     <w:uiPriority w:val="99"/>
     <w:semiHidden/>
     <w:rsid w:val="004B1D72"/>
@@ -8317,13 +9497,12 @@
       <w:szCs w:val="16"/>
     </w:rPr>
   </w:style>
-  <w:style w:type="table" w:styleId="TableGrid">
+  <w:style w:type="table" w:styleId="a9">
     <w:name w:val="Table Grid"/>
-    <w:basedOn w:val="TableNormal"/>
+    <w:basedOn w:val="a1"/>
     <w:uiPriority w:val="59"/>
     <w:rsid w:val="00FD27D2"/>
     <w:tblPr>
-      <w:tblInd w:w="0" w:type="dxa"/>
       <w:tblBorders>
         <w:top w:val="single" w:sz="4" w:space="0" w:color="000000" w:themeColor="text1"/>
         <w:left w:val="single" w:sz="4" w:space="0" w:color="000000" w:themeColor="text1"/>
@@ -8332,17 +9511,11 @@
         <w:insideH w:val="single" w:sz="4" w:space="0" w:color="000000" w:themeColor="text1"/>
         <w:insideV w:val="single" w:sz="4" w:space="0" w:color="000000" w:themeColor="text1"/>
       </w:tblBorders>
-      <w:tblCellMar>
-        <w:top w:w="0" w:type="dxa"/>
-        <w:left w:w="108" w:type="dxa"/>
-        <w:bottom w:w="0" w:type="dxa"/>
-        <w:right w:w="108" w:type="dxa"/>
-      </w:tblCellMar>
     </w:tblPr>
   </w:style>
-  <w:style w:type="paragraph" w:styleId="ListParagraph">
+  <w:style w:type="paragraph" w:styleId="aa">
     <w:name w:val="List Paragraph"/>
-    <w:basedOn w:val="Normal"/>
+    <w:basedOn w:val="a"/>
     <w:uiPriority w:val="34"/>
     <w:qFormat/>
     <w:rsid w:val="006E7F0B"/>
@@ -8350,11 +9523,11 @@
       <w:ind w:firstLineChars="200" w:firstLine="420"/>
     </w:pPr>
   </w:style>
-  <w:style w:type="paragraph" w:styleId="Title">
+  <w:style w:type="paragraph" w:styleId="ab">
     <w:name w:val="Title"/>
-    <w:basedOn w:val="Normal"/>
-    <w:next w:val="Normal"/>
-    <w:link w:val="TitleChar"/>
+    <w:basedOn w:val="a"/>
+    <w:next w:val="a"/>
+    <w:link w:val="ac"/>
     <w:uiPriority w:val="10"/>
     <w:qFormat/>
     <w:rsid w:val="002B0E83"/>
@@ -8371,10 +9544,10 @@
       <w:szCs w:val="32"/>
     </w:rPr>
   </w:style>
-  <w:style w:type="character" w:customStyle="1" w:styleId="TitleChar">
-    <w:name w:val="Title Char"/>
-    <w:basedOn w:val="DefaultParagraphFont"/>
-    <w:link w:val="Title"/>
+  <w:style w:type="character" w:customStyle="1" w:styleId="ac">
+    <w:name w:val="标题 字符"/>
+    <w:basedOn w:val="a0"/>
+    <w:link w:val="ab"/>
     <w:uiPriority w:val="10"/>
     <w:rsid w:val="002B0E83"/>
     <w:rPr>
@@ -8385,10 +9558,10 @@
       <w:szCs w:val="32"/>
     </w:rPr>
   </w:style>
-  <w:style w:type="paragraph" w:styleId="BalloonText">
+  <w:style w:type="paragraph" w:styleId="ad">
     <w:name w:val="Balloon Text"/>
-    <w:basedOn w:val="Normal"/>
-    <w:link w:val="BalloonTextChar"/>
+    <w:basedOn w:val="a"/>
+    <w:link w:val="ae"/>
     <w:uiPriority w:val="99"/>
     <w:semiHidden/>
     <w:unhideWhenUsed/>
@@ -8398,10 +9571,10 @@
       <w:szCs w:val="16"/>
     </w:rPr>
   </w:style>
-  <w:style w:type="character" w:customStyle="1" w:styleId="BalloonTextChar">
-    <w:name w:val="Balloon Text Char"/>
-    <w:basedOn w:val="DefaultParagraphFont"/>
-    <w:link w:val="BalloonText"/>
+  <w:style w:type="character" w:customStyle="1" w:styleId="ae">
+    <w:name w:val="批注框文本 字符"/>
+    <w:basedOn w:val="a0"/>
+    <w:link w:val="ad"/>
     <w:uiPriority w:val="99"/>
     <w:semiHidden/>
     <w:rsid w:val="00F138D7"/>
@@ -8701,7 +9874,7 @@
 </file>
 
 <file path=customXml/itemProps1.xml><?xml version="1.0" encoding="utf-8"?>
-<ds:datastoreItem xmlns:ds="http://schemas.openxmlformats.org/officeDocument/2006/customXml" ds:itemID="{1F7FC3A9-FDCF-42C7-959B-D28134131C3D}">
+<ds:datastoreItem xmlns:ds="http://schemas.openxmlformats.org/officeDocument/2006/customXml" ds:itemID="{C1C4BFAE-6EA9-4176-9AC9-E33C9930EF35}">
   <ds:schemaRefs>
     <ds:schemaRef ds:uri="http://schemas.openxmlformats.org/officeDocument/2006/bibliography"/>
   </ds:schemaRefs>

--- a/internal_doc/03.开发设计/Story-password调整方案.docx
+++ b/internal_doc/03.开发设计/Story-password调整方案.docx
@@ -2358,6 +2358,9 @@
           <w:numId w:val="24"/>
         </w:numPr>
         <w:ind w:firstLineChars="0"/>
+        <w:rPr>
+          <w:rFonts w:hint="eastAsia"/>
+        </w:rPr>
       </w:pPr>
       <w:r>
         <w:rPr>
@@ -2365,68 +2368,8 @@
         </w:rPr>
         <w:t>命令行参数携带密码参数，密码必是明文</w:t>
       </w:r>
-    </w:p>
-    <w:p>
-      <w:pPr>
-        <w:pStyle w:val="aa"/>
-        <w:numPr>
-          <w:ilvl w:val="0"/>
-          <w:numId w:val="24"/>
-        </w:numPr>
-        <w:ind w:firstLineChars="0"/>
-      </w:pPr>
-      <w:r>
-        <w:rPr>
-          <w:rFonts w:hint="eastAsia"/>
-        </w:rPr>
-        <w:t>命令行参数的合法性检查由</w:t>
-      </w:r>
-      <w:r>
-        <w:rPr>
-          <w:rFonts w:hint="eastAsia"/>
-        </w:rPr>
-        <w:t>boost</w:t>
-      </w:r>
-      <w:r>
-        <w:rPr>
-          <w:rFonts w:hint="eastAsia"/>
-        </w:rPr>
-        <w:t>库完成</w:t>
-      </w:r>
-    </w:p>
-    <w:p>
-      <w:pPr>
-        <w:pStyle w:val="aa"/>
-        <w:numPr>
-          <w:ilvl w:val="0"/>
-          <w:numId w:val="24"/>
-        </w:numPr>
-        <w:ind w:firstLineChars="0"/>
-      </w:pPr>
-      <w:r>
-        <w:rPr>
-          <w:rFonts w:hint="eastAsia"/>
-        </w:rPr>
-        <w:t>交互式输入的时机发生在</w:t>
-      </w:r>
-      <w:r>
-        <w:rPr>
-          <w:rFonts w:hint="eastAsia"/>
-        </w:rPr>
-        <w:t>boost</w:t>
-      </w:r>
-      <w:r>
-        <w:rPr>
-          <w:rFonts w:hint="eastAsia"/>
-        </w:rPr>
-        <w:t>库解析完成后</w:t>
-      </w:r>
-    </w:p>
-    <w:p>
-      <w:pPr>
-        <w:pStyle w:val="aa"/>
-        <w:ind w:left="777" w:firstLineChars="0" w:firstLine="0"/>
-      </w:pPr>
+      <w:bookmarkStart w:id="0" w:name="_GoBack"/>
+      <w:bookmarkEnd w:id="0"/>
     </w:p>
     <w:p/>
     <w:p>
@@ -2913,8 +2856,6 @@
         </w:rPr>
         <w:t>使用</w:t>
       </w:r>
-      <w:bookmarkStart w:id="0" w:name="_GoBack"/>
-      <w:bookmarkEnd w:id="0"/>
     </w:p>
     <w:p>
       <w:pPr>
@@ -9874,7 +9815,7 @@
 </file>
 
 <file path=customXml/itemProps1.xml><?xml version="1.0" encoding="utf-8"?>
-<ds:datastoreItem xmlns:ds="http://schemas.openxmlformats.org/officeDocument/2006/customXml" ds:itemID="{C1C4BFAE-6EA9-4176-9AC9-E33C9930EF35}">
+<ds:datastoreItem xmlns:ds="http://schemas.openxmlformats.org/officeDocument/2006/customXml" ds:itemID="{58EB164E-238F-4F01-9B63-2AC34993BCF7}">
   <ds:schemaRefs>
     <ds:schemaRef ds:uri="http://schemas.openxmlformats.org/officeDocument/2006/bibliography"/>
   </ds:schemaRefs>

--- a/internal_doc/03.开发设计/Story-password调整方案.docx
+++ b/internal_doc/03.开发设计/Story-password调整方案.docx
@@ -1375,6 +1375,62 @@
           <w:rFonts w:hint="eastAsia"/>
         </w:rPr>
       </w:pPr>
+      <w:r>
+        <w:rPr>
+          <w:rFonts w:hint="eastAsia"/>
+        </w:rPr>
+        <w:t>注：对于</w:t>
+      </w:r>
+      <w:r>
+        <w:rPr>
+          <w:rFonts w:hint="eastAsia"/>
+        </w:rPr>
+        <w:t>P</w:t>
+      </w:r>
+      <w:bookmarkStart w:id="0" w:name="_GoBack"/>
+      <w:bookmarkEnd w:id="0"/>
+      <w:r>
+        <w:rPr>
+          <w:rFonts w:hint="eastAsia"/>
+        </w:rPr>
+        <w:t>ostgresql</w:t>
+      </w:r>
+      <w:r>
+        <w:rPr>
+          <w:rFonts w:hint="eastAsia"/>
+        </w:rPr>
+        <w:t>则是</w:t>
+      </w:r>
+      <w:r>
+        <w:rPr>
+          <w:rFonts w:hint="eastAsia"/>
+        </w:rPr>
+        <w:t>o</w:t>
+      </w:r>
+      <w:r>
+        <w:t>ptions (</w:t>
+      </w:r>
+      <w:r>
+        <w:t>user</w:t>
+      </w:r>
+      <w:r>
+        <w:t xml:space="preserve"> “”</w:t>
+      </w:r>
+      <w:r>
+        <w:t>, cipherFile “”</w:t>
+      </w:r>
+      <w:r>
+        <w:t>)</w:t>
+      </w:r>
+      <w:r>
+        <w:t xml:space="preserve"> </w:t>
+      </w:r>
+      <w:r>
+        <w:rPr>
+          <w:rFonts w:hint="eastAsia"/>
+        </w:rPr>
+        <w:t>格式；</w:t>
+      </w:r>
     </w:p>
     <w:p>
       <w:pPr>
@@ -1579,18 +1635,17 @@
     </w:p>
     <w:p>
       <w:pPr>
-        <w:pStyle w:val="aa"/>
-        <w:ind w:left="777" w:firstLineChars="0" w:firstLine="0"/>
-        <w:rPr>
-          <w:rFonts w:hint="eastAsia"/>
-        </w:rPr>
-      </w:pPr>
-    </w:p>
-    <w:p>
-      <w:pPr>
-        <w:pStyle w:val="aa"/>
-        <w:ind w:left="1290" w:firstLineChars="0" w:firstLine="0"/>
-      </w:pPr>
+        <w:ind w:left="0"/>
+        <w:rPr>
+          <w:rFonts w:hint="eastAsia"/>
+        </w:rPr>
+      </w:pPr>
+      <w:r>
+        <w:tab/>
+      </w:r>
+      <w:r>
+        <w:tab/>
+      </w:r>
     </w:p>
     <w:p>
       <w:pPr>
@@ -2368,8 +2423,6 @@
         </w:rPr>
         <w:t>命令行参数携带密码参数，密码必是明文</w:t>
       </w:r>
-      <w:bookmarkStart w:id="0" w:name="_GoBack"/>
-      <w:bookmarkEnd w:id="0"/>
     </w:p>
     <w:p/>
     <w:p>
@@ -9815,7 +9868,7 @@
 </file>
 
 <file path=customXml/itemProps1.xml><?xml version="1.0" encoding="utf-8"?>
-<ds:datastoreItem xmlns:ds="http://schemas.openxmlformats.org/officeDocument/2006/customXml" ds:itemID="{58EB164E-238F-4F01-9B63-2AC34993BCF7}">
+<ds:datastoreItem xmlns:ds="http://schemas.openxmlformats.org/officeDocument/2006/customXml" ds:itemID="{1C332C55-1DF8-400B-8023-AEFB40AC41D4}">
   <ds:schemaRefs>
     <ds:schemaRef ds:uri="http://schemas.openxmlformats.org/officeDocument/2006/bibliography"/>
   </ds:schemaRefs>

--- a/internal_doc/03.开发设计/Story-password调整方案.docx
+++ b/internal_doc/03.开发设计/Story-password调整方案.docx
@@ -1192,13 +1192,13 @@
         <w:tblLook w:val="04A0" w:firstRow="1" w:lastRow="0" w:firstColumn="1" w:lastColumn="0" w:noHBand="0" w:noVBand="1"/>
       </w:tblPr>
       <w:tblGrid>
-        <w:gridCol w:w="1954"/>
-        <w:gridCol w:w="11222"/>
+        <w:gridCol w:w="1450"/>
+        <w:gridCol w:w="9252"/>
       </w:tblGrid>
       <w:tr>
         <w:tc>
           <w:tcPr>
-            <w:tcW w:w="0" w:type="auto"/>
+            <w:tcW w:w="1450" w:type="dxa"/>
             <w:vAlign w:val="center"/>
           </w:tcPr>
           <w:p>
@@ -1218,7 +1218,7 @@
         </w:tc>
         <w:tc>
           <w:tcPr>
-            <w:tcW w:w="0" w:type="auto"/>
+            <w:tcW w:w="9252" w:type="dxa"/>
             <w:vAlign w:val="center"/>
           </w:tcPr>
           <w:p>
@@ -1240,7 +1240,7 @@
       <w:tr>
         <w:tc>
           <w:tcPr>
-            <w:tcW w:w="0" w:type="auto"/>
+            <w:tcW w:w="1450" w:type="dxa"/>
             <w:vAlign w:val="center"/>
           </w:tcPr>
           <w:p>
@@ -1254,13 +1254,27 @@
               <w:rPr>
                 <w:rFonts w:hint="eastAsia"/>
               </w:rPr>
-              <w:t>--user</w:t>
-            </w:r>
-          </w:p>
-        </w:tc>
-        <w:tc>
-          <w:tcPr>
-            <w:tcW w:w="0" w:type="auto"/>
+              <w:t>--</w:t>
+            </w:r>
+            <w:commentRangeStart w:id="0"/>
+            <w:r>
+              <w:rPr>
+                <w:rFonts w:hint="eastAsia"/>
+              </w:rPr>
+              <w:t>user</w:t>
+            </w:r>
+            <w:commentRangeEnd w:id="0"/>
+            <w:r>
+              <w:rPr>
+                <w:rStyle w:val="af"/>
+              </w:rPr>
+              <w:commentReference w:id="0"/>
+            </w:r>
+          </w:p>
+        </w:tc>
+        <w:tc>
+          <w:tcPr>
+            <w:tcW w:w="9252" w:type="dxa"/>
             <w:vAlign w:val="center"/>
           </w:tcPr>
           <w:p>
@@ -1318,7 +1332,7 @@
       <w:tr>
         <w:tc>
           <w:tcPr>
-            <w:tcW w:w="0" w:type="auto"/>
+            <w:tcW w:w="1450" w:type="dxa"/>
             <w:vAlign w:val="center"/>
           </w:tcPr>
           <w:p>
@@ -1338,7 +1352,7 @@
         </w:tc>
         <w:tc>
           <w:tcPr>
-            <w:tcW w:w="0" w:type="auto"/>
+            <w:tcW w:w="9252" w:type="dxa"/>
             <w:vAlign w:val="center"/>
           </w:tcPr>
           <w:p>
@@ -1387,8 +1401,6 @@
         </w:rPr>
         <w:t>P</w:t>
       </w:r>
-      <w:bookmarkStart w:id="0" w:name="_GoBack"/>
-      <w:bookmarkEnd w:id="0"/>
       <w:r>
         <w:rPr>
           <w:rFonts w:hint="eastAsia"/>
@@ -1591,7 +1603,28 @@
         <w:rPr>
           <w:rFonts w:hint="eastAsia"/>
         </w:rPr>
-        <w:t>：通过指定加密密码对应用户名的方式指定加密密码，若此时加密文件中并未存在对应用户，则提示输入密码</w:t>
+        <w:t>：通过指定加密密码对应用户名的方式指定加密密码，</w:t>
+      </w:r>
+      <w:r>
+        <w:rPr>
+          <w:rFonts w:hint="eastAsia"/>
+        </w:rPr>
+        <w:t>使用默认的加密文件路径</w:t>
+      </w:r>
+      <w:r>
+        <w:t>”./passwd”</w:t>
+      </w:r>
+      <w:r>
+        <w:rPr>
+          <w:rFonts w:hint="eastAsia"/>
+        </w:rPr>
+        <w:t>，</w:t>
+      </w:r>
+      <w:r>
+        <w:rPr>
+          <w:rFonts w:hint="eastAsia"/>
+        </w:rPr>
+        <w:t>若此时加密文件中并未存在对应用户，则提示输入密码</w:t>
       </w:r>
     </w:p>
     <w:p>
@@ -1706,14 +1739,14 @@
         <w:tblLook w:val="04A0" w:firstRow="1" w:lastRow="0" w:firstColumn="1" w:lastColumn="0" w:noHBand="0" w:noVBand="1"/>
       </w:tblPr>
       <w:tblGrid>
-        <w:gridCol w:w="1291"/>
-        <w:gridCol w:w="2787"/>
+        <w:gridCol w:w="2040"/>
+        <w:gridCol w:w="2177"/>
         <w:gridCol w:w="3515"/>
       </w:tblGrid>
       <w:tr>
         <w:tc>
           <w:tcPr>
-            <w:tcW w:w="1291" w:type="dxa"/>
+            <w:tcW w:w="2040" w:type="dxa"/>
           </w:tcPr>
           <w:p>
             <w:pPr>
@@ -1729,7 +1762,7 @@
         </w:tc>
         <w:tc>
           <w:tcPr>
-            <w:tcW w:w="2787" w:type="dxa"/>
+            <w:tcW w:w="2177" w:type="dxa"/>
           </w:tcPr>
           <w:p>
             <w:pPr>
@@ -1763,7 +1796,7 @@
       <w:tr>
         <w:tc>
           <w:tcPr>
-            <w:tcW w:w="1291" w:type="dxa"/>
+            <w:tcW w:w="2040" w:type="dxa"/>
           </w:tcPr>
           <w:p>
             <w:pPr>
@@ -1782,7 +1815,7 @@
         </w:tc>
         <w:tc>
           <w:tcPr>
-            <w:tcW w:w="2787" w:type="dxa"/>
+            <w:tcW w:w="2177" w:type="dxa"/>
           </w:tcPr>
           <w:p>
             <w:pPr>
@@ -1831,7 +1864,7 @@
       <w:tr>
         <w:tc>
           <w:tcPr>
-            <w:tcW w:w="1291" w:type="dxa"/>
+            <w:tcW w:w="2040" w:type="dxa"/>
           </w:tcPr>
           <w:p>
             <w:pPr>
@@ -1847,7 +1880,10 @@
               <w:t>--</w:t>
             </w:r>
             <w:r>
-              <w:t>rm</w:t>
+              <w:t>r</w:t>
+            </w:r>
+            <w:r>
+              <w:t>emove</w:t>
             </w:r>
             <w:r>
               <w:rPr>
@@ -1859,20 +1895,26 @@
         </w:tc>
         <w:tc>
           <w:tcPr>
-            <w:tcW w:w="2787" w:type="dxa"/>
-          </w:tcPr>
-          <w:p>
-            <w:pPr>
-              <w:ind w:left="0"/>
-              <w:rPr>
-                <w:rFonts w:hint="eastAsia"/>
-              </w:rPr>
-            </w:pPr>
-            <w:r>
-              <w:rPr>
-                <w:rFonts w:hint="eastAsia"/>
-              </w:rPr>
-              <w:t>-d</w:t>
+            <w:tcW w:w="2177" w:type="dxa"/>
+          </w:tcPr>
+          <w:p>
+            <w:pPr>
+              <w:ind w:left="0"/>
+              <w:rPr>
+                <w:rFonts w:hint="eastAsia"/>
+              </w:rPr>
+            </w:pPr>
+            <w:r>
+              <w:rPr>
+                <w:rFonts w:hint="eastAsia"/>
+              </w:rPr>
+              <w:t>-</w:t>
+            </w:r>
+            <w:r>
+              <w:rPr>
+                <w:rFonts w:hint="eastAsia"/>
+              </w:rPr>
+              <w:t>r</w:t>
             </w:r>
           </w:p>
         </w:tc>
@@ -1908,7 +1950,7 @@
       <w:tr>
         <w:tc>
           <w:tcPr>
-            <w:tcW w:w="1291" w:type="dxa"/>
+            <w:tcW w:w="2040" w:type="dxa"/>
           </w:tcPr>
           <w:p>
             <w:pPr>
@@ -1933,7 +1975,7 @@
         </w:tc>
         <w:tc>
           <w:tcPr>
-            <w:tcW w:w="2787" w:type="dxa"/>
+            <w:tcW w:w="2177" w:type="dxa"/>
           </w:tcPr>
           <w:p>
             <w:pPr>
@@ -1955,6 +1997,12 @@
             <w:pPr>
               <w:ind w:left="0"/>
             </w:pPr>
+            <w:r>
+              <w:rPr>
+                <w:rFonts w:hint="eastAsia"/>
+              </w:rPr>
+              <w:t>明文方式指定</w:t>
+            </w:r>
             <w:r>
               <w:rPr>
                 <w:rFonts w:hint="eastAsia"/>
@@ -1972,7 +2020,7 @@
       <w:tr>
         <w:tc>
           <w:tcPr>
-            <w:tcW w:w="1291" w:type="dxa"/>
+            <w:tcW w:w="2040" w:type="dxa"/>
           </w:tcPr>
           <w:p>
             <w:pPr>
@@ -2000,7 +2048,7 @@
         </w:tc>
         <w:tc>
           <w:tcPr>
-            <w:tcW w:w="2787" w:type="dxa"/>
+            <w:tcW w:w="2177" w:type="dxa"/>
           </w:tcPr>
           <w:p>
             <w:pPr>
@@ -2341,37 +2389,314 @@
     <w:p>
       <w:pPr>
         <w:pStyle w:val="aa"/>
+        <w:ind w:left="777" w:firstLineChars="150" w:firstLine="315"/>
+      </w:pPr>
+      <w:r>
+        <w:rPr>
+          <w:rFonts w:hint="eastAsia"/>
+        </w:rPr>
+        <w:t>.</w:t>
+      </w:r>
+      <w:r>
+        <w:rPr>
+          <w:rFonts w:hint="eastAsia"/>
+        </w:rPr>
+        <w:t>/</w:t>
+      </w:r>
+      <w:r>
+        <w:rPr>
+          <w:rFonts w:hint="eastAsia"/>
+        </w:rPr>
+        <w:t>sdbpasswd</w:t>
+      </w:r>
+      <w:r>
+        <w:rPr>
+          <w:rFonts w:hint="eastAsia"/>
+        </w:rPr>
+        <w:t xml:space="preserve"> </w:t>
+      </w:r>
+      <w:r>
+        <w:t>–</w:t>
+      </w:r>
+      <w:r>
+        <w:t>r</w:t>
+      </w:r>
+      <w:r>
+        <w:t>e</w:t>
+      </w:r>
+      <w:r>
+        <w:t>m</w:t>
+      </w:r>
+      <w:r>
+        <w:t>ove</w:t>
+      </w:r>
+      <w:r>
+        <w:t>User ronin</w:t>
+      </w:r>
+    </w:p>
+    <w:p>
+      <w:pPr>
+        <w:pStyle w:val="aa"/>
         <w:ind w:left="777" w:firstLineChars="0" w:firstLine="0"/>
       </w:pPr>
-      <w:r>
-        <w:rPr>
-          <w:rFonts w:hint="eastAsia"/>
-        </w:rPr>
-        <w:t>.sdbpasswd</w:t>
-      </w:r>
-      <w:r>
-        <w:rPr>
-          <w:rFonts w:hint="eastAsia"/>
-        </w:rPr>
+    </w:p>
+    <w:p>
+      <w:pPr>
+        <w:pStyle w:val="aa"/>
+        <w:numPr>
+          <w:ilvl w:val="0"/>
+          <w:numId w:val="9"/>
+        </w:numPr>
+        <w:ind w:firstLineChars="0"/>
+      </w:pPr>
+      <w:r>
+        <w:rPr>
+          <w:rFonts w:hint="eastAsia"/>
+        </w:rPr>
+        <w:t>交互式输入密码的方式：</w:t>
+      </w:r>
+    </w:p>
+    <w:p>
+      <w:pPr>
+        <w:pStyle w:val="aa"/>
+        <w:ind w:left="777" w:firstLineChars="0" w:firstLine="0"/>
+        <w:rPr>
+          <w:rFonts w:hint="eastAsia"/>
+        </w:rPr>
+      </w:pPr>
+      <w:r>
+        <w:rPr>
+          <w:rFonts w:hint="eastAsia"/>
+        </w:rPr>
+        <w:t>打印以下</w:t>
+      </w:r>
+      <w:r>
+        <w:rPr>
+          <w:rFonts w:hint="eastAsia"/>
+        </w:rPr>
+        <w:t xml:space="preserve"> prompt</w:t>
+      </w:r>
+      <w:r>
+        <w:rPr>
+          <w:rFonts w:hint="eastAsia"/>
+        </w:rPr>
+        <w:t>：</w:t>
+      </w:r>
+    </w:p>
+    <w:p>
+      <w:pPr>
+        <w:pStyle w:val="aa"/>
+        <w:ind w:left="777" w:firstLineChars="0" w:firstLine="0"/>
+        <w:rPr>
+          <w:rFonts w:hint="eastAsia"/>
+        </w:rPr>
+      </w:pPr>
+      <w:r>
+        <w:t>Password:</w:t>
+      </w:r>
+      <w:r>
         <w:t xml:space="preserve"> </w:t>
       </w:r>
-      <w:r>
-        <w:rPr>
-          <w:rFonts w:hint="eastAsia"/>
-        </w:rPr>
-        <w:t>-</w:t>
-      </w:r>
-      <w:r>
-        <w:t>-</w:t>
-      </w:r>
-      <w:r>
-        <w:t>rm</w:t>
-      </w:r>
-      <w:r>
-        <w:t>User ronin</w:t>
-      </w:r>
-    </w:p>
-    <w:p/>
+    </w:p>
+    <w:p>
+      <w:pPr>
+        <w:ind w:firstLine="420"/>
+      </w:pPr>
+      <w:r>
+        <w:rPr>
+          <w:rFonts w:hint="eastAsia"/>
+        </w:rPr>
+        <w:t>用户输入</w:t>
+      </w:r>
+      <w:r>
+        <w:rPr>
+          <w:rFonts w:hint="eastAsia"/>
+        </w:rPr>
+        <w:t>用</w:t>
+      </w:r>
+      <w:r>
+        <w:rPr>
+          <w:rFonts w:hint="eastAsia"/>
+        </w:rPr>
+        <w:t>*</w:t>
+      </w:r>
+      <w:commentRangeStart w:id="1"/>
+      <w:r>
+        <w:rPr>
+          <w:rFonts w:hint="eastAsia"/>
+        </w:rPr>
+        <w:t>号</w:t>
+      </w:r>
+      <w:commentRangeEnd w:id="1"/>
+      <w:r>
+        <w:rPr>
+          <w:rStyle w:val="af"/>
+        </w:rPr>
+        <w:commentReference w:id="1"/>
+      </w:r>
+    </w:p>
+    <w:p>
+      <w:pPr>
+        <w:ind w:firstLine="420"/>
+        <w:rPr>
+          <w:rFonts w:hint="eastAsia"/>
+        </w:rPr>
+      </w:pPr>
+    </w:p>
+    <w:p>
+      <w:pPr>
+        <w:pStyle w:val="aa"/>
+        <w:numPr>
+          <w:ilvl w:val="0"/>
+          <w:numId w:val="9"/>
+        </w:numPr>
+        <w:ind w:firstLineChars="0"/>
+      </w:pPr>
+      <w:r>
+        <w:rPr>
+          <w:rFonts w:hint="eastAsia"/>
+        </w:rPr>
+        <w:t>加密文件的格式（文件</w:t>
+      </w:r>
+      <w:r>
+        <w:rPr>
+          <w:rFonts w:hint="eastAsia"/>
+        </w:rPr>
+        <w:t>权限</w:t>
+      </w:r>
+      <w:r>
+        <w:rPr>
+          <w:rFonts w:hint="eastAsia"/>
+        </w:rPr>
+        <w:t>700</w:t>
+      </w:r>
+      <w:r>
+        <w:rPr>
+          <w:rFonts w:hint="eastAsia"/>
+        </w:rPr>
+        <w:t>）：</w:t>
+      </w:r>
+    </w:p>
+    <w:p>
+      <w:pPr>
+        <w:pStyle w:val="aa"/>
+        <w:ind w:left="777" w:firstLineChars="0" w:firstLine="0"/>
+      </w:pPr>
+      <w:r>
+        <w:t>ronin:6182618261826182BD448E249E1D2F87</w:t>
+      </w:r>
+      <w:r>
+        <w:t>\n</w:t>
+      </w:r>
+    </w:p>
+    <w:p>
+      <w:pPr>
+        <w:pStyle w:val="aa"/>
+        <w:ind w:left="777" w:firstLineChars="0" w:firstLine="0"/>
+      </w:pPr>
+      <w:r>
+        <w:t>david</w:t>
+      </w:r>
+      <w:r>
+        <w:t>:C8DFC8DFC8DFC8DF9F42A5B648D3859C</w:t>
+      </w:r>
+      <w:r>
+        <w:t>\n</w:t>
+      </w:r>
+    </w:p>
+    <w:p>
+      <w:r>
+        <w:rPr>
+          <w:rFonts w:hint="eastAsia"/>
+        </w:rPr>
+        <w:t xml:space="preserve">    </w:t>
+      </w:r>
+    </w:p>
+    <w:p>
+      <w:pPr>
+        <w:pStyle w:val="aa"/>
+        <w:numPr>
+          <w:ilvl w:val="0"/>
+          <w:numId w:val="9"/>
+        </w:numPr>
+        <w:ind w:firstLineChars="0"/>
+      </w:pPr>
+      <w:r>
+        <w:rPr>
+          <w:rFonts w:hint="eastAsia"/>
+        </w:rPr>
+        <w:t>驱动接口增加：</w:t>
+      </w:r>
+    </w:p>
+    <w:p>
+      <w:pPr>
+        <w:pStyle w:val="aa"/>
+        <w:ind w:left="777" w:firstLineChars="0" w:firstLine="0"/>
+        <w:rPr>
+          <w:rFonts w:hint="eastAsia"/>
+        </w:rPr>
+      </w:pPr>
+      <w:r>
+        <w:t>INT32 S</w:t>
+      </w:r>
+      <w:r>
+        <w:rPr>
+          <w:rFonts w:hint="eastAsia"/>
+        </w:rPr>
+        <w:t>db</w:t>
+      </w:r>
+      <w:r>
+        <w:t>SetCipherFile(sdbConnectionHandle cHandle, const CHAR *path);</w:t>
+      </w:r>
+    </w:p>
+    <w:p>
+      <w:pPr>
+        <w:pStyle w:val="aa"/>
+        <w:ind w:left="777" w:firstLineChars="0" w:firstLine="0"/>
+      </w:pPr>
+      <w:r>
+        <w:rPr>
+          <w:rFonts w:hint="eastAsia"/>
+        </w:rPr>
+        <w:t>Postgres</w:t>
+      </w:r>
+      <w:r>
+        <w:t xml:space="preserve">ql </w:t>
+      </w:r>
+      <w:r>
+        <w:rPr>
+          <w:rFonts w:hint="eastAsia"/>
+        </w:rPr>
+        <w:t>通过调用该接口设置加密文件路径，则在下一次调用</w:t>
+      </w:r>
+      <w:r>
+        <w:rPr>
+          <w:rFonts w:hint="eastAsia"/>
+        </w:rPr>
+        <w:t xml:space="preserve">sdbConnect() </w:t>
+      </w:r>
+      <w:r>
+        <w:rPr>
+          <w:rFonts w:hint="eastAsia"/>
+        </w:rPr>
+        <w:t>时生效</w:t>
+      </w:r>
+      <w:r>
+        <w:rPr>
+          <w:rFonts w:hint="eastAsia"/>
+        </w:rPr>
+        <w:t>。</w:t>
+      </w:r>
+    </w:p>
+    <w:p>
+      <w:pPr>
+        <w:pStyle w:val="aa"/>
+        <w:ind w:left="777" w:firstLineChars="0" w:firstLine="0"/>
+        <w:rPr>
+          <w:rFonts w:hint="eastAsia"/>
+        </w:rPr>
+      </w:pPr>
+    </w:p>
     <w:p>
       <w:pPr>
         <w:pStyle w:val="2"/>
@@ -2509,7 +2834,7 @@
           <w:noProof/>
         </w:rPr>
         <w:drawing>
-          <wp:inline distT="0" distB="0" distL="0" distR="0">
+          <wp:inline distT="0" distB="0" distL="0" distR="0" wp14:anchorId="79B1EC73" wp14:editId="39C8E027">
             <wp:extent cx="5274310" cy="3138170"/>
             <wp:effectExtent l="19050" t="0" r="2540" b="0"/>
             <wp:docPr id="2" name="Picture 2" descr="Z:\upload\20180706105559453.jpg"/>
@@ -2526,7 +2851,7 @@
                     </pic:cNvPicPr>
                   </pic:nvPicPr>
                   <pic:blipFill>
-                    <a:blip r:embed="rId8"/>
+                    <a:blip r:embed="rId10"/>
                     <a:srcRect/>
                     <a:stretch>
                       <a:fillRect/>
@@ -2636,7 +2961,75 @@
               <w:rPr>
                 <w:rFonts w:hint="eastAsia"/>
               </w:rPr>
-              <w:t>新增类，主要负责用户密文的管理</w:t>
+              <w:t>c</w:t>
+            </w:r>
+            <w:r>
+              <w:t xml:space="preserve">ipherMgr </w:t>
+            </w:r>
+            <w:r>
+              <w:rPr>
+                <w:rFonts w:hint="eastAsia"/>
+              </w:rPr>
+              <w:t>作为加密文件的内存抽象，承担两种职责：</w:t>
+            </w:r>
+          </w:p>
+          <w:p>
+            <w:pPr>
+              <w:pStyle w:val="aa"/>
+              <w:numPr>
+                <w:ilvl w:val="0"/>
+                <w:numId w:val="42"/>
+              </w:numPr>
+              <w:ind w:firstLineChars="0"/>
+            </w:pPr>
+            <w:r>
+              <w:rPr>
+                <w:rFonts w:hint="eastAsia"/>
+              </w:rPr>
+              <w:t>给</w:t>
+            </w:r>
+            <w:r>
+              <w:rPr>
+                <w:rFonts w:hint="eastAsia"/>
+              </w:rPr>
+              <w:t xml:space="preserve"> sdbpasswd </w:t>
+            </w:r>
+            <w:r>
+              <w:rPr>
+                <w:rFonts w:hint="eastAsia"/>
+              </w:rPr>
+              <w:t>工具提供向加密文件增删用户的功能；</w:t>
+            </w:r>
+          </w:p>
+          <w:p>
+            <w:pPr>
+              <w:pStyle w:val="aa"/>
+              <w:numPr>
+                <w:ilvl w:val="0"/>
+                <w:numId w:val="42"/>
+              </w:numPr>
+              <w:ind w:firstLineChars="0"/>
+              <w:rPr>
+                <w:rFonts w:hint="eastAsia"/>
+              </w:rPr>
+            </w:pPr>
+            <w:r>
+              <w:rPr>
+                <w:rFonts w:hint="eastAsia"/>
+              </w:rPr>
+              <w:t>为</w:t>
+            </w:r>
+            <w:r>
+              <w:rPr>
+                <w:rFonts w:hint="eastAsia"/>
+              </w:rPr>
+              <w:t xml:space="preserve"> sdb </w:t>
+            </w:r>
+            <w:r>
+              <w:rPr>
+                <w:rFonts w:hint="eastAsia"/>
+              </w:rPr>
+              <w:t>其他工具提供连接时通过用户名获取解密后密码的功能；</w:t>
             </w:r>
           </w:p>
         </w:tc>
@@ -2661,12 +3054,15 @@
         <w:rPr>
           <w:rFonts w:hint="eastAsia"/>
         </w:rPr>
+        <w:t>数据库</w:t>
+      </w:r>
+      <w:r>
+        <w:rPr>
+          <w:rFonts w:hint="eastAsia"/>
+        </w:rPr>
         <w:t>工具没有</w:t>
       </w:r>
       <w:r>
-        <w:rPr>
-          <w:rFonts w:hint="eastAsia"/>
-        </w:rPr>
         <w:t>encode</w:t>
       </w:r>
       <w:r>
@@ -2699,7 +3095,7 @@
           <w:noProof/>
         </w:rPr>
         <w:drawing>
-          <wp:inline distT="0" distB="0" distL="0" distR="0">
+          <wp:inline distT="0" distB="0" distL="0" distR="0" wp14:anchorId="6A4C130E" wp14:editId="0383E698">
             <wp:extent cx="5266690" cy="1887220"/>
             <wp:effectExtent l="19050" t="0" r="0" b="0"/>
             <wp:docPr id="3" name="Picture 3" descr="Z:\upload\20180706105559453.jpg"/>
@@ -2716,7 +3112,7 @@
                     </pic:cNvPicPr>
                   </pic:nvPicPr>
                   <pic:blipFill>
-                    <a:blip r:embed="rId9"/>
+                    <a:blip r:embed="rId11"/>
                     <a:srcRect/>
                     <a:stretch>
                       <a:fillRect/>
@@ -2801,11 +3197,16 @@
     </w:p>
     <w:p>
       <w:pPr>
-        <w:ind w:left="0"/>
-        <w:rPr>
-          <w:rFonts w:hint="eastAsia"/>
-        </w:rPr>
-      </w:pPr>
+        <w:rPr>
+          <w:rFonts w:hint="eastAsia"/>
+        </w:rPr>
+      </w:pPr>
+      <w:r>
+        <w:rPr>
+          <w:rFonts w:hint="eastAsia"/>
+        </w:rPr>
+        <w:t xml:space="preserve">   </w:t>
+      </w:r>
     </w:p>
     <w:p>
       <w:pPr>
@@ -2844,70 +3245,335 @@
         <w:rPr>
           <w:rFonts w:hint="eastAsia"/>
         </w:rPr>
-        <w:t xml:space="preserve">findUserInCipherFile() </w:t>
-      </w:r>
-      <w:r>
-        <w:rPr>
-          <w:rFonts w:hint="eastAsia"/>
-        </w:rPr>
-        <w:t>在加密文件中寻找对应用户</w:t>
-      </w:r>
-      <w:r>
-        <w:rPr>
-          <w:rFonts w:hint="eastAsia"/>
-        </w:rPr>
-        <w:t>/</w:t>
-      </w:r>
-      <w:r>
-        <w:rPr>
-          <w:rFonts w:hint="eastAsia"/>
-        </w:rPr>
-        <w:t>密码对。</w:t>
+        <w:t xml:space="preserve">Postgresql </w:t>
+      </w:r>
+      <w:r>
+        <w:rPr>
+          <w:rFonts w:hint="eastAsia"/>
+        </w:rPr>
+        <w:t>实现</w:t>
+      </w:r>
+      <w:r>
+        <w:rPr>
+          <w:rFonts w:hint="eastAsia"/>
+        </w:rPr>
+        <w:t>加密密码的方式是，</w:t>
+      </w:r>
+      <w:r>
+        <w:rPr>
+          <w:rFonts w:hint="eastAsia"/>
+        </w:rPr>
+        <w:t>fdw</w:t>
+      </w:r>
+      <w:r>
+        <w:t xml:space="preserve"> </w:t>
+      </w:r>
+      <w:r>
+        <w:rPr>
+          <w:rFonts w:hint="eastAsia"/>
+        </w:rPr>
+        <w:t>调用驱动</w:t>
+      </w:r>
+      <w:r>
+        <w:rPr>
+          <w:rFonts w:hint="eastAsia"/>
+        </w:rPr>
+        <w:t xml:space="preserve"> sdbConnect()</w:t>
+      </w:r>
+      <w:r>
+        <w:t xml:space="preserve"> </w:t>
+      </w:r>
+      <w:r>
+        <w:rPr>
+          <w:rFonts w:hint="eastAsia"/>
+        </w:rPr>
+        <w:t>时：</w:t>
+      </w:r>
+    </w:p>
+    <w:p>
+      <w:pPr>
+        <w:pStyle w:val="aa"/>
+        <w:numPr>
+          <w:ilvl w:val="0"/>
+          <w:numId w:val="41"/>
+        </w:numPr>
+        <w:ind w:firstLineChars="0"/>
+      </w:pPr>
+      <w:r>
+        <w:rPr>
+          <w:rFonts w:hint="eastAsia"/>
+        </w:rPr>
+        <w:t>若提供</w:t>
+      </w:r>
+      <w:r>
+        <w:rPr>
+          <w:rFonts w:hint="eastAsia"/>
+        </w:rPr>
+        <w:t xml:space="preserve"> user</w:t>
+      </w:r>
+      <w:r>
+        <w:t xml:space="preserve"> </w:t>
+      </w:r>
+      <w:r>
+        <w:rPr>
+          <w:rFonts w:hint="eastAsia"/>
+        </w:rPr>
+        <w:t>和</w:t>
+      </w:r>
+      <w:r>
+        <w:rPr>
+          <w:rFonts w:hint="eastAsia"/>
+        </w:rPr>
+        <w:t xml:space="preserve"> password </w:t>
+      </w:r>
+      <w:r>
+        <w:rPr>
+          <w:rFonts w:hint="eastAsia"/>
+        </w:rPr>
+        <w:t>两者，这是已有的传统连接方式；</w:t>
+      </w:r>
+    </w:p>
+    <w:p>
+      <w:pPr>
+        <w:pStyle w:val="aa"/>
+        <w:numPr>
+          <w:ilvl w:val="0"/>
+          <w:numId w:val="41"/>
+        </w:numPr>
+        <w:ind w:firstLineChars="0"/>
+        <w:rPr>
+          <w:rFonts w:hint="eastAsia"/>
+        </w:rPr>
+      </w:pPr>
+      <w:r>
+        <w:rPr>
+          <w:rFonts w:hint="eastAsia"/>
+        </w:rPr>
+        <w:t>若仅提供</w:t>
+      </w:r>
+      <w:r>
+        <w:rPr>
+          <w:rFonts w:hint="eastAsia"/>
+        </w:rPr>
+        <w:t xml:space="preserve"> user</w:t>
+      </w:r>
+      <w:r>
+        <w:rPr>
+          <w:rFonts w:hint="eastAsia"/>
+        </w:rPr>
+        <w:t>，则以</w:t>
+      </w:r>
+      <w:r>
+        <w:rPr>
+          <w:rFonts w:hint="eastAsia"/>
+        </w:rPr>
+        <w:t xml:space="preserve"> </w:t>
+      </w:r>
+      <w:r>
+        <w:t xml:space="preserve">”./passwd” </w:t>
+      </w:r>
+      <w:r>
+        <w:rPr>
+          <w:rFonts w:hint="eastAsia"/>
+        </w:rPr>
+        <w:t>为默认加密文件路径，查找用户加密密码并解密得到</w:t>
+      </w:r>
+      <w:r>
+        <w:rPr>
+          <w:rFonts w:hint="eastAsia"/>
+        </w:rPr>
+        <w:t xml:space="preserve"> pa</w:t>
+      </w:r>
+      <w:r>
+        <w:t>ssword</w:t>
+      </w:r>
+      <w:r>
+        <w:rPr>
+          <w:rFonts w:hint="eastAsia"/>
+        </w:rPr>
+        <w:t>，进入</w:t>
+      </w:r>
+      <w:r>
+        <w:rPr>
+          <w:rFonts w:hint="eastAsia"/>
+        </w:rPr>
+        <w:t>1</w:t>
+      </w:r>
+      <w:r>
+        <w:rPr>
+          <w:rFonts w:hint="eastAsia"/>
+        </w:rPr>
+        <w:t>的传统方式</w:t>
+      </w:r>
+      <w:r>
+        <w:rPr>
+          <w:rFonts w:hint="eastAsia"/>
+        </w:rPr>
+        <w:t>;</w:t>
+      </w:r>
+    </w:p>
+    <w:p>
+      <w:pPr>
+        <w:pStyle w:val="aa"/>
+        <w:numPr>
+          <w:ilvl w:val="0"/>
+          <w:numId w:val="41"/>
+        </w:numPr>
+        <w:ind w:firstLineChars="0"/>
+      </w:pPr>
+      <w:r>
+        <w:rPr>
+          <w:rFonts w:hint="eastAsia"/>
+        </w:rPr>
+        <w:t>若提供</w:t>
+      </w:r>
+      <w:r>
+        <w:rPr>
+          <w:rFonts w:hint="eastAsia"/>
+        </w:rPr>
+        <w:t xml:space="preserve"> user</w:t>
+      </w:r>
+      <w:r>
+        <w:t xml:space="preserve"> </w:t>
+      </w:r>
+      <w:r>
+        <w:rPr>
+          <w:rFonts w:hint="eastAsia"/>
+        </w:rPr>
+        <w:t>和</w:t>
+      </w:r>
+      <w:r>
+        <w:rPr>
+          <w:rFonts w:hint="eastAsia"/>
+        </w:rPr>
+        <w:t xml:space="preserve"> cipherFile </w:t>
+      </w:r>
+      <w:r>
+        <w:rPr>
+          <w:rFonts w:hint="eastAsia"/>
+        </w:rPr>
+        <w:t>两者，</w:t>
+      </w:r>
+      <w:r>
+        <w:rPr>
+          <w:rFonts w:hint="eastAsia"/>
+        </w:rPr>
+        <w:t>则以</w:t>
+      </w:r>
+      <w:r>
+        <w:t xml:space="preserve"> cipherFile</w:t>
+      </w:r>
+      <w:r>
+        <w:t xml:space="preserve"> </w:t>
+      </w:r>
+      <w:r>
+        <w:rPr>
+          <w:rFonts w:hint="eastAsia"/>
+        </w:rPr>
+        <w:t>为</w:t>
+      </w:r>
+      <w:r>
+        <w:rPr>
+          <w:rFonts w:hint="eastAsia"/>
+        </w:rPr>
+        <w:t>加密文件路径，查找用户加密密码并解密得到</w:t>
+      </w:r>
+      <w:r>
+        <w:rPr>
+          <w:rFonts w:hint="eastAsia"/>
+        </w:rPr>
+        <w:t xml:space="preserve"> pa</w:t>
+      </w:r>
+      <w:r>
+        <w:t>ssword</w:t>
+      </w:r>
+      <w:r>
+        <w:rPr>
+          <w:rFonts w:hint="eastAsia"/>
+        </w:rPr>
+        <w:t>，进入</w:t>
+      </w:r>
+      <w:r>
+        <w:rPr>
+          <w:rFonts w:hint="eastAsia"/>
+        </w:rPr>
+        <w:t>1</w:t>
+      </w:r>
+      <w:r>
+        <w:rPr>
+          <w:rFonts w:hint="eastAsia"/>
+        </w:rPr>
+        <w:t>的传统方式</w:t>
+      </w:r>
+      <w:r>
+        <w:rPr>
+          <w:rFonts w:hint="eastAsia"/>
+        </w:rPr>
+        <w:t>。</w:t>
+      </w:r>
+    </w:p>
+    <w:p>
+      <w:pPr>
+        <w:ind w:left="777"/>
+      </w:pPr>
+    </w:p>
+    <w:p>
+      <w:pPr>
+        <w:ind w:left="777"/>
+        <w:rPr>
+          <w:rFonts w:hint="eastAsia"/>
+        </w:rPr>
+      </w:pPr>
+      <w:r>
+        <w:rPr>
+          <w:rFonts w:hint="eastAsia"/>
+        </w:rPr>
+        <w:t>基于上述需求，添加以下</w:t>
+      </w:r>
+      <w:r>
+        <w:rPr>
+          <w:rFonts w:hint="eastAsia"/>
+        </w:rPr>
+        <w:t xml:space="preserve"> C</w:t>
+      </w:r>
+      <w:r>
+        <w:t xml:space="preserve"> </w:t>
+      </w:r>
+      <w:r>
+        <w:rPr>
+          <w:rFonts w:hint="eastAsia"/>
+        </w:rPr>
+        <w:t>函数：</w:t>
       </w:r>
     </w:p>
     <w:p>
       <w:pPr>
         <w:pStyle w:val="aa"/>
         <w:ind w:left="777" w:firstLineChars="0" w:firstLine="0"/>
-        <w:rPr>
-          <w:rFonts w:hint="eastAsia"/>
-        </w:rPr>
-      </w:pPr>
-      <w:r>
-        <w:rPr>
-          <w:rFonts w:hint="eastAsia"/>
-        </w:rPr>
-        <w:t>encodeCipher</w:t>
-      </w:r>
-      <w:r>
-        <w:t>Text</w:t>
-      </w:r>
-      <w:r>
-        <w:rPr>
-          <w:rFonts w:hint="eastAsia"/>
-        </w:rPr>
-        <w:t>()</w:t>
-      </w:r>
-      <w:r>
-        <w:t xml:space="preserve"> </w:t>
-      </w:r>
-      <w:r>
-        <w:rPr>
-          <w:rFonts w:hint="eastAsia"/>
-        </w:rPr>
-        <w:t>解密密文，</w:t>
-      </w:r>
-      <w:r>
-        <w:rPr>
-          <w:rFonts w:hint="eastAsia"/>
-        </w:rPr>
-        <w:t>C++</w:t>
-      </w:r>
-      <w:r>
-        <w:rPr>
-          <w:rFonts w:hint="eastAsia"/>
-        </w:rPr>
-        <w:t>使用</w:t>
+      </w:pPr>
+      <w:r>
+        <w:rPr>
+          <w:rFonts w:hint="eastAsia"/>
+        </w:rPr>
+        <w:t xml:space="preserve">findUserInCipherFile() </w:t>
+      </w:r>
+      <w:r>
+        <w:rPr>
+          <w:rFonts w:hint="eastAsia"/>
+        </w:rPr>
+        <w:t>在加密文件中寻找对应用户</w:t>
+      </w:r>
+      <w:r>
+        <w:rPr>
+          <w:rFonts w:hint="eastAsia"/>
+        </w:rPr>
+        <w:t>/</w:t>
+      </w:r>
+      <w:r>
+        <w:rPr>
+          <w:rFonts w:hint="eastAsia"/>
+        </w:rPr>
+        <w:t>密码对</w:t>
       </w:r>
     </w:p>
     <w:p>
@@ -2919,6 +3585,51 @@
         </w:rPr>
       </w:pPr>
       <w:r>
+        <w:rPr>
+          <w:rFonts w:hint="eastAsia"/>
+        </w:rPr>
+        <w:t>encodeCipher</w:t>
+      </w:r>
+      <w:r>
+        <w:t>Text</w:t>
+      </w:r>
+      <w:r>
+        <w:rPr>
+          <w:rFonts w:hint="eastAsia"/>
+        </w:rPr>
+        <w:t>()</w:t>
+      </w:r>
+      <w:r>
+        <w:t xml:space="preserve"> </w:t>
+      </w:r>
+      <w:r>
+        <w:rPr>
+          <w:rFonts w:hint="eastAsia"/>
+        </w:rPr>
+        <w:t>解密密文，</w:t>
+      </w:r>
+      <w:r>
+        <w:rPr>
+          <w:rFonts w:hint="eastAsia"/>
+        </w:rPr>
+        <w:t>C++</w:t>
+      </w:r>
+      <w:r>
+        <w:rPr>
+          <w:rFonts w:hint="eastAsia"/>
+        </w:rPr>
+        <w:t>使用</w:t>
+      </w:r>
+    </w:p>
+    <w:p>
+      <w:pPr>
+        <w:pStyle w:val="aa"/>
+        <w:ind w:left="777" w:firstLineChars="0" w:firstLine="0"/>
+        <w:rPr>
+          <w:rFonts w:hint="eastAsia"/>
+        </w:rPr>
+      </w:pPr>
+      <w:r>
         <w:t xml:space="preserve">decodeCipherText() </w:t>
       </w:r>
       <w:r>
@@ -2955,7 +3666,7 @@
         <w:rPr>
           <w:rFonts w:hint="eastAsia"/>
         </w:rPr>
-        <w:t xml:space="preserve"> sdbpasswd</w:t>
+        <w:t>sdbpasswd</w:t>
       </w:r>
     </w:p>
     <w:p>
@@ -2991,7 +3702,7 @@
           <w:noProof/>
         </w:rPr>
         <w:drawing>
-          <wp:inline distT="0" distB="0" distL="0" distR="0">
+          <wp:inline distT="0" distB="0" distL="0" distR="0" wp14:anchorId="7631F4E9" wp14:editId="758D887A">
             <wp:extent cx="5266690" cy="1931035"/>
             <wp:effectExtent l="19050" t="0" r="0" b="0"/>
             <wp:docPr id="4" name="Picture 4" descr="Z:\upload\20180706105559454.jpg"/>
@@ -3008,7 +3719,7 @@
                     </pic:cNvPicPr>
                   </pic:nvPicPr>
                   <pic:blipFill>
-                    <a:blip r:embed="rId10"/>
+                    <a:blip r:embed="rId12"/>
                     <a:srcRect/>
                     <a:stretch>
                       <a:fillRect/>
@@ -3052,7 +3763,19 @@
         <w:rPr>
           <w:rFonts w:hint="eastAsia"/>
         </w:rPr>
-        <w:t xml:space="preserve">add </w:t>
+        <w:t>add</w:t>
+      </w:r>
+      <w:r>
+        <w:rPr>
+          <w:rFonts w:hint="eastAsia"/>
+        </w:rPr>
+        <w:t>User</w:t>
+      </w:r>
+      <w:r>
+        <w:rPr>
+          <w:rFonts w:hint="eastAsia"/>
+        </w:rPr>
+        <w:t xml:space="preserve"> </w:t>
       </w:r>
       <w:r>
         <w:rPr>
@@ -3168,6 +3891,12 @@
         </w:rPr>
         <w:t>加密后的密码</w:t>
       </w:r>
+      <w:r>
+        <w:rPr>
+          <w:rFonts w:hint="eastAsia"/>
+        </w:rPr>
+        <w:t>\n</w:t>
+      </w:r>
     </w:p>
     <w:p/>
     <w:p>
@@ -3299,11 +4028,19 @@
         </w:rPr>
         <w:t>（例如：</w:t>
       </w:r>
+      <w:commentRangeStart w:id="2"/>
       <w:r>
         <w:rPr>
           <w:rFonts w:hint="eastAsia"/>
         </w:rPr>
         <w:t>1Y1Y1Y1Y</w:t>
+      </w:r>
+      <w:commentRangeEnd w:id="2"/>
+      <w:r>
+        <w:rPr>
+          <w:rStyle w:val="af"/>
+        </w:rPr>
+        <w:commentReference w:id="2"/>
       </w:r>
       <w:r>
         <w:rPr>
@@ -5634,6 +6371,127 @@
 </w:document>
 </file>
 
+<file path=word/comments.xml><?xml version="1.0" encoding="utf-8"?>
+<w:comments xmlns:wpc="http://schemas.microsoft.com/office/word/2010/wordprocessingCanvas" xmlns:cx="http://schemas.microsoft.com/office/drawing/2014/chartex" xmlns:mc="http://schemas.openxmlformats.org/markup-compatibility/2006" xmlns:o="urn:schemas-microsoft-com:office:office" xmlns:r="http://schemas.openxmlformats.org/officeDocument/2006/relationships" xmlns:m="http://schemas.openxmlformats.org/officeDocument/2006/math" xmlns:v="urn:schemas-microsoft-com:vml" xmlns:wp14="http://schemas.microsoft.com/office/word/2010/wordprocessingDrawing" xmlns:wp="http://schemas.openxmlformats.org/drawingml/2006/wordprocessingDrawing" xmlns:w10="urn:schemas-microsoft-com:office:word" xmlns:w="http://schemas.openxmlformats.org/wordprocessingml/2006/main" xmlns:w14="http://schemas.microsoft.com/office/word/2010/wordml" xmlns:w15="http://schemas.microsoft.com/office/word/2012/wordml" xmlns:w16se="http://schemas.microsoft.com/office/word/2015/wordml/symex" xmlns:wpg="http://schemas.microsoft.com/office/word/2010/wordprocessingGroup" xmlns:wpi="http://schemas.microsoft.com/office/word/2010/wordprocessingInk" xmlns:wne="http://schemas.microsoft.com/office/word/2006/wordml" xmlns:wps="http://schemas.microsoft.com/office/word/2010/wordprocessingShape" mc:Ignorable="w14 w15 w16se wp14">
+  <w:comment w:id="0" w:author="zhaowenbo" w:date="2018-08-22T15:36:00Z" w:initials="z">
+    <w:p>
+      <w:pPr>
+        <w:pStyle w:val="af0"/>
+      </w:pPr>
+      <w:r>
+        <w:rPr>
+          <w:rStyle w:val="af"/>
+        </w:rPr>
+        <w:annotationRef/>
+      </w:r>
+      <w:r>
+        <w:rPr>
+          <w:rFonts w:hint="eastAsia"/>
+        </w:rPr>
+        <w:t>利用既有的用户名提供参数</w:t>
+      </w:r>
+    </w:p>
+  </w:comment>
+  <w:comment w:id="1" w:author="zhaowenbo" w:date="2018-08-22T15:41:00Z" w:initials="z">
+    <w:p>
+      <w:pPr>
+        <w:pStyle w:val="af0"/>
+      </w:pPr>
+      <w:r>
+        <w:rPr>
+          <w:rStyle w:val="af"/>
+        </w:rPr>
+        <w:annotationRef/>
+      </w:r>
+      <w:r>
+        <w:t>E</w:t>
+      </w:r>
+      <w:r>
+        <w:rPr>
+          <w:rFonts w:hint="eastAsia"/>
+        </w:rPr>
+        <w:t>cho</w:t>
+      </w:r>
+      <w:r>
+        <w:t xml:space="preserve">Off </w:t>
+      </w:r>
+      <w:r>
+        <w:rPr>
+          <w:rFonts w:hint="eastAsia"/>
+        </w:rPr>
+        <w:t>应关闭回显</w:t>
+      </w:r>
+    </w:p>
+  </w:comment>
+  <w:comment w:id="2" w:author="zhaowenbo" w:date="2018-08-22T15:54:00Z" w:initials="z">
+    <w:p>
+      <w:pPr>
+        <w:pStyle w:val="af0"/>
+      </w:pPr>
+      <w:r>
+        <w:rPr>
+          <w:rStyle w:val="af"/>
+        </w:rPr>
+        <w:annotationRef/>
+      </w:r>
+      <w:r>
+        <w:rPr>
+          <w:rFonts w:hint="eastAsia"/>
+        </w:rPr>
+        <w:t>全随机</w:t>
+      </w:r>
+    </w:p>
+    <w:p>
+      <w:pPr>
+        <w:pStyle w:val="af0"/>
+      </w:pPr>
+      <w:r>
+        <w:rPr>
+          <w:rFonts w:hint="eastAsia"/>
+        </w:rPr>
+        <w:t>研究原理</w:t>
+      </w:r>
+    </w:p>
+    <w:p>
+      <w:pPr>
+        <w:pStyle w:val="af0"/>
+        <w:rPr>
+          <w:rFonts w:hint="eastAsia"/>
+        </w:rPr>
+      </w:pPr>
+      <w:r>
+        <w:rPr>
+          <w:rFonts w:hint="eastAsia"/>
+        </w:rPr>
+        <w:t>宏开关，调用</w:t>
+      </w:r>
+      <w:r>
+        <w:rPr>
+          <w:rFonts w:hint="eastAsia"/>
+        </w:rPr>
+        <w:t>open</w:t>
+      </w:r>
+      <w:bookmarkStart w:id="3" w:name="_GoBack"/>
+      <w:bookmarkEnd w:id="3"/>
+      <w:r>
+        <w:rPr>
+          <w:rFonts w:hint="eastAsia"/>
+        </w:rPr>
+        <w:t>ssl</w:t>
+      </w:r>
+    </w:p>
+  </w:comment>
+</w:comments>
+</file>
+
+<file path=word/commentsExtended.xml><?xml version="1.0" encoding="utf-8"?>
+<w15:commentsEx xmlns:wpc="http://schemas.microsoft.com/office/word/2010/wordprocessingCanvas" xmlns:cx="http://schemas.microsoft.com/office/drawing/2014/chartex" xmlns:mc="http://schemas.openxmlformats.org/markup-compatibility/2006" xmlns:o="urn:schemas-microsoft-com:office:office" xmlns:r="http://schemas.openxmlformats.org/officeDocument/2006/relationships" xmlns:m="http://schemas.openxmlformats.org/officeDocument/2006/math" xmlns:v="urn:schemas-microsoft-com:vml" xmlns:wp14="http://schemas.microsoft.com/office/word/2010/wordprocessingDrawing" xmlns:wp="http://schemas.openxmlformats.org/drawingml/2006/wordprocessingDrawing" xmlns:w10="urn:schemas-microsoft-com:office:word" xmlns:w="http://schemas.openxmlformats.org/wordprocessingml/2006/main" xmlns:w14="http://schemas.microsoft.com/office/word/2010/wordml" xmlns:w15="http://schemas.microsoft.com/office/word/2012/wordml" xmlns:w16se="http://schemas.microsoft.com/office/word/2015/wordml/symex" xmlns:wpg="http://schemas.microsoft.com/office/word/2010/wordprocessingGroup" xmlns:wpi="http://schemas.microsoft.com/office/word/2010/wordprocessingInk" xmlns:wne="http://schemas.microsoft.com/office/word/2006/wordml" xmlns:wps="http://schemas.microsoft.com/office/word/2010/wordprocessingShape" mc:Ignorable="w14 w15 w16se wp14">
+  <w15:commentEx w15:paraId="584CEEE1" w15:done="0"/>
+  <w15:commentEx w15:paraId="03DEEB4A" w15:done="0"/>
+  <w15:commentEx w15:paraId="7BDC5040" w15:done="0"/>
+</w15:commentsEx>
+</file>
+
 <file path=word/endnotes.xml><?xml version="1.0" encoding="utf-8"?>
 <w:endnotes xmlns:wpc="http://schemas.microsoft.com/office/word/2010/wordprocessingCanvas" xmlns:cx="http://schemas.microsoft.com/office/drawing/2014/chartex" xmlns:mc="http://schemas.openxmlformats.org/markup-compatibility/2006" xmlns:o="urn:schemas-microsoft-com:office:office" xmlns:r="http://schemas.openxmlformats.org/officeDocument/2006/relationships" xmlns:m="http://schemas.openxmlformats.org/officeDocument/2006/math" xmlns:v="urn:schemas-microsoft-com:vml" xmlns:wp14="http://schemas.microsoft.com/office/word/2010/wordprocessingDrawing" xmlns:wp="http://schemas.openxmlformats.org/drawingml/2006/wordprocessingDrawing" xmlns:w10="urn:schemas-microsoft-com:office:word" xmlns:w="http://schemas.openxmlformats.org/wordprocessingml/2006/main" xmlns:w14="http://schemas.microsoft.com/office/word/2010/wordml" xmlns:w15="http://schemas.microsoft.com/office/word/2012/wordml" xmlns:w16se="http://schemas.microsoft.com/office/word/2015/wordml/symex" xmlns:wpg="http://schemas.microsoft.com/office/word/2010/wordprocessingGroup" xmlns:wpi="http://schemas.microsoft.com/office/word/2010/wordprocessingInk" xmlns:wne="http://schemas.microsoft.com/office/word/2006/wordml" xmlns:wps="http://schemas.microsoft.com/office/word/2010/wordprocessingShape" mc:Ignorable="w14 w15 w16se wp14">
   <w:endnote w:type="separator" w:id="-1">
@@ -6277,6 +7135,95 @@
     </w:lvl>
   </w:abstractNum>
   <w:abstractNum w:abstractNumId="7" w15:restartNumberingAfterBreak="0">
+    <w:nsid w:val="1BA66F4B"/>
+    <w:multiLevelType w:val="hybridMultilevel"/>
+    <w:tmpl w:val="8564F6F0"/>
+    <w:lvl w:ilvl="0" w:tplc="6EC63884">
+      <w:start w:val="1"/>
+      <w:numFmt w:val="decimal"/>
+      <w:lvlText w:val="%1."/>
+      <w:lvlJc w:val="left"/>
+      <w:pPr>
+        <w:ind w:left="360" w:hanging="360"/>
+      </w:pPr>
+      <w:rPr>
+        <w:rFonts w:hint="default"/>
+      </w:rPr>
+    </w:lvl>
+    <w:lvl w:ilvl="1" w:tplc="04090019" w:tentative="1">
+      <w:start w:val="1"/>
+      <w:numFmt w:val="lowerLetter"/>
+      <w:lvlText w:val="%2)"/>
+      <w:lvlJc w:val="left"/>
+      <w:pPr>
+        <w:ind w:left="840" w:hanging="420"/>
+      </w:pPr>
+    </w:lvl>
+    <w:lvl w:ilvl="2" w:tplc="0409001B" w:tentative="1">
+      <w:start w:val="1"/>
+      <w:numFmt w:val="lowerRoman"/>
+      <w:lvlText w:val="%3."/>
+      <w:lvlJc w:val="right"/>
+      <w:pPr>
+        <w:ind w:left="1260" w:hanging="420"/>
+      </w:pPr>
+    </w:lvl>
+    <w:lvl w:ilvl="3" w:tplc="0409000F" w:tentative="1">
+      <w:start w:val="1"/>
+      <w:numFmt w:val="decimal"/>
+      <w:lvlText w:val="%4."/>
+      <w:lvlJc w:val="left"/>
+      <w:pPr>
+        <w:ind w:left="1680" w:hanging="420"/>
+      </w:pPr>
+    </w:lvl>
+    <w:lvl w:ilvl="4" w:tplc="04090019" w:tentative="1">
+      <w:start w:val="1"/>
+      <w:numFmt w:val="lowerLetter"/>
+      <w:lvlText w:val="%5)"/>
+      <w:lvlJc w:val="left"/>
+      <w:pPr>
+        <w:ind w:left="2100" w:hanging="420"/>
+      </w:pPr>
+    </w:lvl>
+    <w:lvl w:ilvl="5" w:tplc="0409001B" w:tentative="1">
+      <w:start w:val="1"/>
+      <w:numFmt w:val="lowerRoman"/>
+      <w:lvlText w:val="%6."/>
+      <w:lvlJc w:val="right"/>
+      <w:pPr>
+        <w:ind w:left="2520" w:hanging="420"/>
+      </w:pPr>
+    </w:lvl>
+    <w:lvl w:ilvl="6" w:tplc="0409000F" w:tentative="1">
+      <w:start w:val="1"/>
+      <w:numFmt w:val="decimal"/>
+      <w:lvlText w:val="%7."/>
+      <w:lvlJc w:val="left"/>
+      <w:pPr>
+        <w:ind w:left="2940" w:hanging="420"/>
+      </w:pPr>
+    </w:lvl>
+    <w:lvl w:ilvl="7" w:tplc="04090019" w:tentative="1">
+      <w:start w:val="1"/>
+      <w:numFmt w:val="lowerLetter"/>
+      <w:lvlText w:val="%8)"/>
+      <w:lvlJc w:val="left"/>
+      <w:pPr>
+        <w:ind w:left="3360" w:hanging="420"/>
+      </w:pPr>
+    </w:lvl>
+    <w:lvl w:ilvl="8" w:tplc="0409001B" w:tentative="1">
+      <w:start w:val="1"/>
+      <w:numFmt w:val="lowerRoman"/>
+      <w:lvlText w:val="%9."/>
+      <w:lvlJc w:val="right"/>
+      <w:pPr>
+        <w:ind w:left="3780" w:hanging="420"/>
+      </w:pPr>
+    </w:lvl>
+  </w:abstractNum>
+  <w:abstractNum w:abstractNumId="8" w15:restartNumberingAfterBreak="0">
     <w:nsid w:val="220D1294"/>
     <w:multiLevelType w:val="hybridMultilevel"/>
     <w:tmpl w:val="CE96E552"/>
@@ -6362,7 +7309,7 @@
       </w:pPr>
     </w:lvl>
   </w:abstractNum>
-  <w:abstractNum w:abstractNumId="8" w15:restartNumberingAfterBreak="0">
+  <w:abstractNum w:abstractNumId="9" w15:restartNumberingAfterBreak="0">
     <w:nsid w:val="22501AA3"/>
     <w:multiLevelType w:val="hybridMultilevel"/>
     <w:tmpl w:val="1B2A9E7A"/>
@@ -6449,7 +7396,7 @@
       </w:pPr>
     </w:lvl>
   </w:abstractNum>
-  <w:abstractNum w:abstractNumId="9" w15:restartNumberingAfterBreak="0">
+  <w:abstractNum w:abstractNumId="10" w15:restartNumberingAfterBreak="0">
     <w:nsid w:val="23AB0D0C"/>
     <w:multiLevelType w:val="hybridMultilevel"/>
     <w:tmpl w:val="AC5CE594"/>
@@ -6535,7 +7482,7 @@
       </w:pPr>
     </w:lvl>
   </w:abstractNum>
-  <w:abstractNum w:abstractNumId="10" w15:restartNumberingAfterBreak="0">
+  <w:abstractNum w:abstractNumId="11" w15:restartNumberingAfterBreak="0">
     <w:nsid w:val="23EC5C36"/>
     <w:multiLevelType w:val="hybridMultilevel"/>
     <w:tmpl w:val="3338448C"/>
@@ -6624,7 +7571,7 @@
       </w:pPr>
     </w:lvl>
   </w:abstractNum>
-  <w:abstractNum w:abstractNumId="11" w15:restartNumberingAfterBreak="0">
+  <w:abstractNum w:abstractNumId="12" w15:restartNumberingAfterBreak="0">
     <w:nsid w:val="25D92C25"/>
     <w:multiLevelType w:val="hybridMultilevel"/>
     <w:tmpl w:val="61CEBAE4"/>
@@ -6710,7 +7657,7 @@
       </w:pPr>
     </w:lvl>
   </w:abstractNum>
-  <w:abstractNum w:abstractNumId="12" w15:restartNumberingAfterBreak="0">
+  <w:abstractNum w:abstractNumId="13" w15:restartNumberingAfterBreak="0">
     <w:nsid w:val="26A00F94"/>
     <w:multiLevelType w:val="hybridMultilevel"/>
     <w:tmpl w:val="9A5A1380"/>
@@ -6796,7 +7743,7 @@
       </w:pPr>
     </w:lvl>
   </w:abstractNum>
-  <w:abstractNum w:abstractNumId="13" w15:restartNumberingAfterBreak="0">
+  <w:abstractNum w:abstractNumId="14" w15:restartNumberingAfterBreak="0">
     <w:nsid w:val="27F232AA"/>
     <w:multiLevelType w:val="hybridMultilevel"/>
     <w:tmpl w:val="AAFC2112"/>
@@ -6882,7 +7829,7 @@
       </w:pPr>
     </w:lvl>
   </w:abstractNum>
-  <w:abstractNum w:abstractNumId="14" w15:restartNumberingAfterBreak="0">
+  <w:abstractNum w:abstractNumId="15" w15:restartNumberingAfterBreak="0">
     <w:nsid w:val="33520CEF"/>
     <w:multiLevelType w:val="hybridMultilevel"/>
     <w:tmpl w:val="C6EE240A"/>
@@ -6968,7 +7915,7 @@
       </w:pPr>
     </w:lvl>
   </w:abstractNum>
-  <w:abstractNum w:abstractNumId="15" w15:restartNumberingAfterBreak="0">
+  <w:abstractNum w:abstractNumId="16" w15:restartNumberingAfterBreak="0">
     <w:nsid w:val="34270BAD"/>
     <w:multiLevelType w:val="hybridMultilevel"/>
     <w:tmpl w:val="0598F0A2"/>
@@ -7054,7 +8001,7 @@
       </w:pPr>
     </w:lvl>
   </w:abstractNum>
-  <w:abstractNum w:abstractNumId="16" w15:restartNumberingAfterBreak="0">
+  <w:abstractNum w:abstractNumId="17" w15:restartNumberingAfterBreak="0">
     <w:nsid w:val="39C31ECF"/>
     <w:multiLevelType w:val="hybridMultilevel"/>
     <w:tmpl w:val="1F2EA18A"/>
@@ -7140,7 +8087,7 @@
       </w:pPr>
     </w:lvl>
   </w:abstractNum>
-  <w:abstractNum w:abstractNumId="17" w15:restartNumberingAfterBreak="0">
+  <w:abstractNum w:abstractNumId="18" w15:restartNumberingAfterBreak="0">
     <w:nsid w:val="3AC97F15"/>
     <w:multiLevelType w:val="hybridMultilevel"/>
     <w:tmpl w:val="372A9548"/>
@@ -7226,7 +8173,7 @@
       </w:pPr>
     </w:lvl>
   </w:abstractNum>
-  <w:abstractNum w:abstractNumId="18" w15:restartNumberingAfterBreak="0">
+  <w:abstractNum w:abstractNumId="19" w15:restartNumberingAfterBreak="0">
     <w:nsid w:val="3E1457F4"/>
     <w:multiLevelType w:val="hybridMultilevel"/>
     <w:tmpl w:val="F02EC0E0"/>
@@ -7312,7 +8259,7 @@
       </w:pPr>
     </w:lvl>
   </w:abstractNum>
-  <w:abstractNum w:abstractNumId="19" w15:restartNumberingAfterBreak="0">
+  <w:abstractNum w:abstractNumId="20" w15:restartNumberingAfterBreak="0">
     <w:nsid w:val="43A55E54"/>
     <w:multiLevelType w:val="hybridMultilevel"/>
     <w:tmpl w:val="F7AC1BBA"/>
@@ -7398,7 +8345,96 @@
       </w:pPr>
     </w:lvl>
   </w:abstractNum>
-  <w:abstractNum w:abstractNumId="20" w15:restartNumberingAfterBreak="0">
+  <w:abstractNum w:abstractNumId="21" w15:restartNumberingAfterBreak="0">
+    <w:nsid w:val="483A13CE"/>
+    <w:multiLevelType w:val="hybridMultilevel"/>
+    <w:tmpl w:val="8D440856"/>
+    <w:lvl w:ilvl="0" w:tplc="3A76111A">
+      <w:start w:val="1"/>
+      <w:numFmt w:val="decimal"/>
+      <w:lvlText w:val="%1."/>
+      <w:lvlJc w:val="left"/>
+      <w:pPr>
+        <w:ind w:left="1137" w:hanging="360"/>
+      </w:pPr>
+      <w:rPr>
+        <w:rFonts w:hint="default"/>
+      </w:rPr>
+    </w:lvl>
+    <w:lvl w:ilvl="1" w:tplc="04090019" w:tentative="1">
+      <w:start w:val="1"/>
+      <w:numFmt w:val="lowerLetter"/>
+      <w:lvlText w:val="%2)"/>
+      <w:lvlJc w:val="left"/>
+      <w:pPr>
+        <w:ind w:left="1617" w:hanging="420"/>
+      </w:pPr>
+    </w:lvl>
+    <w:lvl w:ilvl="2" w:tplc="0409001B" w:tentative="1">
+      <w:start w:val="1"/>
+      <w:numFmt w:val="lowerRoman"/>
+      <w:lvlText w:val="%3."/>
+      <w:lvlJc w:val="right"/>
+      <w:pPr>
+        <w:ind w:left="2037" w:hanging="420"/>
+      </w:pPr>
+    </w:lvl>
+    <w:lvl w:ilvl="3" w:tplc="0409000F" w:tentative="1">
+      <w:start w:val="1"/>
+      <w:numFmt w:val="decimal"/>
+      <w:lvlText w:val="%4."/>
+      <w:lvlJc w:val="left"/>
+      <w:pPr>
+        <w:ind w:left="2457" w:hanging="420"/>
+      </w:pPr>
+    </w:lvl>
+    <w:lvl w:ilvl="4" w:tplc="04090019" w:tentative="1">
+      <w:start w:val="1"/>
+      <w:numFmt w:val="lowerLetter"/>
+      <w:lvlText w:val="%5)"/>
+      <w:lvlJc w:val="left"/>
+      <w:pPr>
+        <w:ind w:left="2877" w:hanging="420"/>
+      </w:pPr>
+    </w:lvl>
+    <w:lvl w:ilvl="5" w:tplc="0409001B" w:tentative="1">
+      <w:start w:val="1"/>
+      <w:numFmt w:val="lowerRoman"/>
+      <w:lvlText w:val="%6."/>
+      <w:lvlJc w:val="right"/>
+      <w:pPr>
+        <w:ind w:left="3297" w:hanging="420"/>
+      </w:pPr>
+    </w:lvl>
+    <w:lvl w:ilvl="6" w:tplc="0409000F" w:tentative="1">
+      <w:start w:val="1"/>
+      <w:numFmt w:val="decimal"/>
+      <w:lvlText w:val="%7."/>
+      <w:lvlJc w:val="left"/>
+      <w:pPr>
+        <w:ind w:left="3717" w:hanging="420"/>
+      </w:pPr>
+    </w:lvl>
+    <w:lvl w:ilvl="7" w:tplc="04090019" w:tentative="1">
+      <w:start w:val="1"/>
+      <w:numFmt w:val="lowerLetter"/>
+      <w:lvlText w:val="%8)"/>
+      <w:lvlJc w:val="left"/>
+      <w:pPr>
+        <w:ind w:left="4137" w:hanging="420"/>
+      </w:pPr>
+    </w:lvl>
+    <w:lvl w:ilvl="8" w:tplc="0409001B" w:tentative="1">
+      <w:start w:val="1"/>
+      <w:numFmt w:val="lowerRoman"/>
+      <w:lvlText w:val="%9."/>
+      <w:lvlJc w:val="right"/>
+      <w:pPr>
+        <w:ind w:left="4557" w:hanging="420"/>
+      </w:pPr>
+    </w:lvl>
+  </w:abstractNum>
+  <w:abstractNum w:abstractNumId="22" w15:restartNumberingAfterBreak="0">
     <w:nsid w:val="4919108D"/>
     <w:multiLevelType w:val="hybridMultilevel"/>
     <w:tmpl w:val="47560A34"/>
@@ -7484,7 +8520,7 @@
       </w:pPr>
     </w:lvl>
   </w:abstractNum>
-  <w:abstractNum w:abstractNumId="21" w15:restartNumberingAfterBreak="0">
+  <w:abstractNum w:abstractNumId="23" w15:restartNumberingAfterBreak="0">
     <w:nsid w:val="4BAB31BF"/>
     <w:multiLevelType w:val="hybridMultilevel"/>
     <w:tmpl w:val="2BD27972"/>
@@ -7573,7 +8609,7 @@
       </w:pPr>
     </w:lvl>
   </w:abstractNum>
-  <w:abstractNum w:abstractNumId="22" w15:restartNumberingAfterBreak="0">
+  <w:abstractNum w:abstractNumId="24" w15:restartNumberingAfterBreak="0">
     <w:nsid w:val="51334D8E"/>
     <w:multiLevelType w:val="hybridMultilevel"/>
     <w:tmpl w:val="F15A88F8"/>
@@ -7659,7 +8695,7 @@
       </w:pPr>
     </w:lvl>
   </w:abstractNum>
-  <w:abstractNum w:abstractNumId="23" w15:restartNumberingAfterBreak="0">
+  <w:abstractNum w:abstractNumId="25" w15:restartNumberingAfterBreak="0">
     <w:nsid w:val="5729105D"/>
     <w:multiLevelType w:val="hybridMultilevel"/>
     <w:tmpl w:val="0BC4BFA8"/>
@@ -7745,7 +8781,7 @@
       </w:pPr>
     </w:lvl>
   </w:abstractNum>
-  <w:abstractNum w:abstractNumId="24" w15:restartNumberingAfterBreak="0">
+  <w:abstractNum w:abstractNumId="26" w15:restartNumberingAfterBreak="0">
     <w:nsid w:val="589E00D2"/>
     <w:multiLevelType w:val="hybridMultilevel"/>
     <w:tmpl w:val="712282AA"/>
@@ -7832,7 +8868,7 @@
       </w:pPr>
     </w:lvl>
   </w:abstractNum>
-  <w:abstractNum w:abstractNumId="25" w15:restartNumberingAfterBreak="0">
+  <w:abstractNum w:abstractNumId="27" w15:restartNumberingAfterBreak="0">
     <w:nsid w:val="5C1E21C2"/>
     <w:multiLevelType w:val="hybridMultilevel"/>
     <w:tmpl w:val="1F52D11C"/>
@@ -7918,7 +8954,7 @@
       </w:pPr>
     </w:lvl>
   </w:abstractNum>
-  <w:abstractNum w:abstractNumId="26" w15:restartNumberingAfterBreak="0">
+  <w:abstractNum w:abstractNumId="28" w15:restartNumberingAfterBreak="0">
     <w:nsid w:val="5D943525"/>
     <w:multiLevelType w:val="hybridMultilevel"/>
     <w:tmpl w:val="C400C9FA"/>
@@ -8004,7 +9040,7 @@
       </w:pPr>
     </w:lvl>
   </w:abstractNum>
-  <w:abstractNum w:abstractNumId="27" w15:restartNumberingAfterBreak="0">
+  <w:abstractNum w:abstractNumId="29" w15:restartNumberingAfterBreak="0">
     <w:nsid w:val="60903E3B"/>
     <w:multiLevelType w:val="hybridMultilevel"/>
     <w:tmpl w:val="476A3136"/>
@@ -8090,7 +9126,7 @@
       </w:pPr>
     </w:lvl>
   </w:abstractNum>
-  <w:abstractNum w:abstractNumId="28" w15:restartNumberingAfterBreak="0">
+  <w:abstractNum w:abstractNumId="30" w15:restartNumberingAfterBreak="0">
     <w:nsid w:val="62452D00"/>
     <w:multiLevelType w:val="hybridMultilevel"/>
     <w:tmpl w:val="0598F0A2"/>
@@ -8176,7 +9212,7 @@
       </w:pPr>
     </w:lvl>
   </w:abstractNum>
-  <w:abstractNum w:abstractNumId="29" w15:restartNumberingAfterBreak="0">
+  <w:abstractNum w:abstractNumId="31" w15:restartNumberingAfterBreak="0">
     <w:nsid w:val="69FC3C89"/>
     <w:multiLevelType w:val="hybridMultilevel"/>
     <w:tmpl w:val="AC5CE594"/>
@@ -8262,7 +9298,7 @@
       </w:pPr>
     </w:lvl>
   </w:abstractNum>
-  <w:abstractNum w:abstractNumId="30" w15:restartNumberingAfterBreak="0">
+  <w:abstractNum w:abstractNumId="32" w15:restartNumberingAfterBreak="0">
     <w:nsid w:val="6B590105"/>
     <w:multiLevelType w:val="hybridMultilevel"/>
     <w:tmpl w:val="8182CF32"/>
@@ -8348,7 +9384,7 @@
       </w:pPr>
     </w:lvl>
   </w:abstractNum>
-  <w:abstractNum w:abstractNumId="31" w15:restartNumberingAfterBreak="0">
+  <w:abstractNum w:abstractNumId="33" w15:restartNumberingAfterBreak="0">
     <w:nsid w:val="6C183509"/>
     <w:multiLevelType w:val="hybridMultilevel"/>
     <w:tmpl w:val="C518C7BC"/>
@@ -8434,7 +9470,7 @@
       </w:pPr>
     </w:lvl>
   </w:abstractNum>
-  <w:abstractNum w:abstractNumId="32" w15:restartNumberingAfterBreak="0">
+  <w:abstractNum w:abstractNumId="34" w15:restartNumberingAfterBreak="0">
     <w:nsid w:val="6CC47C4C"/>
     <w:multiLevelType w:val="hybridMultilevel"/>
     <w:tmpl w:val="1F52D11C"/>
@@ -8520,7 +9556,7 @@
       </w:pPr>
     </w:lvl>
   </w:abstractNum>
-  <w:abstractNum w:abstractNumId="33" w15:restartNumberingAfterBreak="0">
+  <w:abstractNum w:abstractNumId="35" w15:restartNumberingAfterBreak="0">
     <w:nsid w:val="79981998"/>
     <w:multiLevelType w:val="hybridMultilevel"/>
     <w:tmpl w:val="048EF6F4"/>
@@ -8606,7 +9642,7 @@
       </w:pPr>
     </w:lvl>
   </w:abstractNum>
-  <w:abstractNum w:abstractNumId="34" w15:restartNumberingAfterBreak="0">
+  <w:abstractNum w:abstractNumId="36" w15:restartNumberingAfterBreak="0">
     <w:nsid w:val="7F5129E3"/>
     <w:multiLevelType w:val="hybridMultilevel"/>
     <w:tmpl w:val="51906D98"/>
@@ -8693,28 +9729,28 @@
     </w:lvl>
   </w:abstractNum>
   <w:num w:numId="1">
-    <w:abstractNumId w:val="8"/>
+    <w:abstractNumId w:val="9"/>
   </w:num>
   <w:num w:numId="2">
-    <w:abstractNumId w:val="24"/>
+    <w:abstractNumId w:val="26"/>
   </w:num>
   <w:num w:numId="3">
-    <w:abstractNumId w:val="10"/>
+    <w:abstractNumId w:val="11"/>
   </w:num>
   <w:num w:numId="4">
-    <w:abstractNumId w:val="8"/>
+    <w:abstractNumId w:val="9"/>
   </w:num>
   <w:num w:numId="5">
-    <w:abstractNumId w:val="8"/>
+    <w:abstractNumId w:val="9"/>
   </w:num>
   <w:num w:numId="6">
-    <w:abstractNumId w:val="8"/>
+    <w:abstractNumId w:val="9"/>
   </w:num>
   <w:num w:numId="7">
-    <w:abstractNumId w:val="23"/>
+    <w:abstractNumId w:val="25"/>
   </w:num>
   <w:num w:numId="8">
-    <w:abstractNumId w:val="20"/>
+    <w:abstractNumId w:val="22"/>
   </w:num>
   <w:num w:numId="9">
     <w:abstractNumId w:val="2"/>
@@ -8726,99 +9762,113 @@
     <w:abstractNumId w:val="5"/>
   </w:num>
   <w:num w:numId="12">
-    <w:abstractNumId w:val="26"/>
+    <w:abstractNumId w:val="28"/>
   </w:num>
   <w:num w:numId="13">
     <w:abstractNumId w:val="0"/>
   </w:num>
   <w:num w:numId="14">
-    <w:abstractNumId w:val="15"/>
+    <w:abstractNumId w:val="16"/>
   </w:num>
   <w:num w:numId="15">
-    <w:abstractNumId w:val="34"/>
+    <w:abstractNumId w:val="36"/>
   </w:num>
   <w:num w:numId="16">
-    <w:abstractNumId w:val="28"/>
+    <w:abstractNumId w:val="30"/>
   </w:num>
   <w:num w:numId="17">
-    <w:abstractNumId w:val="14"/>
+    <w:abstractNumId w:val="15"/>
   </w:num>
   <w:num w:numId="18">
     <w:abstractNumId w:val="1"/>
   </w:num>
   <w:num w:numId="19">
-    <w:abstractNumId w:val="11"/>
+    <w:abstractNumId w:val="12"/>
   </w:num>
   <w:num w:numId="20">
-    <w:abstractNumId w:val="31"/>
+    <w:abstractNumId w:val="33"/>
   </w:num>
   <w:num w:numId="21">
-    <w:abstractNumId w:val="30"/>
+    <w:abstractNumId w:val="32"/>
   </w:num>
   <w:num w:numId="22">
-    <w:abstractNumId w:val="12"/>
+    <w:abstractNumId w:val="13"/>
   </w:num>
   <w:num w:numId="23">
     <w:abstractNumId w:val="6"/>
   </w:num>
   <w:num w:numId="24">
-    <w:abstractNumId w:val="22"/>
+    <w:abstractNumId w:val="24"/>
   </w:num>
   <w:num w:numId="25">
-    <w:abstractNumId w:val="24"/>
+    <w:abstractNumId w:val="26"/>
     <w:lvlOverride w:ilvl="0">
       <w:startOverride w:val="1"/>
     </w:lvlOverride>
   </w:num>
   <w:num w:numId="26">
-    <w:abstractNumId w:val="9"/>
+    <w:abstractNumId w:val="10"/>
   </w:num>
   <w:num w:numId="27">
-    <w:abstractNumId w:val="24"/>
+    <w:abstractNumId w:val="26"/>
     <w:lvlOverride w:ilvl="0">
       <w:startOverride w:val="1"/>
     </w:lvlOverride>
   </w:num>
   <w:num w:numId="28">
-    <w:abstractNumId w:val="17"/>
+    <w:abstractNumId w:val="18"/>
   </w:num>
   <w:num w:numId="29">
     <w:abstractNumId w:val="4"/>
   </w:num>
   <w:num w:numId="30">
-    <w:abstractNumId w:val="33"/>
+    <w:abstractNumId w:val="35"/>
   </w:num>
   <w:num w:numId="31">
-    <w:abstractNumId w:val="18"/>
+    <w:abstractNumId w:val="19"/>
   </w:num>
   <w:num w:numId="32">
-    <w:abstractNumId w:val="16"/>
+    <w:abstractNumId w:val="17"/>
   </w:num>
   <w:num w:numId="33">
-    <w:abstractNumId w:val="19"/>
+    <w:abstractNumId w:val="20"/>
   </w:num>
   <w:num w:numId="34">
-    <w:abstractNumId w:val="13"/>
+    <w:abstractNumId w:val="14"/>
   </w:num>
   <w:num w:numId="35">
+    <w:abstractNumId w:val="29"/>
+  </w:num>
+  <w:num w:numId="36">
+    <w:abstractNumId w:val="31"/>
+  </w:num>
+  <w:num w:numId="37">
     <w:abstractNumId w:val="27"/>
   </w:num>
-  <w:num w:numId="36">
-    <w:abstractNumId w:val="29"/>
+  <w:num w:numId="38">
+    <w:abstractNumId w:val="8"/>
   </w:num>
-  <w:num w:numId="37">
-    <w:abstractNumId w:val="25"/>
+  <w:num w:numId="39">
+    <w:abstractNumId w:val="34"/>
   </w:num>
-  <w:num w:numId="38">
+  <w:num w:numId="40">
+    <w:abstractNumId w:val="23"/>
+  </w:num>
+  <w:num w:numId="41">
+    <w:abstractNumId w:val="21"/>
+  </w:num>
+  <w:num w:numId="42">
     <w:abstractNumId w:val="7"/>
   </w:num>
-  <w:num w:numId="39">
-    <w:abstractNumId w:val="32"/>
-  </w:num>
-  <w:num w:numId="40">
-    <w:abstractNumId w:val="21"/>
-  </w:num>
 </w:numbering>
+</file>
+
+<file path=word/people.xml><?xml version="1.0" encoding="utf-8"?>
+<w15:people xmlns:wpc="http://schemas.microsoft.com/office/word/2010/wordprocessingCanvas" xmlns:cx="http://schemas.microsoft.com/office/drawing/2014/chartex" xmlns:mc="http://schemas.openxmlformats.org/markup-compatibility/2006" xmlns:o="urn:schemas-microsoft-com:office:office" xmlns:r="http://schemas.openxmlformats.org/officeDocument/2006/relationships" xmlns:m="http://schemas.openxmlformats.org/officeDocument/2006/math" xmlns:v="urn:schemas-microsoft-com:vml" xmlns:wp14="http://schemas.microsoft.com/office/word/2010/wordprocessingDrawing" xmlns:wp="http://schemas.openxmlformats.org/drawingml/2006/wordprocessingDrawing" xmlns:w10="urn:schemas-microsoft-com:office:word" xmlns:w="http://schemas.openxmlformats.org/wordprocessingml/2006/main" xmlns:w14="http://schemas.microsoft.com/office/word/2010/wordml" xmlns:w15="http://schemas.microsoft.com/office/word/2012/wordml" xmlns:w16se="http://schemas.microsoft.com/office/word/2015/wordml/symex" xmlns:wpg="http://schemas.microsoft.com/office/word/2010/wordprocessingGroup" xmlns:wpi="http://schemas.microsoft.com/office/word/2010/wordprocessingInk" xmlns:wne="http://schemas.microsoft.com/office/word/2006/wordml" xmlns:wps="http://schemas.microsoft.com/office/word/2010/wordprocessingShape" mc:Ignorable="w14 w15 w16se wp14">
+  <w15:person w15:author="zhaowenbo">
+    <w15:presenceInfo w15:providerId="None" w15:userId="zhaowenbo"/>
+  </w15:person>
+</w15:people>
 </file>
 
 <file path=word/styles.xml><?xml version="1.0" encoding="utf-8"?>
@@ -9577,6 +10627,64 @@
       <w:szCs w:val="16"/>
     </w:rPr>
   </w:style>
+  <w:style w:type="character" w:styleId="af">
+    <w:name w:val="annotation reference"/>
+    <w:basedOn w:val="a0"/>
+    <w:uiPriority w:val="99"/>
+    <w:semiHidden/>
+    <w:unhideWhenUsed/>
+    <w:rsid w:val="00603950"/>
+    <w:rPr>
+      <w:sz w:val="21"/>
+      <w:szCs w:val="21"/>
+    </w:rPr>
+  </w:style>
+  <w:style w:type="paragraph" w:styleId="af0">
+    <w:name w:val="annotation text"/>
+    <w:basedOn w:val="a"/>
+    <w:link w:val="af1"/>
+    <w:uiPriority w:val="99"/>
+    <w:semiHidden/>
+    <w:unhideWhenUsed/>
+    <w:rsid w:val="00603950"/>
+    <w:pPr>
+      <w:jc w:val="left"/>
+    </w:pPr>
+  </w:style>
+  <w:style w:type="character" w:customStyle="1" w:styleId="af1">
+    <w:name w:val="批注文字 字符"/>
+    <w:basedOn w:val="a0"/>
+    <w:link w:val="af0"/>
+    <w:uiPriority w:val="99"/>
+    <w:semiHidden/>
+    <w:rsid w:val="00603950"/>
+  </w:style>
+  <w:style w:type="paragraph" w:styleId="af2">
+    <w:name w:val="annotation subject"/>
+    <w:basedOn w:val="af0"/>
+    <w:next w:val="af0"/>
+    <w:link w:val="af3"/>
+    <w:uiPriority w:val="99"/>
+    <w:semiHidden/>
+    <w:unhideWhenUsed/>
+    <w:rsid w:val="00603950"/>
+    <w:rPr>
+      <w:b/>
+      <w:bCs/>
+    </w:rPr>
+  </w:style>
+  <w:style w:type="character" w:customStyle="1" w:styleId="af3">
+    <w:name w:val="批注主题 字符"/>
+    <w:basedOn w:val="af1"/>
+    <w:link w:val="af2"/>
+    <w:uiPriority w:val="99"/>
+    <w:semiHidden/>
+    <w:rsid w:val="00603950"/>
+    <w:rPr>
+      <w:b/>
+      <w:bCs/>
+    </w:rPr>
+  </w:style>
 </w:styles>
 </file>
 
@@ -9868,7 +10976,7 @@
 </file>
 
 <file path=customXml/itemProps1.xml><?xml version="1.0" encoding="utf-8"?>
-<ds:datastoreItem xmlns:ds="http://schemas.openxmlformats.org/officeDocument/2006/customXml" ds:itemID="{1C332C55-1DF8-400B-8023-AEFB40AC41D4}">
+<ds:datastoreItem xmlns:ds="http://schemas.openxmlformats.org/officeDocument/2006/customXml" ds:itemID="{08286F53-64C6-4D39-9713-C431EE75E4A0}">
   <ds:schemaRefs>
     <ds:schemaRef ds:uri="http://schemas.openxmlformats.org/officeDocument/2006/bibliography"/>
   </ds:schemaRefs>

--- a/internal_doc/03.开发设计/Story-password调整方案.docx
+++ b/internal_doc/03.开发设计/Story-password调整方案.docx
@@ -388,6 +388,171 @@
                 <w:rFonts w:hint="eastAsia"/>
               </w:rPr>
               <w:t>一致</w:t>
+            </w:r>
+          </w:p>
+        </w:tc>
+      </w:tr>
+      <w:tr>
+        <w:tc>
+          <w:tcPr>
+            <w:tcW w:w="2728" w:type="dxa"/>
+          </w:tcPr>
+          <w:p>
+            <w:pPr>
+              <w:ind w:left="0"/>
+              <w:rPr>
+                <w:rFonts w:hint="eastAsia"/>
+              </w:rPr>
+            </w:pPr>
+            <w:r>
+              <w:rPr>
+                <w:rFonts w:hint="eastAsia"/>
+              </w:rPr>
+              <w:t>2018-</w:t>
+            </w:r>
+            <w:r>
+              <w:t>08</w:t>
+            </w:r>
+            <w:r>
+              <w:rPr>
+                <w:rFonts w:hint="eastAsia"/>
+              </w:rPr>
+              <w:t>-</w:t>
+            </w:r>
+            <w:r>
+              <w:t xml:space="preserve">27 </w:t>
+            </w:r>
+            <w:r>
+              <w:rPr>
+                <w:rFonts w:hint="eastAsia"/>
+              </w:rPr>
+              <w:t>赵文博</w:t>
+            </w:r>
+          </w:p>
+        </w:tc>
+        <w:tc>
+          <w:tcPr>
+            <w:tcW w:w="5437" w:type="dxa"/>
+          </w:tcPr>
+          <w:p>
+            <w:pPr>
+              <w:pStyle w:val="aa"/>
+              <w:numPr>
+                <w:ilvl w:val="0"/>
+                <w:numId w:val="45"/>
+              </w:numPr>
+              <w:ind w:firstLineChars="0"/>
+            </w:pPr>
+            <w:r>
+              <w:rPr>
+                <w:rFonts w:hint="eastAsia"/>
+              </w:rPr>
+              <w:t>修改约定的密码输入回显方式</w:t>
+            </w:r>
+          </w:p>
+          <w:p>
+            <w:pPr>
+              <w:pStyle w:val="aa"/>
+              <w:numPr>
+                <w:ilvl w:val="0"/>
+                <w:numId w:val="45"/>
+              </w:numPr>
+              <w:ind w:firstLineChars="0"/>
+            </w:pPr>
+            <w:r>
+              <w:rPr>
+                <w:rFonts w:hint="eastAsia"/>
+              </w:rPr>
+              <w:t>去掉在</w:t>
+            </w:r>
+            <w:r>
+              <w:rPr>
+                <w:rFonts w:hint="eastAsia"/>
+              </w:rPr>
+              <w:t>C</w:t>
+            </w:r>
+            <w:r>
+              <w:rPr>
+                <w:rFonts w:hint="eastAsia"/>
+              </w:rPr>
+              <w:t>中实现不需要的</w:t>
+            </w:r>
+            <w:r>
+              <w:rPr>
+                <w:rFonts w:hint="eastAsia"/>
+              </w:rPr>
+              <w:t>encodeCipherText()</w:t>
+            </w:r>
+            <w:r>
+              <w:rPr>
+                <w:rFonts w:hint="eastAsia"/>
+              </w:rPr>
+              <w:t>。</w:t>
+            </w:r>
+          </w:p>
+          <w:p>
+            <w:pPr>
+              <w:pStyle w:val="aa"/>
+              <w:numPr>
+                <w:ilvl w:val="0"/>
+                <w:numId w:val="45"/>
+              </w:numPr>
+              <w:ind w:firstLineChars="0"/>
+            </w:pPr>
+            <w:r>
+              <w:rPr>
+                <w:rFonts w:hint="eastAsia"/>
+              </w:rPr>
+              <w:t>添加驱动中宏和链接库的设定</w:t>
+            </w:r>
+            <w:r>
+              <w:rPr>
+                <w:rFonts w:hint="eastAsia"/>
+              </w:rPr>
+              <w:t>。</w:t>
+            </w:r>
+            <w:bookmarkStart w:id="0" w:name="_GoBack"/>
+            <w:bookmarkEnd w:id="0"/>
+          </w:p>
+          <w:p>
+            <w:pPr>
+              <w:pStyle w:val="aa"/>
+              <w:numPr>
+                <w:ilvl w:val="0"/>
+                <w:numId w:val="45"/>
+              </w:numPr>
+              <w:ind w:firstLineChars="0"/>
+            </w:pPr>
+            <w:r>
+              <w:rPr>
+                <w:rFonts w:hint="eastAsia"/>
+              </w:rPr>
+              <w:t>明确加密方案。</w:t>
+            </w:r>
+          </w:p>
+          <w:p>
+            <w:pPr>
+              <w:pStyle w:val="aa"/>
+              <w:numPr>
+                <w:ilvl w:val="0"/>
+                <w:numId w:val="45"/>
+              </w:numPr>
+              <w:ind w:firstLineChars="0"/>
+              <w:rPr>
+                <w:rFonts w:hint="eastAsia"/>
+              </w:rPr>
+            </w:pPr>
+            <w:r>
+              <w:rPr>
+                <w:rFonts w:hint="eastAsia"/>
+              </w:rPr>
+              <w:t>添加安全隐患</w:t>
+            </w:r>
+            <w:r>
+              <w:rPr>
+                <w:rFonts w:hint="eastAsia"/>
+              </w:rPr>
+              <w:t>。</w:t>
             </w:r>
           </w:p>
         </w:tc>
@@ -1254,21 +1419,13 @@
               <w:rPr>
                 <w:rFonts w:hint="eastAsia"/>
               </w:rPr>
-              <w:t>--</w:t>
-            </w:r>
-            <w:commentRangeStart w:id="0"/>
-            <w:r>
-              <w:rPr>
-                <w:rFonts w:hint="eastAsia"/>
-              </w:rPr>
-              <w:t>user</w:t>
-            </w:r>
-            <w:commentRangeEnd w:id="0"/>
-            <w:r>
-              <w:rPr>
-                <w:rStyle w:val="af"/>
-              </w:rPr>
-              <w:commentReference w:id="0"/>
+              <w:t>--user</w:t>
+            </w:r>
+            <w:r>
+              <w:rPr>
+                <w:rFonts w:hint="eastAsia"/>
+              </w:rPr>
+              <w:t>等工具本身已有指定用户名的参数</w:t>
             </w:r>
           </w:p>
         </w:tc>
@@ -2497,6 +2654,9 @@
       <w:r>
         <w:t xml:space="preserve"> </w:t>
       </w:r>
+      <w:r>
+        <w:t>*******</w:t>
+      </w:r>
     </w:p>
     <w:p>
       <w:pPr>
@@ -2520,19 +2680,17 @@
         </w:rPr>
         <w:t>*</w:t>
       </w:r>
-      <w:commentRangeStart w:id="1"/>
       <w:r>
         <w:rPr>
           <w:rFonts w:hint="eastAsia"/>
         </w:rPr>
         <w:t>号</w:t>
       </w:r>
-      <w:commentRangeEnd w:id="1"/>
-      <w:r>
-        <w:rPr>
-          <w:rStyle w:val="af"/>
-        </w:rPr>
-        <w:commentReference w:id="1"/>
+      <w:r>
+        <w:rPr>
+          <w:rFonts w:hint="eastAsia"/>
+        </w:rPr>
+        <w:t>回显</w:t>
       </w:r>
     </w:p>
     <w:p>
@@ -2851,7 +3009,7 @@
                     </pic:cNvPicPr>
                   </pic:nvPicPr>
                   <pic:blipFill>
-                    <a:blip r:embed="rId10"/>
+                    <a:blip r:embed="rId8"/>
                     <a:srcRect/>
                     <a:stretch>
                       <a:fillRect/>
@@ -3112,7 +3270,7 @@
                     </pic:cNvPicPr>
                   </pic:nvPicPr>
                   <pic:blipFill>
-                    <a:blip r:embed="rId11"/>
+                    <a:blip r:embed="rId9"/>
                     <a:srcRect/>
                     <a:stretch>
                       <a:fillRect/>
@@ -3580,75 +3738,135 @@
       <w:pPr>
         <w:pStyle w:val="aa"/>
         <w:ind w:left="777" w:firstLineChars="0" w:firstLine="0"/>
-        <w:rPr>
-          <w:rFonts w:hint="eastAsia"/>
-        </w:rPr>
-      </w:pPr>
-      <w:r>
-        <w:rPr>
-          <w:rFonts w:hint="eastAsia"/>
-        </w:rPr>
-        <w:t>encodeCipher</w:t>
-      </w:r>
-      <w:r>
-        <w:t>Text</w:t>
-      </w:r>
-      <w:r>
-        <w:rPr>
-          <w:rFonts w:hint="eastAsia"/>
-        </w:rPr>
-        <w:t>()</w:t>
-      </w:r>
-      <w:r>
-        <w:t xml:space="preserve"> </w:t>
-      </w:r>
-      <w:r>
-        <w:rPr>
-          <w:rFonts w:hint="eastAsia"/>
-        </w:rPr>
-        <w:t>解密密文，</w:t>
-      </w:r>
-      <w:r>
-        <w:rPr>
-          <w:rFonts w:hint="eastAsia"/>
-        </w:rPr>
-        <w:t>C++</w:t>
-      </w:r>
-      <w:r>
-        <w:rPr>
-          <w:rFonts w:hint="eastAsia"/>
-        </w:rPr>
-        <w:t>使用</w:t>
+      </w:pPr>
+      <w:r>
+        <w:t xml:space="preserve">decodeCipherText() </w:t>
+      </w:r>
+      <w:r>
+        <w:rPr>
+          <w:rFonts w:hint="eastAsia"/>
+        </w:rPr>
+        <w:t>加密密文，</w:t>
+      </w:r>
+      <w:r>
+        <w:rPr>
+          <w:rFonts w:hint="eastAsia"/>
+        </w:rPr>
+        <w:t>C/C++</w:t>
+      </w:r>
+      <w:r>
+        <w:rPr>
+          <w:rFonts w:hint="eastAsia"/>
+        </w:rPr>
+        <w:t>公用</w:t>
       </w:r>
     </w:p>
     <w:p>
       <w:pPr>
         <w:pStyle w:val="aa"/>
         <w:ind w:left="777" w:firstLineChars="0" w:firstLine="0"/>
-        <w:rPr>
-          <w:rFonts w:hint="eastAsia"/>
-        </w:rPr>
-      </w:pPr>
-      <w:r>
-        <w:t xml:space="preserve">decodeCipherText() </w:t>
-      </w:r>
-      <w:r>
-        <w:rPr>
-          <w:rFonts w:hint="eastAsia"/>
-        </w:rPr>
-        <w:t>加密密文，</w:t>
-      </w:r>
-      <w:r>
-        <w:rPr>
-          <w:rFonts w:hint="eastAsia"/>
-        </w:rPr>
-        <w:t>C/C++</w:t>
-      </w:r>
-      <w:r>
-        <w:rPr>
-          <w:rFonts w:hint="eastAsia"/>
-        </w:rPr>
-        <w:t>公用</w:t>
+      </w:pPr>
+    </w:p>
+    <w:p>
+      <w:pPr>
+        <w:pStyle w:val="aa"/>
+        <w:ind w:left="777" w:firstLineChars="0" w:firstLine="0"/>
+      </w:pPr>
+      <w:r>
+        <w:rPr>
+          <w:rFonts w:hint="eastAsia"/>
+        </w:rPr>
+        <w:t>添加</w:t>
+      </w:r>
+      <w:r>
+        <w:rPr>
+          <w:rFonts w:hint="eastAsia"/>
+        </w:rPr>
+        <w:t>SDB_CIPHER</w:t>
+      </w:r>
+      <w:r>
+        <w:rPr>
+          <w:rFonts w:hint="eastAsia"/>
+        </w:rPr>
+        <w:t>宏，只有在编译定义了</w:t>
+      </w:r>
+      <w:r>
+        <w:rPr>
+          <w:rFonts w:hint="eastAsia"/>
+        </w:rPr>
+        <w:t>SDB_CIPHER</w:t>
+      </w:r>
+      <w:r>
+        <w:rPr>
+          <w:rFonts w:hint="eastAsia"/>
+        </w:rPr>
+        <w:t>时才在驱动中加入加解密代码。</w:t>
+      </w:r>
+    </w:p>
+    <w:p>
+      <w:pPr>
+        <w:pStyle w:val="aa"/>
+        <w:ind w:left="777" w:firstLineChars="0" w:firstLine="0"/>
+        <w:rPr>
+          <w:rFonts w:hint="eastAsia"/>
+        </w:rPr>
+      </w:pPr>
+      <w:r>
+        <w:rPr>
+          <w:rFonts w:hint="eastAsia"/>
+        </w:rPr>
+        <w:t>目前只有</w:t>
+      </w:r>
+      <w:r>
+        <w:rPr>
+          <w:rFonts w:hint="eastAsia"/>
+        </w:rPr>
+        <w:t>PostgreSQL</w:t>
+      </w:r>
+      <w:r>
+        <w:rPr>
+          <w:rFonts w:hint="eastAsia"/>
+        </w:rPr>
+        <w:t>连接器会定义</w:t>
+      </w:r>
+      <w:r>
+        <w:rPr>
+          <w:rFonts w:hint="eastAsia"/>
+        </w:rPr>
+        <w:t>SDB</w:t>
+      </w:r>
+      <w:r>
+        <w:t>_CIPHER</w:t>
+      </w:r>
+      <w:r>
+        <w:rPr>
+          <w:rFonts w:hint="eastAsia"/>
+        </w:rPr>
+        <w:t>，且编译时调用系统</w:t>
+      </w:r>
+      <w:r>
+        <w:rPr>
+          <w:rFonts w:hint="eastAsia"/>
+        </w:rPr>
+        <w:t>openssl</w:t>
+      </w:r>
+      <w:r>
+        <w:rPr>
+          <w:rFonts w:hint="eastAsia"/>
+        </w:rPr>
+        <w:t>库而不是</w:t>
+      </w:r>
+      <w:r>
+        <w:rPr>
+          <w:rFonts w:hint="eastAsia"/>
+        </w:rPr>
+        <w:t>SequoiaDB</w:t>
+      </w:r>
+      <w:r>
+        <w:rPr>
+          <w:rFonts w:hint="eastAsia"/>
+        </w:rPr>
+        <w:t>自带第三方库。</w:t>
       </w:r>
     </w:p>
     <w:p>
@@ -3719,7 +3937,7 @@
                     </pic:cNvPicPr>
                   </pic:nvPicPr>
                   <pic:blipFill>
-                    <a:blip r:embed="rId12"/>
+                    <a:blip r:embed="rId10"/>
                     <a:srcRect/>
                     <a:stretch>
                       <a:fillRect/>
@@ -4028,25 +4246,77 @@
         </w:rPr>
         <w:t>（例如：</w:t>
       </w:r>
-      <w:commentRangeStart w:id="2"/>
       <w:r>
         <w:rPr>
           <w:rFonts w:hint="eastAsia"/>
         </w:rPr>
         <w:t>1Y1Y1Y1Y</w:t>
       </w:r>
-      <w:commentRangeEnd w:id="2"/>
-      <w:r>
-        <w:rPr>
-          <w:rStyle w:val="af"/>
-        </w:rPr>
-        <w:commentReference w:id="2"/>
-      </w:r>
       <w:r>
         <w:rPr>
           <w:rFonts w:hint="eastAsia"/>
         </w:rPr>
         <w:t>）</w:t>
+      </w:r>
+      <w:r>
+        <w:rPr>
+          <w:rFonts w:hint="eastAsia"/>
+        </w:rPr>
+        <w:t>。因为加解密</w:t>
+      </w:r>
+      <w:r>
+        <w:rPr>
+          <w:rFonts w:hint="eastAsia"/>
+        </w:rPr>
+        <w:t>Key</w:t>
+      </w:r>
+      <w:r>
+        <w:rPr>
+          <w:rFonts w:hint="eastAsia"/>
+        </w:rPr>
+        <w:t>和密文存储在一起，采用上述</w:t>
+      </w:r>
+      <w:r>
+        <w:rPr>
+          <w:rFonts w:hint="eastAsia"/>
+        </w:rPr>
+        <w:t>B</w:t>
+      </w:r>
+      <w:r>
+        <w:rPr>
+          <w:rFonts w:hint="eastAsia"/>
+        </w:rPr>
+        <w:t>aseKey</w:t>
+      </w:r>
+      <w:r>
+        <w:rPr>
+          <w:rFonts w:hint="eastAsia"/>
+        </w:rPr>
+        <w:t>的做法，相当于对</w:t>
+      </w:r>
+      <w:r>
+        <w:rPr>
+          <w:rFonts w:hint="eastAsia"/>
+        </w:rPr>
+        <w:t>Key</w:t>
+      </w:r>
+      <w:r>
+        <w:rPr>
+          <w:rFonts w:hint="eastAsia"/>
+        </w:rPr>
+        <w:t>做了简单加密，因此安全性比全随机的</w:t>
+      </w:r>
+      <w:r>
+        <w:rPr>
+          <w:rFonts w:hint="eastAsia"/>
+        </w:rPr>
+        <w:t>Key</w:t>
+      </w:r>
+      <w:r>
+        <w:rPr>
+          <w:rFonts w:hint="eastAsia"/>
+        </w:rPr>
+        <w:t>安全性更高。</w:t>
       </w:r>
     </w:p>
     <w:p>
@@ -4134,7 +4404,19 @@
         <w:rPr>
           <w:rFonts w:hint="eastAsia"/>
         </w:rPr>
-        <w:t xml:space="preserve">  key</w:t>
+        <w:t xml:space="preserve">  </w:t>
+      </w:r>
+      <w:r>
+        <w:rPr>
+          <w:rFonts w:hint="eastAsia"/>
+        </w:rPr>
+        <w:t>Base</w:t>
+      </w:r>
+      <w:r>
+        <w:rPr>
+          <w:rFonts w:hint="eastAsia"/>
+        </w:rPr>
+        <w:t>key</w:t>
       </w:r>
       <w:r>
         <w:rPr>
@@ -4155,10 +4437,7 @@
         <w:t>定长</w:t>
       </w:r>
       <w:r>
-        <w:rPr>
-          <w:rFonts w:hint="eastAsia"/>
-        </w:rPr>
-        <w:t>8</w:t>
+        <w:t>2</w:t>
       </w:r>
       <w:r>
         <w:rPr>
@@ -4292,7 +4571,25 @@
         <w:rPr>
           <w:rFonts w:hint="eastAsia"/>
         </w:rPr>
+        <w:t>Base</w:t>
+      </w:r>
+      <w:r>
+        <w:rPr>
+          <w:rFonts w:hint="eastAsia"/>
+        </w:rPr>
         <w:t>key</w:t>
+      </w:r>
+      <w:r>
+        <w:rPr>
+          <w:rFonts w:hint="eastAsia"/>
+        </w:rPr>
+        <w:t>后还原成</w:t>
+      </w:r>
+      <w:r>
+        <w:rPr>
+          <w:rFonts w:hint="eastAsia"/>
+        </w:rPr>
+        <w:t>Key</w:t>
       </w:r>
     </w:p>
     <w:p>
@@ -4349,9 +4646,6 @@
           <w:numId w:val="36"/>
         </w:numPr>
         <w:ind w:firstLineChars="0"/>
-        <w:rPr>
-          <w:rFonts w:hint="eastAsia"/>
-        </w:rPr>
       </w:pPr>
       <w:r>
         <w:rPr>
@@ -4381,8 +4675,138 @@
         <w:rPr>
           <w:rFonts w:hint="eastAsia"/>
         </w:rPr>
+        <w:t>e</w:t>
+      </w:r>
+      <w:r>
+        <w:t>cb</w:t>
+      </w:r>
+      <w:r>
+        <w:rPr>
+          <w:rFonts w:hint="eastAsia"/>
+        </w:rPr>
         <w:t>加解密</w:t>
       </w:r>
+    </w:p>
+    <w:p>
+      <w:pPr>
+        <w:pStyle w:val="aa"/>
+        <w:ind w:left="777" w:firstLineChars="0" w:firstLine="0"/>
+        <w:rPr>
+          <w:rFonts w:hint="eastAsia"/>
+        </w:rPr>
+      </w:pPr>
+    </w:p>
+    <w:p>
+      <w:pPr>
+        <w:pStyle w:val="3"/>
+      </w:pPr>
+      <w:r>
+        <w:rPr>
+          <w:rFonts w:hint="eastAsia"/>
+        </w:rPr>
+        <w:t>安全隐患</w:t>
+      </w:r>
+    </w:p>
+    <w:p>
+      <w:pPr>
+        <w:pStyle w:val="aa"/>
+        <w:numPr>
+          <w:ilvl w:val="0"/>
+          <w:numId w:val="43"/>
+        </w:numPr>
+        <w:ind w:firstLineChars="0"/>
+      </w:pPr>
+      <w:r>
+        <w:rPr>
+          <w:rFonts w:hint="eastAsia"/>
+        </w:rPr>
+        <w:t>由于采用对称性加密且加解密</w:t>
+      </w:r>
+      <w:r>
+        <w:rPr>
+          <w:rFonts w:hint="eastAsia"/>
+        </w:rPr>
+        <w:t>Key</w:t>
+      </w:r>
+      <w:r>
+        <w:rPr>
+          <w:rFonts w:hint="eastAsia"/>
+        </w:rPr>
+        <w:t>和密文存储在一起，虽然</w:t>
+      </w:r>
+      <w:r>
+        <w:rPr>
+          <w:rFonts w:hint="eastAsia"/>
+        </w:rPr>
+        <w:t>Key</w:t>
+      </w:r>
+      <w:r>
+        <w:rPr>
+          <w:rFonts w:hint="eastAsia"/>
+        </w:rPr>
+        <w:t>经过一定的处理，但只要代码开源或是泄露，那么密文和明文无异。</w:t>
+      </w:r>
+      <w:r>
+        <w:rPr>
+          <w:rFonts w:hint="eastAsia"/>
+        </w:rPr>
+        <w:t>另外</w:t>
+      </w:r>
+      <w:r>
+        <w:rPr>
+          <w:rFonts w:hint="eastAsia"/>
+        </w:rPr>
+        <w:t>des</w:t>
+      </w:r>
+      <w:r>
+        <w:t xml:space="preserve"> ecb</w:t>
+      </w:r>
+      <w:r>
+        <w:rPr>
+          <w:rFonts w:hint="eastAsia"/>
+        </w:rPr>
+        <w:t>加密是一种较过时的加密算法，已经可以暴力破解。</w:t>
+      </w:r>
+    </w:p>
+    <w:p>
+      <w:pPr>
+        <w:pStyle w:val="aa"/>
+        <w:numPr>
+          <w:ilvl w:val="0"/>
+          <w:numId w:val="43"/>
+        </w:numPr>
+        <w:ind w:firstLineChars="0"/>
+        <w:rPr>
+          <w:rFonts w:hint="eastAsia"/>
+        </w:rPr>
+      </w:pPr>
+      <w:r>
+        <w:rPr>
+          <w:rFonts w:hint="eastAsia"/>
+        </w:rPr>
+        <w:t>由于方案中用于只需要两个条件即可通过加密验证：对于加密文件的访问权限以及用户名，因此</w:t>
+      </w:r>
+      <w:r>
+        <w:rPr>
+          <w:rFonts w:hint="eastAsia"/>
+        </w:rPr>
+        <w:t>root</w:t>
+      </w:r>
+      <w:r>
+        <w:rPr>
+          <w:rFonts w:hint="eastAsia"/>
+        </w:rPr>
+        <w:t>用户实际上可以通过任何用户的加密验证。</w:t>
+      </w:r>
+    </w:p>
+    <w:p>
+      <w:pPr>
+        <w:pStyle w:val="aa"/>
+        <w:ind w:left="777" w:firstLineChars="0" w:firstLine="0"/>
+        <w:rPr>
+          <w:rFonts w:hint="eastAsia"/>
+        </w:rPr>
+      </w:pPr>
     </w:p>
     <w:p>
       <w:pPr>
@@ -6371,127 +6795,6 @@
 </w:document>
 </file>
 
-<file path=word/comments.xml><?xml version="1.0" encoding="utf-8"?>
-<w:comments xmlns:wpc="http://schemas.microsoft.com/office/word/2010/wordprocessingCanvas" xmlns:cx="http://schemas.microsoft.com/office/drawing/2014/chartex" xmlns:mc="http://schemas.openxmlformats.org/markup-compatibility/2006" xmlns:o="urn:schemas-microsoft-com:office:office" xmlns:r="http://schemas.openxmlformats.org/officeDocument/2006/relationships" xmlns:m="http://schemas.openxmlformats.org/officeDocument/2006/math" xmlns:v="urn:schemas-microsoft-com:vml" xmlns:wp14="http://schemas.microsoft.com/office/word/2010/wordprocessingDrawing" xmlns:wp="http://schemas.openxmlformats.org/drawingml/2006/wordprocessingDrawing" xmlns:w10="urn:schemas-microsoft-com:office:word" xmlns:w="http://schemas.openxmlformats.org/wordprocessingml/2006/main" xmlns:w14="http://schemas.microsoft.com/office/word/2010/wordml" xmlns:w15="http://schemas.microsoft.com/office/word/2012/wordml" xmlns:w16se="http://schemas.microsoft.com/office/word/2015/wordml/symex" xmlns:wpg="http://schemas.microsoft.com/office/word/2010/wordprocessingGroup" xmlns:wpi="http://schemas.microsoft.com/office/word/2010/wordprocessingInk" xmlns:wne="http://schemas.microsoft.com/office/word/2006/wordml" xmlns:wps="http://schemas.microsoft.com/office/word/2010/wordprocessingShape" mc:Ignorable="w14 w15 w16se wp14">
-  <w:comment w:id="0" w:author="zhaowenbo" w:date="2018-08-22T15:36:00Z" w:initials="z">
-    <w:p>
-      <w:pPr>
-        <w:pStyle w:val="af0"/>
-      </w:pPr>
-      <w:r>
-        <w:rPr>
-          <w:rStyle w:val="af"/>
-        </w:rPr>
-        <w:annotationRef/>
-      </w:r>
-      <w:r>
-        <w:rPr>
-          <w:rFonts w:hint="eastAsia"/>
-        </w:rPr>
-        <w:t>利用既有的用户名提供参数</w:t>
-      </w:r>
-    </w:p>
-  </w:comment>
-  <w:comment w:id="1" w:author="zhaowenbo" w:date="2018-08-22T15:41:00Z" w:initials="z">
-    <w:p>
-      <w:pPr>
-        <w:pStyle w:val="af0"/>
-      </w:pPr>
-      <w:r>
-        <w:rPr>
-          <w:rStyle w:val="af"/>
-        </w:rPr>
-        <w:annotationRef/>
-      </w:r>
-      <w:r>
-        <w:t>E</w:t>
-      </w:r>
-      <w:r>
-        <w:rPr>
-          <w:rFonts w:hint="eastAsia"/>
-        </w:rPr>
-        <w:t>cho</w:t>
-      </w:r>
-      <w:r>
-        <w:t xml:space="preserve">Off </w:t>
-      </w:r>
-      <w:r>
-        <w:rPr>
-          <w:rFonts w:hint="eastAsia"/>
-        </w:rPr>
-        <w:t>应关闭回显</w:t>
-      </w:r>
-    </w:p>
-  </w:comment>
-  <w:comment w:id="2" w:author="zhaowenbo" w:date="2018-08-22T15:54:00Z" w:initials="z">
-    <w:p>
-      <w:pPr>
-        <w:pStyle w:val="af0"/>
-      </w:pPr>
-      <w:r>
-        <w:rPr>
-          <w:rStyle w:val="af"/>
-        </w:rPr>
-        <w:annotationRef/>
-      </w:r>
-      <w:r>
-        <w:rPr>
-          <w:rFonts w:hint="eastAsia"/>
-        </w:rPr>
-        <w:t>全随机</w:t>
-      </w:r>
-    </w:p>
-    <w:p>
-      <w:pPr>
-        <w:pStyle w:val="af0"/>
-      </w:pPr>
-      <w:r>
-        <w:rPr>
-          <w:rFonts w:hint="eastAsia"/>
-        </w:rPr>
-        <w:t>研究原理</w:t>
-      </w:r>
-    </w:p>
-    <w:p>
-      <w:pPr>
-        <w:pStyle w:val="af0"/>
-        <w:rPr>
-          <w:rFonts w:hint="eastAsia"/>
-        </w:rPr>
-      </w:pPr>
-      <w:r>
-        <w:rPr>
-          <w:rFonts w:hint="eastAsia"/>
-        </w:rPr>
-        <w:t>宏开关，调用</w:t>
-      </w:r>
-      <w:r>
-        <w:rPr>
-          <w:rFonts w:hint="eastAsia"/>
-        </w:rPr>
-        <w:t>open</w:t>
-      </w:r>
-      <w:bookmarkStart w:id="3" w:name="_GoBack"/>
-      <w:bookmarkEnd w:id="3"/>
-      <w:r>
-        <w:rPr>
-          <w:rFonts w:hint="eastAsia"/>
-        </w:rPr>
-        <w:t>ssl</w:t>
-      </w:r>
-    </w:p>
-  </w:comment>
-</w:comments>
-</file>
-
-<file path=word/commentsExtended.xml><?xml version="1.0" encoding="utf-8"?>
-<w15:commentsEx xmlns:wpc="http://schemas.microsoft.com/office/word/2010/wordprocessingCanvas" xmlns:cx="http://schemas.microsoft.com/office/drawing/2014/chartex" xmlns:mc="http://schemas.openxmlformats.org/markup-compatibility/2006" xmlns:o="urn:schemas-microsoft-com:office:office" xmlns:r="http://schemas.openxmlformats.org/officeDocument/2006/relationships" xmlns:m="http://schemas.openxmlformats.org/officeDocument/2006/math" xmlns:v="urn:schemas-microsoft-com:vml" xmlns:wp14="http://schemas.microsoft.com/office/word/2010/wordprocessingDrawing" xmlns:wp="http://schemas.openxmlformats.org/drawingml/2006/wordprocessingDrawing" xmlns:w10="urn:schemas-microsoft-com:office:word" xmlns:w="http://schemas.openxmlformats.org/wordprocessingml/2006/main" xmlns:w14="http://schemas.microsoft.com/office/word/2010/wordml" xmlns:w15="http://schemas.microsoft.com/office/word/2012/wordml" xmlns:w16se="http://schemas.microsoft.com/office/word/2015/wordml/symex" xmlns:wpg="http://schemas.microsoft.com/office/word/2010/wordprocessingGroup" xmlns:wpi="http://schemas.microsoft.com/office/word/2010/wordprocessingInk" xmlns:wne="http://schemas.microsoft.com/office/word/2006/wordml" xmlns:wps="http://schemas.microsoft.com/office/word/2010/wordprocessingShape" mc:Ignorable="w14 w15 w16se wp14">
-  <w15:commentEx w15:paraId="584CEEE1" w15:done="0"/>
-  <w15:commentEx w15:paraId="03DEEB4A" w15:done="0"/>
-  <w15:commentEx w15:paraId="7BDC5040" w15:done="0"/>
-</w15:commentsEx>
-</file>
-
 <file path=word/endnotes.xml><?xml version="1.0" encoding="utf-8"?>
 <w:endnotes xmlns:wpc="http://schemas.microsoft.com/office/word/2010/wordprocessingCanvas" xmlns:cx="http://schemas.microsoft.com/office/drawing/2014/chartex" xmlns:mc="http://schemas.openxmlformats.org/markup-compatibility/2006" xmlns:o="urn:schemas-microsoft-com:office:office" xmlns:r="http://schemas.openxmlformats.org/officeDocument/2006/relationships" xmlns:m="http://schemas.openxmlformats.org/officeDocument/2006/math" xmlns:v="urn:schemas-microsoft-com:vml" xmlns:wp14="http://schemas.microsoft.com/office/word/2010/wordprocessingDrawing" xmlns:wp="http://schemas.openxmlformats.org/drawingml/2006/wordprocessingDrawing" xmlns:w10="urn:schemas-microsoft-com:office:word" xmlns:w="http://schemas.openxmlformats.org/wordprocessingml/2006/main" xmlns:w14="http://schemas.microsoft.com/office/word/2010/wordml" xmlns:w15="http://schemas.microsoft.com/office/word/2012/wordml" xmlns:w16se="http://schemas.microsoft.com/office/word/2015/wordml/symex" xmlns:wpg="http://schemas.microsoft.com/office/word/2010/wordprocessingGroup" xmlns:wpi="http://schemas.microsoft.com/office/word/2010/wordprocessingInk" xmlns:wne="http://schemas.microsoft.com/office/word/2006/wordml" xmlns:wps="http://schemas.microsoft.com/office/word/2010/wordprocessingShape" mc:Ignorable="w14 w15 w16se wp14">
   <w:endnote w:type="separator" w:id="-1">
@@ -7830,6 +8133,95 @@
     </w:lvl>
   </w:abstractNum>
   <w:abstractNum w:abstractNumId="15" w15:restartNumberingAfterBreak="0">
+    <w:nsid w:val="32337DFD"/>
+    <w:multiLevelType w:val="hybridMultilevel"/>
+    <w:tmpl w:val="3EBABA76"/>
+    <w:lvl w:ilvl="0" w:tplc="3948CE8A">
+      <w:start w:val="1"/>
+      <w:numFmt w:val="upperLetter"/>
+      <w:lvlText w:val="%1."/>
+      <w:lvlJc w:val="left"/>
+      <w:pPr>
+        <w:ind w:left="1137" w:hanging="360"/>
+      </w:pPr>
+      <w:rPr>
+        <w:rFonts w:hint="default"/>
+      </w:rPr>
+    </w:lvl>
+    <w:lvl w:ilvl="1" w:tplc="04090019" w:tentative="1">
+      <w:start w:val="1"/>
+      <w:numFmt w:val="lowerLetter"/>
+      <w:lvlText w:val="%2)"/>
+      <w:lvlJc w:val="left"/>
+      <w:pPr>
+        <w:ind w:left="1617" w:hanging="420"/>
+      </w:pPr>
+    </w:lvl>
+    <w:lvl w:ilvl="2" w:tplc="0409001B" w:tentative="1">
+      <w:start w:val="1"/>
+      <w:numFmt w:val="lowerRoman"/>
+      <w:lvlText w:val="%3."/>
+      <w:lvlJc w:val="right"/>
+      <w:pPr>
+        <w:ind w:left="2037" w:hanging="420"/>
+      </w:pPr>
+    </w:lvl>
+    <w:lvl w:ilvl="3" w:tplc="0409000F" w:tentative="1">
+      <w:start w:val="1"/>
+      <w:numFmt w:val="decimal"/>
+      <w:lvlText w:val="%4."/>
+      <w:lvlJc w:val="left"/>
+      <w:pPr>
+        <w:ind w:left="2457" w:hanging="420"/>
+      </w:pPr>
+    </w:lvl>
+    <w:lvl w:ilvl="4" w:tplc="04090019" w:tentative="1">
+      <w:start w:val="1"/>
+      <w:numFmt w:val="lowerLetter"/>
+      <w:lvlText w:val="%5)"/>
+      <w:lvlJc w:val="left"/>
+      <w:pPr>
+        <w:ind w:left="2877" w:hanging="420"/>
+      </w:pPr>
+    </w:lvl>
+    <w:lvl w:ilvl="5" w:tplc="0409001B" w:tentative="1">
+      <w:start w:val="1"/>
+      <w:numFmt w:val="lowerRoman"/>
+      <w:lvlText w:val="%6."/>
+      <w:lvlJc w:val="right"/>
+      <w:pPr>
+        <w:ind w:left="3297" w:hanging="420"/>
+      </w:pPr>
+    </w:lvl>
+    <w:lvl w:ilvl="6" w:tplc="0409000F" w:tentative="1">
+      <w:start w:val="1"/>
+      <w:numFmt w:val="decimal"/>
+      <w:lvlText w:val="%7."/>
+      <w:lvlJc w:val="left"/>
+      <w:pPr>
+        <w:ind w:left="3717" w:hanging="420"/>
+      </w:pPr>
+    </w:lvl>
+    <w:lvl w:ilvl="7" w:tplc="04090019" w:tentative="1">
+      <w:start w:val="1"/>
+      <w:numFmt w:val="lowerLetter"/>
+      <w:lvlText w:val="%8)"/>
+      <w:lvlJc w:val="left"/>
+      <w:pPr>
+        <w:ind w:left="4137" w:hanging="420"/>
+      </w:pPr>
+    </w:lvl>
+    <w:lvl w:ilvl="8" w:tplc="0409001B" w:tentative="1">
+      <w:start w:val="1"/>
+      <w:numFmt w:val="lowerRoman"/>
+      <w:lvlText w:val="%9."/>
+      <w:lvlJc w:val="right"/>
+      <w:pPr>
+        <w:ind w:left="4557" w:hanging="420"/>
+      </w:pPr>
+    </w:lvl>
+  </w:abstractNum>
+  <w:abstractNum w:abstractNumId="16" w15:restartNumberingAfterBreak="0">
     <w:nsid w:val="33520CEF"/>
     <w:multiLevelType w:val="hybridMultilevel"/>
     <w:tmpl w:val="C6EE240A"/>
@@ -7915,7 +8307,7 @@
       </w:pPr>
     </w:lvl>
   </w:abstractNum>
-  <w:abstractNum w:abstractNumId="16" w15:restartNumberingAfterBreak="0">
+  <w:abstractNum w:abstractNumId="17" w15:restartNumberingAfterBreak="0">
     <w:nsid w:val="34270BAD"/>
     <w:multiLevelType w:val="hybridMultilevel"/>
     <w:tmpl w:val="0598F0A2"/>
@@ -8001,7 +8393,7 @@
       </w:pPr>
     </w:lvl>
   </w:abstractNum>
-  <w:abstractNum w:abstractNumId="17" w15:restartNumberingAfterBreak="0">
+  <w:abstractNum w:abstractNumId="18" w15:restartNumberingAfterBreak="0">
     <w:nsid w:val="39C31ECF"/>
     <w:multiLevelType w:val="hybridMultilevel"/>
     <w:tmpl w:val="1F2EA18A"/>
@@ -8087,7 +8479,7 @@
       </w:pPr>
     </w:lvl>
   </w:abstractNum>
-  <w:abstractNum w:abstractNumId="18" w15:restartNumberingAfterBreak="0">
+  <w:abstractNum w:abstractNumId="19" w15:restartNumberingAfterBreak="0">
     <w:nsid w:val="3AC97F15"/>
     <w:multiLevelType w:val="hybridMultilevel"/>
     <w:tmpl w:val="372A9548"/>
@@ -8173,7 +8565,7 @@
       </w:pPr>
     </w:lvl>
   </w:abstractNum>
-  <w:abstractNum w:abstractNumId="19" w15:restartNumberingAfterBreak="0">
+  <w:abstractNum w:abstractNumId="20" w15:restartNumberingAfterBreak="0">
     <w:nsid w:val="3E1457F4"/>
     <w:multiLevelType w:val="hybridMultilevel"/>
     <w:tmpl w:val="F02EC0E0"/>
@@ -8259,7 +8651,7 @@
       </w:pPr>
     </w:lvl>
   </w:abstractNum>
-  <w:abstractNum w:abstractNumId="20" w15:restartNumberingAfterBreak="0">
+  <w:abstractNum w:abstractNumId="21" w15:restartNumberingAfterBreak="0">
     <w:nsid w:val="43A55E54"/>
     <w:multiLevelType w:val="hybridMultilevel"/>
     <w:tmpl w:val="F7AC1BBA"/>
@@ -8345,7 +8737,7 @@
       </w:pPr>
     </w:lvl>
   </w:abstractNum>
-  <w:abstractNum w:abstractNumId="21" w15:restartNumberingAfterBreak="0">
+  <w:abstractNum w:abstractNumId="22" w15:restartNumberingAfterBreak="0">
     <w:nsid w:val="483A13CE"/>
     <w:multiLevelType w:val="hybridMultilevel"/>
     <w:tmpl w:val="8D440856"/>
@@ -8434,7 +8826,7 @@
       </w:pPr>
     </w:lvl>
   </w:abstractNum>
-  <w:abstractNum w:abstractNumId="22" w15:restartNumberingAfterBreak="0">
+  <w:abstractNum w:abstractNumId="23" w15:restartNumberingAfterBreak="0">
     <w:nsid w:val="4919108D"/>
     <w:multiLevelType w:val="hybridMultilevel"/>
     <w:tmpl w:val="47560A34"/>
@@ -8520,7 +8912,7 @@
       </w:pPr>
     </w:lvl>
   </w:abstractNum>
-  <w:abstractNum w:abstractNumId="23" w15:restartNumberingAfterBreak="0">
+  <w:abstractNum w:abstractNumId="24" w15:restartNumberingAfterBreak="0">
     <w:nsid w:val="4BAB31BF"/>
     <w:multiLevelType w:val="hybridMultilevel"/>
     <w:tmpl w:val="2BD27972"/>
@@ -8609,7 +9001,96 @@
       </w:pPr>
     </w:lvl>
   </w:abstractNum>
-  <w:abstractNum w:abstractNumId="24" w15:restartNumberingAfterBreak="0">
+  <w:abstractNum w:abstractNumId="25" w15:restartNumberingAfterBreak="0">
+    <w:nsid w:val="4F105811"/>
+    <w:multiLevelType w:val="hybridMultilevel"/>
+    <w:tmpl w:val="98D0F9A8"/>
+    <w:lvl w:ilvl="0" w:tplc="675C8B18">
+      <w:start w:val="1"/>
+      <w:numFmt w:val="decimal"/>
+      <w:lvlText w:val="%1."/>
+      <w:lvlJc w:val="left"/>
+      <w:pPr>
+        <w:ind w:left="360" w:hanging="360"/>
+      </w:pPr>
+      <w:rPr>
+        <w:rFonts w:hint="default"/>
+      </w:rPr>
+    </w:lvl>
+    <w:lvl w:ilvl="1" w:tplc="04090019" w:tentative="1">
+      <w:start w:val="1"/>
+      <w:numFmt w:val="lowerLetter"/>
+      <w:lvlText w:val="%2)"/>
+      <w:lvlJc w:val="left"/>
+      <w:pPr>
+        <w:ind w:left="840" w:hanging="420"/>
+      </w:pPr>
+    </w:lvl>
+    <w:lvl w:ilvl="2" w:tplc="0409001B" w:tentative="1">
+      <w:start w:val="1"/>
+      <w:numFmt w:val="lowerRoman"/>
+      <w:lvlText w:val="%3."/>
+      <w:lvlJc w:val="right"/>
+      <w:pPr>
+        <w:ind w:left="1260" w:hanging="420"/>
+      </w:pPr>
+    </w:lvl>
+    <w:lvl w:ilvl="3" w:tplc="0409000F" w:tentative="1">
+      <w:start w:val="1"/>
+      <w:numFmt w:val="decimal"/>
+      <w:lvlText w:val="%4."/>
+      <w:lvlJc w:val="left"/>
+      <w:pPr>
+        <w:ind w:left="1680" w:hanging="420"/>
+      </w:pPr>
+    </w:lvl>
+    <w:lvl w:ilvl="4" w:tplc="04090019" w:tentative="1">
+      <w:start w:val="1"/>
+      <w:numFmt w:val="lowerLetter"/>
+      <w:lvlText w:val="%5)"/>
+      <w:lvlJc w:val="left"/>
+      <w:pPr>
+        <w:ind w:left="2100" w:hanging="420"/>
+      </w:pPr>
+    </w:lvl>
+    <w:lvl w:ilvl="5" w:tplc="0409001B" w:tentative="1">
+      <w:start w:val="1"/>
+      <w:numFmt w:val="lowerRoman"/>
+      <w:lvlText w:val="%6."/>
+      <w:lvlJc w:val="right"/>
+      <w:pPr>
+        <w:ind w:left="2520" w:hanging="420"/>
+      </w:pPr>
+    </w:lvl>
+    <w:lvl w:ilvl="6" w:tplc="0409000F" w:tentative="1">
+      <w:start w:val="1"/>
+      <w:numFmt w:val="decimal"/>
+      <w:lvlText w:val="%7."/>
+      <w:lvlJc w:val="left"/>
+      <w:pPr>
+        <w:ind w:left="2940" w:hanging="420"/>
+      </w:pPr>
+    </w:lvl>
+    <w:lvl w:ilvl="7" w:tplc="04090019" w:tentative="1">
+      <w:start w:val="1"/>
+      <w:numFmt w:val="lowerLetter"/>
+      <w:lvlText w:val="%8)"/>
+      <w:lvlJc w:val="left"/>
+      <w:pPr>
+        <w:ind w:left="3360" w:hanging="420"/>
+      </w:pPr>
+    </w:lvl>
+    <w:lvl w:ilvl="8" w:tplc="0409001B" w:tentative="1">
+      <w:start w:val="1"/>
+      <w:numFmt w:val="lowerRoman"/>
+      <w:lvlText w:val="%9."/>
+      <w:lvlJc w:val="right"/>
+      <w:pPr>
+        <w:ind w:left="3780" w:hanging="420"/>
+      </w:pPr>
+    </w:lvl>
+  </w:abstractNum>
+  <w:abstractNum w:abstractNumId="26" w15:restartNumberingAfterBreak="0">
     <w:nsid w:val="51334D8E"/>
     <w:multiLevelType w:val="hybridMultilevel"/>
     <w:tmpl w:val="F15A88F8"/>
@@ -8695,7 +9176,7 @@
       </w:pPr>
     </w:lvl>
   </w:abstractNum>
-  <w:abstractNum w:abstractNumId="25" w15:restartNumberingAfterBreak="0">
+  <w:abstractNum w:abstractNumId="27" w15:restartNumberingAfterBreak="0">
     <w:nsid w:val="5729105D"/>
     <w:multiLevelType w:val="hybridMultilevel"/>
     <w:tmpl w:val="0BC4BFA8"/>
@@ -8781,7 +9262,7 @@
       </w:pPr>
     </w:lvl>
   </w:abstractNum>
-  <w:abstractNum w:abstractNumId="26" w15:restartNumberingAfterBreak="0">
+  <w:abstractNum w:abstractNumId="28" w15:restartNumberingAfterBreak="0">
     <w:nsid w:val="589E00D2"/>
     <w:multiLevelType w:val="hybridMultilevel"/>
     <w:tmpl w:val="712282AA"/>
@@ -8868,7 +9349,7 @@
       </w:pPr>
     </w:lvl>
   </w:abstractNum>
-  <w:abstractNum w:abstractNumId="27" w15:restartNumberingAfterBreak="0">
+  <w:abstractNum w:abstractNumId="29" w15:restartNumberingAfterBreak="0">
     <w:nsid w:val="5C1E21C2"/>
     <w:multiLevelType w:val="hybridMultilevel"/>
     <w:tmpl w:val="1F52D11C"/>
@@ -8954,7 +9435,7 @@
       </w:pPr>
     </w:lvl>
   </w:abstractNum>
-  <w:abstractNum w:abstractNumId="28" w15:restartNumberingAfterBreak="0">
+  <w:abstractNum w:abstractNumId="30" w15:restartNumberingAfterBreak="0">
     <w:nsid w:val="5D943525"/>
     <w:multiLevelType w:val="hybridMultilevel"/>
     <w:tmpl w:val="C400C9FA"/>
@@ -9040,7 +9521,7 @@
       </w:pPr>
     </w:lvl>
   </w:abstractNum>
-  <w:abstractNum w:abstractNumId="29" w15:restartNumberingAfterBreak="0">
+  <w:abstractNum w:abstractNumId="31" w15:restartNumberingAfterBreak="0">
     <w:nsid w:val="60903E3B"/>
     <w:multiLevelType w:val="hybridMultilevel"/>
     <w:tmpl w:val="476A3136"/>
@@ -9126,7 +9607,7 @@
       </w:pPr>
     </w:lvl>
   </w:abstractNum>
-  <w:abstractNum w:abstractNumId="30" w15:restartNumberingAfterBreak="0">
+  <w:abstractNum w:abstractNumId="32" w15:restartNumberingAfterBreak="0">
     <w:nsid w:val="62452D00"/>
     <w:multiLevelType w:val="hybridMultilevel"/>
     <w:tmpl w:val="0598F0A2"/>
@@ -9212,7 +9693,7 @@
       </w:pPr>
     </w:lvl>
   </w:abstractNum>
-  <w:abstractNum w:abstractNumId="31" w15:restartNumberingAfterBreak="0">
+  <w:abstractNum w:abstractNumId="33" w15:restartNumberingAfterBreak="0">
     <w:nsid w:val="69FC3C89"/>
     <w:multiLevelType w:val="hybridMultilevel"/>
     <w:tmpl w:val="AC5CE594"/>
@@ -9298,7 +9779,7 @@
       </w:pPr>
     </w:lvl>
   </w:abstractNum>
-  <w:abstractNum w:abstractNumId="32" w15:restartNumberingAfterBreak="0">
+  <w:abstractNum w:abstractNumId="34" w15:restartNumberingAfterBreak="0">
     <w:nsid w:val="6B590105"/>
     <w:multiLevelType w:val="hybridMultilevel"/>
     <w:tmpl w:val="8182CF32"/>
@@ -9384,7 +9865,7 @@
       </w:pPr>
     </w:lvl>
   </w:abstractNum>
-  <w:abstractNum w:abstractNumId="33" w15:restartNumberingAfterBreak="0">
+  <w:abstractNum w:abstractNumId="35" w15:restartNumberingAfterBreak="0">
     <w:nsid w:val="6C183509"/>
     <w:multiLevelType w:val="hybridMultilevel"/>
     <w:tmpl w:val="C518C7BC"/>
@@ -9470,7 +9951,7 @@
       </w:pPr>
     </w:lvl>
   </w:abstractNum>
-  <w:abstractNum w:abstractNumId="34" w15:restartNumberingAfterBreak="0">
+  <w:abstractNum w:abstractNumId="36" w15:restartNumberingAfterBreak="0">
     <w:nsid w:val="6CC47C4C"/>
     <w:multiLevelType w:val="hybridMultilevel"/>
     <w:tmpl w:val="1F52D11C"/>
@@ -9556,7 +10037,7 @@
       </w:pPr>
     </w:lvl>
   </w:abstractNum>
-  <w:abstractNum w:abstractNumId="35" w15:restartNumberingAfterBreak="0">
+  <w:abstractNum w:abstractNumId="37" w15:restartNumberingAfterBreak="0">
     <w:nsid w:val="79981998"/>
     <w:multiLevelType w:val="hybridMultilevel"/>
     <w:tmpl w:val="048EF6F4"/>
@@ -9642,7 +10123,7 @@
       </w:pPr>
     </w:lvl>
   </w:abstractNum>
-  <w:abstractNum w:abstractNumId="36" w15:restartNumberingAfterBreak="0">
+  <w:abstractNum w:abstractNumId="38" w15:restartNumberingAfterBreak="0">
     <w:nsid w:val="7F5129E3"/>
     <w:multiLevelType w:val="hybridMultilevel"/>
     <w:tmpl w:val="51906D98"/>
@@ -9732,7 +10213,7 @@
     <w:abstractNumId w:val="9"/>
   </w:num>
   <w:num w:numId="2">
-    <w:abstractNumId w:val="26"/>
+    <w:abstractNumId w:val="28"/>
   </w:num>
   <w:num w:numId="3">
     <w:abstractNumId w:val="11"/>
@@ -9747,10 +10228,10 @@
     <w:abstractNumId w:val="9"/>
   </w:num>
   <w:num w:numId="7">
-    <w:abstractNumId w:val="25"/>
+    <w:abstractNumId w:val="27"/>
   </w:num>
   <w:num w:numId="8">
-    <w:abstractNumId w:val="22"/>
+    <w:abstractNumId w:val="23"/>
   </w:num>
   <w:num w:numId="9">
     <w:abstractNumId w:val="2"/>
@@ -9762,22 +10243,22 @@
     <w:abstractNumId w:val="5"/>
   </w:num>
   <w:num w:numId="12">
-    <w:abstractNumId w:val="28"/>
+    <w:abstractNumId w:val="30"/>
   </w:num>
   <w:num w:numId="13">
     <w:abstractNumId w:val="0"/>
   </w:num>
   <w:num w:numId="14">
-    <w:abstractNumId w:val="16"/>
+    <w:abstractNumId w:val="17"/>
   </w:num>
   <w:num w:numId="15">
-    <w:abstractNumId w:val="36"/>
+    <w:abstractNumId w:val="38"/>
   </w:num>
   <w:num w:numId="16">
-    <w:abstractNumId w:val="30"/>
+    <w:abstractNumId w:val="32"/>
   </w:num>
   <w:num w:numId="17">
-    <w:abstractNumId w:val="15"/>
+    <w:abstractNumId w:val="16"/>
   </w:num>
   <w:num w:numId="18">
     <w:abstractNumId w:val="1"/>
@@ -9786,10 +10267,10 @@
     <w:abstractNumId w:val="12"/>
   </w:num>
   <w:num w:numId="20">
-    <w:abstractNumId w:val="33"/>
+    <w:abstractNumId w:val="35"/>
   </w:num>
   <w:num w:numId="21">
-    <w:abstractNumId w:val="32"/>
+    <w:abstractNumId w:val="34"/>
   </w:num>
   <w:num w:numId="22">
     <w:abstractNumId w:val="13"/>
@@ -9798,10 +10279,10 @@
     <w:abstractNumId w:val="6"/>
   </w:num>
   <w:num w:numId="24">
-    <w:abstractNumId w:val="24"/>
+    <w:abstractNumId w:val="26"/>
   </w:num>
   <w:num w:numId="25">
-    <w:abstractNumId w:val="26"/>
+    <w:abstractNumId w:val="28"/>
     <w:lvlOverride w:ilvl="0">
       <w:startOverride w:val="1"/>
     </w:lvlOverride>
@@ -9810,65 +10291,66 @@
     <w:abstractNumId w:val="10"/>
   </w:num>
   <w:num w:numId="27">
-    <w:abstractNumId w:val="26"/>
+    <w:abstractNumId w:val="28"/>
     <w:lvlOverride w:ilvl="0">
       <w:startOverride w:val="1"/>
     </w:lvlOverride>
   </w:num>
   <w:num w:numId="28">
-    <w:abstractNumId w:val="18"/>
+    <w:abstractNumId w:val="19"/>
   </w:num>
   <w:num w:numId="29">
     <w:abstractNumId w:val="4"/>
   </w:num>
   <w:num w:numId="30">
-    <w:abstractNumId w:val="35"/>
+    <w:abstractNumId w:val="37"/>
   </w:num>
   <w:num w:numId="31">
-    <w:abstractNumId w:val="19"/>
+    <w:abstractNumId w:val="20"/>
   </w:num>
   <w:num w:numId="32">
-    <w:abstractNumId w:val="17"/>
+    <w:abstractNumId w:val="18"/>
   </w:num>
   <w:num w:numId="33">
-    <w:abstractNumId w:val="20"/>
+    <w:abstractNumId w:val="21"/>
   </w:num>
   <w:num w:numId="34">
     <w:abstractNumId w:val="14"/>
   </w:num>
   <w:num w:numId="35">
-    <w:abstractNumId w:val="29"/>
+    <w:abstractNumId w:val="31"/>
   </w:num>
   <w:num w:numId="36">
-    <w:abstractNumId w:val="31"/>
+    <w:abstractNumId w:val="33"/>
   </w:num>
   <w:num w:numId="37">
-    <w:abstractNumId w:val="27"/>
+    <w:abstractNumId w:val="29"/>
   </w:num>
   <w:num w:numId="38">
     <w:abstractNumId w:val="8"/>
   </w:num>
   <w:num w:numId="39">
-    <w:abstractNumId w:val="34"/>
+    <w:abstractNumId w:val="36"/>
   </w:num>
   <w:num w:numId="40">
-    <w:abstractNumId w:val="23"/>
+    <w:abstractNumId w:val="24"/>
   </w:num>
   <w:num w:numId="41">
-    <w:abstractNumId w:val="21"/>
+    <w:abstractNumId w:val="22"/>
   </w:num>
   <w:num w:numId="42">
     <w:abstractNumId w:val="7"/>
   </w:num>
+  <w:num w:numId="43">
+    <w:abstractNumId w:val="15"/>
+  </w:num>
+  <w:num w:numId="44">
+    <w:abstractNumId w:val="28"/>
+  </w:num>
+  <w:num w:numId="45">
+    <w:abstractNumId w:val="25"/>
+  </w:num>
 </w:numbering>
-</file>
-
-<file path=word/people.xml><?xml version="1.0" encoding="utf-8"?>
-<w15:people xmlns:wpc="http://schemas.microsoft.com/office/word/2010/wordprocessingCanvas" xmlns:cx="http://schemas.microsoft.com/office/drawing/2014/chartex" xmlns:mc="http://schemas.openxmlformats.org/markup-compatibility/2006" xmlns:o="urn:schemas-microsoft-com:office:office" xmlns:r="http://schemas.openxmlformats.org/officeDocument/2006/relationships" xmlns:m="http://schemas.openxmlformats.org/officeDocument/2006/math" xmlns:v="urn:schemas-microsoft-com:vml" xmlns:wp14="http://schemas.microsoft.com/office/word/2010/wordprocessingDrawing" xmlns:wp="http://schemas.openxmlformats.org/drawingml/2006/wordprocessingDrawing" xmlns:w10="urn:schemas-microsoft-com:office:word" xmlns:w="http://schemas.openxmlformats.org/wordprocessingml/2006/main" xmlns:w14="http://schemas.microsoft.com/office/word/2010/wordml" xmlns:w15="http://schemas.microsoft.com/office/word/2012/wordml" xmlns:w16se="http://schemas.microsoft.com/office/word/2015/wordml/symex" xmlns:wpg="http://schemas.microsoft.com/office/word/2010/wordprocessingGroup" xmlns:wpi="http://schemas.microsoft.com/office/word/2010/wordprocessingInk" xmlns:wne="http://schemas.microsoft.com/office/word/2006/wordml" xmlns:wps="http://schemas.microsoft.com/office/word/2010/wordprocessingShape" mc:Ignorable="w14 w15 w16se wp14">
-  <w15:person w15:author="zhaowenbo">
-    <w15:presenceInfo w15:providerId="None" w15:userId="zhaowenbo"/>
-  </w15:person>
-</w15:people>
 </file>
 
 <file path=word/styles.xml><?xml version="1.0" encoding="utf-8"?>
@@ -10976,7 +11458,7 @@
 </file>
 
 <file path=customXml/itemProps1.xml><?xml version="1.0" encoding="utf-8"?>
-<ds:datastoreItem xmlns:ds="http://schemas.openxmlformats.org/officeDocument/2006/customXml" ds:itemID="{08286F53-64C6-4D39-9713-C431EE75E4A0}">
+<ds:datastoreItem xmlns:ds="http://schemas.openxmlformats.org/officeDocument/2006/customXml" ds:itemID="{5EFF91E8-B17A-43F5-9993-E7E7C3D2D5A3}">
   <ds:schemaRefs>
     <ds:schemaRef ds:uri="http://schemas.openxmlformats.org/officeDocument/2006/bibliography"/>
   </ds:schemaRefs>

--- a/internal_doc/03.开发设计/Story-password调整方案.docx
+++ b/internal_doc/03.开发设计/Story-password调整方案.docx
@@ -511,8 +511,6 @@
               </w:rPr>
               <w:t>。</w:t>
             </w:r>
-            <w:bookmarkStart w:id="0" w:name="_GoBack"/>
-            <w:bookmarkEnd w:id="0"/>
           </w:p>
           <w:p>
             <w:pPr>
@@ -4520,10 +4518,7 @@
         <w:t>原</w:t>
       </w:r>
       <w:r>
-        <w:rPr>
-          <w:rFonts w:hint="eastAsia"/>
-        </w:rPr>
-        <w:t>8</w:t>
+        <w:t>2</w:t>
       </w:r>
       <w:r>
         <w:rPr>
@@ -4535,7 +4530,10 @@
         <w:rPr>
           <w:rFonts w:hint="eastAsia"/>
         </w:rPr>
-        <w:t>16</w:t>
+        <w:t>)</w:t>
+      </w:r>
+      <w:r>
+        <w:t>4</w:t>
       </w:r>
       <w:r>
         <w:rPr>
@@ -4554,12 +4552,6 @@
           <w:rFonts w:hint="eastAsia"/>
         </w:rPr>
         <w:t>字符串</w:t>
-      </w:r>
-      <w:r>
-        <w:rPr>
-          <w:rFonts w:hint="eastAsia"/>
-        </w:rPr>
-        <w:t>)</w:t>
       </w:r>
       <w:r>
         <w:rPr>
@@ -4680,6 +4672,14 @@
       <w:r>
         <w:t>cb</w:t>
       </w:r>
+      <w:r>
+        <w:rPr>
+          <w:rFonts w:hint="eastAsia"/>
+        </w:rPr>
+        <w:t>模式</w:t>
+      </w:r>
+      <w:bookmarkStart w:id="0" w:name="_GoBack"/>
+      <w:bookmarkEnd w:id="0"/>
       <w:r>
         <w:rPr>
           <w:rFonts w:hint="eastAsia"/>
@@ -11458,7 +11458,7 @@
 </file>
 
 <file path=customXml/itemProps1.xml><?xml version="1.0" encoding="utf-8"?>
-<ds:datastoreItem xmlns:ds="http://schemas.openxmlformats.org/officeDocument/2006/customXml" ds:itemID="{5EFF91E8-B17A-43F5-9993-E7E7C3D2D5A3}">
+<ds:datastoreItem xmlns:ds="http://schemas.openxmlformats.org/officeDocument/2006/customXml" ds:itemID="{B5E8D439-BBE8-45E2-98D6-8ECBA0D97587}">
   <ds:schemaRefs>
     <ds:schemaRef ds:uri="http://schemas.openxmlformats.org/officeDocument/2006/bibliography"/>
   </ds:schemaRefs>

--- a/internal_doc/03.开发设计/Story-password调整方案.docx
+++ b/internal_doc/03.开发设计/Story-password调整方案.docx
@@ -4402,12 +4402,6 @@
         <w:rPr>
           <w:rFonts w:hint="eastAsia"/>
         </w:rPr>
-        <w:t xml:space="preserve">  </w:t>
-      </w:r>
-      <w:r>
-        <w:rPr>
-          <w:rFonts w:hint="eastAsia"/>
-        </w:rPr>
         <w:t>Base</w:t>
       </w:r>
       <w:r>
@@ -4420,7 +4414,7 @@
         <w:rPr>
           <w:rFonts w:hint="eastAsia"/>
         </w:rPr>
-        <w:t>编码部分</w:t>
+        <w:t>部分</w:t>
       </w:r>
       <w:r>
         <w:rPr>
@@ -4447,13 +4441,30 @@
         <w:rPr>
           <w:rFonts w:hint="eastAsia"/>
         </w:rPr>
-        <w:t xml:space="preserve">) + val </w:t>
-      </w:r>
-      <w:r>
-        <w:rPr>
-          <w:rFonts w:hint="eastAsia"/>
-        </w:rPr>
-        <w:t>编码部分</w:t>
+        <w:t>) +</w:t>
+      </w:r>
+      <w:r>
+        <w:t xml:space="preserve"> </w:t>
+      </w:r>
+      <w:r>
+        <w:rPr>
+          <w:rFonts w:hint="eastAsia"/>
+        </w:rPr>
+        <w:t>密</w:t>
+      </w:r>
+      <w:bookmarkStart w:id="0" w:name="_GoBack"/>
+      <w:bookmarkEnd w:id="0"/>
+      <w:r>
+        <w:rPr>
+          <w:rFonts w:hint="eastAsia"/>
+        </w:rPr>
+        <w:t>文</w:t>
+      </w:r>
+      <w:r>
+        <w:rPr>
+          <w:rFonts w:hint="eastAsia"/>
+        </w:rPr>
+        <w:t>部分</w:t>
       </w:r>
     </w:p>
     <w:p>
@@ -4678,8 +4689,6 @@
         </w:rPr>
         <w:t>模式</w:t>
       </w:r>
-      <w:bookmarkStart w:id="0" w:name="_GoBack"/>
-      <w:bookmarkEnd w:id="0"/>
       <w:r>
         <w:rPr>
           <w:rFonts w:hint="eastAsia"/>
@@ -4784,7 +4793,19 @@
         <w:rPr>
           <w:rFonts w:hint="eastAsia"/>
         </w:rPr>
-        <w:t>由于方案中用于只需要两个条件即可通过加密验证：对于加密文件的访问权限以及用户名，因此</w:t>
+        <w:t>由于方案中</w:t>
+      </w:r>
+      <w:r>
+        <w:rPr>
+          <w:rFonts w:hint="eastAsia"/>
+        </w:rPr>
+        <w:t>用户</w:t>
+      </w:r>
+      <w:r>
+        <w:rPr>
+          <w:rFonts w:hint="eastAsia"/>
+        </w:rPr>
+        <w:t>只需要两个条件即可通过加密验证：对于加密文件的访问权限以及用户名，因此</w:t>
       </w:r>
       <w:r>
         <w:rPr>
@@ -11458,7 +11479,7 @@
 </file>
 
 <file path=customXml/itemProps1.xml><?xml version="1.0" encoding="utf-8"?>
-<ds:datastoreItem xmlns:ds="http://schemas.openxmlformats.org/officeDocument/2006/customXml" ds:itemID="{B5E8D439-BBE8-45E2-98D6-8ECBA0D97587}">
+<ds:datastoreItem xmlns:ds="http://schemas.openxmlformats.org/officeDocument/2006/customXml" ds:itemID="{7F0533EC-73EF-4378-97CA-E43D973A0E98}">
   <ds:schemaRefs>
     <ds:schemaRef ds:uri="http://schemas.openxmlformats.org/officeDocument/2006/bibliography"/>
   </ds:schemaRefs>

--- a/internal_doc/03.开发设计/Story-password调整方案.docx
+++ b/internal_doc/03.开发设计/Story-password调整方案.docx
@@ -3805,9 +3805,6 @@
       <w:pPr>
         <w:pStyle w:val="aa"/>
         <w:ind w:left="777" w:firstLineChars="0" w:firstLine="0"/>
-        <w:rPr>
-          <w:rFonts w:hint="eastAsia"/>
-        </w:rPr>
       </w:pPr>
       <w:r>
         <w:rPr>
@@ -3873,6 +3870,180 @@
           <w:rFonts w:hint="eastAsia"/>
         </w:rPr>
       </w:pPr>
+      <w:r>
+        <w:rPr>
+          <w:rFonts w:hint="eastAsia"/>
+        </w:rPr>
+        <w:t xml:space="preserve"> </w:t>
+      </w:r>
+      <w:r>
+        <w:t xml:space="preserve">   </w:t>
+      </w:r>
+    </w:p>
+    <w:p>
+      <w:pPr>
+        <w:pStyle w:val="aa"/>
+        <w:numPr>
+          <w:ilvl w:val="0"/>
+          <w:numId w:val="28"/>
+        </w:numPr>
+        <w:ind w:firstLineChars="0"/>
+      </w:pPr>
+      <w:r>
+        <w:rPr>
+          <w:rFonts w:hint="eastAsia"/>
+        </w:rPr>
+        <w:t>对</w:t>
+      </w:r>
+      <w:r>
+        <w:rPr>
+          <w:rFonts w:hint="eastAsia"/>
+        </w:rPr>
+        <w:t xml:space="preserve"> line</w:t>
+      </w:r>
+      <w:r>
+        <w:t xml:space="preserve">noise </w:t>
+      </w:r>
+      <w:r>
+        <w:rPr>
+          <w:rFonts w:hint="eastAsia"/>
+        </w:rPr>
+        <w:t>库增加回显开关的控制，当关闭时不打印：</w:t>
+      </w:r>
+    </w:p>
+    <w:p>
+      <w:pPr>
+        <w:pStyle w:val="aa"/>
+        <w:ind w:left="777" w:firstLineChars="0" w:firstLine="0"/>
+      </w:pPr>
+      <w:r>
+        <w:rPr>
+          <w:rFonts w:hint="eastAsia"/>
+        </w:rPr>
+        <w:t>增加静态变量</w:t>
+      </w:r>
+      <w:r>
+        <w:rPr>
+          <w:rFonts w:hint="eastAsia"/>
+        </w:rPr>
+        <w:t xml:space="preserve"> </w:t>
+      </w:r>
+      <w:r>
+        <w:t>S</w:t>
+      </w:r>
+      <w:r>
+        <w:rPr>
+          <w:rFonts w:hint="eastAsia"/>
+        </w:rPr>
+        <w:t xml:space="preserve">tatic </w:t>
+      </w:r>
+      <w:r>
+        <w:rPr>
+          <w:rFonts w:hint="eastAsia"/>
+        </w:rPr>
+        <w:t>int</w:t>
+      </w:r>
+      <w:r>
+        <w:t xml:space="preserve"> </w:t>
+      </w:r>
+      <w:bookmarkStart w:id="0" w:name="_GoBack"/>
+      <w:bookmarkEnd w:id="0"/>
+      <w:r>
+        <w:t>echoChar = -1;</w:t>
+      </w:r>
+    </w:p>
+    <w:p>
+      <w:pPr>
+        <w:pStyle w:val="aa"/>
+        <w:ind w:left="777" w:firstLineChars="0" w:firstLine="0"/>
+      </w:pPr>
+      <w:r>
+        <w:rPr>
+          <w:rFonts w:hint="eastAsia"/>
+        </w:rPr>
+        <w:t>当</w:t>
+      </w:r>
+      <w:r>
+        <w:rPr>
+          <w:rFonts w:hint="eastAsia"/>
+        </w:rPr>
+        <w:t xml:space="preserve">echoChar = -1 </w:t>
+      </w:r>
+      <w:r>
+        <w:rPr>
+          <w:rFonts w:hint="eastAsia"/>
+        </w:rPr>
+        <w:t>时，未启用回显控制功能，此时原样打印。</w:t>
+      </w:r>
+    </w:p>
+    <w:p>
+      <w:pPr>
+        <w:pStyle w:val="aa"/>
+        <w:ind w:left="777" w:firstLineChars="0" w:firstLine="0"/>
+      </w:pPr>
+      <w:r>
+        <w:rPr>
+          <w:rFonts w:hint="eastAsia"/>
+        </w:rPr>
+        <w:t>当</w:t>
+      </w:r>
+      <w:r>
+        <w:rPr>
+          <w:rFonts w:hint="eastAsia"/>
+        </w:rPr>
+        <w:t>echo</w:t>
+      </w:r>
+      <w:r>
+        <w:t xml:space="preserve">Char = 0 </w:t>
+      </w:r>
+      <w:r>
+        <w:rPr>
+          <w:rFonts w:hint="eastAsia"/>
+        </w:rPr>
+        <w:t>时，不打印字符，相当于关闭回显。</w:t>
+      </w:r>
+    </w:p>
+    <w:p>
+      <w:pPr>
+        <w:pStyle w:val="aa"/>
+        <w:ind w:left="777" w:firstLineChars="0" w:firstLine="0"/>
+        <w:rPr>
+          <w:rFonts w:hint="eastAsia"/>
+        </w:rPr>
+      </w:pPr>
+      <w:r>
+        <w:rPr>
+          <w:rFonts w:hint="eastAsia"/>
+        </w:rPr>
+        <w:t>当</w:t>
+      </w:r>
+      <w:r>
+        <w:rPr>
+          <w:rFonts w:hint="eastAsia"/>
+        </w:rPr>
+        <w:t>echoChar</w:t>
+      </w:r>
+      <w:r>
+        <w:t xml:space="preserve"> &gt; 0 </w:t>
+      </w:r>
+      <w:r>
+        <w:rPr>
+          <w:rFonts w:hint="eastAsia"/>
+        </w:rPr>
+        <w:t>时，打印对应的</w:t>
+      </w:r>
+      <w:r>
+        <w:rPr>
+          <w:rFonts w:hint="eastAsia"/>
+        </w:rPr>
+        <w:t>ascii</w:t>
+      </w:r>
+      <w:r>
+        <w:rPr>
+          <w:rFonts w:hint="eastAsia"/>
+        </w:rPr>
+        <w:t>字符。</w:t>
+      </w:r>
     </w:p>
     <w:p>
       <w:pPr>
@@ -4450,15 +4621,7 @@
         <w:rPr>
           <w:rFonts w:hint="eastAsia"/>
         </w:rPr>
-        <w:t>密</w:t>
-      </w:r>
-      <w:bookmarkStart w:id="0" w:name="_GoBack"/>
-      <w:bookmarkEnd w:id="0"/>
-      <w:r>
-        <w:rPr>
-          <w:rFonts w:hint="eastAsia"/>
-        </w:rPr>
-        <w:t>文</w:t>
+        <w:t>密文</w:t>
       </w:r>
       <w:r>
         <w:rPr>
@@ -11479,7 +11642,7 @@
 </file>
 
 <file path=customXml/itemProps1.xml><?xml version="1.0" encoding="utf-8"?>
-<ds:datastoreItem xmlns:ds="http://schemas.openxmlformats.org/officeDocument/2006/customXml" ds:itemID="{7F0533EC-73EF-4378-97CA-E43D973A0E98}">
+<ds:datastoreItem xmlns:ds="http://schemas.openxmlformats.org/officeDocument/2006/customXml" ds:itemID="{0C25D2A6-F378-4746-AC57-9821FC3F2E1E}">
   <ds:schemaRefs>
     <ds:schemaRef ds:uri="http://schemas.openxmlformats.org/officeDocument/2006/bibliography"/>
   </ds:schemaRefs>

--- a/internal_doc/03.开发设计/Story-password调整方案.docx
+++ b/internal_doc/03.开发设计/Story-password调整方案.docx
@@ -1,10 +1,10 @@
 
 <file path=word/document.xml><?xml version="1.0" encoding="utf-8"?>
-<w:document xmlns:wpc="http://schemas.microsoft.com/office/word/2010/wordprocessingCanvas" xmlns:cx="http://schemas.microsoft.com/office/drawing/2014/chartex" xmlns:mc="http://schemas.openxmlformats.org/markup-compatibility/2006" xmlns:o="urn:schemas-microsoft-com:office:office" xmlns:r="http://schemas.openxmlformats.org/officeDocument/2006/relationships" xmlns:m="http://schemas.openxmlformats.org/officeDocument/2006/math" xmlns:v="urn:schemas-microsoft-com:vml" xmlns:wp14="http://schemas.microsoft.com/office/word/2010/wordprocessingDrawing" xmlns:wp="http://schemas.openxmlformats.org/drawingml/2006/wordprocessingDrawing" xmlns:w10="urn:schemas-microsoft-com:office:word" xmlns:w="http://schemas.openxmlformats.org/wordprocessingml/2006/main" xmlns:w14="http://schemas.microsoft.com/office/word/2010/wordml" xmlns:w15="http://schemas.microsoft.com/office/word/2012/wordml" xmlns:w16se="http://schemas.microsoft.com/office/word/2015/wordml/symex" xmlns:wpg="http://schemas.microsoft.com/office/word/2010/wordprocessingGroup" xmlns:wpi="http://schemas.microsoft.com/office/word/2010/wordprocessingInk" xmlns:wne="http://schemas.microsoft.com/office/word/2006/wordml" xmlns:wps="http://schemas.microsoft.com/office/word/2010/wordprocessingShape" mc:Ignorable="w14 w15 w16se wp14">
+<w:document xmlns:ve="http://schemas.openxmlformats.org/markup-compatibility/2006" xmlns:o="urn:schemas-microsoft-com:office:office" xmlns:r="http://schemas.openxmlformats.org/officeDocument/2006/relationships" xmlns:m="http://schemas.openxmlformats.org/officeDocument/2006/math" xmlns:v="urn:schemas-microsoft-com:vml" xmlns:wp="http://schemas.openxmlformats.org/drawingml/2006/wordprocessingDrawing" xmlns:w10="urn:schemas-microsoft-com:office:word" xmlns:w="http://schemas.openxmlformats.org/wordprocessingml/2006/main" xmlns:wne="http://schemas.microsoft.com/office/word/2006/wordml">
   <w:body>
     <w:p>
       <w:pPr>
-        <w:pStyle w:val="ab"/>
+        <w:pStyle w:val="Title"/>
       </w:pPr>
       <w:r>
         <w:rPr>
@@ -15,10 +15,10 @@
     </w:p>
     <w:tbl>
       <w:tblPr>
-        <w:tblStyle w:val="a9"/>
+        <w:tblStyle w:val="TableGrid"/>
         <w:tblW w:w="0" w:type="auto"/>
         <w:tblInd w:w="357" w:type="dxa"/>
-        <w:tblLook w:val="04A0" w:firstRow="1" w:lastRow="0" w:firstColumn="1" w:lastColumn="0" w:noHBand="0" w:noVBand="1"/>
+        <w:tblLook w:val="04A0"/>
       </w:tblPr>
       <w:tblGrid>
         <w:gridCol w:w="2728"/>
@@ -260,9 +260,6 @@
           <w:p>
             <w:pPr>
               <w:ind w:left="0"/>
-              <w:rPr>
-                <w:rFonts w:hint="eastAsia"/>
-              </w:rPr>
             </w:pPr>
             <w:r>
               <w:rPr>
@@ -296,7 +293,7 @@
           </w:tcPr>
           <w:p>
             <w:pPr>
-              <w:pStyle w:val="aa"/>
+              <w:pStyle w:val="ListParagraph"/>
               <w:numPr>
                 <w:ilvl w:val="0"/>
                 <w:numId w:val="40"/>
@@ -312,7 +309,7 @@
           </w:p>
           <w:p>
             <w:pPr>
-              <w:pStyle w:val="aa"/>
+              <w:pStyle w:val="ListParagraph"/>
               <w:numPr>
                 <w:ilvl w:val="0"/>
                 <w:numId w:val="40"/>
@@ -343,15 +340,12 @@
           </w:p>
           <w:p>
             <w:pPr>
-              <w:pStyle w:val="aa"/>
+              <w:pStyle w:val="ListParagraph"/>
               <w:numPr>
                 <w:ilvl w:val="0"/>
                 <w:numId w:val="40"/>
               </w:numPr>
               <w:ind w:firstLineChars="0"/>
-              <w:rPr>
-                <w:rFonts w:hint="eastAsia"/>
-              </w:rPr>
             </w:pPr>
             <w:r>
               <w:rPr>
@@ -400,9 +394,6 @@
           <w:p>
             <w:pPr>
               <w:ind w:left="0"/>
-              <w:rPr>
-                <w:rFonts w:hint="eastAsia"/>
-              </w:rPr>
             </w:pPr>
             <w:r>
               <w:rPr>
@@ -436,7 +427,7 @@
           </w:tcPr>
           <w:p>
             <w:pPr>
-              <w:pStyle w:val="aa"/>
+              <w:pStyle w:val="ListParagraph"/>
               <w:numPr>
                 <w:ilvl w:val="0"/>
                 <w:numId w:val="45"/>
@@ -452,7 +443,7 @@
           </w:p>
           <w:p>
             <w:pPr>
-              <w:pStyle w:val="aa"/>
+              <w:pStyle w:val="ListParagraph"/>
               <w:numPr>
                 <w:ilvl w:val="0"/>
                 <w:numId w:val="45"/>
@@ -492,7 +483,7 @@
           </w:p>
           <w:p>
             <w:pPr>
-              <w:pStyle w:val="aa"/>
+              <w:pStyle w:val="ListParagraph"/>
               <w:numPr>
                 <w:ilvl w:val="0"/>
                 <w:numId w:val="45"/>
@@ -514,7 +505,7 @@
           </w:p>
           <w:p>
             <w:pPr>
-              <w:pStyle w:val="aa"/>
+              <w:pStyle w:val="ListParagraph"/>
               <w:numPr>
                 <w:ilvl w:val="0"/>
                 <w:numId w:val="45"/>
@@ -530,15 +521,12 @@
           </w:p>
           <w:p>
             <w:pPr>
-              <w:pStyle w:val="aa"/>
+              <w:pStyle w:val="ListParagraph"/>
               <w:numPr>
                 <w:ilvl w:val="0"/>
                 <w:numId w:val="45"/>
               </w:numPr>
               <w:ind w:firstLineChars="0"/>
-              <w:rPr>
-                <w:rFonts w:hint="eastAsia"/>
-              </w:rPr>
             </w:pPr>
             <w:r>
               <w:rPr>
@@ -559,7 +547,7 @@
     <w:p/>
     <w:p>
       <w:pPr>
-        <w:pStyle w:val="2"/>
+        <w:pStyle w:val="Heading2"/>
       </w:pPr>
       <w:r>
         <w:rPr>
@@ -591,18 +579,12 @@
         <w:rPr>
           <w:rFonts w:hint="eastAsia"/>
         </w:rPr>
-        <w:t xml:space="preserve"> </w:t>
-      </w:r>
-      <w:r>
-        <w:rPr>
-          <w:rFonts w:hint="eastAsia"/>
-        </w:rPr>
         <w:t>密码管理</w:t>
       </w:r>
     </w:p>
     <w:p>
       <w:pPr>
-        <w:pStyle w:val="2"/>
+        <w:pStyle w:val="Heading2"/>
       </w:pPr>
       <w:r>
         <w:rPr>
@@ -723,7 +705,7 @@
     </w:p>
     <w:p>
       <w:pPr>
-        <w:pStyle w:val="2"/>
+        <w:pStyle w:val="Heading2"/>
       </w:pPr>
       <w:r>
         <w:rPr>
@@ -746,7 +728,7 @@
     </w:p>
     <w:p>
       <w:pPr>
-        <w:pStyle w:val="aa"/>
+        <w:pStyle w:val="ListParagraph"/>
         <w:numPr>
           <w:ilvl w:val="0"/>
           <w:numId w:val="9"/>
@@ -792,24 +774,21 @@
     </w:p>
     <w:p>
       <w:pPr>
-        <w:pStyle w:val="aa"/>
+        <w:pStyle w:val="ListParagraph"/>
         <w:ind w:left="777" w:firstLineChars="0" w:firstLine="0"/>
-        <w:rPr>
-          <w:rFonts w:hint="eastAsia"/>
-        </w:rPr>
       </w:pPr>
     </w:p>
     <w:tbl>
       <w:tblPr>
-        <w:tblStyle w:val="a9"/>
+        <w:tblStyle w:val="TableGrid"/>
         <w:tblW w:w="0" w:type="auto"/>
         <w:tblInd w:w="959" w:type="dxa"/>
-        <w:tblLook w:val="04A0" w:firstRow="1" w:lastRow="0" w:firstColumn="1" w:lastColumn="0" w:noHBand="0" w:noVBand="1"/>
+        <w:tblLook w:val="04A0"/>
       </w:tblPr>
       <w:tblGrid>
-        <w:gridCol w:w="1276"/>
-        <w:gridCol w:w="2268"/>
-        <w:gridCol w:w="4019"/>
+        <w:gridCol w:w="1652"/>
+        <w:gridCol w:w="2009"/>
+        <w:gridCol w:w="3902"/>
       </w:tblGrid>
       <w:tr>
         <w:tc>
@@ -1260,9 +1239,6 @@
           <w:p>
             <w:pPr>
               <w:ind w:left="0"/>
-              <w:rPr>
-                <w:rFonts w:hint="eastAsia"/>
-              </w:rPr>
             </w:pPr>
             <w:r>
               <w:t>Options (p</w:t>
@@ -1285,9 +1261,6 @@
           <w:p>
             <w:pPr>
               <w:ind w:left="0"/>
-              <w:rPr>
-                <w:rFonts w:hint="eastAsia"/>
-              </w:rPr>
             </w:pPr>
             <w:r>
               <w:rPr>
@@ -1307,13 +1280,13 @@
     </w:tbl>
     <w:p>
       <w:pPr>
-        <w:pStyle w:val="aa"/>
+        <w:pStyle w:val="ListParagraph"/>
         <w:ind w:left="777" w:firstLineChars="0" w:firstLine="0"/>
       </w:pPr>
     </w:p>
     <w:p>
       <w:pPr>
-        <w:pStyle w:val="aa"/>
+        <w:pStyle w:val="ListParagraph"/>
         <w:ind w:left="777" w:firstLineChars="0" w:firstLine="0"/>
       </w:pPr>
       <w:r>
@@ -1340,23 +1313,20 @@
     </w:p>
     <w:p>
       <w:pPr>
-        <w:pStyle w:val="aa"/>
+        <w:pStyle w:val="ListParagraph"/>
         <w:ind w:left="777" w:firstLineChars="0" w:firstLine="0"/>
-        <w:rPr>
-          <w:rFonts w:hint="eastAsia"/>
-        </w:rPr>
       </w:pPr>
     </w:p>
     <w:tbl>
       <w:tblPr>
-        <w:tblStyle w:val="a9"/>
+        <w:tblStyle w:val="TableGrid"/>
         <w:tblW w:w="0" w:type="auto"/>
         <w:tblInd w:w="952" w:type="dxa"/>
-        <w:tblLook w:val="04A0" w:firstRow="1" w:lastRow="0" w:firstColumn="1" w:lastColumn="0" w:noHBand="0" w:noVBand="1"/>
+        <w:tblLook w:val="04A0"/>
       </w:tblPr>
       <w:tblGrid>
-        <w:gridCol w:w="1450"/>
-        <w:gridCol w:w="9252"/>
+        <w:gridCol w:w="1346"/>
+        <w:gridCol w:w="6224"/>
       </w:tblGrid>
       <w:tr>
         <w:tc>
@@ -1367,9 +1337,6 @@
           <w:p>
             <w:pPr>
               <w:ind w:left="0"/>
-              <w:rPr>
-                <w:rFonts w:hint="eastAsia"/>
-              </w:rPr>
             </w:pPr>
             <w:r>
               <w:rPr>
@@ -1387,9 +1354,6 @@
           <w:p>
             <w:pPr>
               <w:ind w:left="0"/>
-              <w:rPr>
-                <w:rFonts w:hint="eastAsia"/>
-              </w:rPr>
             </w:pPr>
             <w:r>
               <w:rPr>
@@ -1409,9 +1373,6 @@
           <w:p>
             <w:pPr>
               <w:ind w:left="0"/>
-              <w:rPr>
-                <w:rFonts w:hint="eastAsia"/>
-              </w:rPr>
             </w:pPr>
             <w:r>
               <w:rPr>
@@ -1435,9 +1396,6 @@
           <w:p>
             <w:pPr>
               <w:ind w:left="0"/>
-              <w:rPr>
-                <w:rFonts w:hint="eastAsia"/>
-              </w:rPr>
             </w:pPr>
             <w:r>
               <w:rPr>
@@ -1446,12 +1404,6 @@
               <w:t>对既有的</w:t>
             </w:r>
             <w:r>
-              <w:rPr>
-                <w:rFonts w:hint="eastAsia"/>
-              </w:rPr>
-              <w:t xml:space="preserve"> </w:t>
-            </w:r>
-            <w:r>
               <w:t>–</w:t>
             </w:r>
             <w:r>
@@ -1459,9 +1411,6 @@
                 <w:rFonts w:hint="eastAsia"/>
               </w:rPr>
               <w:t>user</w:t>
-            </w:r>
-            <w:r>
-              <w:t xml:space="preserve"> </w:t>
             </w:r>
             <w:r>
               <w:rPr>
@@ -1493,9 +1442,6 @@
           <w:p>
             <w:pPr>
               <w:ind w:left="0"/>
-              <w:rPr>
-                <w:rFonts w:hint="eastAsia"/>
-              </w:rPr>
             </w:pPr>
             <w:r>
               <w:rPr>
@@ -1513,9 +1459,6 @@
           <w:p>
             <w:pPr>
               <w:ind w:left="0"/>
-              <w:rPr>
-                <w:rFonts w:hint="eastAsia"/>
-              </w:rPr>
             </w:pPr>
             <w:r>
               <w:rPr>
@@ -1538,11 +1481,8 @@
     </w:tbl>
     <w:p>
       <w:pPr>
-        <w:pStyle w:val="aa"/>
+        <w:pStyle w:val="ListParagraph"/>
         <w:ind w:left="777" w:firstLineChars="0" w:firstLine="0"/>
-        <w:rPr>
-          <w:rFonts w:hint="eastAsia"/>
-        </w:rPr>
       </w:pPr>
       <w:r>
         <w:rPr>
@@ -1575,22 +1515,7 @@
         <w:t>o</w:t>
       </w:r>
       <w:r>
-        <w:t>ptions (</w:t>
-      </w:r>
-      <w:r>
-        <w:t>user</w:t>
-      </w:r>
-      <w:r>
-        <w:t xml:space="preserve"> “”</w:t>
-      </w:r>
-      <w:r>
-        <w:t>, cipherFile “”</w:t>
-      </w:r>
-      <w:r>
-        <w:t>)</w:t>
-      </w:r>
-      <w:r>
-        <w:t xml:space="preserve"> </w:t>
+        <w:t>ptions (user “”, cipherFile “”)</w:t>
       </w:r>
       <w:r>
         <w:rPr>
@@ -1601,16 +1526,13 @@
     </w:p>
     <w:p>
       <w:pPr>
-        <w:pStyle w:val="aa"/>
+        <w:pStyle w:val="ListParagraph"/>
         <w:ind w:left="777" w:firstLineChars="0" w:firstLine="0"/>
-        <w:rPr>
-          <w:rFonts w:hint="eastAsia"/>
-        </w:rPr>
-      </w:pPr>
-    </w:p>
-    <w:p>
-      <w:pPr>
-        <w:pStyle w:val="aa"/>
+      </w:pPr>
+    </w:p>
+    <w:p>
+      <w:pPr>
+        <w:pStyle w:val="ListParagraph"/>
         <w:ind w:left="777" w:firstLineChars="0" w:firstLine="0"/>
       </w:pPr>
       <w:r>
@@ -1691,13 +1613,13 @@
     </w:p>
     <w:p>
       <w:pPr>
-        <w:pStyle w:val="aa"/>
+        <w:pStyle w:val="ListParagraph"/>
         <w:ind w:left="777" w:firstLineChars="0" w:firstLine="0"/>
       </w:pPr>
     </w:p>
     <w:p>
       <w:pPr>
-        <w:pStyle w:val="aa"/>
+        <w:pStyle w:val="ListParagraph"/>
         <w:ind w:left="777" w:firstLineChars="0" w:firstLine="0"/>
       </w:pPr>
       <w:r>
@@ -1709,13 +1631,13 @@
     </w:p>
     <w:p>
       <w:pPr>
-        <w:pStyle w:val="aa"/>
+        <w:pStyle w:val="ListParagraph"/>
         <w:ind w:left="777" w:firstLineChars="0" w:firstLine="0"/>
       </w:pPr>
     </w:p>
     <w:p>
       <w:pPr>
-        <w:pStyle w:val="aa"/>
+        <w:pStyle w:val="ListParagraph"/>
         <w:ind w:left="777" w:firstLineChars="0" w:firstLine="0"/>
       </w:pPr>
       <w:r>
@@ -1739,7 +1661,7 @@
     </w:p>
     <w:p>
       <w:pPr>
-        <w:pStyle w:val="aa"/>
+        <w:pStyle w:val="ListParagraph"/>
         <w:ind w:left="777" w:firstLineChars="0" w:firstLine="0"/>
       </w:pPr>
       <w:r>
@@ -1784,7 +1706,7 @@
     </w:p>
     <w:p>
       <w:pPr>
-        <w:pStyle w:val="aa"/>
+        <w:pStyle w:val="ListParagraph"/>
         <w:ind w:left="777" w:firstLineChars="0" w:firstLine="0"/>
         <w:rPr>
           <w:rFonts w:hint="eastAsia"/>
@@ -1806,27 +1728,203 @@
         <w:rPr>
           <w:rFonts w:hint="eastAsia"/>
         </w:rPr>
-        <w:t>：</w:t>
-      </w:r>
-      <w:r>
-        <w:rPr>
-          <w:rFonts w:hint="eastAsia"/>
-        </w:rPr>
-        <w:t>通过指定加密密码对应用户名的方式指定加密密码</w:t>
-      </w:r>
-      <w:r>
-        <w:rPr>
-          <w:rFonts w:hint="eastAsia"/>
-        </w:rPr>
-        <w:t>，并提供非默认位置的加密文件</w:t>
-      </w:r>
+        <w:t>：通过指定加密密码对应用户名的方式指定加密密码，并提供非默认位置的加密文件</w:t>
+      </w:r>
+    </w:p>
+    <w:p>
+      <w:pPr>
+        <w:pStyle w:val="ListParagraph"/>
+        <w:ind w:left="777" w:firstLineChars="0" w:firstLine="0"/>
+        <w:rPr>
+          <w:ins w:id="0" w:author="xujianhui" w:date="2018-08-30T14:49:00Z"/>
+          <w:rFonts w:hint="eastAsia"/>
+        </w:rPr>
+      </w:pPr>
+      <w:ins w:id="1" w:author="xujianhui" w:date="2018-08-30T14:49:00Z">
+        <w:r>
+          <w:rPr>
+            <w:rFonts w:hint="eastAsia"/>
+          </w:rPr>
+          <w:t>这一块我有点建议，如果做如下调整会不会更好：</w:t>
+        </w:r>
+      </w:ins>
+    </w:p>
+    <w:p>
+      <w:pPr>
+        <w:pStyle w:val="ListParagraph"/>
+        <w:ind w:left="777" w:firstLineChars="0" w:firstLine="0"/>
+        <w:rPr>
+          <w:ins w:id="2" w:author="xujianhui" w:date="2018-08-30T14:50:00Z"/>
+          <w:rFonts w:hint="eastAsia"/>
+        </w:rPr>
+      </w:pPr>
+      <w:ins w:id="3" w:author="xujianhui" w:date="2018-08-30T14:49:00Z">
+        <w:r>
+          <w:rPr>
+            <w:rFonts w:hint="eastAsia"/>
+          </w:rPr>
+          <w:t xml:space="preserve">Sdbexprt --user ronin </w:t>
+        </w:r>
+        <w:r>
+          <w:rPr>
+            <w:rFonts w:hint="eastAsia"/>
+          </w:rPr>
+          <w:t>在没有输入密码的情况下</w:t>
+        </w:r>
+      </w:ins>
+      <w:ins w:id="4" w:author="xujianhui" w:date="2018-08-30T14:50:00Z">
+        <w:r>
+          <w:rPr>
+            <w:rFonts w:hint="eastAsia"/>
+          </w:rPr>
+          <w:t>，则提示输入密码</w:t>
+        </w:r>
+      </w:ins>
+    </w:p>
+    <w:p>
+      <w:pPr>
+        <w:pStyle w:val="ListParagraph"/>
+        <w:ind w:left="777" w:firstLineChars="0" w:firstLine="0"/>
+        <w:rPr>
+          <w:rFonts w:hint="eastAsia"/>
+        </w:rPr>
+      </w:pPr>
+      <w:ins w:id="5" w:author="xujianhui" w:date="2018-08-30T14:50:00Z">
+        <w:r>
+          <w:rPr>
+            <w:rFonts w:hint="eastAsia"/>
+          </w:rPr>
+          <w:t xml:space="preserve">Sdbexprt --user ronin </w:t>
+        </w:r>
+        <w:r>
+          <w:t>–</w:t>
+        </w:r>
+        <w:r>
+          <w:rPr>
+            <w:rFonts w:hint="eastAsia"/>
+          </w:rPr>
+          <w:t>token AF0DCA435D [</w:t>
+        </w:r>
+      </w:ins>
+      <w:ins w:id="6" w:author="xujianhui" w:date="2018-08-30T14:51:00Z">
+        <w:r>
+          <w:rPr>
+            <w:rFonts w:hint="eastAsia"/>
+          </w:rPr>
+          <w:t xml:space="preserve"> --ciperFile ./cipher </w:t>
+        </w:r>
+      </w:ins>
+      <w:ins w:id="7" w:author="xujianhui" w:date="2018-08-30T14:50:00Z">
+        <w:r>
+          <w:rPr>
+            <w:rFonts w:hint="eastAsia"/>
+          </w:rPr>
+          <w:t>]</w:t>
+        </w:r>
+      </w:ins>
+      <w:ins w:id="8" w:author="xujianhui" w:date="2018-08-30T14:51:00Z">
+        <w:r>
+          <w:rPr>
+            <w:rFonts w:hint="eastAsia"/>
+          </w:rPr>
+          <w:t xml:space="preserve"> </w:t>
+        </w:r>
+        <w:r>
+          <w:rPr>
+            <w:rFonts w:hint="eastAsia"/>
+          </w:rPr>
+          <w:t>在这种情况下才使用从</w:t>
+        </w:r>
+        <w:r>
+          <w:rPr>
+            <w:rFonts w:hint="eastAsia"/>
+          </w:rPr>
+          <w:t>ciper</w:t>
+        </w:r>
+        <w:r>
+          <w:rPr>
+            <w:rFonts w:hint="eastAsia"/>
+          </w:rPr>
+          <w:t>文件中去获取，同时，需要通过一个</w:t>
+        </w:r>
+        <w:r>
+          <w:rPr>
+            <w:rFonts w:hint="eastAsia"/>
+          </w:rPr>
+          <w:t xml:space="preserve"> token </w:t>
+        </w:r>
+        <w:r>
+          <w:rPr>
+            <w:rFonts w:hint="eastAsia"/>
+          </w:rPr>
+          <w:t>的方式去解</w:t>
+        </w:r>
+      </w:ins>
+      <w:ins w:id="9" w:author="xujianhui" w:date="2018-08-30T14:52:00Z">
+        <w:r>
+          <w:rPr>
+            <w:rFonts w:hint="eastAsia"/>
+          </w:rPr>
+          <w:t>密文件中的密码。</w:t>
+        </w:r>
+        <w:r>
+          <w:rPr>
+            <w:rFonts w:hint="eastAsia"/>
+          </w:rPr>
+          <w:t xml:space="preserve"> </w:t>
+        </w:r>
+        <w:r>
+          <w:rPr>
+            <w:rFonts w:hint="eastAsia"/>
+          </w:rPr>
+          <w:t>这个</w:t>
+        </w:r>
+        <w:r>
+          <w:rPr>
+            <w:rFonts w:hint="eastAsia"/>
+          </w:rPr>
+          <w:t>token</w:t>
+        </w:r>
+        <w:r>
+          <w:rPr>
+            <w:rFonts w:hint="eastAsia"/>
+          </w:rPr>
+          <w:t>是用在用文件中添加密码时输入的</w:t>
+        </w:r>
+      </w:ins>
+      <w:ins w:id="10" w:author="xujianhui" w:date="2018-08-30T14:53:00Z">
+        <w:r>
+          <w:rPr>
+            <w:rFonts w:hint="eastAsia"/>
+          </w:rPr>
+          <w:t>，用户为简单起见，也可以把</w:t>
+        </w:r>
+        <w:r>
+          <w:rPr>
+            <w:rFonts w:hint="eastAsia"/>
+          </w:rPr>
+          <w:t>token</w:t>
+        </w:r>
+        <w:r>
+          <w:rPr>
+            <w:rFonts w:hint="eastAsia"/>
+          </w:rPr>
+          <w:t>设置为</w:t>
+        </w:r>
+        <w:r>
+          <w:rPr>
+            <w:rFonts w:hint="eastAsia"/>
+          </w:rPr>
+          <w:t xml:space="preserve"> </w:t>
+        </w:r>
+        <w:r>
+          <w:t>“”</w:t>
+        </w:r>
+      </w:ins>
     </w:p>
     <w:p>
       <w:pPr>
         <w:ind w:left="0"/>
-        <w:rPr>
-          <w:rFonts w:hint="eastAsia"/>
-        </w:rPr>
       </w:pPr>
       <w:r>
         <w:tab/>
@@ -1837,7 +1935,7 @@
     </w:p>
     <w:p>
       <w:pPr>
-        <w:pStyle w:val="aa"/>
+        <w:pStyle w:val="ListParagraph"/>
         <w:numPr>
           <w:ilvl w:val="0"/>
           <w:numId w:val="9"/>
@@ -1865,7 +1963,7 @@
     </w:p>
     <w:p>
       <w:pPr>
-        <w:pStyle w:val="aa"/>
+        <w:pStyle w:val="ListParagraph"/>
         <w:ind w:left="777" w:firstLineChars="0" w:firstLine="0"/>
       </w:pPr>
     </w:p>
@@ -1888,15 +1986,15 @@
     </w:p>
     <w:tbl>
       <w:tblPr>
-        <w:tblStyle w:val="a9"/>
+        <w:tblStyle w:val="TableGrid"/>
         <w:tblW w:w="0" w:type="auto"/>
         <w:tblInd w:w="929" w:type="dxa"/>
-        <w:tblLook w:val="04A0" w:firstRow="1" w:lastRow="0" w:firstColumn="1" w:lastColumn="0" w:noHBand="0" w:noVBand="1"/>
+        <w:tblLook w:val="04A0"/>
       </w:tblPr>
       <w:tblGrid>
-        <w:gridCol w:w="2040"/>
-        <w:gridCol w:w="2177"/>
-        <w:gridCol w:w="3515"/>
+        <w:gridCol w:w="2022"/>
+        <w:gridCol w:w="2128"/>
+        <w:gridCol w:w="3443"/>
       </w:tblGrid>
       <w:tr>
         <w:tc>
@@ -1997,9 +2095,6 @@
           <w:p>
             <w:pPr>
               <w:ind w:left="0"/>
-              <w:rPr>
-                <w:rFonts w:hint="eastAsia"/>
-              </w:rPr>
             </w:pPr>
             <w:r>
               <w:rPr>
@@ -2024,9 +2119,6 @@
           <w:p>
             <w:pPr>
               <w:ind w:left="0"/>
-              <w:rPr>
-                <w:rFonts w:hint="eastAsia"/>
-              </w:rPr>
             </w:pPr>
             <w:r>
               <w:rPr>
@@ -2055,9 +2147,6 @@
           <w:p>
             <w:pPr>
               <w:ind w:left="0"/>
-              <w:rPr>
-                <w:rFonts w:hint="eastAsia"/>
-              </w:rPr>
             </w:pPr>
             <w:r>
               <w:rPr>
@@ -2085,19 +2174,7 @@
               <w:rPr>
                 <w:rFonts w:hint="eastAsia"/>
               </w:rPr>
-              <w:t>删除</w:t>
-            </w:r>
-            <w:r>
-              <w:rPr>
-                <w:rFonts w:hint="eastAsia"/>
-              </w:rPr>
-              <w:t>指定</w:t>
-            </w:r>
-            <w:r>
-              <w:rPr>
-                <w:rFonts w:hint="eastAsia"/>
-              </w:rPr>
-              <w:t>用户密文</w:t>
+              <w:t>删除指定用户密文</w:t>
             </w:r>
           </w:p>
         </w:tc>
@@ -2173,6 +2250,89 @@
         </w:tc>
       </w:tr>
       <w:tr>
+        <w:trPr>
+          <w:ins w:id="11" w:author="xujianhui" w:date="2018-08-30T14:53:00Z"/>
+        </w:trPr>
+        <w:tc>
+          <w:tcPr>
+            <w:tcW w:w="2040" w:type="dxa"/>
+          </w:tcPr>
+          <w:p>
+            <w:pPr>
+              <w:ind w:left="0"/>
+              <w:rPr>
+                <w:ins w:id="12" w:author="xujianhui" w:date="2018-08-30T14:53:00Z"/>
+                <w:rFonts w:hint="eastAsia"/>
+              </w:rPr>
+            </w:pPr>
+            <w:ins w:id="13" w:author="xujianhui" w:date="2018-08-30T14:53:00Z">
+              <w:r>
+                <w:rPr>
+                  <w:rFonts w:hint="eastAsia"/>
+                </w:rPr>
+                <w:t>--token</w:t>
+              </w:r>
+            </w:ins>
+          </w:p>
+        </w:tc>
+        <w:tc>
+          <w:tcPr>
+            <w:tcW w:w="2177" w:type="dxa"/>
+          </w:tcPr>
+          <w:p>
+            <w:pPr>
+              <w:ind w:left="0"/>
+              <w:rPr>
+                <w:ins w:id="14" w:author="xujianhui" w:date="2018-08-30T14:53:00Z"/>
+                <w:rFonts w:hint="eastAsia"/>
+              </w:rPr>
+            </w:pPr>
+            <w:ins w:id="15" w:author="xujianhui" w:date="2018-08-30T14:53:00Z">
+              <w:r>
+                <w:rPr>
+                  <w:rFonts w:hint="eastAsia"/>
+                </w:rPr>
+                <w:t>-t</w:t>
+              </w:r>
+            </w:ins>
+          </w:p>
+        </w:tc>
+        <w:tc>
+          <w:tcPr>
+            <w:tcW w:w="3515" w:type="dxa"/>
+          </w:tcPr>
+          <w:p>
+            <w:pPr>
+              <w:ind w:left="0"/>
+              <w:rPr>
+                <w:ins w:id="16" w:author="xujianhui" w:date="2018-08-30T14:53:00Z"/>
+                <w:rFonts w:hint="eastAsia"/>
+              </w:rPr>
+            </w:pPr>
+            <w:ins w:id="17" w:author="xujianhui" w:date="2018-08-30T14:54:00Z">
+              <w:r>
+                <w:rPr>
+                  <w:rFonts w:hint="eastAsia"/>
+                </w:rPr>
+                <w:t>用于对密码进行加密的</w:t>
+              </w:r>
+              <w:r>
+                <w:rPr>
+                  <w:rFonts w:hint="eastAsia"/>
+                </w:rPr>
+                <w:t>token</w:t>
+              </w:r>
+              <w:r>
+                <w:rPr>
+                  <w:rFonts w:hint="eastAsia"/>
+                </w:rPr>
+                <w:t>，可以为空</w:t>
+              </w:r>
+            </w:ins>
+          </w:p>
+        </w:tc>
+      </w:tr>
+      <w:tr>
         <w:tc>
           <w:tcPr>
             <w:tcW w:w="2040" w:type="dxa"/>
@@ -2255,13 +2415,13 @@
     </w:tbl>
     <w:p>
       <w:pPr>
-        <w:pStyle w:val="aa"/>
+        <w:pStyle w:val="ListParagraph"/>
         <w:ind w:left="777" w:firstLineChars="0" w:firstLine="0"/>
       </w:pPr>
     </w:p>
     <w:p>
       <w:pPr>
-        <w:pStyle w:val="aa"/>
+        <w:pStyle w:val="ListParagraph"/>
         <w:ind w:left="777" w:firstLineChars="0" w:firstLine="0"/>
       </w:pPr>
       <w:r>
@@ -2273,16 +2433,13 @@
     </w:p>
     <w:p>
       <w:pPr>
-        <w:pStyle w:val="aa"/>
+        <w:pStyle w:val="ListParagraph"/>
         <w:ind w:left="777" w:firstLineChars="0" w:firstLine="0"/>
-        <w:rPr>
-          <w:rFonts w:hint="eastAsia"/>
-        </w:rPr>
-      </w:pPr>
-    </w:p>
-    <w:p>
-      <w:pPr>
-        <w:pStyle w:val="aa"/>
+      </w:pPr>
+    </w:p>
+    <w:p>
+      <w:pPr>
+        <w:pStyle w:val="ListParagraph"/>
         <w:ind w:left="777" w:firstLineChars="0" w:firstLine="0"/>
       </w:pPr>
       <w:r>
@@ -2328,24 +2485,18 @@
         <w:rPr>
           <w:rFonts w:hint="eastAsia"/>
         </w:rPr>
-        <w:t xml:space="preserve"> </w:t>
-      </w:r>
-      <w:r>
-        <w:rPr>
-          <w:rFonts w:hint="eastAsia"/>
-        </w:rPr>
         <w:t>缺失与否将决定密码输入方式</w:t>
       </w:r>
     </w:p>
     <w:p>
       <w:pPr>
-        <w:pStyle w:val="aa"/>
+        <w:pStyle w:val="ListParagraph"/>
         <w:ind w:left="777" w:firstLineChars="0" w:firstLine="0"/>
       </w:pPr>
     </w:p>
     <w:p>
       <w:pPr>
-        <w:pStyle w:val="aa"/>
+        <w:pStyle w:val="ListParagraph"/>
         <w:ind w:left="777" w:firstLineChars="0" w:firstLine="0"/>
       </w:pPr>
       <w:r>
@@ -2375,19 +2526,13 @@
     </w:p>
     <w:p>
       <w:pPr>
-        <w:pStyle w:val="aa"/>
+        <w:pStyle w:val="ListParagraph"/>
         <w:ind w:left="777" w:firstLineChars="0" w:firstLine="0"/>
       </w:pPr>
       <w:r>
         <w:rPr>
           <w:rFonts w:hint="eastAsia"/>
         </w:rPr>
-        <w:t xml:space="preserve">   </w:t>
-      </w:r>
-      <w:r>
-        <w:rPr>
-          <w:rFonts w:hint="eastAsia"/>
-        </w:rPr>
         <w:t>./sdb</w:t>
       </w:r>
       <w:r>
@@ -2412,21 +2557,12 @@
         <w:t>r</w:t>
       </w:r>
       <w:r>
-        <w:t xml:space="preserve"> </w:t>
-      </w:r>
-      <w:r>
         <w:rPr>
           <w:rFonts w:hint="eastAsia"/>
         </w:rPr>
         <w:t>ronin</w:t>
       </w:r>
       <w:r>
-        <w:rPr>
-          <w:rFonts w:hint="eastAsia"/>
-        </w:rPr>
-        <w:t xml:space="preserve"> </w:t>
-      </w:r>
-      <w:r>
         <w:t>-</w:t>
       </w:r>
       <w:r>
@@ -2447,13 +2583,13 @@
     </w:p>
     <w:p>
       <w:pPr>
-        <w:pStyle w:val="aa"/>
+        <w:pStyle w:val="ListParagraph"/>
         <w:ind w:left="777" w:firstLineChars="0" w:firstLine="0"/>
       </w:pPr>
     </w:p>
     <w:p>
       <w:pPr>
-        <w:pStyle w:val="aa"/>
+        <w:pStyle w:val="ListParagraph"/>
         <w:ind w:left="777" w:firstLineChars="0" w:firstLine="0"/>
       </w:pPr>
       <w:r>
@@ -2477,43 +2613,28 @@
     </w:p>
     <w:p>
       <w:pPr>
-        <w:pStyle w:val="aa"/>
+        <w:pStyle w:val="ListParagraph"/>
         <w:ind w:left="777" w:firstLineChars="0" w:firstLine="0"/>
       </w:pPr>
       <w:r>
         <w:rPr>
           <w:rFonts w:hint="eastAsia"/>
         </w:rPr>
-        <w:t xml:space="preserve">   </w:t>
-      </w:r>
-      <w:r>
-        <w:rPr>
-          <w:rFonts w:hint="eastAsia"/>
-        </w:rPr>
         <w:t xml:space="preserve">./sdbpasswd </w:t>
       </w:r>
       <w:r>
-        <w:t>--addUser</w:t>
-      </w:r>
-      <w:r>
-        <w:rPr>
-          <w:rFonts w:hint="eastAsia"/>
-        </w:rPr>
-        <w:t xml:space="preserve"> </w:t>
-      </w:r>
-      <w:r>
-        <w:t>ronin</w:t>
-      </w:r>
-    </w:p>
-    <w:p>
-      <w:pPr>
-        <w:pStyle w:val="aa"/>
+        <w:t>--addUserronin</w:t>
+      </w:r>
+    </w:p>
+    <w:p>
+      <w:pPr>
+        <w:pStyle w:val="ListParagraph"/>
         <w:ind w:left="777" w:firstLineChars="0" w:firstLine="0"/>
       </w:pPr>
     </w:p>
     <w:p>
       <w:pPr>
-        <w:pStyle w:val="aa"/>
+        <w:pStyle w:val="ListParagraph"/>
         <w:ind w:left="777" w:firstLineChars="0" w:firstLine="0"/>
       </w:pPr>
       <w:r>
@@ -2543,7 +2664,7 @@
     </w:p>
     <w:p>
       <w:pPr>
-        <w:pStyle w:val="aa"/>
+        <w:pStyle w:val="ListParagraph"/>
         <w:ind w:left="777" w:firstLineChars="150" w:firstLine="315"/>
       </w:pPr>
       <w:r>
@@ -2565,12 +2686,6 @@
         <w:t>sdbpasswd</w:t>
       </w:r>
       <w:r>
-        <w:rPr>
-          <w:rFonts w:hint="eastAsia"/>
-        </w:rPr>
-        <w:t xml:space="preserve"> </w:t>
-      </w:r>
-      <w:r>
         <w:t>–</w:t>
       </w:r>
       <w:r>
@@ -2591,13 +2706,13 @@
     </w:p>
     <w:p>
       <w:pPr>
-        <w:pStyle w:val="aa"/>
+        <w:pStyle w:val="ListParagraph"/>
         <w:ind w:left="777" w:firstLineChars="0" w:firstLine="0"/>
       </w:pPr>
     </w:p>
     <w:p>
       <w:pPr>
-        <w:pStyle w:val="aa"/>
+        <w:pStyle w:val="ListParagraph"/>
         <w:numPr>
           <w:ilvl w:val="0"/>
           <w:numId w:val="9"/>
@@ -2613,11 +2728,8 @@
     </w:p>
     <w:p>
       <w:pPr>
-        <w:pStyle w:val="aa"/>
+        <w:pStyle w:val="ListParagraph"/>
         <w:ind w:left="777" w:firstLineChars="0" w:firstLine="0"/>
-        <w:rPr>
-          <w:rFonts w:hint="eastAsia"/>
-        </w:rPr>
       </w:pPr>
       <w:r>
         <w:rPr>
@@ -2640,19 +2752,13 @@
     </w:p>
     <w:p>
       <w:pPr>
-        <w:pStyle w:val="aa"/>
+        <w:pStyle w:val="ListParagraph"/>
         <w:ind w:left="777" w:firstLineChars="0" w:firstLine="0"/>
-        <w:rPr>
-          <w:rFonts w:hint="eastAsia"/>
-        </w:rPr>
       </w:pPr>
       <w:r>
         <w:t>Password:</w:t>
       </w:r>
       <w:r>
-        <w:t xml:space="preserve"> </w:t>
-      </w:r>
-      <w:r>
         <w:t>*******</w:t>
       </w:r>
     </w:p>
@@ -2694,14 +2800,11 @@
     <w:p>
       <w:pPr>
         <w:ind w:firstLine="420"/>
-        <w:rPr>
-          <w:rFonts w:hint="eastAsia"/>
-        </w:rPr>
-      </w:pPr>
-    </w:p>
-    <w:p>
-      <w:pPr>
-        <w:pStyle w:val="aa"/>
+      </w:pPr>
+    </w:p>
+    <w:p>
+      <w:pPr>
+        <w:pStyle w:val="ListParagraph"/>
         <w:numPr>
           <w:ilvl w:val="0"/>
           <w:numId w:val="9"/>
@@ -2712,13 +2815,7 @@
         <w:rPr>
           <w:rFonts w:hint="eastAsia"/>
         </w:rPr>
-        <w:t>加密文件的格式（文件</w:t>
-      </w:r>
-      <w:r>
-        <w:rPr>
-          <w:rFonts w:hint="eastAsia"/>
-        </w:rPr>
-        <w:t>权限</w:t>
+        <w:t>加密文件的格式（文件权限</w:t>
       </w:r>
       <w:r>
         <w:rPr>
@@ -2735,7 +2832,7 @@
     </w:p>
     <w:p>
       <w:pPr>
-        <w:pStyle w:val="aa"/>
+        <w:pStyle w:val="ListParagraph"/>
         <w:ind w:left="777" w:firstLineChars="0" w:firstLine="0"/>
       </w:pPr>
       <w:r>
@@ -2747,7 +2844,7 @@
     </w:p>
     <w:p>
       <w:pPr>
-        <w:pStyle w:val="aa"/>
+        <w:pStyle w:val="ListParagraph"/>
         <w:ind w:left="777" w:firstLineChars="0" w:firstLine="0"/>
       </w:pPr>
       <w:r>
@@ -2760,17 +2857,10 @@
         <w:t>\n</w:t>
       </w:r>
     </w:p>
-    <w:p>
-      <w:r>
-        <w:rPr>
-          <w:rFonts w:hint="eastAsia"/>
-        </w:rPr>
-        <w:t xml:space="preserve">    </w:t>
-      </w:r>
-    </w:p>
-    <w:p>
-      <w:pPr>
-        <w:pStyle w:val="aa"/>
+    <w:p/>
+    <w:p>
+      <w:pPr>
+        <w:pStyle w:val="ListParagraph"/>
         <w:numPr>
           <w:ilvl w:val="0"/>
           <w:numId w:val="9"/>
@@ -2786,11 +2876,8 @@
     </w:p>
     <w:p>
       <w:pPr>
-        <w:pStyle w:val="aa"/>
+        <w:pStyle w:val="ListParagraph"/>
         <w:ind w:left="777" w:firstLineChars="0" w:firstLine="0"/>
-        <w:rPr>
-          <w:rFonts w:hint="eastAsia"/>
-        </w:rPr>
       </w:pPr>
       <w:r>
         <w:t>INT32 S</w:t>
@@ -2807,7 +2894,7 @@
     </w:p>
     <w:p>
       <w:pPr>
-        <w:pStyle w:val="aa"/>
+        <w:pStyle w:val="ListParagraph"/>
         <w:ind w:left="777" w:firstLineChars="0" w:firstLine="0"/>
       </w:pPr>
       <w:r>
@@ -2843,19 +2930,106 @@
         </w:rPr>
         <w:t>。</w:t>
       </w:r>
-    </w:p>
-    <w:p>
-      <w:pPr>
-        <w:pStyle w:val="aa"/>
+      <w:ins w:id="18" w:author="xujianhui" w:date="2018-08-30T14:54:00Z">
+        <w:r>
+          <w:rPr>
+            <w:rFonts w:hint="eastAsia"/>
+          </w:rPr>
+          <w:t xml:space="preserve">?? </w:t>
+        </w:r>
+        <w:r>
+          <w:rPr>
+            <w:rFonts w:hint="eastAsia"/>
+          </w:rPr>
+          <w:t>那这个就有点问题了，</w:t>
+        </w:r>
+        <w:r>
+          <w:rPr>
+            <w:rFonts w:hint="eastAsia"/>
+          </w:rPr>
+          <w:t>postgrepsql</w:t>
+        </w:r>
+      </w:ins>
+      <w:ins w:id="19" w:author="xujianhui" w:date="2018-08-30T14:55:00Z">
+        <w:r>
+          <w:rPr>
+            <w:rFonts w:hint="eastAsia"/>
+          </w:rPr>
+          <w:t>中的</w:t>
+        </w:r>
+        <w:r>
+          <w:rPr>
+            <w:rFonts w:hint="eastAsia"/>
+          </w:rPr>
+          <w:t>cipher file</w:t>
+        </w:r>
+        <w:r>
+          <w:rPr>
+            <w:rFonts w:hint="eastAsia"/>
+          </w:rPr>
+          <w:t>是在</w:t>
+        </w:r>
+        <w:r>
+          <w:rPr>
+            <w:rFonts w:hint="eastAsia"/>
+          </w:rPr>
+          <w:t>server</w:t>
+        </w:r>
+        <w:r>
+          <w:rPr>
+            <w:rFonts w:hint="eastAsia"/>
+          </w:rPr>
+          <w:t>中，那么，对于多个</w:t>
+        </w:r>
+        <w:r>
+          <w:rPr>
+            <w:rFonts w:hint="eastAsia"/>
+          </w:rPr>
+          <w:t xml:space="preserve"> server </w:t>
+        </w:r>
+        <w:r>
+          <w:rPr>
+            <w:rFonts w:hint="eastAsia"/>
+          </w:rPr>
+          <w:t>的情况下，和这个全局变量的调用关系如何处理。</w:t>
+        </w:r>
+        <w:r>
+          <w:rPr>
+            <w:rFonts w:hint="eastAsia"/>
+          </w:rPr>
+          <w:t xml:space="preserve"> </w:t>
+        </w:r>
+        <w:r>
+          <w:rPr>
+            <w:rFonts w:hint="eastAsia"/>
+          </w:rPr>
+          <w:t>可以结合</w:t>
+        </w:r>
+        <w:r>
+          <w:rPr>
+            <w:rFonts w:hint="eastAsia"/>
+          </w:rPr>
+          <w:t xml:space="preserve"> postgrepsql </w:t>
+        </w:r>
+      </w:ins>
+      <w:ins w:id="20" w:author="xujianhui" w:date="2018-08-30T14:56:00Z">
+        <w:r>
+          <w:rPr>
+            <w:rFonts w:hint="eastAsia"/>
+          </w:rPr>
+          <w:t>的单线程模型分析下。</w:t>
+        </w:r>
+      </w:ins>
+    </w:p>
+    <w:p>
+      <w:pPr>
+        <w:pStyle w:val="ListParagraph"/>
         <w:ind w:left="777" w:firstLineChars="0" w:firstLine="0"/>
-        <w:rPr>
-          <w:rFonts w:hint="eastAsia"/>
-        </w:rPr>
-      </w:pPr>
-    </w:p>
-    <w:p>
-      <w:pPr>
-        <w:pStyle w:val="2"/>
+      </w:pPr>
+    </w:p>
+    <w:p>
+      <w:pPr>
+        <w:pStyle w:val="Heading2"/>
       </w:pPr>
       <w:r>
         <w:rPr>
@@ -2872,7 +3046,7 @@
     </w:p>
     <w:p>
       <w:pPr>
-        <w:pStyle w:val="aa"/>
+        <w:pStyle w:val="ListParagraph"/>
         <w:numPr>
           <w:ilvl w:val="0"/>
           <w:numId w:val="24"/>
@@ -2888,15 +3062,12 @@
     </w:p>
     <w:p>
       <w:pPr>
-        <w:pStyle w:val="aa"/>
+        <w:pStyle w:val="ListParagraph"/>
         <w:numPr>
           <w:ilvl w:val="0"/>
           <w:numId w:val="24"/>
         </w:numPr>
         <w:ind w:firstLineChars="0"/>
-        <w:rPr>
-          <w:rFonts w:hint="eastAsia"/>
-        </w:rPr>
       </w:pPr>
       <w:r>
         <w:rPr>
@@ -2908,7 +3079,7 @@
     <w:p/>
     <w:p>
       <w:pPr>
-        <w:pStyle w:val="2"/>
+        <w:pStyle w:val="Heading2"/>
       </w:pPr>
       <w:r>
         <w:rPr>
@@ -2922,16 +3093,10 @@
         </w:rPr>
         <w:t>简单设计</w:t>
       </w:r>
-      <w:r>
-        <w:rPr>
-          <w:rFonts w:hint="eastAsia"/>
-        </w:rPr>
-        <w:t xml:space="preserve"> </w:t>
-      </w:r>
-    </w:p>
-    <w:p>
-      <w:pPr>
-        <w:pStyle w:val="3"/>
+    </w:p>
+    <w:p>
+      <w:pPr>
+        <w:pStyle w:val="Heading3"/>
       </w:pPr>
       <w:r>
         <w:rPr>
@@ -2960,7 +3125,7 @@
     </w:p>
     <w:p>
       <w:pPr>
-        <w:pStyle w:val="aa"/>
+        <w:pStyle w:val="ListParagraph"/>
         <w:numPr>
           <w:ilvl w:val="0"/>
           <w:numId w:val="28"/>
@@ -2982,7 +3147,7 @@
     </w:p>
     <w:p>
       <w:pPr>
-        <w:pStyle w:val="aa"/>
+        <w:pStyle w:val="ListParagraph"/>
         <w:ind w:left="777" w:firstLineChars="0" w:firstLine="0"/>
       </w:pPr>
       <w:r>
@@ -2990,7 +3155,7 @@
           <w:noProof/>
         </w:rPr>
         <w:drawing>
-          <wp:inline distT="0" distB="0" distL="0" distR="0" wp14:anchorId="79B1EC73" wp14:editId="39C8E027">
+          <wp:inline distT="0" distB="0" distL="0" distR="0">
             <wp:extent cx="5274310" cy="3138170"/>
             <wp:effectExtent l="19050" t="0" r="2540" b="0"/>
             <wp:docPr id="2" name="Picture 2" descr="Z:\upload\20180706105559453.jpg"/>
@@ -3038,10 +3203,10 @@
     </w:p>
     <w:tbl>
       <w:tblPr>
-        <w:tblStyle w:val="a9"/>
+        <w:tblStyle w:val="TableGrid"/>
         <w:tblW w:w="0" w:type="auto"/>
         <w:tblInd w:w="777" w:type="dxa"/>
-        <w:tblLook w:val="04A0" w:firstRow="1" w:lastRow="0" w:firstColumn="1" w:lastColumn="0" w:noHBand="0" w:noVBand="1"/>
+        <w:tblLook w:val="04A0"/>
       </w:tblPr>
       <w:tblGrid>
         <w:gridCol w:w="3912"/>
@@ -3054,7 +3219,7 @@
           </w:tcPr>
           <w:p>
             <w:pPr>
-              <w:pStyle w:val="aa"/>
+              <w:pStyle w:val="ListParagraph"/>
               <w:ind w:left="0" w:firstLineChars="0" w:firstLine="0"/>
             </w:pPr>
             <w:r>
@@ -3071,7 +3236,7 @@
           </w:tcPr>
           <w:p>
             <w:pPr>
-              <w:pStyle w:val="aa"/>
+              <w:pStyle w:val="ListParagraph"/>
               <w:ind w:left="0" w:firstLineChars="0" w:firstLine="0"/>
             </w:pPr>
             <w:r>
@@ -3090,7 +3255,7 @@
           </w:tcPr>
           <w:p>
             <w:pPr>
-              <w:pStyle w:val="aa"/>
+              <w:pStyle w:val="ListParagraph"/>
               <w:ind w:left="0" w:firstLineChars="0" w:firstLine="0"/>
             </w:pPr>
             <w:r>
@@ -3110,7 +3275,7 @@
           </w:tcPr>
           <w:p>
             <w:pPr>
-              <w:pStyle w:val="aa"/>
+              <w:pStyle w:val="ListParagraph"/>
               <w:ind w:left="0" w:firstLineChars="0" w:firstLine="0"/>
             </w:pPr>
             <w:r>
@@ -3131,7 +3296,7 @@
           </w:p>
           <w:p>
             <w:pPr>
-              <w:pStyle w:val="aa"/>
+              <w:pStyle w:val="ListParagraph"/>
               <w:numPr>
                 <w:ilvl w:val="0"/>
                 <w:numId w:val="42"/>
@@ -3159,15 +3324,12 @@
           </w:p>
           <w:p>
             <w:pPr>
-              <w:pStyle w:val="aa"/>
+              <w:pStyle w:val="ListParagraph"/>
               <w:numPr>
                 <w:ilvl w:val="0"/>
                 <w:numId w:val="42"/>
               </w:numPr>
               <w:ind w:firstLineChars="0"/>
-              <w:rPr>
-                <w:rFonts w:hint="eastAsia"/>
-              </w:rPr>
             </w:pPr>
             <w:r>
               <w:rPr>
@@ -3193,13 +3355,13 @@
     </w:tbl>
     <w:p>
       <w:pPr>
-        <w:pStyle w:val="aa"/>
+        <w:pStyle w:val="ListParagraph"/>
         <w:ind w:left="777" w:firstLineChars="0" w:firstLine="0"/>
       </w:pPr>
     </w:p>
     <w:p>
       <w:pPr>
-        <w:pStyle w:val="aa"/>
+        <w:pStyle w:val="ListParagraph"/>
         <w:numPr>
           <w:ilvl w:val="0"/>
           <w:numId w:val="28"/>
@@ -3242,7 +3404,7 @@
     </w:p>
     <w:p>
       <w:pPr>
-        <w:pStyle w:val="aa"/>
+        <w:pStyle w:val="ListParagraph"/>
         <w:ind w:left="777" w:firstLineChars="0" w:firstLine="0"/>
       </w:pPr>
       <w:r>
@@ -3251,7 +3413,7 @@
           <w:noProof/>
         </w:rPr>
         <w:drawing>
-          <wp:inline distT="0" distB="0" distL="0" distR="0" wp14:anchorId="6A4C130E" wp14:editId="0383E698">
+          <wp:inline distT="0" distB="0" distL="0" distR="0">
             <wp:extent cx="5266690" cy="1887220"/>
             <wp:effectExtent l="19050" t="0" r="0" b="0"/>
             <wp:docPr id="3" name="Picture 3" descr="Z:\upload\20180706105559453.jpg"/>
@@ -3299,7 +3461,7 @@
     </w:p>
     <w:p>
       <w:pPr>
-        <w:pStyle w:val="aa"/>
+        <w:pStyle w:val="ListParagraph"/>
         <w:ind w:left="777" w:firstLineChars="0" w:firstLine="0"/>
       </w:pPr>
       <w:r>
@@ -3311,7 +3473,7 @@
     </w:p>
     <w:p>
       <w:pPr>
-        <w:pStyle w:val="aa"/>
+        <w:pStyle w:val="ListParagraph"/>
         <w:ind w:left="777" w:firstLineChars="0"/>
       </w:pPr>
       <w:r>
@@ -3351,22 +3513,10 @@
         <w:t>查找相应的密文。</w:t>
       </w:r>
     </w:p>
-    <w:p>
-      <w:pPr>
-        <w:rPr>
-          <w:rFonts w:hint="eastAsia"/>
-        </w:rPr>
-      </w:pPr>
-      <w:r>
-        <w:rPr>
-          <w:rFonts w:hint="eastAsia"/>
-        </w:rPr>
-        <w:t xml:space="preserve">   </w:t>
-      </w:r>
-    </w:p>
-    <w:p>
-      <w:pPr>
-        <w:pStyle w:val="aa"/>
+    <w:p/>
+    <w:p>
+      <w:pPr>
+        <w:pStyle w:val="ListParagraph"/>
         <w:numPr>
           <w:ilvl w:val="0"/>
           <w:numId w:val="28"/>
@@ -3394,7 +3544,7 @@
     </w:p>
     <w:p>
       <w:pPr>
-        <w:pStyle w:val="aa"/>
+        <w:pStyle w:val="ListParagraph"/>
         <w:ind w:left="777" w:firstLineChars="0" w:firstLine="0"/>
       </w:pPr>
       <w:r>
@@ -3422,9 +3572,6 @@
         <w:t>fdw</w:t>
       </w:r>
       <w:r>
-        <w:t xml:space="preserve"> </w:t>
-      </w:r>
-      <w:r>
         <w:rPr>
           <w:rFonts w:hint="eastAsia"/>
         </w:rPr>
@@ -3437,9 +3584,6 @@
         <w:t xml:space="preserve"> sdbConnect()</w:t>
       </w:r>
       <w:r>
-        <w:t xml:space="preserve"> </w:t>
-      </w:r>
-      <w:r>
         <w:rPr>
           <w:rFonts w:hint="eastAsia"/>
         </w:rPr>
@@ -3448,7 +3592,7 @@
     </w:p>
     <w:p>
       <w:pPr>
-        <w:pStyle w:val="aa"/>
+        <w:pStyle w:val="ListParagraph"/>
         <w:numPr>
           <w:ilvl w:val="0"/>
           <w:numId w:val="41"/>
@@ -3468,9 +3612,6 @@
         <w:t xml:space="preserve"> user</w:t>
       </w:r>
       <w:r>
-        <w:t xml:space="preserve"> </w:t>
-      </w:r>
-      <w:r>
         <w:rPr>
           <w:rFonts w:hint="eastAsia"/>
         </w:rPr>
@@ -3491,15 +3632,12 @@
     </w:p>
     <w:p>
       <w:pPr>
-        <w:pStyle w:val="aa"/>
+        <w:pStyle w:val="ListParagraph"/>
         <w:numPr>
           <w:ilvl w:val="0"/>
           <w:numId w:val="41"/>
         </w:numPr>
         <w:ind w:firstLineChars="0"/>
-        <w:rPr>
-          <w:rFonts w:hint="eastAsia"/>
-        </w:rPr>
       </w:pPr>
       <w:r>
         <w:rPr>
@@ -3520,12 +3658,6 @@
         <w:t>，则以</w:t>
       </w:r>
       <w:r>
-        <w:rPr>
-          <w:rFonts w:hint="eastAsia"/>
-        </w:rPr>
-        <w:t xml:space="preserve"> </w:t>
-      </w:r>
-      <w:r>
         <w:t xml:space="preserve">”./passwd” </w:t>
       </w:r>
       <w:r>
@@ -3570,7 +3702,7 @@
     </w:p>
     <w:p>
       <w:pPr>
-        <w:pStyle w:val="aa"/>
+        <w:pStyle w:val="ListParagraph"/>
         <w:numPr>
           <w:ilvl w:val="0"/>
           <w:numId w:val="41"/>
@@ -3590,9 +3722,6 @@
         <w:t xml:space="preserve"> user</w:t>
       </w:r>
       <w:r>
-        <w:t xml:space="preserve"> </w:t>
-      </w:r>
-      <w:r>
         <w:rPr>
           <w:rFonts w:hint="eastAsia"/>
         </w:rPr>
@@ -3608,31 +3737,16 @@
         <w:rPr>
           <w:rFonts w:hint="eastAsia"/>
         </w:rPr>
-        <w:t>两者，</w:t>
-      </w:r>
-      <w:r>
-        <w:rPr>
-          <w:rFonts w:hint="eastAsia"/>
-        </w:rPr>
-        <w:t>则以</w:t>
+        <w:t>两者，则以</w:t>
       </w:r>
       <w:r>
         <w:t xml:space="preserve"> cipherFile</w:t>
       </w:r>
       <w:r>
-        <w:t xml:space="preserve"> </w:t>
-      </w:r>
-      <w:r>
-        <w:rPr>
-          <w:rFonts w:hint="eastAsia"/>
-        </w:rPr>
-        <w:t>为</w:t>
-      </w:r>
-      <w:r>
-        <w:rPr>
-          <w:rFonts w:hint="eastAsia"/>
-        </w:rPr>
-        <w:t>加密文件路径，查找用户加密密码并解密得到</w:t>
+        <w:rPr>
+          <w:rFonts w:hint="eastAsia"/>
+        </w:rPr>
+        <w:t>为加密文件路径，查找用户加密密码并解密得到</w:t>
       </w:r>
       <w:r>
         <w:rPr>
@@ -3659,26 +3773,34 @@
         <w:rPr>
           <w:rFonts w:hint="eastAsia"/>
         </w:rPr>
-        <w:t>的传统方式</w:t>
-      </w:r>
-      <w:r>
-        <w:rPr>
-          <w:rFonts w:hint="eastAsia"/>
-        </w:rPr>
-        <w:t>。</w:t>
+        <w:t>的传统方式。</w:t>
       </w:r>
     </w:p>
     <w:p>
       <w:pPr>
         <w:ind w:left="777"/>
-      </w:pPr>
+        <w:rPr>
+          <w:ins w:id="21" w:author="xujianhui" w:date="2018-08-30T14:59:00Z"/>
+          <w:rFonts w:hint="eastAsia"/>
+        </w:rPr>
+      </w:pPr>
+      <w:ins w:id="22" w:author="xujianhui" w:date="2018-08-30T15:01:00Z">
+        <w:r>
+          <w:rPr>
+            <w:rFonts w:hint="eastAsia"/>
+          </w:rPr>
+          <w:t>这个也结合上述的建议拉通考虑下。</w:t>
+        </w:r>
+      </w:ins>
     </w:p>
     <w:p>
       <w:pPr>
         <w:ind w:left="777"/>
-        <w:rPr>
-          <w:rFonts w:hint="eastAsia"/>
-        </w:rPr>
+      </w:pPr>
+    </w:p>
+    <w:p>
+      <w:pPr>
+        <w:ind w:left="777"/>
       </w:pPr>
       <w:r>
         <w:rPr>
@@ -3693,9 +3815,6 @@
         <w:t xml:space="preserve"> C</w:t>
       </w:r>
       <w:r>
-        <w:t xml:space="preserve"> </w:t>
-      </w:r>
-      <w:r>
         <w:rPr>
           <w:rFonts w:hint="eastAsia"/>
         </w:rPr>
@@ -3704,14 +3823,52 @@
     </w:p>
     <w:p>
       <w:pPr>
-        <w:pStyle w:val="aa"/>
+        <w:pStyle w:val="ListParagraph"/>
         <w:ind w:left="777" w:firstLineChars="0" w:firstLine="0"/>
       </w:pPr>
-      <w:r>
-        <w:rPr>
-          <w:rFonts w:hint="eastAsia"/>
-        </w:rPr>
-        <w:t xml:space="preserve">findUserInCipherFile() </w:t>
+      <w:ins w:id="23" w:author="xujianhui" w:date="2018-08-30T15:02:00Z">
+        <w:r>
+          <w:rPr>
+            <w:rFonts w:hint="eastAsia"/>
+          </w:rPr>
+          <w:t xml:space="preserve">INT32 </w:t>
+        </w:r>
+      </w:ins>
+      <w:r>
+        <w:rPr>
+          <w:rFonts w:hint="eastAsia"/>
+        </w:rPr>
+        <w:t>findUserInCipherFile(</w:t>
+      </w:r>
+      <w:ins w:id="24" w:author="xujianhui" w:date="2018-08-30T15:02:00Z">
+        <w:r>
+          <w:rPr>
+            <w:rFonts w:hint="eastAsia"/>
+          </w:rPr>
+          <w:t xml:space="preserve"> const CHAR* username</w:t>
+        </w:r>
+      </w:ins>
+      <w:ins w:id="25" w:author="xujianhui" w:date="2018-08-30T15:03:00Z">
+        <w:r>
+          <w:rPr>
+            <w:rFonts w:hint="eastAsia"/>
+          </w:rPr>
+          <w:t>, CHAR *pOut, INT32 size</w:t>
+        </w:r>
+      </w:ins>
+      <w:ins w:id="26" w:author="xujianhui" w:date="2018-08-30T15:02:00Z">
+        <w:r>
+          <w:rPr>
+            <w:rFonts w:hint="eastAsia"/>
+          </w:rPr>
+          <w:t xml:space="preserve"> </w:t>
+        </w:r>
+      </w:ins>
+      <w:r>
+        <w:rPr>
+          <w:rFonts w:hint="eastAsia"/>
+        </w:rPr>
+        <w:t xml:space="preserve">) </w:t>
       </w:r>
       <w:r>
         <w:rPr>
@@ -3734,11 +3891,30 @@
     </w:p>
     <w:p>
       <w:pPr>
-        <w:pStyle w:val="aa"/>
+        <w:pStyle w:val="ListParagraph"/>
         <w:ind w:left="777" w:firstLineChars="0" w:firstLine="0"/>
       </w:pPr>
-      <w:r>
-        <w:t xml:space="preserve">decodeCipherText() </w:t>
+      <w:ins w:id="27" w:author="xujianhui" w:date="2018-08-30T15:03:00Z">
+        <w:r>
+          <w:rPr>
+            <w:rFonts w:hint="eastAsia"/>
+          </w:rPr>
+          <w:t xml:space="preserve">INT32 </w:t>
+        </w:r>
+      </w:ins>
+      <w:r>
+        <w:t>decodeCipherText(</w:t>
+      </w:r>
+      <w:ins w:id="28" w:author="xujianhui" w:date="2018-08-30T15:03:00Z">
+        <w:r>
+          <w:rPr>
+            <w:rFonts w:hint="eastAsia"/>
+          </w:rPr>
+          <w:t xml:space="preserve"> const CHAR* pEncode, const CHAR *pToken, CHAR *pOut, INT32 size </w:t>
+        </w:r>
+      </w:ins>
+      <w:r>
+        <w:t xml:space="preserve">) </w:t>
       </w:r>
       <w:r>
         <w:rPr>
@@ -3761,13 +3937,13 @@
     </w:p>
     <w:p>
       <w:pPr>
-        <w:pStyle w:val="aa"/>
+        <w:pStyle w:val="ListParagraph"/>
         <w:ind w:left="777" w:firstLineChars="0" w:firstLine="0"/>
       </w:pPr>
     </w:p>
     <w:p>
       <w:pPr>
-        <w:pStyle w:val="aa"/>
+        <w:pStyle w:val="ListParagraph"/>
         <w:ind w:left="777" w:firstLineChars="0" w:firstLine="0"/>
       </w:pPr>
       <w:r>
@@ -3803,7 +3979,7 @@
     </w:p>
     <w:p>
       <w:pPr>
-        <w:pStyle w:val="aa"/>
+        <w:pStyle w:val="ListParagraph"/>
         <w:ind w:left="777" w:firstLineChars="0" w:firstLine="0"/>
       </w:pPr>
       <w:r>
@@ -3864,25 +4040,10 @@
         <w:t>自带第三方库。</w:t>
       </w:r>
     </w:p>
-    <w:p>
-      <w:pPr>
-        <w:rPr>
-          <w:rFonts w:hint="eastAsia"/>
-        </w:rPr>
-      </w:pPr>
-      <w:r>
-        <w:rPr>
-          <w:rFonts w:hint="eastAsia"/>
-        </w:rPr>
-        <w:t xml:space="preserve"> </w:t>
-      </w:r>
-      <w:r>
-        <w:t xml:space="preserve">   </w:t>
-      </w:r>
-    </w:p>
-    <w:p>
-      <w:pPr>
-        <w:pStyle w:val="aa"/>
+    <w:p/>
+    <w:p>
+      <w:pPr>
+        <w:pStyle w:val="ListParagraph"/>
         <w:numPr>
           <w:ilvl w:val="0"/>
           <w:numId w:val="28"/>
@@ -3913,7 +4074,7 @@
     </w:p>
     <w:p>
       <w:pPr>
-        <w:pStyle w:val="aa"/>
+        <w:pStyle w:val="ListParagraph"/>
         <w:ind w:left="777" w:firstLineChars="0" w:firstLine="0"/>
       </w:pPr>
       <w:r>
@@ -3923,12 +4084,6 @@
         <w:t>增加静态变量</w:t>
       </w:r>
       <w:r>
-        <w:rPr>
-          <w:rFonts w:hint="eastAsia"/>
-        </w:rPr>
-        <w:t xml:space="preserve"> </w:t>
-      </w:r>
-      <w:r>
         <w:t>S</w:t>
       </w:r>
       <w:r>
@@ -3943,18 +4098,15 @@
         </w:rPr>
         <w:t>int</w:t>
       </w:r>
-      <w:r>
-        <w:t xml:space="preserve"> </w:t>
-      </w:r>
-      <w:bookmarkStart w:id="0" w:name="_GoBack"/>
-      <w:bookmarkEnd w:id="0"/>
+      <w:bookmarkStart w:id="29" w:name="_GoBack"/>
+      <w:bookmarkEnd w:id="29"/>
       <w:r>
         <w:t>echoChar = -1;</w:t>
       </w:r>
     </w:p>
     <w:p>
       <w:pPr>
-        <w:pStyle w:val="aa"/>
+        <w:pStyle w:val="ListParagraph"/>
         <w:ind w:left="777" w:firstLineChars="0" w:firstLine="0"/>
       </w:pPr>
       <w:r>
@@ -3978,7 +4130,7 @@
     </w:p>
     <w:p>
       <w:pPr>
-        <w:pStyle w:val="aa"/>
+        <w:pStyle w:val="ListParagraph"/>
         <w:ind w:left="777" w:firstLineChars="0" w:firstLine="0"/>
       </w:pPr>
       <w:r>
@@ -4005,11 +4157,8 @@
     </w:p>
     <w:p>
       <w:pPr>
-        <w:pStyle w:val="aa"/>
+        <w:pStyle w:val="ListParagraph"/>
         <w:ind w:left="777" w:firstLineChars="0" w:firstLine="0"/>
-        <w:rPr>
-          <w:rFonts w:hint="eastAsia"/>
-        </w:rPr>
       </w:pPr>
       <w:r>
         <w:rPr>
@@ -4024,7 +4173,7 @@
         <w:t>echoChar</w:t>
       </w:r>
       <w:r>
-        <w:t xml:space="preserve"> &gt; 0 </w:t>
+        <w:t xml:space="preserve">&gt; 0 </w:t>
       </w:r>
       <w:r>
         <w:rPr>
@@ -4047,7 +4196,7 @@
     </w:p>
     <w:p>
       <w:pPr>
-        <w:pStyle w:val="3"/>
+        <w:pStyle w:val="Heading3"/>
       </w:pPr>
       <w:r>
         <w:rPr>
@@ -4058,7 +4207,7 @@
     </w:p>
     <w:p>
       <w:pPr>
-        <w:pStyle w:val="aa"/>
+        <w:pStyle w:val="ListParagraph"/>
         <w:numPr>
           <w:ilvl w:val="0"/>
           <w:numId w:val="26"/>
@@ -4080,7 +4229,7 @@
     </w:p>
     <w:p>
       <w:pPr>
-        <w:pStyle w:val="aa"/>
+        <w:pStyle w:val="ListParagraph"/>
         <w:ind w:left="777" w:firstLineChars="0" w:firstLine="0"/>
       </w:pPr>
       <w:r>
@@ -4089,7 +4238,7 @@
           <w:noProof/>
         </w:rPr>
         <w:drawing>
-          <wp:inline distT="0" distB="0" distL="0" distR="0" wp14:anchorId="7631F4E9" wp14:editId="758D887A">
+          <wp:inline distT="0" distB="0" distL="0" distR="0">
             <wp:extent cx="5266690" cy="1931035"/>
             <wp:effectExtent l="19050" t="0" r="0" b="0"/>
             <wp:docPr id="4" name="Picture 4" descr="Z:\upload\20180706105559454.jpg"/>
@@ -4137,7 +4286,7 @@
     </w:p>
     <w:p>
       <w:pPr>
-        <w:pStyle w:val="aa"/>
+        <w:pStyle w:val="ListParagraph"/>
         <w:ind w:left="777" w:firstLineChars="0" w:firstLine="0"/>
       </w:pPr>
       <w:r>
@@ -4162,24 +4311,18 @@
         <w:rPr>
           <w:rFonts w:hint="eastAsia"/>
         </w:rPr>
-        <w:t xml:space="preserve"> </w:t>
-      </w:r>
-      <w:r>
-        <w:rPr>
-          <w:rFonts w:hint="eastAsia"/>
-        </w:rPr>
         <w:t>加密文件里已存在的用户，会将用户的旧信息覆盖。</w:t>
       </w:r>
     </w:p>
     <w:p>
       <w:pPr>
-        <w:pStyle w:val="aa"/>
+        <w:pStyle w:val="ListParagraph"/>
         <w:ind w:left="777" w:firstLineChars="0" w:firstLine="0"/>
       </w:pPr>
     </w:p>
     <w:p>
       <w:pPr>
-        <w:pStyle w:val="aa"/>
+        <w:pStyle w:val="ListParagraph"/>
         <w:numPr>
           <w:ilvl w:val="0"/>
           <w:numId w:val="26"/>
@@ -4201,7 +4344,7 @@
     </w:p>
     <w:p>
       <w:pPr>
-        <w:pStyle w:val="aa"/>
+        <w:pStyle w:val="ListParagraph"/>
         <w:numPr>
           <w:ilvl w:val="0"/>
           <w:numId w:val="33"/>
@@ -4241,7 +4384,7 @@
     </w:p>
     <w:p>
       <w:pPr>
-        <w:pStyle w:val="aa"/>
+        <w:pStyle w:val="ListParagraph"/>
         <w:numPr>
           <w:ilvl w:val="0"/>
           <w:numId w:val="33"/>
@@ -4263,7 +4406,7 @@
     </w:p>
     <w:p>
       <w:pPr>
-        <w:pStyle w:val="aa"/>
+        <w:pStyle w:val="ListParagraph"/>
         <w:ind w:left="1197" w:firstLineChars="0" w:firstLine="0"/>
       </w:pPr>
       <w:r>
@@ -4288,7 +4431,7 @@
     <w:p/>
     <w:p>
       <w:pPr>
-        <w:pStyle w:val="3"/>
+        <w:pStyle w:val="Heading3"/>
       </w:pPr>
       <w:r>
         <w:rPr>
@@ -4299,7 +4442,7 @@
     </w:p>
     <w:p>
       <w:pPr>
-        <w:pStyle w:val="aa"/>
+        <w:pStyle w:val="ListParagraph"/>
         <w:numPr>
           <w:ilvl w:val="0"/>
           <w:numId w:val="36"/>
@@ -4315,15 +4458,12 @@
     </w:p>
     <w:p>
       <w:pPr>
-        <w:pStyle w:val="aa"/>
+        <w:pStyle w:val="ListParagraph"/>
         <w:numPr>
           <w:ilvl w:val="0"/>
           <w:numId w:val="37"/>
         </w:numPr>
         <w:ind w:firstLineChars="0"/>
-        <w:rPr>
-          <w:rFonts w:hint="eastAsia"/>
-        </w:rPr>
       </w:pPr>
       <w:r>
         <w:rPr>
@@ -4365,72 +4505,60 @@
         <w:rPr>
           <w:rFonts w:hint="eastAsia"/>
         </w:rPr>
+        <w:t>），将</w:t>
+      </w:r>
+      <w:r>
+        <w:rPr>
+          <w:rFonts w:hint="eastAsia"/>
+        </w:rPr>
+        <w:t>baseKey</w:t>
+      </w:r>
+      <w:r>
+        <w:rPr>
+          <w:rFonts w:hint="eastAsia"/>
+        </w:rPr>
+        <w:t>填充成</w:t>
+      </w:r>
+      <w:r>
+        <w:rPr>
+          <w:rFonts w:hint="eastAsia"/>
+        </w:rPr>
+        <w:t>8</w:t>
+      </w:r>
+      <w:r>
+        <w:rPr>
+          <w:rFonts w:hint="eastAsia"/>
+        </w:rPr>
+        <w:t>个字节的</w:t>
+      </w:r>
+      <w:r>
+        <w:rPr>
+          <w:rFonts w:hint="eastAsia"/>
+        </w:rPr>
+        <w:t>key</w:t>
+      </w:r>
+      <w:r>
+        <w:rPr>
+          <w:rFonts w:hint="eastAsia"/>
+        </w:rPr>
+        <w:t>（例如：</w:t>
+      </w:r>
+      <w:r>
+        <w:rPr>
+          <w:rFonts w:hint="eastAsia"/>
+        </w:rPr>
+        <w:t>1Y1Y1Y1Y</w:t>
+      </w:r>
+      <w:r>
+        <w:rPr>
+          <w:rFonts w:hint="eastAsia"/>
+        </w:rPr>
         <w:t>）</w:t>
       </w:r>
       <w:r>
         <w:rPr>
           <w:rFonts w:hint="eastAsia"/>
         </w:rPr>
-        <w:t>，</w:t>
-      </w:r>
-      <w:r>
-        <w:rPr>
-          <w:rFonts w:hint="eastAsia"/>
-        </w:rPr>
-        <w:t>将</w:t>
-      </w:r>
-      <w:r>
-        <w:rPr>
-          <w:rFonts w:hint="eastAsia"/>
-        </w:rPr>
-        <w:t>baseKey</w:t>
-      </w:r>
-      <w:r>
-        <w:rPr>
-          <w:rFonts w:hint="eastAsia"/>
-        </w:rPr>
-        <w:t>填充成</w:t>
-      </w:r>
-      <w:r>
-        <w:rPr>
-          <w:rFonts w:hint="eastAsia"/>
-        </w:rPr>
-        <w:t>8</w:t>
-      </w:r>
-      <w:r>
-        <w:rPr>
-          <w:rFonts w:hint="eastAsia"/>
-        </w:rPr>
-        <w:t>个字节的</w:t>
-      </w:r>
-      <w:r>
-        <w:rPr>
-          <w:rFonts w:hint="eastAsia"/>
-        </w:rPr>
-        <w:t>key</w:t>
-      </w:r>
-      <w:r>
-        <w:rPr>
-          <w:rFonts w:hint="eastAsia"/>
-        </w:rPr>
-        <w:t>（例如：</w:t>
-      </w:r>
-      <w:r>
-        <w:rPr>
-          <w:rFonts w:hint="eastAsia"/>
-        </w:rPr>
-        <w:t>1Y1Y1Y1Y</w:t>
-      </w:r>
-      <w:r>
-        <w:rPr>
-          <w:rFonts w:hint="eastAsia"/>
-        </w:rPr>
-        <w:t>）</w:t>
-      </w:r>
-      <w:r>
-        <w:rPr>
-          <w:rFonts w:hint="eastAsia"/>
-        </w:rPr>
         <w:t>。因为加解密</w:t>
       </w:r>
       <w:r>
@@ -4490,7 +4618,7 @@
     </w:p>
     <w:p>
       <w:pPr>
-        <w:pStyle w:val="aa"/>
+        <w:pStyle w:val="ListParagraph"/>
         <w:numPr>
           <w:ilvl w:val="0"/>
           <w:numId w:val="37"/>
@@ -4615,9 +4743,6 @@
         <w:t>) +</w:t>
       </w:r>
       <w:r>
-        <w:t xml:space="preserve"> </w:t>
-      </w:r>
-      <w:r>
         <w:rPr>
           <w:rFonts w:hint="eastAsia"/>
         </w:rPr>
@@ -4632,19 +4757,19 @@
     </w:p>
     <w:p>
       <w:pPr>
-        <w:pStyle w:val="aa"/>
+        <w:pStyle w:val="ListParagraph"/>
         <w:ind w:left="1710" w:firstLineChars="0" w:firstLine="0"/>
       </w:pPr>
     </w:p>
     <w:p>
       <w:pPr>
-        <w:pStyle w:val="aa"/>
+        <w:pStyle w:val="ListParagraph"/>
         <w:ind w:left="1710" w:firstLineChars="0" w:firstLine="0"/>
       </w:pPr>
     </w:p>
     <w:p>
       <w:pPr>
-        <w:pStyle w:val="aa"/>
+        <w:pStyle w:val="ListParagraph"/>
         <w:numPr>
           <w:ilvl w:val="0"/>
           <w:numId w:val="36"/>
@@ -4666,7 +4791,7 @@
     </w:p>
     <w:p>
       <w:pPr>
-        <w:pStyle w:val="aa"/>
+        <w:pStyle w:val="ListParagraph"/>
         <w:numPr>
           <w:ilvl w:val="0"/>
           <w:numId w:val="39"/>
@@ -4760,7 +4885,7 @@
     </w:p>
     <w:p>
       <w:pPr>
-        <w:pStyle w:val="aa"/>
+        <w:pStyle w:val="ListParagraph"/>
         <w:numPr>
           <w:ilvl w:val="0"/>
           <w:numId w:val="39"/>
@@ -4800,13 +4925,13 @@
     </w:p>
     <w:p>
       <w:pPr>
-        <w:pStyle w:val="aa"/>
+        <w:pStyle w:val="ListParagraph"/>
         <w:ind w:left="1710" w:firstLineChars="0" w:firstLine="0"/>
       </w:pPr>
     </w:p>
     <w:p>
       <w:pPr>
-        <w:pStyle w:val="aa"/>
+        <w:pStyle w:val="ListParagraph"/>
         <w:numPr>
           <w:ilvl w:val="0"/>
           <w:numId w:val="36"/>
@@ -4861,16 +4986,13 @@
     </w:p>
     <w:p>
       <w:pPr>
-        <w:pStyle w:val="aa"/>
+        <w:pStyle w:val="ListParagraph"/>
         <w:ind w:left="777" w:firstLineChars="0" w:firstLine="0"/>
-        <w:rPr>
-          <w:rFonts w:hint="eastAsia"/>
-        </w:rPr>
-      </w:pPr>
-    </w:p>
-    <w:p>
-      <w:pPr>
-        <w:pStyle w:val="3"/>
+      </w:pPr>
+    </w:p>
+    <w:p>
+      <w:pPr>
+        <w:pStyle w:val="Heading3"/>
       </w:pPr>
       <w:r>
         <w:rPr>
@@ -4881,7 +5003,7 @@
     </w:p>
     <w:p>
       <w:pPr>
-        <w:pStyle w:val="aa"/>
+        <w:pStyle w:val="ListParagraph"/>
         <w:numPr>
           <w:ilvl w:val="0"/>
           <w:numId w:val="43"/>
@@ -4942,15 +5064,12 @@
     </w:p>
     <w:p>
       <w:pPr>
-        <w:pStyle w:val="aa"/>
+        <w:pStyle w:val="ListParagraph"/>
         <w:numPr>
           <w:ilvl w:val="0"/>
           <w:numId w:val="43"/>
         </w:numPr>
         <w:ind w:firstLineChars="0"/>
-        <w:rPr>
-          <w:rFonts w:hint="eastAsia"/>
-        </w:rPr>
       </w:pPr>
       <w:r>
         <w:rPr>
@@ -4985,16 +5104,36 @@
     </w:p>
     <w:p>
       <w:pPr>
-        <w:pStyle w:val="aa"/>
+        <w:pStyle w:val="ListParagraph"/>
         <w:ind w:left="777" w:firstLineChars="0" w:firstLine="0"/>
         <w:rPr>
           <w:rFonts w:hint="eastAsia"/>
         </w:rPr>
       </w:pPr>
-    </w:p>
-    <w:p>
-      <w:pPr>
-        <w:pStyle w:val="2"/>
+      <w:ins w:id="30" w:author="xujianhui" w:date="2018-08-30T15:07:00Z">
+        <w:r>
+          <w:rPr>
+            <w:rFonts w:hint="eastAsia"/>
+          </w:rPr>
+          <w:t>结合上述建议，用户使用</w:t>
+        </w:r>
+        <w:r>
+          <w:rPr>
+            <w:rFonts w:hint="eastAsia"/>
+          </w:rPr>
+          <w:t xml:space="preserve"> token </w:t>
+        </w:r>
+        <w:r>
+          <w:rPr>
+            <w:rFonts w:hint="eastAsia"/>
+          </w:rPr>
+          <w:t>后，能够进行一定的保障了吧</w:t>
+        </w:r>
+      </w:ins>
+    </w:p>
+    <w:p>
+      <w:pPr>
+        <w:pStyle w:val="Heading2"/>
       </w:pPr>
       <w:r>
         <w:rPr>
@@ -5011,10 +5150,10 @@
     </w:p>
     <w:tbl>
       <w:tblPr>
-        <w:tblStyle w:val="a9"/>
+        <w:tblStyle w:val="TableGrid"/>
         <w:tblW w:w="0" w:type="auto"/>
         <w:tblInd w:w="357" w:type="dxa"/>
-        <w:tblLook w:val="04A0" w:firstRow="1" w:lastRow="0" w:firstColumn="1" w:lastColumn="0" w:noHBand="0" w:noVBand="1"/>
+        <w:tblLook w:val="04A0"/>
       </w:tblPr>
       <w:tblGrid>
         <w:gridCol w:w="1452"/>
@@ -5262,14 +5401,6 @@
               </w:rPr>
               <w:t>日</w:t>
             </w:r>
-            <w:r>
-              <w:rPr>
-                <w:rFonts w:hint="eastAsia"/>
-                <w:sz w:val="18"/>
-                <w:szCs w:val="18"/>
-              </w:rPr>
-              <w:t xml:space="preserve"> </w:t>
-            </w:r>
           </w:p>
         </w:tc>
         <w:tc>
@@ -5776,7 +5907,7 @@
     <w:p/>
     <w:p>
       <w:pPr>
-        <w:pStyle w:val="2"/>
+        <w:pStyle w:val="Heading2"/>
       </w:pPr>
       <w:r>
         <w:rPr>
@@ -5787,10 +5918,10 @@
     </w:p>
     <w:tbl>
       <w:tblPr>
-        <w:tblStyle w:val="a9"/>
+        <w:tblStyle w:val="TableGrid"/>
         <w:tblW w:w="0" w:type="auto"/>
         <w:tblInd w:w="357" w:type="dxa"/>
-        <w:tblLook w:val="04A0" w:firstRow="1" w:lastRow="0" w:firstColumn="1" w:lastColumn="0" w:noHBand="0" w:noVBand="1"/>
+        <w:tblLook w:val="04A0"/>
       </w:tblPr>
       <w:tblGrid>
         <w:gridCol w:w="885"/>
@@ -5895,7 +6026,7 @@
     <w:p/>
     <w:p>
       <w:pPr>
-        <w:pStyle w:val="2"/>
+        <w:pStyle w:val="Heading2"/>
       </w:pPr>
       <w:r>
         <w:rPr>
@@ -5918,10 +6049,10 @@
     </w:p>
     <w:tbl>
       <w:tblPr>
-        <w:tblStyle w:val="a9"/>
+        <w:tblStyle w:val="TableGrid"/>
         <w:tblW w:w="0" w:type="auto"/>
         <w:tblInd w:w="357" w:type="dxa"/>
-        <w:tblLook w:val="04A0" w:firstRow="1" w:lastRow="0" w:firstColumn="1" w:lastColumn="0" w:noHBand="0" w:noVBand="1"/>
+        <w:tblLook w:val="04A0"/>
       </w:tblPr>
       <w:tblGrid>
         <w:gridCol w:w="2527"/>
@@ -6081,7 +6212,7 @@
           </w:tcPr>
           <w:p>
             <w:pPr>
-              <w:pStyle w:val="aa"/>
+              <w:pStyle w:val="ListParagraph"/>
               <w:ind w:left="360" w:firstLineChars="0" w:firstLine="0"/>
             </w:pPr>
             <w:r>
@@ -6093,7 +6224,7 @@
           </w:p>
           <w:p>
             <w:pPr>
-              <w:pStyle w:val="aa"/>
+              <w:pStyle w:val="ListParagraph"/>
               <w:ind w:left="360" w:firstLineChars="0" w:firstLine="0"/>
             </w:pPr>
             <w:r>
@@ -6187,7 +6318,7 @@
           </w:tcPr>
           <w:p>
             <w:pPr>
-              <w:pStyle w:val="aa"/>
+              <w:pStyle w:val="ListParagraph"/>
               <w:ind w:left="360" w:firstLineChars="0" w:firstLine="0"/>
             </w:pPr>
             <w:r>
@@ -6274,7 +6405,7 @@
           </w:tcPr>
           <w:p>
             <w:pPr>
-              <w:pStyle w:val="aa"/>
+              <w:pStyle w:val="ListParagraph"/>
               <w:ind w:left="360" w:firstLineChars="0" w:firstLine="0"/>
             </w:pPr>
             <w:r>
@@ -6286,7 +6417,7 @@
           </w:p>
           <w:p>
             <w:pPr>
-              <w:pStyle w:val="aa"/>
+              <w:pStyle w:val="ListParagraph"/>
               <w:ind w:left="360" w:firstLineChars="0" w:firstLine="0"/>
             </w:pPr>
             <w:r>
@@ -6374,7 +6505,7 @@
           </w:tcPr>
           <w:p>
             <w:pPr>
-              <w:pStyle w:val="aa"/>
+              <w:pStyle w:val="ListParagraph"/>
               <w:ind w:left="360" w:firstLineChars="0" w:firstLine="0"/>
             </w:pPr>
             <w:r>
@@ -6386,7 +6517,7 @@
           </w:p>
           <w:p>
             <w:pPr>
-              <w:pStyle w:val="aa"/>
+              <w:pStyle w:val="ListParagraph"/>
               <w:ind w:left="360" w:firstLineChars="0" w:firstLine="0"/>
             </w:pPr>
             <w:r>
@@ -6471,7 +6602,7 @@
           </w:tcPr>
           <w:p>
             <w:pPr>
-              <w:pStyle w:val="aa"/>
+              <w:pStyle w:val="ListParagraph"/>
               <w:ind w:left="360" w:firstLineChars="0" w:firstLine="0"/>
             </w:pPr>
             <w:r>
@@ -6503,7 +6634,7 @@
     <w:p/>
     <w:p>
       <w:pPr>
-        <w:pStyle w:val="2"/>
+        <w:pStyle w:val="Heading2"/>
       </w:pPr>
       <w:r>
         <w:rPr>
@@ -6514,10 +6645,10 @@
     </w:p>
     <w:tbl>
       <w:tblPr>
-        <w:tblStyle w:val="a9"/>
+        <w:tblStyle w:val="TableGrid"/>
         <w:tblW w:w="0" w:type="auto"/>
         <w:tblInd w:w="357" w:type="dxa"/>
-        <w:tblLook w:val="04A0" w:firstRow="1" w:lastRow="0" w:firstColumn="1" w:lastColumn="0" w:noHBand="0" w:noVBand="1"/>
+        <w:tblLook w:val="04A0"/>
       </w:tblPr>
       <w:tblGrid>
         <w:gridCol w:w="4004"/>
@@ -6980,15 +7111,15 @@
 </file>
 
 <file path=word/endnotes.xml><?xml version="1.0" encoding="utf-8"?>
-<w:endnotes xmlns:wpc="http://schemas.microsoft.com/office/word/2010/wordprocessingCanvas" xmlns:cx="http://schemas.microsoft.com/office/drawing/2014/chartex" xmlns:mc="http://schemas.openxmlformats.org/markup-compatibility/2006" xmlns:o="urn:schemas-microsoft-com:office:office" xmlns:r="http://schemas.openxmlformats.org/officeDocument/2006/relationships" xmlns:m="http://schemas.openxmlformats.org/officeDocument/2006/math" xmlns:v="urn:schemas-microsoft-com:vml" xmlns:wp14="http://schemas.microsoft.com/office/word/2010/wordprocessingDrawing" xmlns:wp="http://schemas.openxmlformats.org/drawingml/2006/wordprocessingDrawing" xmlns:w10="urn:schemas-microsoft-com:office:word" xmlns:w="http://schemas.openxmlformats.org/wordprocessingml/2006/main" xmlns:w14="http://schemas.microsoft.com/office/word/2010/wordml" xmlns:w15="http://schemas.microsoft.com/office/word/2012/wordml" xmlns:w16se="http://schemas.microsoft.com/office/word/2015/wordml/symex" xmlns:wpg="http://schemas.microsoft.com/office/word/2010/wordprocessingGroup" xmlns:wpi="http://schemas.microsoft.com/office/word/2010/wordprocessingInk" xmlns:wne="http://schemas.microsoft.com/office/word/2006/wordml" xmlns:wps="http://schemas.microsoft.com/office/word/2010/wordprocessingShape" mc:Ignorable="w14 w15 w16se wp14">
-  <w:endnote w:type="separator" w:id="-1">
+<w:endnotes xmlns:ve="http://schemas.openxmlformats.org/markup-compatibility/2006" xmlns:o="urn:schemas-microsoft-com:office:office" xmlns:r="http://schemas.openxmlformats.org/officeDocument/2006/relationships" xmlns:m="http://schemas.openxmlformats.org/officeDocument/2006/math" xmlns:v="urn:schemas-microsoft-com:vml" xmlns:wp="http://schemas.openxmlformats.org/drawingml/2006/wordprocessingDrawing" xmlns:w10="urn:schemas-microsoft-com:office:word" xmlns:w="http://schemas.openxmlformats.org/wordprocessingml/2006/main" xmlns:wne="http://schemas.microsoft.com/office/word/2006/wordml">
+  <w:endnote w:type="separator" w:id="0">
     <w:p>
       <w:r>
         <w:separator/>
       </w:r>
     </w:p>
   </w:endnote>
-  <w:endnote w:type="continuationSeparator" w:id="0">
+  <w:endnote w:type="continuationSeparator" w:id="1">
     <w:p>
       <w:r>
         <w:continuationSeparator/>
@@ -6999,15 +7130,15 @@
 </file>
 
 <file path=word/footnotes.xml><?xml version="1.0" encoding="utf-8"?>
-<w:footnotes xmlns:wpc="http://schemas.microsoft.com/office/word/2010/wordprocessingCanvas" xmlns:cx="http://schemas.microsoft.com/office/drawing/2014/chartex" xmlns:mc="http://schemas.openxmlformats.org/markup-compatibility/2006" xmlns:o="urn:schemas-microsoft-com:office:office" xmlns:r="http://schemas.openxmlformats.org/officeDocument/2006/relationships" xmlns:m="http://schemas.openxmlformats.org/officeDocument/2006/math" xmlns:v="urn:schemas-microsoft-com:vml" xmlns:wp14="http://schemas.microsoft.com/office/word/2010/wordprocessingDrawing" xmlns:wp="http://schemas.openxmlformats.org/drawingml/2006/wordprocessingDrawing" xmlns:w10="urn:schemas-microsoft-com:office:word" xmlns:w="http://schemas.openxmlformats.org/wordprocessingml/2006/main" xmlns:w14="http://schemas.microsoft.com/office/word/2010/wordml" xmlns:w15="http://schemas.microsoft.com/office/word/2012/wordml" xmlns:w16se="http://schemas.microsoft.com/office/word/2015/wordml/symex" xmlns:wpg="http://schemas.microsoft.com/office/word/2010/wordprocessingGroup" xmlns:wpi="http://schemas.microsoft.com/office/word/2010/wordprocessingInk" xmlns:wne="http://schemas.microsoft.com/office/word/2006/wordml" xmlns:wps="http://schemas.microsoft.com/office/word/2010/wordprocessingShape" mc:Ignorable="w14 w15 w16se wp14">
-  <w:footnote w:type="separator" w:id="-1">
+<w:footnotes xmlns:ve="http://schemas.openxmlformats.org/markup-compatibility/2006" xmlns:o="urn:schemas-microsoft-com:office:office" xmlns:r="http://schemas.openxmlformats.org/officeDocument/2006/relationships" xmlns:m="http://schemas.openxmlformats.org/officeDocument/2006/math" xmlns:v="urn:schemas-microsoft-com:vml" xmlns:wp="http://schemas.openxmlformats.org/drawingml/2006/wordprocessingDrawing" xmlns:w10="urn:schemas-microsoft-com:office:word" xmlns:w="http://schemas.openxmlformats.org/wordprocessingml/2006/main" xmlns:wne="http://schemas.microsoft.com/office/word/2006/wordml">
+  <w:footnote w:type="separator" w:id="0">
     <w:p>
       <w:r>
         <w:separator/>
       </w:r>
     </w:p>
   </w:footnote>
-  <w:footnote w:type="continuationSeparator" w:id="0">
+  <w:footnote w:type="continuationSeparator" w:id="1">
     <w:p>
       <w:r>
         <w:continuationSeparator/>
@@ -7018,8 +7149,8 @@
 </file>
 
 <file path=word/numbering.xml><?xml version="1.0" encoding="utf-8"?>
-<w:numbering xmlns:wpc="http://schemas.microsoft.com/office/word/2010/wordprocessingCanvas" xmlns:cx="http://schemas.microsoft.com/office/drawing/2014/chartex" xmlns:mc="http://schemas.openxmlformats.org/markup-compatibility/2006" xmlns:o="urn:schemas-microsoft-com:office:office" xmlns:r="http://schemas.openxmlformats.org/officeDocument/2006/relationships" xmlns:m="http://schemas.openxmlformats.org/officeDocument/2006/math" xmlns:v="urn:schemas-microsoft-com:vml" xmlns:wp14="http://schemas.microsoft.com/office/word/2010/wordprocessingDrawing" xmlns:wp="http://schemas.openxmlformats.org/drawingml/2006/wordprocessingDrawing" xmlns:w10="urn:schemas-microsoft-com:office:word" xmlns:w="http://schemas.openxmlformats.org/wordprocessingml/2006/main" xmlns:w14="http://schemas.microsoft.com/office/word/2010/wordml" xmlns:w15="http://schemas.microsoft.com/office/word/2012/wordml" xmlns:w16se="http://schemas.microsoft.com/office/word/2015/wordml/symex" xmlns:wpg="http://schemas.microsoft.com/office/word/2010/wordprocessingGroup" xmlns:wpi="http://schemas.microsoft.com/office/word/2010/wordprocessingInk" xmlns:wne="http://schemas.microsoft.com/office/word/2006/wordml" xmlns:wps="http://schemas.microsoft.com/office/word/2010/wordprocessingShape" mc:Ignorable="w14 w15 w16se wp14">
-  <w:abstractNum w:abstractNumId="0" w15:restartNumberingAfterBreak="0">
+<w:numbering xmlns:ve="http://schemas.openxmlformats.org/markup-compatibility/2006" xmlns:o="urn:schemas-microsoft-com:office:office" xmlns:r="http://schemas.openxmlformats.org/officeDocument/2006/relationships" xmlns:m="http://schemas.openxmlformats.org/officeDocument/2006/math" xmlns:v="urn:schemas-microsoft-com:vml" xmlns:wp="http://schemas.openxmlformats.org/drawingml/2006/wordprocessingDrawing" xmlns:w10="urn:schemas-microsoft-com:office:word" xmlns:w="http://schemas.openxmlformats.org/wordprocessingml/2006/main" xmlns:wne="http://schemas.microsoft.com/office/word/2006/wordml">
+  <w:abstractNum w:abstractNumId="0">
     <w:nsid w:val="0168278B"/>
     <w:multiLevelType w:val="hybridMultilevel"/>
     <w:tmpl w:val="57DAD8B6"/>
@@ -7105,7 +7236,7 @@
       </w:pPr>
     </w:lvl>
   </w:abstractNum>
-  <w:abstractNum w:abstractNumId="1" w15:restartNumberingAfterBreak="0">
+  <w:abstractNum w:abstractNumId="1">
     <w:nsid w:val="04124B80"/>
     <w:multiLevelType w:val="hybridMultilevel"/>
     <w:tmpl w:val="762AA1A8"/>
@@ -7191,7 +7322,7 @@
       </w:pPr>
     </w:lvl>
   </w:abstractNum>
-  <w:abstractNum w:abstractNumId="2" w15:restartNumberingAfterBreak="0">
+  <w:abstractNum w:abstractNumId="2">
     <w:nsid w:val="043A567B"/>
     <w:multiLevelType w:val="hybridMultilevel"/>
     <w:tmpl w:val="BDF62E06"/>
@@ -7277,7 +7408,7 @@
       </w:pPr>
     </w:lvl>
   </w:abstractNum>
-  <w:abstractNum w:abstractNumId="3" w15:restartNumberingAfterBreak="0">
+  <w:abstractNum w:abstractNumId="3">
     <w:nsid w:val="050D04C6"/>
     <w:multiLevelType w:val="hybridMultilevel"/>
     <w:tmpl w:val="C400C9FA"/>
@@ -7363,7 +7494,7 @@
       </w:pPr>
     </w:lvl>
   </w:abstractNum>
-  <w:abstractNum w:abstractNumId="4" w15:restartNumberingAfterBreak="0">
+  <w:abstractNum w:abstractNumId="4">
     <w:nsid w:val="0BCE1AA2"/>
     <w:multiLevelType w:val="hybridMultilevel"/>
     <w:tmpl w:val="18B2D00A"/>
@@ -7449,7 +7580,7 @@
       </w:pPr>
     </w:lvl>
   </w:abstractNum>
-  <w:abstractNum w:abstractNumId="5" w15:restartNumberingAfterBreak="0">
+  <w:abstractNum w:abstractNumId="5">
     <w:nsid w:val="100F408A"/>
     <w:multiLevelType w:val="hybridMultilevel"/>
     <w:tmpl w:val="80A25860"/>
@@ -7535,7 +7666,7 @@
       </w:pPr>
     </w:lvl>
   </w:abstractNum>
-  <w:abstractNum w:abstractNumId="6" w15:restartNumberingAfterBreak="0">
+  <w:abstractNum w:abstractNumId="6">
     <w:nsid w:val="187A2EA3"/>
     <w:multiLevelType w:val="hybridMultilevel"/>
     <w:tmpl w:val="B9DE192A"/>
@@ -7621,7 +7752,7 @@
       </w:pPr>
     </w:lvl>
   </w:abstractNum>
-  <w:abstractNum w:abstractNumId="7" w15:restartNumberingAfterBreak="0">
+  <w:abstractNum w:abstractNumId="7">
     <w:nsid w:val="1BA66F4B"/>
     <w:multiLevelType w:val="hybridMultilevel"/>
     <w:tmpl w:val="8564F6F0"/>
@@ -7710,7 +7841,7 @@
       </w:pPr>
     </w:lvl>
   </w:abstractNum>
-  <w:abstractNum w:abstractNumId="8" w15:restartNumberingAfterBreak="0">
+  <w:abstractNum w:abstractNumId="8">
     <w:nsid w:val="220D1294"/>
     <w:multiLevelType w:val="hybridMultilevel"/>
     <w:tmpl w:val="CE96E552"/>
@@ -7796,14 +7927,14 @@
       </w:pPr>
     </w:lvl>
   </w:abstractNum>
-  <w:abstractNum w:abstractNumId="9" w15:restartNumberingAfterBreak="0">
+  <w:abstractNum w:abstractNumId="9">
     <w:nsid w:val="22501AA3"/>
     <w:multiLevelType w:val="hybridMultilevel"/>
     <w:tmpl w:val="1B2A9E7A"/>
     <w:lvl w:ilvl="0" w:tplc="354870E4">
       <w:start w:val="1"/>
       <w:numFmt w:val="chineseCountingThousand"/>
-      <w:pStyle w:val="2"/>
+      <w:pStyle w:val="Heading2"/>
       <w:lvlText w:val="%1、"/>
       <w:lvlJc w:val="left"/>
       <w:pPr>
@@ -7883,7 +8014,7 @@
       </w:pPr>
     </w:lvl>
   </w:abstractNum>
-  <w:abstractNum w:abstractNumId="10" w15:restartNumberingAfterBreak="0">
+  <w:abstractNum w:abstractNumId="10">
     <w:nsid w:val="23AB0D0C"/>
     <w:multiLevelType w:val="hybridMultilevel"/>
     <w:tmpl w:val="AC5CE594"/>
@@ -7969,7 +8100,7 @@
       </w:pPr>
     </w:lvl>
   </w:abstractNum>
-  <w:abstractNum w:abstractNumId="11" w15:restartNumberingAfterBreak="0">
+  <w:abstractNum w:abstractNumId="11">
     <w:nsid w:val="23EC5C36"/>
     <w:multiLevelType w:val="hybridMultilevel"/>
     <w:tmpl w:val="3338448C"/>
@@ -8058,7 +8189,7 @@
       </w:pPr>
     </w:lvl>
   </w:abstractNum>
-  <w:abstractNum w:abstractNumId="12" w15:restartNumberingAfterBreak="0">
+  <w:abstractNum w:abstractNumId="12">
     <w:nsid w:val="25D92C25"/>
     <w:multiLevelType w:val="hybridMultilevel"/>
     <w:tmpl w:val="61CEBAE4"/>
@@ -8144,7 +8275,7 @@
       </w:pPr>
     </w:lvl>
   </w:abstractNum>
-  <w:abstractNum w:abstractNumId="13" w15:restartNumberingAfterBreak="0">
+  <w:abstractNum w:abstractNumId="13">
     <w:nsid w:val="26A00F94"/>
     <w:multiLevelType w:val="hybridMultilevel"/>
     <w:tmpl w:val="9A5A1380"/>
@@ -8230,7 +8361,7 @@
       </w:pPr>
     </w:lvl>
   </w:abstractNum>
-  <w:abstractNum w:abstractNumId="14" w15:restartNumberingAfterBreak="0">
+  <w:abstractNum w:abstractNumId="14">
     <w:nsid w:val="27F232AA"/>
     <w:multiLevelType w:val="hybridMultilevel"/>
     <w:tmpl w:val="AAFC2112"/>
@@ -8316,7 +8447,7 @@
       </w:pPr>
     </w:lvl>
   </w:abstractNum>
-  <w:abstractNum w:abstractNumId="15" w15:restartNumberingAfterBreak="0">
+  <w:abstractNum w:abstractNumId="15">
     <w:nsid w:val="32337DFD"/>
     <w:multiLevelType w:val="hybridMultilevel"/>
     <w:tmpl w:val="3EBABA76"/>
@@ -8405,7 +8536,7 @@
       </w:pPr>
     </w:lvl>
   </w:abstractNum>
-  <w:abstractNum w:abstractNumId="16" w15:restartNumberingAfterBreak="0">
+  <w:abstractNum w:abstractNumId="16">
     <w:nsid w:val="33520CEF"/>
     <w:multiLevelType w:val="hybridMultilevel"/>
     <w:tmpl w:val="C6EE240A"/>
@@ -8491,7 +8622,7 @@
       </w:pPr>
     </w:lvl>
   </w:abstractNum>
-  <w:abstractNum w:abstractNumId="17" w15:restartNumberingAfterBreak="0">
+  <w:abstractNum w:abstractNumId="17">
     <w:nsid w:val="34270BAD"/>
     <w:multiLevelType w:val="hybridMultilevel"/>
     <w:tmpl w:val="0598F0A2"/>
@@ -8577,7 +8708,7 @@
       </w:pPr>
     </w:lvl>
   </w:abstractNum>
-  <w:abstractNum w:abstractNumId="18" w15:restartNumberingAfterBreak="0">
+  <w:abstractNum w:abstractNumId="18">
     <w:nsid w:val="39C31ECF"/>
     <w:multiLevelType w:val="hybridMultilevel"/>
     <w:tmpl w:val="1F2EA18A"/>
@@ -8663,7 +8794,7 @@
       </w:pPr>
     </w:lvl>
   </w:abstractNum>
-  <w:abstractNum w:abstractNumId="19" w15:restartNumberingAfterBreak="0">
+  <w:abstractNum w:abstractNumId="19">
     <w:nsid w:val="3AC97F15"/>
     <w:multiLevelType w:val="hybridMultilevel"/>
     <w:tmpl w:val="372A9548"/>
@@ -8749,7 +8880,7 @@
       </w:pPr>
     </w:lvl>
   </w:abstractNum>
-  <w:abstractNum w:abstractNumId="20" w15:restartNumberingAfterBreak="0">
+  <w:abstractNum w:abstractNumId="20">
     <w:nsid w:val="3E1457F4"/>
     <w:multiLevelType w:val="hybridMultilevel"/>
     <w:tmpl w:val="F02EC0E0"/>
@@ -8835,7 +8966,7 @@
       </w:pPr>
     </w:lvl>
   </w:abstractNum>
-  <w:abstractNum w:abstractNumId="21" w15:restartNumberingAfterBreak="0">
+  <w:abstractNum w:abstractNumId="21">
     <w:nsid w:val="43A55E54"/>
     <w:multiLevelType w:val="hybridMultilevel"/>
     <w:tmpl w:val="F7AC1BBA"/>
@@ -8921,7 +9052,7 @@
       </w:pPr>
     </w:lvl>
   </w:abstractNum>
-  <w:abstractNum w:abstractNumId="22" w15:restartNumberingAfterBreak="0">
+  <w:abstractNum w:abstractNumId="22">
     <w:nsid w:val="483A13CE"/>
     <w:multiLevelType w:val="hybridMultilevel"/>
     <w:tmpl w:val="8D440856"/>
@@ -9010,7 +9141,7 @@
       </w:pPr>
     </w:lvl>
   </w:abstractNum>
-  <w:abstractNum w:abstractNumId="23" w15:restartNumberingAfterBreak="0">
+  <w:abstractNum w:abstractNumId="23">
     <w:nsid w:val="4919108D"/>
     <w:multiLevelType w:val="hybridMultilevel"/>
     <w:tmpl w:val="47560A34"/>
@@ -9096,7 +9227,7 @@
       </w:pPr>
     </w:lvl>
   </w:abstractNum>
-  <w:abstractNum w:abstractNumId="24" w15:restartNumberingAfterBreak="0">
+  <w:abstractNum w:abstractNumId="24">
     <w:nsid w:val="4BAB31BF"/>
     <w:multiLevelType w:val="hybridMultilevel"/>
     <w:tmpl w:val="2BD27972"/>
@@ -9185,7 +9316,7 @@
       </w:pPr>
     </w:lvl>
   </w:abstractNum>
-  <w:abstractNum w:abstractNumId="25" w15:restartNumberingAfterBreak="0">
+  <w:abstractNum w:abstractNumId="25">
     <w:nsid w:val="4F105811"/>
     <w:multiLevelType w:val="hybridMultilevel"/>
     <w:tmpl w:val="98D0F9A8"/>
@@ -9274,7 +9405,7 @@
       </w:pPr>
     </w:lvl>
   </w:abstractNum>
-  <w:abstractNum w:abstractNumId="26" w15:restartNumberingAfterBreak="0">
+  <w:abstractNum w:abstractNumId="26">
     <w:nsid w:val="51334D8E"/>
     <w:multiLevelType w:val="hybridMultilevel"/>
     <w:tmpl w:val="F15A88F8"/>
@@ -9360,7 +9491,7 @@
       </w:pPr>
     </w:lvl>
   </w:abstractNum>
-  <w:abstractNum w:abstractNumId="27" w15:restartNumberingAfterBreak="0">
+  <w:abstractNum w:abstractNumId="27">
     <w:nsid w:val="5729105D"/>
     <w:multiLevelType w:val="hybridMultilevel"/>
     <w:tmpl w:val="0BC4BFA8"/>
@@ -9446,14 +9577,14 @@
       </w:pPr>
     </w:lvl>
   </w:abstractNum>
-  <w:abstractNum w:abstractNumId="28" w15:restartNumberingAfterBreak="0">
+  <w:abstractNum w:abstractNumId="28">
     <w:nsid w:val="589E00D2"/>
     <w:multiLevelType w:val="hybridMultilevel"/>
     <w:tmpl w:val="712282AA"/>
     <w:lvl w:ilvl="0" w:tplc="C4BE6AC0">
       <w:start w:val="1"/>
       <w:numFmt w:val="decimal"/>
-      <w:pStyle w:val="3"/>
+      <w:pStyle w:val="Heading3"/>
       <w:lvlText w:val="%1."/>
       <w:lvlJc w:val="left"/>
       <w:pPr>
@@ -9533,7 +9664,7 @@
       </w:pPr>
     </w:lvl>
   </w:abstractNum>
-  <w:abstractNum w:abstractNumId="29" w15:restartNumberingAfterBreak="0">
+  <w:abstractNum w:abstractNumId="29">
     <w:nsid w:val="5C1E21C2"/>
     <w:multiLevelType w:val="hybridMultilevel"/>
     <w:tmpl w:val="1F52D11C"/>
@@ -9619,7 +9750,7 @@
       </w:pPr>
     </w:lvl>
   </w:abstractNum>
-  <w:abstractNum w:abstractNumId="30" w15:restartNumberingAfterBreak="0">
+  <w:abstractNum w:abstractNumId="30">
     <w:nsid w:val="5D943525"/>
     <w:multiLevelType w:val="hybridMultilevel"/>
     <w:tmpl w:val="C400C9FA"/>
@@ -9705,7 +9836,7 @@
       </w:pPr>
     </w:lvl>
   </w:abstractNum>
-  <w:abstractNum w:abstractNumId="31" w15:restartNumberingAfterBreak="0">
+  <w:abstractNum w:abstractNumId="31">
     <w:nsid w:val="60903E3B"/>
     <w:multiLevelType w:val="hybridMultilevel"/>
     <w:tmpl w:val="476A3136"/>
@@ -9791,7 +9922,7 @@
       </w:pPr>
     </w:lvl>
   </w:abstractNum>
-  <w:abstractNum w:abstractNumId="32" w15:restartNumberingAfterBreak="0">
+  <w:abstractNum w:abstractNumId="32">
     <w:nsid w:val="62452D00"/>
     <w:multiLevelType w:val="hybridMultilevel"/>
     <w:tmpl w:val="0598F0A2"/>
@@ -9877,7 +10008,7 @@
       </w:pPr>
     </w:lvl>
   </w:abstractNum>
-  <w:abstractNum w:abstractNumId="33" w15:restartNumberingAfterBreak="0">
+  <w:abstractNum w:abstractNumId="33">
     <w:nsid w:val="69FC3C89"/>
     <w:multiLevelType w:val="hybridMultilevel"/>
     <w:tmpl w:val="AC5CE594"/>
@@ -9963,7 +10094,7 @@
       </w:pPr>
     </w:lvl>
   </w:abstractNum>
-  <w:abstractNum w:abstractNumId="34" w15:restartNumberingAfterBreak="0">
+  <w:abstractNum w:abstractNumId="34">
     <w:nsid w:val="6B590105"/>
     <w:multiLevelType w:val="hybridMultilevel"/>
     <w:tmpl w:val="8182CF32"/>
@@ -10049,7 +10180,7 @@
       </w:pPr>
     </w:lvl>
   </w:abstractNum>
-  <w:abstractNum w:abstractNumId="35" w15:restartNumberingAfterBreak="0">
+  <w:abstractNum w:abstractNumId="35">
     <w:nsid w:val="6C183509"/>
     <w:multiLevelType w:val="hybridMultilevel"/>
     <w:tmpl w:val="C518C7BC"/>
@@ -10135,7 +10266,7 @@
       </w:pPr>
     </w:lvl>
   </w:abstractNum>
-  <w:abstractNum w:abstractNumId="36" w15:restartNumberingAfterBreak="0">
+  <w:abstractNum w:abstractNumId="36">
     <w:nsid w:val="6CC47C4C"/>
     <w:multiLevelType w:val="hybridMultilevel"/>
     <w:tmpl w:val="1F52D11C"/>
@@ -10221,7 +10352,7 @@
       </w:pPr>
     </w:lvl>
   </w:abstractNum>
-  <w:abstractNum w:abstractNumId="37" w15:restartNumberingAfterBreak="0">
+  <w:abstractNum w:abstractNumId="37">
     <w:nsid w:val="79981998"/>
     <w:multiLevelType w:val="hybridMultilevel"/>
     <w:tmpl w:val="048EF6F4"/>
@@ -10307,7 +10438,7 @@
       </w:pPr>
     </w:lvl>
   </w:abstractNum>
-  <w:abstractNum w:abstractNumId="38" w15:restartNumberingAfterBreak="0">
+  <w:abstractNum w:abstractNumId="38">
     <w:nsid w:val="7F5129E3"/>
     <w:multiLevelType w:val="hybridMultilevel"/>
     <w:tmpl w:val="51906D98"/>
@@ -10538,7 +10669,7 @@
 </file>
 
 <file path=word/styles.xml><?xml version="1.0" encoding="utf-8"?>
-<w:styles xmlns:mc="http://schemas.openxmlformats.org/markup-compatibility/2006" xmlns:r="http://schemas.openxmlformats.org/officeDocument/2006/relationships" xmlns:w="http://schemas.openxmlformats.org/wordprocessingml/2006/main" xmlns:w14="http://schemas.microsoft.com/office/word/2010/wordml" xmlns:w15="http://schemas.microsoft.com/office/word/2012/wordml" xmlns:w16se="http://schemas.microsoft.com/office/word/2015/wordml/symex" mc:Ignorable="w14 w15 w16se">
+<w:styles xmlns:r="http://schemas.openxmlformats.org/officeDocument/2006/relationships" xmlns:w="http://schemas.openxmlformats.org/wordprocessingml/2006/main">
   <w:docDefaults>
     <w:rPrDefault>
       <w:rPr>
@@ -10556,380 +10687,146 @@
       </w:pPr>
     </w:pPrDefault>
   </w:docDefaults>
-  <w:latentStyles w:defLockedState="0" w:defUIPriority="99" w:defSemiHidden="0" w:defUnhideWhenUsed="0" w:defQFormat="0" w:count="371">
-    <w:lsdException w:name="Normal" w:uiPriority="0" w:qFormat="1"/>
-    <w:lsdException w:name="heading 1" w:uiPriority="9" w:qFormat="1"/>
-    <w:lsdException w:name="heading 2" w:semiHidden="1" w:uiPriority="9" w:unhideWhenUsed="1" w:qFormat="1"/>
-    <w:lsdException w:name="heading 3" w:semiHidden="1" w:uiPriority="9" w:unhideWhenUsed="1" w:qFormat="1"/>
-    <w:lsdException w:name="heading 4" w:semiHidden="1" w:uiPriority="9" w:unhideWhenUsed="1" w:qFormat="1"/>
-    <w:lsdException w:name="heading 5" w:semiHidden="1" w:uiPriority="9" w:unhideWhenUsed="1" w:qFormat="1"/>
-    <w:lsdException w:name="heading 6" w:semiHidden="1" w:uiPriority="9" w:unhideWhenUsed="1" w:qFormat="1"/>
-    <w:lsdException w:name="heading 7" w:semiHidden="1" w:uiPriority="9" w:unhideWhenUsed="1" w:qFormat="1"/>
-    <w:lsdException w:name="heading 8" w:semiHidden="1" w:uiPriority="9" w:unhideWhenUsed="1" w:qFormat="1"/>
-    <w:lsdException w:name="heading 9" w:semiHidden="1" w:uiPriority="9" w:unhideWhenUsed="1" w:qFormat="1"/>
-    <w:lsdException w:name="index 1" w:semiHidden="1" w:unhideWhenUsed="1"/>
-    <w:lsdException w:name="index 2" w:semiHidden="1" w:unhideWhenUsed="1"/>
-    <w:lsdException w:name="index 3" w:semiHidden="1" w:unhideWhenUsed="1"/>
-    <w:lsdException w:name="index 4" w:semiHidden="1" w:unhideWhenUsed="1"/>
-    <w:lsdException w:name="index 5" w:semiHidden="1" w:unhideWhenUsed="1"/>
-    <w:lsdException w:name="index 6" w:semiHidden="1" w:unhideWhenUsed="1"/>
-    <w:lsdException w:name="index 7" w:semiHidden="1" w:unhideWhenUsed="1"/>
-    <w:lsdException w:name="index 8" w:semiHidden="1" w:unhideWhenUsed="1"/>
-    <w:lsdException w:name="index 9" w:semiHidden="1" w:unhideWhenUsed="1"/>
-    <w:lsdException w:name="toc 1" w:semiHidden="1" w:uiPriority="39" w:unhideWhenUsed="1"/>
-    <w:lsdException w:name="toc 2" w:semiHidden="1" w:uiPriority="39" w:unhideWhenUsed="1"/>
-    <w:lsdException w:name="toc 3" w:semiHidden="1" w:uiPriority="39" w:unhideWhenUsed="1"/>
-    <w:lsdException w:name="toc 4" w:semiHidden="1" w:uiPriority="39" w:unhideWhenUsed="1"/>
-    <w:lsdException w:name="toc 5" w:semiHidden="1" w:uiPriority="39" w:unhideWhenUsed="1"/>
-    <w:lsdException w:name="toc 6" w:semiHidden="1" w:uiPriority="39" w:unhideWhenUsed="1"/>
-    <w:lsdException w:name="toc 7" w:semiHidden="1" w:uiPriority="39" w:unhideWhenUsed="1"/>
-    <w:lsdException w:name="toc 8" w:semiHidden="1" w:uiPriority="39" w:unhideWhenUsed="1"/>
-    <w:lsdException w:name="toc 9" w:semiHidden="1" w:uiPriority="39" w:unhideWhenUsed="1"/>
-    <w:lsdException w:name="Normal Indent" w:semiHidden="1" w:unhideWhenUsed="1"/>
-    <w:lsdException w:name="footnote text" w:semiHidden="1" w:unhideWhenUsed="1"/>
-    <w:lsdException w:name="annotation text" w:semiHidden="1" w:unhideWhenUsed="1"/>
-    <w:lsdException w:name="header" w:semiHidden="1" w:unhideWhenUsed="1"/>
-    <w:lsdException w:name="footer" w:semiHidden="1" w:unhideWhenUsed="1"/>
-    <w:lsdException w:name="index heading" w:semiHidden="1" w:unhideWhenUsed="1"/>
-    <w:lsdException w:name="caption" w:semiHidden="1" w:uiPriority="35" w:unhideWhenUsed="1" w:qFormat="1"/>
-    <w:lsdException w:name="table of figures" w:semiHidden="1" w:unhideWhenUsed="1"/>
-    <w:lsdException w:name="envelope address" w:semiHidden="1" w:unhideWhenUsed="1"/>
-    <w:lsdException w:name="envelope return" w:semiHidden="1" w:unhideWhenUsed="1"/>
-    <w:lsdException w:name="footnote reference" w:semiHidden="1" w:unhideWhenUsed="1"/>
-    <w:lsdException w:name="annotation reference" w:semiHidden="1" w:unhideWhenUsed="1"/>
-    <w:lsdException w:name="line number" w:semiHidden="1" w:unhideWhenUsed="1"/>
-    <w:lsdException w:name="page number" w:semiHidden="1" w:unhideWhenUsed="1"/>
-    <w:lsdException w:name="endnote reference" w:semiHidden="1" w:unhideWhenUsed="1"/>
-    <w:lsdException w:name="endnote text" w:semiHidden="1" w:unhideWhenUsed="1"/>
-    <w:lsdException w:name="table of authorities" w:semiHidden="1" w:unhideWhenUsed="1"/>
-    <w:lsdException w:name="macro" w:semiHidden="1" w:unhideWhenUsed="1"/>
-    <w:lsdException w:name="toa heading" w:semiHidden="1" w:unhideWhenUsed="1"/>
-    <w:lsdException w:name="List" w:semiHidden="1" w:unhideWhenUsed="1"/>
-    <w:lsdException w:name="List Bullet" w:semiHidden="1" w:unhideWhenUsed="1"/>
-    <w:lsdException w:name="List Number" w:semiHidden="1" w:unhideWhenUsed="1"/>
-    <w:lsdException w:name="List 2" w:semiHidden="1" w:unhideWhenUsed="1"/>
-    <w:lsdException w:name="List 3" w:semiHidden="1" w:unhideWhenUsed="1"/>
-    <w:lsdException w:name="List 4" w:semiHidden="1" w:unhideWhenUsed="1"/>
-    <w:lsdException w:name="List 5" w:semiHidden="1" w:unhideWhenUsed="1"/>
-    <w:lsdException w:name="List Bullet 2" w:semiHidden="1" w:unhideWhenUsed="1"/>
-    <w:lsdException w:name="List Bullet 3" w:semiHidden="1" w:unhideWhenUsed="1"/>
-    <w:lsdException w:name="List Bullet 4" w:semiHidden="1" w:unhideWhenUsed="1"/>
-    <w:lsdException w:name="List Bullet 5" w:semiHidden="1" w:unhideWhenUsed="1"/>
-    <w:lsdException w:name="List Number 2" w:semiHidden="1" w:unhideWhenUsed="1"/>
-    <w:lsdException w:name="List Number 3" w:semiHidden="1" w:unhideWhenUsed="1"/>
-    <w:lsdException w:name="List Number 4" w:semiHidden="1" w:unhideWhenUsed="1"/>
-    <w:lsdException w:name="List Number 5" w:semiHidden="1" w:unhideWhenUsed="1"/>
-    <w:lsdException w:name="Title" w:uiPriority="10" w:qFormat="1"/>
-    <w:lsdException w:name="Closing" w:semiHidden="1" w:unhideWhenUsed="1"/>
-    <w:lsdException w:name="Signature" w:semiHidden="1" w:unhideWhenUsed="1"/>
-    <w:lsdException w:name="Default Paragraph Font" w:semiHidden="1" w:uiPriority="1" w:unhideWhenUsed="1"/>
-    <w:lsdException w:name="Body Text" w:semiHidden="1" w:unhideWhenUsed="1"/>
-    <w:lsdException w:name="Body Text Indent" w:semiHidden="1" w:unhideWhenUsed="1"/>
-    <w:lsdException w:name="List Continue" w:semiHidden="1" w:unhideWhenUsed="1"/>
-    <w:lsdException w:name="List Continue 2" w:semiHidden="1" w:unhideWhenUsed="1"/>
-    <w:lsdException w:name="List Continue 3" w:semiHidden="1" w:unhideWhenUsed="1"/>
-    <w:lsdException w:name="List Continue 4" w:semiHidden="1" w:unhideWhenUsed="1"/>
-    <w:lsdException w:name="List Continue 5" w:semiHidden="1" w:unhideWhenUsed="1"/>
-    <w:lsdException w:name="Message Header" w:semiHidden="1" w:unhideWhenUsed="1"/>
-    <w:lsdException w:name="Subtitle" w:uiPriority="11" w:qFormat="1"/>
-    <w:lsdException w:name="Salutation" w:semiHidden="1" w:unhideWhenUsed="1"/>
-    <w:lsdException w:name="Date" w:semiHidden="1" w:unhideWhenUsed="1"/>
-    <w:lsdException w:name="Body Text First Indent" w:semiHidden="1" w:unhideWhenUsed="1"/>
-    <w:lsdException w:name="Body Text First Indent 2" w:semiHidden="1" w:unhideWhenUsed="1"/>
-    <w:lsdException w:name="Note Heading" w:semiHidden="1" w:unhideWhenUsed="1"/>
-    <w:lsdException w:name="Body Text 2" w:semiHidden="1" w:unhideWhenUsed="1"/>
-    <w:lsdException w:name="Body Text 3" w:semiHidden="1" w:unhideWhenUsed="1"/>
-    <w:lsdException w:name="Body Text Indent 2" w:semiHidden="1" w:unhideWhenUsed="1"/>
-    <w:lsdException w:name="Body Text Indent 3" w:semiHidden="1" w:unhideWhenUsed="1"/>
-    <w:lsdException w:name="Block Text" w:semiHidden="1" w:unhideWhenUsed="1"/>
-    <w:lsdException w:name="Hyperlink" w:semiHidden="1" w:unhideWhenUsed="1"/>
-    <w:lsdException w:name="FollowedHyperlink" w:semiHidden="1" w:unhideWhenUsed="1"/>
-    <w:lsdException w:name="Strong" w:uiPriority="22" w:qFormat="1"/>
-    <w:lsdException w:name="Emphasis" w:uiPriority="20" w:qFormat="1"/>
-    <w:lsdException w:name="Document Map" w:semiHidden="1" w:unhideWhenUsed="1"/>
-    <w:lsdException w:name="Plain Text" w:semiHidden="1" w:unhideWhenUsed="1"/>
-    <w:lsdException w:name="E-mail Signature" w:semiHidden="1" w:unhideWhenUsed="1"/>
-    <w:lsdException w:name="HTML Top of Form" w:semiHidden="1" w:unhideWhenUsed="1"/>
-    <w:lsdException w:name="HTML Bottom of Form" w:semiHidden="1" w:unhideWhenUsed="1"/>
-    <w:lsdException w:name="Normal (Web)" w:semiHidden="1" w:unhideWhenUsed="1"/>
-    <w:lsdException w:name="HTML Acronym" w:semiHidden="1" w:unhideWhenUsed="1"/>
-    <w:lsdException w:name="HTML Address" w:semiHidden="1" w:unhideWhenUsed="1"/>
-    <w:lsdException w:name="HTML Cite" w:semiHidden="1" w:unhideWhenUsed="1"/>
-    <w:lsdException w:name="HTML Code" w:semiHidden="1" w:unhideWhenUsed="1"/>
-    <w:lsdException w:name="HTML Definition" w:semiHidden="1" w:unhideWhenUsed="1"/>
-    <w:lsdException w:name="HTML Keyboard" w:semiHidden="1" w:unhideWhenUsed="1"/>
-    <w:lsdException w:name="HTML Preformatted" w:semiHidden="1" w:unhideWhenUsed="1"/>
-    <w:lsdException w:name="HTML Sample" w:semiHidden="1" w:unhideWhenUsed="1"/>
-    <w:lsdException w:name="HTML Typewriter" w:semiHidden="1" w:unhideWhenUsed="1"/>
-    <w:lsdException w:name="HTML Variable" w:semiHidden="1" w:unhideWhenUsed="1"/>
-    <w:lsdException w:name="Normal Table" w:semiHidden="1" w:unhideWhenUsed="1"/>
-    <w:lsdException w:name="annotation subject" w:semiHidden="1" w:unhideWhenUsed="1"/>
-    <w:lsdException w:name="No List" w:semiHidden="1" w:unhideWhenUsed="1"/>
-    <w:lsdException w:name="Outline List 1" w:semiHidden="1" w:unhideWhenUsed="1"/>
-    <w:lsdException w:name="Outline List 2" w:semiHidden="1" w:unhideWhenUsed="1"/>
-    <w:lsdException w:name="Outline List 3" w:semiHidden="1" w:unhideWhenUsed="1"/>
-    <w:lsdException w:name="Table Simple 1" w:semiHidden="1" w:unhideWhenUsed="1"/>
-    <w:lsdException w:name="Table Simple 2" w:semiHidden="1" w:unhideWhenUsed="1"/>
-    <w:lsdException w:name="Table Simple 3" w:semiHidden="1" w:unhideWhenUsed="1"/>
-    <w:lsdException w:name="Table Classic 1" w:semiHidden="1" w:unhideWhenUsed="1"/>
-    <w:lsdException w:name="Table Classic 2" w:semiHidden="1" w:unhideWhenUsed="1"/>
-    <w:lsdException w:name="Table Classic 3" w:semiHidden="1" w:unhideWhenUsed="1"/>
-    <w:lsdException w:name="Table Classic 4" w:semiHidden="1" w:unhideWhenUsed="1"/>
-    <w:lsdException w:name="Table Colorful 1" w:semiHidden="1" w:unhideWhenUsed="1"/>
-    <w:lsdException w:name="Table Colorful 2" w:semiHidden="1" w:unhideWhenUsed="1"/>
-    <w:lsdException w:name="Table Colorful 3" w:semiHidden="1" w:unhideWhenUsed="1"/>
-    <w:lsdException w:name="Table Columns 1" w:semiHidden="1" w:unhideWhenUsed="1"/>
-    <w:lsdException w:name="Table Columns 2" w:semiHidden="1" w:unhideWhenUsed="1"/>
-    <w:lsdException w:name="Table Columns 3" w:semiHidden="1" w:unhideWhenUsed="1"/>
-    <w:lsdException w:name="Table Columns 4" w:semiHidden="1" w:unhideWhenUsed="1"/>
-    <w:lsdException w:name="Table Columns 5" w:semiHidden="1" w:unhideWhenUsed="1"/>
-    <w:lsdException w:name="Table Grid 1" w:semiHidden="1" w:unhideWhenUsed="1"/>
-    <w:lsdException w:name="Table Grid 2" w:semiHidden="1" w:unhideWhenUsed="1"/>
-    <w:lsdException w:name="Table Grid 3" w:semiHidden="1" w:unhideWhenUsed="1"/>
-    <w:lsdException w:name="Table Grid 4" w:semiHidden="1" w:unhideWhenUsed="1"/>
-    <w:lsdException w:name="Table Grid 5" w:semiHidden="1" w:unhideWhenUsed="1"/>
-    <w:lsdException w:name="Table Grid 6" w:semiHidden="1" w:unhideWhenUsed="1"/>
-    <w:lsdException w:name="Table Grid 7" w:semiHidden="1" w:unhideWhenUsed="1"/>
-    <w:lsdException w:name="Table Grid 8" w:semiHidden="1" w:unhideWhenUsed="1"/>
-    <w:lsdException w:name="Table List 1" w:semiHidden="1" w:unhideWhenUsed="1"/>
-    <w:lsdException w:name="Table List 2" w:semiHidden="1" w:unhideWhenUsed="1"/>
-    <w:lsdException w:name="Table List 3" w:semiHidden="1" w:unhideWhenUsed="1"/>
-    <w:lsdException w:name="Table List 4" w:semiHidden="1" w:unhideWhenUsed="1"/>
-    <w:lsdException w:name="Table List 5" w:semiHidden="1" w:unhideWhenUsed="1"/>
-    <w:lsdException w:name="Table List 6" w:semiHidden="1" w:unhideWhenUsed="1"/>
-    <w:lsdException w:name="Table List 7" w:semiHidden="1" w:unhideWhenUsed="1"/>
-    <w:lsdException w:name="Table List 8" w:semiHidden="1" w:unhideWhenUsed="1"/>
-    <w:lsdException w:name="Table 3D effects 1" w:semiHidden="1" w:unhideWhenUsed="1"/>
-    <w:lsdException w:name="Table 3D effects 2" w:semiHidden="1" w:unhideWhenUsed="1"/>
-    <w:lsdException w:name="Table 3D effects 3" w:semiHidden="1" w:unhideWhenUsed="1"/>
-    <w:lsdException w:name="Table Contemporary" w:semiHidden="1" w:unhideWhenUsed="1"/>
-    <w:lsdException w:name="Table Elegant" w:semiHidden="1" w:unhideWhenUsed="1"/>
-    <w:lsdException w:name="Table Professional" w:semiHidden="1" w:unhideWhenUsed="1"/>
-    <w:lsdException w:name="Table Subtle 1" w:semiHidden="1" w:unhideWhenUsed="1"/>
-    <w:lsdException w:name="Table Subtle 2" w:semiHidden="1" w:unhideWhenUsed="1"/>
-    <w:lsdException w:name="Table Web 1" w:semiHidden="1" w:unhideWhenUsed="1"/>
-    <w:lsdException w:name="Table Web 2" w:semiHidden="1" w:unhideWhenUsed="1"/>
-    <w:lsdException w:name="Table Web 3" w:semiHidden="1" w:unhideWhenUsed="1"/>
-    <w:lsdException w:name="Balloon Text" w:semiHidden="1" w:unhideWhenUsed="1"/>
-    <w:lsdException w:name="Table Grid" w:uiPriority="59"/>
-    <w:lsdException w:name="Table Theme" w:semiHidden="1" w:unhideWhenUsed="1"/>
-    <w:lsdException w:name="Placeholder Text" w:semiHidden="1"/>
-    <w:lsdException w:name="No Spacing" w:uiPriority="1" w:qFormat="1"/>
-    <w:lsdException w:name="Light Shading" w:uiPriority="60"/>
-    <w:lsdException w:name="Light List" w:uiPriority="61"/>
-    <w:lsdException w:name="Light Grid" w:uiPriority="62"/>
-    <w:lsdException w:name="Medium Shading 1" w:uiPriority="63"/>
-    <w:lsdException w:name="Medium Shading 2" w:uiPriority="64"/>
-    <w:lsdException w:name="Medium List 1" w:uiPriority="65"/>
-    <w:lsdException w:name="Medium List 2" w:uiPriority="66"/>
-    <w:lsdException w:name="Medium Grid 1" w:uiPriority="67"/>
-    <w:lsdException w:name="Medium Grid 2" w:uiPriority="68"/>
-    <w:lsdException w:name="Medium Grid 3" w:uiPriority="69"/>
-    <w:lsdException w:name="Dark List" w:uiPriority="70"/>
-    <w:lsdException w:name="Colorful Shading" w:uiPriority="71"/>
-    <w:lsdException w:name="Colorful List" w:uiPriority="72"/>
-    <w:lsdException w:name="Colorful Grid" w:uiPriority="73"/>
-    <w:lsdException w:name="Light Shading Accent 1" w:uiPriority="60"/>
-    <w:lsdException w:name="Light List Accent 1" w:uiPriority="61"/>
-    <w:lsdException w:name="Light Grid Accent 1" w:uiPriority="62"/>
-    <w:lsdException w:name="Medium Shading 1 Accent 1" w:uiPriority="63"/>
-    <w:lsdException w:name="Medium Shading 2 Accent 1" w:uiPriority="64"/>
-    <w:lsdException w:name="Medium List 1 Accent 1" w:uiPriority="65"/>
-    <w:lsdException w:name="Revision" w:semiHidden="1"/>
-    <w:lsdException w:name="List Paragraph" w:uiPriority="34" w:qFormat="1"/>
-    <w:lsdException w:name="Quote" w:uiPriority="29" w:qFormat="1"/>
-    <w:lsdException w:name="Intense Quote" w:uiPriority="30" w:qFormat="1"/>
-    <w:lsdException w:name="Medium List 2 Accent 1" w:uiPriority="66"/>
-    <w:lsdException w:name="Medium Grid 1 Accent 1" w:uiPriority="67"/>
-    <w:lsdException w:name="Medium Grid 2 Accent 1" w:uiPriority="68"/>
-    <w:lsdException w:name="Medium Grid 3 Accent 1" w:uiPriority="69"/>
-    <w:lsdException w:name="Dark List Accent 1" w:uiPriority="70"/>
-    <w:lsdException w:name="Colorful Shading Accent 1" w:uiPriority="71"/>
-    <w:lsdException w:name="Colorful List Accent 1" w:uiPriority="72"/>
-    <w:lsdException w:name="Colorful Grid Accent 1" w:uiPriority="73"/>
-    <w:lsdException w:name="Light Shading Accent 2" w:uiPriority="60"/>
-    <w:lsdException w:name="Light List Accent 2" w:uiPriority="61"/>
-    <w:lsdException w:name="Light Grid Accent 2" w:uiPriority="62"/>
-    <w:lsdException w:name="Medium Shading 1 Accent 2" w:uiPriority="63"/>
-    <w:lsdException w:name="Medium Shading 2 Accent 2" w:uiPriority="64"/>
-    <w:lsdException w:name="Medium List 1 Accent 2" w:uiPriority="65"/>
-    <w:lsdException w:name="Medium List 2 Accent 2" w:uiPriority="66"/>
-    <w:lsdException w:name="Medium Grid 1 Accent 2" w:uiPriority="67"/>
-    <w:lsdException w:name="Medium Grid 2 Accent 2" w:uiPriority="68"/>
-    <w:lsdException w:name="Medium Grid 3 Accent 2" w:uiPriority="69"/>
-    <w:lsdException w:name="Dark List Accent 2" w:uiPriority="70"/>
-    <w:lsdException w:name="Colorful Shading Accent 2" w:uiPriority="71"/>
-    <w:lsdException w:name="Colorful List Accent 2" w:uiPriority="72"/>
-    <w:lsdException w:name="Colorful Grid Accent 2" w:uiPriority="73"/>
-    <w:lsdException w:name="Light Shading Accent 3" w:uiPriority="60"/>
-    <w:lsdException w:name="Light List Accent 3" w:uiPriority="61"/>
-    <w:lsdException w:name="Light Grid Accent 3" w:uiPriority="62"/>
-    <w:lsdException w:name="Medium Shading 1 Accent 3" w:uiPriority="63"/>
-    <w:lsdException w:name="Medium Shading 2 Accent 3" w:uiPriority="64"/>
-    <w:lsdException w:name="Medium List 1 Accent 3" w:uiPriority="65"/>
-    <w:lsdException w:name="Medium List 2 Accent 3" w:uiPriority="66"/>
-    <w:lsdException w:name="Medium Grid 1 Accent 3" w:uiPriority="67"/>
-    <w:lsdException w:name="Medium Grid 2 Accent 3" w:uiPriority="68"/>
-    <w:lsdException w:name="Medium Grid 3 Accent 3" w:uiPriority="69"/>
-    <w:lsdException w:name="Dark List Accent 3" w:uiPriority="70"/>
-    <w:lsdException w:name="Colorful Shading Accent 3" w:uiPriority="71"/>
-    <w:lsdException w:name="Colorful List Accent 3" w:uiPriority="72"/>
-    <w:lsdException w:name="Colorful Grid Accent 3" w:uiPriority="73"/>
-    <w:lsdException w:name="Light Shading Accent 4" w:uiPriority="60"/>
-    <w:lsdException w:name="Light List Accent 4" w:uiPriority="61"/>
-    <w:lsdException w:name="Light Grid Accent 4" w:uiPriority="62"/>
-    <w:lsdException w:name="Medium Shading 1 Accent 4" w:uiPriority="63"/>
-    <w:lsdException w:name="Medium Shading 2 Accent 4" w:uiPriority="64"/>
-    <w:lsdException w:name="Medium List 1 Accent 4" w:uiPriority="65"/>
-    <w:lsdException w:name="Medium List 2 Accent 4" w:uiPriority="66"/>
-    <w:lsdException w:name="Medium Grid 1 Accent 4" w:uiPriority="67"/>
-    <w:lsdException w:name="Medium Grid 2 Accent 4" w:uiPriority="68"/>
-    <w:lsdException w:name="Medium Grid 3 Accent 4" w:uiPriority="69"/>
-    <w:lsdException w:name="Dark List Accent 4" w:uiPriority="70"/>
-    <w:lsdException w:name="Colorful Shading Accent 4" w:uiPriority="71"/>
-    <w:lsdException w:name="Colorful List Accent 4" w:uiPriority="72"/>
-    <w:lsdException w:name="Colorful Grid Accent 4" w:uiPriority="73"/>
-    <w:lsdException w:name="Light Shading Accent 5" w:uiPriority="60"/>
-    <w:lsdException w:name="Light List Accent 5" w:uiPriority="61"/>
-    <w:lsdException w:name="Light Grid Accent 5" w:uiPriority="62"/>
-    <w:lsdException w:name="Medium Shading 1 Accent 5" w:uiPriority="63"/>
-    <w:lsdException w:name="Medium Shading 2 Accent 5" w:uiPriority="64"/>
-    <w:lsdException w:name="Medium List 1 Accent 5" w:uiPriority="65"/>
-    <w:lsdException w:name="Medium List 2 Accent 5" w:uiPriority="66"/>
-    <w:lsdException w:name="Medium Grid 1 Accent 5" w:uiPriority="67"/>
-    <w:lsdException w:name="Medium Grid 2 Accent 5" w:uiPriority="68"/>
-    <w:lsdException w:name="Medium Grid 3 Accent 5" w:uiPriority="69"/>
-    <w:lsdException w:name="Dark List Accent 5" w:uiPriority="70"/>
-    <w:lsdException w:name="Colorful Shading Accent 5" w:uiPriority="71"/>
-    <w:lsdException w:name="Colorful List Accent 5" w:uiPriority="72"/>
-    <w:lsdException w:name="Colorful Grid Accent 5" w:uiPriority="73"/>
-    <w:lsdException w:name="Light Shading Accent 6" w:uiPriority="60"/>
-    <w:lsdException w:name="Light List Accent 6" w:uiPriority="61"/>
-    <w:lsdException w:name="Light Grid Accent 6" w:uiPriority="62"/>
-    <w:lsdException w:name="Medium Shading 1 Accent 6" w:uiPriority="63"/>
-    <w:lsdException w:name="Medium Shading 2 Accent 6" w:uiPriority="64"/>
-    <w:lsdException w:name="Medium List 1 Accent 6" w:uiPriority="65"/>
-    <w:lsdException w:name="Medium List 2 Accent 6" w:uiPriority="66"/>
-    <w:lsdException w:name="Medium Grid 1 Accent 6" w:uiPriority="67"/>
-    <w:lsdException w:name="Medium Grid 2 Accent 6" w:uiPriority="68"/>
-    <w:lsdException w:name="Medium Grid 3 Accent 6" w:uiPriority="69"/>
-    <w:lsdException w:name="Dark List Accent 6" w:uiPriority="70"/>
-    <w:lsdException w:name="Colorful Shading Accent 6" w:uiPriority="71"/>
-    <w:lsdException w:name="Colorful List Accent 6" w:uiPriority="72"/>
-    <w:lsdException w:name="Colorful Grid Accent 6" w:uiPriority="73"/>
-    <w:lsdException w:name="Subtle Emphasis" w:uiPriority="19" w:qFormat="1"/>
-    <w:lsdException w:name="Intense Emphasis" w:uiPriority="21" w:qFormat="1"/>
-    <w:lsdException w:name="Subtle Reference" w:uiPriority="31" w:qFormat="1"/>
-    <w:lsdException w:name="Intense Reference" w:uiPriority="32" w:qFormat="1"/>
-    <w:lsdException w:name="Book Title" w:uiPriority="33" w:qFormat="1"/>
-    <w:lsdException w:name="Bibliography" w:semiHidden="1" w:uiPriority="37" w:unhideWhenUsed="1"/>
-    <w:lsdException w:name="TOC Heading" w:semiHidden="1" w:uiPriority="39" w:unhideWhenUsed="1" w:qFormat="1"/>
-    <w:lsdException w:name="Plain Table 1" w:uiPriority="41"/>
-    <w:lsdException w:name="Plain Table 2" w:uiPriority="42"/>
-    <w:lsdException w:name="Plain Table 3" w:uiPriority="43"/>
-    <w:lsdException w:name="Plain Table 4" w:uiPriority="44"/>
-    <w:lsdException w:name="Plain Table 5" w:uiPriority="45"/>
-    <w:lsdException w:name="Grid Table Light" w:uiPriority="40"/>
-    <w:lsdException w:name="Grid Table 1 Light" w:uiPriority="46"/>
-    <w:lsdException w:name="Grid Table 2" w:uiPriority="47"/>
-    <w:lsdException w:name="Grid Table 3" w:uiPriority="48"/>
-    <w:lsdException w:name="Grid Table 4" w:uiPriority="49"/>
-    <w:lsdException w:name="Grid Table 5 Dark" w:uiPriority="50"/>
-    <w:lsdException w:name="Grid Table 6 Colorful" w:uiPriority="51"/>
-    <w:lsdException w:name="Grid Table 7 Colorful" w:uiPriority="52"/>
-    <w:lsdException w:name="Grid Table 1 Light Accent 1" w:uiPriority="46"/>
-    <w:lsdException w:name="Grid Table 2 Accent 1" w:uiPriority="47"/>
-    <w:lsdException w:name="Grid Table 3 Accent 1" w:uiPriority="48"/>
-    <w:lsdException w:name="Grid Table 4 Accent 1" w:uiPriority="49"/>
-    <w:lsdException w:name="Grid Table 5 Dark Accent 1" w:uiPriority="50"/>
-    <w:lsdException w:name="Grid Table 6 Colorful Accent 1" w:uiPriority="51"/>
-    <w:lsdException w:name="Grid Table 7 Colorful Accent 1" w:uiPriority="52"/>
-    <w:lsdException w:name="Grid Table 1 Light Accent 2" w:uiPriority="46"/>
-    <w:lsdException w:name="Grid Table 2 Accent 2" w:uiPriority="47"/>
-    <w:lsdException w:name="Grid Table 3 Accent 2" w:uiPriority="48"/>
-    <w:lsdException w:name="Grid Table 4 Accent 2" w:uiPriority="49"/>
-    <w:lsdException w:name="Grid Table 5 Dark Accent 2" w:uiPriority="50"/>
-    <w:lsdException w:name="Grid Table 6 Colorful Accent 2" w:uiPriority="51"/>
-    <w:lsdException w:name="Grid Table 7 Colorful Accent 2" w:uiPriority="52"/>
-    <w:lsdException w:name="Grid Table 1 Light Accent 3" w:uiPriority="46"/>
-    <w:lsdException w:name="Grid Table 2 Accent 3" w:uiPriority="47"/>
-    <w:lsdException w:name="Grid Table 3 Accent 3" w:uiPriority="48"/>
-    <w:lsdException w:name="Grid Table 4 Accent 3" w:uiPriority="49"/>
-    <w:lsdException w:name="Grid Table 5 Dark Accent 3" w:uiPriority="50"/>
-    <w:lsdException w:name="Grid Table 6 Colorful Accent 3" w:uiPriority="51"/>
-    <w:lsdException w:name="Grid Table 7 Colorful Accent 3" w:uiPriority="52"/>
-    <w:lsdException w:name="Grid Table 1 Light Accent 4" w:uiPriority="46"/>
-    <w:lsdException w:name="Grid Table 2 Accent 4" w:uiPriority="47"/>
-    <w:lsdException w:name="Grid Table 3 Accent 4" w:uiPriority="48"/>
-    <w:lsdException w:name="Grid Table 4 Accent 4" w:uiPriority="49"/>
-    <w:lsdException w:name="Grid Table 5 Dark Accent 4" w:uiPriority="50"/>
-    <w:lsdException w:name="Grid Table 6 Colorful Accent 4" w:uiPriority="51"/>
-    <w:lsdException w:name="Grid Table 7 Colorful Accent 4" w:uiPriority="52"/>
-    <w:lsdException w:name="Grid Table 1 Light Accent 5" w:uiPriority="46"/>
-    <w:lsdException w:name="Grid Table 2 Accent 5" w:uiPriority="47"/>
-    <w:lsdException w:name="Grid Table 3 Accent 5" w:uiPriority="48"/>
-    <w:lsdException w:name="Grid Table 4 Accent 5" w:uiPriority="49"/>
-    <w:lsdException w:name="Grid Table 5 Dark Accent 5" w:uiPriority="50"/>
-    <w:lsdException w:name="Grid Table 6 Colorful Accent 5" w:uiPriority="51"/>
-    <w:lsdException w:name="Grid Table 7 Colorful Accent 5" w:uiPriority="52"/>
-    <w:lsdException w:name="Grid Table 1 Light Accent 6" w:uiPriority="46"/>
-    <w:lsdException w:name="Grid Table 2 Accent 6" w:uiPriority="47"/>
-    <w:lsdException w:name="Grid Table 3 Accent 6" w:uiPriority="48"/>
-    <w:lsdException w:name="Grid Table 4 Accent 6" w:uiPriority="49"/>
-    <w:lsdException w:name="Grid Table 5 Dark Accent 6" w:uiPriority="50"/>
-    <w:lsdException w:name="Grid Table 6 Colorful Accent 6" w:uiPriority="51"/>
-    <w:lsdException w:name="Grid Table 7 Colorful Accent 6" w:uiPriority="52"/>
-    <w:lsdException w:name="List Table 1 Light" w:uiPriority="46"/>
-    <w:lsdException w:name="List Table 2" w:uiPriority="47"/>
-    <w:lsdException w:name="List Table 3" w:uiPriority="48"/>
-    <w:lsdException w:name="List Table 4" w:uiPriority="49"/>
-    <w:lsdException w:name="List Table 5 Dark" w:uiPriority="50"/>
-    <w:lsdException w:name="List Table 6 Colorful" w:uiPriority="51"/>
-    <w:lsdException w:name="List Table 7 Colorful" w:uiPriority="52"/>
-    <w:lsdException w:name="List Table 1 Light Accent 1" w:uiPriority="46"/>
-    <w:lsdException w:name="List Table 2 Accent 1" w:uiPriority="47"/>
-    <w:lsdException w:name="List Table 3 Accent 1" w:uiPriority="48"/>
-    <w:lsdException w:name="List Table 4 Accent 1" w:uiPriority="49"/>
-    <w:lsdException w:name="List Table 5 Dark Accent 1" w:uiPriority="50"/>
-    <w:lsdException w:name="List Table 6 Colorful Accent 1" w:uiPriority="51"/>
-    <w:lsdException w:name="List Table 7 Colorful Accent 1" w:uiPriority="52"/>
-    <w:lsdException w:name="List Table 1 Light Accent 2" w:uiPriority="46"/>
-    <w:lsdException w:name="List Table 2 Accent 2" w:uiPriority="47"/>
-    <w:lsdException w:name="List Table 3 Accent 2" w:uiPriority="48"/>
-    <w:lsdException w:name="List Table 4 Accent 2" w:uiPriority="49"/>
-    <w:lsdException w:name="List Table 5 Dark Accent 2" w:uiPriority="50"/>
-    <w:lsdException w:name="List Table 6 Colorful Accent 2" w:uiPriority="51"/>
-    <w:lsdException w:name="List Table 7 Colorful Accent 2" w:uiPriority="52"/>
-    <w:lsdException w:name="List Table 1 Light Accent 3" w:uiPriority="46"/>
-    <w:lsdException w:name="List Table 2 Accent 3" w:uiPriority="47"/>
-    <w:lsdException w:name="List Table 3 Accent 3" w:uiPriority="48"/>
-    <w:lsdException w:name="List Table 4 Accent 3" w:uiPriority="49"/>
-    <w:lsdException w:name="List Table 5 Dark Accent 3" w:uiPriority="50"/>
-    <w:lsdException w:name="List Table 6 Colorful Accent 3" w:uiPriority="51"/>
-    <w:lsdException w:name="List Table 7 Colorful Accent 3" w:uiPriority="52"/>
-    <w:lsdException w:name="List Table 1 Light Accent 4" w:uiPriority="46"/>
-    <w:lsdException w:name="List Table 2 Accent 4" w:uiPriority="47"/>
-    <w:lsdException w:name="List Table 3 Accent 4" w:uiPriority="48"/>
-    <w:lsdException w:name="List Table 4 Accent 4" w:uiPriority="49"/>
-    <w:lsdException w:name="List Table 5 Dark Accent 4" w:uiPriority="50"/>
-    <w:lsdException w:name="List Table 6 Colorful Accent 4" w:uiPriority="51"/>
-    <w:lsdException w:name="List Table 7 Colorful Accent 4" w:uiPriority="52"/>
-    <w:lsdException w:name="List Table 1 Light Accent 5" w:uiPriority="46"/>
-    <w:lsdException w:name="List Table 2 Accent 5" w:uiPriority="47"/>
-    <w:lsdException w:name="List Table 3 Accent 5" w:uiPriority="48"/>
-    <w:lsdException w:name="List Table 4 Accent 5" w:uiPriority="49"/>
-    <w:lsdException w:name="List Table 5 Dark Accent 5" w:uiPriority="50"/>
-    <w:lsdException w:name="List Table 6 Colorful Accent 5" w:uiPriority="51"/>
-    <w:lsdException w:name="List Table 7 Colorful Accent 5" w:uiPriority="52"/>
-    <w:lsdException w:name="List Table 1 Light Accent 6" w:uiPriority="46"/>
-    <w:lsdException w:name="List Table 2 Accent 6" w:uiPriority="47"/>
-    <w:lsdException w:name="List Table 3 Accent 6" w:uiPriority="48"/>
-    <w:lsdException w:name="List Table 4 Accent 6" w:uiPriority="49"/>
-    <w:lsdException w:name="List Table 5 Dark Accent 6" w:uiPriority="50"/>
-    <w:lsdException w:name="List Table 6 Colorful Accent 6" w:uiPriority="51"/>
-    <w:lsdException w:name="List Table 7 Colorful Accent 6" w:uiPriority="52"/>
+  <w:latentStyles w:defLockedState="0" w:defUIPriority="99" w:defSemiHidden="1" w:defUnhideWhenUsed="1" w:defQFormat="0" w:count="267">
+    <w:lsdException w:name="Normal" w:semiHidden="0" w:uiPriority="0" w:unhideWhenUsed="0" w:qFormat="1"/>
+    <w:lsdException w:name="heading 1" w:semiHidden="0" w:uiPriority="9" w:unhideWhenUsed="0" w:qFormat="1"/>
+    <w:lsdException w:name="heading 2" w:uiPriority="9" w:qFormat="1"/>
+    <w:lsdException w:name="heading 3" w:uiPriority="9" w:qFormat="1"/>
+    <w:lsdException w:name="heading 4" w:uiPriority="9" w:qFormat="1"/>
+    <w:lsdException w:name="heading 5" w:uiPriority="9" w:qFormat="1"/>
+    <w:lsdException w:name="heading 6" w:uiPriority="9" w:qFormat="1"/>
+    <w:lsdException w:name="heading 7" w:uiPriority="9" w:qFormat="1"/>
+    <w:lsdException w:name="heading 8" w:uiPriority="9" w:qFormat="1"/>
+    <w:lsdException w:name="heading 9" w:uiPriority="9" w:qFormat="1"/>
+    <w:lsdException w:name="toc 1" w:uiPriority="39"/>
+    <w:lsdException w:name="toc 2" w:uiPriority="39"/>
+    <w:lsdException w:name="toc 3" w:uiPriority="39"/>
+    <w:lsdException w:name="toc 4" w:uiPriority="39"/>
+    <w:lsdException w:name="toc 5" w:uiPriority="39"/>
+    <w:lsdException w:name="toc 6" w:uiPriority="39"/>
+    <w:lsdException w:name="toc 7" w:uiPriority="39"/>
+    <w:lsdException w:name="toc 8" w:uiPriority="39"/>
+    <w:lsdException w:name="toc 9" w:uiPriority="39"/>
+    <w:lsdException w:name="caption" w:uiPriority="35" w:qFormat="1"/>
+    <w:lsdException w:name="Title" w:semiHidden="0" w:uiPriority="10" w:unhideWhenUsed="0" w:qFormat="1"/>
+    <w:lsdException w:name="Default Paragraph Font" w:uiPriority="1"/>
+    <w:lsdException w:name="Subtitle" w:semiHidden="0" w:uiPriority="11" w:unhideWhenUsed="0" w:qFormat="1"/>
+    <w:lsdException w:name="Strong" w:semiHidden="0" w:uiPriority="22" w:unhideWhenUsed="0" w:qFormat="1"/>
+    <w:lsdException w:name="Emphasis" w:semiHidden="0" w:uiPriority="20" w:unhideWhenUsed="0" w:qFormat="1"/>
+    <w:lsdException w:name="Table Grid" w:semiHidden="0" w:uiPriority="59" w:unhideWhenUsed="0"/>
+    <w:lsdException w:name="Placeholder Text" w:unhideWhenUsed="0"/>
+    <w:lsdException w:name="No Spacing" w:semiHidden="0" w:uiPriority="1" w:unhideWhenUsed="0" w:qFormat="1"/>
+    <w:lsdException w:name="Light Shading" w:semiHidden="0" w:uiPriority="60" w:unhideWhenUsed="0"/>
+    <w:lsdException w:name="Light List" w:semiHidden="0" w:uiPriority="61" w:unhideWhenUsed="0"/>
+    <w:lsdException w:name="Light Grid" w:semiHidden="0" w:uiPriority="62" w:unhideWhenUsed="0"/>
+    <w:lsdException w:name="Medium Shading 1" w:semiHidden="0" w:uiPriority="63" w:unhideWhenUsed="0"/>
+    <w:lsdException w:name="Medium Shading 2" w:semiHidden="0" w:uiPriority="64" w:unhideWhenUsed="0"/>
+    <w:lsdException w:name="Medium List 1" w:semiHidden="0" w:uiPriority="65" w:unhideWhenUsed="0"/>
+    <w:lsdException w:name="Medium List 2" w:semiHidden="0" w:uiPriority="66" w:unhideWhenUsed="0"/>
+    <w:lsdException w:name="Medium Grid 1" w:semiHidden="0" w:uiPriority="67" w:unhideWhenUsed="0"/>
+    <w:lsdException w:name="Medium Grid 2" w:semiHidden="0" w:uiPriority="68" w:unhideWhenUsed="0"/>
+    <w:lsdException w:name="Medium Grid 3" w:semiHidden="0" w:uiPriority="69" w:unhideWhenUsed="0"/>
+    <w:lsdException w:name="Dark List" w:semiHidden="0" w:uiPriority="70" w:unhideWhenUsed="0"/>
+    <w:lsdException w:name="Colorful Shading" w:semiHidden="0" w:uiPriority="71" w:unhideWhenUsed="0"/>
+    <w:lsdException w:name="Colorful List" w:semiHidden="0" w:uiPriority="72" w:unhideWhenUsed="0"/>
+    <w:lsdException w:name="Colorful Grid" w:semiHidden="0" w:uiPriority="73" w:unhideWhenUsed="0"/>
+    <w:lsdException w:name="Light Shading Accent 1" w:semiHidden="0" w:uiPriority="60" w:unhideWhenUsed="0"/>
+    <w:lsdException w:name="Light List Accent 1" w:semiHidden="0" w:uiPriority="61" w:unhideWhenUsed="0"/>
+    <w:lsdException w:name="Light Grid Accent 1" w:semiHidden="0" w:uiPriority="62" w:unhideWhenUsed="0"/>
+    <w:lsdException w:name="Medium Shading 1 Accent 1" w:semiHidden="0" w:uiPriority="63" w:unhideWhenUsed="0"/>
+    <w:lsdException w:name="Medium Shading 2 Accent 1" w:semiHidden="0" w:uiPriority="64" w:unhideWhenUsed="0"/>
+    <w:lsdException w:name="Medium List 1 Accent 1" w:semiHidden="0" w:uiPriority="65" w:unhideWhenUsed="0"/>
+    <w:lsdException w:name="Revision" w:unhideWhenUsed="0"/>
+    <w:lsdException w:name="List Paragraph" w:semiHidden="0" w:uiPriority="34" w:unhideWhenUsed="0" w:qFormat="1"/>
+    <w:lsdException w:name="Quote" w:semiHidden="0" w:uiPriority="29" w:unhideWhenUsed="0" w:qFormat="1"/>
+    <w:lsdException w:name="Intense Quote" w:semiHidden="0" w:uiPriority="30" w:unhideWhenUsed="0" w:qFormat="1"/>
+    <w:lsdException w:name="Medium List 2 Accent 1" w:semiHidden="0" w:uiPriority="66" w:unhideWhenUsed="0"/>
+    <w:lsdException w:name="Medium Grid 1 Accent 1" w:semiHidden="0" w:uiPriority="67" w:unhideWhenUsed="0"/>
+    <w:lsdException w:name="Medium Grid 2 Accent 1" w:semiHidden="0" w:uiPriority="68" w:unhideWhenUsed="0"/>
+    <w:lsdException w:name="Medium Grid 3 Accent 1" w:semiHidden="0" w:uiPriority="69" w:unhideWhenUsed="0"/>
+    <w:lsdException w:name="Dark List Accent 1" w:semiHidden="0" w:uiPriority="70" w:unhideWhenUsed="0"/>
+    <w:lsdException w:name="Colorful Shading Accent 1" w:semiHidden="0" w:uiPriority="71" w:unhideWhenUsed="0"/>
+    <w:lsdException w:name="Colorful List Accent 1" w:semiHidden="0" w:uiPriority="72" w:unhideWhenUsed="0"/>
+    <w:lsdException w:name="Colorful Grid Accent 1" w:semiHidden="0" w:uiPriority="73" w:unhideWhenUsed="0"/>
+    <w:lsdException w:name="Light Shading Accent 2" w:semiHidden="0" w:uiPriority="60" w:unhideWhenUsed="0"/>
+    <w:lsdException w:name="Light List Accent 2" w:semiHidden="0" w:uiPriority="61" w:unhideWhenUsed="0"/>
+    <w:lsdException w:name="Light Grid Accent 2" w:semiHidden="0" w:uiPriority="62" w:unhideWhenUsed="0"/>
+    <w:lsdException w:name="Medium Shading 1 Accent 2" w:semiHidden="0" w:uiPriority="63" w:unhideWhenUsed="0"/>
+    <w:lsdException w:name="Medium Shading 2 Accent 2" w:semiHidden="0" w:uiPriority="64" w:unhideWhenUsed="0"/>
+    <w:lsdException w:name="Medium List 1 Accent 2" w:semiHidden="0" w:uiPriority="65" w:unhideWhenUsed="0"/>
+    <w:lsdException w:name="Medium List 2 Accent 2" w:semiHidden="0" w:uiPriority="66" w:unhideWhenUsed="0"/>
+    <w:lsdException w:name="Medium Grid 1 Accent 2" w:semiHidden="0" w:uiPriority="67" w:unhideWhenUsed="0"/>
+    <w:lsdException w:name="Medium Grid 2 Accent 2" w:semiHidden="0" w:uiPriority="68" w:unhideWhenUsed="0"/>
+    <w:lsdException w:name="Medium Grid 3 Accent 2" w:semiHidden="0" w:uiPriority="69" w:unhideWhenUsed="0"/>
+    <w:lsdException w:name="Dark List Accent 2" w:semiHidden="0" w:uiPriority="70" w:unhideWhenUsed="0"/>
+    <w:lsdException w:name="Colorful Shading Accent 2" w:semiHidden="0" w:uiPriority="71" w:unhideWhenUsed="0"/>
+    <w:lsdException w:name="Colorful List Accent 2" w:semiHidden="0" w:uiPriority="72" w:unhideWhenUsed="0"/>
+    <w:lsdException w:name="Colorful Grid Accent 2" w:semiHidden="0" w:uiPriority="73" w:unhideWhenUsed="0"/>
+    <w:lsdException w:name="Light Shading Accent 3" w:semiHidden="0" w:uiPriority="60" w:unhideWhenUsed="0"/>
+    <w:lsdException w:name="Light List Accent 3" w:semiHidden="0" w:uiPriority="61" w:unhideWhenUsed="0"/>
+    <w:lsdException w:name="Light Grid Accent 3" w:semiHidden="0" w:uiPriority="62" w:unhideWhenUsed="0"/>
+    <w:lsdException w:name="Medium Shading 1 Accent 3" w:semiHidden="0" w:uiPriority="63" w:unhideWhenUsed="0"/>
+    <w:lsdException w:name="Medium Shading 2 Accent 3" w:semiHidden="0" w:uiPriority="64" w:unhideWhenUsed="0"/>
+    <w:lsdException w:name="Medium List 1 Accent 3" w:semiHidden="0" w:uiPriority="65" w:unhideWhenUsed="0"/>
+    <w:lsdException w:name="Medium List 2 Accent 3" w:semiHidden="0" w:uiPriority="66" w:unhideWhenUsed="0"/>
+    <w:lsdException w:name="Medium Grid 1 Accent 3" w:semiHidden="0" w:uiPriority="67" w:unhideWhenUsed="0"/>
+    <w:lsdException w:name="Medium Grid 2 Accent 3" w:semiHidden="0" w:uiPriority="68" w:unhideWhenUsed="0"/>
+    <w:lsdException w:name="Medium Grid 3 Accent 3" w:semiHidden="0" w:uiPriority="69" w:unhideWhenUsed="0"/>
+    <w:lsdException w:name="Dark List Accent 3" w:semiHidden="0" w:uiPriority="70" w:unhideWhenUsed="0"/>
+    <w:lsdException w:name="Colorful Shading Accent 3" w:semiHidden="0" w:uiPriority="71" w:unhideWhenUsed="0"/>
+    <w:lsdException w:name="Colorful List Accent 3" w:semiHidden="0" w:uiPriority="72" w:unhideWhenUsed="0"/>
+    <w:lsdException w:name="Colorful Grid Accent 3" w:semiHidden="0" w:uiPriority="73" w:unhideWhenUsed="0"/>
+    <w:lsdException w:name="Light Shading Accent 4" w:semiHidden="0" w:uiPriority="60" w:unhideWhenUsed="0"/>
+    <w:lsdException w:name="Light List Accent 4" w:semiHidden="0" w:uiPriority="61" w:unhideWhenUsed="0"/>
+    <w:lsdException w:name="Light Grid Accent 4" w:semiHidden="0" w:uiPriority="62" w:unhideWhenUsed="0"/>
+    <w:lsdException w:name="Medium Shading 1 Accent 4" w:semiHidden="0" w:uiPriority="63" w:unhideWhenUsed="0"/>
+    <w:lsdException w:name="Medium Shading 2 Accent 4" w:semiHidden="0" w:uiPriority="64" w:unhideWhenUsed="0"/>
+    <w:lsdException w:name="Medium List 1 Accent 4" w:semiHidden="0" w:uiPriority="65" w:unhideWhenUsed="0"/>
+    <w:lsdException w:name="Medium List 2 Accent 4" w:semiHidden="0" w:uiPriority="66" w:unhideWhenUsed="0"/>
+    <w:lsdException w:name="Medium Grid 1 Accent 4" w:semiHidden="0" w:uiPriority="67" w:unhideWhenUsed="0"/>
+    <w:lsdException w:name="Medium Grid 2 Accent 4" w:semiHidden="0" w:uiPriority="68" w:unhideWhenUsed="0"/>
+    <w:lsdException w:name="Medium Grid 3 Accent 4" w:semiHidden="0" w:uiPriority="69" w:unhideWhenUsed="0"/>
+    <w:lsdException w:name="Dark List Accent 4" w:semiHidden="0" w:uiPriority="70" w:unhideWhenUsed="0"/>
+    <w:lsdException w:name="Colorful Shading Accent 4" w:semiHidden="0" w:uiPriority="71" w:unhideWhenUsed="0"/>
+    <w:lsdException w:name="Colorful List Accent 4" w:semiHidden="0" w:uiPriority="72" w:unhideWhenUsed="0"/>
+    <w:lsdException w:name="Colorful Grid Accent 4" w:semiHidden="0" w:uiPriority="73" w:unhideWhenUsed="0"/>
+    <w:lsdException w:name="Light Shading Accent 5" w:semiHidden="0" w:uiPriority="60" w:unhideWhenUsed="0"/>
+    <w:lsdException w:name="Light List Accent 5" w:semiHidden="0" w:uiPriority="61" w:unhideWhenUsed="0"/>
+    <w:lsdException w:name="Light Grid Accent 5" w:semiHidden="0" w:uiPriority="62" w:unhideWhenUsed="0"/>
+    <w:lsdException w:name="Medium Shading 1 Accent 5" w:semiHidden="0" w:uiPriority="63" w:unhideWhenUsed="0"/>
+    <w:lsdException w:name="Medium Shading 2 Accent 5" w:semiHidden="0" w:uiPriority="64" w:unhideWhenUsed="0"/>
+    <w:lsdException w:name="Medium List 1 Accent 5" w:semiHidden="0" w:uiPriority="65" w:unhideWhenUsed="0"/>
+    <w:lsdException w:name="Medium List 2 Accent 5" w:semiHidden="0" w:uiPriority="66" w:unhideWhenUsed="0"/>
+    <w:lsdException w:name="Medium Grid 1 Accent 5" w:semiHidden="0" w:uiPriority="67" w:unhideWhenUsed="0"/>
+    <w:lsdException w:name="Medium Grid 2 Accent 5" w:semiHidden="0" w:uiPriority="68" w:unhideWhenUsed="0"/>
+    <w:lsdException w:name="Medium Grid 3 Accent 5" w:semiHidden="0" w:uiPriority="69" w:unhideWhenUsed="0"/>
+    <w:lsdException w:name="Dark List Accent 5" w:semiHidden="0" w:uiPriority="70" w:unhideWhenUsed="0"/>
+    <w:lsdException w:name="Colorful Shading Accent 5" w:semiHidden="0" w:uiPriority="71" w:unhideWhenUsed="0"/>
+    <w:lsdException w:name="Colorful List Accent 5" w:semiHidden="0" w:uiPriority="72" w:unhideWhenUsed="0"/>
+    <w:lsdException w:name="Colorful Grid Accent 5" w:semiHidden="0" w:uiPriority="73" w:unhideWhenUsed="0"/>
+    <w:lsdException w:name="Light Shading Accent 6" w:semiHidden="0" w:uiPriority="60" w:unhideWhenUsed="0"/>
+    <w:lsdException w:name="Light List Accent 6" w:semiHidden="0" w:uiPriority="61" w:unhideWhenUsed="0"/>
+    <w:lsdException w:name="Light Grid Accent 6" w:semiHidden="0" w:uiPriority="62" w:unhideWhenUsed="0"/>
+    <w:lsdException w:name="Medium Shading 1 Accent 6" w:semiHidden="0" w:uiPriority="63" w:unhideWhenUsed="0"/>
+    <w:lsdException w:name="Medium Shading 2 Accent 6" w:semiHidden="0" w:uiPriority="64" w:unhideWhenUsed="0"/>
+    <w:lsdException w:name="Medium List 1 Accent 6" w:semiHidden="0" w:uiPriority="65" w:unhideWhenUsed="0"/>
+    <w:lsdException w:name="Medium List 2 Accent 6" w:semiHidden="0" w:uiPriority="66" w:unhideWhenUsed="0"/>
+    <w:lsdException w:name="Medium Grid 1 Accent 6" w:semiHidden="0" w:uiPriority="67" w:unhideWhenUsed="0"/>
+    <w:lsdException w:name="Medium Grid 2 Accent 6" w:semiHidden="0" w:uiPriority="68" w:unhideWhenUsed="0"/>
+    <w:lsdException w:name="Medium Grid 3 Accent 6" w:semiHidden="0" w:uiPriority="69" w:unhideWhenUsed="0"/>
+    <w:lsdException w:name="Dark List Accent 6" w:semiHidden="0" w:uiPriority="70" w:unhideWhenUsed="0"/>
+    <w:lsdException w:name="Colorful Shading Accent 6" w:semiHidden="0" w:uiPriority="71" w:unhideWhenUsed="0"/>
+    <w:lsdException w:name="Colorful List Accent 6" w:semiHidden="0" w:uiPriority="72" w:unhideWhenUsed="0"/>
+    <w:lsdException w:name="Colorful Grid Accent 6" w:semiHidden="0" w:uiPriority="73" w:unhideWhenUsed="0"/>
+    <w:lsdException w:name="Subtle Emphasis" w:semiHidden="0" w:uiPriority="19" w:unhideWhenUsed="0" w:qFormat="1"/>
+    <w:lsdException w:name="Intense Emphasis" w:semiHidden="0" w:uiPriority="21" w:unhideWhenUsed="0" w:qFormat="1"/>
+    <w:lsdException w:name="Subtle Reference" w:semiHidden="0" w:uiPriority="31" w:unhideWhenUsed="0" w:qFormat="1"/>
+    <w:lsdException w:name="Intense Reference" w:semiHidden="0" w:uiPriority="32" w:unhideWhenUsed="0" w:qFormat="1"/>
+    <w:lsdException w:name="Book Title" w:semiHidden="0" w:uiPriority="33" w:unhideWhenUsed="0" w:qFormat="1"/>
+    <w:lsdException w:name="Bibliography" w:uiPriority="37"/>
+    <w:lsdException w:name="TOC Heading" w:uiPriority="39" w:qFormat="1"/>
   </w:latentStyles>
-  <w:style w:type="paragraph" w:default="1" w:styleId="a">
+  <w:style w:type="paragraph" w:default="1" w:styleId="Normal">
     <w:name w:val="Normal"/>
     <w:qFormat/>
     <w:rsid w:val="009B35DD"/>
@@ -10937,11 +10834,11 @@
       <w:widowControl w:val="0"/>
     </w:pPr>
   </w:style>
-  <w:style w:type="paragraph" w:styleId="1">
+  <w:style w:type="paragraph" w:styleId="Heading1">
     <w:name w:val="heading 1"/>
-    <w:basedOn w:val="a"/>
-    <w:next w:val="a"/>
-    <w:link w:val="10"/>
+    <w:basedOn w:val="Normal"/>
+    <w:next w:val="Normal"/>
+    <w:link w:val="Heading1Char"/>
     <w:uiPriority w:val="9"/>
     <w:qFormat/>
     <w:rsid w:val="004B1D72"/>
@@ -10959,11 +10856,11 @@
       <w:szCs w:val="44"/>
     </w:rPr>
   </w:style>
-  <w:style w:type="paragraph" w:styleId="2">
+  <w:style w:type="paragraph" w:styleId="Heading2">
     <w:name w:val="heading 2"/>
-    <w:basedOn w:val="a"/>
-    <w:next w:val="a"/>
-    <w:link w:val="20"/>
+    <w:basedOn w:val="Normal"/>
+    <w:next w:val="Normal"/>
+    <w:link w:val="Heading2Char"/>
     <w:uiPriority w:val="9"/>
     <w:unhideWhenUsed/>
     <w:qFormat/>
@@ -10985,11 +10882,11 @@
       <w:szCs w:val="32"/>
     </w:rPr>
   </w:style>
-  <w:style w:type="paragraph" w:styleId="3">
+  <w:style w:type="paragraph" w:styleId="Heading3">
     <w:name w:val="heading 3"/>
-    <w:basedOn w:val="a"/>
-    <w:next w:val="a"/>
-    <w:link w:val="30"/>
+    <w:basedOn w:val="Normal"/>
+    <w:next w:val="Normal"/>
+    <w:link w:val="Heading3Char"/>
     <w:uiPriority w:val="9"/>
     <w:unhideWhenUsed/>
     <w:qFormat/>
@@ -11010,11 +10907,11 @@
       <w:szCs w:val="32"/>
     </w:rPr>
   </w:style>
-  <w:style w:type="paragraph" w:styleId="4">
+  <w:style w:type="paragraph" w:styleId="Heading4">
     <w:name w:val="heading 4"/>
-    <w:basedOn w:val="a"/>
-    <w:next w:val="a"/>
-    <w:link w:val="40"/>
+    <w:basedOn w:val="Normal"/>
+    <w:next w:val="Normal"/>
+    <w:link w:val="Heading4Char"/>
     <w:uiPriority w:val="9"/>
     <w:unhideWhenUsed/>
     <w:qFormat/>
@@ -11033,17 +10930,18 @@
       <w:szCs w:val="28"/>
     </w:rPr>
   </w:style>
-  <w:style w:type="character" w:default="1" w:styleId="a0">
+  <w:style w:type="character" w:default="1" w:styleId="DefaultParagraphFont">
     <w:name w:val="Default Paragraph Font"/>
     <w:uiPriority w:val="1"/>
     <w:semiHidden/>
     <w:unhideWhenUsed/>
   </w:style>
-  <w:style w:type="table" w:default="1" w:styleId="a1">
+  <w:style w:type="table" w:default="1" w:styleId="TableNormal">
     <w:name w:val="Normal Table"/>
     <w:uiPriority w:val="99"/>
     <w:semiHidden/>
     <w:unhideWhenUsed/>
+    <w:qFormat/>
     <w:tblPr>
       <w:tblInd w:w="0" w:type="dxa"/>
       <w:tblCellMar>
@@ -11054,16 +10952,16 @@
       </w:tblCellMar>
     </w:tblPr>
   </w:style>
-  <w:style w:type="numbering" w:default="1" w:styleId="a2">
+  <w:style w:type="numbering" w:default="1" w:styleId="NoList">
     <w:name w:val="No List"/>
     <w:uiPriority w:val="99"/>
     <w:semiHidden/>
     <w:unhideWhenUsed/>
   </w:style>
-  <w:style w:type="paragraph" w:styleId="a3">
+  <w:style w:type="paragraph" w:styleId="Header">
     <w:name w:val="header"/>
-    <w:basedOn w:val="a"/>
-    <w:link w:val="a4"/>
+    <w:basedOn w:val="Normal"/>
+    <w:link w:val="HeaderChar"/>
     <w:uiPriority w:val="99"/>
     <w:unhideWhenUsed/>
     <w:rsid w:val="00210B6B"/>
@@ -11083,10 +10981,10 @@
       <w:szCs w:val="18"/>
     </w:rPr>
   </w:style>
-  <w:style w:type="character" w:customStyle="1" w:styleId="a4">
-    <w:name w:val="页眉 字符"/>
-    <w:basedOn w:val="a0"/>
-    <w:link w:val="a3"/>
+  <w:style w:type="character" w:customStyle="1" w:styleId="HeaderChar">
+    <w:name w:val="Header Char"/>
+    <w:basedOn w:val="DefaultParagraphFont"/>
+    <w:link w:val="Header"/>
     <w:uiPriority w:val="99"/>
     <w:rsid w:val="00210B6B"/>
     <w:rPr>
@@ -11094,10 +10992,10 @@
       <w:szCs w:val="18"/>
     </w:rPr>
   </w:style>
-  <w:style w:type="paragraph" w:styleId="a5">
+  <w:style w:type="paragraph" w:styleId="Footer">
     <w:name w:val="footer"/>
-    <w:basedOn w:val="a"/>
-    <w:link w:val="a6"/>
+    <w:basedOn w:val="Normal"/>
+    <w:link w:val="FooterChar"/>
     <w:uiPriority w:val="99"/>
     <w:unhideWhenUsed/>
     <w:rsid w:val="00210B6B"/>
@@ -11114,10 +11012,10 @@
       <w:szCs w:val="18"/>
     </w:rPr>
   </w:style>
-  <w:style w:type="character" w:customStyle="1" w:styleId="a6">
-    <w:name w:val="页脚 字符"/>
-    <w:basedOn w:val="a0"/>
-    <w:link w:val="a5"/>
+  <w:style w:type="character" w:customStyle="1" w:styleId="FooterChar">
+    <w:name w:val="Footer Char"/>
+    <w:basedOn w:val="DefaultParagraphFont"/>
+    <w:link w:val="Footer"/>
     <w:uiPriority w:val="99"/>
     <w:rsid w:val="00210B6B"/>
     <w:rPr>
@@ -11125,10 +11023,10 @@
       <w:szCs w:val="18"/>
     </w:rPr>
   </w:style>
-  <w:style w:type="character" w:customStyle="1" w:styleId="10">
-    <w:name w:val="标题 1 字符"/>
-    <w:basedOn w:val="a0"/>
-    <w:link w:val="1"/>
+  <w:style w:type="character" w:customStyle="1" w:styleId="Heading1Char">
+    <w:name w:val="Heading 1 Char"/>
+    <w:basedOn w:val="DefaultParagraphFont"/>
+    <w:link w:val="Heading1"/>
     <w:uiPriority w:val="9"/>
     <w:rsid w:val="004B1D72"/>
     <w:rPr>
@@ -11139,10 +11037,10 @@
       <w:szCs w:val="44"/>
     </w:rPr>
   </w:style>
-  <w:style w:type="character" w:customStyle="1" w:styleId="20">
-    <w:name w:val="标题 2 字符"/>
-    <w:basedOn w:val="a0"/>
-    <w:link w:val="2"/>
+  <w:style w:type="character" w:customStyle="1" w:styleId="Heading2Char">
+    <w:name w:val="Heading 2 Char"/>
+    <w:basedOn w:val="DefaultParagraphFont"/>
+    <w:link w:val="Heading2"/>
     <w:uiPriority w:val="9"/>
     <w:rsid w:val="004B1D72"/>
     <w:rPr>
@@ -11153,10 +11051,10 @@
       <w:szCs w:val="32"/>
     </w:rPr>
   </w:style>
-  <w:style w:type="character" w:customStyle="1" w:styleId="30">
-    <w:name w:val="标题 3 字符"/>
-    <w:basedOn w:val="a0"/>
-    <w:link w:val="3"/>
+  <w:style w:type="character" w:customStyle="1" w:styleId="Heading3Char">
+    <w:name w:val="Heading 3 Char"/>
+    <w:basedOn w:val="DefaultParagraphFont"/>
+    <w:link w:val="Heading3"/>
     <w:uiPriority w:val="9"/>
     <w:rsid w:val="004B1D72"/>
     <w:rPr>
@@ -11166,10 +11064,10 @@
       <w:szCs w:val="32"/>
     </w:rPr>
   </w:style>
-  <w:style w:type="character" w:customStyle="1" w:styleId="40">
-    <w:name w:val="标题 4 字符"/>
-    <w:basedOn w:val="a0"/>
-    <w:link w:val="4"/>
+  <w:style w:type="character" w:customStyle="1" w:styleId="Heading4Char">
+    <w:name w:val="Heading 4 Char"/>
+    <w:basedOn w:val="DefaultParagraphFont"/>
+    <w:link w:val="Heading4"/>
     <w:uiPriority w:val="9"/>
     <w:rsid w:val="004B1D72"/>
     <w:rPr>
@@ -11180,10 +11078,10 @@
       <w:szCs w:val="28"/>
     </w:rPr>
   </w:style>
-  <w:style w:type="paragraph" w:styleId="a7">
+  <w:style w:type="paragraph" w:styleId="DocumentMap">
     <w:name w:val="Document Map"/>
-    <w:basedOn w:val="a"/>
-    <w:link w:val="a8"/>
+    <w:basedOn w:val="Normal"/>
+    <w:link w:val="DocumentMapChar"/>
     <w:uiPriority w:val="99"/>
     <w:semiHidden/>
     <w:unhideWhenUsed/>
@@ -11194,10 +11092,10 @@
       <w:szCs w:val="16"/>
     </w:rPr>
   </w:style>
-  <w:style w:type="character" w:customStyle="1" w:styleId="a8">
-    <w:name w:val="文档结构图 字符"/>
-    <w:basedOn w:val="a0"/>
-    <w:link w:val="a7"/>
+  <w:style w:type="character" w:customStyle="1" w:styleId="DocumentMapChar">
+    <w:name w:val="Document Map Char"/>
+    <w:basedOn w:val="DefaultParagraphFont"/>
+    <w:link w:val="DocumentMap"/>
     <w:uiPriority w:val="99"/>
     <w:semiHidden/>
     <w:rsid w:val="004B1D72"/>
@@ -11207,12 +11105,13 @@
       <w:szCs w:val="16"/>
     </w:rPr>
   </w:style>
-  <w:style w:type="table" w:styleId="a9">
+  <w:style w:type="table" w:styleId="TableGrid">
     <w:name w:val="Table Grid"/>
-    <w:basedOn w:val="a1"/>
+    <w:basedOn w:val="TableNormal"/>
     <w:uiPriority w:val="59"/>
     <w:rsid w:val="00FD27D2"/>
     <w:tblPr>
+      <w:tblInd w:w="0" w:type="dxa"/>
       <w:tblBorders>
         <w:top w:val="single" w:sz="4" w:space="0" w:color="000000" w:themeColor="text1"/>
         <w:left w:val="single" w:sz="4" w:space="0" w:color="000000" w:themeColor="text1"/>
@@ -11221,11 +11120,17 @@
         <w:insideH w:val="single" w:sz="4" w:space="0" w:color="000000" w:themeColor="text1"/>
         <w:insideV w:val="single" w:sz="4" w:space="0" w:color="000000" w:themeColor="text1"/>
       </w:tblBorders>
+      <w:tblCellMar>
+        <w:top w:w="0" w:type="dxa"/>
+        <w:left w:w="108" w:type="dxa"/>
+        <w:bottom w:w="0" w:type="dxa"/>
+        <w:right w:w="108" w:type="dxa"/>
+      </w:tblCellMar>
     </w:tblPr>
   </w:style>
-  <w:style w:type="paragraph" w:styleId="aa">
+  <w:style w:type="paragraph" w:styleId="ListParagraph">
     <w:name w:val="List Paragraph"/>
-    <w:basedOn w:val="a"/>
+    <w:basedOn w:val="Normal"/>
     <w:uiPriority w:val="34"/>
     <w:qFormat/>
     <w:rsid w:val="006E7F0B"/>
@@ -11233,11 +11138,11 @@
       <w:ind w:firstLineChars="200" w:firstLine="420"/>
     </w:pPr>
   </w:style>
-  <w:style w:type="paragraph" w:styleId="ab">
+  <w:style w:type="paragraph" w:styleId="Title">
     <w:name w:val="Title"/>
-    <w:basedOn w:val="a"/>
-    <w:next w:val="a"/>
-    <w:link w:val="ac"/>
+    <w:basedOn w:val="Normal"/>
+    <w:next w:val="Normal"/>
+    <w:link w:val="TitleChar"/>
     <w:uiPriority w:val="10"/>
     <w:qFormat/>
     <w:rsid w:val="002B0E83"/>
@@ -11254,10 +11159,10 @@
       <w:szCs w:val="32"/>
     </w:rPr>
   </w:style>
-  <w:style w:type="character" w:customStyle="1" w:styleId="ac">
-    <w:name w:val="标题 字符"/>
-    <w:basedOn w:val="a0"/>
-    <w:link w:val="ab"/>
+  <w:style w:type="character" w:customStyle="1" w:styleId="TitleChar">
+    <w:name w:val="Title Char"/>
+    <w:basedOn w:val="DefaultParagraphFont"/>
+    <w:link w:val="Title"/>
     <w:uiPriority w:val="10"/>
     <w:rsid w:val="002B0E83"/>
     <w:rPr>
@@ -11268,10 +11173,10 @@
       <w:szCs w:val="32"/>
     </w:rPr>
   </w:style>
-  <w:style w:type="paragraph" w:styleId="ad">
+  <w:style w:type="paragraph" w:styleId="BalloonText">
     <w:name w:val="Balloon Text"/>
-    <w:basedOn w:val="a"/>
-    <w:link w:val="ae"/>
+    <w:basedOn w:val="Normal"/>
+    <w:link w:val="BalloonTextChar"/>
     <w:uiPriority w:val="99"/>
     <w:semiHidden/>
     <w:unhideWhenUsed/>
@@ -11281,10 +11186,10 @@
       <w:szCs w:val="16"/>
     </w:rPr>
   </w:style>
-  <w:style w:type="character" w:customStyle="1" w:styleId="ae">
-    <w:name w:val="批注框文本 字符"/>
-    <w:basedOn w:val="a0"/>
-    <w:link w:val="ad"/>
+  <w:style w:type="character" w:customStyle="1" w:styleId="BalloonTextChar">
+    <w:name w:val="Balloon Text Char"/>
+    <w:basedOn w:val="DefaultParagraphFont"/>
+    <w:link w:val="BalloonText"/>
     <w:uiPriority w:val="99"/>
     <w:semiHidden/>
     <w:rsid w:val="00F138D7"/>
@@ -11293,9 +11198,9 @@
       <w:szCs w:val="16"/>
     </w:rPr>
   </w:style>
-  <w:style w:type="character" w:styleId="af">
+  <w:style w:type="character" w:styleId="CommentReference">
     <w:name w:val="annotation reference"/>
-    <w:basedOn w:val="a0"/>
+    <w:basedOn w:val="DefaultParagraphFont"/>
     <w:uiPriority w:val="99"/>
     <w:semiHidden/>
     <w:unhideWhenUsed/>
@@ -11305,10 +11210,10 @@
       <w:szCs w:val="21"/>
     </w:rPr>
   </w:style>
-  <w:style w:type="paragraph" w:styleId="af0">
+  <w:style w:type="paragraph" w:styleId="CommentText">
     <w:name w:val="annotation text"/>
-    <w:basedOn w:val="a"/>
-    <w:link w:val="af1"/>
+    <w:basedOn w:val="Normal"/>
+    <w:link w:val="CommentTextChar"/>
     <w:uiPriority w:val="99"/>
     <w:semiHidden/>
     <w:unhideWhenUsed/>
@@ -11317,19 +11222,19 @@
       <w:jc w:val="left"/>
     </w:pPr>
   </w:style>
-  <w:style w:type="character" w:customStyle="1" w:styleId="af1">
-    <w:name w:val="批注文字 字符"/>
-    <w:basedOn w:val="a0"/>
-    <w:link w:val="af0"/>
+  <w:style w:type="character" w:customStyle="1" w:styleId="CommentTextChar">
+    <w:name w:val="Comment Text Char"/>
+    <w:basedOn w:val="DefaultParagraphFont"/>
+    <w:link w:val="CommentText"/>
     <w:uiPriority w:val="99"/>
     <w:semiHidden/>
     <w:rsid w:val="00603950"/>
   </w:style>
-  <w:style w:type="paragraph" w:styleId="af2">
+  <w:style w:type="paragraph" w:styleId="CommentSubject">
     <w:name w:val="annotation subject"/>
-    <w:basedOn w:val="af0"/>
-    <w:next w:val="af0"/>
-    <w:link w:val="af3"/>
+    <w:basedOn w:val="CommentText"/>
+    <w:next w:val="CommentText"/>
+    <w:link w:val="CommentSubjectChar"/>
     <w:uiPriority w:val="99"/>
     <w:semiHidden/>
     <w:unhideWhenUsed/>
@@ -11339,10 +11244,10 @@
       <w:bCs/>
     </w:rPr>
   </w:style>
-  <w:style w:type="character" w:customStyle="1" w:styleId="af3">
-    <w:name w:val="批注主题 字符"/>
-    <w:basedOn w:val="af1"/>
-    <w:link w:val="af2"/>
+  <w:style w:type="character" w:customStyle="1" w:styleId="CommentSubjectChar">
+    <w:name w:val="Comment Subject Char"/>
+    <w:basedOn w:val="CommentTextChar"/>
+    <w:link w:val="CommentSubject"/>
     <w:uiPriority w:val="99"/>
     <w:semiHidden/>
     <w:rsid w:val="00603950"/>

--- a/internal_doc/03.开发设计/Story-password调整方案.docx
+++ b/internal_doc/03.开发设计/Story-password调整方案.docx
@@ -1783,7 +1783,19 @@
         <w:rPr>
           <w:rFonts w:hint="eastAsia"/>
         </w:rPr>
-        <w:t>在没有输入密码的情况下，则提示输入密码</w:t>
+        <w:t>在没有输入密码的情况下，则提示</w:t>
+      </w:r>
+      <w:r>
+        <w:rPr>
+          <w:rFonts w:hint="eastAsia"/>
+        </w:rPr>
+        <w:t>交互式</w:t>
+      </w:r>
+      <w:r>
+        <w:rPr>
+          <w:rFonts w:hint="eastAsia"/>
+        </w:rPr>
+        <w:t>输入密码</w:t>
       </w:r>
       <w:r>
         <w:rPr>
@@ -3714,7 +3726,19 @@
         <w:t>传统方式连接</w:t>
       </w:r>
     </w:p>
-    <w:p/>
+    <w:p>
+      <w:pPr>
+        <w:rPr>
+          <w:rFonts w:hint="eastAsia"/>
+        </w:rPr>
+      </w:pPr>
+      <w:r>
+        <w:tab/>
+      </w:r>
+      <w:r>
+        <w:tab/>
+      </w:r>
+    </w:p>
     <w:p>
       <w:pPr>
         <w:pStyle w:val="aa"/>
@@ -3998,151 +4022,8 @@
       </w:r>
     </w:p>
     <w:p>
-      <w:pPr>
-        <w:pStyle w:val="aa"/>
-        <w:ind w:left="1260" w:firstLineChars="0" w:firstLine="0"/>
-      </w:pPr>
-      <w:r>
-        <w:rPr>
-          <w:rFonts w:hint="eastAsia"/>
-        </w:rPr>
-        <w:t>增加函数：</w:t>
-      </w:r>
-      <w:r>
-        <w:t>INT32 S</w:t>
-      </w:r>
-      <w:r>
-        <w:rPr>
-          <w:rFonts w:hint="eastAsia"/>
-        </w:rPr>
-        <w:t>db</w:t>
-      </w:r>
-      <w:r>
-        <w:t>UseCipherFile(sdbConnectionHandle cHandle, const CHAR *path, const CHAR *token);</w:t>
-      </w:r>
-    </w:p>
-    <w:p>
-      <w:pPr>
-        <w:pStyle w:val="aa"/>
-        <w:ind w:left="1260" w:firstLineChars="0" w:firstLine="0"/>
-      </w:pPr>
-      <w:r>
-        <w:t xml:space="preserve">          </w:t>
-      </w:r>
-      <w:r>
-        <w:rPr>
-          <w:rFonts w:hint="eastAsia"/>
-        </w:rPr>
-        <w:t>定义在</w:t>
-      </w:r>
-      <w:r>
-        <w:rPr>
-          <w:rFonts w:hint="eastAsia"/>
-        </w:rPr>
-        <w:t>client.h</w:t>
-      </w:r>
-    </w:p>
-    <w:p>
-      <w:pPr>
-        <w:pStyle w:val="aa"/>
-        <w:ind w:left="1260" w:firstLineChars="0" w:firstLine="0"/>
-      </w:pPr>
-      <w:r>
-        <w:rPr>
-          <w:rFonts w:hint="eastAsia"/>
-        </w:rPr>
-        <w:t>增加</w:t>
-      </w:r>
-      <w:r>
-        <w:rPr>
-          <w:rFonts w:hint="eastAsia"/>
-        </w:rPr>
-        <w:t>局部静态</w:t>
-      </w:r>
-      <w:r>
-        <w:rPr>
-          <w:rFonts w:hint="eastAsia"/>
-        </w:rPr>
-        <w:t>变量：</w:t>
-      </w:r>
-      <w:r>
-        <w:rPr>
-          <w:rFonts w:hint="eastAsia"/>
-        </w:rPr>
-        <w:t>static CHAR</w:t>
-      </w:r>
-      <w:r>
-        <w:t xml:space="preserve"> cipherFilePath</w:t>
-      </w:r>
-      <w:r>
-        <w:rPr>
-          <w:rFonts w:hint="eastAsia"/>
-        </w:rPr>
-        <w:t>[</w:t>
-      </w:r>
-      <w:r>
-        <w:t>MAX</w:t>
-      </w:r>
-      <w:r>
-        <w:t>_CIPHERFILE_PATH_SIZE</w:t>
-      </w:r>
-      <w:r>
-        <w:rPr>
-          <w:rFonts w:hint="eastAsia"/>
-        </w:rPr>
-        <w:t>]</w:t>
-      </w:r>
-      <w:r>
-        <w:t>;</w:t>
-      </w:r>
-    </w:p>
-    <w:p>
-      <w:pPr>
-        <w:pStyle w:val="aa"/>
-        <w:ind w:left="1260" w:firstLineChars="0" w:firstLine="0"/>
-      </w:pPr>
-      <w:r>
-        <w:t xml:space="preserve">              </w:t>
-      </w:r>
-      <w:r>
-        <w:t xml:space="preserve">    </w:t>
-      </w:r>
-      <w:r>
-        <w:rPr>
-          <w:rFonts w:hint="eastAsia"/>
-        </w:rPr>
-        <w:t>s</w:t>
-      </w:r>
-      <w:r>
-        <w:t>tatic CHAR</w:t>
-      </w:r>
-      <w:r>
-        <w:t xml:space="preserve"> cipherFileToken</w:t>
-      </w:r>
-      <w:r>
-        <w:rPr>
-          <w:rFonts w:hint="eastAsia"/>
-        </w:rPr>
-        <w:t>[</w:t>
-      </w:r>
-      <w:r>
-        <w:t>MAX_CIPHERFILE_TOKEN_SIZE</w:t>
-      </w:r>
-      <w:r>
-        <w:rPr>
-          <w:rFonts w:hint="eastAsia"/>
-        </w:rPr>
-        <w:t>]</w:t>
-      </w:r>
-      <w:r>
-        <w:t>;</w:t>
-      </w:r>
-    </w:p>
-    <w:p>
-      <w:pPr>
-        <w:pStyle w:val="aa"/>
-        <w:ind w:left="1260" w:firstLineChars="0" w:firstLine="0"/>
-      </w:pPr>
+      <w:bookmarkStart w:id="0" w:name="_GoBack"/>
+      <w:bookmarkEnd w:id="0"/>
       <w:r>
         <w:tab/>
       </w:r>
@@ -4152,104 +4033,663 @@
       <w:r>
         <w:tab/>
       </w:r>
-      <w:r>
-        <w:tab/>
-        <w:t xml:space="preserve">  </w:t>
-      </w:r>
-      <w:r>
-        <w:rPr>
-          <w:rFonts w:hint="eastAsia"/>
-        </w:rPr>
-        <w:t>定义在</w:t>
-      </w:r>
-      <w:r>
-        <w:rPr>
-          <w:rFonts w:hint="eastAsia"/>
-        </w:rPr>
-        <w:t>client.c</w:t>
-      </w:r>
-    </w:p>
-    <w:p>
-      <w:pPr>
-        <w:pStyle w:val="aa"/>
-        <w:ind w:left="1260" w:firstLineChars="0" w:firstLine="0"/>
-      </w:pPr>
-      <w:r>
-        <w:rPr>
-          <w:rFonts w:hint="eastAsia"/>
-        </w:rPr>
-        <w:t>增加宏：</w:t>
-      </w:r>
-      <w:r>
-        <w:rPr>
-          <w:rFonts w:hint="eastAsia"/>
-        </w:rPr>
-        <w:t xml:space="preserve">#define </w:t>
-      </w:r>
-      <w:r>
-        <w:t xml:space="preserve">CLIENT_MAX_ </w:t>
-      </w:r>
-      <w:r>
-        <w:t>CIPHERFILE</w:t>
-      </w:r>
-      <w:r>
-        <w:t>_</w:t>
-      </w:r>
-      <w:r>
-        <w:t>PATH</w:t>
-      </w:r>
-      <w:r>
-        <w:t xml:space="preserve"> 255</w:t>
-      </w:r>
-    </w:p>
-    <w:p>
-      <w:pPr>
-        <w:ind w:firstLineChars="850" w:firstLine="1785"/>
-      </w:pPr>
-      <w:r>
-        <w:t xml:space="preserve">#define </w:t>
-      </w:r>
-      <w:r>
-        <w:t xml:space="preserve">CLIENT_MAX_ </w:t>
-      </w:r>
-      <w:r>
-        <w:t>CIPHERFILE</w:t>
-      </w:r>
-      <w:r>
-        <w:t>_</w:t>
-      </w:r>
-      <w:r>
-        <w:t>TOKEN 255</w:t>
-      </w:r>
-    </w:p>
-    <w:p>
-      <w:pPr>
-        <w:ind w:firstLineChars="850" w:firstLine="1785"/>
-      </w:pPr>
-      <w:r>
-        <w:rPr>
-          <w:rFonts w:hint="eastAsia"/>
-        </w:rPr>
-        <w:t>定义在</w:t>
-      </w:r>
-      <w:r>
-        <w:rPr>
-          <w:rFonts w:hint="eastAsia"/>
-        </w:rPr>
-        <w:t>client_internal.h</w:t>
-      </w:r>
-    </w:p>
-    <w:p>
-      <w:r>
-        <w:tab/>
-      </w:r>
-      <w:r>
-        <w:tab/>
-      </w:r>
-      <w:r>
-        <w:tab/>
-      </w:r>
-    </w:p>
+    </w:p>
+    <w:tbl>
+      <w:tblPr>
+        <w:tblStyle w:val="a9"/>
+        <w:tblW w:w="0" w:type="auto"/>
+        <w:tblInd w:w="357" w:type="dxa"/>
+        <w:tblLook w:val="04A0" w:firstRow="1" w:lastRow="0" w:firstColumn="1" w:lastColumn="0" w:noHBand="0" w:noVBand="1"/>
+      </w:tblPr>
+      <w:tblGrid>
+        <w:gridCol w:w="2840"/>
+        <w:gridCol w:w="5584"/>
+        <w:gridCol w:w="5812"/>
+        <w:gridCol w:w="1613"/>
+      </w:tblGrid>
+      <w:tr>
+        <w:tc>
+          <w:tcPr>
+            <w:tcW w:w="2840" w:type="dxa"/>
+          </w:tcPr>
+          <w:p>
+            <w:pPr>
+              <w:ind w:left="0"/>
+              <w:rPr>
+                <w:rFonts w:hint="eastAsia"/>
+              </w:rPr>
+            </w:pPr>
+            <w:r>
+              <w:rPr>
+                <w:rFonts w:hint="eastAsia"/>
+              </w:rPr>
+              <w:t>修改类型</w:t>
+            </w:r>
+          </w:p>
+        </w:tc>
+        <w:tc>
+          <w:tcPr>
+            <w:tcW w:w="5584" w:type="dxa"/>
+          </w:tcPr>
+          <w:p>
+            <w:pPr>
+              <w:ind w:left="0"/>
+              <w:rPr>
+                <w:rFonts w:hint="eastAsia"/>
+              </w:rPr>
+            </w:pPr>
+            <w:r>
+              <w:rPr>
+                <w:rFonts w:hint="eastAsia"/>
+              </w:rPr>
+              <w:t>修改名称</w:t>
+            </w:r>
+          </w:p>
+        </w:tc>
+        <w:tc>
+          <w:tcPr>
+            <w:tcW w:w="5812" w:type="dxa"/>
+          </w:tcPr>
+          <w:p>
+            <w:pPr>
+              <w:ind w:left="0"/>
+              <w:rPr>
+                <w:rFonts w:hint="eastAsia"/>
+              </w:rPr>
+            </w:pPr>
+            <w:r>
+              <w:rPr>
+                <w:rFonts w:hint="eastAsia"/>
+              </w:rPr>
+              <w:t>修改内容</w:t>
+            </w:r>
+          </w:p>
+        </w:tc>
+        <w:tc>
+          <w:tcPr>
+            <w:tcW w:w="1417" w:type="dxa"/>
+          </w:tcPr>
+          <w:p>
+            <w:pPr>
+              <w:ind w:left="0"/>
+              <w:rPr>
+                <w:rFonts w:hint="eastAsia"/>
+              </w:rPr>
+            </w:pPr>
+            <w:r>
+              <w:rPr>
+                <w:rFonts w:hint="eastAsia"/>
+              </w:rPr>
+              <w:t>修改位置</w:t>
+            </w:r>
+          </w:p>
+        </w:tc>
+      </w:tr>
+      <w:tr>
+        <w:tc>
+          <w:tcPr>
+            <w:tcW w:w="2840" w:type="dxa"/>
+          </w:tcPr>
+          <w:p>
+            <w:pPr>
+              <w:ind w:left="0"/>
+            </w:pPr>
+            <w:r>
+              <w:rPr>
+                <w:rFonts w:hint="eastAsia"/>
+              </w:rPr>
+              <w:t>增加宏</w:t>
+            </w:r>
+          </w:p>
+        </w:tc>
+        <w:tc>
+          <w:tcPr>
+            <w:tcW w:w="5584" w:type="dxa"/>
+          </w:tcPr>
+          <w:p>
+            <w:pPr>
+              <w:ind w:left="0"/>
+            </w:pPr>
+            <w:r>
+              <w:rPr>
+                <w:rFonts w:hint="eastAsia"/>
+              </w:rPr>
+              <w:t>SDB_CIPHER</w:t>
+            </w:r>
+          </w:p>
+        </w:tc>
+        <w:tc>
+          <w:tcPr>
+            <w:tcW w:w="5812" w:type="dxa"/>
+          </w:tcPr>
+          <w:p>
+            <w:pPr>
+              <w:ind w:left="0"/>
+            </w:pPr>
+            <w:r>
+              <w:rPr>
+                <w:rFonts w:hint="eastAsia"/>
+              </w:rPr>
+              <w:t>只有在编译定义了</w:t>
+            </w:r>
+            <w:r>
+              <w:rPr>
+                <w:rFonts w:hint="eastAsia"/>
+              </w:rPr>
+              <w:t>SDB_CIPHER</w:t>
+            </w:r>
+            <w:r>
+              <w:rPr>
+                <w:rFonts w:hint="eastAsia"/>
+              </w:rPr>
+              <w:t>时才在驱动中加入加解密代码。下列驱动修改都包裹在</w:t>
+            </w:r>
+            <w:r>
+              <w:rPr>
+                <w:rFonts w:hint="eastAsia"/>
+              </w:rPr>
+              <w:t>SDB_CIPHER</w:t>
+            </w:r>
+            <w:r>
+              <w:rPr>
+                <w:rFonts w:hint="eastAsia"/>
+              </w:rPr>
+              <w:t>中。</w:t>
+            </w:r>
+          </w:p>
+        </w:tc>
+        <w:tc>
+          <w:tcPr>
+            <w:tcW w:w="1417" w:type="dxa"/>
+          </w:tcPr>
+          <w:p>
+            <w:pPr>
+              <w:ind w:left="0"/>
+              <w:rPr>
+                <w:rFonts w:hint="eastAsia"/>
+              </w:rPr>
+            </w:pPr>
+            <w:r>
+              <w:rPr>
+                <w:rFonts w:hint="eastAsia"/>
+              </w:rPr>
+              <w:t>client.h</w:t>
+            </w:r>
+          </w:p>
+        </w:tc>
+      </w:tr>
+      <w:tr>
+        <w:tc>
+          <w:tcPr>
+            <w:tcW w:w="2840" w:type="dxa"/>
+          </w:tcPr>
+          <w:p>
+            <w:pPr>
+              <w:ind w:left="0"/>
+            </w:pPr>
+            <w:r>
+              <w:rPr>
+                <w:rFonts w:hint="eastAsia"/>
+              </w:rPr>
+              <w:t>增加函数</w:t>
+            </w:r>
+          </w:p>
+        </w:tc>
+        <w:tc>
+          <w:tcPr>
+            <w:tcW w:w="5584" w:type="dxa"/>
+          </w:tcPr>
+          <w:p>
+            <w:pPr>
+              <w:ind w:left="0"/>
+            </w:pPr>
+            <w:r>
+              <w:t>INT32 S</w:t>
+            </w:r>
+            <w:r>
+              <w:rPr>
+                <w:rFonts w:hint="eastAsia"/>
+              </w:rPr>
+              <w:t>db</w:t>
+            </w:r>
+            <w:r>
+              <w:t>UseCipherFile(sdbConnectionHandle cHandle, const CHAR *path, const CHAR *token)</w:t>
+            </w:r>
+          </w:p>
+        </w:tc>
+        <w:tc>
+          <w:tcPr>
+            <w:tcW w:w="5812" w:type="dxa"/>
+          </w:tcPr>
+          <w:p>
+            <w:pPr>
+              <w:ind w:left="0"/>
+            </w:pPr>
+            <w:r>
+              <w:rPr>
+                <w:rFonts w:hint="eastAsia"/>
+              </w:rPr>
+              <w:t>调用</w:t>
+            </w:r>
+            <w:r>
+              <w:t>S</w:t>
+            </w:r>
+            <w:r>
+              <w:rPr>
+                <w:rFonts w:hint="eastAsia"/>
+              </w:rPr>
+              <w:t>db</w:t>
+            </w:r>
+            <w:r>
+              <w:t>UseCipherFile()</w:t>
+            </w:r>
+            <w:r>
+              <w:rPr>
+                <w:rFonts w:hint="eastAsia"/>
+              </w:rPr>
+              <w:t>设置加密文件和</w:t>
+            </w:r>
+            <w:r>
+              <w:rPr>
+                <w:rFonts w:hint="eastAsia"/>
+              </w:rPr>
+              <w:t>token</w:t>
+            </w:r>
+            <w:r>
+              <w:rPr>
+                <w:rFonts w:hint="eastAsia"/>
+              </w:rPr>
+              <w:t>，保存在下面的静态变量中</w:t>
+            </w:r>
+          </w:p>
+        </w:tc>
+        <w:tc>
+          <w:tcPr>
+            <w:tcW w:w="1417" w:type="dxa"/>
+          </w:tcPr>
+          <w:p>
+            <w:pPr>
+              <w:ind w:left="0"/>
+            </w:pPr>
+            <w:r>
+              <w:rPr>
+                <w:rFonts w:hint="eastAsia"/>
+              </w:rPr>
+              <w:t>client.h</w:t>
+            </w:r>
+          </w:p>
+        </w:tc>
+      </w:tr>
+      <w:tr>
+        <w:tc>
+          <w:tcPr>
+            <w:tcW w:w="2840" w:type="dxa"/>
+          </w:tcPr>
+          <w:p>
+            <w:pPr>
+              <w:ind w:left="0"/>
+            </w:pPr>
+            <w:r>
+              <w:rPr>
+                <w:rFonts w:hint="eastAsia"/>
+              </w:rPr>
+              <w:t>增加局部静态变量</w:t>
+            </w:r>
+          </w:p>
+        </w:tc>
+        <w:tc>
+          <w:tcPr>
+            <w:tcW w:w="5584" w:type="dxa"/>
+          </w:tcPr>
+          <w:p>
+            <w:pPr>
+              <w:ind w:left="0"/>
+            </w:pPr>
+            <w:r>
+              <w:rPr>
+                <w:rFonts w:hint="eastAsia"/>
+              </w:rPr>
+              <w:t>static CHAR</w:t>
+            </w:r>
+            <w:r>
+              <w:t xml:space="preserve"> cipherFilePath</w:t>
+            </w:r>
+            <w:r>
+              <w:rPr>
+                <w:rFonts w:hint="eastAsia"/>
+              </w:rPr>
+              <w:t>[</w:t>
+            </w:r>
+            <w:r>
+              <w:t>MAX_CIPHERFILE_PATH_SIZE</w:t>
+            </w:r>
+            <w:r>
+              <w:rPr>
+                <w:rFonts w:hint="eastAsia"/>
+              </w:rPr>
+              <w:t>]</w:t>
+            </w:r>
+          </w:p>
+          <w:p>
+            <w:pPr>
+              <w:ind w:left="0"/>
+            </w:pPr>
+            <w:r>
+              <w:rPr>
+                <w:rFonts w:hint="eastAsia"/>
+              </w:rPr>
+              <w:t>s</w:t>
+            </w:r>
+            <w:r>
+              <w:t>tatic CHAR cipherFileToken</w:t>
+            </w:r>
+            <w:r>
+              <w:rPr>
+                <w:rFonts w:hint="eastAsia"/>
+              </w:rPr>
+              <w:t>[</w:t>
+            </w:r>
+            <w:r>
+              <w:t>MAX_CIPHERFILE_TOKEN_SIZE</w:t>
+            </w:r>
+            <w:r>
+              <w:rPr>
+                <w:rFonts w:hint="eastAsia"/>
+              </w:rPr>
+              <w:t>]</w:t>
+            </w:r>
+          </w:p>
+        </w:tc>
+        <w:tc>
+          <w:tcPr>
+            <w:tcW w:w="5812" w:type="dxa"/>
+          </w:tcPr>
+          <w:p>
+            <w:pPr>
+              <w:ind w:left="0"/>
+            </w:pPr>
+            <w:r>
+              <w:rPr>
+                <w:rFonts w:hint="eastAsia"/>
+              </w:rPr>
+              <w:t>存储加密文件路径</w:t>
+            </w:r>
+          </w:p>
+          <w:p>
+            <w:pPr>
+              <w:ind w:left="0"/>
+              <w:rPr>
+                <w:rFonts w:hint="eastAsia"/>
+              </w:rPr>
+            </w:pPr>
+            <w:r>
+              <w:rPr>
+                <w:rFonts w:hint="eastAsia"/>
+              </w:rPr>
+              <w:t>存储加密</w:t>
+            </w:r>
+            <w:r>
+              <w:rPr>
+                <w:rFonts w:hint="eastAsia"/>
+              </w:rPr>
+              <w:t>token</w:t>
+            </w:r>
+          </w:p>
+        </w:tc>
+        <w:tc>
+          <w:tcPr>
+            <w:tcW w:w="1417" w:type="dxa"/>
+          </w:tcPr>
+          <w:p>
+            <w:pPr>
+              <w:ind w:left="0"/>
+            </w:pPr>
+            <w:r>
+              <w:rPr>
+                <w:rFonts w:hint="eastAsia"/>
+              </w:rPr>
+              <w:t>client.c</w:t>
+            </w:r>
+          </w:p>
+        </w:tc>
+      </w:tr>
+      <w:tr>
+        <w:tc>
+          <w:tcPr>
+            <w:tcW w:w="2840" w:type="dxa"/>
+          </w:tcPr>
+          <w:p>
+            <w:pPr>
+              <w:ind w:left="0"/>
+            </w:pPr>
+            <w:r>
+              <w:rPr>
+                <w:rFonts w:hint="eastAsia"/>
+              </w:rPr>
+              <w:t>增加宏</w:t>
+            </w:r>
+          </w:p>
+        </w:tc>
+        <w:tc>
+          <w:tcPr>
+            <w:tcW w:w="5584" w:type="dxa"/>
+          </w:tcPr>
+          <w:p>
+            <w:pPr>
+              <w:ind w:left="0"/>
+            </w:pPr>
+            <w:r>
+              <w:rPr>
+                <w:rFonts w:hint="eastAsia"/>
+              </w:rPr>
+              <w:t xml:space="preserve">#define </w:t>
+            </w:r>
+            <w:r>
+              <w:t xml:space="preserve">CLIENT_MAX_ </w:t>
+            </w:r>
+            <w:r>
+              <w:t>CIPHERFILE_PATH 255</w:t>
+            </w:r>
+          </w:p>
+          <w:p>
+            <w:pPr>
+              <w:ind w:left="0"/>
+            </w:pPr>
+            <w:r>
+              <w:t xml:space="preserve">#define </w:t>
+            </w:r>
+            <w:r>
+              <w:t xml:space="preserve">CLIENT_MAX_ </w:t>
+            </w:r>
+            <w:r>
+              <w:t>CIPHERFILE_TOKEN 255</w:t>
+            </w:r>
+          </w:p>
+        </w:tc>
+        <w:tc>
+          <w:tcPr>
+            <w:tcW w:w="5812" w:type="dxa"/>
+          </w:tcPr>
+          <w:p>
+            <w:pPr>
+              <w:ind w:left="0"/>
+            </w:pPr>
+            <w:r>
+              <w:rPr>
+                <w:rFonts w:hint="eastAsia"/>
+              </w:rPr>
+              <w:t>控制加密文件路径长度</w:t>
+            </w:r>
+          </w:p>
+          <w:p>
+            <w:pPr>
+              <w:ind w:left="0"/>
+              <w:rPr>
+                <w:rFonts w:hint="eastAsia"/>
+              </w:rPr>
+            </w:pPr>
+            <w:r>
+              <w:rPr>
+                <w:rFonts w:hint="eastAsia"/>
+              </w:rPr>
+              <w:t>控制加密</w:t>
+            </w:r>
+            <w:r>
+              <w:rPr>
+                <w:rFonts w:hint="eastAsia"/>
+              </w:rPr>
+              <w:t>token</w:t>
+            </w:r>
+            <w:r>
+              <w:rPr>
+                <w:rFonts w:hint="eastAsia"/>
+              </w:rPr>
+              <w:t>长度</w:t>
+            </w:r>
+          </w:p>
+        </w:tc>
+        <w:tc>
+          <w:tcPr>
+            <w:tcW w:w="1417" w:type="dxa"/>
+          </w:tcPr>
+          <w:p>
+            <w:pPr>
+              <w:ind w:left="0"/>
+            </w:pPr>
+            <w:r>
+              <w:rPr>
+                <w:rFonts w:hint="eastAsia"/>
+              </w:rPr>
+              <w:t>client_internal.h</w:t>
+            </w:r>
+          </w:p>
+        </w:tc>
+      </w:tr>
+      <w:tr>
+        <w:tc>
+          <w:tcPr>
+            <w:tcW w:w="2840" w:type="dxa"/>
+          </w:tcPr>
+          <w:p>
+            <w:pPr>
+              <w:ind w:left="0"/>
+            </w:pPr>
+            <w:r>
+              <w:rPr>
+                <w:rFonts w:hint="eastAsia"/>
+              </w:rPr>
+              <w:t>修改函数</w:t>
+            </w:r>
+          </w:p>
+        </w:tc>
+        <w:tc>
+          <w:tcPr>
+            <w:tcW w:w="5584" w:type="dxa"/>
+          </w:tcPr>
+          <w:p>
+            <w:pPr>
+              <w:ind w:left="0"/>
+            </w:pPr>
+            <w:r>
+              <w:t xml:space="preserve">SDB_EXPORT INT32 sdbConnect1 ( const CHAR **pConnAddrs, INT32 arrSize,          </w:t>
+            </w:r>
+            <w:r>
+              <w:t xml:space="preserve">                              </w:t>
+            </w:r>
+            <w:r>
+              <w:t>const CHAR</w:t>
+            </w:r>
+            <w:r>
+              <w:t xml:space="preserve"> *pUsrName, const CHAR *pPasswd</w:t>
+            </w:r>
+            <w:r>
+              <w:t>,                                                   sdbConnectionHandle *handle )</w:t>
+            </w:r>
+          </w:p>
+        </w:tc>
+        <w:tc>
+          <w:tcPr>
+            <w:tcW w:w="5812" w:type="dxa"/>
+          </w:tcPr>
+          <w:p>
+            <w:pPr>
+              <w:ind w:left="0"/>
+            </w:pPr>
+            <w:r>
+              <w:rPr>
+                <w:rFonts w:hint="eastAsia"/>
+              </w:rPr>
+              <w:t>在该函数中，使用通过</w:t>
+            </w:r>
+            <w:r>
+              <w:t>S</w:t>
+            </w:r>
+            <w:r>
+              <w:rPr>
+                <w:rFonts w:hint="eastAsia"/>
+              </w:rPr>
+              <w:t>db</w:t>
+            </w:r>
+            <w:r>
+              <w:t>UseCipherFile()</w:t>
+            </w:r>
+            <w:r>
+              <w:rPr>
+                <w:rFonts w:hint="eastAsia"/>
+              </w:rPr>
+              <w:t>设置的加密文件和</w:t>
+            </w:r>
+            <w:r>
+              <w:rPr>
+                <w:rFonts w:hint="eastAsia"/>
+              </w:rPr>
+              <w:t>token</w:t>
+            </w:r>
+            <w:r>
+              <w:rPr>
+                <w:rFonts w:hint="eastAsia"/>
+              </w:rPr>
+              <w:t>，调用下面</w:t>
+            </w:r>
+            <w:r>
+              <w:rPr>
+                <w:rFonts w:hint="eastAsia"/>
+              </w:rPr>
+              <w:t>C</w:t>
+            </w:r>
+            <w:r>
+              <w:rPr>
+                <w:rFonts w:hint="eastAsia"/>
+              </w:rPr>
+              <w:t>解密库解密用户密码。</w:t>
+            </w:r>
+          </w:p>
+        </w:tc>
+        <w:tc>
+          <w:tcPr>
+            <w:tcW w:w="1417" w:type="dxa"/>
+          </w:tcPr>
+          <w:p>
+            <w:pPr>
+              <w:ind w:left="0"/>
+            </w:pPr>
+            <w:r>
+              <w:rPr>
+                <w:rFonts w:hint="eastAsia"/>
+              </w:rPr>
+              <w:t>已定义在</w:t>
+            </w:r>
+            <w:r>
+              <w:rPr>
+                <w:rFonts w:hint="eastAsia"/>
+              </w:rPr>
+              <w:t xml:space="preserve"> client.h</w:t>
+            </w:r>
+          </w:p>
+        </w:tc>
+      </w:tr>
+    </w:tbl>
+    <w:p/>
     <w:p>
       <w:pPr>
         <w:rPr>
@@ -4846,12 +5286,33 @@
       <w:pPr>
         <w:pStyle w:val="aa"/>
         <w:ind w:left="777" w:firstLineChars="0" w:firstLine="0"/>
-      </w:pPr>
-      <w:r>
-        <w:rPr>
-          <w:rFonts w:hint="eastAsia"/>
-        </w:rPr>
-        <w:t>添加</w:t>
+        <w:rPr>
+          <w:rFonts w:hint="eastAsia"/>
+        </w:rPr>
+      </w:pPr>
+      <w:r>
+        <w:rPr>
+          <w:rFonts w:hint="eastAsia"/>
+        </w:rPr>
+        <w:t>定义在</w:t>
+      </w:r>
+      <w:r>
+        <w:rPr>
+          <w:rFonts w:hint="eastAsia"/>
+        </w:rPr>
+        <w:t>client/cipher.h</w:t>
+      </w:r>
+      <w:r>
+        <w:rPr>
+          <w:rFonts w:hint="eastAsia"/>
+        </w:rPr>
+        <w:t>中，该头文件</w:t>
+      </w:r>
+      <w:r>
+        <w:rPr>
+          <w:rFonts w:hint="eastAsia"/>
+        </w:rPr>
+        <w:t>只有在编译定义了</w:t>
       </w:r>
       <w:r>
         <w:rPr>
@@ -4863,19 +5324,13 @@
         <w:rPr>
           <w:rFonts w:hint="eastAsia"/>
         </w:rPr>
-        <w:t>宏，只有在编译定义了</w:t>
-      </w:r>
-      <w:r>
-        <w:rPr>
-          <w:rFonts w:hint="eastAsia"/>
-        </w:rPr>
-        <w:t>SDB_CIPHER</w:t>
-      </w:r>
-      <w:r>
-        <w:rPr>
-          <w:rFonts w:hint="eastAsia"/>
-        </w:rPr>
-        <w:t>时才在驱动中加入加解密代码。</w:t>
+        <w:t>时</w:t>
+      </w:r>
+      <w:r>
+        <w:rPr>
+          <w:rFonts w:hint="eastAsia"/>
+        </w:rPr>
+        <w:t>才引用。</w:t>
       </w:r>
     </w:p>
     <w:p>
@@ -6022,8 +6477,6 @@
         </w:rPr>
         <w:t>字符串</w:t>
       </w:r>
-      <w:bookmarkStart w:id="0" w:name="_GoBack"/>
-      <w:bookmarkEnd w:id="0"/>
       <w:r>
         <w:rPr>
           <w:rFonts w:hint="eastAsia"/>
@@ -10864,7 +11317,7 @@
 </file>
 
 <file path=customXml/itemProps1.xml><?xml version="1.0" encoding="utf-8"?>
-<ds:datastoreItem xmlns:ds="http://schemas.openxmlformats.org/officeDocument/2006/customXml" ds:itemID="{B1913B49-76CE-4F0A-AAE2-691938E3214D}">
+<ds:datastoreItem xmlns:ds="http://schemas.openxmlformats.org/officeDocument/2006/customXml" ds:itemID="{6D1E13C7-8C0D-4177-85B7-A6642BB7F236}">
   <ds:schemaRefs>
     <ds:schemaRef ds:uri="http://schemas.openxmlformats.org/officeDocument/2006/bibliography"/>
   </ds:schemaRefs>

--- a/internal_doc/03.开发设计/Story-password调整方案.docx
+++ b/internal_doc/03.开发设计/Story-password调整方案.docx
@@ -440,6 +440,12 @@
               </w:rPr>
               <w:t>修改约定的密码输入回显方式</w:t>
             </w:r>
+            <w:r>
+              <w:rPr>
+                <w:rFonts w:hint="eastAsia"/>
+              </w:rPr>
+              <w:t>。</w:t>
+            </w:r>
           </w:p>
           <w:p>
             <w:pPr>
@@ -559,7 +565,13 @@
               <w:rPr>
                 <w:rFonts w:hint="eastAsia"/>
               </w:rPr>
-              <w:t>2018-08-04</w:t>
+              <w:t>2018-09</w:t>
+            </w:r>
+            <w:r>
+              <w:rPr>
+                <w:rFonts w:hint="eastAsia"/>
+              </w:rPr>
+              <w:t>-04</w:t>
             </w:r>
             <w:r>
               <w:t xml:space="preserve"> </w:t>
@@ -1828,13 +1840,31 @@
         <w:rPr>
           <w:rFonts w:hint="eastAsia"/>
         </w:rPr>
-        <w:t>在这种情况下才使用从</w:t>
-      </w:r>
-      <w:r>
-        <w:rPr>
-          <w:rFonts w:hint="eastAsia"/>
-        </w:rPr>
-        <w:t>ciper</w:t>
+        <w:t>在这种情况下才</w:t>
+      </w:r>
+      <w:r>
+        <w:rPr>
+          <w:rFonts w:hint="eastAsia"/>
+        </w:rPr>
+        <w:t>从</w:t>
+      </w:r>
+      <w:r>
+        <w:rPr>
+          <w:rFonts w:hint="eastAsia"/>
+        </w:rPr>
+        <w:t>cip</w:t>
+      </w:r>
+      <w:r>
+        <w:rPr>
+          <w:rFonts w:hint="eastAsia"/>
+        </w:rPr>
+        <w:t>h</w:t>
+      </w:r>
+      <w:r>
+        <w:rPr>
+          <w:rFonts w:hint="eastAsia"/>
+        </w:rPr>
+        <w:t>er</w:t>
       </w:r>
       <w:r>
         <w:rPr>
@@ -2845,7 +2875,13 @@
         <w:ind w:left="777" w:firstLineChars="0" w:firstLine="0"/>
       </w:pPr>
       <w:r>
-        <w:t>ronin:6182618261826182BD448E249E1D2F87</w:t>
+        <w:t>ronin:</w:t>
+      </w:r>
+      <w:r>
+        <w:t>123456</w:t>
+      </w:r>
+      <w:r>
+        <w:t>6182618261826182BD448E249E1D2F87</w:t>
       </w:r>
       <w:r>
         <w:t>\n</w:t>
@@ -2860,7 +2896,13 @@
         <w:t>david</w:t>
       </w:r>
       <w:r>
-        <w:t>:C8DFC8DFC8DFC8DF9F42A5B648D3859C</w:t>
+        <w:t>:</w:t>
+      </w:r>
+      <w:r>
+        <w:t>123456</w:t>
+      </w:r>
+      <w:r>
+        <w:t>C8DFC8DFC8DFC8DF9F42A5B648D3859C</w:t>
       </w:r>
       <w:r>
         <w:t>\n</w:t>
@@ -3229,10 +3271,10 @@
           <w:noProof/>
         </w:rPr>
         <w:drawing>
-          <wp:inline distT="0" distB="0" distL="0" distR="0" wp14:anchorId="378860AF" wp14:editId="05F1DAB1">
-            <wp:extent cx="5274310" cy="3138170"/>
-            <wp:effectExtent l="19050" t="0" r="2540" b="0"/>
-            <wp:docPr id="2" name="Picture 2" descr="Z:\upload\20180706105559453.jpg"/>
+          <wp:inline distT="0" distB="0" distL="0" distR="0" wp14:anchorId="36F812BA" wp14:editId="0C09A6E2">
+            <wp:extent cx="4181475" cy="2352675"/>
+            <wp:effectExtent l="0" t="0" r="9525" b="9525"/>
+            <wp:docPr id="8" name="图片 8"/>
             <wp:cNvGraphicFramePr>
               <a:graphicFrameLocks xmlns:a="http://schemas.openxmlformats.org/drawingml/2006/main" noChangeAspect="1"/>
             </wp:cNvGraphicFramePr>
@@ -3240,33 +3282,23 @@
               <a:graphicData uri="http://schemas.openxmlformats.org/drawingml/2006/picture">
                 <pic:pic xmlns:pic="http://schemas.openxmlformats.org/drawingml/2006/picture">
                   <pic:nvPicPr>
-                    <pic:cNvPr id="0" name="Picture 2" descr="Z:\upload\20180706105559453.jpg"/>
-                    <pic:cNvPicPr>
-                      <a:picLocks noChangeAspect="1" noChangeArrowheads="1"/>
-                    </pic:cNvPicPr>
+                    <pic:cNvPr id="1" name=""/>
+                    <pic:cNvPicPr/>
                   </pic:nvPicPr>
                   <pic:blipFill>
                     <a:blip r:embed="rId8"/>
-                    <a:srcRect/>
                     <a:stretch>
                       <a:fillRect/>
                     </a:stretch>
                   </pic:blipFill>
-                  <pic:spPr bwMode="auto">
+                  <pic:spPr>
                     <a:xfrm>
                       <a:off x="0" y="0"/>
-                      <a:ext cx="5274310" cy="3138170"/>
+                      <a:ext cx="4181475" cy="2352675"/>
                     </a:xfrm>
                     <a:prstGeom prst="rect">
                       <a:avLst/>
                     </a:prstGeom>
-                    <a:noFill/>
-                    <a:ln w="9525">
-                      <a:noFill/>
-                      <a:miter lim="800000"/>
-                      <a:headEnd/>
-                      <a:tailEnd/>
-                    </a:ln>
                   </pic:spPr>
                 </pic:pic>
               </a:graphicData>
@@ -3275,188 +3307,39 @@
         </w:drawing>
       </w:r>
     </w:p>
-    <w:tbl>
-      <w:tblPr>
-        <w:tblStyle w:val="a9"/>
-        <w:tblW w:w="0" w:type="auto"/>
-        <w:tblInd w:w="777" w:type="dxa"/>
-        <w:tblLook w:val="04A0" w:firstRow="1" w:lastRow="0" w:firstColumn="1" w:lastColumn="0" w:noHBand="0" w:noVBand="1"/>
-      </w:tblPr>
-      <w:tblGrid>
-        <w:gridCol w:w="3912"/>
-        <w:gridCol w:w="3833"/>
-      </w:tblGrid>
-      <w:tr>
-        <w:tc>
-          <w:tcPr>
-            <w:tcW w:w="3912" w:type="dxa"/>
-          </w:tcPr>
-          <w:p>
-            <w:pPr>
-              <w:pStyle w:val="aa"/>
-              <w:ind w:left="0" w:firstLineChars="0" w:firstLine="0"/>
-            </w:pPr>
-            <w:r>
-              <w:rPr>
-                <w:rFonts w:hint="eastAsia"/>
-              </w:rPr>
-              <w:t>类名</w:t>
-            </w:r>
-          </w:p>
-        </w:tc>
-        <w:tc>
-          <w:tcPr>
-            <w:tcW w:w="3833" w:type="dxa"/>
-          </w:tcPr>
-          <w:p>
-            <w:pPr>
-              <w:pStyle w:val="aa"/>
-              <w:ind w:left="0" w:firstLineChars="0" w:firstLine="0"/>
-            </w:pPr>
-            <w:r>
-              <w:rPr>
-                <w:rFonts w:hint="eastAsia"/>
-              </w:rPr>
-              <w:t>说明</w:t>
-            </w:r>
-          </w:p>
-        </w:tc>
-      </w:tr>
-      <w:tr>
-        <w:tc>
-          <w:tcPr>
-            <w:tcW w:w="3912" w:type="dxa"/>
-          </w:tcPr>
-          <w:p>
-            <w:pPr>
-              <w:pStyle w:val="aa"/>
-              <w:ind w:left="0" w:firstLineChars="0" w:firstLine="0"/>
-            </w:pPr>
-            <w:r>
-              <w:t>C</w:t>
-            </w:r>
-            <w:r>
-              <w:rPr>
-                <w:rFonts w:hint="eastAsia"/>
-              </w:rPr>
-              <w:t>ipherMgr</w:t>
-            </w:r>
-          </w:p>
-        </w:tc>
-        <w:tc>
-          <w:tcPr>
-            <w:tcW w:w="3833" w:type="dxa"/>
-          </w:tcPr>
-          <w:p>
-            <w:pPr>
-              <w:pStyle w:val="aa"/>
-              <w:ind w:left="0" w:firstLineChars="0" w:firstLine="0"/>
-            </w:pPr>
-            <w:r>
-              <w:rPr>
-                <w:rFonts w:hint="eastAsia"/>
-              </w:rPr>
-              <w:t>c</w:t>
-            </w:r>
-            <w:r>
-              <w:t xml:space="preserve">ipherMgr </w:t>
-            </w:r>
-            <w:r>
-              <w:rPr>
-                <w:rFonts w:hint="eastAsia"/>
-              </w:rPr>
-              <w:t>作为加密文件的内存抽象，承担两种职责：</w:t>
-            </w:r>
-          </w:p>
-          <w:p>
-            <w:pPr>
-              <w:pStyle w:val="aa"/>
-              <w:numPr>
-                <w:ilvl w:val="0"/>
-                <w:numId w:val="8"/>
-              </w:numPr>
-              <w:ind w:firstLineChars="0"/>
-            </w:pPr>
-            <w:r>
-              <w:rPr>
-                <w:rFonts w:hint="eastAsia"/>
-              </w:rPr>
-              <w:t>给</w:t>
-            </w:r>
-            <w:r>
-              <w:rPr>
-                <w:rFonts w:hint="eastAsia"/>
-              </w:rPr>
-              <w:t xml:space="preserve"> sdbpasswd </w:t>
-            </w:r>
-            <w:r>
-              <w:rPr>
-                <w:rFonts w:hint="eastAsia"/>
-              </w:rPr>
-              <w:t>工具提供向加密文件增删用户的功能；</w:t>
-            </w:r>
-          </w:p>
-          <w:p>
-            <w:pPr>
-              <w:pStyle w:val="aa"/>
-              <w:numPr>
-                <w:ilvl w:val="0"/>
-                <w:numId w:val="8"/>
-              </w:numPr>
-              <w:ind w:firstLineChars="0"/>
-            </w:pPr>
-            <w:r>
-              <w:rPr>
-                <w:rFonts w:hint="eastAsia"/>
-              </w:rPr>
-              <w:t>为</w:t>
-            </w:r>
-            <w:r>
-              <w:rPr>
-                <w:rFonts w:hint="eastAsia"/>
-              </w:rPr>
-              <w:t xml:space="preserve"> sdb </w:t>
-            </w:r>
-            <w:r>
-              <w:rPr>
-                <w:rFonts w:hint="eastAsia"/>
-              </w:rPr>
-              <w:t>其他工具提供连接时通过用户名</w:t>
-            </w:r>
-            <w:r>
-              <w:rPr>
-                <w:rFonts w:hint="eastAsia"/>
-              </w:rPr>
-              <w:t>和</w:t>
-            </w:r>
-            <w:r>
-              <w:rPr>
-                <w:rFonts w:hint="eastAsia"/>
-              </w:rPr>
-              <w:t>token</w:t>
-            </w:r>
-            <w:r>
-              <w:rPr>
-                <w:rFonts w:hint="eastAsia"/>
-              </w:rPr>
-              <w:t>获取解密后密码的功能；</w:t>
-            </w:r>
-          </w:p>
-        </w:tc>
-      </w:tr>
-    </w:tbl>
     <w:p>
       <w:pPr>
         <w:pStyle w:val="aa"/>
         <w:ind w:left="777" w:firstLineChars="0" w:firstLine="0"/>
       </w:pPr>
+    </w:p>
+    <w:p>
+      <w:pPr>
+        <w:pStyle w:val="aa"/>
+        <w:ind w:left="777" w:firstLineChars="0" w:firstLine="0"/>
+      </w:pPr>
+      <w:r>
+        <w:rPr>
+          <w:rFonts w:hint="eastAsia"/>
+        </w:rPr>
+        <w:t>c</w:t>
+      </w:r>
+      <w:r>
+        <w:t xml:space="preserve">ipherMgr </w:t>
+      </w:r>
+      <w:r>
+        <w:rPr>
+          <w:rFonts w:hint="eastAsia"/>
+        </w:rPr>
+        <w:t>作为加密文件的内存抽象，承担两种职责：</w:t>
+      </w:r>
     </w:p>
     <w:p>
       <w:pPr>
         <w:pStyle w:val="aa"/>
         <w:numPr>
           <w:ilvl w:val="0"/>
-          <w:numId w:val="5"/>
+          <w:numId w:val="8"/>
         </w:numPr>
         <w:ind w:firstLineChars="0"/>
       </w:pPr>
@@ -3464,19 +3347,19 @@
         <w:rPr>
           <w:rFonts w:hint="eastAsia"/>
         </w:rPr>
-        <w:t>表</w:t>
-      </w:r>
-      <w:r>
-        <w:rPr>
-          <w:rFonts w:hint="eastAsia"/>
-        </w:rPr>
-        <w:t>1</w:t>
-      </w:r>
-      <w:r>
-        <w:rPr>
-          <w:rFonts w:hint="eastAsia"/>
-        </w:rPr>
-        <w:t>数据库工具统一解密流程：</w:t>
+        <w:t>给</w:t>
+      </w:r>
+      <w:r>
+        <w:rPr>
+          <w:rFonts w:hint="eastAsia"/>
+        </w:rPr>
+        <w:t xml:space="preserve"> sdbpasswd </w:t>
+      </w:r>
+      <w:r>
+        <w:rPr>
+          <w:rFonts w:hint="eastAsia"/>
+        </w:rPr>
+        <w:t>工具提供向加密文件增删用户的功能；</w:t>
       </w:r>
     </w:p>
     <w:p>
@@ -3484,7 +3367,7 @@
         <w:pStyle w:val="aa"/>
         <w:numPr>
           <w:ilvl w:val="0"/>
-          <w:numId w:val="14"/>
+          <w:numId w:val="8"/>
         </w:numPr>
         <w:ind w:firstLineChars="0"/>
       </w:pPr>
@@ -3492,136 +3375,19 @@
         <w:rPr>
           <w:rFonts w:hint="eastAsia"/>
         </w:rPr>
-        <w:t>从用户命令行输入中提取出</w:t>
-      </w:r>
-      <w:r>
-        <w:rPr>
-          <w:rFonts w:hint="eastAsia"/>
-        </w:rPr>
-        <w:t xml:space="preserve"> user, password, cipherFile, token </w:t>
-      </w:r>
-      <w:r>
-        <w:rPr>
-          <w:rFonts w:hint="eastAsia"/>
-        </w:rPr>
-        <w:t>四个参数：</w:t>
-      </w:r>
-    </w:p>
-    <w:p>
-      <w:pPr>
-        <w:pStyle w:val="aa"/>
-        <w:ind w:left="1137" w:firstLineChars="0" w:firstLine="0"/>
-      </w:pPr>
-      <w:r>
-        <w:rPr>
-          <w:rFonts w:hint="eastAsia"/>
-        </w:rPr>
-        <w:t>若</w:t>
-      </w:r>
-      <w:r>
-        <w:rPr>
-          <w:rFonts w:hint="eastAsia"/>
-        </w:rPr>
-        <w:t>只</w:t>
-      </w:r>
-      <w:r>
-        <w:rPr>
-          <w:rFonts w:hint="eastAsia"/>
-        </w:rPr>
-        <w:t>存在</w:t>
-      </w:r>
-      <w:r>
-        <w:rPr>
-          <w:rFonts w:hint="eastAsia"/>
-        </w:rPr>
-        <w:t>user</w:t>
-      </w:r>
-      <w:r>
-        <w:rPr>
-          <w:rFonts w:hint="eastAsia"/>
-        </w:rPr>
-        <w:t>、</w:t>
-      </w:r>
-      <w:r>
-        <w:rPr>
-          <w:rFonts w:hint="eastAsia"/>
-        </w:rPr>
-        <w:t>password</w:t>
-      </w:r>
-      <w:r>
-        <w:rPr>
-          <w:rFonts w:hint="eastAsia"/>
-        </w:rPr>
-        <w:t>，直接传统方式连接；</w:t>
-      </w:r>
-    </w:p>
-    <w:p>
-      <w:pPr>
-        <w:pStyle w:val="aa"/>
-        <w:ind w:left="1137" w:firstLineChars="0" w:firstLine="0"/>
-        <w:rPr>
-          <w:rFonts w:hint="eastAsia"/>
-        </w:rPr>
-      </w:pPr>
-      <w:r>
-        <w:rPr>
-          <w:rFonts w:hint="eastAsia"/>
-        </w:rPr>
-        <w:t>若只存在</w:t>
-      </w:r>
-      <w:r>
-        <w:rPr>
-          <w:rFonts w:hint="eastAsia"/>
-        </w:rPr>
-        <w:t>user</w:t>
-      </w:r>
-      <w:r>
-        <w:rPr>
-          <w:rFonts w:hint="eastAsia"/>
-        </w:rPr>
-        <w:t>，交互提示输入密码，回归</w:t>
-      </w:r>
-      <w:r>
-        <w:rPr>
-          <w:rFonts w:hint="eastAsia"/>
-        </w:rPr>
-        <w:t>传统方式连接；</w:t>
-      </w:r>
-    </w:p>
-    <w:p>
-      <w:pPr>
-        <w:pStyle w:val="aa"/>
-        <w:ind w:left="1137" w:firstLineChars="0" w:firstLine="0"/>
-      </w:pPr>
-      <w:r>
-        <w:rPr>
-          <w:rFonts w:hint="eastAsia"/>
-        </w:rPr>
-        <w:t>若</w:t>
-      </w:r>
-      <w:r>
-        <w:rPr>
-          <w:rFonts w:hint="eastAsia"/>
-        </w:rPr>
-        <w:t>只</w:t>
-      </w:r>
-      <w:r>
-        <w:rPr>
-          <w:rFonts w:hint="eastAsia"/>
-        </w:rPr>
-        <w:t>存在</w:t>
-      </w:r>
-      <w:r>
-        <w:rPr>
-          <w:rFonts w:hint="eastAsia"/>
-        </w:rPr>
-        <w:t>user</w:t>
-      </w:r>
-      <w:r>
-        <w:rPr>
-          <w:rFonts w:hint="eastAsia"/>
-        </w:rPr>
-        <w:t>、</w:t>
+        <w:t>为</w:t>
+      </w:r>
+      <w:r>
+        <w:rPr>
+          <w:rFonts w:hint="eastAsia"/>
+        </w:rPr>
+        <w:t xml:space="preserve"> sdb </w:t>
+      </w:r>
+      <w:r>
+        <w:rPr>
+          <w:rFonts w:hint="eastAsia"/>
+        </w:rPr>
+        <w:t>其他工具提供连接时通过用户名和</w:t>
       </w:r>
       <w:r>
         <w:rPr>
@@ -3633,2634 +3399,26 @@
         <w:rPr>
           <w:rFonts w:hint="eastAsia"/>
         </w:rPr>
-        <w:t>，使用默认加密文件解密获得密码，回归传统方式连接；</w:t>
-      </w:r>
-    </w:p>
-    <w:p>
-      <w:pPr>
-        <w:pStyle w:val="aa"/>
-        <w:ind w:left="1137" w:firstLineChars="0" w:firstLine="0"/>
-        <w:rPr>
-          <w:rFonts w:hint="eastAsia"/>
-        </w:rPr>
-      </w:pPr>
-      <w:r>
-        <w:rPr>
-          <w:rFonts w:hint="eastAsia"/>
-        </w:rPr>
-        <w:t>若</w:t>
-      </w:r>
-      <w:r>
-        <w:rPr>
-          <w:rFonts w:hint="eastAsia"/>
-        </w:rPr>
-        <w:t>只</w:t>
-      </w:r>
-      <w:r>
-        <w:rPr>
-          <w:rFonts w:hint="eastAsia"/>
-        </w:rPr>
-        <w:t>存在</w:t>
-      </w:r>
-      <w:r>
-        <w:rPr>
-          <w:rFonts w:hint="eastAsia"/>
-        </w:rPr>
-        <w:t>user</w:t>
-      </w:r>
-      <w:r>
-        <w:rPr>
-          <w:rFonts w:hint="eastAsia"/>
-        </w:rPr>
-        <w:t>、</w:t>
-      </w:r>
-      <w:r>
-        <w:rPr>
-          <w:rFonts w:hint="eastAsia"/>
-        </w:rPr>
-        <w:t>token</w:t>
-      </w:r>
-      <w:r>
-        <w:rPr>
-          <w:rFonts w:hint="eastAsia"/>
-        </w:rPr>
-        <w:t>和</w:t>
-      </w:r>
-      <w:r>
-        <w:rPr>
-          <w:rFonts w:hint="eastAsia"/>
-        </w:rPr>
-        <w:t>cipher</w:t>
-      </w:r>
-      <w:r>
-        <w:t>File</w:t>
-      </w:r>
-      <w:r>
-        <w:rPr>
-          <w:rFonts w:hint="eastAsia"/>
-        </w:rPr>
-        <w:t>，使用</w:t>
-      </w:r>
-      <w:r>
-        <w:rPr>
-          <w:rFonts w:hint="eastAsia"/>
-        </w:rPr>
-        <w:t>cipherFile</w:t>
-      </w:r>
-      <w:r>
-        <w:rPr>
-          <w:rFonts w:hint="eastAsia"/>
-        </w:rPr>
-        <w:t>解密获得密码，</w:t>
-      </w:r>
-      <w:r>
-        <w:rPr>
-          <w:rFonts w:hint="eastAsia"/>
-        </w:rPr>
-        <w:t>回归</w:t>
-      </w:r>
-      <w:r>
-        <w:rPr>
-          <w:rFonts w:hint="eastAsia"/>
-        </w:rPr>
-        <w:t>传统方式连接</w:t>
-      </w:r>
-    </w:p>
-    <w:p>
-      <w:pPr>
-        <w:rPr>
-          <w:rFonts w:hint="eastAsia"/>
-        </w:rPr>
-      </w:pPr>
-      <w:r>
-        <w:tab/>
-      </w:r>
-      <w:r>
-        <w:tab/>
-      </w:r>
-    </w:p>
-    <w:p>
-      <w:pPr>
-        <w:pStyle w:val="aa"/>
-        <w:numPr>
-          <w:ilvl w:val="0"/>
-          <w:numId w:val="5"/>
-        </w:numPr>
-        <w:ind w:firstLineChars="0"/>
-      </w:pPr>
-      <w:r>
-        <w:t>P</w:t>
-      </w:r>
-      <w:r>
-        <w:rPr>
-          <w:rFonts w:hint="eastAsia"/>
-        </w:rPr>
-        <w:t xml:space="preserve">ostgres </w:t>
-      </w:r>
-      <w:r>
-        <w:t xml:space="preserve">fdw </w:t>
-      </w:r>
-      <w:r>
-        <w:rPr>
-          <w:rFonts w:hint="eastAsia"/>
-        </w:rPr>
-        <w:t>修改：</w:t>
-      </w:r>
-    </w:p>
-    <w:p>
-      <w:pPr>
-        <w:pStyle w:val="aa"/>
-        <w:ind w:left="777"/>
-      </w:pPr>
-      <w:r>
-        <w:t>sdbConnectionHandle sdbGetConnectionHandle( const char **serverList,</w:t>
-      </w:r>
-    </w:p>
-    <w:p>
-      <w:pPr>
-        <w:pStyle w:val="aa"/>
-        <w:ind w:left="777"/>
-      </w:pPr>
-      <w:r>
-        <w:t xml:space="preserve">            </w:t>
-      </w:r>
-      <w:r>
-        <w:t xml:space="preserve">                            </w:t>
-      </w:r>
-      <w:r>
-        <w:t>int serverNum,</w:t>
-      </w:r>
-    </w:p>
-    <w:p>
-      <w:pPr>
-        <w:pStyle w:val="aa"/>
-        <w:ind w:left="777"/>
-      </w:pPr>
-      <w:r>
-        <w:t xml:space="preserve">                   </w:t>
-      </w:r>
-      <w:r>
-        <w:t xml:space="preserve">                     </w:t>
-      </w:r>
-      <w:r>
-        <w:t>const char *usr,</w:t>
-      </w:r>
-    </w:p>
-    <w:p>
-      <w:pPr>
-        <w:pStyle w:val="aa"/>
-        <w:ind w:left="777"/>
-      </w:pPr>
-      <w:r>
-        <w:t xml:space="preserve">            </w:t>
-      </w:r>
-      <w:r>
-        <w:t xml:space="preserve">                            </w:t>
-      </w:r>
-      <w:r>
-        <w:t>const char *passwd,</w:t>
-      </w:r>
-    </w:p>
-    <w:p>
-      <w:pPr>
-        <w:pStyle w:val="aa"/>
-        <w:ind w:left="777"/>
-        <w:rPr>
-          <w:color w:val="C00000"/>
-        </w:rPr>
-      </w:pPr>
-      <w:r>
-        <w:t xml:space="preserve">                                       </w:t>
-      </w:r>
-      <w:r>
-        <w:rPr>
-          <w:color w:val="C00000"/>
-        </w:rPr>
-        <w:t xml:space="preserve"> const char *cipherFile,</w:t>
-      </w:r>
-    </w:p>
-    <w:p>
-      <w:pPr>
-        <w:pStyle w:val="aa"/>
-        <w:ind w:left="777"/>
-        <w:rPr>
-          <w:color w:val="C00000"/>
-        </w:rPr>
-      </w:pPr>
-      <w:r>
-        <w:t xml:space="preserve">                                        </w:t>
-      </w:r>
-      <w:r>
-        <w:rPr>
-          <w:color w:val="C00000"/>
-        </w:rPr>
-        <w:t>const char *token,</w:t>
-      </w:r>
-    </w:p>
-    <w:p>
-      <w:pPr>
-        <w:pStyle w:val="aa"/>
-        <w:ind w:left="777"/>
-      </w:pPr>
-      <w:r>
-        <w:t xml:space="preserve">            </w:t>
-      </w:r>
-      <w:r>
-        <w:t xml:space="preserve">                            </w:t>
-      </w:r>
-      <w:r>
-        <w:t>const char *preference_instance,</w:t>
-      </w:r>
-    </w:p>
-    <w:p>
-      <w:pPr>
-        <w:pStyle w:val="aa"/>
-        <w:ind w:left="777"/>
-      </w:pPr>
-      <w:r>
-        <w:t xml:space="preserve">            </w:t>
-      </w:r>
-      <w:r>
-        <w:t xml:space="preserve">                            </w:t>
-      </w:r>
-      <w:r>
-        <w:t>const char *preference_instance_mode,</w:t>
-      </w:r>
-    </w:p>
-    <w:p>
-      <w:pPr>
-        <w:pStyle w:val="aa"/>
-        <w:ind w:left="777"/>
-      </w:pPr>
-      <w:r>
-        <w:t xml:space="preserve">            </w:t>
-      </w:r>
-      <w:r>
-        <w:t xml:space="preserve">                            </w:t>
-      </w:r>
-      <w:r>
-        <w:t>int session_timeout,</w:t>
+        <w:t>获取解密后密码的功能；</w:t>
       </w:r>
     </w:p>
     <w:p>
       <w:pPr>
         <w:pStyle w:val="aa"/>
         <w:ind w:left="777" w:firstLineChars="0" w:firstLine="0"/>
-      </w:pPr>
-      <w:r>
-        <w:t xml:space="preserve">                                           </w:t>
-      </w:r>
-      <w:r>
-        <w:t xml:space="preserve"> </w:t>
-      </w:r>
-      <w:r>
-        <w:t>const char *transaction )</w:t>
-      </w:r>
-      <w:r>
-        <w:rPr>
-          <w:rFonts w:hint="eastAsia"/>
-        </w:rPr>
-        <w:t>;</w:t>
-      </w:r>
-    </w:p>
-    <w:p>
-      <w:pPr>
-        <w:pStyle w:val="aa"/>
-        <w:ind w:left="777" w:firstLineChars="0" w:firstLine="0"/>
-      </w:pPr>
-    </w:p>
-    <w:p>
-      <w:pPr>
-        <w:pStyle w:val="aa"/>
-        <w:ind w:left="777" w:firstLineChars="0" w:firstLine="0"/>
-      </w:pPr>
-      <w:r>
-        <w:rPr>
-          <w:rFonts w:hint="eastAsia"/>
-        </w:rPr>
-        <w:t>增加</w:t>
-      </w:r>
-      <w:r>
-        <w:rPr>
-          <w:rFonts w:hint="eastAsia"/>
-        </w:rPr>
-        <w:t xml:space="preserve"> cipherFile</w:t>
-      </w:r>
-      <w:r>
-        <w:rPr>
-          <w:rFonts w:hint="eastAsia"/>
-        </w:rPr>
-        <w:t>和</w:t>
-      </w:r>
-      <w:r>
-        <w:rPr>
-          <w:rFonts w:hint="eastAsia"/>
-        </w:rPr>
-        <w:t>token</w:t>
-      </w:r>
-      <w:r>
-        <w:rPr>
-          <w:rFonts w:hint="eastAsia"/>
-        </w:rPr>
-        <w:t>，用于传入加密文件需要的参数。</w:t>
-      </w:r>
-      <w:r>
-        <w:rPr>
-          <w:rFonts w:hint="eastAsia"/>
-        </w:rPr>
-        <w:t>在这个函数内调用</w:t>
-      </w:r>
-      <w:r>
-        <w:rPr>
-          <w:rFonts w:hint="eastAsia"/>
-        </w:rPr>
-        <w:t>C</w:t>
-      </w:r>
-      <w:r>
-        <w:rPr>
-          <w:rFonts w:hint="eastAsia"/>
-        </w:rPr>
-        <w:t>驱动的解密连接代码。</w:t>
-      </w:r>
-    </w:p>
-    <w:p>
-      <w:pPr>
-        <w:rPr>
-          <w:rFonts w:hint="eastAsia"/>
-        </w:rPr>
-      </w:pPr>
-      <w:r>
-        <w:tab/>
-      </w:r>
-      <w:r>
-        <w:tab/>
-      </w:r>
-    </w:p>
-    <w:p>
-      <w:pPr>
-        <w:pStyle w:val="aa"/>
-        <w:numPr>
-          <w:ilvl w:val="0"/>
-          <w:numId w:val="5"/>
-        </w:numPr>
-        <w:ind w:firstLineChars="0"/>
-      </w:pPr>
-      <w:r>
-        <w:rPr>
-          <w:rFonts w:hint="eastAsia"/>
-        </w:rPr>
-        <w:t>C</w:t>
-      </w:r>
-      <w:r>
-        <w:t xml:space="preserve"> </w:t>
-      </w:r>
-      <w:r>
-        <w:rPr>
-          <w:rFonts w:hint="eastAsia"/>
-        </w:rPr>
-        <w:t>驱动修改：</w:t>
-      </w:r>
-    </w:p>
-    <w:p>
-      <w:bookmarkStart w:id="0" w:name="_GoBack"/>
-      <w:bookmarkEnd w:id="0"/>
-      <w:r>
-        <w:tab/>
-      </w:r>
-      <w:r>
-        <w:tab/>
-      </w:r>
-      <w:r>
-        <w:tab/>
-      </w:r>
-    </w:p>
-    <w:tbl>
-      <w:tblPr>
-        <w:tblStyle w:val="a9"/>
-        <w:tblW w:w="0" w:type="auto"/>
-        <w:tblInd w:w="357" w:type="dxa"/>
-        <w:tblLook w:val="04A0" w:firstRow="1" w:lastRow="0" w:firstColumn="1" w:lastColumn="0" w:noHBand="0" w:noVBand="1"/>
-      </w:tblPr>
-      <w:tblGrid>
-        <w:gridCol w:w="2840"/>
-        <w:gridCol w:w="5584"/>
-        <w:gridCol w:w="5812"/>
-        <w:gridCol w:w="1613"/>
-      </w:tblGrid>
-      <w:tr>
-        <w:tc>
-          <w:tcPr>
-            <w:tcW w:w="2840" w:type="dxa"/>
-          </w:tcPr>
-          <w:p>
-            <w:pPr>
-              <w:ind w:left="0"/>
-              <w:rPr>
-                <w:rFonts w:hint="eastAsia"/>
-              </w:rPr>
-            </w:pPr>
-            <w:r>
-              <w:rPr>
-                <w:rFonts w:hint="eastAsia"/>
-              </w:rPr>
-              <w:t>修改类型</w:t>
-            </w:r>
-          </w:p>
-        </w:tc>
-        <w:tc>
-          <w:tcPr>
-            <w:tcW w:w="5584" w:type="dxa"/>
-          </w:tcPr>
-          <w:p>
-            <w:pPr>
-              <w:ind w:left="0"/>
-              <w:rPr>
-                <w:rFonts w:hint="eastAsia"/>
-              </w:rPr>
-            </w:pPr>
-            <w:r>
-              <w:rPr>
-                <w:rFonts w:hint="eastAsia"/>
-              </w:rPr>
-              <w:t>修改名称</w:t>
-            </w:r>
-          </w:p>
-        </w:tc>
-        <w:tc>
-          <w:tcPr>
-            <w:tcW w:w="5812" w:type="dxa"/>
-          </w:tcPr>
-          <w:p>
-            <w:pPr>
-              <w:ind w:left="0"/>
-              <w:rPr>
-                <w:rFonts w:hint="eastAsia"/>
-              </w:rPr>
-            </w:pPr>
-            <w:r>
-              <w:rPr>
-                <w:rFonts w:hint="eastAsia"/>
-              </w:rPr>
-              <w:t>修改内容</w:t>
-            </w:r>
-          </w:p>
-        </w:tc>
-        <w:tc>
-          <w:tcPr>
-            <w:tcW w:w="1417" w:type="dxa"/>
-          </w:tcPr>
-          <w:p>
-            <w:pPr>
-              <w:ind w:left="0"/>
-              <w:rPr>
-                <w:rFonts w:hint="eastAsia"/>
-              </w:rPr>
-            </w:pPr>
-            <w:r>
-              <w:rPr>
-                <w:rFonts w:hint="eastAsia"/>
-              </w:rPr>
-              <w:t>修改位置</w:t>
-            </w:r>
-          </w:p>
-        </w:tc>
-      </w:tr>
-      <w:tr>
-        <w:tc>
-          <w:tcPr>
-            <w:tcW w:w="2840" w:type="dxa"/>
-          </w:tcPr>
-          <w:p>
-            <w:pPr>
-              <w:ind w:left="0"/>
-            </w:pPr>
-            <w:r>
-              <w:rPr>
-                <w:rFonts w:hint="eastAsia"/>
-              </w:rPr>
-              <w:t>增加宏</w:t>
-            </w:r>
-          </w:p>
-        </w:tc>
-        <w:tc>
-          <w:tcPr>
-            <w:tcW w:w="5584" w:type="dxa"/>
-          </w:tcPr>
-          <w:p>
-            <w:pPr>
-              <w:ind w:left="0"/>
-            </w:pPr>
-            <w:r>
-              <w:rPr>
-                <w:rFonts w:hint="eastAsia"/>
-              </w:rPr>
-              <w:t>SDB_CIPHER</w:t>
-            </w:r>
-          </w:p>
-        </w:tc>
-        <w:tc>
-          <w:tcPr>
-            <w:tcW w:w="5812" w:type="dxa"/>
-          </w:tcPr>
-          <w:p>
-            <w:pPr>
-              <w:ind w:left="0"/>
-            </w:pPr>
-            <w:r>
-              <w:rPr>
-                <w:rFonts w:hint="eastAsia"/>
-              </w:rPr>
-              <w:t>只有在编译定义了</w:t>
-            </w:r>
-            <w:r>
-              <w:rPr>
-                <w:rFonts w:hint="eastAsia"/>
-              </w:rPr>
-              <w:t>SDB_CIPHER</w:t>
-            </w:r>
-            <w:r>
-              <w:rPr>
-                <w:rFonts w:hint="eastAsia"/>
-              </w:rPr>
-              <w:t>时才在驱动中加入加解密代码。下列驱动修改都包裹在</w:t>
-            </w:r>
-            <w:r>
-              <w:rPr>
-                <w:rFonts w:hint="eastAsia"/>
-              </w:rPr>
-              <w:t>SDB_CIPHER</w:t>
-            </w:r>
-            <w:r>
-              <w:rPr>
-                <w:rFonts w:hint="eastAsia"/>
-              </w:rPr>
-              <w:t>中。</w:t>
-            </w:r>
-          </w:p>
-        </w:tc>
-        <w:tc>
-          <w:tcPr>
-            <w:tcW w:w="1417" w:type="dxa"/>
-          </w:tcPr>
-          <w:p>
-            <w:pPr>
-              <w:ind w:left="0"/>
-              <w:rPr>
-                <w:rFonts w:hint="eastAsia"/>
-              </w:rPr>
-            </w:pPr>
-            <w:r>
-              <w:rPr>
-                <w:rFonts w:hint="eastAsia"/>
-              </w:rPr>
-              <w:t>client.h</w:t>
-            </w:r>
-          </w:p>
-        </w:tc>
-      </w:tr>
-      <w:tr>
-        <w:tc>
-          <w:tcPr>
-            <w:tcW w:w="2840" w:type="dxa"/>
-          </w:tcPr>
-          <w:p>
-            <w:pPr>
-              <w:ind w:left="0"/>
-            </w:pPr>
-            <w:r>
-              <w:rPr>
-                <w:rFonts w:hint="eastAsia"/>
-              </w:rPr>
-              <w:t>增加函数</w:t>
-            </w:r>
-          </w:p>
-        </w:tc>
-        <w:tc>
-          <w:tcPr>
-            <w:tcW w:w="5584" w:type="dxa"/>
-          </w:tcPr>
-          <w:p>
-            <w:pPr>
-              <w:ind w:left="0"/>
-            </w:pPr>
-            <w:r>
-              <w:t>INT32 S</w:t>
-            </w:r>
-            <w:r>
-              <w:rPr>
-                <w:rFonts w:hint="eastAsia"/>
-              </w:rPr>
-              <w:t>db</w:t>
-            </w:r>
-            <w:r>
-              <w:t>UseCipherFile(sdbConnectionHandle cHandle, const CHAR *path, const CHAR *token)</w:t>
-            </w:r>
-          </w:p>
-        </w:tc>
-        <w:tc>
-          <w:tcPr>
-            <w:tcW w:w="5812" w:type="dxa"/>
-          </w:tcPr>
-          <w:p>
-            <w:pPr>
-              <w:ind w:left="0"/>
-            </w:pPr>
-            <w:r>
-              <w:rPr>
-                <w:rFonts w:hint="eastAsia"/>
-              </w:rPr>
-              <w:t>调用</w:t>
-            </w:r>
-            <w:r>
-              <w:t>S</w:t>
-            </w:r>
-            <w:r>
-              <w:rPr>
-                <w:rFonts w:hint="eastAsia"/>
-              </w:rPr>
-              <w:t>db</w:t>
-            </w:r>
-            <w:r>
-              <w:t>UseCipherFile()</w:t>
-            </w:r>
-            <w:r>
-              <w:rPr>
-                <w:rFonts w:hint="eastAsia"/>
-              </w:rPr>
-              <w:t>设置加密文件和</w:t>
-            </w:r>
-            <w:r>
-              <w:rPr>
-                <w:rFonts w:hint="eastAsia"/>
-              </w:rPr>
-              <w:t>token</w:t>
-            </w:r>
-            <w:r>
-              <w:rPr>
-                <w:rFonts w:hint="eastAsia"/>
-              </w:rPr>
-              <w:t>，保存在下面的静态变量中</w:t>
-            </w:r>
-          </w:p>
-        </w:tc>
-        <w:tc>
-          <w:tcPr>
-            <w:tcW w:w="1417" w:type="dxa"/>
-          </w:tcPr>
-          <w:p>
-            <w:pPr>
-              <w:ind w:left="0"/>
-            </w:pPr>
-            <w:r>
-              <w:rPr>
-                <w:rFonts w:hint="eastAsia"/>
-              </w:rPr>
-              <w:t>client.h</w:t>
-            </w:r>
-          </w:p>
-        </w:tc>
-      </w:tr>
-      <w:tr>
-        <w:tc>
-          <w:tcPr>
-            <w:tcW w:w="2840" w:type="dxa"/>
-          </w:tcPr>
-          <w:p>
-            <w:pPr>
-              <w:ind w:left="0"/>
-            </w:pPr>
-            <w:r>
-              <w:rPr>
-                <w:rFonts w:hint="eastAsia"/>
-              </w:rPr>
-              <w:t>增加局部静态变量</w:t>
-            </w:r>
-          </w:p>
-        </w:tc>
-        <w:tc>
-          <w:tcPr>
-            <w:tcW w:w="5584" w:type="dxa"/>
-          </w:tcPr>
-          <w:p>
-            <w:pPr>
-              <w:ind w:left="0"/>
-            </w:pPr>
-            <w:r>
-              <w:rPr>
-                <w:rFonts w:hint="eastAsia"/>
-              </w:rPr>
-              <w:t>static CHAR</w:t>
-            </w:r>
-            <w:r>
-              <w:t xml:space="preserve"> cipherFilePath</w:t>
-            </w:r>
-            <w:r>
-              <w:rPr>
-                <w:rFonts w:hint="eastAsia"/>
-              </w:rPr>
-              <w:t>[</w:t>
-            </w:r>
-            <w:r>
-              <w:t>MAX_CIPHERFILE_PATH_SIZE</w:t>
-            </w:r>
-            <w:r>
-              <w:rPr>
-                <w:rFonts w:hint="eastAsia"/>
-              </w:rPr>
-              <w:t>]</w:t>
-            </w:r>
-          </w:p>
-          <w:p>
-            <w:pPr>
-              <w:ind w:left="0"/>
-            </w:pPr>
-            <w:r>
-              <w:rPr>
-                <w:rFonts w:hint="eastAsia"/>
-              </w:rPr>
-              <w:t>s</w:t>
-            </w:r>
-            <w:r>
-              <w:t>tatic CHAR cipherFileToken</w:t>
-            </w:r>
-            <w:r>
-              <w:rPr>
-                <w:rFonts w:hint="eastAsia"/>
-              </w:rPr>
-              <w:t>[</w:t>
-            </w:r>
-            <w:r>
-              <w:t>MAX_CIPHERFILE_TOKEN_SIZE</w:t>
-            </w:r>
-            <w:r>
-              <w:rPr>
-                <w:rFonts w:hint="eastAsia"/>
-              </w:rPr>
-              <w:t>]</w:t>
-            </w:r>
-          </w:p>
-        </w:tc>
-        <w:tc>
-          <w:tcPr>
-            <w:tcW w:w="5812" w:type="dxa"/>
-          </w:tcPr>
-          <w:p>
-            <w:pPr>
-              <w:ind w:left="0"/>
-            </w:pPr>
-            <w:r>
-              <w:rPr>
-                <w:rFonts w:hint="eastAsia"/>
-              </w:rPr>
-              <w:t>存储加密文件路径</w:t>
-            </w:r>
-          </w:p>
-          <w:p>
-            <w:pPr>
-              <w:ind w:left="0"/>
-              <w:rPr>
-                <w:rFonts w:hint="eastAsia"/>
-              </w:rPr>
-            </w:pPr>
-            <w:r>
-              <w:rPr>
-                <w:rFonts w:hint="eastAsia"/>
-              </w:rPr>
-              <w:t>存储加密</w:t>
-            </w:r>
-            <w:r>
-              <w:rPr>
-                <w:rFonts w:hint="eastAsia"/>
-              </w:rPr>
-              <w:t>token</w:t>
-            </w:r>
-          </w:p>
-        </w:tc>
-        <w:tc>
-          <w:tcPr>
-            <w:tcW w:w="1417" w:type="dxa"/>
-          </w:tcPr>
-          <w:p>
-            <w:pPr>
-              <w:ind w:left="0"/>
-            </w:pPr>
-            <w:r>
-              <w:rPr>
-                <w:rFonts w:hint="eastAsia"/>
-              </w:rPr>
-              <w:t>client.c</w:t>
-            </w:r>
-          </w:p>
-        </w:tc>
-      </w:tr>
-      <w:tr>
-        <w:tc>
-          <w:tcPr>
-            <w:tcW w:w="2840" w:type="dxa"/>
-          </w:tcPr>
-          <w:p>
-            <w:pPr>
-              <w:ind w:left="0"/>
-            </w:pPr>
-            <w:r>
-              <w:rPr>
-                <w:rFonts w:hint="eastAsia"/>
-              </w:rPr>
-              <w:t>增加宏</w:t>
-            </w:r>
-          </w:p>
-        </w:tc>
-        <w:tc>
-          <w:tcPr>
-            <w:tcW w:w="5584" w:type="dxa"/>
-          </w:tcPr>
-          <w:p>
-            <w:pPr>
-              <w:ind w:left="0"/>
-            </w:pPr>
-            <w:r>
-              <w:rPr>
-                <w:rFonts w:hint="eastAsia"/>
-              </w:rPr>
-              <w:t xml:space="preserve">#define </w:t>
-            </w:r>
-            <w:r>
-              <w:t xml:space="preserve">CLIENT_MAX_ </w:t>
-            </w:r>
-            <w:r>
-              <w:t>CIPHERFILE_PATH 255</w:t>
-            </w:r>
-          </w:p>
-          <w:p>
-            <w:pPr>
-              <w:ind w:left="0"/>
-            </w:pPr>
-            <w:r>
-              <w:t xml:space="preserve">#define </w:t>
-            </w:r>
-            <w:r>
-              <w:t xml:space="preserve">CLIENT_MAX_ </w:t>
-            </w:r>
-            <w:r>
-              <w:t>CIPHERFILE_TOKEN 255</w:t>
-            </w:r>
-          </w:p>
-        </w:tc>
-        <w:tc>
-          <w:tcPr>
-            <w:tcW w:w="5812" w:type="dxa"/>
-          </w:tcPr>
-          <w:p>
-            <w:pPr>
-              <w:ind w:left="0"/>
-            </w:pPr>
-            <w:r>
-              <w:rPr>
-                <w:rFonts w:hint="eastAsia"/>
-              </w:rPr>
-              <w:t>控制加密文件路径长度</w:t>
-            </w:r>
-          </w:p>
-          <w:p>
-            <w:pPr>
-              <w:ind w:left="0"/>
-              <w:rPr>
-                <w:rFonts w:hint="eastAsia"/>
-              </w:rPr>
-            </w:pPr>
-            <w:r>
-              <w:rPr>
-                <w:rFonts w:hint="eastAsia"/>
-              </w:rPr>
-              <w:t>控制加密</w:t>
-            </w:r>
-            <w:r>
-              <w:rPr>
-                <w:rFonts w:hint="eastAsia"/>
-              </w:rPr>
-              <w:t>token</w:t>
-            </w:r>
-            <w:r>
-              <w:rPr>
-                <w:rFonts w:hint="eastAsia"/>
-              </w:rPr>
-              <w:t>长度</w:t>
-            </w:r>
-          </w:p>
-        </w:tc>
-        <w:tc>
-          <w:tcPr>
-            <w:tcW w:w="1417" w:type="dxa"/>
-          </w:tcPr>
-          <w:p>
-            <w:pPr>
-              <w:ind w:left="0"/>
-            </w:pPr>
-            <w:r>
-              <w:rPr>
-                <w:rFonts w:hint="eastAsia"/>
-              </w:rPr>
-              <w:t>client_internal.h</w:t>
-            </w:r>
-          </w:p>
-        </w:tc>
-      </w:tr>
-      <w:tr>
-        <w:tc>
-          <w:tcPr>
-            <w:tcW w:w="2840" w:type="dxa"/>
-          </w:tcPr>
-          <w:p>
-            <w:pPr>
-              <w:ind w:left="0"/>
-            </w:pPr>
-            <w:r>
-              <w:rPr>
-                <w:rFonts w:hint="eastAsia"/>
-              </w:rPr>
-              <w:t>修改函数</w:t>
-            </w:r>
-          </w:p>
-        </w:tc>
-        <w:tc>
-          <w:tcPr>
-            <w:tcW w:w="5584" w:type="dxa"/>
-          </w:tcPr>
-          <w:p>
-            <w:pPr>
-              <w:ind w:left="0"/>
-            </w:pPr>
-            <w:r>
-              <w:t xml:space="preserve">SDB_EXPORT INT32 sdbConnect1 ( const CHAR **pConnAddrs, INT32 arrSize,          </w:t>
-            </w:r>
-            <w:r>
-              <w:t xml:space="preserve">                              </w:t>
-            </w:r>
-            <w:r>
-              <w:t>const CHAR</w:t>
-            </w:r>
-            <w:r>
-              <w:t xml:space="preserve"> *pUsrName, const CHAR *pPasswd</w:t>
-            </w:r>
-            <w:r>
-              <w:t>,                                                   sdbConnectionHandle *handle )</w:t>
-            </w:r>
-          </w:p>
-        </w:tc>
-        <w:tc>
-          <w:tcPr>
-            <w:tcW w:w="5812" w:type="dxa"/>
-          </w:tcPr>
-          <w:p>
-            <w:pPr>
-              <w:ind w:left="0"/>
-            </w:pPr>
-            <w:r>
-              <w:rPr>
-                <w:rFonts w:hint="eastAsia"/>
-              </w:rPr>
-              <w:t>在该函数中，使用通过</w:t>
-            </w:r>
-            <w:r>
-              <w:t>S</w:t>
-            </w:r>
-            <w:r>
-              <w:rPr>
-                <w:rFonts w:hint="eastAsia"/>
-              </w:rPr>
-              <w:t>db</w:t>
-            </w:r>
-            <w:r>
-              <w:t>UseCipherFile()</w:t>
-            </w:r>
-            <w:r>
-              <w:rPr>
-                <w:rFonts w:hint="eastAsia"/>
-              </w:rPr>
-              <w:t>设置的加密文件和</w:t>
-            </w:r>
-            <w:r>
-              <w:rPr>
-                <w:rFonts w:hint="eastAsia"/>
-              </w:rPr>
-              <w:t>token</w:t>
-            </w:r>
-            <w:r>
-              <w:rPr>
-                <w:rFonts w:hint="eastAsia"/>
-              </w:rPr>
-              <w:t>，调用下面</w:t>
-            </w:r>
-            <w:r>
-              <w:rPr>
-                <w:rFonts w:hint="eastAsia"/>
-              </w:rPr>
-              <w:t>C</w:t>
-            </w:r>
-            <w:r>
-              <w:rPr>
-                <w:rFonts w:hint="eastAsia"/>
-              </w:rPr>
-              <w:t>解密库解密用户密码。</w:t>
-            </w:r>
-          </w:p>
-        </w:tc>
-        <w:tc>
-          <w:tcPr>
-            <w:tcW w:w="1417" w:type="dxa"/>
-          </w:tcPr>
-          <w:p>
-            <w:pPr>
-              <w:ind w:left="0"/>
-            </w:pPr>
-            <w:r>
-              <w:rPr>
-                <w:rFonts w:hint="eastAsia"/>
-              </w:rPr>
-              <w:t>已定义在</w:t>
-            </w:r>
-            <w:r>
-              <w:rPr>
-                <w:rFonts w:hint="eastAsia"/>
-              </w:rPr>
-              <w:t xml:space="preserve"> client.h</w:t>
-            </w:r>
-          </w:p>
-        </w:tc>
-      </w:tr>
-    </w:tbl>
-    <w:p/>
-    <w:p>
-      <w:pPr>
-        <w:rPr>
-          <w:rFonts w:hint="eastAsia"/>
-        </w:rPr>
-      </w:pPr>
-      <w:r>
-        <w:t xml:space="preserve">        </w:t>
-      </w:r>
-      <w:r>
-        <w:t xml:space="preserve">Postgres fdw </w:t>
-      </w:r>
-      <w:r>
-        <w:rPr>
-          <w:rFonts w:hint="eastAsia"/>
-        </w:rPr>
-        <w:t>在调用</w:t>
-      </w:r>
-      <w:r>
-        <w:rPr>
-          <w:rFonts w:hint="eastAsia"/>
-        </w:rPr>
-        <w:t>sdbConnect1</w:t>
-      </w:r>
-      <w:r>
-        <w:rPr>
-          <w:rFonts w:hint="eastAsia"/>
-        </w:rPr>
-        <w:t>()</w:t>
-      </w:r>
-      <w:r>
-        <w:rPr>
-          <w:rFonts w:hint="eastAsia"/>
-        </w:rPr>
-        <w:t>前，调用</w:t>
-      </w:r>
-      <w:r>
-        <w:t>S</w:t>
-      </w:r>
-      <w:r>
-        <w:rPr>
-          <w:rFonts w:hint="eastAsia"/>
-        </w:rPr>
-        <w:t>db</w:t>
-      </w:r>
-      <w:r>
-        <w:t>UseCipherFile</w:t>
-      </w:r>
-      <w:r>
-        <w:t>()</w:t>
-      </w:r>
-      <w:r>
-        <w:rPr>
-          <w:rFonts w:hint="eastAsia"/>
-        </w:rPr>
-        <w:t>设置加密文件和</w:t>
-      </w:r>
-      <w:r>
-        <w:rPr>
-          <w:rFonts w:hint="eastAsia"/>
-        </w:rPr>
-        <w:t>token</w:t>
-      </w:r>
-      <w:r>
-        <w:rPr>
-          <w:rFonts w:hint="eastAsia"/>
-        </w:rPr>
-        <w:t>，由于每次使用的加密文件和</w:t>
-      </w:r>
-      <w:r>
-        <w:rPr>
-          <w:rFonts w:hint="eastAsia"/>
-        </w:rPr>
-        <w:t>token</w:t>
-      </w:r>
-      <w:r>
-        <w:rPr>
-          <w:rFonts w:hint="eastAsia"/>
-        </w:rPr>
-        <w:t>都是从</w:t>
-      </w:r>
-      <w:r>
-        <w:rPr>
-          <w:rFonts w:hint="eastAsia"/>
-        </w:rPr>
-        <w:t>postgres</w:t>
-      </w:r>
-      <w:r>
-        <w:rPr>
-          <w:rFonts w:hint="eastAsia"/>
-        </w:rPr>
-        <w:t>当前</w:t>
-      </w:r>
-      <w:r>
-        <w:rPr>
-          <w:rFonts w:hint="eastAsia"/>
-        </w:rPr>
-        <w:t>foreign table</w:t>
-      </w:r>
-      <w:r>
-        <w:rPr>
-          <w:rFonts w:hint="eastAsia"/>
-        </w:rPr>
-        <w:t>所对应的</w:t>
-      </w:r>
-      <w:r>
-        <w:rPr>
-          <w:rFonts w:hint="eastAsia"/>
-        </w:rPr>
-        <w:t>foreign server</w:t>
-      </w:r>
-      <w:r>
-        <w:rPr>
-          <w:rFonts w:hint="eastAsia"/>
-        </w:rPr>
-        <w:t>中取出的，所以即使在</w:t>
-      </w:r>
-      <w:r>
-        <w:rPr>
-          <w:rFonts w:hint="eastAsia"/>
-        </w:rPr>
-        <w:t>postgres</w:t>
-      </w:r>
-      <w:r>
-        <w:rPr>
-          <w:rFonts w:hint="eastAsia"/>
-        </w:rPr>
-        <w:t>中创建了多个</w:t>
-      </w:r>
-      <w:r>
-        <w:rPr>
-          <w:rFonts w:hint="eastAsia"/>
-        </w:rPr>
-        <w:t>foreign</w:t>
-      </w:r>
-      <w:r>
-        <w:t xml:space="preserve"> </w:t>
-      </w:r>
-      <w:r>
-        <w:rPr>
-          <w:rFonts w:hint="eastAsia"/>
-        </w:rPr>
-        <w:t>server</w:t>
-      </w:r>
-      <w:r>
-        <w:rPr>
-          <w:rFonts w:hint="eastAsia"/>
-        </w:rPr>
-        <w:t>也不会因静态变量造成问题，因为每次静态变量都会得到更新。</w:t>
-      </w:r>
-    </w:p>
-    <w:p>
-      <w:pPr>
-        <w:rPr>
-          <w:rFonts w:hint="eastAsia"/>
-        </w:rPr>
-      </w:pPr>
-      <w:r>
-        <w:tab/>
-      </w:r>
-      <w:r>
-        <w:tab/>
-      </w:r>
-    </w:p>
-    <w:p>
-      <w:pPr>
-        <w:pStyle w:val="aa"/>
-        <w:numPr>
-          <w:ilvl w:val="0"/>
-          <w:numId w:val="5"/>
-        </w:numPr>
-        <w:ind w:firstLineChars="0"/>
-      </w:pPr>
-      <w:r>
-        <w:rPr>
-          <w:rFonts w:hint="eastAsia"/>
-        </w:rPr>
-        <w:t>用于</w:t>
-      </w:r>
-      <w:r>
-        <w:rPr>
-          <w:rFonts w:hint="eastAsia"/>
-        </w:rPr>
-        <w:t>C</w:t>
-      </w:r>
-      <w:r>
-        <w:rPr>
-          <w:rFonts w:hint="eastAsia"/>
-        </w:rPr>
-        <w:t>驱动的</w:t>
-      </w:r>
-      <w:r>
-        <w:rPr>
-          <w:rFonts w:hint="eastAsia"/>
-        </w:rPr>
-        <w:t>解密</w:t>
-      </w:r>
-      <w:r>
-        <w:rPr>
-          <w:rFonts w:hint="eastAsia"/>
-        </w:rPr>
-        <w:t>库：</w:t>
-      </w:r>
-    </w:p>
-    <w:p>
-      <w:pPr>
-        <w:pStyle w:val="aa"/>
-        <w:ind w:left="777" w:firstLineChars="0" w:firstLine="0"/>
-      </w:pPr>
-      <w:r>
-        <w:rPr>
-          <w:rFonts w:hint="eastAsia"/>
-        </w:rPr>
-        <w:t xml:space="preserve">Postgresql </w:t>
-      </w:r>
-      <w:r>
-        <w:rPr>
-          <w:rFonts w:hint="eastAsia"/>
-        </w:rPr>
-        <w:t>实现</w:t>
-      </w:r>
-      <w:r>
-        <w:rPr>
-          <w:rFonts w:hint="eastAsia"/>
-        </w:rPr>
-        <w:t>加密密码的方式是，</w:t>
-      </w:r>
-      <w:r>
-        <w:rPr>
-          <w:rFonts w:hint="eastAsia"/>
-        </w:rPr>
-        <w:t>fdw</w:t>
-      </w:r>
-      <w:r>
-        <w:rPr>
-          <w:rFonts w:hint="eastAsia"/>
-        </w:rPr>
-        <w:t>调用驱动</w:t>
-      </w:r>
-      <w:r>
-        <w:rPr>
-          <w:rFonts w:hint="eastAsia"/>
-        </w:rPr>
-        <w:t xml:space="preserve"> sdbConnect()</w:t>
-      </w:r>
-      <w:r>
-        <w:rPr>
-          <w:rFonts w:hint="eastAsia"/>
-        </w:rPr>
-        <w:t>时：</w:t>
-      </w:r>
-    </w:p>
-    <w:p>
-      <w:pPr>
-        <w:pStyle w:val="aa"/>
-        <w:numPr>
-          <w:ilvl w:val="0"/>
-          <w:numId w:val="7"/>
-        </w:numPr>
-        <w:ind w:firstLineChars="0"/>
-      </w:pPr>
-      <w:r>
-        <w:rPr>
-          <w:rFonts w:hint="eastAsia"/>
-        </w:rPr>
-        <w:t>若提供</w:t>
-      </w:r>
-      <w:r>
-        <w:rPr>
-          <w:rFonts w:hint="eastAsia"/>
-        </w:rPr>
-        <w:t xml:space="preserve"> user</w:t>
-      </w:r>
-      <w:r>
-        <w:rPr>
-          <w:rFonts w:hint="eastAsia"/>
-        </w:rPr>
-        <w:t>和</w:t>
-      </w:r>
-      <w:r>
-        <w:rPr>
-          <w:rFonts w:hint="eastAsia"/>
-        </w:rPr>
-        <w:t xml:space="preserve"> password </w:t>
-      </w:r>
-      <w:r>
-        <w:rPr>
-          <w:rFonts w:hint="eastAsia"/>
-        </w:rPr>
-        <w:t>两者，这是已有的传统连接方式；</w:t>
-      </w:r>
-    </w:p>
-    <w:p>
-      <w:pPr>
-        <w:pStyle w:val="aa"/>
-        <w:numPr>
-          <w:ilvl w:val="0"/>
-          <w:numId w:val="7"/>
-        </w:numPr>
-        <w:ind w:firstLineChars="0"/>
-      </w:pPr>
-      <w:r>
-        <w:rPr>
-          <w:rFonts w:hint="eastAsia"/>
-        </w:rPr>
-        <w:t>若仅提供</w:t>
-      </w:r>
-      <w:r>
-        <w:rPr>
-          <w:rFonts w:hint="eastAsia"/>
-        </w:rPr>
-        <w:t>user</w:t>
-      </w:r>
-      <w:r>
-        <w:rPr>
-          <w:rFonts w:hint="eastAsia"/>
-        </w:rPr>
-        <w:t>和</w:t>
-      </w:r>
-      <w:r>
-        <w:rPr>
-          <w:rFonts w:hint="eastAsia"/>
-        </w:rPr>
-        <w:t>token</w:t>
-      </w:r>
-      <w:r>
-        <w:rPr>
-          <w:rFonts w:hint="eastAsia"/>
-        </w:rPr>
-        <w:t>，则以</w:t>
-      </w:r>
-      <w:r>
-        <w:t xml:space="preserve">”./passwd” </w:t>
-      </w:r>
-      <w:r>
-        <w:rPr>
-          <w:rFonts w:hint="eastAsia"/>
-        </w:rPr>
-        <w:t>为默认加密文件路径，查找用户加密密码并解密得到</w:t>
-      </w:r>
-      <w:r>
-        <w:rPr>
-          <w:rFonts w:hint="eastAsia"/>
-        </w:rPr>
-        <w:t xml:space="preserve"> pa</w:t>
-      </w:r>
-      <w:r>
-        <w:t>ssword</w:t>
-      </w:r>
-      <w:r>
-        <w:rPr>
-          <w:rFonts w:hint="eastAsia"/>
-        </w:rPr>
-        <w:t>，进入</w:t>
-      </w:r>
-      <w:r>
-        <w:rPr>
-          <w:rFonts w:hint="eastAsia"/>
-        </w:rPr>
-        <w:t>1</w:t>
-      </w:r>
-      <w:r>
-        <w:rPr>
-          <w:rFonts w:hint="eastAsia"/>
-        </w:rPr>
-        <w:t>的传统方式</w:t>
-      </w:r>
-      <w:r>
-        <w:rPr>
-          <w:rFonts w:hint="eastAsia"/>
-        </w:rPr>
-        <w:t>;</w:t>
-      </w:r>
-    </w:p>
-    <w:p>
-      <w:pPr>
-        <w:pStyle w:val="aa"/>
-        <w:numPr>
-          <w:ilvl w:val="0"/>
-          <w:numId w:val="7"/>
-        </w:numPr>
-        <w:ind w:firstLineChars="0"/>
-      </w:pPr>
-      <w:r>
-        <w:rPr>
-          <w:rFonts w:hint="eastAsia"/>
-        </w:rPr>
-        <w:t>若提供</w:t>
-      </w:r>
-      <w:r>
-        <w:rPr>
-          <w:rFonts w:hint="eastAsia"/>
-        </w:rPr>
-        <w:t xml:space="preserve"> user</w:t>
-      </w:r>
-      <w:r>
-        <w:rPr>
-          <w:rFonts w:hint="eastAsia"/>
-        </w:rPr>
-        <w:t>、</w:t>
-      </w:r>
-      <w:r>
-        <w:rPr>
-          <w:rFonts w:hint="eastAsia"/>
-        </w:rPr>
-        <w:t>token</w:t>
-      </w:r>
-      <w:r>
-        <w:rPr>
-          <w:rFonts w:hint="eastAsia"/>
-        </w:rPr>
-        <w:t>和</w:t>
-      </w:r>
-      <w:r>
-        <w:rPr>
-          <w:rFonts w:hint="eastAsia"/>
-        </w:rPr>
-        <w:t xml:space="preserve"> cipherFile </w:t>
-      </w:r>
-      <w:r>
-        <w:rPr>
-          <w:rFonts w:hint="eastAsia"/>
-        </w:rPr>
-        <w:t>三</w:t>
-      </w:r>
-      <w:r>
-        <w:rPr>
-          <w:rFonts w:hint="eastAsia"/>
-        </w:rPr>
-        <w:t>者，则以</w:t>
-      </w:r>
-      <w:r>
-        <w:t xml:space="preserve"> cipherFile</w:t>
-      </w:r>
-      <w:r>
-        <w:rPr>
-          <w:rFonts w:hint="eastAsia"/>
-        </w:rPr>
-        <w:t>为加密文件路径，查找用户加密密码并解密得到</w:t>
-      </w:r>
-      <w:r>
-        <w:rPr>
-          <w:rFonts w:hint="eastAsia"/>
-        </w:rPr>
-        <w:t xml:space="preserve"> pa</w:t>
-      </w:r>
-      <w:r>
-        <w:t>ssword</w:t>
-      </w:r>
-      <w:r>
-        <w:rPr>
-          <w:rFonts w:hint="eastAsia"/>
-        </w:rPr>
-        <w:t>，进入</w:t>
-      </w:r>
-      <w:r>
-        <w:rPr>
-          <w:rFonts w:hint="eastAsia"/>
-        </w:rPr>
-        <w:t>1</w:t>
-      </w:r>
-      <w:r>
-        <w:rPr>
-          <w:rFonts w:hint="eastAsia"/>
-        </w:rPr>
-        <w:t>的传统方式。</w:t>
-      </w:r>
-    </w:p>
-    <w:p>
-      <w:pPr>
-        <w:ind w:left="777"/>
-      </w:pPr>
-    </w:p>
-    <w:p>
-      <w:pPr>
-        <w:ind w:left="777"/>
-      </w:pPr>
-      <w:r>
-        <w:rPr>
-          <w:rFonts w:hint="eastAsia"/>
-        </w:rPr>
-        <w:t>基于上述需求，添加以下</w:t>
-      </w:r>
-      <w:r>
-        <w:rPr>
-          <w:rFonts w:hint="eastAsia"/>
-        </w:rPr>
-        <w:t>C</w:t>
-      </w:r>
-      <w:r>
-        <w:rPr>
-          <w:rFonts w:hint="eastAsia"/>
-        </w:rPr>
-        <w:t>函数：</w:t>
-      </w:r>
-    </w:p>
-    <w:p>
-      <w:pPr>
-        <w:pStyle w:val="aa"/>
-        <w:ind w:left="777" w:firstLineChars="0" w:firstLine="0"/>
-      </w:pPr>
-      <w:r>
-        <w:rPr>
-          <w:rFonts w:hint="eastAsia"/>
-        </w:rPr>
-        <w:t xml:space="preserve">INT32 </w:t>
-      </w:r>
-      <w:r>
-        <w:rPr>
-          <w:rFonts w:hint="eastAsia"/>
-        </w:rPr>
-        <w:t>findUserInCipherFile(</w:t>
-      </w:r>
-      <w:r>
-        <w:rPr>
-          <w:rFonts w:hint="eastAsia"/>
-        </w:rPr>
-        <w:t xml:space="preserve"> const CHAR* username, CHAR *pOut, INT32 size </w:t>
-      </w:r>
-      <w:r>
-        <w:rPr>
-          <w:rFonts w:hint="eastAsia"/>
-        </w:rPr>
-        <w:t xml:space="preserve">) </w:t>
-      </w:r>
-      <w:r>
-        <w:rPr>
-          <w:rFonts w:hint="eastAsia"/>
-        </w:rPr>
-        <w:t>在加密文件中寻找对应用户</w:t>
-      </w:r>
-      <w:r>
-        <w:rPr>
-          <w:rFonts w:hint="eastAsia"/>
-        </w:rPr>
-        <w:t>/</w:t>
-      </w:r>
-      <w:r>
-        <w:rPr>
-          <w:rFonts w:hint="eastAsia"/>
-        </w:rPr>
-        <w:t>密码对</w:t>
-      </w:r>
-    </w:p>
-    <w:p>
-      <w:pPr>
-        <w:pStyle w:val="aa"/>
-        <w:ind w:left="777" w:firstLineChars="0" w:firstLine="0"/>
-      </w:pPr>
-      <w:r>
-        <w:rPr>
-          <w:rFonts w:hint="eastAsia"/>
-        </w:rPr>
-        <w:t xml:space="preserve">INT32 </w:t>
-      </w:r>
-      <w:r>
-        <w:t>decodeCipherText(</w:t>
-      </w:r>
-      <w:r>
-        <w:rPr>
-          <w:rFonts w:hint="eastAsia"/>
-        </w:rPr>
-        <w:t xml:space="preserve"> const CHAR* pEncode, const CHAR *pToken, CHAR *pOut, INT32 size </w:t>
-      </w:r>
-      <w:r>
-        <w:t xml:space="preserve">) </w:t>
-      </w:r>
-      <w:r>
-        <w:rPr>
-          <w:rFonts w:hint="eastAsia"/>
-        </w:rPr>
-        <w:t>加密密文，</w:t>
-      </w:r>
-      <w:r>
-        <w:rPr>
-          <w:rFonts w:hint="eastAsia"/>
-        </w:rPr>
-        <w:t>C/C++</w:t>
-      </w:r>
-      <w:r>
-        <w:rPr>
-          <w:rFonts w:hint="eastAsia"/>
-        </w:rPr>
-        <w:t>公用</w:t>
-      </w:r>
-    </w:p>
-    <w:p>
-      <w:pPr>
-        <w:pStyle w:val="aa"/>
-        <w:ind w:left="777" w:firstLineChars="0" w:firstLine="0"/>
-      </w:pPr>
-    </w:p>
-    <w:p>
-      <w:pPr>
-        <w:pStyle w:val="aa"/>
-        <w:ind w:left="777" w:firstLineChars="0" w:firstLine="0"/>
-        <w:rPr>
-          <w:rFonts w:hint="eastAsia"/>
-        </w:rPr>
-      </w:pPr>
-      <w:r>
-        <w:rPr>
-          <w:rFonts w:hint="eastAsia"/>
-        </w:rPr>
-        <w:t>定义在</w:t>
-      </w:r>
-      <w:r>
-        <w:rPr>
-          <w:rFonts w:hint="eastAsia"/>
-        </w:rPr>
-        <w:t>client/cipher.h</w:t>
-      </w:r>
-      <w:r>
-        <w:rPr>
-          <w:rFonts w:hint="eastAsia"/>
-        </w:rPr>
-        <w:t>中，该头文件</w:t>
-      </w:r>
-      <w:r>
-        <w:rPr>
-          <w:rFonts w:hint="eastAsia"/>
-        </w:rPr>
-        <w:t>只有在编译定义了</w:t>
-      </w:r>
-      <w:r>
-        <w:rPr>
-          <w:rFonts w:hint="eastAsia"/>
-        </w:rPr>
-        <w:t>SDB_CIPHER</w:t>
-      </w:r>
-      <w:r>
-        <w:rPr>
-          <w:rFonts w:hint="eastAsia"/>
-        </w:rPr>
-        <w:t>时</w:t>
-      </w:r>
-      <w:r>
-        <w:rPr>
-          <w:rFonts w:hint="eastAsia"/>
-        </w:rPr>
-        <w:t>才引用。</w:t>
-      </w:r>
-    </w:p>
-    <w:p>
-      <w:pPr>
-        <w:pStyle w:val="aa"/>
-        <w:ind w:left="777" w:firstLineChars="0" w:firstLine="0"/>
-      </w:pPr>
-      <w:r>
-        <w:rPr>
-          <w:rFonts w:hint="eastAsia"/>
-        </w:rPr>
-        <w:t>目前只有</w:t>
-      </w:r>
-      <w:r>
-        <w:rPr>
-          <w:rFonts w:hint="eastAsia"/>
-        </w:rPr>
-        <w:t>PostgreSQL</w:t>
-      </w:r>
-      <w:r>
-        <w:rPr>
-          <w:rFonts w:hint="eastAsia"/>
-        </w:rPr>
-        <w:t>连接器会定义</w:t>
-      </w:r>
-      <w:r>
-        <w:rPr>
-          <w:rFonts w:hint="eastAsia"/>
-        </w:rPr>
-        <w:t>SDB</w:t>
-      </w:r>
-      <w:r>
-        <w:t>_CIPHER</w:t>
-      </w:r>
-      <w:r>
-        <w:rPr>
-          <w:rFonts w:hint="eastAsia"/>
-        </w:rPr>
-        <w:t>，且编译时调用系统</w:t>
-      </w:r>
-      <w:r>
-        <w:rPr>
-          <w:rFonts w:hint="eastAsia"/>
-        </w:rPr>
-        <w:t>openssl</w:t>
-      </w:r>
-      <w:r>
-        <w:rPr>
-          <w:rFonts w:hint="eastAsia"/>
-        </w:rPr>
-        <w:t>库而不是</w:t>
-      </w:r>
-      <w:r>
-        <w:rPr>
-          <w:rFonts w:hint="eastAsia"/>
-        </w:rPr>
-        <w:t>SequoiaDB</w:t>
-      </w:r>
-      <w:r>
-        <w:rPr>
-          <w:rFonts w:hint="eastAsia"/>
-        </w:rPr>
-        <w:t>自带第三方库。</w:t>
-      </w:r>
-    </w:p>
-    <w:p>
-      <w:r>
-        <w:rPr>
-          <w:rFonts w:hint="eastAsia"/>
-        </w:rPr>
-        <w:tab/>
-      </w:r>
-      <w:r>
-        <w:tab/>
-      </w:r>
-    </w:p>
-    <w:p>
-      <w:pPr>
-        <w:pStyle w:val="aa"/>
-        <w:numPr>
-          <w:ilvl w:val="0"/>
-          <w:numId w:val="5"/>
-        </w:numPr>
-        <w:ind w:firstLineChars="0"/>
-      </w:pPr>
-      <w:r>
-        <w:rPr>
-          <w:rFonts w:hint="eastAsia"/>
-        </w:rPr>
-        <w:t>对</w:t>
-      </w:r>
-      <w:r>
-        <w:rPr>
-          <w:rFonts w:hint="eastAsia"/>
-        </w:rPr>
-        <w:t xml:space="preserve"> line</w:t>
-      </w:r>
-      <w:r>
-        <w:t xml:space="preserve">noise </w:t>
-      </w:r>
-      <w:r>
-        <w:rPr>
-          <w:rFonts w:hint="eastAsia"/>
-        </w:rPr>
-        <w:t>库增加回显开关的控制，当关闭时不打印：</w:t>
-      </w:r>
-    </w:p>
-    <w:p>
-      <w:pPr>
-        <w:pStyle w:val="aa"/>
-        <w:ind w:left="777" w:firstLineChars="0" w:firstLine="0"/>
-      </w:pPr>
-      <w:r>
-        <w:rPr>
-          <w:rFonts w:hint="eastAsia"/>
-        </w:rPr>
-        <w:t>增加静态变量</w:t>
-      </w:r>
-      <w:r>
-        <w:t>S</w:t>
-      </w:r>
-      <w:r>
-        <w:rPr>
-          <w:rFonts w:hint="eastAsia"/>
-        </w:rPr>
-        <w:t xml:space="preserve">tatic </w:t>
-      </w:r>
-      <w:r>
-        <w:rPr>
-          <w:rFonts w:hint="eastAsia"/>
-        </w:rPr>
-        <w:t>int</w:t>
-      </w:r>
-      <w:r>
-        <w:t xml:space="preserve"> </w:t>
-      </w:r>
-      <w:r>
-        <w:rPr>
-          <w:rFonts w:hint="eastAsia"/>
-        </w:rPr>
-        <w:t>E</w:t>
-      </w:r>
-      <w:r>
-        <w:t>choChar = -1;</w:t>
-      </w:r>
-    </w:p>
-    <w:p>
-      <w:pPr>
-        <w:pStyle w:val="aa"/>
-        <w:ind w:left="777" w:firstLineChars="0" w:firstLine="0"/>
-      </w:pPr>
-      <w:r>
-        <w:rPr>
-          <w:rFonts w:hint="eastAsia"/>
-        </w:rPr>
-        <w:t>当</w:t>
-      </w:r>
-      <w:r>
-        <w:rPr>
-          <w:rFonts w:hint="eastAsia"/>
-        </w:rPr>
-        <w:t xml:space="preserve">echoChar = -1 </w:t>
-      </w:r>
-      <w:r>
-        <w:rPr>
-          <w:rFonts w:hint="eastAsia"/>
-        </w:rPr>
-        <w:t>时，未启用回显控制功能，此时原样打印。</w:t>
-      </w:r>
-    </w:p>
-    <w:p>
-      <w:pPr>
-        <w:pStyle w:val="aa"/>
-        <w:ind w:left="777" w:firstLineChars="0" w:firstLine="0"/>
-      </w:pPr>
-      <w:r>
-        <w:rPr>
-          <w:rFonts w:hint="eastAsia"/>
-        </w:rPr>
-        <w:t>当</w:t>
-      </w:r>
-      <w:r>
-        <w:rPr>
-          <w:rFonts w:hint="eastAsia"/>
-        </w:rPr>
-        <w:t>echo</w:t>
-      </w:r>
-      <w:r>
-        <w:t xml:space="preserve">Char = 0 </w:t>
-      </w:r>
-      <w:r>
-        <w:rPr>
-          <w:rFonts w:hint="eastAsia"/>
-        </w:rPr>
-        <w:t>时，不打印字符，相当于关闭回显。</w:t>
-      </w:r>
-    </w:p>
-    <w:p>
-      <w:pPr>
-        <w:pStyle w:val="aa"/>
-        <w:ind w:left="777" w:firstLineChars="0" w:firstLine="0"/>
-      </w:pPr>
-      <w:r>
-        <w:rPr>
-          <w:rFonts w:hint="eastAsia"/>
-        </w:rPr>
-        <w:t>当</w:t>
-      </w:r>
-      <w:r>
-        <w:rPr>
-          <w:rFonts w:hint="eastAsia"/>
-        </w:rPr>
-        <w:t>echoChar</w:t>
-      </w:r>
-      <w:r>
-        <w:t xml:space="preserve">&gt; 0 </w:t>
-      </w:r>
-      <w:r>
-        <w:rPr>
-          <w:rFonts w:hint="eastAsia"/>
-        </w:rPr>
-        <w:t>时，打印对应的</w:t>
-      </w:r>
-      <w:r>
-        <w:rPr>
-          <w:rFonts w:hint="eastAsia"/>
-        </w:rPr>
-        <w:t>ascii</w:t>
-      </w:r>
-      <w:r>
-        <w:rPr>
-          <w:rFonts w:hint="eastAsia"/>
-        </w:rPr>
-        <w:t>字符。</w:t>
-      </w:r>
-    </w:p>
-    <w:p>
-      <w:pPr>
-        <w:pStyle w:val="aa"/>
-        <w:ind w:left="777" w:firstLineChars="0" w:firstLine="0"/>
-        <w:rPr>
-          <w:rFonts w:hint="eastAsia"/>
-        </w:rPr>
-      </w:pPr>
-    </w:p>
-    <w:p>
-      <w:pPr>
-        <w:pStyle w:val="3"/>
-      </w:pPr>
-      <w:r>
-        <w:rPr>
-          <w:rFonts w:hint="eastAsia"/>
-        </w:rPr>
-        <w:t>sdbpasswd</w:t>
-      </w:r>
-    </w:p>
-    <w:p>
-      <w:pPr>
-        <w:pStyle w:val="aa"/>
-        <w:ind w:left="777" w:firstLineChars="0" w:firstLine="0"/>
-      </w:pPr>
-      <w:r>
-        <w:rPr>
-          <w:rFonts w:hint="eastAsia"/>
-        </w:rPr>
-        <w:t xml:space="preserve">sdbpasswd </w:t>
-      </w:r>
-      <w:r>
-        <w:rPr>
-          <w:rFonts w:hint="eastAsia"/>
-        </w:rPr>
-        <w:t>操作的流程</w:t>
-      </w:r>
-      <w:r>
-        <w:rPr>
-          <w:rFonts w:hint="eastAsia"/>
-        </w:rPr>
-        <w:t>：</w:t>
-      </w:r>
-    </w:p>
-    <w:p>
-      <w:pPr>
-        <w:pStyle w:val="aa"/>
-        <w:numPr>
-          <w:ilvl w:val="0"/>
-          <w:numId w:val="15"/>
-        </w:numPr>
-        <w:ind w:firstLineChars="0"/>
-      </w:pPr>
-      <w:r>
-        <w:rPr>
-          <w:rFonts w:hint="eastAsia"/>
-        </w:rPr>
-        <w:t>获得用户命令行输入；</w:t>
-      </w:r>
-    </w:p>
-    <w:p>
-      <w:pPr>
-        <w:pStyle w:val="aa"/>
-        <w:numPr>
-          <w:ilvl w:val="0"/>
-          <w:numId w:val="15"/>
-        </w:numPr>
-        <w:ind w:firstLineChars="0"/>
-      </w:pPr>
-      <w:r>
-        <w:rPr>
-          <w:rFonts w:hint="eastAsia"/>
-        </w:rPr>
-        <w:t>使用</w:t>
-      </w:r>
-      <w:r>
-        <w:rPr>
-          <w:rFonts w:hint="eastAsia"/>
-        </w:rPr>
-        <w:t>下面</w:t>
-      </w:r>
-      <w:r>
-        <w:rPr>
-          <w:rFonts w:hint="eastAsia"/>
-        </w:rPr>
-        <w:t>加密方案所述流程，对密码进行加密，最终得到用户名、</w:t>
-      </w:r>
-      <w:r>
-        <w:rPr>
-          <w:rFonts w:hint="eastAsia"/>
-        </w:rPr>
-        <w:t>Salt</w:t>
-      </w:r>
-      <w:r>
-        <w:rPr>
-          <w:rFonts w:hint="eastAsia"/>
-        </w:rPr>
-        <w:t>和密文；</w:t>
-      </w:r>
-    </w:p>
-    <w:p>
-      <w:pPr>
-        <w:pStyle w:val="aa"/>
-        <w:numPr>
-          <w:ilvl w:val="0"/>
-          <w:numId w:val="15"/>
-        </w:numPr>
-        <w:ind w:firstLineChars="0"/>
-        <w:rPr>
-          <w:rFonts w:hint="eastAsia"/>
-        </w:rPr>
-      </w:pPr>
-      <w:r>
-        <w:rPr>
-          <w:rFonts w:hint="eastAsia"/>
-        </w:rPr>
-        <w:t>将</w:t>
-      </w:r>
-      <w:r>
-        <w:rPr>
-          <w:rFonts w:hint="eastAsia"/>
-        </w:rPr>
-        <w:t>用户名、</w:t>
-      </w:r>
-      <w:r>
-        <w:rPr>
-          <w:rFonts w:hint="eastAsia"/>
-        </w:rPr>
-        <w:t>Salt</w:t>
-      </w:r>
-      <w:r>
-        <w:rPr>
-          <w:rFonts w:hint="eastAsia"/>
-        </w:rPr>
-        <w:t>和密文</w:t>
-      </w:r>
-      <w:r>
-        <w:rPr>
-          <w:rFonts w:hint="eastAsia"/>
-        </w:rPr>
-        <w:t>保存在加密文件中。</w:t>
-      </w:r>
-    </w:p>
-    <w:p>
-      <w:pPr>
-        <w:pStyle w:val="aa"/>
-        <w:ind w:left="777" w:firstLineChars="0" w:firstLine="0"/>
-      </w:pPr>
-    </w:p>
-    <w:p>
-      <w:pPr>
-        <w:pStyle w:val="aa"/>
-        <w:ind w:left="777" w:firstLineChars="0" w:firstLine="0"/>
-      </w:pPr>
-      <w:r>
-        <w:rPr>
-          <w:rFonts w:hint="eastAsia"/>
-        </w:rPr>
-        <w:t>如果</w:t>
-      </w:r>
-      <w:r>
-        <w:rPr>
-          <w:rFonts w:hint="eastAsia"/>
-        </w:rPr>
-        <w:t>add</w:t>
-      </w:r>
-      <w:r>
-        <w:rPr>
-          <w:rFonts w:hint="eastAsia"/>
-        </w:rPr>
-        <w:t>User</w:t>
-      </w:r>
-      <w:r>
-        <w:rPr>
-          <w:rFonts w:hint="eastAsia"/>
-        </w:rPr>
-        <w:t>加密文件里已存在的用户，会将用户的旧信息覆盖。</w:t>
-      </w:r>
-    </w:p>
-    <w:p>
-      <w:pPr>
-        <w:pStyle w:val="aa"/>
-        <w:ind w:left="777" w:firstLineChars="0" w:firstLine="0"/>
-        <w:rPr>
-          <w:rFonts w:hint="eastAsia"/>
-        </w:rPr>
-      </w:pPr>
-    </w:p>
-    <w:p>
-      <w:pPr>
-        <w:pStyle w:val="3"/>
-      </w:pPr>
-      <w:r>
-        <w:rPr>
-          <w:rFonts w:hint="eastAsia"/>
-        </w:rPr>
-        <w:t>加密方案</w:t>
-      </w:r>
-    </w:p>
-    <w:p>
-      <w:pPr>
-        <w:pStyle w:val="aa"/>
-        <w:numPr>
-          <w:ilvl w:val="1"/>
-          <w:numId w:val="2"/>
-        </w:numPr>
-        <w:ind w:firstLineChars="0"/>
-        <w:rPr>
-          <w:rFonts w:hint="eastAsia"/>
-        </w:rPr>
-      </w:pPr>
-      <w:r>
-        <w:rPr>
-          <w:rFonts w:hint="eastAsia"/>
-        </w:rPr>
-        <w:t>加密</w:t>
-      </w:r>
-      <w:r>
-        <w:rPr>
-          <w:rFonts w:hint="eastAsia"/>
-        </w:rPr>
-        <w:t>Key</w:t>
-      </w:r>
-      <w:r>
-        <w:rPr>
-          <w:rFonts w:hint="eastAsia"/>
-        </w:rPr>
-        <w:t>的获取</w:t>
-      </w:r>
-      <w:r>
-        <w:rPr>
-          <w:rFonts w:hint="eastAsia"/>
-        </w:rPr>
-        <w:t>采用</w:t>
-      </w:r>
-      <w:r>
-        <w:rPr>
-          <w:rFonts w:hint="eastAsia"/>
-        </w:rPr>
-        <w:t>Password-Based Key Derivation</w:t>
-      </w:r>
-      <w:r>
-        <w:t>(PBKD)</w:t>
-      </w:r>
-      <w:r>
-        <w:rPr>
-          <w:rFonts w:hint="eastAsia"/>
-        </w:rPr>
-        <w:t>方案</w:t>
-      </w:r>
-      <w:r>
-        <w:rPr>
-          <w:rFonts w:hint="eastAsia"/>
-        </w:rPr>
-        <w:t>，通过用户输入</w:t>
-      </w:r>
-      <w:r>
-        <w:rPr>
-          <w:rFonts w:hint="eastAsia"/>
-        </w:rPr>
-        <w:t>token</w:t>
-      </w:r>
-      <w:r>
-        <w:rPr>
-          <w:rFonts w:hint="eastAsia"/>
-        </w:rPr>
-        <w:t>生成安全性符合要求的加密</w:t>
-      </w:r>
-      <w:r>
-        <w:rPr>
-          <w:rFonts w:hint="eastAsia"/>
-        </w:rPr>
-        <w:t>Key</w:t>
-      </w:r>
-      <w:r>
-        <w:rPr>
-          <w:rFonts w:hint="eastAsia"/>
-        </w:rPr>
-        <w:t>：</w:t>
-      </w:r>
-    </w:p>
-    <w:p>
-      <w:pPr>
-        <w:pStyle w:val="aa"/>
-        <w:numPr>
-          <w:ilvl w:val="0"/>
-          <w:numId w:val="10"/>
-        </w:numPr>
-        <w:ind w:firstLineChars="0"/>
-      </w:pPr>
-      <w:r>
-        <w:rPr>
-          <w:rFonts w:hint="eastAsia"/>
-        </w:rPr>
-        <w:t>为了保证存储密码的安全性，用户在提取密码时需要提供一个</w:t>
-      </w:r>
-      <w:r>
-        <w:rPr>
-          <w:rFonts w:hint="eastAsia"/>
-        </w:rPr>
-        <w:t>token</w:t>
-      </w:r>
-      <w:r>
-        <w:rPr>
-          <w:rFonts w:hint="eastAsia"/>
-        </w:rPr>
-        <w:t>作为验证；</w:t>
-      </w:r>
-    </w:p>
-    <w:p>
-      <w:pPr>
-        <w:pStyle w:val="aa"/>
-        <w:numPr>
-          <w:ilvl w:val="0"/>
-          <w:numId w:val="10"/>
-        </w:numPr>
-        <w:ind w:firstLineChars="0"/>
-      </w:pPr>
-      <w:r>
-        <w:rPr>
-          <w:rFonts w:hint="eastAsia"/>
-        </w:rPr>
-        <w:t>用户输入的密码一般具有低熵、随机性差等缺点，不能够直接用于对称性加密的</w:t>
-      </w:r>
-      <w:r>
-        <w:rPr>
-          <w:rFonts w:hint="eastAsia"/>
-        </w:rPr>
-        <w:t>Key</w:t>
-      </w:r>
-      <w:r>
-        <w:rPr>
-          <w:rFonts w:hint="eastAsia"/>
-        </w:rPr>
-        <w:t>；</w:t>
-      </w:r>
-    </w:p>
-    <w:p>
-      <w:pPr>
-        <w:pStyle w:val="aa"/>
-        <w:numPr>
-          <w:ilvl w:val="0"/>
-          <w:numId w:val="10"/>
-        </w:numPr>
-        <w:ind w:firstLineChars="0"/>
-      </w:pPr>
-      <w:r>
-        <w:rPr>
-          <w:rFonts w:hint="eastAsia"/>
-        </w:rPr>
-        <w:t>通过</w:t>
-      </w:r>
-      <w:r>
-        <w:rPr>
-          <w:rFonts w:hint="eastAsia"/>
-        </w:rPr>
-        <w:t>PB</w:t>
-      </w:r>
-      <w:r>
-        <w:t>KD</w:t>
-      </w:r>
-      <w:r>
-        <w:rPr>
-          <w:rFonts w:hint="eastAsia"/>
-        </w:rPr>
-        <w:t>函数，从</w:t>
-      </w:r>
-      <w:r>
-        <w:rPr>
-          <w:rFonts w:hint="eastAsia"/>
-        </w:rPr>
-        <w:t>token</w:t>
-      </w:r>
-      <w:r>
-        <w:rPr>
-          <w:rFonts w:hint="eastAsia"/>
-        </w:rPr>
-        <w:t>派生出符合要求的加密</w:t>
-      </w:r>
-      <w:r>
-        <w:rPr>
-          <w:rFonts w:hint="eastAsia"/>
-        </w:rPr>
-        <w:t>Key</w:t>
-      </w:r>
-      <w:r>
-        <w:rPr>
-          <w:rFonts w:hint="eastAsia"/>
-        </w:rPr>
-        <w:t>；</w:t>
-      </w:r>
-    </w:p>
-    <w:p>
-      <w:pPr>
-        <w:pStyle w:val="aa"/>
-        <w:numPr>
-          <w:ilvl w:val="0"/>
-          <w:numId w:val="10"/>
-        </w:numPr>
-        <w:ind w:firstLineChars="0"/>
-      </w:pPr>
-      <w:r>
-        <w:rPr>
-          <w:rFonts w:hint="eastAsia"/>
-        </w:rPr>
-        <w:t>PB</w:t>
-      </w:r>
-      <w:r>
-        <w:t>KD</w:t>
-      </w:r>
-      <w:r>
-        <w:rPr>
-          <w:rFonts w:hint="eastAsia"/>
-        </w:rPr>
-        <w:t>函数使用确定性算法，同样的输入总是会有同样的输出。</w:t>
-      </w:r>
-    </w:p>
-    <w:p>
-      <w:pPr>
-        <w:ind w:left="1200"/>
-        <w:rPr>
-          <w:rFonts w:hint="eastAsia"/>
-        </w:rPr>
-      </w:pPr>
-    </w:p>
-    <w:p>
-      <w:pPr>
-        <w:pStyle w:val="aa"/>
-        <w:numPr>
-          <w:ilvl w:val="1"/>
-          <w:numId w:val="2"/>
-        </w:numPr>
-        <w:ind w:firstLineChars="0"/>
-      </w:pPr>
-      <w:r>
-        <w:rPr>
-          <w:rFonts w:hint="eastAsia"/>
-        </w:rPr>
-        <w:t>用户密码加密方案：</w:t>
-      </w:r>
-    </w:p>
-    <w:p>
-      <w:pPr>
-        <w:pStyle w:val="aa"/>
-        <w:numPr>
-          <w:ilvl w:val="0"/>
-          <w:numId w:val="11"/>
-        </w:numPr>
-        <w:ind w:firstLineChars="0"/>
-      </w:pPr>
-      <w:r>
-        <w:rPr>
-          <w:rFonts w:hint="eastAsia"/>
-        </w:rPr>
-        <w:t>采用对称性加密算法，使用</w:t>
-      </w:r>
-      <w:r>
-        <w:rPr>
-          <w:rFonts w:hint="eastAsia"/>
-        </w:rPr>
-        <w:t>3</w:t>
-      </w:r>
-      <w:r>
-        <w:rPr>
-          <w:rFonts w:hint="eastAsia"/>
-        </w:rPr>
-        <w:t>.1</w:t>
-      </w:r>
-      <w:r>
-        <w:rPr>
-          <w:rFonts w:hint="eastAsia"/>
-        </w:rPr>
-        <w:t>中生成的加密</w:t>
-      </w:r>
-      <w:r>
-        <w:rPr>
-          <w:rFonts w:hint="eastAsia"/>
-        </w:rPr>
-        <w:t>Key</w:t>
-      </w:r>
-      <w:r>
-        <w:rPr>
-          <w:rFonts w:hint="eastAsia"/>
-        </w:rPr>
-        <w:t>，对密码进行加密；</w:t>
-      </w:r>
-    </w:p>
-    <w:p>
-      <w:pPr>
-        <w:pStyle w:val="aa"/>
-        <w:numPr>
-          <w:ilvl w:val="0"/>
-          <w:numId w:val="11"/>
-        </w:numPr>
-        <w:ind w:firstLineChars="0"/>
-      </w:pPr>
-      <w:r>
-        <w:rPr>
-          <w:rFonts w:hint="eastAsia"/>
-        </w:rPr>
-        <w:t>由于</w:t>
-      </w:r>
-      <w:r>
-        <w:rPr>
-          <w:rFonts w:hint="eastAsia"/>
-        </w:rPr>
-        <w:t>DES</w:t>
-      </w:r>
-      <w:r>
-        <w:rPr>
-          <w:rFonts w:hint="eastAsia"/>
-        </w:rPr>
-        <w:t>加密算法已经过时，计划使用</w:t>
-      </w:r>
-      <w:r>
-        <w:rPr>
-          <w:rFonts w:hint="eastAsia"/>
-        </w:rPr>
-        <w:t>AES</w:t>
-      </w:r>
-      <w:r>
-        <w:rPr>
-          <w:rFonts w:hint="eastAsia"/>
-        </w:rPr>
-        <w:t>加密算法，</w:t>
-      </w:r>
-      <w:r>
-        <w:rPr>
-          <w:rFonts w:hint="eastAsia"/>
-        </w:rPr>
-        <w:t>256</w:t>
-      </w:r>
-      <w:r>
-        <w:rPr>
-          <w:rFonts w:hint="eastAsia"/>
-        </w:rPr>
-        <w:t>位，</w:t>
-      </w:r>
-      <w:r>
-        <w:rPr>
-          <w:rFonts w:hint="eastAsia"/>
-        </w:rPr>
-        <w:t>CBC</w:t>
-      </w:r>
-      <w:r>
-        <w:rPr>
-          <w:rFonts w:hint="eastAsia"/>
-        </w:rPr>
-        <w:t>模式；</w:t>
-      </w:r>
-    </w:p>
-    <w:p>
-      <w:pPr>
-        <w:pStyle w:val="aa"/>
-        <w:numPr>
-          <w:ilvl w:val="0"/>
-          <w:numId w:val="11"/>
-        </w:numPr>
-        <w:ind w:firstLineChars="0"/>
-      </w:pPr>
-      <w:r>
-        <w:rPr>
-          <w:rFonts w:hint="eastAsia"/>
-        </w:rPr>
-        <w:t>不保存</w:t>
-      </w:r>
-      <w:r>
-        <w:rPr>
-          <w:rFonts w:hint="eastAsia"/>
-        </w:rPr>
-        <w:t>token</w:t>
-      </w:r>
-      <w:r>
-        <w:rPr>
-          <w:rFonts w:hint="eastAsia"/>
-        </w:rPr>
-        <w:t>和加密</w:t>
-      </w:r>
-      <w:r>
-        <w:rPr>
-          <w:rFonts w:hint="eastAsia"/>
-        </w:rPr>
-        <w:t>Key</w:t>
-      </w:r>
-      <w:r>
-        <w:rPr>
-          <w:rFonts w:hint="eastAsia"/>
-        </w:rPr>
-        <w:t>，每次由用户输入</w:t>
-      </w:r>
-      <w:r>
-        <w:rPr>
-          <w:rFonts w:hint="eastAsia"/>
-        </w:rPr>
-        <w:t>token</w:t>
-      </w:r>
-      <w:r>
-        <w:rPr>
-          <w:rFonts w:hint="eastAsia"/>
-        </w:rPr>
-        <w:t>经同样计算过程得到加解密</w:t>
-      </w:r>
-      <w:r>
-        <w:rPr>
-          <w:rFonts w:hint="eastAsia"/>
-        </w:rPr>
-        <w:t>Key</w:t>
-      </w:r>
-      <w:r>
-        <w:rPr>
-          <w:rFonts w:hint="eastAsia"/>
-        </w:rPr>
-        <w:t>。</w:t>
-      </w:r>
-    </w:p>
-    <w:p>
-      <w:pPr>
-        <w:ind w:left="1215"/>
-        <w:rPr>
-          <w:rFonts w:hint="eastAsia"/>
-        </w:rPr>
-      </w:pPr>
-    </w:p>
-    <w:p>
-      <w:pPr>
-        <w:pStyle w:val="aa"/>
-        <w:numPr>
-          <w:ilvl w:val="1"/>
-          <w:numId w:val="2"/>
-        </w:numPr>
-        <w:ind w:firstLineChars="0"/>
-      </w:pPr>
-      <w:r>
-        <w:rPr>
-          <w:rFonts w:hint="eastAsia"/>
-        </w:rPr>
-        <w:t>生成加密</w:t>
-      </w:r>
-      <w:r>
-        <w:rPr>
-          <w:rFonts w:hint="eastAsia"/>
-        </w:rPr>
-        <w:t>Key</w:t>
-      </w:r>
-      <w:r>
-        <w:rPr>
-          <w:rFonts w:hint="eastAsia"/>
-        </w:rPr>
-        <w:t>的过程</w:t>
-      </w:r>
-      <w:r>
-        <w:rPr>
-          <w:rFonts w:hint="eastAsia"/>
-        </w:rPr>
-        <w:t>（参考文献，美国</w:t>
-      </w:r>
-      <w:r>
-        <w:rPr>
-          <w:rFonts w:hint="eastAsia"/>
-        </w:rPr>
-        <w:t>NIST</w:t>
-      </w:r>
-      <w:r>
-        <w:t xml:space="preserve"> Special Publication 800-132</w:t>
-      </w:r>
-      <w:r>
-        <w:rPr>
-          <w:rFonts w:hint="eastAsia"/>
-        </w:rPr>
-        <w:t>）</w:t>
-      </w:r>
-      <w:r>
-        <w:rPr>
-          <w:rFonts w:hint="eastAsia"/>
-        </w:rPr>
-        <w:t>：</w:t>
-      </w:r>
-    </w:p>
-    <w:p>
-      <w:pPr>
-        <w:ind w:left="840"/>
-      </w:pPr>
-      <w:r>
-        <w:tab/>
-      </w:r>
+        <w:rPr>
+          <w:rFonts w:hint="eastAsia"/>
+        </w:rPr>
+      </w:pPr>
       <w:r>
         <w:rPr>
           <w:noProof/>
         </w:rPr>
         <w:drawing>
-          <wp:inline distT="0" distB="0" distL="0" distR="0" wp14:anchorId="1555E704" wp14:editId="1B8C3AA1">
-            <wp:extent cx="4352925" cy="1104900"/>
-            <wp:effectExtent l="0" t="0" r="9525" b="0"/>
-            <wp:docPr id="1" name="图片 1"/>
+          <wp:inline distT="0" distB="0" distL="0" distR="0" wp14:anchorId="5C7E5F64" wp14:editId="63D236DC">
+            <wp:extent cx="3524250" cy="3181350"/>
+            <wp:effectExtent l="0" t="0" r="0" b="0"/>
+            <wp:docPr id="10" name="图片 10"/>
             <wp:cNvGraphicFramePr>
               <a:graphicFrameLocks xmlns:a="http://schemas.openxmlformats.org/drawingml/2006/main" noChangeAspect="1"/>
             </wp:cNvGraphicFramePr>
@@ -6280,6 +3438,2894 @@
                   <pic:spPr>
                     <a:xfrm>
                       <a:off x="0" y="0"/>
+                      <a:ext cx="3524250" cy="3181350"/>
+                    </a:xfrm>
+                    <a:prstGeom prst="rect">
+                      <a:avLst/>
+                    </a:prstGeom>
+                  </pic:spPr>
+                </pic:pic>
+              </a:graphicData>
+            </a:graphic>
+          </wp:inline>
+        </w:drawing>
+      </w:r>
+    </w:p>
+    <w:p>
+      <w:pPr>
+        <w:pStyle w:val="aa"/>
+        <w:ind w:left="777" w:firstLineChars="0" w:firstLine="0"/>
+        <w:rPr>
+          <w:rFonts w:hint="eastAsia"/>
+        </w:rPr>
+      </w:pPr>
+    </w:p>
+    <w:p>
+      <w:pPr>
+        <w:pStyle w:val="aa"/>
+        <w:numPr>
+          <w:ilvl w:val="0"/>
+          <w:numId w:val="5"/>
+        </w:numPr>
+        <w:ind w:firstLineChars="0"/>
+      </w:pPr>
+      <w:r>
+        <w:rPr>
+          <w:rFonts w:hint="eastAsia"/>
+        </w:rPr>
+        <w:t>表</w:t>
+      </w:r>
+      <w:r>
+        <w:rPr>
+          <w:rFonts w:hint="eastAsia"/>
+        </w:rPr>
+        <w:t>1</w:t>
+      </w:r>
+      <w:r>
+        <w:rPr>
+          <w:rFonts w:hint="eastAsia"/>
+        </w:rPr>
+        <w:t>数据库工具统一解密流程：</w:t>
+      </w:r>
+    </w:p>
+    <w:p>
+      <w:pPr>
+        <w:pStyle w:val="aa"/>
+        <w:numPr>
+          <w:ilvl w:val="0"/>
+          <w:numId w:val="14"/>
+        </w:numPr>
+        <w:ind w:firstLineChars="0"/>
+      </w:pPr>
+      <w:r>
+        <w:rPr>
+          <w:rFonts w:hint="eastAsia"/>
+        </w:rPr>
+        <w:t>从用户命令行输入中提取出</w:t>
+      </w:r>
+      <w:r>
+        <w:rPr>
+          <w:rFonts w:hint="eastAsia"/>
+        </w:rPr>
+        <w:t xml:space="preserve"> user, password, cipherFile, token </w:t>
+      </w:r>
+      <w:r>
+        <w:rPr>
+          <w:rFonts w:hint="eastAsia"/>
+        </w:rPr>
+        <w:t>四个参数：</w:t>
+      </w:r>
+    </w:p>
+    <w:p>
+      <w:pPr>
+        <w:pStyle w:val="aa"/>
+        <w:ind w:left="1137" w:firstLineChars="0" w:firstLine="0"/>
+      </w:pPr>
+      <w:r>
+        <w:rPr>
+          <w:rFonts w:hint="eastAsia"/>
+        </w:rPr>
+        <w:t>若</w:t>
+      </w:r>
+      <w:r>
+        <w:rPr>
+          <w:rFonts w:hint="eastAsia"/>
+        </w:rPr>
+        <w:t>只</w:t>
+      </w:r>
+      <w:r>
+        <w:rPr>
+          <w:rFonts w:hint="eastAsia"/>
+        </w:rPr>
+        <w:t>存在</w:t>
+      </w:r>
+      <w:r>
+        <w:rPr>
+          <w:rFonts w:hint="eastAsia"/>
+        </w:rPr>
+        <w:t>user</w:t>
+      </w:r>
+      <w:r>
+        <w:rPr>
+          <w:rFonts w:hint="eastAsia"/>
+        </w:rPr>
+        <w:t>、</w:t>
+      </w:r>
+      <w:r>
+        <w:rPr>
+          <w:rFonts w:hint="eastAsia"/>
+        </w:rPr>
+        <w:t>password</w:t>
+      </w:r>
+      <w:r>
+        <w:rPr>
+          <w:rFonts w:hint="eastAsia"/>
+        </w:rPr>
+        <w:t>，直接传统方式连接；</w:t>
+      </w:r>
+    </w:p>
+    <w:p>
+      <w:pPr>
+        <w:pStyle w:val="aa"/>
+        <w:ind w:left="1137" w:firstLineChars="0" w:firstLine="0"/>
+        <w:rPr>
+          <w:rFonts w:hint="eastAsia"/>
+        </w:rPr>
+      </w:pPr>
+      <w:r>
+        <w:rPr>
+          <w:rFonts w:hint="eastAsia"/>
+        </w:rPr>
+        <w:t>若只存在</w:t>
+      </w:r>
+      <w:r>
+        <w:rPr>
+          <w:rFonts w:hint="eastAsia"/>
+        </w:rPr>
+        <w:t>user</w:t>
+      </w:r>
+      <w:r>
+        <w:rPr>
+          <w:rFonts w:hint="eastAsia"/>
+        </w:rPr>
+        <w:t>，交互提示输入密码，回归</w:t>
+      </w:r>
+      <w:r>
+        <w:rPr>
+          <w:rFonts w:hint="eastAsia"/>
+        </w:rPr>
+        <w:t>传统方式连接；</w:t>
+      </w:r>
+    </w:p>
+    <w:p>
+      <w:pPr>
+        <w:pStyle w:val="aa"/>
+        <w:ind w:left="1137" w:firstLineChars="0" w:firstLine="0"/>
+      </w:pPr>
+      <w:r>
+        <w:rPr>
+          <w:rFonts w:hint="eastAsia"/>
+        </w:rPr>
+        <w:t>若</w:t>
+      </w:r>
+      <w:r>
+        <w:rPr>
+          <w:rFonts w:hint="eastAsia"/>
+        </w:rPr>
+        <w:t>只</w:t>
+      </w:r>
+      <w:r>
+        <w:rPr>
+          <w:rFonts w:hint="eastAsia"/>
+        </w:rPr>
+        <w:t>存在</w:t>
+      </w:r>
+      <w:r>
+        <w:rPr>
+          <w:rFonts w:hint="eastAsia"/>
+        </w:rPr>
+        <w:t>user</w:t>
+      </w:r>
+      <w:r>
+        <w:rPr>
+          <w:rFonts w:hint="eastAsia"/>
+        </w:rPr>
+        <w:t>、</w:t>
+      </w:r>
+      <w:r>
+        <w:rPr>
+          <w:rFonts w:hint="eastAsia"/>
+        </w:rPr>
+        <w:t>token</w:t>
+      </w:r>
+      <w:r>
+        <w:rPr>
+          <w:rFonts w:hint="eastAsia"/>
+        </w:rPr>
+        <w:t>，使用默认加密文件解密获得密码，回归传统方式连接；</w:t>
+      </w:r>
+    </w:p>
+    <w:p>
+      <w:pPr>
+        <w:pStyle w:val="aa"/>
+        <w:ind w:left="1137" w:firstLineChars="0" w:firstLine="0"/>
+        <w:rPr>
+          <w:rFonts w:hint="eastAsia"/>
+        </w:rPr>
+      </w:pPr>
+      <w:r>
+        <w:rPr>
+          <w:rFonts w:hint="eastAsia"/>
+        </w:rPr>
+        <w:t>若</w:t>
+      </w:r>
+      <w:r>
+        <w:rPr>
+          <w:rFonts w:hint="eastAsia"/>
+        </w:rPr>
+        <w:t>只</w:t>
+      </w:r>
+      <w:r>
+        <w:rPr>
+          <w:rFonts w:hint="eastAsia"/>
+        </w:rPr>
+        <w:t>存在</w:t>
+      </w:r>
+      <w:r>
+        <w:rPr>
+          <w:rFonts w:hint="eastAsia"/>
+        </w:rPr>
+        <w:t>user</w:t>
+      </w:r>
+      <w:r>
+        <w:rPr>
+          <w:rFonts w:hint="eastAsia"/>
+        </w:rPr>
+        <w:t>、</w:t>
+      </w:r>
+      <w:r>
+        <w:rPr>
+          <w:rFonts w:hint="eastAsia"/>
+        </w:rPr>
+        <w:t>token</w:t>
+      </w:r>
+      <w:r>
+        <w:rPr>
+          <w:rFonts w:hint="eastAsia"/>
+        </w:rPr>
+        <w:t>和</w:t>
+      </w:r>
+      <w:r>
+        <w:rPr>
+          <w:rFonts w:hint="eastAsia"/>
+        </w:rPr>
+        <w:t>cipher</w:t>
+      </w:r>
+      <w:r>
+        <w:t>File</w:t>
+      </w:r>
+      <w:r>
+        <w:rPr>
+          <w:rFonts w:hint="eastAsia"/>
+        </w:rPr>
+        <w:t>，使用</w:t>
+      </w:r>
+      <w:r>
+        <w:rPr>
+          <w:rFonts w:hint="eastAsia"/>
+        </w:rPr>
+        <w:t>cipherFile</w:t>
+      </w:r>
+      <w:r>
+        <w:rPr>
+          <w:rFonts w:hint="eastAsia"/>
+        </w:rPr>
+        <w:t>解密获得密码，</w:t>
+      </w:r>
+      <w:r>
+        <w:rPr>
+          <w:rFonts w:hint="eastAsia"/>
+        </w:rPr>
+        <w:t>回归</w:t>
+      </w:r>
+      <w:r>
+        <w:rPr>
+          <w:rFonts w:hint="eastAsia"/>
+        </w:rPr>
+        <w:t>传统方式连接</w:t>
+      </w:r>
+    </w:p>
+    <w:p>
+      <w:pPr>
+        <w:rPr>
+          <w:rFonts w:hint="eastAsia"/>
+        </w:rPr>
+      </w:pPr>
+      <w:r>
+        <w:tab/>
+      </w:r>
+      <w:r>
+        <w:tab/>
+      </w:r>
+    </w:p>
+    <w:p>
+      <w:pPr>
+        <w:pStyle w:val="aa"/>
+        <w:numPr>
+          <w:ilvl w:val="0"/>
+          <w:numId w:val="5"/>
+        </w:numPr>
+        <w:ind w:firstLineChars="0"/>
+      </w:pPr>
+      <w:r>
+        <w:t>P</w:t>
+      </w:r>
+      <w:r>
+        <w:rPr>
+          <w:rFonts w:hint="eastAsia"/>
+        </w:rPr>
+        <w:t xml:space="preserve">ostgres </w:t>
+      </w:r>
+      <w:r>
+        <w:t xml:space="preserve">fdw </w:t>
+      </w:r>
+      <w:r>
+        <w:rPr>
+          <w:rFonts w:hint="eastAsia"/>
+        </w:rPr>
+        <w:t>修改：</w:t>
+      </w:r>
+    </w:p>
+    <w:p>
+      <w:pPr>
+        <w:pStyle w:val="aa"/>
+        <w:ind w:left="777"/>
+      </w:pPr>
+      <w:r>
+        <w:t>sdbConnectionHandle sdbGetConnectionHandle( const char **serverList,</w:t>
+      </w:r>
+    </w:p>
+    <w:p>
+      <w:pPr>
+        <w:pStyle w:val="aa"/>
+        <w:ind w:left="777"/>
+      </w:pPr>
+      <w:r>
+        <w:t xml:space="preserve">            </w:t>
+      </w:r>
+      <w:r>
+        <w:t xml:space="preserve">                            </w:t>
+      </w:r>
+      <w:r>
+        <w:t>int serverNum,</w:t>
+      </w:r>
+    </w:p>
+    <w:p>
+      <w:pPr>
+        <w:pStyle w:val="aa"/>
+        <w:ind w:left="777"/>
+      </w:pPr>
+      <w:r>
+        <w:t xml:space="preserve">                   </w:t>
+      </w:r>
+      <w:r>
+        <w:t xml:space="preserve">                     </w:t>
+      </w:r>
+      <w:r>
+        <w:t>const char *usr,</w:t>
+      </w:r>
+    </w:p>
+    <w:p>
+      <w:pPr>
+        <w:pStyle w:val="aa"/>
+        <w:ind w:left="777"/>
+      </w:pPr>
+      <w:r>
+        <w:t xml:space="preserve">            </w:t>
+      </w:r>
+      <w:r>
+        <w:t xml:space="preserve">                            </w:t>
+      </w:r>
+      <w:r>
+        <w:t>const char *passwd,</w:t>
+      </w:r>
+    </w:p>
+    <w:p>
+      <w:pPr>
+        <w:pStyle w:val="aa"/>
+        <w:ind w:left="777"/>
+        <w:rPr>
+          <w:color w:val="C00000"/>
+        </w:rPr>
+      </w:pPr>
+      <w:r>
+        <w:t xml:space="preserve">                                       </w:t>
+      </w:r>
+      <w:r>
+        <w:rPr>
+          <w:color w:val="C00000"/>
+        </w:rPr>
+        <w:t xml:space="preserve"> const char *cipherFile,</w:t>
+      </w:r>
+    </w:p>
+    <w:p>
+      <w:pPr>
+        <w:pStyle w:val="aa"/>
+        <w:ind w:left="777"/>
+        <w:rPr>
+          <w:color w:val="C00000"/>
+        </w:rPr>
+      </w:pPr>
+      <w:r>
+        <w:t xml:space="preserve">                                        </w:t>
+      </w:r>
+      <w:r>
+        <w:rPr>
+          <w:color w:val="C00000"/>
+        </w:rPr>
+        <w:t>const char *token,</w:t>
+      </w:r>
+    </w:p>
+    <w:p>
+      <w:pPr>
+        <w:pStyle w:val="aa"/>
+        <w:ind w:left="777"/>
+      </w:pPr>
+      <w:r>
+        <w:t xml:space="preserve">            </w:t>
+      </w:r>
+      <w:r>
+        <w:t xml:space="preserve">                            </w:t>
+      </w:r>
+      <w:r>
+        <w:t>const char *preference_instance,</w:t>
+      </w:r>
+    </w:p>
+    <w:p>
+      <w:pPr>
+        <w:pStyle w:val="aa"/>
+        <w:ind w:left="777"/>
+      </w:pPr>
+      <w:r>
+        <w:t xml:space="preserve">            </w:t>
+      </w:r>
+      <w:r>
+        <w:t xml:space="preserve">                            </w:t>
+      </w:r>
+      <w:r>
+        <w:t>const char *preference_instance_mode,</w:t>
+      </w:r>
+    </w:p>
+    <w:p>
+      <w:pPr>
+        <w:pStyle w:val="aa"/>
+        <w:ind w:left="777"/>
+      </w:pPr>
+      <w:r>
+        <w:t xml:space="preserve">            </w:t>
+      </w:r>
+      <w:r>
+        <w:t xml:space="preserve">                            </w:t>
+      </w:r>
+      <w:r>
+        <w:t>int session_timeout,</w:t>
+      </w:r>
+    </w:p>
+    <w:p>
+      <w:pPr>
+        <w:pStyle w:val="aa"/>
+        <w:ind w:left="777" w:firstLineChars="0" w:firstLine="0"/>
+      </w:pPr>
+      <w:r>
+        <w:t xml:space="preserve">                                           </w:t>
+      </w:r>
+      <w:r>
+        <w:t xml:space="preserve"> </w:t>
+      </w:r>
+      <w:r>
+        <w:t>const char *transaction )</w:t>
+      </w:r>
+      <w:r>
+        <w:rPr>
+          <w:rFonts w:hint="eastAsia"/>
+        </w:rPr>
+        <w:t>;</w:t>
+      </w:r>
+    </w:p>
+    <w:p>
+      <w:pPr>
+        <w:pStyle w:val="aa"/>
+        <w:ind w:left="777" w:firstLineChars="0" w:firstLine="0"/>
+      </w:pPr>
+    </w:p>
+    <w:p>
+      <w:pPr>
+        <w:pStyle w:val="aa"/>
+        <w:ind w:left="777" w:firstLineChars="0" w:firstLine="0"/>
+      </w:pPr>
+      <w:r>
+        <w:rPr>
+          <w:rFonts w:hint="eastAsia"/>
+        </w:rPr>
+        <w:t>增加</w:t>
+      </w:r>
+      <w:r>
+        <w:rPr>
+          <w:rFonts w:hint="eastAsia"/>
+        </w:rPr>
+        <w:t xml:space="preserve"> cipherFile</w:t>
+      </w:r>
+      <w:r>
+        <w:rPr>
+          <w:rFonts w:hint="eastAsia"/>
+        </w:rPr>
+        <w:t>和</w:t>
+      </w:r>
+      <w:r>
+        <w:rPr>
+          <w:rFonts w:hint="eastAsia"/>
+        </w:rPr>
+        <w:t>token</w:t>
+      </w:r>
+      <w:r>
+        <w:rPr>
+          <w:rFonts w:hint="eastAsia"/>
+        </w:rPr>
+        <w:t>，用于传入加密文件需要的参数。</w:t>
+      </w:r>
+      <w:r>
+        <w:rPr>
+          <w:rFonts w:hint="eastAsia"/>
+        </w:rPr>
+        <w:t>在这个函数内调用</w:t>
+      </w:r>
+      <w:r>
+        <w:rPr>
+          <w:rFonts w:hint="eastAsia"/>
+        </w:rPr>
+        <w:t>C</w:t>
+      </w:r>
+      <w:r>
+        <w:rPr>
+          <w:rFonts w:hint="eastAsia"/>
+        </w:rPr>
+        <w:t>驱动的解密连接代码。</w:t>
+      </w:r>
+    </w:p>
+    <w:p>
+      <w:pPr>
+        <w:rPr>
+          <w:rFonts w:hint="eastAsia"/>
+        </w:rPr>
+      </w:pPr>
+      <w:r>
+        <w:tab/>
+      </w:r>
+      <w:r>
+        <w:tab/>
+      </w:r>
+    </w:p>
+    <w:p>
+      <w:pPr>
+        <w:pStyle w:val="aa"/>
+        <w:numPr>
+          <w:ilvl w:val="0"/>
+          <w:numId w:val="5"/>
+        </w:numPr>
+        <w:ind w:firstLineChars="0"/>
+      </w:pPr>
+      <w:r>
+        <w:rPr>
+          <w:rFonts w:hint="eastAsia"/>
+        </w:rPr>
+        <w:t>C</w:t>
+      </w:r>
+      <w:r>
+        <w:t xml:space="preserve"> </w:t>
+      </w:r>
+      <w:r>
+        <w:rPr>
+          <w:rFonts w:hint="eastAsia"/>
+        </w:rPr>
+        <w:t>驱动修改：</w:t>
+      </w:r>
+    </w:p>
+    <w:p>
+      <w:r>
+        <w:tab/>
+      </w:r>
+      <w:r>
+        <w:tab/>
+      </w:r>
+      <w:r>
+        <w:tab/>
+      </w:r>
+    </w:p>
+    <w:tbl>
+      <w:tblPr>
+        <w:tblStyle w:val="a9"/>
+        <w:tblW w:w="0" w:type="auto"/>
+        <w:tblInd w:w="357" w:type="dxa"/>
+        <w:tblLook w:val="04A0" w:firstRow="1" w:lastRow="0" w:firstColumn="1" w:lastColumn="0" w:noHBand="0" w:noVBand="1"/>
+      </w:tblPr>
+      <w:tblGrid>
+        <w:gridCol w:w="2840"/>
+        <w:gridCol w:w="5584"/>
+        <w:gridCol w:w="5812"/>
+        <w:gridCol w:w="1613"/>
+      </w:tblGrid>
+      <w:tr>
+        <w:tc>
+          <w:tcPr>
+            <w:tcW w:w="2840" w:type="dxa"/>
+          </w:tcPr>
+          <w:p>
+            <w:pPr>
+              <w:ind w:left="0"/>
+              <w:rPr>
+                <w:rFonts w:hint="eastAsia"/>
+              </w:rPr>
+            </w:pPr>
+            <w:r>
+              <w:rPr>
+                <w:rFonts w:hint="eastAsia"/>
+              </w:rPr>
+              <w:t>修改类型</w:t>
+            </w:r>
+          </w:p>
+        </w:tc>
+        <w:tc>
+          <w:tcPr>
+            <w:tcW w:w="5584" w:type="dxa"/>
+          </w:tcPr>
+          <w:p>
+            <w:pPr>
+              <w:ind w:left="0"/>
+              <w:rPr>
+                <w:rFonts w:hint="eastAsia"/>
+              </w:rPr>
+            </w:pPr>
+            <w:r>
+              <w:rPr>
+                <w:rFonts w:hint="eastAsia"/>
+              </w:rPr>
+              <w:t>修改名称</w:t>
+            </w:r>
+          </w:p>
+        </w:tc>
+        <w:tc>
+          <w:tcPr>
+            <w:tcW w:w="5812" w:type="dxa"/>
+          </w:tcPr>
+          <w:p>
+            <w:pPr>
+              <w:ind w:left="0"/>
+              <w:rPr>
+                <w:rFonts w:hint="eastAsia"/>
+              </w:rPr>
+            </w:pPr>
+            <w:r>
+              <w:rPr>
+                <w:rFonts w:hint="eastAsia"/>
+              </w:rPr>
+              <w:t>修改内容</w:t>
+            </w:r>
+          </w:p>
+        </w:tc>
+        <w:tc>
+          <w:tcPr>
+            <w:tcW w:w="1417" w:type="dxa"/>
+          </w:tcPr>
+          <w:p>
+            <w:pPr>
+              <w:ind w:left="0"/>
+              <w:rPr>
+                <w:rFonts w:hint="eastAsia"/>
+              </w:rPr>
+            </w:pPr>
+            <w:r>
+              <w:rPr>
+                <w:rFonts w:hint="eastAsia"/>
+              </w:rPr>
+              <w:t>修改位置</w:t>
+            </w:r>
+          </w:p>
+        </w:tc>
+      </w:tr>
+      <w:tr>
+        <w:tc>
+          <w:tcPr>
+            <w:tcW w:w="2840" w:type="dxa"/>
+          </w:tcPr>
+          <w:p>
+            <w:pPr>
+              <w:ind w:left="0"/>
+            </w:pPr>
+            <w:r>
+              <w:rPr>
+                <w:rFonts w:hint="eastAsia"/>
+              </w:rPr>
+              <w:t>增加宏</w:t>
+            </w:r>
+          </w:p>
+        </w:tc>
+        <w:tc>
+          <w:tcPr>
+            <w:tcW w:w="5584" w:type="dxa"/>
+          </w:tcPr>
+          <w:p>
+            <w:pPr>
+              <w:ind w:left="0"/>
+            </w:pPr>
+            <w:r>
+              <w:rPr>
+                <w:rFonts w:hint="eastAsia"/>
+              </w:rPr>
+              <w:t>SDB_CIPHER</w:t>
+            </w:r>
+          </w:p>
+        </w:tc>
+        <w:tc>
+          <w:tcPr>
+            <w:tcW w:w="5812" w:type="dxa"/>
+          </w:tcPr>
+          <w:p>
+            <w:pPr>
+              <w:ind w:left="0"/>
+            </w:pPr>
+            <w:r>
+              <w:rPr>
+                <w:rFonts w:hint="eastAsia"/>
+              </w:rPr>
+              <w:t>只有在编译定义了</w:t>
+            </w:r>
+            <w:r>
+              <w:rPr>
+                <w:rFonts w:hint="eastAsia"/>
+              </w:rPr>
+              <w:t>SDB_CIPHER</w:t>
+            </w:r>
+            <w:r>
+              <w:rPr>
+                <w:rFonts w:hint="eastAsia"/>
+              </w:rPr>
+              <w:t>时才在驱动中加入加解密代码。下列驱动修改都包裹在</w:t>
+            </w:r>
+            <w:r>
+              <w:rPr>
+                <w:rFonts w:hint="eastAsia"/>
+              </w:rPr>
+              <w:t>SDB_CIPHER</w:t>
+            </w:r>
+            <w:r>
+              <w:rPr>
+                <w:rFonts w:hint="eastAsia"/>
+              </w:rPr>
+              <w:t>中。</w:t>
+            </w:r>
+          </w:p>
+        </w:tc>
+        <w:tc>
+          <w:tcPr>
+            <w:tcW w:w="1417" w:type="dxa"/>
+          </w:tcPr>
+          <w:p>
+            <w:pPr>
+              <w:ind w:left="0"/>
+              <w:rPr>
+                <w:rFonts w:hint="eastAsia"/>
+              </w:rPr>
+            </w:pPr>
+            <w:r>
+              <w:rPr>
+                <w:rFonts w:hint="eastAsia"/>
+              </w:rPr>
+              <w:t>client.h</w:t>
+            </w:r>
+          </w:p>
+        </w:tc>
+      </w:tr>
+      <w:tr>
+        <w:tc>
+          <w:tcPr>
+            <w:tcW w:w="2840" w:type="dxa"/>
+          </w:tcPr>
+          <w:p>
+            <w:pPr>
+              <w:ind w:left="0"/>
+            </w:pPr>
+            <w:r>
+              <w:rPr>
+                <w:rFonts w:hint="eastAsia"/>
+              </w:rPr>
+              <w:t>增加函数</w:t>
+            </w:r>
+          </w:p>
+        </w:tc>
+        <w:tc>
+          <w:tcPr>
+            <w:tcW w:w="5584" w:type="dxa"/>
+          </w:tcPr>
+          <w:p>
+            <w:pPr>
+              <w:ind w:left="0"/>
+            </w:pPr>
+            <w:r>
+              <w:t>INT32 S</w:t>
+            </w:r>
+            <w:r>
+              <w:rPr>
+                <w:rFonts w:hint="eastAsia"/>
+              </w:rPr>
+              <w:t>db</w:t>
+            </w:r>
+            <w:r>
+              <w:t>UseCipherFile(sdbConnectionHandle cHandle, const CHAR *path, const CHAR *token)</w:t>
+            </w:r>
+          </w:p>
+        </w:tc>
+        <w:tc>
+          <w:tcPr>
+            <w:tcW w:w="5812" w:type="dxa"/>
+          </w:tcPr>
+          <w:p>
+            <w:pPr>
+              <w:ind w:left="0"/>
+            </w:pPr>
+            <w:r>
+              <w:rPr>
+                <w:rFonts w:hint="eastAsia"/>
+              </w:rPr>
+              <w:t>调用</w:t>
+            </w:r>
+            <w:r>
+              <w:t>S</w:t>
+            </w:r>
+            <w:r>
+              <w:rPr>
+                <w:rFonts w:hint="eastAsia"/>
+              </w:rPr>
+              <w:t>db</w:t>
+            </w:r>
+            <w:r>
+              <w:t>UseCipherFile()</w:t>
+            </w:r>
+            <w:r>
+              <w:rPr>
+                <w:rFonts w:hint="eastAsia"/>
+              </w:rPr>
+              <w:t>设置加密文件和</w:t>
+            </w:r>
+            <w:r>
+              <w:rPr>
+                <w:rFonts w:hint="eastAsia"/>
+              </w:rPr>
+              <w:t>token</w:t>
+            </w:r>
+            <w:r>
+              <w:rPr>
+                <w:rFonts w:hint="eastAsia"/>
+              </w:rPr>
+              <w:t>，保存在下面的静态变量中</w:t>
+            </w:r>
+          </w:p>
+        </w:tc>
+        <w:tc>
+          <w:tcPr>
+            <w:tcW w:w="1417" w:type="dxa"/>
+          </w:tcPr>
+          <w:p>
+            <w:pPr>
+              <w:ind w:left="0"/>
+            </w:pPr>
+            <w:r>
+              <w:rPr>
+                <w:rFonts w:hint="eastAsia"/>
+              </w:rPr>
+              <w:t>client.h</w:t>
+            </w:r>
+          </w:p>
+        </w:tc>
+      </w:tr>
+      <w:tr>
+        <w:tc>
+          <w:tcPr>
+            <w:tcW w:w="2840" w:type="dxa"/>
+          </w:tcPr>
+          <w:p>
+            <w:pPr>
+              <w:ind w:left="0"/>
+            </w:pPr>
+            <w:r>
+              <w:rPr>
+                <w:rFonts w:hint="eastAsia"/>
+              </w:rPr>
+              <w:t>增加局部静态变量</w:t>
+            </w:r>
+          </w:p>
+        </w:tc>
+        <w:tc>
+          <w:tcPr>
+            <w:tcW w:w="5584" w:type="dxa"/>
+          </w:tcPr>
+          <w:p>
+            <w:pPr>
+              <w:ind w:left="0"/>
+            </w:pPr>
+            <w:r>
+              <w:rPr>
+                <w:rFonts w:hint="eastAsia"/>
+              </w:rPr>
+              <w:t>static CHAR</w:t>
+            </w:r>
+            <w:r>
+              <w:t xml:space="preserve"> cipherFilePath</w:t>
+            </w:r>
+            <w:r>
+              <w:rPr>
+                <w:rFonts w:hint="eastAsia"/>
+              </w:rPr>
+              <w:t>[</w:t>
+            </w:r>
+            <w:r>
+              <w:t>MAX_CIPHERFILE_PATH_SIZE</w:t>
+            </w:r>
+            <w:r>
+              <w:rPr>
+                <w:rFonts w:hint="eastAsia"/>
+              </w:rPr>
+              <w:t>]</w:t>
+            </w:r>
+          </w:p>
+          <w:p>
+            <w:pPr>
+              <w:ind w:left="0"/>
+            </w:pPr>
+            <w:r>
+              <w:rPr>
+                <w:rFonts w:hint="eastAsia"/>
+              </w:rPr>
+              <w:t>s</w:t>
+            </w:r>
+            <w:r>
+              <w:t>tatic CHAR cipherFileToken</w:t>
+            </w:r>
+            <w:r>
+              <w:rPr>
+                <w:rFonts w:hint="eastAsia"/>
+              </w:rPr>
+              <w:t>[</w:t>
+            </w:r>
+            <w:r>
+              <w:t>MAX_CIPHERFILE_TOKEN_SIZE</w:t>
+            </w:r>
+            <w:r>
+              <w:rPr>
+                <w:rFonts w:hint="eastAsia"/>
+              </w:rPr>
+              <w:t>]</w:t>
+            </w:r>
+          </w:p>
+        </w:tc>
+        <w:tc>
+          <w:tcPr>
+            <w:tcW w:w="5812" w:type="dxa"/>
+          </w:tcPr>
+          <w:p>
+            <w:pPr>
+              <w:ind w:left="0"/>
+            </w:pPr>
+            <w:r>
+              <w:rPr>
+                <w:rFonts w:hint="eastAsia"/>
+              </w:rPr>
+              <w:t>存储加密文件路径</w:t>
+            </w:r>
+          </w:p>
+          <w:p>
+            <w:pPr>
+              <w:ind w:left="0"/>
+              <w:rPr>
+                <w:rFonts w:hint="eastAsia"/>
+              </w:rPr>
+            </w:pPr>
+            <w:r>
+              <w:rPr>
+                <w:rFonts w:hint="eastAsia"/>
+              </w:rPr>
+              <w:t>存储加密</w:t>
+            </w:r>
+            <w:r>
+              <w:rPr>
+                <w:rFonts w:hint="eastAsia"/>
+              </w:rPr>
+              <w:t>token</w:t>
+            </w:r>
+          </w:p>
+        </w:tc>
+        <w:tc>
+          <w:tcPr>
+            <w:tcW w:w="1417" w:type="dxa"/>
+          </w:tcPr>
+          <w:p>
+            <w:pPr>
+              <w:ind w:left="0"/>
+            </w:pPr>
+            <w:r>
+              <w:rPr>
+                <w:rFonts w:hint="eastAsia"/>
+              </w:rPr>
+              <w:t>client.c</w:t>
+            </w:r>
+          </w:p>
+        </w:tc>
+      </w:tr>
+      <w:tr>
+        <w:tc>
+          <w:tcPr>
+            <w:tcW w:w="2840" w:type="dxa"/>
+          </w:tcPr>
+          <w:p>
+            <w:pPr>
+              <w:ind w:left="0"/>
+            </w:pPr>
+            <w:r>
+              <w:rPr>
+                <w:rFonts w:hint="eastAsia"/>
+              </w:rPr>
+              <w:t>增加宏</w:t>
+            </w:r>
+          </w:p>
+        </w:tc>
+        <w:tc>
+          <w:tcPr>
+            <w:tcW w:w="5584" w:type="dxa"/>
+          </w:tcPr>
+          <w:p>
+            <w:pPr>
+              <w:ind w:left="0"/>
+            </w:pPr>
+            <w:r>
+              <w:rPr>
+                <w:rFonts w:hint="eastAsia"/>
+              </w:rPr>
+              <w:t xml:space="preserve">#define </w:t>
+            </w:r>
+            <w:r>
+              <w:t xml:space="preserve">CLIENT_MAX_ </w:t>
+            </w:r>
+            <w:r>
+              <w:t>CIPHERFILE_PATH 255</w:t>
+            </w:r>
+          </w:p>
+          <w:p>
+            <w:pPr>
+              <w:ind w:left="0"/>
+            </w:pPr>
+            <w:r>
+              <w:t xml:space="preserve">#define </w:t>
+            </w:r>
+            <w:r>
+              <w:t xml:space="preserve">CLIENT_MAX_ </w:t>
+            </w:r>
+            <w:r>
+              <w:t>CIPHERFILE_TOKEN 255</w:t>
+            </w:r>
+          </w:p>
+        </w:tc>
+        <w:tc>
+          <w:tcPr>
+            <w:tcW w:w="5812" w:type="dxa"/>
+          </w:tcPr>
+          <w:p>
+            <w:pPr>
+              <w:ind w:left="0"/>
+            </w:pPr>
+            <w:r>
+              <w:rPr>
+                <w:rFonts w:hint="eastAsia"/>
+              </w:rPr>
+              <w:t>控制加密文件路径长度</w:t>
+            </w:r>
+          </w:p>
+          <w:p>
+            <w:pPr>
+              <w:ind w:left="0"/>
+              <w:rPr>
+                <w:rFonts w:hint="eastAsia"/>
+              </w:rPr>
+            </w:pPr>
+            <w:r>
+              <w:rPr>
+                <w:rFonts w:hint="eastAsia"/>
+              </w:rPr>
+              <w:t>控制加密</w:t>
+            </w:r>
+            <w:r>
+              <w:rPr>
+                <w:rFonts w:hint="eastAsia"/>
+              </w:rPr>
+              <w:t>token</w:t>
+            </w:r>
+            <w:r>
+              <w:rPr>
+                <w:rFonts w:hint="eastAsia"/>
+              </w:rPr>
+              <w:t>长度</w:t>
+            </w:r>
+          </w:p>
+        </w:tc>
+        <w:tc>
+          <w:tcPr>
+            <w:tcW w:w="1417" w:type="dxa"/>
+          </w:tcPr>
+          <w:p>
+            <w:pPr>
+              <w:ind w:left="0"/>
+            </w:pPr>
+            <w:r>
+              <w:rPr>
+                <w:rFonts w:hint="eastAsia"/>
+              </w:rPr>
+              <w:t>client_internal.h</w:t>
+            </w:r>
+          </w:p>
+        </w:tc>
+      </w:tr>
+      <w:tr>
+        <w:tc>
+          <w:tcPr>
+            <w:tcW w:w="2840" w:type="dxa"/>
+          </w:tcPr>
+          <w:p>
+            <w:pPr>
+              <w:ind w:left="0"/>
+            </w:pPr>
+            <w:r>
+              <w:rPr>
+                <w:rFonts w:hint="eastAsia"/>
+              </w:rPr>
+              <w:t>修改函数</w:t>
+            </w:r>
+          </w:p>
+        </w:tc>
+        <w:tc>
+          <w:tcPr>
+            <w:tcW w:w="5584" w:type="dxa"/>
+          </w:tcPr>
+          <w:p>
+            <w:pPr>
+              <w:ind w:left="0"/>
+            </w:pPr>
+            <w:r>
+              <w:t xml:space="preserve">SDB_EXPORT INT32 sdbConnect1 ( const CHAR **pConnAddrs, INT32 arrSize,          </w:t>
+            </w:r>
+            <w:r>
+              <w:t xml:space="preserve">                              </w:t>
+            </w:r>
+            <w:r>
+              <w:t>const CHAR</w:t>
+            </w:r>
+            <w:r>
+              <w:t xml:space="preserve"> *pUsrName, const CHAR *pPasswd</w:t>
+            </w:r>
+            <w:r>
+              <w:t>,                                                   sdbConnectionHandle *handle )</w:t>
+            </w:r>
+          </w:p>
+        </w:tc>
+        <w:tc>
+          <w:tcPr>
+            <w:tcW w:w="5812" w:type="dxa"/>
+          </w:tcPr>
+          <w:p>
+            <w:pPr>
+              <w:ind w:left="0"/>
+            </w:pPr>
+            <w:r>
+              <w:rPr>
+                <w:rFonts w:hint="eastAsia"/>
+              </w:rPr>
+              <w:t>在该函数中，使用通过</w:t>
+            </w:r>
+            <w:r>
+              <w:t>S</w:t>
+            </w:r>
+            <w:r>
+              <w:rPr>
+                <w:rFonts w:hint="eastAsia"/>
+              </w:rPr>
+              <w:t>db</w:t>
+            </w:r>
+            <w:r>
+              <w:t>UseCipherFile()</w:t>
+            </w:r>
+            <w:r>
+              <w:rPr>
+                <w:rFonts w:hint="eastAsia"/>
+              </w:rPr>
+              <w:t>设置的加密文件和</w:t>
+            </w:r>
+            <w:r>
+              <w:rPr>
+                <w:rFonts w:hint="eastAsia"/>
+              </w:rPr>
+              <w:t>token</w:t>
+            </w:r>
+            <w:r>
+              <w:rPr>
+                <w:rFonts w:hint="eastAsia"/>
+              </w:rPr>
+              <w:t>，调用下面</w:t>
+            </w:r>
+            <w:r>
+              <w:rPr>
+                <w:rFonts w:hint="eastAsia"/>
+              </w:rPr>
+              <w:t>C</w:t>
+            </w:r>
+            <w:r>
+              <w:rPr>
+                <w:rFonts w:hint="eastAsia"/>
+              </w:rPr>
+              <w:t>解密库解密用户密码。</w:t>
+            </w:r>
+          </w:p>
+        </w:tc>
+        <w:tc>
+          <w:tcPr>
+            <w:tcW w:w="1417" w:type="dxa"/>
+          </w:tcPr>
+          <w:p>
+            <w:pPr>
+              <w:ind w:left="0"/>
+            </w:pPr>
+            <w:r>
+              <w:rPr>
+                <w:rFonts w:hint="eastAsia"/>
+              </w:rPr>
+              <w:t>已定义在</w:t>
+            </w:r>
+            <w:r>
+              <w:rPr>
+                <w:rFonts w:hint="eastAsia"/>
+              </w:rPr>
+              <w:t xml:space="preserve"> client.h</w:t>
+            </w:r>
+          </w:p>
+        </w:tc>
+      </w:tr>
+    </w:tbl>
+    <w:p/>
+    <w:p>
+      <w:pPr>
+        <w:rPr>
+          <w:rFonts w:hint="eastAsia"/>
+        </w:rPr>
+      </w:pPr>
+      <w:r>
+        <w:t xml:space="preserve">Postgres fdw </w:t>
+      </w:r>
+      <w:r>
+        <w:rPr>
+          <w:rFonts w:hint="eastAsia"/>
+        </w:rPr>
+        <w:t>在调用</w:t>
+      </w:r>
+      <w:r>
+        <w:rPr>
+          <w:rFonts w:hint="eastAsia"/>
+        </w:rPr>
+        <w:t>sdbConnect1</w:t>
+      </w:r>
+      <w:r>
+        <w:rPr>
+          <w:rFonts w:hint="eastAsia"/>
+        </w:rPr>
+        <w:t>()</w:t>
+      </w:r>
+      <w:r>
+        <w:rPr>
+          <w:rFonts w:hint="eastAsia"/>
+        </w:rPr>
+        <w:t>前，调用</w:t>
+      </w:r>
+      <w:r>
+        <w:t>S</w:t>
+      </w:r>
+      <w:r>
+        <w:rPr>
+          <w:rFonts w:hint="eastAsia"/>
+        </w:rPr>
+        <w:t>db</w:t>
+      </w:r>
+      <w:r>
+        <w:t>UseCipherFile</w:t>
+      </w:r>
+      <w:r>
+        <w:t>()</w:t>
+      </w:r>
+      <w:r>
+        <w:rPr>
+          <w:rFonts w:hint="eastAsia"/>
+        </w:rPr>
+        <w:t>设置加密文件和</w:t>
+      </w:r>
+      <w:r>
+        <w:rPr>
+          <w:rFonts w:hint="eastAsia"/>
+        </w:rPr>
+        <w:t>token</w:t>
+      </w:r>
+      <w:r>
+        <w:rPr>
+          <w:rFonts w:hint="eastAsia"/>
+        </w:rPr>
+        <w:t>，由于每次使用的加密文件和</w:t>
+      </w:r>
+      <w:r>
+        <w:rPr>
+          <w:rFonts w:hint="eastAsia"/>
+        </w:rPr>
+        <w:t>token</w:t>
+      </w:r>
+      <w:r>
+        <w:rPr>
+          <w:rFonts w:hint="eastAsia"/>
+        </w:rPr>
+        <w:t>都是从</w:t>
+      </w:r>
+      <w:r>
+        <w:rPr>
+          <w:rFonts w:hint="eastAsia"/>
+        </w:rPr>
+        <w:t>postgres</w:t>
+      </w:r>
+      <w:r>
+        <w:rPr>
+          <w:rFonts w:hint="eastAsia"/>
+        </w:rPr>
+        <w:t>当前</w:t>
+      </w:r>
+      <w:r>
+        <w:rPr>
+          <w:rFonts w:hint="eastAsia"/>
+        </w:rPr>
+        <w:t>foreign table</w:t>
+      </w:r>
+      <w:r>
+        <w:rPr>
+          <w:rFonts w:hint="eastAsia"/>
+        </w:rPr>
+        <w:t>所对应的</w:t>
+      </w:r>
+      <w:r>
+        <w:rPr>
+          <w:rFonts w:hint="eastAsia"/>
+        </w:rPr>
+        <w:t>foreign server</w:t>
+      </w:r>
+      <w:r>
+        <w:rPr>
+          <w:rFonts w:hint="eastAsia"/>
+        </w:rPr>
+        <w:t>中取出的，所以即使在</w:t>
+      </w:r>
+      <w:r>
+        <w:rPr>
+          <w:rFonts w:hint="eastAsia"/>
+        </w:rPr>
+        <w:t>postgres</w:t>
+      </w:r>
+      <w:r>
+        <w:rPr>
+          <w:rFonts w:hint="eastAsia"/>
+        </w:rPr>
+        <w:t>中创建了多个</w:t>
+      </w:r>
+      <w:r>
+        <w:rPr>
+          <w:rFonts w:hint="eastAsia"/>
+        </w:rPr>
+        <w:t>foreign</w:t>
+      </w:r>
+      <w:r>
+        <w:t xml:space="preserve"> </w:t>
+      </w:r>
+      <w:r>
+        <w:rPr>
+          <w:rFonts w:hint="eastAsia"/>
+        </w:rPr>
+        <w:t>server</w:t>
+      </w:r>
+      <w:r>
+        <w:rPr>
+          <w:rFonts w:hint="eastAsia"/>
+        </w:rPr>
+        <w:t>也不会因静态变量造成问题，因为每次静态变量都会得到更新。</w:t>
+      </w:r>
+    </w:p>
+    <w:p>
+      <w:pPr>
+        <w:rPr>
+          <w:rFonts w:hint="eastAsia"/>
+        </w:rPr>
+      </w:pPr>
+      <w:r>
+        <w:tab/>
+      </w:r>
+      <w:r>
+        <w:tab/>
+      </w:r>
+    </w:p>
+    <w:p>
+      <w:pPr>
+        <w:pStyle w:val="aa"/>
+        <w:numPr>
+          <w:ilvl w:val="0"/>
+          <w:numId w:val="5"/>
+        </w:numPr>
+        <w:ind w:firstLineChars="0"/>
+      </w:pPr>
+      <w:r>
+        <w:rPr>
+          <w:rFonts w:hint="eastAsia"/>
+        </w:rPr>
+        <w:t>用于</w:t>
+      </w:r>
+      <w:r>
+        <w:rPr>
+          <w:rFonts w:hint="eastAsia"/>
+        </w:rPr>
+        <w:t>C</w:t>
+      </w:r>
+      <w:r>
+        <w:rPr>
+          <w:rFonts w:hint="eastAsia"/>
+        </w:rPr>
+        <w:t>驱动的</w:t>
+      </w:r>
+      <w:r>
+        <w:rPr>
+          <w:rFonts w:hint="eastAsia"/>
+        </w:rPr>
+        <w:t>解密</w:t>
+      </w:r>
+      <w:r>
+        <w:rPr>
+          <w:rFonts w:hint="eastAsia"/>
+        </w:rPr>
+        <w:t>库：</w:t>
+      </w:r>
+    </w:p>
+    <w:p>
+      <w:pPr>
+        <w:pStyle w:val="aa"/>
+        <w:ind w:left="777" w:firstLineChars="0" w:firstLine="0"/>
+      </w:pPr>
+      <w:r>
+        <w:rPr>
+          <w:rFonts w:hint="eastAsia"/>
+        </w:rPr>
+        <w:t xml:space="preserve">Postgresql </w:t>
+      </w:r>
+      <w:r>
+        <w:rPr>
+          <w:rFonts w:hint="eastAsia"/>
+        </w:rPr>
+        <w:t>实现</w:t>
+      </w:r>
+      <w:r>
+        <w:rPr>
+          <w:rFonts w:hint="eastAsia"/>
+        </w:rPr>
+        <w:t>加密密码的方式是，</w:t>
+      </w:r>
+      <w:r>
+        <w:rPr>
+          <w:rFonts w:hint="eastAsia"/>
+        </w:rPr>
+        <w:t>fdw</w:t>
+      </w:r>
+      <w:r>
+        <w:rPr>
+          <w:rFonts w:hint="eastAsia"/>
+        </w:rPr>
+        <w:t>调用驱动</w:t>
+      </w:r>
+      <w:r>
+        <w:rPr>
+          <w:rFonts w:hint="eastAsia"/>
+        </w:rPr>
+        <w:t xml:space="preserve"> sdbConnect()</w:t>
+      </w:r>
+      <w:r>
+        <w:rPr>
+          <w:rFonts w:hint="eastAsia"/>
+        </w:rPr>
+        <w:t>时：</w:t>
+      </w:r>
+    </w:p>
+    <w:p>
+      <w:pPr>
+        <w:pStyle w:val="aa"/>
+        <w:numPr>
+          <w:ilvl w:val="0"/>
+          <w:numId w:val="7"/>
+        </w:numPr>
+        <w:ind w:firstLineChars="0"/>
+      </w:pPr>
+      <w:r>
+        <w:rPr>
+          <w:rFonts w:hint="eastAsia"/>
+        </w:rPr>
+        <w:t>若提供</w:t>
+      </w:r>
+      <w:r>
+        <w:rPr>
+          <w:rFonts w:hint="eastAsia"/>
+        </w:rPr>
+        <w:t xml:space="preserve"> user</w:t>
+      </w:r>
+      <w:r>
+        <w:rPr>
+          <w:rFonts w:hint="eastAsia"/>
+        </w:rPr>
+        <w:t>和</w:t>
+      </w:r>
+      <w:r>
+        <w:rPr>
+          <w:rFonts w:hint="eastAsia"/>
+        </w:rPr>
+        <w:t xml:space="preserve"> password </w:t>
+      </w:r>
+      <w:r>
+        <w:rPr>
+          <w:rFonts w:hint="eastAsia"/>
+        </w:rPr>
+        <w:t>两者，这是已有的传统连接方式；</w:t>
+      </w:r>
+    </w:p>
+    <w:p>
+      <w:pPr>
+        <w:pStyle w:val="aa"/>
+        <w:numPr>
+          <w:ilvl w:val="0"/>
+          <w:numId w:val="7"/>
+        </w:numPr>
+        <w:ind w:firstLineChars="0"/>
+      </w:pPr>
+      <w:r>
+        <w:rPr>
+          <w:rFonts w:hint="eastAsia"/>
+        </w:rPr>
+        <w:t>若仅提供</w:t>
+      </w:r>
+      <w:r>
+        <w:rPr>
+          <w:rFonts w:hint="eastAsia"/>
+        </w:rPr>
+        <w:t>user</w:t>
+      </w:r>
+      <w:r>
+        <w:rPr>
+          <w:rFonts w:hint="eastAsia"/>
+        </w:rPr>
+        <w:t>和</w:t>
+      </w:r>
+      <w:r>
+        <w:rPr>
+          <w:rFonts w:hint="eastAsia"/>
+        </w:rPr>
+        <w:t>token</w:t>
+      </w:r>
+      <w:r>
+        <w:rPr>
+          <w:rFonts w:hint="eastAsia"/>
+        </w:rPr>
+        <w:t>，则以</w:t>
+      </w:r>
+      <w:r>
+        <w:t xml:space="preserve">”./passwd” </w:t>
+      </w:r>
+      <w:r>
+        <w:rPr>
+          <w:rFonts w:hint="eastAsia"/>
+        </w:rPr>
+        <w:t>为默认加密文件路径，查找用户加密密码并解密得到</w:t>
+      </w:r>
+      <w:r>
+        <w:rPr>
+          <w:rFonts w:hint="eastAsia"/>
+        </w:rPr>
+        <w:t xml:space="preserve"> pa</w:t>
+      </w:r>
+      <w:r>
+        <w:t>ssword</w:t>
+      </w:r>
+      <w:r>
+        <w:rPr>
+          <w:rFonts w:hint="eastAsia"/>
+        </w:rPr>
+        <w:t>，进入</w:t>
+      </w:r>
+      <w:r>
+        <w:rPr>
+          <w:rFonts w:hint="eastAsia"/>
+        </w:rPr>
+        <w:t>1</w:t>
+      </w:r>
+      <w:r>
+        <w:rPr>
+          <w:rFonts w:hint="eastAsia"/>
+        </w:rPr>
+        <w:t>的传统方式</w:t>
+      </w:r>
+      <w:r>
+        <w:rPr>
+          <w:rFonts w:hint="eastAsia"/>
+        </w:rPr>
+        <w:t>;</w:t>
+      </w:r>
+    </w:p>
+    <w:p>
+      <w:pPr>
+        <w:pStyle w:val="aa"/>
+        <w:numPr>
+          <w:ilvl w:val="0"/>
+          <w:numId w:val="7"/>
+        </w:numPr>
+        <w:ind w:firstLineChars="0"/>
+      </w:pPr>
+      <w:r>
+        <w:rPr>
+          <w:rFonts w:hint="eastAsia"/>
+        </w:rPr>
+        <w:t>若提供</w:t>
+      </w:r>
+      <w:r>
+        <w:rPr>
+          <w:rFonts w:hint="eastAsia"/>
+        </w:rPr>
+        <w:t xml:space="preserve"> user</w:t>
+      </w:r>
+      <w:r>
+        <w:rPr>
+          <w:rFonts w:hint="eastAsia"/>
+        </w:rPr>
+        <w:t>、</w:t>
+      </w:r>
+      <w:r>
+        <w:rPr>
+          <w:rFonts w:hint="eastAsia"/>
+        </w:rPr>
+        <w:t>token</w:t>
+      </w:r>
+      <w:r>
+        <w:rPr>
+          <w:rFonts w:hint="eastAsia"/>
+        </w:rPr>
+        <w:t>和</w:t>
+      </w:r>
+      <w:r>
+        <w:rPr>
+          <w:rFonts w:hint="eastAsia"/>
+        </w:rPr>
+        <w:t xml:space="preserve"> cipherFile </w:t>
+      </w:r>
+      <w:r>
+        <w:rPr>
+          <w:rFonts w:hint="eastAsia"/>
+        </w:rPr>
+        <w:t>三</w:t>
+      </w:r>
+      <w:r>
+        <w:rPr>
+          <w:rFonts w:hint="eastAsia"/>
+        </w:rPr>
+        <w:t>者，则以</w:t>
+      </w:r>
+      <w:r>
+        <w:t xml:space="preserve"> cipherFile</w:t>
+      </w:r>
+      <w:r>
+        <w:rPr>
+          <w:rFonts w:hint="eastAsia"/>
+        </w:rPr>
+        <w:t>为加密文件路径，查找用户加密密码并解密得到</w:t>
+      </w:r>
+      <w:r>
+        <w:rPr>
+          <w:rFonts w:hint="eastAsia"/>
+        </w:rPr>
+        <w:t xml:space="preserve"> pa</w:t>
+      </w:r>
+      <w:r>
+        <w:t>ssword</w:t>
+      </w:r>
+      <w:r>
+        <w:rPr>
+          <w:rFonts w:hint="eastAsia"/>
+        </w:rPr>
+        <w:t>，进入</w:t>
+      </w:r>
+      <w:r>
+        <w:rPr>
+          <w:rFonts w:hint="eastAsia"/>
+        </w:rPr>
+        <w:t>1</w:t>
+      </w:r>
+      <w:r>
+        <w:rPr>
+          <w:rFonts w:hint="eastAsia"/>
+        </w:rPr>
+        <w:t>的传统方式。</w:t>
+      </w:r>
+    </w:p>
+    <w:p>
+      <w:pPr>
+        <w:ind w:left="777"/>
+      </w:pPr>
+    </w:p>
+    <w:p>
+      <w:pPr>
+        <w:ind w:left="777"/>
+        <w:rPr>
+          <w:rFonts w:hint="eastAsia"/>
+        </w:rPr>
+      </w:pPr>
+      <w:r>
+        <w:rPr>
+          <w:rFonts w:hint="eastAsia"/>
+        </w:rPr>
+        <w:t>基于上述需求，添加以下</w:t>
+      </w:r>
+      <w:r>
+        <w:rPr>
+          <w:rFonts w:hint="eastAsia"/>
+        </w:rPr>
+        <w:t>C</w:t>
+      </w:r>
+      <w:r>
+        <w:rPr>
+          <w:rFonts w:hint="eastAsia"/>
+        </w:rPr>
+        <w:t>函数：</w:t>
+      </w:r>
+    </w:p>
+    <w:tbl>
+      <w:tblPr>
+        <w:tblStyle w:val="a9"/>
+        <w:tblW w:w="0" w:type="auto"/>
+        <w:tblInd w:w="777" w:type="dxa"/>
+        <w:tblLook w:val="04A0" w:firstRow="1" w:lastRow="0" w:firstColumn="1" w:lastColumn="0" w:noHBand="0" w:noVBand="1"/>
+      </w:tblPr>
+      <w:tblGrid>
+        <w:gridCol w:w="8429"/>
+        <w:gridCol w:w="2126"/>
+      </w:tblGrid>
+      <w:tr>
+        <w:tc>
+          <w:tcPr>
+            <w:tcW w:w="8429" w:type="dxa"/>
+          </w:tcPr>
+          <w:p>
+            <w:pPr>
+              <w:pStyle w:val="aa"/>
+              <w:ind w:left="0" w:firstLineChars="0" w:firstLine="0"/>
+            </w:pPr>
+            <w:r>
+              <w:rPr>
+                <w:rFonts w:hint="eastAsia"/>
+              </w:rPr>
+              <w:t>INT32 findUserInCipherFile( const CHAR* username, CHAR *pOut, INT32 size )</w:t>
+            </w:r>
+          </w:p>
+        </w:tc>
+        <w:tc>
+          <w:tcPr>
+            <w:tcW w:w="2126" w:type="dxa"/>
+          </w:tcPr>
+          <w:p>
+            <w:pPr>
+              <w:pStyle w:val="aa"/>
+              <w:ind w:left="0" w:firstLineChars="0" w:firstLine="0"/>
+            </w:pPr>
+            <w:r>
+              <w:rPr>
+                <w:rFonts w:hint="eastAsia"/>
+              </w:rPr>
+              <w:t>在加密文件中寻找对应用户</w:t>
+            </w:r>
+            <w:r>
+              <w:rPr>
+                <w:rFonts w:hint="eastAsia"/>
+              </w:rPr>
+              <w:t>/</w:t>
+            </w:r>
+            <w:r>
+              <w:rPr>
+                <w:rFonts w:hint="eastAsia"/>
+              </w:rPr>
+              <w:t>密码对</w:t>
+            </w:r>
+            <w:r>
+              <w:rPr>
+                <w:rFonts w:hint="eastAsia"/>
+              </w:rPr>
+              <w:t>，返回密文</w:t>
+            </w:r>
+          </w:p>
+        </w:tc>
+      </w:tr>
+      <w:tr>
+        <w:tc>
+          <w:tcPr>
+            <w:tcW w:w="8429" w:type="dxa"/>
+          </w:tcPr>
+          <w:p>
+            <w:pPr>
+              <w:pStyle w:val="aa"/>
+              <w:ind w:left="0" w:firstLineChars="0" w:firstLine="0"/>
+            </w:pPr>
+            <w:r>
+              <w:rPr>
+                <w:rFonts w:hint="eastAsia"/>
+              </w:rPr>
+              <w:t xml:space="preserve">INT32 </w:t>
+            </w:r>
+            <w:r>
+              <w:rPr>
+                <w:rFonts w:hint="eastAsia"/>
+              </w:rPr>
+              <w:t>decrypt</w:t>
+            </w:r>
+            <w:r>
+              <w:t>CipherText(</w:t>
+            </w:r>
+            <w:r>
+              <w:rPr>
+                <w:rFonts w:hint="eastAsia"/>
+              </w:rPr>
+              <w:t xml:space="preserve"> const CHAR* pEncode, const CHAR *pToken, CHAR *pOut, INT32 size </w:t>
+            </w:r>
+            <w:r>
+              <w:t>)</w:t>
+            </w:r>
+          </w:p>
+        </w:tc>
+        <w:tc>
+          <w:tcPr>
+            <w:tcW w:w="2126" w:type="dxa"/>
+          </w:tcPr>
+          <w:p>
+            <w:pPr>
+              <w:pStyle w:val="aa"/>
+              <w:ind w:left="0" w:firstLineChars="0" w:firstLine="0"/>
+            </w:pPr>
+            <w:r>
+              <w:rPr>
+                <w:rFonts w:hint="eastAsia"/>
+              </w:rPr>
+              <w:t>解密</w:t>
+            </w:r>
+            <w:r>
+              <w:rPr>
+                <w:rFonts w:hint="eastAsia"/>
+              </w:rPr>
+              <w:t>密文</w:t>
+            </w:r>
+            <w:r>
+              <w:t xml:space="preserve"> </w:t>
+            </w:r>
+          </w:p>
+        </w:tc>
+      </w:tr>
+    </w:tbl>
+    <w:p>
+      <w:pPr>
+        <w:pStyle w:val="aa"/>
+        <w:ind w:left="777" w:firstLineChars="0" w:firstLine="0"/>
+      </w:pPr>
+    </w:p>
+    <w:p>
+      <w:pPr>
+        <w:pStyle w:val="aa"/>
+        <w:ind w:left="777" w:firstLineChars="0" w:firstLine="0"/>
+        <w:rPr>
+          <w:rFonts w:hint="eastAsia"/>
+        </w:rPr>
+      </w:pPr>
+      <w:r>
+        <w:rPr>
+          <w:rFonts w:hint="eastAsia"/>
+        </w:rPr>
+        <w:t>定义在</w:t>
+      </w:r>
+      <w:r>
+        <w:rPr>
+          <w:rFonts w:hint="eastAsia"/>
+        </w:rPr>
+        <w:t>client/cipher.h</w:t>
+      </w:r>
+      <w:r>
+        <w:rPr>
+          <w:rFonts w:hint="eastAsia"/>
+        </w:rPr>
+        <w:t>中，该头文件</w:t>
+      </w:r>
+      <w:r>
+        <w:rPr>
+          <w:rFonts w:hint="eastAsia"/>
+        </w:rPr>
+        <w:t>只有在编译定义了</w:t>
+      </w:r>
+      <w:r>
+        <w:rPr>
+          <w:rFonts w:hint="eastAsia"/>
+        </w:rPr>
+        <w:t>SDB_CIPHER</w:t>
+      </w:r>
+      <w:r>
+        <w:rPr>
+          <w:rFonts w:hint="eastAsia"/>
+        </w:rPr>
+        <w:t>时</w:t>
+      </w:r>
+      <w:r>
+        <w:rPr>
+          <w:rFonts w:hint="eastAsia"/>
+        </w:rPr>
+        <w:t>才引用。</w:t>
+      </w:r>
+    </w:p>
+    <w:p>
+      <w:pPr>
+        <w:pStyle w:val="aa"/>
+        <w:ind w:left="777" w:firstLineChars="0" w:firstLine="0"/>
+      </w:pPr>
+      <w:r>
+        <w:rPr>
+          <w:rFonts w:hint="eastAsia"/>
+        </w:rPr>
+        <w:t>目前只有</w:t>
+      </w:r>
+      <w:r>
+        <w:rPr>
+          <w:rFonts w:hint="eastAsia"/>
+        </w:rPr>
+        <w:t>PostgreSQL</w:t>
+      </w:r>
+      <w:r>
+        <w:rPr>
+          <w:rFonts w:hint="eastAsia"/>
+        </w:rPr>
+        <w:t>连接器会定义</w:t>
+      </w:r>
+      <w:r>
+        <w:rPr>
+          <w:rFonts w:hint="eastAsia"/>
+        </w:rPr>
+        <w:t>SDB</w:t>
+      </w:r>
+      <w:r>
+        <w:t>_CIPHER</w:t>
+      </w:r>
+      <w:r>
+        <w:rPr>
+          <w:rFonts w:hint="eastAsia"/>
+        </w:rPr>
+        <w:t>，且编译时调用系统</w:t>
+      </w:r>
+      <w:r>
+        <w:rPr>
+          <w:rFonts w:hint="eastAsia"/>
+        </w:rPr>
+        <w:t>openssl</w:t>
+      </w:r>
+      <w:r>
+        <w:rPr>
+          <w:rFonts w:hint="eastAsia"/>
+        </w:rPr>
+        <w:t>库而不是</w:t>
+      </w:r>
+      <w:r>
+        <w:rPr>
+          <w:rFonts w:hint="eastAsia"/>
+        </w:rPr>
+        <w:t>SequoiaDB</w:t>
+      </w:r>
+      <w:r>
+        <w:rPr>
+          <w:rFonts w:hint="eastAsia"/>
+        </w:rPr>
+        <w:t>自带第三方库。</w:t>
+      </w:r>
+    </w:p>
+    <w:p>
+      <w:r>
+        <w:rPr>
+          <w:rFonts w:hint="eastAsia"/>
+        </w:rPr>
+        <w:tab/>
+      </w:r>
+      <w:r>
+        <w:tab/>
+      </w:r>
+    </w:p>
+    <w:p>
+      <w:pPr>
+        <w:pStyle w:val="aa"/>
+        <w:numPr>
+          <w:ilvl w:val="0"/>
+          <w:numId w:val="5"/>
+        </w:numPr>
+        <w:ind w:firstLineChars="0"/>
+      </w:pPr>
+      <w:r>
+        <w:rPr>
+          <w:rFonts w:hint="eastAsia"/>
+        </w:rPr>
+        <w:t>对</w:t>
+      </w:r>
+      <w:r>
+        <w:rPr>
+          <w:rFonts w:hint="eastAsia"/>
+        </w:rPr>
+        <w:t xml:space="preserve"> line</w:t>
+      </w:r>
+      <w:r>
+        <w:t xml:space="preserve">noise </w:t>
+      </w:r>
+      <w:r>
+        <w:rPr>
+          <w:rFonts w:hint="eastAsia"/>
+        </w:rPr>
+        <w:t>库增加回显开关的控制，当关闭时不打印：</w:t>
+      </w:r>
+    </w:p>
+    <w:p>
+      <w:pPr>
+        <w:pStyle w:val="aa"/>
+        <w:ind w:left="777" w:firstLineChars="0" w:firstLine="0"/>
+      </w:pPr>
+      <w:r>
+        <w:rPr>
+          <w:rFonts w:hint="eastAsia"/>
+        </w:rPr>
+        <w:t>增加静态变量</w:t>
+      </w:r>
+      <w:r>
+        <w:t>S</w:t>
+      </w:r>
+      <w:r>
+        <w:rPr>
+          <w:rFonts w:hint="eastAsia"/>
+        </w:rPr>
+        <w:t xml:space="preserve">tatic </w:t>
+      </w:r>
+      <w:r>
+        <w:rPr>
+          <w:rFonts w:hint="eastAsia"/>
+        </w:rPr>
+        <w:t>int</w:t>
+      </w:r>
+      <w:r>
+        <w:t xml:space="preserve"> </w:t>
+      </w:r>
+      <w:r>
+        <w:rPr>
+          <w:rFonts w:hint="eastAsia"/>
+        </w:rPr>
+        <w:t>E</w:t>
+      </w:r>
+      <w:r>
+        <w:t>choChar = -1;</w:t>
+      </w:r>
+    </w:p>
+    <w:p>
+      <w:pPr>
+        <w:pStyle w:val="aa"/>
+        <w:ind w:left="777" w:firstLineChars="0" w:firstLine="0"/>
+      </w:pPr>
+      <w:r>
+        <w:rPr>
+          <w:rFonts w:hint="eastAsia"/>
+        </w:rPr>
+        <w:t>当</w:t>
+      </w:r>
+      <w:r>
+        <w:rPr>
+          <w:rFonts w:hint="eastAsia"/>
+        </w:rPr>
+        <w:t xml:space="preserve">echoChar = -1 </w:t>
+      </w:r>
+      <w:r>
+        <w:rPr>
+          <w:rFonts w:hint="eastAsia"/>
+        </w:rPr>
+        <w:t>时，未启用回显控制功能，此时原样打印。</w:t>
+      </w:r>
+    </w:p>
+    <w:p>
+      <w:pPr>
+        <w:pStyle w:val="aa"/>
+        <w:ind w:left="777" w:firstLineChars="0" w:firstLine="0"/>
+      </w:pPr>
+      <w:r>
+        <w:rPr>
+          <w:rFonts w:hint="eastAsia"/>
+        </w:rPr>
+        <w:t>当</w:t>
+      </w:r>
+      <w:r>
+        <w:rPr>
+          <w:rFonts w:hint="eastAsia"/>
+        </w:rPr>
+        <w:t>echo</w:t>
+      </w:r>
+      <w:r>
+        <w:t xml:space="preserve">Char = 0 </w:t>
+      </w:r>
+      <w:r>
+        <w:rPr>
+          <w:rFonts w:hint="eastAsia"/>
+        </w:rPr>
+        <w:t>时，不打印字符，相当于关闭回显。</w:t>
+      </w:r>
+    </w:p>
+    <w:p>
+      <w:pPr>
+        <w:pStyle w:val="aa"/>
+        <w:ind w:left="777" w:firstLineChars="0" w:firstLine="0"/>
+      </w:pPr>
+      <w:r>
+        <w:rPr>
+          <w:rFonts w:hint="eastAsia"/>
+        </w:rPr>
+        <w:t>当</w:t>
+      </w:r>
+      <w:r>
+        <w:rPr>
+          <w:rFonts w:hint="eastAsia"/>
+        </w:rPr>
+        <w:t>echoChar</w:t>
+      </w:r>
+      <w:r>
+        <w:t xml:space="preserve">&gt; 0 </w:t>
+      </w:r>
+      <w:r>
+        <w:rPr>
+          <w:rFonts w:hint="eastAsia"/>
+        </w:rPr>
+        <w:t>时，打印对应的</w:t>
+      </w:r>
+      <w:r>
+        <w:rPr>
+          <w:rFonts w:hint="eastAsia"/>
+        </w:rPr>
+        <w:t>ascii</w:t>
+      </w:r>
+      <w:r>
+        <w:rPr>
+          <w:rFonts w:hint="eastAsia"/>
+        </w:rPr>
+        <w:t>字符。</w:t>
+      </w:r>
+    </w:p>
+    <w:p>
+      <w:pPr>
+        <w:pStyle w:val="aa"/>
+        <w:ind w:left="777" w:firstLineChars="0" w:firstLine="0"/>
+        <w:rPr>
+          <w:rFonts w:hint="eastAsia"/>
+        </w:rPr>
+      </w:pPr>
+    </w:p>
+    <w:p>
+      <w:pPr>
+        <w:pStyle w:val="3"/>
+      </w:pPr>
+      <w:r>
+        <w:rPr>
+          <w:rFonts w:hint="eastAsia"/>
+        </w:rPr>
+        <w:t>sdbpasswd</w:t>
+      </w:r>
+    </w:p>
+    <w:p>
+      <w:pPr>
+        <w:pStyle w:val="aa"/>
+        <w:ind w:left="777" w:firstLineChars="0" w:firstLine="0"/>
+      </w:pPr>
+      <w:r>
+        <w:rPr>
+          <w:rFonts w:hint="eastAsia"/>
+        </w:rPr>
+        <w:t xml:space="preserve">sdbpasswd </w:t>
+      </w:r>
+      <w:r>
+        <w:rPr>
+          <w:rFonts w:hint="eastAsia"/>
+        </w:rPr>
+        <w:t>操作的流程</w:t>
+      </w:r>
+      <w:r>
+        <w:rPr>
+          <w:rFonts w:hint="eastAsia"/>
+        </w:rPr>
+        <w:t>：</w:t>
+      </w:r>
+    </w:p>
+    <w:p>
+      <w:pPr>
+        <w:pStyle w:val="aa"/>
+        <w:numPr>
+          <w:ilvl w:val="0"/>
+          <w:numId w:val="15"/>
+        </w:numPr>
+        <w:ind w:firstLineChars="0"/>
+      </w:pPr>
+      <w:r>
+        <w:rPr>
+          <w:rFonts w:hint="eastAsia"/>
+        </w:rPr>
+        <w:t>获得用户命令行输入；</w:t>
+      </w:r>
+    </w:p>
+    <w:p>
+      <w:pPr>
+        <w:pStyle w:val="aa"/>
+        <w:numPr>
+          <w:ilvl w:val="0"/>
+          <w:numId w:val="15"/>
+        </w:numPr>
+        <w:ind w:firstLineChars="0"/>
+      </w:pPr>
+      <w:r>
+        <w:rPr>
+          <w:rFonts w:hint="eastAsia"/>
+        </w:rPr>
+        <w:t>使用</w:t>
+      </w:r>
+      <w:r>
+        <w:rPr>
+          <w:rFonts w:hint="eastAsia"/>
+        </w:rPr>
+        <w:t>下面</w:t>
+      </w:r>
+      <w:r>
+        <w:rPr>
+          <w:rFonts w:hint="eastAsia"/>
+        </w:rPr>
+        <w:t>加密方案所述流程，对密码进行加密，最终得到用户名、</w:t>
+      </w:r>
+      <w:r>
+        <w:rPr>
+          <w:rFonts w:hint="eastAsia"/>
+        </w:rPr>
+        <w:t>Salt</w:t>
+      </w:r>
+      <w:r>
+        <w:rPr>
+          <w:rFonts w:hint="eastAsia"/>
+        </w:rPr>
+        <w:t>和密文；</w:t>
+      </w:r>
+    </w:p>
+    <w:p>
+      <w:pPr>
+        <w:pStyle w:val="aa"/>
+        <w:numPr>
+          <w:ilvl w:val="0"/>
+          <w:numId w:val="15"/>
+        </w:numPr>
+        <w:ind w:firstLineChars="0"/>
+        <w:rPr>
+          <w:rFonts w:hint="eastAsia"/>
+        </w:rPr>
+      </w:pPr>
+      <w:r>
+        <w:rPr>
+          <w:rFonts w:hint="eastAsia"/>
+        </w:rPr>
+        <w:t>将</w:t>
+      </w:r>
+      <w:r>
+        <w:rPr>
+          <w:rFonts w:hint="eastAsia"/>
+        </w:rPr>
+        <w:t>用户名、</w:t>
+      </w:r>
+      <w:r>
+        <w:rPr>
+          <w:rFonts w:hint="eastAsia"/>
+        </w:rPr>
+        <w:t>Salt</w:t>
+      </w:r>
+      <w:r>
+        <w:rPr>
+          <w:rFonts w:hint="eastAsia"/>
+        </w:rPr>
+        <w:t>和密文</w:t>
+      </w:r>
+      <w:r>
+        <w:rPr>
+          <w:rFonts w:hint="eastAsia"/>
+        </w:rPr>
+        <w:t>保存在加密文件中。</w:t>
+      </w:r>
+    </w:p>
+    <w:p>
+      <w:pPr>
+        <w:pStyle w:val="aa"/>
+        <w:ind w:left="777" w:firstLineChars="0" w:firstLine="0"/>
+      </w:pPr>
+    </w:p>
+    <w:p>
+      <w:pPr>
+        <w:pStyle w:val="aa"/>
+        <w:ind w:left="777" w:firstLineChars="0" w:firstLine="0"/>
+      </w:pPr>
+      <w:r>
+        <w:rPr>
+          <w:rFonts w:hint="eastAsia"/>
+        </w:rPr>
+        <w:t>如果</w:t>
+      </w:r>
+      <w:r>
+        <w:rPr>
+          <w:rFonts w:hint="eastAsia"/>
+        </w:rPr>
+        <w:t>add</w:t>
+      </w:r>
+      <w:r>
+        <w:rPr>
+          <w:rFonts w:hint="eastAsia"/>
+        </w:rPr>
+        <w:t>User</w:t>
+      </w:r>
+      <w:r>
+        <w:rPr>
+          <w:rFonts w:hint="eastAsia"/>
+        </w:rPr>
+        <w:t>加密文件里已存在的用户，会将用户的旧信息覆盖。</w:t>
+      </w:r>
+    </w:p>
+    <w:p>
+      <w:pPr>
+        <w:pStyle w:val="aa"/>
+        <w:ind w:left="777" w:firstLineChars="0" w:firstLine="0"/>
+        <w:rPr>
+          <w:rFonts w:hint="eastAsia"/>
+        </w:rPr>
+      </w:pPr>
+    </w:p>
+    <w:p>
+      <w:pPr>
+        <w:pStyle w:val="3"/>
+      </w:pPr>
+      <w:r>
+        <w:rPr>
+          <w:rFonts w:hint="eastAsia"/>
+        </w:rPr>
+        <w:t>加密方案</w:t>
+      </w:r>
+    </w:p>
+    <w:p>
+      <w:pPr>
+        <w:pStyle w:val="aa"/>
+        <w:numPr>
+          <w:ilvl w:val="1"/>
+          <w:numId w:val="2"/>
+        </w:numPr>
+        <w:ind w:firstLineChars="0"/>
+        <w:rPr>
+          <w:rFonts w:hint="eastAsia"/>
+        </w:rPr>
+      </w:pPr>
+      <w:r>
+        <w:rPr>
+          <w:rFonts w:hint="eastAsia"/>
+        </w:rPr>
+        <w:t>加密</w:t>
+      </w:r>
+      <w:r>
+        <w:rPr>
+          <w:rFonts w:hint="eastAsia"/>
+        </w:rPr>
+        <w:t>Key</w:t>
+      </w:r>
+      <w:r>
+        <w:rPr>
+          <w:rFonts w:hint="eastAsia"/>
+        </w:rPr>
+        <w:t>的获取</w:t>
+      </w:r>
+      <w:r>
+        <w:rPr>
+          <w:rFonts w:hint="eastAsia"/>
+        </w:rPr>
+        <w:t>采用</w:t>
+      </w:r>
+      <w:r>
+        <w:rPr>
+          <w:rFonts w:hint="eastAsia"/>
+        </w:rPr>
+        <w:t>Password-Based Key Derivation</w:t>
+      </w:r>
+      <w:r>
+        <w:t>(PBKD)</w:t>
+      </w:r>
+      <w:r>
+        <w:rPr>
+          <w:rFonts w:hint="eastAsia"/>
+        </w:rPr>
+        <w:t>方案</w:t>
+      </w:r>
+      <w:r>
+        <w:rPr>
+          <w:rFonts w:hint="eastAsia"/>
+        </w:rPr>
+        <w:t>，通过用户输入</w:t>
+      </w:r>
+      <w:r>
+        <w:rPr>
+          <w:rFonts w:hint="eastAsia"/>
+        </w:rPr>
+        <w:t>token</w:t>
+      </w:r>
+      <w:r>
+        <w:rPr>
+          <w:rFonts w:hint="eastAsia"/>
+        </w:rPr>
+        <w:t>生成安全性符合要求的加密</w:t>
+      </w:r>
+      <w:r>
+        <w:rPr>
+          <w:rFonts w:hint="eastAsia"/>
+        </w:rPr>
+        <w:t>Key</w:t>
+      </w:r>
+      <w:r>
+        <w:rPr>
+          <w:rFonts w:hint="eastAsia"/>
+        </w:rPr>
+        <w:t>：</w:t>
+      </w:r>
+    </w:p>
+    <w:p>
+      <w:pPr>
+        <w:pStyle w:val="aa"/>
+        <w:numPr>
+          <w:ilvl w:val="0"/>
+          <w:numId w:val="10"/>
+        </w:numPr>
+        <w:ind w:firstLineChars="0"/>
+      </w:pPr>
+      <w:r>
+        <w:rPr>
+          <w:rFonts w:hint="eastAsia"/>
+        </w:rPr>
+        <w:t>为了保证存储密码的安全性，用户在提取密码时需要提供一个</w:t>
+      </w:r>
+      <w:r>
+        <w:rPr>
+          <w:rFonts w:hint="eastAsia"/>
+        </w:rPr>
+        <w:t>token</w:t>
+      </w:r>
+      <w:r>
+        <w:rPr>
+          <w:rFonts w:hint="eastAsia"/>
+        </w:rPr>
+        <w:t>作为验证；</w:t>
+      </w:r>
+    </w:p>
+    <w:p>
+      <w:pPr>
+        <w:pStyle w:val="aa"/>
+        <w:numPr>
+          <w:ilvl w:val="0"/>
+          <w:numId w:val="10"/>
+        </w:numPr>
+        <w:ind w:firstLineChars="0"/>
+      </w:pPr>
+      <w:r>
+        <w:rPr>
+          <w:rFonts w:hint="eastAsia"/>
+        </w:rPr>
+        <w:t>用户输入的密码一般具有低熵、随机性差等缺点，不能够直接用于对称性加密的</w:t>
+      </w:r>
+      <w:r>
+        <w:rPr>
+          <w:rFonts w:hint="eastAsia"/>
+        </w:rPr>
+        <w:t>Key</w:t>
+      </w:r>
+      <w:r>
+        <w:rPr>
+          <w:rFonts w:hint="eastAsia"/>
+        </w:rPr>
+        <w:t>；</w:t>
+      </w:r>
+    </w:p>
+    <w:p>
+      <w:pPr>
+        <w:pStyle w:val="aa"/>
+        <w:numPr>
+          <w:ilvl w:val="0"/>
+          <w:numId w:val="10"/>
+        </w:numPr>
+        <w:ind w:firstLineChars="0"/>
+      </w:pPr>
+      <w:r>
+        <w:rPr>
+          <w:rFonts w:hint="eastAsia"/>
+        </w:rPr>
+        <w:t>通过</w:t>
+      </w:r>
+      <w:r>
+        <w:rPr>
+          <w:rFonts w:hint="eastAsia"/>
+        </w:rPr>
+        <w:t>PB</w:t>
+      </w:r>
+      <w:r>
+        <w:t>KD</w:t>
+      </w:r>
+      <w:r>
+        <w:rPr>
+          <w:rFonts w:hint="eastAsia"/>
+        </w:rPr>
+        <w:t>函数，从</w:t>
+      </w:r>
+      <w:r>
+        <w:rPr>
+          <w:rFonts w:hint="eastAsia"/>
+        </w:rPr>
+        <w:t>token</w:t>
+      </w:r>
+      <w:r>
+        <w:rPr>
+          <w:rFonts w:hint="eastAsia"/>
+        </w:rPr>
+        <w:t>派生出符合要求的加密</w:t>
+      </w:r>
+      <w:r>
+        <w:rPr>
+          <w:rFonts w:hint="eastAsia"/>
+        </w:rPr>
+        <w:t>Key</w:t>
+      </w:r>
+      <w:r>
+        <w:rPr>
+          <w:rFonts w:hint="eastAsia"/>
+        </w:rPr>
+        <w:t>；</w:t>
+      </w:r>
+    </w:p>
+    <w:p>
+      <w:pPr>
+        <w:pStyle w:val="aa"/>
+        <w:numPr>
+          <w:ilvl w:val="0"/>
+          <w:numId w:val="10"/>
+        </w:numPr>
+        <w:ind w:firstLineChars="0"/>
+      </w:pPr>
+      <w:r>
+        <w:rPr>
+          <w:rFonts w:hint="eastAsia"/>
+        </w:rPr>
+        <w:t>PB</w:t>
+      </w:r>
+      <w:r>
+        <w:t>KD</w:t>
+      </w:r>
+      <w:r>
+        <w:rPr>
+          <w:rFonts w:hint="eastAsia"/>
+        </w:rPr>
+        <w:t>函数使用确定性算法，同样的输入总是会有同样的输出。</w:t>
+      </w:r>
+    </w:p>
+    <w:p>
+      <w:pPr>
+        <w:ind w:left="1200"/>
+        <w:rPr>
+          <w:rFonts w:hint="eastAsia"/>
+        </w:rPr>
+      </w:pPr>
+    </w:p>
+    <w:p>
+      <w:pPr>
+        <w:pStyle w:val="aa"/>
+        <w:numPr>
+          <w:ilvl w:val="1"/>
+          <w:numId w:val="2"/>
+        </w:numPr>
+        <w:ind w:firstLineChars="0"/>
+      </w:pPr>
+      <w:r>
+        <w:rPr>
+          <w:rFonts w:hint="eastAsia"/>
+        </w:rPr>
+        <w:t>用户密码加密方案：</w:t>
+      </w:r>
+    </w:p>
+    <w:p>
+      <w:pPr>
+        <w:pStyle w:val="aa"/>
+        <w:numPr>
+          <w:ilvl w:val="0"/>
+          <w:numId w:val="11"/>
+        </w:numPr>
+        <w:ind w:firstLineChars="0"/>
+      </w:pPr>
+      <w:r>
+        <w:rPr>
+          <w:rFonts w:hint="eastAsia"/>
+        </w:rPr>
+        <w:t>采用对称性加密算法，使用</w:t>
+      </w:r>
+      <w:r>
+        <w:rPr>
+          <w:rFonts w:hint="eastAsia"/>
+        </w:rPr>
+        <w:t>3</w:t>
+      </w:r>
+      <w:r>
+        <w:rPr>
+          <w:rFonts w:hint="eastAsia"/>
+        </w:rPr>
+        <w:t>.1</w:t>
+      </w:r>
+      <w:r>
+        <w:rPr>
+          <w:rFonts w:hint="eastAsia"/>
+        </w:rPr>
+        <w:t>中生成的加密</w:t>
+      </w:r>
+      <w:r>
+        <w:rPr>
+          <w:rFonts w:hint="eastAsia"/>
+        </w:rPr>
+        <w:t>Key</w:t>
+      </w:r>
+      <w:r>
+        <w:rPr>
+          <w:rFonts w:hint="eastAsia"/>
+        </w:rPr>
+        <w:t>，对密码进行加密；</w:t>
+      </w:r>
+    </w:p>
+    <w:p>
+      <w:pPr>
+        <w:pStyle w:val="aa"/>
+        <w:numPr>
+          <w:ilvl w:val="0"/>
+          <w:numId w:val="11"/>
+        </w:numPr>
+        <w:ind w:firstLineChars="0"/>
+      </w:pPr>
+      <w:r>
+        <w:rPr>
+          <w:rFonts w:hint="eastAsia"/>
+        </w:rPr>
+        <w:t>由于</w:t>
+      </w:r>
+      <w:r>
+        <w:rPr>
+          <w:rFonts w:hint="eastAsia"/>
+        </w:rPr>
+        <w:t>DES</w:t>
+      </w:r>
+      <w:r>
+        <w:rPr>
+          <w:rFonts w:hint="eastAsia"/>
+        </w:rPr>
+        <w:t>加密算法已经过时，计划使用</w:t>
+      </w:r>
+      <w:r>
+        <w:rPr>
+          <w:rFonts w:hint="eastAsia"/>
+        </w:rPr>
+        <w:t>AES</w:t>
+      </w:r>
+      <w:r>
+        <w:rPr>
+          <w:rFonts w:hint="eastAsia"/>
+        </w:rPr>
+        <w:t>加密算法，</w:t>
+      </w:r>
+      <w:r>
+        <w:rPr>
+          <w:rFonts w:hint="eastAsia"/>
+        </w:rPr>
+        <w:t>256</w:t>
+      </w:r>
+      <w:r>
+        <w:rPr>
+          <w:rFonts w:hint="eastAsia"/>
+        </w:rPr>
+        <w:t>位，</w:t>
+      </w:r>
+      <w:r>
+        <w:rPr>
+          <w:rFonts w:hint="eastAsia"/>
+        </w:rPr>
+        <w:t>CBC</w:t>
+      </w:r>
+      <w:r>
+        <w:rPr>
+          <w:rFonts w:hint="eastAsia"/>
+        </w:rPr>
+        <w:t>模式；</w:t>
+      </w:r>
+    </w:p>
+    <w:p>
+      <w:pPr>
+        <w:pStyle w:val="aa"/>
+        <w:numPr>
+          <w:ilvl w:val="0"/>
+          <w:numId w:val="11"/>
+        </w:numPr>
+        <w:ind w:firstLineChars="0"/>
+      </w:pPr>
+      <w:r>
+        <w:rPr>
+          <w:rFonts w:hint="eastAsia"/>
+        </w:rPr>
+        <w:t>不保存</w:t>
+      </w:r>
+      <w:r>
+        <w:rPr>
+          <w:rFonts w:hint="eastAsia"/>
+        </w:rPr>
+        <w:t>token</w:t>
+      </w:r>
+      <w:r>
+        <w:rPr>
+          <w:rFonts w:hint="eastAsia"/>
+        </w:rPr>
+        <w:t>和加密</w:t>
+      </w:r>
+      <w:r>
+        <w:rPr>
+          <w:rFonts w:hint="eastAsia"/>
+        </w:rPr>
+        <w:t>Key</w:t>
+      </w:r>
+      <w:r>
+        <w:rPr>
+          <w:rFonts w:hint="eastAsia"/>
+        </w:rPr>
+        <w:t>，每次由用户输入</w:t>
+      </w:r>
+      <w:r>
+        <w:rPr>
+          <w:rFonts w:hint="eastAsia"/>
+        </w:rPr>
+        <w:t>token</w:t>
+      </w:r>
+      <w:r>
+        <w:rPr>
+          <w:rFonts w:hint="eastAsia"/>
+        </w:rPr>
+        <w:t>经同样计算过程得到加解密</w:t>
+      </w:r>
+      <w:r>
+        <w:rPr>
+          <w:rFonts w:hint="eastAsia"/>
+        </w:rPr>
+        <w:t>Key</w:t>
+      </w:r>
+      <w:r>
+        <w:rPr>
+          <w:rFonts w:hint="eastAsia"/>
+        </w:rPr>
+        <w:t>。</w:t>
+      </w:r>
+    </w:p>
+    <w:p>
+      <w:pPr>
+        <w:ind w:left="1215"/>
+        <w:rPr>
+          <w:rFonts w:hint="eastAsia"/>
+        </w:rPr>
+      </w:pPr>
+    </w:p>
+    <w:p>
+      <w:pPr>
+        <w:pStyle w:val="aa"/>
+        <w:numPr>
+          <w:ilvl w:val="1"/>
+          <w:numId w:val="2"/>
+        </w:numPr>
+        <w:ind w:firstLineChars="0"/>
+      </w:pPr>
+      <w:r>
+        <w:rPr>
+          <w:rFonts w:hint="eastAsia"/>
+        </w:rPr>
+        <w:t>生成加密</w:t>
+      </w:r>
+      <w:r>
+        <w:rPr>
+          <w:rFonts w:hint="eastAsia"/>
+        </w:rPr>
+        <w:t>Key</w:t>
+      </w:r>
+      <w:r>
+        <w:rPr>
+          <w:rFonts w:hint="eastAsia"/>
+        </w:rPr>
+        <w:t>的过程</w:t>
+      </w:r>
+      <w:r>
+        <w:rPr>
+          <w:rFonts w:hint="eastAsia"/>
+        </w:rPr>
+        <w:t>（参考文献，美国</w:t>
+      </w:r>
+      <w:r>
+        <w:rPr>
+          <w:rFonts w:hint="eastAsia"/>
+        </w:rPr>
+        <w:t>NIST</w:t>
+      </w:r>
+      <w:r>
+        <w:t xml:space="preserve"> Special Publication 800-132</w:t>
+      </w:r>
+      <w:r>
+        <w:rPr>
+          <w:rFonts w:hint="eastAsia"/>
+        </w:rPr>
+        <w:t>）</w:t>
+      </w:r>
+      <w:r>
+        <w:rPr>
+          <w:rFonts w:hint="eastAsia"/>
+        </w:rPr>
+        <w:t>：</w:t>
+      </w:r>
+    </w:p>
+    <w:p>
+      <w:pPr>
+        <w:ind w:left="840"/>
+      </w:pPr>
+      <w:r>
+        <w:tab/>
+      </w:r>
+      <w:r>
+        <w:rPr>
+          <w:noProof/>
+        </w:rPr>
+        <w:drawing>
+          <wp:inline distT="0" distB="0" distL="0" distR="0" wp14:anchorId="1555E704" wp14:editId="1B8C3AA1">
+            <wp:extent cx="4352925" cy="1104900"/>
+            <wp:effectExtent l="0" t="0" r="9525" b="0"/>
+            <wp:docPr id="1" name="图片 1"/>
+            <wp:cNvGraphicFramePr>
+              <a:graphicFrameLocks xmlns:a="http://schemas.openxmlformats.org/drawingml/2006/main" noChangeAspect="1"/>
+            </wp:cNvGraphicFramePr>
+            <a:graphic xmlns:a="http://schemas.openxmlformats.org/drawingml/2006/main">
+              <a:graphicData uri="http://schemas.openxmlformats.org/drawingml/2006/picture">
+                <pic:pic xmlns:pic="http://schemas.openxmlformats.org/drawingml/2006/picture">
+                  <pic:nvPicPr>
+                    <pic:cNvPr id="1" name=""/>
+                    <pic:cNvPicPr/>
+                  </pic:nvPicPr>
+                  <pic:blipFill>
+                    <a:blip r:embed="rId10"/>
+                    <a:stretch>
+                      <a:fillRect/>
+                    </a:stretch>
+                  </pic:blipFill>
+                  <pic:spPr>
+                    <a:xfrm>
+                      <a:off x="0" y="0"/>
                       <a:ext cx="4352925" cy="1104900"/>
                     </a:xfrm>
                     <a:prstGeom prst="rect">
@@ -6493,49 +6539,97 @@
         <w:rPr>
           <w:rFonts w:hint="eastAsia"/>
         </w:rPr>
+        <w:t>/dev</w:t>
+      </w:r>
+      <w:r>
+        <w:t>/urandom</w:t>
+      </w:r>
+      <w:r>
+        <w:rPr>
+          <w:rFonts w:hint="eastAsia"/>
+        </w:rPr>
+        <w:t>来生成（仅</w:t>
+      </w:r>
+      <w:r>
+        <w:rPr>
+          <w:rFonts w:hint="eastAsia"/>
+        </w:rPr>
+        <w:t>Linux</w:t>
+      </w:r>
+      <w:bookmarkStart w:id="0" w:name="_GoBack"/>
+      <w:bookmarkEnd w:id="0"/>
+      <w:r>
+        <w:rPr>
+          <w:rFonts w:hint="eastAsia"/>
+        </w:rPr>
+        <w:t>），</w:t>
+      </w:r>
+      <w:r>
+        <w:rPr>
+          <w:rFonts w:hint="eastAsia"/>
+          <w:strike/>
+        </w:rPr>
         <w:t>以</w:t>
       </w:r>
       <w:r>
         <w:rPr>
           <w:rFonts w:hint="eastAsia"/>
+          <w:strike/>
         </w:rPr>
         <w:t>系统时间戳为</w:t>
       </w:r>
       <w:r>
         <w:rPr>
           <w:rFonts w:hint="eastAsia"/>
+          <w:strike/>
         </w:rPr>
         <w:t>seed</w:t>
       </w:r>
       <w:r>
         <w:rPr>
           <w:rFonts w:hint="eastAsia"/>
+          <w:strike/>
         </w:rPr>
         <w:t>的</w:t>
       </w:r>
       <w:r>
         <w:rPr>
           <w:rFonts w:hint="eastAsia"/>
+          <w:strike/>
         </w:rPr>
         <w:t>C</w:t>
       </w:r>
       <w:r>
+        <w:rPr>
+          <w:strike/>
+        </w:rPr>
         <w:t xml:space="preserve"> </w:t>
       </w:r>
       <w:r>
         <w:rPr>
           <w:rFonts w:hint="eastAsia"/>
+          <w:strike/>
         </w:rPr>
         <w:t>rand()</w:t>
       </w:r>
       <w:r>
+        <w:rPr>
+          <w:strike/>
+        </w:rPr>
         <w:t xml:space="preserve"> </w:t>
       </w:r>
       <w:r>
         <w:rPr>
           <w:rFonts w:hint="eastAsia"/>
-        </w:rPr>
-        <w:t>函数来生成；</w:t>
+          <w:strike/>
+        </w:rPr>
+        <w:t>函数来生成</w:t>
+      </w:r>
+      <w:r>
+        <w:rPr>
+          <w:rFonts w:hint="eastAsia"/>
+        </w:rPr>
+        <w:t>；</w:t>
       </w:r>
     </w:p>
     <w:p>
@@ -9080,7 +9174,7 @@
       <w:lvlText w:val="%1."/>
       <w:lvlJc w:val="left"/>
       <w:pPr>
-        <w:ind w:left="360" w:hanging="360"/>
+        <w:ind w:left="1137" w:hanging="360"/>
       </w:pPr>
       <w:rPr>
         <w:rFonts w:hint="default"/>
@@ -9092,7 +9186,7 @@
       <w:lvlText w:val="%2)"/>
       <w:lvlJc w:val="left"/>
       <w:pPr>
-        <w:ind w:left="840" w:hanging="420"/>
+        <w:ind w:left="1617" w:hanging="420"/>
       </w:pPr>
     </w:lvl>
     <w:lvl w:ilvl="2" w:tplc="0409001B" w:tentative="1">
@@ -9101,7 +9195,7 @@
       <w:lvlText w:val="%3."/>
       <w:lvlJc w:val="right"/>
       <w:pPr>
-        <w:ind w:left="1260" w:hanging="420"/>
+        <w:ind w:left="2037" w:hanging="420"/>
       </w:pPr>
     </w:lvl>
     <w:lvl w:ilvl="3" w:tplc="0409000F" w:tentative="1">
@@ -9110,7 +9204,7 @@
       <w:lvlText w:val="%4."/>
       <w:lvlJc w:val="left"/>
       <w:pPr>
-        <w:ind w:left="1680" w:hanging="420"/>
+        <w:ind w:left="2457" w:hanging="420"/>
       </w:pPr>
     </w:lvl>
     <w:lvl w:ilvl="4" w:tplc="04090019" w:tentative="1">
@@ -9119,7 +9213,7 @@
       <w:lvlText w:val="%5)"/>
       <w:lvlJc w:val="left"/>
       <w:pPr>
-        <w:ind w:left="2100" w:hanging="420"/>
+        <w:ind w:left="2877" w:hanging="420"/>
       </w:pPr>
     </w:lvl>
     <w:lvl w:ilvl="5" w:tplc="0409001B" w:tentative="1">
@@ -9128,7 +9222,7 @@
       <w:lvlText w:val="%6."/>
       <w:lvlJc w:val="right"/>
       <w:pPr>
-        <w:ind w:left="2520" w:hanging="420"/>
+        <w:ind w:left="3297" w:hanging="420"/>
       </w:pPr>
     </w:lvl>
     <w:lvl w:ilvl="6" w:tplc="0409000F" w:tentative="1">
@@ -9137,7 +9231,7 @@
       <w:lvlText w:val="%7."/>
       <w:lvlJc w:val="left"/>
       <w:pPr>
-        <w:ind w:left="2940" w:hanging="420"/>
+        <w:ind w:left="3717" w:hanging="420"/>
       </w:pPr>
     </w:lvl>
     <w:lvl w:ilvl="7" w:tplc="04090019" w:tentative="1">
@@ -9146,7 +9240,7 @@
       <w:lvlText w:val="%8)"/>
       <w:lvlJc w:val="left"/>
       <w:pPr>
-        <w:ind w:left="3360" w:hanging="420"/>
+        <w:ind w:left="4137" w:hanging="420"/>
       </w:pPr>
     </w:lvl>
     <w:lvl w:ilvl="8" w:tplc="0409001B" w:tentative="1">
@@ -9155,7 +9249,7 @@
       <w:lvlText w:val="%9."/>
       <w:lvlJc w:val="right"/>
       <w:pPr>
-        <w:ind w:left="3780" w:hanging="420"/>
+        <w:ind w:left="4557" w:hanging="420"/>
       </w:pPr>
     </w:lvl>
   </w:abstractNum>
@@ -11317,7 +11411,7 @@
 </file>
 
 <file path=customXml/itemProps1.xml><?xml version="1.0" encoding="utf-8"?>
-<ds:datastoreItem xmlns:ds="http://schemas.openxmlformats.org/officeDocument/2006/customXml" ds:itemID="{6D1E13C7-8C0D-4177-85B7-A6642BB7F236}">
+<ds:datastoreItem xmlns:ds="http://schemas.openxmlformats.org/officeDocument/2006/customXml" ds:itemID="{8B0CECF8-856C-4A1B-BE71-4F732AAB57D2}">
   <ds:schemaRefs>
     <ds:schemaRef ds:uri="http://schemas.openxmlformats.org/officeDocument/2006/bibliography"/>
   </ds:schemaRefs>

--- a/internal_doc/03.开发设计/Story-password调整方案.docx
+++ b/internal_doc/03.开发设计/Story-password调整方案.docx
@@ -593,7 +593,7 @@
               <w:pStyle w:val="aa"/>
               <w:numPr>
                 <w:ilvl w:val="0"/>
-                <w:numId w:val="16"/>
+                <w:numId w:val="12"/>
               </w:numPr>
               <w:ind w:firstLineChars="0"/>
             </w:pPr>
@@ -621,7 +621,7 @@
               <w:pStyle w:val="aa"/>
               <w:numPr>
                 <w:ilvl w:val="0"/>
-                <w:numId w:val="16"/>
+                <w:numId w:val="12"/>
               </w:numPr>
               <w:ind w:firstLineChars="0"/>
               <w:rPr>
@@ -645,6 +645,91 @@
                 <w:rFonts w:hint="eastAsia"/>
               </w:rPr>
               <w:t>的增加，相应修改所有工具的使用方式。</w:t>
+            </w:r>
+          </w:p>
+        </w:tc>
+      </w:tr>
+      <w:tr>
+        <w:tc>
+          <w:tcPr>
+            <w:tcW w:w="2728" w:type="dxa"/>
+          </w:tcPr>
+          <w:p>
+            <w:pPr>
+              <w:ind w:left="0"/>
+              <w:rPr>
+                <w:rFonts w:hint="eastAsia"/>
+              </w:rPr>
+            </w:pPr>
+            <w:r>
+              <w:rPr>
+                <w:rFonts w:hint="eastAsia"/>
+              </w:rPr>
+              <w:t>2018-09</w:t>
+            </w:r>
+            <w:r>
+              <w:t xml:space="preserve">-10 </w:t>
+            </w:r>
+            <w:r>
+              <w:rPr>
+                <w:rFonts w:hint="eastAsia"/>
+              </w:rPr>
+              <w:t>赵文博</w:t>
+            </w:r>
+          </w:p>
+        </w:tc>
+        <w:tc>
+          <w:tcPr>
+            <w:tcW w:w="5437" w:type="dxa"/>
+          </w:tcPr>
+          <w:p>
+            <w:pPr>
+              <w:pStyle w:val="aa"/>
+              <w:numPr>
+                <w:ilvl w:val="0"/>
+                <w:numId w:val="18"/>
+              </w:numPr>
+              <w:ind w:firstLineChars="0"/>
+            </w:pPr>
+            <w:r>
+              <w:rPr>
+                <w:rFonts w:hint="eastAsia"/>
+              </w:rPr>
+              <w:t>增加</w:t>
+            </w:r>
+            <w:r>
+              <w:rPr>
+                <w:rFonts w:hint="eastAsia"/>
+              </w:rPr>
+              <w:t>nam</w:t>
+            </w:r>
+            <w:r>
+              <w:t>espace</w:t>
+            </w:r>
+            <w:r>
+              <w:rPr>
+                <w:rFonts w:hint="eastAsia"/>
+              </w:rPr>
+              <w:t>。</w:t>
+            </w:r>
+          </w:p>
+          <w:p>
+            <w:pPr>
+              <w:pStyle w:val="aa"/>
+              <w:numPr>
+                <w:ilvl w:val="0"/>
+                <w:numId w:val="18"/>
+              </w:numPr>
+              <w:ind w:firstLineChars="0"/>
+              <w:rPr>
+                <w:rFonts w:hint="eastAsia"/>
+              </w:rPr>
+            </w:pPr>
+            <w:r>
+              <w:rPr>
+                <w:rFonts w:hint="eastAsia"/>
+              </w:rPr>
+              <w:t>修改加密方案。</w:t>
             </w:r>
           </w:p>
         </w:tc>
@@ -1548,12 +1633,15 @@
           <w:p>
             <w:pPr>
               <w:ind w:left="0"/>
-            </w:pPr>
-            <w:r>
-              <w:rPr>
-                <w:rFonts w:hint="eastAsia"/>
-              </w:rPr>
-              <w:t>--cipherFile</w:t>
+              <w:rPr>
+                <w:rFonts w:hint="eastAsia"/>
+              </w:rPr>
+            </w:pPr>
+            <w:r>
+              <w:rPr>
+                <w:rFonts w:hint="eastAsia"/>
+              </w:rPr>
+              <w:t>--namespace</w:t>
             </w:r>
           </w:p>
         </w:tc>
@@ -1565,6 +1653,126 @@
           <w:p>
             <w:pPr>
               <w:ind w:left="0"/>
+              <w:rPr>
+                <w:rFonts w:hint="eastAsia"/>
+              </w:rPr>
+            </w:pPr>
+            <w:r>
+              <w:rPr>
+                <w:rFonts w:hint="eastAsia"/>
+              </w:rPr>
+              <w:t>用户名所属</w:t>
+            </w:r>
+            <w:r>
+              <w:t>namespace</w:t>
+            </w:r>
+            <w:r>
+              <w:rPr>
+                <w:rFonts w:hint="eastAsia"/>
+              </w:rPr>
+              <w:t>。</w:t>
+            </w:r>
+          </w:p>
+        </w:tc>
+      </w:tr>
+      <w:tr>
+        <w:tc>
+          <w:tcPr>
+            <w:tcW w:w="1450" w:type="dxa"/>
+            <w:vAlign w:val="center"/>
+          </w:tcPr>
+          <w:p>
+            <w:pPr>
+              <w:ind w:left="0"/>
+              <w:rPr>
+                <w:rFonts w:hint="eastAsia"/>
+              </w:rPr>
+            </w:pPr>
+            <w:r>
+              <w:rPr>
+                <w:rFonts w:hint="eastAsia"/>
+              </w:rPr>
+              <w:t>--toke</w:t>
+            </w:r>
+            <w:r>
+              <w:t>n</w:t>
+            </w:r>
+          </w:p>
+        </w:tc>
+        <w:tc>
+          <w:tcPr>
+            <w:tcW w:w="9252" w:type="dxa"/>
+            <w:vAlign w:val="center"/>
+          </w:tcPr>
+          <w:p>
+            <w:pPr>
+              <w:ind w:left="0"/>
+              <w:rPr>
+                <w:rFonts w:hint="eastAsia"/>
+              </w:rPr>
+            </w:pPr>
+            <w:r>
+              <w:rPr>
+                <w:rFonts w:hint="eastAsia"/>
+              </w:rPr>
+              <w:t>用户</w:t>
+            </w:r>
+            <w:r>
+              <w:rPr>
+                <w:rFonts w:hint="eastAsia"/>
+              </w:rPr>
+              <w:t>加密</w:t>
+            </w:r>
+            <w:r>
+              <w:rPr>
+                <w:rFonts w:hint="eastAsia"/>
+              </w:rPr>
+              <w:t>token</w:t>
+            </w:r>
+            <w:r>
+              <w:rPr>
+                <w:rFonts w:hint="eastAsia"/>
+              </w:rPr>
+              <w:t>。</w:t>
+            </w:r>
+          </w:p>
+        </w:tc>
+      </w:tr>
+      <w:tr>
+        <w:tc>
+          <w:tcPr>
+            <w:tcW w:w="1450" w:type="dxa"/>
+            <w:vAlign w:val="center"/>
+          </w:tcPr>
+          <w:p>
+            <w:pPr>
+              <w:ind w:left="0"/>
+            </w:pPr>
+            <w:r>
+              <w:rPr>
+                <w:rFonts w:hint="eastAsia"/>
+              </w:rPr>
+              <w:t>--cipher</w:t>
+            </w:r>
+            <w:r>
+              <w:t>f</w:t>
+            </w:r>
+            <w:r>
+              <w:rPr>
+                <w:rFonts w:hint="eastAsia"/>
+              </w:rPr>
+              <w:t>ile</w:t>
+            </w:r>
+          </w:p>
+        </w:tc>
+        <w:tc>
+          <w:tcPr>
+            <w:tcW w:w="9252" w:type="dxa"/>
+            <w:vAlign w:val="center"/>
+          </w:tcPr>
+          <w:p>
+            <w:pPr>
+              <w:ind w:left="0"/>
             </w:pPr>
             <w:r>
               <w:rPr>
@@ -1834,6 +2042,18 @@
         <w:rPr>
           <w:rFonts w:hint="eastAsia"/>
         </w:rPr>
+        <w:t>nam</w:t>
+      </w:r>
+      <w:r>
+        <w:t xml:space="preserve">espace </w:t>
+      </w:r>
+      <w:r>
+        <w:t>sdb --</w:t>
+      </w:r>
+      <w:r>
+        <w:rPr>
+          <w:rFonts w:hint="eastAsia"/>
+        </w:rPr>
         <w:t xml:space="preserve">token AF0DCA435D [ --ciperFile ./cipher ] </w:t>
       </w:r>
       <w:r>
@@ -1906,7 +2126,19 @@
         <w:rPr>
           <w:rFonts w:hint="eastAsia"/>
         </w:rPr>
-        <w:t>是用在用文件中添加密码时输入的，用户可以把</w:t>
+        <w:t>是用在用文件中添加密码时输入的，用户</w:t>
+      </w:r>
+      <w:r>
+        <w:rPr>
+          <w:rFonts w:hint="eastAsia"/>
+        </w:rPr>
+        <w:t>可以</w:t>
+      </w:r>
+      <w:r>
+        <w:rPr>
+          <w:rFonts w:hint="eastAsia"/>
+        </w:rPr>
+        <w:t>把</w:t>
       </w:r>
       <w:r>
         <w:rPr>
@@ -1921,26 +2153,10 @@
         <w:t>设置为</w:t>
       </w:r>
       <w:r>
-        <w:t>“”</w:t>
-      </w:r>
-      <w:r>
-        <w:rPr>
-          <w:rFonts w:hint="eastAsia"/>
-        </w:rPr>
-        <w:t>，但此时密码以</w:t>
-      </w:r>
-      <w:r>
-        <w:rPr>
-          <w:rFonts w:hint="eastAsia"/>
-          <w:color w:val="C00000"/>
-        </w:rPr>
-        <w:t>明文</w:t>
-      </w:r>
-      <w:r>
-        <w:rPr>
-          <w:rFonts w:hint="eastAsia"/>
-        </w:rPr>
-        <w:t>保存在加密文件中</w:t>
+        <w:rPr>
+          <w:rFonts w:hint="eastAsia"/>
+        </w:rPr>
+        <w:t>空</w:t>
       </w:r>
       <w:r>
         <w:rPr>
@@ -2107,7 +2323,10 @@
               <w:t>--</w:t>
             </w:r>
             <w:r>
-              <w:t>addUser</w:t>
+              <w:t>addu</w:t>
+            </w:r>
+            <w:r>
+              <w:t>ser</w:t>
             </w:r>
           </w:p>
         </w:tc>
@@ -2181,7 +2400,13 @@
               <w:rPr>
                 <w:rFonts w:hint="eastAsia"/>
               </w:rPr>
-              <w:t>User</w:t>
+              <w:t>u</w:t>
+            </w:r>
+            <w:r>
+              <w:rPr>
+                <w:rFonts w:hint="eastAsia"/>
+              </w:rPr>
+              <w:t>ser</w:t>
             </w:r>
           </w:p>
         </w:tc>
@@ -2300,12 +2525,18 @@
           <w:p>
             <w:pPr>
               <w:ind w:left="0"/>
-            </w:pPr>
-            <w:r>
-              <w:rPr>
-                <w:rFonts w:hint="eastAsia"/>
-              </w:rPr>
-              <w:t>--token</w:t>
+              <w:rPr>
+                <w:rFonts w:hint="eastAsia"/>
+              </w:rPr>
+            </w:pPr>
+            <w:r>
+              <w:rPr>
+                <w:rFonts w:hint="eastAsia"/>
+              </w:rPr>
+              <w:t>--</w:t>
+            </w:r>
+            <w:r>
+              <w:t>namespace</w:t>
             </w:r>
           </w:p>
         </w:tc>
@@ -2316,12 +2547,21 @@
           <w:p>
             <w:pPr>
               <w:ind w:left="0"/>
-            </w:pPr>
-            <w:r>
-              <w:rPr>
-                <w:rFonts w:hint="eastAsia"/>
-              </w:rPr>
-              <w:t>-t</w:t>
+              <w:rPr>
+                <w:rFonts w:hint="eastAsia"/>
+              </w:rPr>
+            </w:pPr>
+            <w:r>
+              <w:rPr>
+                <w:rFonts w:hint="eastAsia"/>
+              </w:rPr>
+              <w:t>-</w:t>
+            </w:r>
+            <w:r>
+              <w:rPr>
+                <w:rFonts w:hint="eastAsia"/>
+              </w:rPr>
+              <w:t>n</w:t>
             </w:r>
           </w:p>
         </w:tc>
@@ -2332,24 +2572,15 @@
           <w:p>
             <w:pPr>
               <w:ind w:left="0"/>
-            </w:pPr>
-            <w:r>
-              <w:rPr>
-                <w:rFonts w:hint="eastAsia"/>
-              </w:rPr>
-              <w:t>用于对密码进行加密的</w:t>
-            </w:r>
-            <w:r>
-              <w:rPr>
-                <w:rFonts w:hint="eastAsia"/>
-              </w:rPr>
-              <w:t>token</w:t>
-            </w:r>
-            <w:r>
-              <w:rPr>
-                <w:rFonts w:hint="eastAsia"/>
-              </w:rPr>
-              <w:t>，可以为空</w:t>
+              <w:rPr>
+                <w:rFonts w:hint="eastAsia"/>
+              </w:rPr>
+            </w:pPr>
+            <w:r>
+              <w:rPr>
+                <w:rFonts w:hint="eastAsia"/>
+              </w:rPr>
+              <w:t>用户名所属命名空间</w:t>
             </w:r>
           </w:p>
         </w:tc>
@@ -2367,6 +2598,68 @@
               <w:rPr>
                 <w:rFonts w:hint="eastAsia"/>
               </w:rPr>
+              <w:t>--token</w:t>
+            </w:r>
+          </w:p>
+        </w:tc>
+        <w:tc>
+          <w:tcPr>
+            <w:tcW w:w="2177" w:type="dxa"/>
+          </w:tcPr>
+          <w:p>
+            <w:pPr>
+              <w:ind w:left="0"/>
+            </w:pPr>
+            <w:r>
+              <w:rPr>
+                <w:rFonts w:hint="eastAsia"/>
+              </w:rPr>
+              <w:t>-t</w:t>
+            </w:r>
+          </w:p>
+        </w:tc>
+        <w:tc>
+          <w:tcPr>
+            <w:tcW w:w="3515" w:type="dxa"/>
+          </w:tcPr>
+          <w:p>
+            <w:pPr>
+              <w:ind w:left="0"/>
+            </w:pPr>
+            <w:r>
+              <w:rPr>
+                <w:rFonts w:hint="eastAsia"/>
+              </w:rPr>
+              <w:t>用于对密码进行加密的</w:t>
+            </w:r>
+            <w:r>
+              <w:rPr>
+                <w:rFonts w:hint="eastAsia"/>
+              </w:rPr>
+              <w:t>token</w:t>
+            </w:r>
+            <w:r>
+              <w:rPr>
+                <w:rFonts w:hint="eastAsia"/>
+              </w:rPr>
+              <w:t>，可以为空</w:t>
+            </w:r>
+          </w:p>
+        </w:tc>
+      </w:tr>
+      <w:tr>
+        <w:tc>
+          <w:tcPr>
+            <w:tcW w:w="2040" w:type="dxa"/>
+          </w:tcPr>
+          <w:p>
+            <w:pPr>
+              <w:ind w:left="0"/>
+            </w:pPr>
+            <w:r>
+              <w:rPr>
+                <w:rFonts w:hint="eastAsia"/>
+              </w:rPr>
               <w:t>--</w:t>
             </w:r>
             <w:r>
@@ -2513,7 +2806,13 @@
         <w:t>add</w:t>
       </w:r>
       <w:r>
-        <w:t>Use</w:t>
+        <w:rPr>
+          <w:rFonts w:hint="eastAsia"/>
+        </w:rPr>
+        <w:t>u</w:t>
+      </w:r>
+      <w:r>
+        <w:t>se</w:t>
       </w:r>
       <w:r>
         <w:rPr>
@@ -2609,13 +2908,22 @@
         <w:t>–</w:t>
       </w:r>
       <w:r>
-        <w:t>addUser</w:t>
+        <w:t>addu</w:t>
+      </w:r>
+      <w:r>
+        <w:t>ser</w:t>
       </w:r>
       <w:r>
         <w:t xml:space="preserve"> </w:t>
       </w:r>
       <w:r>
         <w:t>ronin</w:t>
+      </w:r>
+      <w:r>
+        <w:t xml:space="preserve"> </w:t>
+      </w:r>
+      <w:r>
+        <w:t>--namespace sequoia</w:t>
       </w:r>
       <w:r>
         <w:t xml:space="preserve"> </w:t>
@@ -2707,7 +3015,16 @@
         <w:t>ove</w:t>
       </w:r>
       <w:r>
-        <w:t>User ronin</w:t>
+        <w:t>u</w:t>
+      </w:r>
+      <w:r>
+        <w:t>ser ronin</w:t>
+      </w:r>
+      <w:r>
+        <w:t xml:space="preserve"> </w:t>
+      </w:r>
+      <w:r>
+        <w:t>--namespace sequoia</w:t>
       </w:r>
     </w:p>
     <w:p>
@@ -2821,52 +3138,40 @@
         <w:rPr>
           <w:rFonts w:hint="eastAsia"/>
         </w:rPr>
-        <w:t>加密文件的格式（文件权限</w:t>
-      </w:r>
-      <w:r>
-        <w:rPr>
-          <w:rFonts w:hint="eastAsia"/>
-        </w:rPr>
-        <w:t>700</w:t>
-      </w:r>
-      <w:r>
-        <w:rPr>
-          <w:rFonts w:hint="eastAsia"/>
-        </w:rPr>
-        <w:t>）：</w:t>
+        <w:t>驱动接口增加：</w:t>
       </w:r>
     </w:p>
     <w:p>
       <w:pPr>
         <w:pStyle w:val="aa"/>
         <w:ind w:left="777" w:firstLineChars="0" w:firstLine="0"/>
-        <w:rPr>
-          <w:rFonts w:hint="eastAsia"/>
-        </w:rPr>
-      </w:pPr>
-      <w:r>
-        <w:t>U</w:t>
-      </w:r>
-      <w:r>
-        <w:rPr>
-          <w:rFonts w:hint="eastAsia"/>
-        </w:rPr>
-        <w:t>sername:</w:t>
-      </w:r>
-      <w:r>
-        <w:rPr>
-          <w:rFonts w:hint="eastAsia"/>
-        </w:rPr>
-        <w:t>16</w:t>
-      </w:r>
-      <w:r>
-        <w:rPr>
-          <w:rFonts w:hint="eastAsia"/>
-        </w:rPr>
-        <w:t>进制</w:t>
-      </w:r>
-      <w:r>
-        <w:t>salt+cipherText\n</w:t>
+      </w:pPr>
+      <w:r>
+        <w:t>SDB_EXPORT</w:t>
+      </w:r>
+      <w:r>
+        <w:t xml:space="preserve"> </w:t>
+      </w:r>
+      <w:r>
+        <w:t>INT32 S</w:t>
+      </w:r>
+      <w:r>
+        <w:rPr>
+          <w:rFonts w:hint="eastAsia"/>
+        </w:rPr>
+        <w:t>db</w:t>
+      </w:r>
+      <w:r>
+        <w:t>Set</w:t>
+      </w:r>
+      <w:r>
+        <w:t>CipherFile</w:t>
+      </w:r>
+      <w:r>
+        <w:t>(</w:t>
+      </w:r>
+      <w:r>
+        <w:t>const CHAR *path);</w:t>
       </w:r>
     </w:p>
     <w:p>
@@ -2875,16 +3180,25 @@
         <w:ind w:left="777" w:firstLineChars="0" w:firstLine="0"/>
       </w:pPr>
       <w:r>
-        <w:t>ronin:</w:t>
-      </w:r>
-      <w:r>
-        <w:t>123456</w:t>
-      </w:r>
-      <w:r>
-        <w:t>6182618261826182BD448E249E1D2F87</w:t>
-      </w:r>
-      <w:r>
-        <w:t>\n</w:t>
+        <w:rPr>
+          <w:rFonts w:hint="eastAsia"/>
+        </w:rPr>
+        <w:t>Postgres</w:t>
+      </w:r>
+      <w:r>
+        <w:t xml:space="preserve">ql </w:t>
+      </w:r>
+      <w:r>
+        <w:rPr>
+          <w:rFonts w:hint="eastAsia"/>
+        </w:rPr>
+        <w:t>通过调用该接口设置加密文件路径</w:t>
+      </w:r>
+      <w:r>
+        <w:rPr>
+          <w:rFonts w:hint="eastAsia"/>
+        </w:rPr>
+        <w:t>。</w:t>
       </w:r>
     </w:p>
     <w:p>
@@ -2892,20 +3206,74 @@
         <w:pStyle w:val="aa"/>
         <w:ind w:left="777" w:firstLineChars="0" w:firstLine="0"/>
       </w:pPr>
-      <w:r>
-        <w:t>david</w:t>
-      </w:r>
-      <w:r>
-        <w:t>:</w:t>
-      </w:r>
-      <w:r>
-        <w:t>123456</w:t>
-      </w:r>
-      <w:r>
-        <w:t>C8DFC8DFC8DFC8DF9F42A5B648D3859C</w:t>
-      </w:r>
-      <w:r>
-        <w:t>\n</w:t>
+    </w:p>
+    <w:p>
+      <w:pPr>
+        <w:pStyle w:val="aa"/>
+        <w:ind w:left="777" w:firstLineChars="0" w:firstLine="0"/>
+      </w:pPr>
+      <w:r>
+        <w:t>SDB_EXPORT INT32 sdbConnectByCipherFile ( const CHAR **pConnAddrs, INT32 arrSize, const CHAR *pUsrName, const CHAR *pToken, const CHAR *pNamespace, sdbConnectionHandle *handle )</w:t>
+      </w:r>
+    </w:p>
+    <w:p>
+      <w:pPr>
+        <w:pStyle w:val="aa"/>
+        <w:ind w:left="777" w:firstLineChars="0" w:firstLine="0"/>
+        <w:rPr>
+          <w:rFonts w:hint="eastAsia"/>
+        </w:rPr>
+      </w:pPr>
+      <w:r>
+        <w:rPr>
+          <w:rFonts w:hint="eastAsia"/>
+        </w:rPr>
+        <w:t>Postgres</w:t>
+      </w:r>
+      <w:r>
+        <w:t xml:space="preserve">ql </w:t>
+      </w:r>
+      <w:r>
+        <w:rPr>
+          <w:rFonts w:hint="eastAsia"/>
+        </w:rPr>
+        <w:t>通过调用该接口使用加密文件、</w:t>
+      </w:r>
+      <w:r>
+        <w:rPr>
+          <w:rFonts w:hint="eastAsia"/>
+        </w:rPr>
+        <w:t>token</w:t>
+      </w:r>
+      <w:r>
+        <w:rPr>
+          <w:rFonts w:hint="eastAsia"/>
+        </w:rPr>
+        <w:t>和</w:t>
+      </w:r>
+      <w:r>
+        <w:rPr>
+          <w:rFonts w:hint="eastAsia"/>
+        </w:rPr>
+        <w:t>namespace</w:t>
+      </w:r>
+      <w:r>
+        <w:rPr>
+          <w:rFonts w:hint="eastAsia"/>
+        </w:rPr>
+        <w:t>连接</w:t>
+      </w:r>
+      <w:r>
+        <w:rPr>
+          <w:rFonts w:hint="eastAsia"/>
+        </w:rPr>
+        <w:t>SequoiaDB</w:t>
+      </w:r>
+      <w:r>
+        <w:rPr>
+          <w:rFonts w:hint="eastAsia"/>
+        </w:rPr>
+        <w:t>。</w:t>
       </w:r>
     </w:p>
     <w:p>
@@ -2934,34 +3302,70 @@
         <w:rPr>
           <w:rFonts w:hint="eastAsia"/>
         </w:rPr>
-        <w:t>驱动接口增加：</w:t>
+        <w:t>PostgreSQL</w:t>
+      </w:r>
+      <w:r>
+        <w:t xml:space="preserve"> </w:t>
+      </w:r>
+      <w:r>
+        <w:t>sdb-</w:t>
+      </w:r>
+      <w:r>
+        <w:rPr>
+          <w:rFonts w:hint="eastAsia"/>
+        </w:rPr>
+        <w:t>fdw</w:t>
+      </w:r>
+      <w:r>
+        <w:t xml:space="preserve"> Server </w:t>
+      </w:r>
+      <w:r>
+        <w:rPr>
+          <w:rFonts w:hint="eastAsia"/>
+        </w:rPr>
+        <w:t>选项增加：</w:t>
       </w:r>
     </w:p>
     <w:p>
       <w:pPr>
         <w:pStyle w:val="aa"/>
         <w:ind w:left="777" w:firstLineChars="0" w:firstLine="0"/>
-      </w:pPr>
-      <w:r>
-        <w:t>INT32 S</w:t>
-      </w:r>
-      <w:r>
-        <w:rPr>
-          <w:rFonts w:hint="eastAsia"/>
-        </w:rPr>
-        <w:t>db</w:t>
-      </w:r>
-      <w:r>
-        <w:t>Use</w:t>
-      </w:r>
-      <w:r>
-        <w:t>CipherFile(sdbConnectionHandle cHandle, const CHAR *path</w:t>
-      </w:r>
-      <w:r>
-        <w:t>, const CHAR *token</w:t>
-      </w:r>
-      <w:r>
-        <w:t>);</w:t>
+        <w:rPr>
+          <w:rFonts w:hint="eastAsia"/>
+        </w:rPr>
+      </w:pPr>
+      <w:r>
+        <w:rPr>
+          <w:rFonts w:hint="eastAsia"/>
+        </w:rPr>
+        <w:t xml:space="preserve">CREATE SERVER myserver FOREIGN DATA WRAPPER sdb_fdw </w:t>
+      </w:r>
+      <w:r>
+        <w:rPr>
+          <w:rFonts w:hint="eastAsia"/>
+        </w:rPr>
+        <w:t>OPTIONS</w:t>
+      </w:r>
+      <w:r>
+        <w:t>(cipherFile “”, token “”</w:t>
+      </w:r>
+      <w:r>
+        <w:rPr>
+          <w:rFonts w:hint="eastAsia"/>
+        </w:rPr>
+        <w:t xml:space="preserve">, namespace </w:t>
+      </w:r>
+      <w:r>
+        <w:t>“”</w:t>
+      </w:r>
+      <w:r>
+        <w:t>)</w:t>
+      </w:r>
+      <w:r>
+        <w:rPr>
+          <w:rFonts w:hint="eastAsia"/>
+        </w:rPr>
+        <w:t>；</w:t>
       </w:r>
     </w:p>
     <w:p>
@@ -2973,165 +3377,70 @@
         <w:rPr>
           <w:rFonts w:hint="eastAsia"/>
         </w:rPr>
-        <w:t>Postgres</w:t>
-      </w:r>
-      <w:r>
-        <w:t xml:space="preserve">ql </w:t>
-      </w:r>
-      <w:r>
-        <w:rPr>
-          <w:rFonts w:hint="eastAsia"/>
-        </w:rPr>
-        <w:t>通过调用该接口设置加密文件路径</w:t>
-      </w:r>
-      <w:r>
-        <w:rPr>
-          <w:rFonts w:hint="eastAsia"/>
-        </w:rPr>
-        <w:t>和</w:t>
-      </w:r>
-      <w:r>
-        <w:rPr>
-          <w:rFonts w:hint="eastAsia"/>
-        </w:rPr>
-        <w:t>token</w:t>
-      </w:r>
-      <w:r>
-        <w:rPr>
-          <w:rFonts w:hint="eastAsia"/>
-        </w:rPr>
-        <w:t>。</w:t>
-      </w:r>
-    </w:p>
-    <w:p>
-      <w:pPr>
-        <w:rPr>
-          <w:rFonts w:hint="eastAsia"/>
-        </w:rPr>
-      </w:pPr>
-      <w:r>
-        <w:tab/>
-      </w:r>
-      <w:r>
-        <w:tab/>
-      </w:r>
-    </w:p>
-    <w:p>
-      <w:pPr>
-        <w:pStyle w:val="aa"/>
-        <w:numPr>
-          <w:ilvl w:val="0"/>
-          <w:numId w:val="3"/>
-        </w:numPr>
-        <w:ind w:firstLineChars="0"/>
-      </w:pPr>
-      <w:r>
-        <w:rPr>
-          <w:rFonts w:hint="eastAsia"/>
-        </w:rPr>
-        <w:t>PostgreSQL</w:t>
-      </w:r>
-      <w:r>
-        <w:t xml:space="preserve"> </w:t>
-      </w:r>
-      <w:r>
-        <w:t>sdb-</w:t>
-      </w:r>
-      <w:r>
-        <w:rPr>
-          <w:rFonts w:hint="eastAsia"/>
-        </w:rPr>
-        <w:t>fdw</w:t>
-      </w:r>
-      <w:r>
-        <w:t xml:space="preserve"> Server </w:t>
-      </w:r>
-      <w:r>
-        <w:rPr>
-          <w:rFonts w:hint="eastAsia"/>
-        </w:rPr>
-        <w:t>选项增加：</w:t>
+        <w:t xml:space="preserve">cipherFile </w:t>
+      </w:r>
+      <w:r>
+        <w:rPr>
+          <w:rFonts w:hint="eastAsia"/>
+        </w:rPr>
+        <w:t>用于指定加密文件地址；</w:t>
       </w:r>
     </w:p>
     <w:p>
       <w:pPr>
         <w:pStyle w:val="aa"/>
         <w:ind w:left="777" w:firstLineChars="0" w:firstLine="0"/>
-        <w:rPr>
-          <w:rFonts w:hint="eastAsia"/>
-        </w:rPr>
-      </w:pPr>
-      <w:r>
-        <w:rPr>
-          <w:rFonts w:hint="eastAsia"/>
-        </w:rPr>
-        <w:t xml:space="preserve">CREATE SERVER myserver FOREIGN DATA WRAPPER sdb_fdw </w:t>
-      </w:r>
-      <w:r>
-        <w:rPr>
-          <w:rFonts w:hint="eastAsia"/>
-        </w:rPr>
-        <w:t>OPTIONS</w:t>
-      </w:r>
-      <w:r>
-        <w:t>(cipherFile “”, token “”)</w:t>
-      </w:r>
-      <w:r>
-        <w:rPr>
-          <w:rFonts w:hint="eastAsia"/>
-        </w:rPr>
-        <w:t>；</w:t>
+      </w:pPr>
+      <w:r>
+        <w:rPr>
+          <w:rFonts w:hint="eastAsia"/>
+        </w:rPr>
+        <w:t>token</w:t>
+      </w:r>
+      <w:r>
+        <w:t xml:space="preserve"> </w:t>
+      </w:r>
+      <w:r>
+        <w:rPr>
+          <w:rFonts w:hint="eastAsia"/>
+        </w:rPr>
+        <w:t>用于指定解密</w:t>
+      </w:r>
+      <w:r>
+        <w:rPr>
+          <w:rFonts w:hint="eastAsia"/>
+        </w:rPr>
+        <w:t>token</w:t>
+      </w:r>
+      <w:r>
+        <w:rPr>
+          <w:rFonts w:hint="eastAsia"/>
+        </w:rPr>
+        <w:t>。</w:t>
       </w:r>
     </w:p>
     <w:p>
       <w:pPr>
         <w:pStyle w:val="aa"/>
         <w:ind w:left="777" w:firstLineChars="0" w:firstLine="0"/>
-      </w:pPr>
-      <w:r>
-        <w:rPr>
-          <w:rFonts w:hint="eastAsia"/>
-        </w:rPr>
-        <w:t xml:space="preserve">cipherFile </w:t>
-      </w:r>
-      <w:r>
-        <w:rPr>
-          <w:rFonts w:hint="eastAsia"/>
-        </w:rPr>
-        <w:t>用于指定加密文件地址；</w:t>
-      </w:r>
-    </w:p>
-    <w:p>
-      <w:pPr>
-        <w:pStyle w:val="aa"/>
-        <w:ind w:left="777" w:firstLineChars="0" w:firstLine="0"/>
-      </w:pPr>
-      <w:r>
-        <w:rPr>
-          <w:rFonts w:hint="eastAsia"/>
-        </w:rPr>
-        <w:t>token</w:t>
-      </w:r>
-      <w:r>
-        <w:t xml:space="preserve"> </w:t>
-      </w:r>
-      <w:r>
-        <w:rPr>
-          <w:rFonts w:hint="eastAsia"/>
-        </w:rPr>
-        <w:t>用于指定解密</w:t>
-      </w:r>
-      <w:r>
-        <w:rPr>
-          <w:rFonts w:hint="eastAsia"/>
-        </w:rPr>
-        <w:t>token</w:t>
-      </w:r>
-      <w:r>
-        <w:rPr>
-          <w:rFonts w:hint="eastAsia"/>
-        </w:rPr>
-        <w:t>。</w:t>
+        <w:rPr>
+          <w:rFonts w:hint="eastAsia"/>
+        </w:rPr>
+      </w:pPr>
+      <w:r>
+        <w:t>n</w:t>
+      </w:r>
+      <w:r>
+        <w:rPr>
+          <w:rFonts w:hint="eastAsia"/>
+        </w:rPr>
+        <w:t>amespace</w:t>
+      </w:r>
+      <w:r>
+        <w:rPr>
+          <w:rFonts w:hint="eastAsia"/>
+        </w:rPr>
+        <w:t>用于指定命名空间。</w:t>
       </w:r>
     </w:p>
     <w:p>
@@ -3271,7 +3580,7 @@
           <w:noProof/>
         </w:rPr>
         <w:drawing>
-          <wp:inline distT="0" distB="0" distL="0" distR="0" wp14:anchorId="36F812BA" wp14:editId="0C09A6E2">
+          <wp:inline distT="0" distB="0" distL="0" distR="0" wp14:anchorId="6E12E3AF" wp14:editId="65B5B4F8">
             <wp:extent cx="4181475" cy="2352675"/>
             <wp:effectExtent l="0" t="0" r="9525" b="9525"/>
             <wp:docPr id="8" name="图片 8"/>
@@ -3415,7 +3724,7 @@
           <w:noProof/>
         </w:rPr>
         <w:drawing>
-          <wp:inline distT="0" distB="0" distL="0" distR="0" wp14:anchorId="5C7E5F64" wp14:editId="63D236DC">
+          <wp:inline distT="0" distB="0" distL="0" distR="0" wp14:anchorId="06EC8CCD" wp14:editId="3BE24DDE">
             <wp:extent cx="3524250" cy="3181350"/>
             <wp:effectExtent l="0" t="0" r="0" b="0"/>
             <wp:docPr id="10" name="图片 10"/>
@@ -3493,7 +3802,7 @@
         <w:pStyle w:val="aa"/>
         <w:numPr>
           <w:ilvl w:val="0"/>
-          <w:numId w:val="14"/>
+          <w:numId w:val="10"/>
         </w:numPr>
         <w:ind w:firstLineChars="0"/>
       </w:pPr>
@@ -3773,7 +4082,13 @@
         <w:rPr>
           <w:rFonts w:hint="eastAsia"/>
         </w:rPr>
-        <w:t>修改：</w:t>
+        <w:t>增加</w:t>
+      </w:r>
+      <w:r>
+        <w:rPr>
+          <w:rFonts w:hint="eastAsia"/>
+        </w:rPr>
+        <w:t>：</w:t>
       </w:r>
     </w:p>
     <w:p>
@@ -3782,7 +4097,13 @@
         <w:ind w:left="777"/>
       </w:pPr>
       <w:r>
-        <w:t>sdbConnectionHandle sdbGetConnectionHandle( const char **serverList,</w:t>
+        <w:t>sdbConnectionHandle sdbGetConnectionHandle</w:t>
+      </w:r>
+      <w:r>
+        <w:t>ByCipher</w:t>
+      </w:r>
+      <w:r>
+        <w:t>( const char **serverList,</w:t>
       </w:r>
     </w:p>
     <w:p>
@@ -3819,15 +4140,18 @@
       <w:pPr>
         <w:pStyle w:val="aa"/>
         <w:ind w:left="777"/>
-      </w:pPr>
-      <w:r>
-        <w:t xml:space="preserve">            </w:t>
-      </w:r>
-      <w:r>
-        <w:t xml:space="preserve">                            </w:t>
-      </w:r>
-      <w:r>
-        <w:t>const char *passwd,</w:t>
+        <w:rPr>
+          <w:color w:val="C00000"/>
+        </w:rPr>
+      </w:pPr>
+      <w:r>
+        <w:t xml:space="preserve">                                       </w:t>
+      </w:r>
+      <w:r>
+        <w:rPr>
+          <w:color w:val="C00000"/>
+        </w:rPr>
+        <w:t xml:space="preserve"> const char *cipherFile,</w:t>
       </w:r>
     </w:p>
     <w:p>
@@ -3839,13 +4163,13 @@
         </w:rPr>
       </w:pPr>
       <w:r>
-        <w:t xml:space="preserve">                                       </w:t>
+        <w:t xml:space="preserve">                                        </w:t>
       </w:r>
       <w:r>
         <w:rPr>
           <w:color w:val="C00000"/>
         </w:rPr>
-        <w:t xml:space="preserve"> const char *cipherFile,</w:t>
+        <w:t>const char *token,</w:t>
       </w:r>
     </w:p>
     <w:p>
@@ -3857,13 +4181,84 @@
         </w:rPr>
       </w:pPr>
       <w:r>
-        <w:t xml:space="preserve">                                        </w:t>
-      </w:r>
-      <w:r>
         <w:rPr>
           <w:color w:val="C00000"/>
         </w:rPr>
-        <w:t>const char *token,</w:t>
+        <w:tab/>
+      </w:r>
+      <w:r>
+        <w:rPr>
+          <w:color w:val="C00000"/>
+        </w:rPr>
+        <w:tab/>
+      </w:r>
+      <w:r>
+        <w:rPr>
+          <w:color w:val="C00000"/>
+        </w:rPr>
+        <w:tab/>
+      </w:r>
+      <w:r>
+        <w:rPr>
+          <w:color w:val="C00000"/>
+        </w:rPr>
+        <w:tab/>
+      </w:r>
+      <w:r>
+        <w:rPr>
+          <w:color w:val="C00000"/>
+        </w:rPr>
+        <w:tab/>
+      </w:r>
+      <w:r>
+        <w:rPr>
+          <w:color w:val="C00000"/>
+        </w:rPr>
+        <w:tab/>
+      </w:r>
+      <w:r>
+        <w:rPr>
+          <w:color w:val="C00000"/>
+        </w:rPr>
+        <w:tab/>
+      </w:r>
+      <w:r>
+        <w:rPr>
+          <w:color w:val="C00000"/>
+        </w:rPr>
+        <w:tab/>
+      </w:r>
+      <w:r>
+        <w:rPr>
+          <w:color w:val="C00000"/>
+        </w:rPr>
+        <w:tab/>
+      </w:r>
+      <w:r>
+        <w:rPr>
+          <w:color w:val="C00000"/>
+        </w:rPr>
+        <w:tab/>
+        <w:t xml:space="preserve">   const char *</w:t>
+      </w:r>
+      <w:r>
+        <w:rPr>
+          <w:rFonts w:hint="eastAsia"/>
+          <w:color w:val="C00000"/>
+        </w:rPr>
+        <w:t>na</w:t>
+      </w:r>
+      <w:r>
+        <w:rPr>
+          <w:color w:val="C00000"/>
+        </w:rPr>
+        <w:t>maspace</w:t>
+      </w:r>
+      <w:r>
+        <w:rPr>
+          <w:color w:val="C00000"/>
+        </w:rPr>
+        <w:t>,</w:t>
       </w:r>
     </w:p>
     <w:p>
@@ -3954,6 +4349,21 @@
           <w:rFonts w:hint="eastAsia"/>
         </w:rPr>
         <w:t xml:space="preserve"> cipherFile</w:t>
+      </w:r>
+      <w:r>
+        <w:rPr>
+          <w:rFonts w:hint="eastAsia"/>
+        </w:rPr>
+        <w:t>、</w:t>
+      </w:r>
+      <w:r>
+        <w:rPr>
+          <w:rFonts w:hint="eastAsia"/>
+        </w:rPr>
+        <w:t>name</w:t>
+      </w:r>
+      <w:r>
+        <w:t>space</w:t>
       </w:r>
       <w:r>
         <w:rPr>
@@ -4049,10 +4459,10 @@
         <w:tblLook w:val="04A0" w:firstRow="1" w:lastRow="0" w:firstColumn="1" w:lastColumn="0" w:noHBand="0" w:noVBand="1"/>
       </w:tblPr>
       <w:tblGrid>
-        <w:gridCol w:w="2840"/>
-        <w:gridCol w:w="5584"/>
-        <w:gridCol w:w="5812"/>
-        <w:gridCol w:w="1613"/>
+        <w:gridCol w:w="426"/>
+        <w:gridCol w:w="4296"/>
+        <w:gridCol w:w="1840"/>
+        <w:gridCol w:w="1616"/>
       </w:tblGrid>
       <w:tr>
         <w:tc>
@@ -4260,7 +4670,10 @@
               <w:t>db</w:t>
             </w:r>
             <w:r>
-              <w:t>UseCipherFile(sdbConnectionHandle cHandle, const CHAR *path, const CHAR *token)</w:t>
+              <w:t>Set</w:t>
+            </w:r>
+            <w:r>
+              <w:t>CipherFile(const CHAR *path)</w:t>
             </w:r>
           </w:p>
         </w:tc>
@@ -4288,19 +4701,16 @@
               <w:t>db</w:t>
             </w:r>
             <w:r>
-              <w:t>UseCipherFile()</w:t>
-            </w:r>
-            <w:r>
-              <w:rPr>
-                <w:rFonts w:hint="eastAsia"/>
-              </w:rPr>
-              <w:t>设置加密文件和</w:t>
-            </w:r>
-            <w:r>
-              <w:rPr>
-                <w:rFonts w:hint="eastAsia"/>
-              </w:rPr>
-              <w:t>token</w:t>
+              <w:t>Set</w:t>
+            </w:r>
+            <w:r>
+              <w:t>CipherFile()</w:t>
+            </w:r>
+            <w:r>
+              <w:rPr>
+                <w:rFonts w:hint="eastAsia"/>
+              </w:rPr>
+              <w:t>设置加密文件</w:t>
             </w:r>
             <w:r>
               <w:rPr>
@@ -4351,6 +4761,9 @@
           <w:p>
             <w:pPr>
               <w:ind w:left="0"/>
+              <w:rPr>
+                <w:rFonts w:hint="eastAsia"/>
+              </w:rPr>
             </w:pPr>
             <w:r>
               <w:rPr>
@@ -4377,35 +4790,6 @@
               <w:t>]</w:t>
             </w:r>
           </w:p>
-          <w:p>
-            <w:pPr>
-              <w:ind w:left="0"/>
-            </w:pPr>
-            <w:r>
-              <w:rPr>
-                <w:rFonts w:hint="eastAsia"/>
-              </w:rPr>
-              <w:t>s</w:t>
-            </w:r>
-            <w:r>
-              <w:t>tatic CHAR cipherFileToken</w:t>
-            </w:r>
-            <w:r>
-              <w:rPr>
-                <w:rFonts w:hint="eastAsia"/>
-              </w:rPr>
-              <w:t>[</w:t>
-            </w:r>
-            <w:r>
-              <w:t>MAX_CIPHERFILE_TOKEN_SIZE</w:t>
-            </w:r>
-            <w:r>
-              <w:rPr>
-                <w:rFonts w:hint="eastAsia"/>
-              </w:rPr>
-              <w:t>]</w:t>
-            </w:r>
-          </w:p>
         </w:tc>
         <w:tc>
           <w:tcPr>
@@ -4414,32 +4798,15 @@
           <w:p>
             <w:pPr>
               <w:ind w:left="0"/>
+              <w:rPr>
+                <w:rFonts w:hint="eastAsia"/>
+              </w:rPr>
             </w:pPr>
             <w:r>
               <w:rPr>
                 <w:rFonts w:hint="eastAsia"/>
               </w:rPr>
               <w:t>存储加密文件路径</w:t>
-            </w:r>
-          </w:p>
-          <w:p>
-            <w:pPr>
-              <w:ind w:left="0"/>
-              <w:rPr>
-                <w:rFonts w:hint="eastAsia"/>
-              </w:rPr>
-            </w:pPr>
-            <w:r>
-              <w:rPr>
-                <w:rFonts w:hint="eastAsia"/>
-              </w:rPr>
-              <w:t>存储加密</w:t>
-            </w:r>
-            <w:r>
-              <w:rPr>
-                <w:rFonts w:hint="eastAsia"/>
-              </w:rPr>
-              <w:t>token</w:t>
             </w:r>
           </w:p>
         </w:tc>
@@ -4484,6 +4851,9 @@
           <w:p>
             <w:pPr>
               <w:ind w:left="0"/>
+              <w:rPr>
+                <w:rFonts w:hint="eastAsia"/>
+              </w:rPr>
             </w:pPr>
             <w:r>
               <w:rPr>
@@ -4498,20 +4868,6 @@
               <w:t>CIPHERFILE_PATH 255</w:t>
             </w:r>
           </w:p>
-          <w:p>
-            <w:pPr>
-              <w:ind w:left="0"/>
-            </w:pPr>
-            <w:r>
-              <w:t xml:space="preserve">#define </w:t>
-            </w:r>
-            <w:r>
-              <w:t xml:space="preserve">CLIENT_MAX_ </w:t>
-            </w:r>
-            <w:r>
-              <w:t>CIPHERFILE_TOKEN 255</w:t>
-            </w:r>
-          </w:p>
         </w:tc>
         <w:tc>
           <w:tcPr>
@@ -4520,38 +4876,15 @@
           <w:p>
             <w:pPr>
               <w:ind w:left="0"/>
+              <w:rPr>
+                <w:rFonts w:hint="eastAsia"/>
+              </w:rPr>
             </w:pPr>
             <w:r>
               <w:rPr>
                 <w:rFonts w:hint="eastAsia"/>
               </w:rPr>
               <w:t>控制加密文件路径长度</w:t>
-            </w:r>
-          </w:p>
-          <w:p>
-            <w:pPr>
-              <w:ind w:left="0"/>
-              <w:rPr>
-                <w:rFonts w:hint="eastAsia"/>
-              </w:rPr>
-            </w:pPr>
-            <w:r>
-              <w:rPr>
-                <w:rFonts w:hint="eastAsia"/>
-              </w:rPr>
-              <w:t>控制加密</w:t>
-            </w:r>
-            <w:r>
-              <w:rPr>
-                <w:rFonts w:hint="eastAsia"/>
-              </w:rPr>
-              <w:t>token</w:t>
-            </w:r>
-            <w:r>
-              <w:rPr>
-                <w:rFonts w:hint="eastAsia"/>
-              </w:rPr>
-              <w:t>长度</w:t>
             </w:r>
           </w:p>
         </w:tc>
@@ -4585,7 +4918,13 @@
               <w:rPr>
                 <w:rFonts w:hint="eastAsia"/>
               </w:rPr>
-              <w:t>修改函数</w:t>
+              <w:t>增加</w:t>
+            </w:r>
+            <w:r>
+              <w:rPr>
+                <w:rFonts w:hint="eastAsia"/>
+              </w:rPr>
+              <w:t>函数</w:t>
             </w:r>
           </w:p>
         </w:tc>
@@ -4598,19 +4937,7 @@
               <w:ind w:left="0"/>
             </w:pPr>
             <w:r>
-              <w:t xml:space="preserve">SDB_EXPORT INT32 sdbConnect1 ( const CHAR **pConnAddrs, INT32 arrSize,          </w:t>
-            </w:r>
-            <w:r>
-              <w:t xml:space="preserve">                              </w:t>
-            </w:r>
-            <w:r>
-              <w:t>const CHAR</w:t>
-            </w:r>
-            <w:r>
-              <w:t xml:space="preserve"> *pUsrName, const CHAR *pPasswd</w:t>
-            </w:r>
-            <w:r>
-              <w:t>,                                                   sdbConnectionHandle *handle )</w:t>
+              <w:t>SDB_EXPORT INT32 sdbConnectByCipherFile ( const CHAR **pConnAddrs, INT32 arrSize, const CHAR *pUsrName, const CHAR *pToken, const CHAR *pNamespace, sdbConnectionHandle *handle )</w:t>
             </w:r>
           </w:p>
         </w:tc>
@@ -4644,7 +4971,25 @@
               <w:rPr>
                 <w:rFonts w:hint="eastAsia"/>
               </w:rPr>
-              <w:t>设置的加密文件和</w:t>
+              <w:t>设置的加密文件</w:t>
+            </w:r>
+            <w:r>
+              <w:rPr>
+                <w:rFonts w:hint="eastAsia"/>
+              </w:rPr>
+              <w:t>、</w:t>
+            </w:r>
+            <w:r>
+              <w:rPr>
+                <w:rFonts w:hint="eastAsia"/>
+              </w:rPr>
+              <w:t>namespace</w:t>
+            </w:r>
+            <w:r>
+              <w:rPr>
+                <w:rFonts w:hint="eastAsia"/>
+              </w:rPr>
+              <w:t>和</w:t>
             </w:r>
             <w:r>
               <w:rPr>
@@ -4684,13 +5029,7 @@
               <w:rPr>
                 <w:rFonts w:hint="eastAsia"/>
               </w:rPr>
-              <w:t>已定义在</w:t>
-            </w:r>
-            <w:r>
-              <w:rPr>
-                <w:rFonts w:hint="eastAsia"/>
-              </w:rPr>
-              <w:t xml:space="preserve"> client.h</w:t>
+              <w:t>client.h</w:t>
             </w:r>
           </w:p>
         </w:tc>
@@ -4713,10 +5052,7 @@
         <w:t>在调用</w:t>
       </w:r>
       <w:r>
-        <w:rPr>
-          <w:rFonts w:hint="eastAsia"/>
-        </w:rPr>
-        <w:t>sdbConnect1</w:t>
+        <w:t xml:space="preserve">sdbConnectByCipherFile </w:t>
       </w:r>
       <w:r>
         <w:rPr>
@@ -4740,7 +5076,13 @@
         <w:t>db</w:t>
       </w:r>
       <w:r>
-        <w:t>UseCipherFile</w:t>
+        <w:rPr>
+          <w:rFonts w:hint="eastAsia"/>
+        </w:rPr>
+        <w:t>Set</w:t>
+      </w:r>
+      <w:r>
+        <w:t>CipherFile</w:t>
       </w:r>
       <w:r>
         <w:t>()</w:t>
@@ -4749,111 +5091,36 @@
         <w:rPr>
           <w:rFonts w:hint="eastAsia"/>
         </w:rPr>
-        <w:t>设置加密文件和</w:t>
-      </w:r>
-      <w:r>
-        <w:rPr>
-          <w:rFonts w:hint="eastAsia"/>
-        </w:rPr>
-        <w:t>token</w:t>
-      </w:r>
-      <w:r>
-        <w:rPr>
-          <w:rFonts w:hint="eastAsia"/>
-        </w:rPr>
-        <w:t>，由于每次使用的加密文件和</w:t>
-      </w:r>
-      <w:r>
-        <w:rPr>
-          <w:rFonts w:hint="eastAsia"/>
-        </w:rPr>
-        <w:t>token</w:t>
-      </w:r>
-      <w:r>
-        <w:rPr>
-          <w:rFonts w:hint="eastAsia"/>
-        </w:rPr>
-        <w:t>都是从</w:t>
-      </w:r>
-      <w:r>
-        <w:rPr>
-          <w:rFonts w:hint="eastAsia"/>
-        </w:rPr>
-        <w:t>postgres</w:t>
-      </w:r>
-      <w:r>
-        <w:rPr>
-          <w:rFonts w:hint="eastAsia"/>
-        </w:rPr>
-        <w:t>当前</w:t>
-      </w:r>
-      <w:r>
-        <w:rPr>
-          <w:rFonts w:hint="eastAsia"/>
-        </w:rPr>
-        <w:t>foreign table</w:t>
-      </w:r>
-      <w:r>
-        <w:rPr>
-          <w:rFonts w:hint="eastAsia"/>
-        </w:rPr>
-        <w:t>所对应的</w:t>
-      </w:r>
-      <w:r>
-        <w:rPr>
-          <w:rFonts w:hint="eastAsia"/>
-        </w:rPr>
-        <w:t>foreign server</w:t>
-      </w:r>
-      <w:r>
-        <w:rPr>
-          <w:rFonts w:hint="eastAsia"/>
-        </w:rPr>
-        <w:t>中取出的，所以即使在</w:t>
-      </w:r>
-      <w:r>
-        <w:rPr>
-          <w:rFonts w:hint="eastAsia"/>
-        </w:rPr>
-        <w:t>postgres</w:t>
-      </w:r>
-      <w:r>
-        <w:rPr>
-          <w:rFonts w:hint="eastAsia"/>
-        </w:rPr>
-        <w:t>中创建了多个</w:t>
-      </w:r>
-      <w:r>
-        <w:rPr>
-          <w:rFonts w:hint="eastAsia"/>
-        </w:rPr>
-        <w:t>foreign</w:t>
-      </w:r>
-      <w:r>
-        <w:t xml:space="preserve"> </w:t>
-      </w:r>
-      <w:r>
-        <w:rPr>
-          <w:rFonts w:hint="eastAsia"/>
-        </w:rPr>
-        <w:t>server</w:t>
-      </w:r>
-      <w:r>
-        <w:rPr>
-          <w:rFonts w:hint="eastAsia"/>
-        </w:rPr>
-        <w:t>也不会因静态变量造成问题，因为每次静态变量都会得到更新。</w:t>
-      </w:r>
-    </w:p>
-    <w:p>
-      <w:pPr>
-        <w:rPr>
-          <w:rFonts w:hint="eastAsia"/>
-        </w:rPr>
-      </w:pPr>
-      <w:r>
-        <w:tab/>
-      </w:r>
+        <w:t>设置加密文件，</w:t>
+      </w:r>
+      <w:r>
+        <w:rPr>
+          <w:rFonts w:hint="eastAsia"/>
+        </w:rPr>
+        <w:t>若未设置则使用默认的</w:t>
+      </w:r>
+      <w:r>
+        <w:rPr>
+          <w:rFonts w:hint="eastAsia"/>
+        </w:rPr>
+        <w:t>./</w:t>
+      </w:r>
+      <w:r>
+        <w:t>passwd</w:t>
+      </w:r>
+      <w:r>
+        <w:rPr>
+          <w:rFonts w:hint="eastAsia"/>
+        </w:rPr>
+        <w:t>文件。</w:t>
+      </w:r>
+    </w:p>
+    <w:p>
+      <w:pPr>
+        <w:rPr>
+          <w:rFonts w:hint="eastAsia"/>
+        </w:rPr>
+      </w:pPr>
       <w:r>
         <w:tab/>
       </w:r>
@@ -5011,6 +5278,21 @@
         <w:rPr>
           <w:rFonts w:hint="eastAsia"/>
         </w:rPr>
+        <w:t>、</w:t>
+      </w:r>
+      <w:r>
+        <w:rPr>
+          <w:rFonts w:hint="eastAsia"/>
+        </w:rPr>
+        <w:t>name</w:t>
+      </w:r>
+      <w:r>
+        <w:t>space</w:t>
+      </w:r>
+      <w:r>
+        <w:rPr>
+          <w:rFonts w:hint="eastAsia"/>
+        </w:rPr>
         <w:t>和</w:t>
       </w:r>
       <w:r>
@@ -5065,7 +5347,7 @@
         <w:rPr>
           <w:rFonts w:hint="eastAsia"/>
         </w:rPr>
-        <w:t>;</w:t>
+        <w:t>；</w:t>
       </w:r>
     </w:p>
     <w:p>
@@ -5099,6 +5381,18 @@
         <w:rPr>
           <w:rFonts w:hint="eastAsia"/>
         </w:rPr>
+        <w:t>namespace</w:t>
+      </w:r>
+      <w:r>
+        <w:rPr>
+          <w:rFonts w:hint="eastAsia"/>
+        </w:rPr>
+        <w:t>、</w:t>
+      </w:r>
+      <w:r>
+        <w:rPr>
+          <w:rFonts w:hint="eastAsia"/>
+        </w:rPr>
         <w:t>token</w:t>
       </w:r>
       <w:r>
@@ -5111,19 +5405,13 @@
         <w:rPr>
           <w:rFonts w:hint="eastAsia"/>
         </w:rPr>
-        <w:t xml:space="preserve"> cipherFile </w:t>
-      </w:r>
-      <w:r>
-        <w:rPr>
-          <w:rFonts w:hint="eastAsia"/>
-        </w:rPr>
-        <w:t>三</w:t>
-      </w:r>
-      <w:r>
-        <w:rPr>
-          <w:rFonts w:hint="eastAsia"/>
-        </w:rPr>
-        <w:t>者，则以</w:t>
+        <w:t xml:space="preserve"> cipherFile</w:t>
+      </w:r>
+      <w:r>
+        <w:rPr>
+          <w:rFonts w:hint="eastAsia"/>
+        </w:rPr>
+        <w:t>，则以</w:t>
       </w:r>
       <w:r>
         <w:t xml:space="preserve"> cipherFile</w:t>
@@ -5213,12 +5501,63 @@
             <w:pPr>
               <w:pStyle w:val="aa"/>
               <w:ind w:left="0" w:firstLineChars="0" w:firstLine="0"/>
-            </w:pPr>
-            <w:r>
-              <w:rPr>
-                <w:rFonts w:hint="eastAsia"/>
-              </w:rPr>
-              <w:t>INT32 findUserInCipherFile( const CHAR* username, CHAR *pOut, INT32 size )</w:t>
+              <w:rPr>
+                <w:rFonts w:hint="eastAsia"/>
+              </w:rPr>
+            </w:pPr>
+            <w:r>
+              <w:rPr>
+                <w:rFonts w:hint="eastAsia"/>
+              </w:rPr>
+              <w:t>INT</w:t>
+            </w:r>
+            <w:r>
+              <w:t>32 decryptUserCipher(</w:t>
+            </w:r>
+            <w:r>
+              <w:rPr>
+                <w:rFonts w:hint="eastAsia"/>
+              </w:rPr>
+              <w:t xml:space="preserve">const CHAR* </w:t>
+            </w:r>
+            <w:r>
+              <w:t>p</w:t>
+            </w:r>
+            <w:r>
+              <w:rPr>
+                <w:rFonts w:hint="eastAsia"/>
+              </w:rPr>
+              <w:t>User</w:t>
+            </w:r>
+            <w:r>
+              <w:t>name</w:t>
+            </w:r>
+            <w:r>
+              <w:rPr>
+                <w:rFonts w:hint="eastAsia"/>
+              </w:rPr>
+              <w:t>,</w:t>
+            </w:r>
+            <w:r>
+              <w:t xml:space="preserve"> const CHAR *pNamespace, </w:t>
+            </w:r>
+            <w:r>
+              <w:rPr>
+                <w:rFonts w:hint="eastAsia"/>
+              </w:rPr>
+              <w:t xml:space="preserve">const CHAR *pToken, </w:t>
+            </w:r>
+            <w:r>
+              <w:t xml:space="preserve">const CHAR *pPath, </w:t>
+            </w:r>
+            <w:r>
+              <w:rPr>
+                <w:rFonts w:hint="eastAsia"/>
+              </w:rPr>
+              <w:t>CHAR *pOut, INT32 size</w:t>
+            </w:r>
+            <w:r>
+              <w:t>)</w:t>
             </w:r>
           </w:p>
         </w:tc>
@@ -5230,6 +5569,9 @@
             <w:pPr>
               <w:pStyle w:val="aa"/>
               <w:ind w:left="0" w:firstLineChars="0" w:firstLine="0"/>
+              <w:rPr>
+                <w:rFonts w:hint="eastAsia"/>
+              </w:rPr>
             </w:pPr>
             <w:r>
               <w:rPr>
@@ -5241,82 +5583,7 @@
               <w:rPr>
                 <w:rFonts w:hint="eastAsia"/>
               </w:rPr>
-              <w:t>/</w:t>
-            </w:r>
-            <w:r>
-              <w:rPr>
-                <w:rFonts w:hint="eastAsia"/>
-              </w:rPr>
-              <w:t>密码对</w:t>
-            </w:r>
-            <w:r>
-              <w:rPr>
-                <w:rFonts w:hint="eastAsia"/>
-              </w:rPr>
-              <w:t>，返回密文</w:t>
-            </w:r>
-          </w:p>
-        </w:tc>
-      </w:tr>
-      <w:tr>
-        <w:tc>
-          <w:tcPr>
-            <w:tcW w:w="8429" w:type="dxa"/>
-          </w:tcPr>
-          <w:p>
-            <w:pPr>
-              <w:pStyle w:val="aa"/>
-              <w:ind w:left="0" w:firstLineChars="0" w:firstLine="0"/>
-            </w:pPr>
-            <w:r>
-              <w:rPr>
-                <w:rFonts w:hint="eastAsia"/>
-              </w:rPr>
-              <w:t xml:space="preserve">INT32 </w:t>
-            </w:r>
-            <w:r>
-              <w:rPr>
-                <w:rFonts w:hint="eastAsia"/>
-              </w:rPr>
-              <w:t>decrypt</w:t>
-            </w:r>
-            <w:r>
-              <w:t>CipherText(</w:t>
-            </w:r>
-            <w:r>
-              <w:rPr>
-                <w:rFonts w:hint="eastAsia"/>
-              </w:rPr>
-              <w:t xml:space="preserve"> const CHAR* pEncode, const CHAR *pToken, CHAR *pOut, INT32 size </w:t>
-            </w:r>
-            <w:r>
-              <w:t>)</w:t>
-            </w:r>
-          </w:p>
-        </w:tc>
-        <w:tc>
-          <w:tcPr>
-            <w:tcW w:w="2126" w:type="dxa"/>
-          </w:tcPr>
-          <w:p>
-            <w:pPr>
-              <w:pStyle w:val="aa"/>
-              <w:ind w:left="0" w:firstLineChars="0" w:firstLine="0"/>
-            </w:pPr>
-            <w:r>
-              <w:rPr>
-                <w:rFonts w:hint="eastAsia"/>
-              </w:rPr>
-              <w:t>解密</w:t>
-            </w:r>
-            <w:r>
-              <w:rPr>
-                <w:rFonts w:hint="eastAsia"/>
-              </w:rPr>
-              <w:t>密文</w:t>
-            </w:r>
-            <w:r>
-              <w:t xml:space="preserve"> </w:t>
+              <w:t>密文并解密</w:t>
             </w:r>
           </w:p>
         </w:tc>
@@ -5592,6 +5859,9 @@
         <w:t>echoChar</w:t>
       </w:r>
       <w:r>
+        <w:t xml:space="preserve"> </w:t>
+      </w:r>
+      <w:r>
         <w:t xml:space="preserve">&gt; 0 </w:t>
       </w:r>
       <w:r>
@@ -5655,6 +5925,478 @@
           <w:rFonts w:hint="eastAsia"/>
         </w:rPr>
         <w:t>：</w:t>
+      </w:r>
+    </w:p>
+    <w:p>
+      <w:pPr>
+        <w:pStyle w:val="aa"/>
+        <w:numPr>
+          <w:ilvl w:val="0"/>
+          <w:numId w:val="11"/>
+        </w:numPr>
+        <w:ind w:firstLineChars="0"/>
+      </w:pPr>
+      <w:r>
+        <w:rPr>
+          <w:rFonts w:hint="eastAsia"/>
+        </w:rPr>
+        <w:t>获得用户命令行输入；</w:t>
+      </w:r>
+    </w:p>
+    <w:p>
+      <w:pPr>
+        <w:pStyle w:val="aa"/>
+        <w:numPr>
+          <w:ilvl w:val="0"/>
+          <w:numId w:val="11"/>
+        </w:numPr>
+        <w:ind w:firstLineChars="0"/>
+      </w:pPr>
+      <w:r>
+        <w:rPr>
+          <w:rFonts w:hint="eastAsia"/>
+        </w:rPr>
+        <w:t>使用</w:t>
+      </w:r>
+      <w:r>
+        <w:rPr>
+          <w:rFonts w:hint="eastAsia"/>
+        </w:rPr>
+        <w:t>下面</w:t>
+      </w:r>
+      <w:r>
+        <w:rPr>
+          <w:rFonts w:hint="eastAsia"/>
+        </w:rPr>
+        <w:t>加密方案所述流程，对密码进行加密，最终得到用户名、</w:t>
+      </w:r>
+      <w:r>
+        <w:rPr>
+          <w:rFonts w:hint="eastAsia"/>
+        </w:rPr>
+        <w:t>Salt</w:t>
+      </w:r>
+      <w:r>
+        <w:rPr>
+          <w:rFonts w:hint="eastAsia"/>
+        </w:rPr>
+        <w:t>和密文；</w:t>
+      </w:r>
+    </w:p>
+    <w:p>
+      <w:pPr>
+        <w:pStyle w:val="aa"/>
+        <w:numPr>
+          <w:ilvl w:val="0"/>
+          <w:numId w:val="11"/>
+        </w:numPr>
+        <w:ind w:firstLineChars="0"/>
+        <w:rPr>
+          <w:rFonts w:hint="eastAsia"/>
+        </w:rPr>
+      </w:pPr>
+      <w:r>
+        <w:rPr>
+          <w:rFonts w:hint="eastAsia"/>
+        </w:rPr>
+        <w:t>将</w:t>
+      </w:r>
+      <w:r>
+        <w:rPr>
+          <w:rFonts w:hint="eastAsia"/>
+        </w:rPr>
+        <w:t>用户名、</w:t>
+      </w:r>
+      <w:r>
+        <w:rPr>
+          <w:rFonts w:hint="eastAsia"/>
+        </w:rPr>
+        <w:t>Salt</w:t>
+      </w:r>
+      <w:r>
+        <w:rPr>
+          <w:rFonts w:hint="eastAsia"/>
+        </w:rPr>
+        <w:t>和密文</w:t>
+      </w:r>
+      <w:r>
+        <w:rPr>
+          <w:rFonts w:hint="eastAsia"/>
+        </w:rPr>
+        <w:t>保存在加密文件中。</w:t>
+      </w:r>
+    </w:p>
+    <w:p>
+      <w:pPr>
+        <w:pStyle w:val="aa"/>
+        <w:ind w:left="777" w:firstLineChars="0" w:firstLine="0"/>
+      </w:pPr>
+    </w:p>
+    <w:p>
+      <w:pPr>
+        <w:pStyle w:val="aa"/>
+        <w:ind w:left="777" w:firstLineChars="0" w:firstLine="0"/>
+      </w:pPr>
+      <w:r>
+        <w:rPr>
+          <w:rFonts w:hint="eastAsia"/>
+        </w:rPr>
+        <w:t>如果</w:t>
+      </w:r>
+      <w:r>
+        <w:rPr>
+          <w:rFonts w:hint="eastAsia"/>
+        </w:rPr>
+        <w:t>add</w:t>
+      </w:r>
+      <w:r>
+        <w:rPr>
+          <w:rFonts w:hint="eastAsia"/>
+        </w:rPr>
+        <w:t>User</w:t>
+      </w:r>
+      <w:r>
+        <w:rPr>
+          <w:rFonts w:hint="eastAsia"/>
+        </w:rPr>
+        <w:t>加密文件里已存在的用户，会将用户的旧信息覆盖。</w:t>
+      </w:r>
+    </w:p>
+    <w:p>
+      <w:pPr>
+        <w:pStyle w:val="aa"/>
+        <w:ind w:left="777" w:firstLineChars="0" w:firstLine="0"/>
+        <w:rPr>
+          <w:rFonts w:hint="eastAsia"/>
+        </w:rPr>
+      </w:pPr>
+    </w:p>
+    <w:p>
+      <w:pPr>
+        <w:pStyle w:val="3"/>
+      </w:pPr>
+      <w:r>
+        <w:rPr>
+          <w:rFonts w:hint="eastAsia"/>
+        </w:rPr>
+        <w:t>加密方案</w:t>
+      </w:r>
+    </w:p>
+    <w:p>
+      <w:pPr>
+        <w:ind w:left="777"/>
+      </w:pPr>
+      <w:r>
+        <w:rPr>
+          <w:rFonts w:hint="eastAsia"/>
+        </w:rPr>
+        <w:t>加密采用</w:t>
+      </w:r>
+      <w:r>
+        <w:rPr>
+          <w:rFonts w:hint="eastAsia"/>
+        </w:rPr>
+        <w:t>DES</w:t>
+      </w:r>
+      <w:r>
+        <w:t xml:space="preserve"> </w:t>
+      </w:r>
+      <w:r>
+        <w:rPr>
+          <w:rFonts w:hint="eastAsia"/>
+        </w:rPr>
+        <w:t>ECB</w:t>
+      </w:r>
+      <w:r>
+        <w:rPr>
+          <w:rFonts w:hint="eastAsia"/>
+        </w:rPr>
+        <w:t>对称性加密</w:t>
+      </w:r>
+      <w:r>
+        <w:rPr>
+          <w:rFonts w:hint="eastAsia"/>
+        </w:rPr>
+        <w:t>算法</w:t>
+      </w:r>
+      <w:r>
+        <w:rPr>
+          <w:rFonts w:hint="eastAsia"/>
+        </w:rPr>
+        <w:t>，加密</w:t>
+      </w:r>
+      <w:r>
+        <w:rPr>
+          <w:rFonts w:hint="eastAsia"/>
+        </w:rPr>
+        <w:t>Key</w:t>
+      </w:r>
+      <w:r>
+        <w:rPr>
+          <w:rFonts w:hint="eastAsia"/>
+        </w:rPr>
+        <w:t>由以下部分组成：</w:t>
+      </w:r>
+    </w:p>
+    <w:p>
+      <w:pPr>
+        <w:pStyle w:val="aa"/>
+        <w:numPr>
+          <w:ilvl w:val="0"/>
+          <w:numId w:val="13"/>
+        </w:numPr>
+        <w:ind w:firstLineChars="0"/>
+      </w:pPr>
+      <w:r>
+        <w:rPr>
+          <w:rFonts w:hint="eastAsia"/>
+        </w:rPr>
+        <w:t>随机生成加密</w:t>
+      </w:r>
+      <w:r>
+        <w:rPr>
+          <w:rFonts w:hint="eastAsia"/>
+        </w:rPr>
+        <w:t>Key</w:t>
+      </w:r>
+      <w:r>
+        <w:rPr>
+          <w:rFonts w:hint="eastAsia"/>
+        </w:rPr>
+        <w:t>；</w:t>
+      </w:r>
+    </w:p>
+    <w:p>
+      <w:pPr>
+        <w:pStyle w:val="aa"/>
+        <w:numPr>
+          <w:ilvl w:val="0"/>
+          <w:numId w:val="13"/>
+        </w:numPr>
+        <w:ind w:firstLineChars="0"/>
+      </w:pPr>
+      <w:r>
+        <w:rPr>
+          <w:rFonts w:hint="eastAsia"/>
+        </w:rPr>
+        <w:t>用户输入</w:t>
+      </w:r>
+      <w:r>
+        <w:rPr>
+          <w:rFonts w:hint="eastAsia"/>
+        </w:rPr>
+        <w:t>Salt</w:t>
+      </w:r>
+      <w:r>
+        <w:rPr>
+          <w:rFonts w:hint="eastAsia"/>
+        </w:rPr>
+        <w:t>。</w:t>
+      </w:r>
+    </w:p>
+    <w:p>
+      <w:pPr>
+        <w:ind w:left="777"/>
+        <w:rPr>
+          <w:rFonts w:hint="eastAsia"/>
+        </w:rPr>
+      </w:pPr>
+    </w:p>
+    <w:p>
+      <w:pPr>
+        <w:ind w:left="777"/>
+      </w:pPr>
+      <w:r>
+        <w:rPr>
+          <w:rFonts w:hint="eastAsia"/>
+        </w:rPr>
+        <w:t>随机生成加密</w:t>
+      </w:r>
+      <w:r>
+        <w:rPr>
+          <w:rFonts w:hint="eastAsia"/>
+        </w:rPr>
+        <w:t>Key</w:t>
+      </w:r>
+      <w:r>
+        <w:rPr>
+          <w:rFonts w:hint="eastAsia"/>
+        </w:rPr>
+        <w:t>由下列参数决定</w:t>
+      </w:r>
+      <w:r>
+        <w:rPr>
+          <w:rFonts w:hint="eastAsia"/>
+        </w:rPr>
+        <w:t>，这些参数都是加密时随机选择</w:t>
+      </w:r>
+      <w:r>
+        <w:rPr>
+          <w:rFonts w:hint="eastAsia"/>
+        </w:rPr>
+        <w:t>：</w:t>
+      </w:r>
+    </w:p>
+    <w:p>
+      <w:pPr>
+        <w:pStyle w:val="aa"/>
+        <w:numPr>
+          <w:ilvl w:val="0"/>
+          <w:numId w:val="14"/>
+        </w:numPr>
+        <w:ind w:firstLineChars="0"/>
+      </w:pPr>
+      <w:r>
+        <w:rPr>
+          <w:rFonts w:hint="eastAsia"/>
+        </w:rPr>
+        <w:t>加密</w:t>
+      </w:r>
+      <w:r>
+        <w:rPr>
+          <w:rFonts w:hint="eastAsia"/>
+        </w:rPr>
+        <w:t>Key</w:t>
+      </w:r>
+      <w:r>
+        <w:rPr>
+          <w:rFonts w:hint="eastAsia"/>
+        </w:rPr>
+        <w:t>位数</w:t>
+      </w:r>
+      <w:r>
+        <w:rPr>
+          <w:rFonts w:hint="eastAsia"/>
+        </w:rPr>
+        <w:t>Key</w:t>
+      </w:r>
+      <w:r>
+        <w:t xml:space="preserve"> </w:t>
+      </w:r>
+      <w:r>
+        <w:rPr>
+          <w:rFonts w:hint="eastAsia"/>
+        </w:rPr>
+        <w:t>Length</w:t>
+      </w:r>
+      <w:r>
+        <w:rPr>
+          <w:rFonts w:hint="eastAsia"/>
+        </w:rPr>
+        <w:t>，位数必须是</w:t>
+      </w:r>
+      <w:r>
+        <w:rPr>
+          <w:rFonts w:hint="eastAsia"/>
+        </w:rPr>
+        <w:t>2</w:t>
+      </w:r>
+      <w:r>
+        <w:rPr>
+          <w:rFonts w:hint="eastAsia"/>
+        </w:rPr>
+        <w:t>的幂，最长</w:t>
+      </w:r>
+      <w:r>
+        <w:rPr>
+          <w:rFonts w:hint="eastAsia"/>
+        </w:rPr>
+        <w:t>2</w:t>
+      </w:r>
+      <w:r>
+        <w:t>^16</w:t>
+      </w:r>
+      <w:r>
+        <w:rPr>
+          <w:rFonts w:hint="eastAsia"/>
+        </w:rPr>
+        <w:t>；</w:t>
+      </w:r>
+    </w:p>
+    <w:p>
+      <w:pPr>
+        <w:pStyle w:val="aa"/>
+        <w:numPr>
+          <w:ilvl w:val="0"/>
+          <w:numId w:val="14"/>
+        </w:numPr>
+        <w:ind w:firstLineChars="0"/>
+      </w:pPr>
+      <w:r>
+        <w:rPr>
+          <w:rFonts w:hint="eastAsia"/>
+        </w:rPr>
+        <w:t>加密</w:t>
+      </w:r>
+      <w:r>
+        <w:rPr>
+          <w:rFonts w:hint="eastAsia"/>
+        </w:rPr>
+        <w:t>Key</w:t>
+      </w:r>
+      <w:r>
+        <w:rPr>
+          <w:rFonts w:hint="eastAsia"/>
+        </w:rPr>
+        <w:t>循环</w:t>
+      </w:r>
+      <w:r>
+        <w:rPr>
+          <w:rFonts w:hint="eastAsia"/>
+        </w:rPr>
+        <w:t>左移位数</w:t>
+      </w:r>
+      <w:r>
+        <w:rPr>
+          <w:rFonts w:hint="eastAsia"/>
+        </w:rPr>
+        <w:t>Shift</w:t>
+      </w:r>
+      <w:r>
+        <w:rPr>
+          <w:rFonts w:hint="eastAsia"/>
+        </w:rPr>
+        <w:t>，最大</w:t>
+      </w:r>
+      <w:r>
+        <w:rPr>
+          <w:rFonts w:hint="eastAsia"/>
+        </w:rPr>
+        <w:t>16</w:t>
+      </w:r>
+      <w:r>
+        <w:rPr>
+          <w:rFonts w:hint="eastAsia"/>
+        </w:rPr>
+        <w:t>。</w:t>
+      </w:r>
+    </w:p>
+    <w:p>
+      <w:pPr>
+        <w:ind w:left="777"/>
+      </w:pPr>
+    </w:p>
+    <w:p>
+      <w:pPr>
+        <w:ind w:left="777"/>
+      </w:pPr>
+      <w:r>
+        <w:rPr>
+          <w:rFonts w:hint="eastAsia"/>
+        </w:rPr>
+        <w:t>以上信息浓缩到</w:t>
+      </w:r>
+      <w:r>
+        <w:rPr>
+          <w:rFonts w:hint="eastAsia"/>
+        </w:rPr>
+        <w:t>2</w:t>
+      </w:r>
+      <w:r>
+        <w:rPr>
+          <w:rFonts w:hint="eastAsia"/>
+        </w:rPr>
+        <w:t>个字节中存储：</w:t>
       </w:r>
     </w:p>
     <w:p>
@@ -5670,7 +6412,37 @@
         <w:rPr>
           <w:rFonts w:hint="eastAsia"/>
         </w:rPr>
-        <w:t>获得用户命令行输入；</w:t>
+        <w:t>第一个字节</w:t>
+      </w:r>
+      <w:r>
+        <w:rPr>
+          <w:rFonts w:hint="eastAsia"/>
+        </w:rPr>
+        <w:t>高位</w:t>
+      </w:r>
+      <w:r>
+        <w:rPr>
+          <w:rFonts w:hint="eastAsia"/>
+        </w:rPr>
+        <w:t>4</w:t>
+      </w:r>
+      <w:r>
+        <w:rPr>
+          <w:rFonts w:hint="eastAsia"/>
+        </w:rPr>
+        <w:t>比特：</w:t>
+      </w:r>
+      <w:r>
+        <w:rPr>
+          <w:rFonts w:hint="eastAsia"/>
+        </w:rPr>
+        <w:t>Shift</w:t>
+      </w:r>
+      <w:r>
+        <w:rPr>
+          <w:rFonts w:hint="eastAsia"/>
+        </w:rPr>
+        <w:t>；</w:t>
       </w:r>
     </w:p>
     <w:p>
@@ -5686,31 +6458,58 @@
         <w:rPr>
           <w:rFonts w:hint="eastAsia"/>
         </w:rPr>
-        <w:t>使用</w:t>
-      </w:r>
-      <w:r>
-        <w:rPr>
-          <w:rFonts w:hint="eastAsia"/>
-        </w:rPr>
-        <w:t>下面</w:t>
-      </w:r>
-      <w:r>
-        <w:rPr>
-          <w:rFonts w:hint="eastAsia"/>
-        </w:rPr>
-        <w:t>加密方案所述流程，对密码进行加密，最终得到用户名、</w:t>
-      </w:r>
-      <w:r>
-        <w:rPr>
-          <w:rFonts w:hint="eastAsia"/>
-        </w:rPr>
-        <w:t>Salt</w:t>
-      </w:r>
-      <w:r>
-        <w:rPr>
-          <w:rFonts w:hint="eastAsia"/>
-        </w:rPr>
-        <w:t>和密文；</w:t>
+        <w:t>第一个字节低</w:t>
+      </w:r>
+      <w:r>
+        <w:rPr>
+          <w:rFonts w:hint="eastAsia"/>
+        </w:rPr>
+        <w:t>位</w:t>
+      </w:r>
+      <w:r>
+        <w:rPr>
+          <w:rFonts w:hint="eastAsia"/>
+        </w:rPr>
+        <w:t>4</w:t>
+      </w:r>
+      <w:r>
+        <w:rPr>
+          <w:rFonts w:hint="eastAsia"/>
+        </w:rPr>
+        <w:t>比特：</w:t>
+      </w:r>
+      <w:r>
+        <w:rPr>
+          <w:rFonts w:hint="eastAsia"/>
+        </w:rPr>
+        <w:t>log</w:t>
+      </w:r>
+      <w:r>
+        <w:t>2(</w:t>
+      </w:r>
+      <w:r>
+        <w:rPr>
+          <w:rFonts w:hint="eastAsia"/>
+        </w:rPr>
+        <w:t>Key</w:t>
+      </w:r>
+      <w:r>
+        <w:t xml:space="preserve"> </w:t>
+      </w:r>
+      <w:r>
+        <w:rPr>
+          <w:rFonts w:hint="eastAsia"/>
+        </w:rPr>
+        <w:t>L</w:t>
+      </w:r>
+      <w:r>
+        <w:t>ength)</w:t>
+      </w:r>
+      <w:r>
+        <w:rPr>
+          <w:rFonts w:hint="eastAsia"/>
+        </w:rPr>
+        <w:t>；</w:t>
       </w:r>
     </w:p>
     <w:p>
@@ -5721,21 +6520,12 @@
           <w:numId w:val="15"/>
         </w:numPr>
         <w:ind w:firstLineChars="0"/>
-        <w:rPr>
-          <w:rFonts w:hint="eastAsia"/>
-        </w:rPr>
-      </w:pPr>
-      <w:r>
-        <w:rPr>
-          <w:rFonts w:hint="eastAsia"/>
-        </w:rPr>
-        <w:t>将</w:t>
-      </w:r>
-      <w:r>
-        <w:rPr>
-          <w:rFonts w:hint="eastAsia"/>
-        </w:rPr>
-        <w:t>用户名、</w:t>
+      </w:pPr>
+      <w:r>
+        <w:rPr>
+          <w:rFonts w:hint="eastAsia"/>
+        </w:rPr>
+        <w:t>第二字节：</w:t>
       </w:r>
       <w:r>
         <w:rPr>
@@ -5744,154 +6534,193 @@
         <w:t>Salt</w:t>
       </w:r>
       <w:r>
-        <w:rPr>
-          <w:rFonts w:hint="eastAsia"/>
-        </w:rPr>
-        <w:t>和密文</w:t>
-      </w:r>
-      <w:r>
-        <w:rPr>
-          <w:rFonts w:hint="eastAsia"/>
-        </w:rPr>
-        <w:t>保存在加密文件中。</w:t>
-      </w:r>
-    </w:p>
-    <w:p>
-      <w:pPr>
-        <w:pStyle w:val="aa"/>
-        <w:ind w:left="777" w:firstLineChars="0" w:firstLine="0"/>
-      </w:pPr>
-    </w:p>
-    <w:p>
-      <w:pPr>
-        <w:pStyle w:val="aa"/>
-        <w:ind w:left="777" w:firstLineChars="0" w:firstLine="0"/>
-      </w:pPr>
-      <w:r>
-        <w:rPr>
-          <w:rFonts w:hint="eastAsia"/>
-        </w:rPr>
-        <w:t>如果</w:t>
-      </w:r>
-      <w:r>
-        <w:rPr>
-          <w:rFonts w:hint="eastAsia"/>
-        </w:rPr>
-        <w:t>add</w:t>
-      </w:r>
-      <w:r>
-        <w:rPr>
-          <w:rFonts w:hint="eastAsia"/>
-        </w:rPr>
-        <w:t>User</w:t>
-      </w:r>
-      <w:r>
-        <w:rPr>
-          <w:rFonts w:hint="eastAsia"/>
-        </w:rPr>
-        <w:t>加密文件里已存在的用户，会将用户的旧信息覆盖。</w:t>
-      </w:r>
-    </w:p>
-    <w:p>
-      <w:pPr>
-        <w:pStyle w:val="aa"/>
-        <w:ind w:left="777" w:firstLineChars="0" w:firstLine="0"/>
-        <w:rPr>
-          <w:rFonts w:hint="eastAsia"/>
-        </w:rPr>
-      </w:pPr>
-    </w:p>
-    <w:p>
-      <w:pPr>
-        <w:pStyle w:val="3"/>
-      </w:pPr>
-      <w:r>
-        <w:rPr>
-          <w:rFonts w:hint="eastAsia"/>
-        </w:rPr>
-        <w:t>加密方案</w:t>
-      </w:r>
-    </w:p>
-    <w:p>
-      <w:pPr>
-        <w:pStyle w:val="aa"/>
-        <w:numPr>
-          <w:ilvl w:val="1"/>
-          <w:numId w:val="2"/>
-        </w:numPr>
-        <w:ind w:firstLineChars="0"/>
-        <w:rPr>
-          <w:rFonts w:hint="eastAsia"/>
-        </w:rPr>
-      </w:pPr>
-      <w:r>
-        <w:rPr>
-          <w:rFonts w:hint="eastAsia"/>
-        </w:rPr>
-        <w:t>加密</w:t>
-      </w:r>
-      <w:r>
-        <w:rPr>
-          <w:rFonts w:hint="eastAsia"/>
-        </w:rPr>
-        <w:t>Key</w:t>
-      </w:r>
-      <w:r>
-        <w:rPr>
-          <w:rFonts w:hint="eastAsia"/>
-        </w:rPr>
-        <w:t>的获取</w:t>
-      </w:r>
-      <w:r>
-        <w:rPr>
-          <w:rFonts w:hint="eastAsia"/>
-        </w:rPr>
-        <w:t>采用</w:t>
-      </w:r>
-      <w:r>
-        <w:rPr>
-          <w:rFonts w:hint="eastAsia"/>
-        </w:rPr>
-        <w:t>Password-Based Key Derivation</w:t>
-      </w:r>
-      <w:r>
-        <w:t>(PBKD)</w:t>
-      </w:r>
-      <w:r>
-        <w:rPr>
-          <w:rFonts w:hint="eastAsia"/>
-        </w:rPr>
-        <w:t>方案</w:t>
-      </w:r>
-      <w:r>
-        <w:rPr>
-          <w:rFonts w:hint="eastAsia"/>
-        </w:rPr>
-        <w:t>，通过用户输入</w:t>
-      </w:r>
-      <w:r>
-        <w:rPr>
-          <w:rFonts w:hint="eastAsia"/>
-        </w:rPr>
-        <w:t>token</w:t>
-      </w:r>
-      <w:r>
-        <w:rPr>
-          <w:rFonts w:hint="eastAsia"/>
-        </w:rPr>
-        <w:t>生成安全性符合要求的加密</w:t>
-      </w:r>
-      <w:r>
-        <w:rPr>
-          <w:rFonts w:hint="eastAsia"/>
-        </w:rPr>
-        <w:t>Key</w:t>
+        <w:t xml:space="preserve"> </w:t>
+      </w:r>
+      <w:r>
+        <w:rPr>
+          <w:rFonts w:hint="eastAsia"/>
+        </w:rPr>
+        <w:t>长度。</w:t>
+      </w:r>
+    </w:p>
+    <w:p>
+      <w:pPr>
+        <w:ind w:left="777"/>
+        <w:rPr>
+          <w:rFonts w:hint="eastAsia"/>
+        </w:rPr>
+      </w:pPr>
+    </w:p>
+    <w:p>
+      <w:pPr>
+        <w:ind w:left="777"/>
+      </w:pPr>
+      <w:r>
+        <w:rPr>
+          <w:rFonts w:hint="eastAsia"/>
+        </w:rPr>
+        <w:t>存储格式</w:t>
+      </w:r>
+      <w:r>
+        <w:rPr>
+          <w:rFonts w:hint="eastAsia"/>
+        </w:rPr>
+        <w:t>，其中</w:t>
+      </w:r>
+      <w:r>
+        <w:rPr>
+          <w:rFonts w:hint="eastAsia"/>
+        </w:rPr>
+        <w:t>Salt</w:t>
+      </w:r>
+      <w:r>
+        <w:rPr>
+          <w:rFonts w:hint="eastAsia"/>
+        </w:rPr>
+        <w:t>存储用户输入的</w:t>
+      </w:r>
+      <w:r>
+        <w:rPr>
+          <w:rFonts w:hint="eastAsia"/>
+        </w:rPr>
+        <w:t>ASCII</w:t>
+      </w:r>
+      <w:r>
+        <w:rPr>
+          <w:rFonts w:hint="eastAsia"/>
+        </w:rPr>
+        <w:t>字符串，其余部分存储</w:t>
+      </w:r>
+      <w:r>
+        <w:rPr>
+          <w:rFonts w:hint="eastAsia"/>
+        </w:rPr>
+        <w:t>HEX</w:t>
+      </w:r>
+      <w:r>
+        <w:rPr>
+          <w:rFonts w:hint="eastAsia"/>
+        </w:rPr>
+        <w:t>字符串</w:t>
       </w:r>
       <w:r>
         <w:rPr>
           <w:rFonts w:hint="eastAsia"/>
         </w:rPr>
         <w:t>：</w:t>
+      </w:r>
+    </w:p>
+    <w:p>
+      <w:pPr>
+        <w:ind w:left="777"/>
+        <w:rPr>
+          <w:rFonts w:hint="eastAsia"/>
+        </w:rPr>
+      </w:pPr>
+      <w:r>
+        <w:rPr>
+          <w:rFonts w:hint="eastAsia"/>
+        </w:rPr>
+        <w:t>用户名</w:t>
+      </w:r>
+      <w:r>
+        <w:rPr>
+          <w:rFonts w:hint="eastAsia"/>
+        </w:rPr>
+        <w:t>:</w:t>
+      </w:r>
+      <w:r>
+        <w:rPr>
+          <w:rFonts w:hint="eastAsia"/>
+        </w:rPr>
+        <w:t>第一信息字节</w:t>
+      </w:r>
+      <w:r>
+        <w:rPr>
+          <w:rFonts w:hint="eastAsia"/>
+        </w:rPr>
+        <w:t>+</w:t>
+      </w:r>
+      <w:r>
+        <w:rPr>
+          <w:rFonts w:hint="eastAsia"/>
+        </w:rPr>
+        <w:t>循环</w:t>
+      </w:r>
+      <w:r>
+        <w:rPr>
+          <w:rFonts w:hint="eastAsia"/>
+        </w:rPr>
+        <w:t>左移后加密</w:t>
+      </w:r>
+      <w:r>
+        <w:rPr>
+          <w:rFonts w:hint="eastAsia"/>
+        </w:rPr>
+        <w:t>Key+</w:t>
+      </w:r>
+      <w:r>
+        <w:rPr>
+          <w:rFonts w:hint="eastAsia"/>
+        </w:rPr>
+        <w:t>第二信息字节</w:t>
+      </w:r>
+      <w:r>
+        <w:rPr>
+          <w:rFonts w:hint="eastAsia"/>
+        </w:rPr>
+        <w:t>+Salt+</w:t>
+      </w:r>
+      <w:r>
+        <w:rPr>
+          <w:rFonts w:hint="eastAsia"/>
+        </w:rPr>
+        <w:t>密文</w:t>
+      </w:r>
+    </w:p>
+    <w:p>
+      <w:pPr>
+        <w:ind w:left="777"/>
+      </w:pPr>
+      <w:r>
+        <w:rPr>
+          <w:rFonts w:hint="eastAsia"/>
+        </w:rPr>
+        <w:t>加密文件权限：</w:t>
+      </w:r>
+      <w:r>
+        <w:rPr>
+          <w:rFonts w:hint="eastAsia"/>
+        </w:rPr>
+        <w:t>600</w:t>
+      </w:r>
+    </w:p>
+    <w:p>
+      <w:pPr>
+        <w:ind w:left="777"/>
+        <w:rPr>
+          <w:rFonts w:hint="eastAsia"/>
+        </w:rPr>
+      </w:pPr>
+    </w:p>
+    <w:p>
+      <w:pPr>
+        <w:ind w:left="777"/>
+        <w:rPr>
+          <w:rFonts w:hint="eastAsia"/>
+        </w:rPr>
+      </w:pPr>
+      <w:r>
+        <w:rPr>
+          <w:rFonts w:hint="eastAsia"/>
+        </w:rPr>
+        <w:t>加密过程</w:t>
+      </w:r>
+      <w:r>
+        <w:rPr>
+          <w:rFonts w:hint="eastAsia"/>
+        </w:rPr>
+        <w:t>:</w:t>
       </w:r>
     </w:p>
     <w:p>
@@ -5899,7 +6728,7 @@
         <w:pStyle w:val="aa"/>
         <w:numPr>
           <w:ilvl w:val="0"/>
-          <w:numId w:val="10"/>
+          <w:numId w:val="16"/>
         </w:numPr>
         <w:ind w:firstLineChars="0"/>
       </w:pPr>
@@ -5907,19 +6736,31 @@
         <w:rPr>
           <w:rFonts w:hint="eastAsia"/>
         </w:rPr>
-        <w:t>为了保证存储密码的安全性，用户在提取密码时需要提供一个</w:t>
-      </w:r>
-      <w:r>
-        <w:rPr>
-          <w:rFonts w:hint="eastAsia"/>
-        </w:rPr>
-        <w:t>token</w:t>
-      </w:r>
-      <w:r>
-        <w:rPr>
-          <w:rFonts w:hint="eastAsia"/>
-        </w:rPr>
-        <w:t>作为验证；</w:t>
+        <w:t>随机生成加密</w:t>
+      </w:r>
+      <w:r>
+        <w:rPr>
+          <w:rFonts w:hint="eastAsia"/>
+        </w:rPr>
+        <w:t>Key</w:t>
+      </w:r>
+      <w:r>
+        <w:rPr>
+          <w:rFonts w:hint="eastAsia"/>
+        </w:rPr>
+        <w:t>位数</w:t>
+      </w:r>
+      <w:r>
+        <w:rPr>
+          <w:rFonts w:hint="eastAsia"/>
+        </w:rPr>
+        <w:t>和左移位数</w:t>
+      </w:r>
+      <w:r>
+        <w:rPr>
+          <w:rFonts w:hint="eastAsia"/>
+        </w:rPr>
+        <w:t>；</w:t>
       </w:r>
     </w:p>
     <w:p>
@@ -5927,7 +6768,7 @@
         <w:pStyle w:val="aa"/>
         <w:numPr>
           <w:ilvl w:val="0"/>
-          <w:numId w:val="10"/>
+          <w:numId w:val="16"/>
         </w:numPr>
         <w:ind w:firstLineChars="0"/>
       </w:pPr>
@@ -5935,7 +6776,19 @@
         <w:rPr>
           <w:rFonts w:hint="eastAsia"/>
         </w:rPr>
-        <w:t>用户输入的密码一般具有低熵、随机性差等缺点，不能够直接用于对称性加密的</w:t>
+        <w:t>由加密</w:t>
+      </w:r>
+      <w:r>
+        <w:rPr>
+          <w:rFonts w:hint="eastAsia"/>
+        </w:rPr>
+        <w:t>Key</w:t>
+      </w:r>
+      <w:r>
+        <w:rPr>
+          <w:rFonts w:hint="eastAsia"/>
+        </w:rPr>
+        <w:t>位数生成对应位数的加密</w:t>
       </w:r>
       <w:r>
         <w:rPr>
@@ -5955,48 +6808,36 @@
         <w:pStyle w:val="aa"/>
         <w:numPr>
           <w:ilvl w:val="0"/>
-          <w:numId w:val="10"/>
+          <w:numId w:val="16"/>
         </w:numPr>
         <w:ind w:firstLineChars="0"/>
-      </w:pPr>
-      <w:r>
-        <w:rPr>
-          <w:rFonts w:hint="eastAsia"/>
-        </w:rPr>
-        <w:t>通过</w:t>
-      </w:r>
-      <w:r>
-        <w:rPr>
-          <w:rFonts w:hint="eastAsia"/>
-        </w:rPr>
-        <w:t>PB</w:t>
-      </w:r>
-      <w:r>
-        <w:t>KD</w:t>
-      </w:r>
-      <w:r>
-        <w:rPr>
-          <w:rFonts w:hint="eastAsia"/>
-        </w:rPr>
-        <w:t>函数，从</w:t>
-      </w:r>
-      <w:r>
-        <w:rPr>
-          <w:rFonts w:hint="eastAsia"/>
-        </w:rPr>
-        <w:t>token</w:t>
-      </w:r>
-      <w:r>
-        <w:rPr>
-          <w:rFonts w:hint="eastAsia"/>
-        </w:rPr>
-        <w:t>派生出符合要求的加密</w:t>
-      </w:r>
-      <w:r>
-        <w:rPr>
-          <w:rFonts w:hint="eastAsia"/>
-        </w:rPr>
-        <w:t>Key</w:t>
+        <w:rPr>
+          <w:rFonts w:hint="eastAsia"/>
+        </w:rPr>
+      </w:pPr>
+      <w:r>
+        <w:rPr>
+          <w:rFonts w:hint="eastAsia"/>
+        </w:rPr>
+        <w:t>由</w:t>
+      </w:r>
+      <w:r>
+        <w:rPr>
+          <w:rFonts w:hint="eastAsia"/>
+        </w:rPr>
+        <w:t>Salt+</w:t>
+      </w:r>
+      <w:r>
+        <w:rPr>
+          <w:rFonts w:hint="eastAsia"/>
+        </w:rPr>
+        <w:t>用户密码</w:t>
+      </w:r>
+      <w:r>
+        <w:rPr>
+          <w:rFonts w:hint="eastAsia"/>
+        </w:rPr>
+        <w:t>形成加密字符串</w:t>
       </w:r>
       <w:r>
         <w:rPr>
@@ -6010,7 +6851,7 @@
         <w:pStyle w:val="aa"/>
         <w:numPr>
           <w:ilvl w:val="0"/>
-          <w:numId w:val="10"/>
+          <w:numId w:val="16"/>
         </w:numPr>
         <w:ind w:firstLineChars="0"/>
       </w:pPr>
@@ -6018,40 +6859,19 @@
         <w:rPr>
           <w:rFonts w:hint="eastAsia"/>
         </w:rPr>
-        <w:t>PB</w:t>
-      </w:r>
-      <w:r>
-        <w:t>KD</w:t>
-      </w:r>
-      <w:r>
-        <w:rPr>
-          <w:rFonts w:hint="eastAsia"/>
-        </w:rPr>
-        <w:t>函数使用确定性算法，同样的输入总是会有同样的输出。</w:t>
-      </w:r>
-    </w:p>
-    <w:p>
-      <w:pPr>
-        <w:ind w:left="1200"/>
-        <w:rPr>
-          <w:rFonts w:hint="eastAsia"/>
-        </w:rPr>
-      </w:pPr>
-    </w:p>
-    <w:p>
-      <w:pPr>
-        <w:pStyle w:val="aa"/>
-        <w:numPr>
-          <w:ilvl w:val="1"/>
-          <w:numId w:val="2"/>
-        </w:numPr>
-        <w:ind w:firstLineChars="0"/>
-      </w:pPr>
-      <w:r>
-        <w:rPr>
-          <w:rFonts w:hint="eastAsia"/>
-        </w:rPr>
-        <w:t>用户密码加密方案：</w:t>
+        <w:t>使用加密</w:t>
+      </w:r>
+      <w:r>
+        <w:rPr>
+          <w:rFonts w:hint="eastAsia"/>
+        </w:rPr>
+        <w:t>Key</w:t>
+      </w:r>
+      <w:r>
+        <w:rPr>
+          <w:rFonts w:hint="eastAsia"/>
+        </w:rPr>
+        <w:t>加密加密字符串形成密文；</w:t>
       </w:r>
     </w:p>
     <w:p>
@@ -6059,7 +6879,7 @@
         <w:pStyle w:val="aa"/>
         <w:numPr>
           <w:ilvl w:val="0"/>
-          <w:numId w:val="11"/>
+          <w:numId w:val="16"/>
         </w:numPr>
         <w:ind w:firstLineChars="0"/>
       </w:pPr>
@@ -6067,25 +6887,7 @@
         <w:rPr>
           <w:rFonts w:hint="eastAsia"/>
         </w:rPr>
-        <w:t>采用对称性加密算法，使用</w:t>
-      </w:r>
-      <w:r>
-        <w:rPr>
-          <w:rFonts w:hint="eastAsia"/>
-        </w:rPr>
-        <w:t>3</w:t>
-      </w:r>
-      <w:r>
-        <w:rPr>
-          <w:rFonts w:hint="eastAsia"/>
-        </w:rPr>
-        <w:t>.1</w:t>
-      </w:r>
-      <w:r>
-        <w:rPr>
-          <w:rFonts w:hint="eastAsia"/>
-        </w:rPr>
-        <w:t>中生成的加密</w:t>
+        <w:t>对加密</w:t>
       </w:r>
       <w:r>
         <w:rPr>
@@ -6097,7 +6899,29 @@
         <w:rPr>
           <w:rFonts w:hint="eastAsia"/>
         </w:rPr>
-        <w:t>，对密码进行加密；</w:t>
+        <w:t>循环</w:t>
+      </w:r>
+      <w:r>
+        <w:rPr>
+          <w:rFonts w:hint="eastAsia"/>
+        </w:rPr>
+        <w:t>左移处理，按照存储格式保存。</w:t>
+      </w:r>
+    </w:p>
+    <w:p>
+      <w:pPr>
+        <w:ind w:left="777"/>
+      </w:pPr>
+    </w:p>
+    <w:p>
+      <w:pPr>
+        <w:ind w:left="777"/>
+      </w:pPr>
+      <w:r>
+        <w:rPr>
+          <w:rFonts w:hint="eastAsia"/>
+        </w:rPr>
+        <w:t>解密过程：</w:t>
       </w:r>
     </w:p>
     <w:p>
@@ -6105,7 +6929,7 @@
         <w:pStyle w:val="aa"/>
         <w:numPr>
           <w:ilvl w:val="0"/>
-          <w:numId w:val="11"/>
+          <w:numId w:val="17"/>
         </w:numPr>
         <w:ind w:firstLineChars="0"/>
       </w:pPr>
@@ -6113,55 +6937,40 @@
         <w:rPr>
           <w:rFonts w:hint="eastAsia"/>
         </w:rPr>
-        <w:t>由于</w:t>
-      </w:r>
-      <w:r>
-        <w:rPr>
-          <w:rFonts w:hint="eastAsia"/>
-        </w:rPr>
-        <w:t>DES</w:t>
-      </w:r>
-      <w:r>
-        <w:rPr>
-          <w:rFonts w:hint="eastAsia"/>
-        </w:rPr>
-        <w:t>加密算法已经过时，计划使用</w:t>
-      </w:r>
-      <w:r>
-        <w:rPr>
-          <w:rFonts w:hint="eastAsia"/>
-        </w:rPr>
-        <w:t>AES</w:t>
-      </w:r>
-      <w:r>
-        <w:rPr>
-          <w:rFonts w:hint="eastAsia"/>
-        </w:rPr>
-        <w:t>加密算法，</w:t>
-      </w:r>
-      <w:r>
-        <w:rPr>
-          <w:rFonts w:hint="eastAsia"/>
-        </w:rPr>
-        <w:t>256</w:t>
-      </w:r>
-      <w:r>
-        <w:rPr>
-          <w:rFonts w:hint="eastAsia"/>
-        </w:rPr>
-        <w:t>位，</w:t>
-      </w:r>
-      <w:r>
-        <w:rPr>
-          <w:rFonts w:hint="eastAsia"/>
-        </w:rPr>
-        <w:t>CBC</w:t>
-      </w:r>
-      <w:r>
-        <w:rPr>
-          <w:rFonts w:hint="eastAsia"/>
-        </w:rPr>
-        <w:t>模式；</w:t>
+        <w:t>从第一字节提取出</w:t>
+      </w:r>
+      <w:r>
+        <w:rPr>
+          <w:rFonts w:hint="eastAsia"/>
+        </w:rPr>
+        <w:t>Key</w:t>
+      </w:r>
+      <w:r>
+        <w:t xml:space="preserve"> </w:t>
+      </w:r>
+      <w:r>
+        <w:rPr>
+          <w:rFonts w:hint="eastAsia"/>
+        </w:rPr>
+        <w:t>Length</w:t>
+      </w:r>
+      <w:r>
+        <w:rPr>
+          <w:rFonts w:hint="eastAsia"/>
+        </w:rPr>
+        <w:t>和</w:t>
+      </w:r>
+      <w:r>
+        <w:rPr>
+          <w:rFonts w:hint="eastAsia"/>
+        </w:rPr>
+        <w:t>Shift</w:t>
+      </w:r>
+      <w:r>
+        <w:rPr>
+          <w:rFonts w:hint="eastAsia"/>
+        </w:rPr>
+        <w:t>；</w:t>
       </w:r>
     </w:p>
     <w:p>
@@ -6169,7 +6978,7 @@
         <w:pStyle w:val="aa"/>
         <w:numPr>
           <w:ilvl w:val="0"/>
-          <w:numId w:val="11"/>
+          <w:numId w:val="17"/>
         </w:numPr>
         <w:ind w:firstLineChars="0"/>
       </w:pPr>
@@ -6177,19 +6986,7 @@
         <w:rPr>
           <w:rFonts w:hint="eastAsia"/>
         </w:rPr>
-        <w:t>不保存</w:t>
-      </w:r>
-      <w:r>
-        <w:rPr>
-          <w:rFonts w:hint="eastAsia"/>
-        </w:rPr>
-        <w:t>token</w:t>
-      </w:r>
-      <w:r>
-        <w:rPr>
-          <w:rFonts w:hint="eastAsia"/>
-        </w:rPr>
-        <w:t>和加密</w:t>
+        <w:t>取出加密</w:t>
       </w:r>
       <w:r>
         <w:rPr>
@@ -6201,19 +6998,31 @@
         <w:rPr>
           <w:rFonts w:hint="eastAsia"/>
         </w:rPr>
-        <w:t>，每次由用户输入</w:t>
-      </w:r>
-      <w:r>
-        <w:rPr>
-          <w:rFonts w:hint="eastAsia"/>
-        </w:rPr>
-        <w:t>token</w:t>
-      </w:r>
-      <w:r>
-        <w:rPr>
-          <w:rFonts w:hint="eastAsia"/>
-        </w:rPr>
-        <w:t>经同样计算过程得到加解密</w:t>
+        <w:t>并循环右移</w:t>
+      </w:r>
+      <w:r>
+        <w:rPr>
+          <w:rFonts w:hint="eastAsia"/>
+        </w:rPr>
+        <w:t>Shift</w:t>
+      </w:r>
+      <w:r>
+        <w:rPr>
+          <w:rFonts w:hint="eastAsia"/>
+        </w:rPr>
+        <w:t>获得真</w:t>
+      </w:r>
+      <w:r>
+        <w:rPr>
+          <w:rFonts w:hint="eastAsia"/>
+        </w:rPr>
+        <w:t>*</w:t>
+      </w:r>
+      <w:r>
+        <w:rPr>
+          <w:rFonts w:hint="eastAsia"/>
+        </w:rPr>
+        <w:t>加密</w:t>
       </w:r>
       <w:r>
         <w:rPr>
@@ -6225,153 +7034,7 @@
         <w:rPr>
           <w:rFonts w:hint="eastAsia"/>
         </w:rPr>
-        <w:t>。</w:t>
-      </w:r>
-    </w:p>
-    <w:p>
-      <w:pPr>
-        <w:ind w:left="1215"/>
-        <w:rPr>
-          <w:rFonts w:hint="eastAsia"/>
-        </w:rPr>
-      </w:pPr>
-    </w:p>
-    <w:p>
-      <w:pPr>
-        <w:pStyle w:val="aa"/>
-        <w:numPr>
-          <w:ilvl w:val="1"/>
-          <w:numId w:val="2"/>
-        </w:numPr>
-        <w:ind w:firstLineChars="0"/>
-      </w:pPr>
-      <w:r>
-        <w:rPr>
-          <w:rFonts w:hint="eastAsia"/>
-        </w:rPr>
-        <w:t>生成加密</w:t>
-      </w:r>
-      <w:r>
-        <w:rPr>
-          <w:rFonts w:hint="eastAsia"/>
-        </w:rPr>
-        <w:t>Key</w:t>
-      </w:r>
-      <w:r>
-        <w:rPr>
-          <w:rFonts w:hint="eastAsia"/>
-        </w:rPr>
-        <w:t>的过程</w:t>
-      </w:r>
-      <w:r>
-        <w:rPr>
-          <w:rFonts w:hint="eastAsia"/>
-        </w:rPr>
-        <w:t>（参考文献，美国</w:t>
-      </w:r>
-      <w:r>
-        <w:rPr>
-          <w:rFonts w:hint="eastAsia"/>
-        </w:rPr>
-        <w:t>NIST</w:t>
-      </w:r>
-      <w:r>
-        <w:t xml:space="preserve"> Special Publication 800-132</w:t>
-      </w:r>
-      <w:r>
-        <w:rPr>
-          <w:rFonts w:hint="eastAsia"/>
-        </w:rPr>
-        <w:t>）</w:t>
-      </w:r>
-      <w:r>
-        <w:rPr>
-          <w:rFonts w:hint="eastAsia"/>
-        </w:rPr>
-        <w:t>：</w:t>
-      </w:r>
-    </w:p>
-    <w:p>
-      <w:pPr>
-        <w:ind w:left="840"/>
-      </w:pPr>
-      <w:r>
-        <w:tab/>
-      </w:r>
-      <w:r>
-        <w:rPr>
-          <w:noProof/>
-        </w:rPr>
-        <w:drawing>
-          <wp:inline distT="0" distB="0" distL="0" distR="0" wp14:anchorId="1555E704" wp14:editId="1B8C3AA1">
-            <wp:extent cx="4352925" cy="1104900"/>
-            <wp:effectExtent l="0" t="0" r="9525" b="0"/>
-            <wp:docPr id="1" name="图片 1"/>
-            <wp:cNvGraphicFramePr>
-              <a:graphicFrameLocks xmlns:a="http://schemas.openxmlformats.org/drawingml/2006/main" noChangeAspect="1"/>
-            </wp:cNvGraphicFramePr>
-            <a:graphic xmlns:a="http://schemas.openxmlformats.org/drawingml/2006/main">
-              <a:graphicData uri="http://schemas.openxmlformats.org/drawingml/2006/picture">
-                <pic:pic xmlns:pic="http://schemas.openxmlformats.org/drawingml/2006/picture">
-                  <pic:nvPicPr>
-                    <pic:cNvPr id="1" name=""/>
-                    <pic:cNvPicPr/>
-                  </pic:nvPicPr>
-                  <pic:blipFill>
-                    <a:blip r:embed="rId10"/>
-                    <a:stretch>
-                      <a:fillRect/>
-                    </a:stretch>
-                  </pic:blipFill>
-                  <pic:spPr>
-                    <a:xfrm>
-                      <a:off x="0" y="0"/>
-                      <a:ext cx="4352925" cy="1104900"/>
-                    </a:xfrm>
-                    <a:prstGeom prst="rect">
-                      <a:avLst/>
-                    </a:prstGeom>
-                  </pic:spPr>
-                </pic:pic>
-              </a:graphicData>
-            </a:graphic>
-          </wp:inline>
-        </w:drawing>
-      </w:r>
-    </w:p>
-    <w:p>
-      <w:pPr>
-        <w:ind w:left="840" w:firstLine="420"/>
-      </w:pPr>
-      <w:r>
-        <w:rPr>
-          <w:rFonts w:hint="eastAsia"/>
-        </w:rPr>
-        <w:t>在由用户</w:t>
-      </w:r>
-      <w:r>
-        <w:rPr>
-          <w:rFonts w:hint="eastAsia"/>
-        </w:rPr>
-        <w:t>token</w:t>
-      </w:r>
-      <w:r>
-        <w:rPr>
-          <w:rFonts w:hint="eastAsia"/>
-        </w:rPr>
-        <w:t>生成加密</w:t>
-      </w:r>
-      <w:r>
-        <w:rPr>
-          <w:rFonts w:hint="eastAsia"/>
-        </w:rPr>
-        <w:t>Key</w:t>
-      </w:r>
-      <w:r>
-        <w:rPr>
-          <w:rFonts w:hint="eastAsia"/>
-        </w:rPr>
-        <w:t>时需要提供下列信息：</w:t>
+        <w:t>；</w:t>
       </w:r>
     </w:p>
     <w:p>
@@ -6379,7 +7042,7 @@
         <w:pStyle w:val="aa"/>
         <w:numPr>
           <w:ilvl w:val="0"/>
-          <w:numId w:val="12"/>
+          <w:numId w:val="17"/>
         </w:numPr>
         <w:ind w:firstLineChars="0"/>
       </w:pPr>
@@ -6387,53 +7050,61 @@
         <w:rPr>
           <w:rFonts w:hint="eastAsia"/>
         </w:rPr>
-        <w:t>Pass</w:t>
-      </w:r>
-      <w:r>
-        <w:t>word</w:t>
-      </w:r>
-      <w:r>
-        <w:rPr>
-          <w:rFonts w:hint="eastAsia"/>
-        </w:rPr>
-        <w:t>，即本方案中的用户</w:t>
-      </w:r>
-      <w:r>
-        <w:rPr>
-          <w:rFonts w:hint="eastAsia"/>
-        </w:rPr>
-        <w:t>token</w:t>
-      </w:r>
-      <w:r>
-        <w:rPr>
-          <w:rFonts w:hint="eastAsia"/>
-        </w:rPr>
-        <w:t>；</w:t>
-      </w:r>
-    </w:p>
-    <w:p>
-      <w:pPr>
-        <w:pStyle w:val="aa"/>
-        <w:numPr>
-          <w:ilvl w:val="0"/>
-          <w:numId w:val="12"/>
-        </w:numPr>
-        <w:ind w:firstLineChars="0"/>
-      </w:pPr>
-      <w:r>
-        <w:t xml:space="preserve">Length </w:t>
-      </w:r>
-      <w:r>
-        <w:rPr>
-          <w:rFonts w:hint="eastAsia"/>
-        </w:rPr>
-        <w:t>of key</w:t>
-      </w:r>
-      <w:r>
-        <w:rPr>
-          <w:rFonts w:hint="eastAsia"/>
-        </w:rPr>
-        <w:t>，想要生成的加密</w:t>
+        <w:t>解密密文并</w:t>
+      </w:r>
+      <w:r>
+        <w:rPr>
+          <w:rFonts w:hint="eastAsia"/>
+        </w:rPr>
+        <w:t>去除</w:t>
+      </w:r>
+      <w:r>
+        <w:rPr>
+          <w:rFonts w:hint="eastAsia"/>
+        </w:rPr>
+        <w:t>其中的</w:t>
+      </w:r>
+      <w:r>
+        <w:rPr>
+          <w:rFonts w:hint="eastAsia"/>
+        </w:rPr>
+        <w:t>Salt</w:t>
+      </w:r>
+      <w:r>
+        <w:rPr>
+          <w:rFonts w:hint="eastAsia"/>
+        </w:rPr>
+        <w:t>。</w:t>
+      </w:r>
+    </w:p>
+    <w:p>
+      <w:pPr>
+        <w:ind w:left="777"/>
+      </w:pPr>
+    </w:p>
+    <w:p>
+      <w:pPr>
+        <w:ind w:left="777"/>
+      </w:pPr>
+      <w:r>
+        <w:rPr>
+          <w:rFonts w:hint="eastAsia"/>
+        </w:rPr>
+        <w:t>安全隐患：</w:t>
+      </w:r>
+    </w:p>
+    <w:p>
+      <w:pPr>
+        <w:ind w:left="777"/>
+        <w:rPr>
+          <w:rFonts w:hint="eastAsia"/>
+        </w:rPr>
+      </w:pPr>
+      <w:r>
+        <w:rPr>
+          <w:rFonts w:hint="eastAsia"/>
+        </w:rPr>
+        <w:t>由于采用对称性加密且加解密</w:t>
       </w:r>
       <w:r>
         <w:rPr>
@@ -6445,7 +7116,7 @@
         <w:rPr>
           <w:rFonts w:hint="eastAsia"/>
         </w:rPr>
-        <w:t>的长度，本方案中该长度是之后进行用户密码对称加密时所需加密</w:t>
+        <w:t>和密文存储在一起，虽然</w:t>
       </w:r>
       <w:r>
         <w:rPr>
@@ -6457,779 +7128,22 @@
         <w:rPr>
           <w:rFonts w:hint="eastAsia"/>
         </w:rPr>
-        <w:t>的长度</w:t>
-      </w:r>
-      <w:r>
-        <w:rPr>
-          <w:rFonts w:hint="eastAsia"/>
-        </w:rPr>
-        <w:t>256</w:t>
-      </w:r>
-      <w:r>
-        <w:rPr>
-          <w:rFonts w:hint="eastAsia"/>
-        </w:rPr>
-        <w:t>位</w:t>
-      </w:r>
-      <w:r>
-        <w:rPr>
-          <w:rFonts w:hint="eastAsia"/>
-        </w:rPr>
-        <w:t>；</w:t>
-      </w:r>
-    </w:p>
-    <w:p>
-      <w:pPr>
-        <w:pStyle w:val="aa"/>
-        <w:numPr>
-          <w:ilvl w:val="0"/>
-          <w:numId w:val="12"/>
-        </w:numPr>
-        <w:ind w:firstLineChars="0"/>
-      </w:pPr>
-      <w:r>
-        <w:rPr>
-          <w:rFonts w:hint="eastAsia"/>
-        </w:rPr>
-        <w:t>Salt</w:t>
-      </w:r>
-      <w:r>
-        <w:rPr>
-          <w:rFonts w:hint="eastAsia"/>
-        </w:rPr>
-        <w:t>，为了避免受到预先计算的破解库的攻击，提供一个随机生成的</w:t>
-      </w:r>
-      <w:r>
-        <w:rPr>
-          <w:rFonts w:hint="eastAsia"/>
-        </w:rPr>
-        <w:t>128</w:t>
-      </w:r>
-      <w:r>
-        <w:rPr>
-          <w:rFonts w:hint="eastAsia"/>
-        </w:rPr>
-        <w:t>位</w:t>
-      </w:r>
-      <w:r>
-        <w:rPr>
-          <w:rFonts w:hint="eastAsia"/>
-        </w:rPr>
-        <w:t>Salt</w:t>
-      </w:r>
-      <w:r>
-        <w:rPr>
-          <w:rFonts w:hint="eastAsia"/>
-        </w:rPr>
-        <w:t>字符串</w:t>
-      </w:r>
-      <w:r>
-        <w:rPr>
-          <w:rFonts w:hint="eastAsia"/>
-        </w:rPr>
-        <w:t>，</w:t>
-      </w:r>
-      <w:r>
-        <w:rPr>
-          <w:rFonts w:hint="eastAsia"/>
-        </w:rPr>
-        <w:t>计划采用</w:t>
-      </w:r>
-      <w:r>
-        <w:rPr>
-          <w:rFonts w:hint="eastAsia"/>
-        </w:rPr>
-        <w:t>/dev</w:t>
-      </w:r>
-      <w:r>
-        <w:t>/urandom</w:t>
-      </w:r>
-      <w:r>
-        <w:rPr>
-          <w:rFonts w:hint="eastAsia"/>
-        </w:rPr>
-        <w:t>来生成（仅</w:t>
-      </w:r>
-      <w:r>
-        <w:rPr>
-          <w:rFonts w:hint="eastAsia"/>
-        </w:rPr>
-        <w:t>Linux</w:t>
+        <w:t>经过一定的处理，但只要代码开源或是泄露，那么密文</w:t>
+      </w:r>
+      <w:r>
+        <w:rPr>
+          <w:rFonts w:hint="eastAsia"/>
+        </w:rPr>
+        <w:t>会很容易破解</w:t>
+      </w:r>
+      <w:r>
+        <w:rPr>
+          <w:rFonts w:hint="eastAsia"/>
+        </w:rPr>
+        <w:t>。</w:t>
       </w:r>
       <w:bookmarkStart w:id="0" w:name="_GoBack"/>
       <w:bookmarkEnd w:id="0"/>
-      <w:r>
-        <w:rPr>
-          <w:rFonts w:hint="eastAsia"/>
-        </w:rPr>
-        <w:t>），</w:t>
-      </w:r>
-      <w:r>
-        <w:rPr>
-          <w:rFonts w:hint="eastAsia"/>
-          <w:strike/>
-        </w:rPr>
-        <w:t>以</w:t>
-      </w:r>
-      <w:r>
-        <w:rPr>
-          <w:rFonts w:hint="eastAsia"/>
-          <w:strike/>
-        </w:rPr>
-        <w:t>系统时间戳为</w:t>
-      </w:r>
-      <w:r>
-        <w:rPr>
-          <w:rFonts w:hint="eastAsia"/>
-          <w:strike/>
-        </w:rPr>
-        <w:t>seed</w:t>
-      </w:r>
-      <w:r>
-        <w:rPr>
-          <w:rFonts w:hint="eastAsia"/>
-          <w:strike/>
-        </w:rPr>
-        <w:t>的</w:t>
-      </w:r>
-      <w:r>
-        <w:rPr>
-          <w:rFonts w:hint="eastAsia"/>
-          <w:strike/>
-        </w:rPr>
-        <w:t>C</w:t>
-      </w:r>
-      <w:r>
-        <w:rPr>
-          <w:strike/>
-        </w:rPr>
-        <w:t xml:space="preserve"> </w:t>
-      </w:r>
-      <w:r>
-        <w:rPr>
-          <w:rFonts w:hint="eastAsia"/>
-          <w:strike/>
-        </w:rPr>
-        <w:t>rand()</w:t>
-      </w:r>
-      <w:r>
-        <w:rPr>
-          <w:strike/>
-        </w:rPr>
-        <w:t xml:space="preserve"> </w:t>
-      </w:r>
-      <w:r>
-        <w:rPr>
-          <w:rFonts w:hint="eastAsia"/>
-          <w:strike/>
-        </w:rPr>
-        <w:t>函数来生成</w:t>
-      </w:r>
-      <w:r>
-        <w:rPr>
-          <w:rFonts w:hint="eastAsia"/>
-        </w:rPr>
-        <w:t>；</w:t>
-      </w:r>
-    </w:p>
-    <w:p>
-      <w:pPr>
-        <w:pStyle w:val="aa"/>
-        <w:numPr>
-          <w:ilvl w:val="0"/>
-          <w:numId w:val="12"/>
-        </w:numPr>
-        <w:ind w:firstLineChars="0"/>
-      </w:pPr>
-      <w:r>
-        <w:rPr>
-          <w:rFonts w:hint="eastAsia"/>
-        </w:rPr>
-        <w:t>PRF</w:t>
-      </w:r>
-      <w:r>
-        <w:rPr>
-          <w:rFonts w:hint="eastAsia"/>
-        </w:rPr>
-        <w:t>，</w:t>
-      </w:r>
-      <w:r>
-        <w:rPr>
-          <w:rFonts w:hint="eastAsia"/>
-        </w:rPr>
-        <w:t>PseudoRandom Function</w:t>
-      </w:r>
-      <w:r>
-        <w:rPr>
-          <w:rFonts w:hint="eastAsia"/>
-        </w:rPr>
-        <w:t>伪随机函数，</w:t>
-      </w:r>
-      <w:r>
-        <w:rPr>
-          <w:rFonts w:hint="eastAsia"/>
-        </w:rPr>
-        <w:t>PBKDF</w:t>
-      </w:r>
-      <w:r>
-        <w:rPr>
-          <w:rFonts w:hint="eastAsia"/>
-        </w:rPr>
-        <w:t>由</w:t>
-      </w:r>
-      <w:r>
-        <w:rPr>
-          <w:rFonts w:hint="eastAsia"/>
-        </w:rPr>
-        <w:t>PRF</w:t>
-      </w:r>
-      <w:r>
-        <w:rPr>
-          <w:rFonts w:hint="eastAsia"/>
-        </w:rPr>
-        <w:t>和重复次数</w:t>
-      </w:r>
-      <w:r>
-        <w:rPr>
-          <w:rFonts w:hint="eastAsia"/>
-        </w:rPr>
-        <w:t>两者定义；</w:t>
-      </w:r>
-    </w:p>
-    <w:p>
-      <w:pPr>
-        <w:pStyle w:val="aa"/>
-        <w:numPr>
-          <w:ilvl w:val="0"/>
-          <w:numId w:val="12"/>
-        </w:numPr>
-        <w:ind w:firstLineChars="0"/>
-        <w:rPr>
-          <w:rFonts w:hint="eastAsia"/>
-        </w:rPr>
-      </w:pPr>
-      <w:r>
-        <w:rPr>
-          <w:rFonts w:hint="eastAsia"/>
-        </w:rPr>
-        <w:t>C</w:t>
-      </w:r>
-      <w:r>
-        <w:rPr>
-          <w:rFonts w:hint="eastAsia"/>
-        </w:rPr>
-        <w:t>，重复次数，</w:t>
-      </w:r>
-      <w:r>
-        <w:rPr>
-          <w:rFonts w:hint="eastAsia"/>
-        </w:rPr>
-        <w:t>PBKDF</w:t>
-      </w:r>
-      <w:r>
-        <w:rPr>
-          <w:rFonts w:hint="eastAsia"/>
-        </w:rPr>
-        <w:t>由</w:t>
-      </w:r>
-      <w:r>
-        <w:rPr>
-          <w:rFonts w:hint="eastAsia"/>
-        </w:rPr>
-        <w:t>PRF</w:t>
-      </w:r>
-      <w:r>
-        <w:rPr>
-          <w:rFonts w:hint="eastAsia"/>
-        </w:rPr>
-        <w:t>和重复次数两者定义，根据参考</w:t>
-      </w:r>
-      <w:r>
-        <w:rPr>
-          <w:rFonts w:hint="eastAsia"/>
-        </w:rPr>
-        <w:t>文献</w:t>
-      </w:r>
-      <w:r>
-        <w:rPr>
-          <w:rFonts w:hint="eastAsia"/>
-        </w:rPr>
-        <w:t>，重复次数</w:t>
-      </w:r>
-      <w:r>
-        <w:rPr>
-          <w:rFonts w:hint="eastAsia"/>
-        </w:rPr>
-        <w:t>应</w:t>
-      </w:r>
-      <w:r>
-        <w:rPr>
-          <w:rFonts w:hint="eastAsia"/>
-        </w:rPr>
-        <w:t>为</w:t>
-      </w:r>
-      <w:r>
-        <w:rPr>
-          <w:rFonts w:hint="eastAsia"/>
-        </w:rPr>
-        <w:t>一千</w:t>
-      </w:r>
-      <w:r>
-        <w:rPr>
-          <w:rFonts w:hint="eastAsia"/>
-        </w:rPr>
-        <w:t>万</w:t>
-      </w:r>
-      <w:r>
-        <w:rPr>
-          <w:rFonts w:hint="eastAsia"/>
-        </w:rPr>
-        <w:t>，考虑到性能，暂定</w:t>
-      </w:r>
-      <w:r>
-        <w:rPr>
-          <w:rFonts w:hint="eastAsia"/>
-        </w:rPr>
-        <w:t>为</w:t>
-      </w:r>
-      <w:r>
-        <w:rPr>
-          <w:rFonts w:hint="eastAsia"/>
-        </w:rPr>
-        <w:t>一百万</w:t>
-      </w:r>
-      <w:r>
-        <w:rPr>
-          <w:rFonts w:hint="eastAsia"/>
-        </w:rPr>
-        <w:t>；</w:t>
-      </w:r>
-    </w:p>
-    <w:p>
-      <w:pPr>
-        <w:pStyle w:val="aa"/>
-        <w:numPr>
-          <w:ilvl w:val="0"/>
-          <w:numId w:val="12"/>
-        </w:numPr>
-        <w:ind w:firstLineChars="0"/>
-      </w:pPr>
-      <w:r>
-        <w:rPr>
-          <w:rFonts w:hint="eastAsia"/>
-        </w:rPr>
-        <w:t>Master</w:t>
-      </w:r>
-      <w:r>
-        <w:t xml:space="preserve"> </w:t>
-      </w:r>
-      <w:r>
-        <w:rPr>
-          <w:rFonts w:hint="eastAsia"/>
-        </w:rPr>
-        <w:t>Key</w:t>
-      </w:r>
-      <w:r>
-        <w:rPr>
-          <w:rFonts w:hint="eastAsia"/>
-        </w:rPr>
-        <w:t>，即需要生成的加密</w:t>
-      </w:r>
-      <w:r>
-        <w:rPr>
-          <w:rFonts w:hint="eastAsia"/>
-        </w:rPr>
-        <w:t>Key</w:t>
-      </w:r>
-      <w:r>
-        <w:rPr>
-          <w:rFonts w:hint="eastAsia"/>
-        </w:rPr>
-        <w:t>。</w:t>
-      </w:r>
-    </w:p>
-    <w:p>
-      <w:pPr>
-        <w:ind w:left="1260"/>
-        <w:rPr>
-          <w:rFonts w:hint="eastAsia"/>
-        </w:rPr>
-      </w:pPr>
-    </w:p>
-    <w:p>
-      <w:pPr>
-        <w:pStyle w:val="aa"/>
-        <w:numPr>
-          <w:ilvl w:val="1"/>
-          <w:numId w:val="2"/>
-        </w:numPr>
-        <w:ind w:firstLineChars="0"/>
-      </w:pPr>
-      <w:r>
-        <w:rPr>
-          <w:rFonts w:hint="eastAsia"/>
-        </w:rPr>
-        <w:t>PBKDF</w:t>
-      </w:r>
-      <w:r>
-        <w:rPr>
-          <w:rFonts w:hint="eastAsia"/>
-        </w:rPr>
-        <w:t>：</w:t>
-      </w:r>
-    </w:p>
-    <w:p>
-      <w:pPr>
-        <w:ind w:left="840"/>
-      </w:pPr>
-      <w:r>
-        <w:tab/>
-      </w:r>
-      <w:r>
-        <w:rPr>
-          <w:rFonts w:hint="eastAsia"/>
-        </w:rPr>
-        <w:t>基于参考文献</w:t>
-      </w:r>
-      <w:r>
-        <w:rPr>
-          <w:rFonts w:hint="eastAsia"/>
-        </w:rPr>
-        <w:t>IETF RFC 2898</w:t>
-      </w:r>
-      <w:r>
-        <w:rPr>
-          <w:rFonts w:hint="eastAsia"/>
-        </w:rPr>
-        <w:t>，</w:t>
-      </w:r>
-      <w:r>
-        <w:rPr>
-          <w:rFonts w:hint="eastAsia"/>
-        </w:rPr>
-        <w:t>PRF</w:t>
-      </w:r>
-      <w:r>
-        <w:rPr>
-          <w:rFonts w:hint="eastAsia"/>
-        </w:rPr>
-        <w:t>使用</w:t>
-      </w:r>
-      <w:r>
-        <w:rPr>
-          <w:rFonts w:hint="eastAsia"/>
-        </w:rPr>
-        <w:t>HMAC with SHA-1</w:t>
-      </w:r>
-      <w:r>
-        <w:rPr>
-          <w:rFonts w:hint="eastAsia"/>
-        </w:rPr>
-        <w:t>，该标准</w:t>
-      </w:r>
-      <w:r>
-        <w:rPr>
-          <w:rFonts w:hint="eastAsia"/>
-        </w:rPr>
-        <w:t>openssl</w:t>
-      </w:r>
-      <w:r>
-        <w:rPr>
-          <w:rFonts w:hint="eastAsia"/>
-        </w:rPr>
-        <w:t>已经提供了下列的实现函数：</w:t>
-      </w:r>
-    </w:p>
-    <w:p>
-      <w:pPr>
-        <w:ind w:left="840"/>
-      </w:pPr>
-      <w:r>
-        <w:tab/>
-      </w:r>
-      <w:r>
-        <w:tab/>
-        <w:t>int PKCS5_PBKDF2_HMAC_SHA1(const char *pass, int passlen,</w:t>
-      </w:r>
-    </w:p>
-    <w:p>
-      <w:pPr>
-        <w:ind w:left="840"/>
-      </w:pPr>
-      <w:r>
-        <w:tab/>
-      </w:r>
-      <w:r>
-        <w:tab/>
-      </w:r>
-      <w:r>
-        <w:tab/>
-        <w:t xml:space="preserve">                       const unsigned char *salt, int saltlen, int iter,</w:t>
-      </w:r>
-    </w:p>
-    <w:p>
-      <w:pPr>
-        <w:ind w:left="840"/>
-      </w:pPr>
-      <w:r>
-        <w:tab/>
-      </w:r>
-      <w:r>
-        <w:tab/>
-      </w:r>
-      <w:r>
-        <w:tab/>
-        <w:t xml:space="preserve">                       int keylen, unsigned char *out);</w:t>
-      </w:r>
-    </w:p>
-    <w:p>
-      <w:pPr>
-        <w:ind w:left="840"/>
-        <w:rPr>
-          <w:rFonts w:hint="eastAsia"/>
-        </w:rPr>
-      </w:pPr>
-      <w:r>
-        <w:tab/>
-      </w:r>
-    </w:p>
-    <w:p>
-      <w:pPr>
-        <w:pStyle w:val="aa"/>
-        <w:numPr>
-          <w:ilvl w:val="1"/>
-          <w:numId w:val="2"/>
-        </w:numPr>
-        <w:ind w:firstLineChars="0"/>
-      </w:pPr>
-      <w:r>
-        <w:rPr>
-          <w:rFonts w:hint="eastAsia"/>
-        </w:rPr>
-        <w:t>流程梳理：</w:t>
-      </w:r>
-    </w:p>
-    <w:p>
-      <w:pPr>
-        <w:pStyle w:val="aa"/>
-        <w:numPr>
-          <w:ilvl w:val="0"/>
-          <w:numId w:val="13"/>
-        </w:numPr>
-        <w:ind w:firstLineChars="0"/>
-      </w:pPr>
-      <w:r>
-        <w:rPr>
-          <w:rFonts w:hint="eastAsia"/>
-        </w:rPr>
-        <w:t>用户输入</w:t>
-      </w:r>
-      <w:r>
-        <w:rPr>
-          <w:rFonts w:hint="eastAsia"/>
-        </w:rPr>
-        <w:t>token</w:t>
-      </w:r>
-      <w:r>
-        <w:rPr>
-          <w:rFonts w:hint="eastAsia"/>
-        </w:rPr>
-        <w:t>；</w:t>
-      </w:r>
-    </w:p>
-    <w:p>
-      <w:pPr>
-        <w:pStyle w:val="aa"/>
-        <w:numPr>
-          <w:ilvl w:val="0"/>
-          <w:numId w:val="13"/>
-        </w:numPr>
-        <w:ind w:firstLineChars="0"/>
-      </w:pPr>
-      <w:r>
-        <w:rPr>
-          <w:rFonts w:hint="eastAsia"/>
-        </w:rPr>
-        <w:t>生成随机</w:t>
-      </w:r>
-      <w:r>
-        <w:rPr>
-          <w:rFonts w:hint="eastAsia"/>
-        </w:rPr>
-        <w:t>128</w:t>
-      </w:r>
-      <w:r>
-        <w:rPr>
-          <w:rFonts w:hint="eastAsia"/>
-        </w:rPr>
-        <w:t>位</w:t>
-      </w:r>
-      <w:r>
-        <w:rPr>
-          <w:rFonts w:hint="eastAsia"/>
-        </w:rPr>
-        <w:t>Salt</w:t>
-      </w:r>
-      <w:r>
-        <w:rPr>
-          <w:rFonts w:hint="eastAsia"/>
-        </w:rPr>
-        <w:t>；</w:t>
-      </w:r>
-    </w:p>
-    <w:p>
-      <w:pPr>
-        <w:pStyle w:val="aa"/>
-        <w:numPr>
-          <w:ilvl w:val="0"/>
-          <w:numId w:val="13"/>
-        </w:numPr>
-        <w:ind w:firstLineChars="0"/>
-      </w:pPr>
-      <w:r>
-        <w:rPr>
-          <w:rFonts w:hint="eastAsia"/>
-        </w:rPr>
-        <w:t>调用</w:t>
-      </w:r>
-      <w:r>
-        <w:rPr>
-          <w:rFonts w:hint="eastAsia"/>
-        </w:rPr>
-        <w:t xml:space="preserve">openssl </w:t>
-      </w:r>
-      <w:r>
-        <w:t>PKCS5_PBKDF2_HMAC_SHA1()</w:t>
-      </w:r>
-      <w:r>
-        <w:rPr>
-          <w:rFonts w:hint="eastAsia"/>
-        </w:rPr>
-        <w:t>函数，提供</w:t>
-      </w:r>
-      <w:r>
-        <w:rPr>
-          <w:rFonts w:hint="eastAsia"/>
-        </w:rPr>
-        <w:t>token</w:t>
-      </w:r>
-      <w:r>
-        <w:rPr>
-          <w:rFonts w:hint="eastAsia"/>
-        </w:rPr>
-        <w:t>，</w:t>
-      </w:r>
-      <w:r>
-        <w:rPr>
-          <w:rFonts w:hint="eastAsia"/>
-        </w:rPr>
-        <w:t>salt</w:t>
-      </w:r>
-      <w:r>
-        <w:rPr>
-          <w:rFonts w:hint="eastAsia"/>
-        </w:rPr>
-        <w:t>，重复次数</w:t>
-      </w:r>
-      <w:r>
-        <w:rPr>
-          <w:rFonts w:hint="eastAsia"/>
-        </w:rPr>
-        <w:t>一百万</w:t>
-      </w:r>
-      <w:r>
-        <w:rPr>
-          <w:rFonts w:hint="eastAsia"/>
-        </w:rPr>
-        <w:t>，</w:t>
-      </w:r>
-      <w:r>
-        <w:rPr>
-          <w:rFonts w:hint="eastAsia"/>
-        </w:rPr>
-        <w:t>生成加密</w:t>
-      </w:r>
-      <w:r>
-        <w:rPr>
-          <w:rFonts w:hint="eastAsia"/>
-        </w:rPr>
-        <w:t>Key</w:t>
-      </w:r>
-      <w:r>
-        <w:rPr>
-          <w:rFonts w:hint="eastAsia"/>
-        </w:rPr>
-        <w:t>；</w:t>
-      </w:r>
-    </w:p>
-    <w:p>
-      <w:pPr>
-        <w:pStyle w:val="aa"/>
-        <w:numPr>
-          <w:ilvl w:val="0"/>
-          <w:numId w:val="13"/>
-        </w:numPr>
-        <w:ind w:firstLineChars="0"/>
-      </w:pPr>
-      <w:r>
-        <w:rPr>
-          <w:rFonts w:hint="eastAsia"/>
-        </w:rPr>
-        <w:t>使用加密</w:t>
-      </w:r>
-      <w:r>
-        <w:rPr>
-          <w:rFonts w:hint="eastAsia"/>
-        </w:rPr>
-        <w:t>K</w:t>
-      </w:r>
-      <w:r>
-        <w:t>e</w:t>
-      </w:r>
-      <w:r>
-        <w:rPr>
-          <w:rFonts w:hint="eastAsia"/>
-        </w:rPr>
-        <w:t>y</w:t>
-      </w:r>
-      <w:r>
-        <w:rPr>
-          <w:rFonts w:hint="eastAsia"/>
-        </w:rPr>
-        <w:t>，调用</w:t>
-      </w:r>
-      <w:r>
-        <w:rPr>
-          <w:rFonts w:hint="eastAsia"/>
-        </w:rPr>
-        <w:t>openssl</w:t>
-      </w:r>
-      <w:r>
-        <w:t xml:space="preserve"> evp</w:t>
-      </w:r>
-      <w:r>
-        <w:t>_aes_256_cbc</w:t>
-      </w:r>
-      <w:r>
-        <w:rPr>
-          <w:rFonts w:hint="eastAsia"/>
-        </w:rPr>
-        <w:t>()</w:t>
-      </w:r>
-      <w:r>
-        <w:rPr>
-          <w:rFonts w:hint="eastAsia"/>
-        </w:rPr>
-        <w:t>进行用户密码的加解密。</w:t>
-      </w:r>
-    </w:p>
-    <w:p>
-      <w:pPr>
-        <w:ind w:left="1260"/>
-        <w:rPr>
-          <w:rFonts w:hint="eastAsia"/>
-        </w:rPr>
-      </w:pPr>
     </w:p>
     <w:p>
       <w:pPr>
@@ -8898,95 +8812,6 @@
     </w:lvl>
   </w:abstractNum>
   <w:abstractNum w:abstractNumId="1" w15:restartNumberingAfterBreak="0">
-    <w:nsid w:val="0A785981"/>
-    <w:multiLevelType w:val="hybridMultilevel"/>
-    <w:tmpl w:val="932A5042"/>
-    <w:lvl w:ilvl="0" w:tplc="7B96CC06">
-      <w:start w:val="1"/>
-      <w:numFmt w:val="decimal"/>
-      <w:lvlText w:val="%1."/>
-      <w:lvlJc w:val="left"/>
-      <w:pPr>
-        <w:ind w:left="1620" w:hanging="360"/>
-      </w:pPr>
-      <w:rPr>
-        <w:rFonts w:hint="default"/>
-      </w:rPr>
-    </w:lvl>
-    <w:lvl w:ilvl="1" w:tplc="04090019" w:tentative="1">
-      <w:start w:val="1"/>
-      <w:numFmt w:val="lowerLetter"/>
-      <w:lvlText w:val="%2)"/>
-      <w:lvlJc w:val="left"/>
-      <w:pPr>
-        <w:ind w:left="2100" w:hanging="420"/>
-      </w:pPr>
-    </w:lvl>
-    <w:lvl w:ilvl="2" w:tplc="0409001B" w:tentative="1">
-      <w:start w:val="1"/>
-      <w:numFmt w:val="lowerRoman"/>
-      <w:lvlText w:val="%3."/>
-      <w:lvlJc w:val="right"/>
-      <w:pPr>
-        <w:ind w:left="2520" w:hanging="420"/>
-      </w:pPr>
-    </w:lvl>
-    <w:lvl w:ilvl="3" w:tplc="0409000F" w:tentative="1">
-      <w:start w:val="1"/>
-      <w:numFmt w:val="decimal"/>
-      <w:lvlText w:val="%4."/>
-      <w:lvlJc w:val="left"/>
-      <w:pPr>
-        <w:ind w:left="2940" w:hanging="420"/>
-      </w:pPr>
-    </w:lvl>
-    <w:lvl w:ilvl="4" w:tplc="04090019" w:tentative="1">
-      <w:start w:val="1"/>
-      <w:numFmt w:val="lowerLetter"/>
-      <w:lvlText w:val="%5)"/>
-      <w:lvlJc w:val="left"/>
-      <w:pPr>
-        <w:ind w:left="3360" w:hanging="420"/>
-      </w:pPr>
-    </w:lvl>
-    <w:lvl w:ilvl="5" w:tplc="0409001B" w:tentative="1">
-      <w:start w:val="1"/>
-      <w:numFmt w:val="lowerRoman"/>
-      <w:lvlText w:val="%6."/>
-      <w:lvlJc w:val="right"/>
-      <w:pPr>
-        <w:ind w:left="3780" w:hanging="420"/>
-      </w:pPr>
-    </w:lvl>
-    <w:lvl w:ilvl="6" w:tplc="0409000F" w:tentative="1">
-      <w:start w:val="1"/>
-      <w:numFmt w:val="decimal"/>
-      <w:lvlText w:val="%7."/>
-      <w:lvlJc w:val="left"/>
-      <w:pPr>
-        <w:ind w:left="4200" w:hanging="420"/>
-      </w:pPr>
-    </w:lvl>
-    <w:lvl w:ilvl="7" w:tplc="04090019" w:tentative="1">
-      <w:start w:val="1"/>
-      <w:numFmt w:val="lowerLetter"/>
-      <w:lvlText w:val="%8)"/>
-      <w:lvlJc w:val="left"/>
-      <w:pPr>
-        <w:ind w:left="4620" w:hanging="420"/>
-      </w:pPr>
-    </w:lvl>
-    <w:lvl w:ilvl="8" w:tplc="0409001B" w:tentative="1">
-      <w:start w:val="1"/>
-      <w:numFmt w:val="lowerRoman"/>
-      <w:lvlText w:val="%9."/>
-      <w:lvlJc w:val="right"/>
-      <w:pPr>
-        <w:ind w:left="5040" w:hanging="420"/>
-      </w:pPr>
-    </w:lvl>
-  </w:abstractNum>
-  <w:abstractNum w:abstractNumId="2" w15:restartNumberingAfterBreak="0">
     <w:nsid w:val="0B6015BA"/>
     <w:multiLevelType w:val="hybridMultilevel"/>
     <w:tmpl w:val="43BCED3E"/>
@@ -9075,17 +8900,17 @@
       </w:pPr>
     </w:lvl>
   </w:abstractNum>
-  <w:abstractNum w:abstractNumId="3" w15:restartNumberingAfterBreak="0">
-    <w:nsid w:val="14594BB8"/>
+  <w:abstractNum w:abstractNumId="2" w15:restartNumberingAfterBreak="0">
+    <w:nsid w:val="120334D8"/>
     <w:multiLevelType w:val="hybridMultilevel"/>
-    <w:tmpl w:val="D6A8644E"/>
-    <w:lvl w:ilvl="0" w:tplc="1ACC606E">
+    <w:tmpl w:val="566E4CCA"/>
+    <w:lvl w:ilvl="0" w:tplc="7DEA0774">
       <w:start w:val="1"/>
       <w:numFmt w:val="decimal"/>
       <w:lvlText w:val="%1."/>
       <w:lvlJc w:val="left"/>
       <w:pPr>
-        <w:ind w:left="1575" w:hanging="360"/>
+        <w:ind w:left="1137" w:hanging="360"/>
       </w:pPr>
       <w:rPr>
         <w:rFonts w:hint="default"/>
@@ -9097,7 +8922,7 @@
       <w:lvlText w:val="%2)"/>
       <w:lvlJc w:val="left"/>
       <w:pPr>
-        <w:ind w:left="2055" w:hanging="420"/>
+        <w:ind w:left="1617" w:hanging="420"/>
       </w:pPr>
     </w:lvl>
     <w:lvl w:ilvl="2" w:tplc="0409001B" w:tentative="1">
@@ -9106,7 +8931,7 @@
       <w:lvlText w:val="%3."/>
       <w:lvlJc w:val="right"/>
       <w:pPr>
-        <w:ind w:left="2475" w:hanging="420"/>
+        <w:ind w:left="2037" w:hanging="420"/>
       </w:pPr>
     </w:lvl>
     <w:lvl w:ilvl="3" w:tplc="0409000F" w:tentative="1">
@@ -9115,7 +8940,7 @@
       <w:lvlText w:val="%4."/>
       <w:lvlJc w:val="left"/>
       <w:pPr>
-        <w:ind w:left="2895" w:hanging="420"/>
+        <w:ind w:left="2457" w:hanging="420"/>
       </w:pPr>
     </w:lvl>
     <w:lvl w:ilvl="4" w:tplc="04090019" w:tentative="1">
@@ -9124,7 +8949,7 @@
       <w:lvlText w:val="%5)"/>
       <w:lvlJc w:val="left"/>
       <w:pPr>
-        <w:ind w:left="3315" w:hanging="420"/>
+        <w:ind w:left="2877" w:hanging="420"/>
       </w:pPr>
     </w:lvl>
     <w:lvl w:ilvl="5" w:tplc="0409001B" w:tentative="1">
@@ -9133,7 +8958,7 @@
       <w:lvlText w:val="%6."/>
       <w:lvlJc w:val="right"/>
       <w:pPr>
-        <w:ind w:left="3735" w:hanging="420"/>
+        <w:ind w:left="3297" w:hanging="420"/>
       </w:pPr>
     </w:lvl>
     <w:lvl w:ilvl="6" w:tplc="0409000F" w:tentative="1">
@@ -9142,7 +8967,7 @@
       <w:lvlText w:val="%7."/>
       <w:lvlJc w:val="left"/>
       <w:pPr>
-        <w:ind w:left="4155" w:hanging="420"/>
+        <w:ind w:left="3717" w:hanging="420"/>
       </w:pPr>
     </w:lvl>
     <w:lvl w:ilvl="7" w:tplc="04090019" w:tentative="1">
@@ -9151,7 +8976,7 @@
       <w:lvlText w:val="%8)"/>
       <w:lvlJc w:val="left"/>
       <w:pPr>
-        <w:ind w:left="4575" w:hanging="420"/>
+        <w:ind w:left="4137" w:hanging="420"/>
       </w:pPr>
     </w:lvl>
     <w:lvl w:ilvl="8" w:tplc="0409001B" w:tentative="1">
@@ -9160,11 +8985,11 @@
       <w:lvlText w:val="%9."/>
       <w:lvlJc w:val="right"/>
       <w:pPr>
-        <w:ind w:left="4995" w:hanging="420"/>
+        <w:ind w:left="4557" w:hanging="420"/>
       </w:pPr>
     </w:lvl>
   </w:abstractNum>
-  <w:abstractNum w:abstractNumId="4" w15:restartNumberingAfterBreak="0">
+  <w:abstractNum w:abstractNumId="3" w15:restartNumberingAfterBreak="0">
     <w:nsid w:val="1BA66F4B"/>
     <w:multiLevelType w:val="hybridMultilevel"/>
     <w:tmpl w:val="8564F6F0"/>
@@ -9253,7 +9078,7 @@
       </w:pPr>
     </w:lvl>
   </w:abstractNum>
-  <w:abstractNum w:abstractNumId="5" w15:restartNumberingAfterBreak="0">
+  <w:abstractNum w:abstractNumId="4" w15:restartNumberingAfterBreak="0">
     <w:nsid w:val="22501AA3"/>
     <w:multiLevelType w:val="hybridMultilevel"/>
     <w:tmpl w:val="1B2A9E7A"/>
@@ -9340,7 +9165,7 @@
       </w:pPr>
     </w:lvl>
   </w:abstractNum>
-  <w:abstractNum w:abstractNumId="6" w15:restartNumberingAfterBreak="0">
+  <w:abstractNum w:abstractNumId="5" w15:restartNumberingAfterBreak="0">
     <w:nsid w:val="3AC97F15"/>
     <w:multiLevelType w:val="hybridMultilevel"/>
     <w:tmpl w:val="372A9548"/>
@@ -9426,7 +9251,185 @@
       </w:pPr>
     </w:lvl>
   </w:abstractNum>
+  <w:abstractNum w:abstractNumId="6" w15:restartNumberingAfterBreak="0">
+    <w:nsid w:val="3D0C2F73"/>
+    <w:multiLevelType w:val="hybridMultilevel"/>
+    <w:tmpl w:val="11880EB2"/>
+    <w:lvl w:ilvl="0" w:tplc="3778468E">
+      <w:start w:val="1"/>
+      <w:numFmt w:val="decimal"/>
+      <w:lvlText w:val="%1."/>
+      <w:lvlJc w:val="left"/>
+      <w:pPr>
+        <w:ind w:left="1137" w:hanging="360"/>
+      </w:pPr>
+      <w:rPr>
+        <w:rFonts w:hint="default"/>
+      </w:rPr>
+    </w:lvl>
+    <w:lvl w:ilvl="1" w:tplc="04090019" w:tentative="1">
+      <w:start w:val="1"/>
+      <w:numFmt w:val="lowerLetter"/>
+      <w:lvlText w:val="%2)"/>
+      <w:lvlJc w:val="left"/>
+      <w:pPr>
+        <w:ind w:left="1617" w:hanging="420"/>
+      </w:pPr>
+    </w:lvl>
+    <w:lvl w:ilvl="2" w:tplc="0409001B" w:tentative="1">
+      <w:start w:val="1"/>
+      <w:numFmt w:val="lowerRoman"/>
+      <w:lvlText w:val="%3."/>
+      <w:lvlJc w:val="right"/>
+      <w:pPr>
+        <w:ind w:left="2037" w:hanging="420"/>
+      </w:pPr>
+    </w:lvl>
+    <w:lvl w:ilvl="3" w:tplc="0409000F" w:tentative="1">
+      <w:start w:val="1"/>
+      <w:numFmt w:val="decimal"/>
+      <w:lvlText w:val="%4."/>
+      <w:lvlJc w:val="left"/>
+      <w:pPr>
+        <w:ind w:left="2457" w:hanging="420"/>
+      </w:pPr>
+    </w:lvl>
+    <w:lvl w:ilvl="4" w:tplc="04090019" w:tentative="1">
+      <w:start w:val="1"/>
+      <w:numFmt w:val="lowerLetter"/>
+      <w:lvlText w:val="%5)"/>
+      <w:lvlJc w:val="left"/>
+      <w:pPr>
+        <w:ind w:left="2877" w:hanging="420"/>
+      </w:pPr>
+    </w:lvl>
+    <w:lvl w:ilvl="5" w:tplc="0409001B" w:tentative="1">
+      <w:start w:val="1"/>
+      <w:numFmt w:val="lowerRoman"/>
+      <w:lvlText w:val="%6."/>
+      <w:lvlJc w:val="right"/>
+      <w:pPr>
+        <w:ind w:left="3297" w:hanging="420"/>
+      </w:pPr>
+    </w:lvl>
+    <w:lvl w:ilvl="6" w:tplc="0409000F" w:tentative="1">
+      <w:start w:val="1"/>
+      <w:numFmt w:val="decimal"/>
+      <w:lvlText w:val="%7."/>
+      <w:lvlJc w:val="left"/>
+      <w:pPr>
+        <w:ind w:left="3717" w:hanging="420"/>
+      </w:pPr>
+    </w:lvl>
+    <w:lvl w:ilvl="7" w:tplc="04090019" w:tentative="1">
+      <w:start w:val="1"/>
+      <w:numFmt w:val="lowerLetter"/>
+      <w:lvlText w:val="%8)"/>
+      <w:lvlJc w:val="left"/>
+      <w:pPr>
+        <w:ind w:left="4137" w:hanging="420"/>
+      </w:pPr>
+    </w:lvl>
+    <w:lvl w:ilvl="8" w:tplc="0409001B" w:tentative="1">
+      <w:start w:val="1"/>
+      <w:numFmt w:val="lowerRoman"/>
+      <w:lvlText w:val="%9."/>
+      <w:lvlJc w:val="right"/>
+      <w:pPr>
+        <w:ind w:left="4557" w:hanging="420"/>
+      </w:pPr>
+    </w:lvl>
+  </w:abstractNum>
   <w:abstractNum w:abstractNumId="7" w15:restartNumberingAfterBreak="0">
+    <w:nsid w:val="44651843"/>
+    <w:multiLevelType w:val="hybridMultilevel"/>
+    <w:tmpl w:val="46548750"/>
+    <w:lvl w:ilvl="0" w:tplc="08E823D0">
+      <w:start w:val="1"/>
+      <w:numFmt w:val="decimal"/>
+      <w:lvlText w:val="%1."/>
+      <w:lvlJc w:val="left"/>
+      <w:pPr>
+        <w:ind w:left="1137" w:hanging="360"/>
+      </w:pPr>
+      <w:rPr>
+        <w:rFonts w:hint="default"/>
+      </w:rPr>
+    </w:lvl>
+    <w:lvl w:ilvl="1" w:tplc="04090019" w:tentative="1">
+      <w:start w:val="1"/>
+      <w:numFmt w:val="lowerLetter"/>
+      <w:lvlText w:val="%2)"/>
+      <w:lvlJc w:val="left"/>
+      <w:pPr>
+        <w:ind w:left="1617" w:hanging="420"/>
+      </w:pPr>
+    </w:lvl>
+    <w:lvl w:ilvl="2" w:tplc="0409001B" w:tentative="1">
+      <w:start w:val="1"/>
+      <w:numFmt w:val="lowerRoman"/>
+      <w:lvlText w:val="%3."/>
+      <w:lvlJc w:val="right"/>
+      <w:pPr>
+        <w:ind w:left="2037" w:hanging="420"/>
+      </w:pPr>
+    </w:lvl>
+    <w:lvl w:ilvl="3" w:tplc="0409000F" w:tentative="1">
+      <w:start w:val="1"/>
+      <w:numFmt w:val="decimal"/>
+      <w:lvlText w:val="%4."/>
+      <w:lvlJc w:val="left"/>
+      <w:pPr>
+        <w:ind w:left="2457" w:hanging="420"/>
+      </w:pPr>
+    </w:lvl>
+    <w:lvl w:ilvl="4" w:tplc="04090019" w:tentative="1">
+      <w:start w:val="1"/>
+      <w:numFmt w:val="lowerLetter"/>
+      <w:lvlText w:val="%5)"/>
+      <w:lvlJc w:val="left"/>
+      <w:pPr>
+        <w:ind w:left="2877" w:hanging="420"/>
+      </w:pPr>
+    </w:lvl>
+    <w:lvl w:ilvl="5" w:tplc="0409001B" w:tentative="1">
+      <w:start w:val="1"/>
+      <w:numFmt w:val="lowerRoman"/>
+      <w:lvlText w:val="%6."/>
+      <w:lvlJc w:val="right"/>
+      <w:pPr>
+        <w:ind w:left="3297" w:hanging="420"/>
+      </w:pPr>
+    </w:lvl>
+    <w:lvl w:ilvl="6" w:tplc="0409000F" w:tentative="1">
+      <w:start w:val="1"/>
+      <w:numFmt w:val="decimal"/>
+      <w:lvlText w:val="%7."/>
+      <w:lvlJc w:val="left"/>
+      <w:pPr>
+        <w:ind w:left="3717" w:hanging="420"/>
+      </w:pPr>
+    </w:lvl>
+    <w:lvl w:ilvl="7" w:tplc="04090019" w:tentative="1">
+      <w:start w:val="1"/>
+      <w:numFmt w:val="lowerLetter"/>
+      <w:lvlText w:val="%8)"/>
+      <w:lvlJc w:val="left"/>
+      <w:pPr>
+        <w:ind w:left="4137" w:hanging="420"/>
+      </w:pPr>
+    </w:lvl>
+    <w:lvl w:ilvl="8" w:tplc="0409001B" w:tentative="1">
+      <w:start w:val="1"/>
+      <w:numFmt w:val="lowerRoman"/>
+      <w:lvlText w:val="%9."/>
+      <w:lvlJc w:val="right"/>
+      <w:pPr>
+        <w:ind w:left="4557" w:hanging="420"/>
+      </w:pPr>
+    </w:lvl>
+  </w:abstractNum>
+  <w:abstractNum w:abstractNumId="8" w15:restartNumberingAfterBreak="0">
     <w:nsid w:val="483A13CE"/>
     <w:multiLevelType w:val="hybridMultilevel"/>
     <w:tmpl w:val="8D440856"/>
@@ -9515,7 +9518,7 @@
       </w:pPr>
     </w:lvl>
   </w:abstractNum>
-  <w:abstractNum w:abstractNumId="8" w15:restartNumberingAfterBreak="0">
+  <w:abstractNum w:abstractNumId="9" w15:restartNumberingAfterBreak="0">
     <w:nsid w:val="4A8D4088"/>
     <w:multiLevelType w:val="hybridMultilevel"/>
     <w:tmpl w:val="FDB6E71E"/>
@@ -9604,7 +9607,7 @@
       </w:pPr>
     </w:lvl>
   </w:abstractNum>
-  <w:abstractNum w:abstractNumId="9" w15:restartNumberingAfterBreak="0">
+  <w:abstractNum w:abstractNumId="10" w15:restartNumberingAfterBreak="0">
     <w:nsid w:val="4BAB31BF"/>
     <w:multiLevelType w:val="hybridMultilevel"/>
     <w:tmpl w:val="2BD27972"/>
@@ -9693,7 +9696,7 @@
       </w:pPr>
     </w:lvl>
   </w:abstractNum>
-  <w:abstractNum w:abstractNumId="10" w15:restartNumberingAfterBreak="0">
+  <w:abstractNum w:abstractNumId="11" w15:restartNumberingAfterBreak="0">
     <w:nsid w:val="4F105811"/>
     <w:multiLevelType w:val="hybridMultilevel"/>
     <w:tmpl w:val="98D0F9A8"/>
@@ -9782,7 +9785,7 @@
       </w:pPr>
     </w:lvl>
   </w:abstractNum>
-  <w:abstractNum w:abstractNumId="11" w15:restartNumberingAfterBreak="0">
+  <w:abstractNum w:abstractNumId="12" w15:restartNumberingAfterBreak="0">
     <w:nsid w:val="4F9C5651"/>
     <w:multiLevelType w:val="hybridMultilevel"/>
     <w:tmpl w:val="ADEE1B58"/>
@@ -9871,7 +9874,7 @@
       </w:pPr>
     </w:lvl>
   </w:abstractNum>
-  <w:abstractNum w:abstractNumId="12" w15:restartNumberingAfterBreak="0">
+  <w:abstractNum w:abstractNumId="13" w15:restartNumberingAfterBreak="0">
     <w:nsid w:val="51334D8E"/>
     <w:multiLevelType w:val="hybridMultilevel"/>
     <w:tmpl w:val="F15A88F8"/>
@@ -9957,7 +9960,96 @@
       </w:pPr>
     </w:lvl>
   </w:abstractNum>
-  <w:abstractNum w:abstractNumId="13" w15:restartNumberingAfterBreak="0">
+  <w:abstractNum w:abstractNumId="14" w15:restartNumberingAfterBreak="0">
+    <w:nsid w:val="57EC4751"/>
+    <w:multiLevelType w:val="hybridMultilevel"/>
+    <w:tmpl w:val="60C03066"/>
+    <w:lvl w:ilvl="0" w:tplc="AB127A12">
+      <w:start w:val="1"/>
+      <w:numFmt w:val="decimal"/>
+      <w:lvlText w:val="%1."/>
+      <w:lvlJc w:val="left"/>
+      <w:pPr>
+        <w:ind w:left="1137" w:hanging="360"/>
+      </w:pPr>
+      <w:rPr>
+        <w:rFonts w:hint="default"/>
+      </w:rPr>
+    </w:lvl>
+    <w:lvl w:ilvl="1" w:tplc="04090019" w:tentative="1">
+      <w:start w:val="1"/>
+      <w:numFmt w:val="lowerLetter"/>
+      <w:lvlText w:val="%2)"/>
+      <w:lvlJc w:val="left"/>
+      <w:pPr>
+        <w:ind w:left="1617" w:hanging="420"/>
+      </w:pPr>
+    </w:lvl>
+    <w:lvl w:ilvl="2" w:tplc="0409001B" w:tentative="1">
+      <w:start w:val="1"/>
+      <w:numFmt w:val="lowerRoman"/>
+      <w:lvlText w:val="%3."/>
+      <w:lvlJc w:val="right"/>
+      <w:pPr>
+        <w:ind w:left="2037" w:hanging="420"/>
+      </w:pPr>
+    </w:lvl>
+    <w:lvl w:ilvl="3" w:tplc="0409000F" w:tentative="1">
+      <w:start w:val="1"/>
+      <w:numFmt w:val="decimal"/>
+      <w:lvlText w:val="%4."/>
+      <w:lvlJc w:val="left"/>
+      <w:pPr>
+        <w:ind w:left="2457" w:hanging="420"/>
+      </w:pPr>
+    </w:lvl>
+    <w:lvl w:ilvl="4" w:tplc="04090019" w:tentative="1">
+      <w:start w:val="1"/>
+      <w:numFmt w:val="lowerLetter"/>
+      <w:lvlText w:val="%5)"/>
+      <w:lvlJc w:val="left"/>
+      <w:pPr>
+        <w:ind w:left="2877" w:hanging="420"/>
+      </w:pPr>
+    </w:lvl>
+    <w:lvl w:ilvl="5" w:tplc="0409001B" w:tentative="1">
+      <w:start w:val="1"/>
+      <w:numFmt w:val="lowerRoman"/>
+      <w:lvlText w:val="%6."/>
+      <w:lvlJc w:val="right"/>
+      <w:pPr>
+        <w:ind w:left="3297" w:hanging="420"/>
+      </w:pPr>
+    </w:lvl>
+    <w:lvl w:ilvl="6" w:tplc="0409000F" w:tentative="1">
+      <w:start w:val="1"/>
+      <w:numFmt w:val="decimal"/>
+      <w:lvlText w:val="%7."/>
+      <w:lvlJc w:val="left"/>
+      <w:pPr>
+        <w:ind w:left="3717" w:hanging="420"/>
+      </w:pPr>
+    </w:lvl>
+    <w:lvl w:ilvl="7" w:tplc="04090019" w:tentative="1">
+      <w:start w:val="1"/>
+      <w:numFmt w:val="lowerLetter"/>
+      <w:lvlText w:val="%8)"/>
+      <w:lvlJc w:val="left"/>
+      <w:pPr>
+        <w:ind w:left="4137" w:hanging="420"/>
+      </w:pPr>
+    </w:lvl>
+    <w:lvl w:ilvl="8" w:tplc="0409001B" w:tentative="1">
+      <w:start w:val="1"/>
+      <w:numFmt w:val="lowerRoman"/>
+      <w:lvlText w:val="%9."/>
+      <w:lvlJc w:val="right"/>
+      <w:pPr>
+        <w:ind w:left="4557" w:hanging="420"/>
+      </w:pPr>
+    </w:lvl>
+  </w:abstractNum>
+  <w:abstractNum w:abstractNumId="15" w15:restartNumberingAfterBreak="0">
     <w:nsid w:val="589E00D2"/>
     <w:multiLevelType w:val="multilevel"/>
     <w:tmpl w:val="DBE8E282"/>
@@ -10076,17 +10168,17 @@
       </w:rPr>
     </w:lvl>
   </w:abstractNum>
-  <w:abstractNum w:abstractNumId="14" w15:restartNumberingAfterBreak="0">
-    <w:nsid w:val="613A395A"/>
+  <w:abstractNum w:abstractNumId="16" w15:restartNumberingAfterBreak="0">
+    <w:nsid w:val="77F661C8"/>
     <w:multiLevelType w:val="hybridMultilevel"/>
-    <w:tmpl w:val="4BC4FCDA"/>
-    <w:lvl w:ilvl="0" w:tplc="461E833E">
+    <w:tmpl w:val="BE208404"/>
+    <w:lvl w:ilvl="0" w:tplc="5CF45EF8">
       <w:start w:val="1"/>
       <w:numFmt w:val="decimal"/>
       <w:lvlText w:val="%1."/>
       <w:lvlJc w:val="left"/>
       <w:pPr>
-        <w:ind w:left="1620" w:hanging="360"/>
+        <w:ind w:left="360" w:hanging="360"/>
       </w:pPr>
       <w:rPr>
         <w:rFonts w:hint="default"/>
@@ -10098,7 +10190,7 @@
       <w:lvlText w:val="%2)"/>
       <w:lvlJc w:val="left"/>
       <w:pPr>
-        <w:ind w:left="2100" w:hanging="420"/>
+        <w:ind w:left="840" w:hanging="420"/>
       </w:pPr>
     </w:lvl>
     <w:lvl w:ilvl="2" w:tplc="0409001B" w:tentative="1">
@@ -10107,7 +10199,7 @@
       <w:lvlText w:val="%3."/>
       <w:lvlJc w:val="right"/>
       <w:pPr>
-        <w:ind w:left="2520" w:hanging="420"/>
+        <w:ind w:left="1260" w:hanging="420"/>
       </w:pPr>
     </w:lvl>
     <w:lvl w:ilvl="3" w:tplc="0409000F" w:tentative="1">
@@ -10116,7 +10208,7 @@
       <w:lvlText w:val="%4."/>
       <w:lvlJc w:val="left"/>
       <w:pPr>
-        <w:ind w:left="2940" w:hanging="420"/>
+        <w:ind w:left="1680" w:hanging="420"/>
       </w:pPr>
     </w:lvl>
     <w:lvl w:ilvl="4" w:tplc="04090019" w:tentative="1">
@@ -10125,7 +10217,7 @@
       <w:lvlText w:val="%5)"/>
       <w:lvlJc w:val="left"/>
       <w:pPr>
-        <w:ind w:left="3360" w:hanging="420"/>
+        <w:ind w:left="2100" w:hanging="420"/>
       </w:pPr>
     </w:lvl>
     <w:lvl w:ilvl="5" w:tplc="0409001B" w:tentative="1">
@@ -10134,7 +10226,7 @@
       <w:lvlText w:val="%6."/>
       <w:lvlJc w:val="right"/>
       <w:pPr>
-        <w:ind w:left="3780" w:hanging="420"/>
+        <w:ind w:left="2520" w:hanging="420"/>
       </w:pPr>
     </w:lvl>
     <w:lvl w:ilvl="6" w:tplc="0409000F" w:tentative="1">
@@ -10143,7 +10235,7 @@
       <w:lvlText w:val="%7."/>
       <w:lvlJc w:val="left"/>
       <w:pPr>
-        <w:ind w:left="4200" w:hanging="420"/>
+        <w:ind w:left="2940" w:hanging="420"/>
       </w:pPr>
     </w:lvl>
     <w:lvl w:ilvl="7" w:tplc="04090019" w:tentative="1">
@@ -10152,7 +10244,7 @@
       <w:lvlText w:val="%8)"/>
       <w:lvlJc w:val="left"/>
       <w:pPr>
-        <w:ind w:left="4620" w:hanging="420"/>
+        <w:ind w:left="3360" w:hanging="420"/>
       </w:pPr>
     </w:lvl>
     <w:lvl w:ilvl="8" w:tplc="0409001B" w:tentative="1">
@@ -10161,21 +10253,21 @@
       <w:lvlText w:val="%9."/>
       <w:lvlJc w:val="right"/>
       <w:pPr>
-        <w:ind w:left="5040" w:hanging="420"/>
+        <w:ind w:left="3780" w:hanging="420"/>
       </w:pPr>
     </w:lvl>
   </w:abstractNum>
-  <w:abstractNum w:abstractNumId="15" w15:restartNumberingAfterBreak="0">
-    <w:nsid w:val="684458FB"/>
+  <w:abstractNum w:abstractNumId="17" w15:restartNumberingAfterBreak="0">
+    <w:nsid w:val="79701C50"/>
     <w:multiLevelType w:val="hybridMultilevel"/>
-    <w:tmpl w:val="0D3ADC18"/>
-    <w:lvl w:ilvl="0" w:tplc="9DD0C2E2">
+    <w:tmpl w:val="E0DE4D12"/>
+    <w:lvl w:ilvl="0" w:tplc="D146EB50">
       <w:start w:val="1"/>
       <w:numFmt w:val="decimal"/>
       <w:lvlText w:val="%1."/>
       <w:lvlJc w:val="left"/>
       <w:pPr>
-        <w:ind w:left="1560" w:hanging="360"/>
+        <w:ind w:left="1137" w:hanging="360"/>
       </w:pPr>
       <w:rPr>
         <w:rFonts w:hint="default"/>
@@ -10187,7 +10279,7 @@
       <w:lvlText w:val="%2)"/>
       <w:lvlJc w:val="left"/>
       <w:pPr>
-        <w:ind w:left="2040" w:hanging="420"/>
+        <w:ind w:left="1617" w:hanging="420"/>
       </w:pPr>
     </w:lvl>
     <w:lvl w:ilvl="2" w:tplc="0409001B" w:tentative="1">
@@ -10196,7 +10288,7 @@
       <w:lvlText w:val="%3."/>
       <w:lvlJc w:val="right"/>
       <w:pPr>
-        <w:ind w:left="2460" w:hanging="420"/>
+        <w:ind w:left="2037" w:hanging="420"/>
       </w:pPr>
     </w:lvl>
     <w:lvl w:ilvl="3" w:tplc="0409000F" w:tentative="1">
@@ -10205,7 +10297,7 @@
       <w:lvlText w:val="%4."/>
       <w:lvlJc w:val="left"/>
       <w:pPr>
-        <w:ind w:left="2880" w:hanging="420"/>
+        <w:ind w:left="2457" w:hanging="420"/>
       </w:pPr>
     </w:lvl>
     <w:lvl w:ilvl="4" w:tplc="04090019" w:tentative="1">
@@ -10214,7 +10306,7 @@
       <w:lvlText w:val="%5)"/>
       <w:lvlJc w:val="left"/>
       <w:pPr>
-        <w:ind w:left="3300" w:hanging="420"/>
+        <w:ind w:left="2877" w:hanging="420"/>
       </w:pPr>
     </w:lvl>
     <w:lvl w:ilvl="5" w:tplc="0409001B" w:tentative="1">
@@ -10223,7 +10315,7 @@
       <w:lvlText w:val="%6."/>
       <w:lvlJc w:val="right"/>
       <w:pPr>
-        <w:ind w:left="3720" w:hanging="420"/>
+        <w:ind w:left="3297" w:hanging="420"/>
       </w:pPr>
     </w:lvl>
     <w:lvl w:ilvl="6" w:tplc="0409000F" w:tentative="1">
@@ -10232,7 +10324,7 @@
       <w:lvlText w:val="%7."/>
       <w:lvlJc w:val="left"/>
       <w:pPr>
-        <w:ind w:left="4140" w:hanging="420"/>
+        <w:ind w:left="3717" w:hanging="420"/>
       </w:pPr>
     </w:lvl>
     <w:lvl w:ilvl="7" w:tplc="04090019" w:tentative="1">
@@ -10241,7 +10333,7 @@
       <w:lvlText w:val="%8)"/>
       <w:lvlJc w:val="left"/>
       <w:pPr>
-        <w:ind w:left="4560" w:hanging="420"/>
+        <w:ind w:left="4137" w:hanging="420"/>
       </w:pPr>
     </w:lvl>
     <w:lvl w:ilvl="8" w:tplc="0409001B" w:tentative="1">
@@ -10250,59 +10342,65 @@
       <w:lvlText w:val="%9."/>
       <w:lvlJc w:val="right"/>
       <w:pPr>
-        <w:ind w:left="4980" w:hanging="420"/>
+        <w:ind w:left="4557" w:hanging="420"/>
       </w:pPr>
     </w:lvl>
   </w:abstractNum>
   <w:num w:numId="1">
-    <w:abstractNumId w:val="5"/>
+    <w:abstractNumId w:val="4"/>
   </w:num>
   <w:num w:numId="2">
-    <w:abstractNumId w:val="13"/>
+    <w:abstractNumId w:val="15"/>
   </w:num>
   <w:num w:numId="3">
     <w:abstractNumId w:val="0"/>
   </w:num>
   <w:num w:numId="4">
+    <w:abstractNumId w:val="13"/>
+  </w:num>
+  <w:num w:numId="5">
+    <w:abstractNumId w:val="5"/>
+  </w:num>
+  <w:num w:numId="6">
+    <w:abstractNumId w:val="10"/>
+  </w:num>
+  <w:num w:numId="7">
+    <w:abstractNumId w:val="8"/>
+  </w:num>
+  <w:num w:numId="8">
+    <w:abstractNumId w:val="3"/>
+  </w:num>
+  <w:num w:numId="9">
+    <w:abstractNumId w:val="11"/>
+  </w:num>
+  <w:num w:numId="10">
     <w:abstractNumId w:val="12"/>
   </w:num>
-  <w:num w:numId="5">
-    <w:abstractNumId w:val="6"/>
-  </w:num>
-  <w:num w:numId="6">
+  <w:num w:numId="11">
     <w:abstractNumId w:val="9"/>
-  </w:num>
-  <w:num w:numId="7">
-    <w:abstractNumId w:val="7"/>
-  </w:num>
-  <w:num w:numId="8">
-    <w:abstractNumId w:val="4"/>
-  </w:num>
-  <w:num w:numId="9">
-    <w:abstractNumId w:val="10"/>
-  </w:num>
-  <w:num w:numId="10">
-    <w:abstractNumId w:val="15"/>
-  </w:num>
-  <w:num w:numId="11">
-    <w:abstractNumId w:val="3"/>
   </w:num>
   <w:num w:numId="12">
     <w:abstractNumId w:val="1"/>
   </w:num>
   <w:num w:numId="13">
+    <w:abstractNumId w:val="2"/>
+  </w:num>
+  <w:num w:numId="14">
+    <w:abstractNumId w:val="7"/>
+  </w:num>
+  <w:num w:numId="15">
+    <w:abstractNumId w:val="17"/>
+  </w:num>
+  <w:num w:numId="16">
     <w:abstractNumId w:val="14"/>
   </w:num>
-  <w:num w:numId="14">
-    <w:abstractNumId w:val="11"/>
+  <w:num w:numId="17">
+    <w:abstractNumId w:val="6"/>
   </w:num>
-  <w:num w:numId="15">
-    <w:abstractNumId w:val="8"/>
+  <w:num w:numId="18">
+    <w:abstractNumId w:val="16"/>
   </w:num>
-  <w:num w:numId="16">
-    <w:abstractNumId w:val="2"/>
-  </w:num>
-  <w:numIdMacAtCleanup w:val="16"/>
+  <w:numIdMacAtCleanup w:val="18"/>
 </w:numbering>
 </file>
 
@@ -11120,6 +11218,17 @@
       <w:bCs/>
     </w:rPr>
   </w:style>
+  <w:style w:type="paragraph" w:styleId="af4">
+    <w:name w:val="Revision"/>
+    <w:hidden/>
+    <w:uiPriority w:val="99"/>
+    <w:semiHidden/>
+    <w:rsid w:val="0029268F"/>
+    <w:pPr>
+      <w:ind w:left="0"/>
+      <w:jc w:val="left"/>
+    </w:pPr>
+  </w:style>
 </w:styles>
 </file>
 
@@ -11411,7 +11520,7 @@
 </file>
 
 <file path=customXml/itemProps1.xml><?xml version="1.0" encoding="utf-8"?>
-<ds:datastoreItem xmlns:ds="http://schemas.openxmlformats.org/officeDocument/2006/customXml" ds:itemID="{8B0CECF8-856C-4A1B-BE71-4F732AAB57D2}">
+<ds:datastoreItem xmlns:ds="http://schemas.openxmlformats.org/officeDocument/2006/customXml" ds:itemID="{9D37C248-966D-401D-8766-9C649FF4A048}">
   <ds:schemaRefs>
     <ds:schemaRef ds:uri="http://schemas.openxmlformats.org/officeDocument/2006/bibliography"/>
   </ds:schemaRefs>

--- a/internal_doc/03.开发设计/Story-password调整方案.docx
+++ b/internal_doc/03.开发设计/Story-password调整方案.docx
@@ -557,9 +557,6 @@
           <w:p>
             <w:pPr>
               <w:ind w:left="0"/>
-              <w:rPr>
-                <w:rFonts w:hint="eastAsia"/>
-              </w:rPr>
             </w:pPr>
             <w:r>
               <w:rPr>
@@ -624,9 +621,6 @@
                 <w:numId w:val="12"/>
               </w:numPr>
               <w:ind w:firstLineChars="0"/>
-              <w:rPr>
-                <w:rFonts w:hint="eastAsia"/>
-              </w:rPr>
             </w:pPr>
             <w:r>
               <w:rPr>
@@ -657,9 +651,6 @@
           <w:p>
             <w:pPr>
               <w:ind w:left="0"/>
-              <w:rPr>
-                <w:rFonts w:hint="eastAsia"/>
-              </w:rPr>
             </w:pPr>
             <w:r>
               <w:rPr>
@@ -721,9 +712,6 @@
                 <w:numId w:val="18"/>
               </w:numPr>
               <w:ind w:firstLineChars="0"/>
-              <w:rPr>
-                <w:rFonts w:hint="eastAsia"/>
-              </w:rPr>
             </w:pPr>
             <w:r>
               <w:rPr>
@@ -994,6 +982,7 @@
               <w:rPr>
                 <w:rFonts w:hint="eastAsia"/>
               </w:rPr>
+              <w:lastRenderedPageBreak/>
               <w:t>工具名</w:t>
             </w:r>
           </w:p>
@@ -1516,8 +1505,8 @@
         <w:tblLook w:val="04A0" w:firstRow="1" w:lastRow="0" w:firstColumn="1" w:lastColumn="0" w:noHBand="0" w:noVBand="1"/>
       </w:tblPr>
       <w:tblGrid>
-        <w:gridCol w:w="1346"/>
-        <w:gridCol w:w="6224"/>
+        <w:gridCol w:w="1397"/>
+        <w:gridCol w:w="6173"/>
       </w:tblGrid>
       <w:tr>
         <w:tc>
@@ -1633,9 +1622,6 @@
           <w:p>
             <w:pPr>
               <w:ind w:left="0"/>
-              <w:rPr>
-                <w:rFonts w:hint="eastAsia"/>
-              </w:rPr>
             </w:pPr>
             <w:r>
               <w:rPr>
@@ -1653,9 +1639,6 @@
           <w:p>
             <w:pPr>
               <w:ind w:left="0"/>
-              <w:rPr>
-                <w:rFonts w:hint="eastAsia"/>
-              </w:rPr>
             </w:pPr>
             <w:r>
               <w:rPr>
@@ -1684,9 +1667,6 @@
           <w:p>
             <w:pPr>
               <w:ind w:left="0"/>
-              <w:rPr>
-                <w:rFonts w:hint="eastAsia"/>
-              </w:rPr>
             </w:pPr>
             <w:r>
               <w:rPr>
@@ -1707,9 +1687,6 @@
           <w:p>
             <w:pPr>
               <w:ind w:left="0"/>
-              <w:rPr>
-                <w:rFonts w:hint="eastAsia"/>
-              </w:rPr>
             </w:pPr>
             <w:r>
               <w:rPr>
@@ -1947,9 +1924,6 @@
       <w:pPr>
         <w:pStyle w:val="aa"/>
         <w:ind w:left="777" w:firstLineChars="0" w:firstLine="0"/>
-        <w:rPr>
-          <w:rFonts w:hint="eastAsia"/>
-        </w:rPr>
       </w:pPr>
       <w:r>
         <w:rPr>
@@ -2035,6 +2009,7 @@
         </w:rPr>
         <w:t xml:space="preserve">Sdbexprt --user ronin </w:t>
       </w:r>
+      <w:commentRangeStart w:id="0"/>
       <w:r>
         <w:t>–</w:t>
       </w:r>
@@ -2054,7 +2029,20 @@
         <w:rPr>
           <w:rFonts w:hint="eastAsia"/>
         </w:rPr>
-        <w:t xml:space="preserve">token AF0DCA435D [ --ciperFile ./cipher ] </w:t>
+        <w:t xml:space="preserve">token AF0DCA435D </w:t>
+      </w:r>
+      <w:commentRangeEnd w:id="0"/>
+      <w:r>
+        <w:rPr>
+          <w:rStyle w:val="af"/>
+        </w:rPr>
+        <w:commentReference w:id="0"/>
+      </w:r>
+      <w:r>
+        <w:rPr>
+          <w:rFonts w:hint="eastAsia"/>
+        </w:rPr>
+        <w:t xml:space="preserve">[ --ciperFile ./cipher ] </w:t>
       </w:r>
       <w:r>
         <w:rPr>
@@ -2232,6 +2220,7 @@
       <w:pPr>
         <w:ind w:firstLineChars="200" w:firstLine="420"/>
       </w:pPr>
+      <w:commentRangeStart w:id="1"/>
       <w:r>
         <w:rPr>
           <w:rFonts w:hint="eastAsia"/>
@@ -2243,6 +2232,13 @@
           <w:rFonts w:hint="eastAsia"/>
         </w:rPr>
         <w:t>的参数介绍</w:t>
+      </w:r>
+      <w:commentRangeEnd w:id="1"/>
+      <w:r>
+        <w:rPr>
+          <w:rStyle w:val="af"/>
+        </w:rPr>
+        <w:commentReference w:id="1"/>
       </w:r>
     </w:p>
     <w:tbl>
@@ -2253,8 +2249,8 @@
         <w:tblLook w:val="04A0" w:firstRow="1" w:lastRow="0" w:firstColumn="1" w:lastColumn="0" w:noHBand="0" w:noVBand="1"/>
       </w:tblPr>
       <w:tblGrid>
-        <w:gridCol w:w="2022"/>
-        <w:gridCol w:w="2128"/>
+        <w:gridCol w:w="2021"/>
+        <w:gridCol w:w="2129"/>
         <w:gridCol w:w="3443"/>
       </w:tblGrid>
       <w:tr>
@@ -2498,9 +2494,6 @@
           <w:p>
             <w:pPr>
               <w:ind w:left="0"/>
-              <w:rPr>
-                <w:rFonts w:hint="eastAsia"/>
-              </w:rPr>
             </w:pPr>
             <w:r>
               <w:rPr>
@@ -2525,9 +2518,6 @@
           <w:p>
             <w:pPr>
               <w:ind w:left="0"/>
-              <w:rPr>
-                <w:rFonts w:hint="eastAsia"/>
-              </w:rPr>
             </w:pPr>
             <w:r>
               <w:rPr>
@@ -2547,9 +2537,6 @@
           <w:p>
             <w:pPr>
               <w:ind w:left="0"/>
-              <w:rPr>
-                <w:rFonts w:hint="eastAsia"/>
-              </w:rPr>
             </w:pPr>
             <w:r>
               <w:rPr>
@@ -2572,9 +2559,6 @@
           <w:p>
             <w:pPr>
               <w:ind w:left="0"/>
-              <w:rPr>
-                <w:rFonts w:hint="eastAsia"/>
-              </w:rPr>
             </w:pPr>
             <w:r>
               <w:rPr>
@@ -2598,6 +2582,7 @@
               <w:rPr>
                 <w:rFonts w:hint="eastAsia"/>
               </w:rPr>
+              <w:lastRenderedPageBreak/>
               <w:t>--token</w:t>
             </w:r>
           </w:p>
@@ -2738,9 +2723,6 @@
       <w:pPr>
         <w:pStyle w:val="aa"/>
         <w:ind w:left="777" w:firstLineChars="0" w:firstLine="0"/>
-        <w:rPr>
-          <w:rFonts w:hint="eastAsia"/>
-        </w:rPr>
       </w:pPr>
       <w:r>
         <w:rPr>
@@ -3021,10 +3003,7 @@
         <w:t>ser ronin</w:t>
       </w:r>
       <w:r>
-        <w:t xml:space="preserve"> </w:t>
-      </w:r>
-      <w:r>
-        <w:t>--namespace sequoia</w:t>
+        <w:t xml:space="preserve"> --namespace sequoia</w:t>
       </w:r>
     </w:p>
     <w:p>
@@ -3220,9 +3199,6 @@
       <w:pPr>
         <w:pStyle w:val="aa"/>
         <w:ind w:left="777" w:firstLineChars="0" w:firstLine="0"/>
-        <w:rPr>
-          <w:rFonts w:hint="eastAsia"/>
-        </w:rPr>
       </w:pPr>
       <w:r>
         <w:rPr>
@@ -3277,11 +3253,6 @@
       </w:r>
     </w:p>
     <w:p>
-      <w:pPr>
-        <w:rPr>
-          <w:rFonts w:hint="eastAsia"/>
-        </w:rPr>
-      </w:pPr>
       <w:r>
         <w:tab/>
       </w:r>
@@ -3330,9 +3301,6 @@
       <w:pPr>
         <w:pStyle w:val="aa"/>
         <w:ind w:left="777" w:firstLineChars="0" w:firstLine="0"/>
-        <w:rPr>
-          <w:rFonts w:hint="eastAsia"/>
-        </w:rPr>
       </w:pPr>
       <w:r>
         <w:rPr>
@@ -3423,9 +3391,6 @@
       <w:pPr>
         <w:pStyle w:val="aa"/>
         <w:ind w:left="777" w:firstLineChars="0" w:firstLine="0"/>
-        <w:rPr>
-          <w:rFonts w:hint="eastAsia"/>
-        </w:rPr>
       </w:pPr>
       <w:r>
         <w:t>n</w:t>
@@ -3447,9 +3412,6 @@
       <w:pPr>
         <w:pStyle w:val="aa"/>
         <w:ind w:left="777" w:firstLineChars="0" w:firstLine="0"/>
-        <w:rPr>
-          <w:rFonts w:hint="eastAsia"/>
-        </w:rPr>
       </w:pPr>
     </w:p>
     <w:p>
@@ -3575,6 +3537,7 @@
         <w:pStyle w:val="aa"/>
         <w:ind w:left="777" w:firstLineChars="0" w:firstLine="0"/>
       </w:pPr>
+      <w:commentRangeStart w:id="2"/>
       <w:r>
         <w:rPr>
           <w:noProof/>
@@ -3595,7 +3558,7 @@
                     <pic:cNvPicPr/>
                   </pic:nvPicPr>
                   <pic:blipFill>
-                    <a:blip r:embed="rId8"/>
+                    <a:blip r:embed="rId10"/>
                     <a:stretch>
                       <a:fillRect/>
                     </a:stretch>
@@ -3615,6 +3578,13 @@
           </wp:inline>
         </w:drawing>
       </w:r>
+      <w:commentRangeEnd w:id="2"/>
+      <w:r>
+        <w:rPr>
+          <w:rStyle w:val="af"/>
+        </w:rPr>
+        <w:commentReference w:id="2"/>
+      </w:r>
     </w:p>
     <w:p>
       <w:pPr>
@@ -3715,9 +3685,6 @@
       <w:pPr>
         <w:pStyle w:val="aa"/>
         <w:ind w:left="777" w:firstLineChars="0" w:firstLine="0"/>
-        <w:rPr>
-          <w:rFonts w:hint="eastAsia"/>
-        </w:rPr>
       </w:pPr>
       <w:r>
         <w:rPr>
@@ -3739,7 +3706,7 @@
                     <pic:cNvPicPr/>
                   </pic:nvPicPr>
                   <pic:blipFill>
-                    <a:blip r:embed="rId9"/>
+                    <a:blip r:embed="rId11"/>
                     <a:stretch>
                       <a:fillRect/>
                     </a:stretch>
@@ -3764,9 +3731,6 @@
       <w:pPr>
         <w:pStyle w:val="aa"/>
         <w:ind w:left="777" w:firstLineChars="0" w:firstLine="0"/>
-        <w:rPr>
-          <w:rFonts w:hint="eastAsia"/>
-        </w:rPr>
       </w:pPr>
     </w:p>
     <w:p>
@@ -3816,7 +3780,21 @@
         <w:rPr>
           <w:rFonts w:hint="eastAsia"/>
         </w:rPr>
-        <w:t xml:space="preserve"> user, password, cipherFile, token </w:t>
+        <w:t xml:space="preserve"> </w:t>
+      </w:r>
+      <w:commentRangeStart w:id="3"/>
+      <w:r>
+        <w:rPr>
+          <w:rFonts w:hint="eastAsia"/>
+        </w:rPr>
+        <w:t xml:space="preserve">user, password, cipherFile, token </w:t>
+      </w:r>
+      <w:commentRangeEnd w:id="3"/>
+      <w:r>
+        <w:rPr>
+          <w:rStyle w:val="af"/>
+        </w:rPr>
+        <w:commentReference w:id="3"/>
       </w:r>
       <w:r>
         <w:rPr>
@@ -3877,9 +3855,6 @@
       <w:pPr>
         <w:pStyle w:val="aa"/>
         <w:ind w:left="1137" w:firstLineChars="0" w:firstLine="0"/>
-        <w:rPr>
-          <w:rFonts w:hint="eastAsia"/>
-        </w:rPr>
       </w:pPr>
       <w:r>
         <w:rPr>
@@ -3897,13 +3872,27 @@
         <w:rPr>
           <w:rFonts w:hint="eastAsia"/>
         </w:rPr>
-        <w:t>，交互提示输入密码，回归</w:t>
-      </w:r>
-      <w:r>
-        <w:rPr>
-          <w:rFonts w:hint="eastAsia"/>
-        </w:rPr>
-        <w:t>传统方式连接；</w:t>
+        <w:t>，交互提示输入密码，</w:t>
+      </w:r>
+      <w:commentRangeStart w:id="4"/>
+      <w:r>
+        <w:rPr>
+          <w:rFonts w:hint="eastAsia"/>
+        </w:rPr>
+        <w:t>回归传统方式连接</w:t>
+      </w:r>
+      <w:commentRangeEnd w:id="4"/>
+      <w:r>
+        <w:rPr>
+          <w:rStyle w:val="af"/>
+        </w:rPr>
+        <w:commentReference w:id="4"/>
+      </w:r>
+      <w:r>
+        <w:rPr>
+          <w:rFonts w:hint="eastAsia"/>
+        </w:rPr>
+        <w:t>；</w:t>
       </w:r>
     </w:p>
     <w:p>
@@ -3958,9 +3947,6 @@
       <w:pPr>
         <w:pStyle w:val="aa"/>
         <w:ind w:left="1137" w:firstLineChars="0" w:firstLine="0"/>
-        <w:rPr>
-          <w:rFonts w:hint="eastAsia"/>
-        </w:rPr>
       </w:pPr>
       <w:r>
         <w:rPr>
@@ -4029,27 +4015,10 @@
         <w:rPr>
           <w:rFonts w:hint="eastAsia"/>
         </w:rPr>
-        <w:t>解密获得密码，</w:t>
-      </w:r>
-      <w:r>
-        <w:rPr>
-          <w:rFonts w:hint="eastAsia"/>
-        </w:rPr>
-        <w:t>回归</w:t>
-      </w:r>
-      <w:r>
-        <w:rPr>
-          <w:rFonts w:hint="eastAsia"/>
-        </w:rPr>
-        <w:t>传统方式连接</w:t>
-      </w:r>
-    </w:p>
-    <w:p>
-      <w:pPr>
-        <w:rPr>
-          <w:rFonts w:hint="eastAsia"/>
-        </w:rPr>
-      </w:pPr>
+        <w:t>解密获得密码，回归传统方式连接</w:t>
+      </w:r>
+    </w:p>
+    <w:p>
       <w:r>
         <w:tab/>
       </w:r>
@@ -4112,13 +4081,7 @@
         <w:ind w:left="777"/>
       </w:pPr>
       <w:r>
-        <w:t xml:space="preserve">            </w:t>
-      </w:r>
-      <w:r>
-        <w:t xml:space="preserve">                            </w:t>
-      </w:r>
-      <w:r>
-        <w:t>int serverNum,</w:t>
+        <w:t xml:space="preserve">                                        int serverNum,</w:t>
       </w:r>
     </w:p>
     <w:p>
@@ -4127,13 +4090,7 @@
         <w:ind w:left="777"/>
       </w:pPr>
       <w:r>
-        <w:t xml:space="preserve">                   </w:t>
-      </w:r>
-      <w:r>
-        <w:t xml:space="preserve">                     </w:t>
-      </w:r>
-      <w:r>
-        <w:t>const char *usr,</w:t>
+        <w:t xml:space="preserve">                                        const char *usr,</w:t>
       </w:r>
     </w:p>
     <w:p>
@@ -4267,13 +4224,7 @@
         <w:ind w:left="777"/>
       </w:pPr>
       <w:r>
-        <w:t xml:space="preserve">            </w:t>
-      </w:r>
-      <w:r>
-        <w:t xml:space="preserve">                            </w:t>
-      </w:r>
-      <w:r>
-        <w:t>const char *preference_instance,</w:t>
+        <w:t xml:space="preserve">                                        const char *preference_instance,</w:t>
       </w:r>
     </w:p>
     <w:p>
@@ -4282,13 +4233,7 @@
         <w:ind w:left="777"/>
       </w:pPr>
       <w:r>
-        <w:t xml:space="preserve">            </w:t>
-      </w:r>
-      <w:r>
-        <w:t xml:space="preserve">                            </w:t>
-      </w:r>
-      <w:r>
-        <w:t>const char *preference_instance_mode,</w:t>
+        <w:t xml:space="preserve">                                        const char *preference_instance_mode,</w:t>
       </w:r>
     </w:p>
     <w:p>
@@ -4297,13 +4242,7 @@
         <w:ind w:left="777"/>
       </w:pPr>
       <w:r>
-        <w:t xml:space="preserve">            </w:t>
-      </w:r>
-      <w:r>
-        <w:t xml:space="preserve">                            </w:t>
-      </w:r>
-      <w:r>
-        <w:t>int session_timeout,</w:t>
+        <w:t xml:space="preserve">                                        int session_timeout,</w:t>
       </w:r>
     </w:p>
     <w:p>
@@ -4312,13 +4251,7 @@
         <w:ind w:left="777" w:firstLineChars="0" w:firstLine="0"/>
       </w:pPr>
       <w:r>
-        <w:t xml:space="preserve">                                           </w:t>
-      </w:r>
-      <w:r>
-        <w:t xml:space="preserve"> </w:t>
-      </w:r>
-      <w:r>
-        <w:t>const char *transaction )</w:t>
+        <w:t xml:space="preserve">                                            const char *transaction )</w:t>
       </w:r>
       <w:r>
         <w:rPr>
@@ -4403,11 +4336,6 @@
       </w:r>
     </w:p>
     <w:p>
-      <w:pPr>
-        <w:rPr>
-          <w:rFonts w:hint="eastAsia"/>
-        </w:rPr>
-      </w:pPr>
       <w:r>
         <w:tab/>
       </w:r>
@@ -4459,10 +4387,10 @@
         <w:tblLook w:val="04A0" w:firstRow="1" w:lastRow="0" w:firstColumn="1" w:lastColumn="0" w:noHBand="0" w:noVBand="1"/>
       </w:tblPr>
       <w:tblGrid>
-        <w:gridCol w:w="426"/>
-        <w:gridCol w:w="4296"/>
-        <w:gridCol w:w="1840"/>
-        <w:gridCol w:w="1616"/>
+        <w:gridCol w:w="504"/>
+        <w:gridCol w:w="4079"/>
+        <w:gridCol w:w="1968"/>
+        <w:gridCol w:w="1614"/>
       </w:tblGrid>
       <w:tr>
         <w:tc>
@@ -4472,9 +4400,6 @@
           <w:p>
             <w:pPr>
               <w:ind w:left="0"/>
-              <w:rPr>
-                <w:rFonts w:hint="eastAsia"/>
-              </w:rPr>
             </w:pPr>
             <w:r>
               <w:rPr>
@@ -4491,9 +4416,6 @@
           <w:p>
             <w:pPr>
               <w:ind w:left="0"/>
-              <w:rPr>
-                <w:rFonts w:hint="eastAsia"/>
-              </w:rPr>
             </w:pPr>
             <w:r>
               <w:rPr>
@@ -4510,9 +4432,6 @@
           <w:p>
             <w:pPr>
               <w:ind w:left="0"/>
-              <w:rPr>
-                <w:rFonts w:hint="eastAsia"/>
-              </w:rPr>
             </w:pPr>
             <w:r>
               <w:rPr>
@@ -4529,9 +4448,6 @@
           <w:p>
             <w:pPr>
               <w:ind w:left="0"/>
-              <w:rPr>
-                <w:rFonts w:hint="eastAsia"/>
-              </w:rPr>
             </w:pPr>
             <w:r>
               <w:rPr>
@@ -4583,6 +4499,7 @@
             <w:pPr>
               <w:ind w:left="0"/>
             </w:pPr>
+            <w:commentRangeStart w:id="5"/>
             <w:r>
               <w:rPr>
                 <w:rFonts w:hint="eastAsia"/>
@@ -4613,6 +4530,13 @@
               </w:rPr>
               <w:t>中。</w:t>
             </w:r>
+            <w:commentRangeEnd w:id="5"/>
+            <w:r>
+              <w:rPr>
+                <w:rStyle w:val="af"/>
+              </w:rPr>
+              <w:commentReference w:id="5"/>
+            </w:r>
           </w:p>
         </w:tc>
         <w:tc>
@@ -4622,9 +4546,6 @@
           <w:p>
             <w:pPr>
               <w:ind w:left="0"/>
-              <w:rPr>
-                <w:rFonts w:hint="eastAsia"/>
-              </w:rPr>
             </w:pPr>
             <w:r>
               <w:rPr>
@@ -4710,13 +4631,7 @@
               <w:rPr>
                 <w:rFonts w:hint="eastAsia"/>
               </w:rPr>
-              <w:t>设置加密文件</w:t>
-            </w:r>
-            <w:r>
-              <w:rPr>
-                <w:rFonts w:hint="eastAsia"/>
-              </w:rPr>
-              <w:t>，保存在下面的静态变量中</w:t>
+              <w:t>设置加密文件，保存在下面的静态变量中</w:t>
             </w:r>
           </w:p>
         </w:tc>
@@ -4761,9 +4676,6 @@
           <w:p>
             <w:pPr>
               <w:ind w:left="0"/>
-              <w:rPr>
-                <w:rFonts w:hint="eastAsia"/>
-              </w:rPr>
             </w:pPr>
             <w:r>
               <w:rPr>
@@ -4798,9 +4710,6 @@
           <w:p>
             <w:pPr>
               <w:ind w:left="0"/>
-              <w:rPr>
-                <w:rFonts w:hint="eastAsia"/>
-              </w:rPr>
             </w:pPr>
             <w:r>
               <w:rPr>
@@ -4851,9 +4760,6 @@
           <w:p>
             <w:pPr>
               <w:ind w:left="0"/>
-              <w:rPr>
-                <w:rFonts w:hint="eastAsia"/>
-              </w:rPr>
             </w:pPr>
             <w:r>
               <w:rPr>
@@ -4876,9 +4782,6 @@
           <w:p>
             <w:pPr>
               <w:ind w:left="0"/>
-              <w:rPr>
-                <w:rFonts w:hint="eastAsia"/>
-              </w:rPr>
             </w:pPr>
             <w:r>
               <w:rPr>
@@ -5037,11 +4940,6 @@
     </w:tbl>
     <w:p/>
     <w:p>
-      <w:pPr>
-        <w:rPr>
-          <w:rFonts w:hint="eastAsia"/>
-        </w:rPr>
-      </w:pPr>
       <w:r>
         <w:t xml:space="preserve">Postgres fdw </w:t>
       </w:r>
@@ -5082,10 +4980,7 @@
         <w:t>Set</w:t>
       </w:r>
       <w:r>
-        <w:t>CipherFile</w:t>
-      </w:r>
-      <w:r>
-        <w:t>()</w:t>
+        <w:t>CipherFile()</w:t>
       </w:r>
       <w:r>
         <w:rPr>
@@ -5116,11 +5011,6 @@
       </w:r>
     </w:p>
     <w:p>
-      <w:pPr>
-        <w:rPr>
-          <w:rFonts w:hint="eastAsia"/>
-        </w:rPr>
-      </w:pPr>
       <w:r>
         <w:tab/>
       </w:r>
@@ -5458,9 +5348,6 @@
     <w:p>
       <w:pPr>
         <w:ind w:left="777"/>
-        <w:rPr>
-          <w:rFonts w:hint="eastAsia"/>
-        </w:rPr>
       </w:pPr>
       <w:r>
         <w:rPr>
@@ -5489,8 +5376,8 @@
         <w:tblLook w:val="04A0" w:firstRow="1" w:lastRow="0" w:firstColumn="1" w:lastColumn="0" w:noHBand="0" w:noVBand="1"/>
       </w:tblPr>
       <w:tblGrid>
-        <w:gridCol w:w="8429"/>
-        <w:gridCol w:w="2126"/>
+        <w:gridCol w:w="6233"/>
+        <w:gridCol w:w="1512"/>
       </w:tblGrid>
       <w:tr>
         <w:tc>
@@ -5501,9 +5388,6 @@
             <w:pPr>
               <w:pStyle w:val="aa"/>
               <w:ind w:left="0" w:firstLineChars="0" w:firstLine="0"/>
-              <w:rPr>
-                <w:rFonts w:hint="eastAsia"/>
-              </w:rPr>
             </w:pPr>
             <w:r>
               <w:rPr>
@@ -5569,21 +5453,12 @@
             <w:pPr>
               <w:pStyle w:val="aa"/>
               <w:ind w:left="0" w:firstLineChars="0" w:firstLine="0"/>
-              <w:rPr>
-                <w:rFonts w:hint="eastAsia"/>
-              </w:rPr>
-            </w:pPr>
-            <w:r>
-              <w:rPr>
-                <w:rFonts w:hint="eastAsia"/>
-              </w:rPr>
-              <w:t>在加密文件中寻找对应用户</w:t>
-            </w:r>
-            <w:r>
-              <w:rPr>
-                <w:rFonts w:hint="eastAsia"/>
-              </w:rPr>
-              <w:t>密文并解密</w:t>
+            </w:pPr>
+            <w:r>
+              <w:rPr>
+                <w:rFonts w:hint="eastAsia"/>
+              </w:rPr>
+              <w:t>在加密文件中寻找对应用户密文并解密</w:t>
             </w:r>
           </w:p>
         </w:tc>
@@ -5599,9 +5474,6 @@
       <w:pPr>
         <w:pStyle w:val="aa"/>
         <w:ind w:left="777" w:firstLineChars="0" w:firstLine="0"/>
-        <w:rPr>
-          <w:rFonts w:hint="eastAsia"/>
-        </w:rPr>
       </w:pPr>
       <w:r>
         <w:rPr>
@@ -5619,13 +5491,7 @@
         <w:rPr>
           <w:rFonts w:hint="eastAsia"/>
         </w:rPr>
-        <w:t>中，该头文件</w:t>
-      </w:r>
-      <w:r>
-        <w:rPr>
-          <w:rFonts w:hint="eastAsia"/>
-        </w:rPr>
-        <w:t>只有在编译定义了</w:t>
+        <w:t>中，该头文件只有在编译定义了</w:t>
       </w:r>
       <w:r>
         <w:rPr>
@@ -5637,13 +5503,7 @@
         <w:rPr>
           <w:rFonts w:hint="eastAsia"/>
         </w:rPr>
-        <w:t>时</w:t>
-      </w:r>
-      <w:r>
-        <w:rPr>
-          <w:rFonts w:hint="eastAsia"/>
-        </w:rPr>
-        <w:t>才引用。</w:t>
+        <w:t>时才引用。</w:t>
       </w:r>
     </w:p>
     <w:p>
@@ -5887,9 +5747,6 @@
       <w:pPr>
         <w:pStyle w:val="aa"/>
         <w:ind w:left="777" w:firstLineChars="0" w:firstLine="0"/>
-        <w:rPr>
-          <w:rFonts w:hint="eastAsia"/>
-        </w:rPr>
       </w:pPr>
     </w:p>
     <w:p>
@@ -5991,21 +5848,12 @@
           <w:numId w:val="11"/>
         </w:numPr>
         <w:ind w:firstLineChars="0"/>
-        <w:rPr>
-          <w:rFonts w:hint="eastAsia"/>
-        </w:rPr>
-      </w:pPr>
-      <w:r>
-        <w:rPr>
-          <w:rFonts w:hint="eastAsia"/>
-        </w:rPr>
-        <w:t>将</w:t>
-      </w:r>
-      <w:r>
-        <w:rPr>
-          <w:rFonts w:hint="eastAsia"/>
-        </w:rPr>
-        <w:t>用户名、</w:t>
+      </w:pPr>
+      <w:r>
+        <w:rPr>
+          <w:rFonts w:hint="eastAsia"/>
+        </w:rPr>
+        <w:t>将用户名、</w:t>
       </w:r>
       <w:r>
         <w:rPr>
@@ -6017,13 +5865,7 @@
         <w:rPr>
           <w:rFonts w:hint="eastAsia"/>
         </w:rPr>
-        <w:t>和密文</w:t>
-      </w:r>
-      <w:r>
-        <w:rPr>
-          <w:rFonts w:hint="eastAsia"/>
-        </w:rPr>
-        <w:t>保存在加密文件中。</w:t>
+        <w:t>和密文保存在加密文件中。</w:t>
       </w:r>
     </w:p>
     <w:p>
@@ -6066,20 +5908,27 @@
       <w:pPr>
         <w:pStyle w:val="aa"/>
         <w:ind w:left="777" w:firstLineChars="0" w:firstLine="0"/>
-        <w:rPr>
-          <w:rFonts w:hint="eastAsia"/>
-        </w:rPr>
       </w:pPr>
     </w:p>
     <w:p>
       <w:pPr>
         <w:pStyle w:val="3"/>
       </w:pPr>
+      <w:commentRangeStart w:id="6"/>
       <w:r>
         <w:rPr>
           <w:rFonts w:hint="eastAsia"/>
         </w:rPr>
         <w:t>加密方案</w:t>
+      </w:r>
+      <w:commentRangeEnd w:id="6"/>
+      <w:r>
+        <w:rPr>
+          <w:rStyle w:val="af"/>
+          <w:b w:val="0"/>
+          <w:bCs w:val="0"/>
+        </w:rPr>
+        <w:commentReference w:id="6"/>
       </w:r>
     </w:p>
     <w:p>
@@ -6175,6 +6024,7 @@
         </w:numPr>
         <w:ind w:firstLineChars="0"/>
       </w:pPr>
+      <w:commentRangeStart w:id="7"/>
       <w:r>
         <w:rPr>
           <w:rFonts w:hint="eastAsia"/>
@@ -6193,13 +6043,17 @@
         </w:rPr>
         <w:t>。</w:t>
       </w:r>
+      <w:commentRangeEnd w:id="7"/>
+      <w:r>
+        <w:rPr>
+          <w:rStyle w:val="af"/>
+        </w:rPr>
+        <w:commentReference w:id="7"/>
+      </w:r>
     </w:p>
     <w:p>
       <w:pPr>
         <w:ind w:left="777"/>
-        <w:rPr>
-          <w:rFonts w:hint="eastAsia"/>
-        </w:rPr>
       </w:pPr>
     </w:p>
     <w:p>
@@ -6546,9 +6400,6 @@
     <w:p>
       <w:pPr>
         <w:ind w:left="777"/>
-        <w:rPr>
-          <w:rFonts w:hint="eastAsia"/>
-        </w:rPr>
       </w:pPr>
     </w:p>
     <w:p>
@@ -6613,9 +6464,6 @@
     <w:p>
       <w:pPr>
         <w:ind w:left="777"/>
-        <w:rPr>
-          <w:rFonts w:hint="eastAsia"/>
-        </w:rPr>
       </w:pPr>
       <w:r>
         <w:rPr>
@@ -6698,17 +6546,11 @@
     <w:p>
       <w:pPr>
         <w:ind w:left="777"/>
-        <w:rPr>
-          <w:rFonts w:hint="eastAsia"/>
-        </w:rPr>
       </w:pPr>
     </w:p>
     <w:p>
       <w:pPr>
         <w:ind w:left="777"/>
-        <w:rPr>
-          <w:rFonts w:hint="eastAsia"/>
-        </w:rPr>
       </w:pPr>
       <w:r>
         <w:rPr>
@@ -6802,6 +6644,8 @@
         </w:rPr>
         <w:t>；</w:t>
       </w:r>
+      <w:bookmarkStart w:id="8" w:name="_GoBack"/>
+      <w:bookmarkEnd w:id="8"/>
     </w:p>
     <w:p>
       <w:pPr>
@@ -6811,9 +6655,6 @@
           <w:numId w:val="16"/>
         </w:numPr>
         <w:ind w:firstLineChars="0"/>
-        <w:rPr>
-          <w:rFonts w:hint="eastAsia"/>
-        </w:rPr>
       </w:pPr>
       <w:r>
         <w:rPr>
@@ -7096,9 +6937,6 @@
     <w:p>
       <w:pPr>
         <w:ind w:left="777"/>
-        <w:rPr>
-          <w:rFonts w:hint="eastAsia"/>
-        </w:rPr>
       </w:pPr>
       <w:r>
         <w:rPr>
@@ -7142,8 +6980,6 @@
         </w:rPr>
         <w:t>。</w:t>
       </w:r>
-      <w:bookmarkStart w:id="0" w:name="_GoBack"/>
-      <w:bookmarkEnd w:id="0"/>
     </w:p>
     <w:p>
       <w:pPr>
@@ -8188,9 +8024,6 @@
           <w:p>
             <w:pPr>
               <w:ind w:left="0"/>
-              <w:rPr>
-                <w:rFonts w:hint="eastAsia"/>
-              </w:rPr>
             </w:pPr>
           </w:p>
         </w:tc>
@@ -8683,6 +8516,380 @@
     </w:sectPr>
   </w:body>
 </w:document>
+</file>
+
+<file path=word/comments.xml><?xml version="1.0" encoding="utf-8"?>
+<w:comments xmlns:wpc="http://schemas.microsoft.com/office/word/2010/wordprocessingCanvas" xmlns:cx="http://schemas.microsoft.com/office/drawing/2014/chartex" xmlns:mc="http://schemas.openxmlformats.org/markup-compatibility/2006" xmlns:o="urn:schemas-microsoft-com:office:office" xmlns:r="http://schemas.openxmlformats.org/officeDocument/2006/relationships" xmlns:m="http://schemas.openxmlformats.org/officeDocument/2006/math" xmlns:v="urn:schemas-microsoft-com:vml" xmlns:wp14="http://schemas.microsoft.com/office/word/2010/wordprocessingDrawing" xmlns:wp="http://schemas.openxmlformats.org/drawingml/2006/wordprocessingDrawing" xmlns:w10="urn:schemas-microsoft-com:office:word" xmlns:w="http://schemas.openxmlformats.org/wordprocessingml/2006/main" xmlns:w14="http://schemas.microsoft.com/office/word/2010/wordml" xmlns:w15="http://schemas.microsoft.com/office/word/2012/wordml" xmlns:w16se="http://schemas.microsoft.com/office/word/2015/wordml/symex" xmlns:wpg="http://schemas.microsoft.com/office/word/2010/wordprocessingGroup" xmlns:wpi="http://schemas.microsoft.com/office/word/2010/wordprocessingInk" xmlns:wne="http://schemas.microsoft.com/office/word/2006/wordml" xmlns:wps="http://schemas.microsoft.com/office/word/2010/wordprocessingShape" mc:Ignorable="w14 w15 w16se wp14">
+  <w:comment w:id="0" w:author="yangshangde" w:date="2018-09-12T10:45:00Z" w:initials="y">
+    <w:p>
+      <w:pPr>
+        <w:pStyle w:val="af0"/>
+      </w:pPr>
+      <w:r>
+        <w:rPr>
+          <w:rStyle w:val="af"/>
+        </w:rPr>
+        <w:annotationRef/>
+      </w:r>
+      <w:r>
+        <w:rPr>
+          <w:rFonts w:hint="eastAsia"/>
+        </w:rPr>
+        <w:t>语法中需要注明哪些是必选，哪些是可选，能够怎么组合。</w:t>
+      </w:r>
+    </w:p>
+    <w:p>
+      <w:pPr>
+        <w:pStyle w:val="af0"/>
+      </w:pPr>
+      <w:r>
+        <w:t>namespace</w:t>
+      </w:r>
+      <w:r>
+        <w:rPr>
+          <w:rFonts w:hint="eastAsia"/>
+        </w:rPr>
+        <w:t xml:space="preserve"> </w:t>
+      </w:r>
+      <w:r>
+        <w:rPr>
+          <w:rFonts w:hint="eastAsia"/>
+        </w:rPr>
+        <w:t>与</w:t>
+      </w:r>
+      <w:r>
+        <w:rPr>
+          <w:rFonts w:hint="eastAsia"/>
+        </w:rPr>
+        <w:t xml:space="preserve"> token </w:t>
+      </w:r>
+      <w:r>
+        <w:rPr>
+          <w:rFonts w:hint="eastAsia"/>
+        </w:rPr>
+        <w:t>是不是都可以不指定？</w:t>
+      </w:r>
+    </w:p>
+    <w:p>
+      <w:pPr>
+        <w:pStyle w:val="af0"/>
+        <w:rPr>
+          <w:rFonts w:hint="eastAsia"/>
+        </w:rPr>
+      </w:pPr>
+      <w:r>
+        <w:rPr>
+          <w:rFonts w:hint="eastAsia"/>
+        </w:rPr>
+        <w:t>不指定的时候如何处理的？之前讨论生成的时候，不指定</w:t>
+      </w:r>
+      <w:r>
+        <w:rPr>
+          <w:rFonts w:hint="eastAsia"/>
+        </w:rPr>
+        <w:t xml:space="preserve"> token</w:t>
+      </w:r>
+      <w:r>
+        <w:rPr>
+          <w:rFonts w:hint="eastAsia"/>
+        </w:rPr>
+        <w:t>，是自动生成</w:t>
+      </w:r>
+    </w:p>
+  </w:comment>
+  <w:comment w:id="1" w:author="yangshangde" w:date="2018-09-12T10:48:00Z" w:initials="y">
+    <w:p>
+      <w:pPr>
+        <w:pStyle w:val="af0"/>
+      </w:pPr>
+      <w:r>
+        <w:rPr>
+          <w:rStyle w:val="af"/>
+        </w:rPr>
+        <w:annotationRef/>
+      </w:r>
+      <w:r>
+        <w:rPr>
+          <w:rFonts w:hint="eastAsia"/>
+        </w:rPr>
+        <w:t>增加必选，可选列</w:t>
+      </w:r>
+    </w:p>
+    <w:p>
+      <w:pPr>
+        <w:pStyle w:val="af0"/>
+      </w:pPr>
+      <w:r>
+        <w:t xml:space="preserve">Namespace </w:t>
+      </w:r>
+      <w:r>
+        <w:rPr>
+          <w:rFonts w:hint="eastAsia"/>
+        </w:rPr>
+        <w:t>没有指定时的处理</w:t>
+      </w:r>
+    </w:p>
+    <w:p>
+      <w:pPr>
+        <w:pStyle w:val="af0"/>
+      </w:pPr>
+      <w:r>
+        <w:t xml:space="preserve">token </w:t>
+      </w:r>
+      <w:r>
+        <w:rPr>
+          <w:rFonts w:hint="eastAsia"/>
+        </w:rPr>
+        <w:t>的分散存储</w:t>
+      </w:r>
+    </w:p>
+    <w:p>
+      <w:pPr>
+        <w:pStyle w:val="af0"/>
+      </w:pPr>
+    </w:p>
+    <w:p>
+      <w:pPr>
+        <w:pStyle w:val="af0"/>
+        <w:rPr>
+          <w:rFonts w:hint="eastAsia"/>
+        </w:rPr>
+      </w:pPr>
+      <w:r>
+        <w:rPr>
+          <w:rFonts w:hint="eastAsia"/>
+        </w:rPr>
+        <w:t>密码文件的存储结构需要完善</w:t>
+      </w:r>
+    </w:p>
+  </w:comment>
+  <w:comment w:id="2" w:author="yangshangde" w:date="2018-09-12T11:03:00Z" w:initials="y">
+    <w:p>
+      <w:pPr>
+        <w:pStyle w:val="af0"/>
+        <w:rPr>
+          <w:rFonts w:hint="eastAsia"/>
+        </w:rPr>
+      </w:pPr>
+      <w:r>
+        <w:rPr>
+          <w:rStyle w:val="af"/>
+        </w:rPr>
+        <w:annotationRef/>
+      </w:r>
+      <w:r>
+        <w:rPr>
+          <w:rFonts w:hint="eastAsia"/>
+        </w:rPr>
+        <w:t>为什么要提供两个</w:t>
+      </w:r>
+      <w:r>
+        <w:rPr>
+          <w:rFonts w:hint="eastAsia"/>
+        </w:rPr>
+        <w:t xml:space="preserve"> public </w:t>
+      </w:r>
+      <w:r>
+        <w:rPr>
+          <w:rFonts w:hint="eastAsia"/>
+        </w:rPr>
+        <w:t>的</w:t>
+      </w:r>
+      <w:r>
+        <w:rPr>
+          <w:rFonts w:hint="eastAsia"/>
+        </w:rPr>
+        <w:t xml:space="preserve"> init </w:t>
+      </w:r>
+      <w:r>
+        <w:rPr>
+          <w:rFonts w:hint="eastAsia"/>
+        </w:rPr>
+        <w:t>函数</w:t>
+      </w:r>
+      <w:r>
+        <w:rPr>
+          <w:rFonts w:hint="eastAsia"/>
+        </w:rPr>
+        <w:t xml:space="preserve"> </w:t>
+      </w:r>
+      <w:r>
+        <w:rPr>
+          <w:rFonts w:hint="eastAsia"/>
+        </w:rPr>
+        <w:t>？</w:t>
+      </w:r>
+    </w:p>
+  </w:comment>
+  <w:comment w:id="3" w:author="yangshangde" w:date="2018-09-12T11:06:00Z" w:initials="y">
+    <w:p>
+      <w:pPr>
+        <w:pStyle w:val="af0"/>
+      </w:pPr>
+      <w:r>
+        <w:rPr>
+          <w:rStyle w:val="af"/>
+        </w:rPr>
+        <w:annotationRef/>
+      </w:r>
+      <w:r>
+        <w:t xml:space="preserve">Namespace </w:t>
+      </w:r>
+      <w:r>
+        <w:rPr>
+          <w:rFonts w:hint="eastAsia"/>
+        </w:rPr>
+        <w:t>呢？</w:t>
+      </w:r>
+    </w:p>
+    <w:p>
+      <w:pPr>
+        <w:pStyle w:val="af0"/>
+        <w:rPr>
+          <w:rFonts w:hint="eastAsia"/>
+        </w:rPr>
+      </w:pPr>
+      <w:r>
+        <w:rPr>
+          <w:rFonts w:hint="eastAsia"/>
+        </w:rPr>
+        <w:t>自动生成的</w:t>
+      </w:r>
+      <w:r>
+        <w:rPr>
+          <w:rFonts w:hint="eastAsia"/>
+        </w:rPr>
+        <w:t xml:space="preserve"> token </w:t>
+      </w:r>
+      <w:r>
+        <w:rPr>
+          <w:rFonts w:hint="eastAsia"/>
+        </w:rPr>
+        <w:t>呢？</w:t>
+      </w:r>
+    </w:p>
+    <w:p>
+      <w:pPr>
+        <w:pStyle w:val="af0"/>
+        <w:ind w:left="0"/>
+        <w:rPr>
+          <w:rFonts w:hint="eastAsia"/>
+        </w:rPr>
+      </w:pPr>
+    </w:p>
+  </w:comment>
+  <w:comment w:id="4" w:author="yangshangde" w:date="2018-09-12T11:05:00Z" w:initials="y">
+    <w:p>
+      <w:pPr>
+        <w:pStyle w:val="af0"/>
+      </w:pPr>
+      <w:r>
+        <w:rPr>
+          <w:rFonts w:hint="eastAsia"/>
+        </w:rPr>
+        <w:t>什么意思</w:t>
+      </w:r>
+      <w:r>
+        <w:rPr>
+          <w:rFonts w:hint="eastAsia"/>
+        </w:rPr>
+        <w:t xml:space="preserve"> </w:t>
+      </w:r>
+      <w:r>
+        <w:rPr>
+          <w:rFonts w:hint="eastAsia"/>
+        </w:rPr>
+        <w:t>？</w:t>
+      </w:r>
+    </w:p>
+  </w:comment>
+  <w:comment w:id="5" w:author="yangshangde" w:date="2018-09-12T11:11:00Z" w:initials="y">
+    <w:p>
+      <w:pPr>
+        <w:pStyle w:val="af0"/>
+        <w:rPr>
+          <w:rFonts w:hint="eastAsia"/>
+        </w:rPr>
+      </w:pPr>
+      <w:r>
+        <w:rPr>
+          <w:rStyle w:val="af"/>
+        </w:rPr>
+        <w:annotationRef/>
+      </w:r>
+      <w:r>
+        <w:rPr>
+          <w:rFonts w:hint="eastAsia"/>
+        </w:rPr>
+        <w:t>为什么要和编译绑定？</w:t>
+      </w:r>
+    </w:p>
+  </w:comment>
+  <w:comment w:id="6" w:author="yangshangde" w:date="2018-09-12T11:37:00Z" w:initials="y">
+    <w:p>
+      <w:pPr>
+        <w:pStyle w:val="af0"/>
+      </w:pPr>
+      <w:r>
+        <w:rPr>
+          <w:rStyle w:val="af"/>
+        </w:rPr>
+        <w:annotationRef/>
+      </w:r>
+      <w:r>
+        <w:rPr>
+          <w:rFonts w:hint="eastAsia"/>
+        </w:rPr>
+        <w:t>描述不清晰，加图示或示例说明</w:t>
+      </w:r>
+    </w:p>
+  </w:comment>
+  <w:comment w:id="7" w:author="yangshangde" w:date="2018-09-12T11:31:00Z" w:initials="y">
+    <w:p>
+      <w:pPr>
+        <w:pStyle w:val="af0"/>
+        <w:ind w:left="0"/>
+      </w:pPr>
+      <w:r>
+        <w:rPr>
+          <w:rStyle w:val="af"/>
+        </w:rPr>
+        <w:annotationRef/>
+      </w:r>
+      <w:r>
+        <w:rPr>
+          <w:rFonts w:hint="eastAsia"/>
+        </w:rPr>
+        <w:t>用户输入的不是</w:t>
+      </w:r>
+      <w:r>
+        <w:rPr>
+          <w:rFonts w:hint="eastAsia"/>
+        </w:rPr>
+        <w:t xml:space="preserve"> token </w:t>
+      </w:r>
+      <w:r>
+        <w:rPr>
+          <w:rFonts w:hint="eastAsia"/>
+        </w:rPr>
+        <w:t>么？</w:t>
+      </w:r>
+    </w:p>
+  </w:comment>
+</w:comments>
+</file>
+
+<file path=word/commentsExtended.xml><?xml version="1.0" encoding="utf-8"?>
+<w15:commentsEx xmlns:wpc="http://schemas.microsoft.com/office/word/2010/wordprocessingCanvas" xmlns:cx="http://schemas.microsoft.com/office/drawing/2014/chartex" xmlns:mc="http://schemas.openxmlformats.org/markup-compatibility/2006" xmlns:o="urn:schemas-microsoft-com:office:office" xmlns:r="http://schemas.openxmlformats.org/officeDocument/2006/relationships" xmlns:m="http://schemas.openxmlformats.org/officeDocument/2006/math" xmlns:v="urn:schemas-microsoft-com:vml" xmlns:wp14="http://schemas.microsoft.com/office/word/2010/wordprocessingDrawing" xmlns:wp="http://schemas.openxmlformats.org/drawingml/2006/wordprocessingDrawing" xmlns:w10="urn:schemas-microsoft-com:office:word" xmlns:w="http://schemas.openxmlformats.org/wordprocessingml/2006/main" xmlns:w14="http://schemas.microsoft.com/office/word/2010/wordml" xmlns:w15="http://schemas.microsoft.com/office/word/2012/wordml" xmlns:w16se="http://schemas.microsoft.com/office/word/2015/wordml/symex" xmlns:wpg="http://schemas.microsoft.com/office/word/2010/wordprocessingGroup" xmlns:wpi="http://schemas.microsoft.com/office/word/2010/wordprocessingInk" xmlns:wne="http://schemas.microsoft.com/office/word/2006/wordml" xmlns:wps="http://schemas.microsoft.com/office/word/2010/wordprocessingShape" mc:Ignorable="w14 w15 w16se wp14">
+  <w15:commentEx w15:paraId="541FC53B" w15:done="0"/>
+  <w15:commentEx w15:paraId="3B15C671" w15:done="0"/>
+  <w15:commentEx w15:paraId="218CBAB8" w15:done="0"/>
+  <w15:commentEx w15:paraId="4BCC049D" w15:done="0"/>
+  <w15:commentEx w15:paraId="778D96A0" w15:done="0"/>
+  <w15:commentEx w15:paraId="6F8B4BA8" w15:done="0"/>
+  <w15:commentEx w15:paraId="546F550C" w15:done="0"/>
+  <w15:commentEx w15:paraId="6B4AA76E" w15:done="0"/>
+</w15:commentsEx>
 </file>
 
 <file path=word/endnotes.xml><?xml version="1.0" encoding="utf-8"?>
@@ -10402,6 +10609,14 @@
   </w:num>
   <w:numIdMacAtCleanup w:val="18"/>
 </w:numbering>
+</file>
+
+<file path=word/people.xml><?xml version="1.0" encoding="utf-8"?>
+<w15:people xmlns:wpc="http://schemas.microsoft.com/office/word/2010/wordprocessingCanvas" xmlns:cx="http://schemas.microsoft.com/office/drawing/2014/chartex" xmlns:mc="http://schemas.openxmlformats.org/markup-compatibility/2006" xmlns:o="urn:schemas-microsoft-com:office:office" xmlns:r="http://schemas.openxmlformats.org/officeDocument/2006/relationships" xmlns:m="http://schemas.openxmlformats.org/officeDocument/2006/math" xmlns:v="urn:schemas-microsoft-com:vml" xmlns:wp14="http://schemas.microsoft.com/office/word/2010/wordprocessingDrawing" xmlns:wp="http://schemas.openxmlformats.org/drawingml/2006/wordprocessingDrawing" xmlns:w10="urn:schemas-microsoft-com:office:word" xmlns:w="http://schemas.openxmlformats.org/wordprocessingml/2006/main" xmlns:w14="http://schemas.microsoft.com/office/word/2010/wordml" xmlns:w15="http://schemas.microsoft.com/office/word/2012/wordml" xmlns:w16se="http://schemas.microsoft.com/office/word/2015/wordml/symex" xmlns:wpg="http://schemas.microsoft.com/office/word/2010/wordprocessingGroup" xmlns:wpi="http://schemas.microsoft.com/office/word/2010/wordprocessingInk" xmlns:wne="http://schemas.microsoft.com/office/word/2006/wordml" xmlns:wps="http://schemas.microsoft.com/office/word/2010/wordprocessingShape" mc:Ignorable="w14 w15 w16se wp14">
+  <w15:person w15:author="yangshangde">
+    <w15:presenceInfo w15:providerId="None" w15:userId="yangshangde"/>
+  </w15:person>
+</w15:people>
 </file>
 
 <file path=word/styles.xml><?xml version="1.0" encoding="utf-8"?>
@@ -11520,7 +11735,7 @@
 </file>
 
 <file path=customXml/itemProps1.xml><?xml version="1.0" encoding="utf-8"?>
-<ds:datastoreItem xmlns:ds="http://schemas.openxmlformats.org/officeDocument/2006/customXml" ds:itemID="{9D37C248-966D-401D-8766-9C649FF4A048}">
+<ds:datastoreItem xmlns:ds="http://schemas.openxmlformats.org/officeDocument/2006/customXml" ds:itemID="{D908FA36-A7E4-4D14-980D-8650B7B15438}">
   <ds:schemaRefs>
     <ds:schemaRef ds:uri="http://schemas.openxmlformats.org/officeDocument/2006/bibliography"/>
   </ds:schemaRefs>

--- a/internal_doc/03.开发设计/Story-password调整方案.docx
+++ b/internal_doc/03.开发设计/Story-password调整方案.docx
@@ -4282,7 +4282,6 @@
         </w:rPr>
         <w:t xml:space="preserve"> </w:t>
       </w:r>
-      <w:bookmarkStart w:id="0" w:name="_GoBack"/>
       <w:r>
         <w:t>const char *cipherFile,</w:t>
       </w:r>
@@ -4345,7 +4344,6 @@
         <w:t>,</w:t>
       </w:r>
     </w:p>
-    <w:bookmarkEnd w:id="0"/>
     <w:p>
       <w:pPr>
         <w:pStyle w:val="aa"/>
@@ -7189,7 +7187,21 @@
         <w:rPr>
           <w:rFonts w:hint="eastAsia"/>
         </w:rPr>
-        <w:t>按照存储格式去除加密</w:t>
+        <w:t>按照存储格式</w:t>
+      </w:r>
+      <w:r>
+        <w:rPr>
+          <w:rFonts w:hint="eastAsia"/>
+        </w:rPr>
+        <w:t>取出</w:t>
+      </w:r>
+      <w:bookmarkStart w:id="0" w:name="_GoBack"/>
+      <w:bookmarkEnd w:id="0"/>
+      <w:r>
+        <w:rPr>
+          <w:rFonts w:hint="eastAsia"/>
+        </w:rPr>
+        <w:t>加密</w:t>
       </w:r>
       <w:r>
         <w:rPr>
@@ -11694,7 +11706,7 @@
 </file>
 
 <file path=customXml/itemProps1.xml><?xml version="1.0" encoding="utf-8"?>
-<ds:datastoreItem xmlns:ds="http://schemas.openxmlformats.org/officeDocument/2006/customXml" ds:itemID="{34DF1BEC-E520-4CC2-9B6F-8EB3A5916E48}">
+<ds:datastoreItem xmlns:ds="http://schemas.openxmlformats.org/officeDocument/2006/customXml" ds:itemID="{D8D3FABE-5F61-4511-A70B-F3E7D8A7EDA3}">
   <ds:schemaRefs>
     <ds:schemaRef ds:uri="http://schemas.openxmlformats.org/officeDocument/2006/bibliography"/>
   </ds:schemaRefs>

--- a/internal_doc/03.开发设计/Story-password调整方案.docx
+++ b/internal_doc/03.开发设计/Story-password调整方案.docx
@@ -722,6 +722,81 @@
           </w:p>
         </w:tc>
       </w:tr>
+      <w:tr>
+        <w:tc>
+          <w:tcPr>
+            <w:tcW w:w="2728" w:type="dxa"/>
+          </w:tcPr>
+          <w:p>
+            <w:pPr>
+              <w:ind w:left="0"/>
+              <w:rPr>
+                <w:rFonts w:hint="eastAsia"/>
+              </w:rPr>
+            </w:pPr>
+            <w:r>
+              <w:rPr>
+                <w:rFonts w:hint="eastAsia"/>
+              </w:rPr>
+              <w:t>2018-09-15</w:t>
+            </w:r>
+            <w:r>
+              <w:t xml:space="preserve"> </w:t>
+            </w:r>
+            <w:r>
+              <w:rPr>
+                <w:rFonts w:hint="eastAsia"/>
+              </w:rPr>
+              <w:t>赵文博</w:t>
+            </w:r>
+          </w:p>
+        </w:tc>
+        <w:tc>
+          <w:tcPr>
+            <w:tcW w:w="5437" w:type="dxa"/>
+          </w:tcPr>
+          <w:p>
+            <w:pPr>
+              <w:pStyle w:val="aa"/>
+              <w:numPr>
+                <w:ilvl w:val="0"/>
+                <w:numId w:val="19"/>
+              </w:numPr>
+              <w:ind w:firstLineChars="0"/>
+              <w:rPr>
+                <w:rFonts w:hint="eastAsia"/>
+              </w:rPr>
+            </w:pPr>
+            <w:r>
+              <w:t>n</w:t>
+            </w:r>
+            <w:r>
+              <w:rPr>
+                <w:rFonts w:hint="eastAsia"/>
+              </w:rPr>
+              <w:t>ame</w:t>
+            </w:r>
+            <w:r>
+              <w:t xml:space="preserve">space </w:t>
+            </w:r>
+            <w:r>
+              <w:rPr>
+                <w:rFonts w:hint="eastAsia"/>
+              </w:rPr>
+              <w:t>改名为</w:t>
+            </w:r>
+            <w:r>
+              <w:rPr>
+                <w:rFonts w:hint="eastAsia"/>
+              </w:rPr>
+              <w:t xml:space="preserve"> </w:t>
+            </w:r>
+            <w:r>
+              <w:t>cluster</w:t>
+            </w:r>
+          </w:p>
+        </w:tc>
+      </w:tr>
     </w:tbl>
     <w:p/>
     <w:p>
@@ -942,6 +1017,7 @@
         <w:rPr>
           <w:rFonts w:hint="eastAsia"/>
         </w:rPr>
+        <w:lastRenderedPageBreak/>
         <w:t>密码管理工具，用户通过</w:t>
       </w:r>
       <w:r>
@@ -965,7 +1041,6 @@
         <w:rPr>
           <w:rFonts w:hint="eastAsia"/>
         </w:rPr>
-        <w:lastRenderedPageBreak/>
         <w:t>sdbpasswd</w:t>
       </w:r>
       <w:r>
@@ -1334,7 +1409,7 @@
               <w:t>--</w:t>
             </w:r>
             <w:r>
-              <w:t>namespace</w:t>
+              <w:t>cluster</w:t>
             </w:r>
           </w:p>
         </w:tc>
@@ -1366,7 +1441,13 @@
               <w:rPr>
                 <w:rFonts w:hint="eastAsia"/>
               </w:rPr>
-              <w:t>用户名所属命名空间</w:t>
+              <w:t>用户名所属</w:t>
+            </w:r>
+            <w:r>
+              <w:rPr>
+                <w:rFonts w:hint="eastAsia"/>
+              </w:rPr>
+              <w:t>集群</w:t>
             </w:r>
           </w:p>
         </w:tc>
@@ -1682,7 +1763,13 @@
         <w:t xml:space="preserve">./sdbpasswd </w:t>
       </w:r>
       <w:r>
-        <w:t>–adduser ronin --namespace sequoia –</w:t>
+        <w:t>–adduser ronin --</w:t>
+      </w:r>
+      <w:r>
+        <w:t>cluster</w:t>
+      </w:r>
+      <w:r>
+        <w:t xml:space="preserve"> sequoia –</w:t>
       </w:r>
       <w:r>
         <w:rPr>
@@ -1723,7 +1810,13 @@
         <w:t>./sdbpasswd</w:t>
       </w:r>
       <w:r>
-        <w:t>–removeuser ronin --namespace sequoia</w:t>
+        <w:t>–removeuser ronin --</w:t>
+      </w:r>
+      <w:r>
+        <w:t>cluster</w:t>
+      </w:r>
+      <w:r>
+        <w:t xml:space="preserve"> sequoia</w:t>
       </w:r>
     </w:p>
     <w:p/>
@@ -2383,13 +2476,7 @@
               <w:ind w:left="0"/>
             </w:pPr>
             <w:r>
-              <w:t>Options (</w:t>
-            </w:r>
-            <w:r>
-              <w:t>user</w:t>
-            </w:r>
-            <w:r>
-              <w:t xml:space="preserve"> “”)</w:t>
+              <w:t>Options (user “”)</w:t>
             </w:r>
           </w:p>
         </w:tc>
@@ -2562,20 +2649,14 @@
               <w:rPr>
                 <w:rFonts w:hint="eastAsia"/>
               </w:rPr>
+              <w:lastRenderedPageBreak/>
               <w:t>--user</w:t>
             </w:r>
             <w:r>
               <w:rPr>
                 <w:rFonts w:hint="eastAsia"/>
               </w:rPr>
-              <w:t>等工</w:t>
-            </w:r>
-            <w:r>
-              <w:rPr>
-                <w:rFonts w:hint="eastAsia"/>
-              </w:rPr>
-              <w:lastRenderedPageBreak/>
-              <w:t>具本身已有指定用户名的参数</w:t>
+              <w:t>等工具本身已有指定用户名的参数</w:t>
             </w:r>
           </w:p>
         </w:tc>
@@ -2592,7 +2673,6 @@
               <w:rPr>
                 <w:rFonts w:hint="eastAsia"/>
               </w:rPr>
-              <w:lastRenderedPageBreak/>
               <w:t>对既有的</w:t>
             </w:r>
             <w:r>
@@ -2605,14 +2685,7 @@
               <w:rPr>
                 <w:rFonts w:hint="eastAsia"/>
               </w:rPr>
-              <w:t>赋予新的意义，用于</w:t>
-            </w:r>
-            <w:r>
-              <w:rPr>
-                <w:rFonts w:hint="eastAsia"/>
-              </w:rPr>
-              <w:lastRenderedPageBreak/>
-              <w:t>指定在</w:t>
+              <w:t>赋予新的意义，用于指定在</w:t>
             </w:r>
             <w:r>
               <w:rPr>
@@ -2643,7 +2716,6 @@
               <w:rPr>
                 <w:rFonts w:hint="eastAsia"/>
               </w:rPr>
-              <w:lastRenderedPageBreak/>
               <w:t>是</w:t>
             </w:r>
           </w:p>
@@ -2663,8 +2735,10 @@
               <w:rPr>
                 <w:rFonts w:hint="eastAsia"/>
               </w:rPr>
-              <w:lastRenderedPageBreak/>
-              <w:t>--namespace</w:t>
+              <w:t>--</w:t>
+            </w:r>
+            <w:r>
+              <w:t>cluster</w:t>
             </w:r>
           </w:p>
         </w:tc>
@@ -2684,7 +2758,10 @@
               <w:t>用户名所属</w:t>
             </w:r>
             <w:r>
-              <w:t>namespace</w:t>
+              <w:rPr>
+                <w:rFonts w:hint="eastAsia"/>
+              </w:rPr>
+              <w:t>集群</w:t>
             </w:r>
             <w:r>
               <w:rPr>
@@ -2909,13 +2986,10 @@
         <w:t xml:space="preserve">ptions (user “”, </w:t>
       </w:r>
       <w:r>
-        <w:rPr>
-          <w:rFonts w:hint="eastAsia"/>
-        </w:rPr>
-        <w:t>name</w:t>
-      </w:r>
-      <w:r>
-        <w:t xml:space="preserve">space “”, </w:t>
+        <w:t>cluster</w:t>
+      </w:r>
+      <w:r>
+        <w:t xml:space="preserve"> “”, </w:t>
       </w:r>
       <w:r>
         <w:t>cipherFile “”</w:t>
@@ -2972,7 +3046,10 @@
         <w:t>dbexprt</w:t>
       </w:r>
       <w:r>
-        <w:t xml:space="preserve"> –user ronin –password 123: </w:t>
+        <w:t xml:space="preserve"> --user ronin --</w:t>
+      </w:r>
+      <w:r>
+        <w:t xml:space="preserve">password 123: </w:t>
       </w:r>
       <w:r>
         <w:rPr>
@@ -3074,13 +3151,10 @@
         <w:t>–</w:t>
       </w:r>
       <w:r>
-        <w:rPr>
-          <w:rFonts w:hint="eastAsia"/>
-        </w:rPr>
-        <w:t>nam</w:t>
-      </w:r>
-      <w:r>
-        <w:t xml:space="preserve">espace </w:t>
+        <w:t>cluster</w:t>
+      </w:r>
+      <w:r>
+        <w:t xml:space="preserve"> </w:t>
       </w:r>
       <w:r>
         <w:rPr>
@@ -3150,12 +3224,6 @@
           <w:rFonts w:hint="eastAsia"/>
         </w:rPr>
         <w:t>。</w:t>
-      </w:r>
-      <w:r>
-        <w:rPr>
-          <w:rFonts w:hint="eastAsia"/>
-        </w:rPr>
-        <w:t xml:space="preserve"> </w:t>
       </w:r>
     </w:p>
     <w:p>
@@ -3347,7 +3415,13 @@
         <w:ind w:left="777" w:firstLineChars="0" w:firstLine="0"/>
       </w:pPr>
       <w:r>
-        <w:t>SDB_EXPORT INT32 sdbConnectByCipherFile ( const CHAR **pConnAddrs, INT32 arrSize, const CHAR *pUsrName, const CHAR *pToken, const CHAR *pNamespace, sdbConnectionHandle *handle )</w:t>
+        <w:t>SDB_EXPORT INT32 sdbConnectByCipherFile ( const CHAR **pConnAddrs, INT32 arrSize, const CHAR *pUsrName, const CHAR *pToken, const CHAR *p</w:t>
+      </w:r>
+      <w:r>
+        <w:t>Cluster</w:t>
+      </w:r>
+      <w:r>
+        <w:t>, sdbConnectionHandle *handle )</w:t>
       </w:r>
     </w:p>
     <w:p>
@@ -3383,10 +3457,7 @@
         <w:t>和</w:t>
       </w:r>
       <w:r>
-        <w:rPr>
-          <w:rFonts w:hint="eastAsia"/>
-        </w:rPr>
-        <w:t>namespace</w:t>
+        <w:t>cluster</w:t>
       </w:r>
       <w:r>
         <w:rPr>
@@ -3476,7 +3547,16 @@
         <w:rPr>
           <w:rFonts w:hint="eastAsia"/>
         </w:rPr>
-        <w:t xml:space="preserve">, namespace </w:t>
+        <w:t xml:space="preserve">, </w:t>
+      </w:r>
+      <w:r>
+        <w:t>cluster</w:t>
+      </w:r>
+      <w:r>
+        <w:rPr>
+          <w:rFonts w:hint="eastAsia"/>
+        </w:rPr>
+        <w:t xml:space="preserve"> </w:t>
       </w:r>
       <w:r>
         <w:t>“”</w:t>
@@ -3539,7 +3619,7 @@
         <w:rPr>
           <w:rFonts w:hint="eastAsia"/>
         </w:rPr>
-        <w:t>。</w:t>
+        <w:t>；</w:t>
       </w:r>
     </w:p>
     <w:p>
@@ -3548,19 +3628,27 @@
         <w:ind w:left="777" w:firstLineChars="0" w:firstLine="0"/>
       </w:pPr>
       <w:r>
-        <w:t>n</w:t>
-      </w:r>
-      <w:r>
-        <w:rPr>
-          <w:rFonts w:hint="eastAsia"/>
-        </w:rPr>
-        <w:t>amespace</w:t>
-      </w:r>
-      <w:r>
-        <w:rPr>
-          <w:rFonts w:hint="eastAsia"/>
-        </w:rPr>
-        <w:t>用于指定命名空间。</w:t>
+        <w:t>cluster</w:t>
+      </w:r>
+      <w:r>
+        <w:rPr>
+          <w:rFonts w:hint="eastAsia"/>
+        </w:rPr>
+        <w:t>用于指定</w:t>
+      </w:r>
+      <w:r>
+        <w:rPr>
+          <w:rFonts w:hint="eastAsia"/>
+        </w:rPr>
+        <w:t>用户名所属集群</w:t>
+      </w:r>
+      <w:bookmarkStart w:id="0" w:name="_GoBack"/>
+      <w:bookmarkEnd w:id="0"/>
+      <w:r>
+        <w:rPr>
+          <w:rFonts w:hint="eastAsia"/>
+        </w:rPr>
+        <w:t>。</w:t>
       </w:r>
     </w:p>
     <w:p>
@@ -3627,7 +3715,6 @@
         <w:rPr>
           <w:rFonts w:hint="eastAsia"/>
         </w:rPr>
-        <w:lastRenderedPageBreak/>
         <w:t xml:space="preserve">Story </w:t>
       </w:r>
       <w:r>
@@ -3928,7 +4015,13 @@
         <w:rPr>
           <w:rFonts w:hint="eastAsia"/>
         </w:rPr>
-        <w:t xml:space="preserve">namespace, </w:t>
+        <w:t>cluster</w:t>
+      </w:r>
+      <w:r>
+        <w:rPr>
+          <w:rFonts w:hint="eastAsia"/>
+        </w:rPr>
+        <w:t xml:space="preserve">, </w:t>
       </w:r>
       <w:r>
         <w:rPr>
@@ -4036,6 +4129,7 @@
         <w:rPr>
           <w:rFonts w:hint="eastAsia"/>
         </w:rPr>
+        <w:lastRenderedPageBreak/>
         <w:t>若</w:t>
       </w:r>
       <w:r>
@@ -4069,7 +4163,7 @@
         <w:t>[</w:t>
       </w:r>
       <w:r>
-        <w:t>namespace</w:t>
+        <w:t>cluster</w:t>
       </w:r>
       <w:r>
         <w:rPr>
@@ -4105,7 +4199,6 @@
         <w:rPr>
           <w:rFonts w:hint="eastAsia"/>
         </w:rPr>
-        <w:lastRenderedPageBreak/>
         <w:t>若</w:t>
       </w:r>
       <w:r>
@@ -4139,7 +4232,7 @@
         <w:t>[</w:t>
       </w:r>
       <w:r>
-        <w:t>namespace</w:t>
+        <w:t>cluster</w:t>
       </w:r>
       <w:r>
         <w:rPr>
@@ -4236,18 +4329,23 @@
       </w:r>
     </w:p>
     <w:p>
+      <w:r>
+        <w:t>sdbConnectionHandle sdbGetConnectionHandle</w:t>
+      </w:r>
+      <w:r>
+        <w:t>ByCipher</w:t>
+      </w:r>
+      <w:r>
+        <w:t>( const char **serverList,</w:t>
+      </w:r>
+    </w:p>
+    <w:p>
       <w:pPr>
         <w:pStyle w:val="aa"/>
         <w:ind w:left="777"/>
       </w:pPr>
       <w:r>
-        <w:t>sdbConnectionHandle sdbGetConnectionHandle</w:t>
-      </w:r>
-      <w:r>
-        <w:t>ByCipher</w:t>
-      </w:r>
-      <w:r>
-        <w:t>( const char **serverList,</w:t>
+        <w:t xml:space="preserve">                                        int serverNum,</w:t>
       </w:r>
     </w:p>
     <w:p>
@@ -4256,7 +4354,7 @@
         <w:ind w:left="777"/>
       </w:pPr>
       <w:r>
-        <w:t xml:space="preserve">                                        int serverNum,</w:t>
+        <w:t xml:space="preserve">                                        const char *usr,</w:t>
       </w:r>
     </w:p>
     <w:p>
@@ -4265,7 +4363,16 @@
         <w:ind w:left="777"/>
       </w:pPr>
       <w:r>
-        <w:t xml:space="preserve">                                        const char *usr,</w:t>
+        <w:t xml:space="preserve">                                       </w:t>
+      </w:r>
+      <w:r>
+        <w:rPr>
+          <w:color w:val="C00000"/>
+        </w:rPr>
+        <w:t xml:space="preserve"> </w:t>
+      </w:r>
+      <w:r>
+        <w:t>const char *cipherFile,</w:t>
       </w:r>
     </w:p>
     <w:p>
@@ -4274,16 +4381,7 @@
         <w:ind w:left="777"/>
       </w:pPr>
       <w:r>
-        <w:t xml:space="preserve">                                       </w:t>
-      </w:r>
-      <w:r>
-        <w:rPr>
-          <w:color w:val="C00000"/>
-        </w:rPr>
-        <w:t xml:space="preserve"> </w:t>
-      </w:r>
-      <w:r>
-        <w:t>const char *cipherFile,</w:t>
+        <w:t xml:space="preserve">                                        const char *token,</w:t>
       </w:r>
     </w:p>
     <w:p>
@@ -4292,7 +4390,41 @@
         <w:ind w:left="777"/>
       </w:pPr>
       <w:r>
-        <w:t xml:space="preserve">                                        const char *token,</w:t>
+        <w:tab/>
+      </w:r>
+      <w:r>
+        <w:tab/>
+      </w:r>
+      <w:r>
+        <w:tab/>
+      </w:r>
+      <w:r>
+        <w:tab/>
+      </w:r>
+      <w:r>
+        <w:tab/>
+      </w:r>
+      <w:r>
+        <w:tab/>
+      </w:r>
+      <w:r>
+        <w:tab/>
+      </w:r>
+      <w:r>
+        <w:tab/>
+      </w:r>
+      <w:r>
+        <w:tab/>
+      </w:r>
+      <w:r>
+        <w:tab/>
+        <w:t xml:space="preserve">   const char *</w:t>
+      </w:r>
+      <w:r>
+        <w:t>cluster</w:t>
+      </w:r>
+      <w:r>
+        <w:t>,</w:t>
       </w:r>
     </w:p>
     <w:p>
@@ -4301,47 +4433,7 @@
         <w:ind w:left="777"/>
       </w:pPr>
       <w:r>
-        <w:tab/>
-      </w:r>
-      <w:r>
-        <w:tab/>
-      </w:r>
-      <w:r>
-        <w:tab/>
-      </w:r>
-      <w:r>
-        <w:tab/>
-      </w:r>
-      <w:r>
-        <w:tab/>
-      </w:r>
-      <w:r>
-        <w:tab/>
-      </w:r>
-      <w:r>
-        <w:tab/>
-      </w:r>
-      <w:r>
-        <w:tab/>
-      </w:r>
-      <w:r>
-        <w:tab/>
-      </w:r>
-      <w:r>
-        <w:tab/>
-        <w:t xml:space="preserve">   const char *</w:t>
-      </w:r>
-      <w:r>
-        <w:rPr>
-          <w:rFonts w:hint="eastAsia"/>
-        </w:rPr>
-        <w:t>na</w:t>
-      </w:r>
-      <w:r>
-        <w:t>maspace</w:t>
-      </w:r>
-      <w:r>
-        <w:t>,</w:t>
+        <w:t xml:space="preserve">                                        const char *preference_instance,</w:t>
       </w:r>
     </w:p>
     <w:p>
@@ -4350,7 +4442,7 @@
         <w:ind w:left="777"/>
       </w:pPr>
       <w:r>
-        <w:t xml:space="preserve">                                        const char *preference_instance,</w:t>
+        <w:t xml:space="preserve">                                        const char *preference_instance_mode,</w:t>
       </w:r>
     </w:p>
     <w:p>
@@ -4359,15 +4451,6 @@
         <w:ind w:left="777"/>
       </w:pPr>
       <w:r>
-        <w:t xml:space="preserve">                                        const char *preference_instance_mode,</w:t>
-      </w:r>
-    </w:p>
-    <w:p>
-      <w:pPr>
-        <w:pStyle w:val="aa"/>
-        <w:ind w:left="777"/>
-      </w:pPr>
-      <w:r>
         <w:t xml:space="preserve">                                        int session_timeout,</w:t>
       </w:r>
     </w:p>
@@ -4416,13 +4499,7 @@
         <w:t>、</w:t>
       </w:r>
       <w:r>
-        <w:rPr>
-          <w:rFonts w:hint="eastAsia"/>
-        </w:rPr>
-        <w:t>name</w:t>
-      </w:r>
-      <w:r>
-        <w:t>space</w:t>
+        <w:t>cluster</w:t>
       </w:r>
       <w:r>
         <w:rPr>
@@ -4783,7 +4860,14 @@
               <w:rPr>
                 <w:rFonts w:hint="eastAsia"/>
               </w:rPr>
-              <w:t>增加局部静态变量</w:t>
+              <w:t>增加局部静态</w:t>
+            </w:r>
+            <w:r>
+              <w:rPr>
+                <w:rFonts w:hint="eastAsia"/>
+              </w:rPr>
+              <w:lastRenderedPageBreak/>
+              <w:t>变量</w:t>
             </w:r>
           </w:p>
         </w:tc>
@@ -4799,6 +4883,7 @@
               <w:rPr>
                 <w:rFonts w:hint="eastAsia"/>
               </w:rPr>
+              <w:lastRenderedPageBreak/>
               <w:t>static CHAR</w:t>
             </w:r>
             <w:r>
@@ -4959,7 +5044,13 @@
               <w:ind w:left="0"/>
             </w:pPr>
             <w:r>
-              <w:t>SDB_EXPORT INT32 sdbConnectByCipherFile ( const CHAR **pConnAddrs, INT32 arrSize, const CHAR *pUsrName, const CHAR *pToken, const CHAR *pNamespace, sdbConnectionHandle *handle )</w:t>
+              <w:t>SDB_EXPORT INT32 sdbConnectByCipherFile ( const CHAR **pConnAddrs, INT32 arrSize, const CHAR *pUsrName, const CHAR *pToken, const CHAR *p</w:t>
+            </w:r>
+            <w:r>
+              <w:t>Cluster</w:t>
+            </w:r>
+            <w:r>
+              <w:t>, sdbConnectionHandle *handle )</w:t>
             </w:r>
           </w:p>
         </w:tc>
@@ -5002,10 +5093,7 @@
               <w:t>、</w:t>
             </w:r>
             <w:r>
-              <w:rPr>
-                <w:rFonts w:hint="eastAsia"/>
-              </w:rPr>
-              <w:t>namespace</w:t>
+              <w:t>cluster</w:t>
             </w:r>
             <w:r>
               <w:rPr>
@@ -5290,13 +5378,7 @@
         <w:t>、</w:t>
       </w:r>
       <w:r>
-        <w:rPr>
-          <w:rFonts w:hint="eastAsia"/>
-        </w:rPr>
-        <w:t>name</w:t>
-      </w:r>
-      <w:r>
-        <w:t>space</w:t>
+        <w:t>cluster</w:t>
       </w:r>
       <w:r>
         <w:rPr>
@@ -5387,10 +5469,7 @@
         <w:t>、</w:t>
       </w:r>
       <w:r>
-        <w:rPr>
-          <w:rFonts w:hint="eastAsia"/>
-        </w:rPr>
-        <w:t>namespace</w:t>
+        <w:t>cluster</w:t>
       </w:r>
       <w:r>
         <w:rPr>
@@ -5542,7 +5621,16 @@
               <w:t>,</w:t>
             </w:r>
             <w:r>
-              <w:t xml:space="preserve"> const CHAR *pNamespace, </w:t>
+              <w:t xml:space="preserve"> const CHAR *p</w:t>
+            </w:r>
+            <w:r>
+              <w:t>C</w:t>
+            </w:r>
+            <w:r>
+              <w:t>luster</w:t>
+            </w:r>
+            <w:r>
+              <w:t xml:space="preserve">, </w:t>
             </w:r>
             <w:r>
               <w:rPr>
@@ -5766,7 +5854,13 @@
         <w:t>E</w:t>
       </w:r>
       <w:r>
-        <w:t>choChar = -1;</w:t>
+        <w:t>choChar = -1</w:t>
+      </w:r>
+      <w:r>
+        <w:rPr>
+          <w:rFonts w:hint="eastAsia"/>
+        </w:rPr>
+        <w:t>；</w:t>
       </w:r>
     </w:p>
     <w:p>
@@ -5790,7 +5884,7 @@
         <w:rPr>
           <w:rFonts w:hint="eastAsia"/>
         </w:rPr>
-        <w:t>时，未启用回显控制功能，此时原样打印。</w:t>
+        <w:t>时，未启用回显控制功能，此时原样打印；</w:t>
       </w:r>
     </w:p>
     <w:p>
@@ -5817,7 +5911,7 @@
         <w:rPr>
           <w:rFonts w:hint="eastAsia"/>
         </w:rPr>
-        <w:t>时，不打印字符，相当于关闭回显。</w:t>
+        <w:t>时，不打印字符，相当于关闭回显；</w:t>
       </w:r>
     </w:p>
     <w:p>
@@ -5916,6 +6010,7 @@
         <w:rPr>
           <w:rFonts w:hint="eastAsia"/>
         </w:rPr>
+        <w:lastRenderedPageBreak/>
         <w:t>获得用户命令行输入；</w:t>
       </w:r>
     </w:p>
@@ -5932,7 +6027,6 @@
         <w:rPr>
           <w:rFonts w:hint="eastAsia"/>
         </w:rPr>
-        <w:lastRenderedPageBreak/>
         <w:t>使用</w:t>
       </w:r>
       <w:r>
@@ -5963,13 +6057,7 @@
         <w:t>、</w:t>
       </w:r>
       <w:r>
-        <w:rPr>
-          <w:rFonts w:hint="eastAsia"/>
-        </w:rPr>
-        <w:t>names</w:t>
-      </w:r>
-      <w:r>
-        <w:t>pace</w:t>
+        <w:t>cluster</w:t>
       </w:r>
       <w:r>
         <w:rPr>
@@ -6027,13 +6115,7 @@
         <w:t>、</w:t>
       </w:r>
       <w:r>
-        <w:rPr>
-          <w:rFonts w:hint="eastAsia"/>
-        </w:rPr>
-        <w:t>names</w:t>
-      </w:r>
-      <w:r>
-        <w:t>pace</w:t>
+        <w:t>cluster</w:t>
       </w:r>
       <w:r>
         <w:rPr>
@@ -6084,10 +6166,7 @@
         <w:t>add</w:t>
       </w:r>
       <w:r>
-        <w:rPr>
-          <w:rFonts w:hint="eastAsia"/>
-        </w:rPr>
-        <w:t>User</w:t>
+        <w:t>user</w:t>
       </w:r>
       <w:r>
         <w:rPr>
@@ -6234,10 +6313,7 @@
         <w:t>、</w:t>
       </w:r>
       <w:r>
-        <w:rPr>
-          <w:rFonts w:hint="eastAsia"/>
-        </w:rPr>
-        <w:t>namespace</w:t>
+        <w:t>cluster</w:t>
       </w:r>
       <w:r>
         <w:rPr>
@@ -6288,10 +6364,10 @@
       </w:pPr>
       <w:r>
         <w:drawing>
-          <wp:inline distT="0" distB="0" distL="0" distR="0" wp14:anchorId="493EEE52" wp14:editId="63E4BA7A">
+          <wp:inline distT="0" distB="0" distL="0" distR="0" wp14:anchorId="2BC9BAB0" wp14:editId="2257D956">
             <wp:extent cx="5274310" cy="674370"/>
             <wp:effectExtent l="0" t="0" r="0" b="0"/>
-            <wp:docPr id="7" name="图片 7"/>
+            <wp:docPr id="11" name="图片 11"/>
             <wp:cNvGraphicFramePr>
               <a:graphicFrameLocks xmlns:a="http://schemas.openxmlformats.org/drawingml/2006/main" noChangeAspect="1"/>
             </wp:cNvGraphicFramePr>
@@ -6346,16 +6422,19 @@
         <w:ind w:left="777"/>
       </w:pPr>
       <w:r>
-        <w:rPr>
-          <w:rFonts w:hint="eastAsia"/>
-        </w:rPr>
-        <w:t>namespace</w:t>
-      </w:r>
-      <w:r>
-        <w:rPr>
-          <w:rFonts w:hint="eastAsia"/>
-        </w:rPr>
-        <w:t>：用户名命名空间</w:t>
+        <w:t>cluster</w:t>
+      </w:r>
+      <w:r>
+        <w:rPr>
+          <w:rFonts w:hint="eastAsia"/>
+        </w:rPr>
+        <w:t>：用户名</w:t>
+      </w:r>
+      <w:r>
+        <w:rPr>
+          <w:rFonts w:hint="eastAsia"/>
+        </w:rPr>
+        <w:t>所属集群</w:t>
       </w:r>
       <w:r>
         <w:rPr>
@@ -6364,10 +6443,7 @@
         <w:t>，若没有指定</w:t>
       </w:r>
       <w:r>
-        <w:rPr>
-          <w:rFonts w:hint="eastAsia"/>
-        </w:rPr>
-        <w:t>namespace</w:t>
+        <w:t>cluster</w:t>
       </w:r>
       <w:r>
         <w:rPr>
@@ -6388,10 +6464,7 @@
         <w:t>和</w:t>
       </w:r>
       <w:r>
-        <w:rPr>
-          <w:rFonts w:hint="eastAsia"/>
-        </w:rPr>
-        <w:t>namespace</w:t>
+        <w:t>cluster</w:t>
       </w:r>
       <w:r>
         <w:rPr>
@@ -6465,6 +6538,51 @@
           <w:rFonts w:hint="eastAsia"/>
         </w:rPr>
         <w:t>token</w:t>
+      </w:r>
+      <w:r>
+        <w:rPr>
+          <w:rFonts w:hint="eastAsia"/>
+        </w:rPr>
+        <w:t>，若没有指定</w:t>
+      </w:r>
+      <w:r>
+        <w:rPr>
+          <w:rFonts w:hint="eastAsia"/>
+        </w:rPr>
+        <w:t>token</w:t>
+      </w:r>
+      <w:r>
+        <w:rPr>
+          <w:rFonts w:hint="eastAsia"/>
+        </w:rPr>
+        <w:t>则去除</w:t>
+      </w:r>
+      <w:r>
+        <w:rPr>
+          <w:rFonts w:hint="eastAsia"/>
+        </w:rPr>
+        <w:t>Salt</w:t>
+      </w:r>
+      <w:r>
+        <w:t xml:space="preserve"> </w:t>
+      </w:r>
+      <w:r>
+        <w:rPr>
+          <w:rFonts w:hint="eastAsia"/>
+        </w:rPr>
+        <w:t>Len</w:t>
+      </w:r>
+      <w:r>
+        <w:rPr>
+          <w:rFonts w:hint="eastAsia"/>
+        </w:rPr>
+        <w:t>和</w:t>
+      </w:r>
+      <w:r>
+        <w:rPr>
+          <w:rFonts w:hint="eastAsia"/>
+        </w:rPr>
+        <w:t>Salt</w:t>
       </w:r>
       <w:r>
         <w:rPr>
@@ -6822,13 +6940,7 @@
         <w:rPr>
           <w:rFonts w:hint="eastAsia"/>
         </w:rPr>
-        <w:t>第二</w:t>
-      </w:r>
-      <w:r>
-        <w:rPr>
-          <w:rFonts w:hint="eastAsia"/>
-        </w:rPr>
-        <w:t>部分在</w:t>
+        <w:t>第二部分在</w:t>
       </w:r>
       <w:r>
         <w:rPr>
@@ -6875,19 +6987,7 @@
         <w:rPr>
           <w:rFonts w:hint="eastAsia"/>
         </w:rPr>
-        <w:t>第</w:t>
-      </w:r>
-      <w:r>
-        <w:rPr>
-          <w:rFonts w:hint="eastAsia"/>
-        </w:rPr>
-        <w:t>二</w:t>
-      </w:r>
-      <w:r>
-        <w:rPr>
-          <w:rFonts w:hint="eastAsia"/>
-        </w:rPr>
-        <w:t>部分的长度；</w:t>
+        <w:t>第二部分的长度；</w:t>
       </w:r>
     </w:p>
     <w:p>
@@ -6910,13 +7010,7 @@
         <w:rPr>
           <w:rFonts w:hint="eastAsia"/>
         </w:rPr>
-        <w:t>3rd</w:t>
-      </w:r>
-      <w:r>
-        <w:rPr>
-          <w:rFonts w:hint="eastAsia"/>
-        </w:rPr>
-        <w:t xml:space="preserve"> </w:t>
+        <w:t xml:space="preserve">3rd </w:t>
       </w:r>
       <w:r>
         <w:t>Key Part</w:t>
@@ -6937,19 +7031,7 @@
         <w:rPr>
           <w:rFonts w:hint="eastAsia"/>
         </w:rPr>
-        <w:t>第</w:t>
-      </w:r>
-      <w:r>
-        <w:rPr>
-          <w:rFonts w:hint="eastAsia"/>
-        </w:rPr>
-        <w:t>三</w:t>
-      </w:r>
-      <w:r>
-        <w:rPr>
-          <w:rFonts w:hint="eastAsia"/>
-        </w:rPr>
-        <w:t>部分在</w:t>
+        <w:t>第三部分在</w:t>
       </w:r>
       <w:r>
         <w:rPr>
@@ -6969,10 +7051,7 @@
         <w:ind w:left="777"/>
       </w:pPr>
       <w:r>
-        <w:t>3rd</w:t>
-      </w:r>
-      <w:r>
-        <w:t xml:space="preserve"> Key Part Length</w:t>
+        <w:t>3rd Key Part Length</w:t>
       </w:r>
       <w:r>
         <w:rPr>
@@ -6990,25 +7069,7 @@
         <w:rPr>
           <w:rFonts w:hint="eastAsia"/>
         </w:rPr>
-        <w:t>第</w:t>
-      </w:r>
-      <w:r>
-        <w:rPr>
-          <w:rFonts w:hint="eastAsia"/>
-        </w:rPr>
-        <w:t>三</w:t>
-      </w:r>
-      <w:r>
-        <w:rPr>
-          <w:rFonts w:hint="eastAsia"/>
-        </w:rPr>
-        <w:t>部分的</w:t>
-      </w:r>
-      <w:r>
-        <w:rPr>
-          <w:rFonts w:hint="eastAsia"/>
-        </w:rPr>
-        <w:t>长度。</w:t>
+        <w:t>第三部分的长度。</w:t>
       </w:r>
     </w:p>
     <w:p>
@@ -7123,6 +7184,7 @@
         <w:rPr>
           <w:rFonts w:hint="eastAsia"/>
         </w:rPr>
+        <w:lastRenderedPageBreak/>
         <w:t>使用加密</w:t>
       </w:r>
       <w:r>
@@ -7151,7 +7213,6 @@
         <w:rPr>
           <w:rFonts w:hint="eastAsia"/>
         </w:rPr>
-        <w:lastRenderedPageBreak/>
         <w:t>按照存储格式保存。</w:t>
       </w:r>
     </w:p>
@@ -7195,8 +7256,6 @@
         </w:rPr>
         <w:t>取出</w:t>
       </w:r>
-      <w:bookmarkStart w:id="0" w:name="_GoBack"/>
-      <w:bookmarkEnd w:id="0"/>
       <w:r>
         <w:rPr>
           <w:rFonts w:hint="eastAsia"/>
@@ -8505,6 +8564,7 @@
               <w:rPr>
                 <w:rFonts w:hint="eastAsia"/>
               </w:rPr>
+              <w:lastRenderedPageBreak/>
               <w:t>代码是否全部提交</w:t>
             </w:r>
             <w:r>
@@ -8555,7 +8615,6 @@
               <w:rPr>
                 <w:rFonts w:hint="eastAsia"/>
               </w:rPr>
-              <w:lastRenderedPageBreak/>
               <w:t>原有用例是否全部通过</w:t>
             </w:r>
           </w:p>
@@ -9352,6 +9411,95 @@
     </w:lvl>
   </w:abstractNum>
   <w:abstractNum w:abstractNumId="5" w15:restartNumberingAfterBreak="0">
+    <w:nsid w:val="322B4EC8"/>
+    <w:multiLevelType w:val="hybridMultilevel"/>
+    <w:tmpl w:val="CB68F77C"/>
+    <w:lvl w:ilvl="0" w:tplc="FFA870FA">
+      <w:start w:val="1"/>
+      <w:numFmt w:val="decimal"/>
+      <w:lvlText w:val="%1."/>
+      <w:lvlJc w:val="left"/>
+      <w:pPr>
+        <w:ind w:left="360" w:hanging="360"/>
+      </w:pPr>
+      <w:rPr>
+        <w:rFonts w:hint="default"/>
+      </w:rPr>
+    </w:lvl>
+    <w:lvl w:ilvl="1" w:tplc="04090019" w:tentative="1">
+      <w:start w:val="1"/>
+      <w:numFmt w:val="lowerLetter"/>
+      <w:lvlText w:val="%2)"/>
+      <w:lvlJc w:val="left"/>
+      <w:pPr>
+        <w:ind w:left="840" w:hanging="420"/>
+      </w:pPr>
+    </w:lvl>
+    <w:lvl w:ilvl="2" w:tplc="0409001B" w:tentative="1">
+      <w:start w:val="1"/>
+      <w:numFmt w:val="lowerRoman"/>
+      <w:lvlText w:val="%3."/>
+      <w:lvlJc w:val="right"/>
+      <w:pPr>
+        <w:ind w:left="1260" w:hanging="420"/>
+      </w:pPr>
+    </w:lvl>
+    <w:lvl w:ilvl="3" w:tplc="0409000F" w:tentative="1">
+      <w:start w:val="1"/>
+      <w:numFmt w:val="decimal"/>
+      <w:lvlText w:val="%4."/>
+      <w:lvlJc w:val="left"/>
+      <w:pPr>
+        <w:ind w:left="1680" w:hanging="420"/>
+      </w:pPr>
+    </w:lvl>
+    <w:lvl w:ilvl="4" w:tplc="04090019" w:tentative="1">
+      <w:start w:val="1"/>
+      <w:numFmt w:val="lowerLetter"/>
+      <w:lvlText w:val="%5)"/>
+      <w:lvlJc w:val="left"/>
+      <w:pPr>
+        <w:ind w:left="2100" w:hanging="420"/>
+      </w:pPr>
+    </w:lvl>
+    <w:lvl w:ilvl="5" w:tplc="0409001B" w:tentative="1">
+      <w:start w:val="1"/>
+      <w:numFmt w:val="lowerRoman"/>
+      <w:lvlText w:val="%6."/>
+      <w:lvlJc w:val="right"/>
+      <w:pPr>
+        <w:ind w:left="2520" w:hanging="420"/>
+      </w:pPr>
+    </w:lvl>
+    <w:lvl w:ilvl="6" w:tplc="0409000F" w:tentative="1">
+      <w:start w:val="1"/>
+      <w:numFmt w:val="decimal"/>
+      <w:lvlText w:val="%7."/>
+      <w:lvlJc w:val="left"/>
+      <w:pPr>
+        <w:ind w:left="2940" w:hanging="420"/>
+      </w:pPr>
+    </w:lvl>
+    <w:lvl w:ilvl="7" w:tplc="04090019" w:tentative="1">
+      <w:start w:val="1"/>
+      <w:numFmt w:val="lowerLetter"/>
+      <w:lvlText w:val="%8)"/>
+      <w:lvlJc w:val="left"/>
+      <w:pPr>
+        <w:ind w:left="3360" w:hanging="420"/>
+      </w:pPr>
+    </w:lvl>
+    <w:lvl w:ilvl="8" w:tplc="0409001B" w:tentative="1">
+      <w:start w:val="1"/>
+      <w:numFmt w:val="lowerRoman"/>
+      <w:lvlText w:val="%9."/>
+      <w:lvlJc w:val="right"/>
+      <w:pPr>
+        <w:ind w:left="3780" w:hanging="420"/>
+      </w:pPr>
+    </w:lvl>
+  </w:abstractNum>
+  <w:abstractNum w:abstractNumId="6" w15:restartNumberingAfterBreak="0">
     <w:nsid w:val="3AC97F15"/>
     <w:multiLevelType w:val="hybridMultilevel"/>
     <w:tmpl w:val="372A9548"/>
@@ -9437,7 +9585,7 @@
       </w:pPr>
     </w:lvl>
   </w:abstractNum>
-  <w:abstractNum w:abstractNumId="6" w15:restartNumberingAfterBreak="0">
+  <w:abstractNum w:abstractNumId="7" w15:restartNumberingAfterBreak="0">
     <w:nsid w:val="3D0C2F73"/>
     <w:multiLevelType w:val="hybridMultilevel"/>
     <w:tmpl w:val="11880EB2"/>
@@ -9526,7 +9674,7 @@
       </w:pPr>
     </w:lvl>
   </w:abstractNum>
-  <w:abstractNum w:abstractNumId="7" w15:restartNumberingAfterBreak="0">
+  <w:abstractNum w:abstractNumId="8" w15:restartNumberingAfterBreak="0">
     <w:nsid w:val="44651843"/>
     <w:multiLevelType w:val="hybridMultilevel"/>
     <w:tmpl w:val="46548750"/>
@@ -9615,7 +9763,7 @@
       </w:pPr>
     </w:lvl>
   </w:abstractNum>
-  <w:abstractNum w:abstractNumId="8" w15:restartNumberingAfterBreak="0">
+  <w:abstractNum w:abstractNumId="9" w15:restartNumberingAfterBreak="0">
     <w:nsid w:val="483A13CE"/>
     <w:multiLevelType w:val="hybridMultilevel"/>
     <w:tmpl w:val="8D440856"/>
@@ -9704,7 +9852,7 @@
       </w:pPr>
     </w:lvl>
   </w:abstractNum>
-  <w:abstractNum w:abstractNumId="9" w15:restartNumberingAfterBreak="0">
+  <w:abstractNum w:abstractNumId="10" w15:restartNumberingAfterBreak="0">
     <w:nsid w:val="4A8D4088"/>
     <w:multiLevelType w:val="hybridMultilevel"/>
     <w:tmpl w:val="FDB6E71E"/>
@@ -9793,7 +9941,7 @@
       </w:pPr>
     </w:lvl>
   </w:abstractNum>
-  <w:abstractNum w:abstractNumId="10" w15:restartNumberingAfterBreak="0">
+  <w:abstractNum w:abstractNumId="11" w15:restartNumberingAfterBreak="0">
     <w:nsid w:val="4BAB31BF"/>
     <w:multiLevelType w:val="hybridMultilevel"/>
     <w:tmpl w:val="2BD27972"/>
@@ -9882,7 +10030,7 @@
       </w:pPr>
     </w:lvl>
   </w:abstractNum>
-  <w:abstractNum w:abstractNumId="11" w15:restartNumberingAfterBreak="0">
+  <w:abstractNum w:abstractNumId="12" w15:restartNumberingAfterBreak="0">
     <w:nsid w:val="4F105811"/>
     <w:multiLevelType w:val="hybridMultilevel"/>
     <w:tmpl w:val="98D0F9A8"/>
@@ -9971,7 +10119,7 @@
       </w:pPr>
     </w:lvl>
   </w:abstractNum>
-  <w:abstractNum w:abstractNumId="12" w15:restartNumberingAfterBreak="0">
+  <w:abstractNum w:abstractNumId="13" w15:restartNumberingAfterBreak="0">
     <w:nsid w:val="4F9C5651"/>
     <w:multiLevelType w:val="hybridMultilevel"/>
     <w:tmpl w:val="ADEE1B58"/>
@@ -10060,7 +10208,7 @@
       </w:pPr>
     </w:lvl>
   </w:abstractNum>
-  <w:abstractNum w:abstractNumId="13" w15:restartNumberingAfterBreak="0">
+  <w:abstractNum w:abstractNumId="14" w15:restartNumberingAfterBreak="0">
     <w:nsid w:val="51334D8E"/>
     <w:multiLevelType w:val="hybridMultilevel"/>
     <w:tmpl w:val="F15A88F8"/>
@@ -10146,7 +10294,7 @@
       </w:pPr>
     </w:lvl>
   </w:abstractNum>
-  <w:abstractNum w:abstractNumId="14" w15:restartNumberingAfterBreak="0">
+  <w:abstractNum w:abstractNumId="15" w15:restartNumberingAfterBreak="0">
     <w:nsid w:val="57EC4751"/>
     <w:multiLevelType w:val="hybridMultilevel"/>
     <w:tmpl w:val="60C03066"/>
@@ -10235,7 +10383,7 @@
       </w:pPr>
     </w:lvl>
   </w:abstractNum>
-  <w:abstractNum w:abstractNumId="15" w15:restartNumberingAfterBreak="0">
+  <w:abstractNum w:abstractNumId="16" w15:restartNumberingAfterBreak="0">
     <w:nsid w:val="589E00D2"/>
     <w:multiLevelType w:val="multilevel"/>
     <w:tmpl w:val="DBE8E282"/>
@@ -10354,7 +10502,7 @@
       </w:rPr>
     </w:lvl>
   </w:abstractNum>
-  <w:abstractNum w:abstractNumId="16" w15:restartNumberingAfterBreak="0">
+  <w:abstractNum w:abstractNumId="17" w15:restartNumberingAfterBreak="0">
     <w:nsid w:val="77F661C8"/>
     <w:multiLevelType w:val="hybridMultilevel"/>
     <w:tmpl w:val="BE208404"/>
@@ -10443,7 +10591,7 @@
       </w:pPr>
     </w:lvl>
   </w:abstractNum>
-  <w:abstractNum w:abstractNumId="17" w15:restartNumberingAfterBreak="0">
+  <w:abstractNum w:abstractNumId="18" w15:restartNumberingAfterBreak="0">
     <w:nsid w:val="79701C50"/>
     <w:multiLevelType w:val="hybridMultilevel"/>
     <w:tmpl w:val="E0DE4D12"/>
@@ -10536,34 +10684,34 @@
     <w:abstractNumId w:val="4"/>
   </w:num>
   <w:num w:numId="2">
-    <w:abstractNumId w:val="15"/>
+    <w:abstractNumId w:val="16"/>
   </w:num>
   <w:num w:numId="3">
     <w:abstractNumId w:val="0"/>
   </w:num>
   <w:num w:numId="4">
-    <w:abstractNumId w:val="13"/>
+    <w:abstractNumId w:val="14"/>
   </w:num>
   <w:num w:numId="5">
-    <w:abstractNumId w:val="5"/>
+    <w:abstractNumId w:val="6"/>
   </w:num>
   <w:num w:numId="6">
-    <w:abstractNumId w:val="10"/>
+    <w:abstractNumId w:val="11"/>
   </w:num>
   <w:num w:numId="7">
-    <w:abstractNumId w:val="8"/>
+    <w:abstractNumId w:val="9"/>
   </w:num>
   <w:num w:numId="8">
     <w:abstractNumId w:val="3"/>
   </w:num>
   <w:num w:numId="9">
-    <w:abstractNumId w:val="11"/>
+    <w:abstractNumId w:val="12"/>
   </w:num>
   <w:num w:numId="10">
-    <w:abstractNumId w:val="12"/>
+    <w:abstractNumId w:val="13"/>
   </w:num>
   <w:num w:numId="11">
-    <w:abstractNumId w:val="9"/>
+    <w:abstractNumId w:val="10"/>
   </w:num>
   <w:num w:numId="12">
     <w:abstractNumId w:val="1"/>
@@ -10572,19 +10720,22 @@
     <w:abstractNumId w:val="2"/>
   </w:num>
   <w:num w:numId="14">
+    <w:abstractNumId w:val="8"/>
+  </w:num>
+  <w:num w:numId="15">
+    <w:abstractNumId w:val="18"/>
+  </w:num>
+  <w:num w:numId="16">
+    <w:abstractNumId w:val="15"/>
+  </w:num>
+  <w:num w:numId="17">
     <w:abstractNumId w:val="7"/>
   </w:num>
-  <w:num w:numId="15">
+  <w:num w:numId="18">
     <w:abstractNumId w:val="17"/>
   </w:num>
-  <w:num w:numId="16">
-    <w:abstractNumId w:val="14"/>
-  </w:num>
-  <w:num w:numId="17">
-    <w:abstractNumId w:val="6"/>
-  </w:num>
-  <w:num w:numId="18">
-    <w:abstractNumId w:val="16"/>
+  <w:num w:numId="19">
+    <w:abstractNumId w:val="5"/>
   </w:num>
   <w:numIdMacAtCleanup w:val="18"/>
 </w:numbering>
@@ -11706,7 +11857,7 @@
 </file>
 
 <file path=customXml/itemProps1.xml><?xml version="1.0" encoding="utf-8"?>
-<ds:datastoreItem xmlns:ds="http://schemas.openxmlformats.org/officeDocument/2006/customXml" ds:itemID="{D8D3FABE-5F61-4511-A70B-F3E7D8A7EDA3}">
+<ds:datastoreItem xmlns:ds="http://schemas.openxmlformats.org/officeDocument/2006/customXml" ds:itemID="{A1C9FCDE-4C1D-42EF-ABF2-2C44867ED044}">
   <ds:schemaRefs>
     <ds:schemaRef ds:uri="http://schemas.openxmlformats.org/officeDocument/2006/bibliography"/>
   </ds:schemaRefs>

--- a/internal_doc/03.开发设计/Story-password调整方案.docx
+++ b/internal_doc/03.开发设计/Story-password调整方案.docx
@@ -730,9 +730,6 @@
           <w:p>
             <w:pPr>
               <w:ind w:left="0"/>
-              <w:rPr>
-                <w:rFonts w:hint="eastAsia"/>
-              </w:rPr>
             </w:pPr>
             <w:r>
               <w:rPr>
@@ -763,9 +760,6 @@
                 <w:numId w:val="19"/>
               </w:numPr>
               <w:ind w:firstLineChars="0"/>
-              <w:rPr>
-                <w:rFonts w:hint="eastAsia"/>
-              </w:rPr>
             </w:pPr>
             <w:r>
               <w:t>n</w:t>
@@ -1017,7 +1011,6 @@
         <w:rPr>
           <w:rFonts w:hint="eastAsia"/>
         </w:rPr>
-        <w:lastRenderedPageBreak/>
         <w:t>密码管理工具，用户通过</w:t>
       </w:r>
       <w:r>
@@ -1119,9 +1112,6 @@
           <w:p>
             <w:pPr>
               <w:ind w:left="0"/>
-              <w:rPr>
-                <w:rFonts w:hint="eastAsia"/>
-              </w:rPr>
             </w:pPr>
             <w:r>
               <w:rPr>
@@ -1191,9 +1181,6 @@
           <w:p>
             <w:pPr>
               <w:ind w:left="0"/>
-              <w:rPr>
-                <w:rFonts w:hint="eastAsia"/>
-              </w:rPr>
             </w:pPr>
             <w:r>
               <w:rPr>
@@ -1287,9 +1274,6 @@
           <w:p>
             <w:pPr>
               <w:ind w:left="0"/>
-              <w:rPr>
-                <w:rFonts w:hint="eastAsia"/>
-              </w:rPr>
             </w:pPr>
             <w:r>
               <w:rPr>
@@ -1380,9 +1364,6 @@
           <w:p>
             <w:pPr>
               <w:ind w:left="0"/>
-              <w:rPr>
-                <w:rFonts w:hint="eastAsia"/>
-              </w:rPr>
             </w:pPr>
             <w:r>
               <w:rPr>
@@ -1458,9 +1439,6 @@
           <w:p>
             <w:pPr>
               <w:ind w:left="0"/>
-              <w:rPr>
-                <w:rFonts w:hint="eastAsia"/>
-              </w:rPr>
             </w:pPr>
             <w:r>
               <w:rPr>
@@ -1539,9 +1517,6 @@
           <w:p>
             <w:pPr>
               <w:ind w:left="0"/>
-              <w:rPr>
-                <w:rFonts w:hint="eastAsia"/>
-              </w:rPr>
             </w:pPr>
             <w:r>
               <w:rPr>
@@ -1620,9 +1595,6 @@
           <w:p>
             <w:pPr>
               <w:ind w:left="0"/>
-              <w:rPr>
-                <w:rFonts w:hint="eastAsia"/>
-              </w:rPr>
             </w:pPr>
             <w:r>
               <w:rPr>
@@ -1820,13 +1792,7 @@
       </w:r>
     </w:p>
     <w:p/>
-    <w:p>
-      <w:pPr>
-        <w:rPr>
-          <w:rFonts w:hint="eastAsia"/>
-        </w:rPr>
-      </w:pPr>
-    </w:p>
+    <w:p/>
     <w:p>
       <w:pPr>
         <w:pStyle w:val="aa"/>
@@ -1994,9 +1960,6 @@
           <w:p>
             <w:pPr>
               <w:ind w:left="0"/>
-              <w:rPr>
-                <w:rFonts w:hint="eastAsia"/>
-              </w:rPr>
             </w:pPr>
             <w:r>
               <w:rPr>
@@ -2084,9 +2047,6 @@
           <w:p>
             <w:pPr>
               <w:ind w:left="0"/>
-              <w:rPr>
-                <w:rFonts w:hint="eastAsia"/>
-              </w:rPr>
             </w:pPr>
             <w:r>
               <w:rPr>
@@ -2165,9 +2125,6 @@
           <w:p>
             <w:pPr>
               <w:ind w:left="0"/>
-              <w:rPr>
-                <w:rFonts w:hint="eastAsia"/>
-              </w:rPr>
             </w:pPr>
             <w:r>
               <w:rPr>
@@ -2249,9 +2206,6 @@
           <w:p>
             <w:pPr>
               <w:ind w:left="0"/>
-              <w:rPr>
-                <w:rFonts w:hint="eastAsia"/>
-              </w:rPr>
             </w:pPr>
             <w:r>
               <w:rPr>
@@ -2330,9 +2284,6 @@
           <w:p>
             <w:pPr>
               <w:ind w:left="0"/>
-              <w:rPr>
-                <w:rFonts w:hint="eastAsia"/>
-              </w:rPr>
             </w:pPr>
             <w:r>
               <w:rPr>
@@ -2402,9 +2353,6 @@
           <w:p>
             <w:pPr>
               <w:ind w:left="0"/>
-              <w:rPr>
-                <w:rFonts w:hint="eastAsia"/>
-              </w:rPr>
             </w:pPr>
             <w:r>
               <w:rPr>
@@ -2622,9 +2570,6 @@
           <w:p>
             <w:pPr>
               <w:ind w:left="0"/>
-              <w:rPr>
-                <w:rFonts w:hint="eastAsia"/>
-              </w:rPr>
             </w:pPr>
             <w:r>
               <w:rPr>
@@ -2649,7 +2594,6 @@
               <w:rPr>
                 <w:rFonts w:hint="eastAsia"/>
               </w:rPr>
-              <w:lastRenderedPageBreak/>
               <w:t>--user</w:t>
             </w:r>
             <w:r>
@@ -2708,9 +2652,6 @@
           <w:p>
             <w:pPr>
               <w:ind w:left="0"/>
-              <w:rPr>
-                <w:rFonts w:hint="eastAsia"/>
-              </w:rPr>
             </w:pPr>
             <w:r>
               <w:rPr>
@@ -2784,9 +2725,6 @@
           <w:p>
             <w:pPr>
               <w:ind w:left="0"/>
-              <w:rPr>
-                <w:rFonts w:hint="eastAsia"/>
-              </w:rPr>
             </w:pPr>
             <w:r>
               <w:rPr>
@@ -2860,9 +2798,6 @@
           <w:p>
             <w:pPr>
               <w:ind w:left="0"/>
-              <w:rPr>
-                <w:rFonts w:hint="eastAsia"/>
-              </w:rPr>
             </w:pPr>
             <w:r>
               <w:rPr>
@@ -2933,9 +2868,6 @@
           <w:p>
             <w:pPr>
               <w:ind w:left="0"/>
-              <w:rPr>
-                <w:rFonts w:hint="eastAsia"/>
-              </w:rPr>
             </w:pPr>
             <w:r>
               <w:rPr>
@@ -3230,9 +3162,6 @@
       <w:pPr>
         <w:pStyle w:val="aa"/>
         <w:ind w:left="777" w:firstLineChars="0" w:firstLine="0"/>
-        <w:rPr>
-          <w:rFonts w:hint="eastAsia"/>
-        </w:rPr>
       </w:pPr>
     </w:p>
     <w:p>
@@ -3642,8 +3571,6 @@
         </w:rPr>
         <w:t>用户名所属集群</w:t>
       </w:r>
-      <w:bookmarkStart w:id="0" w:name="_GoBack"/>
-      <w:bookmarkEnd w:id="0"/>
       <w:r>
         <w:rPr>
           <w:rFonts w:hint="eastAsia"/>
@@ -3781,6 +3708,9 @@
         <w:ind w:left="777" w:firstLineChars="0" w:firstLine="0"/>
       </w:pPr>
       <w:r>
+        <w:rPr>
+          <w:noProof/>
+        </w:rPr>
         <w:drawing>
           <wp:inline distT="0" distB="0" distL="0" distR="0" wp14:anchorId="560F3B81" wp14:editId="216AACB1">
             <wp:extent cx="4286250" cy="2190750"/>
@@ -3919,6 +3849,9 @@
         <w:ind w:left="777" w:firstLineChars="0" w:firstLine="0"/>
       </w:pPr>
       <w:r>
+        <w:rPr>
+          <w:noProof/>
+        </w:rPr>
         <w:drawing>
           <wp:inline distT="0" distB="0" distL="0" distR="0" wp14:anchorId="46144071" wp14:editId="11F8F6C3">
             <wp:extent cx="3905250" cy="2762250"/>
@@ -4129,7 +4062,6 @@
         <w:rPr>
           <w:rFonts w:hint="eastAsia"/>
         </w:rPr>
-        <w:lastRenderedPageBreak/>
         <w:t>若</w:t>
       </w:r>
       <w:r>
@@ -4860,14 +4792,7 @@
               <w:rPr>
                 <w:rFonts w:hint="eastAsia"/>
               </w:rPr>
-              <w:t>增加局部静态</w:t>
-            </w:r>
-            <w:r>
-              <w:rPr>
-                <w:rFonts w:hint="eastAsia"/>
-              </w:rPr>
-              <w:lastRenderedPageBreak/>
-              <w:t>变量</w:t>
+              <w:t>增加局部静态变量</w:t>
             </w:r>
           </w:p>
         </w:tc>
@@ -4883,7 +4808,6 @@
               <w:rPr>
                 <w:rFonts w:hint="eastAsia"/>
               </w:rPr>
-              <w:lastRenderedPageBreak/>
               <w:t>static CHAR</w:t>
             </w:r>
             <w:r>
@@ -4952,7 +4876,6 @@
               <w:rPr>
                 <w:rFonts w:hint="eastAsia"/>
               </w:rPr>
-              <w:lastRenderedPageBreak/>
               <w:t>增加宏</w:t>
             </w:r>
           </w:p>
@@ -6010,7 +5933,6 @@
         <w:rPr>
           <w:rFonts w:hint="eastAsia"/>
         </w:rPr>
-        <w:lastRenderedPageBreak/>
         <w:t>获得用户命令行输入；</w:t>
       </w:r>
     </w:p>
@@ -6251,13 +6173,21 @@
         <w:rPr>
           <w:rFonts w:hint="eastAsia"/>
         </w:rPr>
-        <w:t>64</w:t>
-      </w:r>
-      <w:r>
-        <w:rPr>
-          <w:rFonts w:hint="eastAsia"/>
-        </w:rPr>
-        <w:t>字节；</w:t>
+        <w:t>8</w:t>
+      </w:r>
+      <w:r>
+        <w:rPr>
+          <w:rFonts w:hint="eastAsia"/>
+        </w:rPr>
+        <w:t>字节</w:t>
+      </w:r>
+      <w:bookmarkStart w:id="0" w:name="_GoBack"/>
+      <w:bookmarkEnd w:id="0"/>
+      <w:r>
+        <w:rPr>
+          <w:rFonts w:hint="eastAsia"/>
+        </w:rPr>
+        <w:t>；</w:t>
       </w:r>
     </w:p>
     <w:p>
@@ -6290,9 +6220,6 @@
     <w:p>
       <w:pPr>
         <w:ind w:left="777"/>
-        <w:rPr>
-          <w:rFonts w:hint="eastAsia"/>
-        </w:rPr>
       </w:pPr>
       <w:r>
         <w:rPr>
@@ -6363,6 +6290,9 @@
         <w:ind w:left="777"/>
       </w:pPr>
       <w:r>
+        <w:rPr>
+          <w:noProof/>
+        </w:rPr>
         <w:drawing>
           <wp:inline distT="0" distB="0" distL="0" distR="0" wp14:anchorId="2BC9BAB0" wp14:editId="2257D956">
             <wp:extent cx="5274310" cy="674370"/>
@@ -6420,6 +6350,32 @@
     <w:p>
       <w:pPr>
         <w:ind w:left="777"/>
+        <w:rPr>
+          <w:rFonts w:hint="eastAsia"/>
+        </w:rPr>
+      </w:pPr>
+      <w:r>
+        <w:rPr>
+          <w:rFonts w:hint="eastAsia"/>
+        </w:rPr>
+        <w:t>“</w:t>
+      </w:r>
+      <w:r>
+        <w:rPr>
+          <w:rFonts w:hint="eastAsia"/>
+        </w:rPr>
+        <w:t>@</w:t>
+      </w:r>
+      <w:r>
+        <w:rPr>
+          <w:rFonts w:hint="eastAsia"/>
+        </w:rPr>
+        <w:t>”：用户名和用户名所属集群分割符；</w:t>
+      </w:r>
+    </w:p>
+    <w:p>
+      <w:pPr>
+        <w:ind w:left="777"/>
       </w:pPr>
       <w:r>
         <w:t>cluster</w:t>
@@ -6482,7 +6438,16 @@
     <w:p>
       <w:pPr>
         <w:ind w:left="777"/>
-      </w:pPr>
+        <w:rPr>
+          <w:rFonts w:hint="eastAsia"/>
+        </w:rPr>
+      </w:pPr>
+      <w:r>
+        <w:rPr>
+          <w:rFonts w:hint="eastAsia"/>
+        </w:rPr>
+        <w:t>“：”：用户名所属集群和</w:t>
+      </w:r>
       <w:r>
         <w:rPr>
           <w:rFonts w:hint="eastAsia"/>
@@ -6502,6 +6467,32 @@
         <w:rPr>
           <w:rFonts w:hint="eastAsia"/>
         </w:rPr>
+        <w:t>分割符；</w:t>
+      </w:r>
+    </w:p>
+    <w:p>
+      <w:pPr>
+        <w:ind w:left="777"/>
+      </w:pPr>
+      <w:r>
+        <w:rPr>
+          <w:rFonts w:hint="eastAsia"/>
+        </w:rPr>
+        <w:t>Salt</w:t>
+      </w:r>
+      <w:r>
+        <w:t xml:space="preserve"> </w:t>
+      </w:r>
+      <w:r>
+        <w:rPr>
+          <w:rFonts w:hint="eastAsia"/>
+        </w:rPr>
+        <w:t>Len</w:t>
+      </w:r>
+      <w:r>
+        <w:rPr>
+          <w:rFonts w:hint="eastAsia"/>
+        </w:rPr>
         <w:t>：用户输入</w:t>
       </w:r>
       <w:r>
@@ -6772,11 +6763,11 @@
     <w:p>
       <w:pPr>
         <w:ind w:left="777"/>
-        <w:rPr>
-          <w:rFonts w:hint="eastAsia"/>
-        </w:rPr>
-      </w:pPr>
-      <w:r>
+      </w:pPr>
+      <w:r>
+        <w:rPr>
+          <w:noProof/>
+        </w:rPr>
         <w:drawing>
           <wp:inline distT="0" distB="0" distL="0" distR="0" wp14:anchorId="54AE8098" wp14:editId="15E01820">
             <wp:extent cx="5274310" cy="954405"/>
@@ -6817,9 +6808,6 @@
     <w:p>
       <w:pPr>
         <w:ind w:left="777"/>
-        <w:rPr>
-          <w:rFonts w:hint="eastAsia"/>
-        </w:rPr>
       </w:pPr>
       <w:r>
         <w:rPr>
@@ -6902,9 +6890,6 @@
     <w:p>
       <w:pPr>
         <w:ind w:left="777"/>
-        <w:rPr>
-          <w:rFonts w:hint="eastAsia"/>
-        </w:rPr>
       </w:pPr>
       <w:r>
         <w:rPr>
@@ -6958,9 +6943,6 @@
     <w:p>
       <w:pPr>
         <w:ind w:left="777"/>
-        <w:rPr>
-          <w:rFonts w:hint="eastAsia"/>
-        </w:rPr>
       </w:pPr>
       <w:r>
         <w:rPr>
@@ -6993,9 +6975,6 @@
     <w:p>
       <w:pPr>
         <w:ind w:left="777"/>
-        <w:rPr>
-          <w:rFonts w:hint="eastAsia"/>
-        </w:rPr>
       </w:pPr>
       <w:r>
         <w:rPr>
@@ -7075,9 +7054,6 @@
     <w:p>
       <w:pPr>
         <w:ind w:left="777"/>
-        <w:rPr>
-          <w:rFonts w:hint="eastAsia"/>
-        </w:rPr>
       </w:pPr>
     </w:p>
     <w:p>
@@ -7184,7 +7160,6 @@
         <w:rPr>
           <w:rFonts w:hint="eastAsia"/>
         </w:rPr>
-        <w:lastRenderedPageBreak/>
         <w:t>使用加密</w:t>
       </w:r>
       <w:r>
@@ -7240,9 +7215,6 @@
           <w:numId w:val="17"/>
         </w:numPr>
         <w:ind w:firstLineChars="0"/>
-        <w:rPr>
-          <w:rFonts w:hint="eastAsia"/>
-        </w:rPr>
       </w:pPr>
       <w:r>
         <w:rPr>
@@ -7387,9 +7359,6 @@
     <w:p>
       <w:pPr>
         <w:ind w:left="777"/>
-        <w:rPr>
-          <w:rFonts w:hint="eastAsia"/>
-        </w:rPr>
       </w:pPr>
     </w:p>
     <w:p>
@@ -8564,7 +8533,6 @@
               <w:rPr>
                 <w:rFonts w:hint="eastAsia"/>
               </w:rPr>
-              <w:lastRenderedPageBreak/>
               <w:t>代码是否全部提交</w:t>
             </w:r>
             <w:r>
@@ -11857,7 +11825,7 @@
 </file>
 
 <file path=customXml/itemProps1.xml><?xml version="1.0" encoding="utf-8"?>
-<ds:datastoreItem xmlns:ds="http://schemas.openxmlformats.org/officeDocument/2006/customXml" ds:itemID="{A1C9FCDE-4C1D-42EF-ABF2-2C44867ED044}">
+<ds:datastoreItem xmlns:ds="http://schemas.openxmlformats.org/officeDocument/2006/customXml" ds:itemID="{CFEB9503-B1A4-41A8-8ABA-5762B4193B86}">
   <ds:schemaRefs>
     <ds:schemaRef ds:uri="http://schemas.openxmlformats.org/officeDocument/2006/bibliography"/>
   </ds:schemaRefs>

--- a/internal_doc/03.开发设计/Story-password调整方案.docx
+++ b/internal_doc/03.开发设计/Story-password调整方案.docx
@@ -1011,6 +1011,7 @@
         <w:rPr>
           <w:rFonts w:hint="eastAsia"/>
         </w:rPr>
+        <w:lastRenderedPageBreak/>
         <w:t>密码管理工具，用户通过</w:t>
       </w:r>
       <w:r>
@@ -2594,6 +2595,7 @@
               <w:rPr>
                 <w:rFonts w:hint="eastAsia"/>
               </w:rPr>
+              <w:lastRenderedPageBreak/>
               <w:t>--user</w:t>
             </w:r>
             <w:r>
@@ -3344,7 +3346,21 @@
         <w:ind w:left="777" w:firstLineChars="0" w:firstLine="0"/>
       </w:pPr>
       <w:r>
-        <w:t>SDB_EXPORT INT32 sdbConnectByCipherFile ( const CHAR **pConnAddrs, INT32 arrSize, const CHAR *pUsrName, const CHAR *pToken, const CHAR *p</w:t>
+        <w:t xml:space="preserve">SDB_EXPORT INT32 sdbConnectByCipherFile ( </w:t>
+      </w:r>
+      <w:commentRangeStart w:id="0"/>
+      <w:r>
+        <w:t xml:space="preserve">const CHAR **pConnAddrs, INT32 arrSize, </w:t>
+      </w:r>
+      <w:commentRangeEnd w:id="0"/>
+      <w:r>
+        <w:rPr>
+          <w:rStyle w:val="af"/>
+        </w:rPr>
+        <w:commentReference w:id="0"/>
+      </w:r>
+      <w:r>
+        <w:t>const CHAR *pUsrName, const CHAR *pToken, const CHAR *p</w:t>
       </w:r>
       <w:r>
         <w:t>Cluster</w:t>
@@ -3716,2588 +3732,6 @@
             <wp:extent cx="4286250" cy="2190750"/>
             <wp:effectExtent l="0" t="0" r="0" b="0"/>
             <wp:docPr id="1" name="图片 1"/>
-            <wp:cNvGraphicFramePr>
-              <a:graphicFrameLocks xmlns:a="http://schemas.openxmlformats.org/drawingml/2006/main" noChangeAspect="1"/>
-            </wp:cNvGraphicFramePr>
-            <a:graphic xmlns:a="http://schemas.openxmlformats.org/drawingml/2006/main">
-              <a:graphicData uri="http://schemas.openxmlformats.org/drawingml/2006/picture">
-                <pic:pic xmlns:pic="http://schemas.openxmlformats.org/drawingml/2006/picture">
-                  <pic:nvPicPr>
-                    <pic:cNvPr id="1" name=""/>
-                    <pic:cNvPicPr/>
-                  </pic:nvPicPr>
-                  <pic:blipFill>
-                    <a:blip r:embed="rId8"/>
-                    <a:stretch>
-                      <a:fillRect/>
-                    </a:stretch>
-                  </pic:blipFill>
-                  <pic:spPr>
-                    <a:xfrm>
-                      <a:off x="0" y="0"/>
-                      <a:ext cx="4286250" cy="2190750"/>
-                    </a:xfrm>
-                    <a:prstGeom prst="rect">
-                      <a:avLst/>
-                    </a:prstGeom>
-                  </pic:spPr>
-                </pic:pic>
-              </a:graphicData>
-            </a:graphic>
-          </wp:inline>
-        </w:drawing>
-      </w:r>
-    </w:p>
-    <w:p>
-      <w:pPr>
-        <w:pStyle w:val="aa"/>
-        <w:ind w:left="777" w:firstLineChars="0" w:firstLine="0"/>
-      </w:pPr>
-    </w:p>
-    <w:p>
-      <w:pPr>
-        <w:pStyle w:val="aa"/>
-        <w:ind w:left="777" w:firstLineChars="0" w:firstLine="0"/>
-      </w:pPr>
-      <w:r>
-        <w:rPr>
-          <w:rFonts w:hint="eastAsia"/>
-        </w:rPr>
-        <w:t>c</w:t>
-      </w:r>
-      <w:r>
-        <w:t xml:space="preserve">ipherMgr </w:t>
-      </w:r>
-      <w:r>
-        <w:rPr>
-          <w:rFonts w:hint="eastAsia"/>
-        </w:rPr>
-        <w:t>作为加密文件的内存抽象，承担两种职责：</w:t>
-      </w:r>
-    </w:p>
-    <w:p>
-      <w:pPr>
-        <w:pStyle w:val="aa"/>
-        <w:numPr>
-          <w:ilvl w:val="0"/>
-          <w:numId w:val="8"/>
-        </w:numPr>
-        <w:ind w:firstLineChars="0"/>
-      </w:pPr>
-      <w:r>
-        <w:rPr>
-          <w:rFonts w:hint="eastAsia"/>
-        </w:rPr>
-        <w:t>给</w:t>
-      </w:r>
-      <w:r>
-        <w:rPr>
-          <w:rFonts w:hint="eastAsia"/>
-        </w:rPr>
-        <w:t xml:space="preserve"> sdbpasswd </w:t>
-      </w:r>
-      <w:r>
-        <w:rPr>
-          <w:rFonts w:hint="eastAsia"/>
-        </w:rPr>
-        <w:t>工具提供向加密文件增删用户的功能；</w:t>
-      </w:r>
-    </w:p>
-    <w:p>
-      <w:pPr>
-        <w:pStyle w:val="aa"/>
-        <w:numPr>
-          <w:ilvl w:val="0"/>
-          <w:numId w:val="8"/>
-        </w:numPr>
-        <w:ind w:firstLineChars="0"/>
-      </w:pPr>
-      <w:r>
-        <w:rPr>
-          <w:rFonts w:hint="eastAsia"/>
-        </w:rPr>
-        <w:t>为</w:t>
-      </w:r>
-      <w:r>
-        <w:rPr>
-          <w:rFonts w:hint="eastAsia"/>
-        </w:rPr>
-        <w:t xml:space="preserve"> sdb </w:t>
-      </w:r>
-      <w:r>
-        <w:rPr>
-          <w:rFonts w:hint="eastAsia"/>
-        </w:rPr>
-        <w:t>其他工具提供连接时通过用户名和</w:t>
-      </w:r>
-      <w:r>
-        <w:rPr>
-          <w:rFonts w:hint="eastAsia"/>
-        </w:rPr>
-        <w:t>token</w:t>
-      </w:r>
-      <w:r>
-        <w:rPr>
-          <w:rFonts w:hint="eastAsia"/>
-        </w:rPr>
-        <w:t>获取解密后密码的功能；</w:t>
-      </w:r>
-    </w:p>
-    <w:p>
-      <w:pPr>
-        <w:pStyle w:val="aa"/>
-        <w:ind w:left="777" w:firstLineChars="0" w:firstLine="0"/>
-      </w:pPr>
-      <w:r>
-        <w:rPr>
-          <w:noProof/>
-        </w:rPr>
-        <w:drawing>
-          <wp:inline distT="0" distB="0" distL="0" distR="0" wp14:anchorId="46144071" wp14:editId="11F8F6C3">
-            <wp:extent cx="3905250" cy="2762250"/>
-            <wp:effectExtent l="0" t="0" r="0" b="0"/>
-            <wp:docPr id="9" name="图片 9"/>
-            <wp:cNvGraphicFramePr>
-              <a:graphicFrameLocks xmlns:a="http://schemas.openxmlformats.org/drawingml/2006/main" noChangeAspect="1"/>
-            </wp:cNvGraphicFramePr>
-            <a:graphic xmlns:a="http://schemas.openxmlformats.org/drawingml/2006/main">
-              <a:graphicData uri="http://schemas.openxmlformats.org/drawingml/2006/picture">
-                <pic:pic xmlns:pic="http://schemas.openxmlformats.org/drawingml/2006/picture">
-                  <pic:nvPicPr>
-                    <pic:cNvPr id="1" name=""/>
-                    <pic:cNvPicPr/>
-                  </pic:nvPicPr>
-                  <pic:blipFill>
-                    <a:blip r:embed="rId9"/>
-                    <a:stretch>
-                      <a:fillRect/>
-                    </a:stretch>
-                  </pic:blipFill>
-                  <pic:spPr>
-                    <a:xfrm>
-                      <a:off x="0" y="0"/>
-                      <a:ext cx="3905250" cy="2762250"/>
-                    </a:xfrm>
-                    <a:prstGeom prst="rect">
-                      <a:avLst/>
-                    </a:prstGeom>
-                  </pic:spPr>
-                </pic:pic>
-              </a:graphicData>
-            </a:graphic>
-          </wp:inline>
-        </w:drawing>
-      </w:r>
-    </w:p>
-    <w:p>
-      <w:pPr>
-        <w:pStyle w:val="aa"/>
-        <w:ind w:left="777" w:firstLineChars="0" w:firstLine="0"/>
-      </w:pPr>
-    </w:p>
-    <w:p>
-      <w:pPr>
-        <w:pStyle w:val="aa"/>
-        <w:numPr>
-          <w:ilvl w:val="0"/>
-          <w:numId w:val="5"/>
-        </w:numPr>
-        <w:ind w:firstLineChars="0"/>
-      </w:pPr>
-      <w:r>
-        <w:rPr>
-          <w:rFonts w:hint="eastAsia"/>
-        </w:rPr>
-        <w:t>表</w:t>
-      </w:r>
-      <w:r>
-        <w:rPr>
-          <w:rFonts w:hint="eastAsia"/>
-        </w:rPr>
-        <w:t>1</w:t>
-      </w:r>
-      <w:r>
-        <w:rPr>
-          <w:rFonts w:hint="eastAsia"/>
-        </w:rPr>
-        <w:t>数据库工具统一解密流程：</w:t>
-      </w:r>
-    </w:p>
-    <w:p>
-      <w:pPr>
-        <w:pStyle w:val="aa"/>
-        <w:numPr>
-          <w:ilvl w:val="0"/>
-          <w:numId w:val="10"/>
-        </w:numPr>
-        <w:ind w:firstLineChars="0"/>
-      </w:pPr>
-      <w:r>
-        <w:rPr>
-          <w:rFonts w:hint="eastAsia"/>
-        </w:rPr>
-        <w:t>从用户命令行输入中提取出</w:t>
-      </w:r>
-      <w:r>
-        <w:rPr>
-          <w:rFonts w:hint="eastAsia"/>
-        </w:rPr>
-        <w:t xml:space="preserve"> user, password, </w:t>
-      </w:r>
-      <w:r>
-        <w:rPr>
-          <w:rFonts w:hint="eastAsia"/>
-        </w:rPr>
-        <w:t>cluster</w:t>
-      </w:r>
-      <w:r>
-        <w:rPr>
-          <w:rFonts w:hint="eastAsia"/>
-        </w:rPr>
-        <w:t xml:space="preserve">, </w:t>
-      </w:r>
-      <w:r>
-        <w:rPr>
-          <w:rFonts w:hint="eastAsia"/>
-        </w:rPr>
-        <w:t>cipherFile, token</w:t>
-      </w:r>
-      <w:r>
-        <w:rPr>
-          <w:rFonts w:hint="eastAsia"/>
-        </w:rPr>
-        <w:t>参数：</w:t>
-      </w:r>
-    </w:p>
-    <w:p>
-      <w:pPr>
-        <w:pStyle w:val="aa"/>
-        <w:ind w:left="1137" w:firstLineChars="0" w:firstLine="0"/>
-      </w:pPr>
-      <w:r>
-        <w:rPr>
-          <w:rFonts w:hint="eastAsia"/>
-        </w:rPr>
-        <w:t>若</w:t>
-      </w:r>
-      <w:r>
-        <w:rPr>
-          <w:rFonts w:hint="eastAsia"/>
-        </w:rPr>
-        <w:t>只</w:t>
-      </w:r>
-      <w:r>
-        <w:rPr>
-          <w:rFonts w:hint="eastAsia"/>
-        </w:rPr>
-        <w:t>存在</w:t>
-      </w:r>
-      <w:r>
-        <w:rPr>
-          <w:rFonts w:hint="eastAsia"/>
-        </w:rPr>
-        <w:t>user</w:t>
-      </w:r>
-      <w:r>
-        <w:rPr>
-          <w:rFonts w:hint="eastAsia"/>
-        </w:rPr>
-        <w:t>、</w:t>
-      </w:r>
-      <w:r>
-        <w:rPr>
-          <w:rFonts w:hint="eastAsia"/>
-        </w:rPr>
-        <w:t>password</w:t>
-      </w:r>
-      <w:r>
-        <w:rPr>
-          <w:rFonts w:hint="eastAsia"/>
-        </w:rPr>
-        <w:t>，直接传统方式连接；</w:t>
-      </w:r>
-    </w:p>
-    <w:p>
-      <w:pPr>
-        <w:pStyle w:val="aa"/>
-        <w:ind w:left="1137" w:firstLineChars="0" w:firstLine="0"/>
-      </w:pPr>
-      <w:r>
-        <w:rPr>
-          <w:rFonts w:hint="eastAsia"/>
-        </w:rPr>
-        <w:t>若只存在</w:t>
-      </w:r>
-      <w:r>
-        <w:rPr>
-          <w:rFonts w:hint="eastAsia"/>
-        </w:rPr>
-        <w:t>user</w:t>
-      </w:r>
-      <w:r>
-        <w:rPr>
-          <w:rFonts w:hint="eastAsia"/>
-        </w:rPr>
-        <w:t>，</w:t>
-      </w:r>
-      <w:r>
-        <w:rPr>
-          <w:rFonts w:hint="eastAsia"/>
-        </w:rPr>
-        <w:t>先在默认加密文件中查找，不存在则</w:t>
-      </w:r>
-      <w:r>
-        <w:rPr>
-          <w:rFonts w:hint="eastAsia"/>
-        </w:rPr>
-        <w:t>交互提示输入密码，回归传统方式连接；</w:t>
-      </w:r>
-    </w:p>
-    <w:p>
-      <w:pPr>
-        <w:pStyle w:val="aa"/>
-        <w:ind w:left="1137" w:firstLineChars="0" w:firstLine="0"/>
-      </w:pPr>
-      <w:r>
-        <w:rPr>
-          <w:rFonts w:hint="eastAsia"/>
-        </w:rPr>
-        <w:t>若</w:t>
-      </w:r>
-      <w:r>
-        <w:rPr>
-          <w:rFonts w:hint="eastAsia"/>
-        </w:rPr>
-        <w:t>只</w:t>
-      </w:r>
-      <w:r>
-        <w:rPr>
-          <w:rFonts w:hint="eastAsia"/>
-        </w:rPr>
-        <w:t>存在</w:t>
-      </w:r>
-      <w:r>
-        <w:rPr>
-          <w:rFonts w:hint="eastAsia"/>
-        </w:rPr>
-        <w:t>user</w:t>
-      </w:r>
-      <w:r>
-        <w:rPr>
-          <w:rFonts w:hint="eastAsia"/>
-        </w:rPr>
-        <w:t>、</w:t>
-      </w:r>
-      <w:r>
-        <w:rPr>
-          <w:rFonts w:hint="eastAsia"/>
-        </w:rPr>
-        <w:t>[</w:t>
-      </w:r>
-      <w:r>
-        <w:t>cluster</w:t>
-      </w:r>
-      <w:r>
-        <w:rPr>
-          <w:rFonts w:hint="eastAsia"/>
-        </w:rPr>
-        <w:t>]</w:t>
-      </w:r>
-      <w:r>
-        <w:rPr>
-          <w:rFonts w:hint="eastAsia"/>
-        </w:rPr>
-        <w:t>、</w:t>
-      </w:r>
-      <w:r>
-        <w:rPr>
-          <w:rFonts w:hint="eastAsia"/>
-        </w:rPr>
-        <w:t>token</w:t>
-      </w:r>
-      <w:r>
-        <w:rPr>
-          <w:rFonts w:hint="eastAsia"/>
-        </w:rPr>
-        <w:t>，使用默认加密文件解密获得密码，回归传统方式连接；</w:t>
-      </w:r>
-    </w:p>
-    <w:p>
-      <w:pPr>
-        <w:pStyle w:val="aa"/>
-        <w:ind w:left="1137" w:firstLineChars="0" w:firstLine="0"/>
-      </w:pPr>
-      <w:r>
-        <w:rPr>
-          <w:rFonts w:hint="eastAsia"/>
-        </w:rPr>
-        <w:t>若</w:t>
-      </w:r>
-      <w:r>
-        <w:rPr>
-          <w:rFonts w:hint="eastAsia"/>
-        </w:rPr>
-        <w:t>只</w:t>
-      </w:r>
-      <w:r>
-        <w:rPr>
-          <w:rFonts w:hint="eastAsia"/>
-        </w:rPr>
-        <w:t>存在</w:t>
-      </w:r>
-      <w:r>
-        <w:rPr>
-          <w:rFonts w:hint="eastAsia"/>
-        </w:rPr>
-        <w:t>user</w:t>
-      </w:r>
-      <w:r>
-        <w:rPr>
-          <w:rFonts w:hint="eastAsia"/>
-        </w:rPr>
-        <w:t>、</w:t>
-      </w:r>
-      <w:r>
-        <w:rPr>
-          <w:rFonts w:hint="eastAsia"/>
-        </w:rPr>
-        <w:t>[</w:t>
-      </w:r>
-      <w:r>
-        <w:t>cluster</w:t>
-      </w:r>
-      <w:r>
-        <w:rPr>
-          <w:rFonts w:hint="eastAsia"/>
-        </w:rPr>
-        <w:t>]</w:t>
-      </w:r>
-      <w:r>
-        <w:rPr>
-          <w:rFonts w:hint="eastAsia"/>
-        </w:rPr>
-        <w:t>、</w:t>
-      </w:r>
-      <w:r>
-        <w:rPr>
-          <w:rFonts w:hint="eastAsia"/>
-        </w:rPr>
-        <w:t>token</w:t>
-      </w:r>
-      <w:r>
-        <w:rPr>
-          <w:rFonts w:hint="eastAsia"/>
-        </w:rPr>
-        <w:t>和</w:t>
-      </w:r>
-      <w:r>
-        <w:rPr>
-          <w:rFonts w:hint="eastAsia"/>
-        </w:rPr>
-        <w:t>cipher</w:t>
-      </w:r>
-      <w:r>
-        <w:t>File</w:t>
-      </w:r>
-      <w:r>
-        <w:rPr>
-          <w:rFonts w:hint="eastAsia"/>
-        </w:rPr>
-        <w:t>，使用</w:t>
-      </w:r>
-      <w:r>
-        <w:rPr>
-          <w:rFonts w:hint="eastAsia"/>
-        </w:rPr>
-        <w:t>cipherFile</w:t>
-      </w:r>
-      <w:r>
-        <w:rPr>
-          <w:rFonts w:hint="eastAsia"/>
-        </w:rPr>
-        <w:t>解密获得密码，回归传统方式连接</w:t>
-      </w:r>
-    </w:p>
-    <w:p>
-      <w:r>
-        <w:tab/>
-      </w:r>
-      <w:r>
-        <w:tab/>
-      </w:r>
-    </w:p>
-    <w:p>
-      <w:pPr>
-        <w:pStyle w:val="aa"/>
-        <w:numPr>
-          <w:ilvl w:val="0"/>
-          <w:numId w:val="5"/>
-        </w:numPr>
-        <w:ind w:firstLineChars="0"/>
-      </w:pPr>
-      <w:r>
-        <w:t>P</w:t>
-      </w:r>
-      <w:r>
-        <w:rPr>
-          <w:rFonts w:hint="eastAsia"/>
-        </w:rPr>
-        <w:t xml:space="preserve">ostgres </w:t>
-      </w:r>
-      <w:r>
-        <w:t xml:space="preserve">fdw </w:t>
-      </w:r>
-      <w:r>
-        <w:rPr>
-          <w:rFonts w:hint="eastAsia"/>
-        </w:rPr>
-        <w:t>增加</w:t>
-      </w:r>
-      <w:r>
-        <w:rPr>
-          <w:rFonts w:hint="eastAsia"/>
-        </w:rPr>
-        <w:t>：</w:t>
-      </w:r>
-    </w:p>
-    <w:p>
-      <w:r>
-        <w:t>sdbConnectionHandle sdbGetConnectionHandle</w:t>
-      </w:r>
-      <w:r>
-        <w:t>ByCipher</w:t>
-      </w:r>
-      <w:r>
-        <w:t>( const char **serverList,</w:t>
-      </w:r>
-    </w:p>
-    <w:p>
-      <w:pPr>
-        <w:pStyle w:val="aa"/>
-        <w:ind w:left="777"/>
-      </w:pPr>
-      <w:r>
-        <w:t xml:space="preserve">                                        int serverNum,</w:t>
-      </w:r>
-    </w:p>
-    <w:p>
-      <w:pPr>
-        <w:pStyle w:val="aa"/>
-        <w:ind w:left="777"/>
-      </w:pPr>
-      <w:r>
-        <w:t xml:space="preserve">                                        const char *usr,</w:t>
-      </w:r>
-    </w:p>
-    <w:p>
-      <w:pPr>
-        <w:pStyle w:val="aa"/>
-        <w:ind w:left="777"/>
-      </w:pPr>
-      <w:r>
-        <w:t xml:space="preserve">                                       </w:t>
-      </w:r>
-      <w:r>
-        <w:rPr>
-          <w:color w:val="C00000"/>
-        </w:rPr>
-        <w:t xml:space="preserve"> </w:t>
-      </w:r>
-      <w:r>
-        <w:t>const char *cipherFile,</w:t>
-      </w:r>
-    </w:p>
-    <w:p>
-      <w:pPr>
-        <w:pStyle w:val="aa"/>
-        <w:ind w:left="777"/>
-      </w:pPr>
-      <w:r>
-        <w:t xml:space="preserve">                                        const char *token,</w:t>
-      </w:r>
-    </w:p>
-    <w:p>
-      <w:pPr>
-        <w:pStyle w:val="aa"/>
-        <w:ind w:left="777"/>
-      </w:pPr>
-      <w:r>
-        <w:tab/>
-      </w:r>
-      <w:r>
-        <w:tab/>
-      </w:r>
-      <w:r>
-        <w:tab/>
-      </w:r>
-      <w:r>
-        <w:tab/>
-      </w:r>
-      <w:r>
-        <w:tab/>
-      </w:r>
-      <w:r>
-        <w:tab/>
-      </w:r>
-      <w:r>
-        <w:tab/>
-      </w:r>
-      <w:r>
-        <w:tab/>
-      </w:r>
-      <w:r>
-        <w:tab/>
-      </w:r>
-      <w:r>
-        <w:tab/>
-        <w:t xml:space="preserve">   const char *</w:t>
-      </w:r>
-      <w:r>
-        <w:t>cluster</w:t>
-      </w:r>
-      <w:r>
-        <w:t>,</w:t>
-      </w:r>
-    </w:p>
-    <w:p>
-      <w:pPr>
-        <w:pStyle w:val="aa"/>
-        <w:ind w:left="777"/>
-      </w:pPr>
-      <w:r>
-        <w:t xml:space="preserve">                                        const char *preference_instance,</w:t>
-      </w:r>
-    </w:p>
-    <w:p>
-      <w:pPr>
-        <w:pStyle w:val="aa"/>
-        <w:ind w:left="777"/>
-      </w:pPr>
-      <w:r>
-        <w:t xml:space="preserve">                                        const char *preference_instance_mode,</w:t>
-      </w:r>
-    </w:p>
-    <w:p>
-      <w:pPr>
-        <w:pStyle w:val="aa"/>
-        <w:ind w:left="777"/>
-      </w:pPr>
-      <w:r>
-        <w:t xml:space="preserve">                                        int session_timeout,</w:t>
-      </w:r>
-    </w:p>
-    <w:p>
-      <w:pPr>
-        <w:pStyle w:val="aa"/>
-        <w:ind w:left="777" w:firstLineChars="0" w:firstLine="0"/>
-      </w:pPr>
-      <w:r>
-        <w:t xml:space="preserve">                                            const char *transaction )</w:t>
-      </w:r>
-      <w:r>
-        <w:rPr>
-          <w:rFonts w:hint="eastAsia"/>
-        </w:rPr>
-        <w:t>;</w:t>
-      </w:r>
-    </w:p>
-    <w:p>
-      <w:pPr>
-        <w:pStyle w:val="aa"/>
-        <w:ind w:left="777" w:firstLineChars="0" w:firstLine="0"/>
-      </w:pPr>
-    </w:p>
-    <w:p>
-      <w:pPr>
-        <w:pStyle w:val="aa"/>
-        <w:ind w:left="777" w:firstLineChars="0" w:firstLine="0"/>
-      </w:pPr>
-      <w:r>
-        <w:rPr>
-          <w:rFonts w:hint="eastAsia"/>
-        </w:rPr>
-        <w:t>增加</w:t>
-      </w:r>
-      <w:r>
-        <w:rPr>
-          <w:rFonts w:hint="eastAsia"/>
-        </w:rPr>
-        <w:t xml:space="preserve"> cipherFile</w:t>
-      </w:r>
-      <w:r>
-        <w:rPr>
-          <w:rFonts w:hint="eastAsia"/>
-        </w:rPr>
-        <w:t>、</w:t>
-      </w:r>
-      <w:r>
-        <w:t>cluster</w:t>
-      </w:r>
-      <w:r>
-        <w:rPr>
-          <w:rFonts w:hint="eastAsia"/>
-        </w:rPr>
-        <w:t>和</w:t>
-      </w:r>
-      <w:r>
-        <w:rPr>
-          <w:rFonts w:hint="eastAsia"/>
-        </w:rPr>
-        <w:t>token</w:t>
-      </w:r>
-      <w:r>
-        <w:rPr>
-          <w:rFonts w:hint="eastAsia"/>
-        </w:rPr>
-        <w:t>，用于传入加密文件需要的参数。</w:t>
-      </w:r>
-      <w:r>
-        <w:rPr>
-          <w:rFonts w:hint="eastAsia"/>
-        </w:rPr>
-        <w:t>在这个函数内调用</w:t>
-      </w:r>
-      <w:r>
-        <w:rPr>
-          <w:rFonts w:hint="eastAsia"/>
-        </w:rPr>
-        <w:t>C</w:t>
-      </w:r>
-      <w:r>
-        <w:rPr>
-          <w:rFonts w:hint="eastAsia"/>
-        </w:rPr>
-        <w:t>驱动的解密连接代码。</w:t>
-      </w:r>
-    </w:p>
-    <w:p>
-      <w:r>
-        <w:tab/>
-      </w:r>
-      <w:r>
-        <w:tab/>
-      </w:r>
-    </w:p>
-    <w:p>
-      <w:pPr>
-        <w:pStyle w:val="aa"/>
-        <w:numPr>
-          <w:ilvl w:val="0"/>
-          <w:numId w:val="5"/>
-        </w:numPr>
-        <w:ind w:firstLineChars="0"/>
-      </w:pPr>
-      <w:r>
-        <w:rPr>
-          <w:rFonts w:hint="eastAsia"/>
-        </w:rPr>
-        <w:t>C</w:t>
-      </w:r>
-      <w:r>
-        <w:t xml:space="preserve"> </w:t>
-      </w:r>
-      <w:r>
-        <w:rPr>
-          <w:rFonts w:hint="eastAsia"/>
-        </w:rPr>
-        <w:t>驱动修改：</w:t>
-      </w:r>
-    </w:p>
-    <w:p>
-      <w:r>
-        <w:tab/>
-      </w:r>
-      <w:r>
-        <w:tab/>
-      </w:r>
-      <w:r>
-        <w:tab/>
-      </w:r>
-    </w:p>
-    <w:tbl>
-      <w:tblPr>
-        <w:tblStyle w:val="a9"/>
-        <w:tblW w:w="0" w:type="auto"/>
-        <w:tblInd w:w="357" w:type="dxa"/>
-        <w:tblLook w:val="04A0" w:firstRow="1" w:lastRow="0" w:firstColumn="1" w:lastColumn="0" w:noHBand="0" w:noVBand="1"/>
-      </w:tblPr>
-      <w:tblGrid>
-        <w:gridCol w:w="504"/>
-        <w:gridCol w:w="4079"/>
-        <w:gridCol w:w="1968"/>
-        <w:gridCol w:w="1614"/>
-      </w:tblGrid>
-      <w:tr>
-        <w:tc>
-          <w:tcPr>
-            <w:tcW w:w="2840" w:type="dxa"/>
-          </w:tcPr>
-          <w:p>
-            <w:pPr>
-              <w:ind w:left="0"/>
-            </w:pPr>
-            <w:r>
-              <w:rPr>
-                <w:rFonts w:hint="eastAsia"/>
-              </w:rPr>
-              <w:t>修改类型</w:t>
-            </w:r>
-          </w:p>
-        </w:tc>
-        <w:tc>
-          <w:tcPr>
-            <w:tcW w:w="5584" w:type="dxa"/>
-          </w:tcPr>
-          <w:p>
-            <w:pPr>
-              <w:ind w:left="0"/>
-            </w:pPr>
-            <w:r>
-              <w:rPr>
-                <w:rFonts w:hint="eastAsia"/>
-              </w:rPr>
-              <w:t>修改名称</w:t>
-            </w:r>
-          </w:p>
-        </w:tc>
-        <w:tc>
-          <w:tcPr>
-            <w:tcW w:w="5812" w:type="dxa"/>
-          </w:tcPr>
-          <w:p>
-            <w:pPr>
-              <w:ind w:left="0"/>
-            </w:pPr>
-            <w:r>
-              <w:rPr>
-                <w:rFonts w:hint="eastAsia"/>
-              </w:rPr>
-              <w:t>修改内容</w:t>
-            </w:r>
-          </w:p>
-        </w:tc>
-        <w:tc>
-          <w:tcPr>
-            <w:tcW w:w="1417" w:type="dxa"/>
-          </w:tcPr>
-          <w:p>
-            <w:pPr>
-              <w:ind w:left="0"/>
-            </w:pPr>
-            <w:r>
-              <w:rPr>
-                <w:rFonts w:hint="eastAsia"/>
-              </w:rPr>
-              <w:t>修改位置</w:t>
-            </w:r>
-          </w:p>
-        </w:tc>
-      </w:tr>
-      <w:tr>
-        <w:tc>
-          <w:tcPr>
-            <w:tcW w:w="2840" w:type="dxa"/>
-          </w:tcPr>
-          <w:p>
-            <w:pPr>
-              <w:ind w:left="0"/>
-            </w:pPr>
-            <w:r>
-              <w:rPr>
-                <w:rFonts w:hint="eastAsia"/>
-              </w:rPr>
-              <w:t>增加宏</w:t>
-            </w:r>
-          </w:p>
-        </w:tc>
-        <w:tc>
-          <w:tcPr>
-            <w:tcW w:w="5584" w:type="dxa"/>
-          </w:tcPr>
-          <w:p>
-            <w:pPr>
-              <w:ind w:left="0"/>
-            </w:pPr>
-            <w:r>
-              <w:rPr>
-                <w:rFonts w:hint="eastAsia"/>
-              </w:rPr>
-              <w:t>SDB_CIPHER</w:t>
-            </w:r>
-          </w:p>
-        </w:tc>
-        <w:tc>
-          <w:tcPr>
-            <w:tcW w:w="5812" w:type="dxa"/>
-          </w:tcPr>
-          <w:p>
-            <w:pPr>
-              <w:ind w:left="0"/>
-            </w:pPr>
-            <w:r>
-              <w:rPr>
-                <w:rFonts w:hint="eastAsia"/>
-              </w:rPr>
-              <w:t>只有在编译定义了</w:t>
-            </w:r>
-            <w:r>
-              <w:rPr>
-                <w:rFonts w:hint="eastAsia"/>
-              </w:rPr>
-              <w:t>SDB_CIPHER</w:t>
-            </w:r>
-            <w:r>
-              <w:rPr>
-                <w:rFonts w:hint="eastAsia"/>
-              </w:rPr>
-              <w:t>时才在驱动中加入加解密代码。下列驱动修改都包裹在</w:t>
-            </w:r>
-            <w:r>
-              <w:rPr>
-                <w:rFonts w:hint="eastAsia"/>
-              </w:rPr>
-              <w:t>SDB_CIPHER</w:t>
-            </w:r>
-            <w:r>
-              <w:rPr>
-                <w:rFonts w:hint="eastAsia"/>
-              </w:rPr>
-              <w:t>中。</w:t>
-            </w:r>
-          </w:p>
-        </w:tc>
-        <w:tc>
-          <w:tcPr>
-            <w:tcW w:w="1417" w:type="dxa"/>
-          </w:tcPr>
-          <w:p>
-            <w:pPr>
-              <w:ind w:left="0"/>
-            </w:pPr>
-            <w:r>
-              <w:rPr>
-                <w:rFonts w:hint="eastAsia"/>
-              </w:rPr>
-              <w:t>client.h</w:t>
-            </w:r>
-          </w:p>
-        </w:tc>
-      </w:tr>
-      <w:tr>
-        <w:tc>
-          <w:tcPr>
-            <w:tcW w:w="2840" w:type="dxa"/>
-          </w:tcPr>
-          <w:p>
-            <w:pPr>
-              <w:ind w:left="0"/>
-            </w:pPr>
-            <w:r>
-              <w:rPr>
-                <w:rFonts w:hint="eastAsia"/>
-              </w:rPr>
-              <w:t>增加函数</w:t>
-            </w:r>
-          </w:p>
-        </w:tc>
-        <w:tc>
-          <w:tcPr>
-            <w:tcW w:w="5584" w:type="dxa"/>
-          </w:tcPr>
-          <w:p>
-            <w:pPr>
-              <w:ind w:left="0"/>
-            </w:pPr>
-            <w:r>
-              <w:t>INT32 S</w:t>
-            </w:r>
-            <w:r>
-              <w:rPr>
-                <w:rFonts w:hint="eastAsia"/>
-              </w:rPr>
-              <w:t>db</w:t>
-            </w:r>
-            <w:r>
-              <w:t>Set</w:t>
-            </w:r>
-            <w:r>
-              <w:t>CipherFile(const CHAR *path)</w:t>
-            </w:r>
-          </w:p>
-        </w:tc>
-        <w:tc>
-          <w:tcPr>
-            <w:tcW w:w="5812" w:type="dxa"/>
-          </w:tcPr>
-          <w:p>
-            <w:pPr>
-              <w:ind w:left="0"/>
-            </w:pPr>
-            <w:r>
-              <w:rPr>
-                <w:rFonts w:hint="eastAsia"/>
-              </w:rPr>
-              <w:t>调用</w:t>
-            </w:r>
-            <w:r>
-              <w:t>S</w:t>
-            </w:r>
-            <w:r>
-              <w:rPr>
-                <w:rFonts w:hint="eastAsia"/>
-              </w:rPr>
-              <w:t>db</w:t>
-            </w:r>
-            <w:r>
-              <w:t>Set</w:t>
-            </w:r>
-            <w:r>
-              <w:t>CipherFile()</w:t>
-            </w:r>
-            <w:r>
-              <w:rPr>
-                <w:rFonts w:hint="eastAsia"/>
-              </w:rPr>
-              <w:t>设置加密文件，保存在下面的静态变量中</w:t>
-            </w:r>
-          </w:p>
-        </w:tc>
-        <w:tc>
-          <w:tcPr>
-            <w:tcW w:w="1417" w:type="dxa"/>
-          </w:tcPr>
-          <w:p>
-            <w:pPr>
-              <w:ind w:left="0"/>
-            </w:pPr>
-            <w:r>
-              <w:rPr>
-                <w:rFonts w:hint="eastAsia"/>
-              </w:rPr>
-              <w:t>client.h</w:t>
-            </w:r>
-          </w:p>
-        </w:tc>
-      </w:tr>
-      <w:tr>
-        <w:tc>
-          <w:tcPr>
-            <w:tcW w:w="2840" w:type="dxa"/>
-          </w:tcPr>
-          <w:p>
-            <w:pPr>
-              <w:ind w:left="0"/>
-            </w:pPr>
-            <w:r>
-              <w:rPr>
-                <w:rFonts w:hint="eastAsia"/>
-              </w:rPr>
-              <w:t>增加局部静态变量</w:t>
-            </w:r>
-          </w:p>
-        </w:tc>
-        <w:tc>
-          <w:tcPr>
-            <w:tcW w:w="5584" w:type="dxa"/>
-          </w:tcPr>
-          <w:p>
-            <w:pPr>
-              <w:ind w:left="0"/>
-            </w:pPr>
-            <w:r>
-              <w:rPr>
-                <w:rFonts w:hint="eastAsia"/>
-              </w:rPr>
-              <w:t>static CHAR</w:t>
-            </w:r>
-            <w:r>
-              <w:t xml:space="preserve"> cipherFilePath</w:t>
-            </w:r>
-            <w:r>
-              <w:rPr>
-                <w:rFonts w:hint="eastAsia"/>
-              </w:rPr>
-              <w:t>[</w:t>
-            </w:r>
-            <w:r>
-              <w:t>MAX_CIPHERFILE_PATH_SIZE</w:t>
-            </w:r>
-            <w:r>
-              <w:rPr>
-                <w:rFonts w:hint="eastAsia"/>
-              </w:rPr>
-              <w:t>]</w:t>
-            </w:r>
-          </w:p>
-        </w:tc>
-        <w:tc>
-          <w:tcPr>
-            <w:tcW w:w="5812" w:type="dxa"/>
-          </w:tcPr>
-          <w:p>
-            <w:pPr>
-              <w:ind w:left="0"/>
-            </w:pPr>
-            <w:r>
-              <w:rPr>
-                <w:rFonts w:hint="eastAsia"/>
-              </w:rPr>
-              <w:t>存储加密文件路径</w:t>
-            </w:r>
-          </w:p>
-        </w:tc>
-        <w:tc>
-          <w:tcPr>
-            <w:tcW w:w="1417" w:type="dxa"/>
-          </w:tcPr>
-          <w:p>
-            <w:pPr>
-              <w:ind w:left="0"/>
-            </w:pPr>
-            <w:r>
-              <w:rPr>
-                <w:rFonts w:hint="eastAsia"/>
-              </w:rPr>
-              <w:t>client.c</w:t>
-            </w:r>
-          </w:p>
-        </w:tc>
-      </w:tr>
-      <w:tr>
-        <w:tc>
-          <w:tcPr>
-            <w:tcW w:w="2840" w:type="dxa"/>
-          </w:tcPr>
-          <w:p>
-            <w:pPr>
-              <w:ind w:left="0"/>
-            </w:pPr>
-            <w:r>
-              <w:rPr>
-                <w:rFonts w:hint="eastAsia"/>
-              </w:rPr>
-              <w:t>增加宏</w:t>
-            </w:r>
-          </w:p>
-        </w:tc>
-        <w:tc>
-          <w:tcPr>
-            <w:tcW w:w="5584" w:type="dxa"/>
-          </w:tcPr>
-          <w:p>
-            <w:pPr>
-              <w:ind w:left="0"/>
-            </w:pPr>
-            <w:r>
-              <w:rPr>
-                <w:rFonts w:hint="eastAsia"/>
-              </w:rPr>
-              <w:t xml:space="preserve">#define </w:t>
-            </w:r>
-            <w:r>
-              <w:t xml:space="preserve">CLIENT_MAX_ </w:t>
-            </w:r>
-            <w:r>
-              <w:t>CIPHERFILE_PATH 255</w:t>
-            </w:r>
-          </w:p>
-        </w:tc>
-        <w:tc>
-          <w:tcPr>
-            <w:tcW w:w="5812" w:type="dxa"/>
-          </w:tcPr>
-          <w:p>
-            <w:pPr>
-              <w:ind w:left="0"/>
-            </w:pPr>
-            <w:r>
-              <w:rPr>
-                <w:rFonts w:hint="eastAsia"/>
-              </w:rPr>
-              <w:t>控制加密文件路径长度</w:t>
-            </w:r>
-          </w:p>
-        </w:tc>
-        <w:tc>
-          <w:tcPr>
-            <w:tcW w:w="1417" w:type="dxa"/>
-          </w:tcPr>
-          <w:p>
-            <w:pPr>
-              <w:ind w:left="0"/>
-            </w:pPr>
-            <w:r>
-              <w:rPr>
-                <w:rFonts w:hint="eastAsia"/>
-              </w:rPr>
-              <w:t>client_internal.h</w:t>
-            </w:r>
-          </w:p>
-        </w:tc>
-      </w:tr>
-      <w:tr>
-        <w:tc>
-          <w:tcPr>
-            <w:tcW w:w="2840" w:type="dxa"/>
-          </w:tcPr>
-          <w:p>
-            <w:pPr>
-              <w:ind w:left="0"/>
-            </w:pPr>
-            <w:r>
-              <w:rPr>
-                <w:rFonts w:hint="eastAsia"/>
-              </w:rPr>
-              <w:t>增加</w:t>
-            </w:r>
-            <w:r>
-              <w:rPr>
-                <w:rFonts w:hint="eastAsia"/>
-              </w:rPr>
-              <w:t>函数</w:t>
-            </w:r>
-          </w:p>
-        </w:tc>
-        <w:tc>
-          <w:tcPr>
-            <w:tcW w:w="5584" w:type="dxa"/>
-          </w:tcPr>
-          <w:p>
-            <w:pPr>
-              <w:ind w:left="0"/>
-            </w:pPr>
-            <w:r>
-              <w:t>SDB_EXPORT INT32 sdbConnectByCipherFile ( const CHAR **pConnAddrs, INT32 arrSize, const CHAR *pUsrName, const CHAR *pToken, const CHAR *p</w:t>
-            </w:r>
-            <w:r>
-              <w:t>Cluster</w:t>
-            </w:r>
-            <w:r>
-              <w:t>, sdbConnectionHandle *handle )</w:t>
-            </w:r>
-          </w:p>
-        </w:tc>
-        <w:tc>
-          <w:tcPr>
-            <w:tcW w:w="5812" w:type="dxa"/>
-          </w:tcPr>
-          <w:p>
-            <w:pPr>
-              <w:ind w:left="0"/>
-            </w:pPr>
-            <w:r>
-              <w:rPr>
-                <w:rFonts w:hint="eastAsia"/>
-              </w:rPr>
-              <w:t>在该函数中，使用通过</w:t>
-            </w:r>
-            <w:r>
-              <w:t>S</w:t>
-            </w:r>
-            <w:r>
-              <w:rPr>
-                <w:rFonts w:hint="eastAsia"/>
-              </w:rPr>
-              <w:t>db</w:t>
-            </w:r>
-            <w:r>
-              <w:t>UseCipherFile()</w:t>
-            </w:r>
-            <w:r>
-              <w:rPr>
-                <w:rFonts w:hint="eastAsia"/>
-              </w:rPr>
-              <w:t>设置的加密文件</w:t>
-            </w:r>
-            <w:r>
-              <w:rPr>
-                <w:rFonts w:hint="eastAsia"/>
-              </w:rPr>
-              <w:t>、</w:t>
-            </w:r>
-            <w:r>
-              <w:t>cluster</w:t>
-            </w:r>
-            <w:r>
-              <w:rPr>
-                <w:rFonts w:hint="eastAsia"/>
-              </w:rPr>
-              <w:t>和</w:t>
-            </w:r>
-            <w:r>
-              <w:rPr>
-                <w:rFonts w:hint="eastAsia"/>
-              </w:rPr>
-              <w:t>token</w:t>
-            </w:r>
-            <w:r>
-              <w:rPr>
-                <w:rFonts w:hint="eastAsia"/>
-              </w:rPr>
-              <w:t>，调用下面</w:t>
-            </w:r>
-            <w:r>
-              <w:rPr>
-                <w:rFonts w:hint="eastAsia"/>
-              </w:rPr>
-              <w:t>C</w:t>
-            </w:r>
-            <w:r>
-              <w:rPr>
-                <w:rFonts w:hint="eastAsia"/>
-              </w:rPr>
-              <w:t>解密库解密用户密码。</w:t>
-            </w:r>
-          </w:p>
-        </w:tc>
-        <w:tc>
-          <w:tcPr>
-            <w:tcW w:w="1417" w:type="dxa"/>
-          </w:tcPr>
-          <w:p>
-            <w:pPr>
-              <w:ind w:left="0"/>
-            </w:pPr>
-            <w:r>
-              <w:rPr>
-                <w:rFonts w:hint="eastAsia"/>
-              </w:rPr>
-              <w:t>client.h</w:t>
-            </w:r>
-          </w:p>
-        </w:tc>
-      </w:tr>
-    </w:tbl>
-    <w:p/>
-    <w:p>
-      <w:r>
-        <w:t xml:space="preserve">Postgres fdw </w:t>
-      </w:r>
-      <w:r>
-        <w:rPr>
-          <w:rFonts w:hint="eastAsia"/>
-        </w:rPr>
-        <w:t>在调用</w:t>
-      </w:r>
-      <w:r>
-        <w:t xml:space="preserve">sdbConnectByCipherFile </w:t>
-      </w:r>
-      <w:r>
-        <w:rPr>
-          <w:rFonts w:hint="eastAsia"/>
-        </w:rPr>
-        <w:t>()</w:t>
-      </w:r>
-      <w:r>
-        <w:rPr>
-          <w:rFonts w:hint="eastAsia"/>
-        </w:rPr>
-        <w:t>前，调用</w:t>
-      </w:r>
-      <w:r>
-        <w:t>S</w:t>
-      </w:r>
-      <w:r>
-        <w:rPr>
-          <w:rFonts w:hint="eastAsia"/>
-        </w:rPr>
-        <w:t>db</w:t>
-      </w:r>
-      <w:r>
-        <w:rPr>
-          <w:rFonts w:hint="eastAsia"/>
-        </w:rPr>
-        <w:t>Set</w:t>
-      </w:r>
-      <w:r>
-        <w:t>CipherFile()</w:t>
-      </w:r>
-      <w:r>
-        <w:rPr>
-          <w:rFonts w:hint="eastAsia"/>
-        </w:rPr>
-        <w:t>设置加密文件，</w:t>
-      </w:r>
-      <w:r>
-        <w:rPr>
-          <w:rFonts w:hint="eastAsia"/>
-        </w:rPr>
-        <w:t>若未设置则使用默认的</w:t>
-      </w:r>
-      <w:r>
-        <w:rPr>
-          <w:rFonts w:hint="eastAsia"/>
-        </w:rPr>
-        <w:t>./</w:t>
-      </w:r>
-      <w:r>
-        <w:t>passwd</w:t>
-      </w:r>
-      <w:r>
-        <w:rPr>
-          <w:rFonts w:hint="eastAsia"/>
-        </w:rPr>
-        <w:t>文件。</w:t>
-      </w:r>
-    </w:p>
-    <w:p>
-      <w:r>
-        <w:tab/>
-      </w:r>
-    </w:p>
-    <w:p>
-      <w:pPr>
-        <w:pStyle w:val="aa"/>
-        <w:numPr>
-          <w:ilvl w:val="0"/>
-          <w:numId w:val="5"/>
-        </w:numPr>
-        <w:ind w:firstLineChars="0"/>
-      </w:pPr>
-      <w:r>
-        <w:rPr>
-          <w:rFonts w:hint="eastAsia"/>
-        </w:rPr>
-        <w:t>用于</w:t>
-      </w:r>
-      <w:r>
-        <w:rPr>
-          <w:rFonts w:hint="eastAsia"/>
-        </w:rPr>
-        <w:t>C</w:t>
-      </w:r>
-      <w:r>
-        <w:rPr>
-          <w:rFonts w:hint="eastAsia"/>
-        </w:rPr>
-        <w:t>驱动的</w:t>
-      </w:r>
-      <w:r>
-        <w:rPr>
-          <w:rFonts w:hint="eastAsia"/>
-        </w:rPr>
-        <w:t>解密</w:t>
-      </w:r>
-      <w:r>
-        <w:rPr>
-          <w:rFonts w:hint="eastAsia"/>
-        </w:rPr>
-        <w:t>库：</w:t>
-      </w:r>
-    </w:p>
-    <w:p>
-      <w:pPr>
-        <w:pStyle w:val="aa"/>
-        <w:ind w:left="777" w:firstLineChars="0" w:firstLine="0"/>
-      </w:pPr>
-      <w:r>
-        <w:rPr>
-          <w:rFonts w:hint="eastAsia"/>
-        </w:rPr>
-        <w:t xml:space="preserve">Postgresql </w:t>
-      </w:r>
-      <w:r>
-        <w:rPr>
-          <w:rFonts w:hint="eastAsia"/>
-        </w:rPr>
-        <w:t>实现</w:t>
-      </w:r>
-      <w:r>
-        <w:rPr>
-          <w:rFonts w:hint="eastAsia"/>
-        </w:rPr>
-        <w:t>加密密码的方式是，</w:t>
-      </w:r>
-      <w:r>
-        <w:rPr>
-          <w:rFonts w:hint="eastAsia"/>
-        </w:rPr>
-        <w:t>fdw</w:t>
-      </w:r>
-      <w:r>
-        <w:rPr>
-          <w:rFonts w:hint="eastAsia"/>
-        </w:rPr>
-        <w:t>调用驱动</w:t>
-      </w:r>
-      <w:r>
-        <w:rPr>
-          <w:rFonts w:hint="eastAsia"/>
-        </w:rPr>
-        <w:t xml:space="preserve"> sdbConnect()</w:t>
-      </w:r>
-      <w:r>
-        <w:rPr>
-          <w:rFonts w:hint="eastAsia"/>
-        </w:rPr>
-        <w:t>时：</w:t>
-      </w:r>
-    </w:p>
-    <w:p>
-      <w:pPr>
-        <w:pStyle w:val="aa"/>
-        <w:numPr>
-          <w:ilvl w:val="0"/>
-          <w:numId w:val="7"/>
-        </w:numPr>
-        <w:ind w:firstLineChars="0"/>
-      </w:pPr>
-      <w:r>
-        <w:rPr>
-          <w:rFonts w:hint="eastAsia"/>
-        </w:rPr>
-        <w:t>若提供</w:t>
-      </w:r>
-      <w:r>
-        <w:rPr>
-          <w:rFonts w:hint="eastAsia"/>
-        </w:rPr>
-        <w:t xml:space="preserve"> user</w:t>
-      </w:r>
-      <w:r>
-        <w:rPr>
-          <w:rFonts w:hint="eastAsia"/>
-        </w:rPr>
-        <w:t>和</w:t>
-      </w:r>
-      <w:r>
-        <w:rPr>
-          <w:rFonts w:hint="eastAsia"/>
-        </w:rPr>
-        <w:t xml:space="preserve"> password </w:t>
-      </w:r>
-      <w:r>
-        <w:rPr>
-          <w:rFonts w:hint="eastAsia"/>
-        </w:rPr>
-        <w:t>两者，这是已有的传统连接方式；</w:t>
-      </w:r>
-    </w:p>
-    <w:p>
-      <w:pPr>
-        <w:pStyle w:val="aa"/>
-        <w:numPr>
-          <w:ilvl w:val="0"/>
-          <w:numId w:val="7"/>
-        </w:numPr>
-        <w:ind w:firstLineChars="0"/>
-      </w:pPr>
-      <w:r>
-        <w:rPr>
-          <w:rFonts w:hint="eastAsia"/>
-        </w:rPr>
-        <w:t>若仅提供</w:t>
-      </w:r>
-      <w:r>
-        <w:rPr>
-          <w:rFonts w:hint="eastAsia"/>
-        </w:rPr>
-        <w:t>user</w:t>
-      </w:r>
-      <w:r>
-        <w:rPr>
-          <w:rFonts w:hint="eastAsia"/>
-        </w:rPr>
-        <w:t>、</w:t>
-      </w:r>
-      <w:r>
-        <w:t>cluster</w:t>
-      </w:r>
-      <w:r>
-        <w:rPr>
-          <w:rFonts w:hint="eastAsia"/>
-        </w:rPr>
-        <w:t>和</w:t>
-      </w:r>
-      <w:r>
-        <w:rPr>
-          <w:rFonts w:hint="eastAsia"/>
-        </w:rPr>
-        <w:t>token</w:t>
-      </w:r>
-      <w:r>
-        <w:rPr>
-          <w:rFonts w:hint="eastAsia"/>
-        </w:rPr>
-        <w:t>，则以</w:t>
-      </w:r>
-      <w:r>
-        <w:t xml:space="preserve">”./passwd” </w:t>
-      </w:r>
-      <w:r>
-        <w:rPr>
-          <w:rFonts w:hint="eastAsia"/>
-        </w:rPr>
-        <w:t>为默认加密文件路径，查找用户加密密码并解密得到</w:t>
-      </w:r>
-      <w:r>
-        <w:rPr>
-          <w:rFonts w:hint="eastAsia"/>
-        </w:rPr>
-        <w:t xml:space="preserve"> pa</w:t>
-      </w:r>
-      <w:r>
-        <w:t>ssword</w:t>
-      </w:r>
-      <w:r>
-        <w:rPr>
-          <w:rFonts w:hint="eastAsia"/>
-        </w:rPr>
-        <w:t>，进入</w:t>
-      </w:r>
-      <w:r>
-        <w:rPr>
-          <w:rFonts w:hint="eastAsia"/>
-        </w:rPr>
-        <w:t>1</w:t>
-      </w:r>
-      <w:r>
-        <w:rPr>
-          <w:rFonts w:hint="eastAsia"/>
-        </w:rPr>
-        <w:t>的传统方式</w:t>
-      </w:r>
-      <w:r>
-        <w:rPr>
-          <w:rFonts w:hint="eastAsia"/>
-        </w:rPr>
-        <w:t>；</w:t>
-      </w:r>
-    </w:p>
-    <w:p>
-      <w:pPr>
-        <w:pStyle w:val="aa"/>
-        <w:numPr>
-          <w:ilvl w:val="0"/>
-          <w:numId w:val="7"/>
-        </w:numPr>
-        <w:ind w:firstLineChars="0"/>
-      </w:pPr>
-      <w:r>
-        <w:rPr>
-          <w:rFonts w:hint="eastAsia"/>
-        </w:rPr>
-        <w:t>若提供</w:t>
-      </w:r>
-      <w:r>
-        <w:rPr>
-          <w:rFonts w:hint="eastAsia"/>
-        </w:rPr>
-        <w:t xml:space="preserve"> user</w:t>
-      </w:r>
-      <w:r>
-        <w:rPr>
-          <w:rFonts w:hint="eastAsia"/>
-        </w:rPr>
-        <w:t>、</w:t>
-      </w:r>
-      <w:r>
-        <w:t>cluster</w:t>
-      </w:r>
-      <w:r>
-        <w:rPr>
-          <w:rFonts w:hint="eastAsia"/>
-        </w:rPr>
-        <w:t>、</w:t>
-      </w:r>
-      <w:r>
-        <w:rPr>
-          <w:rFonts w:hint="eastAsia"/>
-        </w:rPr>
-        <w:t>token</w:t>
-      </w:r>
-      <w:r>
-        <w:rPr>
-          <w:rFonts w:hint="eastAsia"/>
-        </w:rPr>
-        <w:t>和</w:t>
-      </w:r>
-      <w:r>
-        <w:rPr>
-          <w:rFonts w:hint="eastAsia"/>
-        </w:rPr>
-        <w:t xml:space="preserve"> cipherFile</w:t>
-      </w:r>
-      <w:r>
-        <w:rPr>
-          <w:rFonts w:hint="eastAsia"/>
-        </w:rPr>
-        <w:t>，则以</w:t>
-      </w:r>
-      <w:r>
-        <w:t xml:space="preserve"> cipherFile</w:t>
-      </w:r>
-      <w:r>
-        <w:rPr>
-          <w:rFonts w:hint="eastAsia"/>
-        </w:rPr>
-        <w:t>为加密文件路径，查找用户加密密码并解密得到</w:t>
-      </w:r>
-      <w:r>
-        <w:rPr>
-          <w:rFonts w:hint="eastAsia"/>
-        </w:rPr>
-        <w:t xml:space="preserve"> pa</w:t>
-      </w:r>
-      <w:r>
-        <w:t>ssword</w:t>
-      </w:r>
-      <w:r>
-        <w:rPr>
-          <w:rFonts w:hint="eastAsia"/>
-        </w:rPr>
-        <w:t>，进入</w:t>
-      </w:r>
-      <w:r>
-        <w:rPr>
-          <w:rFonts w:hint="eastAsia"/>
-        </w:rPr>
-        <w:t>1</w:t>
-      </w:r>
-      <w:r>
-        <w:rPr>
-          <w:rFonts w:hint="eastAsia"/>
-        </w:rPr>
-        <w:t>的传统方式。</w:t>
-      </w:r>
-    </w:p>
-    <w:p>
-      <w:pPr>
-        <w:ind w:left="777"/>
-      </w:pPr>
-    </w:p>
-    <w:p>
-      <w:pPr>
-        <w:ind w:left="777"/>
-      </w:pPr>
-      <w:r>
-        <w:rPr>
-          <w:rFonts w:hint="eastAsia"/>
-        </w:rPr>
-        <w:t>基于上述需求，添加以下</w:t>
-      </w:r>
-      <w:r>
-        <w:rPr>
-          <w:rFonts w:hint="eastAsia"/>
-        </w:rPr>
-        <w:t>C</w:t>
-      </w:r>
-      <w:r>
-        <w:rPr>
-          <w:rFonts w:hint="eastAsia"/>
-        </w:rPr>
-        <w:t>函数：</w:t>
-      </w:r>
-    </w:p>
-    <w:tbl>
-      <w:tblPr>
-        <w:tblStyle w:val="a9"/>
-        <w:tblW w:w="0" w:type="auto"/>
-        <w:tblInd w:w="777" w:type="dxa"/>
-        <w:tblLook w:val="04A0" w:firstRow="1" w:lastRow="0" w:firstColumn="1" w:lastColumn="0" w:noHBand="0" w:noVBand="1"/>
-      </w:tblPr>
-      <w:tblGrid>
-        <w:gridCol w:w="6233"/>
-        <w:gridCol w:w="1512"/>
-      </w:tblGrid>
-      <w:tr>
-        <w:tc>
-          <w:tcPr>
-            <w:tcW w:w="8429" w:type="dxa"/>
-          </w:tcPr>
-          <w:p>
-            <w:pPr>
-              <w:pStyle w:val="aa"/>
-              <w:ind w:left="0" w:firstLineChars="0" w:firstLine="0"/>
-            </w:pPr>
-            <w:r>
-              <w:rPr>
-                <w:rFonts w:hint="eastAsia"/>
-              </w:rPr>
-              <w:t>INT</w:t>
-            </w:r>
-            <w:r>
-              <w:t>32 decryptUserCipher(</w:t>
-            </w:r>
-            <w:r>
-              <w:rPr>
-                <w:rFonts w:hint="eastAsia"/>
-              </w:rPr>
-              <w:t xml:space="preserve">const CHAR* </w:t>
-            </w:r>
-            <w:r>
-              <w:t>p</w:t>
-            </w:r>
-            <w:r>
-              <w:rPr>
-                <w:rFonts w:hint="eastAsia"/>
-              </w:rPr>
-              <w:t>User</w:t>
-            </w:r>
-            <w:r>
-              <w:t>name</w:t>
-            </w:r>
-            <w:r>
-              <w:rPr>
-                <w:rFonts w:hint="eastAsia"/>
-              </w:rPr>
-              <w:t>,</w:t>
-            </w:r>
-            <w:r>
-              <w:t xml:space="preserve"> const CHAR *p</w:t>
-            </w:r>
-            <w:r>
-              <w:t>C</w:t>
-            </w:r>
-            <w:r>
-              <w:t>luster</w:t>
-            </w:r>
-            <w:r>
-              <w:t xml:space="preserve">, </w:t>
-            </w:r>
-            <w:r>
-              <w:rPr>
-                <w:rFonts w:hint="eastAsia"/>
-              </w:rPr>
-              <w:t xml:space="preserve">const CHAR *pToken, </w:t>
-            </w:r>
-            <w:r>
-              <w:t xml:space="preserve">const CHAR *pPath, </w:t>
-            </w:r>
-            <w:r>
-              <w:rPr>
-                <w:rFonts w:hint="eastAsia"/>
-              </w:rPr>
-              <w:t>CHAR *pOut, INT32 size</w:t>
-            </w:r>
-            <w:r>
-              <w:t>)</w:t>
-            </w:r>
-          </w:p>
-        </w:tc>
-        <w:tc>
-          <w:tcPr>
-            <w:tcW w:w="2126" w:type="dxa"/>
-          </w:tcPr>
-          <w:p>
-            <w:pPr>
-              <w:pStyle w:val="aa"/>
-              <w:ind w:left="0" w:firstLineChars="0" w:firstLine="0"/>
-            </w:pPr>
-            <w:r>
-              <w:rPr>
-                <w:rFonts w:hint="eastAsia"/>
-              </w:rPr>
-              <w:t>在加密文件中寻找对应用户密文并解密</w:t>
-            </w:r>
-          </w:p>
-        </w:tc>
-      </w:tr>
-    </w:tbl>
-    <w:p>
-      <w:pPr>
-        <w:pStyle w:val="aa"/>
-        <w:ind w:left="777" w:firstLineChars="0" w:firstLine="0"/>
-      </w:pPr>
-    </w:p>
-    <w:p>
-      <w:pPr>
-        <w:pStyle w:val="aa"/>
-        <w:ind w:left="777" w:firstLineChars="0" w:firstLine="0"/>
-      </w:pPr>
-      <w:r>
-        <w:rPr>
-          <w:rFonts w:hint="eastAsia"/>
-        </w:rPr>
-        <w:t>定义在</w:t>
-      </w:r>
-      <w:r>
-        <w:rPr>
-          <w:rFonts w:hint="eastAsia"/>
-        </w:rPr>
-        <w:t>client/cipher.h</w:t>
-      </w:r>
-      <w:r>
-        <w:rPr>
-          <w:rFonts w:hint="eastAsia"/>
-        </w:rPr>
-        <w:t>中，该头文件只有在编译定义了</w:t>
-      </w:r>
-      <w:r>
-        <w:rPr>
-          <w:rFonts w:hint="eastAsia"/>
-        </w:rPr>
-        <w:t>SDB_CIPHER</w:t>
-      </w:r>
-      <w:r>
-        <w:rPr>
-          <w:rFonts w:hint="eastAsia"/>
-        </w:rPr>
-        <w:t>时才引用。</w:t>
-      </w:r>
-    </w:p>
-    <w:p>
-      <w:pPr>
-        <w:pStyle w:val="aa"/>
-        <w:ind w:left="777" w:firstLineChars="0" w:firstLine="0"/>
-      </w:pPr>
-      <w:r>
-        <w:rPr>
-          <w:rFonts w:hint="eastAsia"/>
-        </w:rPr>
-        <w:t>目前只有</w:t>
-      </w:r>
-      <w:r>
-        <w:rPr>
-          <w:rFonts w:hint="eastAsia"/>
-        </w:rPr>
-        <w:t>PostgreSQL</w:t>
-      </w:r>
-      <w:r>
-        <w:rPr>
-          <w:rFonts w:hint="eastAsia"/>
-        </w:rPr>
-        <w:t>连接器会定义</w:t>
-      </w:r>
-      <w:r>
-        <w:rPr>
-          <w:rFonts w:hint="eastAsia"/>
-        </w:rPr>
-        <w:t>SDB</w:t>
-      </w:r>
-      <w:r>
-        <w:t>_CIPHER</w:t>
-      </w:r>
-      <w:r>
-        <w:rPr>
-          <w:rFonts w:hint="eastAsia"/>
-        </w:rPr>
-        <w:t>，且编译时调用系统</w:t>
-      </w:r>
-      <w:r>
-        <w:rPr>
-          <w:rFonts w:hint="eastAsia"/>
-        </w:rPr>
-        <w:t>openssl</w:t>
-      </w:r>
-      <w:r>
-        <w:rPr>
-          <w:rFonts w:hint="eastAsia"/>
-        </w:rPr>
-        <w:t>库而不是</w:t>
-      </w:r>
-      <w:r>
-        <w:rPr>
-          <w:rFonts w:hint="eastAsia"/>
-        </w:rPr>
-        <w:t>SequoiaDB</w:t>
-      </w:r>
-      <w:r>
-        <w:rPr>
-          <w:rFonts w:hint="eastAsia"/>
-        </w:rPr>
-        <w:t>自带第三方库。</w:t>
-      </w:r>
-    </w:p>
-    <w:p>
-      <w:r>
-        <w:rPr>
-          <w:rFonts w:hint="eastAsia"/>
-        </w:rPr>
-        <w:tab/>
-      </w:r>
-      <w:r>
-        <w:tab/>
-      </w:r>
-    </w:p>
-    <w:p>
-      <w:pPr>
-        <w:pStyle w:val="aa"/>
-        <w:numPr>
-          <w:ilvl w:val="0"/>
-          <w:numId w:val="5"/>
-        </w:numPr>
-        <w:ind w:firstLineChars="0"/>
-      </w:pPr>
-      <w:r>
-        <w:rPr>
-          <w:rFonts w:hint="eastAsia"/>
-        </w:rPr>
-        <w:t>对</w:t>
-      </w:r>
-      <w:r>
-        <w:rPr>
-          <w:rFonts w:hint="eastAsia"/>
-        </w:rPr>
-        <w:t xml:space="preserve"> line</w:t>
-      </w:r>
-      <w:r>
-        <w:t xml:space="preserve">noise </w:t>
-      </w:r>
-      <w:r>
-        <w:rPr>
-          <w:rFonts w:hint="eastAsia"/>
-        </w:rPr>
-        <w:t>库增加回显开关的控制，当关闭时不打印：</w:t>
-      </w:r>
-    </w:p>
-    <w:p>
-      <w:pPr>
-        <w:pStyle w:val="aa"/>
-        <w:ind w:left="777" w:firstLineChars="0" w:firstLine="0"/>
-      </w:pPr>
-      <w:r>
-        <w:rPr>
-          <w:rFonts w:hint="eastAsia"/>
-        </w:rPr>
-        <w:t>增加静态变量</w:t>
-      </w:r>
-      <w:r>
-        <w:t>S</w:t>
-      </w:r>
-      <w:r>
-        <w:rPr>
-          <w:rFonts w:hint="eastAsia"/>
-        </w:rPr>
-        <w:t xml:space="preserve">tatic </w:t>
-      </w:r>
-      <w:r>
-        <w:rPr>
-          <w:rFonts w:hint="eastAsia"/>
-        </w:rPr>
-        <w:t>int</w:t>
-      </w:r>
-      <w:r>
-        <w:t xml:space="preserve"> </w:t>
-      </w:r>
-      <w:r>
-        <w:rPr>
-          <w:rFonts w:hint="eastAsia"/>
-        </w:rPr>
-        <w:t>E</w:t>
-      </w:r>
-      <w:r>
-        <w:t>choChar = -1</w:t>
-      </w:r>
-      <w:r>
-        <w:rPr>
-          <w:rFonts w:hint="eastAsia"/>
-        </w:rPr>
-        <w:t>；</w:t>
-      </w:r>
-    </w:p>
-    <w:p>
-      <w:pPr>
-        <w:pStyle w:val="aa"/>
-        <w:ind w:left="777" w:firstLineChars="0" w:firstLine="0"/>
-      </w:pPr>
-      <w:r>
-        <w:rPr>
-          <w:rFonts w:hint="eastAsia"/>
-        </w:rPr>
-        <w:t>当</w:t>
-      </w:r>
-      <w:r>
-        <w:rPr>
-          <w:rFonts w:hint="eastAsia"/>
-        </w:rPr>
-        <w:t xml:space="preserve">echoChar = -1 </w:t>
-      </w:r>
-      <w:r>
-        <w:rPr>
-          <w:rFonts w:hint="eastAsia"/>
-        </w:rPr>
-        <w:t>时，未启用回显控制功能，此时原样打印；</w:t>
-      </w:r>
-    </w:p>
-    <w:p>
-      <w:pPr>
-        <w:pStyle w:val="aa"/>
-        <w:ind w:left="777" w:firstLineChars="0" w:firstLine="0"/>
-      </w:pPr>
-      <w:r>
-        <w:rPr>
-          <w:rFonts w:hint="eastAsia"/>
-        </w:rPr>
-        <w:t>当</w:t>
-      </w:r>
-      <w:r>
-        <w:rPr>
-          <w:rFonts w:hint="eastAsia"/>
-        </w:rPr>
-        <w:t>echo</w:t>
-      </w:r>
-      <w:r>
-        <w:t xml:space="preserve">Char = 0 </w:t>
-      </w:r>
-      <w:r>
-        <w:rPr>
-          <w:rFonts w:hint="eastAsia"/>
-        </w:rPr>
-        <w:t>时，不打印字符，相当于关闭回显；</w:t>
-      </w:r>
-    </w:p>
-    <w:p>
-      <w:pPr>
-        <w:pStyle w:val="aa"/>
-        <w:ind w:left="777" w:firstLineChars="0" w:firstLine="0"/>
-      </w:pPr>
-      <w:r>
-        <w:rPr>
-          <w:rFonts w:hint="eastAsia"/>
-        </w:rPr>
-        <w:t>当</w:t>
-      </w:r>
-      <w:r>
-        <w:rPr>
-          <w:rFonts w:hint="eastAsia"/>
-        </w:rPr>
-        <w:t>echoChar</w:t>
-      </w:r>
-      <w:r>
-        <w:t xml:space="preserve"> </w:t>
-      </w:r>
-      <w:r>
-        <w:t xml:space="preserve">&gt; 0 </w:t>
-      </w:r>
-      <w:r>
-        <w:rPr>
-          <w:rFonts w:hint="eastAsia"/>
-        </w:rPr>
-        <w:t>时，打印对应的</w:t>
-      </w:r>
-      <w:r>
-        <w:rPr>
-          <w:rFonts w:hint="eastAsia"/>
-        </w:rPr>
-        <w:t>ascii</w:t>
-      </w:r>
-      <w:r>
-        <w:rPr>
-          <w:rFonts w:hint="eastAsia"/>
-        </w:rPr>
-        <w:t>字符。</w:t>
-      </w:r>
-    </w:p>
-    <w:p>
-      <w:pPr>
-        <w:pStyle w:val="aa"/>
-        <w:ind w:left="777" w:firstLineChars="0" w:firstLine="0"/>
-      </w:pPr>
-    </w:p>
-    <w:p>
-      <w:pPr>
-        <w:pStyle w:val="3"/>
-      </w:pPr>
-      <w:r>
-        <w:rPr>
-          <w:rFonts w:hint="eastAsia"/>
-        </w:rPr>
-        <w:t>sdbpasswd</w:t>
-      </w:r>
-    </w:p>
-    <w:p>
-      <w:pPr>
-        <w:pStyle w:val="aa"/>
-        <w:ind w:left="777" w:firstLineChars="0" w:firstLine="0"/>
-      </w:pPr>
-      <w:r>
-        <w:rPr>
-          <w:rFonts w:hint="eastAsia"/>
-        </w:rPr>
-        <w:t xml:space="preserve">sdbpasswd </w:t>
-      </w:r>
-      <w:r>
-        <w:rPr>
-          <w:rFonts w:hint="eastAsia"/>
-        </w:rPr>
-        <w:t>操作的流程</w:t>
-      </w:r>
-      <w:r>
-        <w:rPr>
-          <w:rFonts w:hint="eastAsia"/>
-        </w:rPr>
-        <w:t>：</w:t>
-      </w:r>
-    </w:p>
-    <w:p>
-      <w:pPr>
-        <w:pStyle w:val="aa"/>
-        <w:numPr>
-          <w:ilvl w:val="0"/>
-          <w:numId w:val="11"/>
-        </w:numPr>
-        <w:ind w:firstLineChars="0"/>
-      </w:pPr>
-      <w:r>
-        <w:rPr>
-          <w:rFonts w:hint="eastAsia"/>
-        </w:rPr>
-        <w:t>获得用户命令行输入；</w:t>
-      </w:r>
-    </w:p>
-    <w:p>
-      <w:pPr>
-        <w:pStyle w:val="aa"/>
-        <w:numPr>
-          <w:ilvl w:val="0"/>
-          <w:numId w:val="11"/>
-        </w:numPr>
-        <w:ind w:firstLineChars="0"/>
-      </w:pPr>
-      <w:r>
-        <w:rPr>
-          <w:rFonts w:hint="eastAsia"/>
-        </w:rPr>
-        <w:t>使用</w:t>
-      </w:r>
-      <w:r>
-        <w:rPr>
-          <w:rFonts w:hint="eastAsia"/>
-        </w:rPr>
-        <w:t>下面</w:t>
-      </w:r>
-      <w:r>
-        <w:rPr>
-          <w:rFonts w:hint="eastAsia"/>
-        </w:rPr>
-        <w:t>加密方案所述流程，对密码进行加密，最终得到</w:t>
-      </w:r>
-      <w:r>
-        <w:rPr>
-          <w:rFonts w:hint="eastAsia"/>
-        </w:rPr>
-        <w:t>u</w:t>
-      </w:r>
-      <w:r>
-        <w:t>ser</w:t>
-      </w:r>
-      <w:r>
-        <w:rPr>
-          <w:rFonts w:hint="eastAsia"/>
-        </w:rPr>
-        <w:t>、</w:t>
-      </w:r>
-      <w:r>
-        <w:t>cluster</w:t>
-      </w:r>
-      <w:r>
-        <w:rPr>
-          <w:rFonts w:hint="eastAsia"/>
-        </w:rPr>
-        <w:t>、</w:t>
-      </w:r>
-      <w:r>
-        <w:rPr>
-          <w:rFonts w:hint="eastAsia"/>
-        </w:rPr>
-        <w:t>s</w:t>
-      </w:r>
-      <w:r>
-        <w:rPr>
-          <w:rFonts w:hint="eastAsia"/>
-        </w:rPr>
-        <w:t>alt</w:t>
-      </w:r>
-      <w:r>
-        <w:rPr>
-          <w:rFonts w:hint="eastAsia"/>
-        </w:rPr>
-        <w:t>和密文；</w:t>
-      </w:r>
-    </w:p>
-    <w:p>
-      <w:pPr>
-        <w:pStyle w:val="aa"/>
-        <w:numPr>
-          <w:ilvl w:val="0"/>
-          <w:numId w:val="11"/>
-        </w:numPr>
-        <w:ind w:firstLineChars="0"/>
-      </w:pPr>
-      <w:r>
-        <w:rPr>
-          <w:rFonts w:hint="eastAsia"/>
-        </w:rPr>
-        <w:t>将</w:t>
-      </w:r>
-      <w:r>
-        <w:rPr>
-          <w:rFonts w:hint="eastAsia"/>
-        </w:rPr>
-        <w:t>u</w:t>
-      </w:r>
-      <w:r>
-        <w:t>ser</w:t>
-      </w:r>
-      <w:r>
-        <w:rPr>
-          <w:rFonts w:hint="eastAsia"/>
-        </w:rPr>
-        <w:t>、</w:t>
-      </w:r>
-      <w:r>
-        <w:t>cluster</w:t>
-      </w:r>
-      <w:r>
-        <w:rPr>
-          <w:rFonts w:hint="eastAsia"/>
-        </w:rPr>
-        <w:t>、</w:t>
-      </w:r>
-      <w:r>
-        <w:rPr>
-          <w:rFonts w:hint="eastAsia"/>
-        </w:rPr>
-        <w:t>s</w:t>
-      </w:r>
-      <w:r>
-        <w:rPr>
-          <w:rFonts w:hint="eastAsia"/>
-        </w:rPr>
-        <w:t>alt</w:t>
-      </w:r>
-      <w:r>
-        <w:rPr>
-          <w:rFonts w:hint="eastAsia"/>
-        </w:rPr>
-        <w:t>和密文保存在加密文件中。</w:t>
-      </w:r>
-    </w:p>
-    <w:p>
-      <w:pPr>
-        <w:pStyle w:val="aa"/>
-        <w:ind w:left="777" w:firstLineChars="0" w:firstLine="0"/>
-      </w:pPr>
-    </w:p>
-    <w:p>
-      <w:pPr>
-        <w:pStyle w:val="aa"/>
-        <w:ind w:left="777" w:firstLineChars="0" w:firstLine="0"/>
-      </w:pPr>
-      <w:r>
-        <w:rPr>
-          <w:rFonts w:hint="eastAsia"/>
-        </w:rPr>
-        <w:t>如果</w:t>
-      </w:r>
-      <w:r>
-        <w:rPr>
-          <w:rFonts w:hint="eastAsia"/>
-        </w:rPr>
-        <w:t>add</w:t>
-      </w:r>
-      <w:r>
-        <w:t>user</w:t>
-      </w:r>
-      <w:r>
-        <w:rPr>
-          <w:rFonts w:hint="eastAsia"/>
-        </w:rPr>
-        <w:t>加密文件里已存在的用户，会将用户的旧信息覆盖。</w:t>
-      </w:r>
-    </w:p>
-    <w:p>
-      <w:pPr>
-        <w:pStyle w:val="aa"/>
-        <w:ind w:left="777" w:firstLineChars="0" w:firstLine="0"/>
-      </w:pPr>
-    </w:p>
-    <w:p>
-      <w:pPr>
-        <w:pStyle w:val="3"/>
-      </w:pPr>
-      <w:r>
-        <w:rPr>
-          <w:rFonts w:hint="eastAsia"/>
-        </w:rPr>
-        <w:t>加密方案</w:t>
-      </w:r>
-    </w:p>
-    <w:p>
-      <w:pPr>
-        <w:ind w:left="777"/>
-      </w:pPr>
-      <w:r>
-        <w:rPr>
-          <w:rFonts w:hint="eastAsia"/>
-        </w:rPr>
-        <w:t>加密采用</w:t>
-      </w:r>
-      <w:r>
-        <w:rPr>
-          <w:rFonts w:hint="eastAsia"/>
-        </w:rPr>
-        <w:t>DES</w:t>
-      </w:r>
-      <w:r>
-        <w:t xml:space="preserve"> </w:t>
-      </w:r>
-      <w:r>
-        <w:rPr>
-          <w:rFonts w:hint="eastAsia"/>
-        </w:rPr>
-        <w:t>ECB</w:t>
-      </w:r>
-      <w:r>
-        <w:rPr>
-          <w:rFonts w:hint="eastAsia"/>
-        </w:rPr>
-        <w:t>对称性加密</w:t>
-      </w:r>
-      <w:r>
-        <w:rPr>
-          <w:rFonts w:hint="eastAsia"/>
-        </w:rPr>
-        <w:t>算法</w:t>
-      </w:r>
-      <w:r>
-        <w:rPr>
-          <w:rFonts w:hint="eastAsia"/>
-        </w:rPr>
-        <w:t>，加密</w:t>
-      </w:r>
-      <w:r>
-        <w:rPr>
-          <w:rFonts w:hint="eastAsia"/>
-        </w:rPr>
-        <w:t>Key</w:t>
-      </w:r>
-      <w:r>
-        <w:rPr>
-          <w:rFonts w:hint="eastAsia"/>
-        </w:rPr>
-        <w:t>为自动随机生成，长度</w:t>
-      </w:r>
-      <w:r>
-        <w:rPr>
-          <w:rFonts w:hint="eastAsia"/>
-        </w:rPr>
-        <w:t>8</w:t>
-      </w:r>
-      <w:r>
-        <w:rPr>
-          <w:rFonts w:hint="eastAsia"/>
-        </w:rPr>
-        <w:t>字节</w:t>
-      </w:r>
-      <w:bookmarkStart w:id="0" w:name="_GoBack"/>
-      <w:bookmarkEnd w:id="0"/>
-      <w:r>
-        <w:rPr>
-          <w:rFonts w:hint="eastAsia"/>
-        </w:rPr>
-        <w:t>；</w:t>
-      </w:r>
-    </w:p>
-    <w:p>
-      <w:pPr>
-        <w:ind w:left="777"/>
-      </w:pPr>
-    </w:p>
-    <w:p>
-      <w:pPr>
-        <w:ind w:left="777"/>
-      </w:pPr>
-      <w:r>
-        <w:rPr>
-          <w:rFonts w:hint="eastAsia"/>
-        </w:rPr>
-        <w:t>加密文件权限：</w:t>
-      </w:r>
-      <w:r>
-        <w:rPr>
-          <w:rFonts w:hint="eastAsia"/>
-        </w:rPr>
-        <w:t>600</w:t>
-      </w:r>
-    </w:p>
-    <w:p>
-      <w:pPr>
-        <w:ind w:left="777"/>
-      </w:pPr>
-    </w:p>
-    <w:p>
-      <w:pPr>
-        <w:ind w:left="777"/>
-      </w:pPr>
-      <w:r>
-        <w:rPr>
-          <w:rFonts w:hint="eastAsia"/>
-        </w:rPr>
-        <w:t>加密文件存储格式：</w:t>
-      </w:r>
-      <w:r>
-        <w:rPr>
-          <w:rFonts w:hint="eastAsia"/>
-        </w:rPr>
-        <w:t>username</w:t>
-      </w:r>
-      <w:r>
-        <w:rPr>
-          <w:rFonts w:hint="eastAsia"/>
-        </w:rPr>
-        <w:t>、</w:t>
-      </w:r>
-      <w:r>
-        <w:t>cluster</w:t>
-      </w:r>
-      <w:r>
-        <w:rPr>
-          <w:rFonts w:hint="eastAsia"/>
-        </w:rPr>
-        <w:t>和</w:t>
-      </w:r>
-      <w:r>
-        <w:rPr>
-          <w:rFonts w:hint="eastAsia"/>
-        </w:rPr>
-        <w:t>Salt</w:t>
-      </w:r>
-      <w:r>
-        <w:rPr>
-          <w:rFonts w:hint="eastAsia"/>
-        </w:rPr>
-        <w:t>以</w:t>
-      </w:r>
-      <w:r>
-        <w:rPr>
-          <w:rFonts w:hint="eastAsia"/>
-        </w:rPr>
-        <w:t>ASCII</w:t>
-      </w:r>
-      <w:r>
-        <w:rPr>
-          <w:rFonts w:hint="eastAsia"/>
-        </w:rPr>
-        <w:t>字符形式保存，剩余部分用</w:t>
-      </w:r>
-      <w:r>
-        <w:rPr>
-          <w:rFonts w:hint="eastAsia"/>
-        </w:rPr>
-        <w:t>HEX</w:t>
-      </w:r>
-      <w:r>
-        <w:rPr>
-          <w:rFonts w:hint="eastAsia"/>
-        </w:rPr>
-        <w:t>形式保存。</w:t>
-      </w:r>
-    </w:p>
-    <w:p>
-      <w:pPr>
-        <w:ind w:left="777"/>
-      </w:pPr>
-      <w:r>
-        <w:rPr>
-          <w:noProof/>
-        </w:rPr>
-        <w:drawing>
-          <wp:inline distT="0" distB="0" distL="0" distR="0" wp14:anchorId="2BC9BAB0" wp14:editId="2257D956">
-            <wp:extent cx="5274310" cy="674370"/>
-            <wp:effectExtent l="0" t="0" r="0" b="0"/>
-            <wp:docPr id="11" name="图片 11"/>
             <wp:cNvGraphicFramePr>
               <a:graphicFrameLocks xmlns:a="http://schemas.openxmlformats.org/drawingml/2006/main" noChangeAspect="1"/>
             </wp:cNvGraphicFramePr>
@@ -6317,7 +3751,7 @@
                   <pic:spPr>
                     <a:xfrm>
                       <a:off x="0" y="0"/>
-                      <a:ext cx="5274310" cy="674370"/>
+                      <a:ext cx="4286250" cy="2190750"/>
                     </a:xfrm>
                     <a:prstGeom prst="rect">
                       <a:avLst/>
@@ -6332,168 +3766,85 @@
     </w:p>
     <w:p>
       <w:pPr>
-        <w:ind w:left="777"/>
-      </w:pPr>
-      <w:r>
-        <w:rPr>
-          <w:rFonts w:hint="eastAsia"/>
-        </w:rPr>
-        <w:t>username</w:t>
-      </w:r>
-      <w:r>
-        <w:rPr>
-          <w:rFonts w:hint="eastAsia"/>
-        </w:rPr>
-        <w:t>：用户名；</w:t>
-      </w:r>
-    </w:p>
-    <w:p>
-      <w:pPr>
-        <w:ind w:left="777"/>
-        <w:rPr>
-          <w:rFonts w:hint="eastAsia"/>
-        </w:rPr>
-      </w:pPr>
-      <w:r>
-        <w:rPr>
-          <w:rFonts w:hint="eastAsia"/>
-        </w:rPr>
-        <w:t>“</w:t>
-      </w:r>
-      <w:r>
-        <w:rPr>
-          <w:rFonts w:hint="eastAsia"/>
-        </w:rPr>
-        <w:t>@</w:t>
-      </w:r>
-      <w:r>
-        <w:rPr>
-          <w:rFonts w:hint="eastAsia"/>
-        </w:rPr>
-        <w:t>”：用户名和用户名所属集群分割符；</w:t>
-      </w:r>
-    </w:p>
-    <w:p>
-      <w:pPr>
-        <w:ind w:left="777"/>
-      </w:pPr>
-      <w:r>
-        <w:t>cluster</w:t>
-      </w:r>
-      <w:r>
-        <w:rPr>
-          <w:rFonts w:hint="eastAsia"/>
-        </w:rPr>
-        <w:t>：用户名</w:t>
-      </w:r>
-      <w:r>
-        <w:rPr>
-          <w:rFonts w:hint="eastAsia"/>
-        </w:rPr>
-        <w:t>所属集群</w:t>
-      </w:r>
-      <w:r>
-        <w:rPr>
-          <w:rFonts w:hint="eastAsia"/>
-        </w:rPr>
-        <w:t>，若没有指定</w:t>
-      </w:r>
-      <w:r>
-        <w:t>cluster</w:t>
-      </w:r>
-      <w:r>
-        <w:rPr>
-          <w:rFonts w:hint="eastAsia"/>
-        </w:rPr>
-        <w:t>则去除</w:t>
-      </w:r>
-      <w:r>
-        <w:rPr>
-          <w:rFonts w:hint="eastAsia"/>
-        </w:rPr>
-        <w:t>@</w:t>
-      </w:r>
-      <w:r>
-        <w:rPr>
-          <w:rFonts w:hint="eastAsia"/>
-        </w:rPr>
-        <w:t>和</w:t>
-      </w:r>
-      <w:r>
-        <w:t>cluster</w:t>
-      </w:r>
-      <w:r>
-        <w:rPr>
-          <w:rFonts w:hint="eastAsia"/>
-        </w:rPr>
-        <w:t>项</w:t>
-      </w:r>
-      <w:r>
-        <w:rPr>
-          <w:rFonts w:hint="eastAsia"/>
-        </w:rPr>
-        <w:t>；</w:t>
-      </w:r>
-    </w:p>
-    <w:p>
-      <w:pPr>
-        <w:ind w:left="777"/>
-        <w:rPr>
-          <w:rFonts w:hint="eastAsia"/>
-        </w:rPr>
-      </w:pPr>
-      <w:r>
-        <w:rPr>
-          <w:rFonts w:hint="eastAsia"/>
-        </w:rPr>
-        <w:t>“：”：用户名所属集群和</w:t>
-      </w:r>
-      <w:r>
-        <w:rPr>
-          <w:rFonts w:hint="eastAsia"/>
-        </w:rPr>
-        <w:t>Salt</w:t>
-      </w:r>
-      <w:r>
-        <w:t xml:space="preserve"> </w:t>
-      </w:r>
-      <w:r>
-        <w:rPr>
-          <w:rFonts w:hint="eastAsia"/>
-        </w:rPr>
-        <w:t>Len</w:t>
-      </w:r>
-      <w:r>
-        <w:rPr>
-          <w:rFonts w:hint="eastAsia"/>
-        </w:rPr>
-        <w:t>分割符；</w:t>
-      </w:r>
-    </w:p>
-    <w:p>
-      <w:pPr>
-        <w:ind w:left="777"/>
-      </w:pPr>
-      <w:r>
-        <w:rPr>
-          <w:rFonts w:hint="eastAsia"/>
-        </w:rPr>
-        <w:t>Salt</w:t>
-      </w:r>
-      <w:r>
-        <w:t xml:space="preserve"> </w:t>
-      </w:r>
-      <w:r>
-        <w:rPr>
-          <w:rFonts w:hint="eastAsia"/>
-        </w:rPr>
-        <w:t>Len</w:t>
-      </w:r>
-      <w:r>
-        <w:rPr>
-          <w:rFonts w:hint="eastAsia"/>
-        </w:rPr>
-        <w:t>：用户输入</w:t>
+        <w:pStyle w:val="aa"/>
+        <w:ind w:left="777" w:firstLineChars="0" w:firstLine="0"/>
+      </w:pPr>
+    </w:p>
+    <w:p>
+      <w:pPr>
+        <w:pStyle w:val="aa"/>
+        <w:ind w:left="777" w:firstLineChars="0" w:firstLine="0"/>
+      </w:pPr>
+      <w:r>
+        <w:rPr>
+          <w:rFonts w:hint="eastAsia"/>
+        </w:rPr>
+        <w:t>c</w:t>
+      </w:r>
+      <w:r>
+        <w:t xml:space="preserve">ipherMgr </w:t>
+      </w:r>
+      <w:r>
+        <w:rPr>
+          <w:rFonts w:hint="eastAsia"/>
+        </w:rPr>
+        <w:t>作为加密文件的内存抽象，承担两种职责：</w:t>
+      </w:r>
+    </w:p>
+    <w:p>
+      <w:pPr>
+        <w:pStyle w:val="aa"/>
+        <w:numPr>
+          <w:ilvl w:val="0"/>
+          <w:numId w:val="8"/>
+        </w:numPr>
+        <w:ind w:firstLineChars="0"/>
+      </w:pPr>
+      <w:r>
+        <w:rPr>
+          <w:rFonts w:hint="eastAsia"/>
+        </w:rPr>
+        <w:t>给</w:t>
+      </w:r>
+      <w:r>
+        <w:rPr>
+          <w:rFonts w:hint="eastAsia"/>
+        </w:rPr>
+        <w:t xml:space="preserve"> sdbpasswd </w:t>
+      </w:r>
+      <w:r>
+        <w:rPr>
+          <w:rFonts w:hint="eastAsia"/>
+        </w:rPr>
+        <w:t>工具提供向加密文件增删用户的功能；</w:t>
+      </w:r>
+    </w:p>
+    <w:p>
+      <w:pPr>
+        <w:pStyle w:val="aa"/>
+        <w:numPr>
+          <w:ilvl w:val="0"/>
+          <w:numId w:val="8"/>
+        </w:numPr>
+        <w:ind w:firstLineChars="0"/>
+      </w:pPr>
+      <w:r>
+        <w:rPr>
+          <w:rFonts w:hint="eastAsia"/>
+        </w:rPr>
+        <w:t>为</w:t>
+      </w:r>
+      <w:r>
+        <w:rPr>
+          <w:rFonts w:hint="eastAsia"/>
+        </w:rPr>
+        <w:t xml:space="preserve"> sdb </w:t>
+      </w:r>
+      <w:r>
+        <w:rPr>
+          <w:rFonts w:hint="eastAsia"/>
+        </w:rPr>
+        <w:t>其他工具提供连接时通过用户名和</w:t>
       </w:r>
       <w:r>
         <w:rPr>
@@ -6505,274 +3856,23 @@
         <w:rPr>
           <w:rFonts w:hint="eastAsia"/>
         </w:rPr>
-        <w:t>的长度；</w:t>
-      </w:r>
-    </w:p>
-    <w:p>
-      <w:pPr>
-        <w:ind w:left="777"/>
-      </w:pPr>
-      <w:r>
-        <w:rPr>
-          <w:rFonts w:hint="eastAsia"/>
-        </w:rPr>
-        <w:t>Salt</w:t>
-      </w:r>
-      <w:r>
-        <w:rPr>
-          <w:rFonts w:hint="eastAsia"/>
-        </w:rPr>
-        <w:t>：用户输入</w:t>
-      </w:r>
-      <w:r>
-        <w:rPr>
-          <w:rFonts w:hint="eastAsia"/>
-        </w:rPr>
-        <w:t>token</w:t>
-      </w:r>
-      <w:r>
-        <w:rPr>
-          <w:rFonts w:hint="eastAsia"/>
-        </w:rPr>
-        <w:t>，若没有指定</w:t>
-      </w:r>
-      <w:r>
-        <w:rPr>
-          <w:rFonts w:hint="eastAsia"/>
-        </w:rPr>
-        <w:t>token</w:t>
-      </w:r>
-      <w:r>
-        <w:rPr>
-          <w:rFonts w:hint="eastAsia"/>
-        </w:rPr>
-        <w:t>则去除</w:t>
-      </w:r>
-      <w:r>
-        <w:rPr>
-          <w:rFonts w:hint="eastAsia"/>
-        </w:rPr>
-        <w:t>Salt</w:t>
-      </w:r>
-      <w:r>
-        <w:t xml:space="preserve"> </w:t>
-      </w:r>
-      <w:r>
-        <w:rPr>
-          <w:rFonts w:hint="eastAsia"/>
-        </w:rPr>
-        <w:t>Len</w:t>
-      </w:r>
-      <w:r>
-        <w:rPr>
-          <w:rFonts w:hint="eastAsia"/>
-        </w:rPr>
-        <w:t>和</w:t>
-      </w:r>
-      <w:r>
-        <w:rPr>
-          <w:rFonts w:hint="eastAsia"/>
-        </w:rPr>
-        <w:t>Salt</w:t>
-      </w:r>
-      <w:r>
-        <w:rPr>
-          <w:rFonts w:hint="eastAsia"/>
-        </w:rPr>
-        <w:t>；</w:t>
-      </w:r>
-    </w:p>
-    <w:p>
-      <w:pPr>
-        <w:ind w:left="777"/>
-      </w:pPr>
-      <w:r>
-        <w:rPr>
-          <w:rFonts w:hint="eastAsia"/>
-        </w:rPr>
-        <w:t>Offset</w:t>
-      </w:r>
-      <w:r>
-        <w:t xml:space="preserve"> </w:t>
-      </w:r>
-      <w:r>
-        <w:rPr>
-          <w:rFonts w:hint="eastAsia"/>
-        </w:rPr>
-        <w:t>to</w:t>
-      </w:r>
-      <w:r>
-        <w:t xml:space="preserve"> </w:t>
-      </w:r>
-      <w:r>
-        <w:rPr>
-          <w:rFonts w:hint="eastAsia"/>
-        </w:rPr>
-        <w:t>1st</w:t>
-      </w:r>
-      <w:r>
-        <w:t xml:space="preserve"> </w:t>
-      </w:r>
-      <w:r>
-        <w:rPr>
-          <w:rFonts w:hint="eastAsia"/>
-        </w:rPr>
-        <w:t>Key</w:t>
-      </w:r>
-      <w:r>
-        <w:t xml:space="preserve"> </w:t>
-      </w:r>
-      <w:r>
-        <w:rPr>
-          <w:rFonts w:hint="eastAsia"/>
-        </w:rPr>
-        <w:t>Part</w:t>
-      </w:r>
-      <w:r>
-        <w:rPr>
-          <w:rFonts w:hint="eastAsia"/>
-        </w:rPr>
-        <w:t>：在之后的加密</w:t>
-      </w:r>
-      <w:r>
-        <w:rPr>
-          <w:rFonts w:hint="eastAsia"/>
-        </w:rPr>
-        <w:t>Key</w:t>
-      </w:r>
-      <w:r>
-        <w:rPr>
-          <w:rFonts w:hint="eastAsia"/>
-        </w:rPr>
-        <w:t>存储部分介绍；</w:t>
-      </w:r>
-    </w:p>
-    <w:p>
-      <w:pPr>
-        <w:ind w:left="777"/>
-      </w:pPr>
-      <w:r>
-        <w:t>CipherText</w:t>
-      </w:r>
-      <w:r>
-        <w:rPr>
-          <w:rFonts w:hint="eastAsia"/>
-        </w:rPr>
-        <w:t>：加密后密文；</w:t>
-      </w:r>
-    </w:p>
-    <w:p>
-      <w:pPr>
-        <w:ind w:left="777"/>
-      </w:pPr>
-    </w:p>
-    <w:p>
-      <w:pPr>
-        <w:ind w:left="777"/>
-      </w:pPr>
-      <w:r>
-        <w:rPr>
-          <w:rFonts w:hint="eastAsia"/>
-        </w:rPr>
-        <w:t>加密</w:t>
-      </w:r>
-      <w:r>
-        <w:rPr>
-          <w:rFonts w:hint="eastAsia"/>
-        </w:rPr>
-        <w:t>Key</w:t>
-      </w:r>
-      <w:r>
-        <w:rPr>
-          <w:rFonts w:hint="eastAsia"/>
-        </w:rPr>
-        <w:t>的存储：</w:t>
-      </w:r>
-    </w:p>
-    <w:p>
-      <w:pPr>
-        <w:ind w:left="777"/>
-      </w:pPr>
-      <w:r>
-        <w:rPr>
-          <w:rFonts w:hint="eastAsia"/>
-        </w:rPr>
-        <w:t>加密</w:t>
-      </w:r>
-      <w:r>
-        <w:rPr>
-          <w:rFonts w:hint="eastAsia"/>
-        </w:rPr>
-        <w:t>Key</w:t>
-      </w:r>
-      <w:r>
-        <w:rPr>
-          <w:rFonts w:hint="eastAsia"/>
-        </w:rPr>
-        <w:t>被</w:t>
-      </w:r>
-      <w:r>
-        <w:rPr>
-          <w:rFonts w:hint="eastAsia"/>
-        </w:rPr>
-        <w:t>分成三部分</w:t>
-      </w:r>
-      <w:r>
-        <w:rPr>
-          <w:rFonts w:hint="eastAsia"/>
-        </w:rPr>
-        <w:t>，</w:t>
-      </w:r>
-      <w:r>
-        <w:rPr>
-          <w:rFonts w:hint="eastAsia"/>
-        </w:rPr>
-        <w:t>随机穿插</w:t>
-      </w:r>
-      <w:r>
-        <w:rPr>
-          <w:rFonts w:hint="eastAsia"/>
-        </w:rPr>
-        <w:t>地</w:t>
-      </w:r>
-      <w:r>
-        <w:rPr>
-          <w:rFonts w:hint="eastAsia"/>
-        </w:rPr>
-        <w:t>存放在</w:t>
-      </w:r>
-      <w:r>
-        <w:rPr>
-          <w:rFonts w:hint="eastAsia"/>
-        </w:rPr>
-        <w:t>CipherText</w:t>
-      </w:r>
-      <w:r>
-        <w:rPr>
-          <w:rFonts w:hint="eastAsia"/>
-        </w:rPr>
-        <w:t>中。</w:t>
-      </w:r>
-      <w:r>
-        <w:rPr>
-          <w:rFonts w:hint="eastAsia"/>
-        </w:rPr>
-        <w:t>偏移量为随机生成。</w:t>
-      </w:r>
-    </w:p>
-    <w:p>
-      <w:pPr>
-        <w:ind w:left="777"/>
+        <w:t>获取解密后密码的功能；</w:t>
+      </w:r>
+    </w:p>
+    <w:p>
+      <w:pPr>
+        <w:pStyle w:val="aa"/>
+        <w:ind w:left="777" w:firstLineChars="0" w:firstLine="0"/>
       </w:pPr>
       <w:r>
         <w:rPr>
           <w:noProof/>
         </w:rPr>
         <w:drawing>
-          <wp:inline distT="0" distB="0" distL="0" distR="0" wp14:anchorId="54AE8098" wp14:editId="15E01820">
-            <wp:extent cx="5274310" cy="954405"/>
+          <wp:inline distT="0" distB="0" distL="0" distR="0" wp14:anchorId="46144071" wp14:editId="11F8F6C3">
+            <wp:extent cx="3905250" cy="2762250"/>
             <wp:effectExtent l="0" t="0" r="0" b="0"/>
-            <wp:docPr id="5" name="图片 5"/>
+            <wp:docPr id="9" name="图片 9"/>
             <wp:cNvGraphicFramePr>
               <a:graphicFrameLocks xmlns:a="http://schemas.openxmlformats.org/drawingml/2006/main" noChangeAspect="1"/>
             </wp:cNvGraphicFramePr>
@@ -6792,6 +3892,2993 @@
                   <pic:spPr>
                     <a:xfrm>
                       <a:off x="0" y="0"/>
+                      <a:ext cx="3905250" cy="2762250"/>
+                    </a:xfrm>
+                    <a:prstGeom prst="rect">
+                      <a:avLst/>
+                    </a:prstGeom>
+                  </pic:spPr>
+                </pic:pic>
+              </a:graphicData>
+            </a:graphic>
+          </wp:inline>
+        </w:drawing>
+      </w:r>
+    </w:p>
+    <w:p>
+      <w:pPr>
+        <w:pStyle w:val="aa"/>
+        <w:ind w:left="777" w:firstLineChars="0" w:firstLine="0"/>
+      </w:pPr>
+    </w:p>
+    <w:p>
+      <w:pPr>
+        <w:pStyle w:val="aa"/>
+        <w:numPr>
+          <w:ilvl w:val="0"/>
+          <w:numId w:val="5"/>
+        </w:numPr>
+        <w:ind w:firstLineChars="0"/>
+      </w:pPr>
+      <w:r>
+        <w:rPr>
+          <w:rFonts w:hint="eastAsia"/>
+        </w:rPr>
+        <w:t>表</w:t>
+      </w:r>
+      <w:r>
+        <w:rPr>
+          <w:rFonts w:hint="eastAsia"/>
+        </w:rPr>
+        <w:t>1</w:t>
+      </w:r>
+      <w:r>
+        <w:rPr>
+          <w:rFonts w:hint="eastAsia"/>
+        </w:rPr>
+        <w:t>数据库工具统一解密流程：</w:t>
+      </w:r>
+    </w:p>
+    <w:p>
+      <w:pPr>
+        <w:pStyle w:val="aa"/>
+        <w:numPr>
+          <w:ilvl w:val="0"/>
+          <w:numId w:val="10"/>
+        </w:numPr>
+        <w:ind w:firstLineChars="0"/>
+      </w:pPr>
+      <w:r>
+        <w:rPr>
+          <w:rFonts w:hint="eastAsia"/>
+        </w:rPr>
+        <w:t>从用户命令行输入中提取出</w:t>
+      </w:r>
+      <w:r>
+        <w:rPr>
+          <w:rFonts w:hint="eastAsia"/>
+        </w:rPr>
+        <w:t xml:space="preserve"> user, password, </w:t>
+      </w:r>
+      <w:r>
+        <w:rPr>
+          <w:rFonts w:hint="eastAsia"/>
+        </w:rPr>
+        <w:t>cluster</w:t>
+      </w:r>
+      <w:r>
+        <w:rPr>
+          <w:rFonts w:hint="eastAsia"/>
+        </w:rPr>
+        <w:t xml:space="preserve">, </w:t>
+      </w:r>
+      <w:r>
+        <w:rPr>
+          <w:rFonts w:hint="eastAsia"/>
+        </w:rPr>
+        <w:t>cipherFile, token</w:t>
+      </w:r>
+      <w:r>
+        <w:rPr>
+          <w:rFonts w:hint="eastAsia"/>
+        </w:rPr>
+        <w:t>参数：</w:t>
+      </w:r>
+    </w:p>
+    <w:p>
+      <w:pPr>
+        <w:pStyle w:val="aa"/>
+        <w:ind w:left="1137" w:firstLineChars="0" w:firstLine="0"/>
+      </w:pPr>
+      <w:r>
+        <w:rPr>
+          <w:rFonts w:hint="eastAsia"/>
+        </w:rPr>
+        <w:t>若</w:t>
+      </w:r>
+      <w:r>
+        <w:rPr>
+          <w:rFonts w:hint="eastAsia"/>
+        </w:rPr>
+        <w:t>只</w:t>
+      </w:r>
+      <w:r>
+        <w:rPr>
+          <w:rFonts w:hint="eastAsia"/>
+        </w:rPr>
+        <w:t>存在</w:t>
+      </w:r>
+      <w:r>
+        <w:rPr>
+          <w:rFonts w:hint="eastAsia"/>
+        </w:rPr>
+        <w:t>user</w:t>
+      </w:r>
+      <w:r>
+        <w:rPr>
+          <w:rFonts w:hint="eastAsia"/>
+        </w:rPr>
+        <w:t>、</w:t>
+      </w:r>
+      <w:r>
+        <w:rPr>
+          <w:rFonts w:hint="eastAsia"/>
+        </w:rPr>
+        <w:t>password</w:t>
+      </w:r>
+      <w:r>
+        <w:rPr>
+          <w:rFonts w:hint="eastAsia"/>
+        </w:rPr>
+        <w:t>，直接传统方式连接；</w:t>
+      </w:r>
+    </w:p>
+    <w:p>
+      <w:pPr>
+        <w:pStyle w:val="aa"/>
+        <w:ind w:left="1137" w:firstLineChars="0" w:firstLine="0"/>
+      </w:pPr>
+      <w:r>
+        <w:rPr>
+          <w:rFonts w:hint="eastAsia"/>
+        </w:rPr>
+        <w:t>若只存在</w:t>
+      </w:r>
+      <w:r>
+        <w:rPr>
+          <w:rFonts w:hint="eastAsia"/>
+        </w:rPr>
+        <w:t>user</w:t>
+      </w:r>
+      <w:r>
+        <w:rPr>
+          <w:rFonts w:hint="eastAsia"/>
+        </w:rPr>
+        <w:t>，</w:t>
+      </w:r>
+      <w:r>
+        <w:rPr>
+          <w:rFonts w:hint="eastAsia"/>
+        </w:rPr>
+        <w:t>先在默认加密文件中查找，不存在则</w:t>
+      </w:r>
+      <w:r>
+        <w:rPr>
+          <w:rFonts w:hint="eastAsia"/>
+        </w:rPr>
+        <w:t>交互提示输入密码，回归传统方式连接；</w:t>
+      </w:r>
+    </w:p>
+    <w:p>
+      <w:pPr>
+        <w:pStyle w:val="aa"/>
+        <w:ind w:left="1137" w:firstLineChars="0" w:firstLine="0"/>
+      </w:pPr>
+      <w:r>
+        <w:rPr>
+          <w:rFonts w:hint="eastAsia"/>
+        </w:rPr>
+        <w:lastRenderedPageBreak/>
+        <w:t>若</w:t>
+      </w:r>
+      <w:r>
+        <w:rPr>
+          <w:rFonts w:hint="eastAsia"/>
+        </w:rPr>
+        <w:t>只</w:t>
+      </w:r>
+      <w:r>
+        <w:rPr>
+          <w:rFonts w:hint="eastAsia"/>
+        </w:rPr>
+        <w:t>存在</w:t>
+      </w:r>
+      <w:r>
+        <w:rPr>
+          <w:rFonts w:hint="eastAsia"/>
+        </w:rPr>
+        <w:t>user</w:t>
+      </w:r>
+      <w:r>
+        <w:rPr>
+          <w:rFonts w:hint="eastAsia"/>
+        </w:rPr>
+        <w:t>、</w:t>
+      </w:r>
+      <w:r>
+        <w:rPr>
+          <w:rFonts w:hint="eastAsia"/>
+        </w:rPr>
+        <w:t>[</w:t>
+      </w:r>
+      <w:r>
+        <w:t>cluster</w:t>
+      </w:r>
+      <w:r>
+        <w:rPr>
+          <w:rFonts w:hint="eastAsia"/>
+        </w:rPr>
+        <w:t>]</w:t>
+      </w:r>
+      <w:r>
+        <w:rPr>
+          <w:rFonts w:hint="eastAsia"/>
+        </w:rPr>
+        <w:t>、</w:t>
+      </w:r>
+      <w:r>
+        <w:rPr>
+          <w:rFonts w:hint="eastAsia"/>
+        </w:rPr>
+        <w:t>token</w:t>
+      </w:r>
+      <w:r>
+        <w:rPr>
+          <w:rFonts w:hint="eastAsia"/>
+        </w:rPr>
+        <w:t>，使用默认加密文件解密获得密码，回归传统方式连接；</w:t>
+      </w:r>
+    </w:p>
+    <w:p>
+      <w:pPr>
+        <w:pStyle w:val="aa"/>
+        <w:ind w:left="1137" w:firstLineChars="0" w:firstLine="0"/>
+      </w:pPr>
+      <w:r>
+        <w:rPr>
+          <w:rFonts w:hint="eastAsia"/>
+        </w:rPr>
+        <w:t>若</w:t>
+      </w:r>
+      <w:r>
+        <w:rPr>
+          <w:rFonts w:hint="eastAsia"/>
+        </w:rPr>
+        <w:t>只</w:t>
+      </w:r>
+      <w:r>
+        <w:rPr>
+          <w:rFonts w:hint="eastAsia"/>
+        </w:rPr>
+        <w:t>存在</w:t>
+      </w:r>
+      <w:r>
+        <w:rPr>
+          <w:rFonts w:hint="eastAsia"/>
+        </w:rPr>
+        <w:t>user</w:t>
+      </w:r>
+      <w:r>
+        <w:rPr>
+          <w:rFonts w:hint="eastAsia"/>
+        </w:rPr>
+        <w:t>、</w:t>
+      </w:r>
+      <w:r>
+        <w:rPr>
+          <w:rFonts w:hint="eastAsia"/>
+        </w:rPr>
+        <w:t>[</w:t>
+      </w:r>
+      <w:r>
+        <w:t>cluster</w:t>
+      </w:r>
+      <w:r>
+        <w:rPr>
+          <w:rFonts w:hint="eastAsia"/>
+        </w:rPr>
+        <w:t>]</w:t>
+      </w:r>
+      <w:r>
+        <w:rPr>
+          <w:rFonts w:hint="eastAsia"/>
+        </w:rPr>
+        <w:t>、</w:t>
+      </w:r>
+      <w:r>
+        <w:rPr>
+          <w:rFonts w:hint="eastAsia"/>
+        </w:rPr>
+        <w:t>token</w:t>
+      </w:r>
+      <w:r>
+        <w:rPr>
+          <w:rFonts w:hint="eastAsia"/>
+        </w:rPr>
+        <w:t>和</w:t>
+      </w:r>
+      <w:r>
+        <w:rPr>
+          <w:rFonts w:hint="eastAsia"/>
+        </w:rPr>
+        <w:t>cipher</w:t>
+      </w:r>
+      <w:r>
+        <w:t>File</w:t>
+      </w:r>
+      <w:r>
+        <w:rPr>
+          <w:rFonts w:hint="eastAsia"/>
+        </w:rPr>
+        <w:t>，使用</w:t>
+      </w:r>
+      <w:r>
+        <w:rPr>
+          <w:rFonts w:hint="eastAsia"/>
+        </w:rPr>
+        <w:t>cipherFile</w:t>
+      </w:r>
+      <w:r>
+        <w:rPr>
+          <w:rFonts w:hint="eastAsia"/>
+        </w:rPr>
+        <w:t>解密获得密码，回归传统方式连接</w:t>
+      </w:r>
+    </w:p>
+    <w:p>
+      <w:r>
+        <w:tab/>
+      </w:r>
+      <w:r>
+        <w:tab/>
+      </w:r>
+    </w:p>
+    <w:p>
+      <w:pPr>
+        <w:pStyle w:val="aa"/>
+        <w:numPr>
+          <w:ilvl w:val="0"/>
+          <w:numId w:val="5"/>
+        </w:numPr>
+        <w:ind w:firstLineChars="0"/>
+      </w:pPr>
+      <w:r>
+        <w:t>P</w:t>
+      </w:r>
+      <w:r>
+        <w:rPr>
+          <w:rFonts w:hint="eastAsia"/>
+        </w:rPr>
+        <w:t xml:space="preserve">ostgres </w:t>
+      </w:r>
+      <w:r>
+        <w:t xml:space="preserve">fdw </w:t>
+      </w:r>
+      <w:r>
+        <w:rPr>
+          <w:rFonts w:hint="eastAsia"/>
+        </w:rPr>
+        <w:t>增加</w:t>
+      </w:r>
+      <w:r>
+        <w:rPr>
+          <w:rFonts w:hint="eastAsia"/>
+        </w:rPr>
+        <w:t>：</w:t>
+      </w:r>
+    </w:p>
+    <w:p>
+      <w:r>
+        <w:t>sdbConnectionHandle sdbGetConnectionHandle</w:t>
+      </w:r>
+      <w:r>
+        <w:t>ByCipher</w:t>
+      </w:r>
+      <w:r>
+        <w:t>( const char **serverList,</w:t>
+      </w:r>
+    </w:p>
+    <w:p>
+      <w:pPr>
+        <w:pStyle w:val="aa"/>
+        <w:ind w:left="777"/>
+      </w:pPr>
+      <w:r>
+        <w:t xml:space="preserve">                                        int serverNum,</w:t>
+      </w:r>
+    </w:p>
+    <w:p>
+      <w:pPr>
+        <w:pStyle w:val="aa"/>
+        <w:ind w:left="777"/>
+      </w:pPr>
+      <w:r>
+        <w:t xml:space="preserve">                                        const char *usr,</w:t>
+      </w:r>
+    </w:p>
+    <w:p>
+      <w:pPr>
+        <w:pStyle w:val="aa"/>
+        <w:ind w:left="777"/>
+      </w:pPr>
+      <w:r>
+        <w:t xml:space="preserve">                                       </w:t>
+      </w:r>
+      <w:r>
+        <w:rPr>
+          <w:color w:val="C00000"/>
+        </w:rPr>
+        <w:t xml:space="preserve"> </w:t>
+      </w:r>
+      <w:r>
+        <w:t>const char *cipherFile,</w:t>
+      </w:r>
+    </w:p>
+    <w:p>
+      <w:pPr>
+        <w:pStyle w:val="aa"/>
+        <w:ind w:left="777"/>
+      </w:pPr>
+      <w:r>
+        <w:t xml:space="preserve">                                        const char *token,</w:t>
+      </w:r>
+    </w:p>
+    <w:p>
+      <w:pPr>
+        <w:pStyle w:val="aa"/>
+        <w:ind w:left="777"/>
+      </w:pPr>
+      <w:r>
+        <w:tab/>
+      </w:r>
+      <w:r>
+        <w:tab/>
+      </w:r>
+      <w:r>
+        <w:tab/>
+      </w:r>
+      <w:r>
+        <w:tab/>
+      </w:r>
+      <w:r>
+        <w:tab/>
+      </w:r>
+      <w:r>
+        <w:tab/>
+      </w:r>
+      <w:r>
+        <w:tab/>
+      </w:r>
+      <w:r>
+        <w:tab/>
+      </w:r>
+      <w:r>
+        <w:tab/>
+      </w:r>
+      <w:r>
+        <w:tab/>
+        <w:t xml:space="preserve">   const char *</w:t>
+      </w:r>
+      <w:r>
+        <w:t>cluster</w:t>
+      </w:r>
+      <w:r>
+        <w:t>,</w:t>
+      </w:r>
+    </w:p>
+    <w:p>
+      <w:pPr>
+        <w:pStyle w:val="aa"/>
+        <w:ind w:left="777"/>
+      </w:pPr>
+      <w:r>
+        <w:t xml:space="preserve">                                        const char *preference_instance,</w:t>
+      </w:r>
+    </w:p>
+    <w:p>
+      <w:pPr>
+        <w:pStyle w:val="aa"/>
+        <w:ind w:left="777"/>
+      </w:pPr>
+      <w:r>
+        <w:t xml:space="preserve">                                        const char *preference_instance_mode,</w:t>
+      </w:r>
+    </w:p>
+    <w:p>
+      <w:pPr>
+        <w:pStyle w:val="aa"/>
+        <w:ind w:left="777"/>
+      </w:pPr>
+      <w:r>
+        <w:t xml:space="preserve">                                        int session_timeout,</w:t>
+      </w:r>
+    </w:p>
+    <w:p>
+      <w:pPr>
+        <w:pStyle w:val="aa"/>
+        <w:ind w:left="777" w:firstLineChars="0" w:firstLine="0"/>
+      </w:pPr>
+      <w:r>
+        <w:t xml:space="preserve">                                            const char *transaction )</w:t>
+      </w:r>
+      <w:r>
+        <w:rPr>
+          <w:rFonts w:hint="eastAsia"/>
+        </w:rPr>
+        <w:t>;</w:t>
+      </w:r>
+    </w:p>
+    <w:p>
+      <w:pPr>
+        <w:pStyle w:val="aa"/>
+        <w:ind w:left="777" w:firstLineChars="0" w:firstLine="0"/>
+      </w:pPr>
+    </w:p>
+    <w:p>
+      <w:pPr>
+        <w:pStyle w:val="aa"/>
+        <w:ind w:left="777" w:firstLineChars="0" w:firstLine="0"/>
+      </w:pPr>
+      <w:r>
+        <w:rPr>
+          <w:rFonts w:hint="eastAsia"/>
+        </w:rPr>
+        <w:t>增加</w:t>
+      </w:r>
+      <w:r>
+        <w:rPr>
+          <w:rFonts w:hint="eastAsia"/>
+        </w:rPr>
+        <w:t xml:space="preserve"> cipherFile</w:t>
+      </w:r>
+      <w:r>
+        <w:rPr>
+          <w:rFonts w:hint="eastAsia"/>
+        </w:rPr>
+        <w:t>、</w:t>
+      </w:r>
+      <w:r>
+        <w:t>cluster</w:t>
+      </w:r>
+      <w:r>
+        <w:rPr>
+          <w:rFonts w:hint="eastAsia"/>
+        </w:rPr>
+        <w:t>和</w:t>
+      </w:r>
+      <w:r>
+        <w:rPr>
+          <w:rFonts w:hint="eastAsia"/>
+        </w:rPr>
+        <w:t>token</w:t>
+      </w:r>
+      <w:r>
+        <w:rPr>
+          <w:rFonts w:hint="eastAsia"/>
+        </w:rPr>
+        <w:t>，用于传入加密文件需要的参数。</w:t>
+      </w:r>
+      <w:r>
+        <w:rPr>
+          <w:rFonts w:hint="eastAsia"/>
+        </w:rPr>
+        <w:t>在这个函数内调用</w:t>
+      </w:r>
+      <w:r>
+        <w:rPr>
+          <w:rFonts w:hint="eastAsia"/>
+        </w:rPr>
+        <w:t>C</w:t>
+      </w:r>
+      <w:r>
+        <w:rPr>
+          <w:rFonts w:hint="eastAsia"/>
+        </w:rPr>
+        <w:t>驱动的解密连接代码。</w:t>
+      </w:r>
+    </w:p>
+    <w:p>
+      <w:r>
+        <w:tab/>
+      </w:r>
+      <w:r>
+        <w:tab/>
+      </w:r>
+    </w:p>
+    <w:p>
+      <w:pPr>
+        <w:pStyle w:val="aa"/>
+        <w:numPr>
+          <w:ilvl w:val="0"/>
+          <w:numId w:val="5"/>
+        </w:numPr>
+        <w:ind w:firstLineChars="0"/>
+      </w:pPr>
+      <w:r>
+        <w:rPr>
+          <w:rFonts w:hint="eastAsia"/>
+        </w:rPr>
+        <w:t>C</w:t>
+      </w:r>
+      <w:r>
+        <w:t xml:space="preserve"> </w:t>
+      </w:r>
+      <w:r>
+        <w:rPr>
+          <w:rFonts w:hint="eastAsia"/>
+        </w:rPr>
+        <w:t>驱动修改：</w:t>
+      </w:r>
+    </w:p>
+    <w:p>
+      <w:r>
+        <w:tab/>
+      </w:r>
+      <w:r>
+        <w:tab/>
+      </w:r>
+      <w:r>
+        <w:tab/>
+      </w:r>
+    </w:p>
+    <w:tbl>
+      <w:tblPr>
+        <w:tblStyle w:val="a9"/>
+        <w:tblW w:w="0" w:type="auto"/>
+        <w:tblInd w:w="357" w:type="dxa"/>
+        <w:tblLook w:val="04A0" w:firstRow="1" w:lastRow="0" w:firstColumn="1" w:lastColumn="0" w:noHBand="0" w:noVBand="1"/>
+      </w:tblPr>
+      <w:tblGrid>
+        <w:gridCol w:w="504"/>
+        <w:gridCol w:w="4079"/>
+        <w:gridCol w:w="1968"/>
+        <w:gridCol w:w="1614"/>
+      </w:tblGrid>
+      <w:tr>
+        <w:tc>
+          <w:tcPr>
+            <w:tcW w:w="2840" w:type="dxa"/>
+          </w:tcPr>
+          <w:p>
+            <w:pPr>
+              <w:ind w:left="0"/>
+            </w:pPr>
+            <w:r>
+              <w:rPr>
+                <w:rFonts w:hint="eastAsia"/>
+              </w:rPr>
+              <w:t>修改类型</w:t>
+            </w:r>
+          </w:p>
+        </w:tc>
+        <w:tc>
+          <w:tcPr>
+            <w:tcW w:w="5584" w:type="dxa"/>
+          </w:tcPr>
+          <w:p>
+            <w:pPr>
+              <w:ind w:left="0"/>
+            </w:pPr>
+            <w:r>
+              <w:rPr>
+                <w:rFonts w:hint="eastAsia"/>
+              </w:rPr>
+              <w:t>修改名称</w:t>
+            </w:r>
+          </w:p>
+        </w:tc>
+        <w:tc>
+          <w:tcPr>
+            <w:tcW w:w="5812" w:type="dxa"/>
+          </w:tcPr>
+          <w:p>
+            <w:pPr>
+              <w:ind w:left="0"/>
+            </w:pPr>
+            <w:r>
+              <w:rPr>
+                <w:rFonts w:hint="eastAsia"/>
+              </w:rPr>
+              <w:t>修改内容</w:t>
+            </w:r>
+          </w:p>
+        </w:tc>
+        <w:tc>
+          <w:tcPr>
+            <w:tcW w:w="1417" w:type="dxa"/>
+          </w:tcPr>
+          <w:p>
+            <w:pPr>
+              <w:ind w:left="0"/>
+            </w:pPr>
+            <w:r>
+              <w:rPr>
+                <w:rFonts w:hint="eastAsia"/>
+              </w:rPr>
+              <w:t>修改位置</w:t>
+            </w:r>
+          </w:p>
+        </w:tc>
+      </w:tr>
+      <w:tr>
+        <w:tc>
+          <w:tcPr>
+            <w:tcW w:w="2840" w:type="dxa"/>
+          </w:tcPr>
+          <w:p>
+            <w:pPr>
+              <w:ind w:left="0"/>
+            </w:pPr>
+            <w:r>
+              <w:rPr>
+                <w:rFonts w:hint="eastAsia"/>
+              </w:rPr>
+              <w:t>增加宏</w:t>
+            </w:r>
+          </w:p>
+        </w:tc>
+        <w:tc>
+          <w:tcPr>
+            <w:tcW w:w="5584" w:type="dxa"/>
+          </w:tcPr>
+          <w:p>
+            <w:pPr>
+              <w:ind w:left="0"/>
+            </w:pPr>
+            <w:r>
+              <w:rPr>
+                <w:rFonts w:hint="eastAsia"/>
+              </w:rPr>
+              <w:t>SDB_CIPHER</w:t>
+            </w:r>
+          </w:p>
+        </w:tc>
+        <w:tc>
+          <w:tcPr>
+            <w:tcW w:w="5812" w:type="dxa"/>
+          </w:tcPr>
+          <w:p>
+            <w:pPr>
+              <w:ind w:left="0"/>
+            </w:pPr>
+            <w:r>
+              <w:rPr>
+                <w:rFonts w:hint="eastAsia"/>
+              </w:rPr>
+              <w:t>只有在编译定义了</w:t>
+            </w:r>
+            <w:r>
+              <w:rPr>
+                <w:rFonts w:hint="eastAsia"/>
+              </w:rPr>
+              <w:t>SDB_CIPHER</w:t>
+            </w:r>
+            <w:r>
+              <w:rPr>
+                <w:rFonts w:hint="eastAsia"/>
+              </w:rPr>
+              <w:t>时才在驱动中加入加解密代码。下列驱动修改都包裹在</w:t>
+            </w:r>
+            <w:r>
+              <w:rPr>
+                <w:rFonts w:hint="eastAsia"/>
+              </w:rPr>
+              <w:t>SDB_CIPHER</w:t>
+            </w:r>
+            <w:r>
+              <w:rPr>
+                <w:rFonts w:hint="eastAsia"/>
+              </w:rPr>
+              <w:t>中。</w:t>
+            </w:r>
+          </w:p>
+        </w:tc>
+        <w:tc>
+          <w:tcPr>
+            <w:tcW w:w="1417" w:type="dxa"/>
+          </w:tcPr>
+          <w:p>
+            <w:pPr>
+              <w:ind w:left="0"/>
+            </w:pPr>
+            <w:r>
+              <w:rPr>
+                <w:rFonts w:hint="eastAsia"/>
+              </w:rPr>
+              <w:t>client.h</w:t>
+            </w:r>
+          </w:p>
+        </w:tc>
+      </w:tr>
+      <w:tr>
+        <w:tc>
+          <w:tcPr>
+            <w:tcW w:w="2840" w:type="dxa"/>
+          </w:tcPr>
+          <w:p>
+            <w:pPr>
+              <w:ind w:left="0"/>
+            </w:pPr>
+            <w:r>
+              <w:rPr>
+                <w:rFonts w:hint="eastAsia"/>
+              </w:rPr>
+              <w:t>增加函数</w:t>
+            </w:r>
+          </w:p>
+        </w:tc>
+        <w:tc>
+          <w:tcPr>
+            <w:tcW w:w="5584" w:type="dxa"/>
+          </w:tcPr>
+          <w:p>
+            <w:pPr>
+              <w:ind w:left="0"/>
+            </w:pPr>
+            <w:r>
+              <w:t>INT32 S</w:t>
+            </w:r>
+            <w:r>
+              <w:rPr>
+                <w:rFonts w:hint="eastAsia"/>
+              </w:rPr>
+              <w:t>db</w:t>
+            </w:r>
+            <w:r>
+              <w:t>Set</w:t>
+            </w:r>
+            <w:r>
+              <w:t>CipherFile(const CHAR *path)</w:t>
+            </w:r>
+          </w:p>
+        </w:tc>
+        <w:tc>
+          <w:tcPr>
+            <w:tcW w:w="5812" w:type="dxa"/>
+          </w:tcPr>
+          <w:p>
+            <w:pPr>
+              <w:ind w:left="0"/>
+            </w:pPr>
+            <w:r>
+              <w:rPr>
+                <w:rFonts w:hint="eastAsia"/>
+              </w:rPr>
+              <w:t>调用</w:t>
+            </w:r>
+            <w:r>
+              <w:t>S</w:t>
+            </w:r>
+            <w:r>
+              <w:rPr>
+                <w:rFonts w:hint="eastAsia"/>
+              </w:rPr>
+              <w:t>db</w:t>
+            </w:r>
+            <w:r>
+              <w:t>Set</w:t>
+            </w:r>
+            <w:r>
+              <w:t>CipherFile()</w:t>
+            </w:r>
+            <w:r>
+              <w:rPr>
+                <w:rFonts w:hint="eastAsia"/>
+              </w:rPr>
+              <w:t>设置加密文件，保存在下面的静态变量中</w:t>
+            </w:r>
+          </w:p>
+        </w:tc>
+        <w:tc>
+          <w:tcPr>
+            <w:tcW w:w="1417" w:type="dxa"/>
+          </w:tcPr>
+          <w:p>
+            <w:pPr>
+              <w:ind w:left="0"/>
+            </w:pPr>
+            <w:r>
+              <w:rPr>
+                <w:rFonts w:hint="eastAsia"/>
+              </w:rPr>
+              <w:t>client.h</w:t>
+            </w:r>
+          </w:p>
+        </w:tc>
+      </w:tr>
+      <w:tr>
+        <w:tc>
+          <w:tcPr>
+            <w:tcW w:w="2840" w:type="dxa"/>
+          </w:tcPr>
+          <w:p>
+            <w:pPr>
+              <w:ind w:left="0"/>
+            </w:pPr>
+            <w:r>
+              <w:rPr>
+                <w:rFonts w:hint="eastAsia"/>
+              </w:rPr>
+              <w:t>增加局部静态</w:t>
+            </w:r>
+            <w:r>
+              <w:rPr>
+                <w:rFonts w:hint="eastAsia"/>
+              </w:rPr>
+              <w:lastRenderedPageBreak/>
+              <w:t>变量</w:t>
+            </w:r>
+          </w:p>
+        </w:tc>
+        <w:tc>
+          <w:tcPr>
+            <w:tcW w:w="5584" w:type="dxa"/>
+          </w:tcPr>
+          <w:p>
+            <w:pPr>
+              <w:ind w:left="0"/>
+            </w:pPr>
+            <w:r>
+              <w:rPr>
+                <w:rFonts w:hint="eastAsia"/>
+              </w:rPr>
+              <w:lastRenderedPageBreak/>
+              <w:t>static CHAR</w:t>
+            </w:r>
+            <w:r>
+              <w:t xml:space="preserve"> cipherFilePath</w:t>
+            </w:r>
+            <w:r>
+              <w:rPr>
+                <w:rFonts w:hint="eastAsia"/>
+              </w:rPr>
+              <w:t>[</w:t>
+            </w:r>
+            <w:r>
+              <w:t>MAX_CIPHERFILE_PATH_SIZE</w:t>
+            </w:r>
+            <w:r>
+              <w:rPr>
+                <w:rFonts w:hint="eastAsia"/>
+              </w:rPr>
+              <w:t>]</w:t>
+            </w:r>
+          </w:p>
+        </w:tc>
+        <w:tc>
+          <w:tcPr>
+            <w:tcW w:w="5812" w:type="dxa"/>
+          </w:tcPr>
+          <w:p>
+            <w:pPr>
+              <w:ind w:left="0"/>
+            </w:pPr>
+            <w:r>
+              <w:rPr>
+                <w:rFonts w:hint="eastAsia"/>
+              </w:rPr>
+              <w:t>存储加密文件路径</w:t>
+            </w:r>
+          </w:p>
+        </w:tc>
+        <w:tc>
+          <w:tcPr>
+            <w:tcW w:w="1417" w:type="dxa"/>
+          </w:tcPr>
+          <w:p>
+            <w:pPr>
+              <w:ind w:left="0"/>
+            </w:pPr>
+            <w:r>
+              <w:rPr>
+                <w:rFonts w:hint="eastAsia"/>
+              </w:rPr>
+              <w:t>client.c</w:t>
+            </w:r>
+          </w:p>
+        </w:tc>
+      </w:tr>
+      <w:tr>
+        <w:tc>
+          <w:tcPr>
+            <w:tcW w:w="2840" w:type="dxa"/>
+          </w:tcPr>
+          <w:p>
+            <w:pPr>
+              <w:ind w:left="0"/>
+            </w:pPr>
+            <w:r>
+              <w:rPr>
+                <w:rFonts w:hint="eastAsia"/>
+              </w:rPr>
+              <w:lastRenderedPageBreak/>
+              <w:t>增加宏</w:t>
+            </w:r>
+          </w:p>
+        </w:tc>
+        <w:tc>
+          <w:tcPr>
+            <w:tcW w:w="5584" w:type="dxa"/>
+          </w:tcPr>
+          <w:p>
+            <w:pPr>
+              <w:ind w:left="0"/>
+            </w:pPr>
+            <w:r>
+              <w:rPr>
+                <w:rFonts w:hint="eastAsia"/>
+              </w:rPr>
+              <w:t xml:space="preserve">#define </w:t>
+            </w:r>
+            <w:r>
+              <w:t xml:space="preserve">CLIENT_MAX_ </w:t>
+            </w:r>
+            <w:r>
+              <w:t>CIPHERFILE_PATH 255</w:t>
+            </w:r>
+          </w:p>
+        </w:tc>
+        <w:tc>
+          <w:tcPr>
+            <w:tcW w:w="5812" w:type="dxa"/>
+          </w:tcPr>
+          <w:p>
+            <w:pPr>
+              <w:ind w:left="0"/>
+            </w:pPr>
+            <w:r>
+              <w:rPr>
+                <w:rFonts w:hint="eastAsia"/>
+              </w:rPr>
+              <w:t>控制加密文件路径长度</w:t>
+            </w:r>
+          </w:p>
+        </w:tc>
+        <w:tc>
+          <w:tcPr>
+            <w:tcW w:w="1417" w:type="dxa"/>
+          </w:tcPr>
+          <w:p>
+            <w:pPr>
+              <w:ind w:left="0"/>
+            </w:pPr>
+            <w:r>
+              <w:rPr>
+                <w:rFonts w:hint="eastAsia"/>
+              </w:rPr>
+              <w:t>client_internal.h</w:t>
+            </w:r>
+          </w:p>
+        </w:tc>
+      </w:tr>
+      <w:tr>
+        <w:tc>
+          <w:tcPr>
+            <w:tcW w:w="2840" w:type="dxa"/>
+          </w:tcPr>
+          <w:p>
+            <w:pPr>
+              <w:ind w:left="0"/>
+            </w:pPr>
+            <w:r>
+              <w:rPr>
+                <w:rFonts w:hint="eastAsia"/>
+              </w:rPr>
+              <w:t>增加</w:t>
+            </w:r>
+            <w:r>
+              <w:rPr>
+                <w:rFonts w:hint="eastAsia"/>
+              </w:rPr>
+              <w:t>函数</w:t>
+            </w:r>
+          </w:p>
+        </w:tc>
+        <w:tc>
+          <w:tcPr>
+            <w:tcW w:w="5584" w:type="dxa"/>
+          </w:tcPr>
+          <w:p>
+            <w:pPr>
+              <w:ind w:left="0"/>
+            </w:pPr>
+            <w:r>
+              <w:t>SDB_EXPORT INT32 sdbConnectByCipherFile ( const CHAR **pConnAddrs, INT32 arrSize, const CHAR *pUsrName, const CHAR *pToken, const CHAR *p</w:t>
+            </w:r>
+            <w:r>
+              <w:t>Cluster</w:t>
+            </w:r>
+            <w:r>
+              <w:t>, sdbConnectionHandle *handle )</w:t>
+            </w:r>
+          </w:p>
+        </w:tc>
+        <w:tc>
+          <w:tcPr>
+            <w:tcW w:w="5812" w:type="dxa"/>
+          </w:tcPr>
+          <w:p>
+            <w:pPr>
+              <w:ind w:left="0"/>
+            </w:pPr>
+            <w:r>
+              <w:rPr>
+                <w:rFonts w:hint="eastAsia"/>
+              </w:rPr>
+              <w:t>在该函数中，使用通过</w:t>
+            </w:r>
+            <w:r>
+              <w:t>S</w:t>
+            </w:r>
+            <w:r>
+              <w:rPr>
+                <w:rFonts w:hint="eastAsia"/>
+              </w:rPr>
+              <w:t>db</w:t>
+            </w:r>
+            <w:r>
+              <w:t>UseCipherFile()</w:t>
+            </w:r>
+            <w:r>
+              <w:rPr>
+                <w:rFonts w:hint="eastAsia"/>
+              </w:rPr>
+              <w:t>设置的加密文件</w:t>
+            </w:r>
+            <w:r>
+              <w:rPr>
+                <w:rFonts w:hint="eastAsia"/>
+              </w:rPr>
+              <w:t>、</w:t>
+            </w:r>
+            <w:r>
+              <w:t>cluster</w:t>
+            </w:r>
+            <w:r>
+              <w:rPr>
+                <w:rFonts w:hint="eastAsia"/>
+              </w:rPr>
+              <w:t>和</w:t>
+            </w:r>
+            <w:r>
+              <w:rPr>
+                <w:rFonts w:hint="eastAsia"/>
+              </w:rPr>
+              <w:t>token</w:t>
+            </w:r>
+            <w:r>
+              <w:rPr>
+                <w:rFonts w:hint="eastAsia"/>
+              </w:rPr>
+              <w:t>，调用下面</w:t>
+            </w:r>
+            <w:r>
+              <w:rPr>
+                <w:rFonts w:hint="eastAsia"/>
+              </w:rPr>
+              <w:t>C</w:t>
+            </w:r>
+            <w:r>
+              <w:rPr>
+                <w:rFonts w:hint="eastAsia"/>
+              </w:rPr>
+              <w:t>解密库解密用户密码。</w:t>
+            </w:r>
+          </w:p>
+        </w:tc>
+        <w:tc>
+          <w:tcPr>
+            <w:tcW w:w="1417" w:type="dxa"/>
+          </w:tcPr>
+          <w:p>
+            <w:pPr>
+              <w:ind w:left="0"/>
+            </w:pPr>
+            <w:r>
+              <w:rPr>
+                <w:rFonts w:hint="eastAsia"/>
+              </w:rPr>
+              <w:t>client.h</w:t>
+            </w:r>
+          </w:p>
+        </w:tc>
+      </w:tr>
+    </w:tbl>
+    <w:p/>
+    <w:p>
+      <w:r>
+        <w:t xml:space="preserve">Postgres fdw </w:t>
+      </w:r>
+      <w:r>
+        <w:rPr>
+          <w:rFonts w:hint="eastAsia"/>
+        </w:rPr>
+        <w:t>在调用</w:t>
+      </w:r>
+      <w:r>
+        <w:t xml:space="preserve">sdbConnectByCipherFile </w:t>
+      </w:r>
+      <w:r>
+        <w:rPr>
+          <w:rFonts w:hint="eastAsia"/>
+        </w:rPr>
+        <w:t>()</w:t>
+      </w:r>
+      <w:r>
+        <w:rPr>
+          <w:rFonts w:hint="eastAsia"/>
+        </w:rPr>
+        <w:t>前，调用</w:t>
+      </w:r>
+      <w:r>
+        <w:t>S</w:t>
+      </w:r>
+      <w:r>
+        <w:rPr>
+          <w:rFonts w:hint="eastAsia"/>
+        </w:rPr>
+        <w:t>db</w:t>
+      </w:r>
+      <w:r>
+        <w:rPr>
+          <w:rFonts w:hint="eastAsia"/>
+        </w:rPr>
+        <w:t>Set</w:t>
+      </w:r>
+      <w:r>
+        <w:t>CipherFile()</w:t>
+      </w:r>
+      <w:r>
+        <w:rPr>
+          <w:rFonts w:hint="eastAsia"/>
+        </w:rPr>
+        <w:t>设置加密文件，</w:t>
+      </w:r>
+      <w:r>
+        <w:rPr>
+          <w:rFonts w:hint="eastAsia"/>
+        </w:rPr>
+        <w:t>若未设置则使用默认的</w:t>
+      </w:r>
+      <w:r>
+        <w:rPr>
+          <w:rFonts w:hint="eastAsia"/>
+        </w:rPr>
+        <w:t>./</w:t>
+      </w:r>
+      <w:r>
+        <w:t>passwd</w:t>
+      </w:r>
+      <w:r>
+        <w:rPr>
+          <w:rFonts w:hint="eastAsia"/>
+        </w:rPr>
+        <w:t>文件。</w:t>
+      </w:r>
+    </w:p>
+    <w:p>
+      <w:r>
+        <w:tab/>
+      </w:r>
+    </w:p>
+    <w:p>
+      <w:pPr>
+        <w:pStyle w:val="aa"/>
+        <w:numPr>
+          <w:ilvl w:val="0"/>
+          <w:numId w:val="5"/>
+        </w:numPr>
+        <w:ind w:firstLineChars="0"/>
+      </w:pPr>
+      <w:r>
+        <w:rPr>
+          <w:rFonts w:hint="eastAsia"/>
+        </w:rPr>
+        <w:t>用于</w:t>
+      </w:r>
+      <w:r>
+        <w:rPr>
+          <w:rFonts w:hint="eastAsia"/>
+        </w:rPr>
+        <w:t>C</w:t>
+      </w:r>
+      <w:r>
+        <w:rPr>
+          <w:rFonts w:hint="eastAsia"/>
+        </w:rPr>
+        <w:t>驱动的</w:t>
+      </w:r>
+      <w:r>
+        <w:rPr>
+          <w:rFonts w:hint="eastAsia"/>
+        </w:rPr>
+        <w:t>解密</w:t>
+      </w:r>
+      <w:r>
+        <w:rPr>
+          <w:rFonts w:hint="eastAsia"/>
+        </w:rPr>
+        <w:t>库：</w:t>
+      </w:r>
+    </w:p>
+    <w:p>
+      <w:pPr>
+        <w:pStyle w:val="aa"/>
+        <w:ind w:left="777" w:firstLineChars="0" w:firstLine="0"/>
+      </w:pPr>
+      <w:r>
+        <w:rPr>
+          <w:rFonts w:hint="eastAsia"/>
+        </w:rPr>
+        <w:t xml:space="preserve">Postgresql </w:t>
+      </w:r>
+      <w:r>
+        <w:rPr>
+          <w:rFonts w:hint="eastAsia"/>
+        </w:rPr>
+        <w:t>实现</w:t>
+      </w:r>
+      <w:r>
+        <w:rPr>
+          <w:rFonts w:hint="eastAsia"/>
+        </w:rPr>
+        <w:t>加密密码的方式是，</w:t>
+      </w:r>
+      <w:r>
+        <w:rPr>
+          <w:rFonts w:hint="eastAsia"/>
+        </w:rPr>
+        <w:t>fdw</w:t>
+      </w:r>
+      <w:r>
+        <w:rPr>
+          <w:rFonts w:hint="eastAsia"/>
+        </w:rPr>
+        <w:t>调用驱动</w:t>
+      </w:r>
+      <w:r>
+        <w:rPr>
+          <w:rFonts w:hint="eastAsia"/>
+        </w:rPr>
+        <w:t xml:space="preserve"> sdbConnect()</w:t>
+      </w:r>
+      <w:r>
+        <w:rPr>
+          <w:rFonts w:hint="eastAsia"/>
+        </w:rPr>
+        <w:t>时：</w:t>
+      </w:r>
+    </w:p>
+    <w:p>
+      <w:pPr>
+        <w:pStyle w:val="aa"/>
+        <w:numPr>
+          <w:ilvl w:val="0"/>
+          <w:numId w:val="7"/>
+        </w:numPr>
+        <w:ind w:firstLineChars="0"/>
+      </w:pPr>
+      <w:r>
+        <w:rPr>
+          <w:rFonts w:hint="eastAsia"/>
+        </w:rPr>
+        <w:t>若提供</w:t>
+      </w:r>
+      <w:r>
+        <w:rPr>
+          <w:rFonts w:hint="eastAsia"/>
+        </w:rPr>
+        <w:t xml:space="preserve"> user</w:t>
+      </w:r>
+      <w:r>
+        <w:rPr>
+          <w:rFonts w:hint="eastAsia"/>
+        </w:rPr>
+        <w:t>和</w:t>
+      </w:r>
+      <w:r>
+        <w:rPr>
+          <w:rFonts w:hint="eastAsia"/>
+        </w:rPr>
+        <w:t xml:space="preserve"> password </w:t>
+      </w:r>
+      <w:r>
+        <w:rPr>
+          <w:rFonts w:hint="eastAsia"/>
+        </w:rPr>
+        <w:t>两者，这是已有的传统连接方式；</w:t>
+      </w:r>
+    </w:p>
+    <w:p>
+      <w:pPr>
+        <w:pStyle w:val="aa"/>
+        <w:numPr>
+          <w:ilvl w:val="0"/>
+          <w:numId w:val="7"/>
+        </w:numPr>
+        <w:ind w:firstLineChars="0"/>
+      </w:pPr>
+      <w:r>
+        <w:rPr>
+          <w:rFonts w:hint="eastAsia"/>
+        </w:rPr>
+        <w:t>若仅提供</w:t>
+      </w:r>
+      <w:r>
+        <w:rPr>
+          <w:rFonts w:hint="eastAsia"/>
+        </w:rPr>
+        <w:t>user</w:t>
+      </w:r>
+      <w:r>
+        <w:rPr>
+          <w:rFonts w:hint="eastAsia"/>
+        </w:rPr>
+        <w:t>、</w:t>
+      </w:r>
+      <w:r>
+        <w:t>cluster</w:t>
+      </w:r>
+      <w:r>
+        <w:rPr>
+          <w:rFonts w:hint="eastAsia"/>
+        </w:rPr>
+        <w:t>和</w:t>
+      </w:r>
+      <w:r>
+        <w:rPr>
+          <w:rFonts w:hint="eastAsia"/>
+        </w:rPr>
+        <w:t>token</w:t>
+      </w:r>
+      <w:r>
+        <w:rPr>
+          <w:rFonts w:hint="eastAsia"/>
+        </w:rPr>
+        <w:t>，则以</w:t>
+      </w:r>
+      <w:r>
+        <w:t xml:space="preserve">”./passwd” </w:t>
+      </w:r>
+      <w:r>
+        <w:rPr>
+          <w:rFonts w:hint="eastAsia"/>
+        </w:rPr>
+        <w:t>为默认加密文件路径，查找用户加密密码并解密得到</w:t>
+      </w:r>
+      <w:r>
+        <w:rPr>
+          <w:rFonts w:hint="eastAsia"/>
+        </w:rPr>
+        <w:t xml:space="preserve"> pa</w:t>
+      </w:r>
+      <w:r>
+        <w:t>ssword</w:t>
+      </w:r>
+      <w:r>
+        <w:rPr>
+          <w:rFonts w:hint="eastAsia"/>
+        </w:rPr>
+        <w:t>，进入</w:t>
+      </w:r>
+      <w:r>
+        <w:rPr>
+          <w:rFonts w:hint="eastAsia"/>
+        </w:rPr>
+        <w:t>1</w:t>
+      </w:r>
+      <w:r>
+        <w:rPr>
+          <w:rFonts w:hint="eastAsia"/>
+        </w:rPr>
+        <w:t>的传统方式</w:t>
+      </w:r>
+      <w:r>
+        <w:rPr>
+          <w:rFonts w:hint="eastAsia"/>
+        </w:rPr>
+        <w:t>；</w:t>
+      </w:r>
+    </w:p>
+    <w:p>
+      <w:pPr>
+        <w:pStyle w:val="aa"/>
+        <w:numPr>
+          <w:ilvl w:val="0"/>
+          <w:numId w:val="7"/>
+        </w:numPr>
+        <w:ind w:firstLineChars="0"/>
+      </w:pPr>
+      <w:r>
+        <w:rPr>
+          <w:rFonts w:hint="eastAsia"/>
+        </w:rPr>
+        <w:t>若提供</w:t>
+      </w:r>
+      <w:r>
+        <w:rPr>
+          <w:rFonts w:hint="eastAsia"/>
+        </w:rPr>
+        <w:t xml:space="preserve"> user</w:t>
+      </w:r>
+      <w:r>
+        <w:rPr>
+          <w:rFonts w:hint="eastAsia"/>
+        </w:rPr>
+        <w:t>、</w:t>
+      </w:r>
+      <w:r>
+        <w:t>cluster</w:t>
+      </w:r>
+      <w:r>
+        <w:rPr>
+          <w:rFonts w:hint="eastAsia"/>
+        </w:rPr>
+        <w:t>、</w:t>
+      </w:r>
+      <w:r>
+        <w:rPr>
+          <w:rFonts w:hint="eastAsia"/>
+        </w:rPr>
+        <w:t>token</w:t>
+      </w:r>
+      <w:r>
+        <w:rPr>
+          <w:rFonts w:hint="eastAsia"/>
+        </w:rPr>
+        <w:t>和</w:t>
+      </w:r>
+      <w:r>
+        <w:rPr>
+          <w:rFonts w:hint="eastAsia"/>
+        </w:rPr>
+        <w:t xml:space="preserve"> cipherFile</w:t>
+      </w:r>
+      <w:r>
+        <w:rPr>
+          <w:rFonts w:hint="eastAsia"/>
+        </w:rPr>
+        <w:t>，则以</w:t>
+      </w:r>
+      <w:r>
+        <w:t xml:space="preserve"> cipherFile</w:t>
+      </w:r>
+      <w:r>
+        <w:rPr>
+          <w:rFonts w:hint="eastAsia"/>
+        </w:rPr>
+        <w:t>为加密文件路径，查找用户加密密码并解密得到</w:t>
+      </w:r>
+      <w:r>
+        <w:rPr>
+          <w:rFonts w:hint="eastAsia"/>
+        </w:rPr>
+        <w:t xml:space="preserve"> pa</w:t>
+      </w:r>
+      <w:r>
+        <w:t>ssword</w:t>
+      </w:r>
+      <w:r>
+        <w:rPr>
+          <w:rFonts w:hint="eastAsia"/>
+        </w:rPr>
+        <w:t>，进入</w:t>
+      </w:r>
+      <w:r>
+        <w:rPr>
+          <w:rFonts w:hint="eastAsia"/>
+        </w:rPr>
+        <w:t>1</w:t>
+      </w:r>
+      <w:r>
+        <w:rPr>
+          <w:rFonts w:hint="eastAsia"/>
+        </w:rPr>
+        <w:t>的传统方式。</w:t>
+      </w:r>
+    </w:p>
+    <w:p>
+      <w:pPr>
+        <w:ind w:left="777"/>
+      </w:pPr>
+    </w:p>
+    <w:p>
+      <w:pPr>
+        <w:ind w:left="777"/>
+      </w:pPr>
+      <w:r>
+        <w:rPr>
+          <w:rFonts w:hint="eastAsia"/>
+        </w:rPr>
+        <w:t>基于上述需求，添加以下</w:t>
+      </w:r>
+      <w:r>
+        <w:rPr>
+          <w:rFonts w:hint="eastAsia"/>
+        </w:rPr>
+        <w:t>C</w:t>
+      </w:r>
+      <w:r>
+        <w:rPr>
+          <w:rFonts w:hint="eastAsia"/>
+        </w:rPr>
+        <w:t>函数：</w:t>
+      </w:r>
+    </w:p>
+    <w:tbl>
+      <w:tblPr>
+        <w:tblStyle w:val="a9"/>
+        <w:tblW w:w="0" w:type="auto"/>
+        <w:tblInd w:w="777" w:type="dxa"/>
+        <w:tblLook w:val="04A0" w:firstRow="1" w:lastRow="0" w:firstColumn="1" w:lastColumn="0" w:noHBand="0" w:noVBand="1"/>
+      </w:tblPr>
+      <w:tblGrid>
+        <w:gridCol w:w="6260"/>
+        <w:gridCol w:w="1485"/>
+      </w:tblGrid>
+      <w:tr>
+        <w:tc>
+          <w:tcPr>
+            <w:tcW w:w="8429" w:type="dxa"/>
+          </w:tcPr>
+          <w:p>
+            <w:pPr>
+              <w:pStyle w:val="aa"/>
+              <w:ind w:left="0" w:firstLineChars="0" w:firstLine="0"/>
+            </w:pPr>
+            <w:r>
+              <w:rPr>
+                <w:rFonts w:hint="eastAsia"/>
+              </w:rPr>
+              <w:t>INT</w:t>
+            </w:r>
+            <w:r>
+              <w:t xml:space="preserve">32 </w:t>
+            </w:r>
+            <w:commentRangeStart w:id="1"/>
+            <w:r>
+              <w:t>decryptUserCipher</w:t>
+            </w:r>
+            <w:commentRangeEnd w:id="1"/>
+            <w:r>
+              <w:rPr>
+                <w:rStyle w:val="af"/>
+              </w:rPr>
+              <w:commentReference w:id="1"/>
+            </w:r>
+            <w:r>
+              <w:t>(</w:t>
+            </w:r>
+            <w:r>
+              <w:rPr>
+                <w:rFonts w:hint="eastAsia"/>
+              </w:rPr>
+              <w:t xml:space="preserve">const CHAR* </w:t>
+            </w:r>
+            <w:r>
+              <w:t>p</w:t>
+            </w:r>
+            <w:r>
+              <w:rPr>
+                <w:rFonts w:hint="eastAsia"/>
+              </w:rPr>
+              <w:t>User</w:t>
+            </w:r>
+            <w:r>
+              <w:t>name</w:t>
+            </w:r>
+            <w:r>
+              <w:rPr>
+                <w:rFonts w:hint="eastAsia"/>
+              </w:rPr>
+              <w:t>,</w:t>
+            </w:r>
+            <w:r>
+              <w:t xml:space="preserve"> const CHAR *p</w:t>
+            </w:r>
+            <w:r>
+              <w:t>C</w:t>
+            </w:r>
+            <w:r>
+              <w:t>luster</w:t>
+            </w:r>
+            <w:r>
+              <w:t xml:space="preserve">, </w:t>
+            </w:r>
+            <w:r>
+              <w:rPr>
+                <w:rFonts w:hint="eastAsia"/>
+              </w:rPr>
+              <w:t xml:space="preserve">const CHAR *pToken, </w:t>
+            </w:r>
+            <w:r>
+              <w:t xml:space="preserve">const CHAR *pPath, </w:t>
+            </w:r>
+            <w:r>
+              <w:rPr>
+                <w:rFonts w:hint="eastAsia"/>
+              </w:rPr>
+              <w:t>CHAR *pOut, INT32 size</w:t>
+            </w:r>
+            <w:r>
+              <w:t>)</w:t>
+            </w:r>
+          </w:p>
+        </w:tc>
+        <w:tc>
+          <w:tcPr>
+            <w:tcW w:w="2126" w:type="dxa"/>
+          </w:tcPr>
+          <w:p>
+            <w:pPr>
+              <w:pStyle w:val="aa"/>
+              <w:ind w:left="0" w:firstLineChars="0" w:firstLine="0"/>
+            </w:pPr>
+            <w:r>
+              <w:rPr>
+                <w:rFonts w:hint="eastAsia"/>
+              </w:rPr>
+              <w:t>在加密文件中寻找对应用户密文并解密</w:t>
+            </w:r>
+          </w:p>
+        </w:tc>
+      </w:tr>
+    </w:tbl>
+    <w:p>
+      <w:pPr>
+        <w:pStyle w:val="aa"/>
+        <w:ind w:left="777" w:firstLineChars="0" w:firstLine="0"/>
+      </w:pPr>
+    </w:p>
+    <w:p>
+      <w:pPr>
+        <w:pStyle w:val="aa"/>
+        <w:ind w:left="777" w:firstLineChars="0" w:firstLine="0"/>
+      </w:pPr>
+      <w:r>
+        <w:rPr>
+          <w:rFonts w:hint="eastAsia"/>
+        </w:rPr>
+        <w:t>定义在</w:t>
+      </w:r>
+      <w:r>
+        <w:rPr>
+          <w:rFonts w:hint="eastAsia"/>
+        </w:rPr>
+        <w:t>client/cipher.h</w:t>
+      </w:r>
+      <w:r>
+        <w:rPr>
+          <w:rFonts w:hint="eastAsia"/>
+        </w:rPr>
+        <w:t>中，该头文件只有在编译定义了</w:t>
+      </w:r>
+      <w:r>
+        <w:rPr>
+          <w:rFonts w:hint="eastAsia"/>
+        </w:rPr>
+        <w:t>SDB_CIPHER</w:t>
+      </w:r>
+      <w:r>
+        <w:rPr>
+          <w:rFonts w:hint="eastAsia"/>
+        </w:rPr>
+        <w:t>时才引用。</w:t>
+      </w:r>
+    </w:p>
+    <w:p>
+      <w:pPr>
+        <w:pStyle w:val="aa"/>
+        <w:ind w:left="777" w:firstLineChars="0" w:firstLine="0"/>
+      </w:pPr>
+      <w:r>
+        <w:rPr>
+          <w:rFonts w:hint="eastAsia"/>
+        </w:rPr>
+        <w:t>目前只有</w:t>
+      </w:r>
+      <w:r>
+        <w:rPr>
+          <w:rFonts w:hint="eastAsia"/>
+        </w:rPr>
+        <w:t>PostgreSQL</w:t>
+      </w:r>
+      <w:r>
+        <w:rPr>
+          <w:rFonts w:hint="eastAsia"/>
+        </w:rPr>
+        <w:t>连接器会定义</w:t>
+      </w:r>
+      <w:r>
+        <w:rPr>
+          <w:rFonts w:hint="eastAsia"/>
+        </w:rPr>
+        <w:t>SDB</w:t>
+      </w:r>
+      <w:r>
+        <w:t>_CIPHER</w:t>
+      </w:r>
+      <w:r>
+        <w:rPr>
+          <w:rFonts w:hint="eastAsia"/>
+        </w:rPr>
+        <w:t>，且编译时</w:t>
+      </w:r>
+      <w:commentRangeStart w:id="2"/>
+      <w:r>
+        <w:rPr>
+          <w:rFonts w:hint="eastAsia"/>
+        </w:rPr>
+        <w:t>调用系统</w:t>
+      </w:r>
+      <w:r>
+        <w:rPr>
+          <w:rFonts w:hint="eastAsia"/>
+        </w:rPr>
+        <w:t>openssl</w:t>
+      </w:r>
+      <w:r>
+        <w:rPr>
+          <w:rFonts w:hint="eastAsia"/>
+        </w:rPr>
+        <w:t>库</w:t>
+      </w:r>
+      <w:commentRangeEnd w:id="2"/>
+      <w:r>
+        <w:rPr>
+          <w:rStyle w:val="af"/>
+        </w:rPr>
+        <w:commentReference w:id="2"/>
+      </w:r>
+      <w:r>
+        <w:rPr>
+          <w:rFonts w:hint="eastAsia"/>
+        </w:rPr>
+        <w:t>而不是</w:t>
+      </w:r>
+      <w:r>
+        <w:rPr>
+          <w:rFonts w:hint="eastAsia"/>
+        </w:rPr>
+        <w:t>SequoiaDB</w:t>
+      </w:r>
+      <w:r>
+        <w:rPr>
+          <w:rFonts w:hint="eastAsia"/>
+        </w:rPr>
+        <w:t>自带第三方库。</w:t>
+      </w:r>
+    </w:p>
+    <w:p>
+      <w:r>
+        <w:rPr>
+          <w:rFonts w:hint="eastAsia"/>
+        </w:rPr>
+        <w:tab/>
+      </w:r>
+      <w:r>
+        <w:tab/>
+      </w:r>
+    </w:p>
+    <w:p>
+      <w:pPr>
+        <w:pStyle w:val="aa"/>
+        <w:numPr>
+          <w:ilvl w:val="0"/>
+          <w:numId w:val="5"/>
+        </w:numPr>
+        <w:ind w:firstLineChars="0"/>
+      </w:pPr>
+      <w:r>
+        <w:rPr>
+          <w:rFonts w:hint="eastAsia"/>
+        </w:rPr>
+        <w:t>对</w:t>
+      </w:r>
+      <w:r>
+        <w:rPr>
+          <w:rFonts w:hint="eastAsia"/>
+        </w:rPr>
+        <w:t xml:space="preserve"> line</w:t>
+      </w:r>
+      <w:r>
+        <w:t xml:space="preserve">noise </w:t>
+      </w:r>
+      <w:r>
+        <w:rPr>
+          <w:rFonts w:hint="eastAsia"/>
+        </w:rPr>
+        <w:t>库增加回显开关的控制，当关闭时不打印：</w:t>
+      </w:r>
+    </w:p>
+    <w:p>
+      <w:pPr>
+        <w:pStyle w:val="aa"/>
+        <w:ind w:left="777" w:firstLineChars="0" w:firstLine="0"/>
+      </w:pPr>
+      <w:r>
+        <w:rPr>
+          <w:rFonts w:hint="eastAsia"/>
+        </w:rPr>
+        <w:t>增加静态变量</w:t>
+      </w:r>
+      <w:r>
+        <w:t>S</w:t>
+      </w:r>
+      <w:r>
+        <w:rPr>
+          <w:rFonts w:hint="eastAsia"/>
+        </w:rPr>
+        <w:t xml:space="preserve">tatic </w:t>
+      </w:r>
+      <w:r>
+        <w:rPr>
+          <w:rFonts w:hint="eastAsia"/>
+        </w:rPr>
+        <w:t>int</w:t>
+      </w:r>
+      <w:r>
+        <w:t xml:space="preserve"> </w:t>
+      </w:r>
+      <w:r>
+        <w:rPr>
+          <w:rFonts w:hint="eastAsia"/>
+        </w:rPr>
+        <w:t>E</w:t>
+      </w:r>
+      <w:r>
+        <w:t>choChar = -1</w:t>
+      </w:r>
+      <w:r>
+        <w:rPr>
+          <w:rFonts w:hint="eastAsia"/>
+        </w:rPr>
+        <w:t>；</w:t>
+      </w:r>
+    </w:p>
+    <w:p>
+      <w:pPr>
+        <w:pStyle w:val="aa"/>
+        <w:ind w:left="777" w:firstLineChars="0" w:firstLine="0"/>
+      </w:pPr>
+      <w:r>
+        <w:rPr>
+          <w:rFonts w:hint="eastAsia"/>
+        </w:rPr>
+        <w:t>当</w:t>
+      </w:r>
+      <w:r>
+        <w:rPr>
+          <w:rFonts w:hint="eastAsia"/>
+        </w:rPr>
+        <w:t xml:space="preserve">echoChar = -1 </w:t>
+      </w:r>
+      <w:r>
+        <w:rPr>
+          <w:rFonts w:hint="eastAsia"/>
+        </w:rPr>
+        <w:t>时，未启用回显控制功能，此时原样打印；</w:t>
+      </w:r>
+    </w:p>
+    <w:p>
+      <w:pPr>
+        <w:pStyle w:val="aa"/>
+        <w:ind w:left="777" w:firstLineChars="0" w:firstLine="0"/>
+      </w:pPr>
+      <w:r>
+        <w:rPr>
+          <w:rFonts w:hint="eastAsia"/>
+        </w:rPr>
+        <w:t>当</w:t>
+      </w:r>
+      <w:r>
+        <w:rPr>
+          <w:rFonts w:hint="eastAsia"/>
+        </w:rPr>
+        <w:t>echo</w:t>
+      </w:r>
+      <w:r>
+        <w:t xml:space="preserve">Char = 0 </w:t>
+      </w:r>
+      <w:r>
+        <w:rPr>
+          <w:rFonts w:hint="eastAsia"/>
+        </w:rPr>
+        <w:t>时，不打印字符，相当于关闭回显；</w:t>
+      </w:r>
+    </w:p>
+    <w:p>
+      <w:pPr>
+        <w:pStyle w:val="aa"/>
+        <w:ind w:left="777" w:firstLineChars="0" w:firstLine="0"/>
+      </w:pPr>
+      <w:r>
+        <w:rPr>
+          <w:rFonts w:hint="eastAsia"/>
+        </w:rPr>
+        <w:t>当</w:t>
+      </w:r>
+      <w:r>
+        <w:rPr>
+          <w:rFonts w:hint="eastAsia"/>
+        </w:rPr>
+        <w:t>echoChar</w:t>
+      </w:r>
+      <w:r>
+        <w:t xml:space="preserve"> </w:t>
+      </w:r>
+      <w:r>
+        <w:t xml:space="preserve">&gt; 0 </w:t>
+      </w:r>
+      <w:r>
+        <w:rPr>
+          <w:rFonts w:hint="eastAsia"/>
+        </w:rPr>
+        <w:t>时，</w:t>
+      </w:r>
+      <w:commentRangeStart w:id="4"/>
+      <w:r>
+        <w:rPr>
+          <w:rFonts w:hint="eastAsia"/>
+        </w:rPr>
+        <w:t>打印对应的</w:t>
+      </w:r>
+      <w:r>
+        <w:rPr>
+          <w:rFonts w:hint="eastAsia"/>
+        </w:rPr>
+        <w:t>ascii</w:t>
+      </w:r>
+      <w:r>
+        <w:rPr>
+          <w:rFonts w:hint="eastAsia"/>
+        </w:rPr>
+        <w:t>字符</w:t>
+      </w:r>
+      <w:commentRangeEnd w:id="4"/>
+      <w:r>
+        <w:rPr>
+          <w:rStyle w:val="af"/>
+        </w:rPr>
+        <w:commentReference w:id="4"/>
+      </w:r>
+      <w:r>
+        <w:rPr>
+          <w:rFonts w:hint="eastAsia"/>
+        </w:rPr>
+        <w:t>。</w:t>
+      </w:r>
+    </w:p>
+    <w:p>
+      <w:pPr>
+        <w:pStyle w:val="aa"/>
+        <w:ind w:left="777" w:firstLineChars="0" w:firstLine="0"/>
+      </w:pPr>
+    </w:p>
+    <w:p>
+      <w:pPr>
+        <w:pStyle w:val="3"/>
+      </w:pPr>
+      <w:r>
+        <w:rPr>
+          <w:rFonts w:hint="eastAsia"/>
+        </w:rPr>
+        <w:t>sdbpasswd</w:t>
+      </w:r>
+    </w:p>
+    <w:p>
+      <w:pPr>
+        <w:pStyle w:val="aa"/>
+        <w:ind w:left="777" w:firstLineChars="0" w:firstLine="0"/>
+      </w:pPr>
+      <w:r>
+        <w:rPr>
+          <w:rFonts w:hint="eastAsia"/>
+        </w:rPr>
+        <w:t xml:space="preserve">sdbpasswd </w:t>
+      </w:r>
+      <w:r>
+        <w:rPr>
+          <w:rFonts w:hint="eastAsia"/>
+        </w:rPr>
+        <w:t>操作的流程</w:t>
+      </w:r>
+      <w:r>
+        <w:rPr>
+          <w:rFonts w:hint="eastAsia"/>
+        </w:rPr>
+        <w:t>：</w:t>
+      </w:r>
+    </w:p>
+    <w:p>
+      <w:pPr>
+        <w:pStyle w:val="aa"/>
+        <w:numPr>
+          <w:ilvl w:val="0"/>
+          <w:numId w:val="11"/>
+        </w:numPr>
+        <w:ind w:firstLineChars="0"/>
+      </w:pPr>
+      <w:r>
+        <w:rPr>
+          <w:rFonts w:hint="eastAsia"/>
+        </w:rPr>
+        <w:lastRenderedPageBreak/>
+        <w:t>获得用户命令行输入；</w:t>
+      </w:r>
+    </w:p>
+    <w:p>
+      <w:pPr>
+        <w:pStyle w:val="aa"/>
+        <w:numPr>
+          <w:ilvl w:val="0"/>
+          <w:numId w:val="11"/>
+        </w:numPr>
+        <w:ind w:firstLineChars="0"/>
+      </w:pPr>
+      <w:r>
+        <w:rPr>
+          <w:rFonts w:hint="eastAsia"/>
+        </w:rPr>
+        <w:t>使用</w:t>
+      </w:r>
+      <w:r>
+        <w:rPr>
+          <w:rFonts w:hint="eastAsia"/>
+        </w:rPr>
+        <w:t>下面</w:t>
+      </w:r>
+      <w:r>
+        <w:rPr>
+          <w:rFonts w:hint="eastAsia"/>
+        </w:rPr>
+        <w:t>加密方案所述流程，对密码进行加密，最终得到</w:t>
+      </w:r>
+      <w:r>
+        <w:rPr>
+          <w:rFonts w:hint="eastAsia"/>
+        </w:rPr>
+        <w:t>u</w:t>
+      </w:r>
+      <w:r>
+        <w:t>ser</w:t>
+      </w:r>
+      <w:r>
+        <w:rPr>
+          <w:rFonts w:hint="eastAsia"/>
+        </w:rPr>
+        <w:t>、</w:t>
+      </w:r>
+      <w:r>
+        <w:t>cluster</w:t>
+      </w:r>
+      <w:r>
+        <w:rPr>
+          <w:rFonts w:hint="eastAsia"/>
+        </w:rPr>
+        <w:t>、</w:t>
+      </w:r>
+      <w:r>
+        <w:rPr>
+          <w:rFonts w:hint="eastAsia"/>
+        </w:rPr>
+        <w:t>s</w:t>
+      </w:r>
+      <w:r>
+        <w:rPr>
+          <w:rFonts w:hint="eastAsia"/>
+        </w:rPr>
+        <w:t>alt</w:t>
+      </w:r>
+      <w:r>
+        <w:rPr>
+          <w:rFonts w:hint="eastAsia"/>
+        </w:rPr>
+        <w:t>和密文；</w:t>
+      </w:r>
+    </w:p>
+    <w:p>
+      <w:pPr>
+        <w:pStyle w:val="aa"/>
+        <w:numPr>
+          <w:ilvl w:val="0"/>
+          <w:numId w:val="11"/>
+        </w:numPr>
+        <w:ind w:firstLineChars="0"/>
+      </w:pPr>
+      <w:r>
+        <w:rPr>
+          <w:rFonts w:hint="eastAsia"/>
+        </w:rPr>
+        <w:t>将</w:t>
+      </w:r>
+      <w:r>
+        <w:rPr>
+          <w:rFonts w:hint="eastAsia"/>
+        </w:rPr>
+        <w:t>u</w:t>
+      </w:r>
+      <w:r>
+        <w:t>ser</w:t>
+      </w:r>
+      <w:r>
+        <w:rPr>
+          <w:rFonts w:hint="eastAsia"/>
+        </w:rPr>
+        <w:t>、</w:t>
+      </w:r>
+      <w:r>
+        <w:t>cluster</w:t>
+      </w:r>
+      <w:r>
+        <w:rPr>
+          <w:rFonts w:hint="eastAsia"/>
+        </w:rPr>
+        <w:t>、</w:t>
+      </w:r>
+      <w:r>
+        <w:rPr>
+          <w:rFonts w:hint="eastAsia"/>
+        </w:rPr>
+        <w:t>s</w:t>
+      </w:r>
+      <w:r>
+        <w:rPr>
+          <w:rFonts w:hint="eastAsia"/>
+        </w:rPr>
+        <w:t>alt</w:t>
+      </w:r>
+      <w:r>
+        <w:rPr>
+          <w:rFonts w:hint="eastAsia"/>
+        </w:rPr>
+        <w:t>和密文保存在加密文件中。</w:t>
+      </w:r>
+    </w:p>
+    <w:p>
+      <w:pPr>
+        <w:pStyle w:val="aa"/>
+        <w:ind w:left="777" w:firstLineChars="0" w:firstLine="0"/>
+      </w:pPr>
+    </w:p>
+    <w:p>
+      <w:pPr>
+        <w:pStyle w:val="aa"/>
+        <w:ind w:left="777" w:firstLineChars="0" w:firstLine="0"/>
+      </w:pPr>
+      <w:r>
+        <w:rPr>
+          <w:rFonts w:hint="eastAsia"/>
+        </w:rPr>
+        <w:t>如果</w:t>
+      </w:r>
+      <w:r>
+        <w:rPr>
+          <w:rFonts w:hint="eastAsia"/>
+        </w:rPr>
+        <w:t>add</w:t>
+      </w:r>
+      <w:r>
+        <w:t>user</w:t>
+      </w:r>
+      <w:r>
+        <w:rPr>
+          <w:rFonts w:hint="eastAsia"/>
+        </w:rPr>
+        <w:t>加密文件里已存在的用户，会将用户的旧信息覆盖。</w:t>
+      </w:r>
+    </w:p>
+    <w:p>
+      <w:pPr>
+        <w:pStyle w:val="aa"/>
+        <w:ind w:left="777" w:firstLineChars="0" w:firstLine="0"/>
+      </w:pPr>
+    </w:p>
+    <w:p>
+      <w:pPr>
+        <w:pStyle w:val="3"/>
+      </w:pPr>
+      <w:r>
+        <w:rPr>
+          <w:rFonts w:hint="eastAsia"/>
+        </w:rPr>
+        <w:t>加密方案</w:t>
+      </w:r>
+    </w:p>
+    <w:p>
+      <w:pPr>
+        <w:ind w:left="777"/>
+      </w:pPr>
+      <w:r>
+        <w:rPr>
+          <w:rFonts w:hint="eastAsia"/>
+        </w:rPr>
+        <w:t>加密采用</w:t>
+      </w:r>
+      <w:r>
+        <w:rPr>
+          <w:rFonts w:hint="eastAsia"/>
+        </w:rPr>
+        <w:t>DES</w:t>
+      </w:r>
+      <w:r>
+        <w:t xml:space="preserve"> </w:t>
+      </w:r>
+      <w:r>
+        <w:rPr>
+          <w:rFonts w:hint="eastAsia"/>
+        </w:rPr>
+        <w:t>ECB</w:t>
+      </w:r>
+      <w:r>
+        <w:rPr>
+          <w:rFonts w:hint="eastAsia"/>
+        </w:rPr>
+        <w:t>对称性加密</w:t>
+      </w:r>
+      <w:r>
+        <w:rPr>
+          <w:rFonts w:hint="eastAsia"/>
+        </w:rPr>
+        <w:t>算法</w:t>
+      </w:r>
+      <w:r>
+        <w:rPr>
+          <w:rFonts w:hint="eastAsia"/>
+        </w:rPr>
+        <w:t>，加密</w:t>
+      </w:r>
+      <w:r>
+        <w:rPr>
+          <w:rFonts w:hint="eastAsia"/>
+        </w:rPr>
+        <w:t>Key</w:t>
+      </w:r>
+      <w:r>
+        <w:rPr>
+          <w:rFonts w:hint="eastAsia"/>
+        </w:rPr>
+        <w:t>为自动随机生成，长度</w:t>
+      </w:r>
+      <w:r>
+        <w:rPr>
+          <w:rFonts w:hint="eastAsia"/>
+        </w:rPr>
+        <w:t>8</w:t>
+      </w:r>
+      <w:r>
+        <w:rPr>
+          <w:rFonts w:hint="eastAsia"/>
+        </w:rPr>
+        <w:t>字节</w:t>
+      </w:r>
+      <w:r>
+        <w:rPr>
+          <w:rFonts w:hint="eastAsia"/>
+        </w:rPr>
+        <w:t>；</w:t>
+      </w:r>
+    </w:p>
+    <w:p>
+      <w:pPr>
+        <w:ind w:left="777"/>
+      </w:pPr>
+    </w:p>
+    <w:p>
+      <w:pPr>
+        <w:ind w:left="777"/>
+      </w:pPr>
+      <w:r>
+        <w:rPr>
+          <w:rFonts w:hint="eastAsia"/>
+        </w:rPr>
+        <w:t>加密文件权限：</w:t>
+      </w:r>
+      <w:r>
+        <w:rPr>
+          <w:rFonts w:hint="eastAsia"/>
+        </w:rPr>
+        <w:t>600</w:t>
+      </w:r>
+    </w:p>
+    <w:p>
+      <w:pPr>
+        <w:ind w:left="777"/>
+      </w:pPr>
+    </w:p>
+    <w:p>
+      <w:pPr>
+        <w:ind w:left="777"/>
+      </w:pPr>
+      <w:r>
+        <w:rPr>
+          <w:rFonts w:hint="eastAsia"/>
+        </w:rPr>
+        <w:t>加密文件存储格式：</w:t>
+      </w:r>
+      <w:r>
+        <w:rPr>
+          <w:rFonts w:hint="eastAsia"/>
+        </w:rPr>
+        <w:t>username</w:t>
+      </w:r>
+      <w:r>
+        <w:rPr>
+          <w:rFonts w:hint="eastAsia"/>
+        </w:rPr>
+        <w:t>、</w:t>
+      </w:r>
+      <w:r>
+        <w:t>cluster</w:t>
+      </w:r>
+      <w:r>
+        <w:rPr>
+          <w:rFonts w:hint="eastAsia"/>
+        </w:rPr>
+        <w:t>和</w:t>
+      </w:r>
+      <w:r>
+        <w:rPr>
+          <w:rFonts w:hint="eastAsia"/>
+        </w:rPr>
+        <w:t>Salt</w:t>
+      </w:r>
+      <w:r>
+        <w:rPr>
+          <w:rFonts w:hint="eastAsia"/>
+        </w:rPr>
+        <w:t>以</w:t>
+      </w:r>
+      <w:r>
+        <w:rPr>
+          <w:rFonts w:hint="eastAsia"/>
+        </w:rPr>
+        <w:t>ASCII</w:t>
+      </w:r>
+      <w:r>
+        <w:rPr>
+          <w:rFonts w:hint="eastAsia"/>
+        </w:rPr>
+        <w:t>字符形式保存，剩余部分用</w:t>
+      </w:r>
+      <w:r>
+        <w:rPr>
+          <w:rFonts w:hint="eastAsia"/>
+        </w:rPr>
+        <w:t>HEX</w:t>
+      </w:r>
+      <w:r>
+        <w:rPr>
+          <w:rFonts w:hint="eastAsia"/>
+        </w:rPr>
+        <w:t>形式保存。</w:t>
+      </w:r>
+    </w:p>
+    <w:p>
+      <w:pPr>
+        <w:ind w:left="777"/>
+      </w:pPr>
+      <w:r>
+        <w:rPr>
+          <w:noProof/>
+        </w:rPr>
+        <w:drawing>
+          <wp:inline distT="0" distB="0" distL="0" distR="0" wp14:anchorId="2BC9BAB0" wp14:editId="2257D956">
+            <wp:extent cx="5274310" cy="674370"/>
+            <wp:effectExtent l="0" t="0" r="0" b="0"/>
+            <wp:docPr id="11" name="图片 11"/>
+            <wp:cNvGraphicFramePr>
+              <a:graphicFrameLocks xmlns:a="http://schemas.openxmlformats.org/drawingml/2006/main" noChangeAspect="1"/>
+            </wp:cNvGraphicFramePr>
+            <a:graphic xmlns:a="http://schemas.openxmlformats.org/drawingml/2006/main">
+              <a:graphicData uri="http://schemas.openxmlformats.org/drawingml/2006/picture">
+                <pic:pic xmlns:pic="http://schemas.openxmlformats.org/drawingml/2006/picture">
+                  <pic:nvPicPr>
+                    <pic:cNvPr id="1" name=""/>
+                    <pic:cNvPicPr/>
+                  </pic:nvPicPr>
+                  <pic:blipFill>
+                    <a:blip r:embed="rId12"/>
+                    <a:stretch>
+                      <a:fillRect/>
+                    </a:stretch>
+                  </pic:blipFill>
+                  <pic:spPr>
+                    <a:xfrm>
+                      <a:off x="0" y="0"/>
+                      <a:ext cx="5274310" cy="674370"/>
+                    </a:xfrm>
+                    <a:prstGeom prst="rect">
+                      <a:avLst/>
+                    </a:prstGeom>
+                  </pic:spPr>
+                </pic:pic>
+              </a:graphicData>
+            </a:graphic>
+          </wp:inline>
+        </w:drawing>
+      </w:r>
+    </w:p>
+    <w:p>
+      <w:pPr>
+        <w:ind w:left="777"/>
+      </w:pPr>
+      <w:r>
+        <w:rPr>
+          <w:rFonts w:hint="eastAsia"/>
+        </w:rPr>
+        <w:t>username</w:t>
+      </w:r>
+      <w:r>
+        <w:rPr>
+          <w:rFonts w:hint="eastAsia"/>
+        </w:rPr>
+        <w:t>：用户名；</w:t>
+      </w:r>
+    </w:p>
+    <w:p>
+      <w:pPr>
+        <w:ind w:left="777"/>
+      </w:pPr>
+      <w:r>
+        <w:rPr>
+          <w:rFonts w:hint="eastAsia"/>
+        </w:rPr>
+        <w:t>“</w:t>
+      </w:r>
+      <w:r>
+        <w:rPr>
+          <w:rFonts w:hint="eastAsia"/>
+        </w:rPr>
+        <w:t>@</w:t>
+      </w:r>
+      <w:r>
+        <w:rPr>
+          <w:rFonts w:hint="eastAsia"/>
+        </w:rPr>
+        <w:t>”：用户名和用户名所属集群分割符；</w:t>
+      </w:r>
+    </w:p>
+    <w:p>
+      <w:pPr>
+        <w:ind w:left="777"/>
+      </w:pPr>
+      <w:r>
+        <w:t>cluster</w:t>
+      </w:r>
+      <w:r>
+        <w:rPr>
+          <w:rFonts w:hint="eastAsia"/>
+        </w:rPr>
+        <w:t>：用户名</w:t>
+      </w:r>
+      <w:r>
+        <w:rPr>
+          <w:rFonts w:hint="eastAsia"/>
+        </w:rPr>
+        <w:t>所属集群</w:t>
+      </w:r>
+      <w:r>
+        <w:rPr>
+          <w:rFonts w:hint="eastAsia"/>
+        </w:rPr>
+        <w:t>，若没有指定</w:t>
+      </w:r>
+      <w:r>
+        <w:t>cluster</w:t>
+      </w:r>
+      <w:r>
+        <w:rPr>
+          <w:rFonts w:hint="eastAsia"/>
+        </w:rPr>
+        <w:t>则去除</w:t>
+      </w:r>
+      <w:r>
+        <w:rPr>
+          <w:rFonts w:hint="eastAsia"/>
+        </w:rPr>
+        <w:t>@</w:t>
+      </w:r>
+      <w:r>
+        <w:rPr>
+          <w:rFonts w:hint="eastAsia"/>
+        </w:rPr>
+        <w:t>和</w:t>
+      </w:r>
+      <w:r>
+        <w:t>cluster</w:t>
+      </w:r>
+      <w:r>
+        <w:rPr>
+          <w:rFonts w:hint="eastAsia"/>
+        </w:rPr>
+        <w:t>项</w:t>
+      </w:r>
+      <w:r>
+        <w:rPr>
+          <w:rFonts w:hint="eastAsia"/>
+        </w:rPr>
+        <w:t>；</w:t>
+      </w:r>
+    </w:p>
+    <w:p>
+      <w:pPr>
+        <w:ind w:left="777"/>
+      </w:pPr>
+      <w:r>
+        <w:rPr>
+          <w:rFonts w:hint="eastAsia"/>
+        </w:rPr>
+        <w:t>“：”：用户名所属集群和</w:t>
+      </w:r>
+      <w:r>
+        <w:rPr>
+          <w:rFonts w:hint="eastAsia"/>
+        </w:rPr>
+        <w:t>Salt</w:t>
+      </w:r>
+      <w:r>
+        <w:t xml:space="preserve"> </w:t>
+      </w:r>
+      <w:r>
+        <w:rPr>
+          <w:rFonts w:hint="eastAsia"/>
+        </w:rPr>
+        <w:t>Len</w:t>
+      </w:r>
+      <w:r>
+        <w:rPr>
+          <w:rFonts w:hint="eastAsia"/>
+        </w:rPr>
+        <w:t>分割符；</w:t>
+      </w:r>
+    </w:p>
+    <w:p>
+      <w:pPr>
+        <w:ind w:left="777"/>
+      </w:pPr>
+      <w:r>
+        <w:rPr>
+          <w:rFonts w:hint="eastAsia"/>
+        </w:rPr>
+        <w:t>Salt</w:t>
+      </w:r>
+      <w:r>
+        <w:t xml:space="preserve"> </w:t>
+      </w:r>
+      <w:r>
+        <w:rPr>
+          <w:rFonts w:hint="eastAsia"/>
+        </w:rPr>
+        <w:t>Len</w:t>
+      </w:r>
+      <w:r>
+        <w:rPr>
+          <w:rFonts w:hint="eastAsia"/>
+        </w:rPr>
+        <w:t>：用户输入</w:t>
+      </w:r>
+      <w:r>
+        <w:rPr>
+          <w:rFonts w:hint="eastAsia"/>
+        </w:rPr>
+        <w:t>token</w:t>
+      </w:r>
+      <w:r>
+        <w:rPr>
+          <w:rFonts w:hint="eastAsia"/>
+        </w:rPr>
+        <w:t>的长度；</w:t>
+      </w:r>
+    </w:p>
+    <w:p>
+      <w:pPr>
+        <w:ind w:left="777"/>
+      </w:pPr>
+      <w:r>
+        <w:rPr>
+          <w:rFonts w:hint="eastAsia"/>
+        </w:rPr>
+        <w:t>Salt</w:t>
+      </w:r>
+      <w:r>
+        <w:rPr>
+          <w:rFonts w:hint="eastAsia"/>
+        </w:rPr>
+        <w:t>：</w:t>
+      </w:r>
+      <w:commentRangeStart w:id="5"/>
+      <w:r>
+        <w:rPr>
+          <w:rFonts w:hint="eastAsia"/>
+        </w:rPr>
+        <w:t>用户输入</w:t>
+      </w:r>
+      <w:r>
+        <w:rPr>
+          <w:rFonts w:hint="eastAsia"/>
+        </w:rPr>
+        <w:t>token</w:t>
+      </w:r>
+      <w:r>
+        <w:rPr>
+          <w:rFonts w:hint="eastAsia"/>
+        </w:rPr>
+        <w:t>，若没有指定</w:t>
+      </w:r>
+      <w:r>
+        <w:rPr>
+          <w:rFonts w:hint="eastAsia"/>
+        </w:rPr>
+        <w:t>token</w:t>
+      </w:r>
+      <w:r>
+        <w:rPr>
+          <w:rFonts w:hint="eastAsia"/>
+        </w:rPr>
+        <w:t>则去除</w:t>
+      </w:r>
+      <w:r>
+        <w:rPr>
+          <w:rFonts w:hint="eastAsia"/>
+        </w:rPr>
+        <w:t>Salt</w:t>
+      </w:r>
+      <w:r>
+        <w:t xml:space="preserve"> </w:t>
+      </w:r>
+      <w:r>
+        <w:rPr>
+          <w:rFonts w:hint="eastAsia"/>
+        </w:rPr>
+        <w:t>Len</w:t>
+      </w:r>
+      <w:r>
+        <w:rPr>
+          <w:rFonts w:hint="eastAsia"/>
+        </w:rPr>
+        <w:t>和</w:t>
+      </w:r>
+      <w:r>
+        <w:rPr>
+          <w:rFonts w:hint="eastAsia"/>
+        </w:rPr>
+        <w:t>Salt</w:t>
+      </w:r>
+      <w:r>
+        <w:rPr>
+          <w:rFonts w:hint="eastAsia"/>
+        </w:rPr>
+        <w:t>；</w:t>
+      </w:r>
+      <w:commentRangeEnd w:id="5"/>
+      <w:r>
+        <w:rPr>
+          <w:rStyle w:val="af"/>
+        </w:rPr>
+        <w:commentReference w:id="5"/>
+      </w:r>
+    </w:p>
+    <w:p>
+      <w:pPr>
+        <w:ind w:left="777"/>
+      </w:pPr>
+      <w:r>
+        <w:rPr>
+          <w:rFonts w:hint="eastAsia"/>
+        </w:rPr>
+        <w:t>Offset</w:t>
+      </w:r>
+      <w:r>
+        <w:t xml:space="preserve"> </w:t>
+      </w:r>
+      <w:r>
+        <w:rPr>
+          <w:rFonts w:hint="eastAsia"/>
+        </w:rPr>
+        <w:t>to</w:t>
+      </w:r>
+      <w:r>
+        <w:t xml:space="preserve"> </w:t>
+      </w:r>
+      <w:r>
+        <w:rPr>
+          <w:rFonts w:hint="eastAsia"/>
+        </w:rPr>
+        <w:t>1st</w:t>
+      </w:r>
+      <w:r>
+        <w:t xml:space="preserve"> </w:t>
+      </w:r>
+      <w:r>
+        <w:rPr>
+          <w:rFonts w:hint="eastAsia"/>
+        </w:rPr>
+        <w:t>Key</w:t>
+      </w:r>
+      <w:r>
+        <w:t xml:space="preserve"> </w:t>
+      </w:r>
+      <w:r>
+        <w:rPr>
+          <w:rFonts w:hint="eastAsia"/>
+        </w:rPr>
+        <w:t>Part</w:t>
+      </w:r>
+      <w:r>
+        <w:rPr>
+          <w:rFonts w:hint="eastAsia"/>
+        </w:rPr>
+        <w:t>：在之后的加密</w:t>
+      </w:r>
+      <w:r>
+        <w:rPr>
+          <w:rFonts w:hint="eastAsia"/>
+        </w:rPr>
+        <w:t>Key</w:t>
+      </w:r>
+      <w:r>
+        <w:rPr>
+          <w:rFonts w:hint="eastAsia"/>
+        </w:rPr>
+        <w:t>存储部分介绍；</w:t>
+      </w:r>
+    </w:p>
+    <w:p>
+      <w:pPr>
+        <w:ind w:left="777"/>
+      </w:pPr>
+      <w:r>
+        <w:t>CipherText</w:t>
+      </w:r>
+      <w:r>
+        <w:rPr>
+          <w:rFonts w:hint="eastAsia"/>
+        </w:rPr>
+        <w:t>：加密后密文；</w:t>
+      </w:r>
+    </w:p>
+    <w:p>
+      <w:pPr>
+        <w:ind w:left="777"/>
+      </w:pPr>
+    </w:p>
+    <w:p>
+      <w:pPr>
+        <w:ind w:left="777"/>
+      </w:pPr>
+      <w:r>
+        <w:rPr>
+          <w:rFonts w:hint="eastAsia"/>
+        </w:rPr>
+        <w:t>加密</w:t>
+      </w:r>
+      <w:r>
+        <w:rPr>
+          <w:rFonts w:hint="eastAsia"/>
+        </w:rPr>
+        <w:t>Key</w:t>
+      </w:r>
+      <w:r>
+        <w:rPr>
+          <w:rFonts w:hint="eastAsia"/>
+        </w:rPr>
+        <w:t>的存储：</w:t>
+      </w:r>
+    </w:p>
+    <w:p>
+      <w:pPr>
+        <w:ind w:left="777"/>
+      </w:pPr>
+      <w:r>
+        <w:rPr>
+          <w:rFonts w:hint="eastAsia"/>
+        </w:rPr>
+        <w:t>加密</w:t>
+      </w:r>
+      <w:r>
+        <w:rPr>
+          <w:rFonts w:hint="eastAsia"/>
+        </w:rPr>
+        <w:t>Key</w:t>
+      </w:r>
+      <w:r>
+        <w:rPr>
+          <w:rFonts w:hint="eastAsia"/>
+        </w:rPr>
+        <w:t>被</w:t>
+      </w:r>
+      <w:r>
+        <w:rPr>
+          <w:rFonts w:hint="eastAsia"/>
+        </w:rPr>
+        <w:t>分成三部分</w:t>
+      </w:r>
+      <w:r>
+        <w:rPr>
+          <w:rFonts w:hint="eastAsia"/>
+        </w:rPr>
+        <w:t>，</w:t>
+      </w:r>
+      <w:r>
+        <w:rPr>
+          <w:rFonts w:hint="eastAsia"/>
+        </w:rPr>
+        <w:t>随机穿插</w:t>
+      </w:r>
+      <w:r>
+        <w:rPr>
+          <w:rFonts w:hint="eastAsia"/>
+        </w:rPr>
+        <w:t>地</w:t>
+      </w:r>
+      <w:r>
+        <w:rPr>
+          <w:rFonts w:hint="eastAsia"/>
+        </w:rPr>
+        <w:t>存放在</w:t>
+      </w:r>
+      <w:r>
+        <w:rPr>
+          <w:rFonts w:hint="eastAsia"/>
+        </w:rPr>
+        <w:t>CipherText</w:t>
+      </w:r>
+      <w:r>
+        <w:rPr>
+          <w:rFonts w:hint="eastAsia"/>
+        </w:rPr>
+        <w:t>中。</w:t>
+      </w:r>
+      <w:r>
+        <w:rPr>
+          <w:rFonts w:hint="eastAsia"/>
+        </w:rPr>
+        <w:t>偏移量为随机生成。</w:t>
+      </w:r>
+    </w:p>
+    <w:p>
+      <w:pPr>
+        <w:ind w:left="777"/>
+      </w:pPr>
+      <w:r>
+        <w:rPr>
+          <w:noProof/>
+        </w:rPr>
+        <w:drawing>
+          <wp:inline distT="0" distB="0" distL="0" distR="0" wp14:anchorId="54AE8098" wp14:editId="15E01820">
+            <wp:extent cx="5274310" cy="954405"/>
+            <wp:effectExtent l="0" t="0" r="0" b="0"/>
+            <wp:docPr id="5" name="图片 5"/>
+            <wp:cNvGraphicFramePr>
+              <a:graphicFrameLocks xmlns:a="http://schemas.openxmlformats.org/drawingml/2006/main" noChangeAspect="1"/>
+            </wp:cNvGraphicFramePr>
+            <a:graphic xmlns:a="http://schemas.openxmlformats.org/drawingml/2006/main">
+              <a:graphicData uri="http://schemas.openxmlformats.org/drawingml/2006/picture">
+                <pic:pic xmlns:pic="http://schemas.openxmlformats.org/drawingml/2006/picture">
+                  <pic:nvPicPr>
+                    <pic:cNvPr id="1" name=""/>
+                    <pic:cNvPicPr/>
+                  </pic:nvPicPr>
+                  <pic:blipFill>
+                    <a:blip r:embed="rId13"/>
+                    <a:stretch>
+                      <a:fillRect/>
+                    </a:stretch>
+                  </pic:blipFill>
+                  <pic:spPr>
+                    <a:xfrm>
+                      <a:off x="0" y="0"/>
                       <a:ext cx="5274310" cy="954405"/>
                     </a:xfrm>
                     <a:prstGeom prst="rect">
@@ -7086,6 +7173,7 @@
         <w:rPr>
           <w:rFonts w:hint="eastAsia"/>
         </w:rPr>
+        <w:lastRenderedPageBreak/>
         <w:t>随机生成加密</w:t>
       </w:r>
       <w:r>
@@ -8428,6 +8516,7 @@
         <w:rPr>
           <w:rFonts w:hint="eastAsia"/>
         </w:rPr>
+        <w:lastRenderedPageBreak/>
         <w:t>Checklist</w:t>
       </w:r>
     </w:p>
@@ -8896,6 +8985,153 @@
     </w:sectPr>
   </w:body>
 </w:document>
+</file>
+
+<file path=word/comments.xml><?xml version="1.0" encoding="utf-8"?>
+<w:comments xmlns:wpc="http://schemas.microsoft.com/office/word/2010/wordprocessingCanvas" xmlns:cx="http://schemas.microsoft.com/office/drawing/2014/chartex" xmlns:mc="http://schemas.openxmlformats.org/markup-compatibility/2006" xmlns:o="urn:schemas-microsoft-com:office:office" xmlns:r="http://schemas.openxmlformats.org/officeDocument/2006/relationships" xmlns:m="http://schemas.openxmlformats.org/officeDocument/2006/math" xmlns:v="urn:schemas-microsoft-com:vml" xmlns:wp14="http://schemas.microsoft.com/office/word/2010/wordprocessingDrawing" xmlns:wp="http://schemas.openxmlformats.org/drawingml/2006/wordprocessingDrawing" xmlns:w10="urn:schemas-microsoft-com:office:word" xmlns:w="http://schemas.openxmlformats.org/wordprocessingml/2006/main" xmlns:w14="http://schemas.microsoft.com/office/word/2010/wordml" xmlns:w15="http://schemas.microsoft.com/office/word/2012/wordml" xmlns:w16se="http://schemas.microsoft.com/office/word/2015/wordml/symex" xmlns:wpg="http://schemas.microsoft.com/office/word/2010/wordprocessingGroup" xmlns:wpi="http://schemas.microsoft.com/office/word/2010/wordprocessingInk" xmlns:wne="http://schemas.microsoft.com/office/word/2006/wordml" xmlns:wps="http://schemas.microsoft.com/office/word/2010/wordprocessingShape" mc:Ignorable="w14 w15 w16se wp14">
+  <w:comment w:id="0" w:author="yangshangde" w:date="2018-09-18T13:58:00Z" w:initials="y">
+    <w:p>
+      <w:pPr>
+        <w:pStyle w:val="af0"/>
+        <w:rPr>
+          <w:rFonts w:hint="eastAsia"/>
+        </w:rPr>
+      </w:pPr>
+      <w:r>
+        <w:rPr>
+          <w:rStyle w:val="af"/>
+        </w:rPr>
+        <w:annotationRef/>
+      </w:r>
+      <w:r>
+        <w:rPr>
+          <w:rFonts w:hint="eastAsia"/>
+        </w:rPr>
+        <w:t>这两个参数的含义</w:t>
+      </w:r>
+      <w:r>
+        <w:t>?</w:t>
+      </w:r>
+    </w:p>
+  </w:comment>
+  <w:comment w:id="1" w:author="yangshangde" w:date="2018-09-18T14:06:00Z" w:initials="y">
+    <w:p>
+      <w:pPr>
+        <w:pStyle w:val="af0"/>
+        <w:rPr>
+          <w:rFonts w:hint="eastAsia"/>
+        </w:rPr>
+      </w:pPr>
+      <w:r>
+        <w:rPr>
+          <w:rStyle w:val="af"/>
+        </w:rPr>
+        <w:annotationRef/>
+      </w:r>
+      <w:r>
+        <w:rPr>
+          <w:rFonts w:hint="eastAsia"/>
+        </w:rPr>
+        <w:t>参数是否有默认值？</w:t>
+      </w:r>
+    </w:p>
+  </w:comment>
+  <w:comment w:id="2" w:author="yangshangde" w:date="2018-09-18T14:06:00Z" w:initials="y">
+    <w:p>
+      <w:pPr>
+        <w:pStyle w:val="af0"/>
+      </w:pPr>
+      <w:r>
+        <w:rPr>
+          <w:rStyle w:val="af"/>
+        </w:rPr>
+        <w:annotationRef/>
+      </w:r>
+      <w:r>
+        <w:rPr>
+          <w:rFonts w:hint="eastAsia"/>
+        </w:rPr>
+        <w:t>确认：</w:t>
+      </w:r>
+    </w:p>
+    <w:p>
+      <w:pPr>
+        <w:pStyle w:val="af0"/>
+        <w:rPr>
+          <w:rFonts w:hint="eastAsia"/>
+        </w:rPr>
+      </w:pPr>
+      <w:bookmarkStart w:id="3" w:name="_GoBack"/>
+      <w:bookmarkEnd w:id="3"/>
+      <w:r>
+        <w:rPr>
+          <w:rFonts w:hint="eastAsia"/>
+        </w:rPr>
+        <w:t>驱动中已带了</w:t>
+      </w:r>
+      <w:r>
+        <w:rPr>
+          <w:rFonts w:hint="eastAsia"/>
+        </w:rPr>
+        <w:t xml:space="preserve"> openssl</w:t>
+      </w:r>
+      <w:r>
+        <w:rPr>
+          <w:rFonts w:hint="eastAsia"/>
+        </w:rPr>
+        <w:t>，不需要再定义编译宏，不依赖系统库</w:t>
+      </w:r>
+    </w:p>
+  </w:comment>
+  <w:comment w:id="4" w:author="yangshangde" w:date="2018-09-18T14:07:00Z" w:initials="y">
+    <w:p>
+      <w:pPr>
+        <w:pStyle w:val="af0"/>
+      </w:pPr>
+      <w:r>
+        <w:rPr>
+          <w:rStyle w:val="af"/>
+        </w:rPr>
+        <w:annotationRef/>
+      </w:r>
+      <w:r>
+        <w:rPr>
+          <w:rFonts w:hint="eastAsia"/>
+        </w:rPr>
+        <w:t>注明是打印设置的字符</w:t>
+      </w:r>
+    </w:p>
+  </w:comment>
+  <w:comment w:id="5" w:author="yangshangde" w:date="2018-09-18T13:51:00Z" w:initials="y">
+    <w:p>
+      <w:pPr>
+        <w:pStyle w:val="af0"/>
+      </w:pPr>
+      <w:r>
+        <w:rPr>
+          <w:rStyle w:val="af"/>
+        </w:rPr>
+        <w:annotationRef/>
+      </w:r>
+      <w:r>
+        <w:rPr>
+          <w:rFonts w:hint="eastAsia"/>
+        </w:rPr>
+        <w:t>格式上不一致？在解密时怎么区分？</w:t>
+      </w:r>
+    </w:p>
+  </w:comment>
+</w:comments>
+</file>
+
+<file path=word/commentsExtended.xml><?xml version="1.0" encoding="utf-8"?>
+<w15:commentsEx xmlns:wpc="http://schemas.microsoft.com/office/word/2010/wordprocessingCanvas" xmlns:cx="http://schemas.microsoft.com/office/drawing/2014/chartex" xmlns:mc="http://schemas.openxmlformats.org/markup-compatibility/2006" xmlns:o="urn:schemas-microsoft-com:office:office" xmlns:r="http://schemas.openxmlformats.org/officeDocument/2006/relationships" xmlns:m="http://schemas.openxmlformats.org/officeDocument/2006/math" xmlns:v="urn:schemas-microsoft-com:vml" xmlns:wp14="http://schemas.microsoft.com/office/word/2010/wordprocessingDrawing" xmlns:wp="http://schemas.openxmlformats.org/drawingml/2006/wordprocessingDrawing" xmlns:w10="urn:schemas-microsoft-com:office:word" xmlns:w="http://schemas.openxmlformats.org/wordprocessingml/2006/main" xmlns:w14="http://schemas.microsoft.com/office/word/2010/wordml" xmlns:w15="http://schemas.microsoft.com/office/word/2012/wordml" xmlns:w16se="http://schemas.microsoft.com/office/word/2015/wordml/symex" xmlns:wpg="http://schemas.microsoft.com/office/word/2010/wordprocessingGroup" xmlns:wpi="http://schemas.microsoft.com/office/word/2010/wordprocessingInk" xmlns:wne="http://schemas.microsoft.com/office/word/2006/wordml" xmlns:wps="http://schemas.microsoft.com/office/word/2010/wordprocessingShape" mc:Ignorable="w14 w15 w16se wp14">
+  <w15:commentEx w15:paraId="2FFF6120" w15:done="0"/>
+  <w15:commentEx w15:paraId="1A59CEDC" w15:done="0"/>
+  <w15:commentEx w15:paraId="4B880450" w15:done="0"/>
+  <w15:commentEx w15:paraId="11482D63" w15:done="0"/>
+  <w15:commentEx w15:paraId="50C16794" w15:done="0"/>
+</w15:commentsEx>
 </file>
 
 <file path=word/endnotes.xml><?xml version="1.0" encoding="utf-8"?>
@@ -10707,6 +10943,14 @@
   </w:num>
   <w:numIdMacAtCleanup w:val="18"/>
 </w:numbering>
+</file>
+
+<file path=word/people.xml><?xml version="1.0" encoding="utf-8"?>
+<w15:people xmlns:wpc="http://schemas.microsoft.com/office/word/2010/wordprocessingCanvas" xmlns:cx="http://schemas.microsoft.com/office/drawing/2014/chartex" xmlns:mc="http://schemas.openxmlformats.org/markup-compatibility/2006" xmlns:o="urn:schemas-microsoft-com:office:office" xmlns:r="http://schemas.openxmlformats.org/officeDocument/2006/relationships" xmlns:m="http://schemas.openxmlformats.org/officeDocument/2006/math" xmlns:v="urn:schemas-microsoft-com:vml" xmlns:wp14="http://schemas.microsoft.com/office/word/2010/wordprocessingDrawing" xmlns:wp="http://schemas.openxmlformats.org/drawingml/2006/wordprocessingDrawing" xmlns:w10="urn:schemas-microsoft-com:office:word" xmlns:w="http://schemas.openxmlformats.org/wordprocessingml/2006/main" xmlns:w14="http://schemas.microsoft.com/office/word/2010/wordml" xmlns:w15="http://schemas.microsoft.com/office/word/2012/wordml" xmlns:w16se="http://schemas.microsoft.com/office/word/2015/wordml/symex" xmlns:wpg="http://schemas.microsoft.com/office/word/2010/wordprocessingGroup" xmlns:wpi="http://schemas.microsoft.com/office/word/2010/wordprocessingInk" xmlns:wne="http://schemas.microsoft.com/office/word/2006/wordml" xmlns:wps="http://schemas.microsoft.com/office/word/2010/wordprocessingShape" mc:Ignorable="w14 w15 w16se wp14">
+  <w15:person w15:author="yangshangde">
+    <w15:presenceInfo w15:providerId="None" w15:userId="yangshangde"/>
+  </w15:person>
+</w15:people>
 </file>
 
 <file path=word/styles.xml><?xml version="1.0" encoding="utf-8"?>
@@ -11825,7 +12069,7 @@
 </file>
 
 <file path=customXml/itemProps1.xml><?xml version="1.0" encoding="utf-8"?>
-<ds:datastoreItem xmlns:ds="http://schemas.openxmlformats.org/officeDocument/2006/customXml" ds:itemID="{CFEB9503-B1A4-41A8-8ABA-5762B4193B86}">
+<ds:datastoreItem xmlns:ds="http://schemas.openxmlformats.org/officeDocument/2006/customXml" ds:itemID="{97D40BAC-5CD1-4E1E-ADD6-2E12EF3BF71B}">
   <ds:schemaRefs>
     <ds:schemaRef ds:uri="http://schemas.openxmlformats.org/officeDocument/2006/bibliography"/>
   </ds:schemaRefs>

--- a/internal_doc/03.开发设计/Story-password调整方案.docx
+++ b/internal_doc/03.开发设计/Story-password调整方案.docx
@@ -1011,7 +1011,6 @@
         <w:rPr>
           <w:rFonts w:hint="eastAsia"/>
         </w:rPr>
-        <w:lastRenderedPageBreak/>
         <w:t>密码管理工具，用户通过</w:t>
       </w:r>
       <w:r>
@@ -2595,7 +2594,6 @@
               <w:rPr>
                 <w:rFonts w:hint="eastAsia"/>
               </w:rPr>
-              <w:lastRenderedPageBreak/>
               <w:t>--user</w:t>
             </w:r>
             <w:r>
@@ -3346,27 +3344,58 @@
         <w:ind w:left="777" w:firstLineChars="0" w:firstLine="0"/>
       </w:pPr>
       <w:r>
-        <w:t xml:space="preserve">SDB_EXPORT INT32 sdbConnectByCipherFile ( </w:t>
-      </w:r>
-      <w:commentRangeStart w:id="0"/>
-      <w:r>
-        <w:t xml:space="preserve">const CHAR **pConnAddrs, INT32 arrSize, </w:t>
-      </w:r>
-      <w:commentRangeEnd w:id="0"/>
-      <w:r>
-        <w:rPr>
-          <w:rStyle w:val="af"/>
-        </w:rPr>
-        <w:commentReference w:id="0"/>
-      </w:r>
-      <w:r>
-        <w:t>const CHAR *pUsrName, const CHAR *pToken, const CHAR *p</w:t>
+        <w:t xml:space="preserve">SDB_EXPORT INT32 sdbConnectByCipherFile ( const CHAR **pConnAddrs, </w:t>
+      </w:r>
+    </w:p>
+    <w:p>
+      <w:pPr>
+        <w:pStyle w:val="aa"/>
+        <w:ind w:left="777" w:firstLineChars="1900" w:firstLine="3990"/>
+      </w:pPr>
+      <w:r>
+        <w:t xml:space="preserve">INT32 arrSize, </w:t>
+      </w:r>
+    </w:p>
+    <w:p>
+      <w:pPr>
+        <w:pStyle w:val="aa"/>
+        <w:ind w:left="777" w:firstLineChars="1900" w:firstLine="3990"/>
+      </w:pPr>
+      <w:r>
+        <w:t xml:space="preserve">const CHAR *pUsrName, </w:t>
+      </w:r>
+    </w:p>
+    <w:p>
+      <w:pPr>
+        <w:pStyle w:val="aa"/>
+        <w:ind w:left="777" w:firstLineChars="1900" w:firstLine="3990"/>
+      </w:pPr>
+      <w:r>
+        <w:t xml:space="preserve">const CHAR *pToken, </w:t>
+      </w:r>
+    </w:p>
+    <w:p>
+      <w:pPr>
+        <w:pStyle w:val="aa"/>
+        <w:ind w:left="777" w:firstLineChars="1900" w:firstLine="3990"/>
+      </w:pPr>
+      <w:r>
+        <w:t>const CHAR *p</w:t>
       </w:r>
       <w:r>
         <w:t>Cluster</w:t>
       </w:r>
       <w:r>
-        <w:t>, sdbConnectionHandle *handle )</w:t>
+        <w:t xml:space="preserve">, </w:t>
+      </w:r>
+    </w:p>
+    <w:p>
+      <w:pPr>
+        <w:pStyle w:val="aa"/>
+        <w:ind w:left="777" w:firstLineChars="1900" w:firstLine="3990"/>
+      </w:pPr>
+      <w:r>
+        <w:t>sdbConnectionHandle *handle )</w:t>
       </w:r>
     </w:p>
     <w:p>
@@ -3421,6 +3450,53 @@
           <w:rFonts w:hint="eastAsia"/>
         </w:rPr>
         <w:t>。</w:t>
+      </w:r>
+    </w:p>
+    <w:p>
+      <w:pPr>
+        <w:pStyle w:val="aa"/>
+        <w:ind w:left="777" w:firstLineChars="0" w:firstLine="0"/>
+      </w:pPr>
+      <w:r>
+        <w:rPr>
+          <w:rFonts w:hint="eastAsia"/>
+        </w:rPr>
+        <w:t>该接口是对下列既有接口的封装：</w:t>
+      </w:r>
+    </w:p>
+    <w:p>
+      <w:pPr>
+        <w:ind w:firstLineChars="200" w:firstLine="420"/>
+      </w:pPr>
+      <w:r>
+        <w:t>SDB_EXPORT INT32 sdbConnect1 ( const CHAR **pConnAddrs, INT32 arrSize,</w:t>
+      </w:r>
+    </w:p>
+    <w:p>
+      <w:pPr>
+        <w:pStyle w:val="aa"/>
+        <w:ind w:left="777"/>
+      </w:pPr>
+      <w:r>
+        <w:t xml:space="preserve">                         </w:t>
+      </w:r>
+      <w:r>
+        <w:t>const CHAR *pUsrName, const CHAR *pPasswd ,</w:t>
+      </w:r>
+    </w:p>
+    <w:p>
+      <w:pPr>
+        <w:pStyle w:val="aa"/>
+        <w:ind w:left="777" w:firstLineChars="0" w:firstLine="0"/>
+        <w:rPr>
+          <w:rFonts w:hint="eastAsia"/>
+        </w:rPr>
+      </w:pPr>
+      <w:r>
+        <w:t xml:space="preserve">                             </w:t>
+      </w:r>
+      <w:r>
+        <w:t>sdbConnectionHandle *handle )</w:t>
       </w:r>
     </w:p>
     <w:p>
@@ -3732,6 +3808,2811 @@
             <wp:extent cx="4286250" cy="2190750"/>
             <wp:effectExtent l="0" t="0" r="0" b="0"/>
             <wp:docPr id="1" name="图片 1"/>
+            <wp:cNvGraphicFramePr>
+              <a:graphicFrameLocks xmlns:a="http://schemas.openxmlformats.org/drawingml/2006/main" noChangeAspect="1"/>
+            </wp:cNvGraphicFramePr>
+            <a:graphic xmlns:a="http://schemas.openxmlformats.org/drawingml/2006/main">
+              <a:graphicData uri="http://schemas.openxmlformats.org/drawingml/2006/picture">
+                <pic:pic xmlns:pic="http://schemas.openxmlformats.org/drawingml/2006/picture">
+                  <pic:nvPicPr>
+                    <pic:cNvPr id="1" name=""/>
+                    <pic:cNvPicPr/>
+                  </pic:nvPicPr>
+                  <pic:blipFill>
+                    <a:blip r:embed="rId8"/>
+                    <a:stretch>
+                      <a:fillRect/>
+                    </a:stretch>
+                  </pic:blipFill>
+                  <pic:spPr>
+                    <a:xfrm>
+                      <a:off x="0" y="0"/>
+                      <a:ext cx="4286250" cy="2190750"/>
+                    </a:xfrm>
+                    <a:prstGeom prst="rect">
+                      <a:avLst/>
+                    </a:prstGeom>
+                  </pic:spPr>
+                </pic:pic>
+              </a:graphicData>
+            </a:graphic>
+          </wp:inline>
+        </w:drawing>
+      </w:r>
+    </w:p>
+    <w:p>
+      <w:pPr>
+        <w:pStyle w:val="aa"/>
+        <w:ind w:left="777" w:firstLineChars="0" w:firstLine="0"/>
+      </w:pPr>
+    </w:p>
+    <w:p>
+      <w:pPr>
+        <w:pStyle w:val="aa"/>
+        <w:ind w:left="777" w:firstLineChars="0" w:firstLine="0"/>
+      </w:pPr>
+      <w:r>
+        <w:rPr>
+          <w:rFonts w:hint="eastAsia"/>
+        </w:rPr>
+        <w:t>c</w:t>
+      </w:r>
+      <w:r>
+        <w:t xml:space="preserve">ipherMgr </w:t>
+      </w:r>
+      <w:r>
+        <w:rPr>
+          <w:rFonts w:hint="eastAsia"/>
+        </w:rPr>
+        <w:t>作为加密文件的内存抽象，承担两种职责：</w:t>
+      </w:r>
+    </w:p>
+    <w:p>
+      <w:pPr>
+        <w:pStyle w:val="aa"/>
+        <w:numPr>
+          <w:ilvl w:val="0"/>
+          <w:numId w:val="8"/>
+        </w:numPr>
+        <w:ind w:firstLineChars="0"/>
+      </w:pPr>
+      <w:r>
+        <w:rPr>
+          <w:rFonts w:hint="eastAsia"/>
+        </w:rPr>
+        <w:t>给</w:t>
+      </w:r>
+      <w:r>
+        <w:rPr>
+          <w:rFonts w:hint="eastAsia"/>
+        </w:rPr>
+        <w:t xml:space="preserve"> sdbpasswd </w:t>
+      </w:r>
+      <w:r>
+        <w:rPr>
+          <w:rFonts w:hint="eastAsia"/>
+        </w:rPr>
+        <w:t>工具提供向加密文件增删用户的功能；</w:t>
+      </w:r>
+    </w:p>
+    <w:p>
+      <w:pPr>
+        <w:pStyle w:val="aa"/>
+        <w:numPr>
+          <w:ilvl w:val="0"/>
+          <w:numId w:val="8"/>
+        </w:numPr>
+        <w:ind w:firstLineChars="0"/>
+      </w:pPr>
+      <w:r>
+        <w:rPr>
+          <w:rFonts w:hint="eastAsia"/>
+        </w:rPr>
+        <w:t>为</w:t>
+      </w:r>
+      <w:r>
+        <w:rPr>
+          <w:rFonts w:hint="eastAsia"/>
+        </w:rPr>
+        <w:t xml:space="preserve"> sdb </w:t>
+      </w:r>
+      <w:r>
+        <w:rPr>
+          <w:rFonts w:hint="eastAsia"/>
+        </w:rPr>
+        <w:t>其他工具提供连接时通过用户名和</w:t>
+      </w:r>
+      <w:r>
+        <w:rPr>
+          <w:rFonts w:hint="eastAsia"/>
+        </w:rPr>
+        <w:t>token</w:t>
+      </w:r>
+      <w:r>
+        <w:rPr>
+          <w:rFonts w:hint="eastAsia"/>
+        </w:rPr>
+        <w:t>获取解密后密码的功能；</w:t>
+      </w:r>
+    </w:p>
+    <w:p>
+      <w:pPr>
+        <w:pStyle w:val="aa"/>
+        <w:ind w:left="777" w:firstLineChars="0" w:firstLine="0"/>
+      </w:pPr>
+      <w:r>
+        <w:rPr>
+          <w:noProof/>
+        </w:rPr>
+        <w:drawing>
+          <wp:inline distT="0" distB="0" distL="0" distR="0" wp14:anchorId="46144071" wp14:editId="11F8F6C3">
+            <wp:extent cx="3905250" cy="2762250"/>
+            <wp:effectExtent l="0" t="0" r="0" b="0"/>
+            <wp:docPr id="9" name="图片 9"/>
+            <wp:cNvGraphicFramePr>
+              <a:graphicFrameLocks xmlns:a="http://schemas.openxmlformats.org/drawingml/2006/main" noChangeAspect="1"/>
+            </wp:cNvGraphicFramePr>
+            <a:graphic xmlns:a="http://schemas.openxmlformats.org/drawingml/2006/main">
+              <a:graphicData uri="http://schemas.openxmlformats.org/drawingml/2006/picture">
+                <pic:pic xmlns:pic="http://schemas.openxmlformats.org/drawingml/2006/picture">
+                  <pic:nvPicPr>
+                    <pic:cNvPr id="1" name=""/>
+                    <pic:cNvPicPr/>
+                  </pic:nvPicPr>
+                  <pic:blipFill>
+                    <a:blip r:embed="rId9"/>
+                    <a:stretch>
+                      <a:fillRect/>
+                    </a:stretch>
+                  </pic:blipFill>
+                  <pic:spPr>
+                    <a:xfrm>
+                      <a:off x="0" y="0"/>
+                      <a:ext cx="3905250" cy="2762250"/>
+                    </a:xfrm>
+                    <a:prstGeom prst="rect">
+                      <a:avLst/>
+                    </a:prstGeom>
+                  </pic:spPr>
+                </pic:pic>
+              </a:graphicData>
+            </a:graphic>
+          </wp:inline>
+        </w:drawing>
+      </w:r>
+    </w:p>
+    <w:p>
+      <w:pPr>
+        <w:pStyle w:val="aa"/>
+        <w:ind w:left="777" w:firstLineChars="0" w:firstLine="0"/>
+      </w:pPr>
+    </w:p>
+    <w:p>
+      <w:pPr>
+        <w:pStyle w:val="aa"/>
+        <w:numPr>
+          <w:ilvl w:val="0"/>
+          <w:numId w:val="5"/>
+        </w:numPr>
+        <w:ind w:firstLineChars="0"/>
+      </w:pPr>
+      <w:r>
+        <w:rPr>
+          <w:rFonts w:hint="eastAsia"/>
+        </w:rPr>
+        <w:t>表</w:t>
+      </w:r>
+      <w:r>
+        <w:rPr>
+          <w:rFonts w:hint="eastAsia"/>
+        </w:rPr>
+        <w:t>1</w:t>
+      </w:r>
+      <w:r>
+        <w:rPr>
+          <w:rFonts w:hint="eastAsia"/>
+        </w:rPr>
+        <w:t>数据库工具统一解密流程：</w:t>
+      </w:r>
+    </w:p>
+    <w:p>
+      <w:pPr>
+        <w:pStyle w:val="aa"/>
+        <w:numPr>
+          <w:ilvl w:val="0"/>
+          <w:numId w:val="10"/>
+        </w:numPr>
+        <w:ind w:firstLineChars="0"/>
+      </w:pPr>
+      <w:r>
+        <w:rPr>
+          <w:rFonts w:hint="eastAsia"/>
+        </w:rPr>
+        <w:t>从用户命令行输入中提取出</w:t>
+      </w:r>
+      <w:r>
+        <w:rPr>
+          <w:rFonts w:hint="eastAsia"/>
+        </w:rPr>
+        <w:t xml:space="preserve"> user, password, </w:t>
+      </w:r>
+      <w:r>
+        <w:rPr>
+          <w:rFonts w:hint="eastAsia"/>
+        </w:rPr>
+        <w:t>cluster</w:t>
+      </w:r>
+      <w:r>
+        <w:rPr>
+          <w:rFonts w:hint="eastAsia"/>
+        </w:rPr>
+        <w:t xml:space="preserve">, </w:t>
+      </w:r>
+      <w:r>
+        <w:rPr>
+          <w:rFonts w:hint="eastAsia"/>
+        </w:rPr>
+        <w:t>cipherFile, token</w:t>
+      </w:r>
+      <w:r>
+        <w:rPr>
+          <w:rFonts w:hint="eastAsia"/>
+        </w:rPr>
+        <w:t>参数：</w:t>
+      </w:r>
+    </w:p>
+    <w:p>
+      <w:pPr>
+        <w:pStyle w:val="aa"/>
+        <w:ind w:left="1137" w:firstLineChars="0" w:firstLine="0"/>
+      </w:pPr>
+      <w:r>
+        <w:rPr>
+          <w:rFonts w:hint="eastAsia"/>
+        </w:rPr>
+        <w:t>若</w:t>
+      </w:r>
+      <w:r>
+        <w:rPr>
+          <w:rFonts w:hint="eastAsia"/>
+        </w:rPr>
+        <w:t>只</w:t>
+      </w:r>
+      <w:r>
+        <w:rPr>
+          <w:rFonts w:hint="eastAsia"/>
+        </w:rPr>
+        <w:t>存在</w:t>
+      </w:r>
+      <w:r>
+        <w:rPr>
+          <w:rFonts w:hint="eastAsia"/>
+        </w:rPr>
+        <w:t>user</w:t>
+      </w:r>
+      <w:r>
+        <w:rPr>
+          <w:rFonts w:hint="eastAsia"/>
+        </w:rPr>
+        <w:t>、</w:t>
+      </w:r>
+      <w:r>
+        <w:rPr>
+          <w:rFonts w:hint="eastAsia"/>
+        </w:rPr>
+        <w:t>password</w:t>
+      </w:r>
+      <w:r>
+        <w:rPr>
+          <w:rFonts w:hint="eastAsia"/>
+        </w:rPr>
+        <w:t>，直接传统方式连接；</w:t>
+      </w:r>
+    </w:p>
+    <w:p>
+      <w:pPr>
+        <w:pStyle w:val="aa"/>
+        <w:ind w:left="1137" w:firstLineChars="0" w:firstLine="0"/>
+      </w:pPr>
+      <w:r>
+        <w:rPr>
+          <w:rFonts w:hint="eastAsia"/>
+        </w:rPr>
+        <w:t>若只存在</w:t>
+      </w:r>
+      <w:r>
+        <w:rPr>
+          <w:rFonts w:hint="eastAsia"/>
+        </w:rPr>
+        <w:t>user</w:t>
+      </w:r>
+      <w:r>
+        <w:rPr>
+          <w:rFonts w:hint="eastAsia"/>
+        </w:rPr>
+        <w:t>，</w:t>
+      </w:r>
+      <w:r>
+        <w:rPr>
+          <w:rFonts w:hint="eastAsia"/>
+        </w:rPr>
+        <w:t>先在默认加密文件中查找，不存在则</w:t>
+      </w:r>
+      <w:r>
+        <w:rPr>
+          <w:rFonts w:hint="eastAsia"/>
+        </w:rPr>
+        <w:t>交互提示输入密码，回归传统方式连接；</w:t>
+      </w:r>
+    </w:p>
+    <w:p>
+      <w:pPr>
+        <w:pStyle w:val="aa"/>
+        <w:ind w:left="1137" w:firstLineChars="0" w:firstLine="0"/>
+      </w:pPr>
+      <w:r>
+        <w:rPr>
+          <w:rFonts w:hint="eastAsia"/>
+        </w:rPr>
+        <w:t>若</w:t>
+      </w:r>
+      <w:r>
+        <w:rPr>
+          <w:rFonts w:hint="eastAsia"/>
+        </w:rPr>
+        <w:t>只</w:t>
+      </w:r>
+      <w:r>
+        <w:rPr>
+          <w:rFonts w:hint="eastAsia"/>
+        </w:rPr>
+        <w:t>存在</w:t>
+      </w:r>
+      <w:r>
+        <w:rPr>
+          <w:rFonts w:hint="eastAsia"/>
+        </w:rPr>
+        <w:t>user</w:t>
+      </w:r>
+      <w:r>
+        <w:rPr>
+          <w:rFonts w:hint="eastAsia"/>
+        </w:rPr>
+        <w:t>、</w:t>
+      </w:r>
+      <w:r>
+        <w:rPr>
+          <w:rFonts w:hint="eastAsia"/>
+        </w:rPr>
+        <w:t>[</w:t>
+      </w:r>
+      <w:r>
+        <w:t>cluster</w:t>
+      </w:r>
+      <w:r>
+        <w:rPr>
+          <w:rFonts w:hint="eastAsia"/>
+        </w:rPr>
+        <w:t>]</w:t>
+      </w:r>
+      <w:r>
+        <w:rPr>
+          <w:rFonts w:hint="eastAsia"/>
+        </w:rPr>
+        <w:t>、</w:t>
+      </w:r>
+      <w:r>
+        <w:rPr>
+          <w:rFonts w:hint="eastAsia"/>
+        </w:rPr>
+        <w:t>token</w:t>
+      </w:r>
+      <w:r>
+        <w:rPr>
+          <w:rFonts w:hint="eastAsia"/>
+        </w:rPr>
+        <w:t>，使用默认加密文件解密获得密码，回归传统方式连接；</w:t>
+      </w:r>
+    </w:p>
+    <w:p>
+      <w:pPr>
+        <w:pStyle w:val="aa"/>
+        <w:ind w:left="1137" w:firstLineChars="0" w:firstLine="0"/>
+      </w:pPr>
+      <w:r>
+        <w:rPr>
+          <w:rFonts w:hint="eastAsia"/>
+        </w:rPr>
+        <w:t>若</w:t>
+      </w:r>
+      <w:r>
+        <w:rPr>
+          <w:rFonts w:hint="eastAsia"/>
+        </w:rPr>
+        <w:t>只</w:t>
+      </w:r>
+      <w:r>
+        <w:rPr>
+          <w:rFonts w:hint="eastAsia"/>
+        </w:rPr>
+        <w:t>存在</w:t>
+      </w:r>
+      <w:r>
+        <w:rPr>
+          <w:rFonts w:hint="eastAsia"/>
+        </w:rPr>
+        <w:t>user</w:t>
+      </w:r>
+      <w:r>
+        <w:rPr>
+          <w:rFonts w:hint="eastAsia"/>
+        </w:rPr>
+        <w:t>、</w:t>
+      </w:r>
+      <w:r>
+        <w:rPr>
+          <w:rFonts w:hint="eastAsia"/>
+        </w:rPr>
+        <w:t>[</w:t>
+      </w:r>
+      <w:r>
+        <w:t>cluster</w:t>
+      </w:r>
+      <w:r>
+        <w:rPr>
+          <w:rFonts w:hint="eastAsia"/>
+        </w:rPr>
+        <w:t>]</w:t>
+      </w:r>
+      <w:r>
+        <w:rPr>
+          <w:rFonts w:hint="eastAsia"/>
+        </w:rPr>
+        <w:t>、</w:t>
+      </w:r>
+      <w:r>
+        <w:rPr>
+          <w:rFonts w:hint="eastAsia"/>
+        </w:rPr>
+        <w:t>token</w:t>
+      </w:r>
+      <w:r>
+        <w:rPr>
+          <w:rFonts w:hint="eastAsia"/>
+        </w:rPr>
+        <w:t>和</w:t>
+      </w:r>
+      <w:r>
+        <w:rPr>
+          <w:rFonts w:hint="eastAsia"/>
+        </w:rPr>
+        <w:t>cipher</w:t>
+      </w:r>
+      <w:r>
+        <w:t>File</w:t>
+      </w:r>
+      <w:r>
+        <w:rPr>
+          <w:rFonts w:hint="eastAsia"/>
+        </w:rPr>
+        <w:t>，使用</w:t>
+      </w:r>
+      <w:r>
+        <w:rPr>
+          <w:rFonts w:hint="eastAsia"/>
+        </w:rPr>
+        <w:t>cipherFile</w:t>
+      </w:r>
+      <w:r>
+        <w:rPr>
+          <w:rFonts w:hint="eastAsia"/>
+        </w:rPr>
+        <w:t>解密获得密码，回归传统方式连接</w:t>
+      </w:r>
+    </w:p>
+    <w:p>
+      <w:r>
+        <w:tab/>
+      </w:r>
+      <w:r>
+        <w:tab/>
+      </w:r>
+    </w:p>
+    <w:p>
+      <w:pPr>
+        <w:pStyle w:val="aa"/>
+        <w:numPr>
+          <w:ilvl w:val="0"/>
+          <w:numId w:val="5"/>
+        </w:numPr>
+        <w:ind w:firstLineChars="0"/>
+      </w:pPr>
+      <w:r>
+        <w:t>P</w:t>
+      </w:r>
+      <w:r>
+        <w:rPr>
+          <w:rFonts w:hint="eastAsia"/>
+        </w:rPr>
+        <w:t xml:space="preserve">ostgres </w:t>
+      </w:r>
+      <w:r>
+        <w:t xml:space="preserve">fdw </w:t>
+      </w:r>
+      <w:r>
+        <w:rPr>
+          <w:rFonts w:hint="eastAsia"/>
+        </w:rPr>
+        <w:t>增加</w:t>
+      </w:r>
+      <w:r>
+        <w:rPr>
+          <w:rFonts w:hint="eastAsia"/>
+        </w:rPr>
+        <w:t>：</w:t>
+      </w:r>
+    </w:p>
+    <w:p>
+      <w:r>
+        <w:t>sdbConnectionHandle sdbGetConnectionHandle</w:t>
+      </w:r>
+      <w:r>
+        <w:t>ByCipher</w:t>
+      </w:r>
+      <w:r>
+        <w:t>( const char **serverList,</w:t>
+      </w:r>
+    </w:p>
+    <w:p>
+      <w:pPr>
+        <w:pStyle w:val="aa"/>
+        <w:ind w:left="777"/>
+      </w:pPr>
+      <w:r>
+        <w:t xml:space="preserve">                                        int serverNum,</w:t>
+      </w:r>
+    </w:p>
+    <w:p>
+      <w:pPr>
+        <w:pStyle w:val="aa"/>
+        <w:ind w:left="777"/>
+      </w:pPr>
+      <w:r>
+        <w:t xml:space="preserve">                                        const char *usr,</w:t>
+      </w:r>
+    </w:p>
+    <w:p>
+      <w:pPr>
+        <w:pStyle w:val="aa"/>
+        <w:ind w:left="777"/>
+      </w:pPr>
+      <w:r>
+        <w:t xml:space="preserve">                                       </w:t>
+      </w:r>
+      <w:r>
+        <w:rPr>
+          <w:color w:val="C00000"/>
+        </w:rPr>
+        <w:t xml:space="preserve"> </w:t>
+      </w:r>
+      <w:r>
+        <w:t>const char *cipherFile,</w:t>
+      </w:r>
+    </w:p>
+    <w:p>
+      <w:pPr>
+        <w:pStyle w:val="aa"/>
+        <w:ind w:left="777"/>
+      </w:pPr>
+      <w:r>
+        <w:t xml:space="preserve">                                        const char *token,</w:t>
+      </w:r>
+    </w:p>
+    <w:p>
+      <w:pPr>
+        <w:pStyle w:val="aa"/>
+        <w:ind w:left="777"/>
+      </w:pPr>
+      <w:r>
+        <w:tab/>
+      </w:r>
+      <w:r>
+        <w:tab/>
+      </w:r>
+      <w:r>
+        <w:tab/>
+      </w:r>
+      <w:r>
+        <w:tab/>
+      </w:r>
+      <w:r>
+        <w:tab/>
+      </w:r>
+      <w:r>
+        <w:tab/>
+      </w:r>
+      <w:r>
+        <w:tab/>
+      </w:r>
+      <w:r>
+        <w:tab/>
+      </w:r>
+      <w:r>
+        <w:tab/>
+      </w:r>
+      <w:r>
+        <w:tab/>
+        <w:t xml:space="preserve">   const char *</w:t>
+      </w:r>
+      <w:r>
+        <w:t>cluster</w:t>
+      </w:r>
+      <w:r>
+        <w:t>,</w:t>
+      </w:r>
+    </w:p>
+    <w:p>
+      <w:pPr>
+        <w:pStyle w:val="aa"/>
+        <w:ind w:left="777"/>
+      </w:pPr>
+      <w:r>
+        <w:t xml:space="preserve">                                        const char *preference_instance,</w:t>
+      </w:r>
+    </w:p>
+    <w:p>
+      <w:pPr>
+        <w:pStyle w:val="aa"/>
+        <w:ind w:left="777"/>
+      </w:pPr>
+      <w:r>
+        <w:t xml:space="preserve">                                        const char *preference_instance_mode,</w:t>
+      </w:r>
+    </w:p>
+    <w:p>
+      <w:pPr>
+        <w:pStyle w:val="aa"/>
+        <w:ind w:left="777"/>
+      </w:pPr>
+      <w:r>
+        <w:t xml:space="preserve">                                        int session_timeout,</w:t>
+      </w:r>
+    </w:p>
+    <w:p>
+      <w:pPr>
+        <w:pStyle w:val="aa"/>
+        <w:ind w:left="777" w:firstLineChars="0" w:firstLine="0"/>
+      </w:pPr>
+      <w:r>
+        <w:t xml:space="preserve">                                            const char *transaction )</w:t>
+      </w:r>
+      <w:r>
+        <w:rPr>
+          <w:rFonts w:hint="eastAsia"/>
+        </w:rPr>
+        <w:t>;</w:t>
+      </w:r>
+    </w:p>
+    <w:p>
+      <w:pPr>
+        <w:pStyle w:val="aa"/>
+        <w:ind w:left="777" w:firstLineChars="0" w:firstLine="0"/>
+      </w:pPr>
+    </w:p>
+    <w:p>
+      <w:pPr>
+        <w:pStyle w:val="aa"/>
+        <w:ind w:left="777" w:firstLineChars="0" w:firstLine="0"/>
+      </w:pPr>
+      <w:r>
+        <w:rPr>
+          <w:rFonts w:hint="eastAsia"/>
+        </w:rPr>
+        <w:t>增加</w:t>
+      </w:r>
+      <w:r>
+        <w:rPr>
+          <w:rFonts w:hint="eastAsia"/>
+        </w:rPr>
+        <w:t xml:space="preserve"> cipherFile</w:t>
+      </w:r>
+      <w:r>
+        <w:rPr>
+          <w:rFonts w:hint="eastAsia"/>
+        </w:rPr>
+        <w:t>、</w:t>
+      </w:r>
+      <w:r>
+        <w:t>cluster</w:t>
+      </w:r>
+      <w:r>
+        <w:rPr>
+          <w:rFonts w:hint="eastAsia"/>
+        </w:rPr>
+        <w:t>和</w:t>
+      </w:r>
+      <w:r>
+        <w:rPr>
+          <w:rFonts w:hint="eastAsia"/>
+        </w:rPr>
+        <w:t>token</w:t>
+      </w:r>
+      <w:r>
+        <w:rPr>
+          <w:rFonts w:hint="eastAsia"/>
+        </w:rPr>
+        <w:t>，用于传入加密文件需要的参数。</w:t>
+      </w:r>
+      <w:r>
+        <w:rPr>
+          <w:rFonts w:hint="eastAsia"/>
+        </w:rPr>
+        <w:t>在这个函数内调用</w:t>
+      </w:r>
+      <w:r>
+        <w:rPr>
+          <w:rFonts w:hint="eastAsia"/>
+        </w:rPr>
+        <w:t>C</w:t>
+      </w:r>
+      <w:r>
+        <w:rPr>
+          <w:rFonts w:hint="eastAsia"/>
+        </w:rPr>
+        <w:t>驱动的解密连接代码。</w:t>
+      </w:r>
+    </w:p>
+    <w:p>
+      <w:r>
+        <w:tab/>
+      </w:r>
+      <w:r>
+        <w:tab/>
+      </w:r>
+    </w:p>
+    <w:p>
+      <w:pPr>
+        <w:pStyle w:val="aa"/>
+        <w:numPr>
+          <w:ilvl w:val="0"/>
+          <w:numId w:val="5"/>
+        </w:numPr>
+        <w:ind w:firstLineChars="0"/>
+      </w:pPr>
+      <w:r>
+        <w:rPr>
+          <w:rFonts w:hint="eastAsia"/>
+        </w:rPr>
+        <w:t>C</w:t>
+      </w:r>
+      <w:r>
+        <w:t xml:space="preserve"> </w:t>
+      </w:r>
+      <w:r>
+        <w:rPr>
+          <w:rFonts w:hint="eastAsia"/>
+        </w:rPr>
+        <w:t>驱动修改：</w:t>
+      </w:r>
+    </w:p>
+    <w:p>
+      <w:r>
+        <w:tab/>
+      </w:r>
+      <w:r>
+        <w:tab/>
+      </w:r>
+      <w:r>
+        <w:tab/>
+      </w:r>
+    </w:p>
+    <w:tbl>
+      <w:tblPr>
+        <w:tblStyle w:val="a9"/>
+        <w:tblW w:w="0" w:type="auto"/>
+        <w:tblInd w:w="357" w:type="dxa"/>
+        <w:tblLook w:val="04A0" w:firstRow="1" w:lastRow="0" w:firstColumn="1" w:lastColumn="0" w:noHBand="0" w:noVBand="1"/>
+      </w:tblPr>
+      <w:tblGrid>
+        <w:gridCol w:w="504"/>
+        <w:gridCol w:w="4079"/>
+        <w:gridCol w:w="1968"/>
+        <w:gridCol w:w="1614"/>
+      </w:tblGrid>
+      <w:tr>
+        <w:tc>
+          <w:tcPr>
+            <w:tcW w:w="2840" w:type="dxa"/>
+          </w:tcPr>
+          <w:p>
+            <w:pPr>
+              <w:ind w:left="0"/>
+            </w:pPr>
+            <w:r>
+              <w:rPr>
+                <w:rFonts w:hint="eastAsia"/>
+              </w:rPr>
+              <w:t>修改类型</w:t>
+            </w:r>
+          </w:p>
+        </w:tc>
+        <w:tc>
+          <w:tcPr>
+            <w:tcW w:w="5584" w:type="dxa"/>
+          </w:tcPr>
+          <w:p>
+            <w:pPr>
+              <w:ind w:left="0"/>
+            </w:pPr>
+            <w:r>
+              <w:rPr>
+                <w:rFonts w:hint="eastAsia"/>
+              </w:rPr>
+              <w:t>修改名称</w:t>
+            </w:r>
+          </w:p>
+        </w:tc>
+        <w:tc>
+          <w:tcPr>
+            <w:tcW w:w="5812" w:type="dxa"/>
+          </w:tcPr>
+          <w:p>
+            <w:pPr>
+              <w:ind w:left="0"/>
+            </w:pPr>
+            <w:r>
+              <w:rPr>
+                <w:rFonts w:hint="eastAsia"/>
+              </w:rPr>
+              <w:t>修改内容</w:t>
+            </w:r>
+          </w:p>
+        </w:tc>
+        <w:tc>
+          <w:tcPr>
+            <w:tcW w:w="1417" w:type="dxa"/>
+          </w:tcPr>
+          <w:p>
+            <w:pPr>
+              <w:ind w:left="0"/>
+            </w:pPr>
+            <w:r>
+              <w:rPr>
+                <w:rFonts w:hint="eastAsia"/>
+              </w:rPr>
+              <w:t>修改位置</w:t>
+            </w:r>
+          </w:p>
+        </w:tc>
+      </w:tr>
+      <w:tr>
+        <w:tc>
+          <w:tcPr>
+            <w:tcW w:w="2840" w:type="dxa"/>
+          </w:tcPr>
+          <w:p>
+            <w:pPr>
+              <w:ind w:left="0"/>
+            </w:pPr>
+            <w:r>
+              <w:rPr>
+                <w:rFonts w:hint="eastAsia"/>
+              </w:rPr>
+              <w:t>增加宏</w:t>
+            </w:r>
+          </w:p>
+        </w:tc>
+        <w:tc>
+          <w:tcPr>
+            <w:tcW w:w="5584" w:type="dxa"/>
+          </w:tcPr>
+          <w:p>
+            <w:pPr>
+              <w:ind w:left="0"/>
+            </w:pPr>
+            <w:r>
+              <w:rPr>
+                <w:rFonts w:hint="eastAsia"/>
+              </w:rPr>
+              <w:t>SDB_CIPHER</w:t>
+            </w:r>
+          </w:p>
+        </w:tc>
+        <w:tc>
+          <w:tcPr>
+            <w:tcW w:w="5812" w:type="dxa"/>
+          </w:tcPr>
+          <w:p>
+            <w:pPr>
+              <w:ind w:left="0"/>
+            </w:pPr>
+            <w:r>
+              <w:rPr>
+                <w:rFonts w:hint="eastAsia"/>
+              </w:rPr>
+              <w:t>只有在编译定义了</w:t>
+            </w:r>
+            <w:r>
+              <w:rPr>
+                <w:rFonts w:hint="eastAsia"/>
+              </w:rPr>
+              <w:t>SDB_CIPHER</w:t>
+            </w:r>
+            <w:r>
+              <w:rPr>
+                <w:rFonts w:hint="eastAsia"/>
+              </w:rPr>
+              <w:t>时才在驱动中加入加解密代码。下列驱动修改都包裹在</w:t>
+            </w:r>
+            <w:r>
+              <w:rPr>
+                <w:rFonts w:hint="eastAsia"/>
+              </w:rPr>
+              <w:t>SDB_CIPHER</w:t>
+            </w:r>
+            <w:r>
+              <w:rPr>
+                <w:rFonts w:hint="eastAsia"/>
+              </w:rPr>
+              <w:t>中。</w:t>
+            </w:r>
+          </w:p>
+        </w:tc>
+        <w:tc>
+          <w:tcPr>
+            <w:tcW w:w="1417" w:type="dxa"/>
+          </w:tcPr>
+          <w:p>
+            <w:pPr>
+              <w:ind w:left="0"/>
+            </w:pPr>
+            <w:r>
+              <w:rPr>
+                <w:rFonts w:hint="eastAsia"/>
+              </w:rPr>
+              <w:t>client.h</w:t>
+            </w:r>
+          </w:p>
+        </w:tc>
+      </w:tr>
+      <w:tr>
+        <w:tc>
+          <w:tcPr>
+            <w:tcW w:w="2840" w:type="dxa"/>
+          </w:tcPr>
+          <w:p>
+            <w:pPr>
+              <w:ind w:left="0"/>
+            </w:pPr>
+            <w:r>
+              <w:rPr>
+                <w:rFonts w:hint="eastAsia"/>
+              </w:rPr>
+              <w:t>增加函数</w:t>
+            </w:r>
+          </w:p>
+        </w:tc>
+        <w:tc>
+          <w:tcPr>
+            <w:tcW w:w="5584" w:type="dxa"/>
+          </w:tcPr>
+          <w:p>
+            <w:pPr>
+              <w:ind w:left="0"/>
+            </w:pPr>
+            <w:r>
+              <w:t>INT32 S</w:t>
+            </w:r>
+            <w:r>
+              <w:rPr>
+                <w:rFonts w:hint="eastAsia"/>
+              </w:rPr>
+              <w:t>db</w:t>
+            </w:r>
+            <w:r>
+              <w:t>Set</w:t>
+            </w:r>
+            <w:r>
+              <w:t>CipherFile(const CHAR *path)</w:t>
+            </w:r>
+          </w:p>
+        </w:tc>
+        <w:tc>
+          <w:tcPr>
+            <w:tcW w:w="5812" w:type="dxa"/>
+          </w:tcPr>
+          <w:p>
+            <w:pPr>
+              <w:ind w:left="0"/>
+            </w:pPr>
+            <w:r>
+              <w:rPr>
+                <w:rFonts w:hint="eastAsia"/>
+              </w:rPr>
+              <w:t>调用</w:t>
+            </w:r>
+            <w:r>
+              <w:t>S</w:t>
+            </w:r>
+            <w:r>
+              <w:rPr>
+                <w:rFonts w:hint="eastAsia"/>
+              </w:rPr>
+              <w:t>db</w:t>
+            </w:r>
+            <w:r>
+              <w:t>Set</w:t>
+            </w:r>
+            <w:r>
+              <w:t>CipherFile()</w:t>
+            </w:r>
+            <w:r>
+              <w:rPr>
+                <w:rFonts w:hint="eastAsia"/>
+              </w:rPr>
+              <w:t>设置加密文件，保存在下面的静态变量中</w:t>
+            </w:r>
+          </w:p>
+        </w:tc>
+        <w:tc>
+          <w:tcPr>
+            <w:tcW w:w="1417" w:type="dxa"/>
+          </w:tcPr>
+          <w:p>
+            <w:pPr>
+              <w:ind w:left="0"/>
+            </w:pPr>
+            <w:r>
+              <w:rPr>
+                <w:rFonts w:hint="eastAsia"/>
+              </w:rPr>
+              <w:t>client.h</w:t>
+            </w:r>
+          </w:p>
+        </w:tc>
+      </w:tr>
+      <w:tr>
+        <w:tc>
+          <w:tcPr>
+            <w:tcW w:w="2840" w:type="dxa"/>
+          </w:tcPr>
+          <w:p>
+            <w:pPr>
+              <w:ind w:left="0"/>
+            </w:pPr>
+            <w:r>
+              <w:rPr>
+                <w:rFonts w:hint="eastAsia"/>
+              </w:rPr>
+              <w:t>增加局部静态变量</w:t>
+            </w:r>
+          </w:p>
+        </w:tc>
+        <w:tc>
+          <w:tcPr>
+            <w:tcW w:w="5584" w:type="dxa"/>
+          </w:tcPr>
+          <w:p>
+            <w:pPr>
+              <w:ind w:left="0"/>
+            </w:pPr>
+            <w:r>
+              <w:rPr>
+                <w:rFonts w:hint="eastAsia"/>
+              </w:rPr>
+              <w:t>static CHAR</w:t>
+            </w:r>
+            <w:r>
+              <w:t xml:space="preserve"> cipherFilePath</w:t>
+            </w:r>
+            <w:r>
+              <w:rPr>
+                <w:rFonts w:hint="eastAsia"/>
+              </w:rPr>
+              <w:t>[</w:t>
+            </w:r>
+            <w:r>
+              <w:t>MAX_CIPHERFILE_PATH_SIZE</w:t>
+            </w:r>
+            <w:r>
+              <w:rPr>
+                <w:rFonts w:hint="eastAsia"/>
+              </w:rPr>
+              <w:t>]</w:t>
+            </w:r>
+          </w:p>
+        </w:tc>
+        <w:tc>
+          <w:tcPr>
+            <w:tcW w:w="5812" w:type="dxa"/>
+          </w:tcPr>
+          <w:p>
+            <w:pPr>
+              <w:ind w:left="0"/>
+            </w:pPr>
+            <w:r>
+              <w:rPr>
+                <w:rFonts w:hint="eastAsia"/>
+              </w:rPr>
+              <w:t>存储加密文件路径</w:t>
+            </w:r>
+          </w:p>
+        </w:tc>
+        <w:tc>
+          <w:tcPr>
+            <w:tcW w:w="1417" w:type="dxa"/>
+          </w:tcPr>
+          <w:p>
+            <w:pPr>
+              <w:ind w:left="0"/>
+            </w:pPr>
+            <w:r>
+              <w:rPr>
+                <w:rFonts w:hint="eastAsia"/>
+              </w:rPr>
+              <w:t>client.c</w:t>
+            </w:r>
+          </w:p>
+        </w:tc>
+      </w:tr>
+      <w:tr>
+        <w:tc>
+          <w:tcPr>
+            <w:tcW w:w="2840" w:type="dxa"/>
+          </w:tcPr>
+          <w:p>
+            <w:pPr>
+              <w:ind w:left="0"/>
+            </w:pPr>
+            <w:r>
+              <w:rPr>
+                <w:rFonts w:hint="eastAsia"/>
+              </w:rPr>
+              <w:t>增加宏</w:t>
+            </w:r>
+          </w:p>
+        </w:tc>
+        <w:tc>
+          <w:tcPr>
+            <w:tcW w:w="5584" w:type="dxa"/>
+          </w:tcPr>
+          <w:p>
+            <w:pPr>
+              <w:ind w:left="0"/>
+            </w:pPr>
+            <w:r>
+              <w:rPr>
+                <w:rFonts w:hint="eastAsia"/>
+              </w:rPr>
+              <w:t xml:space="preserve">#define </w:t>
+            </w:r>
+            <w:r>
+              <w:t xml:space="preserve">CLIENT_MAX_ </w:t>
+            </w:r>
+            <w:r>
+              <w:t>CIPHERFILE_PATH 255</w:t>
+            </w:r>
+          </w:p>
+        </w:tc>
+        <w:tc>
+          <w:tcPr>
+            <w:tcW w:w="5812" w:type="dxa"/>
+          </w:tcPr>
+          <w:p>
+            <w:pPr>
+              <w:ind w:left="0"/>
+            </w:pPr>
+            <w:r>
+              <w:rPr>
+                <w:rFonts w:hint="eastAsia"/>
+              </w:rPr>
+              <w:t>控制加密文件路径长度</w:t>
+            </w:r>
+          </w:p>
+        </w:tc>
+        <w:tc>
+          <w:tcPr>
+            <w:tcW w:w="1417" w:type="dxa"/>
+          </w:tcPr>
+          <w:p>
+            <w:pPr>
+              <w:ind w:left="0"/>
+            </w:pPr>
+            <w:r>
+              <w:rPr>
+                <w:rFonts w:hint="eastAsia"/>
+              </w:rPr>
+              <w:t>client_internal.h</w:t>
+            </w:r>
+          </w:p>
+        </w:tc>
+      </w:tr>
+      <w:tr>
+        <w:tc>
+          <w:tcPr>
+            <w:tcW w:w="2840" w:type="dxa"/>
+          </w:tcPr>
+          <w:p>
+            <w:pPr>
+              <w:ind w:left="0"/>
+            </w:pPr>
+            <w:r>
+              <w:rPr>
+                <w:rFonts w:hint="eastAsia"/>
+              </w:rPr>
+              <w:t>增加</w:t>
+            </w:r>
+            <w:r>
+              <w:rPr>
+                <w:rFonts w:hint="eastAsia"/>
+              </w:rPr>
+              <w:t>函数</w:t>
+            </w:r>
+          </w:p>
+        </w:tc>
+        <w:tc>
+          <w:tcPr>
+            <w:tcW w:w="5584" w:type="dxa"/>
+          </w:tcPr>
+          <w:p>
+            <w:pPr>
+              <w:ind w:left="0"/>
+            </w:pPr>
+            <w:r>
+              <w:t>SDB_EXPORT INT32 sdbConnectByCipherFile ( const CHAR **pConnAddrs, INT32 arrSize, const CHAR *pUsrName, const CHAR *pToken, const CHAR *p</w:t>
+            </w:r>
+            <w:r>
+              <w:t>Cluster</w:t>
+            </w:r>
+            <w:r>
+              <w:t>, sdbConnectionHandle *handle )</w:t>
+            </w:r>
+          </w:p>
+        </w:tc>
+        <w:tc>
+          <w:tcPr>
+            <w:tcW w:w="5812" w:type="dxa"/>
+          </w:tcPr>
+          <w:p>
+            <w:pPr>
+              <w:ind w:left="0"/>
+            </w:pPr>
+            <w:r>
+              <w:rPr>
+                <w:rFonts w:hint="eastAsia"/>
+              </w:rPr>
+              <w:t>在该函数中，使用通过</w:t>
+            </w:r>
+            <w:r>
+              <w:t>S</w:t>
+            </w:r>
+            <w:r>
+              <w:rPr>
+                <w:rFonts w:hint="eastAsia"/>
+              </w:rPr>
+              <w:t>db</w:t>
+            </w:r>
+            <w:r>
+              <w:t>UseCipherFile()</w:t>
+            </w:r>
+            <w:r>
+              <w:rPr>
+                <w:rFonts w:hint="eastAsia"/>
+              </w:rPr>
+              <w:t>设置的加密文件</w:t>
+            </w:r>
+            <w:r>
+              <w:rPr>
+                <w:rFonts w:hint="eastAsia"/>
+              </w:rPr>
+              <w:t>、</w:t>
+            </w:r>
+            <w:r>
+              <w:t>cluster</w:t>
+            </w:r>
+            <w:r>
+              <w:rPr>
+                <w:rFonts w:hint="eastAsia"/>
+              </w:rPr>
+              <w:t>和</w:t>
+            </w:r>
+            <w:r>
+              <w:rPr>
+                <w:rFonts w:hint="eastAsia"/>
+              </w:rPr>
+              <w:t>token</w:t>
+            </w:r>
+            <w:r>
+              <w:rPr>
+                <w:rFonts w:hint="eastAsia"/>
+              </w:rPr>
+              <w:t>，调用下面</w:t>
+            </w:r>
+            <w:r>
+              <w:rPr>
+                <w:rFonts w:hint="eastAsia"/>
+              </w:rPr>
+              <w:t>C</w:t>
+            </w:r>
+            <w:r>
+              <w:rPr>
+                <w:rFonts w:hint="eastAsia"/>
+              </w:rPr>
+              <w:t>解密库解密用户密码。</w:t>
+            </w:r>
+          </w:p>
+        </w:tc>
+        <w:tc>
+          <w:tcPr>
+            <w:tcW w:w="1417" w:type="dxa"/>
+          </w:tcPr>
+          <w:p>
+            <w:pPr>
+              <w:ind w:left="0"/>
+            </w:pPr>
+            <w:r>
+              <w:rPr>
+                <w:rFonts w:hint="eastAsia"/>
+              </w:rPr>
+              <w:t>client.h</w:t>
+            </w:r>
+          </w:p>
+        </w:tc>
+      </w:tr>
+    </w:tbl>
+    <w:p/>
+    <w:p>
+      <w:r>
+        <w:t xml:space="preserve">Postgres fdw </w:t>
+      </w:r>
+      <w:r>
+        <w:rPr>
+          <w:rFonts w:hint="eastAsia"/>
+        </w:rPr>
+        <w:t>在调用</w:t>
+      </w:r>
+      <w:r>
+        <w:t xml:space="preserve">sdbConnectByCipherFile </w:t>
+      </w:r>
+      <w:r>
+        <w:rPr>
+          <w:rFonts w:hint="eastAsia"/>
+        </w:rPr>
+        <w:t>()</w:t>
+      </w:r>
+      <w:r>
+        <w:rPr>
+          <w:rFonts w:hint="eastAsia"/>
+        </w:rPr>
+        <w:t>前，调用</w:t>
+      </w:r>
+      <w:r>
+        <w:t>S</w:t>
+      </w:r>
+      <w:r>
+        <w:rPr>
+          <w:rFonts w:hint="eastAsia"/>
+        </w:rPr>
+        <w:t>db</w:t>
+      </w:r>
+      <w:r>
+        <w:rPr>
+          <w:rFonts w:hint="eastAsia"/>
+        </w:rPr>
+        <w:t>Set</w:t>
+      </w:r>
+      <w:r>
+        <w:t>CipherFile()</w:t>
+      </w:r>
+      <w:r>
+        <w:rPr>
+          <w:rFonts w:hint="eastAsia"/>
+        </w:rPr>
+        <w:t>设置加密文件，</w:t>
+      </w:r>
+      <w:r>
+        <w:rPr>
+          <w:rFonts w:hint="eastAsia"/>
+        </w:rPr>
+        <w:t>若未设置则使用默认的</w:t>
+      </w:r>
+      <w:r>
+        <w:rPr>
+          <w:rFonts w:hint="eastAsia"/>
+        </w:rPr>
+        <w:t>./</w:t>
+      </w:r>
+      <w:r>
+        <w:t>passwd</w:t>
+      </w:r>
+      <w:r>
+        <w:rPr>
+          <w:rFonts w:hint="eastAsia"/>
+        </w:rPr>
+        <w:t>文件。</w:t>
+      </w:r>
+    </w:p>
+    <w:p>
+      <w:r>
+        <w:tab/>
+      </w:r>
+    </w:p>
+    <w:p>
+      <w:pPr>
+        <w:pStyle w:val="aa"/>
+        <w:numPr>
+          <w:ilvl w:val="0"/>
+          <w:numId w:val="5"/>
+        </w:numPr>
+        <w:ind w:firstLineChars="0"/>
+      </w:pPr>
+      <w:r>
+        <w:rPr>
+          <w:rFonts w:hint="eastAsia"/>
+        </w:rPr>
+        <w:t>用于</w:t>
+      </w:r>
+      <w:r>
+        <w:rPr>
+          <w:rFonts w:hint="eastAsia"/>
+        </w:rPr>
+        <w:t>C</w:t>
+      </w:r>
+      <w:r>
+        <w:rPr>
+          <w:rFonts w:hint="eastAsia"/>
+        </w:rPr>
+        <w:t>驱动的</w:t>
+      </w:r>
+      <w:r>
+        <w:rPr>
+          <w:rFonts w:hint="eastAsia"/>
+        </w:rPr>
+        <w:t>解密</w:t>
+      </w:r>
+      <w:r>
+        <w:rPr>
+          <w:rFonts w:hint="eastAsia"/>
+        </w:rPr>
+        <w:t>库：</w:t>
+      </w:r>
+    </w:p>
+    <w:p>
+      <w:pPr>
+        <w:pStyle w:val="aa"/>
+        <w:ind w:left="777" w:firstLineChars="0" w:firstLine="0"/>
+      </w:pPr>
+      <w:r>
+        <w:rPr>
+          <w:rFonts w:hint="eastAsia"/>
+        </w:rPr>
+        <w:t xml:space="preserve">Postgresql </w:t>
+      </w:r>
+      <w:r>
+        <w:rPr>
+          <w:rFonts w:hint="eastAsia"/>
+        </w:rPr>
+        <w:t>实现</w:t>
+      </w:r>
+      <w:r>
+        <w:rPr>
+          <w:rFonts w:hint="eastAsia"/>
+        </w:rPr>
+        <w:t>加密密码的方式是，</w:t>
+      </w:r>
+      <w:r>
+        <w:rPr>
+          <w:rFonts w:hint="eastAsia"/>
+        </w:rPr>
+        <w:t>fdw</w:t>
+      </w:r>
+      <w:r>
+        <w:rPr>
+          <w:rFonts w:hint="eastAsia"/>
+        </w:rPr>
+        <w:t>调用驱动</w:t>
+      </w:r>
+      <w:r>
+        <w:rPr>
+          <w:rFonts w:hint="eastAsia"/>
+        </w:rPr>
+        <w:t xml:space="preserve"> sdbConnect()</w:t>
+      </w:r>
+      <w:r>
+        <w:rPr>
+          <w:rFonts w:hint="eastAsia"/>
+        </w:rPr>
+        <w:t>时：</w:t>
+      </w:r>
+    </w:p>
+    <w:p>
+      <w:pPr>
+        <w:pStyle w:val="aa"/>
+        <w:numPr>
+          <w:ilvl w:val="0"/>
+          <w:numId w:val="7"/>
+        </w:numPr>
+        <w:ind w:firstLineChars="0"/>
+      </w:pPr>
+      <w:r>
+        <w:rPr>
+          <w:rFonts w:hint="eastAsia"/>
+        </w:rPr>
+        <w:t>若提供</w:t>
+      </w:r>
+      <w:r>
+        <w:rPr>
+          <w:rFonts w:hint="eastAsia"/>
+        </w:rPr>
+        <w:t xml:space="preserve"> user</w:t>
+      </w:r>
+      <w:r>
+        <w:rPr>
+          <w:rFonts w:hint="eastAsia"/>
+        </w:rPr>
+        <w:t>和</w:t>
+      </w:r>
+      <w:r>
+        <w:rPr>
+          <w:rFonts w:hint="eastAsia"/>
+        </w:rPr>
+        <w:t xml:space="preserve"> password </w:t>
+      </w:r>
+      <w:r>
+        <w:rPr>
+          <w:rFonts w:hint="eastAsia"/>
+        </w:rPr>
+        <w:t>两者，这是已有的传统连接方式；</w:t>
+      </w:r>
+    </w:p>
+    <w:p>
+      <w:pPr>
+        <w:pStyle w:val="aa"/>
+        <w:numPr>
+          <w:ilvl w:val="0"/>
+          <w:numId w:val="7"/>
+        </w:numPr>
+        <w:ind w:firstLineChars="0"/>
+      </w:pPr>
+      <w:r>
+        <w:rPr>
+          <w:rFonts w:hint="eastAsia"/>
+        </w:rPr>
+        <w:t>若仅提供</w:t>
+      </w:r>
+      <w:r>
+        <w:rPr>
+          <w:rFonts w:hint="eastAsia"/>
+        </w:rPr>
+        <w:t>user</w:t>
+      </w:r>
+      <w:r>
+        <w:rPr>
+          <w:rFonts w:hint="eastAsia"/>
+        </w:rPr>
+        <w:t>、</w:t>
+      </w:r>
+      <w:r>
+        <w:t>cluster</w:t>
+      </w:r>
+      <w:r>
+        <w:rPr>
+          <w:rFonts w:hint="eastAsia"/>
+        </w:rPr>
+        <w:t>和</w:t>
+      </w:r>
+      <w:r>
+        <w:rPr>
+          <w:rFonts w:hint="eastAsia"/>
+        </w:rPr>
+        <w:t>token</w:t>
+      </w:r>
+      <w:r>
+        <w:rPr>
+          <w:rFonts w:hint="eastAsia"/>
+        </w:rPr>
+        <w:t>，则以</w:t>
+      </w:r>
+      <w:r>
+        <w:t xml:space="preserve">”./passwd” </w:t>
+      </w:r>
+      <w:r>
+        <w:rPr>
+          <w:rFonts w:hint="eastAsia"/>
+        </w:rPr>
+        <w:t>为默认加密文件路径，查找用户加密密码并解密得到</w:t>
+      </w:r>
+      <w:r>
+        <w:rPr>
+          <w:rFonts w:hint="eastAsia"/>
+        </w:rPr>
+        <w:t xml:space="preserve"> pa</w:t>
+      </w:r>
+      <w:r>
+        <w:t>ssword</w:t>
+      </w:r>
+      <w:r>
+        <w:rPr>
+          <w:rFonts w:hint="eastAsia"/>
+        </w:rPr>
+        <w:t>，进入</w:t>
+      </w:r>
+      <w:r>
+        <w:rPr>
+          <w:rFonts w:hint="eastAsia"/>
+        </w:rPr>
+        <w:t>1</w:t>
+      </w:r>
+      <w:r>
+        <w:rPr>
+          <w:rFonts w:hint="eastAsia"/>
+        </w:rPr>
+        <w:t>的传统方式</w:t>
+      </w:r>
+      <w:r>
+        <w:rPr>
+          <w:rFonts w:hint="eastAsia"/>
+        </w:rPr>
+        <w:t>；</w:t>
+      </w:r>
+    </w:p>
+    <w:p>
+      <w:pPr>
+        <w:pStyle w:val="aa"/>
+        <w:numPr>
+          <w:ilvl w:val="0"/>
+          <w:numId w:val="7"/>
+        </w:numPr>
+        <w:ind w:firstLineChars="0"/>
+      </w:pPr>
+      <w:r>
+        <w:rPr>
+          <w:rFonts w:hint="eastAsia"/>
+        </w:rPr>
+        <w:t>若提供</w:t>
+      </w:r>
+      <w:r>
+        <w:rPr>
+          <w:rFonts w:hint="eastAsia"/>
+        </w:rPr>
+        <w:t xml:space="preserve"> user</w:t>
+      </w:r>
+      <w:r>
+        <w:rPr>
+          <w:rFonts w:hint="eastAsia"/>
+        </w:rPr>
+        <w:t>、</w:t>
+      </w:r>
+      <w:r>
+        <w:t>cluster</w:t>
+      </w:r>
+      <w:r>
+        <w:rPr>
+          <w:rFonts w:hint="eastAsia"/>
+        </w:rPr>
+        <w:t>、</w:t>
+      </w:r>
+      <w:r>
+        <w:rPr>
+          <w:rFonts w:hint="eastAsia"/>
+        </w:rPr>
+        <w:t>token</w:t>
+      </w:r>
+      <w:r>
+        <w:rPr>
+          <w:rFonts w:hint="eastAsia"/>
+        </w:rPr>
+        <w:t>和</w:t>
+      </w:r>
+      <w:r>
+        <w:rPr>
+          <w:rFonts w:hint="eastAsia"/>
+        </w:rPr>
+        <w:t xml:space="preserve"> cipherFile</w:t>
+      </w:r>
+      <w:r>
+        <w:rPr>
+          <w:rFonts w:hint="eastAsia"/>
+        </w:rPr>
+        <w:t>，则以</w:t>
+      </w:r>
+      <w:r>
+        <w:t xml:space="preserve"> cipherFile</w:t>
+      </w:r>
+      <w:r>
+        <w:rPr>
+          <w:rFonts w:hint="eastAsia"/>
+        </w:rPr>
+        <w:t>为加密文件路径，查找用户加密密码并解密得到</w:t>
+      </w:r>
+      <w:r>
+        <w:rPr>
+          <w:rFonts w:hint="eastAsia"/>
+        </w:rPr>
+        <w:t xml:space="preserve"> pa</w:t>
+      </w:r>
+      <w:r>
+        <w:t>ssword</w:t>
+      </w:r>
+      <w:r>
+        <w:rPr>
+          <w:rFonts w:hint="eastAsia"/>
+        </w:rPr>
+        <w:t>，进入</w:t>
+      </w:r>
+      <w:r>
+        <w:rPr>
+          <w:rFonts w:hint="eastAsia"/>
+        </w:rPr>
+        <w:t>1</w:t>
+      </w:r>
+      <w:r>
+        <w:rPr>
+          <w:rFonts w:hint="eastAsia"/>
+        </w:rPr>
+        <w:t>的传统方式。</w:t>
+      </w:r>
+    </w:p>
+    <w:p>
+      <w:pPr>
+        <w:ind w:left="777"/>
+      </w:pPr>
+    </w:p>
+    <w:p>
+      <w:pPr>
+        <w:ind w:left="777"/>
+      </w:pPr>
+      <w:r>
+        <w:rPr>
+          <w:rFonts w:hint="eastAsia"/>
+        </w:rPr>
+        <w:t>基于上述需求，添加以下</w:t>
+      </w:r>
+      <w:r>
+        <w:rPr>
+          <w:rFonts w:hint="eastAsia"/>
+        </w:rPr>
+        <w:t>C</w:t>
+      </w:r>
+      <w:r>
+        <w:rPr>
+          <w:rFonts w:hint="eastAsia"/>
+        </w:rPr>
+        <w:t>函数：</w:t>
+      </w:r>
+    </w:p>
+    <w:tbl>
+      <w:tblPr>
+        <w:tblStyle w:val="a9"/>
+        <w:tblW w:w="0" w:type="auto"/>
+        <w:tblInd w:w="777" w:type="dxa"/>
+        <w:tblLook w:val="04A0" w:firstRow="1" w:lastRow="0" w:firstColumn="1" w:lastColumn="0" w:noHBand="0" w:noVBand="1"/>
+      </w:tblPr>
+      <w:tblGrid>
+        <w:gridCol w:w="6260"/>
+        <w:gridCol w:w="1485"/>
+      </w:tblGrid>
+      <w:tr>
+        <w:tc>
+          <w:tcPr>
+            <w:tcW w:w="8429" w:type="dxa"/>
+          </w:tcPr>
+          <w:p>
+            <w:pPr>
+              <w:pStyle w:val="aa"/>
+              <w:ind w:left="0" w:firstLineChars="0" w:firstLine="0"/>
+            </w:pPr>
+            <w:r>
+              <w:rPr>
+                <w:rFonts w:hint="eastAsia"/>
+              </w:rPr>
+              <w:t>INT</w:t>
+            </w:r>
+            <w:r>
+              <w:t>32 decryptUserCipher(</w:t>
+            </w:r>
+            <w:r>
+              <w:rPr>
+                <w:rFonts w:hint="eastAsia"/>
+              </w:rPr>
+              <w:t xml:space="preserve">const CHAR* </w:t>
+            </w:r>
+            <w:r>
+              <w:t>p</w:t>
+            </w:r>
+            <w:r>
+              <w:rPr>
+                <w:rFonts w:hint="eastAsia"/>
+              </w:rPr>
+              <w:t>User</w:t>
+            </w:r>
+            <w:r>
+              <w:t>name</w:t>
+            </w:r>
+            <w:r>
+              <w:rPr>
+                <w:rFonts w:hint="eastAsia"/>
+              </w:rPr>
+              <w:t>,</w:t>
+            </w:r>
+            <w:r>
+              <w:t xml:space="preserve"> const CHAR *p</w:t>
+            </w:r>
+            <w:r>
+              <w:t>C</w:t>
+            </w:r>
+            <w:r>
+              <w:t>luster</w:t>
+            </w:r>
+            <w:r>
+              <w:t xml:space="preserve">, </w:t>
+            </w:r>
+            <w:r>
+              <w:rPr>
+                <w:rFonts w:hint="eastAsia"/>
+              </w:rPr>
+              <w:t xml:space="preserve">const CHAR *pToken, </w:t>
+            </w:r>
+            <w:r>
+              <w:t xml:space="preserve">const CHAR *pPath, </w:t>
+            </w:r>
+            <w:r>
+              <w:rPr>
+                <w:rFonts w:hint="eastAsia"/>
+              </w:rPr>
+              <w:t>CHAR *pOut, INT32 size</w:t>
+            </w:r>
+            <w:r>
+              <w:t>)</w:t>
+            </w:r>
+          </w:p>
+        </w:tc>
+        <w:tc>
+          <w:tcPr>
+            <w:tcW w:w="2126" w:type="dxa"/>
+          </w:tcPr>
+          <w:p>
+            <w:pPr>
+              <w:pStyle w:val="aa"/>
+              <w:ind w:left="0" w:firstLineChars="0" w:firstLine="0"/>
+              <w:rPr>
+                <w:rFonts w:hint="eastAsia"/>
+              </w:rPr>
+            </w:pPr>
+            <w:r>
+              <w:rPr>
+                <w:rFonts w:hint="eastAsia"/>
+              </w:rPr>
+              <w:t>在加密文件中寻找对应用户密文并解密</w:t>
+            </w:r>
+            <w:r>
+              <w:rPr>
+                <w:rFonts w:hint="eastAsia"/>
+              </w:rPr>
+              <w:t>，因为是</w:t>
+            </w:r>
+            <w:r>
+              <w:rPr>
+                <w:rFonts w:hint="eastAsia"/>
+              </w:rPr>
+              <w:t>C</w:t>
+            </w:r>
+            <w:r>
+              <w:rPr>
+                <w:rFonts w:hint="eastAsia"/>
+              </w:rPr>
+              <w:t>函数，没有参数默认值</w:t>
+            </w:r>
+          </w:p>
+        </w:tc>
+      </w:tr>
+    </w:tbl>
+    <w:p>
+      <w:pPr>
+        <w:pStyle w:val="aa"/>
+        <w:ind w:left="777" w:firstLineChars="0" w:firstLine="0"/>
+      </w:pPr>
+    </w:p>
+    <w:p>
+      <w:pPr>
+        <w:pStyle w:val="aa"/>
+        <w:ind w:left="777" w:firstLineChars="0" w:firstLine="0"/>
+      </w:pPr>
+      <w:r>
+        <w:rPr>
+          <w:rFonts w:hint="eastAsia"/>
+        </w:rPr>
+        <w:t>定义在</w:t>
+      </w:r>
+      <w:r>
+        <w:rPr>
+          <w:rFonts w:hint="eastAsia"/>
+        </w:rPr>
+        <w:t>client/cipher.h</w:t>
+      </w:r>
+      <w:r>
+        <w:rPr>
+          <w:rFonts w:hint="eastAsia"/>
+        </w:rPr>
+        <w:t>中，该头文件只有在编译定义了</w:t>
+      </w:r>
+      <w:r>
+        <w:rPr>
+          <w:rFonts w:hint="eastAsia"/>
+        </w:rPr>
+        <w:t>SDB_CIPHER</w:t>
+      </w:r>
+      <w:r>
+        <w:rPr>
+          <w:rFonts w:hint="eastAsia"/>
+        </w:rPr>
+        <w:t>时才引用。</w:t>
+      </w:r>
+    </w:p>
+    <w:p>
+      <w:pPr>
+        <w:pStyle w:val="aa"/>
+        <w:ind w:left="777" w:firstLineChars="0" w:firstLine="0"/>
+      </w:pPr>
+      <w:r>
+        <w:rPr>
+          <w:rFonts w:hint="eastAsia"/>
+        </w:rPr>
+        <w:t>目前只有</w:t>
+      </w:r>
+      <w:r>
+        <w:rPr>
+          <w:rFonts w:hint="eastAsia"/>
+        </w:rPr>
+        <w:t>PostgreSQL</w:t>
+      </w:r>
+      <w:r>
+        <w:rPr>
+          <w:rFonts w:hint="eastAsia"/>
+        </w:rPr>
+        <w:t>连接器会定义</w:t>
+      </w:r>
+      <w:r>
+        <w:rPr>
+          <w:rFonts w:hint="eastAsia"/>
+        </w:rPr>
+        <w:t>SDB</w:t>
+      </w:r>
+      <w:r>
+        <w:t>_CIPHER</w:t>
+      </w:r>
+      <w:r>
+        <w:rPr>
+          <w:rFonts w:hint="eastAsia"/>
+        </w:rPr>
+        <w:t>，且编译时调用</w:t>
+      </w:r>
+      <w:r>
+        <w:rPr>
+          <w:rFonts w:hint="eastAsia"/>
+        </w:rPr>
+        <w:t>SequoiaDB</w:t>
+      </w:r>
+      <w:r>
+        <w:rPr>
+          <w:rFonts w:hint="eastAsia"/>
+        </w:rPr>
+        <w:t>自带第三方</w:t>
+      </w:r>
+      <w:r>
+        <w:rPr>
+          <w:rFonts w:hint="eastAsia"/>
+        </w:rPr>
+        <w:t>openssl</w:t>
+      </w:r>
+      <w:r>
+        <w:rPr>
+          <w:rFonts w:hint="eastAsia"/>
+        </w:rPr>
+        <w:t>库。</w:t>
+      </w:r>
+    </w:p>
+    <w:p>
+      <w:r>
+        <w:rPr>
+          <w:rFonts w:hint="eastAsia"/>
+        </w:rPr>
+        <w:tab/>
+      </w:r>
+      <w:r>
+        <w:tab/>
+      </w:r>
+    </w:p>
+    <w:p>
+      <w:pPr>
+        <w:pStyle w:val="aa"/>
+        <w:numPr>
+          <w:ilvl w:val="0"/>
+          <w:numId w:val="5"/>
+        </w:numPr>
+        <w:ind w:firstLineChars="0"/>
+      </w:pPr>
+      <w:r>
+        <w:rPr>
+          <w:rFonts w:hint="eastAsia"/>
+        </w:rPr>
+        <w:t>对</w:t>
+      </w:r>
+      <w:r>
+        <w:rPr>
+          <w:rFonts w:hint="eastAsia"/>
+        </w:rPr>
+        <w:t xml:space="preserve"> line</w:t>
+      </w:r>
+      <w:r>
+        <w:t xml:space="preserve">noise </w:t>
+      </w:r>
+      <w:r>
+        <w:rPr>
+          <w:rFonts w:hint="eastAsia"/>
+        </w:rPr>
+        <w:t>库增加回显开关的控制，当关闭时不打印：</w:t>
+      </w:r>
+    </w:p>
+    <w:p>
+      <w:pPr>
+        <w:pStyle w:val="aa"/>
+        <w:ind w:left="777" w:firstLineChars="0" w:firstLine="0"/>
+      </w:pPr>
+      <w:r>
+        <w:rPr>
+          <w:rFonts w:hint="eastAsia"/>
+        </w:rPr>
+        <w:t>增加静态变量</w:t>
+      </w:r>
+      <w:r>
+        <w:t>S</w:t>
+      </w:r>
+      <w:r>
+        <w:rPr>
+          <w:rFonts w:hint="eastAsia"/>
+        </w:rPr>
+        <w:t xml:space="preserve">tatic </w:t>
+      </w:r>
+      <w:r>
+        <w:rPr>
+          <w:rFonts w:hint="eastAsia"/>
+        </w:rPr>
+        <w:t>int</w:t>
+      </w:r>
+      <w:r>
+        <w:t xml:space="preserve"> </w:t>
+      </w:r>
+      <w:r>
+        <w:rPr>
+          <w:rFonts w:hint="eastAsia"/>
+        </w:rPr>
+        <w:t>E</w:t>
+      </w:r>
+      <w:r>
+        <w:t>choChar = -1</w:t>
+      </w:r>
+      <w:r>
+        <w:rPr>
+          <w:rFonts w:hint="eastAsia"/>
+        </w:rPr>
+        <w:t>；</w:t>
+      </w:r>
+    </w:p>
+    <w:p>
+      <w:pPr>
+        <w:pStyle w:val="aa"/>
+        <w:ind w:left="777" w:firstLineChars="0" w:firstLine="0"/>
+      </w:pPr>
+      <w:r>
+        <w:rPr>
+          <w:rFonts w:hint="eastAsia"/>
+        </w:rPr>
+        <w:t>当</w:t>
+      </w:r>
+      <w:r>
+        <w:rPr>
+          <w:rFonts w:hint="eastAsia"/>
+        </w:rPr>
+        <w:t xml:space="preserve">echoChar = -1 </w:t>
+      </w:r>
+      <w:r>
+        <w:rPr>
+          <w:rFonts w:hint="eastAsia"/>
+        </w:rPr>
+        <w:t>时，未启用回显控制功能，此时原样打印；</w:t>
+      </w:r>
+    </w:p>
+    <w:p>
+      <w:pPr>
+        <w:pStyle w:val="aa"/>
+        <w:ind w:left="777" w:firstLineChars="0" w:firstLine="0"/>
+      </w:pPr>
+      <w:r>
+        <w:rPr>
+          <w:rFonts w:hint="eastAsia"/>
+        </w:rPr>
+        <w:t>当</w:t>
+      </w:r>
+      <w:r>
+        <w:rPr>
+          <w:rFonts w:hint="eastAsia"/>
+        </w:rPr>
+        <w:t>echo</w:t>
+      </w:r>
+      <w:r>
+        <w:t xml:space="preserve">Char = 0 </w:t>
+      </w:r>
+      <w:r>
+        <w:rPr>
+          <w:rFonts w:hint="eastAsia"/>
+        </w:rPr>
+        <w:t>时，不打印字符，相当于关闭回显；</w:t>
+      </w:r>
+    </w:p>
+    <w:p>
+      <w:pPr>
+        <w:pStyle w:val="aa"/>
+        <w:ind w:left="777" w:firstLineChars="0" w:firstLine="0"/>
+      </w:pPr>
+      <w:r>
+        <w:rPr>
+          <w:rFonts w:hint="eastAsia"/>
+        </w:rPr>
+        <w:t>当</w:t>
+      </w:r>
+      <w:r>
+        <w:rPr>
+          <w:rFonts w:hint="eastAsia"/>
+        </w:rPr>
+        <w:t>echoChar</w:t>
+      </w:r>
+      <w:r>
+        <w:t xml:space="preserve"> </w:t>
+      </w:r>
+      <w:r>
+        <w:t xml:space="preserve">&gt; 0 </w:t>
+      </w:r>
+      <w:r>
+        <w:rPr>
+          <w:rFonts w:hint="eastAsia"/>
+        </w:rPr>
+        <w:t>时，打</w:t>
+      </w:r>
+      <w:r>
+        <w:rPr>
+          <w:rFonts w:hint="eastAsia"/>
+        </w:rPr>
+        <w:t>印设置的</w:t>
+      </w:r>
+      <w:r>
+        <w:rPr>
+          <w:rFonts w:hint="eastAsia"/>
+        </w:rPr>
+        <w:t>E</w:t>
+      </w:r>
+      <w:r>
+        <w:t>choChar</w:t>
+      </w:r>
+      <w:r>
+        <w:rPr>
+          <w:rFonts w:hint="eastAsia"/>
+        </w:rPr>
+        <w:t xml:space="preserve"> </w:t>
+      </w:r>
+      <w:r>
+        <w:t>ASCII</w:t>
+      </w:r>
+      <w:r>
+        <w:rPr>
+          <w:rFonts w:hint="eastAsia"/>
+        </w:rPr>
+        <w:t>字符。</w:t>
+      </w:r>
+    </w:p>
+    <w:p>
+      <w:pPr>
+        <w:pStyle w:val="aa"/>
+        <w:ind w:left="777" w:firstLineChars="0" w:firstLine="0"/>
+      </w:pPr>
+    </w:p>
+    <w:p>
+      <w:pPr>
+        <w:pStyle w:val="3"/>
+      </w:pPr>
+      <w:r>
+        <w:rPr>
+          <w:rFonts w:hint="eastAsia"/>
+        </w:rPr>
+        <w:t>sdbpasswd</w:t>
+      </w:r>
+    </w:p>
+    <w:p>
+      <w:pPr>
+        <w:pStyle w:val="aa"/>
+        <w:ind w:left="777" w:firstLineChars="0" w:firstLine="0"/>
+      </w:pPr>
+      <w:r>
+        <w:rPr>
+          <w:rFonts w:hint="eastAsia"/>
+        </w:rPr>
+        <w:t xml:space="preserve">sdbpasswd </w:t>
+      </w:r>
+      <w:r>
+        <w:rPr>
+          <w:rFonts w:hint="eastAsia"/>
+        </w:rPr>
+        <w:t>操作的流程</w:t>
+      </w:r>
+      <w:r>
+        <w:rPr>
+          <w:rFonts w:hint="eastAsia"/>
+        </w:rPr>
+        <w:t>：</w:t>
+      </w:r>
+    </w:p>
+    <w:p>
+      <w:pPr>
+        <w:pStyle w:val="aa"/>
+        <w:numPr>
+          <w:ilvl w:val="0"/>
+          <w:numId w:val="11"/>
+        </w:numPr>
+        <w:ind w:firstLineChars="0"/>
+      </w:pPr>
+      <w:r>
+        <w:rPr>
+          <w:rFonts w:hint="eastAsia"/>
+        </w:rPr>
+        <w:t>获得用户命令行输入；</w:t>
+      </w:r>
+    </w:p>
+    <w:p>
+      <w:pPr>
+        <w:pStyle w:val="aa"/>
+        <w:numPr>
+          <w:ilvl w:val="0"/>
+          <w:numId w:val="11"/>
+        </w:numPr>
+        <w:ind w:firstLineChars="0"/>
+      </w:pPr>
+      <w:r>
+        <w:rPr>
+          <w:rFonts w:hint="eastAsia"/>
+        </w:rPr>
+        <w:t>使用</w:t>
+      </w:r>
+      <w:r>
+        <w:rPr>
+          <w:rFonts w:hint="eastAsia"/>
+        </w:rPr>
+        <w:t>下面</w:t>
+      </w:r>
+      <w:r>
+        <w:rPr>
+          <w:rFonts w:hint="eastAsia"/>
+        </w:rPr>
+        <w:t>加密方案所述流程，对密码进行加密，最终得到</w:t>
+      </w:r>
+      <w:r>
+        <w:rPr>
+          <w:rFonts w:hint="eastAsia"/>
+        </w:rPr>
+        <w:t>u</w:t>
+      </w:r>
+      <w:r>
+        <w:t>ser</w:t>
+      </w:r>
+      <w:r>
+        <w:rPr>
+          <w:rFonts w:hint="eastAsia"/>
+        </w:rPr>
+        <w:t>、</w:t>
+      </w:r>
+      <w:r>
+        <w:t>cluster</w:t>
+      </w:r>
+      <w:r>
+        <w:rPr>
+          <w:rFonts w:hint="eastAsia"/>
+        </w:rPr>
+        <w:t>、</w:t>
+      </w:r>
+      <w:r>
+        <w:rPr>
+          <w:rFonts w:hint="eastAsia"/>
+        </w:rPr>
+        <w:t>s</w:t>
+      </w:r>
+      <w:r>
+        <w:rPr>
+          <w:rFonts w:hint="eastAsia"/>
+        </w:rPr>
+        <w:t>alt</w:t>
+      </w:r>
+      <w:r>
+        <w:rPr>
+          <w:rFonts w:hint="eastAsia"/>
+        </w:rPr>
+        <w:t>和密文；</w:t>
+      </w:r>
+    </w:p>
+    <w:p>
+      <w:pPr>
+        <w:pStyle w:val="aa"/>
+        <w:numPr>
+          <w:ilvl w:val="0"/>
+          <w:numId w:val="11"/>
+        </w:numPr>
+        <w:ind w:firstLineChars="0"/>
+      </w:pPr>
+      <w:r>
+        <w:rPr>
+          <w:rFonts w:hint="eastAsia"/>
+        </w:rPr>
+        <w:t>将</w:t>
+      </w:r>
+      <w:r>
+        <w:rPr>
+          <w:rFonts w:hint="eastAsia"/>
+        </w:rPr>
+        <w:t>u</w:t>
+      </w:r>
+      <w:r>
+        <w:t>ser</w:t>
+      </w:r>
+      <w:r>
+        <w:rPr>
+          <w:rFonts w:hint="eastAsia"/>
+        </w:rPr>
+        <w:t>、</w:t>
+      </w:r>
+      <w:r>
+        <w:t>cluster</w:t>
+      </w:r>
+      <w:r>
+        <w:rPr>
+          <w:rFonts w:hint="eastAsia"/>
+        </w:rPr>
+        <w:t>、</w:t>
+      </w:r>
+      <w:r>
+        <w:rPr>
+          <w:rFonts w:hint="eastAsia"/>
+        </w:rPr>
+        <w:t>s</w:t>
+      </w:r>
+      <w:r>
+        <w:rPr>
+          <w:rFonts w:hint="eastAsia"/>
+        </w:rPr>
+        <w:t>alt</w:t>
+      </w:r>
+      <w:r>
+        <w:rPr>
+          <w:rFonts w:hint="eastAsia"/>
+        </w:rPr>
+        <w:t>和密文保存在加密文件中。</w:t>
+      </w:r>
+    </w:p>
+    <w:p>
+      <w:pPr>
+        <w:pStyle w:val="aa"/>
+        <w:ind w:left="777" w:firstLineChars="0" w:firstLine="0"/>
+      </w:pPr>
+    </w:p>
+    <w:p>
+      <w:pPr>
+        <w:pStyle w:val="aa"/>
+        <w:ind w:left="777" w:firstLineChars="0" w:firstLine="0"/>
+      </w:pPr>
+      <w:r>
+        <w:rPr>
+          <w:rFonts w:hint="eastAsia"/>
+        </w:rPr>
+        <w:t>如果</w:t>
+      </w:r>
+      <w:r>
+        <w:rPr>
+          <w:rFonts w:hint="eastAsia"/>
+        </w:rPr>
+        <w:t>add</w:t>
+      </w:r>
+      <w:r>
+        <w:t>user</w:t>
+      </w:r>
+      <w:r>
+        <w:rPr>
+          <w:rFonts w:hint="eastAsia"/>
+        </w:rPr>
+        <w:t>加密文件里已存在的用户，会将用户的旧信息覆盖。</w:t>
+      </w:r>
+    </w:p>
+    <w:p>
+      <w:pPr>
+        <w:pStyle w:val="aa"/>
+        <w:ind w:left="777" w:firstLineChars="0" w:firstLine="0"/>
+      </w:pPr>
+    </w:p>
+    <w:p>
+      <w:pPr>
+        <w:pStyle w:val="3"/>
+      </w:pPr>
+      <w:r>
+        <w:rPr>
+          <w:rFonts w:hint="eastAsia"/>
+        </w:rPr>
+        <w:t>加密方案</w:t>
+      </w:r>
+    </w:p>
+    <w:p>
+      <w:pPr>
+        <w:ind w:left="777"/>
+      </w:pPr>
+      <w:r>
+        <w:rPr>
+          <w:rFonts w:hint="eastAsia"/>
+        </w:rPr>
+        <w:t>加密采用</w:t>
+      </w:r>
+      <w:r>
+        <w:rPr>
+          <w:rFonts w:hint="eastAsia"/>
+        </w:rPr>
+        <w:t>DES</w:t>
+      </w:r>
+      <w:r>
+        <w:t xml:space="preserve"> </w:t>
+      </w:r>
+      <w:r>
+        <w:rPr>
+          <w:rFonts w:hint="eastAsia"/>
+        </w:rPr>
+        <w:t>ECB</w:t>
+      </w:r>
+      <w:r>
+        <w:rPr>
+          <w:rFonts w:hint="eastAsia"/>
+        </w:rPr>
+        <w:t>对称性加密</w:t>
+      </w:r>
+      <w:r>
+        <w:rPr>
+          <w:rFonts w:hint="eastAsia"/>
+        </w:rPr>
+        <w:t>算法</w:t>
+      </w:r>
+      <w:r>
+        <w:rPr>
+          <w:rFonts w:hint="eastAsia"/>
+        </w:rPr>
+        <w:t>，加密</w:t>
+      </w:r>
+      <w:r>
+        <w:rPr>
+          <w:rFonts w:hint="eastAsia"/>
+        </w:rPr>
+        <w:t>Key</w:t>
+      </w:r>
+      <w:r>
+        <w:rPr>
+          <w:rFonts w:hint="eastAsia"/>
+        </w:rPr>
+        <w:t>按下列方式</w:t>
+      </w:r>
+      <w:r>
+        <w:rPr>
+          <w:rFonts w:hint="eastAsia"/>
+        </w:rPr>
+        <w:t>生成，长度</w:t>
+      </w:r>
+      <w:r>
+        <w:rPr>
+          <w:rFonts w:hint="eastAsia"/>
+        </w:rPr>
+        <w:t>8</w:t>
+      </w:r>
+      <w:r>
+        <w:rPr>
+          <w:rFonts w:hint="eastAsia"/>
+        </w:rPr>
+        <w:t>字节</w:t>
+      </w:r>
+      <w:r>
+        <w:rPr>
+          <w:rFonts w:hint="eastAsia"/>
+        </w:rPr>
+        <w:t>；</w:t>
+      </w:r>
+    </w:p>
+    <w:p>
+      <w:pPr>
+        <w:ind w:left="777"/>
+      </w:pPr>
+    </w:p>
+    <w:p>
+      <w:pPr>
+        <w:ind w:left="777"/>
+      </w:pPr>
+      <w:r>
+        <w:rPr>
+          <w:rFonts w:hint="eastAsia"/>
+        </w:rPr>
+        <w:t>加密文件权限：</w:t>
+      </w:r>
+      <w:r>
+        <w:rPr>
+          <w:rFonts w:hint="eastAsia"/>
+        </w:rPr>
+        <w:t>600</w:t>
+      </w:r>
+    </w:p>
+    <w:p>
+      <w:pPr>
+        <w:ind w:left="777"/>
+      </w:pPr>
+    </w:p>
+    <w:p>
+      <w:pPr>
+        <w:ind w:left="777"/>
+      </w:pPr>
+      <w:r>
+        <w:rPr>
+          <w:rFonts w:hint="eastAsia"/>
+        </w:rPr>
+        <w:t>加密</w:t>
+      </w:r>
+      <w:r>
+        <w:rPr>
+          <w:rFonts w:hint="eastAsia"/>
+        </w:rPr>
+        <w:t>Key</w:t>
+      </w:r>
+      <w:r>
+        <w:rPr>
+          <w:rFonts w:hint="eastAsia"/>
+        </w:rPr>
+        <w:t>生成方式：</w:t>
+      </w:r>
+    </w:p>
+    <w:p>
+      <w:pPr>
+        <w:pStyle w:val="aa"/>
+        <w:numPr>
+          <w:ilvl w:val="0"/>
+          <w:numId w:val="20"/>
+        </w:numPr>
+        <w:ind w:firstLineChars="0"/>
+      </w:pPr>
+      <w:r>
+        <w:rPr>
+          <w:rFonts w:hint="eastAsia"/>
+        </w:rPr>
+        <w:t>随机生成</w:t>
+      </w:r>
+      <w:r>
+        <w:rPr>
+          <w:rFonts w:hint="eastAsia"/>
+        </w:rPr>
+        <w:t>128</w:t>
+      </w:r>
+      <w:r>
+        <w:rPr>
+          <w:rFonts w:hint="eastAsia"/>
+        </w:rPr>
+        <w:t>位字节数组</w:t>
+      </w:r>
+      <w:r>
+        <w:rPr>
+          <w:rFonts w:hint="eastAsia"/>
+        </w:rPr>
+        <w:t>Random Array</w:t>
+      </w:r>
+      <w:bookmarkStart w:id="0" w:name="_GoBack"/>
+      <w:bookmarkEnd w:id="0"/>
+      <w:r>
+        <w:rPr>
+          <w:rFonts w:hint="eastAsia"/>
+        </w:rPr>
+        <w:t>；</w:t>
+      </w:r>
+    </w:p>
+    <w:p>
+      <w:pPr>
+        <w:pStyle w:val="aa"/>
+        <w:numPr>
+          <w:ilvl w:val="0"/>
+          <w:numId w:val="20"/>
+        </w:numPr>
+        <w:ind w:firstLineChars="0"/>
+        <w:rPr>
+          <w:rFonts w:hint="eastAsia"/>
+        </w:rPr>
+      </w:pPr>
+      <w:r>
+        <w:rPr>
+          <w:rFonts w:hint="eastAsia"/>
+        </w:rPr>
+        <w:t>开头加上用户</w:t>
+      </w:r>
+      <w:r>
+        <w:rPr>
+          <w:rFonts w:hint="eastAsia"/>
+        </w:rPr>
+        <w:t>token</w:t>
+      </w:r>
+      <w:r>
+        <w:rPr>
+          <w:rFonts w:hint="eastAsia"/>
+        </w:rPr>
+        <w:t>形成加密串</w:t>
+      </w:r>
+      <w:r>
+        <w:rPr>
+          <w:rFonts w:hint="eastAsia"/>
+        </w:rPr>
+        <w:t>，若用户未输入</w:t>
+      </w:r>
+      <w:r>
+        <w:rPr>
+          <w:rFonts w:hint="eastAsia"/>
+        </w:rPr>
+        <w:t>token</w:t>
+      </w:r>
+      <w:r>
+        <w:rPr>
+          <w:rFonts w:hint="eastAsia"/>
+        </w:rPr>
+        <w:t>则不加入</w:t>
+      </w:r>
+      <w:r>
+        <w:rPr>
+          <w:rFonts w:hint="eastAsia"/>
+        </w:rPr>
+        <w:t>token</w:t>
+      </w:r>
+      <w:r>
+        <w:rPr>
+          <w:rFonts w:hint="eastAsia"/>
+        </w:rPr>
+        <w:t>；</w:t>
+      </w:r>
+    </w:p>
+    <w:p>
+      <w:pPr>
+        <w:pStyle w:val="aa"/>
+        <w:numPr>
+          <w:ilvl w:val="0"/>
+          <w:numId w:val="20"/>
+        </w:numPr>
+        <w:ind w:firstLineChars="0"/>
+      </w:pPr>
+      <w:r>
+        <w:rPr>
+          <w:rFonts w:hint="eastAsia"/>
+        </w:rPr>
+        <w:t>使用</w:t>
+      </w:r>
+      <w:r>
+        <w:rPr>
+          <w:rFonts w:hint="eastAsia"/>
+        </w:rPr>
+        <w:t>sha</w:t>
+      </w:r>
+      <w:r>
+        <w:t>-224</w:t>
+      </w:r>
+      <w:r>
+        <w:rPr>
+          <w:rFonts w:hint="eastAsia"/>
+        </w:rPr>
+        <w:t>算法哈希加密串，截断成</w:t>
+      </w:r>
+      <w:r>
+        <w:rPr>
+          <w:rFonts w:hint="eastAsia"/>
+        </w:rPr>
+        <w:t>8</w:t>
+      </w:r>
+      <w:r>
+        <w:rPr>
+          <w:rFonts w:hint="eastAsia"/>
+        </w:rPr>
+        <w:t>字节加密</w:t>
+      </w:r>
+      <w:r>
+        <w:rPr>
+          <w:rFonts w:hint="eastAsia"/>
+        </w:rPr>
+        <w:t>Key</w:t>
+      </w:r>
+      <w:r>
+        <w:rPr>
+          <w:rFonts w:hint="eastAsia"/>
+        </w:rPr>
+        <w:t>；</w:t>
+      </w:r>
+    </w:p>
+    <w:p>
+      <w:pPr>
+        <w:ind w:left="777"/>
+        <w:rPr>
+          <w:rFonts w:hint="eastAsia"/>
+        </w:rPr>
+      </w:pPr>
+    </w:p>
+    <w:p>
+      <w:pPr>
+        <w:ind w:left="777"/>
+      </w:pPr>
+      <w:r>
+        <w:rPr>
+          <w:rFonts w:hint="eastAsia"/>
+        </w:rPr>
+        <w:t>加密文件存储格式：</w:t>
+      </w:r>
+      <w:r>
+        <w:rPr>
+          <w:rFonts w:hint="eastAsia"/>
+        </w:rPr>
+        <w:t>username</w:t>
+      </w:r>
+      <w:r>
+        <w:rPr>
+          <w:rFonts w:hint="eastAsia"/>
+        </w:rPr>
+        <w:t>、</w:t>
+      </w:r>
+      <w:r>
+        <w:t>cluster</w:t>
+      </w:r>
+      <w:r>
+        <w:rPr>
+          <w:rFonts w:hint="eastAsia"/>
+        </w:rPr>
+        <w:t xml:space="preserve"> </w:t>
+      </w:r>
+      <w:r>
+        <w:rPr>
+          <w:rFonts w:hint="eastAsia"/>
+        </w:rPr>
+        <w:t>用</w:t>
+      </w:r>
+      <w:r>
+        <w:rPr>
+          <w:rFonts w:hint="eastAsia"/>
+        </w:rPr>
+        <w:t>ASCII</w:t>
+      </w:r>
+      <w:r>
+        <w:rPr>
+          <w:rFonts w:hint="eastAsia"/>
+        </w:rPr>
+        <w:t>字符形式保存，剩余部分用</w:t>
+      </w:r>
+      <w:r>
+        <w:rPr>
+          <w:rFonts w:hint="eastAsia"/>
+        </w:rPr>
+        <w:t>HEX</w:t>
+      </w:r>
+      <w:r>
+        <w:rPr>
+          <w:rFonts w:hint="eastAsia"/>
+        </w:rPr>
+        <w:t>形式保存。</w:t>
+      </w:r>
+    </w:p>
+    <w:p>
+      <w:pPr>
+        <w:ind w:left="777"/>
+      </w:pPr>
+      <w:r>
+        <w:drawing>
+          <wp:inline distT="0" distB="0" distL="0" distR="0" wp14:anchorId="5D46424E" wp14:editId="6B6A8A9E">
+            <wp:extent cx="6286500" cy="1047750"/>
+            <wp:effectExtent l="0" t="0" r="0" b="0"/>
+            <wp:docPr id="3" name="图片 3"/>
             <wp:cNvGraphicFramePr>
               <a:graphicFrameLocks xmlns:a="http://schemas.openxmlformats.org/drawingml/2006/main" noChangeAspect="1"/>
             </wp:cNvGraphicFramePr>
@@ -3751,7 +6632,7 @@
                   <pic:spPr>
                     <a:xfrm>
                       <a:off x="0" y="0"/>
-                      <a:ext cx="4286250" cy="2190750"/>
+                      <a:ext cx="6286500" cy="1047750"/>
                     </a:xfrm>
                     <a:prstGeom prst="rect">
                       <a:avLst/>
@@ -3766,113 +6647,347 @@
     </w:p>
     <w:p>
       <w:pPr>
-        <w:pStyle w:val="aa"/>
-        <w:ind w:left="777" w:firstLineChars="0" w:firstLine="0"/>
-      </w:pPr>
-    </w:p>
-    <w:p>
-      <w:pPr>
-        <w:pStyle w:val="aa"/>
-        <w:ind w:left="777" w:firstLineChars="0" w:firstLine="0"/>
-      </w:pPr>
-      <w:r>
-        <w:rPr>
-          <w:rFonts w:hint="eastAsia"/>
-        </w:rPr>
-        <w:t>c</w:t>
-      </w:r>
-      <w:r>
-        <w:t xml:space="preserve">ipherMgr </w:t>
-      </w:r>
-      <w:r>
-        <w:rPr>
-          <w:rFonts w:hint="eastAsia"/>
-        </w:rPr>
-        <w:t>作为加密文件的内存抽象，承担两种职责：</w:t>
-      </w:r>
-    </w:p>
-    <w:p>
-      <w:pPr>
-        <w:pStyle w:val="aa"/>
-        <w:numPr>
-          <w:ilvl w:val="0"/>
-          <w:numId w:val="8"/>
-        </w:numPr>
-        <w:ind w:firstLineChars="0"/>
-      </w:pPr>
-      <w:r>
-        <w:rPr>
-          <w:rFonts w:hint="eastAsia"/>
-        </w:rPr>
-        <w:t>给</w:t>
-      </w:r>
-      <w:r>
-        <w:rPr>
-          <w:rFonts w:hint="eastAsia"/>
-        </w:rPr>
-        <w:t xml:space="preserve"> sdbpasswd </w:t>
-      </w:r>
-      <w:r>
-        <w:rPr>
-          <w:rFonts w:hint="eastAsia"/>
-        </w:rPr>
-        <w:t>工具提供向加密文件增删用户的功能；</w:t>
-      </w:r>
-    </w:p>
-    <w:p>
-      <w:pPr>
-        <w:pStyle w:val="aa"/>
-        <w:numPr>
-          <w:ilvl w:val="0"/>
-          <w:numId w:val="8"/>
-        </w:numPr>
-        <w:ind w:firstLineChars="0"/>
-      </w:pPr>
-      <w:r>
-        <w:rPr>
-          <w:rFonts w:hint="eastAsia"/>
-        </w:rPr>
-        <w:t>为</w:t>
-      </w:r>
-      <w:r>
-        <w:rPr>
-          <w:rFonts w:hint="eastAsia"/>
-        </w:rPr>
-        <w:t xml:space="preserve"> sdb </w:t>
-      </w:r>
-      <w:r>
-        <w:rPr>
-          <w:rFonts w:hint="eastAsia"/>
-        </w:rPr>
-        <w:t>其他工具提供连接时通过用户名和</w:t>
-      </w:r>
-      <w:r>
-        <w:rPr>
-          <w:rFonts w:hint="eastAsia"/>
-        </w:rPr>
-        <w:t>token</w:t>
-      </w:r>
-      <w:r>
-        <w:rPr>
-          <w:rFonts w:hint="eastAsia"/>
-        </w:rPr>
-        <w:t>获取解密后密码的功能；</w:t>
-      </w:r>
-    </w:p>
-    <w:p>
-      <w:pPr>
-        <w:pStyle w:val="aa"/>
-        <w:ind w:left="777" w:firstLineChars="0" w:firstLine="0"/>
-      </w:pPr>
-      <w:r>
-        <w:rPr>
-          <w:noProof/>
-        </w:rPr>
+        <w:ind w:left="777"/>
+      </w:pPr>
+      <w:r>
+        <w:rPr>
+          <w:rFonts w:hint="eastAsia"/>
+        </w:rPr>
+        <w:t>username</w:t>
+      </w:r>
+      <w:r>
+        <w:rPr>
+          <w:rFonts w:hint="eastAsia"/>
+        </w:rPr>
+        <w:t>：用户名；</w:t>
+      </w:r>
+    </w:p>
+    <w:p>
+      <w:pPr>
+        <w:ind w:left="777"/>
+      </w:pPr>
+      <w:r>
+        <w:rPr>
+          <w:rFonts w:hint="eastAsia"/>
+        </w:rPr>
+        <w:t>“</w:t>
+      </w:r>
+      <w:r>
+        <w:rPr>
+          <w:rFonts w:hint="eastAsia"/>
+        </w:rPr>
+        <w:t>@</w:t>
+      </w:r>
+      <w:r>
+        <w:rPr>
+          <w:rFonts w:hint="eastAsia"/>
+        </w:rPr>
+        <w:t>”：用户名和用户名所属集群分割符；</w:t>
+      </w:r>
+    </w:p>
+    <w:p>
+      <w:pPr>
+        <w:ind w:left="777"/>
+      </w:pPr>
+      <w:r>
+        <w:t>cluster</w:t>
+      </w:r>
+      <w:r>
+        <w:rPr>
+          <w:rFonts w:hint="eastAsia"/>
+        </w:rPr>
+        <w:t>：用户名</w:t>
+      </w:r>
+      <w:r>
+        <w:rPr>
+          <w:rFonts w:hint="eastAsia"/>
+        </w:rPr>
+        <w:t>所属集群</w:t>
+      </w:r>
+      <w:r>
+        <w:rPr>
+          <w:rFonts w:hint="eastAsia"/>
+        </w:rPr>
+        <w:t>，若没有指定</w:t>
+      </w:r>
+      <w:r>
+        <w:t>cluster</w:t>
+      </w:r>
+      <w:r>
+        <w:rPr>
+          <w:rFonts w:hint="eastAsia"/>
+        </w:rPr>
+        <w:t>则去除</w:t>
+      </w:r>
+      <w:r>
+        <w:rPr>
+          <w:rFonts w:hint="eastAsia"/>
+        </w:rPr>
+        <w:t>@</w:t>
+      </w:r>
+      <w:r>
+        <w:rPr>
+          <w:rFonts w:hint="eastAsia"/>
+        </w:rPr>
+        <w:t>和</w:t>
+      </w:r>
+      <w:r>
+        <w:t>cluster</w:t>
+      </w:r>
+      <w:r>
+        <w:rPr>
+          <w:rFonts w:hint="eastAsia"/>
+        </w:rPr>
+        <w:t>项</w:t>
+      </w:r>
+      <w:r>
+        <w:rPr>
+          <w:rFonts w:hint="eastAsia"/>
+        </w:rPr>
+        <w:t>；</w:t>
+      </w:r>
+    </w:p>
+    <w:p>
+      <w:pPr>
+        <w:ind w:left="777"/>
+      </w:pPr>
+      <w:r>
+        <w:rPr>
+          <w:rFonts w:hint="eastAsia"/>
+        </w:rPr>
+        <w:t>“：”：用户名所属集群和</w:t>
+      </w:r>
+      <w:r>
+        <w:rPr>
+          <w:rFonts w:hint="eastAsia"/>
+        </w:rPr>
+        <w:t>Salt</w:t>
+      </w:r>
+      <w:r>
+        <w:t xml:space="preserve"> </w:t>
+      </w:r>
+      <w:r>
+        <w:rPr>
+          <w:rFonts w:hint="eastAsia"/>
+        </w:rPr>
+        <w:t>Len</w:t>
+      </w:r>
+      <w:r>
+        <w:rPr>
+          <w:rFonts w:hint="eastAsia"/>
+        </w:rPr>
+        <w:t>分割符；</w:t>
+      </w:r>
+    </w:p>
+    <w:p>
+      <w:pPr>
+        <w:ind w:left="777"/>
+      </w:pPr>
+      <w:r>
+        <w:rPr>
+          <w:rFonts w:hint="eastAsia"/>
+        </w:rPr>
+        <w:t>Offset</w:t>
+      </w:r>
+      <w:r>
+        <w:t xml:space="preserve"> </w:t>
+      </w:r>
+      <w:r>
+        <w:rPr>
+          <w:rFonts w:hint="eastAsia"/>
+        </w:rPr>
+        <w:t>to</w:t>
+      </w:r>
+      <w:r>
+        <w:t xml:space="preserve"> </w:t>
+      </w:r>
+      <w:r>
+        <w:rPr>
+          <w:rFonts w:hint="eastAsia"/>
+        </w:rPr>
+        <w:t>1st</w:t>
+      </w:r>
+      <w:r>
+        <w:t xml:space="preserve"> </w:t>
+      </w:r>
+      <w:r>
+        <w:rPr>
+          <w:rFonts w:hint="eastAsia"/>
+        </w:rPr>
+        <w:t xml:space="preserve">Random Array </w:t>
+      </w:r>
+      <w:r>
+        <w:rPr>
+          <w:rFonts w:hint="eastAsia"/>
+        </w:rPr>
+        <w:t>Part</w:t>
+      </w:r>
+      <w:r>
+        <w:rPr>
+          <w:rFonts w:hint="eastAsia"/>
+        </w:rPr>
+        <w:t>：在之后的存储部分介绍；</w:t>
+      </w:r>
+    </w:p>
+    <w:p>
+      <w:pPr>
+        <w:ind w:left="777"/>
+      </w:pPr>
+      <w:r>
+        <w:t>CipherText</w:t>
+      </w:r>
+      <w:r>
+        <w:rPr>
+          <w:rFonts w:hint="eastAsia"/>
+        </w:rPr>
+        <w:t>：加密后密文；</w:t>
+      </w:r>
+    </w:p>
+    <w:p>
+      <w:pPr>
+        <w:ind w:left="777"/>
+      </w:pPr>
+    </w:p>
+    <w:p>
+      <w:pPr>
+        <w:ind w:left="777"/>
+      </w:pPr>
+      <w:r>
+        <w:rPr>
+          <w:rFonts w:hint="eastAsia"/>
+        </w:rPr>
+        <w:t>加密</w:t>
+      </w:r>
+      <w:r>
+        <w:rPr>
+          <w:rFonts w:hint="eastAsia"/>
+        </w:rPr>
+        <w:t>Key</w:t>
+      </w:r>
+      <w:r>
+        <w:rPr>
+          <w:rFonts w:hint="eastAsia"/>
+        </w:rPr>
+        <w:t>的存储：</w:t>
+      </w:r>
+    </w:p>
+    <w:p>
+      <w:pPr>
+        <w:ind w:left="777"/>
+      </w:pPr>
+      <w:r>
+        <w:rPr>
+          <w:rFonts w:hint="eastAsia"/>
+        </w:rPr>
+        <w:t>不存储加密</w:t>
+      </w:r>
+      <w:r>
+        <w:rPr>
+          <w:rFonts w:hint="eastAsia"/>
+        </w:rPr>
+        <w:t>Key</w:t>
+      </w:r>
+      <w:r>
+        <w:rPr>
+          <w:rFonts w:hint="eastAsia"/>
+        </w:rPr>
+        <w:t>本身，而是只存储最初生成的</w:t>
+      </w:r>
+      <w:r>
+        <w:rPr>
+          <w:rFonts w:hint="eastAsia"/>
+        </w:rPr>
+        <w:t>128</w:t>
+      </w:r>
+      <w:r>
+        <w:rPr>
+          <w:rFonts w:hint="eastAsia"/>
+        </w:rPr>
+        <w:t>位随机字节数组</w:t>
+      </w:r>
+      <w:r>
+        <w:rPr>
+          <w:rFonts w:hint="eastAsia"/>
+        </w:rPr>
+        <w:t>Random Array</w:t>
+      </w:r>
+      <w:r>
+        <w:rPr>
+          <w:rFonts w:hint="eastAsia"/>
+        </w:rPr>
+        <w:t>，</w:t>
+      </w:r>
+      <w:r>
+        <w:rPr>
+          <w:rFonts w:hint="eastAsia"/>
+        </w:rPr>
+        <w:t>Random Array</w:t>
+      </w:r>
+      <w:r>
+        <w:rPr>
+          <w:rFonts w:hint="eastAsia"/>
+        </w:rPr>
+        <w:t>被</w:t>
+      </w:r>
+      <w:r>
+        <w:rPr>
+          <w:rFonts w:hint="eastAsia"/>
+        </w:rPr>
+        <w:t>分成三部分</w:t>
+      </w:r>
+      <w:r>
+        <w:rPr>
+          <w:rFonts w:hint="eastAsia"/>
+        </w:rPr>
+        <w:t>，</w:t>
+      </w:r>
+      <w:r>
+        <w:rPr>
+          <w:rFonts w:hint="eastAsia"/>
+        </w:rPr>
+        <w:t>随机穿插</w:t>
+      </w:r>
+      <w:r>
+        <w:rPr>
+          <w:rFonts w:hint="eastAsia"/>
+        </w:rPr>
+        <w:t>地</w:t>
+      </w:r>
+      <w:r>
+        <w:rPr>
+          <w:rFonts w:hint="eastAsia"/>
+        </w:rPr>
+        <w:t>存放在</w:t>
+      </w:r>
+      <w:r>
+        <w:rPr>
+          <w:rFonts w:hint="eastAsia"/>
+        </w:rPr>
+        <w:t>CipherText</w:t>
+      </w:r>
+      <w:r>
+        <w:rPr>
+          <w:rFonts w:hint="eastAsia"/>
+        </w:rPr>
+        <w:t>中。</w:t>
+      </w:r>
+      <w:r>
+        <w:rPr>
+          <w:rFonts w:hint="eastAsia"/>
+        </w:rPr>
+        <w:t>偏移量为随机生成。</w:t>
+      </w:r>
+    </w:p>
+    <w:p>
+      <w:pPr>
+        <w:ind w:left="777"/>
+      </w:pPr>
+      <w:r>
         <w:drawing>
-          <wp:inline distT="0" distB="0" distL="0" distR="0" wp14:anchorId="46144071" wp14:editId="11F8F6C3">
-            <wp:extent cx="3905250" cy="2762250"/>
+          <wp:inline distT="0" distB="0" distL="0" distR="0" wp14:anchorId="3B3607B0" wp14:editId="3543FB27">
+            <wp:extent cx="7229475" cy="1308785"/>
             <wp:effectExtent l="0" t="0" r="0" b="0"/>
-            <wp:docPr id="9" name="图片 9"/>
+            <wp:docPr id="4" name="图片 4"/>
             <wp:cNvGraphicFramePr>
               <a:graphicFrameLocks xmlns:a="http://schemas.openxmlformats.org/drawingml/2006/main" noChangeAspect="1"/>
             </wp:cNvGraphicFramePr>
@@ -3892,7 +7007,7 @@
                   <pic:spPr>
                     <a:xfrm>
                       <a:off x="0" y="0"/>
-                      <a:ext cx="3905250" cy="2762250"/>
+                      <a:ext cx="7300210" cy="1321590"/>
                     </a:xfrm>
                     <a:prstGeom prst="rect">
                       <a:avLst/>
@@ -3907,368 +7022,31 @@
     </w:p>
     <w:p>
       <w:pPr>
-        <w:pStyle w:val="aa"/>
-        <w:ind w:left="777" w:firstLineChars="0" w:firstLine="0"/>
-      </w:pPr>
-    </w:p>
-    <w:p>
-      <w:pPr>
-        <w:pStyle w:val="aa"/>
-        <w:numPr>
-          <w:ilvl w:val="0"/>
-          <w:numId w:val="5"/>
-        </w:numPr>
-        <w:ind w:firstLineChars="0"/>
-      </w:pPr>
-      <w:r>
-        <w:rPr>
-          <w:rFonts w:hint="eastAsia"/>
-        </w:rPr>
-        <w:t>表</w:t>
-      </w:r>
-      <w:r>
-        <w:rPr>
-          <w:rFonts w:hint="eastAsia"/>
-        </w:rPr>
-        <w:t>1</w:t>
-      </w:r>
-      <w:r>
-        <w:rPr>
-          <w:rFonts w:hint="eastAsia"/>
-        </w:rPr>
-        <w:t>数据库工具统一解密流程：</w:t>
-      </w:r>
-    </w:p>
-    <w:p>
-      <w:pPr>
-        <w:pStyle w:val="aa"/>
-        <w:numPr>
-          <w:ilvl w:val="0"/>
-          <w:numId w:val="10"/>
-        </w:numPr>
-        <w:ind w:firstLineChars="0"/>
-      </w:pPr>
-      <w:r>
-        <w:rPr>
-          <w:rFonts w:hint="eastAsia"/>
-        </w:rPr>
-        <w:t>从用户命令行输入中提取出</w:t>
-      </w:r>
-      <w:r>
-        <w:rPr>
-          <w:rFonts w:hint="eastAsia"/>
-        </w:rPr>
-        <w:t xml:space="preserve"> user, password, </w:t>
-      </w:r>
-      <w:r>
-        <w:rPr>
-          <w:rFonts w:hint="eastAsia"/>
-        </w:rPr>
-        <w:t>cluster</w:t>
-      </w:r>
-      <w:r>
-        <w:rPr>
-          <w:rFonts w:hint="eastAsia"/>
-        </w:rPr>
-        <w:t xml:space="preserve">, </w:t>
-      </w:r>
-      <w:r>
-        <w:rPr>
-          <w:rFonts w:hint="eastAsia"/>
-        </w:rPr>
-        <w:t>cipherFile, token</w:t>
-      </w:r>
-      <w:r>
-        <w:rPr>
-          <w:rFonts w:hint="eastAsia"/>
-        </w:rPr>
-        <w:t>参数：</w:t>
-      </w:r>
-    </w:p>
-    <w:p>
-      <w:pPr>
-        <w:pStyle w:val="aa"/>
-        <w:ind w:left="1137" w:firstLineChars="0" w:firstLine="0"/>
-      </w:pPr>
-      <w:r>
-        <w:rPr>
-          <w:rFonts w:hint="eastAsia"/>
-        </w:rPr>
-        <w:t>若</w:t>
-      </w:r>
-      <w:r>
-        <w:rPr>
-          <w:rFonts w:hint="eastAsia"/>
-        </w:rPr>
-        <w:t>只</w:t>
-      </w:r>
-      <w:r>
-        <w:rPr>
-          <w:rFonts w:hint="eastAsia"/>
-        </w:rPr>
-        <w:t>存在</w:t>
-      </w:r>
-      <w:r>
-        <w:rPr>
-          <w:rFonts w:hint="eastAsia"/>
-        </w:rPr>
-        <w:t>user</w:t>
-      </w:r>
-      <w:r>
-        <w:rPr>
-          <w:rFonts w:hint="eastAsia"/>
-        </w:rPr>
-        <w:t>、</w:t>
-      </w:r>
-      <w:r>
-        <w:rPr>
-          <w:rFonts w:hint="eastAsia"/>
-        </w:rPr>
-        <w:t>password</w:t>
-      </w:r>
-      <w:r>
-        <w:rPr>
-          <w:rFonts w:hint="eastAsia"/>
-        </w:rPr>
-        <w:t>，直接传统方式连接；</w:t>
-      </w:r>
-    </w:p>
-    <w:p>
-      <w:pPr>
-        <w:pStyle w:val="aa"/>
-        <w:ind w:left="1137" w:firstLineChars="0" w:firstLine="0"/>
-      </w:pPr>
-      <w:r>
-        <w:rPr>
-          <w:rFonts w:hint="eastAsia"/>
-        </w:rPr>
-        <w:t>若只存在</w:t>
-      </w:r>
-      <w:r>
-        <w:rPr>
-          <w:rFonts w:hint="eastAsia"/>
-        </w:rPr>
-        <w:t>user</w:t>
-      </w:r>
-      <w:r>
-        <w:rPr>
-          <w:rFonts w:hint="eastAsia"/>
-        </w:rPr>
-        <w:t>，</w:t>
-      </w:r>
-      <w:r>
-        <w:rPr>
-          <w:rFonts w:hint="eastAsia"/>
-        </w:rPr>
-        <w:t>先在默认加密文件中查找，不存在则</w:t>
-      </w:r>
-      <w:r>
-        <w:rPr>
-          <w:rFonts w:hint="eastAsia"/>
-        </w:rPr>
-        <w:t>交互提示输入密码，回归传统方式连接；</w:t>
-      </w:r>
-    </w:p>
-    <w:p>
-      <w:pPr>
-        <w:pStyle w:val="aa"/>
-        <w:ind w:left="1137" w:firstLineChars="0" w:firstLine="0"/>
-      </w:pPr>
-      <w:r>
-        <w:rPr>
-          <w:rFonts w:hint="eastAsia"/>
-        </w:rPr>
-        <w:lastRenderedPageBreak/>
-        <w:t>若</w:t>
-      </w:r>
-      <w:r>
-        <w:rPr>
-          <w:rFonts w:hint="eastAsia"/>
-        </w:rPr>
-        <w:t>只</w:t>
-      </w:r>
-      <w:r>
-        <w:rPr>
-          <w:rFonts w:hint="eastAsia"/>
-        </w:rPr>
-        <w:t>存在</w:t>
-      </w:r>
-      <w:r>
-        <w:rPr>
-          <w:rFonts w:hint="eastAsia"/>
-        </w:rPr>
-        <w:t>user</w:t>
-      </w:r>
-      <w:r>
-        <w:rPr>
-          <w:rFonts w:hint="eastAsia"/>
-        </w:rPr>
-        <w:t>、</w:t>
-      </w:r>
-      <w:r>
-        <w:rPr>
-          <w:rFonts w:hint="eastAsia"/>
-        </w:rPr>
-        <w:t>[</w:t>
-      </w:r>
-      <w:r>
-        <w:t>cluster</w:t>
-      </w:r>
-      <w:r>
-        <w:rPr>
-          <w:rFonts w:hint="eastAsia"/>
-        </w:rPr>
-        <w:t>]</w:t>
-      </w:r>
-      <w:r>
-        <w:rPr>
-          <w:rFonts w:hint="eastAsia"/>
-        </w:rPr>
-        <w:t>、</w:t>
-      </w:r>
-      <w:r>
-        <w:rPr>
-          <w:rFonts w:hint="eastAsia"/>
-        </w:rPr>
-        <w:t>token</w:t>
-      </w:r>
-      <w:r>
-        <w:rPr>
-          <w:rFonts w:hint="eastAsia"/>
-        </w:rPr>
-        <w:t>，使用默认加密文件解密获得密码，回归传统方式连接；</w:t>
-      </w:r>
-    </w:p>
-    <w:p>
-      <w:pPr>
-        <w:pStyle w:val="aa"/>
-        <w:ind w:left="1137" w:firstLineChars="0" w:firstLine="0"/>
-      </w:pPr>
-      <w:r>
-        <w:rPr>
-          <w:rFonts w:hint="eastAsia"/>
-        </w:rPr>
-        <w:t>若</w:t>
-      </w:r>
-      <w:r>
-        <w:rPr>
-          <w:rFonts w:hint="eastAsia"/>
-        </w:rPr>
-        <w:t>只</w:t>
-      </w:r>
-      <w:r>
-        <w:rPr>
-          <w:rFonts w:hint="eastAsia"/>
-        </w:rPr>
-        <w:t>存在</w:t>
-      </w:r>
-      <w:r>
-        <w:rPr>
-          <w:rFonts w:hint="eastAsia"/>
-        </w:rPr>
-        <w:t>user</w:t>
-      </w:r>
-      <w:r>
-        <w:rPr>
-          <w:rFonts w:hint="eastAsia"/>
-        </w:rPr>
-        <w:t>、</w:t>
-      </w:r>
-      <w:r>
-        <w:rPr>
-          <w:rFonts w:hint="eastAsia"/>
-        </w:rPr>
-        <w:t>[</w:t>
-      </w:r>
-      <w:r>
-        <w:t>cluster</w:t>
-      </w:r>
-      <w:r>
-        <w:rPr>
-          <w:rFonts w:hint="eastAsia"/>
-        </w:rPr>
-        <w:t>]</w:t>
-      </w:r>
-      <w:r>
-        <w:rPr>
-          <w:rFonts w:hint="eastAsia"/>
-        </w:rPr>
-        <w:t>、</w:t>
-      </w:r>
-      <w:r>
-        <w:rPr>
-          <w:rFonts w:hint="eastAsia"/>
-        </w:rPr>
-        <w:t>token</w:t>
-      </w:r>
-      <w:r>
-        <w:rPr>
-          <w:rFonts w:hint="eastAsia"/>
-        </w:rPr>
-        <w:t>和</w:t>
-      </w:r>
-      <w:r>
-        <w:rPr>
-          <w:rFonts w:hint="eastAsia"/>
-        </w:rPr>
-        <w:t>cipher</w:t>
-      </w:r>
-      <w:r>
-        <w:t>File</w:t>
-      </w:r>
-      <w:r>
-        <w:rPr>
-          <w:rFonts w:hint="eastAsia"/>
-        </w:rPr>
-        <w:t>，使用</w:t>
-      </w:r>
-      <w:r>
-        <w:rPr>
-          <w:rFonts w:hint="eastAsia"/>
-        </w:rPr>
-        <w:t>cipherFile</w:t>
-      </w:r>
-      <w:r>
-        <w:rPr>
-          <w:rFonts w:hint="eastAsia"/>
-        </w:rPr>
-        <w:t>解密获得密码，回归传统方式连接</w:t>
-      </w:r>
-    </w:p>
-    <w:p>
-      <w:r>
-        <w:tab/>
-      </w:r>
-      <w:r>
-        <w:tab/>
-      </w:r>
-    </w:p>
-    <w:p>
-      <w:pPr>
-        <w:pStyle w:val="aa"/>
-        <w:numPr>
-          <w:ilvl w:val="0"/>
-          <w:numId w:val="5"/>
-        </w:numPr>
-        <w:ind w:firstLineChars="0"/>
-      </w:pPr>
-      <w:r>
-        <w:t>P</w:t>
-      </w:r>
-      <w:r>
-        <w:rPr>
-          <w:rFonts w:hint="eastAsia"/>
-        </w:rPr>
-        <w:t xml:space="preserve">ostgres </w:t>
-      </w:r>
-      <w:r>
-        <w:t xml:space="preserve">fdw </w:t>
-      </w:r>
-      <w:r>
-        <w:rPr>
-          <w:rFonts w:hint="eastAsia"/>
-        </w:rPr>
-        <w:t>增加</w:t>
+        <w:ind w:left="777"/>
+      </w:pPr>
+      <w:r>
+        <w:rPr>
+          <w:rFonts w:hint="eastAsia"/>
+        </w:rPr>
+        <w:t>O</w:t>
+      </w:r>
+      <w:r>
+        <w:t xml:space="preserve">ffset to </w:t>
+      </w:r>
+      <w:r>
+        <w:t>1st</w:t>
+      </w:r>
+      <w:r>
+        <w:t xml:space="preserve"> </w:t>
+      </w:r>
+      <w:r>
+        <w:rPr>
+          <w:rFonts w:hint="eastAsia"/>
+        </w:rPr>
+        <w:t>Random Array</w:t>
+      </w:r>
+      <w:r>
+        <w:t xml:space="preserve"> Part</w:t>
       </w:r>
       <w:r>
         <w:rPr>
@@ -4276,2888 +7054,286 @@
         </w:rPr>
         <w:t>：</w:t>
       </w:r>
-    </w:p>
-    <w:p>
-      <w:r>
-        <w:t>sdbConnectionHandle sdbGetConnectionHandle</w:t>
-      </w:r>
-      <w:r>
-        <w:t>ByCipher</w:t>
-      </w:r>
-      <w:r>
-        <w:t>( const char **serverList,</w:t>
-      </w:r>
-    </w:p>
-    <w:p>
-      <w:pPr>
-        <w:pStyle w:val="aa"/>
+      <w:r>
+        <w:rPr>
+          <w:rFonts w:hint="eastAsia"/>
+        </w:rPr>
+        <w:t>Random Array</w:t>
+      </w:r>
+      <w:r>
+        <w:rPr>
+          <w:rFonts w:hint="eastAsia"/>
+        </w:rPr>
+        <w:t>第一部分在</w:t>
+      </w:r>
+      <w:r>
+        <w:rPr>
+          <w:rFonts w:hint="eastAsia"/>
+        </w:rPr>
+        <w:t>CipherText</w:t>
+      </w:r>
+      <w:r>
+        <w:rPr>
+          <w:rFonts w:hint="eastAsia"/>
+        </w:rPr>
+        <w:t>中的偏移量；</w:t>
+      </w:r>
+    </w:p>
+    <w:p>
+      <w:pPr>
         <w:ind w:left="777"/>
       </w:pPr>
       <w:r>
-        <w:t xml:space="preserve">                                        int serverNum,</w:t>
-      </w:r>
-    </w:p>
-    <w:p>
-      <w:pPr>
-        <w:pStyle w:val="aa"/>
+        <w:rPr>
+          <w:rFonts w:hint="eastAsia"/>
+        </w:rPr>
+        <w:t>1st</w:t>
+      </w:r>
+      <w:r>
+        <w:t xml:space="preserve"> </w:t>
+      </w:r>
+      <w:r>
+        <w:rPr>
+          <w:rFonts w:hint="eastAsia"/>
+        </w:rPr>
+        <w:t>Random Array</w:t>
+      </w:r>
+      <w:r>
+        <w:t xml:space="preserve"> Part Length</w:t>
+      </w:r>
+      <w:r>
+        <w:rPr>
+          <w:rFonts w:hint="eastAsia"/>
+        </w:rPr>
+        <w:t>：</w:t>
+      </w:r>
+      <w:r>
+        <w:rPr>
+          <w:rFonts w:hint="eastAsia"/>
+        </w:rPr>
+        <w:t>Random Array</w:t>
+      </w:r>
+      <w:r>
+        <w:rPr>
+          <w:rFonts w:hint="eastAsia"/>
+        </w:rPr>
+        <w:t>第一部分的长度；</w:t>
+      </w:r>
+    </w:p>
+    <w:p>
+      <w:pPr>
         <w:ind w:left="777"/>
       </w:pPr>
       <w:r>
-        <w:t xml:space="preserve">                                        const char *usr,</w:t>
-      </w:r>
-    </w:p>
-    <w:p>
-      <w:pPr>
-        <w:pStyle w:val="aa"/>
+        <w:rPr>
+          <w:rFonts w:hint="eastAsia"/>
+        </w:rPr>
+        <w:t>O</w:t>
+      </w:r>
+      <w:r>
+        <w:t>ffset to 2nd</w:t>
+      </w:r>
+      <w:r>
+        <w:rPr>
+          <w:rFonts w:hint="eastAsia"/>
+        </w:rPr>
+        <w:t xml:space="preserve"> </w:t>
+      </w:r>
+      <w:r>
+        <w:rPr>
+          <w:rFonts w:hint="eastAsia"/>
+        </w:rPr>
+        <w:t>Random Array</w:t>
+      </w:r>
+      <w:r>
+        <w:t xml:space="preserve"> Part</w:t>
+      </w:r>
+      <w:r>
+        <w:rPr>
+          <w:rFonts w:hint="eastAsia"/>
+        </w:rPr>
+        <w:t>：</w:t>
+      </w:r>
+      <w:r>
+        <w:rPr>
+          <w:rFonts w:hint="eastAsia"/>
+        </w:rPr>
+        <w:t>Random Array</w:t>
+      </w:r>
+      <w:r>
+        <w:rPr>
+          <w:rFonts w:hint="eastAsia"/>
+        </w:rPr>
+        <w:t>第二部分在</w:t>
+      </w:r>
+      <w:r>
+        <w:rPr>
+          <w:rFonts w:hint="eastAsia"/>
+        </w:rPr>
+        <w:t>CipherText</w:t>
+      </w:r>
+      <w:r>
+        <w:rPr>
+          <w:rFonts w:hint="eastAsia"/>
+        </w:rPr>
+        <w:t>中的偏移量；</w:t>
+      </w:r>
+    </w:p>
+    <w:p>
+      <w:pPr>
         <w:ind w:left="777"/>
       </w:pPr>
       <w:r>
-        <w:t xml:space="preserve">                                       </w:t>
-      </w:r>
-      <w:r>
-        <w:rPr>
-          <w:color w:val="C00000"/>
-        </w:rPr>
+        <w:rPr>
+          <w:rFonts w:hint="eastAsia"/>
+        </w:rPr>
+        <w:t>2nd</w:t>
+      </w:r>
+      <w:r>
         <w:t xml:space="preserve"> </w:t>
       </w:r>
       <w:r>
-        <w:t>const char *cipherFile,</w:t>
-      </w:r>
-    </w:p>
-    <w:p>
-      <w:pPr>
-        <w:pStyle w:val="aa"/>
+        <w:rPr>
+          <w:rFonts w:hint="eastAsia"/>
+        </w:rPr>
+        <w:t>Random Array</w:t>
+      </w:r>
+      <w:r>
+        <w:t xml:space="preserve"> Part Length</w:t>
+      </w:r>
+      <w:r>
+        <w:rPr>
+          <w:rFonts w:hint="eastAsia"/>
+        </w:rPr>
+        <w:t>：</w:t>
+      </w:r>
+      <w:r>
+        <w:rPr>
+          <w:rFonts w:hint="eastAsia"/>
+        </w:rPr>
+        <w:t>Random Array</w:t>
+      </w:r>
+      <w:r>
+        <w:rPr>
+          <w:rFonts w:hint="eastAsia"/>
+        </w:rPr>
+        <w:t>第二部分的长度；</w:t>
+      </w:r>
+    </w:p>
+    <w:p>
+      <w:pPr>
         <w:ind w:left="777"/>
       </w:pPr>
       <w:r>
-        <w:t xml:space="preserve">                                        const char *token,</w:t>
-      </w:r>
-    </w:p>
-    <w:p>
-      <w:pPr>
-        <w:pStyle w:val="aa"/>
+        <w:rPr>
+          <w:rFonts w:hint="eastAsia"/>
+        </w:rPr>
+        <w:t>O</w:t>
+      </w:r>
+      <w:r>
+        <w:t xml:space="preserve">ffset to </w:t>
+      </w:r>
+      <w:r>
+        <w:rPr>
+          <w:rFonts w:hint="eastAsia"/>
+        </w:rPr>
+        <w:t xml:space="preserve">3rd </w:t>
+      </w:r>
+      <w:r>
+        <w:rPr>
+          <w:rFonts w:hint="eastAsia"/>
+        </w:rPr>
+        <w:t>Random Array</w:t>
+      </w:r>
+      <w:r>
+        <w:t xml:space="preserve"> Part</w:t>
+      </w:r>
+      <w:r>
+        <w:rPr>
+          <w:rFonts w:hint="eastAsia"/>
+        </w:rPr>
+        <w:t>：</w:t>
+      </w:r>
+      <w:r>
+        <w:rPr>
+          <w:rFonts w:hint="eastAsia"/>
+        </w:rPr>
+        <w:t>Random Array</w:t>
+      </w:r>
+      <w:r>
+        <w:rPr>
+          <w:rFonts w:hint="eastAsia"/>
+        </w:rPr>
+        <w:t>第三部分在</w:t>
+      </w:r>
+      <w:r>
+        <w:rPr>
+          <w:rFonts w:hint="eastAsia"/>
+        </w:rPr>
+        <w:t>CipherText</w:t>
+      </w:r>
+      <w:r>
+        <w:rPr>
+          <w:rFonts w:hint="eastAsia"/>
+        </w:rPr>
+        <w:t>中的偏移量；</w:t>
+      </w:r>
+    </w:p>
+    <w:p>
+      <w:pPr>
         <w:ind w:left="777"/>
       </w:pPr>
       <w:r>
-        <w:tab/>
-      </w:r>
-      <w:r>
-        <w:tab/>
-      </w:r>
-      <w:r>
-        <w:tab/>
-      </w:r>
-      <w:r>
-        <w:tab/>
-      </w:r>
-      <w:r>
-        <w:tab/>
-      </w:r>
-      <w:r>
-        <w:tab/>
-      </w:r>
-      <w:r>
-        <w:tab/>
-      </w:r>
-      <w:r>
-        <w:tab/>
-      </w:r>
-      <w:r>
-        <w:tab/>
-      </w:r>
-      <w:r>
-        <w:tab/>
-        <w:t xml:space="preserve">   const char *</w:t>
-      </w:r>
-      <w:r>
-        <w:t>cluster</w:t>
-      </w:r>
-      <w:r>
-        <w:t>,</w:t>
-      </w:r>
-    </w:p>
-    <w:p>
-      <w:pPr>
-        <w:pStyle w:val="aa"/>
+        <w:t xml:space="preserve">3rd </w:t>
+      </w:r>
+      <w:r>
+        <w:rPr>
+          <w:rFonts w:hint="eastAsia"/>
+        </w:rPr>
+        <w:t>Random Array</w:t>
+      </w:r>
+      <w:r>
+        <w:t xml:space="preserve"> Part Length</w:t>
+      </w:r>
+      <w:r>
+        <w:rPr>
+          <w:rFonts w:hint="eastAsia"/>
+        </w:rPr>
+        <w:t>：</w:t>
+      </w:r>
+      <w:r>
+        <w:rPr>
+          <w:rFonts w:hint="eastAsia"/>
+        </w:rPr>
+        <w:t>Random Array</w:t>
+      </w:r>
+      <w:r>
+        <w:rPr>
+          <w:rFonts w:hint="eastAsia"/>
+        </w:rPr>
+        <w:t>第三部分的长度。</w:t>
+      </w:r>
+    </w:p>
+    <w:p>
+      <w:pPr>
         <w:ind w:left="777"/>
       </w:pPr>
-      <w:r>
-        <w:t xml:space="preserve">                                        const char *preference_instance,</w:t>
-      </w:r>
-    </w:p>
-    <w:p>
-      <w:pPr>
-        <w:pStyle w:val="aa"/>
+    </w:p>
+    <w:p>
+      <w:pPr>
         <w:ind w:left="777"/>
       </w:pPr>
       <w:r>
-        <w:t xml:space="preserve">                                        const char *preference_instance_mode,</w:t>
-      </w:r>
-    </w:p>
-    <w:p>
-      <w:pPr>
-        <w:pStyle w:val="aa"/>
-        <w:ind w:left="777"/>
-      </w:pPr>
-      <w:r>
-        <w:t xml:space="preserve">                                        int session_timeout,</w:t>
-      </w:r>
-    </w:p>
-    <w:p>
-      <w:pPr>
-        <w:pStyle w:val="aa"/>
-        <w:ind w:left="777" w:firstLineChars="0" w:firstLine="0"/>
-      </w:pPr>
-      <w:r>
-        <w:t xml:space="preserve">                                            const char *transaction )</w:t>
-      </w:r>
-      <w:r>
-        <w:rPr>
-          <w:rFonts w:hint="eastAsia"/>
-        </w:rPr>
-        <w:t>;</w:t>
-      </w:r>
-    </w:p>
-    <w:p>
-      <w:pPr>
-        <w:pStyle w:val="aa"/>
-        <w:ind w:left="777" w:firstLineChars="0" w:firstLine="0"/>
-      </w:pPr>
-    </w:p>
-    <w:p>
-      <w:pPr>
-        <w:pStyle w:val="aa"/>
-        <w:ind w:left="777" w:firstLineChars="0" w:firstLine="0"/>
-      </w:pPr>
-      <w:r>
-        <w:rPr>
-          <w:rFonts w:hint="eastAsia"/>
-        </w:rPr>
-        <w:t>增加</w:t>
-      </w:r>
-      <w:r>
-        <w:rPr>
-          <w:rFonts w:hint="eastAsia"/>
-        </w:rPr>
-        <w:t xml:space="preserve"> cipherFile</w:t>
-      </w:r>
-      <w:r>
-        <w:rPr>
-          <w:rFonts w:hint="eastAsia"/>
-        </w:rPr>
-        <w:t>、</w:t>
-      </w:r>
-      <w:r>
-        <w:t>cluster</w:t>
-      </w:r>
-      <w:r>
-        <w:rPr>
-          <w:rFonts w:hint="eastAsia"/>
-        </w:rPr>
-        <w:t>和</w:t>
-      </w:r>
-      <w:r>
-        <w:rPr>
-          <w:rFonts w:hint="eastAsia"/>
-        </w:rPr>
-        <w:t>token</w:t>
-      </w:r>
-      <w:r>
-        <w:rPr>
-          <w:rFonts w:hint="eastAsia"/>
-        </w:rPr>
-        <w:t>，用于传入加密文件需要的参数。</w:t>
-      </w:r>
-      <w:r>
-        <w:rPr>
-          <w:rFonts w:hint="eastAsia"/>
-        </w:rPr>
-        <w:t>在这个函数内调用</w:t>
-      </w:r>
-      <w:r>
-        <w:rPr>
-          <w:rFonts w:hint="eastAsia"/>
-        </w:rPr>
-        <w:t>C</w:t>
-      </w:r>
-      <w:r>
-        <w:rPr>
-          <w:rFonts w:hint="eastAsia"/>
-        </w:rPr>
-        <w:t>驱动的解密连接代码。</w:t>
-      </w:r>
-    </w:p>
-    <w:p>
-      <w:r>
-        <w:tab/>
-      </w:r>
-      <w:r>
-        <w:tab/>
-      </w:r>
-    </w:p>
-    <w:p>
-      <w:pPr>
-        <w:pStyle w:val="aa"/>
-        <w:numPr>
-          <w:ilvl w:val="0"/>
-          <w:numId w:val="5"/>
-        </w:numPr>
-        <w:ind w:firstLineChars="0"/>
-      </w:pPr>
-      <w:r>
-        <w:rPr>
-          <w:rFonts w:hint="eastAsia"/>
-        </w:rPr>
-        <w:t>C</w:t>
-      </w:r>
-      <w:r>
-        <w:t xml:space="preserve"> </w:t>
-      </w:r>
-      <w:r>
-        <w:rPr>
-          <w:rFonts w:hint="eastAsia"/>
-        </w:rPr>
-        <w:t>驱动修改：</w:t>
-      </w:r>
-    </w:p>
-    <w:p>
-      <w:r>
-        <w:tab/>
-      </w:r>
-      <w:r>
-        <w:tab/>
-      </w:r>
-      <w:r>
-        <w:tab/>
-      </w:r>
-    </w:p>
-    <w:tbl>
-      <w:tblPr>
-        <w:tblStyle w:val="a9"/>
-        <w:tblW w:w="0" w:type="auto"/>
-        <w:tblInd w:w="357" w:type="dxa"/>
-        <w:tblLook w:val="04A0" w:firstRow="1" w:lastRow="0" w:firstColumn="1" w:lastColumn="0" w:noHBand="0" w:noVBand="1"/>
-      </w:tblPr>
-      <w:tblGrid>
-        <w:gridCol w:w="504"/>
-        <w:gridCol w:w="4079"/>
-        <w:gridCol w:w="1968"/>
-        <w:gridCol w:w="1614"/>
-      </w:tblGrid>
-      <w:tr>
-        <w:tc>
-          <w:tcPr>
-            <w:tcW w:w="2840" w:type="dxa"/>
-          </w:tcPr>
-          <w:p>
-            <w:pPr>
-              <w:ind w:left="0"/>
-            </w:pPr>
-            <w:r>
-              <w:rPr>
-                <w:rFonts w:hint="eastAsia"/>
-              </w:rPr>
-              <w:t>修改类型</w:t>
-            </w:r>
-          </w:p>
-        </w:tc>
-        <w:tc>
-          <w:tcPr>
-            <w:tcW w:w="5584" w:type="dxa"/>
-          </w:tcPr>
-          <w:p>
-            <w:pPr>
-              <w:ind w:left="0"/>
-            </w:pPr>
-            <w:r>
-              <w:rPr>
-                <w:rFonts w:hint="eastAsia"/>
-              </w:rPr>
-              <w:t>修改名称</w:t>
-            </w:r>
-          </w:p>
-        </w:tc>
-        <w:tc>
-          <w:tcPr>
-            <w:tcW w:w="5812" w:type="dxa"/>
-          </w:tcPr>
-          <w:p>
-            <w:pPr>
-              <w:ind w:left="0"/>
-            </w:pPr>
-            <w:r>
-              <w:rPr>
-                <w:rFonts w:hint="eastAsia"/>
-              </w:rPr>
-              <w:t>修改内容</w:t>
-            </w:r>
-          </w:p>
-        </w:tc>
-        <w:tc>
-          <w:tcPr>
-            <w:tcW w:w="1417" w:type="dxa"/>
-          </w:tcPr>
-          <w:p>
-            <w:pPr>
-              <w:ind w:left="0"/>
-            </w:pPr>
-            <w:r>
-              <w:rPr>
-                <w:rFonts w:hint="eastAsia"/>
-              </w:rPr>
-              <w:t>修改位置</w:t>
-            </w:r>
-          </w:p>
-        </w:tc>
-      </w:tr>
-      <w:tr>
-        <w:tc>
-          <w:tcPr>
-            <w:tcW w:w="2840" w:type="dxa"/>
-          </w:tcPr>
-          <w:p>
-            <w:pPr>
-              <w:ind w:left="0"/>
-            </w:pPr>
-            <w:r>
-              <w:rPr>
-                <w:rFonts w:hint="eastAsia"/>
-              </w:rPr>
-              <w:t>增加宏</w:t>
-            </w:r>
-          </w:p>
-        </w:tc>
-        <w:tc>
-          <w:tcPr>
-            <w:tcW w:w="5584" w:type="dxa"/>
-          </w:tcPr>
-          <w:p>
-            <w:pPr>
-              <w:ind w:left="0"/>
-            </w:pPr>
-            <w:r>
-              <w:rPr>
-                <w:rFonts w:hint="eastAsia"/>
-              </w:rPr>
-              <w:t>SDB_CIPHER</w:t>
-            </w:r>
-          </w:p>
-        </w:tc>
-        <w:tc>
-          <w:tcPr>
-            <w:tcW w:w="5812" w:type="dxa"/>
-          </w:tcPr>
-          <w:p>
-            <w:pPr>
-              <w:ind w:left="0"/>
-            </w:pPr>
-            <w:r>
-              <w:rPr>
-                <w:rFonts w:hint="eastAsia"/>
-              </w:rPr>
-              <w:t>只有在编译定义了</w:t>
-            </w:r>
-            <w:r>
-              <w:rPr>
-                <w:rFonts w:hint="eastAsia"/>
-              </w:rPr>
-              <w:t>SDB_CIPHER</w:t>
-            </w:r>
-            <w:r>
-              <w:rPr>
-                <w:rFonts w:hint="eastAsia"/>
-              </w:rPr>
-              <w:t>时才在驱动中加入加解密代码。下列驱动修改都包裹在</w:t>
-            </w:r>
-            <w:r>
-              <w:rPr>
-                <w:rFonts w:hint="eastAsia"/>
-              </w:rPr>
-              <w:t>SDB_CIPHER</w:t>
-            </w:r>
-            <w:r>
-              <w:rPr>
-                <w:rFonts w:hint="eastAsia"/>
-              </w:rPr>
-              <w:t>中。</w:t>
-            </w:r>
-          </w:p>
-        </w:tc>
-        <w:tc>
-          <w:tcPr>
-            <w:tcW w:w="1417" w:type="dxa"/>
-          </w:tcPr>
-          <w:p>
-            <w:pPr>
-              <w:ind w:left="0"/>
-            </w:pPr>
-            <w:r>
-              <w:rPr>
-                <w:rFonts w:hint="eastAsia"/>
-              </w:rPr>
-              <w:t>client.h</w:t>
-            </w:r>
-          </w:p>
-        </w:tc>
-      </w:tr>
-      <w:tr>
-        <w:tc>
-          <w:tcPr>
-            <w:tcW w:w="2840" w:type="dxa"/>
-          </w:tcPr>
-          <w:p>
-            <w:pPr>
-              <w:ind w:left="0"/>
-            </w:pPr>
-            <w:r>
-              <w:rPr>
-                <w:rFonts w:hint="eastAsia"/>
-              </w:rPr>
-              <w:t>增加函数</w:t>
-            </w:r>
-          </w:p>
-        </w:tc>
-        <w:tc>
-          <w:tcPr>
-            <w:tcW w:w="5584" w:type="dxa"/>
-          </w:tcPr>
-          <w:p>
-            <w:pPr>
-              <w:ind w:left="0"/>
-            </w:pPr>
-            <w:r>
-              <w:t>INT32 S</w:t>
-            </w:r>
-            <w:r>
-              <w:rPr>
-                <w:rFonts w:hint="eastAsia"/>
-              </w:rPr>
-              <w:t>db</w:t>
-            </w:r>
-            <w:r>
-              <w:t>Set</w:t>
-            </w:r>
-            <w:r>
-              <w:t>CipherFile(const CHAR *path)</w:t>
-            </w:r>
-          </w:p>
-        </w:tc>
-        <w:tc>
-          <w:tcPr>
-            <w:tcW w:w="5812" w:type="dxa"/>
-          </w:tcPr>
-          <w:p>
-            <w:pPr>
-              <w:ind w:left="0"/>
-            </w:pPr>
-            <w:r>
-              <w:rPr>
-                <w:rFonts w:hint="eastAsia"/>
-              </w:rPr>
-              <w:t>调用</w:t>
-            </w:r>
-            <w:r>
-              <w:t>S</w:t>
-            </w:r>
-            <w:r>
-              <w:rPr>
-                <w:rFonts w:hint="eastAsia"/>
-              </w:rPr>
-              <w:t>db</w:t>
-            </w:r>
-            <w:r>
-              <w:t>Set</w:t>
-            </w:r>
-            <w:r>
-              <w:t>CipherFile()</w:t>
-            </w:r>
-            <w:r>
-              <w:rPr>
-                <w:rFonts w:hint="eastAsia"/>
-              </w:rPr>
-              <w:t>设置加密文件，保存在下面的静态变量中</w:t>
-            </w:r>
-          </w:p>
-        </w:tc>
-        <w:tc>
-          <w:tcPr>
-            <w:tcW w:w="1417" w:type="dxa"/>
-          </w:tcPr>
-          <w:p>
-            <w:pPr>
-              <w:ind w:left="0"/>
-            </w:pPr>
-            <w:r>
-              <w:rPr>
-                <w:rFonts w:hint="eastAsia"/>
-              </w:rPr>
-              <w:t>client.h</w:t>
-            </w:r>
-          </w:p>
-        </w:tc>
-      </w:tr>
-      <w:tr>
-        <w:tc>
-          <w:tcPr>
-            <w:tcW w:w="2840" w:type="dxa"/>
-          </w:tcPr>
-          <w:p>
-            <w:pPr>
-              <w:ind w:left="0"/>
-            </w:pPr>
-            <w:r>
-              <w:rPr>
-                <w:rFonts w:hint="eastAsia"/>
-              </w:rPr>
-              <w:t>增加局部静态</w:t>
-            </w:r>
-            <w:r>
-              <w:rPr>
-                <w:rFonts w:hint="eastAsia"/>
-              </w:rPr>
-              <w:lastRenderedPageBreak/>
-              <w:t>变量</w:t>
-            </w:r>
-          </w:p>
-        </w:tc>
-        <w:tc>
-          <w:tcPr>
-            <w:tcW w:w="5584" w:type="dxa"/>
-          </w:tcPr>
-          <w:p>
-            <w:pPr>
-              <w:ind w:left="0"/>
-            </w:pPr>
-            <w:r>
-              <w:rPr>
-                <w:rFonts w:hint="eastAsia"/>
-              </w:rPr>
-              <w:lastRenderedPageBreak/>
-              <w:t>static CHAR</w:t>
-            </w:r>
-            <w:r>
-              <w:t xml:space="preserve"> cipherFilePath</w:t>
-            </w:r>
-            <w:r>
-              <w:rPr>
-                <w:rFonts w:hint="eastAsia"/>
-              </w:rPr>
-              <w:t>[</w:t>
-            </w:r>
-            <w:r>
-              <w:t>MAX_CIPHERFILE_PATH_SIZE</w:t>
-            </w:r>
-            <w:r>
-              <w:rPr>
-                <w:rFonts w:hint="eastAsia"/>
-              </w:rPr>
-              <w:t>]</w:t>
-            </w:r>
-          </w:p>
-        </w:tc>
-        <w:tc>
-          <w:tcPr>
-            <w:tcW w:w="5812" w:type="dxa"/>
-          </w:tcPr>
-          <w:p>
-            <w:pPr>
-              <w:ind w:left="0"/>
-            </w:pPr>
-            <w:r>
-              <w:rPr>
-                <w:rFonts w:hint="eastAsia"/>
-              </w:rPr>
-              <w:t>存储加密文件路径</w:t>
-            </w:r>
-          </w:p>
-        </w:tc>
-        <w:tc>
-          <w:tcPr>
-            <w:tcW w:w="1417" w:type="dxa"/>
-          </w:tcPr>
-          <w:p>
-            <w:pPr>
-              <w:ind w:left="0"/>
-            </w:pPr>
-            <w:r>
-              <w:rPr>
-                <w:rFonts w:hint="eastAsia"/>
-              </w:rPr>
-              <w:t>client.c</w:t>
-            </w:r>
-          </w:p>
-        </w:tc>
-      </w:tr>
-      <w:tr>
-        <w:tc>
-          <w:tcPr>
-            <w:tcW w:w="2840" w:type="dxa"/>
-          </w:tcPr>
-          <w:p>
-            <w:pPr>
-              <w:ind w:left="0"/>
-            </w:pPr>
-            <w:r>
-              <w:rPr>
-                <w:rFonts w:hint="eastAsia"/>
-              </w:rPr>
-              <w:lastRenderedPageBreak/>
-              <w:t>增加宏</w:t>
-            </w:r>
-          </w:p>
-        </w:tc>
-        <w:tc>
-          <w:tcPr>
-            <w:tcW w:w="5584" w:type="dxa"/>
-          </w:tcPr>
-          <w:p>
-            <w:pPr>
-              <w:ind w:left="0"/>
-            </w:pPr>
-            <w:r>
-              <w:rPr>
-                <w:rFonts w:hint="eastAsia"/>
-              </w:rPr>
-              <w:t xml:space="preserve">#define </w:t>
-            </w:r>
-            <w:r>
-              <w:t xml:space="preserve">CLIENT_MAX_ </w:t>
-            </w:r>
-            <w:r>
-              <w:t>CIPHERFILE_PATH 255</w:t>
-            </w:r>
-          </w:p>
-        </w:tc>
-        <w:tc>
-          <w:tcPr>
-            <w:tcW w:w="5812" w:type="dxa"/>
-          </w:tcPr>
-          <w:p>
-            <w:pPr>
-              <w:ind w:left="0"/>
-            </w:pPr>
-            <w:r>
-              <w:rPr>
-                <w:rFonts w:hint="eastAsia"/>
-              </w:rPr>
-              <w:t>控制加密文件路径长度</w:t>
-            </w:r>
-          </w:p>
-        </w:tc>
-        <w:tc>
-          <w:tcPr>
-            <w:tcW w:w="1417" w:type="dxa"/>
-          </w:tcPr>
-          <w:p>
-            <w:pPr>
-              <w:ind w:left="0"/>
-            </w:pPr>
-            <w:r>
-              <w:rPr>
-                <w:rFonts w:hint="eastAsia"/>
-              </w:rPr>
-              <w:t>client_internal.h</w:t>
-            </w:r>
-          </w:p>
-        </w:tc>
-      </w:tr>
-      <w:tr>
-        <w:tc>
-          <w:tcPr>
-            <w:tcW w:w="2840" w:type="dxa"/>
-          </w:tcPr>
-          <w:p>
-            <w:pPr>
-              <w:ind w:left="0"/>
-            </w:pPr>
-            <w:r>
-              <w:rPr>
-                <w:rFonts w:hint="eastAsia"/>
-              </w:rPr>
-              <w:t>增加</w:t>
-            </w:r>
-            <w:r>
-              <w:rPr>
-                <w:rFonts w:hint="eastAsia"/>
-              </w:rPr>
-              <w:t>函数</w:t>
-            </w:r>
-          </w:p>
-        </w:tc>
-        <w:tc>
-          <w:tcPr>
-            <w:tcW w:w="5584" w:type="dxa"/>
-          </w:tcPr>
-          <w:p>
-            <w:pPr>
-              <w:ind w:left="0"/>
-            </w:pPr>
-            <w:r>
-              <w:t>SDB_EXPORT INT32 sdbConnectByCipherFile ( const CHAR **pConnAddrs, INT32 arrSize, const CHAR *pUsrName, const CHAR *pToken, const CHAR *p</w:t>
-            </w:r>
-            <w:r>
-              <w:t>Cluster</w:t>
-            </w:r>
-            <w:r>
-              <w:t>, sdbConnectionHandle *handle )</w:t>
-            </w:r>
-          </w:p>
-        </w:tc>
-        <w:tc>
-          <w:tcPr>
-            <w:tcW w:w="5812" w:type="dxa"/>
-          </w:tcPr>
-          <w:p>
-            <w:pPr>
-              <w:ind w:left="0"/>
-            </w:pPr>
-            <w:r>
-              <w:rPr>
-                <w:rFonts w:hint="eastAsia"/>
-              </w:rPr>
-              <w:t>在该函数中，使用通过</w:t>
-            </w:r>
-            <w:r>
-              <w:t>S</w:t>
-            </w:r>
-            <w:r>
-              <w:rPr>
-                <w:rFonts w:hint="eastAsia"/>
-              </w:rPr>
-              <w:t>db</w:t>
-            </w:r>
-            <w:r>
-              <w:t>UseCipherFile()</w:t>
-            </w:r>
-            <w:r>
-              <w:rPr>
-                <w:rFonts w:hint="eastAsia"/>
-              </w:rPr>
-              <w:t>设置的加密文件</w:t>
-            </w:r>
-            <w:r>
-              <w:rPr>
-                <w:rFonts w:hint="eastAsia"/>
-              </w:rPr>
-              <w:t>、</w:t>
-            </w:r>
-            <w:r>
-              <w:t>cluster</w:t>
-            </w:r>
-            <w:r>
-              <w:rPr>
-                <w:rFonts w:hint="eastAsia"/>
-              </w:rPr>
-              <w:t>和</w:t>
-            </w:r>
-            <w:r>
-              <w:rPr>
-                <w:rFonts w:hint="eastAsia"/>
-              </w:rPr>
-              <w:t>token</w:t>
-            </w:r>
-            <w:r>
-              <w:rPr>
-                <w:rFonts w:hint="eastAsia"/>
-              </w:rPr>
-              <w:t>，调用下面</w:t>
-            </w:r>
-            <w:r>
-              <w:rPr>
-                <w:rFonts w:hint="eastAsia"/>
-              </w:rPr>
-              <w:t>C</w:t>
-            </w:r>
-            <w:r>
-              <w:rPr>
-                <w:rFonts w:hint="eastAsia"/>
-              </w:rPr>
-              <w:t>解密库解密用户密码。</w:t>
-            </w:r>
-          </w:p>
-        </w:tc>
-        <w:tc>
-          <w:tcPr>
-            <w:tcW w:w="1417" w:type="dxa"/>
-          </w:tcPr>
-          <w:p>
-            <w:pPr>
-              <w:ind w:left="0"/>
-            </w:pPr>
-            <w:r>
-              <w:rPr>
-                <w:rFonts w:hint="eastAsia"/>
-              </w:rPr>
-              <w:t>client.h</w:t>
-            </w:r>
-          </w:p>
-        </w:tc>
-      </w:tr>
-    </w:tbl>
-    <w:p/>
-    <w:p>
-      <w:r>
-        <w:t xml:space="preserve">Postgres fdw </w:t>
-      </w:r>
-      <w:r>
-        <w:rPr>
-          <w:rFonts w:hint="eastAsia"/>
-        </w:rPr>
-        <w:t>在调用</w:t>
-      </w:r>
-      <w:r>
-        <w:t xml:space="preserve">sdbConnectByCipherFile </w:t>
-      </w:r>
-      <w:r>
-        <w:rPr>
-          <w:rFonts w:hint="eastAsia"/>
-        </w:rPr>
-        <w:t>()</w:t>
-      </w:r>
-      <w:r>
-        <w:rPr>
-          <w:rFonts w:hint="eastAsia"/>
-        </w:rPr>
-        <w:t>前，调用</w:t>
-      </w:r>
-      <w:r>
-        <w:t>S</w:t>
-      </w:r>
-      <w:r>
-        <w:rPr>
-          <w:rFonts w:hint="eastAsia"/>
-        </w:rPr>
-        <w:t>db</w:t>
-      </w:r>
-      <w:r>
-        <w:rPr>
-          <w:rFonts w:hint="eastAsia"/>
-        </w:rPr>
-        <w:t>Set</w:t>
-      </w:r>
-      <w:r>
-        <w:t>CipherFile()</w:t>
-      </w:r>
-      <w:r>
-        <w:rPr>
-          <w:rFonts w:hint="eastAsia"/>
-        </w:rPr>
-        <w:t>设置加密文件，</w:t>
-      </w:r>
-      <w:r>
-        <w:rPr>
-          <w:rFonts w:hint="eastAsia"/>
-        </w:rPr>
-        <w:t>若未设置则使用默认的</w:t>
-      </w:r>
-      <w:r>
-        <w:rPr>
-          <w:rFonts w:hint="eastAsia"/>
-        </w:rPr>
-        <w:t>./</w:t>
-      </w:r>
-      <w:r>
-        <w:t>passwd</w:t>
-      </w:r>
-      <w:r>
-        <w:rPr>
-          <w:rFonts w:hint="eastAsia"/>
-        </w:rPr>
-        <w:t>文件。</w:t>
-      </w:r>
-    </w:p>
-    <w:p>
-      <w:r>
-        <w:tab/>
-      </w:r>
-    </w:p>
-    <w:p>
-      <w:pPr>
-        <w:pStyle w:val="aa"/>
-        <w:numPr>
-          <w:ilvl w:val="0"/>
-          <w:numId w:val="5"/>
-        </w:numPr>
-        <w:ind w:firstLineChars="0"/>
-      </w:pPr>
-      <w:r>
-        <w:rPr>
-          <w:rFonts w:hint="eastAsia"/>
-        </w:rPr>
-        <w:t>用于</w:t>
-      </w:r>
-      <w:r>
-        <w:rPr>
-          <w:rFonts w:hint="eastAsia"/>
-        </w:rPr>
-        <w:t>C</w:t>
-      </w:r>
-      <w:r>
-        <w:rPr>
-          <w:rFonts w:hint="eastAsia"/>
-        </w:rPr>
-        <w:t>驱动的</w:t>
-      </w:r>
-      <w:r>
-        <w:rPr>
-          <w:rFonts w:hint="eastAsia"/>
-        </w:rPr>
-        <w:t>解密</w:t>
-      </w:r>
-      <w:r>
-        <w:rPr>
-          <w:rFonts w:hint="eastAsia"/>
-        </w:rPr>
-        <w:t>库：</w:t>
-      </w:r>
-    </w:p>
-    <w:p>
-      <w:pPr>
-        <w:pStyle w:val="aa"/>
-        <w:ind w:left="777" w:firstLineChars="0" w:firstLine="0"/>
-      </w:pPr>
-      <w:r>
-        <w:rPr>
-          <w:rFonts w:hint="eastAsia"/>
-        </w:rPr>
-        <w:t xml:space="preserve">Postgresql </w:t>
-      </w:r>
-      <w:r>
-        <w:rPr>
-          <w:rFonts w:hint="eastAsia"/>
-        </w:rPr>
-        <w:t>实现</w:t>
-      </w:r>
-      <w:r>
-        <w:rPr>
-          <w:rFonts w:hint="eastAsia"/>
-        </w:rPr>
-        <w:t>加密密码的方式是，</w:t>
-      </w:r>
-      <w:r>
-        <w:rPr>
-          <w:rFonts w:hint="eastAsia"/>
-        </w:rPr>
-        <w:t>fdw</w:t>
-      </w:r>
-      <w:r>
-        <w:rPr>
-          <w:rFonts w:hint="eastAsia"/>
-        </w:rPr>
-        <w:t>调用驱动</w:t>
-      </w:r>
-      <w:r>
-        <w:rPr>
-          <w:rFonts w:hint="eastAsia"/>
-        </w:rPr>
-        <w:t xml:space="preserve"> sdbConnect()</w:t>
-      </w:r>
-      <w:r>
-        <w:rPr>
-          <w:rFonts w:hint="eastAsia"/>
-        </w:rPr>
-        <w:t>时：</w:t>
-      </w:r>
-    </w:p>
-    <w:p>
-      <w:pPr>
-        <w:pStyle w:val="aa"/>
-        <w:numPr>
-          <w:ilvl w:val="0"/>
-          <w:numId w:val="7"/>
-        </w:numPr>
-        <w:ind w:firstLineChars="0"/>
-      </w:pPr>
-      <w:r>
-        <w:rPr>
-          <w:rFonts w:hint="eastAsia"/>
-        </w:rPr>
-        <w:t>若提供</w:t>
-      </w:r>
-      <w:r>
-        <w:rPr>
-          <w:rFonts w:hint="eastAsia"/>
-        </w:rPr>
-        <w:t xml:space="preserve"> user</w:t>
-      </w:r>
-      <w:r>
-        <w:rPr>
-          <w:rFonts w:hint="eastAsia"/>
-        </w:rPr>
-        <w:t>和</w:t>
-      </w:r>
-      <w:r>
-        <w:rPr>
-          <w:rFonts w:hint="eastAsia"/>
-        </w:rPr>
-        <w:t xml:space="preserve"> password </w:t>
-      </w:r>
-      <w:r>
-        <w:rPr>
-          <w:rFonts w:hint="eastAsia"/>
-        </w:rPr>
-        <w:t>两者，这是已有的传统连接方式；</w:t>
-      </w:r>
-    </w:p>
-    <w:p>
-      <w:pPr>
-        <w:pStyle w:val="aa"/>
-        <w:numPr>
-          <w:ilvl w:val="0"/>
-          <w:numId w:val="7"/>
-        </w:numPr>
-        <w:ind w:firstLineChars="0"/>
-      </w:pPr>
-      <w:r>
-        <w:rPr>
-          <w:rFonts w:hint="eastAsia"/>
-        </w:rPr>
-        <w:t>若仅提供</w:t>
-      </w:r>
-      <w:r>
-        <w:rPr>
-          <w:rFonts w:hint="eastAsia"/>
-        </w:rPr>
-        <w:t>user</w:t>
-      </w:r>
-      <w:r>
-        <w:rPr>
-          <w:rFonts w:hint="eastAsia"/>
-        </w:rPr>
-        <w:t>、</w:t>
-      </w:r>
-      <w:r>
-        <w:t>cluster</w:t>
-      </w:r>
-      <w:r>
-        <w:rPr>
-          <w:rFonts w:hint="eastAsia"/>
-        </w:rPr>
-        <w:t>和</w:t>
-      </w:r>
-      <w:r>
-        <w:rPr>
-          <w:rFonts w:hint="eastAsia"/>
-        </w:rPr>
-        <w:t>token</w:t>
-      </w:r>
-      <w:r>
-        <w:rPr>
-          <w:rFonts w:hint="eastAsia"/>
-        </w:rPr>
-        <w:t>，则以</w:t>
-      </w:r>
-      <w:r>
-        <w:t xml:space="preserve">”./passwd” </w:t>
-      </w:r>
-      <w:r>
-        <w:rPr>
-          <w:rFonts w:hint="eastAsia"/>
-        </w:rPr>
-        <w:t>为默认加密文件路径，查找用户加密密码并解密得到</w:t>
-      </w:r>
-      <w:r>
-        <w:rPr>
-          <w:rFonts w:hint="eastAsia"/>
-        </w:rPr>
-        <w:t xml:space="preserve"> pa</w:t>
-      </w:r>
-      <w:r>
-        <w:t>ssword</w:t>
-      </w:r>
-      <w:r>
-        <w:rPr>
-          <w:rFonts w:hint="eastAsia"/>
-        </w:rPr>
-        <w:t>，进入</w:t>
-      </w:r>
-      <w:r>
-        <w:rPr>
-          <w:rFonts w:hint="eastAsia"/>
-        </w:rPr>
-        <w:t>1</w:t>
-      </w:r>
-      <w:r>
-        <w:rPr>
-          <w:rFonts w:hint="eastAsia"/>
-        </w:rPr>
-        <w:t>的传统方式</w:t>
-      </w:r>
-      <w:r>
-        <w:rPr>
-          <w:rFonts w:hint="eastAsia"/>
-        </w:rPr>
-        <w:t>；</w:t>
-      </w:r>
-    </w:p>
-    <w:p>
-      <w:pPr>
-        <w:pStyle w:val="aa"/>
-        <w:numPr>
-          <w:ilvl w:val="0"/>
-          <w:numId w:val="7"/>
-        </w:numPr>
-        <w:ind w:firstLineChars="0"/>
-      </w:pPr>
-      <w:r>
-        <w:rPr>
-          <w:rFonts w:hint="eastAsia"/>
-        </w:rPr>
-        <w:t>若提供</w:t>
-      </w:r>
-      <w:r>
-        <w:rPr>
-          <w:rFonts w:hint="eastAsia"/>
-        </w:rPr>
-        <w:t xml:space="preserve"> user</w:t>
-      </w:r>
-      <w:r>
-        <w:rPr>
-          <w:rFonts w:hint="eastAsia"/>
-        </w:rPr>
-        <w:t>、</w:t>
-      </w:r>
-      <w:r>
-        <w:t>cluster</w:t>
-      </w:r>
-      <w:r>
-        <w:rPr>
-          <w:rFonts w:hint="eastAsia"/>
-        </w:rPr>
-        <w:t>、</w:t>
-      </w:r>
-      <w:r>
-        <w:rPr>
-          <w:rFonts w:hint="eastAsia"/>
-        </w:rPr>
-        <w:t>token</w:t>
-      </w:r>
-      <w:r>
-        <w:rPr>
-          <w:rFonts w:hint="eastAsia"/>
-        </w:rPr>
-        <w:t>和</w:t>
-      </w:r>
-      <w:r>
-        <w:rPr>
-          <w:rFonts w:hint="eastAsia"/>
-        </w:rPr>
-        <w:t xml:space="preserve"> cipherFile</w:t>
-      </w:r>
-      <w:r>
-        <w:rPr>
-          <w:rFonts w:hint="eastAsia"/>
-        </w:rPr>
-        <w:t>，则以</w:t>
-      </w:r>
-      <w:r>
-        <w:t xml:space="preserve"> cipherFile</w:t>
-      </w:r>
-      <w:r>
-        <w:rPr>
-          <w:rFonts w:hint="eastAsia"/>
-        </w:rPr>
-        <w:t>为加密文件路径，查找用户加密密码并解密得到</w:t>
-      </w:r>
-      <w:r>
-        <w:rPr>
-          <w:rFonts w:hint="eastAsia"/>
-        </w:rPr>
-        <w:t xml:space="preserve"> pa</w:t>
-      </w:r>
-      <w:r>
-        <w:t>ssword</w:t>
-      </w:r>
-      <w:r>
-        <w:rPr>
-          <w:rFonts w:hint="eastAsia"/>
-        </w:rPr>
-        <w:t>，进入</w:t>
-      </w:r>
-      <w:r>
-        <w:rPr>
-          <w:rFonts w:hint="eastAsia"/>
-        </w:rPr>
-        <w:t>1</w:t>
-      </w:r>
-      <w:r>
-        <w:rPr>
-          <w:rFonts w:hint="eastAsia"/>
-        </w:rPr>
-        <w:t>的传统方式。</w:t>
-      </w:r>
-    </w:p>
-    <w:p>
-      <w:pPr>
-        <w:ind w:left="777"/>
-      </w:pPr>
-    </w:p>
-    <w:p>
-      <w:pPr>
-        <w:ind w:left="777"/>
-      </w:pPr>
-      <w:r>
-        <w:rPr>
-          <w:rFonts w:hint="eastAsia"/>
-        </w:rPr>
-        <w:t>基于上述需求，添加以下</w:t>
-      </w:r>
-      <w:r>
-        <w:rPr>
-          <w:rFonts w:hint="eastAsia"/>
-        </w:rPr>
-        <w:t>C</w:t>
-      </w:r>
-      <w:r>
-        <w:rPr>
-          <w:rFonts w:hint="eastAsia"/>
-        </w:rPr>
-        <w:t>函数：</w:t>
-      </w:r>
-    </w:p>
-    <w:tbl>
-      <w:tblPr>
-        <w:tblStyle w:val="a9"/>
-        <w:tblW w:w="0" w:type="auto"/>
-        <w:tblInd w:w="777" w:type="dxa"/>
-        <w:tblLook w:val="04A0" w:firstRow="1" w:lastRow="0" w:firstColumn="1" w:lastColumn="0" w:noHBand="0" w:noVBand="1"/>
-      </w:tblPr>
-      <w:tblGrid>
-        <w:gridCol w:w="6260"/>
-        <w:gridCol w:w="1485"/>
-      </w:tblGrid>
-      <w:tr>
-        <w:tc>
-          <w:tcPr>
-            <w:tcW w:w="8429" w:type="dxa"/>
-          </w:tcPr>
-          <w:p>
-            <w:pPr>
-              <w:pStyle w:val="aa"/>
-              <w:ind w:left="0" w:firstLineChars="0" w:firstLine="0"/>
-            </w:pPr>
-            <w:r>
-              <w:rPr>
-                <w:rFonts w:hint="eastAsia"/>
-              </w:rPr>
-              <w:t>INT</w:t>
-            </w:r>
-            <w:r>
-              <w:t xml:space="preserve">32 </w:t>
-            </w:r>
-            <w:commentRangeStart w:id="1"/>
-            <w:r>
-              <w:t>decryptUserCipher</w:t>
-            </w:r>
-            <w:commentRangeEnd w:id="1"/>
-            <w:r>
-              <w:rPr>
-                <w:rStyle w:val="af"/>
-              </w:rPr>
-              <w:commentReference w:id="1"/>
-            </w:r>
-            <w:r>
-              <w:t>(</w:t>
-            </w:r>
-            <w:r>
-              <w:rPr>
-                <w:rFonts w:hint="eastAsia"/>
-              </w:rPr>
-              <w:t xml:space="preserve">const CHAR* </w:t>
-            </w:r>
-            <w:r>
-              <w:t>p</w:t>
-            </w:r>
-            <w:r>
-              <w:rPr>
-                <w:rFonts w:hint="eastAsia"/>
-              </w:rPr>
-              <w:t>User</w:t>
-            </w:r>
-            <w:r>
-              <w:t>name</w:t>
-            </w:r>
-            <w:r>
-              <w:rPr>
-                <w:rFonts w:hint="eastAsia"/>
-              </w:rPr>
-              <w:t>,</w:t>
-            </w:r>
-            <w:r>
-              <w:t xml:space="preserve"> const CHAR *p</w:t>
-            </w:r>
-            <w:r>
-              <w:t>C</w:t>
-            </w:r>
-            <w:r>
-              <w:t>luster</w:t>
-            </w:r>
-            <w:r>
-              <w:t xml:space="preserve">, </w:t>
-            </w:r>
-            <w:r>
-              <w:rPr>
-                <w:rFonts w:hint="eastAsia"/>
-              </w:rPr>
-              <w:t xml:space="preserve">const CHAR *pToken, </w:t>
-            </w:r>
-            <w:r>
-              <w:t xml:space="preserve">const CHAR *pPath, </w:t>
-            </w:r>
-            <w:r>
-              <w:rPr>
-                <w:rFonts w:hint="eastAsia"/>
-              </w:rPr>
-              <w:t>CHAR *pOut, INT32 size</w:t>
-            </w:r>
-            <w:r>
-              <w:t>)</w:t>
-            </w:r>
-          </w:p>
-        </w:tc>
-        <w:tc>
-          <w:tcPr>
-            <w:tcW w:w="2126" w:type="dxa"/>
-          </w:tcPr>
-          <w:p>
-            <w:pPr>
-              <w:pStyle w:val="aa"/>
-              <w:ind w:left="0" w:firstLineChars="0" w:firstLine="0"/>
-            </w:pPr>
-            <w:r>
-              <w:rPr>
-                <w:rFonts w:hint="eastAsia"/>
-              </w:rPr>
-              <w:t>在加密文件中寻找对应用户密文并解密</w:t>
-            </w:r>
-          </w:p>
-        </w:tc>
-      </w:tr>
-    </w:tbl>
-    <w:p>
-      <w:pPr>
-        <w:pStyle w:val="aa"/>
-        <w:ind w:left="777" w:firstLineChars="0" w:firstLine="0"/>
-      </w:pPr>
-    </w:p>
-    <w:p>
-      <w:pPr>
-        <w:pStyle w:val="aa"/>
-        <w:ind w:left="777" w:firstLineChars="0" w:firstLine="0"/>
-      </w:pPr>
-      <w:r>
-        <w:rPr>
-          <w:rFonts w:hint="eastAsia"/>
-        </w:rPr>
-        <w:t>定义在</w:t>
-      </w:r>
-      <w:r>
-        <w:rPr>
-          <w:rFonts w:hint="eastAsia"/>
-        </w:rPr>
-        <w:t>client/cipher.h</w:t>
-      </w:r>
-      <w:r>
-        <w:rPr>
-          <w:rFonts w:hint="eastAsia"/>
-        </w:rPr>
-        <w:t>中，该头文件只有在编译定义了</w:t>
-      </w:r>
-      <w:r>
-        <w:rPr>
-          <w:rFonts w:hint="eastAsia"/>
-        </w:rPr>
-        <w:t>SDB_CIPHER</w:t>
-      </w:r>
-      <w:r>
-        <w:rPr>
-          <w:rFonts w:hint="eastAsia"/>
-        </w:rPr>
-        <w:t>时才引用。</w:t>
-      </w:r>
-    </w:p>
-    <w:p>
-      <w:pPr>
-        <w:pStyle w:val="aa"/>
-        <w:ind w:left="777" w:firstLineChars="0" w:firstLine="0"/>
-      </w:pPr>
-      <w:r>
-        <w:rPr>
-          <w:rFonts w:hint="eastAsia"/>
-        </w:rPr>
-        <w:t>目前只有</w:t>
-      </w:r>
-      <w:r>
-        <w:rPr>
-          <w:rFonts w:hint="eastAsia"/>
-        </w:rPr>
-        <w:t>PostgreSQL</w:t>
-      </w:r>
-      <w:r>
-        <w:rPr>
-          <w:rFonts w:hint="eastAsia"/>
-        </w:rPr>
-        <w:t>连接器会定义</w:t>
-      </w:r>
-      <w:r>
-        <w:rPr>
-          <w:rFonts w:hint="eastAsia"/>
-        </w:rPr>
-        <w:t>SDB</w:t>
-      </w:r>
-      <w:r>
-        <w:t>_CIPHER</w:t>
-      </w:r>
-      <w:r>
-        <w:rPr>
-          <w:rFonts w:hint="eastAsia"/>
-        </w:rPr>
-        <w:t>，且编译时</w:t>
-      </w:r>
-      <w:commentRangeStart w:id="2"/>
-      <w:r>
-        <w:rPr>
-          <w:rFonts w:hint="eastAsia"/>
-        </w:rPr>
-        <w:t>调用系统</w:t>
-      </w:r>
-      <w:r>
-        <w:rPr>
-          <w:rFonts w:hint="eastAsia"/>
-        </w:rPr>
-        <w:t>openssl</w:t>
-      </w:r>
-      <w:r>
-        <w:rPr>
-          <w:rFonts w:hint="eastAsia"/>
-        </w:rPr>
-        <w:t>库</w:t>
-      </w:r>
-      <w:commentRangeEnd w:id="2"/>
-      <w:r>
-        <w:rPr>
-          <w:rStyle w:val="af"/>
-        </w:rPr>
-        <w:commentReference w:id="2"/>
-      </w:r>
-      <w:r>
-        <w:rPr>
-          <w:rFonts w:hint="eastAsia"/>
-        </w:rPr>
-        <w:t>而不是</w:t>
-      </w:r>
-      <w:r>
-        <w:rPr>
-          <w:rFonts w:hint="eastAsia"/>
-        </w:rPr>
-        <w:t>SequoiaDB</w:t>
-      </w:r>
-      <w:r>
-        <w:rPr>
-          <w:rFonts w:hint="eastAsia"/>
-        </w:rPr>
-        <w:t>自带第三方库。</w:t>
-      </w:r>
-    </w:p>
-    <w:p>
-      <w:r>
-        <w:rPr>
-          <w:rFonts w:hint="eastAsia"/>
-        </w:rPr>
-        <w:tab/>
-      </w:r>
-      <w:r>
-        <w:tab/>
-      </w:r>
-    </w:p>
-    <w:p>
-      <w:pPr>
-        <w:pStyle w:val="aa"/>
-        <w:numPr>
-          <w:ilvl w:val="0"/>
-          <w:numId w:val="5"/>
-        </w:numPr>
-        <w:ind w:firstLineChars="0"/>
-      </w:pPr>
-      <w:r>
-        <w:rPr>
-          <w:rFonts w:hint="eastAsia"/>
-        </w:rPr>
-        <w:t>对</w:t>
-      </w:r>
-      <w:r>
-        <w:rPr>
-          <w:rFonts w:hint="eastAsia"/>
-        </w:rPr>
-        <w:t xml:space="preserve"> line</w:t>
-      </w:r>
-      <w:r>
-        <w:t xml:space="preserve">noise </w:t>
-      </w:r>
-      <w:r>
-        <w:rPr>
-          <w:rFonts w:hint="eastAsia"/>
-        </w:rPr>
-        <w:t>库增加回显开关的控制，当关闭时不打印：</w:t>
-      </w:r>
-    </w:p>
-    <w:p>
-      <w:pPr>
-        <w:pStyle w:val="aa"/>
-        <w:ind w:left="777" w:firstLineChars="0" w:firstLine="0"/>
-      </w:pPr>
-      <w:r>
-        <w:rPr>
-          <w:rFonts w:hint="eastAsia"/>
-        </w:rPr>
-        <w:t>增加静态变量</w:t>
-      </w:r>
-      <w:r>
-        <w:t>S</w:t>
-      </w:r>
-      <w:r>
-        <w:rPr>
-          <w:rFonts w:hint="eastAsia"/>
-        </w:rPr>
-        <w:t xml:space="preserve">tatic </w:t>
-      </w:r>
-      <w:r>
-        <w:rPr>
-          <w:rFonts w:hint="eastAsia"/>
-        </w:rPr>
-        <w:t>int</w:t>
-      </w:r>
-      <w:r>
-        <w:t xml:space="preserve"> </w:t>
-      </w:r>
-      <w:r>
-        <w:rPr>
-          <w:rFonts w:hint="eastAsia"/>
-        </w:rPr>
-        <w:t>E</w:t>
-      </w:r>
-      <w:r>
-        <w:t>choChar = -1</w:t>
-      </w:r>
-      <w:r>
-        <w:rPr>
-          <w:rFonts w:hint="eastAsia"/>
-        </w:rPr>
-        <w:t>；</w:t>
-      </w:r>
-    </w:p>
-    <w:p>
-      <w:pPr>
-        <w:pStyle w:val="aa"/>
-        <w:ind w:left="777" w:firstLineChars="0" w:firstLine="0"/>
-      </w:pPr>
-      <w:r>
-        <w:rPr>
-          <w:rFonts w:hint="eastAsia"/>
-        </w:rPr>
-        <w:t>当</w:t>
-      </w:r>
-      <w:r>
-        <w:rPr>
-          <w:rFonts w:hint="eastAsia"/>
-        </w:rPr>
-        <w:t xml:space="preserve">echoChar = -1 </w:t>
-      </w:r>
-      <w:r>
-        <w:rPr>
-          <w:rFonts w:hint="eastAsia"/>
-        </w:rPr>
-        <w:t>时，未启用回显控制功能，此时原样打印；</w:t>
-      </w:r>
-    </w:p>
-    <w:p>
-      <w:pPr>
-        <w:pStyle w:val="aa"/>
-        <w:ind w:left="777" w:firstLineChars="0" w:firstLine="0"/>
-      </w:pPr>
-      <w:r>
-        <w:rPr>
-          <w:rFonts w:hint="eastAsia"/>
-        </w:rPr>
-        <w:t>当</w:t>
-      </w:r>
-      <w:r>
-        <w:rPr>
-          <w:rFonts w:hint="eastAsia"/>
-        </w:rPr>
-        <w:t>echo</w:t>
-      </w:r>
-      <w:r>
-        <w:t xml:space="preserve">Char = 0 </w:t>
-      </w:r>
-      <w:r>
-        <w:rPr>
-          <w:rFonts w:hint="eastAsia"/>
-        </w:rPr>
-        <w:t>时，不打印字符，相当于关闭回显；</w:t>
-      </w:r>
-    </w:p>
-    <w:p>
-      <w:pPr>
-        <w:pStyle w:val="aa"/>
-        <w:ind w:left="777" w:firstLineChars="0" w:firstLine="0"/>
-      </w:pPr>
-      <w:r>
-        <w:rPr>
-          <w:rFonts w:hint="eastAsia"/>
-        </w:rPr>
-        <w:t>当</w:t>
-      </w:r>
-      <w:r>
-        <w:rPr>
-          <w:rFonts w:hint="eastAsia"/>
-        </w:rPr>
-        <w:t>echoChar</w:t>
-      </w:r>
-      <w:r>
-        <w:t xml:space="preserve"> </w:t>
-      </w:r>
-      <w:r>
-        <w:t xml:space="preserve">&gt; 0 </w:t>
-      </w:r>
-      <w:r>
-        <w:rPr>
-          <w:rFonts w:hint="eastAsia"/>
-        </w:rPr>
-        <w:t>时，</w:t>
-      </w:r>
-      <w:commentRangeStart w:id="4"/>
-      <w:r>
-        <w:rPr>
-          <w:rFonts w:hint="eastAsia"/>
-        </w:rPr>
-        <w:t>打印对应的</w:t>
-      </w:r>
-      <w:r>
-        <w:rPr>
-          <w:rFonts w:hint="eastAsia"/>
-        </w:rPr>
-        <w:t>ascii</w:t>
-      </w:r>
-      <w:r>
-        <w:rPr>
-          <w:rFonts w:hint="eastAsia"/>
-        </w:rPr>
-        <w:t>字符</w:t>
-      </w:r>
-      <w:commentRangeEnd w:id="4"/>
-      <w:r>
-        <w:rPr>
-          <w:rStyle w:val="af"/>
-        </w:rPr>
-        <w:commentReference w:id="4"/>
-      </w:r>
-      <w:r>
-        <w:rPr>
-          <w:rFonts w:hint="eastAsia"/>
-        </w:rPr>
-        <w:t>。</w:t>
-      </w:r>
-    </w:p>
-    <w:p>
-      <w:pPr>
-        <w:pStyle w:val="aa"/>
-        <w:ind w:left="777" w:firstLineChars="0" w:firstLine="0"/>
-      </w:pPr>
-    </w:p>
-    <w:p>
-      <w:pPr>
-        <w:pStyle w:val="3"/>
-      </w:pPr>
-      <w:r>
-        <w:rPr>
-          <w:rFonts w:hint="eastAsia"/>
-        </w:rPr>
-        <w:t>sdbpasswd</w:t>
-      </w:r>
-    </w:p>
-    <w:p>
-      <w:pPr>
-        <w:pStyle w:val="aa"/>
-        <w:ind w:left="777" w:firstLineChars="0" w:firstLine="0"/>
-      </w:pPr>
-      <w:r>
-        <w:rPr>
-          <w:rFonts w:hint="eastAsia"/>
-        </w:rPr>
-        <w:t xml:space="preserve">sdbpasswd </w:t>
-      </w:r>
-      <w:r>
-        <w:rPr>
-          <w:rFonts w:hint="eastAsia"/>
-        </w:rPr>
-        <w:t>操作的流程</w:t>
+        <w:rPr>
+          <w:rFonts w:hint="eastAsia"/>
+        </w:rPr>
+        <w:t>加密过程</w:t>
       </w:r>
       <w:r>
         <w:rPr>
           <w:rFonts w:hint="eastAsia"/>
         </w:rPr>
         <w:t>：</w:t>
-      </w:r>
-    </w:p>
-    <w:p>
-      <w:pPr>
-        <w:pStyle w:val="aa"/>
-        <w:numPr>
-          <w:ilvl w:val="0"/>
-          <w:numId w:val="11"/>
-        </w:numPr>
-        <w:ind w:firstLineChars="0"/>
-      </w:pPr>
-      <w:r>
-        <w:rPr>
-          <w:rFonts w:hint="eastAsia"/>
-        </w:rPr>
-        <w:lastRenderedPageBreak/>
-        <w:t>获得用户命令行输入；</w:t>
-      </w:r>
-    </w:p>
-    <w:p>
-      <w:pPr>
-        <w:pStyle w:val="aa"/>
-        <w:numPr>
-          <w:ilvl w:val="0"/>
-          <w:numId w:val="11"/>
-        </w:numPr>
-        <w:ind w:firstLineChars="0"/>
-      </w:pPr>
-      <w:r>
-        <w:rPr>
-          <w:rFonts w:hint="eastAsia"/>
-        </w:rPr>
-        <w:t>使用</w:t>
-      </w:r>
-      <w:r>
-        <w:rPr>
-          <w:rFonts w:hint="eastAsia"/>
-        </w:rPr>
-        <w:t>下面</w:t>
-      </w:r>
-      <w:r>
-        <w:rPr>
-          <w:rFonts w:hint="eastAsia"/>
-        </w:rPr>
-        <w:t>加密方案所述流程，对密码进行加密，最终得到</w:t>
-      </w:r>
-      <w:r>
-        <w:rPr>
-          <w:rFonts w:hint="eastAsia"/>
-        </w:rPr>
-        <w:t>u</w:t>
-      </w:r>
-      <w:r>
-        <w:t>ser</w:t>
-      </w:r>
-      <w:r>
-        <w:rPr>
-          <w:rFonts w:hint="eastAsia"/>
-        </w:rPr>
-        <w:t>、</w:t>
-      </w:r>
-      <w:r>
-        <w:t>cluster</w:t>
-      </w:r>
-      <w:r>
-        <w:rPr>
-          <w:rFonts w:hint="eastAsia"/>
-        </w:rPr>
-        <w:t>、</w:t>
-      </w:r>
-      <w:r>
-        <w:rPr>
-          <w:rFonts w:hint="eastAsia"/>
-        </w:rPr>
-        <w:t>s</w:t>
-      </w:r>
-      <w:r>
-        <w:rPr>
-          <w:rFonts w:hint="eastAsia"/>
-        </w:rPr>
-        <w:t>alt</w:t>
-      </w:r>
-      <w:r>
-        <w:rPr>
-          <w:rFonts w:hint="eastAsia"/>
-        </w:rPr>
-        <w:t>和密文；</w:t>
-      </w:r>
-    </w:p>
-    <w:p>
-      <w:pPr>
-        <w:pStyle w:val="aa"/>
-        <w:numPr>
-          <w:ilvl w:val="0"/>
-          <w:numId w:val="11"/>
-        </w:numPr>
-        <w:ind w:firstLineChars="0"/>
-      </w:pPr>
-      <w:r>
-        <w:rPr>
-          <w:rFonts w:hint="eastAsia"/>
-        </w:rPr>
-        <w:t>将</w:t>
-      </w:r>
-      <w:r>
-        <w:rPr>
-          <w:rFonts w:hint="eastAsia"/>
-        </w:rPr>
-        <w:t>u</w:t>
-      </w:r>
-      <w:r>
-        <w:t>ser</w:t>
-      </w:r>
-      <w:r>
-        <w:rPr>
-          <w:rFonts w:hint="eastAsia"/>
-        </w:rPr>
-        <w:t>、</w:t>
-      </w:r>
-      <w:r>
-        <w:t>cluster</w:t>
-      </w:r>
-      <w:r>
-        <w:rPr>
-          <w:rFonts w:hint="eastAsia"/>
-        </w:rPr>
-        <w:t>、</w:t>
-      </w:r>
-      <w:r>
-        <w:rPr>
-          <w:rFonts w:hint="eastAsia"/>
-        </w:rPr>
-        <w:t>s</w:t>
-      </w:r>
-      <w:r>
-        <w:rPr>
-          <w:rFonts w:hint="eastAsia"/>
-        </w:rPr>
-        <w:t>alt</w:t>
-      </w:r>
-      <w:r>
-        <w:rPr>
-          <w:rFonts w:hint="eastAsia"/>
-        </w:rPr>
-        <w:t>和密文保存在加密文件中。</w:t>
-      </w:r>
-    </w:p>
-    <w:p>
-      <w:pPr>
-        <w:pStyle w:val="aa"/>
-        <w:ind w:left="777" w:firstLineChars="0" w:firstLine="0"/>
-      </w:pPr>
-    </w:p>
-    <w:p>
-      <w:pPr>
-        <w:pStyle w:val="aa"/>
-        <w:ind w:left="777" w:firstLineChars="0" w:firstLine="0"/>
-      </w:pPr>
-      <w:r>
-        <w:rPr>
-          <w:rFonts w:hint="eastAsia"/>
-        </w:rPr>
-        <w:t>如果</w:t>
-      </w:r>
-      <w:r>
-        <w:rPr>
-          <w:rFonts w:hint="eastAsia"/>
-        </w:rPr>
-        <w:t>add</w:t>
-      </w:r>
-      <w:r>
-        <w:t>user</w:t>
-      </w:r>
-      <w:r>
-        <w:rPr>
-          <w:rFonts w:hint="eastAsia"/>
-        </w:rPr>
-        <w:t>加密文件里已存在的用户，会将用户的旧信息覆盖。</w:t>
-      </w:r>
-    </w:p>
-    <w:p>
-      <w:pPr>
-        <w:pStyle w:val="aa"/>
-        <w:ind w:left="777" w:firstLineChars="0" w:firstLine="0"/>
-      </w:pPr>
-    </w:p>
-    <w:p>
-      <w:pPr>
-        <w:pStyle w:val="3"/>
-      </w:pPr>
-      <w:r>
-        <w:rPr>
-          <w:rFonts w:hint="eastAsia"/>
-        </w:rPr>
-        <w:t>加密方案</w:t>
-      </w:r>
-    </w:p>
-    <w:p>
-      <w:pPr>
-        <w:ind w:left="777"/>
-      </w:pPr>
-      <w:r>
-        <w:rPr>
-          <w:rFonts w:hint="eastAsia"/>
-        </w:rPr>
-        <w:t>加密采用</w:t>
-      </w:r>
-      <w:r>
-        <w:rPr>
-          <w:rFonts w:hint="eastAsia"/>
-        </w:rPr>
-        <w:t>DES</w:t>
-      </w:r>
-      <w:r>
-        <w:t xml:space="preserve"> </w:t>
-      </w:r>
-      <w:r>
-        <w:rPr>
-          <w:rFonts w:hint="eastAsia"/>
-        </w:rPr>
-        <w:t>ECB</w:t>
-      </w:r>
-      <w:r>
-        <w:rPr>
-          <w:rFonts w:hint="eastAsia"/>
-        </w:rPr>
-        <w:t>对称性加密</w:t>
-      </w:r>
-      <w:r>
-        <w:rPr>
-          <w:rFonts w:hint="eastAsia"/>
-        </w:rPr>
-        <w:t>算法</w:t>
-      </w:r>
-      <w:r>
-        <w:rPr>
-          <w:rFonts w:hint="eastAsia"/>
-        </w:rPr>
-        <w:t>，加密</w:t>
-      </w:r>
-      <w:r>
-        <w:rPr>
-          <w:rFonts w:hint="eastAsia"/>
-        </w:rPr>
-        <w:t>Key</w:t>
-      </w:r>
-      <w:r>
-        <w:rPr>
-          <w:rFonts w:hint="eastAsia"/>
-        </w:rPr>
-        <w:t>为自动随机生成，长度</w:t>
-      </w:r>
-      <w:r>
-        <w:rPr>
-          <w:rFonts w:hint="eastAsia"/>
-        </w:rPr>
-        <w:t>8</w:t>
-      </w:r>
-      <w:r>
-        <w:rPr>
-          <w:rFonts w:hint="eastAsia"/>
-        </w:rPr>
-        <w:t>字节</w:t>
-      </w:r>
-      <w:r>
-        <w:rPr>
-          <w:rFonts w:hint="eastAsia"/>
-        </w:rPr>
-        <w:t>；</w:t>
-      </w:r>
-    </w:p>
-    <w:p>
-      <w:pPr>
-        <w:ind w:left="777"/>
-      </w:pPr>
-    </w:p>
-    <w:p>
-      <w:pPr>
-        <w:ind w:left="777"/>
-      </w:pPr>
-      <w:r>
-        <w:rPr>
-          <w:rFonts w:hint="eastAsia"/>
-        </w:rPr>
-        <w:t>加密文件权限：</w:t>
-      </w:r>
-      <w:r>
-        <w:rPr>
-          <w:rFonts w:hint="eastAsia"/>
-        </w:rPr>
-        <w:t>600</w:t>
-      </w:r>
-    </w:p>
-    <w:p>
-      <w:pPr>
-        <w:ind w:left="777"/>
-      </w:pPr>
-    </w:p>
-    <w:p>
-      <w:pPr>
-        <w:ind w:left="777"/>
-      </w:pPr>
-      <w:r>
-        <w:rPr>
-          <w:rFonts w:hint="eastAsia"/>
-        </w:rPr>
-        <w:t>加密文件存储格式：</w:t>
-      </w:r>
-      <w:r>
-        <w:rPr>
-          <w:rFonts w:hint="eastAsia"/>
-        </w:rPr>
-        <w:t>username</w:t>
-      </w:r>
-      <w:r>
-        <w:rPr>
-          <w:rFonts w:hint="eastAsia"/>
-        </w:rPr>
-        <w:t>、</w:t>
-      </w:r>
-      <w:r>
-        <w:t>cluster</w:t>
-      </w:r>
-      <w:r>
-        <w:rPr>
-          <w:rFonts w:hint="eastAsia"/>
-        </w:rPr>
-        <w:t>和</w:t>
-      </w:r>
-      <w:r>
-        <w:rPr>
-          <w:rFonts w:hint="eastAsia"/>
-        </w:rPr>
-        <w:t>Salt</w:t>
-      </w:r>
-      <w:r>
-        <w:rPr>
-          <w:rFonts w:hint="eastAsia"/>
-        </w:rPr>
-        <w:t>以</w:t>
-      </w:r>
-      <w:r>
-        <w:rPr>
-          <w:rFonts w:hint="eastAsia"/>
-        </w:rPr>
-        <w:t>ASCII</w:t>
-      </w:r>
-      <w:r>
-        <w:rPr>
-          <w:rFonts w:hint="eastAsia"/>
-        </w:rPr>
-        <w:t>字符形式保存，剩余部分用</w:t>
-      </w:r>
-      <w:r>
-        <w:rPr>
-          <w:rFonts w:hint="eastAsia"/>
-        </w:rPr>
-        <w:t>HEX</w:t>
-      </w:r>
-      <w:r>
-        <w:rPr>
-          <w:rFonts w:hint="eastAsia"/>
-        </w:rPr>
-        <w:t>形式保存。</w:t>
-      </w:r>
-    </w:p>
-    <w:p>
-      <w:pPr>
-        <w:ind w:left="777"/>
-      </w:pPr>
-      <w:r>
-        <w:rPr>
-          <w:noProof/>
-        </w:rPr>
-        <w:drawing>
-          <wp:inline distT="0" distB="0" distL="0" distR="0" wp14:anchorId="2BC9BAB0" wp14:editId="2257D956">
-            <wp:extent cx="5274310" cy="674370"/>
-            <wp:effectExtent l="0" t="0" r="0" b="0"/>
-            <wp:docPr id="11" name="图片 11"/>
-            <wp:cNvGraphicFramePr>
-              <a:graphicFrameLocks xmlns:a="http://schemas.openxmlformats.org/drawingml/2006/main" noChangeAspect="1"/>
-            </wp:cNvGraphicFramePr>
-            <a:graphic xmlns:a="http://schemas.openxmlformats.org/drawingml/2006/main">
-              <a:graphicData uri="http://schemas.openxmlformats.org/drawingml/2006/picture">
-                <pic:pic xmlns:pic="http://schemas.openxmlformats.org/drawingml/2006/picture">
-                  <pic:nvPicPr>
-                    <pic:cNvPr id="1" name=""/>
-                    <pic:cNvPicPr/>
-                  </pic:nvPicPr>
-                  <pic:blipFill>
-                    <a:blip r:embed="rId12"/>
-                    <a:stretch>
-                      <a:fillRect/>
-                    </a:stretch>
-                  </pic:blipFill>
-                  <pic:spPr>
-                    <a:xfrm>
-                      <a:off x="0" y="0"/>
-                      <a:ext cx="5274310" cy="674370"/>
-                    </a:xfrm>
-                    <a:prstGeom prst="rect">
-                      <a:avLst/>
-                    </a:prstGeom>
-                  </pic:spPr>
-                </pic:pic>
-              </a:graphicData>
-            </a:graphic>
-          </wp:inline>
-        </w:drawing>
-      </w:r>
-    </w:p>
-    <w:p>
-      <w:pPr>
-        <w:ind w:left="777"/>
-      </w:pPr>
-      <w:r>
-        <w:rPr>
-          <w:rFonts w:hint="eastAsia"/>
-        </w:rPr>
-        <w:t>username</w:t>
-      </w:r>
-      <w:r>
-        <w:rPr>
-          <w:rFonts w:hint="eastAsia"/>
-        </w:rPr>
-        <w:t>：用户名；</w:t>
-      </w:r>
-    </w:p>
-    <w:p>
-      <w:pPr>
-        <w:ind w:left="777"/>
-      </w:pPr>
-      <w:r>
-        <w:rPr>
-          <w:rFonts w:hint="eastAsia"/>
-        </w:rPr>
-        <w:t>“</w:t>
-      </w:r>
-      <w:r>
-        <w:rPr>
-          <w:rFonts w:hint="eastAsia"/>
-        </w:rPr>
-        <w:t>@</w:t>
-      </w:r>
-      <w:r>
-        <w:rPr>
-          <w:rFonts w:hint="eastAsia"/>
-        </w:rPr>
-        <w:t>”：用户名和用户名所属集群分割符；</w:t>
-      </w:r>
-    </w:p>
-    <w:p>
-      <w:pPr>
-        <w:ind w:left="777"/>
-      </w:pPr>
-      <w:r>
-        <w:t>cluster</w:t>
-      </w:r>
-      <w:r>
-        <w:rPr>
-          <w:rFonts w:hint="eastAsia"/>
-        </w:rPr>
-        <w:t>：用户名</w:t>
-      </w:r>
-      <w:r>
-        <w:rPr>
-          <w:rFonts w:hint="eastAsia"/>
-        </w:rPr>
-        <w:t>所属集群</w:t>
-      </w:r>
-      <w:r>
-        <w:rPr>
-          <w:rFonts w:hint="eastAsia"/>
-        </w:rPr>
-        <w:t>，若没有指定</w:t>
-      </w:r>
-      <w:r>
-        <w:t>cluster</w:t>
-      </w:r>
-      <w:r>
-        <w:rPr>
-          <w:rFonts w:hint="eastAsia"/>
-        </w:rPr>
-        <w:t>则去除</w:t>
-      </w:r>
-      <w:r>
-        <w:rPr>
-          <w:rFonts w:hint="eastAsia"/>
-        </w:rPr>
-        <w:t>@</w:t>
-      </w:r>
-      <w:r>
-        <w:rPr>
-          <w:rFonts w:hint="eastAsia"/>
-        </w:rPr>
-        <w:t>和</w:t>
-      </w:r>
-      <w:r>
-        <w:t>cluster</w:t>
-      </w:r>
-      <w:r>
-        <w:rPr>
-          <w:rFonts w:hint="eastAsia"/>
-        </w:rPr>
-        <w:t>项</w:t>
-      </w:r>
-      <w:r>
-        <w:rPr>
-          <w:rFonts w:hint="eastAsia"/>
-        </w:rPr>
-        <w:t>；</w:t>
-      </w:r>
-    </w:p>
-    <w:p>
-      <w:pPr>
-        <w:ind w:left="777"/>
-      </w:pPr>
-      <w:r>
-        <w:rPr>
-          <w:rFonts w:hint="eastAsia"/>
-        </w:rPr>
-        <w:t>“：”：用户名所属集群和</w:t>
-      </w:r>
-      <w:r>
-        <w:rPr>
-          <w:rFonts w:hint="eastAsia"/>
-        </w:rPr>
-        <w:t>Salt</w:t>
-      </w:r>
-      <w:r>
-        <w:t xml:space="preserve"> </w:t>
-      </w:r>
-      <w:r>
-        <w:rPr>
-          <w:rFonts w:hint="eastAsia"/>
-        </w:rPr>
-        <w:t>Len</w:t>
-      </w:r>
-      <w:r>
-        <w:rPr>
-          <w:rFonts w:hint="eastAsia"/>
-        </w:rPr>
-        <w:t>分割符；</w:t>
-      </w:r>
-    </w:p>
-    <w:p>
-      <w:pPr>
-        <w:ind w:left="777"/>
-      </w:pPr>
-      <w:r>
-        <w:rPr>
-          <w:rFonts w:hint="eastAsia"/>
-        </w:rPr>
-        <w:t>Salt</w:t>
-      </w:r>
-      <w:r>
-        <w:t xml:space="preserve"> </w:t>
-      </w:r>
-      <w:r>
-        <w:rPr>
-          <w:rFonts w:hint="eastAsia"/>
-        </w:rPr>
-        <w:t>Len</w:t>
-      </w:r>
-      <w:r>
-        <w:rPr>
-          <w:rFonts w:hint="eastAsia"/>
-        </w:rPr>
-        <w:t>：用户输入</w:t>
-      </w:r>
-      <w:r>
-        <w:rPr>
-          <w:rFonts w:hint="eastAsia"/>
-        </w:rPr>
-        <w:t>token</w:t>
-      </w:r>
-      <w:r>
-        <w:rPr>
-          <w:rFonts w:hint="eastAsia"/>
-        </w:rPr>
-        <w:t>的长度；</w:t>
-      </w:r>
-    </w:p>
-    <w:p>
-      <w:pPr>
-        <w:ind w:left="777"/>
-      </w:pPr>
-      <w:r>
-        <w:rPr>
-          <w:rFonts w:hint="eastAsia"/>
-        </w:rPr>
-        <w:t>Salt</w:t>
-      </w:r>
-      <w:r>
-        <w:rPr>
-          <w:rFonts w:hint="eastAsia"/>
-        </w:rPr>
-        <w:t>：</w:t>
-      </w:r>
-      <w:commentRangeStart w:id="5"/>
-      <w:r>
-        <w:rPr>
-          <w:rFonts w:hint="eastAsia"/>
-        </w:rPr>
-        <w:t>用户输入</w:t>
-      </w:r>
-      <w:r>
-        <w:rPr>
-          <w:rFonts w:hint="eastAsia"/>
-        </w:rPr>
-        <w:t>token</w:t>
-      </w:r>
-      <w:r>
-        <w:rPr>
-          <w:rFonts w:hint="eastAsia"/>
-        </w:rPr>
-        <w:t>，若没有指定</w:t>
-      </w:r>
-      <w:r>
-        <w:rPr>
-          <w:rFonts w:hint="eastAsia"/>
-        </w:rPr>
-        <w:t>token</w:t>
-      </w:r>
-      <w:r>
-        <w:rPr>
-          <w:rFonts w:hint="eastAsia"/>
-        </w:rPr>
-        <w:t>则去除</w:t>
-      </w:r>
-      <w:r>
-        <w:rPr>
-          <w:rFonts w:hint="eastAsia"/>
-        </w:rPr>
-        <w:t>Salt</w:t>
-      </w:r>
-      <w:r>
-        <w:t xml:space="preserve"> </w:t>
-      </w:r>
-      <w:r>
-        <w:rPr>
-          <w:rFonts w:hint="eastAsia"/>
-        </w:rPr>
-        <w:t>Len</w:t>
-      </w:r>
-      <w:r>
-        <w:rPr>
-          <w:rFonts w:hint="eastAsia"/>
-        </w:rPr>
-        <w:t>和</w:t>
-      </w:r>
-      <w:r>
-        <w:rPr>
-          <w:rFonts w:hint="eastAsia"/>
-        </w:rPr>
-        <w:t>Salt</w:t>
-      </w:r>
-      <w:r>
-        <w:rPr>
-          <w:rFonts w:hint="eastAsia"/>
-        </w:rPr>
-        <w:t>；</w:t>
-      </w:r>
-      <w:commentRangeEnd w:id="5"/>
-      <w:r>
-        <w:rPr>
-          <w:rStyle w:val="af"/>
-        </w:rPr>
-        <w:commentReference w:id="5"/>
-      </w:r>
-    </w:p>
-    <w:p>
-      <w:pPr>
-        <w:ind w:left="777"/>
-      </w:pPr>
-      <w:r>
-        <w:rPr>
-          <w:rFonts w:hint="eastAsia"/>
-        </w:rPr>
-        <w:t>Offset</w:t>
-      </w:r>
-      <w:r>
-        <w:t xml:space="preserve"> </w:t>
-      </w:r>
-      <w:r>
-        <w:rPr>
-          <w:rFonts w:hint="eastAsia"/>
-        </w:rPr>
-        <w:t>to</w:t>
-      </w:r>
-      <w:r>
-        <w:t xml:space="preserve"> </w:t>
-      </w:r>
-      <w:r>
-        <w:rPr>
-          <w:rFonts w:hint="eastAsia"/>
-        </w:rPr>
-        <w:t>1st</w:t>
-      </w:r>
-      <w:r>
-        <w:t xml:space="preserve"> </w:t>
-      </w:r>
-      <w:r>
-        <w:rPr>
-          <w:rFonts w:hint="eastAsia"/>
-        </w:rPr>
-        <w:t>Key</w:t>
-      </w:r>
-      <w:r>
-        <w:t xml:space="preserve"> </w:t>
-      </w:r>
-      <w:r>
-        <w:rPr>
-          <w:rFonts w:hint="eastAsia"/>
-        </w:rPr>
-        <w:t>Part</w:t>
-      </w:r>
-      <w:r>
-        <w:rPr>
-          <w:rFonts w:hint="eastAsia"/>
-        </w:rPr>
-        <w:t>：在之后的加密</w:t>
-      </w:r>
-      <w:r>
-        <w:rPr>
-          <w:rFonts w:hint="eastAsia"/>
-        </w:rPr>
-        <w:t>Key</w:t>
-      </w:r>
-      <w:r>
-        <w:rPr>
-          <w:rFonts w:hint="eastAsia"/>
-        </w:rPr>
-        <w:t>存储部分介绍；</w:t>
-      </w:r>
-    </w:p>
-    <w:p>
-      <w:pPr>
-        <w:ind w:left="777"/>
-      </w:pPr>
-      <w:r>
-        <w:t>CipherText</w:t>
-      </w:r>
-      <w:r>
-        <w:rPr>
-          <w:rFonts w:hint="eastAsia"/>
-        </w:rPr>
-        <w:t>：加密后密文；</w:t>
-      </w:r>
-    </w:p>
-    <w:p>
-      <w:pPr>
-        <w:ind w:left="777"/>
-      </w:pPr>
-    </w:p>
-    <w:p>
-      <w:pPr>
-        <w:ind w:left="777"/>
-      </w:pPr>
-      <w:r>
-        <w:rPr>
-          <w:rFonts w:hint="eastAsia"/>
-        </w:rPr>
-        <w:t>加密</w:t>
-      </w:r>
-      <w:r>
-        <w:rPr>
-          <w:rFonts w:hint="eastAsia"/>
-        </w:rPr>
-        <w:t>Key</w:t>
-      </w:r>
-      <w:r>
-        <w:rPr>
-          <w:rFonts w:hint="eastAsia"/>
-        </w:rPr>
-        <w:t>的存储：</w:t>
-      </w:r>
-    </w:p>
-    <w:p>
-      <w:pPr>
-        <w:ind w:left="777"/>
-      </w:pPr>
-      <w:r>
-        <w:rPr>
-          <w:rFonts w:hint="eastAsia"/>
-        </w:rPr>
-        <w:t>加密</w:t>
-      </w:r>
-      <w:r>
-        <w:rPr>
-          <w:rFonts w:hint="eastAsia"/>
-        </w:rPr>
-        <w:t>Key</w:t>
-      </w:r>
-      <w:r>
-        <w:rPr>
-          <w:rFonts w:hint="eastAsia"/>
-        </w:rPr>
-        <w:t>被</w:t>
-      </w:r>
-      <w:r>
-        <w:rPr>
-          <w:rFonts w:hint="eastAsia"/>
-        </w:rPr>
-        <w:t>分成三部分</w:t>
-      </w:r>
-      <w:r>
-        <w:rPr>
-          <w:rFonts w:hint="eastAsia"/>
-        </w:rPr>
-        <w:t>，</w:t>
-      </w:r>
-      <w:r>
-        <w:rPr>
-          <w:rFonts w:hint="eastAsia"/>
-        </w:rPr>
-        <w:t>随机穿插</w:t>
-      </w:r>
-      <w:r>
-        <w:rPr>
-          <w:rFonts w:hint="eastAsia"/>
-        </w:rPr>
-        <w:t>地</w:t>
-      </w:r>
-      <w:r>
-        <w:rPr>
-          <w:rFonts w:hint="eastAsia"/>
-        </w:rPr>
-        <w:t>存放在</w:t>
-      </w:r>
-      <w:r>
-        <w:rPr>
-          <w:rFonts w:hint="eastAsia"/>
-        </w:rPr>
-        <w:t>CipherText</w:t>
-      </w:r>
-      <w:r>
-        <w:rPr>
-          <w:rFonts w:hint="eastAsia"/>
-        </w:rPr>
-        <w:t>中。</w:t>
-      </w:r>
-      <w:r>
-        <w:rPr>
-          <w:rFonts w:hint="eastAsia"/>
-        </w:rPr>
-        <w:t>偏移量为随机生成。</w:t>
-      </w:r>
-    </w:p>
-    <w:p>
-      <w:pPr>
-        <w:ind w:left="777"/>
-      </w:pPr>
-      <w:r>
-        <w:rPr>
-          <w:noProof/>
-        </w:rPr>
-        <w:drawing>
-          <wp:inline distT="0" distB="0" distL="0" distR="0" wp14:anchorId="54AE8098" wp14:editId="15E01820">
-            <wp:extent cx="5274310" cy="954405"/>
-            <wp:effectExtent l="0" t="0" r="0" b="0"/>
-            <wp:docPr id="5" name="图片 5"/>
-            <wp:cNvGraphicFramePr>
-              <a:graphicFrameLocks xmlns:a="http://schemas.openxmlformats.org/drawingml/2006/main" noChangeAspect="1"/>
-            </wp:cNvGraphicFramePr>
-            <a:graphic xmlns:a="http://schemas.openxmlformats.org/drawingml/2006/main">
-              <a:graphicData uri="http://schemas.openxmlformats.org/drawingml/2006/picture">
-                <pic:pic xmlns:pic="http://schemas.openxmlformats.org/drawingml/2006/picture">
-                  <pic:nvPicPr>
-                    <pic:cNvPr id="1" name=""/>
-                    <pic:cNvPicPr/>
-                  </pic:nvPicPr>
-                  <pic:blipFill>
-                    <a:blip r:embed="rId13"/>
-                    <a:stretch>
-                      <a:fillRect/>
-                    </a:stretch>
-                  </pic:blipFill>
-                  <pic:spPr>
-                    <a:xfrm>
-                      <a:off x="0" y="0"/>
-                      <a:ext cx="5274310" cy="954405"/>
-                    </a:xfrm>
-                    <a:prstGeom prst="rect">
-                      <a:avLst/>
-                    </a:prstGeom>
-                  </pic:spPr>
-                </pic:pic>
-              </a:graphicData>
-            </a:graphic>
-          </wp:inline>
-        </w:drawing>
-      </w:r>
-    </w:p>
-    <w:p>
-      <w:pPr>
-        <w:ind w:left="777"/>
-      </w:pPr>
-      <w:r>
-        <w:rPr>
-          <w:rFonts w:hint="eastAsia"/>
-        </w:rPr>
-        <w:t>O</w:t>
-      </w:r>
-      <w:r>
-        <w:t xml:space="preserve">ffset to </w:t>
-      </w:r>
-      <w:r>
-        <w:t>1st</w:t>
-      </w:r>
-      <w:r>
-        <w:t xml:space="preserve"> Key Part</w:t>
-      </w:r>
-      <w:r>
-        <w:rPr>
-          <w:rFonts w:hint="eastAsia"/>
-        </w:rPr>
-        <w:t>：加密</w:t>
-      </w:r>
-      <w:r>
-        <w:rPr>
-          <w:rFonts w:hint="eastAsia"/>
-        </w:rPr>
-        <w:t>Key</w:t>
-      </w:r>
-      <w:r>
-        <w:rPr>
-          <w:rFonts w:hint="eastAsia"/>
-        </w:rPr>
-        <w:t>第一部分在</w:t>
-      </w:r>
-      <w:r>
-        <w:rPr>
-          <w:rFonts w:hint="eastAsia"/>
-        </w:rPr>
-        <w:t>CipherText</w:t>
-      </w:r>
-      <w:r>
-        <w:rPr>
-          <w:rFonts w:hint="eastAsia"/>
-        </w:rPr>
-        <w:t>中的偏移量；</w:t>
-      </w:r>
-    </w:p>
-    <w:p>
-      <w:pPr>
-        <w:ind w:left="777"/>
-      </w:pPr>
-      <w:r>
-        <w:rPr>
-          <w:rFonts w:hint="eastAsia"/>
-        </w:rPr>
-        <w:t>1st</w:t>
-      </w:r>
-      <w:r>
-        <w:t xml:space="preserve"> Key Part Length</w:t>
-      </w:r>
-      <w:r>
-        <w:rPr>
-          <w:rFonts w:hint="eastAsia"/>
-        </w:rPr>
-        <w:t>：加密</w:t>
-      </w:r>
-      <w:r>
-        <w:rPr>
-          <w:rFonts w:hint="eastAsia"/>
-        </w:rPr>
-        <w:t>Key</w:t>
-      </w:r>
-      <w:r>
-        <w:rPr>
-          <w:rFonts w:hint="eastAsia"/>
-        </w:rPr>
-        <w:t>第一部分的长度；</w:t>
-      </w:r>
-    </w:p>
-    <w:p>
-      <w:pPr>
-        <w:ind w:left="777"/>
-      </w:pPr>
-      <w:r>
-        <w:rPr>
-          <w:rFonts w:hint="eastAsia"/>
-        </w:rPr>
-        <w:t>O</w:t>
-      </w:r>
-      <w:r>
-        <w:t>ffset to 2nd</w:t>
-      </w:r>
-      <w:r>
-        <w:rPr>
-          <w:rFonts w:hint="eastAsia"/>
-        </w:rPr>
-        <w:t xml:space="preserve"> </w:t>
-      </w:r>
-      <w:r>
-        <w:t>Key Part</w:t>
-      </w:r>
-      <w:r>
-        <w:rPr>
-          <w:rFonts w:hint="eastAsia"/>
-        </w:rPr>
-        <w:t>：加密</w:t>
-      </w:r>
-      <w:r>
-        <w:rPr>
-          <w:rFonts w:hint="eastAsia"/>
-        </w:rPr>
-        <w:t>Key</w:t>
-      </w:r>
-      <w:r>
-        <w:rPr>
-          <w:rFonts w:hint="eastAsia"/>
-        </w:rPr>
-        <w:t>第二部分在</w:t>
-      </w:r>
-      <w:r>
-        <w:rPr>
-          <w:rFonts w:hint="eastAsia"/>
-        </w:rPr>
-        <w:t>CipherText</w:t>
-      </w:r>
-      <w:r>
-        <w:rPr>
-          <w:rFonts w:hint="eastAsia"/>
-        </w:rPr>
-        <w:t>中的偏移量；</w:t>
-      </w:r>
-    </w:p>
-    <w:p>
-      <w:pPr>
-        <w:ind w:left="777"/>
-      </w:pPr>
-      <w:r>
-        <w:rPr>
-          <w:rFonts w:hint="eastAsia"/>
-        </w:rPr>
-        <w:t>2nd</w:t>
-      </w:r>
-      <w:r>
-        <w:t xml:space="preserve"> Key Part Length</w:t>
-      </w:r>
-      <w:r>
-        <w:rPr>
-          <w:rFonts w:hint="eastAsia"/>
-        </w:rPr>
-        <w:t>：加密</w:t>
-      </w:r>
-      <w:r>
-        <w:rPr>
-          <w:rFonts w:hint="eastAsia"/>
-        </w:rPr>
-        <w:t>Key</w:t>
-      </w:r>
-      <w:r>
-        <w:rPr>
-          <w:rFonts w:hint="eastAsia"/>
-        </w:rPr>
-        <w:t>第二部分的长度；</w:t>
-      </w:r>
-    </w:p>
-    <w:p>
-      <w:pPr>
-        <w:ind w:left="777"/>
-      </w:pPr>
-      <w:r>
-        <w:rPr>
-          <w:rFonts w:hint="eastAsia"/>
-        </w:rPr>
-        <w:t>O</w:t>
-      </w:r>
-      <w:r>
-        <w:t xml:space="preserve">ffset to </w:t>
-      </w:r>
-      <w:r>
-        <w:rPr>
-          <w:rFonts w:hint="eastAsia"/>
-        </w:rPr>
-        <w:t xml:space="preserve">3rd </w:t>
-      </w:r>
-      <w:r>
-        <w:t>Key Part</w:t>
-      </w:r>
-      <w:r>
-        <w:rPr>
-          <w:rFonts w:hint="eastAsia"/>
-        </w:rPr>
-        <w:t>：加密</w:t>
-      </w:r>
-      <w:r>
-        <w:rPr>
-          <w:rFonts w:hint="eastAsia"/>
-        </w:rPr>
-        <w:t>Key</w:t>
-      </w:r>
-      <w:r>
-        <w:rPr>
-          <w:rFonts w:hint="eastAsia"/>
-        </w:rPr>
-        <w:t>第三部分在</w:t>
-      </w:r>
-      <w:r>
-        <w:rPr>
-          <w:rFonts w:hint="eastAsia"/>
-        </w:rPr>
-        <w:t>CipherText</w:t>
-      </w:r>
-      <w:r>
-        <w:rPr>
-          <w:rFonts w:hint="eastAsia"/>
-        </w:rPr>
-        <w:t>中的偏移量；</w:t>
-      </w:r>
-    </w:p>
-    <w:p>
-      <w:pPr>
-        <w:ind w:left="777"/>
-      </w:pPr>
-      <w:r>
-        <w:t>3rd Key Part Length</w:t>
-      </w:r>
-      <w:r>
-        <w:rPr>
-          <w:rFonts w:hint="eastAsia"/>
-        </w:rPr>
-        <w:t>：加密</w:t>
-      </w:r>
-      <w:r>
-        <w:rPr>
-          <w:rFonts w:hint="eastAsia"/>
-        </w:rPr>
-        <w:t>Key</w:t>
-      </w:r>
-      <w:r>
-        <w:rPr>
-          <w:rFonts w:hint="eastAsia"/>
-        </w:rPr>
-        <w:t>第三部分的长度。</w:t>
-      </w:r>
-    </w:p>
-    <w:p>
-      <w:pPr>
-        <w:ind w:left="777"/>
-      </w:pPr>
-    </w:p>
-    <w:p>
-      <w:pPr>
-        <w:ind w:left="777"/>
-      </w:pPr>
-      <w:r>
-        <w:rPr>
-          <w:rFonts w:hint="eastAsia"/>
-        </w:rPr>
-        <w:t>加密过程</w:t>
-      </w:r>
-      <w:r>
-        <w:rPr>
-          <w:rFonts w:hint="eastAsia"/>
-        </w:rPr>
-        <w:t>:</w:t>
       </w:r>
     </w:p>
     <w:p>
@@ -7168,12 +7344,14 @@
           <w:numId w:val="16"/>
         </w:numPr>
         <w:ind w:firstLineChars="0"/>
-      </w:pPr>
-      <w:r>
-        <w:rPr>
-          <w:rFonts w:hint="eastAsia"/>
-        </w:rPr>
-        <w:lastRenderedPageBreak/>
+        <w:rPr>
+          <w:rFonts w:hint="eastAsia"/>
+        </w:rPr>
+      </w:pPr>
+      <w:r>
+        <w:rPr>
+          <w:rFonts w:hint="eastAsia"/>
+        </w:rPr>
         <w:t>随机生成加密</w:t>
       </w:r>
       <w:r>
@@ -7208,31 +7386,19 @@
         <w:rPr>
           <w:rFonts w:hint="eastAsia"/>
         </w:rPr>
-        <w:t>由</w:t>
-      </w:r>
-      <w:r>
-        <w:rPr>
-          <w:rFonts w:hint="eastAsia"/>
-        </w:rPr>
-        <w:t>Salt+</w:t>
-      </w:r>
-      <w:r>
-        <w:rPr>
-          <w:rFonts w:hint="eastAsia"/>
-        </w:rPr>
-        <w:t>用户密码</w:t>
-      </w:r>
-      <w:r>
-        <w:rPr>
-          <w:rFonts w:hint="eastAsia"/>
-        </w:rPr>
-        <w:t>形成加密字符串</w:t>
-      </w:r>
-      <w:r>
-        <w:rPr>
-          <w:rFonts w:hint="eastAsia"/>
-        </w:rPr>
-        <w:t>；</w:t>
+        <w:t>使用加密</w:t>
+      </w:r>
+      <w:r>
+        <w:rPr>
+          <w:rFonts w:hint="eastAsia"/>
+        </w:rPr>
+        <w:t>Key</w:t>
+      </w:r>
+      <w:r>
+        <w:rPr>
+          <w:rFonts w:hint="eastAsia"/>
+        </w:rPr>
+        <w:t>加密加密字符串形成密文；</w:t>
       </w:r>
     </w:p>
     <w:p>
@@ -7248,34 +7414,6 @@
         <w:rPr>
           <w:rFonts w:hint="eastAsia"/>
         </w:rPr>
-        <w:t>使用加密</w:t>
-      </w:r>
-      <w:r>
-        <w:rPr>
-          <w:rFonts w:hint="eastAsia"/>
-        </w:rPr>
-        <w:t>Key</w:t>
-      </w:r>
-      <w:r>
-        <w:rPr>
-          <w:rFonts w:hint="eastAsia"/>
-        </w:rPr>
-        <w:t>加密加密字符串形成密文；</w:t>
-      </w:r>
-    </w:p>
-    <w:p>
-      <w:pPr>
-        <w:pStyle w:val="aa"/>
-        <w:numPr>
-          <w:ilvl w:val="0"/>
-          <w:numId w:val="16"/>
-        </w:numPr>
-        <w:ind w:firstLineChars="0"/>
-      </w:pPr>
-      <w:r>
-        <w:rPr>
-          <w:rFonts w:hint="eastAsia"/>
-        </w:rPr>
         <w:t>按照存储格式保存。</w:t>
       </w:r>
     </w:p>
@@ -7320,13 +7458,13 @@
         <w:rPr>
           <w:rFonts w:hint="eastAsia"/>
         </w:rPr>
-        <w:t>加密</w:t>
-      </w:r>
-      <w:r>
-        <w:rPr>
-          <w:rFonts w:hint="eastAsia"/>
-        </w:rPr>
-        <w:t>Key</w:t>
+        <w:t>128</w:t>
+      </w:r>
+      <w:r>
+        <w:rPr>
+          <w:rFonts w:hint="eastAsia"/>
+        </w:rPr>
+        <w:t>位字节数组</w:t>
       </w:r>
       <w:r>
         <w:rPr>
@@ -7348,6 +7486,46 @@
         <w:rPr>
           <w:rFonts w:hint="eastAsia"/>
         </w:rPr>
+        <w:t>加上用户</w:t>
+      </w:r>
+      <w:r>
+        <w:rPr>
+          <w:rFonts w:hint="eastAsia"/>
+        </w:rPr>
+        <w:t>token</w:t>
+      </w:r>
+      <w:r>
+        <w:rPr>
+          <w:rFonts w:hint="eastAsia"/>
+        </w:rPr>
+        <w:t>生成加密</w:t>
+      </w:r>
+      <w:r>
+        <w:rPr>
+          <w:rFonts w:hint="eastAsia"/>
+        </w:rPr>
+        <w:t>Key</w:t>
+      </w:r>
+      <w:r>
+        <w:rPr>
+          <w:rFonts w:hint="eastAsia"/>
+        </w:rPr>
+        <w:t>；</w:t>
+      </w:r>
+    </w:p>
+    <w:p>
+      <w:pPr>
+        <w:pStyle w:val="aa"/>
+        <w:numPr>
+          <w:ilvl w:val="0"/>
+          <w:numId w:val="17"/>
+        </w:numPr>
+        <w:ind w:firstLineChars="0"/>
+      </w:pPr>
+      <w:r>
+        <w:rPr>
+          <w:rFonts w:hint="eastAsia"/>
+        </w:rPr>
         <w:t>解密密文并</w:t>
       </w:r>
       <w:r>
@@ -7399,6 +7577,24 @@
         <w:rPr>
           <w:rFonts w:hint="eastAsia"/>
         </w:rPr>
+        <w:t>若用户未输入</w:t>
+      </w:r>
+      <w:r>
+        <w:rPr>
+          <w:rFonts w:hint="eastAsia"/>
+        </w:rPr>
+        <w:t>token</w:t>
+      </w:r>
+      <w:r>
+        <w:rPr>
+          <w:rFonts w:hint="eastAsia"/>
+        </w:rPr>
+        <w:t>，</w:t>
+      </w:r>
+      <w:r>
+        <w:rPr>
+          <w:rFonts w:hint="eastAsia"/>
+        </w:rPr>
         <w:t>由于采用对称性加密且加解密</w:t>
       </w:r>
       <w:r>
@@ -7442,6 +7638,38 @@
           <w:rFonts w:hint="eastAsia"/>
         </w:rPr>
         <w:t>。</w:t>
+      </w:r>
+    </w:p>
+    <w:p>
+      <w:pPr>
+        <w:ind w:left="777"/>
+        <w:rPr>
+          <w:rFonts w:hint="eastAsia"/>
+        </w:rPr>
+      </w:pPr>
+      <w:r>
+        <w:t>D</w:t>
+      </w:r>
+      <w:r>
+        <w:rPr>
+          <w:rFonts w:hint="eastAsia"/>
+        </w:rPr>
+        <w:t>ES</w:t>
+      </w:r>
+      <w:r>
+        <w:t xml:space="preserve"> </w:t>
+      </w:r>
+      <w:r>
+        <w:rPr>
+          <w:rFonts w:hint="eastAsia"/>
+        </w:rPr>
+        <w:t>ECB</w:t>
+      </w:r>
+      <w:r>
+        <w:rPr>
+          <w:rFonts w:hint="eastAsia"/>
+        </w:rPr>
+        <w:t>加密算法安全性不高。</w:t>
       </w:r>
     </w:p>
     <w:p>
@@ -8516,7 +8744,6 @@
         <w:rPr>
           <w:rFonts w:hint="eastAsia"/>
         </w:rPr>
-        <w:lastRenderedPageBreak/>
         <w:t>Checklist</w:t>
       </w:r>
     </w:p>
@@ -8987,153 +9214,6 @@
 </w:document>
 </file>
 
-<file path=word/comments.xml><?xml version="1.0" encoding="utf-8"?>
-<w:comments xmlns:wpc="http://schemas.microsoft.com/office/word/2010/wordprocessingCanvas" xmlns:cx="http://schemas.microsoft.com/office/drawing/2014/chartex" xmlns:mc="http://schemas.openxmlformats.org/markup-compatibility/2006" xmlns:o="urn:schemas-microsoft-com:office:office" xmlns:r="http://schemas.openxmlformats.org/officeDocument/2006/relationships" xmlns:m="http://schemas.openxmlformats.org/officeDocument/2006/math" xmlns:v="urn:schemas-microsoft-com:vml" xmlns:wp14="http://schemas.microsoft.com/office/word/2010/wordprocessingDrawing" xmlns:wp="http://schemas.openxmlformats.org/drawingml/2006/wordprocessingDrawing" xmlns:w10="urn:schemas-microsoft-com:office:word" xmlns:w="http://schemas.openxmlformats.org/wordprocessingml/2006/main" xmlns:w14="http://schemas.microsoft.com/office/word/2010/wordml" xmlns:w15="http://schemas.microsoft.com/office/word/2012/wordml" xmlns:w16se="http://schemas.microsoft.com/office/word/2015/wordml/symex" xmlns:wpg="http://schemas.microsoft.com/office/word/2010/wordprocessingGroup" xmlns:wpi="http://schemas.microsoft.com/office/word/2010/wordprocessingInk" xmlns:wne="http://schemas.microsoft.com/office/word/2006/wordml" xmlns:wps="http://schemas.microsoft.com/office/word/2010/wordprocessingShape" mc:Ignorable="w14 w15 w16se wp14">
-  <w:comment w:id="0" w:author="yangshangde" w:date="2018-09-18T13:58:00Z" w:initials="y">
-    <w:p>
-      <w:pPr>
-        <w:pStyle w:val="af0"/>
-        <w:rPr>
-          <w:rFonts w:hint="eastAsia"/>
-        </w:rPr>
-      </w:pPr>
-      <w:r>
-        <w:rPr>
-          <w:rStyle w:val="af"/>
-        </w:rPr>
-        <w:annotationRef/>
-      </w:r>
-      <w:r>
-        <w:rPr>
-          <w:rFonts w:hint="eastAsia"/>
-        </w:rPr>
-        <w:t>这两个参数的含义</w:t>
-      </w:r>
-      <w:r>
-        <w:t>?</w:t>
-      </w:r>
-    </w:p>
-  </w:comment>
-  <w:comment w:id="1" w:author="yangshangde" w:date="2018-09-18T14:06:00Z" w:initials="y">
-    <w:p>
-      <w:pPr>
-        <w:pStyle w:val="af0"/>
-        <w:rPr>
-          <w:rFonts w:hint="eastAsia"/>
-        </w:rPr>
-      </w:pPr>
-      <w:r>
-        <w:rPr>
-          <w:rStyle w:val="af"/>
-        </w:rPr>
-        <w:annotationRef/>
-      </w:r>
-      <w:r>
-        <w:rPr>
-          <w:rFonts w:hint="eastAsia"/>
-        </w:rPr>
-        <w:t>参数是否有默认值？</w:t>
-      </w:r>
-    </w:p>
-  </w:comment>
-  <w:comment w:id="2" w:author="yangshangde" w:date="2018-09-18T14:06:00Z" w:initials="y">
-    <w:p>
-      <w:pPr>
-        <w:pStyle w:val="af0"/>
-      </w:pPr>
-      <w:r>
-        <w:rPr>
-          <w:rStyle w:val="af"/>
-        </w:rPr>
-        <w:annotationRef/>
-      </w:r>
-      <w:r>
-        <w:rPr>
-          <w:rFonts w:hint="eastAsia"/>
-        </w:rPr>
-        <w:t>确认：</w:t>
-      </w:r>
-    </w:p>
-    <w:p>
-      <w:pPr>
-        <w:pStyle w:val="af0"/>
-        <w:rPr>
-          <w:rFonts w:hint="eastAsia"/>
-        </w:rPr>
-      </w:pPr>
-      <w:bookmarkStart w:id="3" w:name="_GoBack"/>
-      <w:bookmarkEnd w:id="3"/>
-      <w:r>
-        <w:rPr>
-          <w:rFonts w:hint="eastAsia"/>
-        </w:rPr>
-        <w:t>驱动中已带了</w:t>
-      </w:r>
-      <w:r>
-        <w:rPr>
-          <w:rFonts w:hint="eastAsia"/>
-        </w:rPr>
-        <w:t xml:space="preserve"> openssl</w:t>
-      </w:r>
-      <w:r>
-        <w:rPr>
-          <w:rFonts w:hint="eastAsia"/>
-        </w:rPr>
-        <w:t>，不需要再定义编译宏，不依赖系统库</w:t>
-      </w:r>
-    </w:p>
-  </w:comment>
-  <w:comment w:id="4" w:author="yangshangde" w:date="2018-09-18T14:07:00Z" w:initials="y">
-    <w:p>
-      <w:pPr>
-        <w:pStyle w:val="af0"/>
-      </w:pPr>
-      <w:r>
-        <w:rPr>
-          <w:rStyle w:val="af"/>
-        </w:rPr>
-        <w:annotationRef/>
-      </w:r>
-      <w:r>
-        <w:rPr>
-          <w:rFonts w:hint="eastAsia"/>
-        </w:rPr>
-        <w:t>注明是打印设置的字符</w:t>
-      </w:r>
-    </w:p>
-  </w:comment>
-  <w:comment w:id="5" w:author="yangshangde" w:date="2018-09-18T13:51:00Z" w:initials="y">
-    <w:p>
-      <w:pPr>
-        <w:pStyle w:val="af0"/>
-      </w:pPr>
-      <w:r>
-        <w:rPr>
-          <w:rStyle w:val="af"/>
-        </w:rPr>
-        <w:annotationRef/>
-      </w:r>
-      <w:r>
-        <w:rPr>
-          <w:rFonts w:hint="eastAsia"/>
-        </w:rPr>
-        <w:t>格式上不一致？在解密时怎么区分？</w:t>
-      </w:r>
-    </w:p>
-  </w:comment>
-</w:comments>
-</file>
-
-<file path=word/commentsExtended.xml><?xml version="1.0" encoding="utf-8"?>
-<w15:commentsEx xmlns:wpc="http://schemas.microsoft.com/office/word/2010/wordprocessingCanvas" xmlns:cx="http://schemas.microsoft.com/office/drawing/2014/chartex" xmlns:mc="http://schemas.openxmlformats.org/markup-compatibility/2006" xmlns:o="urn:schemas-microsoft-com:office:office" xmlns:r="http://schemas.openxmlformats.org/officeDocument/2006/relationships" xmlns:m="http://schemas.openxmlformats.org/officeDocument/2006/math" xmlns:v="urn:schemas-microsoft-com:vml" xmlns:wp14="http://schemas.microsoft.com/office/word/2010/wordprocessingDrawing" xmlns:wp="http://schemas.openxmlformats.org/drawingml/2006/wordprocessingDrawing" xmlns:w10="urn:schemas-microsoft-com:office:word" xmlns:w="http://schemas.openxmlformats.org/wordprocessingml/2006/main" xmlns:w14="http://schemas.microsoft.com/office/word/2010/wordml" xmlns:w15="http://schemas.microsoft.com/office/word/2012/wordml" xmlns:w16se="http://schemas.microsoft.com/office/word/2015/wordml/symex" xmlns:wpg="http://schemas.microsoft.com/office/word/2010/wordprocessingGroup" xmlns:wpi="http://schemas.microsoft.com/office/word/2010/wordprocessingInk" xmlns:wne="http://schemas.microsoft.com/office/word/2006/wordml" xmlns:wps="http://schemas.microsoft.com/office/word/2010/wordprocessingShape" mc:Ignorable="w14 w15 w16se wp14">
-  <w15:commentEx w15:paraId="2FFF6120" w15:done="0"/>
-  <w15:commentEx w15:paraId="1A59CEDC" w15:done="0"/>
-  <w15:commentEx w15:paraId="4B880450" w15:done="0"/>
-  <w15:commentEx w15:paraId="11482D63" w15:done="0"/>
-  <w15:commentEx w15:paraId="50C16794" w15:done="0"/>
-</w15:commentsEx>
-</file>
-
 <file path=word/endnotes.xml><?xml version="1.0" encoding="utf-8"?>
 <w:endnotes xmlns:wpc="http://schemas.microsoft.com/office/word/2010/wordprocessingCanvas" xmlns:cx="http://schemas.microsoft.com/office/drawing/2014/chartex" xmlns:mc="http://schemas.openxmlformats.org/markup-compatibility/2006" xmlns:o="urn:schemas-microsoft-com:office:office" xmlns:r="http://schemas.openxmlformats.org/officeDocument/2006/relationships" xmlns:m="http://schemas.openxmlformats.org/officeDocument/2006/math" xmlns:v="urn:schemas-microsoft-com:vml" xmlns:wp14="http://schemas.microsoft.com/office/word/2010/wordprocessingDrawing" xmlns:wp="http://schemas.openxmlformats.org/drawingml/2006/wordprocessingDrawing" xmlns:w10="urn:schemas-microsoft-com:office:word" xmlns:w="http://schemas.openxmlformats.org/wordprocessingml/2006/main" xmlns:w14="http://schemas.microsoft.com/office/word/2010/wordml" xmlns:w15="http://schemas.microsoft.com/office/word/2012/wordml" xmlns:w16se="http://schemas.microsoft.com/office/word/2015/wordml/symex" xmlns:wpg="http://schemas.microsoft.com/office/word/2010/wordprocessingGroup" xmlns:wpi="http://schemas.microsoft.com/office/word/2010/wordprocessingInk" xmlns:wne="http://schemas.microsoft.com/office/word/2006/wordml" xmlns:wps="http://schemas.microsoft.com/office/word/2010/wordprocessingShape" mc:Ignorable="w14 w15 w16se wp14">
   <w:endnote w:type="separator" w:id="-1">
@@ -9879,6 +9959,95 @@
     </w:lvl>
   </w:abstractNum>
   <w:abstractNum w:abstractNumId="8" w15:restartNumberingAfterBreak="0">
+    <w:nsid w:val="4000135B"/>
+    <w:multiLevelType w:val="hybridMultilevel"/>
+    <w:tmpl w:val="B4080716"/>
+    <w:lvl w:ilvl="0" w:tplc="68A60CEA">
+      <w:start w:val="1"/>
+      <w:numFmt w:val="decimal"/>
+      <w:lvlText w:val="%1."/>
+      <w:lvlJc w:val="left"/>
+      <w:pPr>
+        <w:ind w:left="1137" w:hanging="360"/>
+      </w:pPr>
+      <w:rPr>
+        <w:rFonts w:hint="default"/>
+      </w:rPr>
+    </w:lvl>
+    <w:lvl w:ilvl="1" w:tplc="04090019" w:tentative="1">
+      <w:start w:val="1"/>
+      <w:numFmt w:val="lowerLetter"/>
+      <w:lvlText w:val="%2)"/>
+      <w:lvlJc w:val="left"/>
+      <w:pPr>
+        <w:ind w:left="1617" w:hanging="420"/>
+      </w:pPr>
+    </w:lvl>
+    <w:lvl w:ilvl="2" w:tplc="0409001B" w:tentative="1">
+      <w:start w:val="1"/>
+      <w:numFmt w:val="lowerRoman"/>
+      <w:lvlText w:val="%3."/>
+      <w:lvlJc w:val="right"/>
+      <w:pPr>
+        <w:ind w:left="2037" w:hanging="420"/>
+      </w:pPr>
+    </w:lvl>
+    <w:lvl w:ilvl="3" w:tplc="0409000F" w:tentative="1">
+      <w:start w:val="1"/>
+      <w:numFmt w:val="decimal"/>
+      <w:lvlText w:val="%4."/>
+      <w:lvlJc w:val="left"/>
+      <w:pPr>
+        <w:ind w:left="2457" w:hanging="420"/>
+      </w:pPr>
+    </w:lvl>
+    <w:lvl w:ilvl="4" w:tplc="04090019" w:tentative="1">
+      <w:start w:val="1"/>
+      <w:numFmt w:val="lowerLetter"/>
+      <w:lvlText w:val="%5)"/>
+      <w:lvlJc w:val="left"/>
+      <w:pPr>
+        <w:ind w:left="2877" w:hanging="420"/>
+      </w:pPr>
+    </w:lvl>
+    <w:lvl w:ilvl="5" w:tplc="0409001B" w:tentative="1">
+      <w:start w:val="1"/>
+      <w:numFmt w:val="lowerRoman"/>
+      <w:lvlText w:val="%6."/>
+      <w:lvlJc w:val="right"/>
+      <w:pPr>
+        <w:ind w:left="3297" w:hanging="420"/>
+      </w:pPr>
+    </w:lvl>
+    <w:lvl w:ilvl="6" w:tplc="0409000F" w:tentative="1">
+      <w:start w:val="1"/>
+      <w:numFmt w:val="decimal"/>
+      <w:lvlText w:val="%7."/>
+      <w:lvlJc w:val="left"/>
+      <w:pPr>
+        <w:ind w:left="3717" w:hanging="420"/>
+      </w:pPr>
+    </w:lvl>
+    <w:lvl w:ilvl="7" w:tplc="04090019" w:tentative="1">
+      <w:start w:val="1"/>
+      <w:numFmt w:val="lowerLetter"/>
+      <w:lvlText w:val="%8)"/>
+      <w:lvlJc w:val="left"/>
+      <w:pPr>
+        <w:ind w:left="4137" w:hanging="420"/>
+      </w:pPr>
+    </w:lvl>
+    <w:lvl w:ilvl="8" w:tplc="0409001B" w:tentative="1">
+      <w:start w:val="1"/>
+      <w:numFmt w:val="lowerRoman"/>
+      <w:lvlText w:val="%9."/>
+      <w:lvlJc w:val="right"/>
+      <w:pPr>
+        <w:ind w:left="4557" w:hanging="420"/>
+      </w:pPr>
+    </w:lvl>
+  </w:abstractNum>
+  <w:abstractNum w:abstractNumId="9" w15:restartNumberingAfterBreak="0">
     <w:nsid w:val="44651843"/>
     <w:multiLevelType w:val="hybridMultilevel"/>
     <w:tmpl w:val="46548750"/>
@@ -9967,7 +10136,7 @@
       </w:pPr>
     </w:lvl>
   </w:abstractNum>
-  <w:abstractNum w:abstractNumId="9" w15:restartNumberingAfterBreak="0">
+  <w:abstractNum w:abstractNumId="10" w15:restartNumberingAfterBreak="0">
     <w:nsid w:val="483A13CE"/>
     <w:multiLevelType w:val="hybridMultilevel"/>
     <w:tmpl w:val="8D440856"/>
@@ -10056,7 +10225,7 @@
       </w:pPr>
     </w:lvl>
   </w:abstractNum>
-  <w:abstractNum w:abstractNumId="10" w15:restartNumberingAfterBreak="0">
+  <w:abstractNum w:abstractNumId="11" w15:restartNumberingAfterBreak="0">
     <w:nsid w:val="4A8D4088"/>
     <w:multiLevelType w:val="hybridMultilevel"/>
     <w:tmpl w:val="FDB6E71E"/>
@@ -10145,7 +10314,7 @@
       </w:pPr>
     </w:lvl>
   </w:abstractNum>
-  <w:abstractNum w:abstractNumId="11" w15:restartNumberingAfterBreak="0">
+  <w:abstractNum w:abstractNumId="12" w15:restartNumberingAfterBreak="0">
     <w:nsid w:val="4BAB31BF"/>
     <w:multiLevelType w:val="hybridMultilevel"/>
     <w:tmpl w:val="2BD27972"/>
@@ -10234,7 +10403,7 @@
       </w:pPr>
     </w:lvl>
   </w:abstractNum>
-  <w:abstractNum w:abstractNumId="12" w15:restartNumberingAfterBreak="0">
+  <w:abstractNum w:abstractNumId="13" w15:restartNumberingAfterBreak="0">
     <w:nsid w:val="4F105811"/>
     <w:multiLevelType w:val="hybridMultilevel"/>
     <w:tmpl w:val="98D0F9A8"/>
@@ -10323,7 +10492,7 @@
       </w:pPr>
     </w:lvl>
   </w:abstractNum>
-  <w:abstractNum w:abstractNumId="13" w15:restartNumberingAfterBreak="0">
+  <w:abstractNum w:abstractNumId="14" w15:restartNumberingAfterBreak="0">
     <w:nsid w:val="4F9C5651"/>
     <w:multiLevelType w:val="hybridMultilevel"/>
     <w:tmpl w:val="ADEE1B58"/>
@@ -10412,7 +10581,7 @@
       </w:pPr>
     </w:lvl>
   </w:abstractNum>
-  <w:abstractNum w:abstractNumId="14" w15:restartNumberingAfterBreak="0">
+  <w:abstractNum w:abstractNumId="15" w15:restartNumberingAfterBreak="0">
     <w:nsid w:val="51334D8E"/>
     <w:multiLevelType w:val="hybridMultilevel"/>
     <w:tmpl w:val="F15A88F8"/>
@@ -10498,7 +10667,7 @@
       </w:pPr>
     </w:lvl>
   </w:abstractNum>
-  <w:abstractNum w:abstractNumId="15" w15:restartNumberingAfterBreak="0">
+  <w:abstractNum w:abstractNumId="16" w15:restartNumberingAfterBreak="0">
     <w:nsid w:val="57EC4751"/>
     <w:multiLevelType w:val="hybridMultilevel"/>
     <w:tmpl w:val="60C03066"/>
@@ -10587,7 +10756,7 @@
       </w:pPr>
     </w:lvl>
   </w:abstractNum>
-  <w:abstractNum w:abstractNumId="16" w15:restartNumberingAfterBreak="0">
+  <w:abstractNum w:abstractNumId="17" w15:restartNumberingAfterBreak="0">
     <w:nsid w:val="589E00D2"/>
     <w:multiLevelType w:val="multilevel"/>
     <w:tmpl w:val="DBE8E282"/>
@@ -10706,7 +10875,7 @@
       </w:rPr>
     </w:lvl>
   </w:abstractNum>
-  <w:abstractNum w:abstractNumId="17" w15:restartNumberingAfterBreak="0">
+  <w:abstractNum w:abstractNumId="18" w15:restartNumberingAfterBreak="0">
     <w:nsid w:val="77F661C8"/>
     <w:multiLevelType w:val="hybridMultilevel"/>
     <w:tmpl w:val="BE208404"/>
@@ -10795,7 +10964,7 @@
       </w:pPr>
     </w:lvl>
   </w:abstractNum>
-  <w:abstractNum w:abstractNumId="18" w15:restartNumberingAfterBreak="0">
+  <w:abstractNum w:abstractNumId="19" w15:restartNumberingAfterBreak="0">
     <w:nsid w:val="79701C50"/>
     <w:multiLevelType w:val="hybridMultilevel"/>
     <w:tmpl w:val="E0DE4D12"/>
@@ -10888,34 +11057,34 @@
     <w:abstractNumId w:val="4"/>
   </w:num>
   <w:num w:numId="2">
-    <w:abstractNumId w:val="16"/>
+    <w:abstractNumId w:val="17"/>
   </w:num>
   <w:num w:numId="3">
     <w:abstractNumId w:val="0"/>
   </w:num>
   <w:num w:numId="4">
-    <w:abstractNumId w:val="14"/>
+    <w:abstractNumId w:val="15"/>
   </w:num>
   <w:num w:numId="5">
     <w:abstractNumId w:val="6"/>
   </w:num>
   <w:num w:numId="6">
-    <w:abstractNumId w:val="11"/>
+    <w:abstractNumId w:val="12"/>
   </w:num>
   <w:num w:numId="7">
-    <w:abstractNumId w:val="9"/>
+    <w:abstractNumId w:val="10"/>
   </w:num>
   <w:num w:numId="8">
     <w:abstractNumId w:val="3"/>
   </w:num>
   <w:num w:numId="9">
-    <w:abstractNumId w:val="12"/>
+    <w:abstractNumId w:val="13"/>
   </w:num>
   <w:num w:numId="10">
-    <w:abstractNumId w:val="13"/>
+    <w:abstractNumId w:val="14"/>
   </w:num>
   <w:num w:numId="11">
-    <w:abstractNumId w:val="10"/>
+    <w:abstractNumId w:val="11"/>
   </w:num>
   <w:num w:numId="12">
     <w:abstractNumId w:val="1"/>
@@ -10924,33 +11093,28 @@
     <w:abstractNumId w:val="2"/>
   </w:num>
   <w:num w:numId="14">
-    <w:abstractNumId w:val="8"/>
+    <w:abstractNumId w:val="9"/>
   </w:num>
   <w:num w:numId="15">
-    <w:abstractNumId w:val="18"/>
+    <w:abstractNumId w:val="19"/>
   </w:num>
   <w:num w:numId="16">
-    <w:abstractNumId w:val="15"/>
+    <w:abstractNumId w:val="16"/>
   </w:num>
   <w:num w:numId="17">
     <w:abstractNumId w:val="7"/>
   </w:num>
   <w:num w:numId="18">
-    <w:abstractNumId w:val="17"/>
+    <w:abstractNumId w:val="18"/>
   </w:num>
   <w:num w:numId="19">
     <w:abstractNumId w:val="5"/>
   </w:num>
+  <w:num w:numId="20">
+    <w:abstractNumId w:val="8"/>
+  </w:num>
   <w:numIdMacAtCleanup w:val="18"/>
 </w:numbering>
-</file>
-
-<file path=word/people.xml><?xml version="1.0" encoding="utf-8"?>
-<w15:people xmlns:wpc="http://schemas.microsoft.com/office/word/2010/wordprocessingCanvas" xmlns:cx="http://schemas.microsoft.com/office/drawing/2014/chartex" xmlns:mc="http://schemas.openxmlformats.org/markup-compatibility/2006" xmlns:o="urn:schemas-microsoft-com:office:office" xmlns:r="http://schemas.openxmlformats.org/officeDocument/2006/relationships" xmlns:m="http://schemas.openxmlformats.org/officeDocument/2006/math" xmlns:v="urn:schemas-microsoft-com:vml" xmlns:wp14="http://schemas.microsoft.com/office/word/2010/wordprocessingDrawing" xmlns:wp="http://schemas.openxmlformats.org/drawingml/2006/wordprocessingDrawing" xmlns:w10="urn:schemas-microsoft-com:office:word" xmlns:w="http://schemas.openxmlformats.org/wordprocessingml/2006/main" xmlns:w14="http://schemas.microsoft.com/office/word/2010/wordml" xmlns:w15="http://schemas.microsoft.com/office/word/2012/wordml" xmlns:w16se="http://schemas.microsoft.com/office/word/2015/wordml/symex" xmlns:wpg="http://schemas.microsoft.com/office/word/2010/wordprocessingGroup" xmlns:wpi="http://schemas.microsoft.com/office/word/2010/wordprocessingInk" xmlns:wne="http://schemas.microsoft.com/office/word/2006/wordml" xmlns:wps="http://schemas.microsoft.com/office/word/2010/wordprocessingShape" mc:Ignorable="w14 w15 w16se wp14">
-  <w15:person w15:author="yangshangde">
-    <w15:presenceInfo w15:providerId="None" w15:userId="yangshangde"/>
-  </w15:person>
-</w15:people>
 </file>
 
 <file path=word/styles.xml><?xml version="1.0" encoding="utf-8"?>
@@ -12069,7 +12233,7 @@
 </file>
 
 <file path=customXml/itemProps1.xml><?xml version="1.0" encoding="utf-8"?>
-<ds:datastoreItem xmlns:ds="http://schemas.openxmlformats.org/officeDocument/2006/customXml" ds:itemID="{97D40BAC-5CD1-4E1E-ADD6-2E12EF3BF71B}">
+<ds:datastoreItem xmlns:ds="http://schemas.openxmlformats.org/officeDocument/2006/customXml" ds:itemID="{FCCC6782-0DDC-45C0-A93C-5FE810494655}">
   <ds:schemaRefs>
     <ds:schemaRef ds:uri="http://schemas.openxmlformats.org/officeDocument/2006/bibliography"/>
   </ds:schemaRefs>

--- a/internal_doc/03.开发设计/Story-password调整方案.docx
+++ b/internal_doc/03.开发设计/Story-password调整方案.docx
@@ -6408,8 +6408,6 @@
         </w:rPr>
         <w:t>Random Array</w:t>
       </w:r>
-      <w:bookmarkStart w:id="0" w:name="_GoBack"/>
-      <w:bookmarkEnd w:id="0"/>
       <w:r>
         <w:rPr>
           <w:rFonts w:hint="eastAsia"/>
@@ -6761,16 +6759,7 @@
         <w:rPr>
           <w:rFonts w:hint="eastAsia"/>
         </w:rPr>
-        <w:t>Salt</w:t>
-      </w:r>
-      <w:r>
-        <w:t xml:space="preserve"> </w:t>
-      </w:r>
-      <w:r>
-        <w:rPr>
-          <w:rFonts w:hint="eastAsia"/>
-        </w:rPr>
-        <w:t>Len</w:t>
+        <w:t>Offset</w:t>
       </w:r>
       <w:r>
         <w:rPr>
@@ -7348,11 +7337,13 @@
           <w:rFonts w:hint="eastAsia"/>
         </w:rPr>
       </w:pPr>
-      <w:r>
-        <w:rPr>
-          <w:rFonts w:hint="eastAsia"/>
-        </w:rPr>
-        <w:t>随机生成加密</w:t>
+      <w:bookmarkStart w:id="0" w:name="_GoBack"/>
+      <w:bookmarkEnd w:id="0"/>
+      <w:r>
+        <w:rPr>
+          <w:rFonts w:hint="eastAsia"/>
+        </w:rPr>
+        <w:t>生成加密</w:t>
       </w:r>
       <w:r>
         <w:rPr>
@@ -7526,25 +7517,7 @@
         <w:rPr>
           <w:rFonts w:hint="eastAsia"/>
         </w:rPr>
-        <w:t>解密密文并</w:t>
-      </w:r>
-      <w:r>
-        <w:rPr>
-          <w:rFonts w:hint="eastAsia"/>
-        </w:rPr>
-        <w:t>去除</w:t>
-      </w:r>
-      <w:r>
-        <w:rPr>
-          <w:rFonts w:hint="eastAsia"/>
-        </w:rPr>
-        <w:t>其中的</w:t>
-      </w:r>
-      <w:r>
-        <w:rPr>
-          <w:rFonts w:hint="eastAsia"/>
-        </w:rPr>
-        <w:t>Salt</w:t>
+        <w:t>解密密文</w:t>
       </w:r>
       <w:r>
         <w:rPr>
@@ -12233,7 +12206,7 @@
 </file>
 
 <file path=customXml/itemProps1.xml><?xml version="1.0" encoding="utf-8"?>
-<ds:datastoreItem xmlns:ds="http://schemas.openxmlformats.org/officeDocument/2006/customXml" ds:itemID="{FCCC6782-0DDC-45C0-A93C-5FE810494655}">
+<ds:datastoreItem xmlns:ds="http://schemas.openxmlformats.org/officeDocument/2006/customXml" ds:itemID="{BDCBE4E8-54E4-4072-AC7A-F9EC2ED2D327}">
   <ds:schemaRefs>
     <ds:schemaRef ds:uri="http://schemas.openxmlformats.org/officeDocument/2006/bibliography"/>
   </ds:schemaRefs>

--- a/internal_doc/03.开发设计/Story-password调整方案.docx
+++ b/internal_doc/03.开发设计/Story-password调整方案.docx
@@ -7337,8 +7337,6 @@
           <w:rFonts w:hint="eastAsia"/>
         </w:rPr>
       </w:pPr>
-      <w:bookmarkStart w:id="0" w:name="_GoBack"/>
-      <w:bookmarkEnd w:id="0"/>
       <w:r>
         <w:rPr>
           <w:rFonts w:hint="eastAsia"/>
@@ -7389,7 +7387,21 @@
         <w:rPr>
           <w:rFonts w:hint="eastAsia"/>
         </w:rPr>
-        <w:t>加密加密字符串形成密文；</w:t>
+        <w:t>加密</w:t>
+      </w:r>
+      <w:r>
+        <w:rPr>
+          <w:rFonts w:hint="eastAsia"/>
+        </w:rPr>
+        <w:t>用户密码</w:t>
+      </w:r>
+      <w:bookmarkStart w:id="0" w:name="_GoBack"/>
+      <w:bookmarkEnd w:id="0"/>
+      <w:r>
+        <w:rPr>
+          <w:rFonts w:hint="eastAsia"/>
+        </w:rPr>
+        <w:t>形成密文；</w:t>
       </w:r>
     </w:p>
     <w:p>
@@ -12206,7 +12218,7 @@
 </file>
 
 <file path=customXml/itemProps1.xml><?xml version="1.0" encoding="utf-8"?>
-<ds:datastoreItem xmlns:ds="http://schemas.openxmlformats.org/officeDocument/2006/customXml" ds:itemID="{BDCBE4E8-54E4-4072-AC7A-F9EC2ED2D327}">
+<ds:datastoreItem xmlns:ds="http://schemas.openxmlformats.org/officeDocument/2006/customXml" ds:itemID="{F00E1904-48D4-4532-905B-B00683B938F5}">
   <ds:schemaRefs>
     <ds:schemaRef ds:uri="http://schemas.openxmlformats.org/officeDocument/2006/bibliography"/>
   </ds:schemaRefs>

--- a/internal_doc/03.开发设计/Story-password调整方案.docx
+++ b/internal_doc/03.开发设计/Story-password调整方案.docx
@@ -6112,24 +6112,8 @@
       <w:r>
         <w:t>cluster</w:t>
       </w:r>
-      <w:r>
-        <w:rPr>
-          <w:rFonts w:hint="eastAsia"/>
-        </w:rPr>
-        <w:t>、</w:t>
-      </w:r>
-      <w:r>
-        <w:rPr>
-          <w:rFonts w:hint="eastAsia"/>
-        </w:rPr>
-        <w:t>s</w:t>
-      </w:r>
-      <w:r>
-        <w:rPr>
-          <w:rFonts w:hint="eastAsia"/>
-        </w:rPr>
-        <w:t>alt</w:t>
-      </w:r>
+      <w:bookmarkStart w:id="0" w:name="_GoBack"/>
+      <w:bookmarkEnd w:id="0"/>
       <w:r>
         <w:rPr>
           <w:rFonts w:hint="eastAsia"/>
@@ -6174,25 +6158,13 @@
         <w:rPr>
           <w:rFonts w:hint="eastAsia"/>
         </w:rPr>
-        <w:t>、</w:t>
-      </w:r>
-      <w:r>
-        <w:rPr>
-          <w:rFonts w:hint="eastAsia"/>
-        </w:rPr>
-        <w:t>s</w:t>
-      </w:r>
-      <w:r>
-        <w:rPr>
-          <w:rFonts w:hint="eastAsia"/>
-        </w:rPr>
-        <w:t>alt</w:t>
-      </w:r>
-      <w:r>
-        <w:rPr>
-          <w:rFonts w:hint="eastAsia"/>
-        </w:rPr>
-        <w:t>和密文保存在加密文件中。</w:t>
+        <w:t>和</w:t>
+      </w:r>
+      <w:r>
+        <w:rPr>
+          <w:rFonts w:hint="eastAsia"/>
+        </w:rPr>
+        <w:t>密文保存在加密文件中。</w:t>
       </w:r>
     </w:p>
     <w:p>
@@ -6495,10 +6467,16 @@
         <w:rPr>
           <w:rFonts w:hint="eastAsia"/>
         </w:rPr>
-        <w:t>sha</w:t>
-      </w:r>
-      <w:r>
-        <w:t>-224</w:t>
+        <w:t>SHA</w:t>
+      </w:r>
+      <w:r>
+        <w:t>-</w:t>
+      </w:r>
+      <w:r>
+        <w:rPr>
+          <w:rFonts w:hint="eastAsia"/>
+        </w:rPr>
+        <w:t>256</w:t>
       </w:r>
       <w:r>
         <w:rPr>
@@ -7395,8 +7373,6 @@
         </w:rPr>
         <w:t>用户密码</w:t>
       </w:r>
-      <w:bookmarkStart w:id="0" w:name="_GoBack"/>
-      <w:bookmarkEnd w:id="0"/>
       <w:r>
         <w:rPr>
           <w:rFonts w:hint="eastAsia"/>
@@ -12218,7 +12194,7 @@
 </file>
 
 <file path=customXml/itemProps1.xml><?xml version="1.0" encoding="utf-8"?>
-<ds:datastoreItem xmlns:ds="http://schemas.openxmlformats.org/officeDocument/2006/customXml" ds:itemID="{F00E1904-48D4-4532-905B-B00683B938F5}">
+<ds:datastoreItem xmlns:ds="http://schemas.openxmlformats.org/officeDocument/2006/customXml" ds:itemID="{6818FE29-959F-467C-84CC-62EDE502BE1E}">
   <ds:schemaRefs>
     <ds:schemaRef ds:uri="http://schemas.openxmlformats.org/officeDocument/2006/bibliography"/>
   </ds:schemaRefs>

--- a/internal_doc/03.开发设计/Story-password调整方案.docx
+++ b/internal_doc/03.开发设计/Story-password调整方案.docx
@@ -6112,8 +6112,6 @@
       <w:r>
         <w:t>cluster</w:t>
       </w:r>
-      <w:bookmarkStart w:id="0" w:name="_GoBack"/>
-      <w:bookmarkEnd w:id="0"/>
       <w:r>
         <w:rPr>
           <w:rFonts w:hint="eastAsia"/>
@@ -6949,12 +6947,13 @@
       <w:pPr>
         <w:ind w:left="777"/>
       </w:pPr>
+      <w:bookmarkStart w:id="0" w:name="_GoBack"/>
       <w:r>
         <w:drawing>
-          <wp:inline distT="0" distB="0" distL="0" distR="0" wp14:anchorId="3B3607B0" wp14:editId="3543FB27">
-            <wp:extent cx="7229475" cy="1308785"/>
+          <wp:inline distT="0" distB="0" distL="0" distR="0" wp14:anchorId="7910DF2B" wp14:editId="0740E236">
+            <wp:extent cx="9236796" cy="1657887"/>
             <wp:effectExtent l="0" t="0" r="0" b="0"/>
-            <wp:docPr id="4" name="图片 4"/>
+            <wp:docPr id="6" name="图片 6"/>
             <wp:cNvGraphicFramePr>
               <a:graphicFrameLocks xmlns:a="http://schemas.openxmlformats.org/drawingml/2006/main" noChangeAspect="1"/>
             </wp:cNvGraphicFramePr>
@@ -6974,7 +6973,7 @@
                   <pic:spPr>
                     <a:xfrm>
                       <a:off x="0" y="0"/>
-                      <a:ext cx="7300210" cy="1321590"/>
+                      <a:ext cx="9290020" cy="1667440"/>
                     </a:xfrm>
                     <a:prstGeom prst="rect">
                       <a:avLst/>
@@ -6986,6 +6985,7 @@
           </wp:inline>
         </w:drawing>
       </w:r>
+      <w:bookmarkEnd w:id="0"/>
     </w:p>
     <w:p>
       <w:pPr>
@@ -12194,7 +12194,7 @@
 </file>
 
 <file path=customXml/itemProps1.xml><?xml version="1.0" encoding="utf-8"?>
-<ds:datastoreItem xmlns:ds="http://schemas.openxmlformats.org/officeDocument/2006/customXml" ds:itemID="{6818FE29-959F-467C-84CC-62EDE502BE1E}">
+<ds:datastoreItem xmlns:ds="http://schemas.openxmlformats.org/officeDocument/2006/customXml" ds:itemID="{F633F2D9-C7DE-47E1-A4F1-6060E6205CE2}">
   <ds:schemaRefs>
     <ds:schemaRef ds:uri="http://schemas.openxmlformats.org/officeDocument/2006/bibliography"/>
   </ds:schemaRefs>

--- a/internal_doc/03.开发设计/Story-password调整方案.docx
+++ b/internal_doc/03.开发设计/Story-password调整方案.docx
@@ -5733,8 +5733,6 @@
           </w:pPr>
         </w:pPrChange>
       </w:pPr>
-      <w:bookmarkStart w:id="211" w:name="_GoBack"/>
-      <w:bookmarkEnd w:id="211"/>
     </w:p>
     <w:p>
       <w:pPr>
@@ -5757,7 +5755,7 @@
       <w:r>
         <w:t xml:space="preserve">fdw </w:t>
       </w:r>
-      <w:del w:id="212" w:author="zhaowenbo" w:date="2018-11-07T17:11:00Z">
+      <w:del w:id="211" w:author="zhaowenbo" w:date="2018-11-07T17:11:00Z">
         <w:r>
           <w:rPr>
             <w:rFonts w:hint="eastAsia"/>
@@ -5765,7 +5763,7 @@
           <w:delText>增加</w:delText>
         </w:r>
       </w:del>
-      <w:ins w:id="213" w:author="zhaowenbo" w:date="2018-11-07T17:11:00Z">
+      <w:ins w:id="212" w:author="zhaowenbo" w:date="2018-11-07T17:11:00Z">
         <w:r>
           <w:rPr>
             <w:rFonts w:hint="eastAsia"/>
@@ -5783,9 +5781,9 @@
     <w:p>
       <w:pPr>
         <w:rPr>
-          <w:ins w:id="214" w:author="zhaowenbo" w:date="2018-11-07T17:16:00Z"/>
-        </w:rPr>
-        <w:pPrChange w:id="215" w:author="zhaowenbo" w:date="2018-11-07T17:16:00Z">
+          <w:ins w:id="213" w:author="zhaowenbo" w:date="2018-11-07T17:16:00Z"/>
+        </w:rPr>
+        <w:pPrChange w:id="214" w:author="zhaowenbo" w:date="2018-11-07T17:16:00Z">
           <w:pPr>
             <w:pStyle w:val="aa"/>
             <w:numPr>
@@ -5795,7 +5793,7 @@
           </w:pPr>
         </w:pPrChange>
       </w:pPr>
-      <w:ins w:id="216" w:author="zhaowenbo" w:date="2018-11-07T17:16:00Z">
+      <w:ins w:id="215" w:author="zhaowenbo" w:date="2018-11-07T17:16:00Z">
         <w:r>
           <w:t>sdbConnectionHandle sdbGetConnectionHandle( const char **serverList,</w:t>
         </w:r>
@@ -5804,9 +5802,9 @@
     <w:p>
       <w:pPr>
         <w:rPr>
-          <w:ins w:id="217" w:author="zhaowenbo" w:date="2018-11-07T17:16:00Z"/>
-        </w:rPr>
-        <w:pPrChange w:id="218" w:author="zhaowenbo" w:date="2018-11-07T17:16:00Z">
+          <w:ins w:id="216" w:author="zhaowenbo" w:date="2018-11-07T17:16:00Z"/>
+        </w:rPr>
+        <w:pPrChange w:id="217" w:author="zhaowenbo" w:date="2018-11-07T17:16:00Z">
           <w:pPr>
             <w:pStyle w:val="aa"/>
             <w:numPr>
@@ -5816,7 +5814,7 @@
           </w:pPr>
         </w:pPrChange>
       </w:pPr>
-      <w:ins w:id="219" w:author="zhaowenbo" w:date="2018-11-07T17:16:00Z">
+      <w:ins w:id="218" w:author="zhaowenbo" w:date="2018-11-07T17:16:00Z">
         <w:r>
           <w:t xml:space="preserve">            </w:t>
         </w:r>
@@ -5831,9 +5829,9 @@
     <w:p>
       <w:pPr>
         <w:rPr>
-          <w:ins w:id="220" w:author="zhaowenbo" w:date="2018-11-07T17:16:00Z"/>
-        </w:rPr>
-        <w:pPrChange w:id="221" w:author="zhaowenbo" w:date="2018-11-07T17:16:00Z">
+          <w:ins w:id="219" w:author="zhaowenbo" w:date="2018-11-07T17:16:00Z"/>
+        </w:rPr>
+        <w:pPrChange w:id="220" w:author="zhaowenbo" w:date="2018-11-07T17:16:00Z">
           <w:pPr>
             <w:pStyle w:val="aa"/>
             <w:numPr>
@@ -5843,7 +5841,7 @@
           </w:pPr>
         </w:pPrChange>
       </w:pPr>
-      <w:ins w:id="222" w:author="zhaowenbo" w:date="2018-11-07T17:16:00Z">
+      <w:ins w:id="221" w:author="zhaowenbo" w:date="2018-11-07T17:16:00Z">
         <w:r>
           <w:t xml:space="preserve">            </w:t>
         </w:r>
@@ -5858,9 +5856,9 @@
     <w:p>
       <w:pPr>
         <w:rPr>
-          <w:ins w:id="223" w:author="zhaowenbo" w:date="2018-11-07T17:16:00Z"/>
-        </w:rPr>
-        <w:pPrChange w:id="224" w:author="zhaowenbo" w:date="2018-11-07T17:16:00Z">
+          <w:ins w:id="222" w:author="zhaowenbo" w:date="2018-11-07T17:16:00Z"/>
+        </w:rPr>
+        <w:pPrChange w:id="223" w:author="zhaowenbo" w:date="2018-11-07T17:16:00Z">
           <w:pPr>
             <w:pStyle w:val="aa"/>
             <w:numPr>
@@ -5870,7 +5868,7 @@
           </w:pPr>
         </w:pPrChange>
       </w:pPr>
-      <w:ins w:id="225" w:author="zhaowenbo" w:date="2018-11-07T17:16:00Z">
+      <w:ins w:id="224" w:author="zhaowenbo" w:date="2018-11-07T17:16:00Z">
         <w:r>
           <w:t xml:space="preserve">         </w:t>
         </w:r>
@@ -5885,9 +5883,9 @@
     <w:p>
       <w:pPr>
         <w:rPr>
-          <w:ins w:id="226" w:author="zhaowenbo" w:date="2018-11-07T17:16:00Z"/>
-        </w:rPr>
-        <w:pPrChange w:id="227" w:author="zhaowenbo" w:date="2018-11-07T17:16:00Z">
+          <w:ins w:id="225" w:author="zhaowenbo" w:date="2018-11-07T17:16:00Z"/>
+        </w:rPr>
+        <w:pPrChange w:id="226" w:author="zhaowenbo" w:date="2018-11-07T17:16:00Z">
           <w:pPr>
             <w:pStyle w:val="aa"/>
             <w:numPr>
@@ -5897,7 +5895,7 @@
           </w:pPr>
         </w:pPrChange>
       </w:pPr>
-      <w:ins w:id="228" w:author="zhaowenbo" w:date="2018-11-07T17:16:00Z">
+      <w:ins w:id="227" w:author="zhaowenbo" w:date="2018-11-07T17:16:00Z">
         <w:r>
           <w:t xml:space="preserve">      </w:t>
         </w:r>
@@ -5912,9 +5910,9 @@
     <w:p>
       <w:pPr>
         <w:rPr>
-          <w:ins w:id="229" w:author="zhaowenbo" w:date="2018-11-07T17:16:00Z"/>
-        </w:rPr>
-        <w:pPrChange w:id="230" w:author="zhaowenbo" w:date="2018-11-07T17:16:00Z">
+          <w:ins w:id="228" w:author="zhaowenbo" w:date="2018-11-07T17:16:00Z"/>
+        </w:rPr>
+        <w:pPrChange w:id="229" w:author="zhaowenbo" w:date="2018-11-07T17:16:00Z">
           <w:pPr>
             <w:pStyle w:val="aa"/>
             <w:numPr>
@@ -5924,7 +5922,7 @@
           </w:pPr>
         </w:pPrChange>
       </w:pPr>
-      <w:ins w:id="231" w:author="zhaowenbo" w:date="2018-11-07T17:16:00Z">
+      <w:ins w:id="230" w:author="zhaowenbo" w:date="2018-11-07T17:16:00Z">
         <w:r>
           <w:t xml:space="preserve">   </w:t>
         </w:r>
@@ -5939,9 +5937,9 @@
     <w:p>
       <w:pPr>
         <w:rPr>
-          <w:ins w:id="232" w:author="zhaowenbo" w:date="2018-11-07T17:16:00Z"/>
-        </w:rPr>
-        <w:pPrChange w:id="233" w:author="zhaowenbo" w:date="2018-11-07T17:16:00Z">
+          <w:ins w:id="231" w:author="zhaowenbo" w:date="2018-11-07T17:16:00Z"/>
+        </w:rPr>
+        <w:pPrChange w:id="232" w:author="zhaowenbo" w:date="2018-11-07T17:16:00Z">
           <w:pPr>
             <w:pStyle w:val="aa"/>
             <w:numPr>
@@ -5951,7 +5949,7 @@
           </w:pPr>
         </w:pPrChange>
       </w:pPr>
-      <w:ins w:id="234" w:author="zhaowenbo" w:date="2018-11-07T17:16:00Z">
+      <w:ins w:id="233" w:author="zhaowenbo" w:date="2018-11-07T17:16:00Z">
         <w:r>
           <w:t xml:space="preserve">                             </w:t>
         </w:r>
@@ -5963,9 +5961,9 @@
     <w:p>
       <w:pPr>
         <w:rPr>
-          <w:ins w:id="235" w:author="zhaowenbo" w:date="2018-11-07T17:16:00Z"/>
-        </w:rPr>
-        <w:pPrChange w:id="236" w:author="zhaowenbo" w:date="2018-11-07T17:16:00Z">
+          <w:ins w:id="234" w:author="zhaowenbo" w:date="2018-11-07T17:16:00Z"/>
+        </w:rPr>
+        <w:pPrChange w:id="235" w:author="zhaowenbo" w:date="2018-11-07T17:16:00Z">
           <w:pPr>
             <w:pStyle w:val="aa"/>
             <w:numPr>
@@ -5975,7 +5973,7 @@
           </w:pPr>
         </w:pPrChange>
       </w:pPr>
-      <w:ins w:id="237" w:author="zhaowenbo" w:date="2018-11-07T17:16:00Z">
+      <w:ins w:id="236" w:author="zhaowenbo" w:date="2018-11-07T17:16:00Z">
         <w:r>
           <w:t xml:space="preserve">                          </w:t>
         </w:r>
@@ -5987,9 +5985,9 @@
     <w:p>
       <w:pPr>
         <w:rPr>
-          <w:ins w:id="238" w:author="zhaowenbo" w:date="2018-11-07T17:16:00Z"/>
-        </w:rPr>
-        <w:pPrChange w:id="239" w:author="zhaowenbo" w:date="2018-11-07T17:16:00Z">
+          <w:ins w:id="237" w:author="zhaowenbo" w:date="2018-11-07T17:16:00Z"/>
+        </w:rPr>
+        <w:pPrChange w:id="238" w:author="zhaowenbo" w:date="2018-11-07T17:16:00Z">
           <w:pPr>
             <w:pStyle w:val="aa"/>
             <w:numPr>
@@ -5999,7 +5997,7 @@
           </w:pPr>
         </w:pPrChange>
       </w:pPr>
-      <w:ins w:id="240" w:author="zhaowenbo" w:date="2018-11-07T17:16:00Z">
+      <w:ins w:id="239" w:author="zhaowenbo" w:date="2018-11-07T17:16:00Z">
         <w:r>
           <w:t xml:space="preserve">                       </w:t>
         </w:r>
@@ -6011,9 +6009,9 @@
     <w:p>
       <w:pPr>
         <w:rPr>
-          <w:ins w:id="241" w:author="zhaowenbo" w:date="2018-11-07T17:16:00Z"/>
-        </w:rPr>
-        <w:pPrChange w:id="242" w:author="zhaowenbo" w:date="2018-11-07T17:16:00Z">
+          <w:ins w:id="240" w:author="zhaowenbo" w:date="2018-11-07T17:16:00Z"/>
+        </w:rPr>
+        <w:pPrChange w:id="241" w:author="zhaowenbo" w:date="2018-11-07T17:16:00Z">
           <w:pPr>
             <w:pStyle w:val="aa"/>
             <w:numPr>
@@ -6023,7 +6021,7 @@
           </w:pPr>
         </w:pPrChange>
       </w:pPr>
-      <w:ins w:id="243" w:author="zhaowenbo" w:date="2018-11-07T17:16:00Z">
+      <w:ins w:id="242" w:author="zhaowenbo" w:date="2018-11-07T17:16:00Z">
         <w:r>
           <w:t xml:space="preserve">                    </w:t>
         </w:r>
@@ -6039,10 +6037,10 @@
           <w:numId w:val="5"/>
         </w:numPr>
         <w:rPr>
-          <w:del w:id="244" w:author="zhaowenbo" w:date="2018-11-07T17:16:00Z"/>
-        </w:rPr>
-      </w:pPr>
-      <w:ins w:id="245" w:author="zhaowenbo" w:date="2018-11-07T17:16:00Z">
+          <w:del w:id="243" w:author="zhaowenbo" w:date="2018-11-07T17:16:00Z"/>
+        </w:rPr>
+      </w:pPr>
+      <w:ins w:id="244" w:author="zhaowenbo" w:date="2018-11-07T17:16:00Z">
         <w:r>
           <w:t xml:space="preserve">         </w:t>
         </w:r>
@@ -6050,7 +6048,7 @@
           <w:t xml:space="preserve">                            const char *transaction )</w:t>
         </w:r>
       </w:ins>
-      <w:del w:id="246" w:author="zhaowenbo" w:date="2018-11-07T17:16:00Z">
+      <w:del w:id="245" w:author="zhaowenbo" w:date="2018-11-07T17:16:00Z">
         <w:r>
           <w:delText>sdbConnectionHandle sdbGetConnectionHandle</w:delText>
         </w:r>
@@ -6067,10 +6065,10 @@
         <w:pStyle w:val="aa"/>
         <w:ind w:left="777"/>
         <w:rPr>
-          <w:del w:id="247" w:author="zhaowenbo" w:date="2018-11-07T17:16:00Z"/>
-        </w:rPr>
-      </w:pPr>
-      <w:del w:id="248" w:author="zhaowenbo" w:date="2018-11-07T17:16:00Z">
+          <w:del w:id="246" w:author="zhaowenbo" w:date="2018-11-07T17:16:00Z"/>
+        </w:rPr>
+      </w:pPr>
+      <w:del w:id="247" w:author="zhaowenbo" w:date="2018-11-07T17:16:00Z">
         <w:r>
           <w:delText xml:space="preserve">                                        int serverNum,</w:delText>
         </w:r>
@@ -6081,10 +6079,10 @@
         <w:pStyle w:val="aa"/>
         <w:ind w:left="777"/>
         <w:rPr>
-          <w:del w:id="249" w:author="zhaowenbo" w:date="2018-11-07T17:16:00Z"/>
-        </w:rPr>
-      </w:pPr>
-      <w:del w:id="250" w:author="zhaowenbo" w:date="2018-11-07T17:16:00Z">
+          <w:del w:id="248" w:author="zhaowenbo" w:date="2018-11-07T17:16:00Z"/>
+        </w:rPr>
+      </w:pPr>
+      <w:del w:id="249" w:author="zhaowenbo" w:date="2018-11-07T17:16:00Z">
         <w:r>
           <w:delText xml:space="preserve">                                        const char *usr,</w:delText>
         </w:r>
@@ -6095,10 +6093,10 @@
         <w:pStyle w:val="aa"/>
         <w:ind w:left="777"/>
         <w:rPr>
-          <w:del w:id="251" w:author="zhaowenbo" w:date="2018-11-07T17:16:00Z"/>
-        </w:rPr>
-      </w:pPr>
-      <w:del w:id="252" w:author="zhaowenbo" w:date="2018-11-07T17:16:00Z">
+          <w:del w:id="250" w:author="zhaowenbo" w:date="2018-11-07T17:16:00Z"/>
+        </w:rPr>
+      </w:pPr>
+      <w:del w:id="251" w:author="zhaowenbo" w:date="2018-11-07T17:16:00Z">
         <w:r>
           <w:delText xml:space="preserve">                                       </w:delText>
         </w:r>
@@ -6118,10 +6116,10 @@
         <w:pStyle w:val="aa"/>
         <w:ind w:left="777"/>
         <w:rPr>
-          <w:del w:id="253" w:author="zhaowenbo" w:date="2018-11-07T17:16:00Z"/>
-        </w:rPr>
-      </w:pPr>
-      <w:del w:id="254" w:author="zhaowenbo" w:date="2018-11-07T17:16:00Z">
+          <w:del w:id="252" w:author="zhaowenbo" w:date="2018-11-07T17:16:00Z"/>
+        </w:rPr>
+      </w:pPr>
+      <w:del w:id="253" w:author="zhaowenbo" w:date="2018-11-07T17:16:00Z">
         <w:r>
           <w:delText xml:space="preserve">                                        const char *token,</w:delText>
         </w:r>
@@ -6132,10 +6130,10 @@
         <w:pStyle w:val="aa"/>
         <w:ind w:left="777"/>
         <w:rPr>
-          <w:del w:id="255" w:author="zhaowenbo" w:date="2018-11-07T17:16:00Z"/>
-        </w:rPr>
-      </w:pPr>
-      <w:del w:id="256" w:author="zhaowenbo" w:date="2018-11-07T17:16:00Z">
+          <w:del w:id="254" w:author="zhaowenbo" w:date="2018-11-07T17:16:00Z"/>
+        </w:rPr>
+      </w:pPr>
+      <w:del w:id="255" w:author="zhaowenbo" w:date="2018-11-07T17:16:00Z">
         <w:r>
           <w:tab/>
         </w:r>
@@ -6180,10 +6178,10 @@
         <w:pStyle w:val="aa"/>
         <w:ind w:left="777"/>
         <w:rPr>
-          <w:del w:id="257" w:author="zhaowenbo" w:date="2018-11-07T17:16:00Z"/>
-        </w:rPr>
-      </w:pPr>
-      <w:del w:id="258" w:author="zhaowenbo" w:date="2018-11-07T17:16:00Z">
+          <w:del w:id="256" w:author="zhaowenbo" w:date="2018-11-07T17:16:00Z"/>
+        </w:rPr>
+      </w:pPr>
+      <w:del w:id="257" w:author="zhaowenbo" w:date="2018-11-07T17:16:00Z">
         <w:r>
           <w:delText xml:space="preserve">                                        const char *preference_instance,</w:delText>
         </w:r>
@@ -6194,10 +6192,10 @@
         <w:pStyle w:val="aa"/>
         <w:ind w:left="777"/>
         <w:rPr>
-          <w:del w:id="259" w:author="zhaowenbo" w:date="2018-11-07T17:16:00Z"/>
-        </w:rPr>
-      </w:pPr>
-      <w:del w:id="260" w:author="zhaowenbo" w:date="2018-11-07T17:16:00Z">
+          <w:del w:id="258" w:author="zhaowenbo" w:date="2018-11-07T17:16:00Z"/>
+        </w:rPr>
+      </w:pPr>
+      <w:del w:id="259" w:author="zhaowenbo" w:date="2018-11-07T17:16:00Z">
         <w:r>
           <w:delText xml:space="preserve">                                        const char *preference_instance_mode,</w:delText>
         </w:r>
@@ -6208,10 +6206,10 @@
         <w:pStyle w:val="aa"/>
         <w:ind w:left="777"/>
         <w:rPr>
-          <w:del w:id="261" w:author="zhaowenbo" w:date="2018-11-07T17:16:00Z"/>
-        </w:rPr>
-      </w:pPr>
-      <w:del w:id="262" w:author="zhaowenbo" w:date="2018-11-07T17:16:00Z">
+          <w:del w:id="260" w:author="zhaowenbo" w:date="2018-11-07T17:16:00Z"/>
+        </w:rPr>
+      </w:pPr>
+      <w:del w:id="261" w:author="zhaowenbo" w:date="2018-11-07T17:16:00Z">
         <w:r>
           <w:delText xml:space="preserve">                                        int session_timeout,</w:delText>
         </w:r>
@@ -6222,10 +6220,10 @@
         <w:pStyle w:val="aa"/>
         <w:ind w:left="777" w:firstLineChars="0" w:firstLine="0"/>
         <w:rPr>
-          <w:del w:id="263" w:author="zhaowenbo" w:date="2018-11-07T17:16:00Z"/>
-        </w:rPr>
-      </w:pPr>
-      <w:del w:id="264" w:author="zhaowenbo" w:date="2018-11-07T17:16:00Z">
+          <w:del w:id="262" w:author="zhaowenbo" w:date="2018-11-07T17:16:00Z"/>
+        </w:rPr>
+      </w:pPr>
+      <w:del w:id="263" w:author="zhaowenbo" w:date="2018-11-07T17:16:00Z">
         <w:r>
           <w:delText xml:space="preserve">                                            const char *transaction )</w:delText>
         </w:r>
@@ -6260,156 +6258,156 @@
         </w:rPr>
         <w:t xml:space="preserve"> </w:t>
       </w:r>
+      <w:ins w:id="264" w:author="zhaowenbo" w:date="2018-11-07T17:16:00Z">
+        <w:r>
+          <w:t>useCipher</w:t>
+        </w:r>
+        <w:r>
+          <w:rPr>
+            <w:rFonts w:hint="eastAsia"/>
+          </w:rPr>
+          <w:t xml:space="preserve"> </w:t>
+        </w:r>
+        <w:r>
+          <w:rPr>
+            <w:rFonts w:hint="eastAsia"/>
+          </w:rPr>
+          <w:t>、</w:t>
+        </w:r>
+      </w:ins>
+      <w:r>
+        <w:rPr>
+          <w:rFonts w:hint="eastAsia"/>
+        </w:rPr>
+        <w:t>cipher</w:t>
+      </w:r>
       <w:ins w:id="265" w:author="zhaowenbo" w:date="2018-11-07T17:16:00Z">
         <w:r>
-          <w:t>useCipher</w:t>
-        </w:r>
-        <w:r>
-          <w:rPr>
-            <w:rFonts w:hint="eastAsia"/>
-          </w:rPr>
-          <w:t xml:space="preserve"> </w:t>
-        </w:r>
-        <w:r>
-          <w:rPr>
-            <w:rFonts w:hint="eastAsia"/>
-          </w:rPr>
-          <w:t>、</w:t>
+          <w:rPr>
+            <w:rFonts w:hint="eastAsia"/>
+          </w:rPr>
+          <w:t>file</w:t>
         </w:r>
       </w:ins>
-      <w:r>
-        <w:rPr>
-          <w:rFonts w:hint="eastAsia"/>
-        </w:rPr>
-        <w:t>cipher</w:t>
-      </w:r>
-      <w:ins w:id="266" w:author="zhaowenbo" w:date="2018-11-07T17:16:00Z">
-        <w:r>
-          <w:rPr>
-            <w:rFonts w:hint="eastAsia"/>
-          </w:rPr>
-          <w:t>file</w:t>
+      <w:del w:id="266" w:author="zhaowenbo" w:date="2018-11-07T17:16:00Z">
+        <w:r>
+          <w:rPr>
+            <w:rFonts w:hint="eastAsia"/>
+          </w:rPr>
+          <w:delText>File</w:delText>
+        </w:r>
+        <w:r>
+          <w:rPr>
+            <w:rFonts w:hint="eastAsia"/>
+          </w:rPr>
+          <w:delText>、</w:delText>
+        </w:r>
+        <w:r>
+          <w:delText>cluster</w:delText>
+        </w:r>
+      </w:del>
+      <w:r>
+        <w:rPr>
+          <w:rFonts w:hint="eastAsia"/>
+        </w:rPr>
+        <w:t>和</w:t>
+      </w:r>
+      <w:r>
+        <w:rPr>
+          <w:rFonts w:hint="eastAsia"/>
+        </w:rPr>
+        <w:t>token</w:t>
+      </w:r>
+      <w:r>
+        <w:rPr>
+          <w:rFonts w:hint="eastAsia"/>
+        </w:rPr>
+        <w:t>，</w:t>
+      </w:r>
+      <w:del w:id="267" w:author="zhaowenbo" w:date="2018-11-07T17:17:00Z">
+        <w:r>
+          <w:rPr>
+            <w:rFonts w:hint="eastAsia"/>
+          </w:rPr>
+          <w:delText>用于传入加密文件需要的参数</w:delText>
+        </w:r>
+      </w:del>
+      <w:ins w:id="268" w:author="zhaowenbo" w:date="2018-11-07T17:17:00Z">
+        <w:r>
+          <w:rPr>
+            <w:rFonts w:hint="eastAsia"/>
+          </w:rPr>
+          <w:t>根据</w:t>
+        </w:r>
+        <w:r>
+          <w:rPr>
+            <w:rFonts w:hint="eastAsia"/>
+          </w:rPr>
+          <w:t xml:space="preserve"> userCipher </w:t>
+        </w:r>
+        <w:r>
+          <w:rPr>
+            <w:rFonts w:hint="eastAsia"/>
+          </w:rPr>
+          <w:t>判断是否使用加密文件，若使用</w:t>
         </w:r>
       </w:ins>
-      <w:del w:id="267" w:author="zhaowenbo" w:date="2018-11-07T17:16:00Z">
-        <w:r>
-          <w:rPr>
-            <w:rFonts w:hint="eastAsia"/>
-          </w:rPr>
-          <w:delText>File</w:delText>
-        </w:r>
-        <w:r>
-          <w:rPr>
-            <w:rFonts w:hint="eastAsia"/>
-          </w:rPr>
-          <w:delText>、</w:delText>
-        </w:r>
-        <w:r>
-          <w:delText>cluster</w:delText>
+      <w:ins w:id="269" w:author="zhaowenbo" w:date="2018-11-07T17:36:00Z">
+        <w:r>
+          <w:rPr>
+            <w:rFonts w:hint="eastAsia"/>
+          </w:rPr>
+          <w:t>，</w:t>
+        </w:r>
+      </w:ins>
+      <w:ins w:id="270" w:author="zhaowenbo" w:date="2018-11-07T17:17:00Z">
+        <w:r>
+          <w:rPr>
+            <w:rFonts w:hint="eastAsia"/>
+          </w:rPr>
+          <w:t>则通过</w:t>
+        </w:r>
+        <w:r>
+          <w:t>sdbGetPasswdByCipherFile</w:t>
+        </w:r>
+        <w:r>
+          <w:rPr>
+            <w:rFonts w:hint="eastAsia"/>
+          </w:rPr>
+          <w:t>获取解密</w:t>
+        </w:r>
+      </w:ins>
+      <w:ins w:id="271" w:author="zhaowenbo" w:date="2018-11-07T17:18:00Z">
+        <w:r>
+          <w:rPr>
+            <w:rFonts w:hint="eastAsia"/>
+          </w:rPr>
+          <w:t>密码，</w:t>
+        </w:r>
+      </w:ins>
+      <w:del w:id="272" w:author="zhaowenbo" w:date="2018-11-07T17:18:00Z">
+        <w:r>
+          <w:rPr>
+            <w:rFonts w:hint="eastAsia"/>
+          </w:rPr>
+          <w:delText>。</w:delText>
         </w:r>
       </w:del>
-      <w:r>
-        <w:rPr>
-          <w:rFonts w:hint="eastAsia"/>
-        </w:rPr>
-        <w:t>和</w:t>
-      </w:r>
-      <w:r>
-        <w:rPr>
-          <w:rFonts w:hint="eastAsia"/>
-        </w:rPr>
-        <w:t>token</w:t>
-      </w:r>
-      <w:r>
-        <w:rPr>
-          <w:rFonts w:hint="eastAsia"/>
-        </w:rPr>
-        <w:t>，</w:t>
-      </w:r>
-      <w:del w:id="268" w:author="zhaowenbo" w:date="2018-11-07T17:17:00Z">
-        <w:r>
-          <w:rPr>
-            <w:rFonts w:hint="eastAsia"/>
-          </w:rPr>
-          <w:delText>用于传入加密文件需要的参数</w:delText>
-        </w:r>
-      </w:del>
-      <w:ins w:id="269" w:author="zhaowenbo" w:date="2018-11-07T17:17:00Z">
-        <w:r>
-          <w:rPr>
-            <w:rFonts w:hint="eastAsia"/>
-          </w:rPr>
-          <w:t>根据</w:t>
-        </w:r>
-        <w:r>
-          <w:rPr>
-            <w:rFonts w:hint="eastAsia"/>
-          </w:rPr>
-          <w:t xml:space="preserve"> userCipher </w:t>
-        </w:r>
-        <w:r>
-          <w:rPr>
-            <w:rFonts w:hint="eastAsia"/>
-          </w:rPr>
-          <w:t>判断是否使用加密文件，若使用</w:t>
+      <w:ins w:id="273" w:author="zhaowenbo" w:date="2018-11-07T17:18:00Z">
+        <w:r>
+          <w:rPr>
+            <w:rFonts w:hint="eastAsia"/>
+          </w:rPr>
+          <w:t>然后连接</w:t>
+        </w:r>
+        <w:r>
+          <w:rPr>
+            <w:rFonts w:hint="eastAsia"/>
+          </w:rPr>
+          <w:t xml:space="preserve"> sdb</w:t>
         </w:r>
       </w:ins>
-      <w:ins w:id="270" w:author="zhaowenbo" w:date="2018-11-07T17:36:00Z">
-        <w:r>
-          <w:rPr>
-            <w:rFonts w:hint="eastAsia"/>
-          </w:rPr>
-          <w:t>，</w:t>
-        </w:r>
-      </w:ins>
-      <w:ins w:id="271" w:author="zhaowenbo" w:date="2018-11-07T17:17:00Z">
-        <w:r>
-          <w:rPr>
-            <w:rFonts w:hint="eastAsia"/>
-          </w:rPr>
-          <w:t>则通过</w:t>
-        </w:r>
-        <w:r>
-          <w:t>sdbGetPasswdByCipherFile</w:t>
-        </w:r>
-        <w:r>
-          <w:rPr>
-            <w:rFonts w:hint="eastAsia"/>
-          </w:rPr>
-          <w:t>获取解密</w:t>
-        </w:r>
-      </w:ins>
-      <w:ins w:id="272" w:author="zhaowenbo" w:date="2018-11-07T17:18:00Z">
-        <w:r>
-          <w:rPr>
-            <w:rFonts w:hint="eastAsia"/>
-          </w:rPr>
-          <w:t>密码，</w:t>
-        </w:r>
-      </w:ins>
-      <w:del w:id="273" w:author="zhaowenbo" w:date="2018-11-07T17:18:00Z">
-        <w:r>
-          <w:rPr>
-            <w:rFonts w:hint="eastAsia"/>
-          </w:rPr>
-          <w:delText>。</w:delText>
-        </w:r>
-      </w:del>
-      <w:ins w:id="274" w:author="zhaowenbo" w:date="2018-11-07T17:18:00Z">
-        <w:r>
-          <w:rPr>
-            <w:rFonts w:hint="eastAsia"/>
-          </w:rPr>
-          <w:t>然后连接</w:t>
-        </w:r>
-        <w:r>
-          <w:rPr>
-            <w:rFonts w:hint="eastAsia"/>
-          </w:rPr>
-          <w:t xml:space="preserve"> sdb</w:t>
-        </w:r>
-      </w:ins>
-      <w:del w:id="275" w:author="zhaowenbo" w:date="2018-11-07T17:18:00Z">
+      <w:del w:id="274" w:author="zhaowenbo" w:date="2018-11-07T17:18:00Z">
         <w:r>
           <w:rPr>
             <w:rFonts w:hint="eastAsia"/>
@@ -6486,7 +6484,7 @@
         <w:tblW w:w="0" w:type="auto"/>
         <w:tblInd w:w="357" w:type="dxa"/>
         <w:tblLook w:val="04A0" w:firstRow="1" w:lastRow="0" w:firstColumn="1" w:lastColumn="0" w:noHBand="0" w:noVBand="1"/>
-        <w:tblPrChange w:id="276" w:author="zhaowenbo" w:date="2018-11-07T17:20:00Z">
+        <w:tblPrChange w:id="275" w:author="zhaowenbo" w:date="2018-11-07T17:20:00Z">
           <w:tblPr>
             <w:tblStyle w:val="a9"/>
             <w:tblW w:w="0" w:type="auto"/>
@@ -6500,7 +6498,7 @@
         <w:gridCol w:w="5436"/>
         <w:gridCol w:w="4025"/>
         <w:gridCol w:w="1613"/>
-        <w:tblGridChange w:id="277">
+        <w:tblGridChange w:id="276">
           <w:tblGrid>
             <w:gridCol w:w="1996"/>
             <w:gridCol w:w="5039"/>
@@ -6513,7 +6511,7 @@
         <w:tc>
           <w:tcPr>
             <w:tcW w:w="1996" w:type="dxa"/>
-            <w:tcPrChange w:id="278" w:author="zhaowenbo" w:date="2018-11-07T17:20:00Z">
+            <w:tcPrChange w:id="277" w:author="zhaowenbo" w:date="2018-11-07T17:20:00Z">
               <w:tcPr>
                 <w:tcW w:w="2840" w:type="dxa"/>
               </w:tcPr>
@@ -6534,7 +6532,7 @@
         <w:tc>
           <w:tcPr>
             <w:tcW w:w="5436" w:type="dxa"/>
-            <w:tcPrChange w:id="279" w:author="zhaowenbo" w:date="2018-11-07T17:20:00Z">
+            <w:tcPrChange w:id="278" w:author="zhaowenbo" w:date="2018-11-07T17:20:00Z">
               <w:tcPr>
                 <w:tcW w:w="5584" w:type="dxa"/>
               </w:tcPr>
@@ -6555,7 +6553,7 @@
         <w:tc>
           <w:tcPr>
             <w:tcW w:w="4025" w:type="dxa"/>
-            <w:tcPrChange w:id="280" w:author="zhaowenbo" w:date="2018-11-07T17:20:00Z">
+            <w:tcPrChange w:id="279" w:author="zhaowenbo" w:date="2018-11-07T17:20:00Z">
               <w:tcPr>
                 <w:tcW w:w="5812" w:type="dxa"/>
               </w:tcPr>
@@ -6576,7 +6574,7 @@
         <w:tc>
           <w:tcPr>
             <w:tcW w:w="1613" w:type="dxa"/>
-            <w:tcPrChange w:id="281" w:author="zhaowenbo" w:date="2018-11-07T17:20:00Z">
+            <w:tcPrChange w:id="280" w:author="zhaowenbo" w:date="2018-11-07T17:20:00Z">
               <w:tcPr>
                 <w:tcW w:w="1417" w:type="dxa"/>
               </w:tcPr>
@@ -6597,12 +6595,12 @@
       </w:tr>
       <w:tr>
         <w:trPr>
-          <w:del w:id="282" w:author="zhaowenbo" w:date="2018-11-07T17:21:00Z"/>
+          <w:del w:id="281" w:author="zhaowenbo" w:date="2018-11-07T17:21:00Z"/>
         </w:trPr>
         <w:tc>
           <w:tcPr>
             <w:tcW w:w="1996" w:type="dxa"/>
-            <w:tcPrChange w:id="283" w:author="zhaowenbo" w:date="2018-11-07T17:20:00Z">
+            <w:tcPrChange w:id="282" w:author="zhaowenbo" w:date="2018-11-07T17:20:00Z">
               <w:tcPr>
                 <w:tcW w:w="2840" w:type="dxa"/>
               </w:tcPr>
@@ -6612,10 +6610,10 @@
             <w:pPr>
               <w:ind w:left="0"/>
               <w:rPr>
-                <w:del w:id="284" w:author="zhaowenbo" w:date="2018-11-07T17:21:00Z"/>
-              </w:rPr>
-            </w:pPr>
-            <w:del w:id="285" w:author="zhaowenbo" w:date="2018-11-07T17:21:00Z">
+                <w:del w:id="283" w:author="zhaowenbo" w:date="2018-11-07T17:21:00Z"/>
+              </w:rPr>
+            </w:pPr>
+            <w:del w:id="284" w:author="zhaowenbo" w:date="2018-11-07T17:21:00Z">
               <w:r>
                 <w:rPr>
                   <w:rFonts w:hint="eastAsia"/>
@@ -6628,7 +6626,7 @@
         <w:tc>
           <w:tcPr>
             <w:tcW w:w="5436" w:type="dxa"/>
-            <w:tcPrChange w:id="286" w:author="zhaowenbo" w:date="2018-11-07T17:20:00Z">
+            <w:tcPrChange w:id="285" w:author="zhaowenbo" w:date="2018-11-07T17:20:00Z">
               <w:tcPr>
                 <w:tcW w:w="5584" w:type="dxa"/>
               </w:tcPr>
@@ -6638,10 +6636,10 @@
             <w:pPr>
               <w:ind w:left="0"/>
               <w:rPr>
-                <w:del w:id="287" w:author="zhaowenbo" w:date="2018-11-07T17:21:00Z"/>
-              </w:rPr>
-            </w:pPr>
-            <w:del w:id="288" w:author="zhaowenbo" w:date="2018-11-07T17:21:00Z">
+                <w:del w:id="286" w:author="zhaowenbo" w:date="2018-11-07T17:21:00Z"/>
+              </w:rPr>
+            </w:pPr>
+            <w:del w:id="287" w:author="zhaowenbo" w:date="2018-11-07T17:21:00Z">
               <w:r>
                 <w:rPr>
                   <w:rFonts w:hint="eastAsia"/>
@@ -6654,7 +6652,7 @@
         <w:tc>
           <w:tcPr>
             <w:tcW w:w="4025" w:type="dxa"/>
-            <w:tcPrChange w:id="289" w:author="zhaowenbo" w:date="2018-11-07T17:20:00Z">
+            <w:tcPrChange w:id="288" w:author="zhaowenbo" w:date="2018-11-07T17:20:00Z">
               <w:tcPr>
                 <w:tcW w:w="5812" w:type="dxa"/>
               </w:tcPr>
@@ -6664,10 +6662,10 @@
             <w:pPr>
               <w:ind w:left="0"/>
               <w:rPr>
-                <w:del w:id="290" w:author="zhaowenbo" w:date="2018-11-07T17:21:00Z"/>
-              </w:rPr>
-            </w:pPr>
-            <w:del w:id="291" w:author="zhaowenbo" w:date="2018-11-07T17:21:00Z">
+                <w:del w:id="289" w:author="zhaowenbo" w:date="2018-11-07T17:21:00Z"/>
+              </w:rPr>
+            </w:pPr>
+            <w:del w:id="290" w:author="zhaowenbo" w:date="2018-11-07T17:21:00Z">
               <w:r>
                 <w:rPr>
                   <w:rFonts w:hint="eastAsia"/>
@@ -6704,7 +6702,7 @@
         <w:tc>
           <w:tcPr>
             <w:tcW w:w="1613" w:type="dxa"/>
-            <w:tcPrChange w:id="292" w:author="zhaowenbo" w:date="2018-11-07T17:20:00Z">
+            <w:tcPrChange w:id="291" w:author="zhaowenbo" w:date="2018-11-07T17:20:00Z">
               <w:tcPr>
                 <w:tcW w:w="1417" w:type="dxa"/>
               </w:tcPr>
@@ -6714,10 +6712,10 @@
             <w:pPr>
               <w:ind w:left="0"/>
               <w:rPr>
-                <w:del w:id="293" w:author="zhaowenbo" w:date="2018-11-07T17:21:00Z"/>
-              </w:rPr>
-            </w:pPr>
-            <w:del w:id="294" w:author="zhaowenbo" w:date="2018-11-07T17:21:00Z">
+                <w:del w:id="292" w:author="zhaowenbo" w:date="2018-11-07T17:21:00Z"/>
+              </w:rPr>
+            </w:pPr>
+            <w:del w:id="293" w:author="zhaowenbo" w:date="2018-11-07T17:21:00Z">
               <w:r>
                 <w:rPr>
                   <w:rFonts w:hint="eastAsia"/>
@@ -6730,12 +6728,12 @@
       </w:tr>
       <w:tr>
         <w:trPr>
-          <w:del w:id="295" w:author="zhaowenbo" w:date="2018-11-07T17:21:00Z"/>
+          <w:del w:id="294" w:author="zhaowenbo" w:date="2018-11-07T17:21:00Z"/>
         </w:trPr>
         <w:tc>
           <w:tcPr>
             <w:tcW w:w="1996" w:type="dxa"/>
-            <w:tcPrChange w:id="296" w:author="zhaowenbo" w:date="2018-11-07T17:20:00Z">
+            <w:tcPrChange w:id="295" w:author="zhaowenbo" w:date="2018-11-07T17:20:00Z">
               <w:tcPr>
                 <w:tcW w:w="2840" w:type="dxa"/>
               </w:tcPr>
@@ -6745,10 +6743,10 @@
             <w:pPr>
               <w:ind w:left="0"/>
               <w:rPr>
-                <w:del w:id="297" w:author="zhaowenbo" w:date="2018-11-07T17:21:00Z"/>
-              </w:rPr>
-            </w:pPr>
-            <w:del w:id="298" w:author="zhaowenbo" w:date="2018-11-07T17:21:00Z">
+                <w:del w:id="296" w:author="zhaowenbo" w:date="2018-11-07T17:21:00Z"/>
+              </w:rPr>
+            </w:pPr>
+            <w:del w:id="297" w:author="zhaowenbo" w:date="2018-11-07T17:21:00Z">
               <w:r>
                 <w:rPr>
                   <w:rFonts w:hint="eastAsia"/>
@@ -6761,7 +6759,7 @@
         <w:tc>
           <w:tcPr>
             <w:tcW w:w="5436" w:type="dxa"/>
-            <w:tcPrChange w:id="299" w:author="zhaowenbo" w:date="2018-11-07T17:20:00Z">
+            <w:tcPrChange w:id="298" w:author="zhaowenbo" w:date="2018-11-07T17:20:00Z">
               <w:tcPr>
                 <w:tcW w:w="5584" w:type="dxa"/>
               </w:tcPr>
@@ -6771,10 +6769,10 @@
             <w:pPr>
               <w:ind w:left="0"/>
               <w:rPr>
-                <w:del w:id="300" w:author="zhaowenbo" w:date="2018-11-07T17:21:00Z"/>
-              </w:rPr>
-            </w:pPr>
-            <w:del w:id="301" w:author="zhaowenbo" w:date="2018-11-07T17:21:00Z">
+                <w:del w:id="299" w:author="zhaowenbo" w:date="2018-11-07T17:21:00Z"/>
+              </w:rPr>
+            </w:pPr>
+            <w:del w:id="300" w:author="zhaowenbo" w:date="2018-11-07T17:21:00Z">
               <w:r>
                 <w:delText>INT32 S</w:delText>
               </w:r>
@@ -6796,7 +6794,7 @@
         <w:tc>
           <w:tcPr>
             <w:tcW w:w="4025" w:type="dxa"/>
-            <w:tcPrChange w:id="302" w:author="zhaowenbo" w:date="2018-11-07T17:20:00Z">
+            <w:tcPrChange w:id="301" w:author="zhaowenbo" w:date="2018-11-07T17:20:00Z">
               <w:tcPr>
                 <w:tcW w:w="5812" w:type="dxa"/>
               </w:tcPr>
@@ -6806,10 +6804,10 @@
             <w:pPr>
               <w:ind w:left="0"/>
               <w:rPr>
-                <w:del w:id="303" w:author="zhaowenbo" w:date="2018-11-07T17:21:00Z"/>
-              </w:rPr>
-            </w:pPr>
-            <w:del w:id="304" w:author="zhaowenbo" w:date="2018-11-07T17:21:00Z">
+                <w:del w:id="302" w:author="zhaowenbo" w:date="2018-11-07T17:21:00Z"/>
+              </w:rPr>
+            </w:pPr>
+            <w:del w:id="303" w:author="zhaowenbo" w:date="2018-11-07T17:21:00Z">
               <w:r>
                 <w:rPr>
                   <w:rFonts w:hint="eastAsia"/>
@@ -6843,7 +6841,7 @@
         <w:tc>
           <w:tcPr>
             <w:tcW w:w="1613" w:type="dxa"/>
-            <w:tcPrChange w:id="305" w:author="zhaowenbo" w:date="2018-11-07T17:20:00Z">
+            <w:tcPrChange w:id="304" w:author="zhaowenbo" w:date="2018-11-07T17:20:00Z">
               <w:tcPr>
                 <w:tcW w:w="1417" w:type="dxa"/>
               </w:tcPr>
@@ -6853,10 +6851,10 @@
             <w:pPr>
               <w:ind w:left="0"/>
               <w:rPr>
-                <w:del w:id="306" w:author="zhaowenbo" w:date="2018-11-07T17:21:00Z"/>
-              </w:rPr>
-            </w:pPr>
-            <w:del w:id="307" w:author="zhaowenbo" w:date="2018-11-07T17:21:00Z">
+                <w:del w:id="305" w:author="zhaowenbo" w:date="2018-11-07T17:21:00Z"/>
+              </w:rPr>
+            </w:pPr>
+            <w:del w:id="306" w:author="zhaowenbo" w:date="2018-11-07T17:21:00Z">
               <w:r>
                 <w:rPr>
                   <w:rFonts w:hint="eastAsia"/>
@@ -6869,12 +6867,12 @@
       </w:tr>
       <w:tr>
         <w:trPr>
-          <w:del w:id="308" w:author="zhaowenbo" w:date="2018-11-07T17:21:00Z"/>
+          <w:del w:id="307" w:author="zhaowenbo" w:date="2018-11-07T17:21:00Z"/>
         </w:trPr>
         <w:tc>
           <w:tcPr>
             <w:tcW w:w="1996" w:type="dxa"/>
-            <w:tcPrChange w:id="309" w:author="zhaowenbo" w:date="2018-11-07T17:20:00Z">
+            <w:tcPrChange w:id="308" w:author="zhaowenbo" w:date="2018-11-07T17:20:00Z">
               <w:tcPr>
                 <w:tcW w:w="2840" w:type="dxa"/>
               </w:tcPr>
@@ -6884,10 +6882,10 @@
             <w:pPr>
               <w:ind w:left="0"/>
               <w:rPr>
-                <w:del w:id="310" w:author="zhaowenbo" w:date="2018-11-07T17:21:00Z"/>
-              </w:rPr>
-            </w:pPr>
-            <w:del w:id="311" w:author="zhaowenbo" w:date="2018-11-07T17:21:00Z">
+                <w:del w:id="309" w:author="zhaowenbo" w:date="2018-11-07T17:21:00Z"/>
+              </w:rPr>
+            </w:pPr>
+            <w:del w:id="310" w:author="zhaowenbo" w:date="2018-11-07T17:21:00Z">
               <w:r>
                 <w:rPr>
                   <w:rFonts w:hint="eastAsia"/>
@@ -6900,7 +6898,7 @@
         <w:tc>
           <w:tcPr>
             <w:tcW w:w="5436" w:type="dxa"/>
-            <w:tcPrChange w:id="312" w:author="zhaowenbo" w:date="2018-11-07T17:20:00Z">
+            <w:tcPrChange w:id="311" w:author="zhaowenbo" w:date="2018-11-07T17:20:00Z">
               <w:tcPr>
                 <w:tcW w:w="5584" w:type="dxa"/>
               </w:tcPr>
@@ -6910,10 +6908,10 @@
             <w:pPr>
               <w:ind w:left="0"/>
               <w:rPr>
-                <w:del w:id="313" w:author="zhaowenbo" w:date="2018-11-07T17:21:00Z"/>
-              </w:rPr>
-            </w:pPr>
-            <w:del w:id="314" w:author="zhaowenbo" w:date="2018-11-07T17:21:00Z">
+                <w:del w:id="312" w:author="zhaowenbo" w:date="2018-11-07T17:21:00Z"/>
+              </w:rPr>
+            </w:pPr>
+            <w:del w:id="313" w:author="zhaowenbo" w:date="2018-11-07T17:21:00Z">
               <w:r>
                 <w:rPr>
                   <w:rFonts w:hint="eastAsia"/>
@@ -6944,7 +6942,7 @@
         <w:tc>
           <w:tcPr>
             <w:tcW w:w="4025" w:type="dxa"/>
-            <w:tcPrChange w:id="315" w:author="zhaowenbo" w:date="2018-11-07T17:20:00Z">
+            <w:tcPrChange w:id="314" w:author="zhaowenbo" w:date="2018-11-07T17:20:00Z">
               <w:tcPr>
                 <w:tcW w:w="5812" w:type="dxa"/>
               </w:tcPr>
@@ -6954,10 +6952,10 @@
             <w:pPr>
               <w:ind w:left="0"/>
               <w:rPr>
-                <w:del w:id="316" w:author="zhaowenbo" w:date="2018-11-07T17:21:00Z"/>
-              </w:rPr>
-            </w:pPr>
-            <w:del w:id="317" w:author="zhaowenbo" w:date="2018-11-07T17:21:00Z">
+                <w:del w:id="315" w:author="zhaowenbo" w:date="2018-11-07T17:21:00Z"/>
+              </w:rPr>
+            </w:pPr>
+            <w:del w:id="316" w:author="zhaowenbo" w:date="2018-11-07T17:21:00Z">
               <w:r>
                 <w:rPr>
                   <w:rFonts w:hint="eastAsia"/>
@@ -6970,7 +6968,7 @@
         <w:tc>
           <w:tcPr>
             <w:tcW w:w="1613" w:type="dxa"/>
-            <w:tcPrChange w:id="318" w:author="zhaowenbo" w:date="2018-11-07T17:20:00Z">
+            <w:tcPrChange w:id="317" w:author="zhaowenbo" w:date="2018-11-07T17:20:00Z">
               <w:tcPr>
                 <w:tcW w:w="1417" w:type="dxa"/>
               </w:tcPr>
@@ -6980,10 +6978,10 @@
             <w:pPr>
               <w:ind w:left="0"/>
               <w:rPr>
-                <w:del w:id="319" w:author="zhaowenbo" w:date="2018-11-07T17:21:00Z"/>
-              </w:rPr>
-            </w:pPr>
-            <w:del w:id="320" w:author="zhaowenbo" w:date="2018-11-07T17:21:00Z">
+                <w:del w:id="318" w:author="zhaowenbo" w:date="2018-11-07T17:21:00Z"/>
+              </w:rPr>
+            </w:pPr>
+            <w:del w:id="319" w:author="zhaowenbo" w:date="2018-11-07T17:21:00Z">
               <w:r>
                 <w:rPr>
                   <w:rFonts w:hint="eastAsia"/>
@@ -6996,12 +6994,12 @@
       </w:tr>
       <w:tr>
         <w:trPr>
-          <w:del w:id="321" w:author="zhaowenbo" w:date="2018-11-07T17:21:00Z"/>
+          <w:del w:id="320" w:author="zhaowenbo" w:date="2018-11-07T17:21:00Z"/>
         </w:trPr>
         <w:tc>
           <w:tcPr>
             <w:tcW w:w="1996" w:type="dxa"/>
-            <w:tcPrChange w:id="322" w:author="zhaowenbo" w:date="2018-11-07T17:20:00Z">
+            <w:tcPrChange w:id="321" w:author="zhaowenbo" w:date="2018-11-07T17:20:00Z">
               <w:tcPr>
                 <w:tcW w:w="2840" w:type="dxa"/>
               </w:tcPr>
@@ -7011,10 +7009,10 @@
             <w:pPr>
               <w:ind w:left="0"/>
               <w:rPr>
-                <w:del w:id="323" w:author="zhaowenbo" w:date="2018-11-07T17:21:00Z"/>
-              </w:rPr>
-            </w:pPr>
-            <w:del w:id="324" w:author="zhaowenbo" w:date="2018-11-07T17:21:00Z">
+                <w:del w:id="322" w:author="zhaowenbo" w:date="2018-11-07T17:21:00Z"/>
+              </w:rPr>
+            </w:pPr>
+            <w:del w:id="323" w:author="zhaowenbo" w:date="2018-11-07T17:21:00Z">
               <w:r>
                 <w:rPr>
                   <w:rFonts w:hint="eastAsia"/>
@@ -7027,7 +7025,7 @@
         <w:tc>
           <w:tcPr>
             <w:tcW w:w="5436" w:type="dxa"/>
-            <w:tcPrChange w:id="325" w:author="zhaowenbo" w:date="2018-11-07T17:20:00Z">
+            <w:tcPrChange w:id="324" w:author="zhaowenbo" w:date="2018-11-07T17:20:00Z">
               <w:tcPr>
                 <w:tcW w:w="5584" w:type="dxa"/>
               </w:tcPr>
@@ -7037,10 +7035,10 @@
             <w:pPr>
               <w:ind w:left="0"/>
               <w:rPr>
-                <w:del w:id="326" w:author="zhaowenbo" w:date="2018-11-07T17:21:00Z"/>
-              </w:rPr>
-            </w:pPr>
-            <w:del w:id="327" w:author="zhaowenbo" w:date="2018-11-07T17:21:00Z">
+                <w:del w:id="325" w:author="zhaowenbo" w:date="2018-11-07T17:21:00Z"/>
+              </w:rPr>
+            </w:pPr>
+            <w:del w:id="326" w:author="zhaowenbo" w:date="2018-11-07T17:21:00Z">
               <w:r>
                 <w:rPr>
                   <w:rFonts w:hint="eastAsia"/>
@@ -7059,7 +7057,7 @@
         <w:tc>
           <w:tcPr>
             <w:tcW w:w="4025" w:type="dxa"/>
-            <w:tcPrChange w:id="328" w:author="zhaowenbo" w:date="2018-11-07T17:20:00Z">
+            <w:tcPrChange w:id="327" w:author="zhaowenbo" w:date="2018-11-07T17:20:00Z">
               <w:tcPr>
                 <w:tcW w:w="5812" w:type="dxa"/>
               </w:tcPr>
@@ -7069,10 +7067,10 @@
             <w:pPr>
               <w:ind w:left="0"/>
               <w:rPr>
-                <w:del w:id="329" w:author="zhaowenbo" w:date="2018-11-07T17:21:00Z"/>
-              </w:rPr>
-            </w:pPr>
-            <w:del w:id="330" w:author="zhaowenbo" w:date="2018-11-07T17:21:00Z">
+                <w:del w:id="328" w:author="zhaowenbo" w:date="2018-11-07T17:21:00Z"/>
+              </w:rPr>
+            </w:pPr>
+            <w:del w:id="329" w:author="zhaowenbo" w:date="2018-11-07T17:21:00Z">
               <w:r>
                 <w:rPr>
                   <w:rFonts w:hint="eastAsia"/>
@@ -7085,7 +7083,7 @@
         <w:tc>
           <w:tcPr>
             <w:tcW w:w="1613" w:type="dxa"/>
-            <w:tcPrChange w:id="331" w:author="zhaowenbo" w:date="2018-11-07T17:20:00Z">
+            <w:tcPrChange w:id="330" w:author="zhaowenbo" w:date="2018-11-07T17:20:00Z">
               <w:tcPr>
                 <w:tcW w:w="1417" w:type="dxa"/>
               </w:tcPr>
@@ -7095,10 +7093,10 @@
             <w:pPr>
               <w:ind w:left="0"/>
               <w:rPr>
-                <w:del w:id="332" w:author="zhaowenbo" w:date="2018-11-07T17:21:00Z"/>
-              </w:rPr>
-            </w:pPr>
-            <w:del w:id="333" w:author="zhaowenbo" w:date="2018-11-07T17:21:00Z">
+                <w:del w:id="331" w:author="zhaowenbo" w:date="2018-11-07T17:21:00Z"/>
+              </w:rPr>
+            </w:pPr>
+            <w:del w:id="332" w:author="zhaowenbo" w:date="2018-11-07T17:21:00Z">
               <w:r>
                 <w:rPr>
                   <w:rFonts w:hint="eastAsia"/>
@@ -7113,7 +7111,7 @@
         <w:tc>
           <w:tcPr>
             <w:tcW w:w="1996" w:type="dxa"/>
-            <w:tcPrChange w:id="334" w:author="zhaowenbo" w:date="2018-11-07T17:20:00Z">
+            <w:tcPrChange w:id="333" w:author="zhaowenbo" w:date="2018-11-07T17:20:00Z">
               <w:tcPr>
                 <w:tcW w:w="2840" w:type="dxa"/>
               </w:tcPr>
@@ -7140,7 +7138,7 @@
         <w:tc>
           <w:tcPr>
             <w:tcW w:w="5436" w:type="dxa"/>
-            <w:tcPrChange w:id="335" w:author="zhaowenbo" w:date="2018-11-07T17:20:00Z">
+            <w:tcPrChange w:id="334" w:author="zhaowenbo" w:date="2018-11-07T17:20:00Z">
               <w:tcPr>
                 <w:tcW w:w="5584" w:type="dxa"/>
               </w:tcPr>
@@ -7149,73 +7147,73 @@
           <w:p>
             <w:pPr>
               <w:ind w:left="0"/>
-              <w:pPrChange w:id="336" w:author="zhaowenbo" w:date="2018-11-07T17:21:00Z">
+              <w:pPrChange w:id="335" w:author="zhaowenbo" w:date="2018-11-07T17:21:00Z">
                 <w:pPr>
                   <w:ind w:left="0"/>
                 </w:pPr>
               </w:pPrChange>
             </w:pPr>
-            <w:ins w:id="337" w:author="zhaowenbo" w:date="2018-11-07T17:19:00Z">
+            <w:ins w:id="336" w:author="zhaowenbo" w:date="2018-11-07T17:19:00Z">
               <w:r>
                 <w:t>SDB_EXPORT INT32 sdbGetPasswdByCipherFile( const CHAR</w:t>
               </w:r>
             </w:ins>
-            <w:ins w:id="338" w:author="zhaowenbo" w:date="2018-11-07T17:21:00Z">
+            <w:ins w:id="337" w:author="zhaowenbo" w:date="2018-11-07T17:21:00Z">
               <w:r>
                 <w:t xml:space="preserve"> </w:t>
               </w:r>
             </w:ins>
-            <w:ins w:id="339" w:author="zhaowenbo" w:date="2018-11-07T17:19:00Z">
+            <w:ins w:id="338" w:author="zhaowenbo" w:date="2018-11-07T17:19:00Z">
               <w:r>
                 <w:t>*pUsrName,</w:t>
               </w:r>
             </w:ins>
-            <w:ins w:id="340" w:author="zhaowenbo" w:date="2018-11-07T17:20:00Z">
+            <w:ins w:id="339" w:author="zhaowenbo" w:date="2018-11-07T17:20:00Z">
               <w:r>
                 <w:t xml:space="preserve"> </w:t>
               </w:r>
             </w:ins>
-            <w:ins w:id="341" w:author="zhaowenbo" w:date="2018-11-07T17:19:00Z">
+            <w:ins w:id="340" w:author="zhaowenbo" w:date="2018-11-07T17:19:00Z">
               <w:r>
                 <w:t>const</w:t>
               </w:r>
             </w:ins>
-            <w:ins w:id="342" w:author="zhaowenbo" w:date="2018-11-07T17:20:00Z">
+            <w:ins w:id="341" w:author="zhaowenbo" w:date="2018-11-07T17:20:00Z">
               <w:r>
                 <w:t xml:space="preserve"> </w:t>
               </w:r>
             </w:ins>
-            <w:ins w:id="343" w:author="zhaowenbo" w:date="2018-11-07T17:19:00Z">
+            <w:ins w:id="342" w:author="zhaowenbo" w:date="2018-11-07T17:19:00Z">
               <w:r>
                 <w:t>CHAR</w:t>
               </w:r>
             </w:ins>
-            <w:ins w:id="344" w:author="zhaowenbo" w:date="2018-11-07T17:20:00Z">
+            <w:ins w:id="343" w:author="zhaowenbo" w:date="2018-11-07T17:20:00Z">
               <w:r>
                 <w:t xml:space="preserve"> </w:t>
               </w:r>
             </w:ins>
-            <w:ins w:id="345" w:author="zhaowenbo" w:date="2018-11-07T17:19:00Z">
+            <w:ins w:id="344" w:author="zhaowenbo" w:date="2018-11-07T17:19:00Z">
               <w:r>
                 <w:t>*pToken,                                       const</w:t>
               </w:r>
             </w:ins>
-            <w:ins w:id="346" w:author="zhaowenbo" w:date="2018-11-07T17:20:00Z">
+            <w:ins w:id="345" w:author="zhaowenbo" w:date="2018-11-07T17:20:00Z">
               <w:r>
                 <w:t xml:space="preserve"> </w:t>
               </w:r>
             </w:ins>
-            <w:ins w:id="347" w:author="zhaowenbo" w:date="2018-11-07T17:19:00Z">
+            <w:ins w:id="346" w:author="zhaowenbo" w:date="2018-11-07T17:19:00Z">
               <w:r>
                 <w:t>CHAR</w:t>
               </w:r>
             </w:ins>
-            <w:ins w:id="348" w:author="zhaowenbo" w:date="2018-11-07T17:20:00Z">
+            <w:ins w:id="347" w:author="zhaowenbo" w:date="2018-11-07T17:20:00Z">
               <w:r>
                 <w:t xml:space="preserve"> </w:t>
               </w:r>
             </w:ins>
-            <w:ins w:id="349" w:author="zhaowenbo" w:date="2018-11-07T17:19:00Z">
+            <w:ins w:id="348" w:author="zhaowenbo" w:date="2018-11-07T17:19:00Z">
               <w:r>
                 <w:t>*pCipherFile,</w:t>
               </w:r>
@@ -7226,7 +7224,7 @@
                 <w:t>CHAR **pUser, CHAR **pPasswd ) ;</w:t>
               </w:r>
             </w:ins>
-            <w:del w:id="350" w:author="zhaowenbo" w:date="2018-11-07T17:19:00Z">
+            <w:del w:id="349" w:author="zhaowenbo" w:date="2018-11-07T17:19:00Z">
               <w:r>
                 <w:delText>SDB_EXPORT INT32 sdbConnectByCipherFile ( const CHAR **pConnAddrs, INT32 arrSize, const CHAR *pUsrName, const CHAR *pToken, const CHAR *p</w:delText>
               </w:r>
@@ -7242,7 +7240,7 @@
         <w:tc>
           <w:tcPr>
             <w:tcW w:w="4025" w:type="dxa"/>
-            <w:tcPrChange w:id="351" w:author="zhaowenbo" w:date="2018-11-07T17:20:00Z">
+            <w:tcPrChange w:id="350" w:author="zhaowenbo" w:date="2018-11-07T17:20:00Z">
               <w:tcPr>
                 <w:tcW w:w="5812" w:type="dxa"/>
               </w:tcPr>
@@ -7255,7 +7253,7 @@
                 <w:rFonts w:hint="eastAsia"/>
               </w:rPr>
             </w:pPr>
-            <w:del w:id="352" w:author="zhaowenbo" w:date="2018-11-07T17:21:00Z">
+            <w:del w:id="351" w:author="zhaowenbo" w:date="2018-11-07T17:21:00Z">
               <w:r>
                 <w:rPr>
                   <w:rFonts w:hint="eastAsia"/>
@@ -7317,7 +7315,7 @@
                 <w:delText>解密库解密用户密码。</w:delText>
               </w:r>
             </w:del>
-            <w:ins w:id="353" w:author="zhaowenbo" w:date="2018-11-07T17:21:00Z">
+            <w:ins w:id="352" w:author="zhaowenbo" w:date="2018-11-07T17:21:00Z">
               <w:r>
                 <w:rPr>
                   <w:rFonts w:hint="eastAsia"/>
@@ -7325,7 +7323,7 @@
                 <w:t>在该函数中通过输入的</w:t>
               </w:r>
             </w:ins>
-            <w:ins w:id="354" w:author="zhaowenbo" w:date="2018-11-07T17:22:00Z">
+            <w:ins w:id="353" w:author="zhaowenbo" w:date="2018-11-07T17:22:00Z">
               <w:r>
                 <w:t>pUsrName</w:t>
               </w:r>
@@ -7354,7 +7352,7 @@
                 <w:t>获取解密后的</w:t>
               </w:r>
             </w:ins>
-            <w:ins w:id="355" w:author="zhaowenbo" w:date="2018-11-07T17:23:00Z">
+            <w:ins w:id="354" w:author="zhaowenbo" w:date="2018-11-07T17:23:00Z">
               <w:r>
                 <w:rPr>
                   <w:rFonts w:hint="eastAsia"/>
@@ -7362,7 +7360,7 @@
                 <w:t>用户名和</w:t>
               </w:r>
             </w:ins>
-            <w:ins w:id="356" w:author="zhaowenbo" w:date="2018-11-07T17:22:00Z">
+            <w:ins w:id="355" w:author="zhaowenbo" w:date="2018-11-07T17:22:00Z">
               <w:r>
                 <w:rPr>
                   <w:rFonts w:hint="eastAsia"/>
@@ -7393,7 +7391,7 @@
         <w:tc>
           <w:tcPr>
             <w:tcW w:w="1613" w:type="dxa"/>
-            <w:tcPrChange w:id="357" w:author="zhaowenbo" w:date="2018-11-07T17:20:00Z">
+            <w:tcPrChange w:id="356" w:author="zhaowenbo" w:date="2018-11-07T17:20:00Z">
               <w:tcPr>
                 <w:tcW w:w="1417" w:type="dxa"/>
               </w:tcPr>
@@ -7403,7 +7401,7 @@
             <w:pPr>
               <w:ind w:left="0"/>
               <w:rPr>
-                <w:ins w:id="358" w:author="zhaowenbo" w:date="2018-11-07T17:23:00Z"/>
+                <w:ins w:id="357" w:author="zhaowenbo" w:date="2018-11-07T17:23:00Z"/>
               </w:rPr>
             </w:pPr>
             <w:r>
@@ -7417,7 +7415,7 @@
             <w:pPr>
               <w:ind w:left="0"/>
             </w:pPr>
-            <w:ins w:id="359" w:author="zhaowenbo" w:date="2018-11-07T17:23:00Z">
+            <w:ins w:id="358" w:author="zhaowenbo" w:date="2018-11-07T17:23:00Z">
               <w:r>
                 <w:t>client.c</w:t>
               </w:r>
@@ -7431,7 +7429,7 @@
       <w:r>
         <w:t xml:space="preserve">Postgres fdw </w:t>
       </w:r>
-      <w:del w:id="360" w:author="zhaowenbo" w:date="2018-11-07T17:23:00Z">
+      <w:del w:id="359" w:author="zhaowenbo" w:date="2018-11-07T17:23:00Z">
         <w:r>
           <w:rPr>
             <w:rFonts w:hint="eastAsia"/>
@@ -7445,7 +7443,7 @@
         </w:rPr>
         <w:t>调用</w:t>
       </w:r>
-      <w:ins w:id="361" w:author="zhaowenbo" w:date="2018-11-07T17:23:00Z">
+      <w:ins w:id="360" w:author="zhaowenbo" w:date="2018-11-07T17:23:00Z">
         <w:r>
           <w:t>sdbGetPasswdByCipherFile</w:t>
         </w:r>
@@ -7453,7 +7451,7 @@
           <w:t xml:space="preserve"> </w:t>
         </w:r>
       </w:ins>
-      <w:del w:id="362" w:author="zhaowenbo" w:date="2018-11-07T17:23:00Z">
+      <w:del w:id="361" w:author="zhaowenbo" w:date="2018-11-07T17:23:00Z">
         <w:r>
           <w:delText xml:space="preserve">sdbConnectByCipherFile </w:delText>
         </w:r>
@@ -7464,7 +7462,7 @@
         </w:rPr>
         <w:t>()</w:t>
       </w:r>
-      <w:ins w:id="363" w:author="zhaowenbo" w:date="2018-11-07T17:23:00Z">
+      <w:ins w:id="362" w:author="zhaowenbo" w:date="2018-11-07T17:23:00Z">
         <w:r>
           <w:rPr>
             <w:rFonts w:hint="eastAsia"/>
@@ -7472,7 +7470,7 @@
           <w:t>获取解密密码</w:t>
         </w:r>
       </w:ins>
-      <w:del w:id="364" w:author="zhaowenbo" w:date="2018-11-07T17:23:00Z">
+      <w:del w:id="363" w:author="zhaowenbo" w:date="2018-11-07T17:23:00Z">
         <w:r>
           <w:rPr>
             <w:rFonts w:hint="eastAsia"/>
@@ -7612,40 +7610,40 @@
         </w:rPr>
         <w:t>调用驱动</w:t>
       </w:r>
-      <w:ins w:id="365" w:author="zhaowenbo" w:date="2018-11-07T17:25:00Z">
+      <w:ins w:id="364" w:author="zhaowenbo" w:date="2018-11-07T17:25:00Z">
         <w:r>
           <w:t>sdbGetPasswdByCipherFile</w:t>
         </w:r>
       </w:ins>
+      <w:del w:id="365" w:author="zhaowenbo" w:date="2018-11-07T17:25:00Z">
+        <w:r>
+          <w:rPr>
+            <w:rFonts w:hint="eastAsia"/>
+          </w:rPr>
+          <w:delText xml:space="preserve"> </w:delText>
+        </w:r>
+        <w:r>
+          <w:rPr>
+            <w:rFonts w:hint="eastAsia"/>
+          </w:rPr>
+          <w:delText>sdbConnect</w:delText>
+        </w:r>
+      </w:del>
+      <w:r>
+        <w:rPr>
+          <w:rFonts w:hint="eastAsia"/>
+        </w:rPr>
+        <w:t>()</w:t>
+      </w:r>
       <w:del w:id="366" w:author="zhaowenbo" w:date="2018-11-07T17:25:00Z">
         <w:r>
           <w:rPr>
             <w:rFonts w:hint="eastAsia"/>
           </w:rPr>
-          <w:delText xml:space="preserve"> </w:delText>
-        </w:r>
-        <w:r>
-          <w:rPr>
-            <w:rFonts w:hint="eastAsia"/>
-          </w:rPr>
-          <w:delText>sdbConnect</w:delText>
+          <w:delText>时</w:delText>
         </w:r>
       </w:del>
-      <w:r>
-        <w:rPr>
-          <w:rFonts w:hint="eastAsia"/>
-        </w:rPr>
-        <w:t>()</w:t>
-      </w:r>
-      <w:del w:id="367" w:author="zhaowenbo" w:date="2018-11-07T17:25:00Z">
-        <w:r>
-          <w:rPr>
-            <w:rFonts w:hint="eastAsia"/>
-          </w:rPr>
-          <w:delText>时</w:delText>
-        </w:r>
-      </w:del>
-      <w:ins w:id="368" w:author="zhaowenbo" w:date="2018-11-07T17:25:00Z">
+      <w:ins w:id="367" w:author="zhaowenbo" w:date="2018-11-07T17:25:00Z">
         <w:r>
           <w:rPr>
             <w:rFonts w:hint="eastAsia"/>
@@ -7669,10 +7667,10 @@
         </w:numPr>
         <w:ind w:firstLineChars="0"/>
         <w:rPr>
-          <w:del w:id="369" w:author="zhaowenbo" w:date="2018-11-07T17:25:00Z"/>
-        </w:rPr>
-      </w:pPr>
-      <w:del w:id="370" w:author="zhaowenbo" w:date="2018-11-07T17:25:00Z">
+          <w:del w:id="368" w:author="zhaowenbo" w:date="2018-11-07T17:25:00Z"/>
+        </w:rPr>
+      </w:pPr>
+      <w:del w:id="369" w:author="zhaowenbo" w:date="2018-11-07T17:25:00Z">
         <w:r>
           <w:rPr>
             <w:rFonts w:hint="eastAsia"/>
@@ -7714,10 +7712,10 @@
         </w:numPr>
         <w:ind w:firstLineChars="0"/>
         <w:rPr>
-          <w:del w:id="371" w:author="zhaowenbo" w:date="2018-11-07T17:25:00Z"/>
-        </w:rPr>
-      </w:pPr>
-      <w:del w:id="372" w:author="zhaowenbo" w:date="2018-11-07T17:25:00Z">
+          <w:del w:id="370" w:author="zhaowenbo" w:date="2018-11-07T17:25:00Z"/>
+        </w:rPr>
+      </w:pPr>
+      <w:del w:id="371" w:author="zhaowenbo" w:date="2018-11-07T17:25:00Z">
         <w:r>
           <w:rPr>
             <w:rFonts w:hint="eastAsia"/>
@@ -7810,10 +7808,10 @@
         </w:numPr>
         <w:ind w:firstLineChars="0"/>
         <w:rPr>
-          <w:del w:id="373" w:author="zhaowenbo" w:date="2018-11-07T17:25:00Z"/>
-        </w:rPr>
-      </w:pPr>
-      <w:del w:id="374" w:author="zhaowenbo" w:date="2018-11-07T17:25:00Z">
+          <w:del w:id="372" w:author="zhaowenbo" w:date="2018-11-07T17:25:00Z"/>
+        </w:rPr>
+      </w:pPr>
+      <w:del w:id="373" w:author="zhaowenbo" w:date="2018-11-07T17:25:00Z">
         <w:r>
           <w:rPr>
             <w:rFonts w:hint="eastAsia"/>
@@ -7952,10 +7950,10 @@
               <w:pStyle w:val="aa"/>
               <w:ind w:left="0"/>
               <w:rPr>
-                <w:ins w:id="375" w:author="zhaowenbo" w:date="2018-11-07T17:26:00Z"/>
-              </w:rPr>
-            </w:pPr>
-            <w:ins w:id="376" w:author="zhaowenbo" w:date="2018-11-07T17:26:00Z">
+                <w:ins w:id="374" w:author="zhaowenbo" w:date="2018-11-07T17:26:00Z"/>
+              </w:rPr>
+            </w:pPr>
+            <w:ins w:id="375" w:author="zhaowenbo" w:date="2018-11-07T17:26:00Z">
               <w:r>
                 <w:t>INT32 decryptUserCipher( const CHAR* pUsername, const CHAR *pToken,</w:t>
               </w:r>
@@ -7966,7 +7964,7 @@
               <w:pStyle w:val="aa"/>
               <w:ind w:left="0" w:firstLineChars="0" w:firstLine="0"/>
             </w:pPr>
-            <w:ins w:id="377" w:author="zhaowenbo" w:date="2018-11-07T17:26:00Z">
+            <w:ins w:id="376" w:author="zhaowenbo" w:date="2018-11-07T17:26:00Z">
               <w:r>
                 <w:t xml:space="preserve">                         </w:t>
               </w:r>
@@ -7977,7 +7975,7 @@
                 <w:t>const CHAR *pPath, CHAR **pPasswd ) ;</w:t>
               </w:r>
             </w:ins>
-            <w:del w:id="378" w:author="zhaowenbo" w:date="2018-11-07T17:26:00Z">
+            <w:del w:id="377" w:author="zhaowenbo" w:date="2018-11-07T17:26:00Z">
               <w:r>
                 <w:rPr>
                   <w:rFonts w:hint="eastAsia"/>
@@ -8055,7 +8053,7 @@
               <w:rPr>
                 <w:rFonts w:hint="eastAsia"/>
               </w:rPr>
-              <w:pPrChange w:id="379" w:author="zhaowenbo" w:date="2018-11-07T17:26:00Z">
+              <w:pPrChange w:id="378" w:author="zhaowenbo" w:date="2018-11-07T17:26:00Z">
                 <w:pPr>
                   <w:pStyle w:val="aa"/>
                   <w:ind w:left="0" w:firstLineChars="0" w:firstLine="0"/>
@@ -8068,7 +8066,7 @@
               </w:rPr>
               <w:t>在加密文件中寻找对应用户密文并解密</w:t>
             </w:r>
-            <w:del w:id="380" w:author="zhaowenbo" w:date="2018-11-07T17:26:00Z">
+            <w:del w:id="379" w:author="zhaowenbo" w:date="2018-11-07T17:26:00Z">
               <w:r>
                 <w:rPr>
                   <w:rFonts w:hint="eastAsia"/>
@@ -8103,10 +8101,10 @@
         <w:pStyle w:val="aa"/>
         <w:ind w:left="777" w:firstLineChars="0" w:firstLine="0"/>
         <w:rPr>
-          <w:del w:id="381" w:author="zhaowenbo" w:date="2018-11-07T17:24:00Z"/>
-        </w:rPr>
-      </w:pPr>
-      <w:del w:id="382" w:author="zhaowenbo" w:date="2018-11-07T17:24:00Z">
+          <w:del w:id="380" w:author="zhaowenbo" w:date="2018-11-07T17:24:00Z"/>
+        </w:rPr>
+      </w:pPr>
+      <w:del w:id="381" w:author="zhaowenbo" w:date="2018-11-07T17:24:00Z">
         <w:r>
           <w:rPr>
             <w:rFonts w:hint="eastAsia"/>
@@ -8156,7 +8154,7 @@
         </w:rPr>
         <w:t>PostgreSQL</w:t>
       </w:r>
-      <w:ins w:id="383" w:author="zhaowenbo" w:date="2018-11-07T17:24:00Z">
+      <w:ins w:id="382" w:author="zhaowenbo" w:date="2018-11-07T17:24:00Z">
         <w:r>
           <w:rPr>
             <w:rFonts w:hint="eastAsia"/>
@@ -8164,7 +8162,7 @@
           <w:t>连接器</w:t>
         </w:r>
       </w:ins>
-      <w:del w:id="384" w:author="zhaowenbo" w:date="2018-11-07T17:24:00Z">
+      <w:del w:id="383" w:author="zhaowenbo" w:date="2018-11-07T17:24:00Z">
         <w:r>
           <w:rPr>
             <w:rFonts w:hint="eastAsia"/>
@@ -8193,7 +8191,7 @@
         </w:rPr>
         <w:t>编译时调用</w:t>
       </w:r>
-      <w:ins w:id="385" w:author="zhaowenbo" w:date="2018-11-07T17:24:00Z">
+      <w:ins w:id="384" w:author="zhaowenbo" w:date="2018-11-07T17:24:00Z">
         <w:r>
           <w:rPr>
             <w:rFonts w:hint="eastAsia"/>
@@ -8267,7 +8265,7 @@
         </w:rPr>
         <w:t>库增加回显开关的控制，当关闭时</w:t>
       </w:r>
-      <w:ins w:id="386" w:author="zhaowenbo" w:date="2018-11-07T17:36:00Z">
+      <w:ins w:id="385" w:author="zhaowenbo" w:date="2018-11-07T17:36:00Z">
         <w:r>
           <w:rPr>
             <w:rFonts w:hint="eastAsia"/>
@@ -8275,7 +8273,7 @@
           <w:t>不在屏幕上显示用户输入的内容</w:t>
         </w:r>
       </w:ins>
-      <w:del w:id="387" w:author="zhaowenbo" w:date="2018-11-07T17:36:00Z">
+      <w:del w:id="386" w:author="zhaowenbo" w:date="2018-11-07T17:36:00Z">
         <w:r>
           <w:rPr>
             <w:rFonts w:hint="eastAsia"/>
@@ -8295,7 +8293,7 @@
         <w:pStyle w:val="aa"/>
         <w:ind w:left="777" w:firstLineChars="0" w:firstLine="0"/>
         <w:rPr>
-          <w:ins w:id="388" w:author="zhaowenbo" w:date="2018-11-07T17:29:00Z"/>
+          <w:ins w:id="387" w:author="zhaowenbo" w:date="2018-11-07T17:29:00Z"/>
         </w:rPr>
       </w:pPr>
       <w:r>
@@ -8331,7 +8329,7 @@
       <w:r>
         <w:t xml:space="preserve">choChar = </w:t>
       </w:r>
-      <w:del w:id="389" w:author="zhaowenbo" w:date="2018-11-07T17:35:00Z">
+      <w:del w:id="388" w:author="zhaowenbo" w:date="2018-11-07T17:35:00Z">
         <w:r>
           <w:rPr>
             <w:rFonts w:hint="eastAsia"/>
@@ -8339,7 +8337,7 @@
           <w:delText>-1</w:delText>
         </w:r>
       </w:del>
-      <w:ins w:id="390" w:author="zhaowenbo" w:date="2018-11-07T17:35:00Z">
+      <w:ins w:id="389" w:author="zhaowenbo" w:date="2018-11-07T17:35:00Z">
         <w:r>
           <w:rPr>
             <w:rFonts w:hint="eastAsia"/>
@@ -8359,11 +8357,11 @@
         <w:pStyle w:val="aa"/>
         <w:ind w:left="777" w:firstLineChars="0" w:firstLine="0"/>
         <w:rPr>
-          <w:ins w:id="391" w:author="zhaowenbo" w:date="2018-11-07T17:29:00Z"/>
-          <w:rFonts w:hint="eastAsia"/>
-        </w:rPr>
-      </w:pPr>
-      <w:ins w:id="392" w:author="zhaowenbo" w:date="2018-11-07T17:29:00Z">
+          <w:ins w:id="390" w:author="zhaowenbo" w:date="2018-11-07T17:29:00Z"/>
+          <w:rFonts w:hint="eastAsia"/>
+        </w:rPr>
+      </w:pPr>
+      <w:ins w:id="391" w:author="zhaowenbo" w:date="2018-11-07T17:29:00Z">
         <w:r>
           <w:rPr>
             <w:rFonts w:hint="eastAsia"/>
@@ -8377,10 +8375,10 @@
         <w:pStyle w:val="aa"/>
         <w:ind w:left="777"/>
         <w:rPr>
-          <w:ins w:id="393" w:author="zhaowenbo" w:date="2018-11-07T17:29:00Z"/>
-        </w:rPr>
-      </w:pPr>
-      <w:ins w:id="394" w:author="zhaowenbo" w:date="2018-11-07T17:29:00Z">
+          <w:ins w:id="392" w:author="zhaowenbo" w:date="2018-11-07T17:29:00Z"/>
+        </w:rPr>
+      </w:pPr>
+      <w:ins w:id="393" w:author="zhaowenbo" w:date="2018-11-07T17:29:00Z">
         <w:r>
           <w:t xml:space="preserve">void setEchoOn() </w:t>
         </w:r>
@@ -8397,10 +8395,10 @@
         <w:pStyle w:val="aa"/>
         <w:ind w:left="777"/>
         <w:rPr>
-          <w:ins w:id="395" w:author="zhaowenbo" w:date="2018-11-07T17:29:00Z"/>
-        </w:rPr>
-      </w:pPr>
-      <w:ins w:id="396" w:author="zhaowenbo" w:date="2018-11-07T17:29:00Z">
+          <w:ins w:id="394" w:author="zhaowenbo" w:date="2018-11-07T17:29:00Z"/>
+        </w:rPr>
+      </w:pPr>
+      <w:ins w:id="395" w:author="zhaowenbo" w:date="2018-11-07T17:29:00Z">
         <w:r>
           <w:t xml:space="preserve">void setEchoOff() </w:t>
         </w:r>
@@ -8411,7 +8409,7 @@
           <w:t>设置关闭</w:t>
         </w:r>
       </w:ins>
-      <w:ins w:id="397" w:author="zhaowenbo" w:date="2018-11-07T17:30:00Z">
+      <w:ins w:id="396" w:author="zhaowenbo" w:date="2018-11-07T17:30:00Z">
         <w:r>
           <w:rPr>
             <w:rFonts w:hint="eastAsia"/>
@@ -8427,14 +8425,14 @@
         <w:rPr>
           <w:rFonts w:hint="eastAsia"/>
         </w:rPr>
-        <w:pPrChange w:id="398" w:author="zhaowenbo" w:date="2018-11-07T17:29:00Z">
+        <w:pPrChange w:id="397" w:author="zhaowenbo" w:date="2018-11-07T17:29:00Z">
           <w:pPr>
             <w:pStyle w:val="aa"/>
             <w:ind w:left="777" w:firstLineChars="0" w:firstLine="0"/>
           </w:pPr>
         </w:pPrChange>
       </w:pPr>
-      <w:ins w:id="399" w:author="zhaowenbo" w:date="2018-11-07T17:29:00Z">
+      <w:ins w:id="398" w:author="zhaowenbo" w:date="2018-11-07T17:29:00Z">
         <w:r>
           <w:t>void setEchoChar(char c)</w:t>
         </w:r>
@@ -8442,7 +8440,7 @@
           <w:t xml:space="preserve"> </w:t>
         </w:r>
       </w:ins>
-      <w:ins w:id="400" w:author="zhaowenbo" w:date="2018-11-07T17:30:00Z">
+      <w:ins w:id="399" w:author="zhaowenbo" w:date="2018-11-07T17:30:00Z">
         <w:r>
           <w:rPr>
             <w:rFonts w:hint="eastAsia"/>
@@ -8456,10 +8454,10 @@
         <w:pStyle w:val="aa"/>
         <w:ind w:left="777" w:firstLineChars="0" w:firstLine="0"/>
         <w:rPr>
-          <w:del w:id="401" w:author="zhaowenbo" w:date="2018-11-07T17:29:00Z"/>
-        </w:rPr>
-      </w:pPr>
-      <w:del w:id="402" w:author="zhaowenbo" w:date="2018-11-07T17:29:00Z">
+          <w:del w:id="400" w:author="zhaowenbo" w:date="2018-11-07T17:29:00Z"/>
+        </w:rPr>
+      </w:pPr>
+      <w:del w:id="401" w:author="zhaowenbo" w:date="2018-11-07T17:29:00Z">
         <w:r>
           <w:rPr>
             <w:rFonts w:hint="eastAsia"/>
@@ -8485,10 +8483,10 @@
         <w:pStyle w:val="aa"/>
         <w:ind w:left="777" w:firstLineChars="0" w:firstLine="0"/>
         <w:rPr>
-          <w:del w:id="403" w:author="zhaowenbo" w:date="2018-11-07T17:29:00Z"/>
-        </w:rPr>
-      </w:pPr>
-      <w:del w:id="404" w:author="zhaowenbo" w:date="2018-11-07T17:29:00Z">
+          <w:del w:id="402" w:author="zhaowenbo" w:date="2018-11-07T17:29:00Z"/>
+        </w:rPr>
+      </w:pPr>
+      <w:del w:id="403" w:author="zhaowenbo" w:date="2018-11-07T17:29:00Z">
         <w:r>
           <w:rPr>
             <w:rFonts w:hint="eastAsia"/>
@@ -8517,10 +8515,10 @@
         <w:pStyle w:val="aa"/>
         <w:ind w:left="777" w:firstLineChars="0" w:firstLine="0"/>
         <w:rPr>
-          <w:del w:id="405" w:author="zhaowenbo" w:date="2018-11-07T17:29:00Z"/>
-        </w:rPr>
-      </w:pPr>
-      <w:del w:id="406" w:author="zhaowenbo" w:date="2018-11-07T17:29:00Z">
+          <w:del w:id="404" w:author="zhaowenbo" w:date="2018-11-07T17:29:00Z"/>
+        </w:rPr>
+      </w:pPr>
+      <w:del w:id="405" w:author="zhaowenbo" w:date="2018-11-07T17:29:00Z">
         <w:r>
           <w:rPr>
             <w:rFonts w:hint="eastAsia"/>
@@ -8670,7 +8668,7 @@
       <w:r>
         <w:t>ser</w:t>
       </w:r>
-      <w:del w:id="407" w:author="zhaowenbo" w:date="2018-11-07T17:30:00Z">
+      <w:del w:id="406" w:author="zhaowenbo" w:date="2018-11-07T17:30:00Z">
         <w:r>
           <w:rPr>
             <w:rFonts w:hint="eastAsia"/>
@@ -8712,7 +8710,7 @@
       <w:r>
         <w:t>ser</w:t>
       </w:r>
-      <w:del w:id="408" w:author="zhaowenbo" w:date="2018-11-07T17:30:00Z">
+      <w:del w:id="407" w:author="zhaowenbo" w:date="2018-11-07T17:30:00Z">
         <w:r>
           <w:rPr>
             <w:rFonts w:hint="eastAsia"/>
@@ -9126,7 +9124,7 @@
         </w:rPr>
         <w:t>username</w:t>
       </w:r>
-      <w:del w:id="409" w:author="zhaowenbo" w:date="2018-11-07T17:32:00Z">
+      <w:del w:id="408" w:author="zhaowenbo" w:date="2018-11-07T17:32:00Z">
         <w:r>
           <w:rPr>
             <w:rFonts w:hint="eastAsia"/>
@@ -9437,7 +9435,7 @@
       <w:pPr>
         <w:ind w:left="777"/>
         <w:rPr>
-          <w:ins w:id="410" w:author="zhaowenbo" w:date="2018-11-08T11:31:00Z"/>
+          <w:ins w:id="409" w:author="zhaowenbo" w:date="2018-11-08T11:31:00Z"/>
         </w:rPr>
       </w:pPr>
       <w:r>
@@ -9550,7 +9548,7 @@
           <w:rFonts w:hint="eastAsia"/>
         </w:rPr>
       </w:pPr>
-      <w:ins w:id="411" w:author="zhaowenbo" w:date="2018-11-08T11:31:00Z">
+      <w:ins w:id="410" w:author="zhaowenbo" w:date="2018-11-08T11:31:00Z">
         <w:r>
           <w:rPr>
             <w:rFonts w:hint="eastAsia"/>
@@ -9558,7 +9556,7 @@
           <w:t>由于</w:t>
         </w:r>
       </w:ins>
-      <w:ins w:id="412" w:author="zhaowenbo" w:date="2018-11-08T11:32:00Z">
+      <w:ins w:id="411" w:author="zhaowenbo" w:date="2018-11-08T11:32:00Z">
         <w:r>
           <w:rPr>
             <w:rFonts w:hint="eastAsia"/>
@@ -9578,7 +9576,7 @@
           <w:t>只</w:t>
         </w:r>
       </w:ins>
-      <w:ins w:id="413" w:author="zhaowenbo" w:date="2018-11-08T11:33:00Z">
+      <w:ins w:id="412" w:author="zhaowenbo" w:date="2018-11-08T11:33:00Z">
         <w:r>
           <w:rPr>
             <w:rFonts w:hint="eastAsia"/>
@@ -9586,7 +9584,7 @@
           <w:t>能</w:t>
         </w:r>
       </w:ins>
-      <w:ins w:id="414" w:author="zhaowenbo" w:date="2018-11-08T11:32:00Z">
+      <w:ins w:id="413" w:author="zhaowenbo" w:date="2018-11-08T11:32:00Z">
         <w:r>
           <w:rPr>
             <w:rFonts w:hint="eastAsia"/>
@@ -9600,7 +9598,7 @@
           <w:t xml:space="preserve"> 234</w:t>
         </w:r>
       </w:ins>
-      <w:ins w:id="415" w:author="zhaowenbo" w:date="2018-11-08T11:33:00Z">
+      <w:ins w:id="414" w:author="zhaowenbo" w:date="2018-11-08T11:33:00Z">
         <w:r>
           <w:rPr>
             <w:rFonts w:hint="eastAsia"/>
@@ -11226,10 +11224,10 @@
         <w:tblLook w:val="04A0" w:firstRow="1" w:lastRow="0" w:firstColumn="1" w:lastColumn="0" w:noHBand="0" w:noVBand="1"/>
       </w:tblPr>
       <w:tblGrid>
-        <w:gridCol w:w="1336"/>
-        <w:gridCol w:w="2702"/>
-        <w:gridCol w:w="6654"/>
-        <w:gridCol w:w="2693"/>
+        <w:gridCol w:w="1275"/>
+        <w:gridCol w:w="2585"/>
+        <w:gridCol w:w="6556"/>
+        <w:gridCol w:w="2654"/>
       </w:tblGrid>
       <w:tr>
         <w:tc>
@@ -11369,7 +11367,7 @@
           <w:p>
             <w:pPr>
               <w:ind w:left="0"/>
-              <w:pPrChange w:id="416" w:author="zhaowenbo" w:date="2018-11-07T17:31:00Z">
+              <w:pPrChange w:id="415" w:author="zhaowenbo" w:date="2018-11-07T17:31:00Z">
                 <w:pPr>
                   <w:ind w:left="0"/>
                 </w:pPr>
@@ -11384,7 +11382,7 @@
             <w:r>
               <w:t>bin/sdbpasswd –adduser xxx</w:t>
             </w:r>
-            <w:ins w:id="417" w:author="zhaowenbo" w:date="2018-11-08T11:36:00Z">
+            <w:ins w:id="416" w:author="zhaowenbo" w:date="2018-11-08T11:36:00Z">
               <w:r>
                 <w:rPr>
                   <w:rFonts w:hint="eastAsia"/>
@@ -11395,7 +11393,7 @@
             <w:r>
               <w:t xml:space="preserve"> </w:t>
             </w:r>
-            <w:del w:id="418" w:author="zhaowenbo" w:date="2018-11-07T17:31:00Z">
+            <w:del w:id="417" w:author="zhaowenbo" w:date="2018-11-07T17:31:00Z">
               <w:r>
                 <w:delText xml:space="preserve">–cluster yyy </w:delText>
               </w:r>
@@ -11513,7 +11511,7 @@
               <w:rPr>
                 <w:rFonts w:hint="eastAsia"/>
               </w:rPr>
-              <w:pPrChange w:id="419" w:author="zhaowenbo" w:date="2018-11-07T17:31:00Z">
+              <w:pPrChange w:id="418" w:author="zhaowenbo" w:date="2018-11-07T17:31:00Z">
                 <w:pPr>
                   <w:ind w:left="0"/>
                 </w:pPr>
@@ -11528,7 +11526,7 @@
             <w:r>
               <w:t>bin/sdbpasswd –adduser xxx</w:t>
             </w:r>
-            <w:ins w:id="420" w:author="zhaowenbo" w:date="2018-11-08T11:36:00Z">
+            <w:ins w:id="419" w:author="zhaowenbo" w:date="2018-11-08T11:36:00Z">
               <w:r>
                 <w:t>@yyy</w:t>
               </w:r>
@@ -11536,7 +11534,7 @@
             <w:r>
               <w:t xml:space="preserve"> </w:t>
             </w:r>
-            <w:del w:id="421" w:author="zhaowenbo" w:date="2018-11-07T17:31:00Z">
+            <w:del w:id="420" w:author="zhaowenbo" w:date="2018-11-07T17:31:00Z">
               <w:r>
                 <w:delText xml:space="preserve">–cluster yyy </w:delText>
               </w:r>
@@ -11658,7 +11656,7 @@
             <w:r>
               <w:t>bin/sdbpasswd –adduser xxx</w:t>
             </w:r>
-            <w:ins w:id="422" w:author="zhaowenbo" w:date="2018-11-08T11:36:00Z">
+            <w:ins w:id="421" w:author="zhaowenbo" w:date="2018-11-08T11:36:00Z">
               <w:r>
                 <w:t xml:space="preserve"> --password</w:t>
               </w:r>
@@ -11910,7 +11908,7 @@
             <w:r>
               <w:t>bin/sdbpasswd –adduser xxx</w:t>
             </w:r>
-            <w:del w:id="423" w:author="zhaowenbo" w:date="2018-11-07T17:32:00Z">
+            <w:del w:id="422" w:author="zhaowenbo" w:date="2018-11-07T17:32:00Z">
               <w:r>
                 <w:rPr>
                   <w:rFonts w:hint="eastAsia"/>
@@ -11930,7 +11928,7 @@
                 <w:delText xml:space="preserve">cluster </w:delText>
               </w:r>
             </w:del>
-            <w:ins w:id="424" w:author="zhaowenbo" w:date="2018-11-07T17:32:00Z">
+            <w:ins w:id="423" w:author="zhaowenbo" w:date="2018-11-07T17:32:00Z">
               <w:r>
                 <w:rPr>
                   <w:rFonts w:hint="eastAsia"/>
@@ -11975,7 +11973,7 @@
             <w:r>
               <w:t>xxx</w:t>
             </w:r>
-            <w:del w:id="425" w:author="zhaowenbo" w:date="2018-11-07T17:32:00Z">
+            <w:del w:id="424" w:author="zhaowenbo" w:date="2018-11-07T17:32:00Z">
               <w:r>
                 <w:rPr>
                   <w:rFonts w:hint="eastAsia"/>
@@ -11995,7 +11993,7 @@
                 <w:delText xml:space="preserve">cluster </w:delText>
               </w:r>
             </w:del>
-            <w:ins w:id="426" w:author="zhaowenbo" w:date="2018-11-07T17:32:00Z">
+            <w:ins w:id="425" w:author="zhaowenbo" w:date="2018-11-07T17:32:00Z">
               <w:r>
                 <w:rPr>
                   <w:rFonts w:hint="eastAsia"/>
@@ -12237,7 +12235,7 @@
               </w:rPr>
               <w:t>xxx</w:t>
             </w:r>
-            <w:del w:id="427" w:author="zhaowenbo" w:date="2018-11-07T17:32:00Z">
+            <w:del w:id="426" w:author="zhaowenbo" w:date="2018-11-07T17:32:00Z">
               <w:r>
                 <w:rPr>
                   <w:rFonts w:hint="eastAsia"/>
@@ -12257,7 +12255,7 @@
                 <w:delText xml:space="preserve">cluster </w:delText>
               </w:r>
             </w:del>
-            <w:ins w:id="428" w:author="zhaowenbo" w:date="2018-11-07T17:32:00Z">
+            <w:ins w:id="427" w:author="zhaowenbo" w:date="2018-11-07T17:32:00Z">
               <w:r>
                 <w:rPr>
                   <w:rFonts w:hint="eastAsia"/>
@@ -12347,7 +12345,7 @@
                 <w:numId w:val="24"/>
               </w:numPr>
               <w:ind w:firstLineChars="0"/>
-              <w:pPrChange w:id="429" w:author="zhaowenbo" w:date="2018-11-08T11:37:00Z">
+              <w:pPrChange w:id="428" w:author="zhaowenbo" w:date="2018-11-08T11:37:00Z">
                 <w:pPr>
                   <w:pStyle w:val="aa"/>
                   <w:numPr>
@@ -12390,7 +12388,7 @@
               </w:rPr>
               <w:t>xxx</w:t>
             </w:r>
-            <w:del w:id="430" w:author="zhaowenbo" w:date="2018-11-07T17:32:00Z">
+            <w:del w:id="429" w:author="zhaowenbo" w:date="2018-11-07T17:32:00Z">
               <w:r>
                 <w:rPr>
                   <w:rFonts w:hint="eastAsia"/>
@@ -12410,7 +12408,7 @@
                 <w:delText xml:space="preserve">cluster </w:delText>
               </w:r>
             </w:del>
-            <w:ins w:id="431" w:author="zhaowenbo" w:date="2018-11-07T17:32:00Z">
+            <w:ins w:id="430" w:author="zhaowenbo" w:date="2018-11-07T17:32:00Z">
               <w:r>
                 <w:rPr>
                   <w:rFonts w:hint="eastAsia"/>
@@ -12439,7 +12437,7 @@
                 <w:numId w:val="24"/>
               </w:numPr>
               <w:ind w:firstLineChars="0"/>
-              <w:pPrChange w:id="432" w:author="zhaowenbo" w:date="2018-11-08T11:37:00Z">
+              <w:pPrChange w:id="431" w:author="zhaowenbo" w:date="2018-11-08T11:37:00Z">
                 <w:pPr>
                   <w:pStyle w:val="aa"/>
                   <w:numPr>
@@ -12482,7 +12480,7 @@
               </w:rPr>
               <w:t>xxx</w:t>
             </w:r>
-            <w:del w:id="433" w:author="zhaowenbo" w:date="2018-11-07T17:32:00Z">
+            <w:del w:id="432" w:author="zhaowenbo" w:date="2018-11-07T17:32:00Z">
               <w:r>
                 <w:rPr>
                   <w:rFonts w:hint="eastAsia"/>
@@ -12502,7 +12500,7 @@
                 <w:delText xml:space="preserve">cluster </w:delText>
               </w:r>
             </w:del>
-            <w:ins w:id="434" w:author="zhaowenbo" w:date="2018-11-07T17:32:00Z">
+            <w:ins w:id="433" w:author="zhaowenbo" w:date="2018-11-07T17:32:00Z">
               <w:r>
                 <w:rPr>
                   <w:rFonts w:hint="eastAsia"/>
@@ -12512,6 +12510,58 @@
             </w:ins>
             <w:r>
               <w:t>yyy</w:t>
+            </w:r>
+          </w:p>
+          <w:p>
+            <w:pPr>
+              <w:pStyle w:val="aa"/>
+              <w:numPr>
+                <w:ilvl w:val="0"/>
+                <w:numId w:val="24"/>
+              </w:numPr>
+              <w:ind w:firstLineChars="0"/>
+              <w:pPrChange w:id="434" w:author="zhaowenbo" w:date="2018-11-08T11:37:00Z">
+                <w:pPr>
+                  <w:pStyle w:val="aa"/>
+                  <w:numPr>
+                    <w:numId w:val="22"/>
+                  </w:numPr>
+                  <w:ind w:left="360" w:firstLineChars="0" w:hanging="360"/>
+                </w:pPr>
+              </w:pPrChange>
+            </w:pPr>
+            <w:r>
+              <w:t>T</w:t>
+            </w:r>
+            <w:r>
+              <w:rPr>
+                <w:rFonts w:hint="eastAsia"/>
+              </w:rPr>
+              <w:t>oo</w:t>
+            </w:r>
+            <w:r>
+              <w:t>l --hostname localhost --svcname</w:t>
+            </w:r>
+            <w:r>
+              <w:t xml:space="preserve"> </w:t>
+            </w:r>
+            <w:r>
+              <w:rPr>
+                <w:rFonts w:hint="eastAsia"/>
+              </w:rPr>
+              <w:t>11810</w:t>
+            </w:r>
+            <w:r>
+              <w:t xml:space="preserve"> --user</w:t>
+            </w:r>
+            <w:r>
+              <w:t xml:space="preserve"> </w:t>
+            </w:r>
+            <w:r>
+              <w:rPr>
+                <w:rFonts w:hint="eastAsia"/>
+              </w:rPr>
+              <w:t>xxx</w:t>
             </w:r>
           </w:p>
           <w:p>
@@ -12554,16 +12604,47 @@
               <w:t>11810</w:t>
             </w:r>
             <w:r>
-              <w:t xml:space="preserve"> --user</w:t>
-            </w:r>
-            <w:r>
               <w:t xml:space="preserve"> </w:t>
             </w:r>
             <w:r>
-              <w:rPr>
-                <w:rFonts w:hint="eastAsia"/>
-              </w:rPr>
-              <w:t>xxx</w:t>
+              <w:t>–</w:t>
+            </w:r>
+            <w:r>
+              <w:t>user</w:t>
+            </w:r>
+            <w:r>
+              <w:t xml:space="preserve"> xxx</w:t>
+            </w:r>
+            <w:del w:id="436" w:author="zhaowenbo" w:date="2018-11-07T17:32:00Z">
+              <w:r>
+                <w:rPr>
+                  <w:rFonts w:hint="eastAsia"/>
+                </w:rPr>
+                <w:delText xml:space="preserve"> </w:delText>
+              </w:r>
+              <w:r>
+                <w:rPr>
+                  <w:rFonts w:hint="eastAsia"/>
+                </w:rPr>
+                <w:delText>–</w:delText>
+              </w:r>
+              <w:r>
+                <w:rPr>
+                  <w:rFonts w:hint="eastAsia"/>
+                </w:rPr>
+                <w:delText xml:space="preserve">cluster </w:delText>
+              </w:r>
+            </w:del>
+            <w:ins w:id="437" w:author="zhaowenbo" w:date="2018-11-07T17:32:00Z">
+              <w:r>
+                <w:rPr>
+                  <w:rFonts w:hint="eastAsia"/>
+                </w:rPr>
+                <w:t>@</w:t>
+              </w:r>
+            </w:ins>
+            <w:r>
+              <w:t xml:space="preserve">zzz </w:t>
             </w:r>
           </w:p>
           <w:p>
@@ -12574,7 +12655,7 @@
                 <w:numId w:val="24"/>
               </w:numPr>
               <w:ind w:firstLineChars="0"/>
-              <w:pPrChange w:id="436" w:author="zhaowenbo" w:date="2018-11-08T11:37:00Z">
+              <w:pPrChange w:id="438" w:author="zhaowenbo" w:date="2018-11-08T11:37:00Z">
                 <w:pPr>
                   <w:pStyle w:val="aa"/>
                   <w:numPr>
@@ -12594,7 +12675,13 @@
               <w:t>oo</w:t>
             </w:r>
             <w:r>
-              <w:t>l --hostname localhost --svcname</w:t>
+              <w:t>l</w:t>
+            </w:r>
+            <w:r>
+              <w:t xml:space="preserve"> --hostname</w:t>
+            </w:r>
+            <w:r>
+              <w:t xml:space="preserve"> localhost --svcname</w:t>
             </w:r>
             <w:r>
               <w:t xml:space="preserve"> </w:t>
@@ -12606,47 +12693,16 @@
               <w:t>11810</w:t>
             </w:r>
             <w:r>
-              <w:t xml:space="preserve"> </w:t>
-            </w:r>
-            <w:r>
-              <w:t>–</w:t>
-            </w:r>
-            <w:r>
-              <w:t>user</w:t>
-            </w:r>
-            <w:r>
-              <w:t xml:space="preserve"> xxx</w:t>
-            </w:r>
-            <w:del w:id="437" w:author="zhaowenbo" w:date="2018-11-07T17:32:00Z">
-              <w:r>
-                <w:rPr>
-                  <w:rFonts w:hint="eastAsia"/>
-                </w:rPr>
-                <w:delText xml:space="preserve"> </w:delText>
-              </w:r>
-              <w:r>
-                <w:rPr>
-                  <w:rFonts w:hint="eastAsia"/>
-                </w:rPr>
-                <w:delText>–</w:delText>
-              </w:r>
-              <w:r>
-                <w:rPr>
-                  <w:rFonts w:hint="eastAsia"/>
-                </w:rPr>
-                <w:delText xml:space="preserve">cluster </w:delText>
-              </w:r>
-            </w:del>
-            <w:ins w:id="438" w:author="zhaowenbo" w:date="2018-11-07T17:32:00Z">
-              <w:r>
-                <w:rPr>
-                  <w:rFonts w:hint="eastAsia"/>
-                </w:rPr>
-                <w:t>@</w:t>
-              </w:r>
-            </w:ins>
-            <w:r>
-              <w:t xml:space="preserve">zzz </w:t>
+              <w:t xml:space="preserve"> –user </w:t>
+            </w:r>
+            <w:r>
+              <w:rPr>
+                <w:rFonts w:hint="eastAsia"/>
+              </w:rPr>
+              <w:t>bar</w:t>
+            </w:r>
+            <w:r>
+              <w:t xml:space="preserve"> –cipherfile ./cipher</w:t>
             </w:r>
           </w:p>
           <w:p>
@@ -12657,6 +12713,9 @@
                 <w:numId w:val="24"/>
               </w:numPr>
               <w:ind w:firstLineChars="0"/>
+              <w:rPr>
+                <w:rFonts w:hint="eastAsia"/>
+              </w:rPr>
               <w:pPrChange w:id="439" w:author="zhaowenbo" w:date="2018-11-08T11:37:00Z">
                 <w:pPr>
                   <w:pStyle w:val="aa"/>
@@ -12677,13 +12736,7 @@
               <w:t>oo</w:t>
             </w:r>
             <w:r>
-              <w:t>l</w:t>
-            </w:r>
-            <w:r>
-              <w:t xml:space="preserve"> --hostname</w:t>
-            </w:r>
-            <w:r>
-              <w:t xml:space="preserve"> localhost --svcname</w:t>
+              <w:t>l --hostname localhost --svcname</w:t>
             </w:r>
             <w:r>
               <w:t xml:space="preserve"> </w:t>
@@ -12695,79 +12748,24 @@
               <w:t>11810</w:t>
             </w:r>
             <w:r>
-              <w:t xml:space="preserve"> –user </w:t>
-            </w:r>
-            <w:r>
-              <w:rPr>
-                <w:rFonts w:hint="eastAsia"/>
-              </w:rPr>
-              <w:t>bar</w:t>
-            </w:r>
-            <w:r>
-              <w:t xml:space="preserve"> –cipherfile ./cipher</w:t>
-            </w:r>
-          </w:p>
-          <w:p>
-            <w:pPr>
-              <w:pStyle w:val="aa"/>
-              <w:numPr>
-                <w:ilvl w:val="0"/>
-                <w:numId w:val="24"/>
-              </w:numPr>
-              <w:ind w:firstLineChars="0"/>
-              <w:rPr>
-                <w:rFonts w:hint="eastAsia"/>
-              </w:rPr>
-              <w:pPrChange w:id="440" w:author="zhaowenbo" w:date="2018-11-08T11:37:00Z">
-                <w:pPr>
-                  <w:pStyle w:val="aa"/>
-                  <w:numPr>
-                    <w:numId w:val="22"/>
-                  </w:numPr>
-                  <w:ind w:left="360" w:firstLineChars="0" w:hanging="360"/>
-                </w:pPr>
-              </w:pPrChange>
-            </w:pPr>
-            <w:r>
-              <w:t>T</w:t>
-            </w:r>
-            <w:r>
-              <w:rPr>
-                <w:rFonts w:hint="eastAsia"/>
-              </w:rPr>
-              <w:t>oo</w:t>
-            </w:r>
-            <w:r>
-              <w:t>l --hostname localhost --svcname</w:t>
-            </w:r>
-            <w:r>
               <w:t xml:space="preserve"> </w:t>
             </w:r>
             <w:r>
-              <w:rPr>
-                <w:rFonts w:hint="eastAsia"/>
-              </w:rPr>
-              <w:t>11810</w:t>
+              <w:t>–</w:t>
+            </w:r>
+            <w:r>
+              <w:t>user</w:t>
             </w:r>
             <w:r>
               <w:t xml:space="preserve"> </w:t>
             </w:r>
             <w:r>
-              <w:t>–</w:t>
-            </w:r>
-            <w:r>
-              <w:t>user</w:t>
-            </w:r>
-            <w:r>
-              <w:t xml:space="preserve"> </w:t>
-            </w:r>
-            <w:r>
               <w:rPr>
                 <w:rFonts w:hint="eastAsia"/>
               </w:rPr>
               <w:t>foo</w:t>
             </w:r>
-            <w:ins w:id="441" w:author="zhaowenbo" w:date="2018-11-08T11:38:00Z">
+            <w:ins w:id="440" w:author="zhaowenbo" w:date="2018-11-08T11:38:00Z">
               <w:r>
                 <w:t xml:space="preserve"> --password</w:t>
               </w:r>
@@ -12969,6 +12967,14 @@
                 <w:rFonts w:hint="eastAsia"/>
               </w:rPr>
             </w:pPr>
+            <w:ins w:id="441" w:author="zhaowenbo" w:date="2018-11-08T16:07:00Z">
+              <w:r>
+                <w:rPr>
+                  <w:rFonts w:hint="eastAsia"/>
+                </w:rPr>
+                <w:t>006</w:t>
+              </w:r>
+            </w:ins>
           </w:p>
         </w:tc>
         <w:tc>
@@ -12979,6 +12985,23 @@
             <w:pPr>
               <w:ind w:left="0"/>
             </w:pPr>
+            <w:ins w:id="442" w:author="zhaowenbo" w:date="2018-11-08T16:07:00Z">
+              <w:r>
+                <w:t>P</w:t>
+              </w:r>
+              <w:r>
+                <w:rPr>
+                  <w:rFonts w:hint="eastAsia"/>
+                </w:rPr>
+                <w:t>ostgresql</w:t>
+              </w:r>
+              <w:r>
+                <w:rPr>
+                  <w:rFonts w:hint="eastAsia"/>
+                </w:rPr>
+                <w:t>连接器</w:t>
+              </w:r>
+            </w:ins>
           </w:p>
         </w:tc>
         <w:tc>
@@ -12989,9 +13012,72 @@
             <w:pPr>
               <w:ind w:left="0"/>
               <w:rPr>
-                <w:rFonts w:hint="eastAsia"/>
-              </w:rPr>
-            </w:pPr>
+                <w:ins w:id="443" w:author="zhaowenbo" w:date="2018-11-08T16:07:00Z"/>
+              </w:rPr>
+            </w:pPr>
+            <w:ins w:id="444" w:author="zhaowenbo" w:date="2018-11-08T16:07:00Z">
+              <w:r>
+                <w:t>create server sdb_server</w:t>
+              </w:r>
+              <w:r>
+                <w:t xml:space="preserve"> foreign data wrapper sdb_fdw options(address '127.0.0.</w:t>
+              </w:r>
+              <w:r>
+                <w:t>1', service '50000', user '</w:t>
+              </w:r>
+            </w:ins>
+            <w:ins w:id="445" w:author="zhaowenbo" w:date="2018-11-08T16:09:00Z">
+              <w:r>
+                <w:rPr>
+                  <w:rFonts w:hint="eastAsia"/>
+                </w:rPr>
+                <w:t>xxx</w:t>
+              </w:r>
+            </w:ins>
+            <w:ins w:id="446" w:author="zhaowenbo" w:date="2018-11-08T16:07:00Z">
+              <w:r>
+                <w:t>', token '</w:t>
+              </w:r>
+            </w:ins>
+            <w:ins w:id="447" w:author="zhaowenbo" w:date="2018-11-08T16:09:00Z">
+              <w:r>
+                <w:rPr>
+                  <w:rFonts w:hint="eastAsia"/>
+                </w:rPr>
+                <w:t>xyz</w:t>
+              </w:r>
+            </w:ins>
+            <w:ins w:id="448" w:author="zhaowenbo" w:date="2018-11-08T16:07:00Z">
+              <w:r>
+                <w:t>', cipher 'on', cipherfile '/opt/sequoia</w:t>
+              </w:r>
+              <w:r>
+                <w:t>db/trunk/driver/</w:t>
+              </w:r>
+              <w:r>
+                <w:t>postgresql/passwd', preferedinstance 'A', transaction 'off');</w:t>
+              </w:r>
+              <w:bookmarkStart w:id="449" w:name="_GoBack"/>
+              <w:bookmarkEnd w:id="449"/>
+            </w:ins>
+          </w:p>
+          <w:p>
+            <w:pPr>
+              <w:ind w:left="0"/>
+              <w:rPr>
+                <w:rFonts w:hint="eastAsia"/>
+              </w:rPr>
+              <w:pPrChange w:id="450" w:author="zhaowenbo" w:date="2018-11-08T16:08:00Z">
+                <w:pPr>
+                  <w:ind w:left="0"/>
+                </w:pPr>
+              </w:pPrChange>
+            </w:pPr>
+            <w:ins w:id="451" w:author="zhaowenbo" w:date="2018-11-08T16:07:00Z">
+              <w:r>
+                <w:t>create foreign table test (c integer, d text) server sdb_server options ( collectionspace 'foo', collection 'bar', decimal 'on' ) ;</w:t>
+              </w:r>
+            </w:ins>
           </w:p>
         </w:tc>
         <w:tc>
@@ -13002,9 +13088,38 @@
             <w:pPr>
               <w:ind w:left="0"/>
               <w:rPr>
-                <w:rFonts w:hint="eastAsia"/>
-              </w:rPr>
-            </w:pPr>
+                <w:ins w:id="452" w:author="zhaowenbo" w:date="2018-11-08T16:08:00Z"/>
+              </w:rPr>
+            </w:pPr>
+            <w:ins w:id="453" w:author="zhaowenbo" w:date="2018-11-08T16:08:00Z">
+              <w:r>
+                <w:t>select * from test</w:t>
+              </w:r>
+              <w:r>
+                <w:t>;</w:t>
+              </w:r>
+            </w:ins>
+          </w:p>
+          <w:p>
+            <w:pPr>
+              <w:ind w:left="0"/>
+              <w:rPr>
+                <w:rFonts w:hint="eastAsia"/>
+                <w:rPrChange w:id="454" w:author="zhaowenbo" w:date="2018-11-08T16:08:00Z">
+                  <w:rPr>
+                    <w:rFonts w:hint="eastAsia"/>
+                  </w:rPr>
+                </w:rPrChange>
+              </w:rPr>
+            </w:pPr>
+            <w:ins w:id="455" w:author="zhaowenbo" w:date="2018-11-08T16:08:00Z">
+              <w:r>
+                <w:rPr>
+                  <w:rFonts w:hint="eastAsia"/>
+                </w:rPr>
+                <w:t>能够正常查询</w:t>
+              </w:r>
+            </w:ins>
           </w:p>
         </w:tc>
       </w:tr>
@@ -17393,7 +17508,7 @@
 </file>
 
 <file path=customXml/itemProps1.xml><?xml version="1.0" encoding="utf-8"?>
-<ds:datastoreItem xmlns:ds="http://schemas.openxmlformats.org/officeDocument/2006/customXml" ds:itemID="{8097E48B-8373-4986-B0BC-60258F279CC5}">
+<ds:datastoreItem xmlns:ds="http://schemas.openxmlformats.org/officeDocument/2006/customXml" ds:itemID="{7984DE2B-143F-4840-BC28-239A69E49B44}">
   <ds:schemaRefs>
     <ds:schemaRef ds:uri="http://schemas.openxmlformats.org/officeDocument/2006/bibliography"/>
   </ds:schemaRefs>

--- a/internal_doc/03.开发设计/Story-password调整方案.docx
+++ b/internal_doc/03.开发设计/Story-password调整方案.docx
@@ -1011,6 +1011,7 @@
         <w:rPr>
           <w:rFonts w:hint="eastAsia"/>
         </w:rPr>
+        <w:lastRenderedPageBreak/>
         <w:t>密码管理工具，用户通过</w:t>
       </w:r>
       <w:r>
@@ -1135,7 +1136,6 @@
               <w:ind w:left="0"/>
               <w:rPr>
                 <w:ins w:id="1" w:author="zhaowenbo" w:date="2018-11-07T17:02:00Z"/>
-                <w:rFonts w:hint="eastAsia"/>
               </w:rPr>
             </w:pPr>
             <w:ins w:id="2" w:author="zhaowenbo" w:date="2018-11-07T17:02:00Z">
@@ -1157,7 +1157,6 @@
               <w:ind w:left="0"/>
               <w:rPr>
                 <w:ins w:id="3" w:author="zhaowenbo" w:date="2018-11-07T17:02:00Z"/>
-                <w:rFonts w:hint="eastAsia"/>
               </w:rPr>
             </w:pPr>
             <w:ins w:id="4" w:author="zhaowenbo" w:date="2018-11-07T17:02:00Z">
@@ -1179,7 +1178,6 @@
               <w:ind w:left="0"/>
               <w:rPr>
                 <w:ins w:id="5" w:author="zhaowenbo" w:date="2018-11-07T17:02:00Z"/>
-                <w:rFonts w:hint="eastAsia"/>
               </w:rPr>
             </w:pPr>
             <w:ins w:id="6" w:author="zhaowenbo" w:date="2018-11-07T17:02:00Z">
@@ -1202,7 +1200,6 @@
               <w:ind w:left="0"/>
               <w:rPr>
                 <w:ins w:id="7" w:author="zhaowenbo" w:date="2018-11-07T17:02:00Z"/>
-                <w:rFonts w:hint="eastAsia"/>
               </w:rPr>
             </w:pPr>
             <w:ins w:id="8" w:author="zhaowenbo" w:date="2018-11-07T17:02:00Z">
@@ -1925,10 +1922,7 @@
       </w:r>
       <w:ins w:id="22" w:author="zhaowenbo" w:date="2018-11-07T17:03:00Z">
         <w:r>
-          <w:t xml:space="preserve"> </w:t>
-        </w:r>
-        <w:r>
-          <w:t>-</w:t>
+          <w:t xml:space="preserve"> -</w:t>
         </w:r>
         <w:r>
           <w:rPr>
@@ -2160,19 +2154,81 @@
                   </w:rPr>
                 </w:rPrChange>
               </w:rPr>
-              <w:t>S</w:t>
-            </w:r>
-            <w:r>
-              <w:rPr>
-                <w:rFonts w:hint="eastAsia"/>
+              <w:t>Sdbtop</w:t>
+            </w:r>
+          </w:p>
+        </w:tc>
+        <w:tc>
+          <w:tcPr>
+            <w:tcW w:w="1325" w:type="dxa"/>
+          </w:tcPr>
+          <w:p>
+            <w:pPr>
+              <w:ind w:left="0"/>
+            </w:pPr>
+            <w:r>
+              <w:t>-u, --usrname</w:t>
+            </w:r>
+          </w:p>
+        </w:tc>
+        <w:tc>
+          <w:tcPr>
+            <w:tcW w:w="1701" w:type="dxa"/>
+          </w:tcPr>
+          <w:p>
+            <w:pPr>
+              <w:ind w:left="0"/>
+            </w:pPr>
+            <w:r>
+              <w:t>-p, --password</w:t>
+            </w:r>
+          </w:p>
+        </w:tc>
+        <w:tc>
+          <w:tcPr>
+            <w:tcW w:w="2885" w:type="dxa"/>
+          </w:tcPr>
+          <w:p>
+            <w:pPr>
+              <w:ind w:left="0"/>
+            </w:pPr>
+            <w:r>
+              <w:t>Sequoiadb</w:t>
+            </w:r>
+            <w:r>
+              <w:rPr>
+                <w:rFonts w:hint="eastAsia"/>
+              </w:rPr>
+              <w:t>性能监控工具</w:t>
+            </w:r>
+          </w:p>
+        </w:tc>
+      </w:tr>
+      <w:tr>
+        <w:tc>
+          <w:tcPr>
+            <w:tcW w:w="0" w:type="auto"/>
+          </w:tcPr>
+          <w:p>
+            <w:pPr>
+              <w:ind w:left="0"/>
+              <w:rPr>
                 <w:rPrChange w:id="25" w:author="zhaowenbo" w:date="2018-11-07T17:03:00Z">
                   <w:rPr>
-                    <w:rFonts w:hint="eastAsia"/>
                     <w:color w:val="FF0000"/>
                   </w:rPr>
                 </w:rPrChange>
               </w:rPr>
-              <w:t>dbtop</w:t>
+            </w:pPr>
+            <w:r>
+              <w:rPr>
+                <w:rPrChange w:id="26" w:author="zhaowenbo" w:date="2018-11-07T17:03:00Z">
+                  <w:rPr>
+                    <w:color w:val="FF0000"/>
+                  </w:rPr>
+                </w:rPrChange>
+              </w:rPr>
+              <w:t>Sdbinspect</w:t>
             </w:r>
           </w:p>
         </w:tc>
@@ -2183,22 +2239,83 @@
           <w:p>
             <w:pPr>
               <w:ind w:left="0"/>
-              <w:rPr>
-                <w:rPrChange w:id="26" w:author="zhaowenbo" w:date="2018-11-07T17:03:00Z">
-                  <w:rPr/>
-                </w:rPrChange>
-              </w:rPr>
-            </w:pPr>
-            <w:r>
-              <w:rPr>
-                <w:rFonts w:hint="eastAsia"/>
+            </w:pPr>
+            <w:r>
+              <w:t>-u,--auth</w:t>
+            </w:r>
+          </w:p>
+        </w:tc>
+        <w:tc>
+          <w:tcPr>
+            <w:tcW w:w="1701" w:type="dxa"/>
+          </w:tcPr>
+          <w:p>
+            <w:pPr>
+              <w:ind w:left="0"/>
+            </w:pPr>
+            <w:r>
+              <w:t>-u,--auth</w:t>
+            </w:r>
+          </w:p>
+        </w:tc>
+        <w:tc>
+          <w:tcPr>
+            <w:tcW w:w="2885" w:type="dxa"/>
+          </w:tcPr>
+          <w:p>
+            <w:pPr>
+              <w:ind w:left="0"/>
+            </w:pPr>
+            <w:r>
+              <w:t>Sequoiadb</w:t>
+            </w:r>
+            <w:r>
+              <w:rPr>
+                <w:rFonts w:hint="eastAsia"/>
+              </w:rPr>
+              <w:t>数据节点间的数据一致性检测工具</w:t>
+            </w:r>
+          </w:p>
+        </w:tc>
+      </w:tr>
+      <w:tr>
+        <w:tc>
+          <w:tcPr>
+            <w:tcW w:w="0" w:type="auto"/>
+          </w:tcPr>
+          <w:p>
+            <w:pPr>
+              <w:ind w:left="0"/>
+              <w:rPr>
                 <w:rPrChange w:id="27" w:author="zhaowenbo" w:date="2018-11-07T17:03:00Z">
                   <w:rPr>
-                    <w:rFonts w:hint="eastAsia"/>
+                    <w:color w:val="FF0000"/>
                   </w:rPr>
                 </w:rPrChange>
               </w:rPr>
-              <w:t>-u, --usrname</w:t>
+            </w:pPr>
+            <w:r>
+              <w:rPr>
+                <w:rPrChange w:id="28" w:author="zhaowenbo" w:date="2018-11-07T17:03:00Z">
+                  <w:rPr>
+                    <w:color w:val="FF0000"/>
+                  </w:rPr>
+                </w:rPrChange>
+              </w:rPr>
+              <w:t>Sdblobtool</w:t>
+            </w:r>
+          </w:p>
+        </w:tc>
+        <w:tc>
+          <w:tcPr>
+            <w:tcW w:w="1325" w:type="dxa"/>
+          </w:tcPr>
+          <w:p>
+            <w:pPr>
+              <w:ind w:left="0"/>
+            </w:pPr>
+            <w:r>
+              <w:t>--usrname</w:t>
             </w:r>
           </w:p>
         </w:tc>
@@ -2209,41 +2326,163 @@
           <w:p>
             <w:pPr>
               <w:ind w:left="0"/>
-              <w:rPr>
-                <w:rPrChange w:id="28" w:author="zhaowenbo" w:date="2018-11-07T17:03:00Z">
-                  <w:rPr/>
-                </w:rPrChange>
-              </w:rPr>
-            </w:pPr>
-            <w:r>
-              <w:rPr>
-                <w:rFonts w:hint="eastAsia"/>
+            </w:pPr>
+            <w:r>
+              <w:t>--passwd</w:t>
+            </w:r>
+          </w:p>
+        </w:tc>
+        <w:tc>
+          <w:tcPr>
+            <w:tcW w:w="2885" w:type="dxa"/>
+          </w:tcPr>
+          <w:p>
+            <w:pPr>
+              <w:ind w:left="0"/>
+            </w:pPr>
+            <w:r>
+              <w:rPr>
+                <w:rFonts w:hint="eastAsia"/>
+              </w:rPr>
+              <w:t>管理</w:t>
+            </w:r>
+            <w:r>
+              <w:t>sequoiadb</w:t>
+            </w:r>
+            <w:r>
+              <w:rPr>
+                <w:rFonts w:hint="eastAsia"/>
+              </w:rPr>
+              <w:t>集合大对象</w:t>
+            </w:r>
+          </w:p>
+        </w:tc>
+      </w:tr>
+      <w:tr>
+        <w:tc>
+          <w:tcPr>
+            <w:tcW w:w="0" w:type="auto"/>
+          </w:tcPr>
+          <w:p>
+            <w:pPr>
+              <w:ind w:left="0"/>
+              <w:rPr>
                 <w:rPrChange w:id="29" w:author="zhaowenbo" w:date="2018-11-07T17:03:00Z">
                   <w:rPr>
-                    <w:rFonts w:hint="eastAsia"/>
+                    <w:color w:val="FF0000"/>
                   </w:rPr>
                 </w:rPrChange>
               </w:rPr>
-              <w:t>-p,</w:t>
-            </w:r>
+            </w:pPr>
             <w:r>
               <w:rPr>
                 <w:rPrChange w:id="30" w:author="zhaowenbo" w:date="2018-11-07T17:03:00Z">
-                  <w:rPr/>
+                  <w:rPr>
+                    <w:color w:val="FF0000"/>
+                  </w:rPr>
                 </w:rPrChange>
               </w:rPr>
-              <w:t xml:space="preserve"> </w:t>
-            </w:r>
-            <w:r>
-              <w:rPr>
-                <w:rFonts w:hint="eastAsia"/>
+              <w:t>Sdbreplay</w:t>
+            </w:r>
+          </w:p>
+        </w:tc>
+        <w:tc>
+          <w:tcPr>
+            <w:tcW w:w="1325" w:type="dxa"/>
+          </w:tcPr>
+          <w:p>
+            <w:pPr>
+              <w:ind w:left="0"/>
+            </w:pPr>
+            <w:r>
+              <w:t>--user</w:t>
+            </w:r>
+          </w:p>
+        </w:tc>
+        <w:tc>
+          <w:tcPr>
+            <w:tcW w:w="1701" w:type="dxa"/>
+          </w:tcPr>
+          <w:p>
+            <w:pPr>
+              <w:ind w:left="0"/>
+            </w:pPr>
+            <w:r>
+              <w:t>--password</w:t>
+            </w:r>
+          </w:p>
+        </w:tc>
+        <w:tc>
+          <w:tcPr>
+            <w:tcW w:w="2885" w:type="dxa"/>
+          </w:tcPr>
+          <w:p>
+            <w:pPr>
+              <w:ind w:left="0"/>
+            </w:pPr>
+            <w:r>
+              <w:t>Sequoiadb</w:t>
+            </w:r>
+            <w:r>
+              <w:rPr>
+                <w:rFonts w:hint="eastAsia"/>
+              </w:rPr>
+              <w:t>日志管理工具</w:t>
+            </w:r>
+          </w:p>
+        </w:tc>
+      </w:tr>
+      <w:tr>
+        <w:tc>
+          <w:tcPr>
+            <w:tcW w:w="0" w:type="auto"/>
+          </w:tcPr>
+          <w:p>
+            <w:pPr>
+              <w:ind w:left="0"/>
+              <w:rPr>
                 <w:rPrChange w:id="31" w:author="zhaowenbo" w:date="2018-11-07T17:03:00Z">
                   <w:rPr>
-                    <w:rFonts w:hint="eastAsia"/>
+                    <w:color w:val="FF0000"/>
                   </w:rPr>
                 </w:rPrChange>
               </w:rPr>
-              <w:t>--password</w:t>
+            </w:pPr>
+            <w:r>
+              <w:rPr>
+                <w:rPrChange w:id="32" w:author="zhaowenbo" w:date="2018-11-07T17:03:00Z">
+                  <w:rPr>
+                    <w:color w:val="FF0000"/>
+                  </w:rPr>
+                </w:rPrChange>
+              </w:rPr>
+              <w:t>Sdbexprt</w:t>
+            </w:r>
+          </w:p>
+        </w:tc>
+        <w:tc>
+          <w:tcPr>
+            <w:tcW w:w="1325" w:type="dxa"/>
+          </w:tcPr>
+          <w:p>
+            <w:pPr>
+              <w:ind w:left="0"/>
+            </w:pPr>
+            <w:r>
+              <w:t>-u, --user</w:t>
+            </w:r>
+          </w:p>
+        </w:tc>
+        <w:tc>
+          <w:tcPr>
+            <w:tcW w:w="1701" w:type="dxa"/>
+          </w:tcPr>
+          <w:p>
+            <w:pPr>
+              <w:ind w:left="0"/>
+            </w:pPr>
+            <w:r>
+              <w:t>-w,--password</w:t>
             </w:r>
           </w:p>
         </w:tc>
@@ -2254,53 +2493,104 @@
           <w:p>
             <w:pPr>
               <w:ind w:left="0"/>
-              <w:rPr>
-                <w:rPrChange w:id="32" w:author="zhaowenbo" w:date="2018-11-07T17:03:00Z">
-                  <w:rPr/>
+            </w:pPr>
+            <w:r>
+              <w:rPr>
+                <w:rFonts w:hint="eastAsia"/>
+              </w:rPr>
+              <w:t>数据导出工具</w:t>
+            </w:r>
+          </w:p>
+        </w:tc>
+      </w:tr>
+      <w:tr>
+        <w:tc>
+          <w:tcPr>
+            <w:tcW w:w="0" w:type="auto"/>
+          </w:tcPr>
+          <w:p>
+            <w:pPr>
+              <w:ind w:left="0"/>
+              <w:rPr>
+                <w:rPrChange w:id="33" w:author="zhaowenbo" w:date="2018-11-07T17:03:00Z">
+                  <w:rPr>
+                    <w:color w:val="FF0000"/>
+                  </w:rPr>
                 </w:rPrChange>
               </w:rPr>
             </w:pPr>
             <w:r>
               <w:rPr>
-                <w:rPrChange w:id="33" w:author="zhaowenbo" w:date="2018-11-07T17:03:00Z">
-                  <w:rPr/>
-                </w:rPrChange>
-              </w:rPr>
-              <w:t>S</w:t>
-            </w:r>
-            <w:r>
-              <w:rPr>
-                <w:rFonts w:hint="eastAsia"/>
                 <w:rPrChange w:id="34" w:author="zhaowenbo" w:date="2018-11-07T17:03:00Z">
                   <w:rPr>
-                    <w:rFonts w:hint="eastAsia"/>
+                    <w:color w:val="FF0000"/>
                   </w:rPr>
                 </w:rPrChange>
               </w:rPr>
-              <w:t>equoiadb</w:t>
-            </w:r>
-            <w:r>
-              <w:rPr>
-                <w:rFonts w:hint="eastAsia"/>
+              <w:t>Sdbimprt</w:t>
+            </w:r>
+          </w:p>
+        </w:tc>
+        <w:tc>
+          <w:tcPr>
+            <w:tcW w:w="1325" w:type="dxa"/>
+          </w:tcPr>
+          <w:p>
+            <w:pPr>
+              <w:ind w:left="0"/>
+            </w:pPr>
+            <w:r>
+              <w:t>-u, --user</w:t>
+            </w:r>
+          </w:p>
+        </w:tc>
+        <w:tc>
+          <w:tcPr>
+            <w:tcW w:w="1701" w:type="dxa"/>
+          </w:tcPr>
+          <w:p>
+            <w:pPr>
+              <w:ind w:left="0"/>
+            </w:pPr>
+            <w:r>
+              <w:t>-w,--password</w:t>
+            </w:r>
+          </w:p>
+        </w:tc>
+        <w:tc>
+          <w:tcPr>
+            <w:tcW w:w="2885" w:type="dxa"/>
+          </w:tcPr>
+          <w:p>
+            <w:pPr>
+              <w:ind w:left="0"/>
+            </w:pPr>
+            <w:r>
+              <w:rPr>
+                <w:rFonts w:hint="eastAsia"/>
+              </w:rPr>
+              <w:t>数据导入工具</w:t>
+            </w:r>
+          </w:p>
+        </w:tc>
+      </w:tr>
+      <w:tr>
+        <w:tc>
+          <w:tcPr>
+            <w:tcW w:w="0" w:type="auto"/>
+          </w:tcPr>
+          <w:p>
+            <w:pPr>
+              <w:ind w:left="0"/>
+              <w:rPr>
                 <w:rPrChange w:id="35" w:author="zhaowenbo" w:date="2018-11-07T17:03:00Z">
                   <w:rPr>
-                    <w:rFonts w:hint="eastAsia"/>
+                    <w:color w:val="FF0000"/>
                   </w:rPr>
                 </w:rPrChange>
               </w:rPr>
-              <w:t>性能监控工具</w:t>
-            </w:r>
-          </w:p>
-        </w:tc>
-      </w:tr>
-      <w:tr>
-        <w:tc>
-          <w:tcPr>
-            <w:tcW w:w="0" w:type="auto"/>
-          </w:tcPr>
-          <w:p>
-            <w:pPr>
-              <w:ind w:left="0"/>
+            </w:pPr>
+            <w:r>
               <w:rPr>
                 <w:rPrChange w:id="36" w:author="zhaowenbo" w:date="2018-11-07T17:03:00Z">
                   <w:rPr>
@@ -2308,28 +2598,7 @@
                   </w:rPr>
                 </w:rPrChange>
               </w:rPr>
-            </w:pPr>
-            <w:r>
-              <w:rPr>
-                <w:rPrChange w:id="37" w:author="zhaowenbo" w:date="2018-11-07T17:03:00Z">
-                  <w:rPr>
-                    <w:color w:val="FF0000"/>
-                  </w:rPr>
-                </w:rPrChange>
-              </w:rPr>
-              <w:t>S</w:t>
-            </w:r>
-            <w:r>
-              <w:rPr>
-                <w:rFonts w:hint="eastAsia"/>
-                <w:rPrChange w:id="38" w:author="zhaowenbo" w:date="2018-11-07T17:03:00Z">
-                  <w:rPr>
-                    <w:rFonts w:hint="eastAsia"/>
-                    <w:color w:val="FF0000"/>
-                  </w:rPr>
-                </w:rPrChange>
-              </w:rPr>
-              <w:t>dbinspect</w:t>
+              <w:t>Sequoiasql-pgsql</w:t>
             </w:r>
           </w:p>
         </w:tc>
@@ -2340,22 +2609,9 @@
           <w:p>
             <w:pPr>
               <w:ind w:left="0"/>
-              <w:rPr>
-                <w:rPrChange w:id="39" w:author="zhaowenbo" w:date="2018-11-07T17:03:00Z">
-                  <w:rPr/>
-                </w:rPrChange>
-              </w:rPr>
-            </w:pPr>
-            <w:r>
-              <w:rPr>
-                <w:rFonts w:hint="eastAsia"/>
-                <w:rPrChange w:id="40" w:author="zhaowenbo" w:date="2018-11-07T17:03:00Z">
-                  <w:rPr>
-                    <w:rFonts w:hint="eastAsia"/>
-                  </w:rPr>
-                </w:rPrChange>
-              </w:rPr>
-              <w:t>-u,--auth</w:t>
+            </w:pPr>
+            <w:r>
+              <w:t>Options (user “”)</w:t>
             </w:r>
           </w:p>
         </w:tc>
@@ -2366,22 +2622,9 @@
           <w:p>
             <w:pPr>
               <w:ind w:left="0"/>
-              <w:rPr>
-                <w:rPrChange w:id="41" w:author="zhaowenbo" w:date="2018-11-07T17:03:00Z">
-                  <w:rPr/>
-                </w:rPrChange>
-              </w:rPr>
-            </w:pPr>
-            <w:r>
-              <w:rPr>
-                <w:rFonts w:hint="eastAsia"/>
-                <w:rPrChange w:id="42" w:author="zhaowenbo" w:date="2018-11-07T17:03:00Z">
-                  <w:rPr>
-                    <w:rFonts w:hint="eastAsia"/>
-                  </w:rPr>
-                </w:rPrChange>
-              </w:rPr>
-              <w:t>-u,--auth</w:t>
+            </w:pPr>
+            <w:r>
+              <w:t>Options (password “”)</w:t>
             </w:r>
           </w:p>
         </w:tc>
@@ -2392,699 +2635,13 @@
           <w:p>
             <w:pPr>
               <w:ind w:left="0"/>
-              <w:rPr>
-                <w:rPrChange w:id="43" w:author="zhaowenbo" w:date="2018-11-07T17:03:00Z">
-                  <w:rPr/>
-                </w:rPrChange>
-              </w:rPr>
-            </w:pPr>
-            <w:r>
-              <w:rPr>
-                <w:rPrChange w:id="44" w:author="zhaowenbo" w:date="2018-11-07T17:03:00Z">
-                  <w:rPr/>
-                </w:rPrChange>
-              </w:rPr>
-              <w:t>S</w:t>
-            </w:r>
-            <w:r>
-              <w:rPr>
-                <w:rFonts w:hint="eastAsia"/>
-                <w:rPrChange w:id="45" w:author="zhaowenbo" w:date="2018-11-07T17:03:00Z">
-                  <w:rPr>
-                    <w:rFonts w:hint="eastAsia"/>
-                  </w:rPr>
-                </w:rPrChange>
-              </w:rPr>
-              <w:t>equoiadb</w:t>
-            </w:r>
-            <w:r>
-              <w:rPr>
-                <w:rFonts w:hint="eastAsia"/>
-                <w:rPrChange w:id="46" w:author="zhaowenbo" w:date="2018-11-07T17:03:00Z">
-                  <w:rPr>
-                    <w:rFonts w:hint="eastAsia"/>
-                  </w:rPr>
-                </w:rPrChange>
-              </w:rPr>
-              <w:t>数据节点间的数据一致性检测工具</w:t>
-            </w:r>
-          </w:p>
-        </w:tc>
-      </w:tr>
-      <w:tr>
-        <w:tc>
-          <w:tcPr>
-            <w:tcW w:w="0" w:type="auto"/>
-          </w:tcPr>
-          <w:p>
-            <w:pPr>
-              <w:ind w:left="0"/>
-              <w:rPr>
-                <w:rPrChange w:id="47" w:author="zhaowenbo" w:date="2018-11-07T17:03:00Z">
-                  <w:rPr>
-                    <w:color w:val="FF0000"/>
-                  </w:rPr>
-                </w:rPrChange>
-              </w:rPr>
-            </w:pPr>
-            <w:r>
-              <w:rPr>
-                <w:rPrChange w:id="48" w:author="zhaowenbo" w:date="2018-11-07T17:03:00Z">
-                  <w:rPr>
-                    <w:color w:val="FF0000"/>
-                  </w:rPr>
-                </w:rPrChange>
-              </w:rPr>
-              <w:t>S</w:t>
-            </w:r>
-            <w:r>
-              <w:rPr>
-                <w:rFonts w:hint="eastAsia"/>
-                <w:rPrChange w:id="49" w:author="zhaowenbo" w:date="2018-11-07T17:03:00Z">
-                  <w:rPr>
-                    <w:rFonts w:hint="eastAsia"/>
-                    <w:color w:val="FF0000"/>
-                  </w:rPr>
-                </w:rPrChange>
-              </w:rPr>
-              <w:t>dblobtool</w:t>
-            </w:r>
-          </w:p>
-        </w:tc>
-        <w:tc>
-          <w:tcPr>
-            <w:tcW w:w="1325" w:type="dxa"/>
-          </w:tcPr>
-          <w:p>
-            <w:pPr>
-              <w:ind w:left="0"/>
-              <w:rPr>
-                <w:rPrChange w:id="50" w:author="zhaowenbo" w:date="2018-11-07T17:03:00Z">
-                  <w:rPr/>
-                </w:rPrChange>
-              </w:rPr>
-            </w:pPr>
-            <w:r>
-              <w:rPr>
-                <w:rFonts w:hint="eastAsia"/>
-                <w:rPrChange w:id="51" w:author="zhaowenbo" w:date="2018-11-07T17:03:00Z">
-                  <w:rPr>
-                    <w:rFonts w:hint="eastAsia"/>
-                  </w:rPr>
-                </w:rPrChange>
-              </w:rPr>
-              <w:t>--usrname</w:t>
-            </w:r>
-          </w:p>
-        </w:tc>
-        <w:tc>
-          <w:tcPr>
-            <w:tcW w:w="1701" w:type="dxa"/>
-          </w:tcPr>
-          <w:p>
-            <w:pPr>
-              <w:ind w:left="0"/>
-              <w:rPr>
-                <w:rPrChange w:id="52" w:author="zhaowenbo" w:date="2018-11-07T17:03:00Z">
-                  <w:rPr/>
-                </w:rPrChange>
-              </w:rPr>
-            </w:pPr>
-            <w:r>
-              <w:rPr>
-                <w:rFonts w:hint="eastAsia"/>
-                <w:rPrChange w:id="53" w:author="zhaowenbo" w:date="2018-11-07T17:03:00Z">
-                  <w:rPr>
-                    <w:rFonts w:hint="eastAsia"/>
-                  </w:rPr>
-                </w:rPrChange>
-              </w:rPr>
-              <w:t>--passwd</w:t>
-            </w:r>
-          </w:p>
-        </w:tc>
-        <w:tc>
-          <w:tcPr>
-            <w:tcW w:w="2885" w:type="dxa"/>
-          </w:tcPr>
-          <w:p>
-            <w:pPr>
-              <w:ind w:left="0"/>
-              <w:rPr>
-                <w:rPrChange w:id="54" w:author="zhaowenbo" w:date="2018-11-07T17:03:00Z">
-                  <w:rPr/>
-                </w:rPrChange>
-              </w:rPr>
-            </w:pPr>
-            <w:r>
-              <w:rPr>
-                <w:rFonts w:hint="eastAsia"/>
-                <w:rPrChange w:id="55" w:author="zhaowenbo" w:date="2018-11-07T17:03:00Z">
-                  <w:rPr>
-                    <w:rFonts w:hint="eastAsia"/>
-                  </w:rPr>
-                </w:rPrChange>
-              </w:rPr>
-              <w:t>管理</w:t>
-            </w:r>
-            <w:r>
-              <w:rPr>
-                <w:rFonts w:hint="eastAsia"/>
-                <w:rPrChange w:id="56" w:author="zhaowenbo" w:date="2018-11-07T17:03:00Z">
-                  <w:rPr>
-                    <w:rFonts w:hint="eastAsia"/>
-                  </w:rPr>
-                </w:rPrChange>
-              </w:rPr>
-              <w:t>sequoiadb</w:t>
-            </w:r>
-            <w:r>
-              <w:rPr>
-                <w:rFonts w:hint="eastAsia"/>
-                <w:rPrChange w:id="57" w:author="zhaowenbo" w:date="2018-11-07T17:03:00Z">
-                  <w:rPr>
-                    <w:rFonts w:hint="eastAsia"/>
-                  </w:rPr>
-                </w:rPrChange>
-              </w:rPr>
-              <w:t>集合大对象</w:t>
-            </w:r>
-          </w:p>
-        </w:tc>
-      </w:tr>
-      <w:tr>
-        <w:tc>
-          <w:tcPr>
-            <w:tcW w:w="0" w:type="auto"/>
-          </w:tcPr>
-          <w:p>
-            <w:pPr>
-              <w:ind w:left="0"/>
-              <w:rPr>
-                <w:rPrChange w:id="58" w:author="zhaowenbo" w:date="2018-11-07T17:03:00Z">
-                  <w:rPr>
-                    <w:color w:val="FF0000"/>
-                  </w:rPr>
-                </w:rPrChange>
-              </w:rPr>
-            </w:pPr>
-            <w:r>
-              <w:rPr>
-                <w:rPrChange w:id="59" w:author="zhaowenbo" w:date="2018-11-07T17:03:00Z">
-                  <w:rPr>
-                    <w:color w:val="FF0000"/>
-                  </w:rPr>
-                </w:rPrChange>
-              </w:rPr>
-              <w:t>S</w:t>
-            </w:r>
-            <w:r>
-              <w:rPr>
-                <w:rFonts w:hint="eastAsia"/>
-                <w:rPrChange w:id="60" w:author="zhaowenbo" w:date="2018-11-07T17:03:00Z">
-                  <w:rPr>
-                    <w:rFonts w:hint="eastAsia"/>
-                    <w:color w:val="FF0000"/>
-                  </w:rPr>
-                </w:rPrChange>
-              </w:rPr>
-              <w:t>dbreplay</w:t>
-            </w:r>
-          </w:p>
-        </w:tc>
-        <w:tc>
-          <w:tcPr>
-            <w:tcW w:w="1325" w:type="dxa"/>
-          </w:tcPr>
-          <w:p>
-            <w:pPr>
-              <w:ind w:left="0"/>
-              <w:rPr>
-                <w:rPrChange w:id="61" w:author="zhaowenbo" w:date="2018-11-07T17:03:00Z">
-                  <w:rPr/>
-                </w:rPrChange>
-              </w:rPr>
-            </w:pPr>
-            <w:r>
-              <w:rPr>
-                <w:rFonts w:hint="eastAsia"/>
-                <w:rPrChange w:id="62" w:author="zhaowenbo" w:date="2018-11-07T17:03:00Z">
-                  <w:rPr>
-                    <w:rFonts w:hint="eastAsia"/>
-                  </w:rPr>
-                </w:rPrChange>
-              </w:rPr>
-              <w:t>--user</w:t>
-            </w:r>
-          </w:p>
-        </w:tc>
-        <w:tc>
-          <w:tcPr>
-            <w:tcW w:w="1701" w:type="dxa"/>
-          </w:tcPr>
-          <w:p>
-            <w:pPr>
-              <w:ind w:left="0"/>
-              <w:rPr>
-                <w:rPrChange w:id="63" w:author="zhaowenbo" w:date="2018-11-07T17:03:00Z">
-                  <w:rPr/>
-                </w:rPrChange>
-              </w:rPr>
-            </w:pPr>
-            <w:r>
-              <w:rPr>
-                <w:rFonts w:hint="eastAsia"/>
-                <w:rPrChange w:id="64" w:author="zhaowenbo" w:date="2018-11-07T17:03:00Z">
-                  <w:rPr>
-                    <w:rFonts w:hint="eastAsia"/>
-                  </w:rPr>
-                </w:rPrChange>
-              </w:rPr>
-              <w:t>--password</w:t>
-            </w:r>
-          </w:p>
-        </w:tc>
-        <w:tc>
-          <w:tcPr>
-            <w:tcW w:w="2885" w:type="dxa"/>
-          </w:tcPr>
-          <w:p>
-            <w:pPr>
-              <w:ind w:left="0"/>
-              <w:rPr>
-                <w:rPrChange w:id="65" w:author="zhaowenbo" w:date="2018-11-07T17:03:00Z">
-                  <w:rPr/>
-                </w:rPrChange>
-              </w:rPr>
-            </w:pPr>
-            <w:r>
-              <w:rPr>
-                <w:rPrChange w:id="66" w:author="zhaowenbo" w:date="2018-11-07T17:03:00Z">
-                  <w:rPr/>
-                </w:rPrChange>
-              </w:rPr>
-              <w:t>S</w:t>
-            </w:r>
-            <w:r>
-              <w:rPr>
-                <w:rFonts w:hint="eastAsia"/>
-                <w:rPrChange w:id="67" w:author="zhaowenbo" w:date="2018-11-07T17:03:00Z">
-                  <w:rPr>
-                    <w:rFonts w:hint="eastAsia"/>
-                  </w:rPr>
-                </w:rPrChange>
-              </w:rPr>
-              <w:t>equoiadb</w:t>
-            </w:r>
-            <w:r>
-              <w:rPr>
-                <w:rFonts w:hint="eastAsia"/>
-                <w:rPrChange w:id="68" w:author="zhaowenbo" w:date="2018-11-07T17:03:00Z">
-                  <w:rPr>
-                    <w:rFonts w:hint="eastAsia"/>
-                  </w:rPr>
-                </w:rPrChange>
-              </w:rPr>
-              <w:t>日志管理工具</w:t>
-            </w:r>
-          </w:p>
-        </w:tc>
-      </w:tr>
-      <w:tr>
-        <w:tc>
-          <w:tcPr>
-            <w:tcW w:w="0" w:type="auto"/>
-          </w:tcPr>
-          <w:p>
-            <w:pPr>
-              <w:ind w:left="0"/>
-              <w:rPr>
-                <w:rPrChange w:id="69" w:author="zhaowenbo" w:date="2018-11-07T17:03:00Z">
-                  <w:rPr>
-                    <w:color w:val="FF0000"/>
-                  </w:rPr>
-                </w:rPrChange>
-              </w:rPr>
-            </w:pPr>
-            <w:r>
-              <w:rPr>
-                <w:rPrChange w:id="70" w:author="zhaowenbo" w:date="2018-11-07T17:03:00Z">
-                  <w:rPr>
-                    <w:color w:val="FF0000"/>
-                  </w:rPr>
-                </w:rPrChange>
-              </w:rPr>
-              <w:t>S</w:t>
-            </w:r>
-            <w:r>
-              <w:rPr>
-                <w:rFonts w:hint="eastAsia"/>
-                <w:rPrChange w:id="71" w:author="zhaowenbo" w:date="2018-11-07T17:03:00Z">
-                  <w:rPr>
-                    <w:rFonts w:hint="eastAsia"/>
-                    <w:color w:val="FF0000"/>
-                  </w:rPr>
-                </w:rPrChange>
-              </w:rPr>
-              <w:t>dbexprt</w:t>
-            </w:r>
-          </w:p>
-        </w:tc>
-        <w:tc>
-          <w:tcPr>
-            <w:tcW w:w="1325" w:type="dxa"/>
-          </w:tcPr>
-          <w:p>
-            <w:pPr>
-              <w:ind w:left="0"/>
-              <w:rPr>
-                <w:rPrChange w:id="72" w:author="zhaowenbo" w:date="2018-11-07T17:03:00Z">
-                  <w:rPr/>
-                </w:rPrChange>
-              </w:rPr>
-            </w:pPr>
-            <w:r>
-              <w:rPr>
-                <w:rFonts w:hint="eastAsia"/>
-                <w:rPrChange w:id="73" w:author="zhaowenbo" w:date="2018-11-07T17:03:00Z">
-                  <w:rPr>
-                    <w:rFonts w:hint="eastAsia"/>
-                  </w:rPr>
-                </w:rPrChange>
-              </w:rPr>
-              <w:t>-u, --user</w:t>
-            </w:r>
-          </w:p>
-        </w:tc>
-        <w:tc>
-          <w:tcPr>
-            <w:tcW w:w="1701" w:type="dxa"/>
-          </w:tcPr>
-          <w:p>
-            <w:pPr>
-              <w:ind w:left="0"/>
-              <w:rPr>
-                <w:rPrChange w:id="74" w:author="zhaowenbo" w:date="2018-11-07T17:03:00Z">
-                  <w:rPr/>
-                </w:rPrChange>
-              </w:rPr>
-            </w:pPr>
-            <w:r>
-              <w:rPr>
-                <w:rFonts w:hint="eastAsia"/>
-                <w:rPrChange w:id="75" w:author="zhaowenbo" w:date="2018-11-07T17:03:00Z">
-                  <w:rPr>
-                    <w:rFonts w:hint="eastAsia"/>
-                  </w:rPr>
-                </w:rPrChange>
-              </w:rPr>
-              <w:t>-w,--password</w:t>
-            </w:r>
-          </w:p>
-        </w:tc>
-        <w:tc>
-          <w:tcPr>
-            <w:tcW w:w="2885" w:type="dxa"/>
-          </w:tcPr>
-          <w:p>
-            <w:pPr>
-              <w:ind w:left="0"/>
-              <w:rPr>
-                <w:rPrChange w:id="76" w:author="zhaowenbo" w:date="2018-11-07T17:03:00Z">
-                  <w:rPr/>
-                </w:rPrChange>
-              </w:rPr>
-            </w:pPr>
-            <w:r>
-              <w:rPr>
-                <w:rFonts w:hint="eastAsia"/>
-                <w:rPrChange w:id="77" w:author="zhaowenbo" w:date="2018-11-07T17:03:00Z">
-                  <w:rPr>
-                    <w:rFonts w:hint="eastAsia"/>
-                  </w:rPr>
-                </w:rPrChange>
-              </w:rPr>
-              <w:t>数据导出工具</w:t>
-            </w:r>
-          </w:p>
-        </w:tc>
-      </w:tr>
-      <w:tr>
-        <w:tc>
-          <w:tcPr>
-            <w:tcW w:w="0" w:type="auto"/>
-          </w:tcPr>
-          <w:p>
-            <w:pPr>
-              <w:ind w:left="0"/>
-              <w:rPr>
-                <w:rPrChange w:id="78" w:author="zhaowenbo" w:date="2018-11-07T17:03:00Z">
-                  <w:rPr>
-                    <w:color w:val="FF0000"/>
-                  </w:rPr>
-                </w:rPrChange>
-              </w:rPr>
-            </w:pPr>
-            <w:r>
-              <w:rPr>
-                <w:rPrChange w:id="79" w:author="zhaowenbo" w:date="2018-11-07T17:03:00Z">
-                  <w:rPr>
-                    <w:color w:val="FF0000"/>
-                  </w:rPr>
-                </w:rPrChange>
-              </w:rPr>
-              <w:t>S</w:t>
-            </w:r>
-            <w:r>
-              <w:rPr>
-                <w:rFonts w:hint="eastAsia"/>
-                <w:rPrChange w:id="80" w:author="zhaowenbo" w:date="2018-11-07T17:03:00Z">
-                  <w:rPr>
-                    <w:rFonts w:hint="eastAsia"/>
-                    <w:color w:val="FF0000"/>
-                  </w:rPr>
-                </w:rPrChange>
-              </w:rPr>
-              <w:t>dbimprt</w:t>
-            </w:r>
-          </w:p>
-        </w:tc>
-        <w:tc>
-          <w:tcPr>
-            <w:tcW w:w="1325" w:type="dxa"/>
-          </w:tcPr>
-          <w:p>
-            <w:pPr>
-              <w:ind w:left="0"/>
-              <w:rPr>
-                <w:rPrChange w:id="81" w:author="zhaowenbo" w:date="2018-11-07T17:03:00Z">
-                  <w:rPr/>
-                </w:rPrChange>
-              </w:rPr>
-            </w:pPr>
-            <w:r>
-              <w:rPr>
-                <w:rFonts w:hint="eastAsia"/>
-                <w:rPrChange w:id="82" w:author="zhaowenbo" w:date="2018-11-07T17:03:00Z">
-                  <w:rPr>
-                    <w:rFonts w:hint="eastAsia"/>
-                  </w:rPr>
-                </w:rPrChange>
-              </w:rPr>
-              <w:t>-u, --user</w:t>
-            </w:r>
-          </w:p>
-        </w:tc>
-        <w:tc>
-          <w:tcPr>
-            <w:tcW w:w="1701" w:type="dxa"/>
-          </w:tcPr>
-          <w:p>
-            <w:pPr>
-              <w:ind w:left="0"/>
-              <w:rPr>
-                <w:rPrChange w:id="83" w:author="zhaowenbo" w:date="2018-11-07T17:03:00Z">
-                  <w:rPr/>
-                </w:rPrChange>
-              </w:rPr>
-            </w:pPr>
-            <w:r>
-              <w:rPr>
-                <w:rFonts w:hint="eastAsia"/>
-                <w:rPrChange w:id="84" w:author="zhaowenbo" w:date="2018-11-07T17:03:00Z">
-                  <w:rPr>
-                    <w:rFonts w:hint="eastAsia"/>
-                  </w:rPr>
-                </w:rPrChange>
-              </w:rPr>
-              <w:t>-w,--password</w:t>
-            </w:r>
-          </w:p>
-        </w:tc>
-        <w:tc>
-          <w:tcPr>
-            <w:tcW w:w="2885" w:type="dxa"/>
-          </w:tcPr>
-          <w:p>
-            <w:pPr>
-              <w:ind w:left="0"/>
-              <w:rPr>
-                <w:rPrChange w:id="85" w:author="zhaowenbo" w:date="2018-11-07T17:03:00Z">
-                  <w:rPr/>
-                </w:rPrChange>
-              </w:rPr>
-            </w:pPr>
-            <w:r>
-              <w:rPr>
-                <w:rFonts w:hint="eastAsia"/>
-                <w:rPrChange w:id="86" w:author="zhaowenbo" w:date="2018-11-07T17:03:00Z">
-                  <w:rPr>
-                    <w:rFonts w:hint="eastAsia"/>
-                  </w:rPr>
-                </w:rPrChange>
-              </w:rPr>
-              <w:t>数据导入工具</w:t>
-            </w:r>
-          </w:p>
-        </w:tc>
-      </w:tr>
-      <w:tr>
-        <w:tc>
-          <w:tcPr>
-            <w:tcW w:w="0" w:type="auto"/>
-          </w:tcPr>
-          <w:p>
-            <w:pPr>
-              <w:ind w:left="0"/>
-              <w:rPr>
-                <w:rPrChange w:id="87" w:author="zhaowenbo" w:date="2018-11-07T17:03:00Z">
-                  <w:rPr>
-                    <w:color w:val="FF0000"/>
-                  </w:rPr>
-                </w:rPrChange>
-              </w:rPr>
-            </w:pPr>
-            <w:r>
-              <w:rPr>
-                <w:rPrChange w:id="88" w:author="zhaowenbo" w:date="2018-11-07T17:03:00Z">
-                  <w:rPr>
-                    <w:color w:val="FF0000"/>
-                  </w:rPr>
-                </w:rPrChange>
-              </w:rPr>
-              <w:t>Seq</w:t>
-            </w:r>
-            <w:r>
-              <w:rPr>
-                <w:rFonts w:hint="eastAsia"/>
-                <w:rPrChange w:id="89" w:author="zhaowenbo" w:date="2018-11-07T17:03:00Z">
-                  <w:rPr>
-                    <w:rFonts w:hint="eastAsia"/>
-                    <w:color w:val="FF0000"/>
-                  </w:rPr>
-                </w:rPrChange>
-              </w:rPr>
-              <w:t>uoiasql-pgsql</w:t>
-            </w:r>
-          </w:p>
-        </w:tc>
-        <w:tc>
-          <w:tcPr>
-            <w:tcW w:w="1325" w:type="dxa"/>
-          </w:tcPr>
-          <w:p>
-            <w:pPr>
-              <w:ind w:left="0"/>
-              <w:rPr>
-                <w:rPrChange w:id="90" w:author="zhaowenbo" w:date="2018-11-07T17:03:00Z">
-                  <w:rPr/>
-                </w:rPrChange>
-              </w:rPr>
-            </w:pPr>
-            <w:r>
-              <w:rPr>
-                <w:rPrChange w:id="91" w:author="zhaowenbo" w:date="2018-11-07T17:03:00Z">
-                  <w:rPr/>
-                </w:rPrChange>
-              </w:rPr>
-              <w:t>Options (user “”)</w:t>
-            </w:r>
-          </w:p>
-        </w:tc>
-        <w:tc>
-          <w:tcPr>
-            <w:tcW w:w="1701" w:type="dxa"/>
-          </w:tcPr>
-          <w:p>
-            <w:pPr>
-              <w:ind w:left="0"/>
-              <w:rPr>
-                <w:rPrChange w:id="92" w:author="zhaowenbo" w:date="2018-11-07T17:03:00Z">
-                  <w:rPr/>
-                </w:rPrChange>
-              </w:rPr>
-            </w:pPr>
-            <w:r>
-              <w:rPr>
-                <w:rPrChange w:id="93" w:author="zhaowenbo" w:date="2018-11-07T17:03:00Z">
-                  <w:rPr/>
-                </w:rPrChange>
-              </w:rPr>
-              <w:t>Options (p</w:t>
-            </w:r>
-            <w:r>
-              <w:rPr>
-                <w:rFonts w:hint="eastAsia"/>
-                <w:rPrChange w:id="94" w:author="zhaowenbo" w:date="2018-11-07T17:03:00Z">
-                  <w:rPr>
-                    <w:rFonts w:hint="eastAsia"/>
-                  </w:rPr>
-                </w:rPrChange>
-              </w:rPr>
-              <w:t>ass</w:t>
-            </w:r>
-            <w:r>
-              <w:rPr>
-                <w:rPrChange w:id="95" w:author="zhaowenbo" w:date="2018-11-07T17:03:00Z">
-                  <w:rPr/>
-                </w:rPrChange>
-              </w:rPr>
-              <w:t>word “”)</w:t>
-            </w:r>
-          </w:p>
-        </w:tc>
-        <w:tc>
-          <w:tcPr>
-            <w:tcW w:w="2885" w:type="dxa"/>
-          </w:tcPr>
-          <w:p>
-            <w:pPr>
-              <w:ind w:left="0"/>
-              <w:rPr>
-                <w:rPrChange w:id="96" w:author="zhaowenbo" w:date="2018-11-07T17:03:00Z">
-                  <w:rPr/>
-                </w:rPrChange>
-              </w:rPr>
-            </w:pPr>
-            <w:r>
-              <w:rPr>
-                <w:rFonts w:hint="eastAsia"/>
-                <w:rPrChange w:id="97" w:author="zhaowenbo" w:date="2018-11-07T17:03:00Z">
-                  <w:rPr>
-                    <w:rFonts w:hint="eastAsia"/>
-                  </w:rPr>
-                </w:rPrChange>
-              </w:rPr>
+            </w:pPr>
+            <w:r>
               <w:t xml:space="preserve">Postgresql </w:t>
             </w:r>
             <w:r>
               <w:rPr>
                 <w:rFonts w:hint="eastAsia"/>
-                <w:rPrChange w:id="98" w:author="zhaowenbo" w:date="2018-11-07T17:03:00Z">
-                  <w:rPr>
-                    <w:rFonts w:hint="eastAsia"/>
-                  </w:rPr>
-                </w:rPrChange>
               </w:rPr>
               <w:t>连接器</w:t>
             </w:r>
@@ -3107,6 +2664,7 @@
         <w:rPr>
           <w:rFonts w:hint="eastAsia"/>
         </w:rPr>
+        <w:lastRenderedPageBreak/>
         <w:t>给上述工具增加以下参数</w:t>
       </w:r>
       <w:r>
@@ -3142,10 +2700,10 @@
         <w:tblLook w:val="04A0" w:firstRow="1" w:lastRow="0" w:firstColumn="1" w:lastColumn="0" w:noHBand="0" w:noVBand="1"/>
       </w:tblPr>
       <w:tblGrid>
-        <w:gridCol w:w="1343"/>
-        <w:gridCol w:w="1119"/>
-        <w:gridCol w:w="3511"/>
-        <w:gridCol w:w="1707"/>
+        <w:gridCol w:w="1270"/>
+        <w:gridCol w:w="1115"/>
+        <w:gridCol w:w="3490"/>
+        <w:gridCol w:w="1695"/>
       </w:tblGrid>
       <w:tr>
         <w:tc>
@@ -3172,9 +2730,6 @@
           <w:p>
             <w:pPr>
               <w:ind w:left="0"/>
-              <w:rPr>
-                <w:rFonts w:hint="eastAsia"/>
-              </w:rPr>
             </w:pPr>
             <w:r>
               <w:rPr>
@@ -3249,9 +2804,6 @@
           <w:p>
             <w:pPr>
               <w:ind w:left="0"/>
-              <w:rPr>
-                <w:rFonts w:hint="eastAsia"/>
-              </w:rPr>
             </w:pPr>
             <w:r>
               <w:rPr>
@@ -3313,13 +2865,7 @@
               <w:rPr>
                 <w:rFonts w:hint="eastAsia"/>
               </w:rPr>
-              <w:t>指定用户所属集群</w:t>
-            </w:r>
-            <w:r>
-              <w:rPr>
-                <w:rFonts w:hint="eastAsia"/>
-              </w:rPr>
-              <w:t>。</w:t>
+              <w:t>指定用户所属集群。</w:t>
             </w:r>
           </w:p>
         </w:tc>
@@ -3349,9 +2895,6 @@
           <w:p>
             <w:pPr>
               <w:ind w:left="0"/>
-              <w:rPr>
-                <w:rFonts w:hint="eastAsia"/>
-              </w:rPr>
             </w:pPr>
             <w:r>
               <w:rPr>
@@ -3368,9 +2911,6 @@
           <w:p>
             <w:pPr>
               <w:ind w:left="0"/>
-              <w:rPr>
-                <w:rFonts w:hint="eastAsia"/>
-              </w:rPr>
             </w:pPr>
             <w:r>
               <w:t>b</w:t>
@@ -3391,11 +2931,8 @@
           <w:p>
             <w:pPr>
               <w:ind w:left="0"/>
-              <w:rPr>
-                <w:rFonts w:hint="eastAsia"/>
-              </w:rPr>
-            </w:pPr>
-            <w:ins w:id="99" w:author="zhaowenbo" w:date="2018-11-07T17:04:00Z">
+            </w:pPr>
+            <w:ins w:id="37" w:author="zhaowenbo" w:date="2018-11-07T17:04:00Z">
               <w:r>
                 <w:rPr>
                   <w:rFonts w:hint="eastAsia"/>
@@ -3409,7 +2946,7 @@
                 <w:t xml:space="preserve"> false</w:t>
               </w:r>
             </w:ins>
-            <w:del w:id="100" w:author="zhaowenbo" w:date="2018-11-07T17:04:00Z">
+            <w:del w:id="38" w:author="zhaowenbo" w:date="2018-11-07T17:04:00Z">
               <w:r>
                 <w:rPr>
                   <w:rFonts w:hint="eastAsia"/>
@@ -3426,9 +2963,6 @@
           <w:p>
             <w:pPr>
               <w:ind w:left="0"/>
-              <w:rPr>
-                <w:rFonts w:hint="eastAsia"/>
-              </w:rPr>
             </w:pPr>
             <w:r>
               <w:rPr>
@@ -3467,9 +3001,6 @@
           <w:p>
             <w:pPr>
               <w:ind w:left="0"/>
-              <w:rPr>
-                <w:rFonts w:hint="eastAsia"/>
-              </w:rPr>
             </w:pPr>
             <w:r>
               <w:rPr>
@@ -3487,11 +3018,6 @@
           <w:p>
             <w:pPr>
               <w:ind w:left="0"/>
-              <w:pPrChange w:id="101" w:author="zhaowenbo" w:date="2018-11-08T11:27:00Z">
-                <w:pPr>
-                  <w:ind w:left="0"/>
-                </w:pPr>
-              </w:pPrChange>
             </w:pPr>
             <w:r>
               <w:rPr>
@@ -3499,7 +3025,7 @@
               </w:rPr>
               <w:t>用户加密</w:t>
             </w:r>
-            <w:del w:id="102" w:author="zhaowenbo" w:date="2018-11-07T17:04:00Z">
+            <w:del w:id="39" w:author="zhaowenbo" w:date="2018-11-07T17:04:00Z">
               <w:r>
                 <w:rPr>
                   <w:rFonts w:hint="eastAsia"/>
@@ -3507,7 +3033,7 @@
                 <w:delText>token</w:delText>
               </w:r>
             </w:del>
-            <w:ins w:id="103" w:author="zhaowenbo" w:date="2018-11-07T17:04:00Z">
+            <w:ins w:id="40" w:author="zhaowenbo" w:date="2018-11-07T17:04:00Z">
               <w:r>
                 <w:rPr>
                   <w:rFonts w:hint="eastAsia"/>
@@ -3521,7 +3047,7 @@
               </w:rPr>
               <w:t>。</w:t>
             </w:r>
-            <w:del w:id="104" w:author="zhaowenbo" w:date="2018-11-08T11:27:00Z">
+            <w:del w:id="41" w:author="zhaowenbo" w:date="2018-11-08T11:27:00Z">
               <w:r>
                 <w:rPr>
                   <w:rFonts w:hint="eastAsia"/>
@@ -3582,9 +3108,6 @@
           <w:p>
             <w:pPr>
               <w:ind w:left="0"/>
-              <w:rPr>
-                <w:rFonts w:hint="eastAsia"/>
-              </w:rPr>
             </w:pPr>
             <w:r>
               <w:rPr>
@@ -3676,7 +3199,7 @@
       <w:r>
         <w:t xml:space="preserve">ptions (user “”, </w:t>
       </w:r>
-      <w:ins w:id="105" w:author="zhaowenbo" w:date="2018-11-08T11:27:00Z">
+      <w:ins w:id="42" w:author="zhaowenbo" w:date="2018-11-08T11:27:00Z">
         <w:r>
           <w:rPr>
             <w:rFonts w:hint="eastAsia"/>
@@ -3771,15 +3294,9 @@
         </w:rPr>
         <w:t>Sdbexprt --user ronin</w:t>
       </w:r>
-      <w:ins w:id="106" w:author="zhaowenbo" w:date="2018-11-07T17:05:00Z">
-        <w:r>
-          <w:t xml:space="preserve"> --</w:t>
-        </w:r>
-        <w:r>
-          <w:t>password</w:t>
-        </w:r>
-        <w:r>
-          <w:t xml:space="preserve"> </w:t>
+      <w:ins w:id="43" w:author="zhaowenbo" w:date="2018-11-07T17:05:00Z">
+        <w:r>
+          <w:t xml:space="preserve"> --password </w:t>
         </w:r>
       </w:ins>
       <w:r>
@@ -3986,7 +3503,7 @@
         </w:numPr>
         <w:ind w:firstLineChars="0"/>
         <w:rPr>
-          <w:del w:id="107" w:author="zhaowenbo" w:date="2018-11-07T17:06:00Z"/>
+          <w:del w:id="44" w:author="zhaowenbo" w:date="2018-11-07T17:06:00Z"/>
         </w:rPr>
       </w:pPr>
       <w:r>
@@ -4005,16 +3522,16 @@
         </w:numPr>
         <w:ind w:firstLineChars="0"/>
         <w:rPr>
-          <w:del w:id="108" w:author="zhaowenbo" w:date="2018-11-07T17:06:00Z"/>
-        </w:rPr>
-        <w:pPrChange w:id="109" w:author="zhaowenbo" w:date="2018-11-07T17:06:00Z">
+          <w:del w:id="45" w:author="zhaowenbo" w:date="2018-11-07T17:06:00Z"/>
+        </w:rPr>
+        <w:pPrChange w:id="46" w:author="zhaowenbo" w:date="2018-11-07T17:06:00Z">
           <w:pPr>
             <w:pStyle w:val="aa"/>
             <w:ind w:left="777" w:firstLineChars="0" w:firstLine="0"/>
           </w:pPr>
         </w:pPrChange>
       </w:pPr>
-      <w:del w:id="110" w:author="zhaowenbo" w:date="2018-11-07T17:06:00Z">
+      <w:del w:id="47" w:author="zhaowenbo" w:date="2018-11-07T17:06:00Z">
         <w:r>
           <w:delText>SDB_EXPORT</w:delText>
         </w:r>
@@ -4048,16 +3565,16 @@
       <w:pPr>
         <w:pStyle w:val="aa"/>
         <w:rPr>
-          <w:del w:id="111" w:author="zhaowenbo" w:date="2018-11-07T17:06:00Z"/>
-        </w:rPr>
-        <w:pPrChange w:id="112" w:author="zhaowenbo" w:date="2018-11-07T17:06:00Z">
+          <w:del w:id="48" w:author="zhaowenbo" w:date="2018-11-07T17:06:00Z"/>
+        </w:rPr>
+        <w:pPrChange w:id="49" w:author="zhaowenbo" w:date="2018-11-07T17:06:00Z">
           <w:pPr>
             <w:pStyle w:val="aa"/>
             <w:ind w:left="777" w:firstLineChars="0" w:firstLine="0"/>
           </w:pPr>
         </w:pPrChange>
       </w:pPr>
-      <w:del w:id="113" w:author="zhaowenbo" w:date="2018-11-07T17:06:00Z">
+      <w:del w:id="50" w:author="zhaowenbo" w:date="2018-11-07T17:06:00Z">
         <w:r>
           <w:rPr>
             <w:rFonts w:hint="eastAsia"/>
@@ -4085,9 +3602,9 @@
       <w:pPr>
         <w:pStyle w:val="aa"/>
         <w:rPr>
-          <w:del w:id="114" w:author="zhaowenbo" w:date="2018-11-07T17:06:00Z"/>
-        </w:rPr>
-        <w:pPrChange w:id="115" w:author="zhaowenbo" w:date="2018-11-07T17:06:00Z">
+          <w:del w:id="51" w:author="zhaowenbo" w:date="2018-11-07T17:06:00Z"/>
+        </w:rPr>
+        <w:pPrChange w:id="52" w:author="zhaowenbo" w:date="2018-11-07T17:06:00Z">
           <w:pPr>
             <w:pStyle w:val="aa"/>
             <w:ind w:left="777" w:firstLineChars="0" w:firstLine="0"/>
@@ -4099,16 +3616,16 @@
       <w:pPr>
         <w:pStyle w:val="aa"/>
         <w:rPr>
-          <w:del w:id="116" w:author="zhaowenbo" w:date="2018-11-07T17:06:00Z"/>
-        </w:rPr>
-        <w:pPrChange w:id="117" w:author="zhaowenbo" w:date="2018-11-07T17:06:00Z">
+          <w:del w:id="53" w:author="zhaowenbo" w:date="2018-11-07T17:06:00Z"/>
+        </w:rPr>
+        <w:pPrChange w:id="54" w:author="zhaowenbo" w:date="2018-11-07T17:06:00Z">
           <w:pPr>
             <w:pStyle w:val="aa"/>
             <w:ind w:left="777" w:firstLineChars="0" w:firstLine="0"/>
           </w:pPr>
         </w:pPrChange>
       </w:pPr>
-      <w:del w:id="118" w:author="zhaowenbo" w:date="2018-11-07T17:06:00Z">
+      <w:del w:id="55" w:author="zhaowenbo" w:date="2018-11-07T17:06:00Z">
         <w:r>
           <w:delText xml:space="preserve">SDB_EXPORT INT32 sdbConnectByCipherFile ( const CHAR **pConnAddrs, </w:delText>
         </w:r>
@@ -4118,16 +3635,16 @@
       <w:pPr>
         <w:pStyle w:val="aa"/>
         <w:rPr>
-          <w:del w:id="119" w:author="zhaowenbo" w:date="2018-11-07T17:06:00Z"/>
-        </w:rPr>
-        <w:pPrChange w:id="120" w:author="zhaowenbo" w:date="2018-11-07T17:06:00Z">
+          <w:del w:id="56" w:author="zhaowenbo" w:date="2018-11-07T17:06:00Z"/>
+        </w:rPr>
+        <w:pPrChange w:id="57" w:author="zhaowenbo" w:date="2018-11-07T17:06:00Z">
           <w:pPr>
             <w:pStyle w:val="aa"/>
             <w:ind w:left="777" w:firstLineChars="1900" w:firstLine="3990"/>
           </w:pPr>
         </w:pPrChange>
       </w:pPr>
-      <w:del w:id="121" w:author="zhaowenbo" w:date="2018-11-07T17:06:00Z">
+      <w:del w:id="58" w:author="zhaowenbo" w:date="2018-11-07T17:06:00Z">
         <w:r>
           <w:delText xml:space="preserve">INT32 arrSize, </w:delText>
         </w:r>
@@ -4137,16 +3654,16 @@
       <w:pPr>
         <w:pStyle w:val="aa"/>
         <w:rPr>
-          <w:del w:id="122" w:author="zhaowenbo" w:date="2018-11-07T17:06:00Z"/>
-        </w:rPr>
-        <w:pPrChange w:id="123" w:author="zhaowenbo" w:date="2018-11-07T17:06:00Z">
+          <w:del w:id="59" w:author="zhaowenbo" w:date="2018-11-07T17:06:00Z"/>
+        </w:rPr>
+        <w:pPrChange w:id="60" w:author="zhaowenbo" w:date="2018-11-07T17:06:00Z">
           <w:pPr>
             <w:pStyle w:val="aa"/>
             <w:ind w:left="777" w:firstLineChars="1900" w:firstLine="3990"/>
           </w:pPr>
         </w:pPrChange>
       </w:pPr>
-      <w:del w:id="124" w:author="zhaowenbo" w:date="2018-11-07T17:06:00Z">
+      <w:del w:id="61" w:author="zhaowenbo" w:date="2018-11-07T17:06:00Z">
         <w:r>
           <w:delText xml:space="preserve">const CHAR *pUsrName, </w:delText>
         </w:r>
@@ -4156,16 +3673,16 @@
       <w:pPr>
         <w:pStyle w:val="aa"/>
         <w:rPr>
-          <w:del w:id="125" w:author="zhaowenbo" w:date="2018-11-07T17:06:00Z"/>
-        </w:rPr>
-        <w:pPrChange w:id="126" w:author="zhaowenbo" w:date="2018-11-07T17:06:00Z">
+          <w:del w:id="62" w:author="zhaowenbo" w:date="2018-11-07T17:06:00Z"/>
+        </w:rPr>
+        <w:pPrChange w:id="63" w:author="zhaowenbo" w:date="2018-11-07T17:06:00Z">
           <w:pPr>
             <w:pStyle w:val="aa"/>
             <w:ind w:left="777" w:firstLineChars="1900" w:firstLine="3990"/>
           </w:pPr>
         </w:pPrChange>
       </w:pPr>
-      <w:del w:id="127" w:author="zhaowenbo" w:date="2018-11-07T17:06:00Z">
+      <w:del w:id="64" w:author="zhaowenbo" w:date="2018-11-07T17:06:00Z">
         <w:r>
           <w:delText xml:space="preserve">const CHAR *pToken, </w:delText>
         </w:r>
@@ -4175,16 +3692,16 @@
       <w:pPr>
         <w:pStyle w:val="aa"/>
         <w:rPr>
-          <w:del w:id="128" w:author="zhaowenbo" w:date="2018-11-07T17:06:00Z"/>
-        </w:rPr>
-        <w:pPrChange w:id="129" w:author="zhaowenbo" w:date="2018-11-07T17:06:00Z">
+          <w:del w:id="65" w:author="zhaowenbo" w:date="2018-11-07T17:06:00Z"/>
+        </w:rPr>
+        <w:pPrChange w:id="66" w:author="zhaowenbo" w:date="2018-11-07T17:06:00Z">
           <w:pPr>
             <w:pStyle w:val="aa"/>
             <w:ind w:left="777" w:firstLineChars="1900" w:firstLine="3990"/>
           </w:pPr>
         </w:pPrChange>
       </w:pPr>
-      <w:del w:id="130" w:author="zhaowenbo" w:date="2018-11-07T17:06:00Z">
+      <w:del w:id="67" w:author="zhaowenbo" w:date="2018-11-07T17:06:00Z">
         <w:r>
           <w:delText>const CHAR *p</w:delText>
         </w:r>
@@ -4200,16 +3717,16 @@
       <w:pPr>
         <w:pStyle w:val="aa"/>
         <w:rPr>
-          <w:del w:id="131" w:author="zhaowenbo" w:date="2018-11-07T17:06:00Z"/>
-        </w:rPr>
-        <w:pPrChange w:id="132" w:author="zhaowenbo" w:date="2018-11-07T17:06:00Z">
+          <w:del w:id="68" w:author="zhaowenbo" w:date="2018-11-07T17:06:00Z"/>
+        </w:rPr>
+        <w:pPrChange w:id="69" w:author="zhaowenbo" w:date="2018-11-07T17:06:00Z">
           <w:pPr>
             <w:pStyle w:val="aa"/>
             <w:ind w:left="777" w:firstLineChars="1900" w:firstLine="3990"/>
           </w:pPr>
         </w:pPrChange>
       </w:pPr>
-      <w:del w:id="133" w:author="zhaowenbo" w:date="2018-11-07T17:06:00Z">
+      <w:del w:id="70" w:author="zhaowenbo" w:date="2018-11-07T17:06:00Z">
         <w:r>
           <w:delText>sdbConnectionHandle *handle )</w:delText>
         </w:r>
@@ -4219,16 +3736,16 @@
       <w:pPr>
         <w:pStyle w:val="aa"/>
         <w:rPr>
-          <w:del w:id="134" w:author="zhaowenbo" w:date="2018-11-07T17:06:00Z"/>
-        </w:rPr>
-        <w:pPrChange w:id="135" w:author="zhaowenbo" w:date="2018-11-07T17:06:00Z">
+          <w:del w:id="71" w:author="zhaowenbo" w:date="2018-11-07T17:06:00Z"/>
+        </w:rPr>
+        <w:pPrChange w:id="72" w:author="zhaowenbo" w:date="2018-11-07T17:06:00Z">
           <w:pPr>
             <w:pStyle w:val="aa"/>
             <w:ind w:left="777" w:firstLineChars="0" w:firstLine="0"/>
           </w:pPr>
         </w:pPrChange>
       </w:pPr>
-      <w:del w:id="136" w:author="zhaowenbo" w:date="2018-11-07T17:06:00Z">
+      <w:del w:id="73" w:author="zhaowenbo" w:date="2018-11-07T17:06:00Z">
         <w:r>
           <w:rPr>
             <w:rFonts w:hint="eastAsia"/>
@@ -4283,16 +3800,16 @@
       <w:pPr>
         <w:pStyle w:val="aa"/>
         <w:rPr>
-          <w:del w:id="137" w:author="zhaowenbo" w:date="2018-11-07T17:06:00Z"/>
-        </w:rPr>
-        <w:pPrChange w:id="138" w:author="zhaowenbo" w:date="2018-11-07T17:06:00Z">
+          <w:del w:id="74" w:author="zhaowenbo" w:date="2018-11-07T17:06:00Z"/>
+        </w:rPr>
+        <w:pPrChange w:id="75" w:author="zhaowenbo" w:date="2018-11-07T17:06:00Z">
           <w:pPr>
             <w:pStyle w:val="aa"/>
             <w:ind w:left="777" w:firstLineChars="0" w:firstLine="0"/>
           </w:pPr>
         </w:pPrChange>
       </w:pPr>
-      <w:del w:id="139" w:author="zhaowenbo" w:date="2018-11-07T17:06:00Z">
+      <w:del w:id="76" w:author="zhaowenbo" w:date="2018-11-07T17:06:00Z">
         <w:r>
           <w:rPr>
             <w:rFonts w:hint="eastAsia"/>
@@ -4305,15 +3822,15 @@
       <w:pPr>
         <w:pStyle w:val="aa"/>
         <w:rPr>
-          <w:del w:id="140" w:author="zhaowenbo" w:date="2018-11-07T17:06:00Z"/>
-        </w:rPr>
-        <w:pPrChange w:id="141" w:author="zhaowenbo" w:date="2018-11-07T17:06:00Z">
+          <w:del w:id="77" w:author="zhaowenbo" w:date="2018-11-07T17:06:00Z"/>
+        </w:rPr>
+        <w:pPrChange w:id="78" w:author="zhaowenbo" w:date="2018-11-07T17:06:00Z">
           <w:pPr>
             <w:ind w:firstLineChars="200" w:firstLine="420"/>
           </w:pPr>
         </w:pPrChange>
       </w:pPr>
-      <w:del w:id="142" w:author="zhaowenbo" w:date="2018-11-07T17:06:00Z">
+      <w:del w:id="79" w:author="zhaowenbo" w:date="2018-11-07T17:06:00Z">
         <w:r>
           <w:delText>SDB_EXPORT INT32 sdbConnect1 ( const CHAR **pConnAddrs, INT32 arrSize,</w:delText>
         </w:r>
@@ -4323,21 +3840,18 @@
       <w:pPr>
         <w:pStyle w:val="aa"/>
         <w:rPr>
-          <w:del w:id="143" w:author="zhaowenbo" w:date="2018-11-07T17:06:00Z"/>
-        </w:rPr>
-        <w:pPrChange w:id="144" w:author="zhaowenbo" w:date="2018-11-07T17:06:00Z">
+          <w:del w:id="80" w:author="zhaowenbo" w:date="2018-11-07T17:06:00Z"/>
+        </w:rPr>
+        <w:pPrChange w:id="81" w:author="zhaowenbo" w:date="2018-11-07T17:06:00Z">
           <w:pPr>
             <w:pStyle w:val="aa"/>
             <w:ind w:left="777"/>
           </w:pPr>
         </w:pPrChange>
       </w:pPr>
-      <w:del w:id="145" w:author="zhaowenbo" w:date="2018-11-07T17:06:00Z">
-        <w:r>
-          <w:delText xml:space="preserve">                         </w:delText>
-        </w:r>
-        <w:r>
-          <w:delText>const CHAR *pUsrName, const CHAR *pPasswd ,</w:delText>
+      <w:del w:id="82" w:author="zhaowenbo" w:date="2018-11-07T17:06:00Z">
+        <w:r>
+          <w:delText xml:space="preserve">                         const CHAR *pUsrName, const CHAR *pPasswd ,</w:delText>
         </w:r>
       </w:del>
     </w:p>
@@ -4349,22 +3863,16 @@
           <w:numId w:val="3"/>
         </w:numPr>
         <w:ind w:firstLineChars="0"/>
-        <w:rPr>
-          <w:rFonts w:hint="eastAsia"/>
-        </w:rPr>
-        <w:pPrChange w:id="146" w:author="zhaowenbo" w:date="2018-11-07T17:06:00Z">
+        <w:pPrChange w:id="83" w:author="zhaowenbo" w:date="2018-11-07T17:06:00Z">
           <w:pPr>
             <w:pStyle w:val="aa"/>
             <w:ind w:left="777" w:firstLineChars="0" w:firstLine="0"/>
           </w:pPr>
         </w:pPrChange>
       </w:pPr>
-      <w:del w:id="147" w:author="zhaowenbo" w:date="2018-11-07T17:06:00Z">
-        <w:r>
-          <w:delText xml:space="preserve">                             </w:delText>
-        </w:r>
-        <w:r>
-          <w:delText>sdbConnectionHandle *handle )</w:delText>
+      <w:del w:id="84" w:author="zhaowenbo" w:date="2018-11-07T17:06:00Z">
+        <w:r>
+          <w:delText xml:space="preserve">                             sdbConnectionHandle *handle )</w:delText>
         </w:r>
       </w:del>
     </w:p>
@@ -4373,9 +3881,9 @@
         <w:pStyle w:val="aa"/>
         <w:ind w:left="777" w:firstLineChars="0" w:firstLine="0"/>
         <w:rPr>
-          <w:ins w:id="148" w:author="zhaowenbo" w:date="2018-11-07T17:06:00Z"/>
-        </w:rPr>
-        <w:pPrChange w:id="149" w:author="zhaowenbo" w:date="2018-11-07T17:07:00Z">
+          <w:ins w:id="85" w:author="zhaowenbo" w:date="2018-11-07T17:06:00Z"/>
+        </w:rPr>
+        <w:pPrChange w:id="86" w:author="zhaowenbo" w:date="2018-11-07T17:07:00Z">
           <w:pPr>
             <w:pStyle w:val="aa"/>
             <w:numPr>
@@ -4385,7 +3893,7 @@
           </w:pPr>
         </w:pPrChange>
       </w:pPr>
-      <w:ins w:id="150" w:author="zhaowenbo" w:date="2018-11-07T17:06:00Z">
+      <w:ins w:id="87" w:author="zhaowenbo" w:date="2018-11-07T17:06:00Z">
         <w:r>
           <w:t>SDB_EXPORT INT32 sdbGetPasswdByCipherFile( const CHAR *pUsrName,</w:t>
         </w:r>
@@ -4396,9 +3904,9 @@
         <w:pStyle w:val="aa"/>
         <w:ind w:left="777" w:firstLineChars="0" w:firstLine="0"/>
         <w:rPr>
-          <w:ins w:id="151" w:author="zhaowenbo" w:date="2018-11-07T17:06:00Z"/>
-        </w:rPr>
-        <w:pPrChange w:id="152" w:author="zhaowenbo" w:date="2018-11-07T17:07:00Z">
+          <w:ins w:id="88" w:author="zhaowenbo" w:date="2018-11-07T17:06:00Z"/>
+        </w:rPr>
+        <w:pPrChange w:id="89" w:author="zhaowenbo" w:date="2018-11-07T17:07:00Z">
           <w:pPr>
             <w:pStyle w:val="aa"/>
             <w:numPr>
@@ -4408,15 +3916,9 @@
           </w:pPr>
         </w:pPrChange>
       </w:pPr>
-      <w:ins w:id="153" w:author="zhaowenbo" w:date="2018-11-07T17:06:00Z">
-        <w:r>
-          <w:t xml:space="preserve">           </w:t>
-        </w:r>
-        <w:r>
-          <w:t xml:space="preserve">                            </w:t>
-        </w:r>
-        <w:r>
-          <w:t>const CHAR *pToken,</w:t>
+      <w:ins w:id="90" w:author="zhaowenbo" w:date="2018-11-07T17:06:00Z">
+        <w:r>
+          <w:t xml:space="preserve">                                       const CHAR *pToken,</w:t>
         </w:r>
       </w:ins>
     </w:p>
@@ -4425,9 +3927,9 @@
         <w:pStyle w:val="aa"/>
         <w:ind w:left="777" w:firstLineChars="0" w:firstLine="0"/>
         <w:rPr>
-          <w:ins w:id="154" w:author="zhaowenbo" w:date="2018-11-07T17:06:00Z"/>
-        </w:rPr>
-        <w:pPrChange w:id="155" w:author="zhaowenbo" w:date="2018-11-07T17:07:00Z">
+          <w:ins w:id="91" w:author="zhaowenbo" w:date="2018-11-07T17:06:00Z"/>
+        </w:rPr>
+        <w:pPrChange w:id="92" w:author="zhaowenbo" w:date="2018-11-07T17:07:00Z">
           <w:pPr>
             <w:pStyle w:val="aa"/>
             <w:numPr>
@@ -4437,15 +3939,9 @@
           </w:pPr>
         </w:pPrChange>
       </w:pPr>
-      <w:ins w:id="156" w:author="zhaowenbo" w:date="2018-11-07T17:06:00Z">
-        <w:r>
-          <w:t xml:space="preserve">           </w:t>
-        </w:r>
-        <w:r>
-          <w:t xml:space="preserve">                            </w:t>
-        </w:r>
-        <w:r>
-          <w:t>const CHAR *pCipherFile,</w:t>
+      <w:ins w:id="93" w:author="zhaowenbo" w:date="2018-11-07T17:06:00Z">
+        <w:r>
+          <w:t xml:space="preserve">                                       const CHAR *pCipherFile,</w:t>
         </w:r>
       </w:ins>
     </w:p>
@@ -4453,10 +3949,9 @@
       <w:pPr>
         <w:ind w:left="777"/>
         <w:rPr>
-          <w:ins w:id="157" w:author="zhaowenbo" w:date="2018-10-31T16:19:00Z"/>
-          <w:rFonts w:hint="eastAsia"/>
-        </w:rPr>
-        <w:pPrChange w:id="158" w:author="zhaowenbo" w:date="2018-11-07T17:07:00Z">
+          <w:ins w:id="94" w:author="zhaowenbo" w:date="2018-10-31T16:19:00Z"/>
+        </w:rPr>
+        <w:pPrChange w:id="95" w:author="zhaowenbo" w:date="2018-11-07T17:07:00Z">
           <w:pPr>
             <w:numPr>
               <w:numId w:val="3"/>
@@ -4465,23 +3960,17 @@
           </w:pPr>
         </w:pPrChange>
       </w:pPr>
-      <w:ins w:id="159" w:author="zhaowenbo" w:date="2018-11-07T17:06:00Z">
-        <w:r>
-          <w:t xml:space="preserve">           </w:t>
-        </w:r>
-        <w:r>
-          <w:t xml:space="preserve">                            </w:t>
-        </w:r>
-        <w:r>
-          <w:t>CHAR **pUser, CHAR **pPasswd ) ;</w:t>
+      <w:ins w:id="96" w:author="zhaowenbo" w:date="2018-11-07T17:06:00Z">
+        <w:r>
+          <w:t xml:space="preserve">                                       CHAR **pUser, CHAR **pPasswd ) ;</w:t>
         </w:r>
       </w:ins>
-      <w:del w:id="160" w:author="zhaowenbo" w:date="2018-11-07T17:06:00Z">
+      <w:del w:id="97" w:author="zhaowenbo" w:date="2018-11-07T17:06:00Z">
         <w:r>
           <w:tab/>
         </w:r>
       </w:del>
-      <w:del w:id="161" w:author="zhaowenbo" w:date="2018-10-31T16:20:00Z">
+      <w:del w:id="98" w:author="zhaowenbo" w:date="2018-10-31T16:20:00Z">
         <w:r>
           <w:tab/>
         </w:r>
@@ -4490,10 +3979,10 @@
     <w:p>
       <w:pPr>
         <w:rPr>
-          <w:ins w:id="162" w:author="zhaowenbo" w:date="2018-10-31T16:19:00Z"/>
-        </w:rPr>
-      </w:pPr>
-      <w:ins w:id="163" w:author="zhaowenbo" w:date="2018-11-07T17:19:00Z">
+          <w:ins w:id="99" w:author="zhaowenbo" w:date="2018-10-31T16:19:00Z"/>
+        </w:rPr>
+      </w:pPr>
+      <w:ins w:id="100" w:author="zhaowenbo" w:date="2018-11-07T17:19:00Z">
         <w:r>
           <w:rPr>
             <w:rFonts w:hint="eastAsia"/>
@@ -4501,7 +3990,7 @@
           <w:t xml:space="preserve">    </w:t>
         </w:r>
       </w:ins>
-      <w:ins w:id="164" w:author="zhaowenbo" w:date="2018-11-08T11:29:00Z">
+      <w:ins w:id="101" w:author="zhaowenbo" w:date="2018-11-08T11:29:00Z">
         <w:r>
           <w:rPr>
             <w:rFonts w:hint="eastAsia"/>
@@ -4509,7 +3998,7 @@
           <w:t>对提供的</w:t>
         </w:r>
       </w:ins>
-      <w:ins w:id="165" w:author="zhaowenbo" w:date="2018-11-07T17:19:00Z">
+      <w:ins w:id="102" w:author="zhaowenbo" w:date="2018-11-07T17:19:00Z">
         <w:r>
           <w:rPr>
             <w:rFonts w:hint="eastAsia"/>
@@ -4517,7 +4006,7 @@
           <w:t>加密文件</w:t>
         </w:r>
       </w:ins>
-      <w:ins w:id="166" w:author="zhaowenbo" w:date="2018-11-08T11:29:00Z">
+      <w:ins w:id="103" w:author="zhaowenbo" w:date="2018-11-08T11:29:00Z">
         <w:r>
           <w:rPr>
             <w:rFonts w:hint="eastAsia"/>
@@ -4525,7 +4014,7 @@
           <w:t>进行</w:t>
         </w:r>
       </w:ins>
-      <w:ins w:id="167" w:author="zhaowenbo" w:date="2018-11-07T17:19:00Z">
+      <w:ins w:id="104" w:author="zhaowenbo" w:date="2018-11-07T17:19:00Z">
         <w:r>
           <w:rPr>
             <w:rFonts w:hint="eastAsia"/>
@@ -4577,10 +4066,10 @@
         <w:pStyle w:val="aa"/>
         <w:ind w:left="777" w:firstLineChars="0" w:firstLine="0"/>
         <w:rPr>
-          <w:ins w:id="168" w:author="zhaowenbo" w:date="2018-11-07T17:08:00Z"/>
-        </w:rPr>
-      </w:pPr>
-      <w:ins w:id="169" w:author="zhaowenbo" w:date="2018-11-07T17:08:00Z">
+          <w:ins w:id="105" w:author="zhaowenbo" w:date="2018-11-07T17:08:00Z"/>
+        </w:rPr>
+      </w:pPr>
+      <w:ins w:id="106" w:author="zhaowenbo" w:date="2018-11-07T17:08:00Z">
         <w:r>
           <w:t>CREATE SERVER</w:t>
         </w:r>
@@ -4604,10 +4093,10 @@
         </w:numPr>
         <w:ind w:firstLineChars="0"/>
         <w:rPr>
-          <w:del w:id="170" w:author="zhaowenbo" w:date="2018-11-07T17:08:00Z"/>
-        </w:rPr>
-      </w:pPr>
-      <w:del w:id="171" w:author="zhaowenbo" w:date="2018-11-07T17:08:00Z">
+          <w:del w:id="107" w:author="zhaowenbo" w:date="2018-11-07T17:08:00Z"/>
+        </w:rPr>
+      </w:pPr>
+      <w:del w:id="108" w:author="zhaowenbo" w:date="2018-11-07T17:08:00Z">
         <w:r>
           <w:rPr>
             <w:rFonts w:hint="eastAsia"/>
@@ -4656,9 +4145,6 @@
       <w:pPr>
         <w:pStyle w:val="aa"/>
         <w:ind w:left="777" w:firstLineChars="0" w:firstLine="0"/>
-        <w:rPr>
-          <w:rFonts w:hint="eastAsia"/>
-        </w:rPr>
       </w:pPr>
       <w:r>
         <w:t>c</w:t>
@@ -4672,7 +4158,7 @@
       <w:r>
         <w:t xml:space="preserve"> </w:t>
       </w:r>
-      <w:ins w:id="172" w:author="zhaowenbo" w:date="2018-11-07T17:08:00Z">
+      <w:ins w:id="109" w:author="zhaowenbo" w:date="2018-11-07T17:08:00Z">
         <w:r>
           <w:rPr>
             <w:rFonts w:hint="eastAsia"/>
@@ -4680,7 +4166,7 @@
           <w:t>指定</w:t>
         </w:r>
       </w:ins>
-      <w:ins w:id="173" w:author="zhaowenbo" w:date="2018-11-07T17:07:00Z">
+      <w:ins w:id="110" w:author="zhaowenbo" w:date="2018-11-07T17:07:00Z">
         <w:r>
           <w:rPr>
             <w:rFonts w:hint="eastAsia"/>
@@ -4694,7 +4180,7 @@
           <w:t xml:space="preserve"> false</w:t>
         </w:r>
       </w:ins>
-      <w:del w:id="174" w:author="zhaowenbo" w:date="2018-11-07T17:07:00Z">
+      <w:del w:id="111" w:author="zhaowenbo" w:date="2018-11-07T17:07:00Z">
         <w:r>
           <w:rPr>
             <w:rFonts w:hint="eastAsia"/>
@@ -4714,7 +4200,7 @@
         </w:rPr>
         <w:t>cipher</w:t>
       </w:r>
-      <w:del w:id="175" w:author="zhaowenbo" w:date="2018-11-08T11:29:00Z">
+      <w:del w:id="112" w:author="zhaowenbo" w:date="2018-11-08T11:29:00Z">
         <w:r>
           <w:rPr>
             <w:rFonts w:hint="eastAsia"/>
@@ -4722,7 +4208,7 @@
           <w:delText>F</w:delText>
         </w:r>
       </w:del>
-      <w:ins w:id="176" w:author="zhaowenbo" w:date="2018-11-08T11:29:00Z">
+      <w:ins w:id="113" w:author="zhaowenbo" w:date="2018-11-08T11:29:00Z">
         <w:r>
           <w:rPr>
             <w:rFonts w:hint="eastAsia"/>
@@ -4736,7 +4222,7 @@
         </w:rPr>
         <w:t xml:space="preserve">ile </w:t>
       </w:r>
-      <w:del w:id="177" w:author="zhaowenbo" w:date="2018-11-07T17:08:00Z">
+      <w:del w:id="114" w:author="zhaowenbo" w:date="2018-11-07T17:08:00Z">
         <w:r>
           <w:rPr>
             <w:rFonts w:hint="eastAsia"/>
@@ -4765,7 +4251,7 @@
       <w:r>
         <w:t xml:space="preserve"> </w:t>
       </w:r>
-      <w:del w:id="178" w:author="zhaowenbo" w:date="2018-11-07T17:08:00Z">
+      <w:del w:id="115" w:author="zhaowenbo" w:date="2018-11-07T17:08:00Z">
         <w:r>
           <w:rPr>
             <w:rFonts w:hint="eastAsia"/>
@@ -4779,7 +4265,7 @@
         </w:rPr>
         <w:t>指定</w:t>
       </w:r>
-      <w:ins w:id="179" w:author="zhaowenbo" w:date="2018-11-07T17:07:00Z">
+      <w:ins w:id="116" w:author="zhaowenbo" w:date="2018-11-07T17:07:00Z">
         <w:r>
           <w:rPr>
             <w:rFonts w:hint="eastAsia"/>
@@ -4787,7 +4273,7 @@
           <w:t>加密口令</w:t>
         </w:r>
       </w:ins>
-      <w:del w:id="180" w:author="zhaowenbo" w:date="2018-11-07T17:07:00Z">
+      <w:del w:id="117" w:author="zhaowenbo" w:date="2018-11-07T17:07:00Z">
         <w:r>
           <w:rPr>
             <w:rFonts w:hint="eastAsia"/>
@@ -4813,10 +4299,10 @@
         <w:pStyle w:val="aa"/>
         <w:ind w:left="777" w:firstLineChars="0" w:firstLine="0"/>
         <w:rPr>
-          <w:del w:id="181" w:author="zhaowenbo" w:date="2018-11-07T17:08:00Z"/>
-        </w:rPr>
-      </w:pPr>
-      <w:del w:id="182" w:author="zhaowenbo" w:date="2018-11-07T17:08:00Z">
+          <w:del w:id="118" w:author="zhaowenbo" w:date="2018-11-07T17:08:00Z"/>
+        </w:rPr>
+      </w:pPr>
+      <w:del w:id="119" w:author="zhaowenbo" w:date="2018-11-07T17:08:00Z">
         <w:r>
           <w:delText>cluster</w:delText>
         </w:r>
@@ -4854,6 +4340,7 @@
         <w:rPr>
           <w:rFonts w:hint="eastAsia"/>
         </w:rPr>
+        <w:lastRenderedPageBreak/>
         <w:t>Story</w:t>
       </w:r>
       <w:r>
@@ -5170,6 +4657,7 @@
         <w:rPr>
           <w:rFonts w:hint="eastAsia"/>
         </w:rPr>
+        <w:lastRenderedPageBreak/>
         <w:t>表</w:t>
       </w:r>
       <w:r>
@@ -5206,12 +4694,12 @@
         </w:rPr>
         <w:t xml:space="preserve"> user, password,</w:t>
       </w:r>
-      <w:ins w:id="183" w:author="zhaowenbo" w:date="2018-11-07T17:10:00Z">
+      <w:ins w:id="120" w:author="zhaowenbo" w:date="2018-11-07T17:10:00Z">
         <w:r>
           <w:t xml:space="preserve"> cipher,</w:t>
         </w:r>
       </w:ins>
-      <w:del w:id="184" w:author="zhaowenbo" w:date="2018-11-07T17:10:00Z">
+      <w:del w:id="121" w:author="zhaowenbo" w:date="2018-11-07T17:10:00Z">
         <w:r>
           <w:rPr>
             <w:rFonts w:hint="eastAsia"/>
@@ -5237,7 +4725,7 @@
         </w:rPr>
         <w:t xml:space="preserve"> </w:t>
       </w:r>
-      <w:del w:id="185" w:author="zhaowenbo" w:date="2018-11-07T17:11:00Z">
+      <w:del w:id="122" w:author="zhaowenbo" w:date="2018-11-07T17:11:00Z">
         <w:r>
           <w:rPr>
             <w:rFonts w:hint="eastAsia"/>
@@ -5245,7 +4733,7 @@
           <w:delText>cipherFile</w:delText>
         </w:r>
       </w:del>
-      <w:ins w:id="186" w:author="zhaowenbo" w:date="2018-11-07T17:11:00Z">
+      <w:ins w:id="123" w:author="zhaowenbo" w:date="2018-11-07T17:11:00Z">
         <w:r>
           <w:rPr>
             <w:rFonts w:hint="eastAsia"/>
@@ -5278,11 +4766,14 @@
         </w:numPr>
         <w:ind w:firstLineChars="0"/>
         <w:rPr>
-          <w:del w:id="187" w:author="zhaowenbo" w:date="2018-11-07T17:10:00Z"/>
-        </w:rPr>
-      </w:pPr>
-      <w:ins w:id="188" w:author="zhaowenbo" w:date="2018-11-07T17:10:00Z">
-        <w:r>
+          <w:del w:id="124" w:author="zhaowenbo" w:date="2018-11-07T17:10:00Z"/>
+        </w:rPr>
+      </w:pPr>
+      <w:ins w:id="125" w:author="zhaowenbo" w:date="2018-11-07T17:10:00Z">
+        <w:r>
+          <w:rPr>
+            <w:noProof/>
+          </w:rPr>
           <w:drawing>
             <wp:inline distT="0" distB="0" distL="0" distR="0" wp14:anchorId="390A52C9" wp14:editId="5C16C15C">
               <wp:extent cx="4095750" cy="4000500"/>
@@ -5320,7 +4811,7 @@
           </w:drawing>
         </w:r>
       </w:ins>
-      <w:del w:id="189" w:author="zhaowenbo" w:date="2018-11-07T17:10:00Z">
+      <w:del w:id="126" w:author="zhaowenbo" w:date="2018-11-07T17:10:00Z">
         <w:r>
           <w:rPr>
             <w:rFonts w:hint="eastAsia"/>
@@ -5369,10 +4860,10 @@
       <w:pPr>
         <w:pStyle w:val="aa"/>
         <w:rPr>
-          <w:del w:id="190" w:author="zhaowenbo" w:date="2018-11-07T17:10:00Z"/>
-        </w:rPr>
-      </w:pPr>
-      <w:del w:id="191" w:author="zhaowenbo" w:date="2018-11-07T17:10:00Z">
+          <w:del w:id="127" w:author="zhaowenbo" w:date="2018-11-07T17:10:00Z"/>
+        </w:rPr>
+      </w:pPr>
+      <w:del w:id="128" w:author="zhaowenbo" w:date="2018-11-07T17:10:00Z">
         <w:r>
           <w:rPr>
             <w:rFonts w:hint="eastAsia"/>
@@ -5409,10 +4900,10 @@
       <w:pPr>
         <w:pStyle w:val="aa"/>
         <w:rPr>
-          <w:del w:id="192" w:author="zhaowenbo" w:date="2018-11-07T17:10:00Z"/>
-        </w:rPr>
-      </w:pPr>
-      <w:del w:id="193" w:author="zhaowenbo" w:date="2018-11-07T17:10:00Z">
+          <w:del w:id="129" w:author="zhaowenbo" w:date="2018-11-07T17:10:00Z"/>
+        </w:rPr>
+      </w:pPr>
+      <w:del w:id="130" w:author="zhaowenbo" w:date="2018-11-07T17:10:00Z">
         <w:r>
           <w:rPr>
             <w:rFonts w:hint="eastAsia"/>
@@ -5482,10 +4973,10 @@
       <w:pPr>
         <w:pStyle w:val="aa"/>
         <w:rPr>
-          <w:del w:id="194" w:author="zhaowenbo" w:date="2018-11-07T17:10:00Z"/>
-        </w:rPr>
-      </w:pPr>
-      <w:del w:id="195" w:author="zhaowenbo" w:date="2018-11-07T17:10:00Z">
+          <w:del w:id="131" w:author="zhaowenbo" w:date="2018-11-07T17:10:00Z"/>
+        </w:rPr>
+      </w:pPr>
+      <w:del w:id="132" w:author="zhaowenbo" w:date="2018-11-07T17:10:00Z">
         <w:r>
           <w:rPr>
             <w:rFonts w:hint="eastAsia"/>
@@ -5582,7 +5073,7 @@
       <w:pPr>
         <w:pStyle w:val="aa"/>
         <w:rPr>
-          <w:ins w:id="196" w:author="zhaowenbo" w:date="2018-11-08T11:39:00Z"/>
+          <w:ins w:id="133" w:author="zhaowenbo" w:date="2018-11-08T11:39:00Z"/>
         </w:rPr>
       </w:pPr>
       <w:r>
@@ -5601,15 +5092,15 @@
         </w:numPr>
         <w:ind w:firstLineChars="0"/>
         <w:rPr>
-          <w:ins w:id="197" w:author="zhaowenbo" w:date="2018-11-08T11:43:00Z"/>
-        </w:rPr>
-        <w:pPrChange w:id="198" w:author="zhaowenbo" w:date="2018-11-08T11:39:00Z">
+          <w:ins w:id="134" w:author="zhaowenbo" w:date="2018-11-08T11:43:00Z"/>
+        </w:rPr>
+        <w:pPrChange w:id="135" w:author="zhaowenbo" w:date="2018-11-08T11:39:00Z">
           <w:pPr>
             <w:pStyle w:val="aa"/>
           </w:pPr>
         </w:pPrChange>
       </w:pPr>
-      <w:ins w:id="199" w:author="zhaowenbo" w:date="2018-11-08T11:39:00Z">
+      <w:ins w:id="136" w:author="zhaowenbo" w:date="2018-11-08T11:39:00Z">
         <w:r>
           <w:rPr>
             <w:rFonts w:hint="eastAsia"/>
@@ -5623,7 +5114,7 @@
           <w:t>sdbinspect</w:t>
         </w:r>
       </w:ins>
-      <w:ins w:id="200" w:author="zhaowenbo" w:date="2018-11-08T11:40:00Z">
+      <w:ins w:id="137" w:author="zhaowenbo" w:date="2018-11-08T11:40:00Z">
         <w:r>
           <w:rPr>
             <w:rFonts w:hint="eastAsia"/>
@@ -5646,7 +5137,7 @@
           <w:t>输入密码，因此不支持</w:t>
         </w:r>
       </w:ins>
-      <w:ins w:id="201" w:author="zhaowenbo" w:date="2018-11-08T11:41:00Z">
+      <w:ins w:id="138" w:author="zhaowenbo" w:date="2018-11-08T11:41:00Z">
         <w:r>
           <w:rPr>
             <w:rFonts w:hint="eastAsia"/>
@@ -5654,7 +5145,7 @@
           <w:t>上述交互式输入密码的模式，而是通过省略密码只提供用户名的方式</w:t>
         </w:r>
       </w:ins>
-      <w:ins w:id="202" w:author="zhaowenbo" w:date="2018-11-08T11:43:00Z">
+      <w:ins w:id="139" w:author="zhaowenbo" w:date="2018-11-08T11:43:00Z">
         <w:r>
           <w:rPr>
             <w:rFonts w:hint="eastAsia"/>
@@ -5668,15 +5159,15 @@
         <w:pStyle w:val="aa"/>
         <w:ind w:left="1137" w:firstLineChars="0" w:firstLine="0"/>
         <w:rPr>
-          <w:ins w:id="203" w:author="zhaowenbo" w:date="2018-11-08T11:44:00Z"/>
-        </w:rPr>
-        <w:pPrChange w:id="204" w:author="zhaowenbo" w:date="2018-11-08T11:44:00Z">
+          <w:ins w:id="140" w:author="zhaowenbo" w:date="2018-11-08T11:44:00Z"/>
+        </w:rPr>
+        <w:pPrChange w:id="141" w:author="zhaowenbo" w:date="2018-11-08T11:44:00Z">
           <w:pPr>
             <w:pStyle w:val="aa"/>
           </w:pPr>
         </w:pPrChange>
       </w:pPr>
-      <w:ins w:id="205" w:author="zhaowenbo" w:date="2018-11-08T11:43:00Z">
+      <w:ins w:id="142" w:author="zhaowenbo" w:date="2018-11-08T11:43:00Z">
         <w:r>
           <w:t>sdbinspect -d localhost:50000 -o item.bin --auth ronin</w:t>
         </w:r>
@@ -5691,15 +5182,15 @@
         </w:numPr>
         <w:ind w:firstLineChars="0"/>
         <w:rPr>
-          <w:ins w:id="206" w:author="zhaowenbo" w:date="2018-11-08T11:45:00Z"/>
-        </w:rPr>
-        <w:pPrChange w:id="207" w:author="zhaowenbo" w:date="2018-11-08T11:44:00Z">
+          <w:ins w:id="143" w:author="zhaowenbo" w:date="2018-11-08T11:45:00Z"/>
+        </w:rPr>
+        <w:pPrChange w:id="144" w:author="zhaowenbo" w:date="2018-11-08T11:44:00Z">
           <w:pPr>
             <w:pStyle w:val="aa"/>
           </w:pPr>
         </w:pPrChange>
       </w:pPr>
-      <w:ins w:id="208" w:author="zhaowenbo" w:date="2018-11-08T11:44:00Z">
+      <w:ins w:id="145" w:author="zhaowenbo" w:date="2018-11-08T11:44:00Z">
         <w:r>
           <w:rPr>
             <w:rFonts w:hint="eastAsia"/>
@@ -5716,7 +5207,7 @@
           <w:t>不支持交互式输入密码。</w:t>
         </w:r>
       </w:ins>
-      <w:ins w:id="209" w:author="zhaowenbo" w:date="2018-11-08T11:40:00Z">
+      <w:ins w:id="146" w:author="zhaowenbo" w:date="2018-11-08T11:40:00Z">
         <w:r>
           <w:t xml:space="preserve"> </w:t>
         </w:r>
@@ -5724,10 +5215,7 @@
     </w:p>
     <w:p>
       <w:pPr>
-        <w:rPr>
-          <w:rFonts w:hint="eastAsia"/>
-        </w:rPr>
-        <w:pPrChange w:id="210" w:author="zhaowenbo" w:date="2018-11-08T11:45:00Z">
+        <w:pPrChange w:id="147" w:author="zhaowenbo" w:date="2018-11-08T11:45:00Z">
           <w:pPr>
             <w:pStyle w:val="aa"/>
           </w:pPr>
@@ -5755,7 +5243,7 @@
       <w:r>
         <w:t xml:space="preserve">fdw </w:t>
       </w:r>
-      <w:del w:id="211" w:author="zhaowenbo" w:date="2018-11-07T17:11:00Z">
+      <w:del w:id="148" w:author="zhaowenbo" w:date="2018-11-07T17:11:00Z">
         <w:r>
           <w:rPr>
             <w:rFonts w:hint="eastAsia"/>
@@ -5763,7 +5251,7 @@
           <w:delText>增加</w:delText>
         </w:r>
       </w:del>
-      <w:ins w:id="212" w:author="zhaowenbo" w:date="2018-11-07T17:11:00Z">
+      <w:ins w:id="149" w:author="zhaowenbo" w:date="2018-11-07T17:11:00Z">
         <w:r>
           <w:rPr>
             <w:rFonts w:hint="eastAsia"/>
@@ -5781,9 +5269,9 @@
     <w:p>
       <w:pPr>
         <w:rPr>
-          <w:ins w:id="213" w:author="zhaowenbo" w:date="2018-11-07T17:16:00Z"/>
-        </w:rPr>
-        <w:pPrChange w:id="214" w:author="zhaowenbo" w:date="2018-11-07T17:16:00Z">
+          <w:ins w:id="150" w:author="zhaowenbo" w:date="2018-11-07T17:16:00Z"/>
+        </w:rPr>
+        <w:pPrChange w:id="151" w:author="zhaowenbo" w:date="2018-11-07T17:16:00Z">
           <w:pPr>
             <w:pStyle w:val="aa"/>
             <w:numPr>
@@ -5793,7 +5281,7 @@
           </w:pPr>
         </w:pPrChange>
       </w:pPr>
-      <w:ins w:id="215" w:author="zhaowenbo" w:date="2018-11-07T17:16:00Z">
+      <w:ins w:id="152" w:author="zhaowenbo" w:date="2018-11-07T17:16:00Z">
         <w:r>
           <w:t>sdbConnectionHandle sdbGetConnectionHandle( const char **serverList,</w:t>
         </w:r>
@@ -5802,9 +5290,9 @@
     <w:p>
       <w:pPr>
         <w:rPr>
-          <w:ins w:id="216" w:author="zhaowenbo" w:date="2018-11-07T17:16:00Z"/>
-        </w:rPr>
-        <w:pPrChange w:id="217" w:author="zhaowenbo" w:date="2018-11-07T17:16:00Z">
+          <w:ins w:id="153" w:author="zhaowenbo" w:date="2018-11-07T17:16:00Z"/>
+        </w:rPr>
+        <w:pPrChange w:id="154" w:author="zhaowenbo" w:date="2018-11-07T17:16:00Z">
           <w:pPr>
             <w:pStyle w:val="aa"/>
             <w:numPr>
@@ -5814,24 +5302,18 @@
           </w:pPr>
         </w:pPrChange>
       </w:pPr>
-      <w:ins w:id="218" w:author="zhaowenbo" w:date="2018-11-07T17:16:00Z">
-        <w:r>
-          <w:t xml:space="preserve">            </w:t>
-        </w:r>
-        <w:r>
-          <w:t xml:space="preserve">                             </w:t>
-        </w:r>
-        <w:r>
-          <w:t>int serverNum,</w:t>
+      <w:ins w:id="155" w:author="zhaowenbo" w:date="2018-11-07T17:16:00Z">
+        <w:r>
+          <w:t xml:space="preserve">                                         int serverNum,</w:t>
         </w:r>
       </w:ins>
     </w:p>
     <w:p>
       <w:pPr>
         <w:rPr>
-          <w:ins w:id="219" w:author="zhaowenbo" w:date="2018-11-07T17:16:00Z"/>
-        </w:rPr>
-        <w:pPrChange w:id="220" w:author="zhaowenbo" w:date="2018-11-07T17:16:00Z">
+          <w:ins w:id="156" w:author="zhaowenbo" w:date="2018-11-07T17:16:00Z"/>
+        </w:rPr>
+        <w:pPrChange w:id="157" w:author="zhaowenbo" w:date="2018-11-07T17:16:00Z">
           <w:pPr>
             <w:pStyle w:val="aa"/>
             <w:numPr>
@@ -5841,24 +5323,18 @@
           </w:pPr>
         </w:pPrChange>
       </w:pPr>
-      <w:ins w:id="221" w:author="zhaowenbo" w:date="2018-11-07T17:16:00Z">
-        <w:r>
-          <w:t xml:space="preserve">            </w:t>
-        </w:r>
-        <w:r>
-          <w:t xml:space="preserve">                             </w:t>
-        </w:r>
-        <w:r>
-          <w:t>const char *usr,</w:t>
+      <w:ins w:id="158" w:author="zhaowenbo" w:date="2018-11-07T17:16:00Z">
+        <w:r>
+          <w:t xml:space="preserve">                                         const char *usr,</w:t>
         </w:r>
       </w:ins>
     </w:p>
     <w:p>
       <w:pPr>
         <w:rPr>
-          <w:ins w:id="222" w:author="zhaowenbo" w:date="2018-11-07T17:16:00Z"/>
-        </w:rPr>
-        <w:pPrChange w:id="223" w:author="zhaowenbo" w:date="2018-11-07T17:16:00Z">
+          <w:ins w:id="159" w:author="zhaowenbo" w:date="2018-11-07T17:16:00Z"/>
+        </w:rPr>
+        <w:pPrChange w:id="160" w:author="zhaowenbo" w:date="2018-11-07T17:16:00Z">
           <w:pPr>
             <w:pStyle w:val="aa"/>
             <w:numPr>
@@ -5868,24 +5344,18 @@
           </w:pPr>
         </w:pPrChange>
       </w:pPr>
-      <w:ins w:id="224" w:author="zhaowenbo" w:date="2018-11-07T17:16:00Z">
-        <w:r>
-          <w:t xml:space="preserve">         </w:t>
-        </w:r>
-        <w:r>
-          <w:t xml:space="preserve">                             </w:t>
-        </w:r>
-        <w:r>
-          <w:t xml:space="preserve">   const char *passwd,</w:t>
+      <w:ins w:id="161" w:author="zhaowenbo" w:date="2018-11-07T17:16:00Z">
+        <w:r>
+          <w:t xml:space="preserve">                                         const char *passwd,</w:t>
         </w:r>
       </w:ins>
     </w:p>
     <w:p>
       <w:pPr>
         <w:rPr>
-          <w:ins w:id="225" w:author="zhaowenbo" w:date="2018-11-07T17:16:00Z"/>
-        </w:rPr>
-        <w:pPrChange w:id="226" w:author="zhaowenbo" w:date="2018-11-07T17:16:00Z">
+          <w:ins w:id="162" w:author="zhaowenbo" w:date="2018-11-07T17:16:00Z"/>
+        </w:rPr>
+        <w:pPrChange w:id="163" w:author="zhaowenbo" w:date="2018-11-07T17:16:00Z">
           <w:pPr>
             <w:pStyle w:val="aa"/>
             <w:numPr>
@@ -5895,24 +5365,18 @@
           </w:pPr>
         </w:pPrChange>
       </w:pPr>
-      <w:ins w:id="227" w:author="zhaowenbo" w:date="2018-11-07T17:16:00Z">
-        <w:r>
-          <w:t xml:space="preserve">      </w:t>
-        </w:r>
-        <w:r>
-          <w:t xml:space="preserve">                             </w:t>
-        </w:r>
-        <w:r>
-          <w:t xml:space="preserve">      int useCipher,</w:t>
+      <w:ins w:id="164" w:author="zhaowenbo" w:date="2018-11-07T17:16:00Z">
+        <w:r>
+          <w:t xml:space="preserve">                                         int useCipher,</w:t>
         </w:r>
       </w:ins>
     </w:p>
     <w:p>
       <w:pPr>
         <w:rPr>
-          <w:ins w:id="228" w:author="zhaowenbo" w:date="2018-11-07T17:16:00Z"/>
-        </w:rPr>
-        <w:pPrChange w:id="229" w:author="zhaowenbo" w:date="2018-11-07T17:16:00Z">
+          <w:ins w:id="165" w:author="zhaowenbo" w:date="2018-11-07T17:16:00Z"/>
+        </w:rPr>
+        <w:pPrChange w:id="166" w:author="zhaowenbo" w:date="2018-11-07T17:16:00Z">
           <w:pPr>
             <w:pStyle w:val="aa"/>
             <w:numPr>
@@ -5922,24 +5386,18 @@
           </w:pPr>
         </w:pPrChange>
       </w:pPr>
-      <w:ins w:id="230" w:author="zhaowenbo" w:date="2018-11-07T17:16:00Z">
-        <w:r>
-          <w:t xml:space="preserve">   </w:t>
-        </w:r>
-        <w:r>
-          <w:t xml:space="preserve">                             </w:t>
-        </w:r>
-        <w:r>
-          <w:t xml:space="preserve">         const char *token,</w:t>
+      <w:ins w:id="167" w:author="zhaowenbo" w:date="2018-11-07T17:16:00Z">
+        <w:r>
+          <w:t xml:space="preserve">                                         const char *token,</w:t>
         </w:r>
       </w:ins>
     </w:p>
     <w:p>
       <w:pPr>
         <w:rPr>
-          <w:ins w:id="231" w:author="zhaowenbo" w:date="2018-11-07T17:16:00Z"/>
-        </w:rPr>
-        <w:pPrChange w:id="232" w:author="zhaowenbo" w:date="2018-11-07T17:16:00Z">
+          <w:ins w:id="168" w:author="zhaowenbo" w:date="2018-11-07T17:16:00Z"/>
+        </w:rPr>
+        <w:pPrChange w:id="169" w:author="zhaowenbo" w:date="2018-11-07T17:16:00Z">
           <w:pPr>
             <w:pStyle w:val="aa"/>
             <w:numPr>
@@ -5949,21 +5407,18 @@
           </w:pPr>
         </w:pPrChange>
       </w:pPr>
-      <w:ins w:id="233" w:author="zhaowenbo" w:date="2018-11-07T17:16:00Z">
-        <w:r>
-          <w:t xml:space="preserve">                             </w:t>
-        </w:r>
-        <w:r>
-          <w:t xml:space="preserve">            const char *cipherfile,</w:t>
+      <w:ins w:id="170" w:author="zhaowenbo" w:date="2018-11-07T17:16:00Z">
+        <w:r>
+          <w:t xml:space="preserve">                                         const char *cipherfile,</w:t>
         </w:r>
       </w:ins>
     </w:p>
     <w:p>
       <w:pPr>
         <w:rPr>
-          <w:ins w:id="234" w:author="zhaowenbo" w:date="2018-11-07T17:16:00Z"/>
-        </w:rPr>
-        <w:pPrChange w:id="235" w:author="zhaowenbo" w:date="2018-11-07T17:16:00Z">
+          <w:ins w:id="171" w:author="zhaowenbo" w:date="2018-11-07T17:16:00Z"/>
+        </w:rPr>
+        <w:pPrChange w:id="172" w:author="zhaowenbo" w:date="2018-11-07T17:16:00Z">
           <w:pPr>
             <w:pStyle w:val="aa"/>
             <w:numPr>
@@ -5973,21 +5428,18 @@
           </w:pPr>
         </w:pPrChange>
       </w:pPr>
-      <w:ins w:id="236" w:author="zhaowenbo" w:date="2018-11-07T17:16:00Z">
-        <w:r>
-          <w:t xml:space="preserve">                          </w:t>
-        </w:r>
-        <w:r>
-          <w:t xml:space="preserve">               const char *preference_instance,</w:t>
+      <w:ins w:id="173" w:author="zhaowenbo" w:date="2018-11-07T17:16:00Z">
+        <w:r>
+          <w:t xml:space="preserve">                                         const char *preference_instance,</w:t>
         </w:r>
       </w:ins>
     </w:p>
     <w:p>
       <w:pPr>
         <w:rPr>
-          <w:ins w:id="237" w:author="zhaowenbo" w:date="2018-11-07T17:16:00Z"/>
-        </w:rPr>
-        <w:pPrChange w:id="238" w:author="zhaowenbo" w:date="2018-11-07T17:16:00Z">
+          <w:ins w:id="174" w:author="zhaowenbo" w:date="2018-11-07T17:16:00Z"/>
+        </w:rPr>
+        <w:pPrChange w:id="175" w:author="zhaowenbo" w:date="2018-11-07T17:16:00Z">
           <w:pPr>
             <w:pStyle w:val="aa"/>
             <w:numPr>
@@ -5997,21 +5449,18 @@
           </w:pPr>
         </w:pPrChange>
       </w:pPr>
-      <w:ins w:id="239" w:author="zhaowenbo" w:date="2018-11-07T17:16:00Z">
-        <w:r>
-          <w:t xml:space="preserve">                       </w:t>
-        </w:r>
-        <w:r>
-          <w:t xml:space="preserve">                  const char *preference_instance_mode,</w:t>
+      <w:ins w:id="176" w:author="zhaowenbo" w:date="2018-11-07T17:16:00Z">
+        <w:r>
+          <w:t xml:space="preserve">                                         const char *preference_instance_mode,</w:t>
         </w:r>
       </w:ins>
     </w:p>
     <w:p>
       <w:pPr>
         <w:rPr>
-          <w:ins w:id="240" w:author="zhaowenbo" w:date="2018-11-07T17:16:00Z"/>
-        </w:rPr>
-        <w:pPrChange w:id="241" w:author="zhaowenbo" w:date="2018-11-07T17:16:00Z">
+          <w:ins w:id="177" w:author="zhaowenbo" w:date="2018-11-07T17:16:00Z"/>
+        </w:rPr>
+        <w:pPrChange w:id="178" w:author="zhaowenbo" w:date="2018-11-07T17:16:00Z">
           <w:pPr>
             <w:pStyle w:val="aa"/>
             <w:numPr>
@@ -6021,12 +5470,9 @@
           </w:pPr>
         </w:pPrChange>
       </w:pPr>
-      <w:ins w:id="242" w:author="zhaowenbo" w:date="2018-11-07T17:16:00Z">
-        <w:r>
-          <w:t xml:space="preserve">                    </w:t>
-        </w:r>
-        <w:r>
-          <w:t xml:space="preserve">                     int session_timeout,</w:t>
+      <w:ins w:id="179" w:author="zhaowenbo" w:date="2018-11-07T17:16:00Z">
+        <w:r>
+          <w:t xml:space="preserve">                                         int session_timeout,</w:t>
         </w:r>
       </w:ins>
     </w:p>
@@ -6037,18 +5483,15 @@
           <w:numId w:val="5"/>
         </w:numPr>
         <w:rPr>
-          <w:del w:id="243" w:author="zhaowenbo" w:date="2018-11-07T17:16:00Z"/>
-        </w:rPr>
-      </w:pPr>
-      <w:ins w:id="244" w:author="zhaowenbo" w:date="2018-11-07T17:16:00Z">
-        <w:r>
-          <w:t xml:space="preserve">         </w:t>
-        </w:r>
-        <w:r>
-          <w:t xml:space="preserve">                            const char *transaction )</w:t>
+          <w:del w:id="180" w:author="zhaowenbo" w:date="2018-11-07T17:16:00Z"/>
+        </w:rPr>
+      </w:pPr>
+      <w:ins w:id="181" w:author="zhaowenbo" w:date="2018-11-07T17:16:00Z">
+        <w:r>
+          <w:t xml:space="preserve">                                     const char *transaction )</w:t>
         </w:r>
       </w:ins>
-      <w:del w:id="245" w:author="zhaowenbo" w:date="2018-11-07T17:16:00Z">
+      <w:del w:id="182" w:author="zhaowenbo" w:date="2018-11-07T17:16:00Z">
         <w:r>
           <w:delText>sdbConnectionHandle sdbGetConnectionHandle</w:delText>
         </w:r>
@@ -6065,10 +5508,10 @@
         <w:pStyle w:val="aa"/>
         <w:ind w:left="777"/>
         <w:rPr>
-          <w:del w:id="246" w:author="zhaowenbo" w:date="2018-11-07T17:16:00Z"/>
-        </w:rPr>
-      </w:pPr>
-      <w:del w:id="247" w:author="zhaowenbo" w:date="2018-11-07T17:16:00Z">
+          <w:del w:id="183" w:author="zhaowenbo" w:date="2018-11-07T17:16:00Z"/>
+        </w:rPr>
+      </w:pPr>
+      <w:del w:id="184" w:author="zhaowenbo" w:date="2018-11-07T17:16:00Z">
         <w:r>
           <w:delText xml:space="preserve">                                        int serverNum,</w:delText>
         </w:r>
@@ -6079,10 +5522,10 @@
         <w:pStyle w:val="aa"/>
         <w:ind w:left="777"/>
         <w:rPr>
-          <w:del w:id="248" w:author="zhaowenbo" w:date="2018-11-07T17:16:00Z"/>
-        </w:rPr>
-      </w:pPr>
-      <w:del w:id="249" w:author="zhaowenbo" w:date="2018-11-07T17:16:00Z">
+          <w:del w:id="185" w:author="zhaowenbo" w:date="2018-11-07T17:16:00Z"/>
+        </w:rPr>
+      </w:pPr>
+      <w:del w:id="186" w:author="zhaowenbo" w:date="2018-11-07T17:16:00Z">
         <w:r>
           <w:delText xml:space="preserve">                                        const char *usr,</w:delText>
         </w:r>
@@ -6093,10 +5536,10 @@
         <w:pStyle w:val="aa"/>
         <w:ind w:left="777"/>
         <w:rPr>
-          <w:del w:id="250" w:author="zhaowenbo" w:date="2018-11-07T17:16:00Z"/>
-        </w:rPr>
-      </w:pPr>
-      <w:del w:id="251" w:author="zhaowenbo" w:date="2018-11-07T17:16:00Z">
+          <w:del w:id="187" w:author="zhaowenbo" w:date="2018-11-07T17:16:00Z"/>
+        </w:rPr>
+      </w:pPr>
+      <w:del w:id="188" w:author="zhaowenbo" w:date="2018-11-07T17:16:00Z">
         <w:r>
           <w:delText xml:space="preserve">                                       </w:delText>
         </w:r>
@@ -6116,10 +5559,10 @@
         <w:pStyle w:val="aa"/>
         <w:ind w:left="777"/>
         <w:rPr>
-          <w:del w:id="252" w:author="zhaowenbo" w:date="2018-11-07T17:16:00Z"/>
-        </w:rPr>
-      </w:pPr>
-      <w:del w:id="253" w:author="zhaowenbo" w:date="2018-11-07T17:16:00Z">
+          <w:del w:id="189" w:author="zhaowenbo" w:date="2018-11-07T17:16:00Z"/>
+        </w:rPr>
+      </w:pPr>
+      <w:del w:id="190" w:author="zhaowenbo" w:date="2018-11-07T17:16:00Z">
         <w:r>
           <w:delText xml:space="preserve">                                        const char *token,</w:delText>
         </w:r>
@@ -6130,10 +5573,10 @@
         <w:pStyle w:val="aa"/>
         <w:ind w:left="777"/>
         <w:rPr>
-          <w:del w:id="254" w:author="zhaowenbo" w:date="2018-11-07T17:16:00Z"/>
-        </w:rPr>
-      </w:pPr>
-      <w:del w:id="255" w:author="zhaowenbo" w:date="2018-11-07T17:16:00Z">
+          <w:del w:id="191" w:author="zhaowenbo" w:date="2018-11-07T17:16:00Z"/>
+        </w:rPr>
+      </w:pPr>
+      <w:del w:id="192" w:author="zhaowenbo" w:date="2018-11-07T17:16:00Z">
         <w:r>
           <w:tab/>
         </w:r>
@@ -6178,10 +5621,10 @@
         <w:pStyle w:val="aa"/>
         <w:ind w:left="777"/>
         <w:rPr>
-          <w:del w:id="256" w:author="zhaowenbo" w:date="2018-11-07T17:16:00Z"/>
-        </w:rPr>
-      </w:pPr>
-      <w:del w:id="257" w:author="zhaowenbo" w:date="2018-11-07T17:16:00Z">
+          <w:del w:id="193" w:author="zhaowenbo" w:date="2018-11-07T17:16:00Z"/>
+        </w:rPr>
+      </w:pPr>
+      <w:del w:id="194" w:author="zhaowenbo" w:date="2018-11-07T17:16:00Z">
         <w:r>
           <w:delText xml:space="preserve">                                        const char *preference_instance,</w:delText>
         </w:r>
@@ -6192,10 +5635,10 @@
         <w:pStyle w:val="aa"/>
         <w:ind w:left="777"/>
         <w:rPr>
-          <w:del w:id="258" w:author="zhaowenbo" w:date="2018-11-07T17:16:00Z"/>
-        </w:rPr>
-      </w:pPr>
-      <w:del w:id="259" w:author="zhaowenbo" w:date="2018-11-07T17:16:00Z">
+          <w:del w:id="195" w:author="zhaowenbo" w:date="2018-11-07T17:16:00Z"/>
+        </w:rPr>
+      </w:pPr>
+      <w:del w:id="196" w:author="zhaowenbo" w:date="2018-11-07T17:16:00Z">
         <w:r>
           <w:delText xml:space="preserve">                                        const char *preference_instance_mode,</w:delText>
         </w:r>
@@ -6206,10 +5649,10 @@
         <w:pStyle w:val="aa"/>
         <w:ind w:left="777"/>
         <w:rPr>
-          <w:del w:id="260" w:author="zhaowenbo" w:date="2018-11-07T17:16:00Z"/>
-        </w:rPr>
-      </w:pPr>
-      <w:del w:id="261" w:author="zhaowenbo" w:date="2018-11-07T17:16:00Z">
+          <w:del w:id="197" w:author="zhaowenbo" w:date="2018-11-07T17:16:00Z"/>
+        </w:rPr>
+      </w:pPr>
+      <w:del w:id="198" w:author="zhaowenbo" w:date="2018-11-07T17:16:00Z">
         <w:r>
           <w:delText xml:space="preserve">                                        int session_timeout,</w:delText>
         </w:r>
@@ -6220,10 +5663,10 @@
         <w:pStyle w:val="aa"/>
         <w:ind w:left="777" w:firstLineChars="0" w:firstLine="0"/>
         <w:rPr>
-          <w:del w:id="262" w:author="zhaowenbo" w:date="2018-11-07T17:16:00Z"/>
-        </w:rPr>
-      </w:pPr>
-      <w:del w:id="263" w:author="zhaowenbo" w:date="2018-11-07T17:16:00Z">
+          <w:del w:id="199" w:author="zhaowenbo" w:date="2018-11-07T17:16:00Z"/>
+        </w:rPr>
+      </w:pPr>
+      <w:del w:id="200" w:author="zhaowenbo" w:date="2018-11-07T17:16:00Z">
         <w:r>
           <w:delText xml:space="preserve">                                            const char *transaction )</w:delText>
         </w:r>
@@ -6258,7 +5701,7 @@
         </w:rPr>
         <w:t xml:space="preserve"> </w:t>
       </w:r>
-      <w:ins w:id="264" w:author="zhaowenbo" w:date="2018-11-07T17:16:00Z">
+      <w:ins w:id="201" w:author="zhaowenbo" w:date="2018-11-07T17:16:00Z">
         <w:r>
           <w:t>useCipher</w:t>
         </w:r>
@@ -6281,7 +5724,7 @@
         </w:rPr>
         <w:t>cipher</w:t>
       </w:r>
-      <w:ins w:id="265" w:author="zhaowenbo" w:date="2018-11-07T17:16:00Z">
+      <w:ins w:id="202" w:author="zhaowenbo" w:date="2018-11-07T17:16:00Z">
         <w:r>
           <w:rPr>
             <w:rFonts w:hint="eastAsia"/>
@@ -6289,7 +5732,7 @@
           <w:t>file</w:t>
         </w:r>
       </w:ins>
-      <w:del w:id="266" w:author="zhaowenbo" w:date="2018-11-07T17:16:00Z">
+      <w:del w:id="203" w:author="zhaowenbo" w:date="2018-11-07T17:16:00Z">
         <w:r>
           <w:rPr>
             <w:rFonts w:hint="eastAsia"/>
@@ -6324,7 +5767,7 @@
         </w:rPr>
         <w:t>，</w:t>
       </w:r>
-      <w:del w:id="267" w:author="zhaowenbo" w:date="2018-11-07T17:17:00Z">
+      <w:del w:id="204" w:author="zhaowenbo" w:date="2018-11-07T17:17:00Z">
         <w:r>
           <w:rPr>
             <w:rFonts w:hint="eastAsia"/>
@@ -6332,7 +5775,7 @@
           <w:delText>用于传入加密文件需要的参数</w:delText>
         </w:r>
       </w:del>
-      <w:ins w:id="268" w:author="zhaowenbo" w:date="2018-11-07T17:17:00Z">
+      <w:ins w:id="205" w:author="zhaowenbo" w:date="2018-11-07T17:17:00Z">
         <w:r>
           <w:rPr>
             <w:rFonts w:hint="eastAsia"/>
@@ -6352,7 +5795,7 @@
           <w:t>判断是否使用加密文件，若使用</w:t>
         </w:r>
       </w:ins>
-      <w:ins w:id="269" w:author="zhaowenbo" w:date="2018-11-07T17:36:00Z">
+      <w:ins w:id="206" w:author="zhaowenbo" w:date="2018-11-07T17:36:00Z">
         <w:r>
           <w:rPr>
             <w:rFonts w:hint="eastAsia"/>
@@ -6360,7 +5803,7 @@
           <w:t>，</w:t>
         </w:r>
       </w:ins>
-      <w:ins w:id="270" w:author="zhaowenbo" w:date="2018-11-07T17:17:00Z">
+      <w:ins w:id="207" w:author="zhaowenbo" w:date="2018-11-07T17:17:00Z">
         <w:r>
           <w:rPr>
             <w:rFonts w:hint="eastAsia"/>
@@ -6377,7 +5820,7 @@
           <w:t>获取解密</w:t>
         </w:r>
       </w:ins>
-      <w:ins w:id="271" w:author="zhaowenbo" w:date="2018-11-07T17:18:00Z">
+      <w:ins w:id="208" w:author="zhaowenbo" w:date="2018-11-07T17:18:00Z">
         <w:r>
           <w:rPr>
             <w:rFonts w:hint="eastAsia"/>
@@ -6385,7 +5828,7 @@
           <w:t>密码，</w:t>
         </w:r>
       </w:ins>
-      <w:del w:id="272" w:author="zhaowenbo" w:date="2018-11-07T17:18:00Z">
+      <w:del w:id="209" w:author="zhaowenbo" w:date="2018-11-07T17:18:00Z">
         <w:r>
           <w:rPr>
             <w:rFonts w:hint="eastAsia"/>
@@ -6393,7 +5836,7 @@
           <w:delText>。</w:delText>
         </w:r>
       </w:del>
-      <w:ins w:id="273" w:author="zhaowenbo" w:date="2018-11-07T17:18:00Z">
+      <w:ins w:id="210" w:author="zhaowenbo" w:date="2018-11-07T17:18:00Z">
         <w:r>
           <w:rPr>
             <w:rFonts w:hint="eastAsia"/>
@@ -6407,7 +5850,7 @@
           <w:t xml:space="preserve"> sdb</w:t>
         </w:r>
       </w:ins>
-      <w:del w:id="274" w:author="zhaowenbo" w:date="2018-11-07T17:18:00Z">
+      <w:del w:id="211" w:author="zhaowenbo" w:date="2018-11-07T17:18:00Z">
         <w:r>
           <w:rPr>
             <w:rFonts w:hint="eastAsia"/>
@@ -6469,6 +5912,7 @@
     </w:p>
     <w:p>
       <w:r>
+        <w:lastRenderedPageBreak/>
         <w:tab/>
       </w:r>
       <w:r>
@@ -6484,7 +5928,7 @@
         <w:tblW w:w="0" w:type="auto"/>
         <w:tblInd w:w="357" w:type="dxa"/>
         <w:tblLook w:val="04A0" w:firstRow="1" w:lastRow="0" w:firstColumn="1" w:lastColumn="0" w:noHBand="0" w:noVBand="1"/>
-        <w:tblPrChange w:id="275" w:author="zhaowenbo" w:date="2018-11-07T17:20:00Z">
+        <w:tblPrChange w:id="212" w:author="zhaowenbo" w:date="2018-11-07T17:20:00Z">
           <w:tblPr>
             <w:tblStyle w:val="a9"/>
             <w:tblW w:w="0" w:type="auto"/>
@@ -6494,11 +5938,11 @@
         </w:tblPrChange>
       </w:tblPr>
       <w:tblGrid>
-        <w:gridCol w:w="1996"/>
-        <w:gridCol w:w="5436"/>
-        <w:gridCol w:w="4025"/>
-        <w:gridCol w:w="1613"/>
-        <w:tblGridChange w:id="276">
+        <w:gridCol w:w="504"/>
+        <w:gridCol w:w="4099"/>
+        <w:gridCol w:w="1948"/>
+        <w:gridCol w:w="1614"/>
+        <w:tblGridChange w:id="213">
           <w:tblGrid>
             <w:gridCol w:w="1996"/>
             <w:gridCol w:w="5039"/>
@@ -6511,7 +5955,7 @@
         <w:tc>
           <w:tcPr>
             <w:tcW w:w="1996" w:type="dxa"/>
-            <w:tcPrChange w:id="277" w:author="zhaowenbo" w:date="2018-11-07T17:20:00Z">
+            <w:tcPrChange w:id="214" w:author="zhaowenbo" w:date="2018-11-07T17:20:00Z">
               <w:tcPr>
                 <w:tcW w:w="2840" w:type="dxa"/>
               </w:tcPr>
@@ -6532,7 +5976,7 @@
         <w:tc>
           <w:tcPr>
             <w:tcW w:w="5436" w:type="dxa"/>
-            <w:tcPrChange w:id="278" w:author="zhaowenbo" w:date="2018-11-07T17:20:00Z">
+            <w:tcPrChange w:id="215" w:author="zhaowenbo" w:date="2018-11-07T17:20:00Z">
               <w:tcPr>
                 <w:tcW w:w="5584" w:type="dxa"/>
               </w:tcPr>
@@ -6553,7 +5997,7 @@
         <w:tc>
           <w:tcPr>
             <w:tcW w:w="4025" w:type="dxa"/>
-            <w:tcPrChange w:id="279" w:author="zhaowenbo" w:date="2018-11-07T17:20:00Z">
+            <w:tcPrChange w:id="216" w:author="zhaowenbo" w:date="2018-11-07T17:20:00Z">
               <w:tcPr>
                 <w:tcW w:w="5812" w:type="dxa"/>
               </w:tcPr>
@@ -6574,7 +6018,7 @@
         <w:tc>
           <w:tcPr>
             <w:tcW w:w="1613" w:type="dxa"/>
-            <w:tcPrChange w:id="280" w:author="zhaowenbo" w:date="2018-11-07T17:20:00Z">
+            <w:tcPrChange w:id="217" w:author="zhaowenbo" w:date="2018-11-07T17:20:00Z">
               <w:tcPr>
                 <w:tcW w:w="1417" w:type="dxa"/>
               </w:tcPr>
@@ -6595,12 +6039,12 @@
       </w:tr>
       <w:tr>
         <w:trPr>
-          <w:del w:id="281" w:author="zhaowenbo" w:date="2018-11-07T17:21:00Z"/>
+          <w:del w:id="218" w:author="zhaowenbo" w:date="2018-11-07T17:21:00Z"/>
         </w:trPr>
         <w:tc>
           <w:tcPr>
             <w:tcW w:w="1996" w:type="dxa"/>
-            <w:tcPrChange w:id="282" w:author="zhaowenbo" w:date="2018-11-07T17:20:00Z">
+            <w:tcPrChange w:id="219" w:author="zhaowenbo" w:date="2018-11-07T17:20:00Z">
               <w:tcPr>
                 <w:tcW w:w="2840" w:type="dxa"/>
               </w:tcPr>
@@ -6610,10 +6054,10 @@
             <w:pPr>
               <w:ind w:left="0"/>
               <w:rPr>
-                <w:del w:id="283" w:author="zhaowenbo" w:date="2018-11-07T17:21:00Z"/>
-              </w:rPr>
-            </w:pPr>
-            <w:del w:id="284" w:author="zhaowenbo" w:date="2018-11-07T17:21:00Z">
+                <w:del w:id="220" w:author="zhaowenbo" w:date="2018-11-07T17:21:00Z"/>
+              </w:rPr>
+            </w:pPr>
+            <w:del w:id="221" w:author="zhaowenbo" w:date="2018-11-07T17:21:00Z">
               <w:r>
                 <w:rPr>
                   <w:rFonts w:hint="eastAsia"/>
@@ -6626,7 +6070,7 @@
         <w:tc>
           <w:tcPr>
             <w:tcW w:w="5436" w:type="dxa"/>
-            <w:tcPrChange w:id="285" w:author="zhaowenbo" w:date="2018-11-07T17:20:00Z">
+            <w:tcPrChange w:id="222" w:author="zhaowenbo" w:date="2018-11-07T17:20:00Z">
               <w:tcPr>
                 <w:tcW w:w="5584" w:type="dxa"/>
               </w:tcPr>
@@ -6636,10 +6080,10 @@
             <w:pPr>
               <w:ind w:left="0"/>
               <w:rPr>
-                <w:del w:id="286" w:author="zhaowenbo" w:date="2018-11-07T17:21:00Z"/>
-              </w:rPr>
-            </w:pPr>
-            <w:del w:id="287" w:author="zhaowenbo" w:date="2018-11-07T17:21:00Z">
+                <w:del w:id="223" w:author="zhaowenbo" w:date="2018-11-07T17:21:00Z"/>
+              </w:rPr>
+            </w:pPr>
+            <w:del w:id="224" w:author="zhaowenbo" w:date="2018-11-07T17:21:00Z">
               <w:r>
                 <w:rPr>
                   <w:rFonts w:hint="eastAsia"/>
@@ -6652,7 +6096,7 @@
         <w:tc>
           <w:tcPr>
             <w:tcW w:w="4025" w:type="dxa"/>
-            <w:tcPrChange w:id="288" w:author="zhaowenbo" w:date="2018-11-07T17:20:00Z">
+            <w:tcPrChange w:id="225" w:author="zhaowenbo" w:date="2018-11-07T17:20:00Z">
               <w:tcPr>
                 <w:tcW w:w="5812" w:type="dxa"/>
               </w:tcPr>
@@ -6662,10 +6106,10 @@
             <w:pPr>
               <w:ind w:left="0"/>
               <w:rPr>
-                <w:del w:id="289" w:author="zhaowenbo" w:date="2018-11-07T17:21:00Z"/>
-              </w:rPr>
-            </w:pPr>
-            <w:del w:id="290" w:author="zhaowenbo" w:date="2018-11-07T17:21:00Z">
+                <w:del w:id="226" w:author="zhaowenbo" w:date="2018-11-07T17:21:00Z"/>
+              </w:rPr>
+            </w:pPr>
+            <w:del w:id="227" w:author="zhaowenbo" w:date="2018-11-07T17:21:00Z">
               <w:r>
                 <w:rPr>
                   <w:rFonts w:hint="eastAsia"/>
@@ -6702,7 +6146,7 @@
         <w:tc>
           <w:tcPr>
             <w:tcW w:w="1613" w:type="dxa"/>
-            <w:tcPrChange w:id="291" w:author="zhaowenbo" w:date="2018-11-07T17:20:00Z">
+            <w:tcPrChange w:id="228" w:author="zhaowenbo" w:date="2018-11-07T17:20:00Z">
               <w:tcPr>
                 <w:tcW w:w="1417" w:type="dxa"/>
               </w:tcPr>
@@ -6712,10 +6156,10 @@
             <w:pPr>
               <w:ind w:left="0"/>
               <w:rPr>
-                <w:del w:id="292" w:author="zhaowenbo" w:date="2018-11-07T17:21:00Z"/>
-              </w:rPr>
-            </w:pPr>
-            <w:del w:id="293" w:author="zhaowenbo" w:date="2018-11-07T17:21:00Z">
+                <w:del w:id="229" w:author="zhaowenbo" w:date="2018-11-07T17:21:00Z"/>
+              </w:rPr>
+            </w:pPr>
+            <w:del w:id="230" w:author="zhaowenbo" w:date="2018-11-07T17:21:00Z">
               <w:r>
                 <w:rPr>
                   <w:rFonts w:hint="eastAsia"/>
@@ -6728,12 +6172,12 @@
       </w:tr>
       <w:tr>
         <w:trPr>
-          <w:del w:id="294" w:author="zhaowenbo" w:date="2018-11-07T17:21:00Z"/>
+          <w:del w:id="231" w:author="zhaowenbo" w:date="2018-11-07T17:21:00Z"/>
         </w:trPr>
         <w:tc>
           <w:tcPr>
             <w:tcW w:w="1996" w:type="dxa"/>
-            <w:tcPrChange w:id="295" w:author="zhaowenbo" w:date="2018-11-07T17:20:00Z">
+            <w:tcPrChange w:id="232" w:author="zhaowenbo" w:date="2018-11-07T17:20:00Z">
               <w:tcPr>
                 <w:tcW w:w="2840" w:type="dxa"/>
               </w:tcPr>
@@ -6743,10 +6187,10 @@
             <w:pPr>
               <w:ind w:left="0"/>
               <w:rPr>
-                <w:del w:id="296" w:author="zhaowenbo" w:date="2018-11-07T17:21:00Z"/>
-              </w:rPr>
-            </w:pPr>
-            <w:del w:id="297" w:author="zhaowenbo" w:date="2018-11-07T17:21:00Z">
+                <w:del w:id="233" w:author="zhaowenbo" w:date="2018-11-07T17:21:00Z"/>
+              </w:rPr>
+            </w:pPr>
+            <w:del w:id="234" w:author="zhaowenbo" w:date="2018-11-07T17:21:00Z">
               <w:r>
                 <w:rPr>
                   <w:rFonts w:hint="eastAsia"/>
@@ -6759,7 +6203,7 @@
         <w:tc>
           <w:tcPr>
             <w:tcW w:w="5436" w:type="dxa"/>
-            <w:tcPrChange w:id="298" w:author="zhaowenbo" w:date="2018-11-07T17:20:00Z">
+            <w:tcPrChange w:id="235" w:author="zhaowenbo" w:date="2018-11-07T17:20:00Z">
               <w:tcPr>
                 <w:tcW w:w="5584" w:type="dxa"/>
               </w:tcPr>
@@ -6769,10 +6213,10 @@
             <w:pPr>
               <w:ind w:left="0"/>
               <w:rPr>
-                <w:del w:id="299" w:author="zhaowenbo" w:date="2018-11-07T17:21:00Z"/>
-              </w:rPr>
-            </w:pPr>
-            <w:del w:id="300" w:author="zhaowenbo" w:date="2018-11-07T17:21:00Z">
+                <w:del w:id="236" w:author="zhaowenbo" w:date="2018-11-07T17:21:00Z"/>
+              </w:rPr>
+            </w:pPr>
+            <w:del w:id="237" w:author="zhaowenbo" w:date="2018-11-07T17:21:00Z">
               <w:r>
                 <w:delText>INT32 S</w:delText>
               </w:r>
@@ -6794,7 +6238,7 @@
         <w:tc>
           <w:tcPr>
             <w:tcW w:w="4025" w:type="dxa"/>
-            <w:tcPrChange w:id="301" w:author="zhaowenbo" w:date="2018-11-07T17:20:00Z">
+            <w:tcPrChange w:id="238" w:author="zhaowenbo" w:date="2018-11-07T17:20:00Z">
               <w:tcPr>
                 <w:tcW w:w="5812" w:type="dxa"/>
               </w:tcPr>
@@ -6804,10 +6248,10 @@
             <w:pPr>
               <w:ind w:left="0"/>
               <w:rPr>
-                <w:del w:id="302" w:author="zhaowenbo" w:date="2018-11-07T17:21:00Z"/>
-              </w:rPr>
-            </w:pPr>
-            <w:del w:id="303" w:author="zhaowenbo" w:date="2018-11-07T17:21:00Z">
+                <w:del w:id="239" w:author="zhaowenbo" w:date="2018-11-07T17:21:00Z"/>
+              </w:rPr>
+            </w:pPr>
+            <w:del w:id="240" w:author="zhaowenbo" w:date="2018-11-07T17:21:00Z">
               <w:r>
                 <w:rPr>
                   <w:rFonts w:hint="eastAsia"/>
@@ -6841,7 +6285,7 @@
         <w:tc>
           <w:tcPr>
             <w:tcW w:w="1613" w:type="dxa"/>
-            <w:tcPrChange w:id="304" w:author="zhaowenbo" w:date="2018-11-07T17:20:00Z">
+            <w:tcPrChange w:id="241" w:author="zhaowenbo" w:date="2018-11-07T17:20:00Z">
               <w:tcPr>
                 <w:tcW w:w="1417" w:type="dxa"/>
               </w:tcPr>
@@ -6851,10 +6295,10 @@
             <w:pPr>
               <w:ind w:left="0"/>
               <w:rPr>
-                <w:del w:id="305" w:author="zhaowenbo" w:date="2018-11-07T17:21:00Z"/>
-              </w:rPr>
-            </w:pPr>
-            <w:del w:id="306" w:author="zhaowenbo" w:date="2018-11-07T17:21:00Z">
+                <w:del w:id="242" w:author="zhaowenbo" w:date="2018-11-07T17:21:00Z"/>
+              </w:rPr>
+            </w:pPr>
+            <w:del w:id="243" w:author="zhaowenbo" w:date="2018-11-07T17:21:00Z">
               <w:r>
                 <w:rPr>
                   <w:rFonts w:hint="eastAsia"/>
@@ -6867,12 +6311,12 @@
       </w:tr>
       <w:tr>
         <w:trPr>
-          <w:del w:id="307" w:author="zhaowenbo" w:date="2018-11-07T17:21:00Z"/>
+          <w:del w:id="244" w:author="zhaowenbo" w:date="2018-11-07T17:21:00Z"/>
         </w:trPr>
         <w:tc>
           <w:tcPr>
             <w:tcW w:w="1996" w:type="dxa"/>
-            <w:tcPrChange w:id="308" w:author="zhaowenbo" w:date="2018-11-07T17:20:00Z">
+            <w:tcPrChange w:id="245" w:author="zhaowenbo" w:date="2018-11-07T17:20:00Z">
               <w:tcPr>
                 <w:tcW w:w="2840" w:type="dxa"/>
               </w:tcPr>
@@ -6882,10 +6326,10 @@
             <w:pPr>
               <w:ind w:left="0"/>
               <w:rPr>
-                <w:del w:id="309" w:author="zhaowenbo" w:date="2018-11-07T17:21:00Z"/>
-              </w:rPr>
-            </w:pPr>
-            <w:del w:id="310" w:author="zhaowenbo" w:date="2018-11-07T17:21:00Z">
+                <w:del w:id="246" w:author="zhaowenbo" w:date="2018-11-07T17:21:00Z"/>
+              </w:rPr>
+            </w:pPr>
+            <w:del w:id="247" w:author="zhaowenbo" w:date="2018-11-07T17:21:00Z">
               <w:r>
                 <w:rPr>
                   <w:rFonts w:hint="eastAsia"/>
@@ -6898,7 +6342,7 @@
         <w:tc>
           <w:tcPr>
             <w:tcW w:w="5436" w:type="dxa"/>
-            <w:tcPrChange w:id="311" w:author="zhaowenbo" w:date="2018-11-07T17:20:00Z">
+            <w:tcPrChange w:id="248" w:author="zhaowenbo" w:date="2018-11-07T17:20:00Z">
               <w:tcPr>
                 <w:tcW w:w="5584" w:type="dxa"/>
               </w:tcPr>
@@ -6908,10 +6352,10 @@
             <w:pPr>
               <w:ind w:left="0"/>
               <w:rPr>
-                <w:del w:id="312" w:author="zhaowenbo" w:date="2018-11-07T17:21:00Z"/>
-              </w:rPr>
-            </w:pPr>
-            <w:del w:id="313" w:author="zhaowenbo" w:date="2018-11-07T17:21:00Z">
+                <w:del w:id="249" w:author="zhaowenbo" w:date="2018-11-07T17:21:00Z"/>
+              </w:rPr>
+            </w:pPr>
+            <w:del w:id="250" w:author="zhaowenbo" w:date="2018-11-07T17:21:00Z">
               <w:r>
                 <w:rPr>
                   <w:rFonts w:hint="eastAsia"/>
@@ -6942,7 +6386,7 @@
         <w:tc>
           <w:tcPr>
             <w:tcW w:w="4025" w:type="dxa"/>
-            <w:tcPrChange w:id="314" w:author="zhaowenbo" w:date="2018-11-07T17:20:00Z">
+            <w:tcPrChange w:id="251" w:author="zhaowenbo" w:date="2018-11-07T17:20:00Z">
               <w:tcPr>
                 <w:tcW w:w="5812" w:type="dxa"/>
               </w:tcPr>
@@ -6952,10 +6396,10 @@
             <w:pPr>
               <w:ind w:left="0"/>
               <w:rPr>
-                <w:del w:id="315" w:author="zhaowenbo" w:date="2018-11-07T17:21:00Z"/>
-              </w:rPr>
-            </w:pPr>
-            <w:del w:id="316" w:author="zhaowenbo" w:date="2018-11-07T17:21:00Z">
+                <w:del w:id="252" w:author="zhaowenbo" w:date="2018-11-07T17:21:00Z"/>
+              </w:rPr>
+            </w:pPr>
+            <w:del w:id="253" w:author="zhaowenbo" w:date="2018-11-07T17:21:00Z">
               <w:r>
                 <w:rPr>
                   <w:rFonts w:hint="eastAsia"/>
@@ -6968,7 +6412,7 @@
         <w:tc>
           <w:tcPr>
             <w:tcW w:w="1613" w:type="dxa"/>
-            <w:tcPrChange w:id="317" w:author="zhaowenbo" w:date="2018-11-07T17:20:00Z">
+            <w:tcPrChange w:id="254" w:author="zhaowenbo" w:date="2018-11-07T17:20:00Z">
               <w:tcPr>
                 <w:tcW w:w="1417" w:type="dxa"/>
               </w:tcPr>
@@ -6978,10 +6422,10 @@
             <w:pPr>
               <w:ind w:left="0"/>
               <w:rPr>
-                <w:del w:id="318" w:author="zhaowenbo" w:date="2018-11-07T17:21:00Z"/>
-              </w:rPr>
-            </w:pPr>
-            <w:del w:id="319" w:author="zhaowenbo" w:date="2018-11-07T17:21:00Z">
+                <w:del w:id="255" w:author="zhaowenbo" w:date="2018-11-07T17:21:00Z"/>
+              </w:rPr>
+            </w:pPr>
+            <w:del w:id="256" w:author="zhaowenbo" w:date="2018-11-07T17:21:00Z">
               <w:r>
                 <w:rPr>
                   <w:rFonts w:hint="eastAsia"/>
@@ -6994,12 +6438,12 @@
       </w:tr>
       <w:tr>
         <w:trPr>
-          <w:del w:id="320" w:author="zhaowenbo" w:date="2018-11-07T17:21:00Z"/>
+          <w:del w:id="257" w:author="zhaowenbo" w:date="2018-11-07T17:21:00Z"/>
         </w:trPr>
         <w:tc>
           <w:tcPr>
             <w:tcW w:w="1996" w:type="dxa"/>
-            <w:tcPrChange w:id="321" w:author="zhaowenbo" w:date="2018-11-07T17:20:00Z">
+            <w:tcPrChange w:id="258" w:author="zhaowenbo" w:date="2018-11-07T17:20:00Z">
               <w:tcPr>
                 <w:tcW w:w="2840" w:type="dxa"/>
               </w:tcPr>
@@ -7009,10 +6453,10 @@
             <w:pPr>
               <w:ind w:left="0"/>
               <w:rPr>
-                <w:del w:id="322" w:author="zhaowenbo" w:date="2018-11-07T17:21:00Z"/>
-              </w:rPr>
-            </w:pPr>
-            <w:del w:id="323" w:author="zhaowenbo" w:date="2018-11-07T17:21:00Z">
+                <w:del w:id="259" w:author="zhaowenbo" w:date="2018-11-07T17:21:00Z"/>
+              </w:rPr>
+            </w:pPr>
+            <w:del w:id="260" w:author="zhaowenbo" w:date="2018-11-07T17:21:00Z">
               <w:r>
                 <w:rPr>
                   <w:rFonts w:hint="eastAsia"/>
@@ -7025,7 +6469,7 @@
         <w:tc>
           <w:tcPr>
             <w:tcW w:w="5436" w:type="dxa"/>
-            <w:tcPrChange w:id="324" w:author="zhaowenbo" w:date="2018-11-07T17:20:00Z">
+            <w:tcPrChange w:id="261" w:author="zhaowenbo" w:date="2018-11-07T17:20:00Z">
               <w:tcPr>
                 <w:tcW w:w="5584" w:type="dxa"/>
               </w:tcPr>
@@ -7035,10 +6479,10 @@
             <w:pPr>
               <w:ind w:left="0"/>
               <w:rPr>
-                <w:del w:id="325" w:author="zhaowenbo" w:date="2018-11-07T17:21:00Z"/>
-              </w:rPr>
-            </w:pPr>
-            <w:del w:id="326" w:author="zhaowenbo" w:date="2018-11-07T17:21:00Z">
+                <w:del w:id="262" w:author="zhaowenbo" w:date="2018-11-07T17:21:00Z"/>
+              </w:rPr>
+            </w:pPr>
+            <w:del w:id="263" w:author="zhaowenbo" w:date="2018-11-07T17:21:00Z">
               <w:r>
                 <w:rPr>
                   <w:rFonts w:hint="eastAsia"/>
@@ -7057,7 +6501,7 @@
         <w:tc>
           <w:tcPr>
             <w:tcW w:w="4025" w:type="dxa"/>
-            <w:tcPrChange w:id="327" w:author="zhaowenbo" w:date="2018-11-07T17:20:00Z">
+            <w:tcPrChange w:id="264" w:author="zhaowenbo" w:date="2018-11-07T17:20:00Z">
               <w:tcPr>
                 <w:tcW w:w="5812" w:type="dxa"/>
               </w:tcPr>
@@ -7067,10 +6511,10 @@
             <w:pPr>
               <w:ind w:left="0"/>
               <w:rPr>
-                <w:del w:id="328" w:author="zhaowenbo" w:date="2018-11-07T17:21:00Z"/>
-              </w:rPr>
-            </w:pPr>
-            <w:del w:id="329" w:author="zhaowenbo" w:date="2018-11-07T17:21:00Z">
+                <w:del w:id="265" w:author="zhaowenbo" w:date="2018-11-07T17:21:00Z"/>
+              </w:rPr>
+            </w:pPr>
+            <w:del w:id="266" w:author="zhaowenbo" w:date="2018-11-07T17:21:00Z">
               <w:r>
                 <w:rPr>
                   <w:rFonts w:hint="eastAsia"/>
@@ -7083,7 +6527,7 @@
         <w:tc>
           <w:tcPr>
             <w:tcW w:w="1613" w:type="dxa"/>
-            <w:tcPrChange w:id="330" w:author="zhaowenbo" w:date="2018-11-07T17:20:00Z">
+            <w:tcPrChange w:id="267" w:author="zhaowenbo" w:date="2018-11-07T17:20:00Z">
               <w:tcPr>
                 <w:tcW w:w="1417" w:type="dxa"/>
               </w:tcPr>
@@ -7093,10 +6537,10 @@
             <w:pPr>
               <w:ind w:left="0"/>
               <w:rPr>
-                <w:del w:id="331" w:author="zhaowenbo" w:date="2018-11-07T17:21:00Z"/>
-              </w:rPr>
-            </w:pPr>
-            <w:del w:id="332" w:author="zhaowenbo" w:date="2018-11-07T17:21:00Z">
+                <w:del w:id="268" w:author="zhaowenbo" w:date="2018-11-07T17:21:00Z"/>
+              </w:rPr>
+            </w:pPr>
+            <w:del w:id="269" w:author="zhaowenbo" w:date="2018-11-07T17:21:00Z">
               <w:r>
                 <w:rPr>
                   <w:rFonts w:hint="eastAsia"/>
@@ -7111,7 +6555,7 @@
         <w:tc>
           <w:tcPr>
             <w:tcW w:w="1996" w:type="dxa"/>
-            <w:tcPrChange w:id="333" w:author="zhaowenbo" w:date="2018-11-07T17:20:00Z">
+            <w:tcPrChange w:id="270" w:author="zhaowenbo" w:date="2018-11-07T17:20:00Z">
               <w:tcPr>
                 <w:tcW w:w="2840" w:type="dxa"/>
               </w:tcPr>
@@ -7138,7 +6582,7 @@
         <w:tc>
           <w:tcPr>
             <w:tcW w:w="5436" w:type="dxa"/>
-            <w:tcPrChange w:id="334" w:author="zhaowenbo" w:date="2018-11-07T17:20:00Z">
+            <w:tcPrChange w:id="271" w:author="zhaowenbo" w:date="2018-11-07T17:20:00Z">
               <w:tcPr>
                 <w:tcW w:w="5584" w:type="dxa"/>
               </w:tcPr>
@@ -7147,84 +6591,73 @@
           <w:p>
             <w:pPr>
               <w:ind w:left="0"/>
-              <w:pPrChange w:id="335" w:author="zhaowenbo" w:date="2018-11-07T17:21:00Z">
-                <w:pPr>
-                  <w:ind w:left="0"/>
-                </w:pPr>
-              </w:pPrChange>
-            </w:pPr>
-            <w:ins w:id="336" w:author="zhaowenbo" w:date="2018-11-07T17:19:00Z">
+            </w:pPr>
+            <w:ins w:id="272" w:author="zhaowenbo" w:date="2018-11-07T17:19:00Z">
               <w:r>
                 <w:t>SDB_EXPORT INT32 sdbGetPasswdByCipherFile( const CHAR</w:t>
               </w:r>
             </w:ins>
-            <w:ins w:id="337" w:author="zhaowenbo" w:date="2018-11-07T17:21:00Z">
+            <w:ins w:id="273" w:author="zhaowenbo" w:date="2018-11-07T17:21:00Z">
               <w:r>
                 <w:t xml:space="preserve"> </w:t>
               </w:r>
             </w:ins>
-            <w:ins w:id="338" w:author="zhaowenbo" w:date="2018-11-07T17:19:00Z">
+            <w:ins w:id="274" w:author="zhaowenbo" w:date="2018-11-07T17:19:00Z">
               <w:r>
                 <w:t>*pUsrName,</w:t>
               </w:r>
             </w:ins>
-            <w:ins w:id="339" w:author="zhaowenbo" w:date="2018-11-07T17:20:00Z">
+            <w:ins w:id="275" w:author="zhaowenbo" w:date="2018-11-07T17:20:00Z">
               <w:r>
                 <w:t xml:space="preserve"> </w:t>
               </w:r>
             </w:ins>
-            <w:ins w:id="340" w:author="zhaowenbo" w:date="2018-11-07T17:19:00Z">
+            <w:ins w:id="276" w:author="zhaowenbo" w:date="2018-11-07T17:19:00Z">
               <w:r>
                 <w:t>const</w:t>
               </w:r>
             </w:ins>
-            <w:ins w:id="341" w:author="zhaowenbo" w:date="2018-11-07T17:20:00Z">
+            <w:ins w:id="277" w:author="zhaowenbo" w:date="2018-11-07T17:20:00Z">
               <w:r>
                 <w:t xml:space="preserve"> </w:t>
               </w:r>
             </w:ins>
-            <w:ins w:id="342" w:author="zhaowenbo" w:date="2018-11-07T17:19:00Z">
+            <w:ins w:id="278" w:author="zhaowenbo" w:date="2018-11-07T17:19:00Z">
               <w:r>
                 <w:t>CHAR</w:t>
               </w:r>
             </w:ins>
-            <w:ins w:id="343" w:author="zhaowenbo" w:date="2018-11-07T17:20:00Z">
+            <w:ins w:id="279" w:author="zhaowenbo" w:date="2018-11-07T17:20:00Z">
               <w:r>
                 <w:t xml:space="preserve"> </w:t>
               </w:r>
             </w:ins>
-            <w:ins w:id="344" w:author="zhaowenbo" w:date="2018-11-07T17:19:00Z">
+            <w:ins w:id="280" w:author="zhaowenbo" w:date="2018-11-07T17:19:00Z">
               <w:r>
                 <w:t>*pToken,                                       const</w:t>
               </w:r>
             </w:ins>
-            <w:ins w:id="345" w:author="zhaowenbo" w:date="2018-11-07T17:20:00Z">
+            <w:ins w:id="281" w:author="zhaowenbo" w:date="2018-11-07T17:20:00Z">
               <w:r>
                 <w:t xml:space="preserve"> </w:t>
               </w:r>
             </w:ins>
-            <w:ins w:id="346" w:author="zhaowenbo" w:date="2018-11-07T17:19:00Z">
+            <w:ins w:id="282" w:author="zhaowenbo" w:date="2018-11-07T17:19:00Z">
               <w:r>
                 <w:t>CHAR</w:t>
               </w:r>
             </w:ins>
-            <w:ins w:id="347" w:author="zhaowenbo" w:date="2018-11-07T17:20:00Z">
+            <w:ins w:id="283" w:author="zhaowenbo" w:date="2018-11-07T17:20:00Z">
               <w:r>
                 <w:t xml:space="preserve"> </w:t>
               </w:r>
             </w:ins>
-            <w:ins w:id="348" w:author="zhaowenbo" w:date="2018-11-07T17:19:00Z">
+            <w:ins w:id="284" w:author="zhaowenbo" w:date="2018-11-07T17:19:00Z">
               <w:r>
-                <w:t>*pCipherFile,</w:t>
-              </w:r>
-              <w:r>
-                <w:t xml:space="preserve"> </w:t>
-              </w:r>
-              <w:r>
-                <w:t>CHAR **pUser, CHAR **pPasswd ) ;</w:t>
+                <w:t>*pCipherFile, CHAR **pUser, CHAR **pPasswd ) ;</w:t>
               </w:r>
             </w:ins>
-            <w:del w:id="349" w:author="zhaowenbo" w:date="2018-11-07T17:19:00Z">
+            <w:del w:id="285" w:author="zhaowenbo" w:date="2018-11-07T17:19:00Z">
               <w:r>
                 <w:delText>SDB_EXPORT INT32 sdbConnectByCipherFile ( const CHAR **pConnAddrs, INT32 arrSize, const CHAR *pUsrName, const CHAR *pToken, const CHAR *p</w:delText>
               </w:r>
@@ -7240,7 +6673,7 @@
         <w:tc>
           <w:tcPr>
             <w:tcW w:w="4025" w:type="dxa"/>
-            <w:tcPrChange w:id="350" w:author="zhaowenbo" w:date="2018-11-07T17:20:00Z">
+            <w:tcPrChange w:id="286" w:author="zhaowenbo" w:date="2018-11-07T17:20:00Z">
               <w:tcPr>
                 <w:tcW w:w="5812" w:type="dxa"/>
               </w:tcPr>
@@ -7249,11 +6682,8 @@
           <w:p>
             <w:pPr>
               <w:ind w:left="0"/>
-              <w:rPr>
-                <w:rFonts w:hint="eastAsia"/>
-              </w:rPr>
-            </w:pPr>
-            <w:del w:id="351" w:author="zhaowenbo" w:date="2018-11-07T17:21:00Z">
+            </w:pPr>
+            <w:del w:id="287" w:author="zhaowenbo" w:date="2018-11-07T17:21:00Z">
               <w:r>
                 <w:rPr>
                   <w:rFonts w:hint="eastAsia"/>
@@ -7315,7 +6745,7 @@
                 <w:delText>解密库解密用户密码。</w:delText>
               </w:r>
             </w:del>
-            <w:ins w:id="352" w:author="zhaowenbo" w:date="2018-11-07T17:21:00Z">
+            <w:ins w:id="288" w:author="zhaowenbo" w:date="2018-11-07T17:21:00Z">
               <w:r>
                 <w:rPr>
                   <w:rFonts w:hint="eastAsia"/>
@@ -7323,7 +6753,7 @@
                 <w:t>在该函数中通过输入的</w:t>
               </w:r>
             </w:ins>
-            <w:ins w:id="353" w:author="zhaowenbo" w:date="2018-11-07T17:22:00Z">
+            <w:ins w:id="289" w:author="zhaowenbo" w:date="2018-11-07T17:22:00Z">
               <w:r>
                 <w:t>pUsrName</w:t>
               </w:r>
@@ -7352,7 +6782,7 @@
                 <w:t>获取解密后的</w:t>
               </w:r>
             </w:ins>
-            <w:ins w:id="354" w:author="zhaowenbo" w:date="2018-11-07T17:23:00Z">
+            <w:ins w:id="290" w:author="zhaowenbo" w:date="2018-11-07T17:23:00Z">
               <w:r>
                 <w:rPr>
                   <w:rFonts w:hint="eastAsia"/>
@@ -7360,7 +6790,7 @@
                 <w:t>用户名和</w:t>
               </w:r>
             </w:ins>
-            <w:ins w:id="355" w:author="zhaowenbo" w:date="2018-11-07T17:22:00Z">
+            <w:ins w:id="291" w:author="zhaowenbo" w:date="2018-11-07T17:22:00Z">
               <w:r>
                 <w:rPr>
                   <w:rFonts w:hint="eastAsia"/>
@@ -7391,7 +6821,7 @@
         <w:tc>
           <w:tcPr>
             <w:tcW w:w="1613" w:type="dxa"/>
-            <w:tcPrChange w:id="356" w:author="zhaowenbo" w:date="2018-11-07T17:20:00Z">
+            <w:tcPrChange w:id="292" w:author="zhaowenbo" w:date="2018-11-07T17:20:00Z">
               <w:tcPr>
                 <w:tcW w:w="1417" w:type="dxa"/>
               </w:tcPr>
@@ -7401,7 +6831,7 @@
             <w:pPr>
               <w:ind w:left="0"/>
               <w:rPr>
-                <w:ins w:id="357" w:author="zhaowenbo" w:date="2018-11-07T17:23:00Z"/>
+                <w:ins w:id="293" w:author="zhaowenbo" w:date="2018-11-07T17:23:00Z"/>
               </w:rPr>
             </w:pPr>
             <w:r>
@@ -7415,7 +6845,7 @@
             <w:pPr>
               <w:ind w:left="0"/>
             </w:pPr>
-            <w:ins w:id="358" w:author="zhaowenbo" w:date="2018-11-07T17:23:00Z">
+            <w:ins w:id="294" w:author="zhaowenbo" w:date="2018-11-07T17:23:00Z">
               <w:r>
                 <w:t>client.c</w:t>
               </w:r>
@@ -7429,7 +6859,7 @@
       <w:r>
         <w:t xml:space="preserve">Postgres fdw </w:t>
       </w:r>
-      <w:del w:id="359" w:author="zhaowenbo" w:date="2018-11-07T17:23:00Z">
+      <w:del w:id="295" w:author="zhaowenbo" w:date="2018-11-07T17:23:00Z">
         <w:r>
           <w:rPr>
             <w:rFonts w:hint="eastAsia"/>
@@ -7443,7 +6873,7 @@
         </w:rPr>
         <w:t>调用</w:t>
       </w:r>
-      <w:ins w:id="360" w:author="zhaowenbo" w:date="2018-11-07T17:23:00Z">
+      <w:ins w:id="296" w:author="zhaowenbo" w:date="2018-11-07T17:23:00Z">
         <w:r>
           <w:t>sdbGetPasswdByCipherFile</w:t>
         </w:r>
@@ -7451,7 +6881,7 @@
           <w:t xml:space="preserve"> </w:t>
         </w:r>
       </w:ins>
-      <w:del w:id="361" w:author="zhaowenbo" w:date="2018-11-07T17:23:00Z">
+      <w:del w:id="297" w:author="zhaowenbo" w:date="2018-11-07T17:23:00Z">
         <w:r>
           <w:delText xml:space="preserve">sdbConnectByCipherFile </w:delText>
         </w:r>
@@ -7462,7 +6892,7 @@
         </w:rPr>
         <w:t>()</w:t>
       </w:r>
-      <w:ins w:id="362" w:author="zhaowenbo" w:date="2018-11-07T17:23:00Z">
+      <w:ins w:id="298" w:author="zhaowenbo" w:date="2018-11-07T17:23:00Z">
         <w:r>
           <w:rPr>
             <w:rFonts w:hint="eastAsia"/>
@@ -7470,7 +6900,7 @@
           <w:t>获取解密密码</w:t>
         </w:r>
       </w:ins>
-      <w:del w:id="363" w:author="zhaowenbo" w:date="2018-11-07T17:23:00Z">
+      <w:del w:id="299" w:author="zhaowenbo" w:date="2018-11-07T17:23:00Z">
         <w:r>
           <w:rPr>
             <w:rFonts w:hint="eastAsia"/>
@@ -7610,23 +7040,17 @@
         </w:rPr>
         <w:t>调用驱动</w:t>
       </w:r>
-      <w:ins w:id="364" w:author="zhaowenbo" w:date="2018-11-07T17:25:00Z">
+      <w:ins w:id="300" w:author="zhaowenbo" w:date="2018-11-07T17:25:00Z">
         <w:r>
           <w:t>sdbGetPasswdByCipherFile</w:t>
         </w:r>
       </w:ins>
-      <w:del w:id="365" w:author="zhaowenbo" w:date="2018-11-07T17:25:00Z">
-        <w:r>
-          <w:rPr>
-            <w:rFonts w:hint="eastAsia"/>
-          </w:rPr>
-          <w:delText xml:space="preserve"> </w:delText>
-        </w:r>
-        <w:r>
-          <w:rPr>
-            <w:rFonts w:hint="eastAsia"/>
-          </w:rPr>
-          <w:delText>sdbConnect</w:delText>
+      <w:del w:id="301" w:author="zhaowenbo" w:date="2018-11-07T17:25:00Z">
+        <w:r>
+          <w:rPr>
+            <w:rFonts w:hint="eastAsia"/>
+          </w:rPr>
+          <w:delText xml:space="preserve"> sdbConnect</w:delText>
         </w:r>
       </w:del>
       <w:r>
@@ -7635,7 +7059,7 @@
         </w:rPr>
         <w:t>()</w:t>
       </w:r>
-      <w:del w:id="366" w:author="zhaowenbo" w:date="2018-11-07T17:25:00Z">
+      <w:del w:id="302" w:author="zhaowenbo" w:date="2018-11-07T17:25:00Z">
         <w:r>
           <w:rPr>
             <w:rFonts w:hint="eastAsia"/>
@@ -7643,7 +7067,7 @@
           <w:delText>时</w:delText>
         </w:r>
       </w:del>
-      <w:ins w:id="367" w:author="zhaowenbo" w:date="2018-11-07T17:25:00Z">
+      <w:ins w:id="303" w:author="zhaowenbo" w:date="2018-11-07T17:25:00Z">
         <w:r>
           <w:rPr>
             <w:rFonts w:hint="eastAsia"/>
@@ -7667,10 +7091,10 @@
         </w:numPr>
         <w:ind w:firstLineChars="0"/>
         <w:rPr>
-          <w:del w:id="368" w:author="zhaowenbo" w:date="2018-11-07T17:25:00Z"/>
-        </w:rPr>
-      </w:pPr>
-      <w:del w:id="369" w:author="zhaowenbo" w:date="2018-11-07T17:25:00Z">
+          <w:del w:id="304" w:author="zhaowenbo" w:date="2018-11-07T17:25:00Z"/>
+        </w:rPr>
+      </w:pPr>
+      <w:del w:id="305" w:author="zhaowenbo" w:date="2018-11-07T17:25:00Z">
         <w:r>
           <w:rPr>
             <w:rFonts w:hint="eastAsia"/>
@@ -7712,10 +7136,10 @@
         </w:numPr>
         <w:ind w:firstLineChars="0"/>
         <w:rPr>
-          <w:del w:id="370" w:author="zhaowenbo" w:date="2018-11-07T17:25:00Z"/>
-        </w:rPr>
-      </w:pPr>
-      <w:del w:id="371" w:author="zhaowenbo" w:date="2018-11-07T17:25:00Z">
+          <w:del w:id="306" w:author="zhaowenbo" w:date="2018-11-07T17:25:00Z"/>
+        </w:rPr>
+      </w:pPr>
+      <w:del w:id="307" w:author="zhaowenbo" w:date="2018-11-07T17:25:00Z">
         <w:r>
           <w:rPr>
             <w:rFonts w:hint="eastAsia"/>
@@ -7808,10 +7232,10 @@
         </w:numPr>
         <w:ind w:firstLineChars="0"/>
         <w:rPr>
-          <w:del w:id="372" w:author="zhaowenbo" w:date="2018-11-07T17:25:00Z"/>
-        </w:rPr>
-      </w:pPr>
-      <w:del w:id="373" w:author="zhaowenbo" w:date="2018-11-07T17:25:00Z">
+          <w:del w:id="308" w:author="zhaowenbo" w:date="2018-11-07T17:25:00Z"/>
+        </w:rPr>
+      </w:pPr>
+      <w:del w:id="309" w:author="zhaowenbo" w:date="2018-11-07T17:25:00Z">
         <w:r>
           <w:rPr>
             <w:rFonts w:hint="eastAsia"/>
@@ -7937,8 +7361,8 @@
         <w:tblLook w:val="04A0" w:firstRow="1" w:lastRow="0" w:firstColumn="1" w:lastColumn="0" w:noHBand="0" w:noVBand="1"/>
       </w:tblPr>
       <w:tblGrid>
-        <w:gridCol w:w="8429"/>
-        <w:gridCol w:w="2126"/>
+        <w:gridCol w:w="6175"/>
+        <w:gridCol w:w="1570"/>
       </w:tblGrid>
       <w:tr>
         <w:tc>
@@ -7950,10 +7374,10 @@
               <w:pStyle w:val="aa"/>
               <w:ind w:left="0"/>
               <w:rPr>
-                <w:ins w:id="374" w:author="zhaowenbo" w:date="2018-11-07T17:26:00Z"/>
-              </w:rPr>
-            </w:pPr>
-            <w:ins w:id="375" w:author="zhaowenbo" w:date="2018-11-07T17:26:00Z">
+                <w:ins w:id="310" w:author="zhaowenbo" w:date="2018-11-07T17:26:00Z"/>
+              </w:rPr>
+            </w:pPr>
+            <w:ins w:id="311" w:author="zhaowenbo" w:date="2018-11-07T17:26:00Z">
               <w:r>
                 <w:t>INT32 decryptUserCipher( const CHAR* pUsername, const CHAR *pToken,</w:t>
               </w:r>
@@ -7964,7 +7388,7 @@
               <w:pStyle w:val="aa"/>
               <w:ind w:left="0" w:firstLineChars="0" w:firstLine="0"/>
             </w:pPr>
-            <w:ins w:id="376" w:author="zhaowenbo" w:date="2018-11-07T17:26:00Z">
+            <w:ins w:id="312" w:author="zhaowenbo" w:date="2018-11-07T17:26:00Z">
               <w:r>
                 <w:t xml:space="preserve">                         </w:t>
               </w:r>
@@ -7975,7 +7399,7 @@
                 <w:t>const CHAR *pPath, CHAR **pPasswd ) ;</w:t>
               </w:r>
             </w:ins>
-            <w:del w:id="377" w:author="zhaowenbo" w:date="2018-11-07T17:26:00Z">
+            <w:del w:id="313" w:author="zhaowenbo" w:date="2018-11-07T17:26:00Z">
               <w:r>
                 <w:rPr>
                   <w:rFonts w:hint="eastAsia"/>
@@ -8050,15 +7474,6 @@
             <w:pPr>
               <w:pStyle w:val="aa"/>
               <w:ind w:left="0" w:firstLineChars="0" w:firstLine="0"/>
-              <w:rPr>
-                <w:rFonts w:hint="eastAsia"/>
-              </w:rPr>
-              <w:pPrChange w:id="378" w:author="zhaowenbo" w:date="2018-11-07T17:26:00Z">
-                <w:pPr>
-                  <w:pStyle w:val="aa"/>
-                  <w:ind w:left="0" w:firstLineChars="0" w:firstLine="0"/>
-                </w:pPr>
-              </w:pPrChange>
             </w:pPr>
             <w:r>
               <w:rPr>
@@ -8066,7 +7481,7 @@
               </w:rPr>
               <w:t>在加密文件中寻找对应用户密文并解密</w:t>
             </w:r>
-            <w:del w:id="379" w:author="zhaowenbo" w:date="2018-11-07T17:26:00Z">
+            <w:del w:id="314" w:author="zhaowenbo" w:date="2018-11-07T17:26:00Z">
               <w:r>
                 <w:rPr>
                   <w:rFonts w:hint="eastAsia"/>
@@ -8101,10 +7516,10 @@
         <w:pStyle w:val="aa"/>
         <w:ind w:left="777" w:firstLineChars="0" w:firstLine="0"/>
         <w:rPr>
-          <w:del w:id="380" w:author="zhaowenbo" w:date="2018-11-07T17:24:00Z"/>
-        </w:rPr>
-      </w:pPr>
-      <w:del w:id="381" w:author="zhaowenbo" w:date="2018-11-07T17:24:00Z">
+          <w:del w:id="315" w:author="zhaowenbo" w:date="2018-11-07T17:24:00Z"/>
+        </w:rPr>
+      </w:pPr>
+      <w:del w:id="316" w:author="zhaowenbo" w:date="2018-11-07T17:24:00Z">
         <w:r>
           <w:rPr>
             <w:rFonts w:hint="eastAsia"/>
@@ -8154,7 +7569,7 @@
         </w:rPr>
         <w:t>PostgreSQL</w:t>
       </w:r>
-      <w:ins w:id="382" w:author="zhaowenbo" w:date="2018-11-07T17:24:00Z">
+      <w:ins w:id="317" w:author="zhaowenbo" w:date="2018-11-07T17:24:00Z">
         <w:r>
           <w:rPr>
             <w:rFonts w:hint="eastAsia"/>
@@ -8162,7 +7577,7 @@
           <w:t>连接器</w:t>
         </w:r>
       </w:ins>
-      <w:del w:id="383" w:author="zhaowenbo" w:date="2018-11-07T17:24:00Z">
+      <w:del w:id="318" w:author="zhaowenbo" w:date="2018-11-07T17:24:00Z">
         <w:r>
           <w:rPr>
             <w:rFonts w:hint="eastAsia"/>
@@ -8191,7 +7606,7 @@
         </w:rPr>
         <w:t>编译时调用</w:t>
       </w:r>
-      <w:ins w:id="384" w:author="zhaowenbo" w:date="2018-11-07T17:24:00Z">
+      <w:ins w:id="319" w:author="zhaowenbo" w:date="2018-11-07T17:24:00Z">
         <w:r>
           <w:rPr>
             <w:rFonts w:hint="eastAsia"/>
@@ -8265,7 +7680,7 @@
         </w:rPr>
         <w:t>库增加回显开关的控制，当关闭时</w:t>
       </w:r>
-      <w:ins w:id="385" w:author="zhaowenbo" w:date="2018-11-07T17:36:00Z">
+      <w:ins w:id="320" w:author="zhaowenbo" w:date="2018-11-07T17:36:00Z">
         <w:r>
           <w:rPr>
             <w:rFonts w:hint="eastAsia"/>
@@ -8273,7 +7688,7 @@
           <w:t>不在屏幕上显示用户输入的内容</w:t>
         </w:r>
       </w:ins>
-      <w:del w:id="386" w:author="zhaowenbo" w:date="2018-11-07T17:36:00Z">
+      <w:del w:id="321" w:author="zhaowenbo" w:date="2018-11-07T17:36:00Z">
         <w:r>
           <w:rPr>
             <w:rFonts w:hint="eastAsia"/>
@@ -8293,7 +7708,7 @@
         <w:pStyle w:val="aa"/>
         <w:ind w:left="777" w:firstLineChars="0" w:firstLine="0"/>
         <w:rPr>
-          <w:ins w:id="387" w:author="zhaowenbo" w:date="2018-11-07T17:29:00Z"/>
+          <w:ins w:id="322" w:author="zhaowenbo" w:date="2018-11-07T17:29:00Z"/>
         </w:rPr>
       </w:pPr>
       <w:r>
@@ -8329,7 +7744,7 @@
       <w:r>
         <w:t xml:space="preserve">choChar = </w:t>
       </w:r>
-      <w:del w:id="388" w:author="zhaowenbo" w:date="2018-11-07T17:35:00Z">
+      <w:del w:id="323" w:author="zhaowenbo" w:date="2018-11-07T17:35:00Z">
         <w:r>
           <w:rPr>
             <w:rFonts w:hint="eastAsia"/>
@@ -8337,7 +7752,7 @@
           <w:delText>-1</w:delText>
         </w:r>
       </w:del>
-      <w:ins w:id="389" w:author="zhaowenbo" w:date="2018-11-07T17:35:00Z">
+      <w:ins w:id="324" w:author="zhaowenbo" w:date="2018-11-07T17:35:00Z">
         <w:r>
           <w:rPr>
             <w:rFonts w:hint="eastAsia"/>
@@ -8357,11 +7772,10 @@
         <w:pStyle w:val="aa"/>
         <w:ind w:left="777" w:firstLineChars="0" w:firstLine="0"/>
         <w:rPr>
-          <w:ins w:id="390" w:author="zhaowenbo" w:date="2018-11-07T17:29:00Z"/>
-          <w:rFonts w:hint="eastAsia"/>
-        </w:rPr>
-      </w:pPr>
-      <w:ins w:id="391" w:author="zhaowenbo" w:date="2018-11-07T17:29:00Z">
+          <w:ins w:id="325" w:author="zhaowenbo" w:date="2018-11-07T17:29:00Z"/>
+        </w:rPr>
+      </w:pPr>
+      <w:ins w:id="326" w:author="zhaowenbo" w:date="2018-11-07T17:29:00Z">
         <w:r>
           <w:rPr>
             <w:rFonts w:hint="eastAsia"/>
@@ -8375,10 +7789,10 @@
         <w:pStyle w:val="aa"/>
         <w:ind w:left="777"/>
         <w:rPr>
-          <w:ins w:id="392" w:author="zhaowenbo" w:date="2018-11-07T17:29:00Z"/>
-        </w:rPr>
-      </w:pPr>
-      <w:ins w:id="393" w:author="zhaowenbo" w:date="2018-11-07T17:29:00Z">
+          <w:ins w:id="327" w:author="zhaowenbo" w:date="2018-11-07T17:29:00Z"/>
+        </w:rPr>
+      </w:pPr>
+      <w:ins w:id="328" w:author="zhaowenbo" w:date="2018-11-07T17:29:00Z">
         <w:r>
           <w:t xml:space="preserve">void setEchoOn() </w:t>
         </w:r>
@@ -8395,10 +7809,10 @@
         <w:pStyle w:val="aa"/>
         <w:ind w:left="777"/>
         <w:rPr>
-          <w:ins w:id="394" w:author="zhaowenbo" w:date="2018-11-07T17:29:00Z"/>
-        </w:rPr>
-      </w:pPr>
-      <w:ins w:id="395" w:author="zhaowenbo" w:date="2018-11-07T17:29:00Z">
+          <w:ins w:id="329" w:author="zhaowenbo" w:date="2018-11-07T17:29:00Z"/>
+        </w:rPr>
+      </w:pPr>
+      <w:ins w:id="330" w:author="zhaowenbo" w:date="2018-11-07T17:29:00Z">
         <w:r>
           <w:t xml:space="preserve">void setEchoOff() </w:t>
         </w:r>
@@ -8409,7 +7823,7 @@
           <w:t>设置关闭</w:t>
         </w:r>
       </w:ins>
-      <w:ins w:id="396" w:author="zhaowenbo" w:date="2018-11-07T17:30:00Z">
+      <w:ins w:id="331" w:author="zhaowenbo" w:date="2018-11-07T17:30:00Z">
         <w:r>
           <w:rPr>
             <w:rFonts w:hint="eastAsia"/>
@@ -8422,25 +7836,19 @@
       <w:pPr>
         <w:pStyle w:val="aa"/>
         <w:ind w:left="777"/>
-        <w:rPr>
-          <w:rFonts w:hint="eastAsia"/>
-        </w:rPr>
-        <w:pPrChange w:id="397" w:author="zhaowenbo" w:date="2018-11-07T17:29:00Z">
+        <w:pPrChange w:id="332" w:author="zhaowenbo" w:date="2018-11-07T17:29:00Z">
           <w:pPr>
             <w:pStyle w:val="aa"/>
             <w:ind w:left="777" w:firstLineChars="0" w:firstLine="0"/>
           </w:pPr>
         </w:pPrChange>
       </w:pPr>
-      <w:ins w:id="398" w:author="zhaowenbo" w:date="2018-11-07T17:29:00Z">
-        <w:r>
-          <w:t>void setEchoChar(char c)</w:t>
-        </w:r>
-        <w:r>
-          <w:t xml:space="preserve"> </w:t>
+      <w:ins w:id="333" w:author="zhaowenbo" w:date="2018-11-07T17:29:00Z">
+        <w:r>
+          <w:t xml:space="preserve">void setEchoChar(char c) </w:t>
         </w:r>
       </w:ins>
-      <w:ins w:id="399" w:author="zhaowenbo" w:date="2018-11-07T17:30:00Z">
+      <w:ins w:id="334" w:author="zhaowenbo" w:date="2018-11-07T17:30:00Z">
         <w:r>
           <w:rPr>
             <w:rFonts w:hint="eastAsia"/>
@@ -8454,10 +7862,10 @@
         <w:pStyle w:val="aa"/>
         <w:ind w:left="777" w:firstLineChars="0" w:firstLine="0"/>
         <w:rPr>
-          <w:del w:id="400" w:author="zhaowenbo" w:date="2018-11-07T17:29:00Z"/>
-        </w:rPr>
-      </w:pPr>
-      <w:del w:id="401" w:author="zhaowenbo" w:date="2018-11-07T17:29:00Z">
+          <w:del w:id="335" w:author="zhaowenbo" w:date="2018-11-07T17:29:00Z"/>
+        </w:rPr>
+      </w:pPr>
+      <w:del w:id="336" w:author="zhaowenbo" w:date="2018-11-07T17:29:00Z">
         <w:r>
           <w:rPr>
             <w:rFonts w:hint="eastAsia"/>
@@ -8483,10 +7891,10 @@
         <w:pStyle w:val="aa"/>
         <w:ind w:left="777" w:firstLineChars="0" w:firstLine="0"/>
         <w:rPr>
-          <w:del w:id="402" w:author="zhaowenbo" w:date="2018-11-07T17:29:00Z"/>
-        </w:rPr>
-      </w:pPr>
-      <w:del w:id="403" w:author="zhaowenbo" w:date="2018-11-07T17:29:00Z">
+          <w:del w:id="337" w:author="zhaowenbo" w:date="2018-11-07T17:29:00Z"/>
+        </w:rPr>
+      </w:pPr>
+      <w:del w:id="338" w:author="zhaowenbo" w:date="2018-11-07T17:29:00Z">
         <w:r>
           <w:rPr>
             <w:rFonts w:hint="eastAsia"/>
@@ -8515,10 +7923,10 @@
         <w:pStyle w:val="aa"/>
         <w:ind w:left="777" w:firstLineChars="0" w:firstLine="0"/>
         <w:rPr>
-          <w:del w:id="404" w:author="zhaowenbo" w:date="2018-11-07T17:29:00Z"/>
-        </w:rPr>
-      </w:pPr>
-      <w:del w:id="405" w:author="zhaowenbo" w:date="2018-11-07T17:29:00Z">
+          <w:del w:id="339" w:author="zhaowenbo" w:date="2018-11-07T17:29:00Z"/>
+        </w:rPr>
+      </w:pPr>
+      <w:del w:id="340" w:author="zhaowenbo" w:date="2018-11-07T17:29:00Z">
         <w:r>
           <w:rPr>
             <w:rFonts w:hint="eastAsia"/>
@@ -8668,7 +8076,7 @@
       <w:r>
         <w:t>ser</w:t>
       </w:r>
-      <w:del w:id="406" w:author="zhaowenbo" w:date="2018-11-07T17:30:00Z">
+      <w:del w:id="341" w:author="zhaowenbo" w:date="2018-11-07T17:30:00Z">
         <w:r>
           <w:rPr>
             <w:rFonts w:hint="eastAsia"/>
@@ -8710,7 +8118,7 @@
       <w:r>
         <w:t>ser</w:t>
       </w:r>
-      <w:del w:id="407" w:author="zhaowenbo" w:date="2018-11-07T17:30:00Z">
+      <w:del w:id="342" w:author="zhaowenbo" w:date="2018-11-07T17:30:00Z">
         <w:r>
           <w:rPr>
             <w:rFonts w:hint="eastAsia"/>
@@ -8749,6 +8157,7 @@
         <w:rPr>
           <w:rFonts w:hint="eastAsia"/>
         </w:rPr>
+        <w:lastRenderedPageBreak/>
         <w:t>如果</w:t>
       </w:r>
       <w:r>
@@ -8986,9 +8395,6 @@
           <w:numId w:val="20"/>
         </w:numPr>
         <w:ind w:firstLineChars="0"/>
-        <w:rPr>
-          <w:rFonts w:hint="eastAsia"/>
-        </w:rPr>
       </w:pPr>
       <w:r>
         <w:rPr>
@@ -9103,9 +8509,6 @@
     <w:p>
       <w:pPr>
         <w:ind w:left="777"/>
-        <w:rPr>
-          <w:rFonts w:hint="eastAsia"/>
-        </w:rPr>
       </w:pPr>
     </w:p>
     <w:p>
@@ -9124,7 +8527,7 @@
         </w:rPr>
         <w:t>username</w:t>
       </w:r>
-      <w:del w:id="408" w:author="zhaowenbo" w:date="2018-11-07T17:32:00Z">
+      <w:del w:id="343" w:author="zhaowenbo" w:date="2018-11-07T17:32:00Z">
         <w:r>
           <w:rPr>
             <w:rFonts w:hint="eastAsia"/>
@@ -9177,6 +8580,9 @@
         <w:ind w:left="777"/>
       </w:pPr>
       <w:r>
+        <w:rPr>
+          <w:noProof/>
+        </w:rPr>
         <w:drawing>
           <wp:inline distT="0" distB="0" distL="0" distR="0" wp14:anchorId="5D46424E" wp14:editId="6B6A8A9E">
             <wp:extent cx="6286500" cy="1047750"/>
@@ -9435,7 +8841,7 @@
       <w:pPr>
         <w:ind w:left="777"/>
         <w:rPr>
-          <w:ins w:id="409" w:author="zhaowenbo" w:date="2018-11-08T11:31:00Z"/>
+          <w:ins w:id="344" w:author="zhaowenbo" w:date="2018-11-08T11:31:00Z"/>
         </w:rPr>
       </w:pPr>
       <w:r>
@@ -9544,11 +8950,8 @@
     <w:p>
       <w:pPr>
         <w:ind w:left="777"/>
-        <w:rPr>
-          <w:rFonts w:hint="eastAsia"/>
-        </w:rPr>
-      </w:pPr>
-      <w:ins w:id="410" w:author="zhaowenbo" w:date="2018-11-08T11:31:00Z">
+      </w:pPr>
+      <w:ins w:id="345" w:author="zhaowenbo" w:date="2018-11-08T11:31:00Z">
         <w:r>
           <w:rPr>
             <w:rFonts w:hint="eastAsia"/>
@@ -9556,7 +8959,7 @@
           <w:t>由于</w:t>
         </w:r>
       </w:ins>
-      <w:ins w:id="411" w:author="zhaowenbo" w:date="2018-11-08T11:32:00Z">
+      <w:ins w:id="346" w:author="zhaowenbo" w:date="2018-11-08T11:32:00Z">
         <w:r>
           <w:rPr>
             <w:rFonts w:hint="eastAsia"/>
@@ -9576,7 +8979,7 @@
           <w:t>只</w:t>
         </w:r>
       </w:ins>
-      <w:ins w:id="412" w:author="zhaowenbo" w:date="2018-11-08T11:33:00Z">
+      <w:ins w:id="347" w:author="zhaowenbo" w:date="2018-11-08T11:33:00Z">
         <w:r>
           <w:rPr>
             <w:rFonts w:hint="eastAsia"/>
@@ -9584,7 +8987,7 @@
           <w:t>能</w:t>
         </w:r>
       </w:ins>
-      <w:ins w:id="413" w:author="zhaowenbo" w:date="2018-11-08T11:32:00Z">
+      <w:ins w:id="348" w:author="zhaowenbo" w:date="2018-11-08T11:32:00Z">
         <w:r>
           <w:rPr>
             <w:rFonts w:hint="eastAsia"/>
@@ -9598,7 +9001,7 @@
           <w:t xml:space="preserve"> 234</w:t>
         </w:r>
       </w:ins>
-      <w:ins w:id="414" w:author="zhaowenbo" w:date="2018-11-08T11:33:00Z">
+      <w:ins w:id="349" w:author="zhaowenbo" w:date="2018-11-08T11:33:00Z">
         <w:r>
           <w:rPr>
             <w:rFonts w:hint="eastAsia"/>
@@ -9612,6 +9015,9 @@
         <w:ind w:left="777"/>
       </w:pPr>
       <w:r>
+        <w:rPr>
+          <w:noProof/>
+        </w:rPr>
         <w:drawing>
           <wp:inline distT="0" distB="0" distL="0" distR="0" wp14:anchorId="7910DF2B" wp14:editId="0740E236">
             <wp:extent cx="9236796" cy="1657887"/>
@@ -9816,6 +9222,7 @@
         <w:rPr>
           <w:rFonts w:hint="eastAsia"/>
         </w:rPr>
+        <w:lastRenderedPageBreak/>
         <w:t>2nd</w:t>
       </w:r>
       <w:r>
@@ -9973,9 +9380,6 @@
           <w:numId w:val="16"/>
         </w:numPr>
         <w:ind w:firstLineChars="0"/>
-        <w:rPr>
-          <w:rFonts w:hint="eastAsia"/>
-        </w:rPr>
       </w:pPr>
       <w:r>
         <w:rPr>
@@ -10267,7 +9671,7 @@
       <w:pPr>
         <w:ind w:left="777"/>
         <w:rPr>
-          <w:rFonts w:hint="eastAsia"/>
+          <w:ins w:id="350" w:author="linyoubin" w:date="2019-02-01T14:41:00Z"/>
         </w:rPr>
       </w:pPr>
       <w:r>
@@ -10298,7 +9702,2886 @@
     <w:p>
       <w:pPr>
         <w:ind w:left="777"/>
-      </w:pPr>
+        <w:rPr>
+          <w:ins w:id="351" w:author="linyoubin" w:date="2019-02-01T14:41:00Z"/>
+        </w:rPr>
+      </w:pPr>
+    </w:p>
+    <w:p>
+      <w:pPr>
+        <w:pStyle w:val="3"/>
+        <w:pPrChange w:id="352" w:author="linyoubin" w:date="2019-02-01T14:42:00Z">
+          <w:pPr>
+            <w:ind w:left="777"/>
+          </w:pPr>
+        </w:pPrChange>
+      </w:pPr>
+      <w:ins w:id="353" w:author="linyoubin" w:date="2019-02-01T14:42:00Z">
+        <w:r>
+          <w:rPr>
+            <w:rFonts w:hint="eastAsia"/>
+          </w:rPr>
+          <w:t>加密</w:t>
+        </w:r>
+        <w:r>
+          <w:t>流程</w:t>
+        </w:r>
+      </w:ins>
+    </w:p>
+    <w:p>
+      <w:pPr>
+        <w:pStyle w:val="aa"/>
+        <w:numPr>
+          <w:ilvl w:val="0"/>
+          <w:numId w:val="26"/>
+        </w:numPr>
+        <w:ind w:firstLineChars="0"/>
+        <w:rPr>
+          <w:ins w:id="354" w:author="linyoubin" w:date="2019-02-01T14:43:00Z"/>
+        </w:rPr>
+        <w:pPrChange w:id="355" w:author="linyoubin" w:date="2019-02-01T14:43:00Z">
+          <w:pPr>
+            <w:ind w:left="777"/>
+          </w:pPr>
+        </w:pPrChange>
+      </w:pPr>
+      <w:ins w:id="356" w:author="linyoubin" w:date="2019-02-01T14:42:00Z">
+        <w:r>
+          <w:t>生成</w:t>
+        </w:r>
+      </w:ins>
+      <w:ins w:id="357" w:author="linyoubin" w:date="2019-02-01T14:43:00Z">
+        <w:r>
+          <w:rPr>
+            <w:rFonts w:hint="eastAsia"/>
+          </w:rPr>
+          <w:t>16</w:t>
+        </w:r>
+        <w:r>
+          <w:rPr>
+            <w:rFonts w:hint="eastAsia"/>
+          </w:rPr>
+          <w:t>字节</w:t>
+        </w:r>
+        <w:r>
+          <w:t>随机值</w:t>
+        </w:r>
+        <w:r>
+          <w:t>random</w:t>
+        </w:r>
+      </w:ins>
+      <w:ins w:id="358" w:author="linyoubin" w:date="2019-02-01T16:36:00Z">
+        <w:r>
+          <w:t xml:space="preserve"> </w:t>
+        </w:r>
+      </w:ins>
+      <w:ins w:id="359" w:author="linyoubin" w:date="2019-02-01T14:43:00Z">
+        <w:r>
+          <w:t>Key</w:t>
+        </w:r>
+      </w:ins>
+    </w:p>
+    <w:p>
+      <w:pPr>
+        <w:rPr>
+          <w:ins w:id="360" w:author="linyoubin" w:date="2019-02-01T14:43:00Z"/>
+        </w:rPr>
+        <w:pPrChange w:id="361" w:author="linyoubin" w:date="2019-02-01T14:45:00Z">
+          <w:pPr>
+            <w:ind w:left="777"/>
+          </w:pPr>
+        </w:pPrChange>
+      </w:pPr>
+      <w:del w:id="362" w:author="linyoubin" w:date="2019-02-01T14:44:00Z">
+        <w:r>
+          <w:rPr>
+            <w:noProof/>
+          </w:rPr>
+          <w:pict w14:anchorId="5DD55A39">
+            <v:shapetype id="_x0000_t32" coordsize="21600,21600" o:spt="32" o:oned="t" path="m,l21600,21600e" filled="f">
+              <v:path arrowok="t" fillok="f" o:connecttype="none"/>
+              <o:lock v:ext="edit" shapetype="t"/>
+            </v:shapetype>
+            <v:shape id="_x0000_s1026" type="#_x0000_t32" style="position:absolute;left:0;text-align:left;margin-left:87.75pt;margin-top:12.85pt;width:102.75pt;height:.75pt;z-index:251658240" o:connectortype="straight"/>
+          </w:pict>
+        </w:r>
+      </w:del>
+    </w:p>
+    <w:p>
+      <w:pPr>
+        <w:pStyle w:val="aa"/>
+        <w:numPr>
+          <w:ilvl w:val="0"/>
+          <w:numId w:val="26"/>
+        </w:numPr>
+        <w:ind w:firstLineChars="0"/>
+        <w:rPr>
+          <w:ins w:id="363" w:author="linyoubin" w:date="2019-02-01T14:45:00Z"/>
+        </w:rPr>
+        <w:pPrChange w:id="364" w:author="linyoubin" w:date="2019-02-01T14:43:00Z">
+          <w:pPr>
+            <w:ind w:left="777"/>
+          </w:pPr>
+        </w:pPrChange>
+      </w:pPr>
+      <w:ins w:id="365" w:author="linyoubin" w:date="2019-02-01T14:43:00Z">
+        <w:r>
+          <w:rPr>
+            <w:rFonts w:hint="eastAsia"/>
+          </w:rPr>
+          <w:t>根据</w:t>
+        </w:r>
+        <w:r>
+          <w:t>用户</w:t>
+        </w:r>
+        <w:r>
+          <w:rPr>
+            <w:rFonts w:hint="eastAsia"/>
+          </w:rPr>
+          <w:t>输入</w:t>
+        </w:r>
+        <w:r>
+          <w:t>的</w:t>
+        </w:r>
+        <w:r>
+          <w:t>token</w:t>
+        </w:r>
+        <w:r>
+          <w:t>，与</w:t>
+        </w:r>
+        <w:r>
+          <w:t>random</w:t>
+        </w:r>
+      </w:ins>
+      <w:ins w:id="366" w:author="linyoubin" w:date="2019-02-01T16:36:00Z">
+        <w:r>
+          <w:t xml:space="preserve"> </w:t>
+        </w:r>
+      </w:ins>
+      <w:ins w:id="367" w:author="linyoubin" w:date="2019-02-01T14:43:00Z">
+        <w:r>
+          <w:t>Key</w:t>
+        </w:r>
+        <w:r>
+          <w:t>做拼接</w:t>
+        </w:r>
+      </w:ins>
+      <w:ins w:id="368" w:author="linyoubin" w:date="2019-02-01T14:45:00Z">
+        <w:r>
+          <w:rPr>
+            <w:rFonts w:hint="eastAsia"/>
+          </w:rPr>
+          <w:t>作为</w:t>
+        </w:r>
+        <w:r>
+          <w:t>原始</w:t>
+        </w:r>
+        <w:r>
+          <w:t>original</w:t>
+        </w:r>
+      </w:ins>
+      <w:ins w:id="369" w:author="linyoubin" w:date="2019-02-01T16:36:00Z">
+        <w:r>
+          <w:t xml:space="preserve"> </w:t>
+        </w:r>
+      </w:ins>
+      <w:ins w:id="370" w:author="linyoubin" w:date="2019-02-01T14:45:00Z">
+        <w:r>
+          <w:t>Key</w:t>
+        </w:r>
+      </w:ins>
+    </w:p>
+    <w:p>
+      <w:pPr>
+        <w:pStyle w:val="aa"/>
+        <w:rPr>
+          <w:ins w:id="371" w:author="linyoubin" w:date="2019-02-01T14:45:00Z"/>
+        </w:rPr>
+        <w:pPrChange w:id="372" w:author="linyoubin" w:date="2019-02-01T14:45:00Z">
+          <w:pPr>
+            <w:pStyle w:val="aa"/>
+            <w:numPr>
+              <w:numId w:val="26"/>
+            </w:numPr>
+            <w:ind w:left="717" w:firstLineChars="0" w:hanging="360"/>
+          </w:pPr>
+        </w:pPrChange>
+      </w:pPr>
+      <w:r>
+        <w:pict w14:anchorId="6C1DE254">
+          <v:group id="_x0000_s1049" editas="canvas" style="width:415.3pt;height:89pt;mso-position-horizontal-relative:char;mso-position-vertical-relative:line" coordorigin="2577,8099" coordsize="8306,1780">
+            <o:lock v:ext="edit" aspectratio="t"/>
+            <v:shapetype id="_x0000_t75" coordsize="21600,21600" o:spt="75" o:preferrelative="t" path="m@4@5l@4@11@9@11@9@5xe" filled="f" stroked="f">
+              <v:stroke joinstyle="miter"/>
+              <v:formulas>
+                <v:f eqn="if lineDrawn pixelLineWidth 0"/>
+                <v:f eqn="sum @0 1 0"/>
+                <v:f eqn="sum 0 0 @1"/>
+                <v:f eqn="prod @2 1 2"/>
+                <v:f eqn="prod @3 21600 pixelWidth"/>
+                <v:f eqn="prod @3 21600 pixelHeight"/>
+                <v:f eqn="sum @0 0 1"/>
+                <v:f eqn="prod @6 1 2"/>
+                <v:f eqn="prod @7 21600 pixelWidth"/>
+                <v:f eqn="sum @8 21600 0"/>
+                <v:f eqn="prod @7 21600 pixelHeight"/>
+                <v:f eqn="sum @10 21600 0"/>
+              </v:formulas>
+              <v:path o:extrusionok="f" gradientshapeok="t" o:connecttype="rect"/>
+              <o:lock v:ext="edit" aspectratio="t"/>
+            </v:shapetype>
+            <v:shape id="_x0000_s1048" type="#_x0000_t75" style="position:absolute;left:2577;top:8099;width:8306;height:1780" o:preferrelative="f">
+              <v:fill o:detectmouseclick="t"/>
+              <v:path o:extrusionok="t" o:connecttype="none"/>
+              <o:lock v:ext="edit" text="t"/>
+            </v:shape>
+            <v:shapetype id="_x0000_t87" coordsize="21600,21600" o:spt="87" adj="1800,10800" path="m21600,qx10800@0l10800@2qy0@11,10800@3l10800@1qy21600,21600e" filled="f">
+              <v:formulas>
+                <v:f eqn="val #0"/>
+                <v:f eqn="sum 21600 0 #0"/>
+                <v:f eqn="sum #1 0 #0"/>
+                <v:f eqn="sum #1 #0 0"/>
+                <v:f eqn="prod #0 9598 32768"/>
+                <v:f eqn="sum 21600 0 @4"/>
+                <v:f eqn="sum 21600 0 #1"/>
+                <v:f eqn="min #1 @6"/>
+                <v:f eqn="prod @7 1 2"/>
+                <v:f eqn="prod #0 2 1"/>
+                <v:f eqn="sum 21600 0 @9"/>
+                <v:f eqn="val #1"/>
+              </v:formulas>
+              <v:path arrowok="t" o:connecttype="custom" o:connectlocs="21600,0;0,10800;21600,21600" textboxrect="13963,@4,21600,@5"/>
+              <v:handles>
+                <v:h position="center,#0" yrange="0,@8"/>
+                <v:h position="topLeft,#1" yrange="@9,@10"/>
+              </v:handles>
+            </v:shapetype>
+            <v:shape id="_x0000_s1051" type="#_x0000_t87" style="position:absolute;left:4080;top:8329;width:240;height:2099;rotation:-90;mso-wrap-style:square;mso-width-percent:0;mso-height-percent:0;mso-left-percent:-10001;mso-top-percent:-10001;mso-wrap-distance-left:9pt;mso-wrap-distance-top:0;mso-wrap-distance-right:9pt;mso-wrap-distance-bottom:0;mso-position-horizontal:absolute;mso-position-horizontal-relative:text;mso-position-vertical:absolute;mso-position-vertical-relative:text;mso-width-percent:0;mso-height-percent:0;mso-left-percent:-10001;mso-top-percent:-10001;mso-width-relative:page;mso-height-relative:page;mso-position-horizontal-col-start:0;mso-width-col-span:0;v-text-anchor:middle">
+              <v:textbox inset="0,0,0,0"/>
+            </v:shape>
+            <v:rect id="_x0000_s1052" style="position:absolute;left:3105;top:8779;width:795;height:376;mso-wrap-style:square;mso-width-percent:0;mso-height-percent:0;mso-left-percent:-10001;mso-top-percent:-10001;mso-wrap-distance-left:9pt;mso-wrap-distance-top:0;mso-wrap-distance-right:9pt;mso-wrap-distance-bottom:0;mso-position-horizontal:absolute;mso-position-horizontal-relative:text;mso-position-vertical:absolute;mso-position-vertical-relative:text;mso-width-percent:0;mso-height-percent:0;mso-left-percent:-10001;mso-top-percent:-10001;mso-width-relative:page;mso-height-relative:page;mso-position-horizontal-col-start:0;mso-width-col-span:0;v-text-anchor:middle">
+              <v:textbox style="mso-next-textbox:#_x0000_s1052" inset="0,0,0,0">
+                <w:txbxContent>
+                  <w:p>
+                    <w:pPr>
+                      <w:ind w:left="0"/>
+                      <w:jc w:val="center"/>
+                      <w:pPrChange w:id="373" w:author="linyoubin" w:date="2019-02-01T14:59:00Z">
+                        <w:pPr>
+                          <w:ind w:left="0"/>
+                        </w:pPr>
+                      </w:pPrChange>
+                    </w:pPr>
+                    <w:ins w:id="374" w:author="linyoubin" w:date="2019-02-01T14:59:00Z">
+                      <w:r>
+                        <w:t>T</w:t>
+                      </w:r>
+                      <w:r>
+                        <w:rPr>
+                          <w:rFonts w:hint="eastAsia"/>
+                        </w:rPr>
+                        <w:t>oken</w:t>
+                      </w:r>
+                    </w:ins>
+                  </w:p>
+                </w:txbxContent>
+              </v:textbox>
+            </v:rect>
+            <v:rect id="_x0000_s1053" style="position:absolute;left:3915;top:8779;width:1395;height:376;mso-width-percent:0;mso-height-percent:0;mso-left-percent:-10001;mso-top-percent:-10001;mso-wrap-distance-left:9pt;mso-wrap-distance-top:0;mso-wrap-distance-right:9pt;mso-wrap-distance-bottom:0;mso-position-horizontal:absolute;mso-position-horizontal-relative:text;mso-position-vertical:absolute;mso-position-vertical-relative:text;mso-width-percent:0;mso-height-percent:0;mso-left-percent:-10001;mso-top-percent:-10001;mso-width-relative:page;mso-height-relative:page;mso-position-horizontal-col-start:0;mso-width-col-span:0;v-text-anchor:middle">
+              <v:textbox style="mso-next-textbox:#_x0000_s1053" inset="0,0,0,0">
+                <w:txbxContent>
+                  <w:p>
+                    <w:pPr>
+                      <w:ind w:left="0"/>
+                      <w:jc w:val="center"/>
+                      <w:pPrChange w:id="375" w:author="linyoubin" w:date="2019-02-01T14:59:00Z">
+                        <w:pPr>
+                          <w:ind w:left="0"/>
+                        </w:pPr>
+                      </w:pPrChange>
+                    </w:pPr>
+                    <w:ins w:id="376" w:author="linyoubin" w:date="2019-02-01T15:00:00Z">
+                      <w:r>
+                        <w:t>Random Key</w:t>
+                      </w:r>
+                    </w:ins>
+                  </w:p>
+                </w:txbxContent>
+              </v:textbox>
+            </v:rect>
+            <v:shapetype id="_x0000_t202" coordsize="21600,21600" o:spt="202" path="m,l,21600r21600,l21600,xe">
+              <v:stroke joinstyle="miter"/>
+              <v:path gradientshapeok="t" o:connecttype="rect"/>
+            </v:shapetype>
+            <v:shape id="_x0000_s1054" type="#_x0000_t202" style="position:absolute;left:3660;top:9516;width:1215;height:360;mso-width-percent:0;mso-wrap-distance-left:9pt;mso-wrap-distance-top:0;mso-wrap-distance-right:9pt;mso-wrap-distance-bottom:0;mso-position-horizontal-relative:text;mso-position-vertical-relative:text;mso-width-percent:0;mso-width-relative:page;mso-height-relative:page;mso-position-horizontal-col-start:0;mso-width-col-span:0;v-text-anchor:middle" filled="f" stroked="f">
+              <v:textbox style="mso-next-textbox:#_x0000_s1054" inset="0,0,0,0">
+                <w:txbxContent>
+                  <w:p>
+                    <w:pPr>
+                      <w:ind w:left="0"/>
+                    </w:pPr>
+                    <w:ins w:id="377" w:author="linyoubin" w:date="2019-02-01T15:01:00Z">
+                      <w:r>
+                        <w:t>Original Key</w:t>
+                      </w:r>
+                    </w:ins>
+                  </w:p>
+                </w:txbxContent>
+              </v:textbox>
+            </v:shape>
+            <v:shape id="_x0000_s1055" type="#_x0000_t87" style="position:absolute;left:7965;top:8332;width:240;height:2099;rotation:-90;mso-wrap-style:square;mso-width-percent:0;mso-height-percent:0;mso-wrap-distance-left:9pt;mso-wrap-distance-top:0;mso-wrap-distance-right:9pt;mso-wrap-distance-bottom:0;mso-position-horizontal-relative:text;mso-position-vertical-relative:text;mso-width-percent:0;mso-height-percent:0;mso-width-relative:page;mso-height-relative:page;mso-position-horizontal-col-start:0;mso-width-col-span:0;v-text-anchor:middle">
+              <v:textbox inset="0,0,0,0"/>
+            </v:shape>
+            <v:rect id="_x0000_s1057" style="position:absolute;left:7005;top:8782;width:2190;height:376;mso-width-percent:0;mso-height-percent:0;mso-wrap-distance-left:9pt;mso-wrap-distance-top:0;mso-wrap-distance-right:9pt;mso-wrap-distance-bottom:0;mso-position-horizontal-relative:text;mso-position-vertical-relative:text;mso-width-percent:0;mso-height-percent:0;mso-width-relative:page;mso-height-relative:page;mso-position-horizontal-col-start:0;mso-width-col-span:0;v-text-anchor:middle">
+              <v:textbox style="mso-next-textbox:#_x0000_s1057" inset="0,0,0,0">
+                <w:txbxContent>
+                  <w:p>
+                    <w:pPr>
+                      <w:ind w:left="0"/>
+                      <w:jc w:val="center"/>
+                      <w:pPrChange w:id="378" w:author="linyoubin" w:date="2019-02-01T14:59:00Z">
+                        <w:pPr>
+                          <w:ind w:left="0"/>
+                        </w:pPr>
+                      </w:pPrChange>
+                    </w:pPr>
+                    <w:ins w:id="379" w:author="linyoubin" w:date="2019-02-01T15:00:00Z">
+                      <w:r>
+                        <w:t>Random Key</w:t>
+                      </w:r>
+                    </w:ins>
+                  </w:p>
+                </w:txbxContent>
+              </v:textbox>
+            </v:rect>
+            <v:shape id="_x0000_s1058" type="#_x0000_t202" style="position:absolute;left:7545;top:9519;width:1215;height:360;mso-width-percent:0;mso-wrap-distance-left:9pt;mso-wrap-distance-top:0;mso-wrap-distance-right:9pt;mso-wrap-distance-bottom:0;mso-position-horizontal-relative:text;mso-position-vertical-relative:text;mso-width-percent:0;mso-width-relative:page;mso-height-relative:page;mso-position-horizontal-col-start:0;mso-width-col-span:0;v-text-anchor:middle" filled="f" stroked="f">
+              <v:textbox style="mso-next-textbox:#_x0000_s1058" inset="0,0,0,0">
+                <w:txbxContent>
+                  <w:p>
+                    <w:pPr>
+                      <w:ind w:left="0"/>
+                    </w:pPr>
+                    <w:ins w:id="380" w:author="linyoubin" w:date="2019-02-01T15:01:00Z">
+                      <w:r>
+                        <w:t>Original Key</w:t>
+                      </w:r>
+                    </w:ins>
+                  </w:p>
+                </w:txbxContent>
+              </v:textbox>
+            </v:shape>
+            <v:shape id="_x0000_s1059" type="#_x0000_t202" style="position:absolute;left:3105;top:8279;width:1215;height:360;mso-width-percent:0;mso-wrap-distance-left:9pt;mso-wrap-distance-top:0;mso-wrap-distance-right:9pt;mso-wrap-distance-bottom:0;mso-position-horizontal-relative:text;mso-position-vertical-relative:text;mso-width-percent:0;mso-width-relative:page;mso-height-relative:page;mso-position-horizontal-col-start:0;mso-width-col-span:0;v-text-anchor:middle" filled="f" stroked="f">
+              <v:textbox style="mso-next-textbox:#_x0000_s1059" inset="0,0,0,0">
+                <w:txbxContent>
+                  <w:p>
+                    <w:pPr>
+                      <w:ind w:left="0"/>
+                    </w:pPr>
+                    <w:ins w:id="381" w:author="linyoubin" w:date="2019-02-01T15:05:00Z">
+                      <w:r>
+                        <w:rPr>
+                          <w:rFonts w:hint="eastAsia"/>
+                        </w:rPr>
+                        <w:t>有</w:t>
+                      </w:r>
+                      <w:r>
+                        <w:rPr>
+                          <w:rFonts w:hint="eastAsia"/>
+                        </w:rPr>
+                        <w:t>token</w:t>
+                      </w:r>
+                      <w:r>
+                        <w:t>时：</w:t>
+                      </w:r>
+                    </w:ins>
+                  </w:p>
+                </w:txbxContent>
+              </v:textbox>
+            </v:shape>
+            <v:shape id="_x0000_s1060" type="#_x0000_t202" style="position:absolute;left:6990;top:8279;width:1215;height:360;mso-width-percent:0;mso-wrap-distance-left:9pt;mso-wrap-distance-top:0;mso-wrap-distance-right:9pt;mso-wrap-distance-bottom:0;mso-position-horizontal-relative:text;mso-position-vertical-relative:text;mso-width-percent:0;mso-width-relative:page;mso-height-relative:page;mso-position-horizontal-col-start:0;mso-width-col-span:0;v-text-anchor:middle" filled="f" stroked="f">
+              <v:textbox style="mso-next-textbox:#_x0000_s1060" inset="0,0,0,0">
+                <w:txbxContent>
+                  <w:p>
+                    <w:pPr>
+                      <w:ind w:left="0"/>
+                    </w:pPr>
+                    <w:ins w:id="382" w:author="linyoubin" w:date="2019-02-01T15:06:00Z">
+                      <w:r>
+                        <w:rPr>
+                          <w:rFonts w:hint="eastAsia"/>
+                        </w:rPr>
+                        <w:t>无</w:t>
+                      </w:r>
+                    </w:ins>
+                    <w:ins w:id="383" w:author="linyoubin" w:date="2019-02-01T15:05:00Z">
+                      <w:r>
+                        <w:rPr>
+                          <w:rFonts w:hint="eastAsia"/>
+                        </w:rPr>
+                        <w:t>token</w:t>
+                      </w:r>
+                      <w:r>
+                        <w:t>时：</w:t>
+                      </w:r>
+                    </w:ins>
+                  </w:p>
+                </w:txbxContent>
+              </v:textbox>
+            </v:shape>
+            <w10:wrap type="none"/>
+            <w10:anchorlock/>
+          </v:group>
+        </w:pict>
+      </w:r>
+    </w:p>
+    <w:p>
+      <w:pPr>
+        <w:rPr>
+          <w:ins w:id="384" w:author="linyoubin" w:date="2019-02-01T15:06:00Z"/>
+        </w:rPr>
+        <w:pPrChange w:id="385" w:author="linyoubin" w:date="2019-02-01T15:06:00Z">
+          <w:pPr>
+            <w:ind w:left="777"/>
+          </w:pPr>
+        </w:pPrChange>
+      </w:pPr>
+    </w:p>
+    <w:p>
+      <w:pPr>
+        <w:pStyle w:val="aa"/>
+        <w:numPr>
+          <w:ilvl w:val="0"/>
+          <w:numId w:val="26"/>
+        </w:numPr>
+        <w:ind w:firstLineChars="0"/>
+        <w:rPr>
+          <w:ins w:id="386" w:author="linyoubin" w:date="2019-02-01T15:00:00Z"/>
+        </w:rPr>
+        <w:pPrChange w:id="387" w:author="linyoubin" w:date="2019-02-01T15:08:00Z">
+          <w:pPr>
+            <w:ind w:left="777"/>
+          </w:pPr>
+        </w:pPrChange>
+      </w:pPr>
+      <w:ins w:id="388" w:author="linyoubin" w:date="2019-02-01T15:27:00Z">
+        <w:r>
+          <w:rPr>
+            <w:rFonts w:hint="eastAsia"/>
+          </w:rPr>
+          <w:t>通过</w:t>
+        </w:r>
+        <w:r>
+          <w:t>sha256</w:t>
+        </w:r>
+        <w:r>
+          <w:rPr>
+            <w:rFonts w:hint="eastAsia"/>
+          </w:rPr>
+          <w:t>算法</w:t>
+        </w:r>
+      </w:ins>
+      <w:ins w:id="389" w:author="linyoubin" w:date="2019-02-01T15:07:00Z">
+        <w:r>
+          <w:rPr>
+            <w:rFonts w:hint="eastAsia"/>
+          </w:rPr>
+          <w:t>将</w:t>
+        </w:r>
+        <w:r>
+          <w:t>original key</w:t>
+        </w:r>
+        <w:r>
+          <w:rPr>
+            <w:rFonts w:hint="eastAsia"/>
+          </w:rPr>
+          <w:t>生成</w:t>
+        </w:r>
+        <w:r>
+          <w:rPr>
+            <w:rFonts w:hint="eastAsia"/>
+          </w:rPr>
+          <w:t>sha</w:t>
+        </w:r>
+        <w:r>
+          <w:t>Key</w:t>
+        </w:r>
+        <w:r>
+          <w:t>，作为</w:t>
+        </w:r>
+        <w:r>
+          <w:t>DES/ECB</w:t>
+        </w:r>
+        <w:r>
+          <w:rPr>
+            <w:rFonts w:hint="eastAsia"/>
+          </w:rPr>
+          <w:t>算法</w:t>
+        </w:r>
+        <w:r>
+          <w:t>的入口</w:t>
+        </w:r>
+      </w:ins>
+      <w:ins w:id="390" w:author="linyoubin" w:date="2019-02-01T15:26:00Z">
+        <w:r>
+          <w:t>key</w:t>
+        </w:r>
+      </w:ins>
+    </w:p>
+    <w:p>
+      <w:pPr>
+        <w:ind w:left="777"/>
+        <w:rPr>
+          <w:ins w:id="391" w:author="linyoubin" w:date="2019-02-01T15:28:00Z"/>
+        </w:rPr>
+      </w:pPr>
+      <w:ins w:id="392" w:author="linyoubin" w:date="2019-02-01T15:28:00Z">
+        <w:r>
+          <w:pict w14:anchorId="1CEE00AD">
+            <v:group id="_x0000_s1078" editas="canvas" style="width:415.3pt;height:38.7pt;mso-position-horizontal-relative:char;mso-position-vertical-relative:line" coordorigin="2577,8564" coordsize="8306,774">
+              <o:lock v:ext="edit" aspectratio="t"/>
+              <v:shape id="_x0000_s1079" type="#_x0000_t75" style="position:absolute;left:2577;top:8564;width:8306;height:774" o:preferrelative="f">
+                <v:fill o:detectmouseclick="t"/>
+                <v:path o:extrusionok="t" o:connecttype="none"/>
+                <o:lock v:ext="edit" text="t"/>
+              </v:shape>
+              <v:rect id="_x0000_s1080" style="position:absolute;left:5025;top:8809;width:795;height:376;mso-wrap-style:square;mso-width-percent:0;mso-height-percent:0;mso-left-percent:-10001;mso-top-percent:-10001;mso-wrap-distance-left:9pt;mso-wrap-distance-top:0;mso-wrap-distance-right:9pt;mso-wrap-distance-bottom:0;mso-position-horizontal:absolute;mso-position-horizontal-relative:text;mso-position-vertical:absolute;mso-position-vertical-relative:text;mso-width-percent:0;mso-height-percent:0;mso-left-percent:-10001;mso-top-percent:-10001;mso-width-relative:page;mso-height-relative:page;mso-position-horizontal-col-start:0;mso-width-col-span:0;v-text-anchor:middle">
+                <v:textbox style="mso-next-textbox:#_x0000_s1080" inset="0,0,0,0">
+                  <w:txbxContent>
+                    <w:p>
+                      <w:pPr>
+                        <w:ind w:left="0"/>
+                        <w:jc w:val="center"/>
+                      </w:pPr>
+                      <w:r>
+                        <w:t>SHA256</w:t>
+                      </w:r>
+                    </w:p>
+                  </w:txbxContent>
+                </v:textbox>
+              </v:rect>
+              <v:shape id="_x0000_s1081" type="#_x0000_t202" style="position:absolute;left:3227;top:8818;width:1215;height:360;mso-width-percent:0;mso-wrap-distance-left:9pt;mso-wrap-distance-top:0;mso-wrap-distance-right:9pt;mso-wrap-distance-bottom:0;mso-position-horizontal-relative:text;mso-position-vertical-relative:text;mso-width-percent:0;mso-width-relative:page;mso-height-relative:page;mso-position-horizontal-col-start:0;mso-width-col-span:0;v-text-anchor:middle" filled="f" stroked="f">
+                <v:textbox style="mso-next-textbox:#_x0000_s1081" inset="0,0,0,0">
+                  <w:txbxContent>
+                    <w:p>
+                      <w:pPr>
+                        <w:ind w:left="0"/>
+                      </w:pPr>
+                      <w:r>
+                        <w:t>Original Key</w:t>
+                      </w:r>
+                    </w:p>
+                  </w:txbxContent>
+                </v:textbox>
+              </v:shape>
+              <v:shape id="_x0000_s1082" type="#_x0000_t32" style="position:absolute;left:4442;top:8997;width:583;height:1;flip:y;mso-wrap-style:square;mso-width-percent:0;mso-height-percent:0;mso-left-percent:-10001;mso-top-percent:-10001;mso-wrap-distance-left:9pt;mso-wrap-distance-top:0;mso-wrap-distance-right:9pt;mso-wrap-distance-bottom:0;mso-position-horizontal:absolute;mso-position-horizontal-relative:text;mso-position-vertical:absolute;mso-position-vertical-relative:text;mso-width-percent:0;mso-height-percent:0;mso-left-percent:-10001;mso-top-percent:-10001;mso-width-relative:page;mso-height-relative:page;mso-position-horizontal-col-start:0;mso-width-col-span:0;v-text-anchor:middle" o:connectortype="straight">
+                <v:stroke endarrow="block"/>
+              </v:shape>
+              <v:shape id="_x0000_s1083" type="#_x0000_t202" style="position:absolute;left:8417;top:8824;width:1080;height:360;mso-width-percent:0;mso-wrap-distance-left:9pt;mso-wrap-distance-top:0;mso-wrap-distance-right:9pt;mso-wrap-distance-bottom:0;mso-position-horizontal-relative:text;mso-position-vertical-relative:text;mso-width-percent:0;mso-width-relative:page;mso-height-relative:page;mso-position-horizontal-col-start:0;mso-width-col-span:0;v-text-anchor:middle" filled="f" stroked="f">
+                <v:textbox style="mso-next-textbox:#_x0000_s1083" inset="0,0,0,0">
+                  <w:txbxContent>
+                    <w:p>
+                      <w:pPr>
+                        <w:ind w:left="0"/>
+                        <w:jc w:val="center"/>
+                      </w:pPr>
+                      <w:r>
+                        <w:t>Sha256 Key</w:t>
+                      </w:r>
+                    </w:p>
+                  </w:txbxContent>
+                </v:textbox>
+              </v:shape>
+              <v:shape id="_x0000_s1084" type="#_x0000_t32" style="position:absolute;left:5820;top:8997;width:465;height:9;mso-wrap-style:square;mso-width-percent:0;mso-height-percent:0;mso-left-percent:-10001;mso-top-percent:-10001;mso-wrap-distance-left:9pt;mso-wrap-distance-top:0;mso-wrap-distance-right:9pt;mso-wrap-distance-bottom:0;mso-position-horizontal:absolute;mso-position-horizontal-relative:text;mso-position-vertical:absolute;mso-position-vertical-relative:text;mso-width-percent:0;mso-height-percent:0;mso-left-percent:-10001;mso-top-percent:-10001;mso-width-relative:page;mso-height-relative:page;mso-position-horizontal-col-start:0;mso-width-col-span:0;v-text-anchor:middle" o:connectortype="straight">
+                <v:stroke endarrow="block"/>
+              </v:shape>
+              <v:rect id="_x0000_s1085" style="position:absolute;left:6285;top:8818;width:1665;height:376;mso-width-percent:0;mso-height-percent:0;mso-wrap-distance-left:9pt;mso-wrap-distance-top:0;mso-wrap-distance-right:9pt;mso-wrap-distance-bottom:0;mso-position-horizontal-relative:text;mso-position-vertical-relative:text;mso-width-percent:0;mso-height-percent:0;mso-width-relative:page;mso-height-relative:page;mso-position-horizontal-col-start:0;mso-width-col-span:0;v-text-anchor:middle">
+                <v:textbox style="mso-next-textbox:#_x0000_s1085" inset="0,0,0,0">
+                  <w:txbxContent>
+                    <w:p>
+                      <w:pPr>
+                        <w:ind w:left="0"/>
+                        <w:jc w:val="center"/>
+                      </w:pPr>
+                      <w:r>
+                        <w:rPr>
+                          <w:rFonts w:hint="eastAsia"/>
+                        </w:rPr>
+                        <w:t>取</w:t>
+                      </w:r>
+                      <w:r>
+                        <w:t>前</w:t>
+                      </w:r>
+                      <w:r>
+                        <w:rPr>
+                          <w:rFonts w:hint="eastAsia"/>
+                        </w:rPr>
+                        <w:t>8</w:t>
+                      </w:r>
+                      <w:r>
+                        <w:rPr>
+                          <w:rFonts w:hint="eastAsia"/>
+                        </w:rPr>
+                        <w:t>个</w:t>
+                      </w:r>
+                      <w:r>
+                        <w:t>字节</w:t>
+                      </w:r>
+                    </w:p>
+                  </w:txbxContent>
+                </v:textbox>
+              </v:rect>
+              <v:shape id="_x0000_s1086" type="#_x0000_t32" style="position:absolute;left:7950;top:9004;width:467;height:2;flip:y;mso-wrap-style:square;mso-width-percent:0;mso-height-percent:0;mso-left-percent:-10001;mso-top-percent:-10001;mso-wrap-distance-left:9pt;mso-wrap-distance-top:0;mso-wrap-distance-right:9pt;mso-wrap-distance-bottom:0;mso-position-horizontal:absolute;mso-position-horizontal-relative:text;mso-position-vertical:absolute;mso-position-vertical-relative:text;mso-width-percent:0;mso-height-percent:0;mso-left-percent:-10001;mso-top-percent:-10001;mso-width-relative:page;mso-height-relative:page;mso-position-horizontal-col-start:0;mso-width-col-span:0;v-text-anchor:middle" o:connectortype="straight">
+                <v:stroke endarrow="block"/>
+              </v:shape>
+              <w10:wrap type="none"/>
+              <w10:anchorlock/>
+            </v:group>
+          </w:pict>
+        </w:r>
+      </w:ins>
+    </w:p>
+    <w:p>
+      <w:pPr>
+        <w:ind w:left="777"/>
+        <w:rPr>
+          <w:ins w:id="393" w:author="linyoubin" w:date="2019-02-01T15:00:00Z"/>
+        </w:rPr>
+      </w:pPr>
+    </w:p>
+    <w:p>
+      <w:pPr>
+        <w:pStyle w:val="aa"/>
+        <w:numPr>
+          <w:ilvl w:val="0"/>
+          <w:numId w:val="26"/>
+        </w:numPr>
+        <w:ind w:firstLineChars="0"/>
+        <w:rPr>
+          <w:ins w:id="394" w:author="linyoubin" w:date="2019-02-01T15:28:00Z"/>
+        </w:rPr>
+        <w:pPrChange w:id="395" w:author="linyoubin" w:date="2019-02-01T15:28:00Z">
+          <w:pPr>
+            <w:ind w:left="777"/>
+          </w:pPr>
+        </w:pPrChange>
+      </w:pPr>
+      <w:ins w:id="396" w:author="linyoubin" w:date="2019-02-01T15:27:00Z">
+        <w:r>
+          <w:rPr>
+            <w:rFonts w:hint="eastAsia"/>
+          </w:rPr>
+          <w:t>通过</w:t>
+        </w:r>
+        <w:r>
+          <w:t>DES</w:t>
+        </w:r>
+      </w:ins>
+      <w:ins w:id="397" w:author="linyoubin" w:date="2019-02-01T15:28:00Z">
+        <w:r>
+          <w:rPr>
+            <w:rFonts w:hint="eastAsia"/>
+          </w:rPr>
+          <w:t>算法将</w:t>
+        </w:r>
+        <w:r>
+          <w:t>Sha256 Key</w:t>
+        </w:r>
+      </w:ins>
+      <w:ins w:id="398" w:author="linyoubin" w:date="2019-02-01T15:27:00Z">
+        <w:r>
+          <w:t>生成</w:t>
+        </w:r>
+        <w:r>
+          <w:t>DES Key</w:t>
+        </w:r>
+      </w:ins>
+      <w:ins w:id="399" w:author="linyoubin" w:date="2019-02-01T15:29:00Z">
+        <w:r>
+          <w:rPr>
+            <w:rFonts w:hint="eastAsia"/>
+          </w:rPr>
+          <w:t>（</w:t>
+        </w:r>
+        <w:r>
+          <w:t>DES_set_odd_parity</w:t>
+        </w:r>
+        <w:r>
+          <w:rPr>
+            <w:rFonts w:hint="eastAsia"/>
+          </w:rPr>
+          <w:t>/</w:t>
+        </w:r>
+        <w:r>
+          <w:t>DES_set_key_checked</w:t>
+        </w:r>
+        <w:r>
+          <w:rPr>
+            <w:rFonts w:hint="eastAsia"/>
+          </w:rPr>
+          <w:t>）</w:t>
+        </w:r>
+      </w:ins>
+    </w:p>
+    <w:p>
+      <w:pPr>
+        <w:pStyle w:val="aa"/>
+        <w:ind w:left="717" w:firstLineChars="0" w:firstLine="0"/>
+        <w:rPr>
+          <w:ins w:id="400" w:author="linyoubin" w:date="2019-02-01T15:13:00Z"/>
+        </w:rPr>
+        <w:pPrChange w:id="401" w:author="linyoubin" w:date="2019-02-01T15:28:00Z">
+          <w:pPr>
+            <w:ind w:left="777"/>
+          </w:pPr>
+        </w:pPrChange>
+      </w:pPr>
+      <w:ins w:id="402" w:author="linyoubin" w:date="2019-02-01T15:28:00Z">
+        <w:r>
+          <w:pict w14:anchorId="12818BF9">
+            <v:group id="_x0000_s1087" editas="canvas" style="width:415.3pt;height:38.7pt;mso-position-horizontal-relative:char;mso-position-vertical-relative:line" coordorigin="2577,8564" coordsize="8306,774">
+              <o:lock v:ext="edit" aspectratio="t"/>
+              <v:shape id="_x0000_s1088" type="#_x0000_t75" style="position:absolute;left:2577;top:8564;width:8306;height:774" o:preferrelative="f">
+                <v:fill o:detectmouseclick="t"/>
+                <v:path o:extrusionok="t" o:connecttype="none"/>
+                <o:lock v:ext="edit" text="t"/>
+              </v:shape>
+              <v:rect id="_x0000_s1089" style="position:absolute;left:5025;top:8809;width:795;height:376;mso-wrap-style:square;mso-width-percent:0;mso-height-percent:0;mso-left-percent:-10001;mso-top-percent:-10001;mso-wrap-distance-left:9pt;mso-wrap-distance-top:0;mso-wrap-distance-right:9pt;mso-wrap-distance-bottom:0;mso-position-horizontal:absolute;mso-position-horizontal-relative:text;mso-position-vertical:absolute;mso-position-vertical-relative:text;mso-width-percent:0;mso-height-percent:0;mso-left-percent:-10001;mso-top-percent:-10001;mso-width-relative:page;mso-height-relative:page;mso-position-horizontal-col-start:0;mso-width-col-span:0;v-text-anchor:middle">
+                <v:textbox style="mso-next-textbox:#_x0000_s1089" inset="0,0,0,0">
+                  <w:txbxContent>
+                    <w:p>
+                      <w:pPr>
+                        <w:ind w:left="0"/>
+                        <w:jc w:val="center"/>
+                      </w:pPr>
+                      <w:ins w:id="403" w:author="linyoubin" w:date="2019-02-01T15:28:00Z">
+                        <w:r>
+                          <w:t>DES</w:t>
+                        </w:r>
+                      </w:ins>
+                      <w:del w:id="404" w:author="linyoubin" w:date="2019-02-01T15:28:00Z">
+                        <w:r>
+                          <w:delText>SHA256</w:delText>
+                        </w:r>
+                      </w:del>
+                    </w:p>
+                  </w:txbxContent>
+                </v:textbox>
+              </v:rect>
+              <v:shape id="_x0000_s1090" type="#_x0000_t202" style="position:absolute;left:3227;top:8818;width:1215;height:360;mso-width-percent:0;mso-wrap-distance-left:9pt;mso-wrap-distance-top:0;mso-wrap-distance-right:9pt;mso-wrap-distance-bottom:0;mso-position-horizontal-relative:text;mso-position-vertical-relative:text;mso-width-percent:0;mso-width-relative:page;mso-height-relative:page;mso-position-horizontal-col-start:0;mso-width-col-span:0;v-text-anchor:middle" filled="f" stroked="f">
+                <v:textbox style="mso-next-textbox:#_x0000_s1090" inset="0,0,0,0">
+                  <w:txbxContent>
+                    <w:p>
+                      <w:pPr>
+                        <w:ind w:left="0"/>
+                      </w:pPr>
+                      <w:ins w:id="405" w:author="linyoubin" w:date="2019-02-01T15:28:00Z">
+                        <w:r>
+                          <w:t xml:space="preserve">Sha256 </w:t>
+                        </w:r>
+                      </w:ins>
+                      <w:del w:id="406" w:author="linyoubin" w:date="2019-02-01T15:28:00Z">
+                        <w:r>
+                          <w:delText xml:space="preserve">Original </w:delText>
+                        </w:r>
+                      </w:del>
+                      <w:r>
+                        <w:t>Key</w:t>
+                      </w:r>
+                    </w:p>
+                  </w:txbxContent>
+                </v:textbox>
+              </v:shape>
+              <v:shape id="_x0000_s1091" type="#_x0000_t32" style="position:absolute;left:4442;top:8997;width:583;height:1;flip:y;mso-wrap-style:square;mso-width-percent:0;mso-height-percent:0;mso-left-percent:-10001;mso-top-percent:-10001;mso-wrap-distance-left:9pt;mso-wrap-distance-top:0;mso-wrap-distance-right:9pt;mso-wrap-distance-bottom:0;mso-position-horizontal:absolute;mso-position-horizontal-relative:text;mso-position-vertical:absolute;mso-position-vertical-relative:text;mso-width-percent:0;mso-height-percent:0;mso-left-percent:-10001;mso-top-percent:-10001;mso-width-relative:page;mso-height-relative:page;mso-position-horizontal-col-start:0;mso-width-col-span:0;v-text-anchor:middle" o:connectortype="straight">
+                <v:stroke endarrow="block"/>
+              </v:shape>
+              <v:shape id="_x0000_s1092" type="#_x0000_t202" style="position:absolute;left:6285;top:8825;width:1080;height:360;mso-width-percent:0;mso-wrap-distance-left:9pt;mso-wrap-distance-top:0;mso-wrap-distance-right:9pt;mso-wrap-distance-bottom:0;mso-position-horizontal-relative:text;mso-position-vertical-relative:text;mso-width-percent:0;mso-width-relative:page;mso-height-relative:page;mso-position-horizontal-col-start:0;mso-width-col-span:0;v-text-anchor:middle" filled="f" stroked="f">
+                <v:textbox style="mso-next-textbox:#_x0000_s1092" inset="0,0,0,0">
+                  <w:txbxContent>
+                    <w:p>
+                      <w:pPr>
+                        <w:ind w:left="0"/>
+                        <w:jc w:val="center"/>
+                      </w:pPr>
+                      <w:del w:id="407" w:author="linyoubin" w:date="2019-02-01T15:29:00Z">
+                        <w:r>
+                          <w:delText xml:space="preserve">Sha256 </w:delText>
+                        </w:r>
+                      </w:del>
+                      <w:ins w:id="408" w:author="linyoubin" w:date="2019-02-01T15:29:00Z">
+                        <w:r>
+                          <w:t>DES Key</w:t>
+                        </w:r>
+                      </w:ins>
+                      <w:del w:id="409" w:author="linyoubin" w:date="2019-02-01T15:29:00Z">
+                        <w:r>
+                          <w:delText>Key</w:delText>
+                        </w:r>
+                      </w:del>
+                    </w:p>
+                  </w:txbxContent>
+                </v:textbox>
+              </v:shape>
+              <v:shape id="_x0000_s1093" type="#_x0000_t32" style="position:absolute;left:5820;top:8997;width:465;height:8;mso-wrap-style:square;mso-width-percent:0;mso-height-percent:0;mso-left-percent:-10001;mso-top-percent:-10001;mso-wrap-distance-left:9pt;mso-wrap-distance-top:0;mso-wrap-distance-right:9pt;mso-wrap-distance-bottom:0;mso-position-horizontal:absolute;mso-position-horizontal-relative:text;mso-position-vertical:absolute;mso-position-vertical-relative:text;mso-width-percent:0;mso-height-percent:0;mso-left-percent:-10001;mso-top-percent:-10001;mso-width-relative:page;mso-height-relative:page;mso-position-horizontal-col-start:0;mso-width-col-span:0;v-text-anchor:middle" o:connectortype="straight">
+                <v:stroke endarrow="block"/>
+              </v:shape>
+              <w10:wrap type="none"/>
+              <w10:anchorlock/>
+            </v:group>
+          </w:pict>
+        </w:r>
+      </w:ins>
+    </w:p>
+    <w:p>
+      <w:pPr>
+        <w:ind w:left="777"/>
+        <w:rPr>
+          <w:ins w:id="410" w:author="linyoubin" w:date="2019-02-01T15:11:00Z"/>
+        </w:rPr>
+      </w:pPr>
+    </w:p>
+    <w:p>
+      <w:pPr>
+        <w:pStyle w:val="aa"/>
+        <w:numPr>
+          <w:ilvl w:val="0"/>
+          <w:numId w:val="26"/>
+        </w:numPr>
+        <w:ind w:firstLineChars="0"/>
+        <w:rPr>
+          <w:ins w:id="411" w:author="linyoubin" w:date="2019-02-01T15:31:00Z"/>
+        </w:rPr>
+        <w:pPrChange w:id="412" w:author="linyoubin" w:date="2019-02-01T15:31:00Z">
+          <w:pPr>
+            <w:ind w:left="777"/>
+          </w:pPr>
+        </w:pPrChange>
+      </w:pPr>
+      <w:ins w:id="413" w:author="linyoubin" w:date="2019-02-01T15:31:00Z">
+        <w:r>
+          <w:rPr>
+            <w:rFonts w:hint="eastAsia"/>
+          </w:rPr>
+          <w:t>使用</w:t>
+        </w:r>
+        <w:r>
+          <w:t>DES/ECB</w:t>
+        </w:r>
+        <w:r>
+          <w:rPr>
+            <w:rFonts w:hint="eastAsia"/>
+          </w:rPr>
+          <w:t>算法</w:t>
+        </w:r>
+        <w:r>
+          <w:t>加密</w:t>
+        </w:r>
+        <w:r>
+          <w:t>password</w:t>
+        </w:r>
+      </w:ins>
+      <w:ins w:id="414" w:author="linyoubin" w:date="2019-02-01T15:41:00Z">
+        <w:r>
+          <w:rPr>
+            <w:rFonts w:hint="eastAsia"/>
+          </w:rPr>
+          <w:t>。</w:t>
+        </w:r>
+        <w:r>
+          <w:rPr>
+            <w:rFonts w:hint="eastAsia"/>
+          </w:rPr>
+          <w:t>8</w:t>
+        </w:r>
+        <w:r>
+          <w:rPr>
+            <w:rFonts w:hint="eastAsia"/>
+          </w:rPr>
+          <w:t>字节对齐</w:t>
+        </w:r>
+        <w:r>
+          <w:t>，分</w:t>
+        </w:r>
+      </w:ins>
+      <w:ins w:id="415" w:author="linyoubin" w:date="2019-02-02T14:35:00Z">
+        <w:r>
+          <w:rPr>
+            <w:rFonts w:hint="eastAsia"/>
+          </w:rPr>
+          <w:t>别</w:t>
+        </w:r>
+      </w:ins>
+      <w:ins w:id="416" w:author="linyoubin" w:date="2019-02-01T15:41:00Z">
+        <w:r>
+          <w:t>调用</w:t>
+        </w:r>
+        <w:r>
+          <w:t>DES/ESB</w:t>
+        </w:r>
+      </w:ins>
+      <w:ins w:id="417" w:author="linyoubin" w:date="2019-02-01T15:42:00Z">
+        <w:r>
+          <w:rPr>
+            <w:rFonts w:hint="eastAsia"/>
+          </w:rPr>
+          <w:t>算法</w:t>
+        </w:r>
+        <w:r>
+          <w:t>生成密文，然后拼接成</w:t>
+        </w:r>
+        <w:r>
+          <w:t>encrypted</w:t>
+        </w:r>
+      </w:ins>
+      <w:ins w:id="418" w:author="linyoubin" w:date="2019-02-01T15:43:00Z">
+        <w:r>
+          <w:t xml:space="preserve"> password</w:t>
+        </w:r>
+      </w:ins>
+      <w:ins w:id="419" w:author="linyoubin" w:date="2019-02-01T15:42:00Z">
+        <w:r>
+          <w:rPr>
+            <w:rFonts w:hint="eastAsia"/>
+          </w:rPr>
+          <w:t>，</w:t>
+        </w:r>
+        <w:r>
+          <w:t>不够</w:t>
+        </w:r>
+        <w:r>
+          <w:rPr>
+            <w:rFonts w:hint="eastAsia"/>
+          </w:rPr>
+          <w:t>8</w:t>
+        </w:r>
+        <w:r>
+          <w:rPr>
+            <w:rFonts w:hint="eastAsia"/>
+          </w:rPr>
+          <w:t>字节</w:t>
+        </w:r>
+        <w:r>
+          <w:t>的</w:t>
+        </w:r>
+      </w:ins>
+      <w:ins w:id="420" w:author="linyoubin" w:date="2019-02-01T15:43:00Z">
+        <w:r>
+          <w:rPr>
+            <w:rFonts w:hint="eastAsia"/>
+          </w:rPr>
+          <w:t>，</w:t>
+        </w:r>
+        <w:r>
+          <w:t>用</w:t>
+        </w:r>
+        <w:r>
+          <w:rPr>
+            <w:rFonts w:hint="eastAsia"/>
+          </w:rPr>
+          <w:t>0</w:t>
+        </w:r>
+      </w:ins>
+      <w:ins w:id="421" w:author="linyoubin" w:date="2019-02-01T15:42:00Z">
+        <w:r>
+          <w:t>补齐</w:t>
+        </w:r>
+        <w:r>
+          <w:rPr>
+            <w:rFonts w:hint="eastAsia"/>
+          </w:rPr>
+          <w:t>8</w:t>
+        </w:r>
+        <w:r>
+          <w:rPr>
+            <w:rFonts w:hint="eastAsia"/>
+          </w:rPr>
+          <w:t>字节</w:t>
+        </w:r>
+      </w:ins>
+    </w:p>
+    <w:p>
+      <w:pPr>
+        <w:pStyle w:val="aa"/>
+        <w:ind w:left="717" w:firstLineChars="0" w:firstLine="0"/>
+        <w:rPr>
+          <w:ins w:id="422" w:author="linyoubin" w:date="2019-02-01T15:31:00Z"/>
+        </w:rPr>
+        <w:pPrChange w:id="423" w:author="linyoubin" w:date="2019-02-01T15:31:00Z">
+          <w:pPr>
+            <w:ind w:left="777"/>
+          </w:pPr>
+        </w:pPrChange>
+      </w:pPr>
+      <w:r>
+        <w:rPr>
+          <w:noProof/>
+        </w:rPr>
+        <w:lastRenderedPageBreak/>
+        <w:pict w14:anchorId="3599946E">
+          <v:shape id="_x0000_s1114" type="#_x0000_t202" style="position:absolute;left:0;text-align:left;margin-left:171.8pt;margin-top:1.95pt;width:48.1pt;height:12.05pt;z-index:251665408;mso-height-percent:0;mso-wrap-distance-left:9pt;mso-wrap-distance-top:0;mso-wrap-distance-right:9pt;mso-wrap-distance-bottom:0;mso-position-horizontal-relative:text;mso-position-vertical-relative:text;mso-height-percent:0;mso-width-relative:page;mso-height-relative:page;mso-position-horizontal-col-start:0;mso-width-col-span:0;v-text-anchor:middle" filled="f" stroked="f">
+            <v:textbox style="mso-next-textbox:#_x0000_s1114" inset="0,0,0,0">
+              <w:txbxContent>
+                <w:p>
+                  <w:pPr>
+                    <w:ind w:left="0"/>
+                  </w:pPr>
+                  <w:ins w:id="424" w:author="linyoubin" w:date="2019-02-01T15:38:00Z">
+                    <w:r>
+                      <w:t>P</w:t>
+                    </w:r>
+                    <w:r>
+                      <w:rPr>
+                        <w:rFonts w:hint="eastAsia"/>
+                      </w:rPr>
+                      <w:t>assword</w:t>
+                    </w:r>
+                  </w:ins>
+                </w:p>
+              </w:txbxContent>
+            </v:textbox>
+          </v:shape>
+        </w:pict>
+      </w:r>
+      <w:r>
+        <w:pict w14:anchorId="5D24E71B">
+          <v:group id="_x0000_s1104" editas="canvas" style="width:298.25pt;height:160.3pt;mso-position-horizontal-relative:char;mso-position-vertical-relative:line" coordorigin="2517,152" coordsize="5965,3206">
+            <o:lock v:ext="edit" aspectratio="t"/>
+            <v:shape id="_x0000_s1103" type="#_x0000_t75" style="position:absolute;left:2517;top:152;width:5965;height:3206" o:preferrelative="f">
+              <v:fill o:detectmouseclick="t"/>
+              <v:path o:extrusionok="t" o:connecttype="none"/>
+              <o:lock v:ext="edit" text="t"/>
+            </v:shape>
+            <v:shape id="_x0000_s1105" type="#_x0000_t32" style="position:absolute;left:4365;top:837;width:2339;height:9;mso-wrap-style:square;mso-left-percent:-10001;mso-top-percent:-10001;mso-wrap-distance-left:9pt;mso-wrap-distance-top:0;mso-wrap-distance-right:9pt;mso-wrap-distance-bottom:0;mso-position-horizontal:absolute;mso-position-horizontal-relative:text;mso-position-vertical:absolute;mso-position-vertical-relative:text;mso-left-percent:-10001;mso-top-percent:-10001;mso-width-relative:page;mso-height-relative:page;mso-position-horizontal-col-start:0;mso-width-col-span:0;v-text-anchor:middle" o:connectortype="straight"/>
+            <v:shape id="_x0000_s1106" type="#_x0000_t32" style="position:absolute;left:4371;top:570;width:1;height:270;mso-wrap-style:square;mso-left-percent:-10001;mso-top-percent:-10001;mso-wrap-distance-left:9pt;mso-wrap-distance-top:0;mso-wrap-distance-right:9pt;mso-wrap-distance-bottom:0;mso-position-horizontal:absolute;mso-position-horizontal-relative:text;mso-position-vertical:absolute;mso-position-vertical-relative:text;mso-left-percent:-10001;mso-top-percent:-10001;mso-width-relative:page;mso-height-relative:page;mso-position-horizontal-col-start:0;mso-width-col-span:0;v-text-anchor:middle" o:connectortype="straight"/>
+            <v:shape id="_x0000_s1107" type="#_x0000_t32" style="position:absolute;left:6711;top:582;width:1;height:270;mso-wrap-style:square;mso-wrap-distance-left:9pt;mso-wrap-distance-top:0;mso-wrap-distance-right:9pt;mso-wrap-distance-bottom:0;mso-position-horizontal-relative:text;mso-position-vertical-relative:text;mso-width-relative:page;mso-height-relative:page;mso-position-horizontal-col-start:0;mso-width-col-span:0;v-text-anchor:middle" o:connectortype="straight"/>
+            <v:shape id="_x0000_s1108" type="#_x0000_t32" style="position:absolute;left:5703;top:564;width:1;height:270;mso-wrap-style:square;mso-wrap-distance-left:9pt;mso-wrap-distance-top:0;mso-wrap-distance-right:9pt;mso-wrap-distance-bottom:0;mso-position-horizontal-relative:text;mso-position-vertical-relative:text;mso-width-relative:page;mso-height-relative:page;mso-position-horizontal-col-start:0;mso-width-col-span:0;v-text-anchor:middle" o:connectortype="straight"/>
+            <v:shape id="_x0000_s1109" type="#_x0000_t32" style="position:absolute;left:5052;top:564;width:1;height:270;mso-wrap-style:square;mso-wrap-distance-left:9pt;mso-wrap-distance-top:0;mso-wrap-distance-right:9pt;mso-wrap-distance-bottom:0;mso-position-horizontal-relative:text;mso-position-vertical-relative:text;mso-width-relative:page;mso-height-relative:page;mso-position-horizontal-col-start:0;mso-width-col-span:0;v-text-anchor:middle" o:connectortype="straight"/>
+            <v:shape id="_x0000_s1110" type="#_x0000_t32" style="position:absolute;left:6355;top:579;width:1;height:270;mso-wrap-style:square;mso-wrap-distance-left:9pt;mso-wrap-distance-top:0;mso-wrap-distance-right:9pt;mso-wrap-distance-bottom:0;mso-position-horizontal-relative:text;mso-position-vertical-relative:text;mso-width-relative:page;mso-height-relative:page;mso-position-horizontal-col-start:0;mso-width-col-span:0;v-text-anchor:middle" o:connectortype="straight"/>
+            <v:shape id="_x0000_s1111" type="#_x0000_t32" style="position:absolute;left:6704;top:846;width:306;height:3;mso-wrap-style:square;mso-left-percent:-10001;mso-top-percent:-10001;mso-wrap-distance-left:9pt;mso-wrap-distance-top:0;mso-wrap-distance-right:9pt;mso-wrap-distance-bottom:0;mso-position-horizontal:absolute;mso-position-horizontal-relative:text;mso-position-vertical:absolute;mso-position-vertical-relative:text;mso-left-percent:-10001;mso-top-percent:-10001;mso-width-relative:page;mso-height-relative:page;mso-position-horizontal-col-start:0;mso-width-col-span:0;v-text-anchor:middle" o:connectortype="straight" strokecolor="red">
+              <v:stroke dashstyle="dash"/>
+            </v:shape>
+            <v:shape id="_x0000_s1112" type="#_x0000_t32" style="position:absolute;left:7010;top:582;width:1;height:270;mso-wrap-style:square;mso-wrap-distance-left:9pt;mso-wrap-distance-top:0;mso-wrap-distance-right:9pt;mso-wrap-distance-bottom:0;mso-position-horizontal-relative:text;mso-position-vertical-relative:text;mso-width-relative:page;mso-height-relative:page;mso-position-horizontal-col-start:0;mso-width-col-span:0;v-text-anchor:middle" o:connectortype="straight"/>
+            <v:shapetype id="_x0000_t88" coordsize="21600,21600" o:spt="88" adj="1800,10800" path="m,qx10800@0l10800@2qy21600@11,10800@3l10800@1qy,21600e" filled="f">
+              <v:formulas>
+                <v:f eqn="val #0"/>
+                <v:f eqn="sum 21600 0 #0"/>
+                <v:f eqn="sum #1 0 #0"/>
+                <v:f eqn="sum #1 #0 0"/>
+                <v:f eqn="prod #0 9598 32768"/>
+                <v:f eqn="sum 21600 0 @4"/>
+                <v:f eqn="sum 21600 0 #1"/>
+                <v:f eqn="min #1 @6"/>
+                <v:f eqn="prod @7 1 2"/>
+                <v:f eqn="prod #0 2 1"/>
+                <v:f eqn="sum 21600 0 @9"/>
+                <v:f eqn="val #1"/>
+              </v:formulas>
+              <v:path arrowok="t" o:connecttype="custom" o:connectlocs="0,0;21600,@11;0,21600" textboxrect="0,@4,7637,@5"/>
+              <v:handles>
+                <v:h position="center,#0" yrange="0,@8"/>
+                <v:h position="bottomRight,#1" yrange="@9,@10"/>
+              </v:handles>
+            </v:shapetype>
+            <v:shape id="_x0000_s1113" type="#_x0000_t88" style="position:absolute;left:4608;top:688;width:190;height:618;rotation:90;mso-wrap-style:square;mso-wrap-distance-left:9pt;mso-wrap-distance-top:0;mso-wrap-distance-right:9pt;mso-wrap-distance-bottom:0;mso-position-horizontal-relative:text;mso-position-vertical-relative:text;mso-width-relative:page;mso-height-relative:page;mso-position-horizontal-col-start:0;mso-width-col-span:0;v-text-anchor:middle">
+              <v:textbox inset="0,0,0,0"/>
+            </v:shape>
+            <v:shape id="_x0000_s1115" type="#_x0000_t202" style="position:absolute;left:4458;top:502;width:547;height:311;mso-height-percent:0;mso-wrap-distance-left:9pt;mso-wrap-distance-top:0;mso-wrap-distance-right:9pt;mso-wrap-distance-bottom:0;mso-position-horizontal-relative:text;mso-position-vertical-relative:text;mso-height-percent:0;mso-width-relative:page;mso-height-relative:page;mso-position-horizontal-col-start:0;mso-width-col-span:0;v-text-anchor:middle" filled="f" stroked="f">
+              <v:textbox style="mso-next-textbox:#_x0000_s1115" inset="0,0,0,0">
+                <w:txbxContent>
+                  <w:p>
+                    <w:pPr>
+                      <w:ind w:left="0"/>
+                      <w:jc w:val="left"/>
+                      <w:pPrChange w:id="425" w:author="linyoubin" w:date="2019-02-01T15:40:00Z">
+                        <w:pPr>
+                          <w:ind w:left="0"/>
+                        </w:pPr>
+                      </w:pPrChange>
+                    </w:pPr>
+                    <w:ins w:id="426" w:author="linyoubin" w:date="2019-02-01T15:39:00Z">
+                      <w:r>
+                        <w:t>8 byte</w:t>
+                      </w:r>
+                    </w:ins>
+                  </w:p>
+                </w:txbxContent>
+              </v:textbox>
+            </v:shape>
+            <v:shape id="_x0000_s1116" type="#_x0000_t202" style="position:absolute;left:6422;top:482;width:547;height:311;mso-height-percent:0;mso-wrap-distance-left:9pt;mso-wrap-distance-top:0;mso-wrap-distance-right:9pt;mso-wrap-distance-bottom:0;mso-position-horizontal-relative:text;mso-position-vertical-relative:text;mso-height-percent:0;mso-width-relative:page;mso-height-relative:page;mso-position-horizontal-col-start:0;mso-width-col-span:0;v-text-anchor:middle" filled="f" stroked="f">
+              <v:textbox style="mso-next-textbox:#_x0000_s1116" inset="0,0,0,0">
+                <w:txbxContent>
+                  <w:p>
+                    <w:pPr>
+                      <w:ind w:left="0"/>
+                      <w:jc w:val="left"/>
+                      <w:pPrChange w:id="427" w:author="linyoubin" w:date="2019-02-01T15:40:00Z">
+                        <w:pPr>
+                          <w:ind w:left="0"/>
+                        </w:pPr>
+                      </w:pPrChange>
+                    </w:pPr>
+                    <w:ins w:id="428" w:author="linyoubin" w:date="2019-02-01T15:39:00Z">
+                      <w:r>
+                        <w:t>8 byte</w:t>
+                      </w:r>
+                    </w:ins>
+                  </w:p>
+                </w:txbxContent>
+              </v:textbox>
+            </v:shape>
+            <v:shape id="_x0000_s1117" type="#_x0000_t202" style="position:absolute;left:5771;top:493;width:547;height:311;mso-height-percent:0;mso-wrap-distance-left:9pt;mso-wrap-distance-top:0;mso-wrap-distance-right:9pt;mso-wrap-distance-bottom:0;mso-position-horizontal-relative:text;mso-position-vertical-relative:text;mso-height-percent:0;mso-width-relative:page;mso-height-relative:page;mso-position-horizontal-col-start:0;mso-width-col-span:0;v-text-anchor:middle" filled="f" stroked="f">
+              <v:textbox style="mso-next-textbox:#_x0000_s1117" inset="0,0,0,0">
+                <w:txbxContent>
+                  <w:p>
+                    <w:pPr>
+                      <w:ind w:left="0"/>
+                      <w:jc w:val="left"/>
+                      <w:pPrChange w:id="429" w:author="linyoubin" w:date="2019-02-01T15:40:00Z">
+                        <w:pPr>
+                          <w:ind w:left="0"/>
+                        </w:pPr>
+                      </w:pPrChange>
+                    </w:pPr>
+                    <w:ins w:id="430" w:author="linyoubin" w:date="2019-02-01T15:39:00Z">
+                      <w:r>
+                        <w:t>8 byte</w:t>
+                      </w:r>
+                    </w:ins>
+                  </w:p>
+                </w:txbxContent>
+              </v:textbox>
+            </v:shape>
+            <v:shape id="_x0000_s1118" type="#_x0000_t202" style="position:absolute;left:5103;top:493;width:547;height:311;mso-height-percent:0;mso-wrap-distance-left:9pt;mso-wrap-distance-top:0;mso-wrap-distance-right:9pt;mso-wrap-distance-bottom:0;mso-position-horizontal-relative:text;mso-position-vertical-relative:text;mso-height-percent:0;mso-width-relative:page;mso-height-relative:page;mso-position-horizontal-col-start:0;mso-width-col-span:0;v-text-anchor:middle" filled="f" stroked="f">
+              <v:textbox style="mso-next-textbox:#_x0000_s1118" inset="0,0,0,0">
+                <w:txbxContent>
+                  <w:p>
+                    <w:pPr>
+                      <w:ind w:left="0"/>
+                      <w:jc w:val="left"/>
+                      <w:pPrChange w:id="431" w:author="linyoubin" w:date="2019-02-01T15:40:00Z">
+                        <w:pPr>
+                          <w:ind w:left="0"/>
+                        </w:pPr>
+                      </w:pPrChange>
+                    </w:pPr>
+                    <w:ins w:id="432" w:author="linyoubin" w:date="2019-02-01T15:39:00Z">
+                      <w:r>
+                        <w:t>8 byte</w:t>
+                      </w:r>
+                    </w:ins>
+                  </w:p>
+                </w:txbxContent>
+              </v:textbox>
+            </v:shape>
+            <v:rect id="_x0000_s1119" style="position:absolute;left:5801;top:1780;width:836;height:376;mso-width-percent:0;mso-height-percent:0;mso-wrap-distance-left:9pt;mso-wrap-distance-top:0;mso-wrap-distance-right:9pt;mso-wrap-distance-bottom:0;mso-position-horizontal-relative:text;mso-position-vertical-relative:text;mso-width-percent:0;mso-height-percent:0;mso-width-relative:page;mso-height-relative:page;mso-position-horizontal-col-start:0;mso-width-col-span:0;v-text-anchor:middle">
+              <v:textbox style="mso-next-textbox:#_x0000_s1119" inset="0,0,0,0">
+                <w:txbxContent>
+                  <w:p>
+                    <w:pPr>
+                      <w:ind w:left="0"/>
+                      <w:jc w:val="center"/>
+                    </w:pPr>
+                    <w:ins w:id="433" w:author="linyoubin" w:date="2019-02-01T15:28:00Z">
+                      <w:r>
+                        <w:t>DES</w:t>
+                      </w:r>
+                    </w:ins>
+                    <w:ins w:id="434" w:author="linyoubin" w:date="2019-02-01T15:43:00Z">
+                      <w:r>
+                        <w:t>/ECB</w:t>
+                      </w:r>
+                    </w:ins>
+                    <w:del w:id="435" w:author="linyoubin" w:date="2019-02-01T15:28:00Z">
+                      <w:r>
+                        <w:delText>SHA256</w:delText>
+                      </w:r>
+                    </w:del>
+                  </w:p>
+                </w:txbxContent>
+              </v:textbox>
+            </v:rect>
+            <v:shape id="_x0000_s1121" type="#_x0000_t202" style="position:absolute;left:4615;top:1791;width:894;height:311;mso-height-percent:0;mso-wrap-distance-left:9pt;mso-wrap-distance-top:0;mso-wrap-distance-right:9pt;mso-wrap-distance-bottom:0;mso-position-horizontal-relative:text;mso-position-vertical-relative:text;mso-height-percent:0;mso-width-relative:page;mso-height-relative:page;mso-position-horizontal-col-start:0;mso-width-col-span:0;v-text-anchor:middle" filled="f" stroked="f">
+              <v:textbox style="mso-next-textbox:#_x0000_s1121" inset="0,0,0,0">
+                <w:txbxContent>
+                  <w:p>
+                    <w:pPr>
+                      <w:ind w:left="0"/>
+                      <w:jc w:val="center"/>
+                      <w:rPr>
+                        <w:ins w:id="436" w:author="linyoubin" w:date="2019-02-01T15:45:00Z"/>
+                      </w:rPr>
+                    </w:pPr>
+                    <w:ins w:id="437" w:author="linyoubin" w:date="2019-02-01T15:45:00Z">
+                      <w:r>
+                        <w:t>DES Key</w:t>
+                      </w:r>
+                    </w:ins>
+                    <w:ins w:id="438" w:author="linyoubin" w:date="2019-02-01T15:47:00Z">
+                      <w:r>
+                        <w:t xml:space="preserve"> +</w:t>
+                      </w:r>
+                    </w:ins>
+                  </w:p>
+                  <w:p>
+                    <w:pPr>
+                      <w:ind w:left="0"/>
+                      <w:jc w:val="left"/>
+                      <w:pPrChange w:id="439" w:author="linyoubin" w:date="2019-02-01T15:40:00Z">
+                        <w:pPr>
+                          <w:ind w:left="0"/>
+                        </w:pPr>
+                      </w:pPrChange>
+                    </w:pPr>
+                  </w:p>
+                </w:txbxContent>
+              </v:textbox>
+            </v:shape>
+            <v:shape id="_x0000_s1123" type="#_x0000_t32" style="position:absolute;left:4379;top:3019;width:2645;height:9;mso-wrap-style:square;mso-wrap-distance-left:9pt;mso-wrap-distance-top:0;mso-wrap-distance-right:9pt;mso-wrap-distance-bottom:0;mso-position-horizontal-relative:text;mso-position-vertical-relative:text;mso-width-relative:page;mso-height-relative:page;mso-position-horizontal-col-start:0;mso-width-col-span:0;v-text-anchor:middle" o:connectortype="straight"/>
+            <v:shape id="_x0000_s1124" type="#_x0000_t32" style="position:absolute;left:4379;top:2753;width:1;height:270;mso-wrap-style:square;mso-wrap-distance-left:9pt;mso-wrap-distance-top:0;mso-wrap-distance-right:9pt;mso-wrap-distance-bottom:0;mso-position-horizontal-relative:text;mso-position-vertical-relative:text;mso-width-relative:page;mso-height-relative:page;mso-position-horizontal-col-start:0;mso-width-col-span:0;v-text-anchor:middle" o:connectortype="straight"/>
+            <v:shape id="_x0000_s1126" type="#_x0000_t32" style="position:absolute;left:5621;top:2753;width:1;height:270;mso-wrap-style:square;mso-wrap-distance-left:9pt;mso-wrap-distance-top:0;mso-wrap-distance-right:9pt;mso-wrap-distance-bottom:0;mso-position-horizontal-relative:text;mso-position-vertical-relative:text;mso-width-relative:page;mso-height-relative:page;mso-position-horizontal-col-start:0;mso-width-col-span:0;v-text-anchor:middle" o:connectortype="straight"/>
+            <v:shape id="_x0000_s1127" type="#_x0000_t32" style="position:absolute;left:4945;top:2758;width:1;height:270;mso-wrap-style:square;mso-wrap-distance-left:9pt;mso-wrap-distance-top:0;mso-wrap-distance-right:9pt;mso-wrap-distance-bottom:0;mso-position-horizontal-relative:text;mso-position-vertical-relative:text;mso-width-relative:page;mso-height-relative:page;mso-position-horizontal-col-start:0;mso-width-col-span:0;v-text-anchor:middle" o:connectortype="straight"/>
+            <v:shape id="_x0000_s1128" type="#_x0000_t32" style="position:absolute;left:6310;top:2756;width:1;height:270;mso-wrap-style:square;mso-wrap-distance-left:9pt;mso-wrap-distance-top:0;mso-wrap-distance-right:9pt;mso-wrap-distance-bottom:0;mso-position-horizontal-relative:text;mso-position-vertical-relative:text;mso-width-relative:page;mso-height-relative:page;mso-position-horizontal-col-start:0;mso-width-col-span:0;v-text-anchor:middle" o:connectortype="straight"/>
+            <v:shape id="_x0000_s1130" type="#_x0000_t32" style="position:absolute;left:7010;top:2759;width:1;height:270;mso-wrap-style:square;mso-wrap-distance-left:9pt;mso-wrap-distance-top:0;mso-wrap-distance-right:9pt;mso-wrap-distance-bottom:0;mso-position-horizontal-relative:text;mso-position-vertical-relative:text;mso-width-relative:page;mso-height-relative:page;mso-position-horizontal-col-start:0;mso-width-col-span:0;v-text-anchor:middle" o:connectortype="straight"/>
+            <v:shape id="_x0000_s1136" type="#_x0000_t88" style="position:absolute;left:6593;top:717;width:144;height:618;rotation:90;mso-wrap-style:square;mso-wrap-distance-left:9pt;mso-wrap-distance-top:0;mso-wrap-distance-right:9pt;mso-wrap-distance-bottom:0;mso-position-horizontal-relative:text;mso-position-vertical-relative:text;mso-width-relative:page;mso-height-relative:page;mso-position-horizontal-col-start:0;mso-width-col-span:0;v-text-anchor:middle">
+              <v:textbox inset="0,0,0,0"/>
+            </v:shape>
+            <v:shapetype id="_x0000_t67" coordsize="21600,21600" o:spt="67" adj="16200,5400" path="m0@0l@1@0@1,0@2,0@2@0,21600@0,10800,21600xe">
+              <v:stroke joinstyle="miter"/>
+              <v:formulas>
+                <v:f eqn="val #0"/>
+                <v:f eqn="val #1"/>
+                <v:f eqn="sum height 0 #1"/>
+                <v:f eqn="sum 10800 0 #1"/>
+                <v:f eqn="sum width 0 #0"/>
+                <v:f eqn="prod @4 @3 10800"/>
+                <v:f eqn="sum width 0 @5"/>
+              </v:formulas>
+              <v:path o:connecttype="custom" o:connectlocs="10800,0;0,@0;10800,21600;21600,@0" o:connectangles="270,180,90,0" textboxrect="@1,0,@2,@6"/>
+              <v:handles>
+                <v:h position="#1,#0" xrange="0,10800" yrange="0,21600"/>
+              </v:handles>
+            </v:shapetype>
+            <v:shape id="_x0000_s1137" type="#_x0000_t67" style="position:absolute;left:6590;top:1207;width:143;height:254;mso-wrap-style:square;mso-width-percent:0;mso-height-percent:0;mso-left-percent:-10001;mso-top-percent:-10001;mso-wrap-distance-left:9pt;mso-wrap-distance-top:0;mso-wrap-distance-right:9pt;mso-wrap-distance-bottom:0;mso-position-horizontal:absolute;mso-position-horizontal-relative:text;mso-position-vertical:absolute;mso-position-vertical-relative:text;mso-width-percent:0;mso-height-percent:0;mso-left-percent:-10001;mso-top-percent:-10001;mso-width-relative:page;mso-height-relative:page;mso-position-horizontal-col-start:0;mso-width-col-span:0;v-text-anchor:middle">
+              <v:textbox inset="0,0,0,0"/>
+            </v:shape>
+            <v:rect id="_x0000_s1138" style="position:absolute;left:4308;top:1564;width:2730;height:802;mso-wrap-style:square;mso-wrap-distance-left:9pt;mso-wrap-distance-top:0;mso-wrap-distance-right:9pt;mso-wrap-distance-bottom:0;mso-position-horizontal-relative:text;mso-position-vertical-relative:text;mso-width-relative:page;mso-height-relative:page;mso-position-horizontal-col-start:0;mso-width-col-span:0;v-text-anchor:middle" filled="f">
+              <v:stroke dashstyle="dash"/>
+              <v:textbox inset="0,0,0,0"/>
+            </v:rect>
+            <v:shape id="_x0000_s1139" type="#_x0000_t67" style="position:absolute;left:6599;top:2458;width:143;height:254;mso-wrap-style:square;mso-width-percent:0;mso-height-percent:0;mso-wrap-distance-left:9pt;mso-wrap-distance-top:0;mso-wrap-distance-right:9pt;mso-wrap-distance-bottom:0;mso-position-horizontal-relative:text;mso-position-vertical-relative:text;mso-width-percent:0;mso-height-percent:0;mso-width-relative:page;mso-height-relative:page;mso-position-horizontal-col-start:0;mso-width-col-span:0;v-text-anchor:middle">
+              <v:textbox inset="0,0,0,0"/>
+            </v:shape>
+            <v:shape id="_x0000_s1140" type="#_x0000_t67" style="position:absolute;left:4627;top:1187;width:143;height:254;mso-wrap-style:square;mso-width-percent:0;mso-height-percent:0;mso-wrap-distance-left:9pt;mso-wrap-distance-top:0;mso-wrap-distance-right:9pt;mso-wrap-distance-bottom:0;mso-position-horizontal-relative:text;mso-position-vertical-relative:text;mso-width-percent:0;mso-height-percent:0;mso-width-relative:page;mso-height-relative:page;mso-position-horizontal-col-start:0;mso-width-col-span:0;v-text-anchor:middle">
+              <v:textbox inset="0,0,0,0"/>
+            </v:shape>
+            <v:shape id="_x0000_s1141" type="#_x0000_t67" style="position:absolute;left:4615;top:2439;width:143;height:254;mso-wrap-style:square;mso-width-percent:0;mso-height-percent:0;mso-wrap-distance-left:9pt;mso-wrap-distance-top:0;mso-wrap-distance-right:9pt;mso-wrap-distance-bottom:0;mso-position-horizontal-relative:text;mso-position-vertical-relative:text;mso-width-percent:0;mso-height-percent:0;mso-width-relative:page;mso-height-relative:page;mso-position-horizontal-col-start:0;mso-width-col-span:0;v-text-anchor:middle">
+              <v:textbox inset="0,0,0,0"/>
+            </v:shape>
+            <v:shape id="_x0000_s1142" type="#_x0000_t202" style="position:absolute;left:4796;top:3012;width:1855;height:307;mso-height-percent:0;mso-wrap-distance-left:9pt;mso-wrap-distance-top:0;mso-wrap-distance-right:9pt;mso-wrap-distance-bottom:0;mso-position-horizontal-relative:text;mso-position-vertical-relative:text;mso-height-percent:0;mso-width-relative:page;mso-height-relative:page;mso-position-horizontal-col-start:0;mso-width-col-span:0;v-text-anchor:middle" filled="f" stroked="f">
+              <v:textbox style="mso-next-textbox:#_x0000_s1142" inset="0,0,0,0">
+                <w:txbxContent>
+                  <w:p>
+                    <w:pPr>
+                      <w:ind w:left="0"/>
+                    </w:pPr>
+                    <w:ins w:id="440" w:author="linyoubin" w:date="2019-02-01T15:53:00Z">
+                      <w:r>
+                        <w:t>encrypted password</w:t>
+                      </w:r>
+                    </w:ins>
+                  </w:p>
+                </w:txbxContent>
+              </v:textbox>
+            </v:shape>
+            <v:shape id="_x0000_s1254" type="#_x0000_t202" style="position:absolute;left:6742;top:1058;width:413;height:241;mso-height-percent:0;mso-wrap-distance-left:9pt;mso-wrap-distance-top:0;mso-wrap-distance-right:9pt;mso-wrap-distance-bottom:0;mso-position-horizontal-relative:text;mso-position-vertical-relative:text;mso-height-percent:0;mso-width-relative:page;mso-height-relative:page;mso-position-horizontal-col-start:0;mso-width-col-span:0;v-text-anchor:middle" filled="f" stroked="f">
+              <v:textbox style="mso-next-textbox:#_x0000_s1254" inset="0,0,0,0">
+                <w:txbxContent>
+                  <w:p>
+                    <w:pPr>
+                      <w:ind w:left="0"/>
+                      <w:rPr>
+                        <w:rFonts w:hint="eastAsia"/>
+                        <w:color w:val="FF0000"/>
+                        <w:sz w:val="18"/>
+                        <w:rPrChange w:id="441" w:author="linyoubin" w:date="2019-02-02T14:36:00Z">
+                          <w:rPr>
+                            <w:rFonts w:hint="eastAsia"/>
+                          </w:rPr>
+                        </w:rPrChange>
+                      </w:rPr>
+                    </w:pPr>
+                    <w:ins w:id="442" w:author="linyoubin" w:date="2019-02-02T14:36:00Z">
+                      <w:r>
+                        <w:rPr>
+                          <w:rFonts w:hint="eastAsia"/>
+                          <w:color w:val="FF0000"/>
+                          <w:sz w:val="18"/>
+                          <w:rPrChange w:id="443" w:author="linyoubin" w:date="2019-02-02T14:36:00Z">
+                            <w:rPr>
+                              <w:rFonts w:hint="eastAsia"/>
+                            </w:rPr>
+                          </w:rPrChange>
+                        </w:rPr>
+                        <w:t>补</w:t>
+                      </w:r>
+                      <w:r>
+                        <w:rPr>
+                          <w:rFonts w:hint="eastAsia"/>
+                          <w:color w:val="FF0000"/>
+                          <w:sz w:val="18"/>
+                          <w:rPrChange w:id="444" w:author="linyoubin" w:date="2019-02-02T14:36:00Z">
+                            <w:rPr>
+                              <w:rFonts w:hint="eastAsia"/>
+                            </w:rPr>
+                          </w:rPrChange>
+                        </w:rPr>
+                        <w:t>0</w:t>
+                      </w:r>
+                    </w:ins>
+                  </w:p>
+                </w:txbxContent>
+              </v:textbox>
+            </v:shape>
+            <w10:wrap type="none"/>
+            <w10:anchorlock/>
+          </v:group>
+        </w:pict>
+      </w:r>
+    </w:p>
+    <w:p>
+      <w:pPr>
+        <w:pStyle w:val="aa"/>
+        <w:ind w:left="717" w:firstLineChars="0" w:firstLine="0"/>
+        <w:rPr>
+          <w:ins w:id="445" w:author="linyoubin" w:date="2019-02-01T15:00:00Z"/>
+        </w:rPr>
+        <w:pPrChange w:id="446" w:author="linyoubin" w:date="2019-02-01T15:31:00Z">
+          <w:pPr>
+            <w:ind w:left="777"/>
+          </w:pPr>
+        </w:pPrChange>
+      </w:pPr>
+    </w:p>
+    <w:p>
+      <w:pPr>
+        <w:pStyle w:val="aa"/>
+        <w:numPr>
+          <w:ilvl w:val="0"/>
+          <w:numId w:val="26"/>
+        </w:numPr>
+        <w:ind w:firstLineChars="0"/>
+        <w:rPr>
+          <w:ins w:id="447" w:author="linyoubin" w:date="2019-02-01T16:22:00Z"/>
+        </w:rPr>
+        <w:pPrChange w:id="448" w:author="linyoubin" w:date="2019-02-01T16:21:00Z">
+          <w:pPr>
+            <w:ind w:left="777"/>
+          </w:pPr>
+        </w:pPrChange>
+      </w:pPr>
+      <w:ins w:id="449" w:author="linyoubin" w:date="2019-02-01T16:20:00Z">
+        <w:r>
+          <w:rPr>
+            <w:rFonts w:hint="eastAsia"/>
+          </w:rPr>
+          <w:t>重组</w:t>
+        </w:r>
+        <w:r>
+          <w:t>密文</w:t>
+        </w:r>
+        <w:r>
+          <w:rPr>
+            <w:rFonts w:hint="eastAsia"/>
+          </w:rPr>
+          <w:t>，</w:t>
+        </w:r>
+        <w:r>
+          <w:t>将</w:t>
+        </w:r>
+      </w:ins>
+      <w:ins w:id="450" w:author="linyoubin" w:date="2019-02-01T16:21:00Z">
+        <w:r>
+          <w:t>encrypted password</w:t>
+        </w:r>
+        <w:r>
+          <w:t>和</w:t>
+        </w:r>
+        <w:r>
+          <w:t>random</w:t>
+        </w:r>
+      </w:ins>
+      <w:ins w:id="451" w:author="linyoubin" w:date="2019-02-01T16:36:00Z">
+        <w:r>
+          <w:t xml:space="preserve"> </w:t>
+        </w:r>
+      </w:ins>
+      <w:ins w:id="452" w:author="linyoubin" w:date="2019-02-01T16:21:00Z">
+        <w:r>
+          <w:t>Key</w:t>
+        </w:r>
+        <w:r>
+          <w:rPr>
+            <w:rFonts w:hint="eastAsia"/>
+          </w:rPr>
+          <w:t>打乱</w:t>
+        </w:r>
+        <w:r>
+          <w:t>之后重新生</w:t>
+        </w:r>
+        <w:r>
+          <w:rPr>
+            <w:rFonts w:hint="eastAsia"/>
+          </w:rPr>
+          <w:t>成</w:t>
+        </w:r>
+        <w:r>
+          <w:t>字节数组</w:t>
+        </w:r>
+      </w:ins>
+    </w:p>
+    <w:p>
+      <w:pPr>
+        <w:pStyle w:val="aa"/>
+        <w:ind w:left="717" w:firstLineChars="0" w:firstLine="0"/>
+        <w:rPr>
+          <w:ins w:id="453" w:author="linyoubin" w:date="2019-02-01T16:22:00Z"/>
+        </w:rPr>
+        <w:pPrChange w:id="454" w:author="linyoubin" w:date="2019-02-01T16:22:00Z">
+          <w:pPr>
+            <w:ind w:left="777"/>
+          </w:pPr>
+        </w:pPrChange>
+      </w:pPr>
+      <w:r>
+        <w:pict w14:anchorId="1EAC73A5">
+          <v:group id="_x0000_s1174" editas="canvas" style="width:380.9pt;height:220.25pt;mso-position-horizontal-relative:char;mso-position-vertical-relative:line" coordorigin="3205,4137" coordsize="7618,4405">
+            <o:lock v:ext="edit" aspectratio="t"/>
+            <v:shape id="_x0000_s1173" type="#_x0000_t75" style="position:absolute;left:3205;top:4137;width:7618;height:4405" o:preferrelative="f">
+              <v:fill o:detectmouseclick="t"/>
+              <v:path o:extrusionok="t" o:connecttype="none"/>
+              <o:lock v:ext="edit" text="t"/>
+            </v:shape>
+            <v:shape id="_x0000_s1176" type="#_x0000_t202" style="position:absolute;left:4732;top:4365;width:1919;height:350;mso-width-percent:0;mso-height-percent:0;mso-left-percent:-10001;mso-top-percent:-10001;mso-wrap-distance-left:9pt;mso-wrap-distance-top:0;mso-wrap-distance-right:9pt;mso-wrap-distance-bottom:0;mso-position-horizontal:absolute;mso-position-horizontal-relative:text;mso-position-vertical:absolute;mso-position-vertical-relative:text;mso-width-percent:0;mso-height-percent:0;mso-left-percent:-10001;mso-top-percent:-10001;mso-width-relative:page;mso-height-relative:page;mso-position-horizontal-col-start:0;mso-width-col-span:0;v-text-anchor:middle" filled="f" stroked="f">
+              <v:textbox style="mso-next-textbox:#_x0000_s1176" inset="0,0,0,0">
+                <w:txbxContent>
+                  <w:p>
+                    <w:pPr>
+                      <w:ind w:left="0"/>
+                    </w:pPr>
+                    <w:ins w:id="455" w:author="linyoubin" w:date="2019-02-01T16:34:00Z">
+                      <w:r>
+                        <w:rPr>
+                          <w:sz w:val="16"/>
+                          <w:rPrChange w:id="456" w:author="linyoubin" w:date="2019-02-01T17:26:00Z">
+                            <w:rPr/>
+                          </w:rPrChange>
+                        </w:rPr>
+                        <w:t>E</w:t>
+                      </w:r>
+                      <w:r>
+                        <w:rPr>
+                          <w:sz w:val="16"/>
+                          <w:rPrChange w:id="457" w:author="linyoubin" w:date="2019-02-01T17:26:00Z">
+                            <w:rPr/>
+                          </w:rPrChange>
+                        </w:rPr>
+                        <w:t>ncrypted</w:t>
+                      </w:r>
+                      <w:r>
+                        <w:t xml:space="preserve"> </w:t>
+                      </w:r>
+                    </w:ins>
+                    <w:ins w:id="458" w:author="linyoubin" w:date="2019-02-01T16:36:00Z">
+                      <w:r>
+                        <w:rPr>
+                          <w:sz w:val="16"/>
+                          <w:rPrChange w:id="459" w:author="linyoubin" w:date="2019-02-01T17:26:00Z">
+                            <w:rPr/>
+                          </w:rPrChange>
+                        </w:rPr>
+                        <w:t>P</w:t>
+                      </w:r>
+                    </w:ins>
+                    <w:ins w:id="460" w:author="linyoubin" w:date="2019-02-01T16:34:00Z">
+                      <w:r>
+                        <w:rPr>
+                          <w:sz w:val="16"/>
+                          <w:rPrChange w:id="461" w:author="linyoubin" w:date="2019-02-01T17:26:00Z">
+                            <w:rPr/>
+                          </w:rPrChange>
+                        </w:rPr>
+                        <w:t>assword</w:t>
+                      </w:r>
+                    </w:ins>
+                  </w:p>
+                </w:txbxContent>
+              </v:textbox>
+            </v:shape>
+            <v:shape id="_x0000_s1178" type="#_x0000_t202" style="position:absolute;left:8088;top:4352;width:1293;height:350;mso-width-percent:0;mso-height-percent:0;mso-left-percent:-10001;mso-top-percent:-10001;mso-wrap-distance-left:9pt;mso-wrap-distance-top:0;mso-wrap-distance-right:9pt;mso-wrap-distance-bottom:0;mso-position-horizontal:absolute;mso-position-horizontal-relative:text;mso-position-vertical:absolute;mso-position-vertical-relative:text;mso-width-percent:0;mso-height-percent:0;mso-left-percent:-10001;mso-top-percent:-10001;mso-width-relative:page;mso-height-relative:page;mso-position-horizontal-col-start:0;mso-width-col-span:0;v-text-anchor:middle" filled="f" stroked="f">
+              <v:textbox style="mso-next-textbox:#_x0000_s1178" inset="0,0,0,0">
+                <w:txbxContent>
+                  <w:p>
+                    <w:pPr>
+                      <w:ind w:left="0"/>
+                    </w:pPr>
+                    <w:ins w:id="462" w:author="linyoubin" w:date="2019-02-01T16:35:00Z">
+                      <w:r>
+                        <w:rPr>
+                          <w:sz w:val="16"/>
+                          <w:rPrChange w:id="463" w:author="linyoubin" w:date="2019-02-01T17:26:00Z">
+                            <w:rPr/>
+                          </w:rPrChange>
+                        </w:rPr>
+                        <w:t>Random</w:t>
+                      </w:r>
+                      <w:r>
+                        <w:t xml:space="preserve"> </w:t>
+                      </w:r>
+                      <w:r>
+                        <w:rPr>
+                          <w:sz w:val="16"/>
+                          <w:rPrChange w:id="464" w:author="linyoubin" w:date="2019-02-01T17:26:00Z">
+                            <w:rPr/>
+                          </w:rPrChange>
+                        </w:rPr>
+                        <w:t>Key</w:t>
+                      </w:r>
+                    </w:ins>
+                  </w:p>
+                </w:txbxContent>
+              </v:textbox>
+            </v:shape>
+            <v:group id="_x0000_s1245" style="position:absolute;left:7537;top:4880;width:2248;height:548" coordorigin="7424,4880" coordsize="2735,548">
+              <v:shape id="_x0000_s1177" type="#_x0000_t32" style="position:absolute;left:7424;top:4880;width:2735;height:3;flip:y;mso-wrap-style:square;mso-left-percent:-10001;mso-top-percent:-10001;mso-wrap-distance-left:9pt;mso-wrap-distance-top:0;mso-wrap-distance-right:9pt;mso-wrap-distance-bottom:0;mso-position-horizontal:absolute;mso-position-horizontal-relative:text;mso-position-vertical:absolute;mso-position-vertical-relative:text;mso-left-percent:-10001;mso-top-percent:-10001;mso-width-relative:page;mso-height-relative:page;mso-position-horizontal-col-start:0;mso-width-col-span:0;v-text-anchor:middle" o:connectortype="straight" strokecolor="red">
+                <v:stroke dashstyle="dash"/>
+              </v:shape>
+              <v:shape id="_x0000_s1179" type="#_x0000_t32" style="position:absolute;left:8115;top:4928;width:2;height:500;flip:y;mso-wrap-style:square;mso-left-percent:-10001;mso-top-percent:-10001;mso-wrap-distance-left:9pt;mso-wrap-distance-top:0;mso-wrap-distance-right:9pt;mso-wrap-distance-bottom:0;mso-position-horizontal:absolute;mso-position-horizontal-relative:text;mso-position-vertical:absolute;mso-position-vertical-relative:text;mso-left-percent:-10001;mso-top-percent:-10001;mso-width-relative:page;mso-height-relative:page;mso-position-horizontal-col-start:0;mso-width-col-span:0;v-text-anchor:middle" o:connectortype="straight">
+                <v:stroke endarrow="block"/>
+              </v:shape>
+              <v:shape id="_x0000_s1180" type="#_x0000_t32" style="position:absolute;left:9191;top:4928;width:2;height:500;flip:y;mso-wrap-style:square;mso-left-percent:-10001;mso-top-percent:-10001;mso-wrap-distance-left:9pt;mso-wrap-distance-top:0;mso-wrap-distance-right:9pt;mso-wrap-distance-bottom:0;mso-position-horizontal:absolute;mso-position-horizontal-relative:text;mso-position-vertical:absolute;mso-position-vertical-relative:text;mso-left-percent:-10001;mso-top-percent:-10001;mso-width-relative:page;mso-height-relative:page;mso-position-horizontal-col-start:0;mso-width-col-span:0;v-text-anchor:middle" o:connectortype="straight">
+                <v:stroke endarrow="block"/>
+              </v:shape>
+              <v:shape id="_x0000_s1184" type="#_x0000_t202" style="position:absolute;left:7496;top:4903;width:603;height:349;mso-width-percent:0;mso-height-percent:0;mso-left-percent:-10001;mso-top-percent:-10001;mso-wrap-distance-left:9pt;mso-wrap-distance-top:0;mso-wrap-distance-right:9pt;mso-wrap-distance-bottom:0;mso-position-horizontal:absolute;mso-position-horizontal-relative:text;mso-position-vertical:absolute;mso-position-vertical-relative:text;mso-width-percent:0;mso-height-percent:0;mso-left-percent:-10001;mso-top-percent:-10001;mso-width-relative:page;mso-height-relative:page;mso-position-horizontal-col-start:0;mso-width-col-span:0;v-text-anchor:middle" filled="f" stroked="f">
+                <v:textbox style="mso-next-textbox:#_x0000_s1184" inset="0,0,0,0">
+                  <w:txbxContent>
+                    <w:p>
+                      <w:pPr>
+                        <w:ind w:left="0"/>
+                      </w:pPr>
+                      <w:ins w:id="465" w:author="linyoubin" w:date="2019-02-01T16:49:00Z">
+                        <w:r>
+                          <w:rPr>
+                            <w:sz w:val="16"/>
+                            <w:rPrChange w:id="466" w:author="linyoubin" w:date="2019-02-01T17:25:00Z">
+                              <w:rPr/>
+                            </w:rPrChange>
+                          </w:rPr>
+                          <w:t>Key1</w:t>
+                        </w:r>
+                      </w:ins>
+                    </w:p>
+                  </w:txbxContent>
+                </v:textbox>
+              </v:shape>
+              <v:shape id="_x0000_s1185" type="#_x0000_t202" style="position:absolute;left:8411;top:4903;width:603;height:349;mso-width-percent:0;mso-height-percent:0;mso-left-percent:-10001;mso-top-percent:-10001;mso-wrap-distance-left:9pt;mso-wrap-distance-top:0;mso-wrap-distance-right:9pt;mso-wrap-distance-bottom:0;mso-position-horizontal:absolute;mso-position-horizontal-relative:text;mso-position-vertical:absolute;mso-position-vertical-relative:text;mso-width-percent:0;mso-height-percent:0;mso-left-percent:-10001;mso-top-percent:-10001;mso-width-relative:page;mso-height-relative:page;mso-position-horizontal-col-start:0;mso-width-col-span:0;v-text-anchor:middle" filled="f" stroked="f">
+                <v:textbox style="mso-next-textbox:#_x0000_s1185" inset="0,0,0,0">
+                  <w:txbxContent>
+                    <w:p>
+                      <w:pPr>
+                        <w:ind w:left="0"/>
+                      </w:pPr>
+                      <w:ins w:id="467" w:author="linyoubin" w:date="2019-02-01T16:49:00Z">
+                        <w:r>
+                          <w:rPr>
+                            <w:sz w:val="16"/>
+                            <w:rPrChange w:id="468" w:author="linyoubin" w:date="2019-02-01T17:25:00Z">
+                              <w:rPr/>
+                            </w:rPrChange>
+                          </w:rPr>
+                          <w:t>Key2</w:t>
+                        </w:r>
+                      </w:ins>
+                    </w:p>
+                  </w:txbxContent>
+                </v:textbox>
+              </v:shape>
+              <v:shape id="_x0000_s1186" type="#_x0000_t202" style="position:absolute;left:9364;top:4896;width:602;height:348;mso-width-percent:0;mso-height-percent:0;mso-left-percent:-10001;mso-top-percent:-10001;mso-wrap-distance-left:9pt;mso-wrap-distance-top:0;mso-wrap-distance-right:9pt;mso-wrap-distance-bottom:0;mso-position-horizontal:absolute;mso-position-horizontal-relative:text;mso-position-vertical:absolute;mso-position-vertical-relative:text;mso-width-percent:0;mso-height-percent:0;mso-left-percent:-10001;mso-top-percent:-10001;mso-width-relative:page;mso-height-relative:page;mso-position-horizontal-col-start:0;mso-width-col-span:0;v-text-anchor:middle" filled="f" stroked="f">
+                <v:textbox style="mso-next-textbox:#_x0000_s1186" inset="0,0,0,0">
+                  <w:txbxContent>
+                    <w:p>
+                      <w:pPr>
+                        <w:ind w:left="0"/>
+                      </w:pPr>
+                      <w:ins w:id="469" w:author="linyoubin" w:date="2019-02-01T16:49:00Z">
+                        <w:r>
+                          <w:rPr>
+                            <w:sz w:val="16"/>
+                            <w:rPrChange w:id="470" w:author="linyoubin" w:date="2019-02-01T17:26:00Z">
+                              <w:rPr/>
+                            </w:rPrChange>
+                          </w:rPr>
+                          <w:t>Key3</w:t>
+                        </w:r>
+                      </w:ins>
+                    </w:p>
+                  </w:txbxContent>
+                </v:textbox>
+              </v:shape>
+            </v:group>
+            <v:shape id="_x0000_s1187" type="#_x0000_t202" style="position:absolute;left:4016;top:6741;width:365;height:349;mso-width-percent:0;mso-height-percent:0;mso-left-percent:-10001;mso-top-percent:-10001;mso-wrap-distance-left:9pt;mso-wrap-distance-top:0;mso-wrap-distance-right:9pt;mso-wrap-distance-bottom:0;mso-position-horizontal:absolute;mso-position-horizontal-relative:text;mso-position-vertical:absolute;mso-position-vertical-relative:text;mso-width-percent:0;mso-height-percent:0;mso-left-percent:-10001;mso-top-percent:-10001;mso-width-relative:page;mso-height-relative:page;mso-position-horizontal-col-start:0;mso-width-col-span:0;v-text-anchor:middle" filled="f" stroked="f">
+              <v:textbox style="mso-next-textbox:#_x0000_s1187" inset="0,0,0,0">
+                <w:txbxContent>
+                  <w:p>
+                    <w:pPr>
+                      <w:ind w:left="0"/>
+                      <w:rPr>
+                        <w:sz w:val="16"/>
+                        <w:rPrChange w:id="471" w:author="linyoubin" w:date="2019-02-01T17:24:00Z">
+                          <w:rPr/>
+                        </w:rPrChange>
+                      </w:rPr>
+                    </w:pPr>
+                    <w:ins w:id="472" w:author="linyoubin" w:date="2019-02-01T16:49:00Z">
+                      <w:r>
+                        <w:rPr>
+                          <w:sz w:val="16"/>
+                          <w:rPrChange w:id="473" w:author="linyoubin" w:date="2019-02-01T17:24:00Z">
+                            <w:rPr/>
+                          </w:rPrChange>
+                        </w:rPr>
+                        <w:t>P1</w:t>
+                      </w:r>
+                    </w:ins>
+                  </w:p>
+                </w:txbxContent>
+              </v:textbox>
+            </v:shape>
+            <v:shape id="_x0000_s1191" type="#_x0000_t32" style="position:absolute;left:3836;top:6706;width:727;height:1;mso-wrap-style:square;mso-left-percent:-10001;mso-top-percent:-10001;mso-wrap-distance-left:9pt;mso-wrap-distance-top:0;mso-wrap-distance-right:9pt;mso-wrap-distance-bottom:0;mso-position-horizontal:absolute;mso-position-horizontal-relative:text;mso-position-vertical:absolute;mso-position-vertical-relative:text;mso-left-percent:-10001;mso-top-percent:-10001;mso-width-relative:page;mso-height-relative:page;mso-position-horizontal-col-start:0;mso-width-col-span:0;v-text-anchor:middle" o:connectortype="straight"/>
+            <v:shape id="_x0000_s1192" type="#_x0000_t32" style="position:absolute;left:4758;top:6713;width:523;height:1;mso-wrap-style:square;mso-left-percent:-10001;mso-top-percent:-10001;mso-wrap-distance-left:9pt;mso-wrap-distance-top:0;mso-wrap-distance-right:9pt;mso-wrap-distance-bottom:0;mso-position-horizontal:absolute;mso-position-horizontal-relative:text;mso-position-vertical:absolute;mso-position-vertical-relative:text;mso-left-percent:-10001;mso-top-percent:-10001;mso-width-relative:page;mso-height-relative:page;mso-position-horizontal-col-start:0;mso-width-col-span:0;v-text-anchor:middle" o:connectortype="straight" strokecolor="red">
+              <v:stroke dashstyle="dash"/>
+            </v:shape>
+            <v:shape id="_x0000_s1193" type="#_x0000_t32" style="position:absolute;left:5482;top:6712;width:664;height:2;mso-wrap-style:square;mso-left-percent:-10001;mso-top-percent:-10001;mso-wrap-distance-left:9pt;mso-wrap-distance-top:0;mso-wrap-distance-right:9pt;mso-wrap-distance-bottom:0;mso-position-horizontal:absolute;mso-position-horizontal-relative:text;mso-position-vertical:absolute;mso-position-vertical-relative:text;mso-left-percent:-10001;mso-top-percent:-10001;mso-width-relative:page;mso-height-relative:page;mso-position-horizontal-col-start:0;mso-width-col-span:0;v-text-anchor:middle" o:connectortype="straight"/>
+            <v:shape id="_x0000_s1194" type="#_x0000_t32" style="position:absolute;left:6343;top:6719;width:771;height:1;flip:y;mso-wrap-style:square;mso-left-percent:-10001;mso-top-percent:-10001;mso-wrap-distance-left:9pt;mso-wrap-distance-top:0;mso-wrap-distance-right:9pt;mso-wrap-distance-bottom:0;mso-position-horizontal:absolute;mso-position-horizontal-relative:text;mso-position-vertical:absolute;mso-position-vertical-relative:text;mso-left-percent:-10001;mso-top-percent:-10001;mso-width-relative:page;mso-height-relative:page;mso-position-horizontal-col-start:0;mso-width-col-span:0;v-text-anchor:middle" o:connectortype="straight" strokecolor="red">
+              <v:stroke dashstyle="dash"/>
+            </v:shape>
+            <v:shape id="_x0000_s1195" type="#_x0000_t32" style="position:absolute;left:7300;top:6710;width:1151;height:9;flip:y;mso-wrap-style:square;mso-left-percent:-10001;mso-top-percent:-10001;mso-wrap-distance-left:9pt;mso-wrap-distance-top:0;mso-wrap-distance-right:9pt;mso-wrap-distance-bottom:0;mso-position-horizontal:absolute;mso-position-horizontal-relative:text;mso-position-vertical:absolute;mso-position-vertical-relative:text;mso-left-percent:-10001;mso-top-percent:-10001;mso-width-relative:page;mso-height-relative:page;mso-position-horizontal-col-start:0;mso-width-col-span:0;v-text-anchor:middle" o:connectortype="straight"/>
+            <v:shape id="_x0000_s1196" type="#_x0000_t32" style="position:absolute;left:8639;top:6710;width:806;height:1;mso-wrap-style:square;mso-left-percent:-10001;mso-top-percent:-10001;mso-wrap-distance-left:9pt;mso-wrap-distance-top:0;mso-wrap-distance-right:9pt;mso-wrap-distance-bottom:0;mso-position-horizontal:absolute;mso-position-horizontal-relative:text;mso-position-vertical:absolute;mso-position-vertical-relative:text;mso-left-percent:-10001;mso-top-percent:-10001;mso-width-relative:page;mso-height-relative:page;mso-position-horizontal-col-start:0;mso-width-col-span:0;v-text-anchor:middle" o:connectortype="straight" strokecolor="red">
+              <v:stroke dashstyle="dash"/>
+            </v:shape>
+            <v:shape id="_x0000_s1197" type="#_x0000_t32" style="position:absolute;left:9441;top:6710;width:507;height:4;mso-wrap-style:square;mso-left-percent:-10001;mso-top-percent:-10001;mso-wrap-distance-left:9pt;mso-wrap-distance-top:0;mso-wrap-distance-right:9pt;mso-wrap-distance-bottom:0;mso-position-horizontal:absolute;mso-position-horizontal-relative:text;mso-position-vertical:absolute;mso-position-vertical-relative:text;mso-left-percent:-10001;mso-top-percent:-10001;mso-width-relative:page;mso-height-relative:page;mso-position-horizontal-col-start:0;mso-width-col-span:0;v-text-anchor:middle" o:connectortype="straight"/>
+            <v:shape id="_x0000_s1199" type="#_x0000_t202" style="position:absolute;left:4862;top:6721;width:507;height:349;mso-width-percent:0;mso-height-percent:0;mso-left-percent:-10001;mso-top-percent:-10001;mso-wrap-distance-left:9pt;mso-wrap-distance-top:0;mso-wrap-distance-right:9pt;mso-wrap-distance-bottom:0;mso-position-horizontal:absolute;mso-position-horizontal-relative:text;mso-position-vertical:absolute;mso-position-vertical-relative:text;mso-width-percent:0;mso-height-percent:0;mso-left-percent:-10001;mso-top-percent:-10001;mso-width-relative:page;mso-height-relative:page;mso-position-horizontal-col-start:0;mso-width-col-span:0;v-text-anchor:middle" filled="f" stroked="f">
+              <v:textbox style="mso-next-textbox:#_x0000_s1199" inset="0,0,0,0">
+                <w:txbxContent>
+                  <w:p>
+                    <w:pPr>
+                      <w:ind w:left="0"/>
+                      <w:rPr>
+                        <w:sz w:val="16"/>
+                        <w:rPrChange w:id="474" w:author="linyoubin" w:date="2019-02-01T17:24:00Z">
+                          <w:rPr/>
+                        </w:rPrChange>
+                      </w:rPr>
+                    </w:pPr>
+                    <w:ins w:id="475" w:author="linyoubin" w:date="2019-02-01T16:49:00Z">
+                      <w:r>
+                        <w:rPr>
+                          <w:sz w:val="16"/>
+                          <w:rPrChange w:id="476" w:author="linyoubin" w:date="2019-02-01T17:24:00Z">
+                            <w:rPr/>
+                          </w:rPrChange>
+                        </w:rPr>
+                        <w:t>Key1</w:t>
+                      </w:r>
+                    </w:ins>
+                  </w:p>
+                </w:txbxContent>
+              </v:textbox>
+            </v:shape>
+            <v:group id="_x0000_s1244" style="position:absolute;left:3855;top:4861;width:3213;height:500" coordorigin="3208,4877" coordsize="3744,506">
+              <v:shape id="_x0000_s1175" type="#_x0000_t32" style="position:absolute;left:3208;top:4877;width:3730;height:3;mso-wrap-style:square;mso-left-percent:-10001;mso-top-percent:-10001;mso-wrap-distance-left:9pt;mso-wrap-distance-top:0;mso-wrap-distance-right:9pt;mso-wrap-distance-bottom:0;mso-position-horizontal:absolute;mso-position-horizontal-relative:text;mso-position-vertical:absolute;mso-position-vertical-relative:text;mso-left-percent:-10001;mso-top-percent:-10001;mso-width-relative:page;mso-height-relative:page;mso-position-horizontal-col-start:0;mso-width-col-span:0;v-text-anchor:middle" o:connectortype="straight"/>
+              <v:shape id="_x0000_s1181" type="#_x0000_t32" style="position:absolute;left:3957;top:4883;width:2;height:500;flip:y;mso-wrap-style:square;mso-left-percent:-10001;mso-top-percent:-10001;mso-wrap-distance-left:9pt;mso-wrap-distance-top:0;mso-wrap-distance-right:9pt;mso-wrap-distance-bottom:0;mso-position-horizontal:absolute;mso-position-horizontal-relative:text;mso-position-vertical:absolute;mso-position-vertical-relative:text;mso-left-percent:-10001;mso-top-percent:-10001;mso-width-relative:page;mso-height-relative:page;mso-position-horizontal-col-start:0;mso-width-col-span:0;v-text-anchor:middle" o:connectortype="straight">
+                <v:stroke endarrow="block"/>
+              </v:shape>
+              <v:shape id="_x0000_s1182" type="#_x0000_t32" style="position:absolute;left:4770;top:4883;width:2;height:500;flip:y;mso-wrap-style:square;mso-left-percent:-10001;mso-top-percent:-10001;mso-wrap-distance-left:9pt;mso-wrap-distance-top:0;mso-wrap-distance-right:9pt;mso-wrap-distance-bottom:0;mso-position-horizontal:absolute;mso-position-horizontal-relative:text;mso-position-vertical:absolute;mso-position-vertical-relative:text;mso-left-percent:-10001;mso-top-percent:-10001;mso-width-relative:page;mso-height-relative:page;mso-position-horizontal-col-start:0;mso-width-col-span:0;v-text-anchor:middle" o:connectortype="straight">
+                <v:stroke endarrow="block"/>
+              </v:shape>
+              <v:shape id="_x0000_s1183" type="#_x0000_t32" style="position:absolute;left:6318;top:4877;width:2;height:500;flip:y;mso-wrap-style:square;mso-left-percent:-10001;mso-top-percent:-10001;mso-wrap-distance-left:9pt;mso-wrap-distance-top:0;mso-wrap-distance-right:9pt;mso-wrap-distance-bottom:0;mso-position-horizontal:absolute;mso-position-horizontal-relative:text;mso-position-vertical:absolute;mso-position-vertical-relative:text;mso-left-percent:-10001;mso-top-percent:-10001;mso-width-relative:page;mso-height-relative:page;mso-position-horizontal-col-start:0;mso-width-col-span:0;v-text-anchor:middle" o:connectortype="straight">
+                <v:stroke endarrow="block"/>
+              </v:shape>
+              <v:shape id="_x0000_s1188" type="#_x0000_t202" style="position:absolute;left:4168;top:4923;width:366;height:349;mso-width-percent:0;mso-height-percent:0;mso-left-percent:-10001;mso-top-percent:-10001;mso-wrap-distance-left:9pt;mso-wrap-distance-top:0;mso-wrap-distance-right:9pt;mso-wrap-distance-bottom:0;mso-position-horizontal:absolute;mso-position-horizontal-relative:text;mso-position-vertical:absolute;mso-position-vertical-relative:text;mso-width-percent:0;mso-height-percent:0;mso-left-percent:-10001;mso-top-percent:-10001;mso-width-relative:page;mso-height-relative:page;mso-position-horizontal-col-start:0;mso-width-col-span:0;v-text-anchor:middle" filled="f" stroked="f">
+                <v:textbox style="mso-next-textbox:#_x0000_s1188" inset="0,0,0,0">
+                  <w:txbxContent>
+                    <w:p>
+                      <w:pPr>
+                        <w:ind w:left="0"/>
+                        <w:rPr>
+                          <w:sz w:val="16"/>
+                          <w:rPrChange w:id="477" w:author="linyoubin" w:date="2019-02-01T17:25:00Z">
+                            <w:rPr/>
+                          </w:rPrChange>
+                        </w:rPr>
+                      </w:pPr>
+                      <w:ins w:id="478" w:author="linyoubin" w:date="2019-02-01T16:49:00Z">
+                        <w:r>
+                          <w:rPr>
+                            <w:sz w:val="16"/>
+                            <w:rPrChange w:id="479" w:author="linyoubin" w:date="2019-02-01T17:25:00Z">
+                              <w:rPr/>
+                            </w:rPrChange>
+                          </w:rPr>
+                          <w:t>P2</w:t>
+                        </w:r>
+                      </w:ins>
+                    </w:p>
+                  </w:txbxContent>
+                </v:textbox>
+              </v:shape>
+              <v:shape id="_x0000_s1189" type="#_x0000_t202" style="position:absolute;left:5236;top:4928;width:366;height:348;mso-width-percent:0;mso-height-percent:0;mso-left-percent:-10001;mso-top-percent:-10001;mso-wrap-distance-left:9pt;mso-wrap-distance-top:0;mso-wrap-distance-right:9pt;mso-wrap-distance-bottom:0;mso-position-horizontal:absolute;mso-position-horizontal-relative:text;mso-position-vertical:absolute;mso-position-vertical-relative:text;mso-width-percent:0;mso-height-percent:0;mso-left-percent:-10001;mso-top-percent:-10001;mso-width-relative:page;mso-height-relative:page;mso-position-horizontal-col-start:0;mso-width-col-span:0;v-text-anchor:middle" filled="f" stroked="f">
+                <v:textbox style="mso-next-textbox:#_x0000_s1189" inset="0,0,0,0">
+                  <w:txbxContent>
+                    <w:p>
+                      <w:pPr>
+                        <w:ind w:left="0"/>
+                      </w:pPr>
+                      <w:ins w:id="480" w:author="linyoubin" w:date="2019-02-01T16:49:00Z">
+                        <w:r>
+                          <w:rPr>
+                            <w:sz w:val="16"/>
+                            <w:rPrChange w:id="481" w:author="linyoubin" w:date="2019-02-01T17:25:00Z">
+                              <w:rPr/>
+                            </w:rPrChange>
+                          </w:rPr>
+                          <w:t>P3</w:t>
+                        </w:r>
+                      </w:ins>
+                    </w:p>
+                  </w:txbxContent>
+                </v:textbox>
+              </v:shape>
+              <v:shape id="_x0000_s1190" type="#_x0000_t202" style="position:absolute;left:6586;top:4915;width:366;height:348;mso-width-percent:0;mso-height-percent:0;mso-left-percent:-10001;mso-top-percent:-10001;mso-wrap-distance-left:9pt;mso-wrap-distance-top:0;mso-wrap-distance-right:9pt;mso-wrap-distance-bottom:0;mso-position-horizontal:absolute;mso-position-horizontal-relative:text;mso-position-vertical:absolute;mso-position-vertical-relative:text;mso-width-percent:0;mso-height-percent:0;mso-left-percent:-10001;mso-top-percent:-10001;mso-width-relative:page;mso-height-relative:page;mso-position-horizontal-col-start:0;mso-width-col-span:0;v-text-anchor:middle" filled="f" stroked="f">
+                <v:textbox style="mso-next-textbox:#_x0000_s1190" inset="0,0,0,0">
+                  <w:txbxContent>
+                    <w:p>
+                      <w:pPr>
+                        <w:ind w:left="0"/>
+                      </w:pPr>
+                      <w:ins w:id="482" w:author="linyoubin" w:date="2019-02-01T16:49:00Z">
+                        <w:r>
+                          <w:rPr>
+                            <w:sz w:val="16"/>
+                            <w:rPrChange w:id="483" w:author="linyoubin" w:date="2019-02-01T17:25:00Z">
+                              <w:rPr/>
+                            </w:rPrChange>
+                          </w:rPr>
+                          <w:t>P4</w:t>
+                        </w:r>
+                      </w:ins>
+                    </w:p>
+                  </w:txbxContent>
+                </v:textbox>
+              </v:shape>
+              <v:shape id="_x0000_s1200" type="#_x0000_t202" style="position:absolute;left:3330;top:4912;width:365;height:349;mso-width-percent:0;mso-height-percent:0;mso-left-percent:-10001;mso-top-percent:-10001;mso-wrap-distance-left:9pt;mso-wrap-distance-top:0;mso-wrap-distance-right:9pt;mso-wrap-distance-bottom:0;mso-position-horizontal:absolute;mso-position-horizontal-relative:text;mso-position-vertical:absolute;mso-position-vertical-relative:text;mso-width-percent:0;mso-height-percent:0;mso-left-percent:-10001;mso-top-percent:-10001;mso-width-relative:page;mso-height-relative:page;mso-position-horizontal-col-start:0;mso-width-col-span:0;v-text-anchor:middle" filled="f" stroked="f">
+                <v:textbox style="mso-next-textbox:#_x0000_s1200" inset="0,0,0,0">
+                  <w:txbxContent>
+                    <w:p>
+                      <w:pPr>
+                        <w:ind w:left="0"/>
+                        <w:rPr>
+                          <w:sz w:val="16"/>
+                          <w:rPrChange w:id="484" w:author="linyoubin" w:date="2019-02-01T17:25:00Z">
+                            <w:rPr/>
+                          </w:rPrChange>
+                        </w:rPr>
+                      </w:pPr>
+                      <w:ins w:id="485" w:author="linyoubin" w:date="2019-02-01T16:49:00Z">
+                        <w:r>
+                          <w:rPr>
+                            <w:sz w:val="16"/>
+                            <w:rPrChange w:id="486" w:author="linyoubin" w:date="2019-02-01T17:25:00Z">
+                              <w:rPr/>
+                            </w:rPrChange>
+                          </w:rPr>
+                          <w:t>P1</w:t>
+                        </w:r>
+                      </w:ins>
+                    </w:p>
+                  </w:txbxContent>
+                </v:textbox>
+              </v:shape>
+            </v:group>
+            <v:shape id="_x0000_s1201" type="#_x0000_t202" style="position:absolute;left:5694;top:6729;width:366;height:349;mso-width-percent:0;mso-height-percent:0;mso-left-percent:-10001;mso-top-percent:-10001;mso-wrap-distance-left:9pt;mso-wrap-distance-top:0;mso-wrap-distance-right:9pt;mso-wrap-distance-bottom:0;mso-position-horizontal:absolute;mso-position-horizontal-relative:text;mso-position-vertical:absolute;mso-position-vertical-relative:text;mso-width-percent:0;mso-height-percent:0;mso-left-percent:-10001;mso-top-percent:-10001;mso-width-relative:page;mso-height-relative:page;mso-position-horizontal-col-start:0;mso-width-col-span:0;v-text-anchor:middle" filled="f" stroked="f">
+              <v:textbox style="mso-next-textbox:#_x0000_s1201" inset="0,0,0,0">
+                <w:txbxContent>
+                  <w:p>
+                    <w:pPr>
+                      <w:ind w:left="0"/>
+                      <w:rPr>
+                        <w:sz w:val="16"/>
+                        <w:rPrChange w:id="487" w:author="linyoubin" w:date="2019-02-01T17:24:00Z">
+                          <w:rPr/>
+                        </w:rPrChange>
+                      </w:rPr>
+                    </w:pPr>
+                    <w:ins w:id="488" w:author="linyoubin" w:date="2019-02-01T16:49:00Z">
+                      <w:r>
+                        <w:rPr>
+                          <w:sz w:val="16"/>
+                          <w:rPrChange w:id="489" w:author="linyoubin" w:date="2019-02-01T17:24:00Z">
+                            <w:rPr/>
+                          </w:rPrChange>
+                        </w:rPr>
+                        <w:t>P2</w:t>
+                      </w:r>
+                    </w:ins>
+                  </w:p>
+                </w:txbxContent>
+              </v:textbox>
+            </v:shape>
+            <v:shape id="_x0000_s1202" type="#_x0000_t202" style="position:absolute;left:6503;top:6725;width:603;height:349;mso-width-percent:0;mso-height-percent:0;mso-left-percent:-10001;mso-top-percent:-10001;mso-wrap-distance-left:9pt;mso-wrap-distance-top:0;mso-wrap-distance-right:9pt;mso-wrap-distance-bottom:0;mso-position-horizontal:absolute;mso-position-horizontal-relative:text;mso-position-vertical:absolute;mso-position-vertical-relative:text;mso-width-percent:0;mso-height-percent:0;mso-left-percent:-10001;mso-top-percent:-10001;mso-width-relative:page;mso-height-relative:page;mso-position-horizontal-col-start:0;mso-width-col-span:0;v-text-anchor:middle" filled="f" stroked="f">
+              <v:textbox style="mso-next-textbox:#_x0000_s1202" inset="0,0,0,0">
+                <w:txbxContent>
+                  <w:p>
+                    <w:pPr>
+                      <w:ind w:left="0"/>
+                      <w:rPr>
+                        <w:sz w:val="15"/>
+                        <w:rPrChange w:id="490" w:author="linyoubin" w:date="2019-02-01T17:24:00Z">
+                          <w:rPr/>
+                        </w:rPrChange>
+                      </w:rPr>
+                    </w:pPr>
+                    <w:ins w:id="491" w:author="linyoubin" w:date="2019-02-01T16:49:00Z">
+                      <w:r>
+                        <w:rPr>
+                          <w:sz w:val="15"/>
+                          <w:rPrChange w:id="492" w:author="linyoubin" w:date="2019-02-01T17:24:00Z">
+                            <w:rPr/>
+                          </w:rPrChange>
+                        </w:rPr>
+                        <w:t>Key2</w:t>
+                      </w:r>
+                    </w:ins>
+                  </w:p>
+                </w:txbxContent>
+              </v:textbox>
+            </v:shape>
+            <v:shape id="_x0000_s1203" type="#_x0000_t202" style="position:absolute;left:7708;top:6730;width:366;height:348;mso-width-percent:0;mso-height-percent:0;mso-left-percent:-10001;mso-top-percent:-10001;mso-wrap-distance-left:9pt;mso-wrap-distance-top:0;mso-wrap-distance-right:9pt;mso-wrap-distance-bottom:0;mso-position-horizontal:absolute;mso-position-horizontal-relative:text;mso-position-vertical:absolute;mso-position-vertical-relative:text;mso-width-percent:0;mso-height-percent:0;mso-left-percent:-10001;mso-top-percent:-10001;mso-width-relative:page;mso-height-relative:page;mso-position-horizontal-col-start:0;mso-width-col-span:0;v-text-anchor:middle" filled="f" stroked="f">
+              <v:textbox style="mso-next-textbox:#_x0000_s1203" inset="0,0,0,0">
+                <w:txbxContent>
+                  <w:p>
+                    <w:pPr>
+                      <w:ind w:left="0"/>
+                      <w:rPr>
+                        <w:sz w:val="16"/>
+                        <w:rPrChange w:id="493" w:author="linyoubin" w:date="2019-02-01T17:25:00Z">
+                          <w:rPr/>
+                        </w:rPrChange>
+                      </w:rPr>
+                    </w:pPr>
+                    <w:ins w:id="494" w:author="linyoubin" w:date="2019-02-01T16:49:00Z">
+                      <w:r>
+                        <w:rPr>
+                          <w:sz w:val="16"/>
+                          <w:rPrChange w:id="495" w:author="linyoubin" w:date="2019-02-01T17:25:00Z">
+                            <w:rPr/>
+                          </w:rPrChange>
+                        </w:rPr>
+                        <w:t>P3</w:t>
+                      </w:r>
+                    </w:ins>
+                  </w:p>
+                </w:txbxContent>
+              </v:textbox>
+            </v:shape>
+            <v:shape id="_x0000_s1204" type="#_x0000_t202" style="position:absolute;left:8836;top:6721;width:602;height:348;mso-width-percent:0;mso-height-percent:0;mso-left-percent:-10001;mso-top-percent:-10001;mso-wrap-distance-left:9pt;mso-wrap-distance-top:0;mso-wrap-distance-right:9pt;mso-wrap-distance-bottom:0;mso-position-horizontal:absolute;mso-position-horizontal-relative:text;mso-position-vertical:absolute;mso-position-vertical-relative:text;mso-width-percent:0;mso-height-percent:0;mso-left-percent:-10001;mso-top-percent:-10001;mso-width-relative:page;mso-height-relative:page;mso-position-horizontal-col-start:0;mso-width-col-span:0;v-text-anchor:middle" filled="f" stroked="f">
+              <v:textbox style="mso-next-textbox:#_x0000_s1204" inset="0,0,0,0">
+                <w:txbxContent>
+                  <w:p>
+                    <w:pPr>
+                      <w:ind w:left="0"/>
+                      <w:rPr>
+                        <w:sz w:val="16"/>
+                        <w:rPrChange w:id="496" w:author="linyoubin" w:date="2019-02-01T17:25:00Z">
+                          <w:rPr/>
+                        </w:rPrChange>
+                      </w:rPr>
+                    </w:pPr>
+                    <w:ins w:id="497" w:author="linyoubin" w:date="2019-02-01T16:49:00Z">
+                      <w:r>
+                        <w:rPr>
+                          <w:sz w:val="16"/>
+                          <w:rPrChange w:id="498" w:author="linyoubin" w:date="2019-02-01T17:25:00Z">
+                            <w:rPr/>
+                          </w:rPrChange>
+                        </w:rPr>
+                        <w:t>Key3</w:t>
+                      </w:r>
+                    </w:ins>
+                  </w:p>
+                </w:txbxContent>
+              </v:textbox>
+            </v:shape>
+            <v:shape id="_x0000_s1205" type="#_x0000_t202" style="position:absolute;left:9558;top:6714;width:366;height:348;mso-width-percent:0;mso-height-percent:0;mso-left-percent:-10001;mso-top-percent:-10001;mso-wrap-distance-left:9pt;mso-wrap-distance-top:0;mso-wrap-distance-right:9pt;mso-wrap-distance-bottom:0;mso-position-horizontal:absolute;mso-position-horizontal-relative:text;mso-position-vertical:absolute;mso-position-vertical-relative:text;mso-width-percent:0;mso-height-percent:0;mso-left-percent:-10001;mso-top-percent:-10001;mso-width-relative:page;mso-height-relative:page;mso-position-horizontal-col-start:0;mso-width-col-span:0;v-text-anchor:middle" filled="f" stroked="f">
+              <v:textbox style="mso-next-textbox:#_x0000_s1205" inset="0,0,0,0">
+                <w:txbxContent>
+                  <w:p>
+                    <w:pPr>
+                      <w:ind w:left="0"/>
+                      <w:rPr>
+                        <w:sz w:val="16"/>
+                        <w:rPrChange w:id="499" w:author="linyoubin" w:date="2019-02-01T17:25:00Z">
+                          <w:rPr/>
+                        </w:rPrChange>
+                      </w:rPr>
+                    </w:pPr>
+                    <w:ins w:id="500" w:author="linyoubin" w:date="2019-02-01T16:49:00Z">
+                      <w:r>
+                        <w:rPr>
+                          <w:sz w:val="16"/>
+                          <w:rPrChange w:id="501" w:author="linyoubin" w:date="2019-02-01T17:25:00Z">
+                            <w:rPr/>
+                          </w:rPrChange>
+                        </w:rPr>
+                        <w:t>P4</w:t>
+                      </w:r>
+                    </w:ins>
+                  </w:p>
+                </w:txbxContent>
+              </v:textbox>
+            </v:shape>
+            <v:group id="_x0000_s1213" style="position:absolute;left:3647;top:6516;width:194;height:191" coordorigin="3252,6950" coordsize="727,191">
+              <v:shape id="_x0000_s1210" type="#_x0000_t32" style="position:absolute;left:3252;top:7140;width:727;height:1;mso-wrap-style:square;mso-left-percent:-10001;mso-top-percent:-10001;mso-wrap-distance-left:9pt;mso-wrap-distance-top:0;mso-wrap-distance-right:9pt;mso-wrap-distance-bottom:0;mso-position-horizontal:absolute;mso-position-horizontal-relative:text;mso-position-vertical:absolute;mso-position-vertical-relative:text;mso-left-percent:-10001;mso-top-percent:-10001;mso-width-relative:page;mso-height-relative:page;mso-position-horizontal-col-start:0;mso-width-col-span:0;v-text-anchor:middle" o:connectortype="straight" strokecolor="#0070c0"/>
+              <v:shape id="_x0000_s1211" type="#_x0000_t32" style="position:absolute;left:3262;top:6950;width:1;height:191;flip:y;mso-wrap-style:square;mso-left-percent:-10001;mso-top-percent:-10001;mso-wrap-distance-left:9pt;mso-wrap-distance-top:0;mso-wrap-distance-right:9pt;mso-wrap-distance-bottom:0;mso-position-horizontal:absolute;mso-position-horizontal-relative:text;mso-position-vertical:absolute;mso-position-vertical-relative:text;mso-left-percent:-10001;mso-top-percent:-10001;mso-width-relative:page;mso-height-relative:page;mso-position-horizontal-col-start:0;mso-width-col-span:0;v-text-anchor:middle" o:connectortype="straight" strokecolor="#0070c0"/>
+              <v:shape id="_x0000_s1212" type="#_x0000_t32" style="position:absolute;left:3970;top:6950;width:1;height:191;flip:y;mso-wrap-style:square;mso-left-percent:-10001;mso-top-percent:-10001;mso-wrap-distance-left:9pt;mso-wrap-distance-top:0;mso-wrap-distance-right:9pt;mso-wrap-distance-bottom:0;mso-position-horizontal:absolute;mso-position-horizontal-relative:text;mso-position-vertical:absolute;mso-position-vertical-relative:text;mso-left-percent:-10001;mso-top-percent:-10001;mso-width-relative:page;mso-height-relative:page;mso-position-horizontal-col-start:0;mso-width-col-span:0;v-text-anchor:middle" o:connectortype="straight" strokecolor="#0070c0"/>
+            </v:group>
+            <v:shape id="_x0000_s1215" type="#_x0000_t202" style="position:absolute;left:3376;top:6139;width:747;height:349;mso-width-percent:0;mso-height-percent:0;mso-left-percent:-10001;mso-top-percent:-10001;mso-wrap-distance-left:9pt;mso-wrap-distance-top:0;mso-wrap-distance-right:9pt;mso-wrap-distance-bottom:0;mso-position-horizontal:absolute;mso-position-horizontal-relative:text;mso-position-vertical:absolute;mso-position-vertical-relative:text;mso-width-percent:0;mso-height-percent:0;mso-left-percent:-10001;mso-top-percent:-10001;mso-width-relative:page;mso-height-relative:page;mso-position-horizontal-col-start:0;mso-width-col-span:0;v-text-anchor:middle" filled="f" stroked="f">
+              <v:textbox style="mso-next-textbox:#_x0000_s1215" inset="0,0,0,0">
+                <w:txbxContent>
+                  <w:p>
+                    <w:pPr>
+                      <w:ind w:left="0"/>
+                      <w:rPr>
+                        <w:color w:val="0070C0"/>
+                        <w:sz w:val="16"/>
+                        <w:rPrChange w:id="502" w:author="linyoubin" w:date="2019-02-01T17:04:00Z">
+                          <w:rPr/>
+                        </w:rPrChange>
+                      </w:rPr>
+                    </w:pPr>
+                    <w:ins w:id="503" w:author="linyoubin" w:date="2019-02-01T16:49:00Z">
+                      <w:r>
+                        <w:rPr>
+                          <w:color w:val="0070C0"/>
+                          <w:sz w:val="16"/>
+                          <w:rPrChange w:id="504" w:author="linyoubin" w:date="2019-02-01T17:04:00Z">
+                            <w:rPr/>
+                          </w:rPrChange>
+                        </w:rPr>
+                        <w:t>Key1</w:t>
+                      </w:r>
+                    </w:ins>
+                    <w:ins w:id="505" w:author="linyoubin" w:date="2019-02-01T17:02:00Z">
+                      <w:r>
+                        <w:rPr>
+                          <w:color w:val="0070C0"/>
+                          <w:sz w:val="16"/>
+                          <w:rPrChange w:id="506" w:author="linyoubin" w:date="2019-02-01T17:04:00Z">
+                            <w:rPr/>
+                          </w:rPrChange>
+                        </w:rPr>
+                        <w:t xml:space="preserve"> offset</w:t>
+                      </w:r>
+                    </w:ins>
+                  </w:p>
+                </w:txbxContent>
+              </v:textbox>
+            </v:shape>
+            <v:group id="_x0000_s1216" style="position:absolute;left:4563;top:6523;width:194;height:191" coordorigin="3252,6950" coordsize="727,191">
+              <v:shape id="_x0000_s1217" type="#_x0000_t32" style="position:absolute;left:3252;top:7140;width:727;height:1;mso-wrap-style:square;mso-left-percent:-10001;mso-top-percent:-10001;mso-wrap-distance-left:9pt;mso-wrap-distance-top:0;mso-wrap-distance-right:9pt;mso-wrap-distance-bottom:0;mso-position-horizontal:absolute;mso-position-horizontal-relative:text;mso-position-vertical:absolute;mso-position-vertical-relative:text;mso-left-percent:-10001;mso-top-percent:-10001;mso-width-relative:page;mso-height-relative:page;mso-position-horizontal-col-start:0;mso-width-col-span:0;v-text-anchor:middle" o:connectortype="straight" strokecolor="#0070c0"/>
+              <v:shape id="_x0000_s1218" type="#_x0000_t32" style="position:absolute;left:3262;top:6950;width:1;height:191;flip:y;mso-wrap-style:square;mso-left-percent:-10001;mso-top-percent:-10001;mso-wrap-distance-left:9pt;mso-wrap-distance-top:0;mso-wrap-distance-right:9pt;mso-wrap-distance-bottom:0;mso-position-horizontal:absolute;mso-position-horizontal-relative:text;mso-position-vertical:absolute;mso-position-vertical-relative:text;mso-left-percent:-10001;mso-top-percent:-10001;mso-width-relative:page;mso-height-relative:page;mso-position-horizontal-col-start:0;mso-width-col-span:0;v-text-anchor:middle" o:connectortype="straight" strokecolor="#0070c0"/>
+              <v:shape id="_x0000_s1219" type="#_x0000_t32" style="position:absolute;left:3970;top:6950;width:1;height:191;flip:y;mso-wrap-style:square;mso-left-percent:-10001;mso-top-percent:-10001;mso-wrap-distance-left:9pt;mso-wrap-distance-top:0;mso-wrap-distance-right:9pt;mso-wrap-distance-bottom:0;mso-position-horizontal:absolute;mso-position-horizontal-relative:text;mso-position-vertical:absolute;mso-position-vertical-relative:text;mso-left-percent:-10001;mso-top-percent:-10001;mso-width-relative:page;mso-height-relative:page;mso-position-horizontal-col-start:0;mso-width-col-span:0;v-text-anchor:middle" o:connectortype="straight" strokecolor="#0070c0"/>
+            </v:group>
+            <v:shape id="_x0000_s1220" type="#_x0000_t202" style="position:absolute;left:4278;top:6146;width:774;height:349;mso-width-percent:0;mso-height-percent:0;mso-left-percent:-10001;mso-top-percent:-10001;mso-wrap-distance-left:9pt;mso-wrap-distance-top:0;mso-wrap-distance-right:9pt;mso-wrap-distance-bottom:0;mso-position-horizontal:absolute;mso-position-horizontal-relative:text;mso-position-vertical:absolute;mso-position-vertical-relative:text;mso-width-percent:0;mso-height-percent:0;mso-left-percent:-10001;mso-top-percent:-10001;mso-width-relative:page;mso-height-relative:page;mso-position-horizontal-col-start:0;mso-width-col-span:0;v-text-anchor:middle" filled="f" stroked="f">
+              <v:textbox style="mso-next-textbox:#_x0000_s1220" inset="0,0,0,0">
+                <w:txbxContent>
+                  <w:p>
+                    <w:pPr>
+                      <w:ind w:left="0"/>
+                      <w:rPr>
+                        <w:color w:val="0070C0"/>
+                        <w:sz w:val="16"/>
+                        <w:rPrChange w:id="507" w:author="linyoubin" w:date="2019-02-01T17:04:00Z">
+                          <w:rPr/>
+                        </w:rPrChange>
+                      </w:rPr>
+                    </w:pPr>
+                    <w:ins w:id="508" w:author="linyoubin" w:date="2019-02-01T16:49:00Z">
+                      <w:r>
+                        <w:rPr>
+                          <w:color w:val="0070C0"/>
+                          <w:sz w:val="16"/>
+                          <w:rPrChange w:id="509" w:author="linyoubin" w:date="2019-02-01T17:04:00Z">
+                            <w:rPr/>
+                          </w:rPrChange>
+                        </w:rPr>
+                        <w:t>Key1</w:t>
+                      </w:r>
+                    </w:ins>
+                    <w:ins w:id="510" w:author="linyoubin" w:date="2019-02-01T17:02:00Z">
+                      <w:r>
+                        <w:rPr>
+                          <w:color w:val="0070C0"/>
+                          <w:sz w:val="16"/>
+                          <w:rPrChange w:id="511" w:author="linyoubin" w:date="2019-02-01T17:04:00Z">
+                            <w:rPr/>
+                          </w:rPrChange>
+                        </w:rPr>
+                        <w:t xml:space="preserve"> </w:t>
+                      </w:r>
+                    </w:ins>
+                    <w:ins w:id="512" w:author="linyoubin" w:date="2019-02-01T17:07:00Z">
+                      <w:r>
+                        <w:rPr>
+                          <w:color w:val="0070C0"/>
+                          <w:sz w:val="16"/>
+                        </w:rPr>
+                        <w:t>length</w:t>
+                      </w:r>
+                    </w:ins>
+                  </w:p>
+                </w:txbxContent>
+              </v:textbox>
+            </v:shape>
+            <v:group id="_x0000_s1221" style="position:absolute;left:5276;top:6530;width:194;height:191" coordorigin="3252,6950" coordsize="727,191">
+              <v:shape id="_x0000_s1222" type="#_x0000_t32" style="position:absolute;left:3252;top:7140;width:727;height:1;mso-wrap-style:square;mso-left-percent:-10001;mso-top-percent:-10001;mso-wrap-distance-left:9pt;mso-wrap-distance-top:0;mso-wrap-distance-right:9pt;mso-wrap-distance-bottom:0;mso-position-horizontal:absolute;mso-position-horizontal-relative:text;mso-position-vertical:absolute;mso-position-vertical-relative:text;mso-left-percent:-10001;mso-top-percent:-10001;mso-width-relative:page;mso-height-relative:page;mso-position-horizontal-col-start:0;mso-width-col-span:0;v-text-anchor:middle" o:connectortype="straight" strokecolor="#0070c0"/>
+              <v:shape id="_x0000_s1223" type="#_x0000_t32" style="position:absolute;left:3262;top:6950;width:1;height:191;flip:y;mso-wrap-style:square;mso-left-percent:-10001;mso-top-percent:-10001;mso-wrap-distance-left:9pt;mso-wrap-distance-top:0;mso-wrap-distance-right:9pt;mso-wrap-distance-bottom:0;mso-position-horizontal:absolute;mso-position-horizontal-relative:text;mso-position-vertical:absolute;mso-position-vertical-relative:text;mso-left-percent:-10001;mso-top-percent:-10001;mso-width-relative:page;mso-height-relative:page;mso-position-horizontal-col-start:0;mso-width-col-span:0;v-text-anchor:middle" o:connectortype="straight" strokecolor="#0070c0"/>
+              <v:shape id="_x0000_s1224" type="#_x0000_t32" style="position:absolute;left:3970;top:6950;width:1;height:191;flip:y;mso-wrap-style:square;mso-left-percent:-10001;mso-top-percent:-10001;mso-wrap-distance-left:9pt;mso-wrap-distance-top:0;mso-wrap-distance-right:9pt;mso-wrap-distance-bottom:0;mso-position-horizontal:absolute;mso-position-horizontal-relative:text;mso-position-vertical:absolute;mso-position-vertical-relative:text;mso-left-percent:-10001;mso-top-percent:-10001;mso-width-relative:page;mso-height-relative:page;mso-position-horizontal-col-start:0;mso-width-col-span:0;v-text-anchor:middle" o:connectortype="straight" strokecolor="#0070c0"/>
+            </v:group>
+            <v:shape id="_x0000_s1225" type="#_x0000_t202" style="position:absolute;left:5082;top:6153;width:774;height:349;mso-width-percent:0;mso-height-percent:0;mso-left-percent:-10001;mso-top-percent:-10001;mso-wrap-distance-left:9pt;mso-wrap-distance-top:0;mso-wrap-distance-right:9pt;mso-wrap-distance-bottom:0;mso-position-horizontal:absolute;mso-position-horizontal-relative:text;mso-position-vertical:absolute;mso-position-vertical-relative:text;mso-width-percent:0;mso-height-percent:0;mso-left-percent:-10001;mso-top-percent:-10001;mso-width-relative:page;mso-height-relative:page;mso-position-horizontal-col-start:0;mso-width-col-span:0;v-text-anchor:middle" filled="f" stroked="f">
+              <v:textbox style="mso-next-textbox:#_x0000_s1225" inset="0,0,0,0">
+                <w:txbxContent>
+                  <w:p>
+                    <w:pPr>
+                      <w:ind w:left="0"/>
+                      <w:rPr>
+                        <w:color w:val="0070C0"/>
+                        <w:sz w:val="16"/>
+                        <w:rPrChange w:id="513" w:author="linyoubin" w:date="2019-02-01T17:04:00Z">
+                          <w:rPr/>
+                        </w:rPrChange>
+                      </w:rPr>
+                    </w:pPr>
+                    <w:ins w:id="514" w:author="linyoubin" w:date="2019-02-01T16:49:00Z">
+                      <w:r>
+                        <w:rPr>
+                          <w:color w:val="0070C0"/>
+                          <w:sz w:val="16"/>
+                          <w:rPrChange w:id="515" w:author="linyoubin" w:date="2019-02-01T17:04:00Z">
+                            <w:rPr/>
+                          </w:rPrChange>
+                        </w:rPr>
+                        <w:t>K</w:t>
+                      </w:r>
+                      <w:r>
+                        <w:rPr>
+                          <w:color w:val="0070C0"/>
+                          <w:sz w:val="16"/>
+                        </w:rPr>
+                        <w:t>ey2 offset</w:t>
+                      </w:r>
+                    </w:ins>
+                  </w:p>
+                </w:txbxContent>
+              </v:textbox>
+            </v:shape>
+            <v:group id="_x0000_s1229" style="position:absolute;left:6146;top:6530;width:194;height:191" coordorigin="3252,6950" coordsize="727,191">
+              <v:shape id="_x0000_s1230" type="#_x0000_t32" style="position:absolute;left:3252;top:7140;width:727;height:1;mso-wrap-style:square;mso-left-percent:-10001;mso-top-percent:-10001;mso-wrap-distance-left:9pt;mso-wrap-distance-top:0;mso-wrap-distance-right:9pt;mso-wrap-distance-bottom:0;mso-position-horizontal:absolute;mso-position-horizontal-relative:text;mso-position-vertical:absolute;mso-position-vertical-relative:text;mso-left-percent:-10001;mso-top-percent:-10001;mso-width-relative:page;mso-height-relative:page;mso-position-horizontal-col-start:0;mso-width-col-span:0;v-text-anchor:middle" o:connectortype="straight" strokecolor="#0070c0"/>
+              <v:shape id="_x0000_s1231" type="#_x0000_t32" style="position:absolute;left:3262;top:6950;width:1;height:191;flip:y;mso-wrap-style:square;mso-left-percent:-10001;mso-top-percent:-10001;mso-wrap-distance-left:9pt;mso-wrap-distance-top:0;mso-wrap-distance-right:9pt;mso-wrap-distance-bottom:0;mso-position-horizontal:absolute;mso-position-horizontal-relative:text;mso-position-vertical:absolute;mso-position-vertical-relative:text;mso-left-percent:-10001;mso-top-percent:-10001;mso-width-relative:page;mso-height-relative:page;mso-position-horizontal-col-start:0;mso-width-col-span:0;v-text-anchor:middle" o:connectortype="straight" strokecolor="#0070c0"/>
+              <v:shape id="_x0000_s1232" type="#_x0000_t32" style="position:absolute;left:3970;top:6950;width:1;height:191;flip:y;mso-wrap-style:square;mso-left-percent:-10001;mso-top-percent:-10001;mso-wrap-distance-left:9pt;mso-wrap-distance-top:0;mso-wrap-distance-right:9pt;mso-wrap-distance-bottom:0;mso-position-horizontal:absolute;mso-position-horizontal-relative:text;mso-position-vertical:absolute;mso-position-vertical-relative:text;mso-left-percent:-10001;mso-top-percent:-10001;mso-width-relative:page;mso-height-relative:page;mso-position-horizontal-col-start:0;mso-width-col-span:0;v-text-anchor:middle" o:connectortype="straight" strokecolor="#0070c0"/>
+            </v:group>
+            <v:shape id="_x0000_s1233" type="#_x0000_t202" style="position:absolute;left:5952;top:6153;width:774;height:349;mso-width-percent:0;mso-height-percent:0;mso-left-percent:-10001;mso-top-percent:-10001;mso-wrap-distance-left:9pt;mso-wrap-distance-top:0;mso-wrap-distance-right:9pt;mso-wrap-distance-bottom:0;mso-position-horizontal:absolute;mso-position-horizontal-relative:text;mso-position-vertical:absolute;mso-position-vertical-relative:text;mso-width-percent:0;mso-height-percent:0;mso-left-percent:-10001;mso-top-percent:-10001;mso-width-relative:page;mso-height-relative:page;mso-position-horizontal-col-start:0;mso-width-col-span:0;v-text-anchor:middle" filled="f" stroked="f">
+              <v:textbox style="mso-next-textbox:#_x0000_s1233" inset="0,0,0,0">
+                <w:txbxContent>
+                  <w:p>
+                    <w:pPr>
+                      <w:ind w:left="0"/>
+                      <w:rPr>
+                        <w:color w:val="0070C0"/>
+                        <w:sz w:val="16"/>
+                        <w:rPrChange w:id="516" w:author="linyoubin" w:date="2019-02-01T17:04:00Z">
+                          <w:rPr/>
+                        </w:rPrChange>
+                      </w:rPr>
+                    </w:pPr>
+                    <w:ins w:id="517" w:author="linyoubin" w:date="2019-02-01T16:49:00Z">
+                      <w:r>
+                        <w:rPr>
+                          <w:color w:val="0070C0"/>
+                          <w:sz w:val="16"/>
+                          <w:rPrChange w:id="518" w:author="linyoubin" w:date="2019-02-01T17:04:00Z">
+                            <w:rPr/>
+                          </w:rPrChange>
+                        </w:rPr>
+                        <w:t>K</w:t>
+                      </w:r>
+                      <w:r>
+                        <w:rPr>
+                          <w:color w:val="0070C0"/>
+                          <w:sz w:val="16"/>
+                        </w:rPr>
+                        <w:t>ey</w:t>
+                      </w:r>
+                    </w:ins>
+                    <w:ins w:id="519" w:author="linyoubin" w:date="2019-02-01T17:14:00Z">
+                      <w:r>
+                        <w:rPr>
+                          <w:color w:val="0070C0"/>
+                          <w:sz w:val="16"/>
+                        </w:rPr>
+                        <w:t>2</w:t>
+                      </w:r>
+                    </w:ins>
+                    <w:ins w:id="520" w:author="linyoubin" w:date="2019-02-01T16:49:00Z">
+                      <w:r>
+                        <w:rPr>
+                          <w:color w:val="0070C0"/>
+                          <w:sz w:val="16"/>
+                        </w:rPr>
+                        <w:t xml:space="preserve"> </w:t>
+                      </w:r>
+                    </w:ins>
+                    <w:ins w:id="521" w:author="linyoubin" w:date="2019-02-01T17:14:00Z">
+                      <w:r>
+                        <w:rPr>
+                          <w:color w:val="0070C0"/>
+                          <w:sz w:val="16"/>
+                        </w:rPr>
+                        <w:t>length</w:t>
+                      </w:r>
+                    </w:ins>
+                  </w:p>
+                </w:txbxContent>
+              </v:textbox>
+            </v:shape>
+            <v:group id="_x0000_s1234" style="position:absolute;left:7107;top:6530;width:194;height:191" coordorigin="3252,6950" coordsize="727,191">
+              <v:shape id="_x0000_s1235" type="#_x0000_t32" style="position:absolute;left:3252;top:7140;width:727;height:1;mso-wrap-style:square;mso-left-percent:-10001;mso-top-percent:-10001;mso-wrap-distance-left:9pt;mso-wrap-distance-top:0;mso-wrap-distance-right:9pt;mso-wrap-distance-bottom:0;mso-position-horizontal:absolute;mso-position-horizontal-relative:text;mso-position-vertical:absolute;mso-position-vertical-relative:text;mso-left-percent:-10001;mso-top-percent:-10001;mso-width-relative:page;mso-height-relative:page;mso-position-horizontal-col-start:0;mso-width-col-span:0;v-text-anchor:middle" o:connectortype="straight" strokecolor="#0070c0"/>
+              <v:shape id="_x0000_s1236" type="#_x0000_t32" style="position:absolute;left:3262;top:6950;width:1;height:191;flip:y;mso-wrap-style:square;mso-left-percent:-10001;mso-top-percent:-10001;mso-wrap-distance-left:9pt;mso-wrap-distance-top:0;mso-wrap-distance-right:9pt;mso-wrap-distance-bottom:0;mso-position-horizontal:absolute;mso-position-horizontal-relative:text;mso-position-vertical:absolute;mso-position-vertical-relative:text;mso-left-percent:-10001;mso-top-percent:-10001;mso-width-relative:page;mso-height-relative:page;mso-position-horizontal-col-start:0;mso-width-col-span:0;v-text-anchor:middle" o:connectortype="straight" strokecolor="#0070c0"/>
+              <v:shape id="_x0000_s1237" type="#_x0000_t32" style="position:absolute;left:3970;top:6950;width:1;height:191;flip:y;mso-wrap-style:square;mso-left-percent:-10001;mso-top-percent:-10001;mso-wrap-distance-left:9pt;mso-wrap-distance-top:0;mso-wrap-distance-right:9pt;mso-wrap-distance-bottom:0;mso-position-horizontal:absolute;mso-position-horizontal-relative:text;mso-position-vertical:absolute;mso-position-vertical-relative:text;mso-left-percent:-10001;mso-top-percent:-10001;mso-width-relative:page;mso-height-relative:page;mso-position-horizontal-col-start:0;mso-width-col-span:0;v-text-anchor:middle" o:connectortype="straight" strokecolor="#0070c0"/>
+            </v:group>
+            <v:shape id="_x0000_s1238" type="#_x0000_t202" style="position:absolute;left:6913;top:6153;width:774;height:349;mso-width-percent:0;mso-height-percent:0;mso-left-percent:-10001;mso-top-percent:-10001;mso-wrap-distance-left:9pt;mso-wrap-distance-top:0;mso-wrap-distance-right:9pt;mso-wrap-distance-bottom:0;mso-position-horizontal:absolute;mso-position-horizontal-relative:text;mso-position-vertical:absolute;mso-position-vertical-relative:text;mso-width-percent:0;mso-height-percent:0;mso-left-percent:-10001;mso-top-percent:-10001;mso-width-relative:page;mso-height-relative:page;mso-position-horizontal-col-start:0;mso-width-col-span:0;v-text-anchor:middle" filled="f" stroked="f">
+              <v:textbox style="mso-next-textbox:#_x0000_s1238" inset="0,0,0,0">
+                <w:txbxContent>
+                  <w:p>
+                    <w:pPr>
+                      <w:ind w:left="0"/>
+                      <w:rPr>
+                        <w:color w:val="0070C0"/>
+                        <w:sz w:val="16"/>
+                        <w:rPrChange w:id="522" w:author="linyoubin" w:date="2019-02-01T17:04:00Z">
+                          <w:rPr/>
+                        </w:rPrChange>
+                      </w:rPr>
+                    </w:pPr>
+                    <w:ins w:id="523" w:author="linyoubin" w:date="2019-02-01T16:49:00Z">
+                      <w:r>
+                        <w:rPr>
+                          <w:color w:val="0070C0"/>
+                          <w:sz w:val="16"/>
+                          <w:rPrChange w:id="524" w:author="linyoubin" w:date="2019-02-01T17:04:00Z">
+                            <w:rPr/>
+                          </w:rPrChange>
+                        </w:rPr>
+                        <w:t>K</w:t>
+                      </w:r>
+                      <w:r>
+                        <w:rPr>
+                          <w:color w:val="0070C0"/>
+                          <w:sz w:val="16"/>
+                        </w:rPr>
+                        <w:t>ey</w:t>
+                      </w:r>
+                    </w:ins>
+                    <w:ins w:id="525" w:author="linyoubin" w:date="2019-02-01T17:14:00Z">
+                      <w:r>
+                        <w:rPr>
+                          <w:color w:val="0070C0"/>
+                          <w:sz w:val="16"/>
+                        </w:rPr>
+                        <w:t>3</w:t>
+                      </w:r>
+                    </w:ins>
+                    <w:ins w:id="526" w:author="linyoubin" w:date="2019-02-01T16:49:00Z">
+                      <w:r>
+                        <w:rPr>
+                          <w:color w:val="0070C0"/>
+                          <w:sz w:val="16"/>
+                        </w:rPr>
+                        <w:t xml:space="preserve"> </w:t>
+                      </w:r>
+                    </w:ins>
+                    <w:ins w:id="527" w:author="linyoubin" w:date="2019-02-01T17:14:00Z">
+                      <w:r>
+                        <w:rPr>
+                          <w:color w:val="0070C0"/>
+                          <w:sz w:val="16"/>
+                        </w:rPr>
+                        <w:t>offset</w:t>
+                      </w:r>
+                    </w:ins>
+                  </w:p>
+                </w:txbxContent>
+              </v:textbox>
+            </v:shape>
+            <v:group id="_x0000_s1239" style="position:absolute;left:8451;top:6523;width:194;height:191" coordorigin="3252,6950" coordsize="727,191">
+              <v:shape id="_x0000_s1240" type="#_x0000_t32" style="position:absolute;left:3252;top:7140;width:727;height:1;mso-wrap-style:square;mso-left-percent:-10001;mso-top-percent:-10001;mso-wrap-distance-left:9pt;mso-wrap-distance-top:0;mso-wrap-distance-right:9pt;mso-wrap-distance-bottom:0;mso-position-horizontal:absolute;mso-position-horizontal-relative:text;mso-position-vertical:absolute;mso-position-vertical-relative:text;mso-left-percent:-10001;mso-top-percent:-10001;mso-width-relative:page;mso-height-relative:page;mso-position-horizontal-col-start:0;mso-width-col-span:0;v-text-anchor:middle" o:connectortype="straight" strokecolor="#0070c0"/>
+              <v:shape id="_x0000_s1241" type="#_x0000_t32" style="position:absolute;left:3262;top:6950;width:1;height:191;flip:y;mso-wrap-style:square;mso-left-percent:-10001;mso-top-percent:-10001;mso-wrap-distance-left:9pt;mso-wrap-distance-top:0;mso-wrap-distance-right:9pt;mso-wrap-distance-bottom:0;mso-position-horizontal:absolute;mso-position-horizontal-relative:text;mso-position-vertical:absolute;mso-position-vertical-relative:text;mso-left-percent:-10001;mso-top-percent:-10001;mso-width-relative:page;mso-height-relative:page;mso-position-horizontal-col-start:0;mso-width-col-span:0;v-text-anchor:middle" o:connectortype="straight" strokecolor="#0070c0"/>
+              <v:shape id="_x0000_s1242" type="#_x0000_t32" style="position:absolute;left:3970;top:6950;width:1;height:191;flip:y;mso-wrap-style:square;mso-left-percent:-10001;mso-top-percent:-10001;mso-wrap-distance-left:9pt;mso-wrap-distance-top:0;mso-wrap-distance-right:9pt;mso-wrap-distance-bottom:0;mso-position-horizontal:absolute;mso-position-horizontal-relative:text;mso-position-vertical:absolute;mso-position-vertical-relative:text;mso-left-percent:-10001;mso-top-percent:-10001;mso-width-relative:page;mso-height-relative:page;mso-position-horizontal-col-start:0;mso-width-col-span:0;v-text-anchor:middle" o:connectortype="straight" strokecolor="#0070c0"/>
+            </v:group>
+            <v:shape id="_x0000_s1243" type="#_x0000_t202" style="position:absolute;left:8257;top:6146;width:774;height:349;mso-width-percent:0;mso-height-percent:0;mso-left-percent:-10001;mso-top-percent:-10001;mso-wrap-distance-left:9pt;mso-wrap-distance-top:0;mso-wrap-distance-right:9pt;mso-wrap-distance-bottom:0;mso-position-horizontal:absolute;mso-position-horizontal-relative:text;mso-position-vertical:absolute;mso-position-vertical-relative:text;mso-width-percent:0;mso-height-percent:0;mso-left-percent:-10001;mso-top-percent:-10001;mso-width-relative:page;mso-height-relative:page;mso-position-horizontal-col-start:0;mso-width-col-span:0;v-text-anchor:middle" filled="f" stroked="f">
+              <v:textbox style="mso-next-textbox:#_x0000_s1243" inset="0,0,0,0">
+                <w:txbxContent>
+                  <w:p>
+                    <w:pPr>
+                      <w:ind w:left="0"/>
+                      <w:rPr>
+                        <w:color w:val="0070C0"/>
+                        <w:sz w:val="16"/>
+                        <w:rPrChange w:id="528" w:author="linyoubin" w:date="2019-02-01T17:04:00Z">
+                          <w:rPr/>
+                        </w:rPrChange>
+                      </w:rPr>
+                    </w:pPr>
+                    <w:ins w:id="529" w:author="linyoubin" w:date="2019-02-01T16:49:00Z">
+                      <w:r>
+                        <w:rPr>
+                          <w:color w:val="0070C0"/>
+                          <w:sz w:val="16"/>
+                          <w:rPrChange w:id="530" w:author="linyoubin" w:date="2019-02-01T17:04:00Z">
+                            <w:rPr/>
+                          </w:rPrChange>
+                        </w:rPr>
+                        <w:t>K</w:t>
+                      </w:r>
+                      <w:r>
+                        <w:rPr>
+                          <w:color w:val="0070C0"/>
+                          <w:sz w:val="16"/>
+                        </w:rPr>
+                        <w:t>ey</w:t>
+                      </w:r>
+                    </w:ins>
+                    <w:ins w:id="531" w:author="linyoubin" w:date="2019-02-01T17:14:00Z">
+                      <w:r>
+                        <w:rPr>
+                          <w:color w:val="0070C0"/>
+                          <w:sz w:val="16"/>
+                        </w:rPr>
+                        <w:t>3</w:t>
+                      </w:r>
+                    </w:ins>
+                    <w:ins w:id="532" w:author="linyoubin" w:date="2019-02-01T16:49:00Z">
+                      <w:r>
+                        <w:rPr>
+                          <w:color w:val="0070C0"/>
+                          <w:sz w:val="16"/>
+                        </w:rPr>
+                        <w:t xml:space="preserve"> </w:t>
+                      </w:r>
+                    </w:ins>
+                    <w:ins w:id="533" w:author="linyoubin" w:date="2019-02-01T17:16:00Z">
+                      <w:r>
+                        <w:rPr>
+                          <w:color w:val="0070C0"/>
+                          <w:sz w:val="16"/>
+                        </w:rPr>
+                        <w:t>length</w:t>
+                      </w:r>
+                    </w:ins>
+                  </w:p>
+                </w:txbxContent>
+              </v:textbox>
+            </v:shape>
+            <v:shape id="_x0000_s1246" type="#_x0000_t87" style="position:absolute;left:6760;top:4384;width:240;height:6088;rotation:270;mso-wrap-style:square;mso-wrap-distance-left:9pt;mso-wrap-distance-top:0;mso-wrap-distance-right:9pt;mso-wrap-distance-bottom:0;mso-position-horizontal-relative:text;mso-position-vertical-relative:text;mso-width-relative:page;mso-height-relative:page;mso-position-horizontal-col-start:0;mso-width-col-span:0;v-text-anchor:middle" adj="794,10752">
+              <v:textbox inset="0,0,0,0"/>
+            </v:shape>
+            <v:shape id="_x0000_s1247" type="#_x0000_t87" style="position:absolute;left:6674;top:4729;width:240;height:6237;rotation:270;mso-wrap-style:square;mso-wrap-distance-left:9pt;mso-wrap-distance-top:0;mso-wrap-distance-right:9pt;mso-wrap-distance-bottom:0;mso-position-horizontal-relative:text;mso-position-vertical-relative:text;mso-width-relative:page;mso-height-relative:page;mso-position-horizontal-col-start:0;mso-width-col-span:0;v-text-anchor:middle" adj="794,10752">
+              <v:textbox inset="0,0,0,0"/>
+            </v:shape>
+            <v:shape id="_x0000_s1248" type="#_x0000_t32" style="position:absolute;left:3836;top:6719;width:5;height:589;flip:x;mso-wrap-style:square;mso-left-percent:-10001;mso-top-percent:-10001;mso-wrap-distance-left:9pt;mso-wrap-distance-top:0;mso-wrap-distance-right:9pt;mso-wrap-distance-bottom:0;mso-position-horizontal:absolute;mso-position-horizontal-relative:text;mso-position-vertical:absolute;mso-position-vertical-relative:text;mso-left-percent:-10001;mso-top-percent:-10001;mso-width-relative:page;mso-height-relative:page;mso-position-horizontal-col-start:0;mso-width-col-span:0;v-text-anchor:middle" o:connectortype="straight">
+              <v:stroke dashstyle="dash"/>
+            </v:shape>
+            <v:shape id="_x0000_s1249" type="#_x0000_t32" style="position:absolute;left:3642;top:6721;width:5;height:935;mso-wrap-style:square;mso-left-percent:-10001;mso-top-percent:-10001;mso-wrap-distance-left:9pt;mso-wrap-distance-top:0;mso-wrap-distance-right:9pt;mso-wrap-distance-bottom:0;mso-position-horizontal:absolute;mso-position-horizontal-relative:text;mso-position-vertical:absolute;mso-position-vertical-relative:text;mso-left-percent:-10001;mso-top-percent:-10001;mso-width-relative:page;mso-height-relative:page;mso-position-horizontal-col-start:0;mso-width-col-span:0;v-text-anchor:middle" o:connectortype="straight">
+              <v:stroke dashstyle="dash"/>
+            </v:shape>
+            <v:shape id="_x0000_s1251" type="#_x0000_t202" style="position:absolute;left:6653;top:7455;width:768;height:349;mso-width-percent:0;mso-height-percent:0;mso-left-percent:-10001;mso-top-percent:-10001;mso-wrap-distance-left:9pt;mso-wrap-distance-top:0;mso-wrap-distance-right:9pt;mso-wrap-distance-bottom:0;mso-position-horizontal:absolute;mso-position-horizontal-relative:text;mso-position-vertical:absolute;mso-position-vertical-relative:text;mso-width-percent:0;mso-height-percent:0;mso-left-percent:-10001;mso-top-percent:-10001;mso-width-relative:page;mso-height-relative:page;mso-position-horizontal-col-start:0;mso-width-col-span:0;v-text-anchor:middle" filled="f" stroked="f">
+              <v:textbox style="mso-next-textbox:#_x0000_s1251" inset="0,0,0,0">
+                <w:txbxContent>
+                  <w:p>
+                    <w:pPr>
+                      <w:ind w:left="0"/>
+                      <w:rPr>
+                        <w:sz w:val="15"/>
+                        <w:rPrChange w:id="534" w:author="linyoubin" w:date="2019-02-01T17:24:00Z">
+                          <w:rPr/>
+                        </w:rPrChange>
+                      </w:rPr>
+                    </w:pPr>
+                    <w:ins w:id="535" w:author="linyoubin" w:date="2019-02-01T17:52:00Z">
+                      <w:r>
+                        <w:rPr>
+                          <w:sz w:val="15"/>
+                        </w:rPr>
+                        <w:t>Sub Key</w:t>
+                      </w:r>
+                    </w:ins>
+                  </w:p>
+                </w:txbxContent>
+              </v:textbox>
+            </v:shape>
+            <v:shape id="_x0000_s1252" type="#_x0000_t202" style="position:absolute;left:6503;top:7949;width:798;height:349;mso-width-percent:0;mso-height-percent:0;mso-left-percent:-10001;mso-top-percent:-10001;mso-wrap-distance-left:9pt;mso-wrap-distance-top:0;mso-wrap-distance-right:9pt;mso-wrap-distance-bottom:0;mso-position-horizontal:absolute;mso-position-horizontal-relative:text;mso-position-vertical:absolute;mso-position-vertical-relative:text;mso-width-percent:0;mso-height-percent:0;mso-left-percent:-10001;mso-top-percent:-10001;mso-width-relative:page;mso-height-relative:page;mso-position-horizontal-col-start:0;mso-width-col-span:0;v-text-anchor:middle" filled="f" stroked="f">
+              <v:textbox style="mso-next-textbox:#_x0000_s1252" inset="0,0,0,0">
+                <w:txbxContent>
+                  <w:p>
+                    <w:pPr>
+                      <w:ind w:left="0"/>
+                      <w:rPr>
+                        <w:sz w:val="15"/>
+                        <w:rPrChange w:id="536" w:author="linyoubin" w:date="2019-02-01T17:24:00Z">
+                          <w:rPr/>
+                        </w:rPrChange>
+                      </w:rPr>
+                    </w:pPr>
+                    <w:ins w:id="537" w:author="linyoubin" w:date="2019-02-01T17:52:00Z">
+                      <w:r>
+                        <w:rPr>
+                          <w:sz w:val="15"/>
+                        </w:rPr>
+                        <w:t>Result Key</w:t>
+                      </w:r>
+                    </w:ins>
+                  </w:p>
+                </w:txbxContent>
+              </v:textbox>
+            </v:shape>
+            <v:shape id="_x0000_s1262" style="position:absolute;left:3751;top:6713;width:812;height:530;v-text-anchor:middle" coordsize="812,530" path="m,c11,148,23,296,90,383v67,87,207,139,311,143c505,530,644,490,712,405,780,320,796,168,812,16e" filled="f">
+              <v:stroke endarrow="open"/>
+              <v:path arrowok="t"/>
+            </v:shape>
+            <v:shape id="_x0000_s1263" style="position:absolute;left:5369;top:6707;width:777;height:530;v-text-anchor:middle" coordsize="812,530" path="m,c11,148,23,296,90,383v67,87,207,139,311,143c505,530,644,490,712,405,780,320,796,168,812,16e" filled="f">
+              <v:stroke endarrow="open"/>
+              <v:path arrowok="t"/>
+            </v:shape>
+            <v:shape id="_x0000_s1264" style="position:absolute;left:7236;top:6730;width:1208;height:530;v-text-anchor:middle" coordsize="812,530" path="m,c11,148,23,296,90,383v67,87,207,139,311,143c505,530,644,490,712,405,780,320,796,168,812,16e" filled="f">
+              <v:stroke endarrow="open"/>
+              <v:path arrowok="t"/>
+            </v:shape>
+            <w10:wrap type="none"/>
+            <w10:anchorlock/>
+          </v:group>
+        </w:pict>
+      </w:r>
+    </w:p>
+    <w:p>
+      <w:pPr>
+        <w:pStyle w:val="aa"/>
+        <w:numPr>
+          <w:ilvl w:val="0"/>
+          <w:numId w:val="27"/>
+        </w:numPr>
+        <w:ind w:firstLineChars="0"/>
+        <w:rPr>
+          <w:ins w:id="538" w:author="linyoubin" w:date="2019-02-01T17:38:00Z"/>
+        </w:rPr>
+        <w:pPrChange w:id="539" w:author="linyoubin" w:date="2019-02-01T17:39:00Z">
+          <w:pPr>
+            <w:ind w:left="777"/>
+          </w:pPr>
+        </w:pPrChange>
+      </w:pPr>
+      <w:ins w:id="540" w:author="linyoubin" w:date="2019-02-01T17:37:00Z">
+        <w:r>
+          <w:rPr>
+            <w:rFonts w:hint="eastAsia"/>
+          </w:rPr>
+          <w:t>使用</w:t>
+        </w:r>
+        <w:r>
+          <w:t>随机算法，在</w:t>
+        </w:r>
+        <w:r>
+          <w:t>Random Key</w:t>
+        </w:r>
+        <w:r>
+          <w:t>上随机选取两点，将</w:t>
+        </w:r>
+        <w:r>
+          <w:t>Random Key</w:t>
+        </w:r>
+        <w:r>
+          <w:t>分为</w:t>
+        </w:r>
+        <w:r>
+          <w:rPr>
+            <w:rFonts w:hint="eastAsia"/>
+          </w:rPr>
+          <w:t>3</w:t>
+        </w:r>
+      </w:ins>
+      <w:ins w:id="541" w:author="linyoubin" w:date="2019-02-01T17:38:00Z">
+        <w:r>
+          <w:rPr>
+            <w:rFonts w:hint="eastAsia"/>
+          </w:rPr>
+          <w:t>段</w:t>
+        </w:r>
+        <w:r>
+          <w:t>。</w:t>
+        </w:r>
+      </w:ins>
+    </w:p>
+    <w:p>
+      <w:pPr>
+        <w:pStyle w:val="aa"/>
+        <w:numPr>
+          <w:ilvl w:val="0"/>
+          <w:numId w:val="27"/>
+        </w:numPr>
+        <w:ind w:firstLineChars="0"/>
+        <w:rPr>
+          <w:ins w:id="542" w:author="linyoubin" w:date="2019-02-01T17:39:00Z"/>
+        </w:rPr>
+        <w:pPrChange w:id="543" w:author="linyoubin" w:date="2019-02-01T17:39:00Z">
+          <w:pPr>
+            <w:ind w:left="777"/>
+          </w:pPr>
+        </w:pPrChange>
+      </w:pPr>
+      <w:ins w:id="544" w:author="linyoubin" w:date="2019-02-01T17:38:00Z">
+        <w:r>
+          <w:rPr>
+            <w:rFonts w:hint="eastAsia"/>
+          </w:rPr>
+          <w:t>使用</w:t>
+        </w:r>
+        <w:r>
+          <w:t>随机算法，在</w:t>
+        </w:r>
+        <w:r>
+          <w:t>Encrypted Password</w:t>
+        </w:r>
+        <w:r>
+          <w:rPr>
+            <w:rFonts w:hint="eastAsia"/>
+          </w:rPr>
+          <w:t>上</w:t>
+        </w:r>
+        <w:r>
+          <w:t>随机选取</w:t>
+        </w:r>
+        <w:r>
+          <w:rPr>
+            <w:rFonts w:hint="eastAsia"/>
+          </w:rPr>
+          <w:t>3</w:t>
+        </w:r>
+        <w:r>
+          <w:rPr>
+            <w:rFonts w:hint="eastAsia"/>
+          </w:rPr>
+          <w:t>个</w:t>
+        </w:r>
+        <w:r>
+          <w:t>插入点，</w:t>
+        </w:r>
+        <w:r>
+          <w:rPr>
+            <w:rFonts w:hint="eastAsia"/>
+          </w:rPr>
+          <w:t>按顺序</w:t>
+        </w:r>
+        <w:r>
+          <w:t>分别插入</w:t>
+        </w:r>
+        <w:r>
+          <w:t>Random Key</w:t>
+        </w:r>
+        <w:r>
+          <w:t>的</w:t>
+        </w:r>
+        <w:r>
+          <w:t>3</w:t>
+        </w:r>
+        <w:r>
+          <w:t>段</w:t>
+        </w:r>
+        <w:r>
+          <w:t>Key</w:t>
+        </w:r>
+      </w:ins>
+      <w:ins w:id="545" w:author="linyoubin" w:date="2019-02-01T17:39:00Z">
+        <w:r>
+          <w:t>值。</w:t>
+        </w:r>
+      </w:ins>
+    </w:p>
+    <w:p>
+      <w:pPr>
+        <w:pStyle w:val="aa"/>
+        <w:numPr>
+          <w:ilvl w:val="0"/>
+          <w:numId w:val="27"/>
+        </w:numPr>
+        <w:ind w:firstLineChars="0"/>
+        <w:rPr>
+          <w:ins w:id="546" w:author="linyoubin" w:date="2019-02-01T17:54:00Z"/>
+        </w:rPr>
+        <w:pPrChange w:id="547" w:author="linyoubin" w:date="2019-02-01T17:39:00Z">
+          <w:pPr>
+            <w:ind w:left="777"/>
+          </w:pPr>
+        </w:pPrChange>
+      </w:pPr>
+      <w:ins w:id="548" w:author="linyoubin" w:date="2019-02-01T17:41:00Z">
+        <w:r>
+          <w:rPr>
+            <w:rFonts w:hint="eastAsia"/>
+          </w:rPr>
+          <w:t>额外</w:t>
+        </w:r>
+        <w:r>
+          <w:t>辅助字段</w:t>
+        </w:r>
+        <w:r>
+          <w:rPr>
+            <w:rFonts w:hint="eastAsia"/>
+          </w:rPr>
+          <w:t>（</w:t>
+        </w:r>
+        <w:r>
+          <w:rPr>
+            <w:rFonts w:hint="eastAsia"/>
+          </w:rPr>
+          <w:t>Key</w:t>
+        </w:r>
+        <w:r>
+          <w:t>N offset</w:t>
+        </w:r>
+        <w:r>
+          <w:t>，</w:t>
+        </w:r>
+      </w:ins>
+      <w:ins w:id="549" w:author="linyoubin" w:date="2019-02-01T17:42:00Z">
+        <w:r>
+          <w:rPr>
+            <w:rFonts w:hint="eastAsia"/>
+          </w:rPr>
+          <w:t xml:space="preserve"> </w:t>
+        </w:r>
+        <w:r>
+          <w:t>KeyN length</w:t>
+        </w:r>
+      </w:ins>
+      <w:ins w:id="550" w:author="linyoubin" w:date="2019-02-01T17:41:00Z">
+        <w:r>
+          <w:rPr>
+            <w:rFonts w:hint="eastAsia"/>
+          </w:rPr>
+          <w:t>）</w:t>
+        </w:r>
+        <w:r>
+          <w:t>均为</w:t>
+        </w:r>
+        <w:r>
+          <w:rPr>
+            <w:rFonts w:hint="eastAsia"/>
+          </w:rPr>
+          <w:t>1</w:t>
+        </w:r>
+        <w:r>
+          <w:rPr>
+            <w:rFonts w:hint="eastAsia"/>
+          </w:rPr>
+          <w:t>字节</w:t>
+        </w:r>
+      </w:ins>
+      <w:ins w:id="551" w:author="linyoubin" w:date="2019-02-01T17:44:00Z">
+        <w:r>
+          <w:rPr>
+            <w:rFonts w:hint="eastAsia"/>
+          </w:rPr>
+          <w:t>，</w:t>
+        </w:r>
+      </w:ins>
+      <w:ins w:id="552" w:author="linyoubin" w:date="2019-02-02T14:38:00Z">
+        <w:r>
+          <w:rPr>
+            <w:rFonts w:hint="eastAsia"/>
+          </w:rPr>
+          <w:t>用于</w:t>
+        </w:r>
+        <w:r>
+          <w:t>标识</w:t>
+        </w:r>
+      </w:ins>
+      <w:ins w:id="553" w:author="linyoubin" w:date="2019-02-01T17:44:00Z">
+        <w:r>
+          <w:t>对应的</w:t>
+        </w:r>
+        <w:r>
+          <w:t>key</w:t>
+        </w:r>
+        <w:r>
+          <w:t>在</w:t>
+        </w:r>
+      </w:ins>
+      <w:ins w:id="554" w:author="linyoubin" w:date="2019-02-01T17:54:00Z">
+        <w:r>
+          <w:rPr>
+            <w:rFonts w:hint="eastAsia"/>
+          </w:rPr>
+          <w:t>Sub</w:t>
+        </w:r>
+        <w:r>
+          <w:t xml:space="preserve"> Key</w:t>
+        </w:r>
+        <w:r>
+          <w:t>中的偏移</w:t>
+        </w:r>
+      </w:ins>
+      <w:ins w:id="555" w:author="linyoubin" w:date="2019-02-02T14:49:00Z">
+        <w:r>
+          <w:rPr>
+            <w:rFonts w:hint="eastAsia"/>
+          </w:rPr>
+          <w:t>，</w:t>
+        </w:r>
+        <w:r>
+          <w:t>以及</w:t>
+        </w:r>
+        <w:r>
+          <w:t>key</w:t>
+        </w:r>
+        <w:r>
+          <w:rPr>
+            <w:rFonts w:hint="eastAsia"/>
+          </w:rPr>
+          <w:t>的</w:t>
+        </w:r>
+        <w:r>
+          <w:t>实际长度</w:t>
+        </w:r>
+        <w:r>
+          <w:rPr>
+            <w:rFonts w:hint="eastAsia"/>
+          </w:rPr>
+          <w:t>（不包含</w:t>
+        </w:r>
+      </w:ins>
+      <w:ins w:id="556" w:author="linyoubin" w:date="2019-02-02T14:50:00Z">
+        <w:r>
+          <w:rPr>
+            <w:rFonts w:hint="eastAsia"/>
+          </w:rPr>
+          <w:t>记录</w:t>
+        </w:r>
+        <w:bookmarkStart w:id="557" w:name="_GoBack"/>
+        <w:bookmarkEnd w:id="557"/>
+        <w:r>
+          <w:t>offset</w:t>
+        </w:r>
+        <w:r>
+          <w:rPr>
+            <w:rFonts w:hint="eastAsia"/>
+          </w:rPr>
+          <w:t>和</w:t>
+        </w:r>
+        <w:r>
+          <w:t>length</w:t>
+        </w:r>
+        <w:r>
+          <w:t>本身的长度</w:t>
+        </w:r>
+      </w:ins>
+      <w:ins w:id="558" w:author="linyoubin" w:date="2019-02-02T14:49:00Z">
+        <w:r>
+          <w:rPr>
+            <w:rFonts w:hint="eastAsia"/>
+          </w:rPr>
+          <w:t>）</w:t>
+        </w:r>
+      </w:ins>
+    </w:p>
+    <w:p>
+      <w:pPr>
+        <w:pStyle w:val="aa"/>
+        <w:numPr>
+          <w:ilvl w:val="0"/>
+          <w:numId w:val="27"/>
+        </w:numPr>
+        <w:ind w:firstLineChars="0"/>
+        <w:rPr>
+          <w:ins w:id="559" w:author="linyoubin" w:date="2019-02-01T15:00:00Z"/>
+        </w:rPr>
+        <w:pPrChange w:id="560" w:author="linyoubin" w:date="2019-02-01T17:39:00Z">
+          <w:pPr>
+            <w:ind w:left="777"/>
+          </w:pPr>
+        </w:pPrChange>
+      </w:pPr>
+      <w:ins w:id="561" w:author="linyoubin" w:date="2019-02-01T17:54:00Z">
+        <w:r>
+          <w:rPr>
+            <w:rFonts w:hint="eastAsia"/>
+          </w:rPr>
+          <w:t>最终</w:t>
+        </w:r>
+        <w:r>
+          <w:t>生成到文件中的是</w:t>
+        </w:r>
+        <w:r>
+          <w:t>Result Key</w:t>
+        </w:r>
+        <w:r>
+          <w:t>的</w:t>
+        </w:r>
+        <w:r>
+          <w:rPr>
+            <w:rFonts w:hint="eastAsia"/>
+          </w:rPr>
+          <w:t>16</w:t>
+        </w:r>
+        <w:r>
+          <w:rPr>
+            <w:rFonts w:hint="eastAsia"/>
+          </w:rPr>
+          <w:t>进制</w:t>
+        </w:r>
+      </w:ins>
+      <w:ins w:id="562" w:author="linyoubin" w:date="2019-02-01T17:57:00Z">
+        <w:r>
+          <w:rPr>
+            <w:rFonts w:hint="eastAsia"/>
+          </w:rPr>
+          <w:t>形式</w:t>
+        </w:r>
+      </w:ins>
+      <w:ins w:id="563" w:author="linyoubin" w:date="2019-02-01T17:55:00Z">
+        <w:r>
+          <w:t>字符串</w:t>
+        </w:r>
+      </w:ins>
+    </w:p>
+    <w:p>
+      <w:pPr>
+        <w:ind w:left="777"/>
+      </w:pPr>
+      <w:del w:id="564" w:author="linyoubin" w:date="2019-02-01T14:57:00Z">
+        <w:r>
+          <w:rPr>
+            <w:noProof/>
+          </w:rPr>
+          <w:pict w14:anchorId="03567DFA">
+            <v:rect id="_x0000_s1031" style="position:absolute;left:0;text-align:left;margin-left:96.75pt;margin-top:1.9pt;width:59.25pt;height:19.5pt;z-index:251663360;v-text-anchor:middle">
+              <v:textbox style="mso-next-textbox:#_x0000_s1031" inset="0,0,0,0">
+                <w:txbxContent>
+                  <w:p>
+                    <w:pPr>
+                      <w:ind w:left="0"/>
+                      <w:jc w:val="center"/>
+                      <w:pPrChange w:id="565" w:author="linyoubin" w:date="2019-02-01T14:48:00Z">
+                        <w:pPr>
+                          <w:ind w:left="0"/>
+                        </w:pPr>
+                      </w:pPrChange>
+                    </w:pPr>
+                    <w:ins w:id="566" w:author="linyoubin" w:date="2019-02-01T14:49:00Z">
+                      <w:r>
+                        <w:t>randomKey</w:t>
+                      </w:r>
+                    </w:ins>
+                  </w:p>
+                </w:txbxContent>
+              </v:textbox>
+            </v:rect>
+          </w:pict>
+        </w:r>
+      </w:del>
+      <w:del w:id="567" w:author="linyoubin" w:date="2019-02-01T14:49:00Z">
+        <w:r>
+          <w:rPr>
+            <w:noProof/>
+          </w:rPr>
+          <w:pict w14:anchorId="03567DFA">
+            <v:rect id="_x0000_s1030" style="position:absolute;left:0;text-align:left;margin-left:96.75pt;margin-top:1.9pt;width:43.5pt;height:19.5pt;z-index:251662336"/>
+          </w:pict>
+        </w:r>
+      </w:del>
+      <w:del w:id="568" w:author="linyoubin" w:date="2019-02-01T14:57:00Z">
+        <w:r>
+          <w:rPr>
+            <w:noProof/>
+          </w:rPr>
+          <w:pict w14:anchorId="03567DFA">
+            <v:rect id="_x0000_s1029" style="position:absolute;left:0;text-align:left;margin-left:53.25pt;margin-top:1.9pt;width:43.5pt;height:19.5pt;z-index:251661312;v-text-anchor:middle">
+              <v:textbox style="mso-next-textbox:#_x0000_s1029" inset="0,0,0,0">
+                <w:txbxContent>
+                  <w:p>
+                    <w:pPr>
+                      <w:ind w:left="0"/>
+                      <w:jc w:val="center"/>
+                      <w:pPrChange w:id="569" w:author="linyoubin" w:date="2019-02-01T14:48:00Z">
+                        <w:pPr>
+                          <w:ind w:left="0"/>
+                        </w:pPr>
+                      </w:pPrChange>
+                    </w:pPr>
+                    <w:ins w:id="570" w:author="linyoubin" w:date="2019-02-01T14:48:00Z">
+                      <w:r>
+                        <w:t>T</w:t>
+                      </w:r>
+                      <w:r>
+                        <w:rPr>
+                          <w:rFonts w:hint="eastAsia"/>
+                        </w:rPr>
+                        <w:t>oken</w:t>
+                      </w:r>
+                    </w:ins>
+                  </w:p>
+                </w:txbxContent>
+              </v:textbox>
+            </v:rect>
+          </w:pict>
+        </w:r>
+      </w:del>
+      <w:del w:id="571" w:author="linyoubin" w:date="2019-02-01T14:48:00Z">
+        <w:r>
+          <w:rPr>
+            <w:noProof/>
+          </w:rPr>
+          <w:pict w14:anchorId="16742303">
+            <v:shape id="_x0000_s1028" type="#_x0000_t32" style="position:absolute;left:0;text-align:left;margin-left:68.25pt;margin-top:4.15pt;width:9.75pt;height:10.5pt;z-index:251660288" o:connectortype="straight"/>
+          </w:pict>
+        </w:r>
+        <w:r>
+          <w:rPr>
+            <w:noProof/>
+          </w:rPr>
+          <w:pict w14:anchorId="62EE5BCF">
+            <v:shape id="_x0000_s1027" type="#_x0000_t32" style="position:absolute;left:0;text-align:left;margin-left:75.75pt;margin-top:13.9pt;width:47.25pt;height:0;z-index:251659264" o:connectortype="straight"/>
+          </w:pict>
+        </w:r>
+      </w:del>
+      <w:del w:id="572" w:author="linyoubin" w:date="2019-02-01T14:50:00Z">
+        <w:r>
+          <w:rPr>
+            <w:noProof/>
+          </w:rPr>
+          <w:pict w14:anchorId="2320752C">
+            <v:shape id="_x0000_s1033" type="#_x0000_t87" style="position:absolute;left:0;text-align:left;margin-left:284.25pt;margin-top:2.05pt;width:9.75pt;height:69pt;z-index:251664384;mso-wrap-style:square;mso-wrap-distance-left:9pt;mso-wrap-distance-top:0;mso-wrap-distance-right:9pt;mso-wrap-distance-bottom:0;mso-position-horizontal-relative:text;mso-position-vertical-relative:text;mso-width-relative:page;mso-height-relative:page;mso-position-horizontal-col-start:0;mso-width-col-span:0;v-text-anchor:middle">
+              <v:textbox inset="0,0,0,0"/>
+            </v:shape>
+          </w:pict>
+        </w:r>
+      </w:del>
     </w:p>
     <w:p>
       <w:pPr>
@@ -10337,7 +12620,7 @@
           <w:tcPr>
             <w:tcW w:w="8165" w:type="dxa"/>
             <w:gridSpan w:val="6"/>
-            <w:shd w:val="clear" w:color="auto" w:fill="D9D9D9" w:themeFill="background1" w:themeFillShade="D9"/>
+            <w:shd w:val="clear" w:color="auto" w:fill="95DD9F" w:themeFill="background1" w:themeFillShade="D9"/>
           </w:tcPr>
           <w:p>
             <w:pPr>
@@ -10664,7 +12947,7 @@
           <w:tcPr>
             <w:tcW w:w="8165" w:type="dxa"/>
             <w:gridSpan w:val="6"/>
-            <w:shd w:val="clear" w:color="auto" w:fill="D9D9D9" w:themeFill="background1" w:themeFillShade="D9"/>
+            <w:shd w:val="clear" w:color="auto" w:fill="95DD9F" w:themeFill="background1" w:themeFillShade="D9"/>
           </w:tcPr>
           <w:p>
             <w:pPr>
@@ -10690,7 +12973,7 @@
         <w:tc>
           <w:tcPr>
             <w:tcW w:w="1452" w:type="dxa"/>
-            <w:shd w:val="clear" w:color="auto" w:fill="D9D9D9" w:themeFill="background1" w:themeFillShade="D9"/>
+            <w:shd w:val="clear" w:color="auto" w:fill="95DD9F" w:themeFill="background1" w:themeFillShade="D9"/>
           </w:tcPr>
           <w:p>
             <w:pPr>
@@ -10707,6 +12990,7 @@
                 <w:sz w:val="18"/>
                 <w:szCs w:val="18"/>
               </w:rPr>
+              <w:lastRenderedPageBreak/>
               <w:t>时间（第</w:t>
             </w:r>
             <w:r>
@@ -10731,7 +13015,7 @@
           <w:tcPr>
             <w:tcW w:w="3686" w:type="dxa"/>
             <w:gridSpan w:val="3"/>
-            <w:shd w:val="clear" w:color="auto" w:fill="D9D9D9" w:themeFill="background1" w:themeFillShade="D9"/>
+            <w:shd w:val="clear" w:color="auto" w:fill="95DD9F" w:themeFill="background1" w:themeFillShade="D9"/>
           </w:tcPr>
           <w:p>
             <w:pPr>
@@ -10756,7 +13040,7 @@
           <w:tcPr>
             <w:tcW w:w="3027" w:type="dxa"/>
             <w:gridSpan w:val="2"/>
-            <w:shd w:val="clear" w:color="auto" w:fill="D9D9D9" w:themeFill="background1" w:themeFillShade="D9"/>
+            <w:shd w:val="clear" w:color="auto" w:fill="95DD9F" w:themeFill="background1" w:themeFillShade="D9"/>
           </w:tcPr>
           <w:p>
             <w:pPr>
@@ -11224,16 +13508,16 @@
         <w:tblLook w:val="04A0" w:firstRow="1" w:lastRow="0" w:firstColumn="1" w:lastColumn="0" w:noHBand="0" w:noVBand="1"/>
       </w:tblPr>
       <w:tblGrid>
-        <w:gridCol w:w="1275"/>
-        <w:gridCol w:w="2585"/>
-        <w:gridCol w:w="6556"/>
-        <w:gridCol w:w="2654"/>
+        <w:gridCol w:w="495"/>
+        <w:gridCol w:w="1042"/>
+        <w:gridCol w:w="4697"/>
+        <w:gridCol w:w="1931"/>
       </w:tblGrid>
       <w:tr>
         <w:tc>
           <w:tcPr>
             <w:tcW w:w="1336" w:type="dxa"/>
-            <w:shd w:val="clear" w:color="auto" w:fill="BFBFBF" w:themeFill="background1" w:themeFillShade="BF"/>
+            <w:shd w:val="clear" w:color="auto" w:fill="74D280" w:themeFill="background1" w:themeFillShade="BF"/>
           </w:tcPr>
           <w:p>
             <w:pPr>
@@ -11254,7 +13538,7 @@
         <w:tc>
           <w:tcPr>
             <w:tcW w:w="2702" w:type="dxa"/>
-            <w:shd w:val="clear" w:color="auto" w:fill="BFBFBF" w:themeFill="background1" w:themeFillShade="BF"/>
+            <w:shd w:val="clear" w:color="auto" w:fill="74D280" w:themeFill="background1" w:themeFillShade="BF"/>
           </w:tcPr>
           <w:p>
             <w:pPr>
@@ -11275,7 +13559,7 @@
         <w:tc>
           <w:tcPr>
             <w:tcW w:w="6654" w:type="dxa"/>
-            <w:shd w:val="clear" w:color="auto" w:fill="BFBFBF" w:themeFill="background1" w:themeFillShade="BF"/>
+            <w:shd w:val="clear" w:color="auto" w:fill="74D280" w:themeFill="background1" w:themeFillShade="BF"/>
           </w:tcPr>
           <w:p>
             <w:pPr>
@@ -11296,7 +13580,7 @@
         <w:tc>
           <w:tcPr>
             <w:tcW w:w="2693" w:type="dxa"/>
-            <w:shd w:val="clear" w:color="auto" w:fill="BFBFBF" w:themeFill="background1" w:themeFillShade="BF"/>
+            <w:shd w:val="clear" w:color="auto" w:fill="74D280" w:themeFill="background1" w:themeFillShade="BF"/>
           </w:tcPr>
           <w:p>
             <w:pPr>
@@ -11367,11 +13651,6 @@
           <w:p>
             <w:pPr>
               <w:ind w:left="0"/>
-              <w:pPrChange w:id="415" w:author="zhaowenbo" w:date="2018-11-07T17:31:00Z">
-                <w:pPr>
-                  <w:ind w:left="0"/>
-                </w:pPr>
-              </w:pPrChange>
             </w:pPr>
             <w:r>
               <w:rPr>
@@ -11382,7 +13661,7 @@
             <w:r>
               <w:t>bin/sdbpasswd –adduser xxx</w:t>
             </w:r>
-            <w:ins w:id="416" w:author="zhaowenbo" w:date="2018-11-08T11:36:00Z">
+            <w:ins w:id="573" w:author="zhaowenbo" w:date="2018-11-08T11:36:00Z">
               <w:r>
                 <w:rPr>
                   <w:rFonts w:hint="eastAsia"/>
@@ -11393,7 +13672,7 @@
             <w:r>
               <w:t xml:space="preserve"> </w:t>
             </w:r>
-            <w:del w:id="417" w:author="zhaowenbo" w:date="2018-11-07T17:31:00Z">
+            <w:del w:id="574" w:author="zhaowenbo" w:date="2018-11-07T17:31:00Z">
               <w:r>
                 <w:delText xml:space="preserve">–cluster yyy </w:delText>
               </w:r>
@@ -11416,9 +13695,6 @@
           <w:p>
             <w:pPr>
               <w:ind w:left="0"/>
-              <w:rPr>
-                <w:rFonts w:hint="eastAsia"/>
-              </w:rPr>
             </w:pPr>
             <w:r>
               <w:rPr>
@@ -11464,9 +13740,6 @@
           <w:p>
             <w:pPr>
               <w:ind w:left="0"/>
-              <w:rPr>
-                <w:rFonts w:hint="eastAsia"/>
-              </w:rPr>
             </w:pPr>
             <w:r>
               <w:rPr>
@@ -11508,14 +13781,6 @@
           <w:p>
             <w:pPr>
               <w:ind w:left="0"/>
-              <w:rPr>
-                <w:rFonts w:hint="eastAsia"/>
-              </w:rPr>
-              <w:pPrChange w:id="418" w:author="zhaowenbo" w:date="2018-11-07T17:31:00Z">
-                <w:pPr>
-                  <w:ind w:left="0"/>
-                </w:pPr>
-              </w:pPrChange>
             </w:pPr>
             <w:r>
               <w:rPr>
@@ -11526,7 +13791,7 @@
             <w:r>
               <w:t>bin/sdbpasswd –adduser xxx</w:t>
             </w:r>
-            <w:ins w:id="419" w:author="zhaowenbo" w:date="2018-11-08T11:36:00Z">
+            <w:ins w:id="575" w:author="zhaowenbo" w:date="2018-11-08T11:36:00Z">
               <w:r>
                 <w:t>@yyy</w:t>
               </w:r>
@@ -11534,7 +13799,7 @@
             <w:r>
               <w:t xml:space="preserve"> </w:t>
             </w:r>
-            <w:del w:id="420" w:author="zhaowenbo" w:date="2018-11-07T17:31:00Z">
+            <w:del w:id="576" w:author="zhaowenbo" w:date="2018-11-07T17:31:00Z">
               <w:r>
                 <w:delText xml:space="preserve">–cluster yyy </w:delText>
               </w:r>
@@ -11557,9 +13822,6 @@
           <w:p>
             <w:pPr>
               <w:ind w:left="0"/>
-              <w:rPr>
-                <w:rFonts w:hint="eastAsia"/>
-              </w:rPr>
             </w:pPr>
             <w:r>
               <w:rPr>
@@ -11587,9 +13849,6 @@
           <w:p>
             <w:pPr>
               <w:ind w:left="0"/>
-              <w:rPr>
-                <w:rFonts w:hint="eastAsia"/>
-              </w:rPr>
             </w:pPr>
             <w:r>
               <w:rPr>
@@ -11643,9 +13902,6 @@
           <w:p>
             <w:pPr>
               <w:ind w:left="0"/>
-              <w:rPr>
-                <w:rFonts w:hint="eastAsia"/>
-              </w:rPr>
             </w:pPr>
             <w:r>
               <w:rPr>
@@ -11656,7 +13912,7 @@
             <w:r>
               <w:t>bin/sdbpasswd –adduser xxx</w:t>
             </w:r>
-            <w:ins w:id="421" w:author="zhaowenbo" w:date="2018-11-08T11:36:00Z">
+            <w:ins w:id="577" w:author="zhaowenbo" w:date="2018-11-08T11:36:00Z">
               <w:r>
                 <w:t xml:space="preserve"> --password</w:t>
               </w:r>
@@ -11670,9 +13926,6 @@
           <w:p>
             <w:pPr>
               <w:ind w:left="0"/>
-              <w:rPr>
-                <w:rFonts w:hint="eastAsia"/>
-              </w:rPr>
             </w:pPr>
             <w:r>
               <w:rPr>
@@ -11703,9 +13956,6 @@
           <w:p>
             <w:pPr>
               <w:ind w:left="0"/>
-              <w:rPr>
-                <w:rFonts w:hint="eastAsia"/>
-              </w:rPr>
             </w:pPr>
           </w:p>
         </w:tc>
@@ -11848,9 +14098,6 @@
                 <w:numId w:val="21"/>
               </w:numPr>
               <w:ind w:firstLineChars="0"/>
-              <w:rPr>
-                <w:rFonts w:hint="eastAsia"/>
-              </w:rPr>
             </w:pPr>
             <w:r>
               <w:rPr>
@@ -11908,7 +14155,7 @@
             <w:r>
               <w:t>bin/sdbpasswd –adduser xxx</w:t>
             </w:r>
-            <w:del w:id="422" w:author="zhaowenbo" w:date="2018-11-07T17:32:00Z">
+            <w:del w:id="578" w:author="zhaowenbo" w:date="2018-11-07T17:32:00Z">
               <w:r>
                 <w:rPr>
                   <w:rFonts w:hint="eastAsia"/>
@@ -11928,7 +14175,7 @@
                 <w:delText xml:space="preserve">cluster </w:delText>
               </w:r>
             </w:del>
-            <w:ins w:id="423" w:author="zhaowenbo" w:date="2018-11-07T17:32:00Z">
+            <w:ins w:id="579" w:author="zhaowenbo" w:date="2018-11-07T17:32:00Z">
               <w:r>
                 <w:rPr>
                   <w:rFonts w:hint="eastAsia"/>
@@ -11973,7 +14220,7 @@
             <w:r>
               <w:t>xxx</w:t>
             </w:r>
-            <w:del w:id="424" w:author="zhaowenbo" w:date="2018-11-07T17:32:00Z">
+            <w:del w:id="580" w:author="zhaowenbo" w:date="2018-11-07T17:32:00Z">
               <w:r>
                 <w:rPr>
                   <w:rFonts w:hint="eastAsia"/>
@@ -11993,7 +14240,7 @@
                 <w:delText xml:space="preserve">cluster </w:delText>
               </w:r>
             </w:del>
-            <w:ins w:id="425" w:author="zhaowenbo" w:date="2018-11-07T17:32:00Z">
+            <w:ins w:id="581" w:author="zhaowenbo" w:date="2018-11-07T17:32:00Z">
               <w:r>
                 <w:rPr>
                   <w:rFonts w:hint="eastAsia"/>
@@ -12005,10 +14252,7 @@
               <w:t>zzz</w:t>
             </w:r>
             <w:r>
-              <w:t xml:space="preserve"> </w:t>
-            </w:r>
-            <w:r>
-              <w:t>–password xyz</w:t>
+              <w:t xml:space="preserve"> –password xyz</w:t>
             </w:r>
           </w:p>
           <w:p>
@@ -12024,6 +14268,7 @@
               <w:rPr>
                 <w:rFonts w:hint="eastAsia"/>
               </w:rPr>
+              <w:lastRenderedPageBreak/>
               <w:t>./</w:t>
             </w:r>
             <w:r>
@@ -12050,9 +14295,6 @@
           <w:p>
             <w:pPr>
               <w:ind w:left="0"/>
-              <w:rPr>
-                <w:rFonts w:hint="eastAsia"/>
-              </w:rPr>
             </w:pPr>
             <w:r>
               <w:rPr>
@@ -12082,9 +14324,6 @@
           <w:p>
             <w:pPr>
               <w:ind w:left="0"/>
-              <w:rPr>
-                <w:rFonts w:hint="eastAsia"/>
-              </w:rPr>
             </w:pPr>
             <w:r>
               <w:rPr>
@@ -12137,9 +14376,6 @@
           <w:p>
             <w:pPr>
               <w:ind w:left="0"/>
-              <w:rPr>
-                <w:rFonts w:hint="eastAsia"/>
-              </w:rPr>
             </w:pPr>
           </w:p>
         </w:tc>
@@ -12152,14 +14388,12 @@
           <w:p>
             <w:pPr>
               <w:ind w:left="0"/>
-              <w:rPr>
-                <w:rFonts w:hint="eastAsia"/>
-              </w:rPr>
-            </w:pPr>
-            <w:r>
-              <w:rPr>
-                <w:rFonts w:hint="eastAsia"/>
-              </w:rPr>
+            </w:pPr>
+            <w:r>
+              <w:rPr>
+                <w:rFonts w:hint="eastAsia"/>
+              </w:rPr>
+              <w:lastRenderedPageBreak/>
               <w:t>004</w:t>
             </w:r>
           </w:p>
@@ -12198,9 +14432,6 @@
                 <w:numId w:val="22"/>
               </w:numPr>
               <w:ind w:firstLineChars="0"/>
-              <w:rPr>
-                <w:rFonts w:hint="eastAsia"/>
-              </w:rPr>
             </w:pPr>
             <w:r>
               <w:t>T</w:t>
@@ -12235,7 +14466,7 @@
               </w:rPr>
               <w:t>xxx</w:t>
             </w:r>
-            <w:del w:id="426" w:author="zhaowenbo" w:date="2018-11-07T17:32:00Z">
+            <w:del w:id="582" w:author="zhaowenbo" w:date="2018-11-07T17:32:00Z">
               <w:r>
                 <w:rPr>
                   <w:rFonts w:hint="eastAsia"/>
@@ -12255,7 +14486,7 @@
                 <w:delText xml:space="preserve">cluster </w:delText>
               </w:r>
             </w:del>
-            <w:ins w:id="427" w:author="zhaowenbo" w:date="2018-11-07T17:32:00Z">
+            <w:ins w:id="583" w:author="zhaowenbo" w:date="2018-11-07T17:32:00Z">
               <w:r>
                 <w:rPr>
                   <w:rFonts w:hint="eastAsia"/>
@@ -12284,9 +14515,6 @@
           <w:p>
             <w:pPr>
               <w:ind w:left="0"/>
-              <w:rPr>
-                <w:rFonts w:hint="eastAsia"/>
-              </w:rPr>
             </w:pPr>
           </w:p>
         </w:tc>
@@ -12299,9 +14527,6 @@
           <w:p>
             <w:pPr>
               <w:ind w:left="0"/>
-              <w:rPr>
-                <w:rFonts w:hint="eastAsia"/>
-              </w:rPr>
             </w:pPr>
             <w:r>
               <w:rPr>
@@ -12345,7 +14570,7 @@
                 <w:numId w:val="24"/>
               </w:numPr>
               <w:ind w:firstLineChars="0"/>
-              <w:pPrChange w:id="428" w:author="zhaowenbo" w:date="2018-11-08T11:37:00Z">
+              <w:pPrChange w:id="584" w:author="zhaowenbo" w:date="2018-11-08T11:37:00Z">
                 <w:pPr>
                   <w:pStyle w:val="aa"/>
                   <w:numPr>
@@ -12388,7 +14613,7 @@
               </w:rPr>
               <w:t>xxx</w:t>
             </w:r>
-            <w:del w:id="429" w:author="zhaowenbo" w:date="2018-11-07T17:32:00Z">
+            <w:del w:id="585" w:author="zhaowenbo" w:date="2018-11-07T17:32:00Z">
               <w:r>
                 <w:rPr>
                   <w:rFonts w:hint="eastAsia"/>
@@ -12408,7 +14633,7 @@
                 <w:delText xml:space="preserve">cluster </w:delText>
               </w:r>
             </w:del>
-            <w:ins w:id="430" w:author="zhaowenbo" w:date="2018-11-07T17:32:00Z">
+            <w:ins w:id="586" w:author="zhaowenbo" w:date="2018-11-07T17:32:00Z">
               <w:r>
                 <w:rPr>
                   <w:rFonts w:hint="eastAsia"/>
@@ -12437,7 +14662,7 @@
                 <w:numId w:val="24"/>
               </w:numPr>
               <w:ind w:firstLineChars="0"/>
-              <w:pPrChange w:id="431" w:author="zhaowenbo" w:date="2018-11-08T11:37:00Z">
+              <w:pPrChange w:id="587" w:author="zhaowenbo" w:date="2018-11-08T11:37:00Z">
                 <w:pPr>
                   <w:pStyle w:val="aa"/>
                   <w:numPr>
@@ -12480,7 +14705,7 @@
               </w:rPr>
               <w:t>xxx</w:t>
             </w:r>
-            <w:del w:id="432" w:author="zhaowenbo" w:date="2018-11-07T17:32:00Z">
+            <w:del w:id="588" w:author="zhaowenbo" w:date="2018-11-07T17:32:00Z">
               <w:r>
                 <w:rPr>
                   <w:rFonts w:hint="eastAsia"/>
@@ -12500,7 +14725,7 @@
                 <w:delText xml:space="preserve">cluster </w:delText>
               </w:r>
             </w:del>
-            <w:ins w:id="433" w:author="zhaowenbo" w:date="2018-11-07T17:32:00Z">
+            <w:ins w:id="589" w:author="zhaowenbo" w:date="2018-11-07T17:32:00Z">
               <w:r>
                 <w:rPr>
                   <w:rFonts w:hint="eastAsia"/>
@@ -12520,7 +14745,7 @@
                 <w:numId w:val="24"/>
               </w:numPr>
               <w:ind w:firstLineChars="0"/>
-              <w:pPrChange w:id="434" w:author="zhaowenbo" w:date="2018-11-08T11:37:00Z">
+              <w:pPrChange w:id="590" w:author="zhaowenbo" w:date="2018-11-08T11:37:00Z">
                 <w:pPr>
                   <w:pStyle w:val="aa"/>
                   <w:numPr>
@@ -12572,7 +14797,7 @@
                 <w:numId w:val="24"/>
               </w:numPr>
               <w:ind w:firstLineChars="0"/>
-              <w:pPrChange w:id="435" w:author="zhaowenbo" w:date="2018-11-08T11:37:00Z">
+              <w:pPrChange w:id="591" w:author="zhaowenbo" w:date="2018-11-08T11:37:00Z">
                 <w:pPr>
                   <w:pStyle w:val="aa"/>
                   <w:numPr>
@@ -12604,18 +14829,9 @@
               <w:t>11810</w:t>
             </w:r>
             <w:r>
-              <w:t xml:space="preserve"> </w:t>
-            </w:r>
-            <w:r>
-              <w:t>–</w:t>
-            </w:r>
-            <w:r>
-              <w:t>user</w:t>
-            </w:r>
-            <w:r>
-              <w:t xml:space="preserve"> xxx</w:t>
-            </w:r>
-            <w:del w:id="436" w:author="zhaowenbo" w:date="2018-11-07T17:32:00Z">
+              <w:t xml:space="preserve"> –user xxx</w:t>
+            </w:r>
+            <w:del w:id="592" w:author="zhaowenbo" w:date="2018-11-07T17:32:00Z">
               <w:r>
                 <w:rPr>
                   <w:rFonts w:hint="eastAsia"/>
@@ -12635,7 +14851,7 @@
                 <w:delText xml:space="preserve">cluster </w:delText>
               </w:r>
             </w:del>
-            <w:ins w:id="437" w:author="zhaowenbo" w:date="2018-11-07T17:32:00Z">
+            <w:ins w:id="593" w:author="zhaowenbo" w:date="2018-11-07T17:32:00Z">
               <w:r>
                 <w:rPr>
                   <w:rFonts w:hint="eastAsia"/>
@@ -12655,7 +14871,7 @@
                 <w:numId w:val="24"/>
               </w:numPr>
               <w:ind w:firstLineChars="0"/>
-              <w:pPrChange w:id="438" w:author="zhaowenbo" w:date="2018-11-08T11:37:00Z">
+              <w:pPrChange w:id="594" w:author="zhaowenbo" w:date="2018-11-08T11:37:00Z">
                 <w:pPr>
                   <w:pStyle w:val="aa"/>
                   <w:numPr>
@@ -12675,10 +14891,7 @@
               <w:t>oo</w:t>
             </w:r>
             <w:r>
-              <w:t>l</w:t>
-            </w:r>
-            <w:r>
-              <w:t xml:space="preserve"> --hostname</w:t>
+              <w:t>l --hostname</w:t>
             </w:r>
             <w:r>
               <w:t xml:space="preserve"> localhost --svcname</w:t>
@@ -12713,10 +14926,7 @@
                 <w:numId w:val="24"/>
               </w:numPr>
               <w:ind w:firstLineChars="0"/>
-              <w:rPr>
-                <w:rFonts w:hint="eastAsia"/>
-              </w:rPr>
-              <w:pPrChange w:id="439" w:author="zhaowenbo" w:date="2018-11-08T11:37:00Z">
+              <w:pPrChange w:id="595" w:author="zhaowenbo" w:date="2018-11-08T11:37:00Z">
                 <w:pPr>
                   <w:pStyle w:val="aa"/>
                   <w:numPr>
@@ -12748,16 +14958,7 @@
               <w:t>11810</w:t>
             </w:r>
             <w:r>
-              <w:t xml:space="preserve"> </w:t>
-            </w:r>
-            <w:r>
-              <w:t>–</w:t>
-            </w:r>
-            <w:r>
-              <w:t>user</w:t>
-            </w:r>
-            <w:r>
-              <w:t xml:space="preserve"> </w:t>
+              <w:t xml:space="preserve"> –user </w:t>
             </w:r>
             <w:r>
               <w:rPr>
@@ -12765,7 +14966,7 @@
               </w:rPr>
               <w:t>foo</w:t>
             </w:r>
-            <w:ins w:id="440" w:author="zhaowenbo" w:date="2018-11-08T11:38:00Z">
+            <w:ins w:id="596" w:author="zhaowenbo" w:date="2018-11-08T11:38:00Z">
               <w:r>
                 <w:t xml:space="preserve"> --password</w:t>
               </w:r>
@@ -12817,13 +15018,7 @@
               <w:rPr>
                 <w:rFonts w:hint="eastAsia"/>
               </w:rPr>
-              <w:t>无法</w:t>
-            </w:r>
-            <w:r>
-              <w:rPr>
-                <w:rFonts w:hint="eastAsia"/>
-              </w:rPr>
-              <w:t>连接</w:t>
+              <w:t>无法连接</w:t>
             </w:r>
             <w:r>
               <w:rPr>
@@ -12918,27 +15113,12 @@
                 <w:numId w:val="23"/>
               </w:numPr>
               <w:ind w:firstLineChars="0"/>
-              <w:rPr>
-                <w:rFonts w:hint="eastAsia"/>
-              </w:rPr>
-            </w:pPr>
-            <w:r>
-              <w:rPr>
-                <w:rFonts w:hint="eastAsia"/>
-              </w:rPr>
-              <w:t>提示交互式输入密码</w:t>
-            </w:r>
-            <w:r>
-              <w:rPr>
-                <w:rFonts w:hint="eastAsia"/>
-              </w:rPr>
-              <w:t>，输入后</w:t>
-            </w:r>
-            <w:r>
-              <w:rPr>
-                <w:rFonts w:hint="eastAsia"/>
-              </w:rPr>
-              <w:t>成功连接</w:t>
+            </w:pPr>
+            <w:r>
+              <w:rPr>
+                <w:rFonts w:hint="eastAsia"/>
+              </w:rPr>
+              <w:t>提示交互式输入密码，输入后成功连接</w:t>
             </w:r>
             <w:r>
               <w:rPr>
@@ -12963,11 +15143,8 @@
           <w:p>
             <w:pPr>
               <w:ind w:left="0"/>
-              <w:rPr>
-                <w:rFonts w:hint="eastAsia"/>
-              </w:rPr>
-            </w:pPr>
-            <w:ins w:id="441" w:author="zhaowenbo" w:date="2018-11-08T16:07:00Z">
+            </w:pPr>
+            <w:ins w:id="597" w:author="zhaowenbo" w:date="2018-11-08T16:07:00Z">
               <w:r>
                 <w:rPr>
                   <w:rFonts w:hint="eastAsia"/>
@@ -12985,7 +15162,7 @@
             <w:pPr>
               <w:ind w:left="0"/>
             </w:pPr>
-            <w:ins w:id="442" w:author="zhaowenbo" w:date="2018-11-08T16:07:00Z">
+            <w:ins w:id="598" w:author="zhaowenbo" w:date="2018-11-08T16:07:00Z">
               <w:r>
                 <w:t>P</w:t>
               </w:r>
@@ -13012,10 +15189,10 @@
             <w:pPr>
               <w:ind w:left="0"/>
               <w:rPr>
-                <w:ins w:id="443" w:author="zhaowenbo" w:date="2018-11-08T16:07:00Z"/>
-              </w:rPr>
-            </w:pPr>
-            <w:ins w:id="444" w:author="zhaowenbo" w:date="2018-11-08T16:07:00Z">
+                <w:ins w:id="599" w:author="zhaowenbo" w:date="2018-11-08T16:07:00Z"/>
+              </w:rPr>
+            </w:pPr>
+            <w:ins w:id="600" w:author="zhaowenbo" w:date="2018-11-08T16:07:00Z">
               <w:r>
                 <w:t>create server sdb_server</w:t>
               </w:r>
@@ -13026,7 +15203,7 @@
                 <w:t>1', service '50000', user '</w:t>
               </w:r>
             </w:ins>
-            <w:ins w:id="445" w:author="zhaowenbo" w:date="2018-11-08T16:09:00Z">
+            <w:ins w:id="601" w:author="zhaowenbo" w:date="2018-11-08T16:09:00Z">
               <w:r>
                 <w:rPr>
                   <w:rFonts w:hint="eastAsia"/>
@@ -13034,12 +15211,12 @@
                 <w:t>xxx</w:t>
               </w:r>
             </w:ins>
-            <w:ins w:id="446" w:author="zhaowenbo" w:date="2018-11-08T16:07:00Z">
+            <w:ins w:id="602" w:author="zhaowenbo" w:date="2018-11-08T16:07:00Z">
               <w:r>
                 <w:t>', token '</w:t>
               </w:r>
             </w:ins>
-            <w:ins w:id="447" w:author="zhaowenbo" w:date="2018-11-08T16:09:00Z">
+            <w:ins w:id="603" w:author="zhaowenbo" w:date="2018-11-08T16:09:00Z">
               <w:r>
                 <w:rPr>
                   <w:rFonts w:hint="eastAsia"/>
@@ -13047,7 +15224,7 @@
                 <w:t>xyz</w:t>
               </w:r>
             </w:ins>
-            <w:ins w:id="448" w:author="zhaowenbo" w:date="2018-11-08T16:07:00Z">
+            <w:ins w:id="604" w:author="zhaowenbo" w:date="2018-11-08T16:07:00Z">
               <w:r>
                 <w:t>', cipher 'on', cipherfile '/opt/sequoia</w:t>
               </w:r>
@@ -13057,23 +15234,13 @@
               <w:r>
                 <w:t>postgresql/passwd', preferedinstance 'A', transaction 'off');</w:t>
               </w:r>
-              <w:bookmarkStart w:id="449" w:name="_GoBack"/>
-              <w:bookmarkEnd w:id="449"/>
             </w:ins>
           </w:p>
           <w:p>
             <w:pPr>
               <w:ind w:left="0"/>
-              <w:rPr>
-                <w:rFonts w:hint="eastAsia"/>
-              </w:rPr>
-              <w:pPrChange w:id="450" w:author="zhaowenbo" w:date="2018-11-08T16:08:00Z">
-                <w:pPr>
-                  <w:ind w:left="0"/>
-                </w:pPr>
-              </w:pPrChange>
-            </w:pPr>
-            <w:ins w:id="451" w:author="zhaowenbo" w:date="2018-11-08T16:07:00Z">
+            </w:pPr>
+            <w:ins w:id="605" w:author="zhaowenbo" w:date="2018-11-08T16:07:00Z">
               <w:r>
                 <w:t>create foreign table test (c integer, d text) server sdb_server options ( collectionspace 'foo', collection 'bar', decimal 'on' ) ;</w:t>
               </w:r>
@@ -13088,10 +15255,10 @@
             <w:pPr>
               <w:ind w:left="0"/>
               <w:rPr>
-                <w:ins w:id="452" w:author="zhaowenbo" w:date="2018-11-08T16:08:00Z"/>
-              </w:rPr>
-            </w:pPr>
-            <w:ins w:id="453" w:author="zhaowenbo" w:date="2018-11-08T16:08:00Z">
+                <w:ins w:id="606" w:author="zhaowenbo" w:date="2018-11-08T16:08:00Z"/>
+              </w:rPr>
+            </w:pPr>
+            <w:ins w:id="607" w:author="zhaowenbo" w:date="2018-11-08T16:08:00Z">
               <w:r>
                 <w:t>select * from test</w:t>
               </w:r>
@@ -13103,16 +15270,8 @@
           <w:p>
             <w:pPr>
               <w:ind w:left="0"/>
-              <w:rPr>
-                <w:rFonts w:hint="eastAsia"/>
-                <w:rPrChange w:id="454" w:author="zhaowenbo" w:date="2018-11-08T16:08:00Z">
-                  <w:rPr>
-                    <w:rFonts w:hint="eastAsia"/>
-                  </w:rPr>
-                </w:rPrChange>
-              </w:rPr>
-            </w:pPr>
-            <w:ins w:id="455" w:author="zhaowenbo" w:date="2018-11-08T16:08:00Z">
+            </w:pPr>
+            <w:ins w:id="608" w:author="zhaowenbo" w:date="2018-11-08T16:08:00Z">
               <w:r>
                 <w:rPr>
                   <w:rFonts w:hint="eastAsia"/>
@@ -13131,9 +15290,6 @@
           <w:p>
             <w:pPr>
               <w:ind w:left="0"/>
-              <w:rPr>
-                <w:rFonts w:hint="eastAsia"/>
-              </w:rPr>
             </w:pPr>
           </w:p>
         </w:tc>
@@ -13154,9 +15310,6 @@
           <w:p>
             <w:pPr>
               <w:ind w:left="0"/>
-              <w:rPr>
-                <w:rFonts w:hint="eastAsia"/>
-              </w:rPr>
             </w:pPr>
           </w:p>
         </w:tc>
@@ -13167,9 +15320,6 @@
           <w:p>
             <w:pPr>
               <w:ind w:left="0"/>
-              <w:rPr>
-                <w:rFonts w:hint="eastAsia"/>
-              </w:rPr>
             </w:pPr>
           </w:p>
         </w:tc>
@@ -13182,9 +15332,6 @@
           <w:p>
             <w:pPr>
               <w:ind w:left="0"/>
-              <w:rPr>
-                <w:rFonts w:hint="eastAsia"/>
-              </w:rPr>
             </w:pPr>
           </w:p>
         </w:tc>
@@ -13205,9 +15352,6 @@
           <w:p>
             <w:pPr>
               <w:ind w:left="0"/>
-              <w:rPr>
-                <w:rFonts w:hint="eastAsia"/>
-              </w:rPr>
             </w:pPr>
           </w:p>
         </w:tc>
@@ -13218,9 +15362,6 @@
           <w:p>
             <w:pPr>
               <w:ind w:left="0"/>
-              <w:rPr>
-                <w:rFonts w:hint="eastAsia"/>
-              </w:rPr>
             </w:pPr>
           </w:p>
         </w:tc>
@@ -13233,9 +15374,6 @@
           <w:p>
             <w:pPr>
               <w:ind w:left="0"/>
-              <w:rPr>
-                <w:rFonts w:hint="eastAsia"/>
-              </w:rPr>
             </w:pPr>
           </w:p>
         </w:tc>
@@ -13256,9 +15394,6 @@
           <w:p>
             <w:pPr>
               <w:ind w:left="0"/>
-              <w:rPr>
-                <w:rFonts w:hint="eastAsia"/>
-              </w:rPr>
             </w:pPr>
           </w:p>
         </w:tc>
@@ -13269,9 +15404,6 @@
           <w:p>
             <w:pPr>
               <w:ind w:left="0"/>
-              <w:rPr>
-                <w:rFonts w:hint="eastAsia"/>
-              </w:rPr>
             </w:pPr>
           </w:p>
         </w:tc>
@@ -13284,9 +15416,6 @@
           <w:p>
             <w:pPr>
               <w:ind w:left="0"/>
-              <w:rPr>
-                <w:rFonts w:hint="eastAsia"/>
-              </w:rPr>
             </w:pPr>
           </w:p>
         </w:tc>
@@ -13307,9 +15436,6 @@
           <w:p>
             <w:pPr>
               <w:ind w:left="0"/>
-              <w:rPr>
-                <w:rFonts w:hint="eastAsia"/>
-              </w:rPr>
             </w:pPr>
           </w:p>
         </w:tc>
@@ -13320,9 +15446,6 @@
           <w:p>
             <w:pPr>
               <w:ind w:left="0"/>
-              <w:rPr>
-                <w:rFonts w:hint="eastAsia"/>
-              </w:rPr>
             </w:pPr>
           </w:p>
         </w:tc>
@@ -13335,9 +15458,6 @@
           <w:p>
             <w:pPr>
               <w:ind w:left="0"/>
-              <w:rPr>
-                <w:rFonts w:hint="eastAsia"/>
-              </w:rPr>
             </w:pPr>
           </w:p>
         </w:tc>
@@ -13358,9 +15478,6 @@
           <w:p>
             <w:pPr>
               <w:ind w:left="0"/>
-              <w:rPr>
-                <w:rFonts w:hint="eastAsia"/>
-              </w:rPr>
             </w:pPr>
           </w:p>
         </w:tc>
@@ -13371,9 +15488,6 @@
           <w:p>
             <w:pPr>
               <w:ind w:left="0"/>
-              <w:rPr>
-                <w:rFonts w:hint="eastAsia"/>
-              </w:rPr>
             </w:pPr>
           </w:p>
         </w:tc>
@@ -13386,9 +15500,6 @@
           <w:p>
             <w:pPr>
               <w:ind w:left="0"/>
-              <w:rPr>
-                <w:rFonts w:hint="eastAsia"/>
-              </w:rPr>
             </w:pPr>
           </w:p>
         </w:tc>
@@ -13409,9 +15520,6 @@
           <w:p>
             <w:pPr>
               <w:ind w:left="0"/>
-              <w:rPr>
-                <w:rFonts w:hint="eastAsia"/>
-              </w:rPr>
             </w:pPr>
           </w:p>
         </w:tc>
@@ -13422,9 +15530,6 @@
           <w:p>
             <w:pPr>
               <w:ind w:left="0"/>
-              <w:rPr>
-                <w:rFonts w:hint="eastAsia"/>
-              </w:rPr>
             </w:pPr>
           </w:p>
         </w:tc>
@@ -13437,9 +15542,6 @@
           <w:p>
             <w:pPr>
               <w:ind w:left="0"/>
-              <w:rPr>
-                <w:rFonts w:hint="eastAsia"/>
-              </w:rPr>
             </w:pPr>
           </w:p>
         </w:tc>
@@ -13460,9 +15562,6 @@
           <w:p>
             <w:pPr>
               <w:ind w:left="0"/>
-              <w:rPr>
-                <w:rFonts w:hint="eastAsia"/>
-              </w:rPr>
             </w:pPr>
           </w:p>
         </w:tc>
@@ -13473,9 +15572,6 @@
           <w:p>
             <w:pPr>
               <w:ind w:left="0"/>
-              <w:rPr>
-                <w:rFonts w:hint="eastAsia"/>
-              </w:rPr>
             </w:pPr>
           </w:p>
         </w:tc>
@@ -13488,9 +15584,6 @@
           <w:p>
             <w:pPr>
               <w:ind w:left="0"/>
-              <w:rPr>
-                <w:rFonts w:hint="eastAsia"/>
-              </w:rPr>
             </w:pPr>
           </w:p>
         </w:tc>
@@ -13511,9 +15604,6 @@
           <w:p>
             <w:pPr>
               <w:ind w:left="0"/>
-              <w:rPr>
-                <w:rFonts w:hint="eastAsia"/>
-              </w:rPr>
             </w:pPr>
           </w:p>
         </w:tc>
@@ -13524,9 +15614,6 @@
           <w:p>
             <w:pPr>
               <w:ind w:left="0"/>
-              <w:rPr>
-                <w:rFonts w:hint="eastAsia"/>
-              </w:rPr>
             </w:pPr>
           </w:p>
         </w:tc>
@@ -13539,9 +15626,6 @@
           <w:p>
             <w:pPr>
               <w:ind w:left="0"/>
-              <w:rPr>
-                <w:rFonts w:hint="eastAsia"/>
-              </w:rPr>
             </w:pPr>
           </w:p>
         </w:tc>
@@ -13562,9 +15646,6 @@
           <w:p>
             <w:pPr>
               <w:ind w:left="0"/>
-              <w:rPr>
-                <w:rFonts w:hint="eastAsia"/>
-              </w:rPr>
             </w:pPr>
           </w:p>
         </w:tc>
@@ -13575,9 +15656,6 @@
           <w:p>
             <w:pPr>
               <w:ind w:left="0"/>
-              <w:rPr>
-                <w:rFonts w:hint="eastAsia"/>
-              </w:rPr>
             </w:pPr>
           </w:p>
         </w:tc>
@@ -13590,9 +15668,6 @@
           <w:p>
             <w:pPr>
               <w:ind w:left="0"/>
-              <w:rPr>
-                <w:rFonts w:hint="eastAsia"/>
-              </w:rPr>
             </w:pPr>
           </w:p>
         </w:tc>
@@ -13613,9 +15688,6 @@
           <w:p>
             <w:pPr>
               <w:ind w:left="0"/>
-              <w:rPr>
-                <w:rFonts w:hint="eastAsia"/>
-              </w:rPr>
             </w:pPr>
           </w:p>
         </w:tc>
@@ -13626,9 +15698,6 @@
           <w:p>
             <w:pPr>
               <w:ind w:left="0"/>
-              <w:rPr>
-                <w:rFonts w:hint="eastAsia"/>
-              </w:rPr>
             </w:pPr>
           </w:p>
         </w:tc>
@@ -13643,6 +15712,7 @@
         <w:rPr>
           <w:rFonts w:hint="eastAsia"/>
         </w:rPr>
+        <w:lastRenderedPageBreak/>
         <w:t>Checklist</w:t>
       </w:r>
     </w:p>
@@ -14154,6 +16224,95 @@
 <file path=word/numbering.xml><?xml version="1.0" encoding="utf-8"?>
 <w:numbering xmlns:wpc="http://schemas.microsoft.com/office/word/2010/wordprocessingCanvas" xmlns:cx="http://schemas.microsoft.com/office/drawing/2014/chartex" xmlns:mc="http://schemas.openxmlformats.org/markup-compatibility/2006" xmlns:o="urn:schemas-microsoft-com:office:office" xmlns:r="http://schemas.openxmlformats.org/officeDocument/2006/relationships" xmlns:m="http://schemas.openxmlformats.org/officeDocument/2006/math" xmlns:v="urn:schemas-microsoft-com:vml" xmlns:wp14="http://schemas.microsoft.com/office/word/2010/wordprocessingDrawing" xmlns:wp="http://schemas.openxmlformats.org/drawingml/2006/wordprocessingDrawing" xmlns:w10="urn:schemas-microsoft-com:office:word" xmlns:w="http://schemas.openxmlformats.org/wordprocessingml/2006/main" xmlns:w14="http://schemas.microsoft.com/office/word/2010/wordml" xmlns:w15="http://schemas.microsoft.com/office/word/2012/wordml" xmlns:w16se="http://schemas.microsoft.com/office/word/2015/wordml/symex" xmlns:wpg="http://schemas.microsoft.com/office/word/2010/wordprocessingGroup" xmlns:wpi="http://schemas.microsoft.com/office/word/2010/wordprocessingInk" xmlns:wne="http://schemas.microsoft.com/office/word/2006/wordml" xmlns:wps="http://schemas.microsoft.com/office/word/2010/wordprocessingShape" mc:Ignorable="w14 w15 w16se wp14">
   <w:abstractNum w:abstractNumId="0" w15:restartNumberingAfterBreak="0">
+    <w:nsid w:val="02F23EB7"/>
+    <w:multiLevelType w:val="hybridMultilevel"/>
+    <w:tmpl w:val="071CF8BA"/>
+    <w:lvl w:ilvl="0" w:tplc="F59C2B1A">
+      <w:start w:val="1"/>
+      <w:numFmt w:val="decimal"/>
+      <w:lvlText w:val="%1、"/>
+      <w:lvlJc w:val="left"/>
+      <w:pPr>
+        <w:ind w:left="1137" w:hanging="360"/>
+      </w:pPr>
+      <w:rPr>
+        <w:rFonts w:hint="default"/>
+      </w:rPr>
+    </w:lvl>
+    <w:lvl w:ilvl="1" w:tplc="04090019" w:tentative="1">
+      <w:start w:val="1"/>
+      <w:numFmt w:val="lowerLetter"/>
+      <w:lvlText w:val="%2)"/>
+      <w:lvlJc w:val="left"/>
+      <w:pPr>
+        <w:ind w:left="1617" w:hanging="420"/>
+      </w:pPr>
+    </w:lvl>
+    <w:lvl w:ilvl="2" w:tplc="0409001B" w:tentative="1">
+      <w:start w:val="1"/>
+      <w:numFmt w:val="lowerRoman"/>
+      <w:lvlText w:val="%3."/>
+      <w:lvlJc w:val="right"/>
+      <w:pPr>
+        <w:ind w:left="2037" w:hanging="420"/>
+      </w:pPr>
+    </w:lvl>
+    <w:lvl w:ilvl="3" w:tplc="0409000F" w:tentative="1">
+      <w:start w:val="1"/>
+      <w:numFmt w:val="decimal"/>
+      <w:lvlText w:val="%4."/>
+      <w:lvlJc w:val="left"/>
+      <w:pPr>
+        <w:ind w:left="2457" w:hanging="420"/>
+      </w:pPr>
+    </w:lvl>
+    <w:lvl w:ilvl="4" w:tplc="04090019" w:tentative="1">
+      <w:start w:val="1"/>
+      <w:numFmt w:val="lowerLetter"/>
+      <w:lvlText w:val="%5)"/>
+      <w:lvlJc w:val="left"/>
+      <w:pPr>
+        <w:ind w:left="2877" w:hanging="420"/>
+      </w:pPr>
+    </w:lvl>
+    <w:lvl w:ilvl="5" w:tplc="0409001B" w:tentative="1">
+      <w:start w:val="1"/>
+      <w:numFmt w:val="lowerRoman"/>
+      <w:lvlText w:val="%6."/>
+      <w:lvlJc w:val="right"/>
+      <w:pPr>
+        <w:ind w:left="3297" w:hanging="420"/>
+      </w:pPr>
+    </w:lvl>
+    <w:lvl w:ilvl="6" w:tplc="0409000F" w:tentative="1">
+      <w:start w:val="1"/>
+      <w:numFmt w:val="decimal"/>
+      <w:lvlText w:val="%7."/>
+      <w:lvlJc w:val="left"/>
+      <w:pPr>
+        <w:ind w:left="3717" w:hanging="420"/>
+      </w:pPr>
+    </w:lvl>
+    <w:lvl w:ilvl="7" w:tplc="04090019" w:tentative="1">
+      <w:start w:val="1"/>
+      <w:numFmt w:val="lowerLetter"/>
+      <w:lvlText w:val="%8)"/>
+      <w:lvlJc w:val="left"/>
+      <w:pPr>
+        <w:ind w:left="4137" w:hanging="420"/>
+      </w:pPr>
+    </w:lvl>
+    <w:lvl w:ilvl="8" w:tplc="0409001B" w:tentative="1">
+      <w:start w:val="1"/>
+      <w:numFmt w:val="lowerRoman"/>
+      <w:lvlText w:val="%9."/>
+      <w:lvlJc w:val="right"/>
+      <w:pPr>
+        <w:ind w:left="4557" w:hanging="420"/>
+      </w:pPr>
+    </w:lvl>
+  </w:abstractNum>
+  <w:abstractNum w:abstractNumId="1" w15:restartNumberingAfterBreak="0">
     <w:nsid w:val="043A567B"/>
     <w:multiLevelType w:val="hybridMultilevel"/>
     <w:tmpl w:val="BDF62E06"/>
@@ -14239,7 +16398,7 @@
       </w:pPr>
     </w:lvl>
   </w:abstractNum>
-  <w:abstractNum w:abstractNumId="1" w15:restartNumberingAfterBreak="0">
+  <w:abstractNum w:abstractNumId="2" w15:restartNumberingAfterBreak="0">
     <w:nsid w:val="0B6015BA"/>
     <w:multiLevelType w:val="hybridMultilevel"/>
     <w:tmpl w:val="43BCED3E"/>
@@ -14328,7 +16487,7 @@
       </w:pPr>
     </w:lvl>
   </w:abstractNum>
-  <w:abstractNum w:abstractNumId="2" w15:restartNumberingAfterBreak="0">
+  <w:abstractNum w:abstractNumId="3" w15:restartNumberingAfterBreak="0">
     <w:nsid w:val="120334D8"/>
     <w:multiLevelType w:val="hybridMultilevel"/>
     <w:tmpl w:val="566E4CCA"/>
@@ -14417,7 +16576,7 @@
       </w:pPr>
     </w:lvl>
   </w:abstractNum>
-  <w:abstractNum w:abstractNumId="3" w15:restartNumberingAfterBreak="0">
+  <w:abstractNum w:abstractNumId="4" w15:restartNumberingAfterBreak="0">
     <w:nsid w:val="1BA66F4B"/>
     <w:multiLevelType w:val="hybridMultilevel"/>
     <w:tmpl w:val="8564F6F0"/>
@@ -14506,7 +16665,7 @@
       </w:pPr>
     </w:lvl>
   </w:abstractNum>
-  <w:abstractNum w:abstractNumId="4" w15:restartNumberingAfterBreak="0">
+  <w:abstractNum w:abstractNumId="5" w15:restartNumberingAfterBreak="0">
     <w:nsid w:val="22501AA3"/>
     <w:multiLevelType w:val="hybridMultilevel"/>
     <w:tmpl w:val="1B2A9E7A"/>
@@ -14593,7 +16752,7 @@
       </w:pPr>
     </w:lvl>
   </w:abstractNum>
-  <w:abstractNum w:abstractNumId="5" w15:restartNumberingAfterBreak="0">
+  <w:abstractNum w:abstractNumId="6" w15:restartNumberingAfterBreak="0">
     <w:nsid w:val="322B4EC8"/>
     <w:multiLevelType w:val="hybridMultilevel"/>
     <w:tmpl w:val="CB68F77C"/>
@@ -14682,7 +16841,7 @@
       </w:pPr>
     </w:lvl>
   </w:abstractNum>
-  <w:abstractNum w:abstractNumId="6" w15:restartNumberingAfterBreak="0">
+  <w:abstractNum w:abstractNumId="7" w15:restartNumberingAfterBreak="0">
     <w:nsid w:val="3AC97F15"/>
     <w:multiLevelType w:val="hybridMultilevel"/>
     <w:tmpl w:val="372A9548"/>
@@ -14768,7 +16927,7 @@
       </w:pPr>
     </w:lvl>
   </w:abstractNum>
-  <w:abstractNum w:abstractNumId="7" w15:restartNumberingAfterBreak="0">
+  <w:abstractNum w:abstractNumId="8" w15:restartNumberingAfterBreak="0">
     <w:nsid w:val="3D0C2F73"/>
     <w:multiLevelType w:val="hybridMultilevel"/>
     <w:tmpl w:val="11880EB2"/>
@@ -14857,7 +17016,7 @@
       </w:pPr>
     </w:lvl>
   </w:abstractNum>
-  <w:abstractNum w:abstractNumId="8" w15:restartNumberingAfterBreak="0">
+  <w:abstractNum w:abstractNumId="9" w15:restartNumberingAfterBreak="0">
     <w:nsid w:val="4000135B"/>
     <w:multiLevelType w:val="hybridMultilevel"/>
     <w:tmpl w:val="B4080716"/>
@@ -14946,7 +17105,120 @@
       </w:pPr>
     </w:lvl>
   </w:abstractNum>
-  <w:abstractNum w:abstractNumId="9" w15:restartNumberingAfterBreak="0">
+  <w:abstractNum w:abstractNumId="10" w15:restartNumberingAfterBreak="0">
+    <w:nsid w:val="401106DB"/>
+    <w:multiLevelType w:val="hybridMultilevel"/>
+    <w:tmpl w:val="17EADB7C"/>
+    <w:lvl w:ilvl="0" w:tplc="04090001">
+      <w:start w:val="1"/>
+      <w:numFmt w:val="bullet"/>
+      <w:lvlText w:val=""/>
+      <w:lvlJc w:val="left"/>
+      <w:pPr>
+        <w:ind w:left="1237" w:hanging="420"/>
+      </w:pPr>
+      <w:rPr>
+        <w:rFonts w:ascii="Wingdings" w:hAnsi="Wingdings" w:hint="default"/>
+      </w:rPr>
+    </w:lvl>
+    <w:lvl w:ilvl="1" w:tplc="04090003" w:tentative="1">
+      <w:start w:val="1"/>
+      <w:numFmt w:val="bullet"/>
+      <w:lvlText w:val=""/>
+      <w:lvlJc w:val="left"/>
+      <w:pPr>
+        <w:ind w:left="1657" w:hanging="420"/>
+      </w:pPr>
+      <w:rPr>
+        <w:rFonts w:ascii="Wingdings" w:hAnsi="Wingdings" w:hint="default"/>
+      </w:rPr>
+    </w:lvl>
+    <w:lvl w:ilvl="2" w:tplc="04090005" w:tentative="1">
+      <w:start w:val="1"/>
+      <w:numFmt w:val="bullet"/>
+      <w:lvlText w:val=""/>
+      <w:lvlJc w:val="left"/>
+      <w:pPr>
+        <w:ind w:left="2077" w:hanging="420"/>
+      </w:pPr>
+      <w:rPr>
+        <w:rFonts w:ascii="Wingdings" w:hAnsi="Wingdings" w:hint="default"/>
+      </w:rPr>
+    </w:lvl>
+    <w:lvl w:ilvl="3" w:tplc="04090001" w:tentative="1">
+      <w:start w:val="1"/>
+      <w:numFmt w:val="bullet"/>
+      <w:lvlText w:val=""/>
+      <w:lvlJc w:val="left"/>
+      <w:pPr>
+        <w:ind w:left="2497" w:hanging="420"/>
+      </w:pPr>
+      <w:rPr>
+        <w:rFonts w:ascii="Wingdings" w:hAnsi="Wingdings" w:hint="default"/>
+      </w:rPr>
+    </w:lvl>
+    <w:lvl w:ilvl="4" w:tplc="04090003" w:tentative="1">
+      <w:start w:val="1"/>
+      <w:numFmt w:val="bullet"/>
+      <w:lvlText w:val=""/>
+      <w:lvlJc w:val="left"/>
+      <w:pPr>
+        <w:ind w:left="2917" w:hanging="420"/>
+      </w:pPr>
+      <w:rPr>
+        <w:rFonts w:ascii="Wingdings" w:hAnsi="Wingdings" w:hint="default"/>
+      </w:rPr>
+    </w:lvl>
+    <w:lvl w:ilvl="5" w:tplc="04090005" w:tentative="1">
+      <w:start w:val="1"/>
+      <w:numFmt w:val="bullet"/>
+      <w:lvlText w:val=""/>
+      <w:lvlJc w:val="left"/>
+      <w:pPr>
+        <w:ind w:left="3337" w:hanging="420"/>
+      </w:pPr>
+      <w:rPr>
+        <w:rFonts w:ascii="Wingdings" w:hAnsi="Wingdings" w:hint="default"/>
+      </w:rPr>
+    </w:lvl>
+    <w:lvl w:ilvl="6" w:tplc="04090001" w:tentative="1">
+      <w:start w:val="1"/>
+      <w:numFmt w:val="bullet"/>
+      <w:lvlText w:val=""/>
+      <w:lvlJc w:val="left"/>
+      <w:pPr>
+        <w:ind w:left="3757" w:hanging="420"/>
+      </w:pPr>
+      <w:rPr>
+        <w:rFonts w:ascii="Wingdings" w:hAnsi="Wingdings" w:hint="default"/>
+      </w:rPr>
+    </w:lvl>
+    <w:lvl w:ilvl="7" w:tplc="04090003" w:tentative="1">
+      <w:start w:val="1"/>
+      <w:numFmt w:val="bullet"/>
+      <w:lvlText w:val=""/>
+      <w:lvlJc w:val="left"/>
+      <w:pPr>
+        <w:ind w:left="4177" w:hanging="420"/>
+      </w:pPr>
+      <w:rPr>
+        <w:rFonts w:ascii="Wingdings" w:hAnsi="Wingdings" w:hint="default"/>
+      </w:rPr>
+    </w:lvl>
+    <w:lvl w:ilvl="8" w:tplc="04090005" w:tentative="1">
+      <w:start w:val="1"/>
+      <w:numFmt w:val="bullet"/>
+      <w:lvlText w:val=""/>
+      <w:lvlJc w:val="left"/>
+      <w:pPr>
+        <w:ind w:left="4597" w:hanging="420"/>
+      </w:pPr>
+      <w:rPr>
+        <w:rFonts w:ascii="Wingdings" w:hAnsi="Wingdings" w:hint="default"/>
+      </w:rPr>
+    </w:lvl>
+  </w:abstractNum>
+  <w:abstractNum w:abstractNumId="11" w15:restartNumberingAfterBreak="0">
     <w:nsid w:val="44651843"/>
     <w:multiLevelType w:val="hybridMultilevel"/>
     <w:tmpl w:val="46548750"/>
@@ -15035,7 +17307,7 @@
       </w:pPr>
     </w:lvl>
   </w:abstractNum>
-  <w:abstractNum w:abstractNumId="10" w15:restartNumberingAfterBreak="0">
+  <w:abstractNum w:abstractNumId="12" w15:restartNumberingAfterBreak="0">
     <w:nsid w:val="483A13CE"/>
     <w:multiLevelType w:val="hybridMultilevel"/>
     <w:tmpl w:val="8D440856"/>
@@ -15124,7 +17396,7 @@
       </w:pPr>
     </w:lvl>
   </w:abstractNum>
-  <w:abstractNum w:abstractNumId="11" w15:restartNumberingAfterBreak="0">
+  <w:abstractNum w:abstractNumId="13" w15:restartNumberingAfterBreak="0">
     <w:nsid w:val="4A8D4088"/>
     <w:multiLevelType w:val="hybridMultilevel"/>
     <w:tmpl w:val="FDB6E71E"/>
@@ -15213,7 +17485,7 @@
       </w:pPr>
     </w:lvl>
   </w:abstractNum>
-  <w:abstractNum w:abstractNumId="12" w15:restartNumberingAfterBreak="0">
+  <w:abstractNum w:abstractNumId="14" w15:restartNumberingAfterBreak="0">
     <w:nsid w:val="4BAB31BF"/>
     <w:multiLevelType w:val="hybridMultilevel"/>
     <w:tmpl w:val="2BD27972"/>
@@ -15302,7 +17574,96 @@
       </w:pPr>
     </w:lvl>
   </w:abstractNum>
-  <w:abstractNum w:abstractNumId="13" w15:restartNumberingAfterBreak="0">
+  <w:abstractNum w:abstractNumId="15" w15:restartNumberingAfterBreak="0">
+    <w:nsid w:val="4EEF7DB5"/>
+    <w:multiLevelType w:val="hybridMultilevel"/>
+    <w:tmpl w:val="D608A8B6"/>
+    <w:lvl w:ilvl="0" w:tplc="D68C476E">
+      <w:start w:val="1"/>
+      <w:numFmt w:val="decimal"/>
+      <w:lvlText w:val="%1、"/>
+      <w:lvlJc w:val="left"/>
+      <w:pPr>
+        <w:ind w:left="717" w:hanging="360"/>
+      </w:pPr>
+      <w:rPr>
+        <w:rFonts w:hint="default"/>
+      </w:rPr>
+    </w:lvl>
+    <w:lvl w:ilvl="1" w:tplc="04090019" w:tentative="1">
+      <w:start w:val="1"/>
+      <w:numFmt w:val="lowerLetter"/>
+      <w:lvlText w:val="%2)"/>
+      <w:lvlJc w:val="left"/>
+      <w:pPr>
+        <w:ind w:left="1197" w:hanging="420"/>
+      </w:pPr>
+    </w:lvl>
+    <w:lvl w:ilvl="2" w:tplc="0409001B" w:tentative="1">
+      <w:start w:val="1"/>
+      <w:numFmt w:val="lowerRoman"/>
+      <w:lvlText w:val="%3."/>
+      <w:lvlJc w:val="right"/>
+      <w:pPr>
+        <w:ind w:left="1617" w:hanging="420"/>
+      </w:pPr>
+    </w:lvl>
+    <w:lvl w:ilvl="3" w:tplc="0409000F" w:tentative="1">
+      <w:start w:val="1"/>
+      <w:numFmt w:val="decimal"/>
+      <w:lvlText w:val="%4."/>
+      <w:lvlJc w:val="left"/>
+      <w:pPr>
+        <w:ind w:left="2037" w:hanging="420"/>
+      </w:pPr>
+    </w:lvl>
+    <w:lvl w:ilvl="4" w:tplc="04090019" w:tentative="1">
+      <w:start w:val="1"/>
+      <w:numFmt w:val="lowerLetter"/>
+      <w:lvlText w:val="%5)"/>
+      <w:lvlJc w:val="left"/>
+      <w:pPr>
+        <w:ind w:left="2457" w:hanging="420"/>
+      </w:pPr>
+    </w:lvl>
+    <w:lvl w:ilvl="5" w:tplc="0409001B" w:tentative="1">
+      <w:start w:val="1"/>
+      <w:numFmt w:val="lowerRoman"/>
+      <w:lvlText w:val="%6."/>
+      <w:lvlJc w:val="right"/>
+      <w:pPr>
+        <w:ind w:left="2877" w:hanging="420"/>
+      </w:pPr>
+    </w:lvl>
+    <w:lvl w:ilvl="6" w:tplc="0409000F" w:tentative="1">
+      <w:start w:val="1"/>
+      <w:numFmt w:val="decimal"/>
+      <w:lvlText w:val="%7."/>
+      <w:lvlJc w:val="left"/>
+      <w:pPr>
+        <w:ind w:left="3297" w:hanging="420"/>
+      </w:pPr>
+    </w:lvl>
+    <w:lvl w:ilvl="7" w:tplc="04090019" w:tentative="1">
+      <w:start w:val="1"/>
+      <w:numFmt w:val="lowerLetter"/>
+      <w:lvlText w:val="%8)"/>
+      <w:lvlJc w:val="left"/>
+      <w:pPr>
+        <w:ind w:left="3717" w:hanging="420"/>
+      </w:pPr>
+    </w:lvl>
+    <w:lvl w:ilvl="8" w:tplc="0409001B" w:tentative="1">
+      <w:start w:val="1"/>
+      <w:numFmt w:val="lowerRoman"/>
+      <w:lvlText w:val="%9."/>
+      <w:lvlJc w:val="right"/>
+      <w:pPr>
+        <w:ind w:left="4137" w:hanging="420"/>
+      </w:pPr>
+    </w:lvl>
+  </w:abstractNum>
+  <w:abstractNum w:abstractNumId="16" w15:restartNumberingAfterBreak="0">
     <w:nsid w:val="4F105811"/>
     <w:multiLevelType w:val="hybridMultilevel"/>
     <w:tmpl w:val="98D0F9A8"/>
@@ -15391,7 +17752,7 @@
       </w:pPr>
     </w:lvl>
   </w:abstractNum>
-  <w:abstractNum w:abstractNumId="14" w15:restartNumberingAfterBreak="0">
+  <w:abstractNum w:abstractNumId="17" w15:restartNumberingAfterBreak="0">
     <w:nsid w:val="4F9C5651"/>
     <w:multiLevelType w:val="hybridMultilevel"/>
     <w:tmpl w:val="ADEE1B58"/>
@@ -15480,7 +17841,7 @@
       </w:pPr>
     </w:lvl>
   </w:abstractNum>
-  <w:abstractNum w:abstractNumId="15" w15:restartNumberingAfterBreak="0">
+  <w:abstractNum w:abstractNumId="18" w15:restartNumberingAfterBreak="0">
     <w:nsid w:val="51334D8E"/>
     <w:multiLevelType w:val="hybridMultilevel"/>
     <w:tmpl w:val="F15A88F8"/>
@@ -15566,7 +17927,7 @@
       </w:pPr>
     </w:lvl>
   </w:abstractNum>
-  <w:abstractNum w:abstractNumId="16" w15:restartNumberingAfterBreak="0">
+  <w:abstractNum w:abstractNumId="19" w15:restartNumberingAfterBreak="0">
     <w:nsid w:val="57EC4751"/>
     <w:multiLevelType w:val="hybridMultilevel"/>
     <w:tmpl w:val="60C03066"/>
@@ -15655,7 +18016,7 @@
       </w:pPr>
     </w:lvl>
   </w:abstractNum>
-  <w:abstractNum w:abstractNumId="17" w15:restartNumberingAfterBreak="0">
+  <w:abstractNum w:abstractNumId="20" w15:restartNumberingAfterBreak="0">
     <w:nsid w:val="589D4AAC"/>
     <w:multiLevelType w:val="hybridMultilevel"/>
     <w:tmpl w:val="EE781152"/>
@@ -15744,7 +18105,7 @@
       </w:pPr>
     </w:lvl>
   </w:abstractNum>
-  <w:abstractNum w:abstractNumId="18" w15:restartNumberingAfterBreak="0">
+  <w:abstractNum w:abstractNumId="21" w15:restartNumberingAfterBreak="0">
     <w:nsid w:val="589E00D2"/>
     <w:multiLevelType w:val="multilevel"/>
     <w:tmpl w:val="DBE8E282"/>
@@ -15863,7 +18224,7 @@
       </w:rPr>
     </w:lvl>
   </w:abstractNum>
-  <w:abstractNum w:abstractNumId="19" w15:restartNumberingAfterBreak="0">
+  <w:abstractNum w:abstractNumId="22" w15:restartNumberingAfterBreak="0">
     <w:nsid w:val="5EDD1DCE"/>
     <w:multiLevelType w:val="hybridMultilevel"/>
     <w:tmpl w:val="93BC0060"/>
@@ -15952,7 +18313,7 @@
       </w:pPr>
     </w:lvl>
   </w:abstractNum>
-  <w:abstractNum w:abstractNumId="20" w15:restartNumberingAfterBreak="0">
+  <w:abstractNum w:abstractNumId="23" w15:restartNumberingAfterBreak="0">
     <w:nsid w:val="608E7EB4"/>
     <w:multiLevelType w:val="hybridMultilevel"/>
     <w:tmpl w:val="768684BE"/>
@@ -16041,7 +18402,7 @@
       </w:pPr>
     </w:lvl>
   </w:abstractNum>
-  <w:abstractNum w:abstractNumId="21" w15:restartNumberingAfterBreak="0">
+  <w:abstractNum w:abstractNumId="24" w15:restartNumberingAfterBreak="0">
     <w:nsid w:val="68611B52"/>
     <w:multiLevelType w:val="hybridMultilevel"/>
     <w:tmpl w:val="EE781152"/>
@@ -16130,7 +18491,7 @@
       </w:pPr>
     </w:lvl>
   </w:abstractNum>
-  <w:abstractNum w:abstractNumId="22" w15:restartNumberingAfterBreak="0">
+  <w:abstractNum w:abstractNumId="25" w15:restartNumberingAfterBreak="0">
     <w:nsid w:val="77F661C8"/>
     <w:multiLevelType w:val="hybridMultilevel"/>
     <w:tmpl w:val="BE208404"/>
@@ -16219,7 +18580,7 @@
       </w:pPr>
     </w:lvl>
   </w:abstractNum>
-  <w:abstractNum w:abstractNumId="23" w15:restartNumberingAfterBreak="0">
+  <w:abstractNum w:abstractNumId="26" w15:restartNumberingAfterBreak="0">
     <w:nsid w:val="79701C50"/>
     <w:multiLevelType w:val="hybridMultilevel"/>
     <w:tmpl w:val="E0DE4D12"/>
@@ -16309,76 +18670,85 @@
     </w:lvl>
   </w:abstractNum>
   <w:num w:numId="1">
+    <w:abstractNumId w:val="5"/>
+  </w:num>
+  <w:num w:numId="2">
+    <w:abstractNumId w:val="21"/>
+  </w:num>
+  <w:num w:numId="3">
+    <w:abstractNumId w:val="1"/>
+  </w:num>
+  <w:num w:numId="4">
+    <w:abstractNumId w:val="18"/>
+  </w:num>
+  <w:num w:numId="5">
+    <w:abstractNumId w:val="7"/>
+  </w:num>
+  <w:num w:numId="6">
+    <w:abstractNumId w:val="14"/>
+  </w:num>
+  <w:num w:numId="7">
+    <w:abstractNumId w:val="12"/>
+  </w:num>
+  <w:num w:numId="8">
     <w:abstractNumId w:val="4"/>
   </w:num>
-  <w:num w:numId="2">
-    <w:abstractNumId w:val="18"/>
+  <w:num w:numId="9">
+    <w:abstractNumId w:val="16"/>
   </w:num>
-  <w:num w:numId="3">
+  <w:num w:numId="10">
+    <w:abstractNumId w:val="17"/>
+  </w:num>
+  <w:num w:numId="11">
+    <w:abstractNumId w:val="13"/>
+  </w:num>
+  <w:num w:numId="12">
+    <w:abstractNumId w:val="2"/>
+  </w:num>
+  <w:num w:numId="13">
+    <w:abstractNumId w:val="3"/>
+  </w:num>
+  <w:num w:numId="14">
+    <w:abstractNumId w:val="11"/>
+  </w:num>
+  <w:num w:numId="15">
+    <w:abstractNumId w:val="26"/>
+  </w:num>
+  <w:num w:numId="16">
+    <w:abstractNumId w:val="19"/>
+  </w:num>
+  <w:num w:numId="17">
+    <w:abstractNumId w:val="8"/>
+  </w:num>
+  <w:num w:numId="18">
+    <w:abstractNumId w:val="25"/>
+  </w:num>
+  <w:num w:numId="19">
+    <w:abstractNumId w:val="6"/>
+  </w:num>
+  <w:num w:numId="20">
+    <w:abstractNumId w:val="9"/>
+  </w:num>
+  <w:num w:numId="21">
+    <w:abstractNumId w:val="23"/>
+  </w:num>
+  <w:num w:numId="22">
+    <w:abstractNumId w:val="20"/>
+  </w:num>
+  <w:num w:numId="23">
+    <w:abstractNumId w:val="22"/>
+  </w:num>
+  <w:num w:numId="24">
+    <w:abstractNumId w:val="24"/>
+  </w:num>
+  <w:num w:numId="25">
     <w:abstractNumId w:val="0"/>
   </w:num>
-  <w:num w:numId="4">
+  <w:num w:numId="26">
     <w:abstractNumId w:val="15"/>
   </w:num>
-  <w:num w:numId="5">
-    <w:abstractNumId w:val="6"/>
-  </w:num>
-  <w:num w:numId="6">
-    <w:abstractNumId w:val="12"/>
-  </w:num>
-  <w:num w:numId="7">
+  <w:num w:numId="27">
     <w:abstractNumId w:val="10"/>
-  </w:num>
-  <w:num w:numId="8">
-    <w:abstractNumId w:val="3"/>
-  </w:num>
-  <w:num w:numId="9">
-    <w:abstractNumId w:val="13"/>
-  </w:num>
-  <w:num w:numId="10">
-    <w:abstractNumId w:val="14"/>
-  </w:num>
-  <w:num w:numId="11">
-    <w:abstractNumId w:val="11"/>
-  </w:num>
-  <w:num w:numId="12">
-    <w:abstractNumId w:val="1"/>
-  </w:num>
-  <w:num w:numId="13">
-    <w:abstractNumId w:val="2"/>
-  </w:num>
-  <w:num w:numId="14">
-    <w:abstractNumId w:val="9"/>
-  </w:num>
-  <w:num w:numId="15">
-    <w:abstractNumId w:val="23"/>
-  </w:num>
-  <w:num w:numId="16">
-    <w:abstractNumId w:val="16"/>
-  </w:num>
-  <w:num w:numId="17">
-    <w:abstractNumId w:val="7"/>
-  </w:num>
-  <w:num w:numId="18">
-    <w:abstractNumId w:val="22"/>
-  </w:num>
-  <w:num w:numId="19">
-    <w:abstractNumId w:val="5"/>
-  </w:num>
-  <w:num w:numId="20">
-    <w:abstractNumId w:val="8"/>
-  </w:num>
-  <w:num w:numId="21">
-    <w:abstractNumId w:val="20"/>
-  </w:num>
-  <w:num w:numId="22">
-    <w:abstractNumId w:val="17"/>
-  </w:num>
-  <w:num w:numId="23">
-    <w:abstractNumId w:val="19"/>
-  </w:num>
-  <w:num w:numId="24">
-    <w:abstractNumId w:val="21"/>
   </w:num>
   <w:numIdMacAtCleanup w:val="18"/>
 </w:numbering>
@@ -16388,6 +18758,9 @@
 <w15:people xmlns:wpc="http://schemas.microsoft.com/office/word/2010/wordprocessingCanvas" xmlns:cx="http://schemas.microsoft.com/office/drawing/2014/chartex" xmlns:mc="http://schemas.openxmlformats.org/markup-compatibility/2006" xmlns:o="urn:schemas-microsoft-com:office:office" xmlns:r="http://schemas.openxmlformats.org/officeDocument/2006/relationships" xmlns:m="http://schemas.openxmlformats.org/officeDocument/2006/math" xmlns:v="urn:schemas-microsoft-com:vml" xmlns:wp14="http://schemas.microsoft.com/office/word/2010/wordprocessingDrawing" xmlns:wp="http://schemas.openxmlformats.org/drawingml/2006/wordprocessingDrawing" xmlns:w10="urn:schemas-microsoft-com:office:word" xmlns:w="http://schemas.openxmlformats.org/wordprocessingml/2006/main" xmlns:w14="http://schemas.microsoft.com/office/word/2010/wordml" xmlns:w15="http://schemas.microsoft.com/office/word/2012/wordml" xmlns:w16se="http://schemas.microsoft.com/office/word/2015/wordml/symex" xmlns:wpg="http://schemas.microsoft.com/office/word/2010/wordprocessingGroup" xmlns:wpi="http://schemas.microsoft.com/office/word/2010/wordprocessingInk" xmlns:wne="http://schemas.microsoft.com/office/word/2006/wordml" xmlns:wps="http://schemas.microsoft.com/office/word/2010/wordprocessingShape" mc:Ignorable="w14 w15 w16se wp14">
   <w15:person w15:author="zhaowenbo">
     <w15:presenceInfo w15:providerId="None" w15:userId="zhaowenbo"/>
+  </w15:person>
+  <w15:person w15:author="linyoubin">
+    <w15:presenceInfo w15:providerId="None" w15:userId="linyoubin"/>
   </w15:person>
 </w15:people>
 </file>
@@ -17217,6 +19590,26 @@
       <w:jc w:val="left"/>
     </w:pPr>
   </w:style>
+  <w:style w:type="paragraph" w:styleId="af5">
+    <w:name w:val="Normal (Web)"/>
+    <w:basedOn w:val="a"/>
+    <w:uiPriority w:val="99"/>
+    <w:semiHidden/>
+    <w:unhideWhenUsed/>
+    <w:rsid w:val="00A66E4D"/>
+    <w:pPr>
+      <w:widowControl/>
+      <w:spacing w:before="100" w:beforeAutospacing="1" w:after="100" w:afterAutospacing="1"/>
+      <w:ind w:left="0"/>
+      <w:jc w:val="left"/>
+    </w:pPr>
+    <w:rPr>
+      <w:rFonts w:ascii="宋体" w:eastAsia="宋体" w:hAnsi="宋体" w:cs="宋体"/>
+      <w:kern w:val="0"/>
+      <w:sz w:val="24"/>
+      <w:szCs w:val="24"/>
+    </w:rPr>
+  </w:style>
 </w:styles>
 </file>
 
@@ -17228,7 +19621,7 @@
         <a:sysClr val="windowText" lastClr="000000"/>
       </a:dk1>
       <a:lt1>
-        <a:sysClr val="window" lastClr="FFFFFF"/>
+        <a:sysClr val="window" lastClr="C7EDCC"/>
       </a:lt1>
       <a:dk2>
         <a:srgbClr val="1F497D"/>
@@ -17508,7 +19901,7 @@
 </file>
 
 <file path=customXml/itemProps1.xml><?xml version="1.0" encoding="utf-8"?>
-<ds:datastoreItem xmlns:ds="http://schemas.openxmlformats.org/officeDocument/2006/customXml" ds:itemID="{7984DE2B-143F-4840-BC28-239A69E49B44}">
+<ds:datastoreItem xmlns:ds="http://schemas.openxmlformats.org/officeDocument/2006/customXml" ds:itemID="{E140D498-FD6A-415D-A2AB-581458504874}">
   <ds:schemaRefs>
     <ds:schemaRef ds:uri="http://schemas.openxmlformats.org/officeDocument/2006/bibliography"/>
   </ds:schemaRefs>
